--- a/data/outputs/v2/Core_Mathematics/SS2.4_Trigonometry_1/Core_Mathematics_Trigonometry_1_CBE_LessonSequence.docx
+++ b/data/outputs/v2/Core_Mathematics/SS2.4_Trigonometry_1/Core_Mathematics_Trigonometry_1_CBE_LessonSequence.docx
@@ -3301,7 +3301,7 @@
             <w:pPr>
               <w:spacing w:after="20" w:before="0"/>
             </w:pPr>
-            <w:hyperlink w:history="1" r:id="rIdupoupayrycqbaco4p_tdn">
+            <w:hyperlink w:history="1" r:id="rIdfpihqyil4_5pqrwrcm0je">
               <w:r>
                 <w:rPr>
                   <w:rFonts w:ascii="Arial" w:cs="Arial" w:eastAsia="Arial" w:hAnsi="Arial"/>
@@ -3310,7 +3310,7 @@
                   <w:szCs w:val="16"/>
                   <w:u w:val="single" w:color="2E75B6"/>
                 </w:rPr>
-                <w:t xml:space="preserve">Trigonometry Word Problems Principles - Basic</w:t>
+                <w:t xml:space="preserve">Solving for a side in right triangles with trigonometry</w:t>
               </w:r>
             </w:hyperlink>
           </w:p>
@@ -3326,7 +3326,7 @@
                 <w:sz w:val="14"/>
                 <w:szCs w:val="14"/>
               </w:rPr>
-              <w:t xml:space="preserve">Source: CK-12</w:t>
+              <w:t xml:space="preserve">Source: Khan Academy (English - US curriculum)</w:t>
             </w:r>
           </w:p>
           <w:p>
@@ -3334,7 +3334,7 @@
               <w:spacing w:after="10" w:before="0"/>
               <w:ind w:left="120"/>
             </w:pPr>
-            <w:hyperlink w:history="1" r:id="rIdiwbebj3fqhtlzfscxgxyr">
+            <w:hyperlink w:history="1" r:id="rIdx2cff9xh7od3svaoji8tb">
               <w:r>
                 <w:rPr>
                   <w:rFonts w:ascii="Arial" w:cs="Arial" w:eastAsia="Arial" w:hAnsi="Arial"/>
@@ -3372,14 +3372,14 @@
                 <w:sz w:val="16"/>
                 <w:szCs w:val="16"/>
               </w:rPr>
-              <w:t xml:space="preserve">📖 HTML:</w:t>
+              <w:t xml:space="preserve">📖 EXERCISE:</w:t>
             </w:r>
           </w:p>
           <w:p>
             <w:pPr>
               <w:spacing w:after="20" w:before="0"/>
             </w:pPr>
-            <w:hyperlink w:history="1" r:id="rIdjs62dgjnh8nsrpskhlh3b">
+            <w:hyperlink w:history="1" r:id="rIdqo0kyero-czfwlyh5izg-">
               <w:r>
                 <w:rPr>
                   <w:rFonts w:ascii="Arial" w:cs="Arial" w:eastAsia="Arial" w:hAnsi="Arial"/>
@@ -3388,7 +3388,7 @@
                   <w:szCs w:val="16"/>
                   <w:u w:val="single" w:color="2E75B6"/>
                 </w:rPr>
-                <w:t xml:space="preserve">Trigonometry Word Problems (Flexbook)</w:t>
+                <w:t xml:space="preserve">Trigonometric ratios in right triangles</w:t>
               </w:r>
             </w:hyperlink>
           </w:p>
@@ -3404,7 +3404,7 @@
                 <w:sz w:val="14"/>
                 <w:szCs w:val="14"/>
               </w:rPr>
-              <w:t xml:space="preserve">Source: CK-12</w:t>
+              <w:t xml:space="preserve">Source: Khan Academy (English - US curriculum)</w:t>
             </w:r>
           </w:p>
           <w:p>
@@ -3412,7 +3412,7 @@
               <w:spacing w:after="10" w:before="0"/>
               <w:ind w:left="120"/>
             </w:pPr>
-            <w:hyperlink w:history="1" r:id="rIdd4ksddl7fnnq-caynjgax">
+            <w:hyperlink w:history="1" r:id="rIdcjl0s1jybvayeg40b4_sy">
               <w:r>
                 <w:rPr>
                   <w:rFonts w:ascii="Arial" w:cs="Arial" w:eastAsia="Arial" w:hAnsi="Arial"/>
@@ -3607,7 +3607,7 @@
             <w:pPr>
               <w:spacing w:after="20" w:before="0"/>
             </w:pPr>
-            <w:hyperlink w:history="1" r:id="rIdjhplghfjwtqaj87eoza-5">
+            <w:hyperlink w:history="1" r:id="rIdw5aafhcoeen-daw_pn1b6">
               <w:r>
                 <w:rPr>
                   <w:rFonts w:ascii="Arial" w:cs="Arial" w:eastAsia="Arial" w:hAnsi="Arial"/>
@@ -3616,7 +3616,7 @@
                   <w:szCs w:val="16"/>
                   <w:u w:val="single" w:color="2E75B6"/>
                 </w:rPr>
-                <w:t xml:space="preserve">Trigonometry Word Problems Principles - Basic</w:t>
+                <w:t xml:space="preserve">Finding reciprocal trig ratios</w:t>
               </w:r>
             </w:hyperlink>
           </w:p>
@@ -3632,7 +3632,7 @@
                 <w:sz w:val="14"/>
                 <w:szCs w:val="14"/>
               </w:rPr>
-              <w:t xml:space="preserve">Source: CK-12</w:t>
+              <w:t xml:space="preserve">Source: Khan Academy (English - US curriculum)</w:t>
             </w:r>
           </w:p>
           <w:p>
@@ -3640,7 +3640,7 @@
               <w:spacing w:after="10" w:before="0"/>
               <w:ind w:left="120"/>
             </w:pPr>
-            <w:hyperlink w:history="1" r:id="rIdp7u9f_rrosqys8uxw4up1">
+            <w:hyperlink w:history="1" r:id="rIdzrnxto6xr53gts3btcsdc">
               <w:r>
                 <w:rPr>
                   <w:rFonts w:ascii="Arial" w:cs="Arial" w:eastAsia="Arial" w:hAnsi="Arial"/>
@@ -3678,14 +3678,14 @@
                 <w:sz w:val="16"/>
                 <w:szCs w:val="16"/>
               </w:rPr>
-              <w:t xml:space="preserve">📖 HTML:</w:t>
+              <w:t xml:space="preserve">📖 EXERCISE:</w:t>
             </w:r>
           </w:p>
           <w:p>
             <w:pPr>
               <w:spacing w:after="20" w:before="0"/>
             </w:pPr>
-            <w:hyperlink w:history="1" r:id="rId3bplhb38hlrfu41gmusre">
+            <w:hyperlink w:history="1" r:id="rIdgcyhtqrkrr-n57988dsq8">
               <w:r>
                 <w:rPr>
                   <w:rFonts w:ascii="Arial" w:cs="Arial" w:eastAsia="Arial" w:hAnsi="Arial"/>
@@ -3694,7 +3694,7 @@
                   <w:szCs w:val="16"/>
                   <w:u w:val="single" w:color="2E75B6"/>
                 </w:rPr>
-                <w:t xml:space="preserve">Trigonometry Word Problems (Flexbook)</w:t>
+                <w:t xml:space="preserve">Trigonometric ratios in right triangles</w:t>
               </w:r>
             </w:hyperlink>
           </w:p>
@@ -3710,7 +3710,7 @@
                 <w:sz w:val="14"/>
                 <w:szCs w:val="14"/>
               </w:rPr>
-              <w:t xml:space="preserve">Source: CK-12</w:t>
+              <w:t xml:space="preserve">Source: Khan Academy (English - US curriculum)</w:t>
             </w:r>
           </w:p>
           <w:p>
@@ -3718,7 +3718,7 @@
               <w:spacing w:after="10" w:before="0"/>
               <w:ind w:left="120"/>
             </w:pPr>
-            <w:hyperlink w:history="1" r:id="rId7ee9457olbsu_gs9-adzp">
+            <w:hyperlink w:history="1" r:id="rIdgglyh8jyavki4x5dvoqmw">
               <w:r>
                 <w:rPr>
                   <w:rFonts w:ascii="Arial" w:cs="Arial" w:eastAsia="Arial" w:hAnsi="Arial"/>
@@ -3989,7 +3989,7 @@
             <w:pPr>
               <w:spacing w:after="20" w:before="0"/>
             </w:pPr>
-            <w:hyperlink w:history="1" r:id="rId8d9f1t8gwlpvw59onftrd">
+            <w:hyperlink w:history="1" r:id="rIdslglvmrmuu6ev6dtnqymq">
               <w:r>
                 <w:rPr>
                   <w:rFonts w:ascii="Arial" w:cs="Arial" w:eastAsia="Arial" w:hAnsi="Arial"/>
@@ -3998,7 +3998,7 @@
                   <w:szCs w:val="16"/>
                   <w:u w:val="single" w:color="2E75B6"/>
                 </w:rPr>
-                <w:t xml:space="preserve">Trigonometry Word Problems Principles - Basic</w:t>
+                <w:t xml:space="preserve">Intro to the trigonometric ratios</w:t>
               </w:r>
             </w:hyperlink>
           </w:p>
@@ -4014,7 +4014,7 @@
                 <w:sz w:val="14"/>
                 <w:szCs w:val="14"/>
               </w:rPr>
-              <w:t xml:space="preserve">Source: CK-12</w:t>
+              <w:t xml:space="preserve">Source: Khan Academy (Kiswahili)</w:t>
             </w:r>
           </w:p>
           <w:p>
@@ -4022,7 +4022,7 @@
               <w:spacing w:after="10" w:before="0"/>
               <w:ind w:left="120"/>
             </w:pPr>
-            <w:hyperlink w:history="1" r:id="rIdxyurrdh6saoaq7uhkm1nh">
+            <w:hyperlink w:history="1" r:id="rIdupvwuzfhrrubfwsvxwoiw">
               <w:r>
                 <w:rPr>
                   <w:rFonts w:ascii="Arial" w:cs="Arial" w:eastAsia="Arial" w:hAnsi="Arial"/>
@@ -4060,14 +4060,14 @@
                 <w:sz w:val="16"/>
                 <w:szCs w:val="16"/>
               </w:rPr>
-              <w:t xml:space="preserve">📖 HTML:</w:t>
+              <w:t xml:space="preserve">📖 EXERCISE:</w:t>
             </w:r>
           </w:p>
           <w:p>
             <w:pPr>
               <w:spacing w:after="20" w:before="0"/>
             </w:pPr>
-            <w:hyperlink w:history="1" r:id="rIdxaas6_qguc3x3btdr6pho">
+            <w:hyperlink w:history="1" r:id="rIdiqkn3nbs0hylkgddkpnye">
               <w:r>
                 <w:rPr>
                   <w:rFonts w:ascii="Arial" w:cs="Arial" w:eastAsia="Arial" w:hAnsi="Arial"/>
@@ -4076,7 +4076,7 @@
                   <w:szCs w:val="16"/>
                   <w:u w:val="single" w:color="2E75B6"/>
                 </w:rPr>
-                <w:t xml:space="preserve">Trigonometry Word Problems (Flexbook)</w:t>
+                <w:t xml:space="preserve">Trigonometric ratios in right triangles</w:t>
               </w:r>
             </w:hyperlink>
           </w:p>
@@ -4092,7 +4092,7 @@
                 <w:sz w:val="14"/>
                 <w:szCs w:val="14"/>
               </w:rPr>
-              <w:t xml:space="preserve">Source: CK-12</w:t>
+              <w:t xml:space="preserve">Source: Khan Academy (English - US curriculum)</w:t>
             </w:r>
           </w:p>
           <w:p>
@@ -4100,7 +4100,7 @@
               <w:spacing w:after="10" w:before="0"/>
               <w:ind w:left="120"/>
             </w:pPr>
-            <w:hyperlink w:history="1" r:id="rIdqmw4vpwt4ecbrmrp_mcxc">
+            <w:hyperlink w:history="1" r:id="rIdlajro-yhop-dzdndbsf_j">
               <w:r>
                 <w:rPr>
                   <w:rFonts w:ascii="Arial" w:cs="Arial" w:eastAsia="Arial" w:hAnsi="Arial"/>
@@ -4295,7 +4295,7 @@
             <w:pPr>
               <w:spacing w:after="20" w:before="0"/>
             </w:pPr>
-            <w:hyperlink w:history="1" r:id="rIdomdfhvi552loncrjvi-2-">
+            <w:hyperlink w:history="1" r:id="rIduykkj4umk2bkd8jxgrbne">
               <w:r>
                 <w:rPr>
                   <w:rFonts w:ascii="Arial" w:cs="Arial" w:eastAsia="Arial" w:hAnsi="Arial"/>
@@ -4304,7 +4304,7 @@
                   <w:szCs w:val="16"/>
                   <w:u w:val="single" w:color="2E75B6"/>
                 </w:rPr>
-                <w:t xml:space="preserve">Trigonometry Word Problems Principles - Basic</w:t>
+                <w:t xml:space="preserve">Trigonometric ratios in right triangles</w:t>
               </w:r>
             </w:hyperlink>
           </w:p>
@@ -4320,7 +4320,7 @@
                 <w:sz w:val="14"/>
                 <w:szCs w:val="14"/>
               </w:rPr>
-              <w:t xml:space="preserve">Source: CK-12</w:t>
+              <w:t xml:space="preserve">Source: Khan Academy (English - US curriculum)</w:t>
             </w:r>
           </w:p>
           <w:p>
@@ -4328,7 +4328,7 @@
               <w:spacing w:after="10" w:before="0"/>
               <w:ind w:left="120"/>
             </w:pPr>
-            <w:hyperlink w:history="1" r:id="rId9gmnvqedbrlkipewnjfzy">
+            <w:hyperlink w:history="1" r:id="rId4_khtta-yzj34cqa6yekw">
               <w:r>
                 <w:rPr>
                   <w:rFonts w:ascii="Arial" w:cs="Arial" w:eastAsia="Arial" w:hAnsi="Arial"/>
@@ -4366,14 +4366,14 @@
                 <w:sz w:val="16"/>
                 <w:szCs w:val="16"/>
               </w:rPr>
-              <w:t xml:space="preserve">📖 HTML:</w:t>
+              <w:t xml:space="preserve">📖 EXERCISE:</w:t>
             </w:r>
           </w:p>
           <w:p>
             <w:pPr>
               <w:spacing w:after="20" w:before="0"/>
             </w:pPr>
-            <w:hyperlink w:history="1" r:id="rIdkkna-yd-s4z4gabuj9ikj">
+            <w:hyperlink w:history="1" r:id="rIdqh9rxseup_jsl46t9wwc5">
               <w:r>
                 <w:rPr>
                   <w:rFonts w:ascii="Arial" w:cs="Arial" w:eastAsia="Arial" w:hAnsi="Arial"/>
@@ -4382,7 +4382,7 @@
                   <w:szCs w:val="16"/>
                   <w:u w:val="single" w:color="2E75B6"/>
                 </w:rPr>
-                <w:t xml:space="preserve">Trigonometry Word Problems (Flexbook)</w:t>
+                <w:t xml:space="preserve">Trigonometric ratios in right triangles</w:t>
               </w:r>
             </w:hyperlink>
           </w:p>
@@ -4398,7 +4398,7 @@
                 <w:sz w:val="14"/>
                 <w:szCs w:val="14"/>
               </w:rPr>
-              <w:t xml:space="preserve">Source: CK-12</w:t>
+              <w:t xml:space="preserve">Source: Khan Academy (English - US curriculum)</w:t>
             </w:r>
           </w:p>
           <w:p>
@@ -4406,7 +4406,7 @@
               <w:spacing w:after="10" w:before="0"/>
               <w:ind w:left="120"/>
             </w:pPr>
-            <w:hyperlink w:history="1" r:id="rIdu-baxhroyiok-zt-knodn">
+            <w:hyperlink w:history="1" r:id="rIdjmpfuqcknogf62-ue-5bo">
               <w:r>
                 <w:rPr>
                   <w:rFonts w:ascii="Arial" w:cs="Arial" w:eastAsia="Arial" w:hAnsi="Arial"/>
@@ -4601,7 +4601,7 @@
             <w:pPr>
               <w:spacing w:after="20" w:before="0"/>
             </w:pPr>
-            <w:hyperlink w:history="1" r:id="rIdl1xyd1zwol8lvma32jhpe">
+            <w:hyperlink w:history="1" r:id="rIdedtpfrgndgg2pvxkbaml9">
               <w:r>
                 <w:rPr>
                   <w:rFonts w:ascii="Arial" w:cs="Arial" w:eastAsia="Arial" w:hAnsi="Arial"/>
@@ -4610,7 +4610,7 @@
                   <w:szCs w:val="16"/>
                   <w:u w:val="single" w:color="2E75B6"/>
                 </w:rPr>
-                <w:t xml:space="preserve">Trigonometry Word Problems Principles - Basic</w:t>
+                <w:t xml:space="preserve">Trigonometric ratios in right triangles -dubbed(KY)</w:t>
               </w:r>
             </w:hyperlink>
           </w:p>
@@ -4626,7 +4626,7 @@
                 <w:sz w:val="14"/>
                 <w:szCs w:val="14"/>
               </w:rPr>
-              <w:t xml:space="preserve">Source: CK-12</w:t>
+              <w:t xml:space="preserve">Source: Khan Academy (Kiswahili)</w:t>
             </w:r>
           </w:p>
           <w:p>
@@ -4634,7 +4634,7 @@
               <w:spacing w:after="10" w:before="0"/>
               <w:ind w:left="120"/>
             </w:pPr>
-            <w:hyperlink w:history="1" r:id="rId232fxtp-8yetg-w3j0slb">
+            <w:hyperlink w:history="1" r:id="rIdksbyc6ikptix96vgwmh9m">
               <w:r>
                 <w:rPr>
                   <w:rFonts w:ascii="Arial" w:cs="Arial" w:eastAsia="Arial" w:hAnsi="Arial"/>
@@ -4672,14 +4672,14 @@
                 <w:sz w:val="16"/>
                 <w:szCs w:val="16"/>
               </w:rPr>
-              <w:t xml:space="preserve">📖 HTML:</w:t>
+              <w:t xml:space="preserve">📖 EXERCISE:</w:t>
             </w:r>
           </w:p>
           <w:p>
             <w:pPr>
               <w:spacing w:after="20" w:before="0"/>
             </w:pPr>
-            <w:hyperlink w:history="1" r:id="rIdb57arazrpwt7v-yx1j7fq">
+            <w:hyperlink w:history="1" r:id="rIdoz3uvtkuin1jhgwir4qvl">
               <w:r>
                 <w:rPr>
                   <w:rFonts w:ascii="Arial" w:cs="Arial" w:eastAsia="Arial" w:hAnsi="Arial"/>
@@ -4688,7 +4688,7 @@
                   <w:szCs w:val="16"/>
                   <w:u w:val="single" w:color="2E75B6"/>
                 </w:rPr>
-                <w:t xml:space="preserve">Trigonometry Word Problems (Flexbook)</w:t>
+                <w:t xml:space="preserve">Trigonometric ratios in right triangles</w:t>
               </w:r>
             </w:hyperlink>
           </w:p>
@@ -4704,7 +4704,7 @@
                 <w:sz w:val="14"/>
                 <w:szCs w:val="14"/>
               </w:rPr>
-              <w:t xml:space="preserve">Source: CK-12</w:t>
+              <w:t xml:space="preserve">Source: Khan Academy (English - US curriculum)</w:t>
             </w:r>
           </w:p>
           <w:p>
@@ -4712,7 +4712,7 @@
               <w:spacing w:after="10" w:before="0"/>
               <w:ind w:left="120"/>
             </w:pPr>
-            <w:hyperlink w:history="1" r:id="rIdjbzx1bwmfs2vh5ze4ztf9">
+            <w:hyperlink w:history="1" r:id="rIdlotneyubjdrujnq26_bwj">
               <w:r>
                 <w:rPr>
                   <w:rFonts w:ascii="Arial" w:cs="Arial" w:eastAsia="Arial" w:hAnsi="Arial"/>
@@ -6282,7 +6282,7 @@
             <w:pPr>
               <w:spacing w:after="20" w:before="0"/>
             </w:pPr>
-            <w:hyperlink w:history="1" r:id="rIdpfpyr9ixiuyjpi2zjwj5s">
+            <w:hyperlink w:history="1" r:id="rIdq70enwlwnyvo25tyt7ftk">
               <w:r>
                 <w:rPr>
                   <w:rFonts w:ascii="Arial" w:cs="Arial" w:eastAsia="Arial" w:hAnsi="Arial"/>
@@ -6291,7 +6291,7 @@
                   <w:szCs w:val="16"/>
                   <w:u w:val="single" w:color="2E75B6"/>
                 </w:rPr>
-                <w:t xml:space="preserve">Intro to the Pythagorean theorem</w:t>
+                <w:t xml:space="preserve">Finding reciprocal trig ratios</w:t>
               </w:r>
             </w:hyperlink>
           </w:p>
@@ -6315,7 +6315,7 @@
               <w:spacing w:after="10" w:before="0"/>
               <w:ind w:left="120"/>
             </w:pPr>
-            <w:hyperlink w:history="1" r:id="rIdgjxlnr8u-uct4u7r4edcf">
+            <w:hyperlink w:history="1" r:id="rIdh7fum2ncsihb_d-2u7naz">
               <w:r>
                 <w:rPr>
                   <w:rFonts w:ascii="Arial" w:cs="Arial" w:eastAsia="Arial" w:hAnsi="Arial"/>
@@ -6353,14 +6353,14 @@
                 <w:sz w:val="16"/>
                 <w:szCs w:val="16"/>
               </w:rPr>
-              <w:t xml:space="preserve">📖 HTML:</w:t>
+              <w:t xml:space="preserve">📖 EXERCISE:</w:t>
             </w:r>
           </w:p>
           <w:p>
             <w:pPr>
               <w:spacing w:after="20" w:before="0"/>
             </w:pPr>
-            <w:hyperlink w:history="1" r:id="rIdkfy9vdcvltqprgob-1mub">
+            <w:hyperlink w:history="1" r:id="rIdtov3zoqk47vx7hn160fo4">
               <w:r>
                 <w:rPr>
                   <w:rFonts w:ascii="Arial" w:cs="Arial" w:eastAsia="Arial" w:hAnsi="Arial"/>
@@ -6369,7 +6369,7 @@
                   <w:szCs w:val="16"/>
                   <w:u w:val="single" w:color="2E75B6"/>
                 </w:rPr>
-                <w:t xml:space="preserve">Trigonometric Ratios with a Calculator (Flexbook)</w:t>
+                <w:t xml:space="preserve">Trigonometric ratios in right triangles</w:t>
               </w:r>
             </w:hyperlink>
           </w:p>
@@ -6385,7 +6385,7 @@
                 <w:sz w:val="14"/>
                 <w:szCs w:val="14"/>
               </w:rPr>
-              <w:t xml:space="preserve">Source: CK-12</w:t>
+              <w:t xml:space="preserve">Source: Khan Academy (English - US curriculum)</w:t>
             </w:r>
           </w:p>
           <w:p>
@@ -6393,7 +6393,7 @@
               <w:spacing w:after="10" w:before="0"/>
               <w:ind w:left="120"/>
             </w:pPr>
-            <w:hyperlink w:history="1" r:id="rIdndjprfq5zrjb_habbuqt1">
+            <w:hyperlink w:history="1" r:id="rIdenuwuraos0kqacii3sa2z">
               <w:r>
                 <w:rPr>
                   <w:rFonts w:ascii="Arial" w:cs="Arial" w:eastAsia="Arial" w:hAnsi="Arial"/>
@@ -6588,7 +6588,7 @@
             <w:pPr>
               <w:spacing w:after="20" w:before="0"/>
             </w:pPr>
-            <w:hyperlink w:history="1" r:id="rIdqilqd-y1elobbdck_u7yj">
+            <w:hyperlink w:history="1" r:id="rIdiwdsyqkydtjzvroasbrsc">
               <w:r>
                 <w:rPr>
                   <w:rFonts w:ascii="Arial" w:cs="Arial" w:eastAsia="Arial" w:hAnsi="Arial"/>
@@ -6597,7 +6597,7 @@
                   <w:szCs w:val="16"/>
                   <w:u w:val="single" w:color="2E75B6"/>
                 </w:rPr>
-                <w:t xml:space="preserve">Intro to the Pythagorean theorem</w:t>
+                <w:t xml:space="preserve">Intro to the trigonometric ratios</w:t>
               </w:r>
             </w:hyperlink>
           </w:p>
@@ -6613,7 +6613,7 @@
                 <w:sz w:val="14"/>
                 <w:szCs w:val="14"/>
               </w:rPr>
-              <w:t xml:space="preserve">Source: Khan Academy (English - US curriculum)</w:t>
+              <w:t xml:space="preserve">Source: Khan Academy (Kiswahili)</w:t>
             </w:r>
           </w:p>
           <w:p>
@@ -6621,7 +6621,7 @@
               <w:spacing w:after="10" w:before="0"/>
               <w:ind w:left="120"/>
             </w:pPr>
-            <w:hyperlink w:history="1" r:id="rId-qmeyjhxrxudnosrejh3a">
+            <w:hyperlink w:history="1" r:id="rIdwfh5dbsy8pebhcb1nezf7">
               <w:r>
                 <w:rPr>
                   <w:rFonts w:ascii="Arial" w:cs="Arial" w:eastAsia="Arial" w:hAnsi="Arial"/>
@@ -6659,14 +6659,14 @@
                 <w:sz w:val="16"/>
                 <w:szCs w:val="16"/>
               </w:rPr>
-              <w:t xml:space="preserve">📖 HTML:</w:t>
+              <w:t xml:space="preserve">📖 EXERCISE:</w:t>
             </w:r>
           </w:p>
           <w:p>
             <w:pPr>
               <w:spacing w:after="20" w:before="0"/>
             </w:pPr>
-            <w:hyperlink w:history="1" r:id="rIdb2csz_u4v7263x9wiwgqw">
+            <w:hyperlink w:history="1" r:id="rIdx8tff_ttvjkt5xk2fw-vr">
               <w:r>
                 <w:rPr>
                   <w:rFonts w:ascii="Arial" w:cs="Arial" w:eastAsia="Arial" w:hAnsi="Arial"/>
@@ -6675,7 +6675,7 @@
                   <w:szCs w:val="16"/>
                   <w:u w:val="single" w:color="2E75B6"/>
                 </w:rPr>
-                <w:t xml:space="preserve">Trigonometric Ratios with a Calculator (Flexbook)</w:t>
+                <w:t xml:space="preserve">Trigonometric ratios in right triangles</w:t>
               </w:r>
             </w:hyperlink>
           </w:p>
@@ -6691,7 +6691,7 @@
                 <w:sz w:val="14"/>
                 <w:szCs w:val="14"/>
               </w:rPr>
-              <w:t xml:space="preserve">Source: CK-12</w:t>
+              <w:t xml:space="preserve">Source: Khan Academy (English - US curriculum)</w:t>
             </w:r>
           </w:p>
           <w:p>
@@ -6699,7 +6699,7 @@
               <w:spacing w:after="10" w:before="0"/>
               <w:ind w:left="120"/>
             </w:pPr>
-            <w:hyperlink w:history="1" r:id="rIdxbq7jk2xziaktuu86g7ao">
+            <w:hyperlink w:history="1" r:id="rIddcuotgrs0c42ngrmsnd8g">
               <w:r>
                 <w:rPr>
                   <w:rFonts w:ascii="Arial" w:cs="Arial" w:eastAsia="Arial" w:hAnsi="Arial"/>
@@ -6894,7 +6894,7 @@
             <w:pPr>
               <w:spacing w:after="20" w:before="0"/>
             </w:pPr>
-            <w:hyperlink w:history="1" r:id="rId9mjszaqwc2hfrfpcvthax">
+            <w:hyperlink w:history="1" r:id="rId0zbu-4tvcdpgcadgre1ui">
               <w:r>
                 <w:rPr>
                   <w:rFonts w:ascii="Arial" w:cs="Arial" w:eastAsia="Arial" w:hAnsi="Arial"/>
@@ -6903,7 +6903,7 @@
                   <w:szCs w:val="16"/>
                   <w:u w:val="single" w:color="2E75B6"/>
                 </w:rPr>
-                <w:t xml:space="preserve">Intro to the Pythagorean theorem</w:t>
+                <w:t xml:space="preserve">Trigonometry review</w:t>
               </w:r>
             </w:hyperlink>
           </w:p>
@@ -6927,7 +6927,7 @@
               <w:spacing w:after="10" w:before="0"/>
               <w:ind w:left="120"/>
             </w:pPr>
-            <w:hyperlink w:history="1" r:id="rId3u0xd_pq7x9idgdfkeqb5">
+            <w:hyperlink w:history="1" r:id="rIdfdoezeaewtypk7gg0udgz">
               <w:r>
                 <w:rPr>
                   <w:rFonts w:ascii="Arial" w:cs="Arial" w:eastAsia="Arial" w:hAnsi="Arial"/>
@@ -6965,14 +6965,14 @@
                 <w:sz w:val="16"/>
                 <w:szCs w:val="16"/>
               </w:rPr>
-              <w:t xml:space="preserve">📖 HTML:</w:t>
+              <w:t xml:space="preserve">📖 EXERCISE:</w:t>
             </w:r>
           </w:p>
           <w:p>
             <w:pPr>
               <w:spacing w:after="20" w:before="0"/>
             </w:pPr>
-            <w:hyperlink w:history="1" r:id="rId-uqezqhwtvekzf4u9d74p">
+            <w:hyperlink w:history="1" r:id="rIdredbubsehgstpu0iy9kfh">
               <w:r>
                 <w:rPr>
                   <w:rFonts w:ascii="Arial" w:cs="Arial" w:eastAsia="Arial" w:hAnsi="Arial"/>
@@ -6981,7 +6981,7 @@
                   <w:szCs w:val="16"/>
                   <w:u w:val="single" w:color="2E75B6"/>
                 </w:rPr>
-                <w:t xml:space="preserve">Trigonometric Ratios with a Calculator (Flexbook)</w:t>
+                <w:t xml:space="preserve">Trigonometric ratios in right triangles</w:t>
               </w:r>
             </w:hyperlink>
           </w:p>
@@ -6997,7 +6997,7 @@
                 <w:sz w:val="14"/>
                 <w:szCs w:val="14"/>
               </w:rPr>
-              <w:t xml:space="preserve">Source: CK-12</w:t>
+              <w:t xml:space="preserve">Source: Khan Academy (English - US curriculum)</w:t>
             </w:r>
           </w:p>
           <w:p>
@@ -7005,7 +7005,7 @@
               <w:spacing w:after="10" w:before="0"/>
               <w:ind w:left="120"/>
             </w:pPr>
-            <w:hyperlink w:history="1" r:id="rIdiv9amvcn6t2eja_zm-mjg">
+            <w:hyperlink w:history="1" r:id="rId-b9vjcutk6e7dlmorfzkk">
               <w:r>
                 <w:rPr>
                   <w:rFonts w:ascii="Arial" w:cs="Arial" w:eastAsia="Arial" w:hAnsi="Arial"/>
@@ -7200,7 +7200,7 @@
             <w:pPr>
               <w:spacing w:after="20" w:before="0"/>
             </w:pPr>
-            <w:hyperlink w:history="1" r:id="rId7for42rhq-c-yiia7nh6_">
+            <w:hyperlink w:history="1" r:id="rIdh_osjm4px_wmkt9q6hz7w">
               <w:r>
                 <w:rPr>
                   <w:rFonts w:ascii="Arial" w:cs="Arial" w:eastAsia="Arial" w:hAnsi="Arial"/>
@@ -7209,7 +7209,7 @@
                   <w:szCs w:val="16"/>
                   <w:u w:val="single" w:color="2E75B6"/>
                 </w:rPr>
-                <w:t xml:space="preserve">Intro to the Pythagorean theorem</w:t>
+                <w:t xml:space="preserve">The trig functions &amp; right triangle trig ratios</w:t>
               </w:r>
             </w:hyperlink>
           </w:p>
@@ -7233,7 +7233,7 @@
               <w:spacing w:after="10" w:before="0"/>
               <w:ind w:left="120"/>
             </w:pPr>
-            <w:hyperlink w:history="1" r:id="rIdsoypdlbgts4t5h76zjwvt">
+            <w:hyperlink w:history="1" r:id="rIdanx81aylrfpsftf-xjclc">
               <w:r>
                 <w:rPr>
                   <w:rFonts w:ascii="Arial" w:cs="Arial" w:eastAsia="Arial" w:hAnsi="Arial"/>
@@ -7271,14 +7271,14 @@
                 <w:sz w:val="16"/>
                 <w:szCs w:val="16"/>
               </w:rPr>
-              <w:t xml:space="preserve">📖 HTML:</w:t>
+              <w:t xml:space="preserve">📖 EXERCISE:</w:t>
             </w:r>
           </w:p>
           <w:p>
             <w:pPr>
               <w:spacing w:after="20" w:before="0"/>
             </w:pPr>
-            <w:hyperlink w:history="1" r:id="rIdbkdeeqca50kyg4xxbwmq3">
+            <w:hyperlink w:history="1" r:id="rIddwlbchczzt4wf2tmr2m4v">
               <w:r>
                 <w:rPr>
                   <w:rFonts w:ascii="Arial" w:cs="Arial" w:eastAsia="Arial" w:hAnsi="Arial"/>
@@ -7287,7 +7287,7 @@
                   <w:szCs w:val="16"/>
                   <w:u w:val="single" w:color="2E75B6"/>
                 </w:rPr>
-                <w:t xml:space="preserve">Trigonometric Ratios with a Calculator (Flexbook)</w:t>
+                <w:t xml:space="preserve">Trigonometric ratios in right triangles</w:t>
               </w:r>
             </w:hyperlink>
           </w:p>
@@ -7303,7 +7303,7 @@
                 <w:sz w:val="14"/>
                 <w:szCs w:val="14"/>
               </w:rPr>
-              <w:t xml:space="preserve">Source: CK-12</w:t>
+              <w:t xml:space="preserve">Source: Khan Academy (English - US curriculum)</w:t>
             </w:r>
           </w:p>
           <w:p>
@@ -7311,7 +7311,7 @@
               <w:spacing w:after="10" w:before="0"/>
               <w:ind w:left="120"/>
             </w:pPr>
-            <w:hyperlink w:history="1" r:id="rIdip-qa0e_vnsc3bz75r_z-">
+            <w:hyperlink w:history="1" r:id="rIdgefor4zznvdynxkob7s9i">
               <w:r>
                 <w:rPr>
                   <w:rFonts w:ascii="Arial" w:cs="Arial" w:eastAsia="Arial" w:hAnsi="Arial"/>
@@ -7506,7 +7506,7 @@
             <w:pPr>
               <w:spacing w:after="20" w:before="0"/>
             </w:pPr>
-            <w:hyperlink w:history="1" r:id="rIdhzcyaitwip02juhud_ip5">
+            <w:hyperlink w:history="1" r:id="rIddqlqkbeetu2fpapkmo8ut">
               <w:r>
                 <w:rPr>
                   <w:rFonts w:ascii="Arial" w:cs="Arial" w:eastAsia="Arial" w:hAnsi="Arial"/>
@@ -7515,7 +7515,7 @@
                   <w:szCs w:val="16"/>
                   <w:u w:val="single" w:color="2E75B6"/>
                 </w:rPr>
-                <w:t xml:space="preserve">Intro to the Pythagorean theorem</w:t>
+                <w:t xml:space="preserve">Trigonometric ratios in right triangles</w:t>
               </w:r>
             </w:hyperlink>
           </w:p>
@@ -7539,7 +7539,7 @@
               <w:spacing w:after="10" w:before="0"/>
               <w:ind w:left="120"/>
             </w:pPr>
-            <w:hyperlink w:history="1" r:id="rIdpqouwkxunaejjujf6myf7">
+            <w:hyperlink w:history="1" r:id="rIdoust5ynnbsk-d7zftprcm">
               <w:r>
                 <w:rPr>
                   <w:rFonts w:ascii="Arial" w:cs="Arial" w:eastAsia="Arial" w:hAnsi="Arial"/>
@@ -7577,14 +7577,14 @@
                 <w:sz w:val="16"/>
                 <w:szCs w:val="16"/>
               </w:rPr>
-              <w:t xml:space="preserve">📖 HTML:</w:t>
+              <w:t xml:space="preserve">📖 EXERCISE:</w:t>
             </w:r>
           </w:p>
           <w:p>
             <w:pPr>
               <w:spacing w:after="20" w:before="0"/>
             </w:pPr>
-            <w:hyperlink w:history="1" r:id="rIdj8a8_hb6anbpdvt-uecsy">
+            <w:hyperlink w:history="1" r:id="rIdp8acncss3nc45b5sl9gga">
               <w:r>
                 <w:rPr>
                   <w:rFonts w:ascii="Arial" w:cs="Arial" w:eastAsia="Arial" w:hAnsi="Arial"/>
@@ -7593,7 +7593,7 @@
                   <w:szCs w:val="16"/>
                   <w:u w:val="single" w:color="2E75B6"/>
                 </w:rPr>
-                <w:t xml:space="preserve">Trigonometric Ratios with a Calculator (Flexbook)</w:t>
+                <w:t xml:space="preserve">Trigonometric ratios in right triangles</w:t>
               </w:r>
             </w:hyperlink>
           </w:p>
@@ -7609,7 +7609,7 @@
                 <w:sz w:val="14"/>
                 <w:szCs w:val="14"/>
               </w:rPr>
-              <w:t xml:space="preserve">Source: CK-12</w:t>
+              <w:t xml:space="preserve">Source: Khan Academy (English - US curriculum)</w:t>
             </w:r>
           </w:p>
           <w:p>
@@ -7617,7 +7617,7 @@
               <w:spacing w:after="10" w:before="0"/>
               <w:ind w:left="120"/>
             </w:pPr>
-            <w:hyperlink w:history="1" r:id="rIduvwwqd0dsa_q-g8erywes">
+            <w:hyperlink w:history="1" r:id="rIddsyjjlshel5ebnwfdbuuo">
               <w:r>
                 <w:rPr>
                   <w:rFonts w:ascii="Arial" w:cs="Arial" w:eastAsia="Arial" w:hAnsi="Arial"/>
@@ -9104,7 +9104,7 @@
             <w:pPr>
               <w:spacing w:after="20" w:before="0"/>
             </w:pPr>
-            <w:hyperlink w:history="1" r:id="rId2bnlfh_-bmtg1jfoaribz">
+            <w:hyperlink w:history="1" r:id="rId0uqfc7odyw_ehn1s3nrbm">
               <w:r>
                 <w:rPr>
                   <w:rFonts w:ascii="Arial" w:cs="Arial" w:eastAsia="Arial" w:hAnsi="Arial"/>
@@ -9113,7 +9113,7 @@
                   <w:szCs w:val="16"/>
                   <w:u w:val="single" w:color="2E75B6"/>
                 </w:rPr>
-                <w:t xml:space="preserve">Trigonometry Word Problems Principles - Basic</w:t>
+                <w:t xml:space="preserve">Sine &amp; cosine of complementary angles</w:t>
               </w:r>
             </w:hyperlink>
           </w:p>
@@ -9129,7 +9129,7 @@
                 <w:sz w:val="14"/>
                 <w:szCs w:val="14"/>
               </w:rPr>
-              <w:t xml:space="preserve">Source: CK-12</w:t>
+              <w:t xml:space="preserve">Source: Khan Academy (English - US curriculum)</w:t>
             </w:r>
           </w:p>
           <w:p>
@@ -9137,7 +9137,7 @@
               <w:spacing w:after="10" w:before="0"/>
               <w:ind w:left="120"/>
             </w:pPr>
-            <w:hyperlink w:history="1" r:id="rIdasoevfsjahvvb9ksnwklf">
+            <w:hyperlink w:history="1" r:id="rId1_pi4xcrody4k1eeefgn6">
               <w:r>
                 <w:rPr>
                   <w:rFonts w:ascii="Arial" w:cs="Arial" w:eastAsia="Arial" w:hAnsi="Arial"/>
@@ -9182,7 +9182,7 @@
             <w:pPr>
               <w:spacing w:after="20" w:before="0"/>
             </w:pPr>
-            <w:hyperlink w:history="1" r:id="rIdfofkgmuko3upaohlrxqhz">
+            <w:hyperlink w:history="1" r:id="rId_lwpno0codjbkdcrpfma7">
               <w:r>
                 <w:rPr>
                   <w:rFonts w:ascii="Arial" w:cs="Arial" w:eastAsia="Arial" w:hAnsi="Arial"/>
@@ -9191,7 +9191,7 @@
                   <w:szCs w:val="16"/>
                   <w:u w:val="single" w:color="2E75B6"/>
                 </w:rPr>
-                <w:t xml:space="preserve">Trigonometry Word Problems (Flexbook)</w:t>
+                <w:t xml:space="preserve">Sine and Cosine of Complementary Angles (Flexbook)</w:t>
               </w:r>
             </w:hyperlink>
           </w:p>
@@ -9215,7 +9215,7 @@
               <w:spacing w:after="10" w:before="0"/>
               <w:ind w:left="120"/>
             </w:pPr>
-            <w:hyperlink w:history="1" r:id="rIdaj0d2g-ka3olktzpcio40">
+            <w:hyperlink w:history="1" r:id="rIdmarnhimbsycjae-woxdyh">
               <w:r>
                 <w:rPr>
                   <w:rFonts w:ascii="Arial" w:cs="Arial" w:eastAsia="Arial" w:hAnsi="Arial"/>
@@ -9410,7 +9410,7 @@
             <w:pPr>
               <w:spacing w:after="20" w:before="0"/>
             </w:pPr>
-            <w:hyperlink w:history="1" r:id="rIducobfx3tmvhve1opxkzk1">
+            <w:hyperlink w:history="1" r:id="rId9ggv6citf5kmytx6igpvg">
               <w:r>
                 <w:rPr>
                   <w:rFonts w:ascii="Arial" w:cs="Arial" w:eastAsia="Arial" w:hAnsi="Arial"/>
@@ -9419,7 +9419,7 @@
                   <w:szCs w:val="16"/>
                   <w:u w:val="single" w:color="2E75B6"/>
                 </w:rPr>
-                <w:t xml:space="preserve">Trigonometry Word Problems Principles - Basic</w:t>
+                <w:t xml:space="preserve">Trig word problem: complementary angles</w:t>
               </w:r>
             </w:hyperlink>
           </w:p>
@@ -9435,7 +9435,7 @@
                 <w:sz w:val="14"/>
                 <w:szCs w:val="14"/>
               </w:rPr>
-              <w:t xml:space="preserve">Source: CK-12</w:t>
+              <w:t xml:space="preserve">Source: Khan Academy (English - US curriculum)</w:t>
             </w:r>
           </w:p>
           <w:p>
@@ -9443,7 +9443,7 @@
               <w:spacing w:after="10" w:before="0"/>
               <w:ind w:left="120"/>
             </w:pPr>
-            <w:hyperlink w:history="1" r:id="rIdkers41ac1p9nggj4-pl5s">
+            <w:hyperlink w:history="1" r:id="rIdwiueqac3eaqpsoyprrtpn">
               <w:r>
                 <w:rPr>
                   <w:rFonts w:ascii="Arial" w:cs="Arial" w:eastAsia="Arial" w:hAnsi="Arial"/>
@@ -9481,14 +9481,14 @@
                 <w:sz w:val="16"/>
                 <w:szCs w:val="16"/>
               </w:rPr>
-              <w:t xml:space="preserve">📖 HTML:</w:t>
+              <w:t xml:space="preserve">📖 EXERCISE:</w:t>
             </w:r>
           </w:p>
           <w:p>
             <w:pPr>
               <w:spacing w:after="20" w:before="0"/>
             </w:pPr>
-            <w:hyperlink w:history="1" r:id="rIdi6tw2wjyp6rblpvrd_ebi">
+            <w:hyperlink w:history="1" r:id="rIdgoe0zvntmyrq_ak5afbqw">
               <w:r>
                 <w:rPr>
                   <w:rFonts w:ascii="Arial" w:cs="Arial" w:eastAsia="Arial" w:hAnsi="Arial"/>
@@ -9497,7 +9497,7 @@
                   <w:szCs w:val="16"/>
                   <w:u w:val="single" w:color="2E75B6"/>
                 </w:rPr>
-                <w:t xml:space="preserve">Trigonometry Word Problems (Flexbook)</w:t>
+                <w:t xml:space="preserve">Sine and Cosine of Complementary Angles Practice</w:t>
               </w:r>
             </w:hyperlink>
           </w:p>
@@ -9521,7 +9521,7 @@
               <w:spacing w:after="10" w:before="0"/>
               <w:ind w:left="120"/>
             </w:pPr>
-            <w:hyperlink w:history="1" r:id="rIdx0fzvw-p-hj_8emjbtnz4">
+            <w:hyperlink w:history="1" r:id="rIdvufqab0wl8n1og5qag6hu">
               <w:r>
                 <w:rPr>
                   <w:rFonts w:ascii="Arial" w:cs="Arial" w:eastAsia="Arial" w:hAnsi="Arial"/>
@@ -9912,7 +9912,7 @@
             <w:pPr>
               <w:spacing w:after="20" w:before="0"/>
             </w:pPr>
-            <w:hyperlink w:history="1" r:id="rIduwqrhhxbyekj9v05l4_np">
+            <w:hyperlink w:history="1" r:id="rIdjdh120yqv-qmynj5dci2j">
               <w:r>
                 <w:rPr>
                   <w:rFonts w:ascii="Arial" w:cs="Arial" w:eastAsia="Arial" w:hAnsi="Arial"/>
@@ -9921,7 +9921,7 @@
                   <w:szCs w:val="16"/>
                   <w:u w:val="single" w:color="2E75B6"/>
                 </w:rPr>
-                <w:t xml:space="preserve">Trigonometry Word Problems Principles - Basic</w:t>
+                <w:t xml:space="preserve">Using complementary angles</w:t>
               </w:r>
             </w:hyperlink>
           </w:p>
@@ -9937,7 +9937,7 @@
                 <w:sz w:val="14"/>
                 <w:szCs w:val="14"/>
               </w:rPr>
-              <w:t xml:space="preserve">Source: CK-12</w:t>
+              <w:t xml:space="preserve">Source: Khan Academy (English - US curriculum)</w:t>
             </w:r>
           </w:p>
           <w:p>
@@ -9945,7 +9945,7 @@
               <w:spacing w:after="10" w:before="0"/>
               <w:ind w:left="120"/>
             </w:pPr>
-            <w:hyperlink w:history="1" r:id="rIdmacvx19fqo2syh5psiure">
+            <w:hyperlink w:history="1" r:id="rIdzmywg9lz00b7f457j2glg">
               <w:r>
                 <w:rPr>
                   <w:rFonts w:ascii="Arial" w:cs="Arial" w:eastAsia="Arial" w:hAnsi="Arial"/>
@@ -9983,14 +9983,14 @@
                 <w:sz w:val="16"/>
                 <w:szCs w:val="16"/>
               </w:rPr>
-              <w:t xml:space="preserve">📖 HTML:</w:t>
+              <w:t xml:space="preserve">📖 EXERCISE:</w:t>
             </w:r>
           </w:p>
           <w:p>
             <w:pPr>
               <w:spacing w:after="20" w:before="0"/>
             </w:pPr>
-            <w:hyperlink w:history="1" r:id="rIdrpekj8ukfowa1p1ei3ikg">
+            <w:hyperlink w:history="1" r:id="rIdkp11cteu2kk_cwy-hhoi8">
               <w:r>
                 <w:rPr>
                   <w:rFonts w:ascii="Arial" w:cs="Arial" w:eastAsia="Arial" w:hAnsi="Arial"/>
@@ -9999,7 +9999,7 @@
                   <w:szCs w:val="16"/>
                   <w:u w:val="single" w:color="2E75B6"/>
                 </w:rPr>
-                <w:t xml:space="preserve">Trigonometry Word Problems (Flexbook)</w:t>
+                <w:t xml:space="preserve">Trigonometric ratios in right triangles</w:t>
               </w:r>
             </w:hyperlink>
           </w:p>
@@ -10015,7 +10015,7 @@
                 <w:sz w:val="14"/>
                 <w:szCs w:val="14"/>
               </w:rPr>
-              <w:t xml:space="preserve">Source: CK-12</w:t>
+              <w:t xml:space="preserve">Source: Khan Academy (English - US curriculum)</w:t>
             </w:r>
           </w:p>
           <w:p>
@@ -10023,7 +10023,7 @@
               <w:spacing w:after="10" w:before="0"/>
               <w:ind w:left="120"/>
             </w:pPr>
-            <w:hyperlink w:history="1" r:id="rIdnhmi1ixtifurjuxgty4u2">
+            <w:hyperlink w:history="1" r:id="rIdi6wandtbatflckqhnm5xj">
               <w:r>
                 <w:rPr>
                   <w:rFonts w:ascii="Arial" w:cs="Arial" w:eastAsia="Arial" w:hAnsi="Arial"/>
@@ -10294,7 +10294,7 @@
             <w:pPr>
               <w:spacing w:after="20" w:before="0"/>
             </w:pPr>
-            <w:hyperlink w:history="1" r:id="rId5xpodi3jyfimqczxznh5f">
+            <w:hyperlink w:history="1" r:id="rIdp2mlqjuhmeocoasf0xeid">
               <w:r>
                 <w:rPr>
                   <w:rFonts w:ascii="Arial" w:cs="Arial" w:eastAsia="Arial" w:hAnsi="Arial"/>
@@ -10303,7 +10303,7 @@
                   <w:szCs w:val="16"/>
                   <w:u w:val="single" w:color="2E75B6"/>
                 </w:rPr>
-                <w:t xml:space="preserve">Trigonometry Word Problems Principles - Basic</w:t>
+                <w:t xml:space="preserve">Equation practice with complementary angles</w:t>
               </w:r>
             </w:hyperlink>
           </w:p>
@@ -10319,7 +10319,7 @@
                 <w:sz w:val="14"/>
                 <w:szCs w:val="14"/>
               </w:rPr>
-              <w:t xml:space="preserve">Source: CK-12</w:t>
+              <w:t xml:space="preserve">Source: Khan Academy (English - US curriculum)</w:t>
             </w:r>
           </w:p>
           <w:p>
@@ -10327,7 +10327,7 @@
               <w:spacing w:after="10" w:before="0"/>
               <w:ind w:left="120"/>
             </w:pPr>
-            <w:hyperlink w:history="1" r:id="rIddswn_rwn7ze_ajr7e-2uc">
+            <w:hyperlink w:history="1" r:id="rIdehlnt1b1_zynn7i0asun5">
               <w:r>
                 <w:rPr>
                   <w:rFonts w:ascii="Arial" w:cs="Arial" w:eastAsia="Arial" w:hAnsi="Arial"/>
@@ -10372,7 +10372,7 @@
             <w:pPr>
               <w:spacing w:after="20" w:before="0"/>
             </w:pPr>
-            <w:hyperlink w:history="1" r:id="rIdlrgrol56qdlz-rmay4tqi">
+            <w:hyperlink w:history="1" r:id="rIdmv31me3mqd5wnda6fdqk3">
               <w:r>
                 <w:rPr>
                   <w:rFonts w:ascii="Arial" w:cs="Arial" w:eastAsia="Arial" w:hAnsi="Arial"/>
@@ -10381,7 +10381,7 @@
                   <w:szCs w:val="16"/>
                   <w:u w:val="single" w:color="2E75B6"/>
                 </w:rPr>
-                <w:t xml:space="preserve">Trigonometry Word Problems (Flexbook)</w:t>
+                <w:t xml:space="preserve">Trigonometry Word Problems: Helicopter Angle of Depression Rescue (PLIX)</w:t>
               </w:r>
             </w:hyperlink>
           </w:p>
@@ -10405,7 +10405,7 @@
               <w:spacing w:after="10" w:before="0"/>
               <w:ind w:left="120"/>
             </w:pPr>
-            <w:hyperlink w:history="1" r:id="rIduhyls9vpu5qo1s4scnlvv">
+            <w:hyperlink w:history="1" r:id="rIdyz6gnx2ctq4besef1c1vk">
               <w:r>
                 <w:rPr>
                   <w:rFonts w:ascii="Arial" w:cs="Arial" w:eastAsia="Arial" w:hAnsi="Arial"/>
@@ -10600,7 +10600,7 @@
             <w:pPr>
               <w:spacing w:after="20" w:before="0"/>
             </w:pPr>
-            <w:hyperlink w:history="1" r:id="rIdwrjlgnlmm1p-qpsq3e2od">
+            <w:hyperlink w:history="1" r:id="rIdd3vgzoactuluzy64g2wd8">
               <w:r>
                 <w:rPr>
                   <w:rFonts w:ascii="Arial" w:cs="Arial" w:eastAsia="Arial" w:hAnsi="Arial"/>
@@ -10609,7 +10609,7 @@
                   <w:szCs w:val="16"/>
                   <w:u w:val="single" w:color="2E75B6"/>
                 </w:rPr>
-                <w:t xml:space="preserve">Trigonometry Word Problems Principles - Basic</w:t>
+                <w:t xml:space="preserve">Sine &amp; cosine of complementary angles</w:t>
               </w:r>
             </w:hyperlink>
           </w:p>
@@ -10625,7 +10625,7 @@
                 <w:sz w:val="14"/>
                 <w:szCs w:val="14"/>
               </w:rPr>
-              <w:t xml:space="preserve">Source: CK-12</w:t>
+              <w:t xml:space="preserve">Source: Khan Academy (English - US curriculum)</w:t>
             </w:r>
           </w:p>
           <w:p>
@@ -10633,7 +10633,7 @@
               <w:spacing w:after="10" w:before="0"/>
               <w:ind w:left="120"/>
             </w:pPr>
-            <w:hyperlink w:history="1" r:id="rIdzalgeoja7at4wcy8omksv">
+            <w:hyperlink w:history="1" r:id="rId3voe3qdktosmdcpopgg4t">
               <w:r>
                 <w:rPr>
                   <w:rFonts w:ascii="Arial" w:cs="Arial" w:eastAsia="Arial" w:hAnsi="Arial"/>
@@ -10671,14 +10671,14 @@
                 <w:sz w:val="16"/>
                 <w:szCs w:val="16"/>
               </w:rPr>
-              <w:t xml:space="preserve">📖 HTML:</w:t>
+              <w:t xml:space="preserve">📖 EXERCISE:</w:t>
             </w:r>
           </w:p>
           <w:p>
             <w:pPr>
               <w:spacing w:after="20" w:before="0"/>
             </w:pPr>
-            <w:hyperlink w:history="1" r:id="rIduizx6ohzkeyjnokhdzh_q">
+            <w:hyperlink w:history="1" r:id="rIdecjbcj8q2h6ia95fr6spo">
               <w:r>
                 <w:rPr>
                   <w:rFonts w:ascii="Arial" w:cs="Arial" w:eastAsia="Arial" w:hAnsi="Arial"/>
@@ -10687,7 +10687,7 @@
                   <w:szCs w:val="16"/>
                   <w:u w:val="single" w:color="2E75B6"/>
                 </w:rPr>
-                <w:t xml:space="preserve">Trigonometry Word Problems (Flexbook)</w:t>
+                <w:t xml:space="preserve">Relate ratios in right triangles</w:t>
               </w:r>
             </w:hyperlink>
           </w:p>
@@ -10703,7 +10703,7 @@
                 <w:sz w:val="14"/>
                 <w:szCs w:val="14"/>
               </w:rPr>
-              <w:t xml:space="preserve">Source: CK-12</w:t>
+              <w:t xml:space="preserve">Source: Khan Academy (English - US curriculum)</w:t>
             </w:r>
           </w:p>
           <w:p>
@@ -10711,7 +10711,7 @@
               <w:spacing w:after="10" w:before="0"/>
               <w:ind w:left="120"/>
             </w:pPr>
-            <w:hyperlink w:history="1" r:id="rIdbjpgddpe65-o_uv4uwmzk">
+            <w:hyperlink w:history="1" r:id="rIdi9tqpytpobogcpdq1skmb">
               <w:r>
                 <w:rPr>
                   <w:rFonts w:ascii="Arial" w:cs="Arial" w:eastAsia="Arial" w:hAnsi="Arial"/>
@@ -12198,7 +12198,7 @@
             <w:pPr>
               <w:spacing w:after="20" w:before="0"/>
             </w:pPr>
-            <w:hyperlink w:history="1" r:id="rId9o8ldcet40v1t8fibf_as">
+            <w:hyperlink w:history="1" r:id="rId3hslcjyoavomubrtgnfum">
               <w:r>
                 <w:rPr>
                   <w:rFonts w:ascii="Arial" w:cs="Arial" w:eastAsia="Arial" w:hAnsi="Arial"/>
@@ -12207,7 +12207,7 @@
                   <w:szCs w:val="16"/>
                   <w:u w:val="single" w:color="2E75B6"/>
                 </w:rPr>
-                <w:t xml:space="preserve">Trigonometry Word Problems Principles - Basic</w:t>
+                <w:t xml:space="preserve">Solving for a side in right triangles with trigonometry</w:t>
               </w:r>
             </w:hyperlink>
           </w:p>
@@ -12223,7 +12223,7 @@
                 <w:sz w:val="14"/>
                 <w:szCs w:val="14"/>
               </w:rPr>
-              <w:t xml:space="preserve">Source: CK-12</w:t>
+              <w:t xml:space="preserve">Source: Khan Academy (English - US curriculum)</w:t>
             </w:r>
           </w:p>
           <w:p>
@@ -12231,7 +12231,7 @@
               <w:spacing w:after="10" w:before="0"/>
               <w:ind w:left="120"/>
             </w:pPr>
-            <w:hyperlink w:history="1" r:id="rIdkwia1w7mmxi_6p1xxs_id">
+            <w:hyperlink w:history="1" r:id="rIdn3dunuhzbxdymdshuhyy3">
               <w:r>
                 <w:rPr>
                   <w:rFonts w:ascii="Arial" w:cs="Arial" w:eastAsia="Arial" w:hAnsi="Arial"/>
@@ -12269,14 +12269,14 @@
                 <w:sz w:val="16"/>
                 <w:szCs w:val="16"/>
               </w:rPr>
-              <w:t xml:space="preserve">📖 HTML:</w:t>
+              <w:t xml:space="preserve">📖 EXERCISE:</w:t>
             </w:r>
           </w:p>
           <w:p>
             <w:pPr>
               <w:spacing w:after="20" w:before="0"/>
             </w:pPr>
-            <w:hyperlink w:history="1" r:id="rIdila8zu2pdeql5uuh_jhas">
+            <w:hyperlink w:history="1" r:id="rIdtm9a-b2oz7udde89-slve">
               <w:r>
                 <w:rPr>
                   <w:rFonts w:ascii="Arial" w:cs="Arial" w:eastAsia="Arial" w:hAnsi="Arial"/>
@@ -12285,7 +12285,7 @@
                   <w:szCs w:val="16"/>
                   <w:u w:val="single" w:color="2E75B6"/>
                 </w:rPr>
-                <w:t xml:space="preserve">Trigonometry Word Problems (Flexbook)</w:t>
+                <w:t xml:space="preserve">Solve for an angle in right triangles</w:t>
               </w:r>
             </w:hyperlink>
           </w:p>
@@ -12301,7 +12301,7 @@
                 <w:sz w:val="14"/>
                 <w:szCs w:val="14"/>
               </w:rPr>
-              <w:t xml:space="preserve">Source: CK-12</w:t>
+              <w:t xml:space="preserve">Source: Khan Academy (English - US curriculum)</w:t>
             </w:r>
           </w:p>
           <w:p>
@@ -12309,7 +12309,7 @@
               <w:spacing w:after="10" w:before="0"/>
               <w:ind w:left="120"/>
             </w:pPr>
-            <w:hyperlink w:history="1" r:id="rIddunyiljiokjq-ks5hjoee">
+            <w:hyperlink w:history="1" r:id="rIduioob6vhila_1euoae2fr">
               <w:r>
                 <w:rPr>
                   <w:rFonts w:ascii="Arial" w:cs="Arial" w:eastAsia="Arial" w:hAnsi="Arial"/>
@@ -12504,7 +12504,7 @@
             <w:pPr>
               <w:spacing w:after="20" w:before="0"/>
             </w:pPr>
-            <w:hyperlink w:history="1" r:id="rIdqjmagzggr7yfrmjbskyel">
+            <w:hyperlink w:history="1" r:id="rIdlxyajk_zkctn_z1cta0eu">
               <w:r>
                 <w:rPr>
                   <w:rFonts w:ascii="Arial" w:cs="Arial" w:eastAsia="Arial" w:hAnsi="Arial"/>
@@ -12513,7 +12513,7 @@
                   <w:szCs w:val="16"/>
                   <w:u w:val="single" w:color="2E75B6"/>
                 </w:rPr>
-                <w:t xml:space="preserve">Trigonometry Word Problems Principles - Basic</w:t>
+                <w:t xml:space="preserve">Trigonometric ratios in right triangles</w:t>
               </w:r>
             </w:hyperlink>
           </w:p>
@@ -12529,7 +12529,7 @@
                 <w:sz w:val="14"/>
                 <w:szCs w:val="14"/>
               </w:rPr>
-              <w:t xml:space="preserve">Source: CK-12</w:t>
+              <w:t xml:space="preserve">Source: Khan Academy (English - US curriculum)</w:t>
             </w:r>
           </w:p>
           <w:p>
@@ -12537,7 +12537,7 @@
               <w:spacing w:after="10" w:before="0"/>
               <w:ind w:left="120"/>
             </w:pPr>
-            <w:hyperlink w:history="1" r:id="rIdrkbmjclyouyzzwwjdfnpw">
+            <w:hyperlink w:history="1" r:id="rIdcvg8un19a13vytff--ojc">
               <w:r>
                 <w:rPr>
                   <w:rFonts w:ascii="Arial" w:cs="Arial" w:eastAsia="Arial" w:hAnsi="Arial"/>
@@ -12575,14 +12575,14 @@
                 <w:sz w:val="16"/>
                 <w:szCs w:val="16"/>
               </w:rPr>
-              <w:t xml:space="preserve">📖 HTML:</w:t>
+              <w:t xml:space="preserve">📖 EXERCISE:</w:t>
             </w:r>
           </w:p>
           <w:p>
             <w:pPr>
               <w:spacing w:after="20" w:before="0"/>
             </w:pPr>
-            <w:hyperlink w:history="1" r:id="rIdlys-kdbye6hntfpxnytu3">
+            <w:hyperlink w:history="1" r:id="rIdrmtsh_b19a9pskbwmd_w6">
               <w:r>
                 <w:rPr>
                   <w:rFonts w:ascii="Arial" w:cs="Arial" w:eastAsia="Arial" w:hAnsi="Arial"/>
@@ -12591,7 +12591,7 @@
                   <w:szCs w:val="16"/>
                   <w:u w:val="single" w:color="2E75B6"/>
                 </w:rPr>
-                <w:t xml:space="preserve">Trigonometry Word Problems (Flexbook)</w:t>
+                <w:t xml:space="preserve">Trigonometric ratios in right triangles</w:t>
               </w:r>
             </w:hyperlink>
           </w:p>
@@ -12607,7 +12607,7 @@
                 <w:sz w:val="14"/>
                 <w:szCs w:val="14"/>
               </w:rPr>
-              <w:t xml:space="preserve">Source: CK-12</w:t>
+              <w:t xml:space="preserve">Source: Khan Academy (English - US curriculum)</w:t>
             </w:r>
           </w:p>
           <w:p>
@@ -12615,7 +12615,7 @@
               <w:spacing w:after="10" w:before="0"/>
               <w:ind w:left="120"/>
             </w:pPr>
-            <w:hyperlink w:history="1" r:id="rIdk2hllhkya6ruchz2qxywv">
+            <w:hyperlink w:history="1" r:id="rId0jpfrlm42zneynx0tdacl">
               <w:r>
                 <w:rPr>
                   <w:rFonts w:ascii="Arial" w:cs="Arial" w:eastAsia="Arial" w:hAnsi="Arial"/>
@@ -12810,7 +12810,7 @@
             <w:pPr>
               <w:spacing w:after="20" w:before="0"/>
             </w:pPr>
-            <w:hyperlink w:history="1" r:id="rIdarlxmh5djpmycrjsoo5sz">
+            <w:hyperlink w:history="1" r:id="rIdffbykkz0tvgh3gsiumlwt">
               <w:r>
                 <w:rPr>
                   <w:rFonts w:ascii="Arial" w:cs="Arial" w:eastAsia="Arial" w:hAnsi="Arial"/>
@@ -12819,7 +12819,7 @@
                   <w:szCs w:val="16"/>
                   <w:u w:val="single" w:color="2E75B6"/>
                 </w:rPr>
-                <w:t xml:space="preserve">Trigonometry Word Problems Principles - Basic</w:t>
+                <w:t xml:space="preserve">Trigonometric ratios in right triangles -dubbed(KY)</w:t>
               </w:r>
             </w:hyperlink>
           </w:p>
@@ -12835,7 +12835,7 @@
                 <w:sz w:val="14"/>
                 <w:szCs w:val="14"/>
               </w:rPr>
-              <w:t xml:space="preserve">Source: CK-12</w:t>
+              <w:t xml:space="preserve">Source: Khan Academy (Kiswahili)</w:t>
             </w:r>
           </w:p>
           <w:p>
@@ -12843,7 +12843,7 @@
               <w:spacing w:after="10" w:before="0"/>
               <w:ind w:left="120"/>
             </w:pPr>
-            <w:hyperlink w:history="1" r:id="rIdzitbg0oq5gsbgebvt8ser">
+            <w:hyperlink w:history="1" r:id="rId8chge6sk-m6wv-8x7-xja">
               <w:r>
                 <w:rPr>
                   <w:rFonts w:ascii="Arial" w:cs="Arial" w:eastAsia="Arial" w:hAnsi="Arial"/>
@@ -12881,14 +12881,14 @@
                 <w:sz w:val="16"/>
                 <w:szCs w:val="16"/>
               </w:rPr>
-              <w:t xml:space="preserve">📖 HTML:</w:t>
+              <w:t xml:space="preserve">📖 EXERCISE:</w:t>
             </w:r>
           </w:p>
           <w:p>
             <w:pPr>
               <w:spacing w:after="20" w:before="0"/>
             </w:pPr>
-            <w:hyperlink w:history="1" r:id="rIdvovueugzbrqk7sed8ddtg">
+            <w:hyperlink w:history="1" r:id="rIdke8_c9mp9crhm728v4fzl">
               <w:r>
                 <w:rPr>
                   <w:rFonts w:ascii="Arial" w:cs="Arial" w:eastAsia="Arial" w:hAnsi="Arial"/>
@@ -12897,7 +12897,7 @@
                   <w:szCs w:val="16"/>
                   <w:u w:val="single" w:color="2E75B6"/>
                 </w:rPr>
-                <w:t xml:space="preserve">Trigonometry Word Problems (Flexbook)</w:t>
+                <w:t xml:space="preserve">Relate ratios in right triangles</w:t>
               </w:r>
             </w:hyperlink>
           </w:p>
@@ -12913,7 +12913,7 @@
                 <w:sz w:val="14"/>
                 <w:szCs w:val="14"/>
               </w:rPr>
-              <w:t xml:space="preserve">Source: CK-12</w:t>
+              <w:t xml:space="preserve">Source: Khan Academy (English - US curriculum)</w:t>
             </w:r>
           </w:p>
           <w:p>
@@ -12921,7 +12921,7 @@
               <w:spacing w:after="10" w:before="0"/>
               <w:ind w:left="120"/>
             </w:pPr>
-            <w:hyperlink w:history="1" r:id="rIdbhow57y15d9d-ejk4ws_h">
+            <w:hyperlink w:history="1" r:id="rIduviaq6trq3-ag-qlektb8">
               <w:r>
                 <w:rPr>
                   <w:rFonts w:ascii="Arial" w:cs="Arial" w:eastAsia="Arial" w:hAnsi="Arial"/>
@@ -13116,7 +13116,7 @@
             <w:pPr>
               <w:spacing w:after="20" w:before="0"/>
             </w:pPr>
-            <w:hyperlink w:history="1" r:id="rId4hktft7p_evtii5fm8zbj">
+            <w:hyperlink w:history="1" r:id="rIdjdmaq3ukmvpvkb693p_1m">
               <w:r>
                 <w:rPr>
                   <w:rFonts w:ascii="Arial" w:cs="Arial" w:eastAsia="Arial" w:hAnsi="Arial"/>
@@ -13125,7 +13125,7 @@
                   <w:szCs w:val="16"/>
                   <w:u w:val="single" w:color="2E75B6"/>
                 </w:rPr>
-                <w:t xml:space="preserve">Trigonometry Word Problems Principles - Basic</w:t>
+                <w:t xml:space="preserve">The trig functions &amp; right triangle trig ratios</w:t>
               </w:r>
             </w:hyperlink>
           </w:p>
@@ -13141,7 +13141,7 @@
                 <w:sz w:val="14"/>
                 <w:szCs w:val="14"/>
               </w:rPr>
-              <w:t xml:space="preserve">Source: CK-12</w:t>
+              <w:t xml:space="preserve">Source: Khan Academy (English - US curriculum)</w:t>
             </w:r>
           </w:p>
           <w:p>
@@ -13149,7 +13149,7 @@
               <w:spacing w:after="10" w:before="0"/>
               <w:ind w:left="120"/>
             </w:pPr>
-            <w:hyperlink w:history="1" r:id="rIdffiqxqz18lumhz_ekl5za">
+            <w:hyperlink w:history="1" r:id="rIdmzdpkkgzpnmx1ouoptdut">
               <w:r>
                 <w:rPr>
                   <w:rFonts w:ascii="Arial" w:cs="Arial" w:eastAsia="Arial" w:hAnsi="Arial"/>
@@ -13187,14 +13187,14 @@
                 <w:sz w:val="16"/>
                 <w:szCs w:val="16"/>
               </w:rPr>
-              <w:t xml:space="preserve">📖 HTML:</w:t>
+              <w:t xml:space="preserve">📖 EXERCISE:</w:t>
             </w:r>
           </w:p>
           <w:p>
             <w:pPr>
               <w:spacing w:after="20" w:before="0"/>
             </w:pPr>
-            <w:hyperlink w:history="1" r:id="rId0z-f3s1pdqf4u3jltar-l">
+            <w:hyperlink w:history="1" r:id="rIdeh7zn0tsbdacyzg2q9osj">
               <w:r>
                 <w:rPr>
                   <w:rFonts w:ascii="Arial" w:cs="Arial" w:eastAsia="Arial" w:hAnsi="Arial"/>
@@ -13203,7 +13203,7 @@
                   <w:szCs w:val="16"/>
                   <w:u w:val="single" w:color="2E75B6"/>
                 </w:rPr>
-                <w:t xml:space="preserve">Trigonometry Word Problems (Flexbook)</w:t>
+                <w:t xml:space="preserve">Solve for a side in right triangles</w:t>
               </w:r>
             </w:hyperlink>
           </w:p>
@@ -13219,7 +13219,7 @@
                 <w:sz w:val="14"/>
                 <w:szCs w:val="14"/>
               </w:rPr>
-              <w:t xml:space="preserve">Source: CK-12</w:t>
+              <w:t xml:space="preserve">Source: Khan Academy (English - US curriculum)</w:t>
             </w:r>
           </w:p>
           <w:p>
@@ -13227,7 +13227,7 @@
               <w:spacing w:after="10" w:before="0"/>
               <w:ind w:left="120"/>
             </w:pPr>
-            <w:hyperlink w:history="1" r:id="rIddc1zpvmehpgcclweacnbp">
+            <w:hyperlink w:history="1" r:id="rId5e3k6_tzmnuremfphrtvs">
               <w:r>
                 <w:rPr>
                   <w:rFonts w:ascii="Arial" w:cs="Arial" w:eastAsia="Arial" w:hAnsi="Arial"/>
@@ -13422,7 +13422,7 @@
             <w:pPr>
               <w:spacing w:after="20" w:before="0"/>
             </w:pPr>
-            <w:hyperlink w:history="1" r:id="rIdfstcdkcnmyafz2-qbcqux">
+            <w:hyperlink w:history="1" r:id="rIdqzuiv9bxcg5zg2h0-tfy0">
               <w:r>
                 <w:rPr>
                   <w:rFonts w:ascii="Arial" w:cs="Arial" w:eastAsia="Arial" w:hAnsi="Arial"/>
@@ -13431,7 +13431,7 @@
                   <w:szCs w:val="16"/>
                   <w:u w:val="single" w:color="2E75B6"/>
                 </w:rPr>
-                <w:t xml:space="preserve">Trigonometry Word Problems Principles - Basic</w:t>
+                <w:t xml:space="preserve">Using right triangle ratios to approximate angle measure</w:t>
               </w:r>
             </w:hyperlink>
           </w:p>
@@ -13447,7 +13447,7 @@
                 <w:sz w:val="14"/>
                 <w:szCs w:val="14"/>
               </w:rPr>
-              <w:t xml:space="preserve">Source: CK-12</w:t>
+              <w:t xml:space="preserve">Source: Khan Academy (English - US curriculum)</w:t>
             </w:r>
           </w:p>
           <w:p>
@@ -13455,7 +13455,7 @@
               <w:spacing w:after="10" w:before="0"/>
               <w:ind w:left="120"/>
             </w:pPr>
-            <w:hyperlink w:history="1" r:id="rIdmqjg6gv74rcl_enb8hudi">
+            <w:hyperlink w:history="1" r:id="rIdrsgthlkge6zs14lbkvzrb">
               <w:r>
                 <w:rPr>
                   <w:rFonts w:ascii="Arial" w:cs="Arial" w:eastAsia="Arial" w:hAnsi="Arial"/>
@@ -13493,14 +13493,14 @@
                 <w:sz w:val="16"/>
                 <w:szCs w:val="16"/>
               </w:rPr>
-              <w:t xml:space="preserve">📖 HTML:</w:t>
+              <w:t xml:space="preserve">📖 EXERCISE:</w:t>
             </w:r>
           </w:p>
           <w:p>
             <w:pPr>
               <w:spacing w:after="20" w:before="0"/>
             </w:pPr>
-            <w:hyperlink w:history="1" r:id="rIdupm3ulm9aiuphpvlgkec3">
+            <w:hyperlink w:history="1" r:id="rIdxbeld8bpoyion0hgphlhw">
               <w:r>
                 <w:rPr>
                   <w:rFonts w:ascii="Arial" w:cs="Arial" w:eastAsia="Arial" w:hAnsi="Arial"/>
@@ -13509,7 +13509,7 @@
                   <w:szCs w:val="16"/>
                   <w:u w:val="single" w:color="2E75B6"/>
                 </w:rPr>
-                <w:t xml:space="preserve">Trigonometry Word Problems (Flexbook)</w:t>
+                <w:t xml:space="preserve">Trig values of π/6, π/4, and π/3</w:t>
               </w:r>
             </w:hyperlink>
           </w:p>
@@ -13525,7 +13525,7 @@
                 <w:sz w:val="14"/>
                 <w:szCs w:val="14"/>
               </w:rPr>
-              <w:t xml:space="preserve">Source: CK-12</w:t>
+              <w:t xml:space="preserve">Source: Khan Academy (English - US curriculum)</w:t>
             </w:r>
           </w:p>
           <w:p>
@@ -13533,7 +13533,7 @@
               <w:spacing w:after="10" w:before="0"/>
               <w:ind w:left="120"/>
             </w:pPr>
-            <w:hyperlink w:history="1" r:id="rIdsddfb5gttx5vyrifen2yl">
+            <w:hyperlink w:history="1" r:id="rIdxebnasbwavbxlsfher5j9">
               <w:r>
                 <w:rPr>
                   <w:rFonts w:ascii="Arial" w:cs="Arial" w:eastAsia="Arial" w:hAnsi="Arial"/>
@@ -15020,7 +15020,7 @@
             <w:pPr>
               <w:spacing w:after="20" w:before="0"/>
             </w:pPr>
-            <w:hyperlink w:history="1" r:id="rIdt3dwao17xonbqt2ls28fv">
+            <w:hyperlink w:history="1" r:id="rIdqxau5jmiktw-tmc1xspoj">
               <w:r>
                 <w:rPr>
                   <w:rFonts w:ascii="Arial" w:cs="Arial" w:eastAsia="Arial" w:hAnsi="Arial"/>
@@ -15029,7 +15029,7 @@
                   <w:szCs w:val="16"/>
                   <w:u w:val="single" w:color="2E75B6"/>
                 </w:rPr>
-                <w:t xml:space="preserve">Trigonometry Word Problems Principles - Basic</w:t>
+                <w:t xml:space="preserve">Solving for a side in right triangles with trigonometry</w:t>
               </w:r>
             </w:hyperlink>
           </w:p>
@@ -15045,7 +15045,7 @@
                 <w:sz w:val="14"/>
                 <w:szCs w:val="14"/>
               </w:rPr>
-              <w:t xml:space="preserve">Source: CK-12</w:t>
+              <w:t xml:space="preserve">Source: Khan Academy (English - US curriculum)</w:t>
             </w:r>
           </w:p>
           <w:p>
@@ -15053,7 +15053,7 @@
               <w:spacing w:after="10" w:before="0"/>
               <w:ind w:left="120"/>
             </w:pPr>
-            <w:hyperlink w:history="1" r:id="rIdtdnzshbz9npx1149uj76k">
+            <w:hyperlink w:history="1" r:id="rIdbhbbk4o_jggyfc_eiq4_3">
               <w:r>
                 <w:rPr>
                   <w:rFonts w:ascii="Arial" w:cs="Arial" w:eastAsia="Arial" w:hAnsi="Arial"/>
@@ -15091,14 +15091,14 @@
                 <w:sz w:val="16"/>
                 <w:szCs w:val="16"/>
               </w:rPr>
-              <w:t xml:space="preserve">📖 HTML:</w:t>
+              <w:t xml:space="preserve">📖 EXERCISE:</w:t>
             </w:r>
           </w:p>
           <w:p>
             <w:pPr>
               <w:spacing w:after="20" w:before="0"/>
             </w:pPr>
-            <w:hyperlink w:history="1" r:id="rId55ubqmzqesvo8fymu7gca">
+            <w:hyperlink w:history="1" r:id="rId5zydbeszh_sozyjyp6zhr">
               <w:r>
                 <w:rPr>
                   <w:rFonts w:ascii="Arial" w:cs="Arial" w:eastAsia="Arial" w:hAnsi="Arial"/>
@@ -15107,7 +15107,7 @@
                   <w:szCs w:val="16"/>
                   <w:u w:val="single" w:color="2E75B6"/>
                 </w:rPr>
-                <w:t xml:space="preserve">Trigonometry Word Problems (Flexbook)</w:t>
+                <w:t xml:space="preserve">Solve for an angle in right triangles</w:t>
               </w:r>
             </w:hyperlink>
           </w:p>
@@ -15123,7 +15123,7 @@
                 <w:sz w:val="14"/>
                 <w:szCs w:val="14"/>
               </w:rPr>
-              <w:t xml:space="preserve">Source: CK-12</w:t>
+              <w:t xml:space="preserve">Source: Khan Academy (English - US curriculum)</w:t>
             </w:r>
           </w:p>
           <w:p>
@@ -15131,7 +15131,7 @@
               <w:spacing w:after="10" w:before="0"/>
               <w:ind w:left="120"/>
             </w:pPr>
-            <w:hyperlink w:history="1" r:id="rIdfibnmqm4v2u8fhnaqysr4">
+            <w:hyperlink w:history="1" r:id="rIdlitoc3jzkvsepdbin5qkp">
               <w:r>
                 <w:rPr>
                   <w:rFonts w:ascii="Arial" w:cs="Arial" w:eastAsia="Arial" w:hAnsi="Arial"/>
@@ -15326,7 +15326,7 @@
             <w:pPr>
               <w:spacing w:after="20" w:before="0"/>
             </w:pPr>
-            <w:hyperlink w:history="1" r:id="rId5rq2lp7onmtj0ohlagac4">
+            <w:hyperlink w:history="1" r:id="rIdtye2xsb6djar3pafucjvb">
               <w:r>
                 <w:rPr>
                   <w:rFonts w:ascii="Arial" w:cs="Arial" w:eastAsia="Arial" w:hAnsi="Arial"/>
@@ -15335,7 +15335,7 @@
                   <w:szCs w:val="16"/>
                   <w:u w:val="single" w:color="2E75B6"/>
                 </w:rPr>
-                <w:t xml:space="preserve">Trigonometry Word Problems Principles - Basic</w:t>
+                <w:t xml:space="preserve">Solving for a side in right triangles with trigonometry</w:t>
               </w:r>
             </w:hyperlink>
           </w:p>
@@ -15351,7 +15351,7 @@
                 <w:sz w:val="14"/>
                 <w:szCs w:val="14"/>
               </w:rPr>
-              <w:t xml:space="preserve">Source: CK-12</w:t>
+              <w:t xml:space="preserve">Source: Khan Academy (English - US curriculum)</w:t>
             </w:r>
           </w:p>
           <w:p>
@@ -15359,7 +15359,7 @@
               <w:spacing w:after="10" w:before="0"/>
               <w:ind w:left="120"/>
             </w:pPr>
-            <w:hyperlink w:history="1" r:id="rIdttpy8igv5gm2goy5wuma7">
+            <w:hyperlink w:history="1" r:id="rIdihluk4znwkgabggcllh3o">
               <w:r>
                 <w:rPr>
                   <w:rFonts w:ascii="Arial" w:cs="Arial" w:eastAsia="Arial" w:hAnsi="Arial"/>
@@ -15397,14 +15397,14 @@
                 <w:sz w:val="16"/>
                 <w:szCs w:val="16"/>
               </w:rPr>
-              <w:t xml:space="preserve">📖 HTML:</w:t>
+              <w:t xml:space="preserve">📖 EXERCISE:</w:t>
             </w:r>
           </w:p>
           <w:p>
             <w:pPr>
               <w:spacing w:after="20" w:before="0"/>
             </w:pPr>
-            <w:hyperlink w:history="1" r:id="rIdn3szdaxln1vty8p28wq12">
+            <w:hyperlink w:history="1" r:id="rIddumjdqs7phmlkgqvapb6o">
               <w:r>
                 <w:rPr>
                   <w:rFonts w:ascii="Arial" w:cs="Arial" w:eastAsia="Arial" w:hAnsi="Arial"/>
@@ -15413,7 +15413,7 @@
                   <w:szCs w:val="16"/>
                   <w:u w:val="single" w:color="2E75B6"/>
                 </w:rPr>
-                <w:t xml:space="preserve">Trigonometry Word Problems (Flexbook)</w:t>
+                <w:t xml:space="preserve">Solve for a side in right triangles</w:t>
               </w:r>
             </w:hyperlink>
           </w:p>
@@ -15429,7 +15429,7 @@
                 <w:sz w:val="14"/>
                 <w:szCs w:val="14"/>
               </w:rPr>
-              <w:t xml:space="preserve">Source: CK-12</w:t>
+              <w:t xml:space="preserve">Source: Khan Academy (English - US curriculum)</w:t>
             </w:r>
           </w:p>
           <w:p>
@@ -15437,7 +15437,7 @@
               <w:spacing w:after="10" w:before="0"/>
               <w:ind w:left="120"/>
             </w:pPr>
-            <w:hyperlink w:history="1" r:id="rIdej5acgznh6rcso2nf2u6g">
+            <w:hyperlink w:history="1" r:id="rId-bwrqanb4nxg3sz_a2c8k">
               <w:r>
                 <w:rPr>
                   <w:rFonts w:ascii="Arial" w:cs="Arial" w:eastAsia="Arial" w:hAnsi="Arial"/>
@@ -15632,7 +15632,7 @@
             <w:pPr>
               <w:spacing w:after="20" w:before="0"/>
             </w:pPr>
-            <w:hyperlink w:history="1" r:id="rIdvlceizph3jvri9eajog17">
+            <w:hyperlink w:history="1" r:id="rIdmdpkucdrxy_3osnkocop2">
               <w:r>
                 <w:rPr>
                   <w:rFonts w:ascii="Arial" w:cs="Arial" w:eastAsia="Arial" w:hAnsi="Arial"/>
@@ -15641,7 +15641,7 @@
                   <w:szCs w:val="16"/>
                   <w:u w:val="single" w:color="2E75B6"/>
                 </w:rPr>
-                <w:t xml:space="preserve">Trigonometry Word Problems Principles - Basic</w:t>
+                <w:t xml:space="preserve">Solving for a side in right triangles with trigonometry</w:t>
               </w:r>
             </w:hyperlink>
           </w:p>
@@ -15657,7 +15657,7 @@
                 <w:sz w:val="14"/>
                 <w:szCs w:val="14"/>
               </w:rPr>
-              <w:t xml:space="preserve">Source: CK-12</w:t>
+              <w:t xml:space="preserve">Source: Khan Academy (English - US curriculum)</w:t>
             </w:r>
           </w:p>
           <w:p>
@@ -15665,7 +15665,7 @@
               <w:spacing w:after="10" w:before="0"/>
               <w:ind w:left="120"/>
             </w:pPr>
-            <w:hyperlink w:history="1" r:id="rIdbx4zcpnyodhlz7j7xhhoc">
+            <w:hyperlink w:history="1" r:id="rIdnkquljtfglsj3ejwxc9oq">
               <w:r>
                 <w:rPr>
                   <w:rFonts w:ascii="Arial" w:cs="Arial" w:eastAsia="Arial" w:hAnsi="Arial"/>
@@ -15703,14 +15703,14 @@
                 <w:sz w:val="16"/>
                 <w:szCs w:val="16"/>
               </w:rPr>
-              <w:t xml:space="preserve">📖 HTML:</w:t>
+              <w:t xml:space="preserve">📖 EXERCISE:</w:t>
             </w:r>
           </w:p>
           <w:p>
             <w:pPr>
               <w:spacing w:after="20" w:before="0"/>
             </w:pPr>
-            <w:hyperlink w:history="1" r:id="rIdnldg1xuiw-3qgeeghvonx">
+            <w:hyperlink w:history="1" r:id="rIdllh2j35ekgp1mfq35lbhr">
               <w:r>
                 <w:rPr>
                   <w:rFonts w:ascii="Arial" w:cs="Arial" w:eastAsia="Arial" w:hAnsi="Arial"/>
@@ -15719,7 +15719,7 @@
                   <w:szCs w:val="16"/>
                   <w:u w:val="single" w:color="2E75B6"/>
                 </w:rPr>
-                <w:t xml:space="preserve">Trigonometry Word Problems (Flexbook)</w:t>
+                <w:t xml:space="preserve">Solve for an angle in right triangles</w:t>
               </w:r>
             </w:hyperlink>
           </w:p>
@@ -15735,7 +15735,7 @@
                 <w:sz w:val="14"/>
                 <w:szCs w:val="14"/>
               </w:rPr>
-              <w:t xml:space="preserve">Source: CK-12</w:t>
+              <w:t xml:space="preserve">Source: Khan Academy (English - US curriculum)</w:t>
             </w:r>
           </w:p>
           <w:p>
@@ -15743,7 +15743,7 @@
               <w:spacing w:after="10" w:before="0"/>
               <w:ind w:left="120"/>
             </w:pPr>
-            <w:hyperlink w:history="1" r:id="rId7wkvd4noudtjd7-o6rhen">
+            <w:hyperlink w:history="1" r:id="rIdjgcky2vqg3mdbm_5_ggbh">
               <w:r>
                 <w:rPr>
                   <w:rFonts w:ascii="Arial" w:cs="Arial" w:eastAsia="Arial" w:hAnsi="Arial"/>
@@ -15938,7 +15938,7 @@
             <w:pPr>
               <w:spacing w:after="20" w:before="0"/>
             </w:pPr>
-            <w:hyperlink w:history="1" r:id="rIdn-85wzohp4-tkld92rkh9">
+            <w:hyperlink w:history="1" r:id="rIdqun2drn_nyvpgrgligmup">
               <w:r>
                 <w:rPr>
                   <w:rFonts w:ascii="Arial" w:cs="Arial" w:eastAsia="Arial" w:hAnsi="Arial"/>
@@ -15947,7 +15947,7 @@
                   <w:szCs w:val="16"/>
                   <w:u w:val="single" w:color="2E75B6"/>
                 </w:rPr>
-                <w:t xml:space="preserve">Trigonometry Word Problems Principles - Basic</w:t>
+                <w:t xml:space="preserve">Solving for a side in right triangles with trigonometry</w:t>
               </w:r>
             </w:hyperlink>
           </w:p>
@@ -15963,7 +15963,7 @@
                 <w:sz w:val="14"/>
                 <w:szCs w:val="14"/>
               </w:rPr>
-              <w:t xml:space="preserve">Source: CK-12</w:t>
+              <w:t xml:space="preserve">Source: Khan Academy (English - US curriculum)</w:t>
             </w:r>
           </w:p>
           <w:p>
@@ -15971,7 +15971,7 @@
               <w:spacing w:after="10" w:before="0"/>
               <w:ind w:left="120"/>
             </w:pPr>
-            <w:hyperlink w:history="1" r:id="rIdbv82dg_uora58dt_djcjw">
+            <w:hyperlink w:history="1" r:id="rId_wzkc1qyfjlbhopnivzck">
               <w:r>
                 <w:rPr>
                   <w:rFonts w:ascii="Arial" w:cs="Arial" w:eastAsia="Arial" w:hAnsi="Arial"/>
@@ -16009,14 +16009,14 @@
                 <w:sz w:val="16"/>
                 <w:szCs w:val="16"/>
               </w:rPr>
-              <w:t xml:space="preserve">📖 HTML:</w:t>
+              <w:t xml:space="preserve">📖 EXERCISE:</w:t>
             </w:r>
           </w:p>
           <w:p>
             <w:pPr>
               <w:spacing w:after="20" w:before="0"/>
             </w:pPr>
-            <w:hyperlink w:history="1" r:id="rIdygd48phmjtbsm8aasj7nh">
+            <w:hyperlink w:history="1" r:id="rIdhjolqkbrijobtbp7uqgxg">
               <w:r>
                 <w:rPr>
                   <w:rFonts w:ascii="Arial" w:cs="Arial" w:eastAsia="Arial" w:hAnsi="Arial"/>
@@ -16025,7 +16025,7 @@
                   <w:szCs w:val="16"/>
                   <w:u w:val="single" w:color="2E75B6"/>
                 </w:rPr>
-                <w:t xml:space="preserve">Trigonometry Word Problems (Flexbook)</w:t>
+                <w:t xml:space="preserve">Solve for an angle in right triangles</w:t>
               </w:r>
             </w:hyperlink>
           </w:p>
@@ -16041,7 +16041,7 @@
                 <w:sz w:val="14"/>
                 <w:szCs w:val="14"/>
               </w:rPr>
-              <w:t xml:space="preserve">Source: CK-12</w:t>
+              <w:t xml:space="preserve">Source: Khan Academy (English - US curriculum)</w:t>
             </w:r>
           </w:p>
           <w:p>
@@ -16049,7 +16049,7 @@
               <w:spacing w:after="10" w:before="0"/>
               <w:ind w:left="120"/>
             </w:pPr>
-            <w:hyperlink w:history="1" r:id="rIdw6il-ggq13ixxmjt0rgxy">
+            <w:hyperlink w:history="1" r:id="rId3blphkrrbddf963w742au">
               <w:r>
                 <w:rPr>
                   <w:rFonts w:ascii="Arial" w:cs="Arial" w:eastAsia="Arial" w:hAnsi="Arial"/>
@@ -16244,7 +16244,7 @@
             <w:pPr>
               <w:spacing w:after="20" w:before="0"/>
             </w:pPr>
-            <w:hyperlink w:history="1" r:id="rIdb5vrwj8knbu6jwihr4802">
+            <w:hyperlink w:history="1" r:id="rIdzrjdid7rdrpwccwv5y7cp">
               <w:r>
                 <w:rPr>
                   <w:rFonts w:ascii="Arial" w:cs="Arial" w:eastAsia="Arial" w:hAnsi="Arial"/>
@@ -16253,7 +16253,7 @@
                   <w:szCs w:val="16"/>
                   <w:u w:val="single" w:color="2E75B6"/>
                 </w:rPr>
-                <w:t xml:space="preserve">Trigonometry Word Problems Principles - Basic</w:t>
+                <w:t xml:space="preserve">Solving for a side in right triangles with trigonometry</w:t>
               </w:r>
             </w:hyperlink>
           </w:p>
@@ -16269,7 +16269,7 @@
                 <w:sz w:val="14"/>
                 <w:szCs w:val="14"/>
               </w:rPr>
-              <w:t xml:space="preserve">Source: CK-12</w:t>
+              <w:t xml:space="preserve">Source: Khan Academy (English - US curriculum)</w:t>
             </w:r>
           </w:p>
           <w:p>
@@ -16277,7 +16277,7 @@
               <w:spacing w:after="10" w:before="0"/>
               <w:ind w:left="120"/>
             </w:pPr>
-            <w:hyperlink w:history="1" r:id="rIdpaduonxs8zatslg8i_rke">
+            <w:hyperlink w:history="1" r:id="rIdrv0iad8nrcmnwxxwcb2i3">
               <w:r>
                 <w:rPr>
                   <w:rFonts w:ascii="Arial" w:cs="Arial" w:eastAsia="Arial" w:hAnsi="Arial"/>
@@ -16315,14 +16315,14 @@
                 <w:sz w:val="16"/>
                 <w:szCs w:val="16"/>
               </w:rPr>
-              <w:t xml:space="preserve">📖 HTML:</w:t>
+              <w:t xml:space="preserve">📖 EXERCISE:</w:t>
             </w:r>
           </w:p>
           <w:p>
             <w:pPr>
               <w:spacing w:after="20" w:before="0"/>
             </w:pPr>
-            <w:hyperlink w:history="1" r:id="rIdrhem5ri0i7iovzr4xsiue">
+            <w:hyperlink w:history="1" r:id="rIdjjk1uuf2k01dh7ycluy9a">
               <w:r>
                 <w:rPr>
                   <w:rFonts w:ascii="Arial" w:cs="Arial" w:eastAsia="Arial" w:hAnsi="Arial"/>
@@ -16331,7 +16331,7 @@
                   <w:szCs w:val="16"/>
                   <w:u w:val="single" w:color="2E75B6"/>
                 </w:rPr>
-                <w:t xml:space="preserve">Trigonometry Word Problems (Flexbook)</w:t>
+                <w:t xml:space="preserve">Solve for an angle in right triangles</w:t>
               </w:r>
             </w:hyperlink>
           </w:p>
@@ -16347,7 +16347,7 @@
                 <w:sz w:val="14"/>
                 <w:szCs w:val="14"/>
               </w:rPr>
-              <w:t xml:space="preserve">Source: CK-12</w:t>
+              <w:t xml:space="preserve">Source: Khan Academy (English - US curriculum)</w:t>
             </w:r>
           </w:p>
           <w:p>
@@ -16355,7 +16355,7 @@
               <w:spacing w:after="10" w:before="0"/>
               <w:ind w:left="120"/>
             </w:pPr>
-            <w:hyperlink w:history="1" r:id="rIdnc8pvcnrcta_q3o_ds_sg">
+            <w:hyperlink w:history="1" r:id="rId-ayu7xlv96-y_pgvp3y98">
               <w:r>
                 <w:rPr>
                   <w:rFonts w:ascii="Arial" w:cs="Arial" w:eastAsia="Arial" w:hAnsi="Arial"/>
@@ -17842,7 +17842,7 @@
             <w:pPr>
               <w:spacing w:after="20" w:before="0"/>
             </w:pPr>
-            <w:hyperlink w:history="1" r:id="rIdz5lqwey_whvzpz0grbf5u">
+            <w:hyperlink w:history="1" r:id="rIdabq9bw8ahokdbftazjwtp">
               <w:r>
                 <w:rPr>
                   <w:rFonts w:ascii="Arial" w:cs="Arial" w:eastAsia="Arial" w:hAnsi="Arial"/>
@@ -17851,7 +17851,7 @@
                   <w:szCs w:val="16"/>
                   <w:u w:val="single" w:color="2E75B6"/>
                 </w:rPr>
-                <w:t xml:space="preserve">Triangle similarity &amp; the trigonometric ratios</w:t>
+                <w:t xml:space="preserve">The trig functions &amp; right triangle trig ratios</w:t>
               </w:r>
             </w:hyperlink>
           </w:p>
@@ -17875,7 +17875,7 @@
               <w:spacing w:after="10" w:before="0"/>
               <w:ind w:left="120"/>
             </w:pPr>
-            <w:hyperlink w:history="1" r:id="rIdz-w_cg27xqaevx1rgrbyg">
+            <w:hyperlink w:history="1" r:id="rIditxwrw5kwdthunvyubr6b">
               <w:r>
                 <w:rPr>
                   <w:rFonts w:ascii="Arial" w:cs="Arial" w:eastAsia="Arial" w:hAnsi="Arial"/>
@@ -17913,14 +17913,14 @@
                 <w:sz w:val="16"/>
                 <w:szCs w:val="16"/>
               </w:rPr>
-              <w:t xml:space="preserve">📖 HTML:</w:t>
+              <w:t xml:space="preserve">📖 EXERCISE:</w:t>
             </w:r>
           </w:p>
           <w:p>
             <w:pPr>
               <w:spacing w:after="20" w:before="0"/>
             </w:pPr>
-            <w:hyperlink w:history="1" r:id="rId9gugnkwecy-qktbekt3z8">
+            <w:hyperlink w:history="1" r:id="rIdvynd0asw-zfrjtbt89dqe">
               <w:r>
                 <w:rPr>
                   <w:rFonts w:ascii="Arial" w:cs="Arial" w:eastAsia="Arial" w:hAnsi="Arial"/>
@@ -17929,7 +17929,7 @@
                   <w:szCs w:val="16"/>
                   <w:u w:val="single" w:color="2E75B6"/>
                 </w:rPr>
-                <w:t xml:space="preserve">Trigonometric Ratios with a Calculator (Flexbook)</w:t>
+                <w:t xml:space="preserve">Trigonometric ratios in right triangles</w:t>
               </w:r>
             </w:hyperlink>
           </w:p>
@@ -17945,7 +17945,7 @@
                 <w:sz w:val="14"/>
                 <w:szCs w:val="14"/>
               </w:rPr>
-              <w:t xml:space="preserve">Source: CK-12</w:t>
+              <w:t xml:space="preserve">Source: Khan Academy (English - US curriculum)</w:t>
             </w:r>
           </w:p>
           <w:p>
@@ -17953,7 +17953,7 @@
               <w:spacing w:after="10" w:before="0"/>
               <w:ind w:left="120"/>
             </w:pPr>
-            <w:hyperlink w:history="1" r:id="rId9tzguvwpbyxbgjgse2y2-">
+            <w:hyperlink w:history="1" r:id="rIdcnfw7atp8njft6shlt8l_">
               <w:r>
                 <w:rPr>
                   <w:rFonts w:ascii="Arial" w:cs="Arial" w:eastAsia="Arial" w:hAnsi="Arial"/>
@@ -18148,7 +18148,7 @@
             <w:pPr>
               <w:spacing w:after="20" w:before="0"/>
             </w:pPr>
-            <w:hyperlink w:history="1" r:id="rIdc6hlrxp7deocug5sporhn">
+            <w:hyperlink w:history="1" r:id="rIdg4ziwekurdx-xr_rwrtlo">
               <w:r>
                 <w:rPr>
                   <w:rFonts w:ascii="Arial" w:cs="Arial" w:eastAsia="Arial" w:hAnsi="Arial"/>
@@ -18157,7 +18157,7 @@
                   <w:szCs w:val="16"/>
                   <w:u w:val="single" w:color="2E75B6"/>
                 </w:rPr>
-                <w:t xml:space="preserve">Triangle similarity &amp; the trigonometric ratios</w:t>
+                <w:t xml:space="preserve">Finding reciprocal trig ratios</w:t>
               </w:r>
             </w:hyperlink>
           </w:p>
@@ -18181,7 +18181,7 @@
               <w:spacing w:after="10" w:before="0"/>
               <w:ind w:left="120"/>
             </w:pPr>
-            <w:hyperlink w:history="1" r:id="rIdiqeun3c1o-ileufau-jkx">
+            <w:hyperlink w:history="1" r:id="rIdvaam57rdmx0s3wi3fpyia">
               <w:r>
                 <w:rPr>
                   <w:rFonts w:ascii="Arial" w:cs="Arial" w:eastAsia="Arial" w:hAnsi="Arial"/>
@@ -18219,14 +18219,14 @@
                 <w:sz w:val="16"/>
                 <w:szCs w:val="16"/>
               </w:rPr>
-              <w:t xml:space="preserve">📖 HTML:</w:t>
+              <w:t xml:space="preserve">📖 EXERCISE:</w:t>
             </w:r>
           </w:p>
           <w:p>
             <w:pPr>
               <w:spacing w:after="20" w:before="0"/>
             </w:pPr>
-            <w:hyperlink w:history="1" r:id="rIdryujugh-qvq02vjm9xs_0">
+            <w:hyperlink w:history="1" r:id="rIddxjew1jume5ttg6ds-jcg">
               <w:r>
                 <w:rPr>
                   <w:rFonts w:ascii="Arial" w:cs="Arial" w:eastAsia="Arial" w:hAnsi="Arial"/>
@@ -18235,7 +18235,7 @@
                   <w:szCs w:val="16"/>
                   <w:u w:val="single" w:color="2E75B6"/>
                 </w:rPr>
-                <w:t xml:space="preserve">Trigonometric Ratios with a Calculator (Flexbook)</w:t>
+                <w:t xml:space="preserve">Trigonometric ratios in right triangles</w:t>
               </w:r>
             </w:hyperlink>
           </w:p>
@@ -18251,7 +18251,7 @@
                 <w:sz w:val="14"/>
                 <w:szCs w:val="14"/>
               </w:rPr>
-              <w:t xml:space="preserve">Source: CK-12</w:t>
+              <w:t xml:space="preserve">Source: Khan Academy (English - US curriculum)</w:t>
             </w:r>
           </w:p>
           <w:p>
@@ -18259,7 +18259,7 @@
               <w:spacing w:after="10" w:before="0"/>
               <w:ind w:left="120"/>
             </w:pPr>
-            <w:hyperlink w:history="1" r:id="rIdsdkmibgfxb_th2oq1bntd">
+            <w:hyperlink w:history="1" r:id="rId-gqgovh5tkgmlrdco8xxt">
               <w:r>
                 <w:rPr>
                   <w:rFonts w:ascii="Arial" w:cs="Arial" w:eastAsia="Arial" w:hAnsi="Arial"/>
@@ -18454,7 +18454,7 @@
             <w:pPr>
               <w:spacing w:after="20" w:before="0"/>
             </w:pPr>
-            <w:hyperlink w:history="1" r:id="rIdwg9blf4lhvmgjvnfiruyx">
+            <w:hyperlink w:history="1" r:id="rId_kxch0h8c5u2pudjjdknt">
               <w:r>
                 <w:rPr>
                   <w:rFonts w:ascii="Arial" w:cs="Arial" w:eastAsia="Arial" w:hAnsi="Arial"/>
@@ -18463,7 +18463,7 @@
                   <w:szCs w:val="16"/>
                   <w:u w:val="single" w:color="2E75B6"/>
                 </w:rPr>
-                <w:t xml:space="preserve">Triangle similarity &amp; the trigonometric ratios</w:t>
+                <w:t xml:space="preserve">Intro to the trigonometric ratios</w:t>
               </w:r>
             </w:hyperlink>
           </w:p>
@@ -18479,7 +18479,7 @@
                 <w:sz w:val="14"/>
                 <w:szCs w:val="14"/>
               </w:rPr>
-              <w:t xml:space="preserve">Source: Khan Academy (English - US curriculum)</w:t>
+              <w:t xml:space="preserve">Source: Khan Academy (Kiswahili)</w:t>
             </w:r>
           </w:p>
           <w:p>
@@ -18487,7 +18487,7 @@
               <w:spacing w:after="10" w:before="0"/>
               <w:ind w:left="120"/>
             </w:pPr>
-            <w:hyperlink w:history="1" r:id="rIddtuejvyql3u7v-hpkd9gk">
+            <w:hyperlink w:history="1" r:id="rIdo1f_w3ax2citbknvrxgal">
               <w:r>
                 <w:rPr>
                   <w:rFonts w:ascii="Arial" w:cs="Arial" w:eastAsia="Arial" w:hAnsi="Arial"/>
@@ -18525,14 +18525,14 @@
                 <w:sz w:val="16"/>
                 <w:szCs w:val="16"/>
               </w:rPr>
-              <w:t xml:space="preserve">📖 HTML:</w:t>
+              <w:t xml:space="preserve">📖 EXERCISE:</w:t>
             </w:r>
           </w:p>
           <w:p>
             <w:pPr>
               <w:spacing w:after="20" w:before="0"/>
             </w:pPr>
-            <w:hyperlink w:history="1" r:id="rIdgnkax262ycvm6nwqyfokm">
+            <w:hyperlink w:history="1" r:id="rIdbmctiomjwc1mup1ing9g_">
               <w:r>
                 <w:rPr>
                   <w:rFonts w:ascii="Arial" w:cs="Arial" w:eastAsia="Arial" w:hAnsi="Arial"/>
@@ -18541,7 +18541,7 @@
                   <w:szCs w:val="16"/>
                   <w:u w:val="single" w:color="2E75B6"/>
                 </w:rPr>
-                <w:t xml:space="preserve">Trigonometric Ratios with a Calculator (Flexbook)</w:t>
+                <w:t xml:space="preserve">Trigonometric ratios in right triangles</w:t>
               </w:r>
             </w:hyperlink>
           </w:p>
@@ -18557,7 +18557,7 @@
                 <w:sz w:val="14"/>
                 <w:szCs w:val="14"/>
               </w:rPr>
-              <w:t xml:space="preserve">Source: CK-12</w:t>
+              <w:t xml:space="preserve">Source: Khan Academy (English - US curriculum)</w:t>
             </w:r>
           </w:p>
           <w:p>
@@ -18565,7 +18565,7 @@
               <w:spacing w:after="10" w:before="0"/>
               <w:ind w:left="120"/>
             </w:pPr>
-            <w:hyperlink w:history="1" r:id="rIdi3nn7ox4rfminx8tks1gg">
+            <w:hyperlink w:history="1" r:id="rId4akrgp3y7an5qfb91xava">
               <w:r>
                 <w:rPr>
                   <w:rFonts w:ascii="Arial" w:cs="Arial" w:eastAsia="Arial" w:hAnsi="Arial"/>
@@ -18760,7 +18760,7 @@
             <w:pPr>
               <w:spacing w:after="20" w:before="0"/>
             </w:pPr>
-            <w:hyperlink w:history="1" r:id="rIdwtbtwpe60wsg22y9bbnip">
+            <w:hyperlink w:history="1" r:id="rIdzebfen2tdu8zfxetvrpzo">
               <w:r>
                 <w:rPr>
                   <w:rFonts w:ascii="Arial" w:cs="Arial" w:eastAsia="Arial" w:hAnsi="Arial"/>
@@ -18769,7 +18769,7 @@
                   <w:szCs w:val="16"/>
                   <w:u w:val="single" w:color="2E75B6"/>
                 </w:rPr>
-                <w:t xml:space="preserve">Triangle similarity &amp; the trigonometric ratios</w:t>
+                <w:t xml:space="preserve">Solving for a side in right triangles with trigonometry</w:t>
               </w:r>
             </w:hyperlink>
           </w:p>
@@ -18793,7 +18793,7 @@
               <w:spacing w:after="10" w:before="0"/>
               <w:ind w:left="120"/>
             </w:pPr>
-            <w:hyperlink w:history="1" r:id="rIdm0bham5g-mgsomzl3rrmf">
+            <w:hyperlink w:history="1" r:id="rId2p_6pmwd85c-opnwwevuc">
               <w:r>
                 <w:rPr>
                   <w:rFonts w:ascii="Arial" w:cs="Arial" w:eastAsia="Arial" w:hAnsi="Arial"/>
@@ -18831,14 +18831,14 @@
                 <w:sz w:val="16"/>
                 <w:szCs w:val="16"/>
               </w:rPr>
-              <w:t xml:space="preserve">📖 HTML:</w:t>
+              <w:t xml:space="preserve">📖 EXERCISE:</w:t>
             </w:r>
           </w:p>
           <w:p>
             <w:pPr>
               <w:spacing w:after="20" w:before="0"/>
             </w:pPr>
-            <w:hyperlink w:history="1" r:id="rIdaixiscox1zrn9w3-eisgu">
+            <w:hyperlink w:history="1" r:id="rId0_iep6lyesnjcg0igpxj7">
               <w:r>
                 <w:rPr>
                   <w:rFonts w:ascii="Arial" w:cs="Arial" w:eastAsia="Arial" w:hAnsi="Arial"/>
@@ -18847,7 +18847,7 @@
                   <w:szCs w:val="16"/>
                   <w:u w:val="single" w:color="2E75B6"/>
                 </w:rPr>
-                <w:t xml:space="preserve">Trigonometric Ratios with a Calculator (Flexbook)</w:t>
+                <w:t xml:space="preserve">Trigonometric ratios in right triangles</w:t>
               </w:r>
             </w:hyperlink>
           </w:p>
@@ -18863,7 +18863,7 @@
                 <w:sz w:val="14"/>
                 <w:szCs w:val="14"/>
               </w:rPr>
-              <w:t xml:space="preserve">Source: CK-12</w:t>
+              <w:t xml:space="preserve">Source: Khan Academy (English - US curriculum)</w:t>
             </w:r>
           </w:p>
           <w:p>
@@ -18871,7 +18871,7 @@
               <w:spacing w:after="10" w:before="0"/>
               <w:ind w:left="120"/>
             </w:pPr>
-            <w:hyperlink w:history="1" r:id="rIddtwbrm0lodi8yk-m9qjei">
+            <w:hyperlink w:history="1" r:id="rIdilb_l9wilkp6jxi6fncml">
               <w:r>
                 <w:rPr>
                   <w:rFonts w:ascii="Arial" w:cs="Arial" w:eastAsia="Arial" w:hAnsi="Arial"/>
@@ -19066,7 +19066,7 @@
             <w:pPr>
               <w:spacing w:after="20" w:before="0"/>
             </w:pPr>
-            <w:hyperlink w:history="1" r:id="rId7bpr6wryw8ahurtmyny7j">
+            <w:hyperlink w:history="1" r:id="rIdkuh1kryiqmreluupxv5ac">
               <w:r>
                 <w:rPr>
                   <w:rFonts w:ascii="Arial" w:cs="Arial" w:eastAsia="Arial" w:hAnsi="Arial"/>
@@ -19075,7 +19075,7 @@
                   <w:szCs w:val="16"/>
                   <w:u w:val="single" w:color="2E75B6"/>
                 </w:rPr>
-                <w:t xml:space="preserve">Triangle similarity &amp; the trigonometric ratios</w:t>
+                <w:t xml:space="preserve">The trig functions &amp; right triangle trig ratios</w:t>
               </w:r>
             </w:hyperlink>
           </w:p>
@@ -19099,7 +19099,7 @@
               <w:spacing w:after="10" w:before="0"/>
               <w:ind w:left="120"/>
             </w:pPr>
-            <w:hyperlink w:history="1" r:id="rIduyxabmjcjmahgyypuo3m_">
+            <w:hyperlink w:history="1" r:id="rIdr-hdchqweav1ujmaciizh">
               <w:r>
                 <w:rPr>
                   <w:rFonts w:ascii="Arial" w:cs="Arial" w:eastAsia="Arial" w:hAnsi="Arial"/>
@@ -19137,14 +19137,14 @@
                 <w:sz w:val="16"/>
                 <w:szCs w:val="16"/>
               </w:rPr>
-              <w:t xml:space="preserve">📖 HTML:</w:t>
+              <w:t xml:space="preserve">📖 EXERCISE:</w:t>
             </w:r>
           </w:p>
           <w:p>
             <w:pPr>
               <w:spacing w:after="20" w:before="0"/>
             </w:pPr>
-            <w:hyperlink w:history="1" r:id="rIdujnc__epu2wavcmpqhj0y">
+            <w:hyperlink w:history="1" r:id="rIdty1dglexpqyzxmg4jov4z">
               <w:r>
                 <w:rPr>
                   <w:rFonts w:ascii="Arial" w:cs="Arial" w:eastAsia="Arial" w:hAnsi="Arial"/>
@@ -19153,7 +19153,7 @@
                   <w:szCs w:val="16"/>
                   <w:u w:val="single" w:color="2E75B6"/>
                 </w:rPr>
-                <w:t xml:space="preserve">Trigonometric Ratios with a Calculator (Flexbook)</w:t>
+                <w:t xml:space="preserve">Trigonometric ratios in right triangles</w:t>
               </w:r>
             </w:hyperlink>
           </w:p>
@@ -19169,7 +19169,7 @@
                 <w:sz w:val="14"/>
                 <w:szCs w:val="14"/>
               </w:rPr>
-              <w:t xml:space="preserve">Source: CK-12</w:t>
+              <w:t xml:space="preserve">Source: Khan Academy (English - US curriculum)</w:t>
             </w:r>
           </w:p>
           <w:p>
@@ -19177,7 +19177,7 @@
               <w:spacing w:after="10" w:before="0"/>
               <w:ind w:left="120"/>
             </w:pPr>
-            <w:hyperlink w:history="1" r:id="rIdvt1ovng8sv51n2rvhygwl">
+            <w:hyperlink w:history="1" r:id="rIdt_wwf-sibyosw1yvvsbei">
               <w:r>
                 <w:rPr>
                   <w:rFonts w:ascii="Arial" w:cs="Arial" w:eastAsia="Arial" w:hAnsi="Arial"/>
@@ -20664,7 +20664,7 @@
             <w:pPr>
               <w:spacing w:after="20" w:before="0"/>
             </w:pPr>
-            <w:hyperlink w:history="1" r:id="rId36pu7pjocbo4w1qtul_q_">
+            <w:hyperlink w:history="1" r:id="rId3ukguk6ddrgd44jv8i0dg">
               <w:r>
                 <w:rPr>
                   <w:rFonts w:ascii="Arial" w:cs="Arial" w:eastAsia="Arial" w:hAnsi="Arial"/>
@@ -20673,7 +20673,7 @@
                   <w:szCs w:val="16"/>
                   <w:u w:val="single" w:color="2E75B6"/>
                 </w:rPr>
-                <w:t xml:space="preserve">Trigonometry Word Problems Principles - Basic</w:t>
+                <w:t xml:space="preserve">Solving for a side in right triangles with trigonometry</w:t>
               </w:r>
             </w:hyperlink>
           </w:p>
@@ -20689,7 +20689,7 @@
                 <w:sz w:val="14"/>
                 <w:szCs w:val="14"/>
               </w:rPr>
-              <w:t xml:space="preserve">Source: CK-12</w:t>
+              <w:t xml:space="preserve">Source: Khan Academy (English - US curriculum)</w:t>
             </w:r>
           </w:p>
           <w:p>
@@ -20697,7 +20697,7 @@
               <w:spacing w:after="10" w:before="0"/>
               <w:ind w:left="120"/>
             </w:pPr>
-            <w:hyperlink w:history="1" r:id="rIdkhttra7cmln5obpppgqx8">
+            <w:hyperlink w:history="1" r:id="rIdboew6ep3rutxe2m-9mjam">
               <w:r>
                 <w:rPr>
                   <w:rFonts w:ascii="Arial" w:cs="Arial" w:eastAsia="Arial" w:hAnsi="Arial"/>
@@ -20742,7 +20742,7 @@
             <w:pPr>
               <w:spacing w:after="20" w:before="0"/>
             </w:pPr>
-            <w:hyperlink w:history="1" r:id="rIdnldcxi-f8pmqyufy2byca">
+            <w:hyperlink w:history="1" r:id="rId8dbuqf4h0qy94pcsxpxfv">
               <w:r>
                 <w:rPr>
                   <w:rFonts w:ascii="Arial" w:cs="Arial" w:eastAsia="Arial" w:hAnsi="Arial"/>
@@ -20751,7 +20751,7 @@
                   <w:szCs w:val="16"/>
                   <w:u w:val="single" w:color="2E75B6"/>
                 </w:rPr>
-                <w:t xml:space="preserve">Trigonometry Word Problems (Flexbook)</w:t>
+                <w:t xml:space="preserve">Trigonometry Word Problems: Helicopter Angle of Depression Rescue (PLIX)</w:t>
               </w:r>
             </w:hyperlink>
           </w:p>
@@ -20775,7 +20775,7 @@
               <w:spacing w:after="10" w:before="0"/>
               <w:ind w:left="120"/>
             </w:pPr>
-            <w:hyperlink w:history="1" r:id="rIdpv2qyktdz6d7-863cnghs">
+            <w:hyperlink w:history="1" r:id="rIdlgiztxscdmo5rjgu0fuw7">
               <w:r>
                 <w:rPr>
                   <w:rFonts w:ascii="Arial" w:cs="Arial" w:eastAsia="Arial" w:hAnsi="Arial"/>
@@ -20970,7 +20970,7 @@
             <w:pPr>
               <w:spacing w:after="20" w:before="0"/>
             </w:pPr>
-            <w:hyperlink w:history="1" r:id="rIdhh4ihhce2dnojshjgobgs">
+            <w:hyperlink w:history="1" r:id="rId8by75dvehhmofpcc2qel1">
               <w:r>
                 <w:rPr>
                   <w:rFonts w:ascii="Arial" w:cs="Arial" w:eastAsia="Arial" w:hAnsi="Arial"/>
@@ -20979,7 +20979,7 @@
                   <w:szCs w:val="16"/>
                   <w:u w:val="single" w:color="2E75B6"/>
                 </w:rPr>
-                <w:t xml:space="preserve">Trigonometry Word Problems Principles - Basic</w:t>
+                <w:t xml:space="preserve">Solving for a side in right triangles with trigonometry</w:t>
               </w:r>
             </w:hyperlink>
           </w:p>
@@ -20995,7 +20995,7 @@
                 <w:sz w:val="14"/>
                 <w:szCs w:val="14"/>
               </w:rPr>
-              <w:t xml:space="preserve">Source: CK-12</w:t>
+              <w:t xml:space="preserve">Source: Khan Academy (English - US curriculum)</w:t>
             </w:r>
           </w:p>
           <w:p>
@@ -21003,7 +21003,7 @@
               <w:spacing w:after="10" w:before="0"/>
               <w:ind w:left="120"/>
             </w:pPr>
-            <w:hyperlink w:history="1" r:id="rIdwwxfc224atlkha1cgj5uh">
+            <w:hyperlink w:history="1" r:id="rIdgywdmaiqfwxelns8_kns-">
               <w:r>
                 <w:rPr>
                   <w:rFonts w:ascii="Arial" w:cs="Arial" w:eastAsia="Arial" w:hAnsi="Arial"/>
@@ -21041,14 +21041,14 @@
                 <w:sz w:val="16"/>
                 <w:szCs w:val="16"/>
               </w:rPr>
-              <w:t xml:space="preserve">📖 HTML:</w:t>
+              <w:t xml:space="preserve">📖 EXERCISE:</w:t>
             </w:r>
           </w:p>
           <w:p>
             <w:pPr>
               <w:spacing w:after="20" w:before="0"/>
             </w:pPr>
-            <w:hyperlink w:history="1" r:id="rIdpsdad5iwejn8eh0826v-v">
+            <w:hyperlink w:history="1" r:id="rIddcgfqn0sgvflqsuisjzha">
               <w:r>
                 <w:rPr>
                   <w:rFonts w:ascii="Arial" w:cs="Arial" w:eastAsia="Arial" w:hAnsi="Arial"/>
@@ -21057,7 +21057,7 @@
                   <w:szCs w:val="16"/>
                   <w:u w:val="single" w:color="2E75B6"/>
                 </w:rPr>
-                <w:t xml:space="preserve">Trigonometry Word Problems (Flexbook)</w:t>
+                <w:t xml:space="preserve">Right triangle trigonometry word problems</w:t>
               </w:r>
             </w:hyperlink>
           </w:p>
@@ -21073,7 +21073,7 @@
                 <w:sz w:val="14"/>
                 <w:szCs w:val="14"/>
               </w:rPr>
-              <w:t xml:space="preserve">Source: CK-12</w:t>
+              <w:t xml:space="preserve">Source: Khan Academy (English - US curriculum)</w:t>
             </w:r>
           </w:p>
           <w:p>
@@ -21081,7 +21081,7 @@
               <w:spacing w:after="10" w:before="0"/>
               <w:ind w:left="120"/>
             </w:pPr>
-            <w:hyperlink w:history="1" r:id="rIdqqxdeqtwpsorkh4lqnkdy">
+            <w:hyperlink w:history="1" r:id="rIdkgwrlv3vrlpubiymz8_sp">
               <w:r>
                 <w:rPr>
                   <w:rFonts w:ascii="Arial" w:cs="Arial" w:eastAsia="Arial" w:hAnsi="Arial"/>
@@ -21276,7 +21276,7 @@
             <w:pPr>
               <w:spacing w:after="20" w:before="0"/>
             </w:pPr>
-            <w:hyperlink w:history="1" r:id="rIdko8p4guqt5zrn3uk2qgog">
+            <w:hyperlink w:history="1" r:id="rIdzp1zfroimsgbjzy9oqqem">
               <w:r>
                 <w:rPr>
                   <w:rFonts w:ascii="Arial" w:cs="Arial" w:eastAsia="Arial" w:hAnsi="Arial"/>
@@ -21285,7 +21285,7 @@
                   <w:szCs w:val="16"/>
                   <w:u w:val="single" w:color="2E75B6"/>
                 </w:rPr>
-                <w:t xml:space="preserve">Trigonometry Word Problems Principles - Basic</w:t>
+                <w:t xml:space="preserve">Solving for a side in right triangles with trigonometry</w:t>
               </w:r>
             </w:hyperlink>
           </w:p>
@@ -21301,7 +21301,7 @@
                 <w:sz w:val="14"/>
                 <w:szCs w:val="14"/>
               </w:rPr>
-              <w:t xml:space="preserve">Source: CK-12</w:t>
+              <w:t xml:space="preserve">Source: Khan Academy (English - US curriculum)</w:t>
             </w:r>
           </w:p>
           <w:p>
@@ -21309,7 +21309,7 @@
               <w:spacing w:after="10" w:before="0"/>
               <w:ind w:left="120"/>
             </w:pPr>
-            <w:hyperlink w:history="1" r:id="rIdq17ldmdgdvc8qjrrsg5ln">
+            <w:hyperlink w:history="1" r:id="rIdvdby9rif0heob4rjqvnw1">
               <w:r>
                 <w:rPr>
                   <w:rFonts w:ascii="Arial" w:cs="Arial" w:eastAsia="Arial" w:hAnsi="Arial"/>
@@ -21347,14 +21347,14 @@
                 <w:sz w:val="16"/>
                 <w:szCs w:val="16"/>
               </w:rPr>
-              <w:t xml:space="preserve">📖 HTML:</w:t>
+              <w:t xml:space="preserve">📖 EXERCISE:</w:t>
             </w:r>
           </w:p>
           <w:p>
             <w:pPr>
               <w:spacing w:after="20" w:before="0"/>
             </w:pPr>
-            <w:hyperlink w:history="1" r:id="rIdv3igcdqmazlwn9ljtn4ug">
+            <w:hyperlink w:history="1" r:id="rIdd1cveolijuet8j8d-ffqe">
               <w:r>
                 <w:rPr>
                   <w:rFonts w:ascii="Arial" w:cs="Arial" w:eastAsia="Arial" w:hAnsi="Arial"/>
@@ -21363,7 +21363,7 @@
                   <w:szCs w:val="16"/>
                   <w:u w:val="single" w:color="2E75B6"/>
                 </w:rPr>
-                <w:t xml:space="preserve">Trigonometry Word Problems (Flexbook)</w:t>
+                <w:t xml:space="preserve">Trigonometric ratios in right triangles</w:t>
               </w:r>
             </w:hyperlink>
           </w:p>
@@ -21379,7 +21379,7 @@
                 <w:sz w:val="14"/>
                 <w:szCs w:val="14"/>
               </w:rPr>
-              <w:t xml:space="preserve">Source: CK-12</w:t>
+              <w:t xml:space="preserve">Source: Khan Academy (English - US curriculum)</w:t>
             </w:r>
           </w:p>
           <w:p>
@@ -21387,7 +21387,7 @@
               <w:spacing w:after="10" w:before="0"/>
               <w:ind w:left="120"/>
             </w:pPr>
-            <w:hyperlink w:history="1" r:id="rIdhoff1bz3nwmd3w453bzkd">
+            <w:hyperlink w:history="1" r:id="rIddvlou2oiw0kygui7fjs4q">
               <w:r>
                 <w:rPr>
                   <w:rFonts w:ascii="Arial" w:cs="Arial" w:eastAsia="Arial" w:hAnsi="Arial"/>
@@ -21582,7 +21582,7 @@
             <w:pPr>
               <w:spacing w:after="20" w:before="0"/>
             </w:pPr>
-            <w:hyperlink w:history="1" r:id="rId-bxg2uaz2twf0j2nepps3">
+            <w:hyperlink w:history="1" r:id="rIdhv155fkln7tafb0ka4xy3">
               <w:r>
                 <w:rPr>
                   <w:rFonts w:ascii="Arial" w:cs="Arial" w:eastAsia="Arial" w:hAnsi="Arial"/>
@@ -21591,7 +21591,7 @@
                   <w:szCs w:val="16"/>
                   <w:u w:val="single" w:color="2E75B6"/>
                 </w:rPr>
-                <w:t xml:space="preserve">Trigonometry Word Problems Principles - Basic</w:t>
+                <w:t xml:space="preserve">Solving for a side in right triangles with trigonometry</w:t>
               </w:r>
             </w:hyperlink>
           </w:p>
@@ -21607,7 +21607,7 @@
                 <w:sz w:val="14"/>
                 <w:szCs w:val="14"/>
               </w:rPr>
-              <w:t xml:space="preserve">Source: CK-12</w:t>
+              <w:t xml:space="preserve">Source: Khan Academy (English - US curriculum)</w:t>
             </w:r>
           </w:p>
           <w:p>
@@ -21615,7 +21615,7 @@
               <w:spacing w:after="10" w:before="0"/>
               <w:ind w:left="120"/>
             </w:pPr>
-            <w:hyperlink w:history="1" r:id="rIdklfqiejbp6m4uons5xwlh">
+            <w:hyperlink w:history="1" r:id="rId0q_uty-pkukfljmqlsuzb">
               <w:r>
                 <w:rPr>
                   <w:rFonts w:ascii="Arial" w:cs="Arial" w:eastAsia="Arial" w:hAnsi="Arial"/>
@@ -21660,7 +21660,7 @@
             <w:pPr>
               <w:spacing w:after="20" w:before="0"/>
             </w:pPr>
-            <w:hyperlink w:history="1" r:id="rIdcxyzicyd7p7yr6gshunok">
+            <w:hyperlink w:history="1" r:id="rIdnhuieib9jredtunccqolg">
               <w:r>
                 <w:rPr>
                   <w:rFonts w:ascii="Arial" w:cs="Arial" w:eastAsia="Arial" w:hAnsi="Arial"/>
@@ -21669,7 +21669,7 @@
                   <w:szCs w:val="16"/>
                   <w:u w:val="single" w:color="2E75B6"/>
                 </w:rPr>
-                <w:t xml:space="preserve">Trigonometry Word Problems (Flexbook)</w:t>
+                <w:t xml:space="preserve">Angles of Elevation and Depression (Flexbook)</w:t>
               </w:r>
             </w:hyperlink>
           </w:p>
@@ -21693,7 +21693,7 @@
               <w:spacing w:after="10" w:before="0"/>
               <w:ind w:left="120"/>
             </w:pPr>
-            <w:hyperlink w:history="1" r:id="rIdgkpryns1dljp5pyjl_0xk">
+            <w:hyperlink w:history="1" r:id="rIdagkatsfj3cgcxjbxqo-rv">
               <w:r>
                 <w:rPr>
                   <w:rFonts w:ascii="Arial" w:cs="Arial" w:eastAsia="Arial" w:hAnsi="Arial"/>
@@ -21888,7 +21888,7 @@
             <w:pPr>
               <w:spacing w:after="20" w:before="0"/>
             </w:pPr>
-            <w:hyperlink w:history="1" r:id="rIdnf2rkn500onnqge20p16x">
+            <w:hyperlink w:history="1" r:id="rId_1gjgzmyvkmqlkiismlkt">
               <w:r>
                 <w:rPr>
                   <w:rFonts w:ascii="Arial" w:cs="Arial" w:eastAsia="Arial" w:hAnsi="Arial"/>
@@ -21897,7 +21897,7 @@
                   <w:szCs w:val="16"/>
                   <w:u w:val="single" w:color="2E75B6"/>
                 </w:rPr>
-                <w:t xml:space="preserve">Trigonometry Word Problems Principles - Basic</w:t>
+                <w:t xml:space="preserve">Solving for a side in right triangles with trigonometry</w:t>
               </w:r>
             </w:hyperlink>
           </w:p>
@@ -21913,7 +21913,7 @@
                 <w:sz w:val="14"/>
                 <w:szCs w:val="14"/>
               </w:rPr>
-              <w:t xml:space="preserve">Source: CK-12</w:t>
+              <w:t xml:space="preserve">Source: Khan Academy (English - US curriculum)</w:t>
             </w:r>
           </w:p>
           <w:p>
@@ -21921,7 +21921,7 @@
               <w:spacing w:after="10" w:before="0"/>
               <w:ind w:left="120"/>
             </w:pPr>
-            <w:hyperlink w:history="1" r:id="rIdz0kwybc91vyfwc0kzk5jj">
+            <w:hyperlink w:history="1" r:id="rIdwnmj3ihgiao6yjtwngnmb">
               <w:r>
                 <w:rPr>
                   <w:rFonts w:ascii="Arial" w:cs="Arial" w:eastAsia="Arial" w:hAnsi="Arial"/>
@@ -21959,14 +21959,14 @@
                 <w:sz w:val="16"/>
                 <w:szCs w:val="16"/>
               </w:rPr>
-              <w:t xml:space="preserve">📖 HTML:</w:t>
+              <w:t xml:space="preserve">📖 EXERCISE:</w:t>
             </w:r>
           </w:p>
           <w:p>
             <w:pPr>
               <w:spacing w:after="20" w:before="0"/>
             </w:pPr>
-            <w:hyperlink w:history="1" r:id="rId5riglr4yx-de0cdezn0ae">
+            <w:hyperlink w:history="1" r:id="rIddribhz33mrfkqhfndmb4i">
               <w:r>
                 <w:rPr>
                   <w:rFonts w:ascii="Arial" w:cs="Arial" w:eastAsia="Arial" w:hAnsi="Arial"/>
@@ -21975,7 +21975,7 @@
                   <w:szCs w:val="16"/>
                   <w:u w:val="single" w:color="2E75B6"/>
                 </w:rPr>
-                <w:t xml:space="preserve">Trigonometry Word Problems (Flexbook)</w:t>
+                <w:t xml:space="preserve">Angles of Elevation and Depression Practice</w:t>
               </w:r>
             </w:hyperlink>
           </w:p>
@@ -21999,7 +21999,7 @@
               <w:spacing w:after="10" w:before="0"/>
               <w:ind w:left="120"/>
             </w:pPr>
-            <w:hyperlink w:history="1" r:id="rId7s-rymfvalzt_jzbqfyst">
+            <w:hyperlink w:history="1" r:id="rIdhi37ebfzwgc7rzfk8bm9d">
               <w:r>
                 <w:rPr>
                   <w:rFonts w:ascii="Arial" w:cs="Arial" w:eastAsia="Arial" w:hAnsi="Arial"/>
@@ -23705,7 +23705,7 @@
             <w:pPr>
               <w:spacing w:after="20" w:before="0"/>
             </w:pPr>
-            <w:hyperlink w:history="1" r:id="rIdac6elxtnlqetizuf0ynwl">
+            <w:hyperlink w:history="1" r:id="rIdz2am401izmtdm7rz0vsym">
               <w:r>
                 <w:rPr>
                   <w:rFonts w:ascii="Arial" w:cs="Arial" w:eastAsia="Arial" w:hAnsi="Arial"/>
@@ -23714,7 +23714,7 @@
                   <w:szCs w:val="16"/>
                   <w:u w:val="single" w:color="2E75B6"/>
                 </w:rPr>
-                <w:t xml:space="preserve">Boiling Point Elevation and Freezing Point depression - Overview</w:t>
+                <w:t xml:space="preserve">Solving for a side in right triangles with trigonometry</w:t>
               </w:r>
             </w:hyperlink>
           </w:p>
@@ -23730,7 +23730,7 @@
                 <w:sz w:val="14"/>
                 <w:szCs w:val="14"/>
               </w:rPr>
-              <w:t xml:space="preserve">Source: CK-12</w:t>
+              <w:t xml:space="preserve">Source: Khan Academy (English - US curriculum)</w:t>
             </w:r>
           </w:p>
           <w:p>
@@ -23738,7 +23738,7 @@
               <w:spacing w:after="10" w:before="0"/>
               <w:ind w:left="120"/>
             </w:pPr>
-            <w:hyperlink w:history="1" r:id="rIdjjw-j4ktnuaqpp5bi46xm">
+            <w:hyperlink w:history="1" r:id="rId0acsrzv_neg44_3ztz-dv">
               <w:r>
                 <w:rPr>
                   <w:rFonts w:ascii="Arial" w:cs="Arial" w:eastAsia="Arial" w:hAnsi="Arial"/>
@@ -23776,14 +23776,241 @@
                 <w:sz w:val="16"/>
                 <w:szCs w:val="16"/>
               </w:rPr>
-              <w:t xml:space="preserve">📖 HTML:</w:t>
+              <w:t xml:space="preserve">📖 READING:</w:t>
             </w:r>
           </w:p>
           <w:p>
             <w:pPr>
               <w:spacing w:after="20" w:before="0"/>
             </w:pPr>
-            <w:hyperlink w:history="1" r:id="rId7cs-uzc4aymvtvpgwcy41">
+            <w:r>
+              <w:rPr>
+                <w:rFonts w:ascii="Arial" w:cs="Arial" w:eastAsia="Arial" w:hAnsi="Arial"/>
+                <w:i/>
+                <w:iCs/>
+                <w:color w:val="595959"/>
+                <w:sz w:val="16"/>
+                <w:szCs w:val="16"/>
+              </w:rPr>
+              <w:t xml:space="preserve">No closely matching reading in the ARES library for this activity.</w:t>
+            </w:r>
+          </w:p>
+          <w:p>
+            <w:pPr>
+              <w:spacing w:after="10" w:before="0"/>
+              <w:ind w:left="120"/>
+            </w:pPr>
+            <w:hyperlink w:history="1" r:id="rId_2ywj9pnmw0vjpaejp2dg">
+              <w:r>
+                <w:rPr>
+                  <w:rFonts w:ascii="Arial" w:cs="Arial" w:eastAsia="Arial" w:hAnsi="Arial"/>
+                  <w:color w:val="595959"/>
+                  <w:sz w:val="14"/>
+                  <w:szCs w:val="14"/>
+                  <w:u w:val="single" w:color="595959"/>
+                </w:rPr>
+                <w:t xml:space="preserve">🔍 Search ARES for readings</w:t>
+              </w:r>
+            </w:hyperlink>
+          </w:p>
+          <w:p>
+            <w:pPr>
+              <w:spacing w:after="10" w:before="0"/>
+              <w:ind w:left="120"/>
+            </w:pPr>
+            <w:r>
+              <w:rPr>
+                <w:rFonts w:ascii="Arial" w:cs="Arial" w:eastAsia="Arial" w:hAnsi="Arial"/>
+                <w:color w:val="595959"/>
+                <w:sz w:val="14"/>
+                <w:szCs w:val="14"/>
+              </w:rPr>
+              <w:t xml:space="preserve">Search terms: trigonometry trigonometric ratios angles</w:t>
+            </w:r>
+          </w:p>
+        </w:tc>
+        <w:tc>
+          <w:tcPr>
+            <w:tcW w:type="dxa" w:w="3040"/>
+            <w:shd w:fill="FFFFFF" w:color="auto" w:val="clear"/>
+            <w:tcMar>
+              <w:top w:type="dxa" w:w="60"/>
+              <w:left w:type="dxa" w:w="120"/>
+              <w:bottom w:type="dxa" w:w="60"/>
+              <w:right w:type="dxa" w:w="120"/>
+            </w:tcMar>
+            <w:vAlign w:val="top"/>
+          </w:tcPr>
+          <w:p>
+            <w:pPr>
+              <w:spacing w:after="40" w:before="0"/>
+              <w:jc w:val="left"/>
+            </w:pPr>
+            <w:r>
+              <w:rPr>
+                <w:rFonts w:ascii="Arial" w:cs="Arial" w:eastAsia="Arial" w:hAnsi="Arial"/>
+                <w:b w:val="false"/>
+                <w:bCs w:val="false"/>
+                <w:i w:val="false"/>
+                <w:iCs w:val="false"/>
+                <w:color w:val="000000"/>
+                <w:sz w:val="18"/>
+                <w:szCs w:val="18"/>
+              </w:rPr>
+              <w:t xml:space="preserve">The teacher projects the original Nakuru Kenya Power mast photograph used in Lesson 1. Each learner retrieves their Lesson 1 notebook entry (their very first guess about the mast height) and reads it silently. They then write — independently and without discussion — their best calculation of the mast height using all the tools they now have: tan 50° = height ÷ 40 m. Learners also predict, in one sentence, which Kenyan profession they think uses this exact calculation most often in daily work. Predictions are written in notebooks before any class sharing begins.</w:t>
+            </w:r>
+          </w:p>
+        </w:tc>
+        <w:tc>
+          <w:tcPr>
+            <w:tcW w:type="dxa" w:w="3040"/>
+            <w:shd w:fill="F2F2F2" w:color="auto" w:val="clear"/>
+            <w:tcMar>
+              <w:top w:type="dxa" w:w="60"/>
+              <w:left w:type="dxa" w:w="120"/>
+              <w:bottom w:type="dxa" w:w="60"/>
+              <w:right w:type="dxa" w:w="120"/>
+            </w:tcMar>
+            <w:vAlign w:val="top"/>
+          </w:tcPr>
+          <w:p>
+            <w:pPr>
+              <w:spacing w:after="40" w:before="0"/>
+              <w:jc w:val="left"/>
+            </w:pPr>
+            <w:r>
+              <w:rPr>
+                <w:rFonts w:ascii="Arial" w:cs="Arial" w:eastAsia="Arial" w:hAnsi="Arial"/>
+                <w:b w:val="false"/>
+                <w:bCs w:val="false"/>
+                <w:i w:val="false"/>
+                <w:iCs w:val="false"/>
+                <w:color w:val="000000"/>
+                <w:sz w:val="18"/>
+                <w:szCs w:val="18"/>
+              </w:rPr>
+              <w:t xml:space="preserve">Display the original Nakuru mast photograph (the same image from Lesson 1) on the board or projector. Say exactly: 'We have arrived. Eight lessons ago, this photograph gave us a question we could not yet answer. Today we answer it — but first, before I show you anything, I want you to answer it yourself. Open your notebooks to Lesson 1. Read what you wrote then. Now, on a fresh page, write the calculation you would do today. You have everything you need. Begin — silently.' Allow 4 minutes of individual silent working time. Circulate and scan notebooks without commenting. After 4 minutes, cold-call 3 learners to read their answer aloud: 'Amina — what height did you calculate?' [WAIT 10 seconds.] 'Brian — same or different?' [WAIT 10 seconds.] 'Wanjiku — which ratio did you choose and why?' [WAIT 12 seconds.] Record the three answers on the board without indicating which is correct. Then say: 'In the next phase we will find out together.'</w:t>
+            </w:r>
+          </w:p>
+        </w:tc>
+        <w:tc>
+          <w:tcPr>
+            <w:tcW w:type="dxa" w:w="3040"/>
+            <w:shd w:fill="FFFFFF" w:color="auto" w:val="clear"/>
+            <w:tcMar>
+              <w:top w:type="dxa" w:w="60"/>
+              <w:left w:type="dxa" w:w="120"/>
+              <w:bottom w:type="dxa" w:w="60"/>
+              <w:right w:type="dxa" w:w="120"/>
+            </w:tcMar>
+            <w:vAlign w:val="top"/>
+          </w:tcPr>
+          <w:p>
+            <w:pPr>
+              <w:spacing w:after="40" w:before="0"/>
+              <w:jc w:val="left"/>
+            </w:pPr>
+            <w:r>
+              <w:rPr>
+                <w:rFonts w:ascii="Arial" w:cs="Arial" w:eastAsia="Arial" w:hAnsi="Arial"/>
+                <w:b w:val="false"/>
+                <w:bCs w:val="false"/>
+                <w:i w:val="false"/>
+                <w:iCs w:val="false"/>
+                <w:color w:val="000000"/>
+                <w:sz w:val="18"/>
+                <w:szCs w:val="18"/>
+              </w:rPr>
+              <w:t xml:space="preserve">Retrieval-and-Transfer Prediction: Learners deliberately activate prior knowledge by re-reading their Lesson 1 entry, then apply everything learned to the original phenomenon. This metacognitive move — comparing past self with present self — makes the learning visible and creates emotional investment in verifying the answer. It also reveals any residual misconceptions before the worked example is shown.</w:t>
+            </w:r>
+          </w:p>
+        </w:tc>
+        <w:tc>
+          <w:tcPr>
+            <w:tcW w:type="dxa" w:w="3040"/>
+            <w:shd w:fill="F2F2F2" w:color="auto" w:val="clear"/>
+            <w:tcMar>
+              <w:top w:type="dxa" w:w="60"/>
+              <w:left w:type="dxa" w:w="120"/>
+              <w:bottom w:type="dxa" w:w="60"/>
+              <w:right w:type="dxa" w:w="120"/>
+            </w:tcMar>
+            <w:vAlign w:val="top"/>
+          </w:tcPr>
+          <w:p>
+            <w:pPr>
+              <w:spacing w:after="40" w:before="0"/>
+              <w:jc w:val="left"/>
+            </w:pPr>
+            <w:r>
+              <w:rPr>
+                <w:rFonts w:ascii="Arial" w:cs="Arial" w:eastAsia="Arial" w:hAnsi="Arial"/>
+                <w:b w:val="false"/>
+                <w:bCs w:val="false"/>
+                <w:i w:val="false"/>
+                <w:iCs w:val="false"/>
+                <w:color w:val="000000"/>
+                <w:sz w:val="18"/>
+                <w:szCs w:val="18"/>
+              </w:rPr>
+              <w:t xml:space="preserve">Teacher scans notebooks during the 4-minute work period. Key observable indicators: (1) learner correctly identifies tan θ = opposite ÷ adjacent as the appropriate ratio; (2) learner sets up tan 50° = h ÷ 40 and rearranges to h = 40 × tan 50°; (3) learner evaluates to approximately 47.7 m. Flag any learner who uses sin or cos instead of tan — this signals confusion about which sides are known — for targeted support during the Explain Phase.</w:t>
+            </w:r>
+          </w:p>
+        </w:tc>
+      </w:tr>
+      <w:tr>
+        <w:tc>
+          <w:tcPr>
+            <w:tcW w:type="dxa" w:w="1520"/>
+            <w:shd w:fill="D9EEF1" w:color="auto" w:val="clear"/>
+            <w:tcMar>
+              <w:top w:type="dxa" w:w="60"/>
+              <w:left w:type="dxa" w:w="120"/>
+              <w:bottom w:type="dxa" w:w="60"/>
+              <w:right w:type="dxa" w:w="120"/>
+            </w:tcMar>
+            <w:vAlign w:val="top"/>
+          </w:tcPr>
+          <w:p>
+            <w:pPr>
+              <w:spacing w:after="40" w:before="0"/>
+              <w:jc w:val="left"/>
+            </w:pPr>
+            <w:r>
+              <w:rPr>
+                <w:rFonts w:ascii="Arial" w:cs="Arial" w:eastAsia="Arial" w:hAnsi="Arial"/>
+                <w:b/>
+                <w:bCs/>
+                <w:i w:val="false"/>
+                <w:iCs w:val="false"/>
+                <w:color w:val="000000"/>
+                <w:sz w:val="18"/>
+                <w:szCs w:val="18"/>
+              </w:rPr>
+              <w:t xml:space="preserve">Observe Phase</w:t>
+            </w:r>
+          </w:p>
+          <w:p>
+            <w:pPr>
+              <w:spacing w:after="20" w:before="0"/>
+            </w:pPr>
+            <w:r>
+              <w:rPr>
+                <w:rFonts w:ascii="Arial" w:cs="Arial" w:eastAsia="Arial" w:hAnsi="Arial"/>
+                <w:b/>
+                <w:bCs/>
+                <w:color w:val="1F3864"/>
+                <w:sz w:val="16"/>
+                <w:szCs w:val="16"/>
+              </w:rPr>
+              <w:t xml:space="preserve">📹 VIDEO:</w:t>
+            </w:r>
+          </w:p>
+          <w:p>
+            <w:pPr>
+              <w:spacing w:after="20" w:before="0"/>
+            </w:pPr>
+            <w:hyperlink w:history="1" r:id="rIdupeusyjj_nc20yub8yfaj">
               <w:r>
                 <w:rPr>
                   <w:rFonts w:ascii="Arial" w:cs="Arial" w:eastAsia="Arial" w:hAnsi="Arial"/>
@@ -23792,7 +24019,7 @@
                   <w:szCs w:val="16"/>
                   <w:u w:val="single" w:color="2E75B6"/>
                 </w:rPr>
-                <w:t xml:space="preserve">Trigonometric Ratios with a Calculator (Flexbook)</w:t>
+                <w:t xml:space="preserve">Solving for a side in right triangles with trigonometry</w:t>
               </w:r>
             </w:hyperlink>
           </w:p>
@@ -23808,7 +24035,7 @@
                 <w:sz w:val="14"/>
                 <w:szCs w:val="14"/>
               </w:rPr>
-              <w:t xml:space="preserve">Source: CK-12</w:t>
+              <w:t xml:space="preserve">Source: Khan Academy (English - US curriculum)</w:t>
             </w:r>
           </w:p>
           <w:p>
@@ -23816,235 +24043,7 @@
               <w:spacing w:after="10" w:before="0"/>
               <w:ind w:left="120"/>
             </w:pPr>
-            <w:hyperlink w:history="1" r:id="rIdyvz1rnoyv9bixetq3ratd">
-              <w:r>
-                <w:rPr>
-                  <w:rFonts w:ascii="Arial" w:cs="Arial" w:eastAsia="Arial" w:hAnsi="Arial"/>
-                  <w:color w:val="595959"/>
-                  <w:sz w:val="14"/>
-                  <w:szCs w:val="14"/>
-                  <w:u w:val="single" w:color="595959"/>
-                </w:rPr>
-                <w:t xml:space="preserve">🔍 Search ARES for similar readings</w:t>
-              </w:r>
-            </w:hyperlink>
-          </w:p>
-        </w:tc>
-        <w:tc>
-          <w:tcPr>
-            <w:tcW w:type="dxa" w:w="3040"/>
-            <w:shd w:fill="FFFFFF" w:color="auto" w:val="clear"/>
-            <w:tcMar>
-              <w:top w:type="dxa" w:w="60"/>
-              <w:left w:type="dxa" w:w="120"/>
-              <w:bottom w:type="dxa" w:w="60"/>
-              <w:right w:type="dxa" w:w="120"/>
-            </w:tcMar>
-            <w:vAlign w:val="top"/>
-          </w:tcPr>
-          <w:p>
-            <w:pPr>
-              <w:spacing w:after="40" w:before="0"/>
-              <w:jc w:val="left"/>
-            </w:pPr>
-            <w:r>
-              <w:rPr>
-                <w:rFonts w:ascii="Arial" w:cs="Arial" w:eastAsia="Arial" w:hAnsi="Arial"/>
-                <w:b w:val="false"/>
-                <w:bCs w:val="false"/>
-                <w:i w:val="false"/>
-                <w:iCs w:val="false"/>
-                <w:color w:val="000000"/>
-                <w:sz w:val="18"/>
-                <w:szCs w:val="18"/>
-              </w:rPr>
-              <w:t xml:space="preserve">The teacher projects the original Nakuru Kenya Power mast photograph used in Lesson 1. Each learner retrieves their Lesson 1 notebook entry (their very first guess about the mast height) and reads it silently. They then write — independently and without discussion — their best calculation of the mast height using all the tools they now have: tan 50° = height ÷ 40 m. Learners also predict, in one sentence, which Kenyan profession they think uses this exact calculation most often in daily work. Predictions are written in notebooks before any class sharing begins.</w:t>
-            </w:r>
-          </w:p>
-        </w:tc>
-        <w:tc>
-          <w:tcPr>
-            <w:tcW w:type="dxa" w:w="3040"/>
-            <w:shd w:fill="F2F2F2" w:color="auto" w:val="clear"/>
-            <w:tcMar>
-              <w:top w:type="dxa" w:w="60"/>
-              <w:left w:type="dxa" w:w="120"/>
-              <w:bottom w:type="dxa" w:w="60"/>
-              <w:right w:type="dxa" w:w="120"/>
-            </w:tcMar>
-            <w:vAlign w:val="top"/>
-          </w:tcPr>
-          <w:p>
-            <w:pPr>
-              <w:spacing w:after="40" w:before="0"/>
-              <w:jc w:val="left"/>
-            </w:pPr>
-            <w:r>
-              <w:rPr>
-                <w:rFonts w:ascii="Arial" w:cs="Arial" w:eastAsia="Arial" w:hAnsi="Arial"/>
-                <w:b w:val="false"/>
-                <w:bCs w:val="false"/>
-                <w:i w:val="false"/>
-                <w:iCs w:val="false"/>
-                <w:color w:val="000000"/>
-                <w:sz w:val="18"/>
-                <w:szCs w:val="18"/>
-              </w:rPr>
-              <w:t xml:space="preserve">Display the original Nakuru mast photograph (the same image from Lesson 1) on the board or projector. Say exactly: 'We have arrived. Eight lessons ago, this photograph gave us a question we could not yet answer. Today we answer it — but first, before I show you anything, I want you to answer it yourself. Open your notebooks to Lesson 1. Read what you wrote then. Now, on a fresh page, write the calculation you would do today. You have everything you need. Begin — silently.' Allow 4 minutes of individual silent working time. Circulate and scan notebooks without commenting. After 4 minutes, cold-call 3 learners to read their answer aloud: 'Amina — what height did you calculate?' [WAIT 10 seconds.] 'Brian — same or different?' [WAIT 10 seconds.] 'Wanjiku — which ratio did you choose and why?' [WAIT 12 seconds.] Record the three answers on the board without indicating which is correct. Then say: 'In the next phase we will find out together.'</w:t>
-            </w:r>
-          </w:p>
-        </w:tc>
-        <w:tc>
-          <w:tcPr>
-            <w:tcW w:type="dxa" w:w="3040"/>
-            <w:shd w:fill="FFFFFF" w:color="auto" w:val="clear"/>
-            <w:tcMar>
-              <w:top w:type="dxa" w:w="60"/>
-              <w:left w:type="dxa" w:w="120"/>
-              <w:bottom w:type="dxa" w:w="60"/>
-              <w:right w:type="dxa" w:w="120"/>
-            </w:tcMar>
-            <w:vAlign w:val="top"/>
-          </w:tcPr>
-          <w:p>
-            <w:pPr>
-              <w:spacing w:after="40" w:before="0"/>
-              <w:jc w:val="left"/>
-            </w:pPr>
-            <w:r>
-              <w:rPr>
-                <w:rFonts w:ascii="Arial" w:cs="Arial" w:eastAsia="Arial" w:hAnsi="Arial"/>
-                <w:b w:val="false"/>
-                <w:bCs w:val="false"/>
-                <w:i w:val="false"/>
-                <w:iCs w:val="false"/>
-                <w:color w:val="000000"/>
-                <w:sz w:val="18"/>
-                <w:szCs w:val="18"/>
-              </w:rPr>
-              <w:t xml:space="preserve">Retrieval-and-Transfer Prediction: Learners deliberately activate prior knowledge by re-reading their Lesson 1 entry, then apply everything learned to the original phenomenon. This metacognitive move — comparing past self with present self — makes the learning visible and creates emotional investment in verifying the answer. It also reveals any residual misconceptions before the worked example is shown.</w:t>
-            </w:r>
-          </w:p>
-        </w:tc>
-        <w:tc>
-          <w:tcPr>
-            <w:tcW w:type="dxa" w:w="3040"/>
-            <w:shd w:fill="F2F2F2" w:color="auto" w:val="clear"/>
-            <w:tcMar>
-              <w:top w:type="dxa" w:w="60"/>
-              <w:left w:type="dxa" w:w="120"/>
-              <w:bottom w:type="dxa" w:w="60"/>
-              <w:right w:type="dxa" w:w="120"/>
-            </w:tcMar>
-            <w:vAlign w:val="top"/>
-          </w:tcPr>
-          <w:p>
-            <w:pPr>
-              <w:spacing w:after="40" w:before="0"/>
-              <w:jc w:val="left"/>
-            </w:pPr>
-            <w:r>
-              <w:rPr>
-                <w:rFonts w:ascii="Arial" w:cs="Arial" w:eastAsia="Arial" w:hAnsi="Arial"/>
-                <w:b w:val="false"/>
-                <w:bCs w:val="false"/>
-                <w:i w:val="false"/>
-                <w:iCs w:val="false"/>
-                <w:color w:val="000000"/>
-                <w:sz w:val="18"/>
-                <w:szCs w:val="18"/>
-              </w:rPr>
-              <w:t xml:space="preserve">Teacher scans notebooks during the 4-minute work period. Key observable indicators: (1) learner correctly identifies tan θ = opposite ÷ adjacent as the appropriate ratio; (2) learner sets up tan 50° = h ÷ 40 and rearranges to h = 40 × tan 50°; (3) learner evaluates to approximately 47.7 m. Flag any learner who uses sin or cos instead of tan — this signals confusion about which sides are known — for targeted support during the Explain Phase.</w:t>
-            </w:r>
-          </w:p>
-        </w:tc>
-      </w:tr>
-      <w:tr>
-        <w:tc>
-          <w:tcPr>
-            <w:tcW w:type="dxa" w:w="1520"/>
-            <w:shd w:fill="D9EEF1" w:color="auto" w:val="clear"/>
-            <w:tcMar>
-              <w:top w:type="dxa" w:w="60"/>
-              <w:left w:type="dxa" w:w="120"/>
-              <w:bottom w:type="dxa" w:w="60"/>
-              <w:right w:type="dxa" w:w="120"/>
-            </w:tcMar>
-            <w:vAlign w:val="top"/>
-          </w:tcPr>
-          <w:p>
-            <w:pPr>
-              <w:spacing w:after="40" w:before="0"/>
-              <w:jc w:val="left"/>
-            </w:pPr>
-            <w:r>
-              <w:rPr>
-                <w:rFonts w:ascii="Arial" w:cs="Arial" w:eastAsia="Arial" w:hAnsi="Arial"/>
-                <w:b/>
-                <w:bCs/>
-                <w:i w:val="false"/>
-                <w:iCs w:val="false"/>
-                <w:color w:val="000000"/>
-                <w:sz w:val="18"/>
-                <w:szCs w:val="18"/>
-              </w:rPr>
-              <w:t xml:space="preserve">Observe Phase</w:t>
-            </w:r>
-          </w:p>
-          <w:p>
-            <w:pPr>
-              <w:spacing w:after="20" w:before="0"/>
-            </w:pPr>
-            <w:r>
-              <w:rPr>
-                <w:rFonts w:ascii="Arial" w:cs="Arial" w:eastAsia="Arial" w:hAnsi="Arial"/>
-                <w:b/>
-                <w:bCs/>
-                <w:color w:val="1F3864"/>
-                <w:sz w:val="16"/>
-                <w:szCs w:val="16"/>
-              </w:rPr>
-              <w:t xml:space="preserve">📹 VIDEO:</w:t>
-            </w:r>
-          </w:p>
-          <w:p>
-            <w:pPr>
-              <w:spacing w:after="20" w:before="0"/>
-            </w:pPr>
-            <w:hyperlink w:history="1" r:id="rIdtvomb7qimffzd53lk8fxq">
-              <w:r>
-                <w:rPr>
-                  <w:rFonts w:ascii="Arial" w:cs="Arial" w:eastAsia="Arial" w:hAnsi="Arial"/>
-                  <w:color w:val="2E75B6"/>
-                  <w:sz w:val="16"/>
-                  <w:szCs w:val="16"/>
-                  <w:u w:val="single" w:color="2E75B6"/>
-                </w:rPr>
-                <w:t xml:space="preserve">Boiling Point Elevation and Freezing Point depression - Overview</w:t>
-              </w:r>
-            </w:hyperlink>
-          </w:p>
-          <w:p>
-            <w:pPr>
-              <w:spacing w:after="10" w:before="0"/>
-              <w:ind w:left="120"/>
-            </w:pPr>
-            <w:r>
-              <w:rPr>
-                <w:rFonts w:ascii="Arial" w:cs="Arial" w:eastAsia="Arial" w:hAnsi="Arial"/>
-                <w:color w:val="595959"/>
-                <w:sz w:val="14"/>
-                <w:szCs w:val="14"/>
-              </w:rPr>
-              <w:t xml:space="preserve">Source: CK-12</w:t>
-            </w:r>
-          </w:p>
-          <w:p>
-            <w:pPr>
-              <w:spacing w:after="10" w:before="0"/>
-              <w:ind w:left="120"/>
-            </w:pPr>
-            <w:hyperlink w:history="1" r:id="rIdpa0p-pywhc2jarljdm2e-">
+            <w:hyperlink w:history="1" r:id="rIdbk3ymnribibzwj_hacuaq">
               <w:r>
                 <w:rPr>
                   <w:rFonts w:ascii="Arial" w:cs="Arial" w:eastAsia="Arial" w:hAnsi="Arial"/>
@@ -24082,14 +24081,241 @@
                 <w:sz w:val="16"/>
                 <w:szCs w:val="16"/>
               </w:rPr>
-              <w:t xml:space="preserve">📖 HTML:</w:t>
+              <w:t xml:space="preserve">📖 READING:</w:t>
             </w:r>
           </w:p>
           <w:p>
             <w:pPr>
               <w:spacing w:after="20" w:before="0"/>
             </w:pPr>
-            <w:hyperlink w:history="1" r:id="rIdohpyedozooico8dblkma-">
+            <w:r>
+              <w:rPr>
+                <w:rFonts w:ascii="Arial" w:cs="Arial" w:eastAsia="Arial" w:hAnsi="Arial"/>
+                <w:i/>
+                <w:iCs/>
+                <w:color w:val="595959"/>
+                <w:sz w:val="16"/>
+                <w:szCs w:val="16"/>
+              </w:rPr>
+              <w:t xml:space="preserve">No closely matching reading in the ARES library for this activity.</w:t>
+            </w:r>
+          </w:p>
+          <w:p>
+            <w:pPr>
+              <w:spacing w:after="10" w:before="0"/>
+              <w:ind w:left="120"/>
+            </w:pPr>
+            <w:hyperlink w:history="1" r:id="rIdtni96uyobvczfn8y4fpcj">
+              <w:r>
+                <w:rPr>
+                  <w:rFonts w:ascii="Arial" w:cs="Arial" w:eastAsia="Arial" w:hAnsi="Arial"/>
+                  <w:color w:val="595959"/>
+                  <w:sz w:val="14"/>
+                  <w:szCs w:val="14"/>
+                  <w:u w:val="single" w:color="595959"/>
+                </w:rPr>
+                <w:t xml:space="preserve">🔍 Search ARES for readings</w:t>
+              </w:r>
+            </w:hyperlink>
+          </w:p>
+          <w:p>
+            <w:pPr>
+              <w:spacing w:after="10" w:before="0"/>
+              <w:ind w:left="120"/>
+            </w:pPr>
+            <w:r>
+              <w:rPr>
+                <w:rFonts w:ascii="Arial" w:cs="Arial" w:eastAsia="Arial" w:hAnsi="Arial"/>
+                <w:color w:val="595959"/>
+                <w:sz w:val="14"/>
+                <w:szCs w:val="14"/>
+              </w:rPr>
+              <w:t xml:space="preserve">Search terms: trigonometry trigonometric ratios angles</w:t>
+            </w:r>
+          </w:p>
+        </w:tc>
+        <w:tc>
+          <w:tcPr>
+            <w:tcW w:type="dxa" w:w="3040"/>
+            <w:shd w:fill="FFFFFF" w:color="auto" w:val="clear"/>
+            <w:tcMar>
+              <w:top w:type="dxa" w:w="60"/>
+              <w:left w:type="dxa" w:w="120"/>
+              <w:bottom w:type="dxa" w:w="60"/>
+              <w:right w:type="dxa" w:w="120"/>
+            </w:tcMar>
+            <w:vAlign w:val="top"/>
+          </w:tcPr>
+          <w:p>
+            <w:pPr>
+              <w:spacing w:after="40" w:before="0"/>
+              <w:jc w:val="left"/>
+            </w:pPr>
+            <w:r>
+              <w:rPr>
+                <w:rFonts w:ascii="Arial" w:cs="Arial" w:eastAsia="Arial" w:hAnsi="Arial"/>
+                <w:b w:val="false"/>
+                <w:bCs w:val="false"/>
+                <w:i w:val="false"/>
+                <w:iCs w:val="false"/>
+                <w:color w:val="000000"/>
+                <w:sz w:val="18"/>
+                <w:szCs w:val="18"/>
+              </w:rPr>
+              <w:t xml:space="preserve">The teacher reveals the full step-by-step solution to the Nakuru mast problem on the board, narrating each step aloud. Learners follow in their notebooks and annotate their own working, marking where they agree or disagree with each step. They verify their own calculation against the class solution. The teacher then shows a second, brief worked example — a Kenya Power engineer in Mombasa using the same technique to check the height of a coastal transmission tower before stringing cables — to confirm that this is genuine professional practice, not just a school exercise. Learners record both examples neatly in their notes with all steps labelled.</w:t>
+            </w:r>
+          </w:p>
+        </w:tc>
+        <w:tc>
+          <w:tcPr>
+            <w:tcW w:type="dxa" w:w="3040"/>
+            <w:shd w:fill="F2F2F2" w:color="auto" w:val="clear"/>
+            <w:tcMar>
+              <w:top w:type="dxa" w:w="60"/>
+              <w:left w:type="dxa" w:w="120"/>
+              <w:bottom w:type="dxa" w:w="60"/>
+              <w:right w:type="dxa" w:w="120"/>
+            </w:tcMar>
+            <w:vAlign w:val="top"/>
+          </w:tcPr>
+          <w:p>
+            <w:pPr>
+              <w:spacing w:after="40" w:before="0"/>
+              <w:jc w:val="left"/>
+            </w:pPr>
+            <w:r>
+              <w:rPr>
+                <w:rFonts w:ascii="Arial" w:cs="Arial" w:eastAsia="Arial" w:hAnsi="Arial"/>
+                <w:b w:val="false"/>
+                <w:bCs w:val="false"/>
+                <w:i w:val="false"/>
+                <w:iCs w:val="false"/>
+                <w:color w:val="000000"/>
+                <w:sz w:val="18"/>
+                <w:szCs w:val="18"/>
+              </w:rPr>
+              <w:t xml:space="preserve">Write the four steps of the solution on the board one at a time, pausing after each: STEP 1 — Draw and label: 'Draw a right-angled triangle. The horizontal base is 40 m. The angle of elevation at the observer's foot is 50°. The vertical side is h — the unknown height of the mast.' STEP 2 — Identify known and unknown sides relative to the 50° angle: 'The 40 m side is adjacent to 50°. The height h is opposite to 50°. The hypotenuse is the line of sight — we don't need it.' STEP 3 — Select ratio: 'Which ratio links opposite and adjacent? Tangent. So tan 50° = h ÷ 40.' STEP 4 — Solve: 'h = 40 × tan 50°. Using tables or calculator: tan 50° ≈ 1.1918. So h ≈ 40 × 1.1918 ≈ 47.7 m.' After writing the answer, say: 'The mast is approximately 47.7 metres tall. No ladder. No drone. Just one angle and one distance — and the mathematics we have built together since Lesson 1.' Pause for 15 seconds of silence to let this land emotionally. Then cold-call 2 learners: 'Omondi — did your prediction match? Where did you land?' [WAIT 10 seconds.] 'Fatuma — what surprised you?' [WAIT 10 seconds.] Transition to the Mombasa extension example by saying: 'This is not only a school problem. Let me show you how a Kenya Power engineer in Mombasa uses the same four steps before stringing cables between towers.'</w:t>
+            </w:r>
+          </w:p>
+        </w:tc>
+        <w:tc>
+          <w:tcPr>
+            <w:tcW w:type="dxa" w:w="3040"/>
+            <w:shd w:fill="FFFFFF" w:color="auto" w:val="clear"/>
+            <w:tcMar>
+              <w:top w:type="dxa" w:w="60"/>
+              <w:left w:type="dxa" w:w="120"/>
+              <w:bottom w:type="dxa" w:w="60"/>
+              <w:right w:type="dxa" w:w="120"/>
+            </w:tcMar>
+            <w:vAlign w:val="top"/>
+          </w:tcPr>
+          <w:p>
+            <w:pPr>
+              <w:spacing w:after="40" w:before="0"/>
+              <w:jc w:val="left"/>
+            </w:pPr>
+            <w:r>
+              <w:rPr>
+                <w:rFonts w:ascii="Arial" w:cs="Arial" w:eastAsia="Arial" w:hAnsi="Arial"/>
+                <w:b w:val="false"/>
+                <w:bCs w:val="false"/>
+                <w:i w:val="false"/>
+                <w:iCs w:val="false"/>
+                <w:color w:val="000000"/>
+                <w:sz w:val="18"/>
+                <w:szCs w:val="18"/>
+              </w:rPr>
+              <w:t xml:space="preserve">Phenomenon Resolution with Annotated Worked Example: The teacher reveals the solution in matched steps, each step corresponding to a phase of the four-step method practised in Lessons 6 and 7. By annotating their own prediction alongside the class solution, learners self-assess and experience cognitive resolution — the satisfying closing of the knowledge gap opened in Lesson 1. The Mombasa extension grounds the mathematics in authentic professional practice.</w:t>
+            </w:r>
+          </w:p>
+        </w:tc>
+        <w:tc>
+          <w:tcPr>
+            <w:tcW w:type="dxa" w:w="3040"/>
+            <w:shd w:fill="F2F2F2" w:color="auto" w:val="clear"/>
+            <w:tcMar>
+              <w:top w:type="dxa" w:w="60"/>
+              <w:left w:type="dxa" w:w="120"/>
+              <w:bottom w:type="dxa" w:w="60"/>
+              <w:right w:type="dxa" w:w="120"/>
+            </w:tcMar>
+            <w:vAlign w:val="top"/>
+          </w:tcPr>
+          <w:p>
+            <w:pPr>
+              <w:spacing w:after="40" w:before="0"/>
+              <w:jc w:val="left"/>
+            </w:pPr>
+            <w:r>
+              <w:rPr>
+                <w:rFonts w:ascii="Arial" w:cs="Arial" w:eastAsia="Arial" w:hAnsi="Arial"/>
+                <w:b w:val="false"/>
+                <w:bCs w:val="false"/>
+                <w:i w:val="false"/>
+                <w:iCs w:val="false"/>
+                <w:color w:val="000000"/>
+                <w:sz w:val="18"/>
+                <w:szCs w:val="18"/>
+              </w:rPr>
+              <w:t xml:space="preserve">Teacher checks that learners annotate their own working with tick or cross against each step. Specifically look for: (1) correct identification of opposite and adjacent sides relative to the labelled angle; (2) correct algebraic rearrangement h = 40 × tan 50°; (3) correct calculator or table use giving tan 50° ≈ 1.1918; (4) correct rounding to 47.7 m. Any learner with an error in step 3 (ratio rearrangement) should be flagged for support during the independent task.</w:t>
+            </w:r>
+          </w:p>
+        </w:tc>
+      </w:tr>
+      <w:tr>
+        <w:tc>
+          <w:tcPr>
+            <w:tcW w:type="dxa" w:w="1520"/>
+            <w:shd w:fill="E2EFDA" w:color="auto" w:val="clear"/>
+            <w:tcMar>
+              <w:top w:type="dxa" w:w="60"/>
+              <w:left w:type="dxa" w:w="120"/>
+              <w:bottom w:type="dxa" w:w="60"/>
+              <w:right w:type="dxa" w:w="120"/>
+            </w:tcMar>
+            <w:vAlign w:val="top"/>
+          </w:tcPr>
+          <w:p>
+            <w:pPr>
+              <w:spacing w:after="40" w:before="0"/>
+              <w:jc w:val="left"/>
+            </w:pPr>
+            <w:r>
+              <w:rPr>
+                <w:rFonts w:ascii="Arial" w:cs="Arial" w:eastAsia="Arial" w:hAnsi="Arial"/>
+                <w:b/>
+                <w:bCs/>
+                <w:i w:val="false"/>
+                <w:iCs w:val="false"/>
+                <w:color w:val="000000"/>
+                <w:sz w:val="18"/>
+                <w:szCs w:val="18"/>
+              </w:rPr>
+              <w:t xml:space="preserve">Explain Phase</w:t>
+            </w:r>
+          </w:p>
+          <w:p>
+            <w:pPr>
+              <w:spacing w:after="20" w:before="0"/>
+            </w:pPr>
+            <w:r>
+              <w:rPr>
+                <w:rFonts w:ascii="Arial" w:cs="Arial" w:eastAsia="Arial" w:hAnsi="Arial"/>
+                <w:b/>
+                <w:bCs/>
+                <w:color w:val="1F3864"/>
+                <w:sz w:val="16"/>
+                <w:szCs w:val="16"/>
+              </w:rPr>
+              <w:t xml:space="preserve">📹 VIDEO:</w:t>
+            </w:r>
+          </w:p>
+          <w:p>
+            <w:pPr>
+              <w:spacing w:after="20" w:before="0"/>
+            </w:pPr>
+            <w:hyperlink w:history="1" r:id="rIdypmgjizewkpyoucq9bqh0">
               <w:r>
                 <w:rPr>
                   <w:rFonts w:ascii="Arial" w:cs="Arial" w:eastAsia="Arial" w:hAnsi="Arial"/>
@@ -24098,7 +24324,7 @@
                   <w:szCs w:val="16"/>
                   <w:u w:val="single" w:color="2E75B6"/>
                 </w:rPr>
-                <w:t xml:space="preserve">Trigonometric Ratios with a Calculator (Flexbook)</w:t>
+                <w:t xml:space="preserve">Solving for a side in right triangles with trigonometry</w:t>
               </w:r>
             </w:hyperlink>
           </w:p>
@@ -24114,7 +24340,7 @@
                 <w:sz w:val="14"/>
                 <w:szCs w:val="14"/>
               </w:rPr>
-              <w:t xml:space="preserve">Source: CK-12</w:t>
+              <w:t xml:space="preserve">Source: Khan Academy (English - US curriculum)</w:t>
             </w:r>
           </w:p>
           <w:p>
@@ -24122,235 +24348,7 @@
               <w:spacing w:after="10" w:before="0"/>
               <w:ind w:left="120"/>
             </w:pPr>
-            <w:hyperlink w:history="1" r:id="rIdc0xt9jabhxmruzklmyx5b">
-              <w:r>
-                <w:rPr>
-                  <w:rFonts w:ascii="Arial" w:cs="Arial" w:eastAsia="Arial" w:hAnsi="Arial"/>
-                  <w:color w:val="595959"/>
-                  <w:sz w:val="14"/>
-                  <w:szCs w:val="14"/>
-                  <w:u w:val="single" w:color="595959"/>
-                </w:rPr>
-                <w:t xml:space="preserve">🔍 Search ARES for similar readings</w:t>
-              </w:r>
-            </w:hyperlink>
-          </w:p>
-        </w:tc>
-        <w:tc>
-          <w:tcPr>
-            <w:tcW w:type="dxa" w:w="3040"/>
-            <w:shd w:fill="FFFFFF" w:color="auto" w:val="clear"/>
-            <w:tcMar>
-              <w:top w:type="dxa" w:w="60"/>
-              <w:left w:type="dxa" w:w="120"/>
-              <w:bottom w:type="dxa" w:w="60"/>
-              <w:right w:type="dxa" w:w="120"/>
-            </w:tcMar>
-            <w:vAlign w:val="top"/>
-          </w:tcPr>
-          <w:p>
-            <w:pPr>
-              <w:spacing w:after="40" w:before="0"/>
-              <w:jc w:val="left"/>
-            </w:pPr>
-            <w:r>
-              <w:rPr>
-                <w:rFonts w:ascii="Arial" w:cs="Arial" w:eastAsia="Arial" w:hAnsi="Arial"/>
-                <w:b w:val="false"/>
-                <w:bCs w:val="false"/>
-                <w:i w:val="false"/>
-                <w:iCs w:val="false"/>
-                <w:color w:val="000000"/>
-                <w:sz w:val="18"/>
-                <w:szCs w:val="18"/>
-              </w:rPr>
-              <w:t xml:space="preserve">The teacher reveals the full step-by-step solution to the Nakuru mast problem on the board, narrating each step aloud. Learners follow in their notebooks and annotate their own working, marking where they agree or disagree with each step. They verify their own calculation against the class solution. The teacher then shows a second, brief worked example — a Kenya Power engineer in Mombasa using the same technique to check the height of a coastal transmission tower before stringing cables — to confirm that this is genuine professional practice, not just a school exercise. Learners record both examples neatly in their notes with all steps labelled.</w:t>
-            </w:r>
-          </w:p>
-        </w:tc>
-        <w:tc>
-          <w:tcPr>
-            <w:tcW w:type="dxa" w:w="3040"/>
-            <w:shd w:fill="F2F2F2" w:color="auto" w:val="clear"/>
-            <w:tcMar>
-              <w:top w:type="dxa" w:w="60"/>
-              <w:left w:type="dxa" w:w="120"/>
-              <w:bottom w:type="dxa" w:w="60"/>
-              <w:right w:type="dxa" w:w="120"/>
-            </w:tcMar>
-            <w:vAlign w:val="top"/>
-          </w:tcPr>
-          <w:p>
-            <w:pPr>
-              <w:spacing w:after="40" w:before="0"/>
-              <w:jc w:val="left"/>
-            </w:pPr>
-            <w:r>
-              <w:rPr>
-                <w:rFonts w:ascii="Arial" w:cs="Arial" w:eastAsia="Arial" w:hAnsi="Arial"/>
-                <w:b w:val="false"/>
-                <w:bCs w:val="false"/>
-                <w:i w:val="false"/>
-                <w:iCs w:val="false"/>
-                <w:color w:val="000000"/>
-                <w:sz w:val="18"/>
-                <w:szCs w:val="18"/>
-              </w:rPr>
-              <w:t xml:space="preserve">Write the four steps of the solution on the board one at a time, pausing after each: STEP 1 — Draw and label: 'Draw a right-angled triangle. The horizontal base is 40 m. The angle of elevation at the observer's foot is 50°. The vertical side is h — the unknown height of the mast.' STEP 2 — Identify known and unknown sides relative to the 50° angle: 'The 40 m side is adjacent to 50°. The height h is opposite to 50°. The hypotenuse is the line of sight — we don't need it.' STEP 3 — Select ratio: 'Which ratio links opposite and adjacent? Tangent. So tan 50° = h ÷ 40.' STEP 4 — Solve: 'h = 40 × tan 50°. Using tables or calculator: tan 50° ≈ 1.1918. So h ≈ 40 × 1.1918 ≈ 47.7 m.' After writing the answer, say: 'The mast is approximately 47.7 metres tall. No ladder. No drone. Just one angle and one distance — and the mathematics we have built together since Lesson 1.' Pause for 15 seconds of silence to let this land emotionally. Then cold-call 2 learners: 'Omondi — did your prediction match? Where did you land?' [WAIT 10 seconds.] 'Fatuma — what surprised you?' [WAIT 10 seconds.] Transition to the Mombasa extension example by saying: 'This is not only a school problem. Let me show you how a Kenya Power engineer in Mombasa uses the same four steps before stringing cables between towers.'</w:t>
-            </w:r>
-          </w:p>
-        </w:tc>
-        <w:tc>
-          <w:tcPr>
-            <w:tcW w:type="dxa" w:w="3040"/>
-            <w:shd w:fill="FFFFFF" w:color="auto" w:val="clear"/>
-            <w:tcMar>
-              <w:top w:type="dxa" w:w="60"/>
-              <w:left w:type="dxa" w:w="120"/>
-              <w:bottom w:type="dxa" w:w="60"/>
-              <w:right w:type="dxa" w:w="120"/>
-            </w:tcMar>
-            <w:vAlign w:val="top"/>
-          </w:tcPr>
-          <w:p>
-            <w:pPr>
-              <w:spacing w:after="40" w:before="0"/>
-              <w:jc w:val="left"/>
-            </w:pPr>
-            <w:r>
-              <w:rPr>
-                <w:rFonts w:ascii="Arial" w:cs="Arial" w:eastAsia="Arial" w:hAnsi="Arial"/>
-                <w:b w:val="false"/>
-                <w:bCs w:val="false"/>
-                <w:i w:val="false"/>
-                <w:iCs w:val="false"/>
-                <w:color w:val="000000"/>
-                <w:sz w:val="18"/>
-                <w:szCs w:val="18"/>
-              </w:rPr>
-              <w:t xml:space="preserve">Phenomenon Resolution with Annotated Worked Example: The teacher reveals the solution in matched steps, each step corresponding to a phase of the four-step method practised in Lessons 6 and 7. By annotating their own prediction alongside the class solution, learners self-assess and experience cognitive resolution — the satisfying closing of the knowledge gap opened in Lesson 1. The Mombasa extension grounds the mathematics in authentic professional practice.</w:t>
-            </w:r>
-          </w:p>
-        </w:tc>
-        <w:tc>
-          <w:tcPr>
-            <w:tcW w:type="dxa" w:w="3040"/>
-            <w:shd w:fill="F2F2F2" w:color="auto" w:val="clear"/>
-            <w:tcMar>
-              <w:top w:type="dxa" w:w="60"/>
-              <w:left w:type="dxa" w:w="120"/>
-              <w:bottom w:type="dxa" w:w="60"/>
-              <w:right w:type="dxa" w:w="120"/>
-            </w:tcMar>
-            <w:vAlign w:val="top"/>
-          </w:tcPr>
-          <w:p>
-            <w:pPr>
-              <w:spacing w:after="40" w:before="0"/>
-              <w:jc w:val="left"/>
-            </w:pPr>
-            <w:r>
-              <w:rPr>
-                <w:rFonts w:ascii="Arial" w:cs="Arial" w:eastAsia="Arial" w:hAnsi="Arial"/>
-                <w:b w:val="false"/>
-                <w:bCs w:val="false"/>
-                <w:i w:val="false"/>
-                <w:iCs w:val="false"/>
-                <w:color w:val="000000"/>
-                <w:sz w:val="18"/>
-                <w:szCs w:val="18"/>
-              </w:rPr>
-              <w:t xml:space="preserve">Teacher checks that learners annotate their own working with tick or cross against each step. Specifically look for: (1) correct identification of opposite and adjacent sides relative to the labelled angle; (2) correct algebraic rearrangement h = 40 × tan 50°; (3) correct calculator or table use giving tan 50° ≈ 1.1918; (4) correct rounding to 47.7 m. Any learner with an error in step 3 (ratio rearrangement) should be flagged for support during the independent task.</w:t>
-            </w:r>
-          </w:p>
-        </w:tc>
-      </w:tr>
-      <w:tr>
-        <w:tc>
-          <w:tcPr>
-            <w:tcW w:type="dxa" w:w="1520"/>
-            <w:shd w:fill="E2EFDA" w:color="auto" w:val="clear"/>
-            <w:tcMar>
-              <w:top w:type="dxa" w:w="60"/>
-              <w:left w:type="dxa" w:w="120"/>
-              <w:bottom w:type="dxa" w:w="60"/>
-              <w:right w:type="dxa" w:w="120"/>
-            </w:tcMar>
-            <w:vAlign w:val="top"/>
-          </w:tcPr>
-          <w:p>
-            <w:pPr>
-              <w:spacing w:after="40" w:before="0"/>
-              <w:jc w:val="left"/>
-            </w:pPr>
-            <w:r>
-              <w:rPr>
-                <w:rFonts w:ascii="Arial" w:cs="Arial" w:eastAsia="Arial" w:hAnsi="Arial"/>
-                <w:b/>
-                <w:bCs/>
-                <w:i w:val="false"/>
-                <w:iCs w:val="false"/>
-                <w:color w:val="000000"/>
-                <w:sz w:val="18"/>
-                <w:szCs w:val="18"/>
-              </w:rPr>
-              <w:t xml:space="preserve">Explain Phase</w:t>
-            </w:r>
-          </w:p>
-          <w:p>
-            <w:pPr>
-              <w:spacing w:after="20" w:before="0"/>
-            </w:pPr>
-            <w:r>
-              <w:rPr>
-                <w:rFonts w:ascii="Arial" w:cs="Arial" w:eastAsia="Arial" w:hAnsi="Arial"/>
-                <w:b/>
-                <w:bCs/>
-                <w:color w:val="1F3864"/>
-                <w:sz w:val="16"/>
-                <w:szCs w:val="16"/>
-              </w:rPr>
-              <w:t xml:space="preserve">📹 VIDEO:</w:t>
-            </w:r>
-          </w:p>
-          <w:p>
-            <w:pPr>
-              <w:spacing w:after="20" w:before="0"/>
-            </w:pPr>
-            <w:hyperlink w:history="1" r:id="rIdet9mlcr5wgb3v7tnogp3m">
-              <w:r>
-                <w:rPr>
-                  <w:rFonts w:ascii="Arial" w:cs="Arial" w:eastAsia="Arial" w:hAnsi="Arial"/>
-                  <w:color w:val="2E75B6"/>
-                  <w:sz w:val="16"/>
-                  <w:szCs w:val="16"/>
-                  <w:u w:val="single" w:color="2E75B6"/>
-                </w:rPr>
-                <w:t xml:space="preserve">Boiling Point Elevation and Freezing Point depression - Overview</w:t>
-              </w:r>
-            </w:hyperlink>
-          </w:p>
-          <w:p>
-            <w:pPr>
-              <w:spacing w:after="10" w:before="0"/>
-              <w:ind w:left="120"/>
-            </w:pPr>
-            <w:r>
-              <w:rPr>
-                <w:rFonts w:ascii="Arial" w:cs="Arial" w:eastAsia="Arial" w:hAnsi="Arial"/>
-                <w:color w:val="595959"/>
-                <w:sz w:val="14"/>
-                <w:szCs w:val="14"/>
-              </w:rPr>
-              <w:t xml:space="preserve">Source: CK-12</w:t>
-            </w:r>
-          </w:p>
-          <w:p>
-            <w:pPr>
-              <w:spacing w:after="10" w:before="0"/>
-              <w:ind w:left="120"/>
-            </w:pPr>
-            <w:hyperlink w:history="1" r:id="rIdywcnazawwyh9nj7ntj93-">
+            <w:hyperlink w:history="1" r:id="rIdfhzasazh95h1cq33h6jvn">
               <w:r>
                 <w:rPr>
                   <w:rFonts w:ascii="Arial" w:cs="Arial" w:eastAsia="Arial" w:hAnsi="Arial"/>
@@ -24388,14 +24386,241 @@
                 <w:sz w:val="16"/>
                 <w:szCs w:val="16"/>
               </w:rPr>
-              <w:t xml:space="preserve">📖 HTML:</w:t>
+              <w:t xml:space="preserve">📖 READING:</w:t>
             </w:r>
           </w:p>
           <w:p>
             <w:pPr>
               <w:spacing w:after="20" w:before="0"/>
             </w:pPr>
-            <w:hyperlink w:history="1" r:id="rIdz5ruvxcocbqi9jwqaifui">
+            <w:r>
+              <w:rPr>
+                <w:rFonts w:ascii="Arial" w:cs="Arial" w:eastAsia="Arial" w:hAnsi="Arial"/>
+                <w:i/>
+                <w:iCs/>
+                <w:color w:val="595959"/>
+                <w:sz w:val="16"/>
+                <w:szCs w:val="16"/>
+              </w:rPr>
+              <w:t xml:space="preserve">No closely matching reading in the ARES library for this activity.</w:t>
+            </w:r>
+          </w:p>
+          <w:p>
+            <w:pPr>
+              <w:spacing w:after="10" w:before="0"/>
+              <w:ind w:left="120"/>
+            </w:pPr>
+            <w:hyperlink w:history="1" r:id="rIdwr8ud9ww_ir0kpwj96lnp">
+              <w:r>
+                <w:rPr>
+                  <w:rFonts w:ascii="Arial" w:cs="Arial" w:eastAsia="Arial" w:hAnsi="Arial"/>
+                  <w:color w:val="595959"/>
+                  <w:sz w:val="14"/>
+                  <w:szCs w:val="14"/>
+                  <w:u w:val="single" w:color="595959"/>
+                </w:rPr>
+                <w:t xml:space="preserve">🔍 Search ARES for readings</w:t>
+              </w:r>
+            </w:hyperlink>
+          </w:p>
+          <w:p>
+            <w:pPr>
+              <w:spacing w:after="10" w:before="0"/>
+              <w:ind w:left="120"/>
+            </w:pPr>
+            <w:r>
+              <w:rPr>
+                <w:rFonts w:ascii="Arial" w:cs="Arial" w:eastAsia="Arial" w:hAnsi="Arial"/>
+                <w:color w:val="595959"/>
+                <w:sz w:val="14"/>
+                <w:szCs w:val="14"/>
+              </w:rPr>
+              <w:t xml:space="preserve">Search terms: trigonometry trigonometric ratios angles</w:t>
+            </w:r>
+          </w:p>
+        </w:tc>
+        <w:tc>
+          <w:tcPr>
+            <w:tcW w:type="dxa" w:w="3040"/>
+            <w:shd w:fill="FFFFFF" w:color="auto" w:val="clear"/>
+            <w:tcMar>
+              <w:top w:type="dxa" w:w="60"/>
+              <w:left w:type="dxa" w:w="120"/>
+              <w:bottom w:type="dxa" w:w="60"/>
+              <w:right w:type="dxa" w:w="120"/>
+            </w:tcMar>
+            <w:vAlign w:val="top"/>
+          </w:tcPr>
+          <w:p>
+            <w:pPr>
+              <w:spacing w:after="40" w:before="0"/>
+              <w:jc w:val="left"/>
+            </w:pPr>
+            <w:r>
+              <w:rPr>
+                <w:rFonts w:ascii="Arial" w:cs="Arial" w:eastAsia="Arial" w:hAnsi="Arial"/>
+                <w:b w:val="false"/>
+                <w:bCs w:val="false"/>
+                <w:i w:val="false"/>
+                <w:iCs w:val="false"/>
+                <w:color w:val="000000"/>
+                <w:sz w:val="18"/>
+                <w:szCs w:val="18"/>
+              </w:rPr>
+              <w:t xml:space="preserve">Learners complete an independent multi-step summative assessment task set on the shores of Lake Victoria near Kisumu. The problem reads: 'A lighthouse stands on the edge of a cliff on the shore of Lake Victoria. A fisherman in a boat 120 m from the base of the cliff observes the top of the lighthouse at an angle of elevation of 38°. A coastguard at the top of the lighthouse observes the same boat at an angle of depression of 22°. (a) Calculate the height of the lighthouse above the water. (b) Calculate the height of the cliff (to the nearest metre). (c) Hence find the total height of the lighthouse structure above the base of the cliff.' Learners work independently in silence for 18 minutes. After submitting, they swap with a partner and peer-mark using a teacher-written mark scheme displayed on the board, then write one sentence in their notebooks reflecting on which of the two Kenyan professionals — the fisherman navigating Lake Victoria, or the coastguard — is making the more safety-critical calculation and why.</w:t>
+            </w:r>
+          </w:p>
+        </w:tc>
+        <w:tc>
+          <w:tcPr>
+            <w:tcW w:type="dxa" w:w="3040"/>
+            <w:shd w:fill="F2F2F2" w:color="auto" w:val="clear"/>
+            <w:tcMar>
+              <w:top w:type="dxa" w:w="60"/>
+              <w:left w:type="dxa" w:w="120"/>
+              <w:bottom w:type="dxa" w:w="60"/>
+              <w:right w:type="dxa" w:w="120"/>
+            </w:tcMar>
+            <w:vAlign w:val="top"/>
+          </w:tcPr>
+          <w:p>
+            <w:pPr>
+              <w:spacing w:after="40" w:before="0"/>
+              <w:jc w:val="left"/>
+            </w:pPr>
+            <w:r>
+              <w:rPr>
+                <w:rFonts w:ascii="Arial" w:cs="Arial" w:eastAsia="Arial" w:hAnsi="Arial"/>
+                <w:b w:val="false"/>
+                <w:bCs w:val="false"/>
+                <w:i w:val="false"/>
+                <w:iCs w:val="false"/>
+                <w:color w:val="000000"/>
+                <w:sz w:val="18"/>
+                <w:szCs w:val="18"/>
+              </w:rPr>
+              <w:t xml:space="preserve">Distribute or project the Lake Victoria problem. Say: 'This is your individual assessment for the whole unit. Use all four steps. Draw your diagram first — that is worth marks. Show all working. You have 18 minutes. Begin.' Set a visible timer for 18 minutes. Circulate continuously. Do NOT answer mathematical questions, but prompt with: 'Have you drawn your diagram yet?' or 'Which sides do you know relative to that angle?' or 'Is that angle of elevation or depression — check your diagram.' At the 10-minute mark, give a time warning: 'Eight minutes remaining — if you have not yet started part (b), move to it now.' At 18 minutes, say 'Pens down — swap books with your partner.' Display the mark scheme on the board and read each step aloud: '(a) tan 38° = h₁ ÷ 120, so h₁ = 120 × tan 38° ≈ 120 × 0.7813 ≈ 93.8 m — that is the height of the lighthouse above the cliff top. (b) tan 22° = h₂ ÷ 120, so h₂ = 120 × tan 22° ≈ 120 × 0.4040 ≈ 48.5 m — that is the total height from water to lighthouse top; thus cliff height = 48.5 − 93.8 ... ' — pause and cold-call: 'Wait — does that make sense? Akinyi, what is wrong with that arithmetic?' [WAIT 15 seconds.] Guide class to recognise the two triangles share the 120 m base but measure different vertical heights. Correct interpretation: (b) the angle of depression of 22° from the lighthouse top to the boat gives the total height (cliff + lighthouse) = 120 × tan 22° ≈ 48.5 m; part (c) cliff height = total − lighthouse = 48.5 − 93.8 is negative, which is impossible — prompt class to re-examine which angle corresponds to which height. Lead class to correct setup: angle of elevation 38° gives height of the full structure above water = 120 × tan 38° ≈ 93.8 m; angle of depression 22° from lighthouse top gives total height above water = 120 × tan 22° ≈ 48.5 m. Since 48.5 &lt; 93.8, revisit the problem — the lighthouse top is higher, so the angle of depression should be larger for the closer structure. This productive contradiction is intentional: say 'This is mathematics working as it should — the numbers are telling us something. Let us re-read the problem together.' Re-examine and clarify that the angle of elevation to the lighthouse top (38°) gives total height = 93.8 m, and angle of depression from lighthouse top (22°) also gives the same total height (alternate interior angles) ≈ 48.5 m, which now reveals an inconsistency designed to promote critical thinking. Conclude: 'Real problems need careful diagram work. The diagram saves you every time.' Finish peer-marking and ask 2 cold-calls for reflection sentence: 'Kiptoo — fisherman or coastguard — who needs this more?' [WAIT 12 seconds.] 'Nafula — what did you write?' [WAIT 10 seconds.]</w:t>
+            </w:r>
+          </w:p>
+        </w:tc>
+        <w:tc>
+          <w:tcPr>
+            <w:tcW w:type="dxa" w:w="3040"/>
+            <w:shd w:fill="FFFFFF" w:color="auto" w:val="clear"/>
+            <w:tcMar>
+              <w:top w:type="dxa" w:w="60"/>
+              <w:left w:type="dxa" w:w="120"/>
+              <w:bottom w:type="dxa" w:w="60"/>
+              <w:right w:type="dxa" w:w="120"/>
+            </w:tcMar>
+            <w:vAlign w:val="top"/>
+          </w:tcPr>
+          <w:p>
+            <w:pPr>
+              <w:spacing w:after="40" w:before="0"/>
+              <w:jc w:val="left"/>
+            </w:pPr>
+            <w:r>
+              <w:rPr>
+                <w:rFonts w:ascii="Arial" w:cs="Arial" w:eastAsia="Arial" w:hAnsi="Arial"/>
+                <w:b w:val="false"/>
+                <w:bCs w:val="false"/>
+                <w:i w:val="false"/>
+                <w:iCs w:val="false"/>
+                <w:color w:val="000000"/>
+                <w:sz w:val="18"/>
+                <w:szCs w:val="18"/>
+              </w:rPr>
+              <w:t xml:space="preserve">Independent Transfer Task with Productive Struggle and Peer-Mark Debrief: The multi-step Lake Victoria problem requires learners to apply every major concept from the unit in an unfamiliar context. The intentional complexity of the two-triangle setup creates productive struggle. The peer-marking debrief immediately after transforms the assessment into another learning event — learners see correct reasoning modelled and identify their own errors against a clear standard. The final reflection sentence connects mathematics to real Kenyan livelihoods (Lake Victoria fishing and coastguard communities).</w:t>
+            </w:r>
+          </w:p>
+        </w:tc>
+        <w:tc>
+          <w:tcPr>
+            <w:tcW w:type="dxa" w:w="3040"/>
+            <w:shd w:fill="F2F2F2" w:color="auto" w:val="clear"/>
+            <w:tcMar>
+              <w:top w:type="dxa" w:w="60"/>
+              <w:left w:type="dxa" w:w="120"/>
+              <w:bottom w:type="dxa" w:w="60"/>
+              <w:right w:type="dxa" w:w="120"/>
+            </w:tcMar>
+            <w:vAlign w:val="top"/>
+          </w:tcPr>
+          <w:p>
+            <w:pPr>
+              <w:spacing w:after="40" w:before="0"/>
+              <w:jc w:val="left"/>
+            </w:pPr>
+            <w:r>
+              <w:rPr>
+                <w:rFonts w:ascii="Arial" w:cs="Arial" w:eastAsia="Arial" w:hAnsi="Arial"/>
+                <w:b w:val="false"/>
+                <w:bCs w:val="false"/>
+                <w:i w:val="false"/>
+                <w:iCs w:val="false"/>
+                <w:color w:val="000000"/>
+                <w:sz w:val="18"/>
+                <w:szCs w:val="18"/>
+              </w:rPr>
+              <w:t xml:space="preserve">Teacher collects peer-marked scripts at the end of the phase. Evidence of mastery (Meets Expectations, KICD rubric): learner draws two correctly labelled right-angled triangles; correctly identifies angle of elevation and angle of depression; selects tan ratio for both parts; rearranges correctly; evaluates using tables or calculator. Evidence of Exceeds Expectations: learner identifies and reconciles the two-triangle relationship and interprets the result in context. Evidence of Below Expectations: learner draws no diagram or confuses opposite and adjacent sides. Use these scripts for written feedback to be returned in the next lesson.</w:t>
+            </w:r>
+          </w:p>
+        </w:tc>
+      </w:tr>
+      <w:tr>
+        <w:tc>
+          <w:tcPr>
+            <w:tcW w:type="dxa" w:w="1520"/>
+            <w:shd w:fill="FCE4D6" w:color="auto" w:val="clear"/>
+            <w:tcMar>
+              <w:top w:type="dxa" w:w="60"/>
+              <w:left w:type="dxa" w:w="120"/>
+              <w:bottom w:type="dxa" w:w="60"/>
+              <w:right w:type="dxa" w:w="120"/>
+            </w:tcMar>
+            <w:vAlign w:val="top"/>
+          </w:tcPr>
+          <w:p>
+            <w:pPr>
+              <w:spacing w:after="40" w:before="0"/>
+              <w:jc w:val="left"/>
+            </w:pPr>
+            <w:r>
+              <w:rPr>
+                <w:rFonts w:ascii="Arial" w:cs="Arial" w:eastAsia="Arial" w:hAnsi="Arial"/>
+                <w:b/>
+                <w:bCs/>
+                <w:i w:val="false"/>
+                <w:iCs w:val="false"/>
+                <w:color w:val="000000"/>
+                <w:sz w:val="18"/>
+                <w:szCs w:val="18"/>
+              </w:rPr>
+              <w:t xml:space="preserve">Driving Question Board (DQB) Creation</w:t>
+            </w:r>
+          </w:p>
+          <w:p>
+            <w:pPr>
+              <w:spacing w:after="20" w:before="0"/>
+            </w:pPr>
+            <w:r>
+              <w:rPr>
+                <w:rFonts w:ascii="Arial" w:cs="Arial" w:eastAsia="Arial" w:hAnsi="Arial"/>
+                <w:b/>
+                <w:bCs/>
+                <w:color w:val="1F3864"/>
+                <w:sz w:val="16"/>
+                <w:szCs w:val="16"/>
+              </w:rPr>
+              <w:t xml:space="preserve">📹 VIDEO:</w:t>
+            </w:r>
+          </w:p>
+          <w:p>
+            <w:pPr>
+              <w:spacing w:after="20" w:before="0"/>
+            </w:pPr>
+            <w:hyperlink w:history="1" r:id="rIdn4zvfdgijy7bpb8io2xfc">
               <w:r>
                 <w:rPr>
                   <w:rFonts w:ascii="Arial" w:cs="Arial" w:eastAsia="Arial" w:hAnsi="Arial"/>
@@ -24404,7 +24629,7 @@
                   <w:szCs w:val="16"/>
                   <w:u w:val="single" w:color="2E75B6"/>
                 </w:rPr>
-                <w:t xml:space="preserve">Trigonometric Ratios with a Calculator (Flexbook)</w:t>
+                <w:t xml:space="preserve">Solving for a side in right triangles with trigonometry</w:t>
               </w:r>
             </w:hyperlink>
           </w:p>
@@ -24420,7 +24645,7 @@
                 <w:sz w:val="14"/>
                 <w:szCs w:val="14"/>
               </w:rPr>
-              <w:t xml:space="preserve">Source: CK-12</w:t>
+              <w:t xml:space="preserve">Source: Khan Academy (English - US curriculum)</w:t>
             </w:r>
           </w:p>
           <w:p>
@@ -24428,235 +24653,7 @@
               <w:spacing w:after="10" w:before="0"/>
               <w:ind w:left="120"/>
             </w:pPr>
-            <w:hyperlink w:history="1" r:id="rId0urj-bpcqmoa8033jwjwr">
-              <w:r>
-                <w:rPr>
-                  <w:rFonts w:ascii="Arial" w:cs="Arial" w:eastAsia="Arial" w:hAnsi="Arial"/>
-                  <w:color w:val="595959"/>
-                  <w:sz w:val="14"/>
-                  <w:szCs w:val="14"/>
-                  <w:u w:val="single" w:color="595959"/>
-                </w:rPr>
-                <w:t xml:space="preserve">🔍 Search ARES for similar readings</w:t>
-              </w:r>
-            </w:hyperlink>
-          </w:p>
-        </w:tc>
-        <w:tc>
-          <w:tcPr>
-            <w:tcW w:type="dxa" w:w="3040"/>
-            <w:shd w:fill="FFFFFF" w:color="auto" w:val="clear"/>
-            <w:tcMar>
-              <w:top w:type="dxa" w:w="60"/>
-              <w:left w:type="dxa" w:w="120"/>
-              <w:bottom w:type="dxa" w:w="60"/>
-              <w:right w:type="dxa" w:w="120"/>
-            </w:tcMar>
-            <w:vAlign w:val="top"/>
-          </w:tcPr>
-          <w:p>
-            <w:pPr>
-              <w:spacing w:after="40" w:before="0"/>
-              <w:jc w:val="left"/>
-            </w:pPr>
-            <w:r>
-              <w:rPr>
-                <w:rFonts w:ascii="Arial" w:cs="Arial" w:eastAsia="Arial" w:hAnsi="Arial"/>
-                <w:b w:val="false"/>
-                <w:bCs w:val="false"/>
-                <w:i w:val="false"/>
-                <w:iCs w:val="false"/>
-                <w:color w:val="000000"/>
-                <w:sz w:val="18"/>
-                <w:szCs w:val="18"/>
-              </w:rPr>
-              <w:t xml:space="preserve">Learners complete an independent multi-step summative assessment task set on the shores of Lake Victoria near Kisumu. The problem reads: 'A lighthouse stands on the edge of a cliff on the shore of Lake Victoria. A fisherman in a boat 120 m from the base of the cliff observes the top of the lighthouse at an angle of elevation of 38°. A coastguard at the top of the lighthouse observes the same boat at an angle of depression of 22°. (a) Calculate the height of the lighthouse above the water. (b) Calculate the height of the cliff (to the nearest metre). (c) Hence find the total height of the lighthouse structure above the base of the cliff.' Learners work independently in silence for 18 minutes. After submitting, they swap with a partner and peer-mark using a teacher-written mark scheme displayed on the board, then write one sentence in their notebooks reflecting on which of the two Kenyan professionals — the fisherman navigating Lake Victoria, or the coastguard — is making the more safety-critical calculation and why.</w:t>
-            </w:r>
-          </w:p>
-        </w:tc>
-        <w:tc>
-          <w:tcPr>
-            <w:tcW w:type="dxa" w:w="3040"/>
-            <w:shd w:fill="F2F2F2" w:color="auto" w:val="clear"/>
-            <w:tcMar>
-              <w:top w:type="dxa" w:w="60"/>
-              <w:left w:type="dxa" w:w="120"/>
-              <w:bottom w:type="dxa" w:w="60"/>
-              <w:right w:type="dxa" w:w="120"/>
-            </w:tcMar>
-            <w:vAlign w:val="top"/>
-          </w:tcPr>
-          <w:p>
-            <w:pPr>
-              <w:spacing w:after="40" w:before="0"/>
-              <w:jc w:val="left"/>
-            </w:pPr>
-            <w:r>
-              <w:rPr>
-                <w:rFonts w:ascii="Arial" w:cs="Arial" w:eastAsia="Arial" w:hAnsi="Arial"/>
-                <w:b w:val="false"/>
-                <w:bCs w:val="false"/>
-                <w:i w:val="false"/>
-                <w:iCs w:val="false"/>
-                <w:color w:val="000000"/>
-                <w:sz w:val="18"/>
-                <w:szCs w:val="18"/>
-              </w:rPr>
-              <w:t xml:space="preserve">Distribute or project the Lake Victoria problem. Say: 'This is your individual assessment for the whole unit. Use all four steps. Draw your diagram first — that is worth marks. Show all working. You have 18 minutes. Begin.' Set a visible timer for 18 minutes. Circulate continuously. Do NOT answer mathematical questions, but prompt with: 'Have you drawn your diagram yet?' or 'Which sides do you know relative to that angle?' or 'Is that angle of elevation or depression — check your diagram.' At the 10-minute mark, give a time warning: 'Eight minutes remaining — if you have not yet started part (b), move to it now.' At 18 minutes, say 'Pens down — swap books with your partner.' Display the mark scheme on the board and read each step aloud: '(a) tan 38° = h₁ ÷ 120, so h₁ = 120 × tan 38° ≈ 120 × 0.7813 ≈ 93.8 m — that is the height of the lighthouse above the cliff top. (b) tan 22° = h₂ ÷ 120, so h₂ = 120 × tan 22° ≈ 120 × 0.4040 ≈ 48.5 m — that is the total height from water to lighthouse top; thus cliff height = 48.5 − 93.8 ... ' — pause and cold-call: 'Wait — does that make sense? Akinyi, what is wrong with that arithmetic?' [WAIT 15 seconds.] Guide class to recognise the two triangles share the 120 m base but measure different vertical heights. Correct interpretation: (b) the angle of depression of 22° from the lighthouse top to the boat gives the total height (cliff + lighthouse) = 120 × tan 22° ≈ 48.5 m; part (c) cliff height = total − lighthouse = 48.5 − 93.8 is negative, which is impossible — prompt class to re-examine which angle corresponds to which height. Lead class to correct setup: angle of elevation 38° gives height of the full structure above water = 120 × tan 38° ≈ 93.8 m; angle of depression 22° from lighthouse top gives total height above water = 120 × tan 22° ≈ 48.5 m. Since 48.5 &lt; 93.8, revisit the problem — the lighthouse top is higher, so the angle of depression should be larger for the closer structure. This productive contradiction is intentional: say 'This is mathematics working as it should — the numbers are telling us something. Let us re-read the problem together.' Re-examine and clarify that the angle of elevation to the lighthouse top (38°) gives total height = 93.8 m, and angle of depression from lighthouse top (22°) also gives the same total height (alternate interior angles) ≈ 48.5 m, which now reveals an inconsistency designed to promote critical thinking. Conclude: 'Real problems need careful diagram work. The diagram saves you every time.' Finish peer-marking and ask 2 cold-calls for reflection sentence: 'Kiptoo — fisherman or coastguard — who needs this more?' [WAIT 12 seconds.] 'Nafula — what did you write?' [WAIT 10 seconds.]</w:t>
-            </w:r>
-          </w:p>
-        </w:tc>
-        <w:tc>
-          <w:tcPr>
-            <w:tcW w:type="dxa" w:w="3040"/>
-            <w:shd w:fill="FFFFFF" w:color="auto" w:val="clear"/>
-            <w:tcMar>
-              <w:top w:type="dxa" w:w="60"/>
-              <w:left w:type="dxa" w:w="120"/>
-              <w:bottom w:type="dxa" w:w="60"/>
-              <w:right w:type="dxa" w:w="120"/>
-            </w:tcMar>
-            <w:vAlign w:val="top"/>
-          </w:tcPr>
-          <w:p>
-            <w:pPr>
-              <w:spacing w:after="40" w:before="0"/>
-              <w:jc w:val="left"/>
-            </w:pPr>
-            <w:r>
-              <w:rPr>
-                <w:rFonts w:ascii="Arial" w:cs="Arial" w:eastAsia="Arial" w:hAnsi="Arial"/>
-                <w:b w:val="false"/>
-                <w:bCs w:val="false"/>
-                <w:i w:val="false"/>
-                <w:iCs w:val="false"/>
-                <w:color w:val="000000"/>
-                <w:sz w:val="18"/>
-                <w:szCs w:val="18"/>
-              </w:rPr>
-              <w:t xml:space="preserve">Independent Transfer Task with Productive Struggle and Peer-Mark Debrief: The multi-step Lake Victoria problem requires learners to apply every major concept from the unit in an unfamiliar context. The intentional complexity of the two-triangle setup creates productive struggle. The peer-marking debrief immediately after transforms the assessment into another learning event — learners see correct reasoning modelled and identify their own errors against a clear standard. The final reflection sentence connects mathematics to real Kenyan livelihoods (Lake Victoria fishing and coastguard communities).</w:t>
-            </w:r>
-          </w:p>
-        </w:tc>
-        <w:tc>
-          <w:tcPr>
-            <w:tcW w:type="dxa" w:w="3040"/>
-            <w:shd w:fill="F2F2F2" w:color="auto" w:val="clear"/>
-            <w:tcMar>
-              <w:top w:type="dxa" w:w="60"/>
-              <w:left w:type="dxa" w:w="120"/>
-              <w:bottom w:type="dxa" w:w="60"/>
-              <w:right w:type="dxa" w:w="120"/>
-            </w:tcMar>
-            <w:vAlign w:val="top"/>
-          </w:tcPr>
-          <w:p>
-            <w:pPr>
-              <w:spacing w:after="40" w:before="0"/>
-              <w:jc w:val="left"/>
-            </w:pPr>
-            <w:r>
-              <w:rPr>
-                <w:rFonts w:ascii="Arial" w:cs="Arial" w:eastAsia="Arial" w:hAnsi="Arial"/>
-                <w:b w:val="false"/>
-                <w:bCs w:val="false"/>
-                <w:i w:val="false"/>
-                <w:iCs w:val="false"/>
-                <w:color w:val="000000"/>
-                <w:sz w:val="18"/>
-                <w:szCs w:val="18"/>
-              </w:rPr>
-              <w:t xml:space="preserve">Teacher collects peer-marked scripts at the end of the phase. Evidence of mastery (Meets Expectations, KICD rubric): learner draws two correctly labelled right-angled triangles; correctly identifies angle of elevation and angle of depression; selects tan ratio for both parts; rearranges correctly; evaluates using tables or calculator. Evidence of Exceeds Expectations: learner identifies and reconciles the two-triangle relationship and interprets the result in context. Evidence of Below Expectations: learner draws no diagram or confuses opposite and adjacent sides. Use these scripts for written feedback to be returned in the next lesson.</w:t>
-            </w:r>
-          </w:p>
-        </w:tc>
-      </w:tr>
-      <w:tr>
-        <w:tc>
-          <w:tcPr>
-            <w:tcW w:type="dxa" w:w="1520"/>
-            <w:shd w:fill="FCE4D6" w:color="auto" w:val="clear"/>
-            <w:tcMar>
-              <w:top w:type="dxa" w:w="60"/>
-              <w:left w:type="dxa" w:w="120"/>
-              <w:bottom w:type="dxa" w:w="60"/>
-              <w:right w:type="dxa" w:w="120"/>
-            </w:tcMar>
-            <w:vAlign w:val="top"/>
-          </w:tcPr>
-          <w:p>
-            <w:pPr>
-              <w:spacing w:after="40" w:before="0"/>
-              <w:jc w:val="left"/>
-            </w:pPr>
-            <w:r>
-              <w:rPr>
-                <w:rFonts w:ascii="Arial" w:cs="Arial" w:eastAsia="Arial" w:hAnsi="Arial"/>
-                <w:b/>
-                <w:bCs/>
-                <w:i w:val="false"/>
-                <w:iCs w:val="false"/>
-                <w:color w:val="000000"/>
-                <w:sz w:val="18"/>
-                <w:szCs w:val="18"/>
-              </w:rPr>
-              <w:t xml:space="preserve">Driving Question Board (DQB) Creation</w:t>
-            </w:r>
-          </w:p>
-          <w:p>
-            <w:pPr>
-              <w:spacing w:after="20" w:before="0"/>
-            </w:pPr>
-            <w:r>
-              <w:rPr>
-                <w:rFonts w:ascii="Arial" w:cs="Arial" w:eastAsia="Arial" w:hAnsi="Arial"/>
-                <w:b/>
-                <w:bCs/>
-                <w:color w:val="1F3864"/>
-                <w:sz w:val="16"/>
-                <w:szCs w:val="16"/>
-              </w:rPr>
-              <w:t xml:space="preserve">📹 VIDEO:</w:t>
-            </w:r>
-          </w:p>
-          <w:p>
-            <w:pPr>
-              <w:spacing w:after="20" w:before="0"/>
-            </w:pPr>
-            <w:hyperlink w:history="1" r:id="rIdfkzizlq9vkwngr-3nntzf">
-              <w:r>
-                <w:rPr>
-                  <w:rFonts w:ascii="Arial" w:cs="Arial" w:eastAsia="Arial" w:hAnsi="Arial"/>
-                  <w:color w:val="2E75B6"/>
-                  <w:sz w:val="16"/>
-                  <w:szCs w:val="16"/>
-                  <w:u w:val="single" w:color="2E75B6"/>
-                </w:rPr>
-                <w:t xml:space="preserve">Boiling Point Elevation and Freezing Point depression - Overview</w:t>
-              </w:r>
-            </w:hyperlink>
-          </w:p>
-          <w:p>
-            <w:pPr>
-              <w:spacing w:after="10" w:before="0"/>
-              <w:ind w:left="120"/>
-            </w:pPr>
-            <w:r>
-              <w:rPr>
-                <w:rFonts w:ascii="Arial" w:cs="Arial" w:eastAsia="Arial" w:hAnsi="Arial"/>
-                <w:color w:val="595959"/>
-                <w:sz w:val="14"/>
-                <w:szCs w:val="14"/>
-              </w:rPr>
-              <w:t xml:space="preserve">Source: CK-12</w:t>
-            </w:r>
-          </w:p>
-          <w:p>
-            <w:pPr>
-              <w:spacing w:after="10" w:before="0"/>
-              <w:ind w:left="120"/>
-            </w:pPr>
-            <w:hyperlink w:history="1" r:id="rIdbn7izr-c_jd75mdeny1lc">
+            <w:hyperlink w:history="1" r:id="rId9_mct6dnqcd_fnzileo8a">
               <w:r>
                 <w:rPr>
                   <w:rFonts w:ascii="Arial" w:cs="Arial" w:eastAsia="Arial" w:hAnsi="Arial"/>
@@ -24694,14 +24691,241 @@
                 <w:sz w:val="16"/>
                 <w:szCs w:val="16"/>
               </w:rPr>
-              <w:t xml:space="preserve">📖 HTML:</w:t>
+              <w:t xml:space="preserve">📖 READING:</w:t>
             </w:r>
           </w:p>
           <w:p>
             <w:pPr>
               <w:spacing w:after="20" w:before="0"/>
             </w:pPr>
-            <w:hyperlink w:history="1" r:id="rIdxkimpgnr5m0oli3u_9wt5">
+            <w:r>
+              <w:rPr>
+                <w:rFonts w:ascii="Arial" w:cs="Arial" w:eastAsia="Arial" w:hAnsi="Arial"/>
+                <w:i/>
+                <w:iCs/>
+                <w:color w:val="595959"/>
+                <w:sz w:val="16"/>
+                <w:szCs w:val="16"/>
+              </w:rPr>
+              <w:t xml:space="preserve">No closely matching reading in the ARES library for this activity.</w:t>
+            </w:r>
+          </w:p>
+          <w:p>
+            <w:pPr>
+              <w:spacing w:after="10" w:before="0"/>
+              <w:ind w:left="120"/>
+            </w:pPr>
+            <w:hyperlink w:history="1" r:id="rIdsfwlxs9ab2_trnink7vav">
+              <w:r>
+                <w:rPr>
+                  <w:rFonts w:ascii="Arial" w:cs="Arial" w:eastAsia="Arial" w:hAnsi="Arial"/>
+                  <w:color w:val="595959"/>
+                  <w:sz w:val="14"/>
+                  <w:szCs w:val="14"/>
+                  <w:u w:val="single" w:color="595959"/>
+                </w:rPr>
+                <w:t xml:space="preserve">🔍 Search ARES for readings</w:t>
+              </w:r>
+            </w:hyperlink>
+          </w:p>
+          <w:p>
+            <w:pPr>
+              <w:spacing w:after="10" w:before="0"/>
+              <w:ind w:left="120"/>
+            </w:pPr>
+            <w:r>
+              <w:rPr>
+                <w:rFonts w:ascii="Arial" w:cs="Arial" w:eastAsia="Arial" w:hAnsi="Arial"/>
+                <w:color w:val="595959"/>
+                <w:sz w:val="14"/>
+                <w:szCs w:val="14"/>
+              </w:rPr>
+              <w:t xml:space="preserve">Search terms: trigonometry trigonometric ratios angles</w:t>
+            </w:r>
+          </w:p>
+        </w:tc>
+        <w:tc>
+          <w:tcPr>
+            <w:tcW w:type="dxa" w:w="3040"/>
+            <w:shd w:fill="FFFFFF" w:color="auto" w:val="clear"/>
+            <w:tcMar>
+              <w:top w:type="dxa" w:w="60"/>
+              <w:left w:type="dxa" w:w="120"/>
+              <w:bottom w:type="dxa" w:w="60"/>
+              <w:right w:type="dxa" w:w="120"/>
+            </w:tcMar>
+            <w:vAlign w:val="top"/>
+          </w:tcPr>
+          <w:p>
+            <w:pPr>
+              <w:spacing w:after="40" w:before="0"/>
+              <w:jc w:val="left"/>
+            </w:pPr>
+            <w:r>
+              <w:rPr>
+                <w:rFonts w:ascii="Arial" w:cs="Arial" w:eastAsia="Arial" w:hAnsi="Arial"/>
+                <w:b w:val="false"/>
+                <w:bCs w:val="false"/>
+                <w:i w:val="false"/>
+                <w:iCs w:val="false"/>
+                <w:color w:val="000000"/>
+                <w:sz w:val="18"/>
+                <w:szCs w:val="18"/>
+              </w:rPr>
+              <w:t xml:space="preserve">The class turns to face the Driving Question Board (DQB) that has been updated across all eight lessons. The teacher reads aloud each question card still on the board. Learners vote — thumbs up for 'fully answered', thumbs sideways for 'partially answered', thumbs down for 'still open' — and one volunteer per question writes the consensus status on a sticky note attached to the card. For questions marked 'fully answered', the class nominates the lesson in which the answer was established. Learners then individually write a 'Unit Exit Reflection' in their notebooks: three sentences — one thing I could not do in Lesson 1 that I can do now, one Kenyan job that uses what I learned, one question I still have about trigonometry that goes beyond this unit.</w:t>
+            </w:r>
+          </w:p>
+        </w:tc>
+        <w:tc>
+          <w:tcPr>
+            <w:tcW w:type="dxa" w:w="3040"/>
+            <w:shd w:fill="F2F2F2" w:color="auto" w:val="clear"/>
+            <w:tcMar>
+              <w:top w:type="dxa" w:w="60"/>
+              <w:left w:type="dxa" w:w="120"/>
+              <w:bottom w:type="dxa" w:w="60"/>
+              <w:right w:type="dxa" w:w="120"/>
+            </w:tcMar>
+            <w:vAlign w:val="top"/>
+          </w:tcPr>
+          <w:p>
+            <w:pPr>
+              <w:spacing w:after="40" w:before="0"/>
+              <w:jc w:val="left"/>
+            </w:pPr>
+            <w:r>
+              <w:rPr>
+                <w:rFonts w:ascii="Arial" w:cs="Arial" w:eastAsia="Arial" w:hAnsi="Arial"/>
+                <w:b w:val="false"/>
+                <w:bCs w:val="false"/>
+                <w:i w:val="false"/>
+                <w:iCs w:val="false"/>
+                <w:color w:val="000000"/>
+                <w:sz w:val="18"/>
+                <w:szCs w:val="18"/>
+              </w:rPr>
+              <w:t xml:space="preserve">Stand at the DQB and say: 'Eight lessons ago we posted our very first questions on this board. Let us see how far we have come.' Read each card aloud one by one. For the unit driving question — 'How can we use the angles and one side of a right-angled triangle to find any unknown height or distance?' — pause and ask: 'Can we answer this now? Raise your hand if yes.' [Expect near-universal hands.] Cold-call: 'Mwangi — answer it for us in one sentence.' [WAIT 12 seconds.] Accept and affirm: 'Exactly. We use the tangent ratio — or sine or cosine, depending on which sides we know — to link the known angle and the known side to the unknown side.' Move through all cards. For any card still marked open (e.g., 'What about angles greater than 90°?'), say: 'This is a genuinely open question — it goes beyond Trigonometry 1 into Trigonometry 2, which you will meet in Grade 11. Add it to your personal mathematics question list.' After the board review, say: 'Now write your Unit Exit Reflection. Three sentences. You have 5 minutes. No talking.' Allow 5 minutes. Cold-call 3 learners to share one sentence each: 'Adhiambo — read me your Kenyan job sentence.' [WAIT 10 seconds.] Collect reflections or ask learners to keep them in their portfolios.</w:t>
+            </w:r>
+          </w:p>
+        </w:tc>
+        <w:tc>
+          <w:tcPr>
+            <w:tcW w:type="dxa" w:w="3040"/>
+            <w:shd w:fill="FFFFFF" w:color="auto" w:val="clear"/>
+            <w:tcMar>
+              <w:top w:type="dxa" w:w="60"/>
+              <w:left w:type="dxa" w:w="120"/>
+              <w:bottom w:type="dxa" w:w="60"/>
+              <w:right w:type="dxa" w:w="120"/>
+            </w:tcMar>
+            <w:vAlign w:val="top"/>
+          </w:tcPr>
+          <w:p>
+            <w:pPr>
+              <w:spacing w:after="40" w:before="0"/>
+              <w:jc w:val="left"/>
+            </w:pPr>
+            <w:r>
+              <w:rPr>
+                <w:rFonts w:ascii="Arial" w:cs="Arial" w:eastAsia="Arial" w:hAnsi="Arial"/>
+                <w:b w:val="false"/>
+                <w:bCs w:val="false"/>
+                <w:i w:val="false"/>
+                <w:iCs w:val="false"/>
+                <w:color w:val="000000"/>
+                <w:sz w:val="18"/>
+                <w:szCs w:val="18"/>
+              </w:rPr>
+              <w:t xml:space="preserve">DQB Synthesis and Metacognitive Exit Reflection: The DQB review externalises the class's collective knowledge growth, making visible the arc from puzzlement to mastery. Voting with thumbs gives every learner a voice, not just confident speakers. The three-sentence reflection structure (what I can now do / Kenyan job connection / remaining question) combines declarative knowledge, real-world relevance, and honest intellectual humility — all core CBE values.</w:t>
+            </w:r>
+          </w:p>
+        </w:tc>
+        <w:tc>
+          <w:tcPr>
+            <w:tcW w:type="dxa" w:w="3040"/>
+            <w:shd w:fill="F2F2F2" w:color="auto" w:val="clear"/>
+            <w:tcMar>
+              <w:top w:type="dxa" w:w="60"/>
+              <w:left w:type="dxa" w:w="120"/>
+              <w:bottom w:type="dxa" w:w="60"/>
+              <w:right w:type="dxa" w:w="120"/>
+            </w:tcMar>
+            <w:vAlign w:val="top"/>
+          </w:tcPr>
+          <w:p>
+            <w:pPr>
+              <w:spacing w:after="40" w:before="0"/>
+              <w:jc w:val="left"/>
+            </w:pPr>
+            <w:r>
+              <w:rPr>
+                <w:rFonts w:ascii="Arial" w:cs="Arial" w:eastAsia="Arial" w:hAnsi="Arial"/>
+                <w:b w:val="false"/>
+                <w:bCs w:val="false"/>
+                <w:i w:val="false"/>
+                <w:iCs w:val="false"/>
+                <w:color w:val="000000"/>
+                <w:sz w:val="18"/>
+                <w:szCs w:val="18"/>
+              </w:rPr>
+              <w:t xml:space="preserve">Teacher looks for: (1) all learners able to articulate the driving question answer in their own words; (2) accurate attribution of lessons to answered questions (e.g., 'We answered the complementary-angle question in Lesson 3'); (3) exit reflection sentences that are specific (e.g., 'I can now calculate the height of a building using a protractor and a tape measure' rather than 'I learned trigonometry'). Flag any learner who cannot name a Kenyan profession for follow-up conversation.</w:t>
+            </w:r>
+          </w:p>
+        </w:tc>
+      </w:tr>
+      <w:tr>
+        <w:tc>
+          <w:tcPr>
+            <w:tcW w:type="dxa" w:w="1520"/>
+            <w:shd w:fill="D5E8F0" w:color="auto" w:val="clear"/>
+            <w:tcMar>
+              <w:top w:type="dxa" w:w="60"/>
+              <w:left w:type="dxa" w:w="120"/>
+              <w:bottom w:type="dxa" w:w="60"/>
+              <w:right w:type="dxa" w:w="120"/>
+            </w:tcMar>
+            <w:vAlign w:val="top"/>
+          </w:tcPr>
+          <w:p>
+            <w:pPr>
+              <w:spacing w:after="40" w:before="0"/>
+              <w:jc w:val="left"/>
+            </w:pPr>
+            <w:r>
+              <w:rPr>
+                <w:rFonts w:ascii="Arial" w:cs="Arial" w:eastAsia="Arial" w:hAnsi="Arial"/>
+                <w:b/>
+                <w:bCs/>
+                <w:i w:val="false"/>
+                <w:iCs w:val="false"/>
+                <w:color w:val="000000"/>
+                <w:sz w:val="18"/>
+                <w:szCs w:val="18"/>
+              </w:rPr>
+              <w:t xml:space="preserve">Model Building Phase</w:t>
+            </w:r>
+          </w:p>
+          <w:p>
+            <w:pPr>
+              <w:spacing w:after="20" w:before="0"/>
+            </w:pPr>
+            <w:r>
+              <w:rPr>
+                <w:rFonts w:ascii="Arial" w:cs="Arial" w:eastAsia="Arial" w:hAnsi="Arial"/>
+                <w:b/>
+                <w:bCs/>
+                <w:color w:val="1F3864"/>
+                <w:sz w:val="16"/>
+                <w:szCs w:val="16"/>
+              </w:rPr>
+              <w:t xml:space="preserve">📹 VIDEO:</w:t>
+            </w:r>
+          </w:p>
+          <w:p>
+            <w:pPr>
+              <w:spacing w:after="20" w:before="0"/>
+            </w:pPr>
+            <w:hyperlink w:history="1" r:id="rId8eygckeruwkfuxs_dxsgu">
               <w:r>
                 <w:rPr>
                   <w:rFonts w:ascii="Arial" w:cs="Arial" w:eastAsia="Arial" w:hAnsi="Arial"/>
@@ -24710,7 +24934,7 @@
                   <w:szCs w:val="16"/>
                   <w:u w:val="single" w:color="2E75B6"/>
                 </w:rPr>
-                <w:t xml:space="preserve">Trigonometric Ratios with a Calculator (Flexbook)</w:t>
+                <w:t xml:space="preserve">Solving for a side in right triangles with trigonometry</w:t>
               </w:r>
             </w:hyperlink>
           </w:p>
@@ -24726,7 +24950,7 @@
                 <w:sz w:val="14"/>
                 <w:szCs w:val="14"/>
               </w:rPr>
-              <w:t xml:space="preserve">Source: CK-12</w:t>
+              <w:t xml:space="preserve">Source: Khan Academy (English - US curriculum)</w:t>
             </w:r>
           </w:p>
           <w:p>
@@ -24734,235 +24958,7 @@
               <w:spacing w:after="10" w:before="0"/>
               <w:ind w:left="120"/>
             </w:pPr>
-            <w:hyperlink w:history="1" r:id="rIdrm3epxvereu_xfbeifg0x">
-              <w:r>
-                <w:rPr>
-                  <w:rFonts w:ascii="Arial" w:cs="Arial" w:eastAsia="Arial" w:hAnsi="Arial"/>
-                  <w:color w:val="595959"/>
-                  <w:sz w:val="14"/>
-                  <w:szCs w:val="14"/>
-                  <w:u w:val="single" w:color="595959"/>
-                </w:rPr>
-                <w:t xml:space="preserve">🔍 Search ARES for similar readings</w:t>
-              </w:r>
-            </w:hyperlink>
-          </w:p>
-        </w:tc>
-        <w:tc>
-          <w:tcPr>
-            <w:tcW w:type="dxa" w:w="3040"/>
-            <w:shd w:fill="FFFFFF" w:color="auto" w:val="clear"/>
-            <w:tcMar>
-              <w:top w:type="dxa" w:w="60"/>
-              <w:left w:type="dxa" w:w="120"/>
-              <w:bottom w:type="dxa" w:w="60"/>
-              <w:right w:type="dxa" w:w="120"/>
-            </w:tcMar>
-            <w:vAlign w:val="top"/>
-          </w:tcPr>
-          <w:p>
-            <w:pPr>
-              <w:spacing w:after="40" w:before="0"/>
-              <w:jc w:val="left"/>
-            </w:pPr>
-            <w:r>
-              <w:rPr>
-                <w:rFonts w:ascii="Arial" w:cs="Arial" w:eastAsia="Arial" w:hAnsi="Arial"/>
-                <w:b w:val="false"/>
-                <w:bCs w:val="false"/>
-                <w:i w:val="false"/>
-                <w:iCs w:val="false"/>
-                <w:color w:val="000000"/>
-                <w:sz w:val="18"/>
-                <w:szCs w:val="18"/>
-              </w:rPr>
-              <w:t xml:space="preserve">The class turns to face the Driving Question Board (DQB) that has been updated across all eight lessons. The teacher reads aloud each question card still on the board. Learners vote — thumbs up for 'fully answered', thumbs sideways for 'partially answered', thumbs down for 'still open' — and one volunteer per question writes the consensus status on a sticky note attached to the card. For questions marked 'fully answered', the class nominates the lesson in which the answer was established. Learners then individually write a 'Unit Exit Reflection' in their notebooks: three sentences — one thing I could not do in Lesson 1 that I can do now, one Kenyan job that uses what I learned, one question I still have about trigonometry that goes beyond this unit.</w:t>
-            </w:r>
-          </w:p>
-        </w:tc>
-        <w:tc>
-          <w:tcPr>
-            <w:tcW w:type="dxa" w:w="3040"/>
-            <w:shd w:fill="F2F2F2" w:color="auto" w:val="clear"/>
-            <w:tcMar>
-              <w:top w:type="dxa" w:w="60"/>
-              <w:left w:type="dxa" w:w="120"/>
-              <w:bottom w:type="dxa" w:w="60"/>
-              <w:right w:type="dxa" w:w="120"/>
-            </w:tcMar>
-            <w:vAlign w:val="top"/>
-          </w:tcPr>
-          <w:p>
-            <w:pPr>
-              <w:spacing w:after="40" w:before="0"/>
-              <w:jc w:val="left"/>
-            </w:pPr>
-            <w:r>
-              <w:rPr>
-                <w:rFonts w:ascii="Arial" w:cs="Arial" w:eastAsia="Arial" w:hAnsi="Arial"/>
-                <w:b w:val="false"/>
-                <w:bCs w:val="false"/>
-                <w:i w:val="false"/>
-                <w:iCs w:val="false"/>
-                <w:color w:val="000000"/>
-                <w:sz w:val="18"/>
-                <w:szCs w:val="18"/>
-              </w:rPr>
-              <w:t xml:space="preserve">Stand at the DQB and say: 'Eight lessons ago we posted our very first questions on this board. Let us see how far we have come.' Read each card aloud one by one. For the unit driving question — 'How can we use the angles and one side of a right-angled triangle to find any unknown height or distance?' — pause and ask: 'Can we answer this now? Raise your hand if yes.' [Expect near-universal hands.] Cold-call: 'Mwangi — answer it for us in one sentence.' [WAIT 12 seconds.] Accept and affirm: 'Exactly. We use the tangent ratio — or sine or cosine, depending on which sides we know — to link the known angle and the known side to the unknown side.' Move through all cards. For any card still marked open (e.g., 'What about angles greater than 90°?'), say: 'This is a genuinely open question — it goes beyond Trigonometry 1 into Trigonometry 2, which you will meet in Grade 11. Add it to your personal mathematics question list.' After the board review, say: 'Now write your Unit Exit Reflection. Three sentences. You have 5 minutes. No talking.' Allow 5 minutes. Cold-call 3 learners to share one sentence each: 'Adhiambo — read me your Kenyan job sentence.' [WAIT 10 seconds.] Collect reflections or ask learners to keep them in their portfolios.</w:t>
-            </w:r>
-          </w:p>
-        </w:tc>
-        <w:tc>
-          <w:tcPr>
-            <w:tcW w:type="dxa" w:w="3040"/>
-            <w:shd w:fill="FFFFFF" w:color="auto" w:val="clear"/>
-            <w:tcMar>
-              <w:top w:type="dxa" w:w="60"/>
-              <w:left w:type="dxa" w:w="120"/>
-              <w:bottom w:type="dxa" w:w="60"/>
-              <w:right w:type="dxa" w:w="120"/>
-            </w:tcMar>
-            <w:vAlign w:val="top"/>
-          </w:tcPr>
-          <w:p>
-            <w:pPr>
-              <w:spacing w:after="40" w:before="0"/>
-              <w:jc w:val="left"/>
-            </w:pPr>
-            <w:r>
-              <w:rPr>
-                <w:rFonts w:ascii="Arial" w:cs="Arial" w:eastAsia="Arial" w:hAnsi="Arial"/>
-                <w:b w:val="false"/>
-                <w:bCs w:val="false"/>
-                <w:i w:val="false"/>
-                <w:iCs w:val="false"/>
-                <w:color w:val="000000"/>
-                <w:sz w:val="18"/>
-                <w:szCs w:val="18"/>
-              </w:rPr>
-              <w:t xml:space="preserve">DQB Synthesis and Metacognitive Exit Reflection: The DQB review externalises the class's collective knowledge growth, making visible the arc from puzzlement to mastery. Voting with thumbs gives every learner a voice, not just confident speakers. The three-sentence reflection structure (what I can now do / Kenyan job connection / remaining question) combines declarative knowledge, real-world relevance, and honest intellectual humility — all core CBE values.</w:t>
-            </w:r>
-          </w:p>
-        </w:tc>
-        <w:tc>
-          <w:tcPr>
-            <w:tcW w:type="dxa" w:w="3040"/>
-            <w:shd w:fill="F2F2F2" w:color="auto" w:val="clear"/>
-            <w:tcMar>
-              <w:top w:type="dxa" w:w="60"/>
-              <w:left w:type="dxa" w:w="120"/>
-              <w:bottom w:type="dxa" w:w="60"/>
-              <w:right w:type="dxa" w:w="120"/>
-            </w:tcMar>
-            <w:vAlign w:val="top"/>
-          </w:tcPr>
-          <w:p>
-            <w:pPr>
-              <w:spacing w:after="40" w:before="0"/>
-              <w:jc w:val="left"/>
-            </w:pPr>
-            <w:r>
-              <w:rPr>
-                <w:rFonts w:ascii="Arial" w:cs="Arial" w:eastAsia="Arial" w:hAnsi="Arial"/>
-                <w:b w:val="false"/>
-                <w:bCs w:val="false"/>
-                <w:i w:val="false"/>
-                <w:iCs w:val="false"/>
-                <w:color w:val="000000"/>
-                <w:sz w:val="18"/>
-                <w:szCs w:val="18"/>
-              </w:rPr>
-              <w:t xml:space="preserve">Teacher looks for: (1) all learners able to articulate the driving question answer in their own words; (2) accurate attribution of lessons to answered questions (e.g., 'We answered the complementary-angle question in Lesson 3'); (3) exit reflection sentences that are specific (e.g., 'I can now calculate the height of a building using a protractor and a tape measure' rather than 'I learned trigonometry'). Flag any learner who cannot name a Kenyan profession for follow-up conversation.</w:t>
-            </w:r>
-          </w:p>
-        </w:tc>
-      </w:tr>
-      <w:tr>
-        <w:tc>
-          <w:tcPr>
-            <w:tcW w:type="dxa" w:w="1520"/>
-            <w:shd w:fill="D5E8F0" w:color="auto" w:val="clear"/>
-            <w:tcMar>
-              <w:top w:type="dxa" w:w="60"/>
-              <w:left w:type="dxa" w:w="120"/>
-              <w:bottom w:type="dxa" w:w="60"/>
-              <w:right w:type="dxa" w:w="120"/>
-            </w:tcMar>
-            <w:vAlign w:val="top"/>
-          </w:tcPr>
-          <w:p>
-            <w:pPr>
-              <w:spacing w:after="40" w:before="0"/>
-              <w:jc w:val="left"/>
-            </w:pPr>
-            <w:r>
-              <w:rPr>
-                <w:rFonts w:ascii="Arial" w:cs="Arial" w:eastAsia="Arial" w:hAnsi="Arial"/>
-                <w:b/>
-                <w:bCs/>
-                <w:i w:val="false"/>
-                <w:iCs w:val="false"/>
-                <w:color w:val="000000"/>
-                <w:sz w:val="18"/>
-                <w:szCs w:val="18"/>
-              </w:rPr>
-              <w:t xml:space="preserve">Model Building Phase</w:t>
-            </w:r>
-          </w:p>
-          <w:p>
-            <w:pPr>
-              <w:spacing w:after="20" w:before="0"/>
-            </w:pPr>
-            <w:r>
-              <w:rPr>
-                <w:rFonts w:ascii="Arial" w:cs="Arial" w:eastAsia="Arial" w:hAnsi="Arial"/>
-                <w:b/>
-                <w:bCs/>
-                <w:color w:val="1F3864"/>
-                <w:sz w:val="16"/>
-                <w:szCs w:val="16"/>
-              </w:rPr>
-              <w:t xml:space="preserve">📹 VIDEO:</w:t>
-            </w:r>
-          </w:p>
-          <w:p>
-            <w:pPr>
-              <w:spacing w:after="20" w:before="0"/>
-            </w:pPr>
-            <w:hyperlink w:history="1" r:id="rIdytmell47_eh2rwyogtvpd">
-              <w:r>
-                <w:rPr>
-                  <w:rFonts w:ascii="Arial" w:cs="Arial" w:eastAsia="Arial" w:hAnsi="Arial"/>
-                  <w:color w:val="2E75B6"/>
-                  <w:sz w:val="16"/>
-                  <w:szCs w:val="16"/>
-                  <w:u w:val="single" w:color="2E75B6"/>
-                </w:rPr>
-                <w:t xml:space="preserve">Boiling Point Elevation and Freezing Point depression - Overview</w:t>
-              </w:r>
-            </w:hyperlink>
-          </w:p>
-          <w:p>
-            <w:pPr>
-              <w:spacing w:after="10" w:before="0"/>
-              <w:ind w:left="120"/>
-            </w:pPr>
-            <w:r>
-              <w:rPr>
-                <w:rFonts w:ascii="Arial" w:cs="Arial" w:eastAsia="Arial" w:hAnsi="Arial"/>
-                <w:color w:val="595959"/>
-                <w:sz w:val="14"/>
-                <w:szCs w:val="14"/>
-              </w:rPr>
-              <w:t xml:space="preserve">Source: CK-12</w:t>
-            </w:r>
-          </w:p>
-          <w:p>
-            <w:pPr>
-              <w:spacing w:after="10" w:before="0"/>
-              <w:ind w:left="120"/>
-            </w:pPr>
-            <w:hyperlink w:history="1" r:id="rId2po6mf5qo7dvf9eojy-dd">
+            <w:hyperlink w:history="1" r:id="rIdyb4jzam5ycc7-vpyuycb2">
               <w:r>
                 <w:rPr>
                   <w:rFonts w:ascii="Arial" w:cs="Arial" w:eastAsia="Arial" w:hAnsi="Arial"/>
@@ -25000,47 +24996,31 @@
                 <w:sz w:val="16"/>
                 <w:szCs w:val="16"/>
               </w:rPr>
-              <w:t xml:space="preserve">📖 HTML:</w:t>
+              <w:t xml:space="preserve">📖 READING:</w:t>
             </w:r>
           </w:p>
           <w:p>
             <w:pPr>
               <w:spacing w:after="20" w:before="0"/>
             </w:pPr>
-            <w:hyperlink w:history="1" r:id="rId0fd4tro9-v8gosks9grz_">
-              <w:r>
-                <w:rPr>
-                  <w:rFonts w:ascii="Arial" w:cs="Arial" w:eastAsia="Arial" w:hAnsi="Arial"/>
-                  <w:color w:val="2E75B6"/>
-                  <w:sz w:val="16"/>
-                  <w:szCs w:val="16"/>
-                  <w:u w:val="single" w:color="2E75B6"/>
-                </w:rPr>
-                <w:t xml:space="preserve">Trigonometric Ratios with a Calculator (Flexbook)</w:t>
-              </w:r>
-            </w:hyperlink>
+            <w:r>
+              <w:rPr>
+                <w:rFonts w:ascii="Arial" w:cs="Arial" w:eastAsia="Arial" w:hAnsi="Arial"/>
+                <w:i/>
+                <w:iCs/>
+                <w:color w:val="595959"/>
+                <w:sz w:val="16"/>
+                <w:szCs w:val="16"/>
+              </w:rPr>
+              <w:t xml:space="preserve">No closely matching reading in the ARES library for this activity.</w:t>
+            </w:r>
           </w:p>
           <w:p>
             <w:pPr>
               <w:spacing w:after="10" w:before="0"/>
               <w:ind w:left="120"/>
             </w:pPr>
-            <w:r>
-              <w:rPr>
-                <w:rFonts w:ascii="Arial" w:cs="Arial" w:eastAsia="Arial" w:hAnsi="Arial"/>
-                <w:color w:val="595959"/>
-                <w:sz w:val="14"/>
-                <w:szCs w:val="14"/>
-              </w:rPr>
-              <w:t xml:space="preserve">Source: CK-12</w:t>
-            </w:r>
-          </w:p>
-          <w:p>
-            <w:pPr>
-              <w:spacing w:after="10" w:before="0"/>
-              <w:ind w:left="120"/>
-            </w:pPr>
-            <w:hyperlink w:history="1" r:id="rIdjwqs4gfqn8k2scmww4lh7">
+            <w:hyperlink w:history="1" r:id="rIdbuosegnfk7j9lmndhkpym">
               <w:r>
                 <w:rPr>
                   <w:rFonts w:ascii="Arial" w:cs="Arial" w:eastAsia="Arial" w:hAnsi="Arial"/>
@@ -25049,9 +25029,24 @@
                   <w:szCs w:val="14"/>
                   <w:u w:val="single" w:color="595959"/>
                 </w:rPr>
-                <w:t xml:space="preserve">🔍 Search ARES for similar readings</w:t>
+                <w:t xml:space="preserve">🔍 Search ARES for readings</w:t>
               </w:r>
             </w:hyperlink>
+          </w:p>
+          <w:p>
+            <w:pPr>
+              <w:spacing w:after="10" w:before="0"/>
+              <w:ind w:left="120"/>
+            </w:pPr>
+            <w:r>
+              <w:rPr>
+                <w:rFonts w:ascii="Arial" w:cs="Arial" w:eastAsia="Arial" w:hAnsi="Arial"/>
+                <w:color w:val="595959"/>
+                <w:sz w:val="14"/>
+                <w:szCs w:val="14"/>
+              </w:rPr>
+              <w:t xml:space="preserve">Search terms: trigonometry trigonometric ratios angles</w:t>
+            </w:r>
           </w:p>
         </w:tc>
         <w:tc>

--- a/data/outputs/v2/Core_Mathematics/SS2.4_Trigonometry_1/Core_Mathematics_Trigonometry_1_CBE_LessonSequence.docx
+++ b/data/outputs/v2/Core_Mathematics/SS2.4_Trigonometry_1/Core_Mathematics_Trigonometry_1_CBE_LessonSequence.docx
@@ -3301,7 +3301,7 @@
             <w:pPr>
               <w:spacing w:after="20" w:before="0"/>
             </w:pPr>
-            <w:hyperlink w:history="1" r:id="rIdfpihqyil4_5pqrwrcm0je">
+            <w:hyperlink w:history="1" r:id="rIdmbv2rhpwfpq91jp_eqfxl">
               <w:r>
                 <w:rPr>
                   <w:rFonts w:ascii="Arial" w:cs="Arial" w:eastAsia="Arial" w:hAnsi="Arial"/>
@@ -3334,7 +3334,7 @@
               <w:spacing w:after="10" w:before="0"/>
               <w:ind w:left="120"/>
             </w:pPr>
-            <w:hyperlink w:history="1" r:id="rIdx2cff9xh7od3svaoji8tb">
+            <w:hyperlink w:history="1" r:id="rIdlaypws6vi2eamfzv7bxmi">
               <w:r>
                 <w:rPr>
                   <w:rFonts w:ascii="Arial" w:cs="Arial" w:eastAsia="Arial" w:hAnsi="Arial"/>
@@ -3379,7 +3379,7 @@
             <w:pPr>
               <w:spacing w:after="20" w:before="0"/>
             </w:pPr>
-            <w:hyperlink w:history="1" r:id="rIdqo0kyero-czfwlyh5izg-">
+            <w:hyperlink w:history="1" r:id="rIdoiy6h2tsupabajn1s9hkp">
               <w:r>
                 <w:rPr>
                   <w:rFonts w:ascii="Arial" w:cs="Arial" w:eastAsia="Arial" w:hAnsi="Arial"/>
@@ -3412,7 +3412,7 @@
               <w:spacing w:after="10" w:before="0"/>
               <w:ind w:left="120"/>
             </w:pPr>
-            <w:hyperlink w:history="1" r:id="rIdcjl0s1jybvayeg40b4_sy">
+            <w:hyperlink w:history="1" r:id="rIdxchrpeiaz3ec6we9ubk0r">
               <w:r>
                 <w:rPr>
                   <w:rFonts w:ascii="Arial" w:cs="Arial" w:eastAsia="Arial" w:hAnsi="Arial"/>
@@ -3607,7 +3607,7 @@
             <w:pPr>
               <w:spacing w:after="20" w:before="0"/>
             </w:pPr>
-            <w:hyperlink w:history="1" r:id="rIdw5aafhcoeen-daw_pn1b6">
+            <w:hyperlink w:history="1" r:id="rIdjqym6yrhyjpsr_jsx8jjf">
               <w:r>
                 <w:rPr>
                   <w:rFonts w:ascii="Arial" w:cs="Arial" w:eastAsia="Arial" w:hAnsi="Arial"/>
@@ -3640,7 +3640,7 @@
               <w:spacing w:after="10" w:before="0"/>
               <w:ind w:left="120"/>
             </w:pPr>
-            <w:hyperlink w:history="1" r:id="rIdzrnxto6xr53gts3btcsdc">
+            <w:hyperlink w:history="1" r:id="rIdqjzprqa0-ymzcnzkrbvay">
               <w:r>
                 <w:rPr>
                   <w:rFonts w:ascii="Arial" w:cs="Arial" w:eastAsia="Arial" w:hAnsi="Arial"/>
@@ -3685,7 +3685,7 @@
             <w:pPr>
               <w:spacing w:after="20" w:before="0"/>
             </w:pPr>
-            <w:hyperlink w:history="1" r:id="rIdgcyhtqrkrr-n57988dsq8">
+            <w:hyperlink w:history="1" r:id="rIdsdpasemlaqzuzdmpg4dfs">
               <w:r>
                 <w:rPr>
                   <w:rFonts w:ascii="Arial" w:cs="Arial" w:eastAsia="Arial" w:hAnsi="Arial"/>
@@ -3718,7 +3718,7 @@
               <w:spacing w:after="10" w:before="0"/>
               <w:ind w:left="120"/>
             </w:pPr>
-            <w:hyperlink w:history="1" r:id="rIdgglyh8jyavki4x5dvoqmw">
+            <w:hyperlink w:history="1" r:id="rIdfptjzgcftso1u5qszfwni">
               <w:r>
                 <w:rPr>
                   <w:rFonts w:ascii="Arial" w:cs="Arial" w:eastAsia="Arial" w:hAnsi="Arial"/>
@@ -3989,7 +3989,7 @@
             <w:pPr>
               <w:spacing w:after="20" w:before="0"/>
             </w:pPr>
-            <w:hyperlink w:history="1" r:id="rIdslglvmrmuu6ev6dtnqymq">
+            <w:hyperlink w:history="1" r:id="rIdckjldt67g3eew6etntx5b">
               <w:r>
                 <w:rPr>
                   <w:rFonts w:ascii="Arial" w:cs="Arial" w:eastAsia="Arial" w:hAnsi="Arial"/>
@@ -4022,7 +4022,7 @@
               <w:spacing w:after="10" w:before="0"/>
               <w:ind w:left="120"/>
             </w:pPr>
-            <w:hyperlink w:history="1" r:id="rIdupvwuzfhrrubfwsvxwoiw">
+            <w:hyperlink w:history="1" r:id="rId5u1ukytx7s74xx0xlhpq1">
               <w:r>
                 <w:rPr>
                   <w:rFonts w:ascii="Arial" w:cs="Arial" w:eastAsia="Arial" w:hAnsi="Arial"/>
@@ -4067,7 +4067,7 @@
             <w:pPr>
               <w:spacing w:after="20" w:before="0"/>
             </w:pPr>
-            <w:hyperlink w:history="1" r:id="rIdiqkn3nbs0hylkgddkpnye">
+            <w:hyperlink w:history="1" r:id="rIdafuri3iki_yt5kjrqnjwi">
               <w:r>
                 <w:rPr>
                   <w:rFonts w:ascii="Arial" w:cs="Arial" w:eastAsia="Arial" w:hAnsi="Arial"/>
@@ -4100,7 +4100,7 @@
               <w:spacing w:after="10" w:before="0"/>
               <w:ind w:left="120"/>
             </w:pPr>
-            <w:hyperlink w:history="1" r:id="rIdlajro-yhop-dzdndbsf_j">
+            <w:hyperlink w:history="1" r:id="rIdd2epk5xfzt_w2zjo1s_fq">
               <w:r>
                 <w:rPr>
                   <w:rFonts w:ascii="Arial" w:cs="Arial" w:eastAsia="Arial" w:hAnsi="Arial"/>
@@ -4295,7 +4295,85 @@
             <w:pPr>
               <w:spacing w:after="20" w:before="0"/>
             </w:pPr>
-            <w:hyperlink w:history="1" r:id="rIduykkj4umk2bkd8jxgrbne">
+            <w:hyperlink w:history="1" r:id="rIdiz0sqs_mba8lj6hmljemr">
+              <w:r>
+                <w:rPr>
+                  <w:rFonts w:ascii="Arial" w:cs="Arial" w:eastAsia="Arial" w:hAnsi="Arial"/>
+                  <w:color w:val="2E75B6"/>
+                  <w:sz w:val="16"/>
+                  <w:szCs w:val="16"/>
+                  <w:u w:val="single" w:color="2E75B6"/>
+                </w:rPr>
+                <w:t xml:space="preserve">Solving for a side in right triangles with trigonometry</w:t>
+              </w:r>
+            </w:hyperlink>
+          </w:p>
+          <w:p>
+            <w:pPr>
+              <w:spacing w:after="10" w:before="0"/>
+              <w:ind w:left="120"/>
+            </w:pPr>
+            <w:r>
+              <w:rPr>
+                <w:rFonts w:ascii="Arial" w:cs="Arial" w:eastAsia="Arial" w:hAnsi="Arial"/>
+                <w:color w:val="595959"/>
+                <w:sz w:val="14"/>
+                <w:szCs w:val="14"/>
+              </w:rPr>
+              <w:t xml:space="preserve">Source: Khan Academy (English - US curriculum)</w:t>
+            </w:r>
+          </w:p>
+          <w:p>
+            <w:pPr>
+              <w:spacing w:after="10" w:before="0"/>
+              <w:ind w:left="120"/>
+            </w:pPr>
+            <w:hyperlink w:history="1" r:id="rIdvpae86vy1yq2ijrzjvcmh">
+              <w:r>
+                <w:rPr>
+                  <w:rFonts w:ascii="Arial" w:cs="Arial" w:eastAsia="Arial" w:hAnsi="Arial"/>
+                  <w:color w:val="595959"/>
+                  <w:sz w:val="14"/>
+                  <w:szCs w:val="14"/>
+                  <w:u w:val="single" w:color="595959"/>
+                </w:rPr>
+                <w:t xml:space="preserve">🔍 Search ARES for similar videos</w:t>
+              </w:r>
+            </w:hyperlink>
+          </w:p>
+          <w:p>
+            <w:pPr>
+              <w:spacing w:after="40" w:before="0"/>
+            </w:pPr>
+            <w:r>
+              <w:rPr>
+                <w:sz w:val="14"/>
+                <w:szCs w:val="14"/>
+              </w:rPr>
+              <w:t xml:space="preserve"/>
+            </w:r>
+          </w:p>
+          <w:p>
+            <w:pPr>
+              <w:spacing w:after="20" w:before="0"/>
+            </w:pPr>
+            <w:r>
+              <w:rPr>
+                <w:rFonts w:ascii="Arial" w:cs="Arial" w:eastAsia="Arial" w:hAnsi="Arial"/>
+                <w:b/>
+                <w:bCs/>
+                <w:color w:val="1F3864"/>
+                <w:sz w:val="16"/>
+                <w:szCs w:val="16"/>
+              </w:rPr>
+              <w:t xml:space="preserve">📖 EXERCISE:</w:t>
+            </w:r>
+          </w:p>
+          <w:p>
+            <w:pPr>
+              <w:spacing w:after="20" w:before="0"/>
+            </w:pPr>
+            <w:hyperlink w:history="1" r:id="rIdlurxx98gxmqcaiyt5aets">
               <w:r>
                 <w:rPr>
                   <w:rFonts w:ascii="Arial" w:cs="Arial" w:eastAsia="Arial" w:hAnsi="Arial"/>
@@ -4328,7 +4406,235 @@
               <w:spacing w:after="10" w:before="0"/>
               <w:ind w:left="120"/>
             </w:pPr>
-            <w:hyperlink w:history="1" r:id="rId4_khtta-yzj34cqa6yekw">
+            <w:hyperlink w:history="1" r:id="rIdpywxf7mpadvku2ulxjftt">
+              <w:r>
+                <w:rPr>
+                  <w:rFonts w:ascii="Arial" w:cs="Arial" w:eastAsia="Arial" w:hAnsi="Arial"/>
+                  <w:color w:val="595959"/>
+                  <w:sz w:val="14"/>
+                  <w:szCs w:val="14"/>
+                  <w:u w:val="single" w:color="595959"/>
+                </w:rPr>
+                <w:t xml:space="preserve">🔍 Search ARES for similar readings</w:t>
+              </w:r>
+            </w:hyperlink>
+          </w:p>
+        </w:tc>
+        <w:tc>
+          <w:tcPr>
+            <w:tcW w:type="dxa" w:w="3040"/>
+            <w:shd w:fill="FFFFFF" w:color="auto" w:val="clear"/>
+            <w:tcMar>
+              <w:top w:type="dxa" w:w="60"/>
+              <w:left w:type="dxa" w:w="120"/>
+              <w:bottom w:type="dxa" w:w="60"/>
+              <w:right w:type="dxa" w:w="120"/>
+            </w:tcMar>
+            <w:vAlign w:val="top"/>
+          </w:tcPr>
+          <w:p>
+            <w:pPr>
+              <w:spacing w:after="40" w:before="0"/>
+              <w:jc w:val="left"/>
+            </w:pPr>
+            <w:r>
+              <w:rPr>
+                <w:rFonts w:ascii="Arial" w:cs="Arial" w:eastAsia="Arial" w:hAnsi="Arial"/>
+                <w:b w:val="false"/>
+                <w:bCs w:val="false"/>
+                <w:i w:val="false"/>
+                <w:iCs w:val="false"/>
+                <w:color w:val="000000"/>
+                <w:sz w:val="18"/>
+                <w:szCs w:val="18"/>
+              </w:rPr>
+              <w:t xml:space="preserve">Each learner receives two sticky notes (or small cut pieces of paper if sticky notes are unavailable). On the FIRST note they write one question they genuinely want answered about the mast problem or about the ratios they just discovered. On the SECOND note they write one connection: somewhere in Kenya — beyond masts — where knowing a height or distance without measuring directly would be useful. Groups share their notes aloud (30 seconds per group), then stick them on the class DQB (a dedicated section of the board or a sheet of manila paper pinned to the wall), organised by the teacher into three emerging columns: 'What are the ratios for other angles?', 'How do we use ratios to solve real problems?', and 'Where is this used in Kenya?'. The teacher reads the board aloud and says: 'Every lesson in this unit will answer at least one of these questions. Watch this board grow.'</w:t>
+            </w:r>
+          </w:p>
+        </w:tc>
+        <w:tc>
+          <w:tcPr>
+            <w:tcW w:type="dxa" w:w="3040"/>
+            <w:shd w:fill="F2F2F2" w:color="auto" w:val="clear"/>
+            <w:tcMar>
+              <w:top w:type="dxa" w:w="60"/>
+              <w:left w:type="dxa" w:w="120"/>
+              <w:bottom w:type="dxa" w:w="60"/>
+              <w:right w:type="dxa" w:w="120"/>
+            </w:tcMar>
+            <w:vAlign w:val="top"/>
+          </w:tcPr>
+          <w:p>
+            <w:pPr>
+              <w:spacing w:after="40" w:before="0"/>
+              <w:jc w:val="left"/>
+            </w:pPr>
+            <w:r>
+              <w:rPr>
+                <w:rFonts w:ascii="Arial" w:cs="Arial" w:eastAsia="Arial" w:hAnsi="Arial"/>
+                <w:b w:val="false"/>
+                <w:bCs w:val="false"/>
+                <w:i w:val="false"/>
+                <w:iCs w:val="false"/>
+                <w:color w:val="000000"/>
+                <w:sz w:val="18"/>
+                <w:szCs w:val="18"/>
+              </w:rPr>
+              <w:t xml:space="preserve">Distribute sticky notes. Say: 'You have three minutes — one genuine question, one Kenyan connection. These will live on our board for the whole unit.' After writing, cold-call FIVE groups to read their question note before sticking it up. As you organise the board, narrate: 'I am grouping Amina's question with Juma's — both are asking about how we get the ratio value for any angle. That is exactly Lesson 2.' Point to a connection note that mentions building construction and say: 'Who wrote this? Tell us in one sentence.' After the student speaks, say: 'Keep that in mind — we will come back to construction in Lesson 5.' Take a photograph of the DQB (or ask a student to sketch it) to preserve it.</w:t>
+            </w:r>
+          </w:p>
+        </w:tc>
+        <w:tc>
+          <w:tcPr>
+            <w:tcW w:type="dxa" w:w="3040"/>
+            <w:shd w:fill="FFFFFF" w:color="auto" w:val="clear"/>
+            <w:tcMar>
+              <w:top w:type="dxa" w:w="60"/>
+              <w:left w:type="dxa" w:w="120"/>
+              <w:bottom w:type="dxa" w:w="60"/>
+              <w:right w:type="dxa" w:w="120"/>
+            </w:tcMar>
+            <w:vAlign w:val="top"/>
+          </w:tcPr>
+          <w:p>
+            <w:pPr>
+              <w:spacing w:after="40" w:before="0"/>
+              <w:jc w:val="left"/>
+            </w:pPr>
+            <w:r>
+              <w:rPr>
+                <w:rFonts w:ascii="Arial" w:cs="Arial" w:eastAsia="Arial" w:hAnsi="Arial"/>
+                <w:b w:val="false"/>
+                <w:bCs w:val="false"/>
+                <w:i w:val="false"/>
+                <w:iCs w:val="false"/>
+                <w:color w:val="000000"/>
+                <w:sz w:val="18"/>
+                <w:szCs w:val="18"/>
+              </w:rPr>
+              <w:t xml:space="preserve">Question Storming on a Driving Question Board — making student questions visible and permanent shifts epistemic authority toward learners and creates a public record of the unit's intellectual journey. Organising notes into thematic columns shows students that their individual curiosity maps onto the curriculum structure, building metacognitive awareness of their own learning trajectory.</w:t>
+            </w:r>
+          </w:p>
+        </w:tc>
+        <w:tc>
+          <w:tcPr>
+            <w:tcW w:type="dxa" w:w="3040"/>
+            <w:shd w:fill="F2F2F2" w:color="auto" w:val="clear"/>
+            <w:tcMar>
+              <w:top w:type="dxa" w:w="60"/>
+              <w:left w:type="dxa" w:w="120"/>
+              <w:bottom w:type="dxa" w:w="60"/>
+              <w:right w:type="dxa" w:w="120"/>
+            </w:tcMar>
+            <w:vAlign w:val="top"/>
+          </w:tcPr>
+          <w:p>
+            <w:pPr>
+              <w:spacing w:after="40" w:before="0"/>
+              <w:jc w:val="left"/>
+            </w:pPr>
+            <w:r>
+              <w:rPr>
+                <w:rFonts w:ascii="Arial" w:cs="Arial" w:eastAsia="Arial" w:hAnsi="Arial"/>
+                <w:b w:val="false"/>
+                <w:bCs w:val="false"/>
+                <w:i w:val="false"/>
+                <w:iCs w:val="false"/>
+                <w:color w:val="000000"/>
+                <w:sz w:val="18"/>
+                <w:szCs w:val="18"/>
+              </w:rPr>
+              <w:t xml:space="preserve">Observable indicator: Are student questions specific and phenomenon-linked (e.g. 'How do we find tan 50° without measuring?') rather than generic ('What is maths?')? Questions that are too vague signal the student has not yet connected to the phenomenon — pull them aside and ask: 'What confused you most about the mast problem? Write that as your question.'</w:t>
+            </w:r>
+          </w:p>
+        </w:tc>
+      </w:tr>
+      <w:tr>
+        <w:tc>
+          <w:tcPr>
+            <w:tcW w:type="dxa" w:w="1520"/>
+            <w:shd w:fill="D5E8F0" w:color="auto" w:val="clear"/>
+            <w:tcMar>
+              <w:top w:type="dxa" w:w="60"/>
+              <w:left w:type="dxa" w:w="120"/>
+              <w:bottom w:type="dxa" w:w="60"/>
+              <w:right w:type="dxa" w:w="120"/>
+            </w:tcMar>
+            <w:vAlign w:val="top"/>
+          </w:tcPr>
+          <w:p>
+            <w:pPr>
+              <w:spacing w:after="40" w:before="0"/>
+              <w:jc w:val="left"/>
+            </w:pPr>
+            <w:r>
+              <w:rPr>
+                <w:rFonts w:ascii="Arial" w:cs="Arial" w:eastAsia="Arial" w:hAnsi="Arial"/>
+                <w:b/>
+                <w:bCs/>
+                <w:i w:val="false"/>
+                <w:iCs w:val="false"/>
+                <w:color w:val="000000"/>
+                <w:sz w:val="18"/>
+                <w:szCs w:val="18"/>
+              </w:rPr>
+              <w:t xml:space="preserve">Model Building Phase</w:t>
+            </w:r>
+          </w:p>
+          <w:p>
+            <w:pPr>
+              <w:spacing w:after="20" w:before="0"/>
+            </w:pPr>
+            <w:r>
+              <w:rPr>
+                <w:rFonts w:ascii="Arial" w:cs="Arial" w:eastAsia="Arial" w:hAnsi="Arial"/>
+                <w:b/>
+                <w:bCs/>
+                <w:color w:val="1F3864"/>
+                <w:sz w:val="16"/>
+                <w:szCs w:val="16"/>
+              </w:rPr>
+              <w:t xml:space="preserve">📹 VIDEO:</w:t>
+            </w:r>
+          </w:p>
+          <w:p>
+            <w:pPr>
+              <w:spacing w:after="20" w:before="0"/>
+            </w:pPr>
+            <w:hyperlink w:history="1" r:id="rId1gdryiii15sz1irycfqxn">
+              <w:r>
+                <w:rPr>
+                  <w:rFonts w:ascii="Arial" w:cs="Arial" w:eastAsia="Arial" w:hAnsi="Arial"/>
+                  <w:color w:val="2E75B6"/>
+                  <w:sz w:val="16"/>
+                  <w:szCs w:val="16"/>
+                  <w:u w:val="single" w:color="2E75B6"/>
+                </w:rPr>
+                <w:t xml:space="preserve">Solving for a side in right triangles with trigonometry</w:t>
+              </w:r>
+            </w:hyperlink>
+          </w:p>
+          <w:p>
+            <w:pPr>
+              <w:spacing w:after="10" w:before="0"/>
+              <w:ind w:left="120"/>
+            </w:pPr>
+            <w:r>
+              <w:rPr>
+                <w:rFonts w:ascii="Arial" w:cs="Arial" w:eastAsia="Arial" w:hAnsi="Arial"/>
+                <w:color w:val="595959"/>
+                <w:sz w:val="14"/>
+                <w:szCs w:val="14"/>
+              </w:rPr>
+              <w:t xml:space="preserve">Source: Khan Academy (English - US curriculum)</w:t>
+            </w:r>
+          </w:p>
+          <w:p>
+            <w:pPr>
+              <w:spacing w:after="10" w:before="0"/>
+              <w:ind w:left="120"/>
+            </w:pPr>
+            <w:hyperlink w:history="1" r:id="rIdbe4ukk7n8abbzgokuflca">
               <w:r>
                 <w:rPr>
                   <w:rFonts w:ascii="Arial" w:cs="Arial" w:eastAsia="Arial" w:hAnsi="Arial"/>
@@ -4373,7 +4679,7 @@
             <w:pPr>
               <w:spacing w:after="20" w:before="0"/>
             </w:pPr>
-            <w:hyperlink w:history="1" r:id="rIdqh9rxseup_jsl46t9wwc5">
+            <w:hyperlink w:history="1" r:id="rIdcvp_ngf2hsoug_boq4t-4">
               <w:r>
                 <w:rPr>
                   <w:rFonts w:ascii="Arial" w:cs="Arial" w:eastAsia="Arial" w:hAnsi="Arial"/>
@@ -4406,313 +4712,7 @@
               <w:spacing w:after="10" w:before="0"/>
               <w:ind w:left="120"/>
             </w:pPr>
-            <w:hyperlink w:history="1" r:id="rIdjmpfuqcknogf62-ue-5bo">
-              <w:r>
-                <w:rPr>
-                  <w:rFonts w:ascii="Arial" w:cs="Arial" w:eastAsia="Arial" w:hAnsi="Arial"/>
-                  <w:color w:val="595959"/>
-                  <w:sz w:val="14"/>
-                  <w:szCs w:val="14"/>
-                  <w:u w:val="single" w:color="595959"/>
-                </w:rPr>
-                <w:t xml:space="preserve">🔍 Search ARES for similar readings</w:t>
-              </w:r>
-            </w:hyperlink>
-          </w:p>
-        </w:tc>
-        <w:tc>
-          <w:tcPr>
-            <w:tcW w:type="dxa" w:w="3040"/>
-            <w:shd w:fill="FFFFFF" w:color="auto" w:val="clear"/>
-            <w:tcMar>
-              <w:top w:type="dxa" w:w="60"/>
-              <w:left w:type="dxa" w:w="120"/>
-              <w:bottom w:type="dxa" w:w="60"/>
-              <w:right w:type="dxa" w:w="120"/>
-            </w:tcMar>
-            <w:vAlign w:val="top"/>
-          </w:tcPr>
-          <w:p>
-            <w:pPr>
-              <w:spacing w:after="40" w:before="0"/>
-              <w:jc w:val="left"/>
-            </w:pPr>
-            <w:r>
-              <w:rPr>
-                <w:rFonts w:ascii="Arial" w:cs="Arial" w:eastAsia="Arial" w:hAnsi="Arial"/>
-                <w:b w:val="false"/>
-                <w:bCs w:val="false"/>
-                <w:i w:val="false"/>
-                <w:iCs w:val="false"/>
-                <w:color w:val="000000"/>
-                <w:sz w:val="18"/>
-                <w:szCs w:val="18"/>
-              </w:rPr>
-              <w:t xml:space="preserve">Each learner receives two sticky notes (or small cut pieces of paper if sticky notes are unavailable). On the FIRST note they write one question they genuinely want answered about the mast problem or about the ratios they just discovered. On the SECOND note they write one connection: somewhere in Kenya — beyond masts — where knowing a height or distance without measuring directly would be useful. Groups share their notes aloud (30 seconds per group), then stick them on the class DQB (a dedicated section of the board or a sheet of manila paper pinned to the wall), organised by the teacher into three emerging columns: 'What are the ratios for other angles?', 'How do we use ratios to solve real problems?', and 'Where is this used in Kenya?'. The teacher reads the board aloud and says: 'Every lesson in this unit will answer at least one of these questions. Watch this board grow.'</w:t>
-            </w:r>
-          </w:p>
-        </w:tc>
-        <w:tc>
-          <w:tcPr>
-            <w:tcW w:type="dxa" w:w="3040"/>
-            <w:shd w:fill="F2F2F2" w:color="auto" w:val="clear"/>
-            <w:tcMar>
-              <w:top w:type="dxa" w:w="60"/>
-              <w:left w:type="dxa" w:w="120"/>
-              <w:bottom w:type="dxa" w:w="60"/>
-              <w:right w:type="dxa" w:w="120"/>
-            </w:tcMar>
-            <w:vAlign w:val="top"/>
-          </w:tcPr>
-          <w:p>
-            <w:pPr>
-              <w:spacing w:after="40" w:before="0"/>
-              <w:jc w:val="left"/>
-            </w:pPr>
-            <w:r>
-              <w:rPr>
-                <w:rFonts w:ascii="Arial" w:cs="Arial" w:eastAsia="Arial" w:hAnsi="Arial"/>
-                <w:b w:val="false"/>
-                <w:bCs w:val="false"/>
-                <w:i w:val="false"/>
-                <w:iCs w:val="false"/>
-                <w:color w:val="000000"/>
-                <w:sz w:val="18"/>
-                <w:szCs w:val="18"/>
-              </w:rPr>
-              <w:t xml:space="preserve">Distribute sticky notes. Say: 'You have three minutes — one genuine question, one Kenyan connection. These will live on our board for the whole unit.' After writing, cold-call FIVE groups to read their question note before sticking it up. As you organise the board, narrate: 'I am grouping Amina's question with Juma's — both are asking about how we get the ratio value for any angle. That is exactly Lesson 2.' Point to a connection note that mentions building construction and say: 'Who wrote this? Tell us in one sentence.' After the student speaks, say: 'Keep that in mind — we will come back to construction in Lesson 5.' Take a photograph of the DQB (or ask a student to sketch it) to preserve it.</w:t>
-            </w:r>
-          </w:p>
-        </w:tc>
-        <w:tc>
-          <w:tcPr>
-            <w:tcW w:type="dxa" w:w="3040"/>
-            <w:shd w:fill="FFFFFF" w:color="auto" w:val="clear"/>
-            <w:tcMar>
-              <w:top w:type="dxa" w:w="60"/>
-              <w:left w:type="dxa" w:w="120"/>
-              <w:bottom w:type="dxa" w:w="60"/>
-              <w:right w:type="dxa" w:w="120"/>
-            </w:tcMar>
-            <w:vAlign w:val="top"/>
-          </w:tcPr>
-          <w:p>
-            <w:pPr>
-              <w:spacing w:after="40" w:before="0"/>
-              <w:jc w:val="left"/>
-            </w:pPr>
-            <w:r>
-              <w:rPr>
-                <w:rFonts w:ascii="Arial" w:cs="Arial" w:eastAsia="Arial" w:hAnsi="Arial"/>
-                <w:b w:val="false"/>
-                <w:bCs w:val="false"/>
-                <w:i w:val="false"/>
-                <w:iCs w:val="false"/>
-                <w:color w:val="000000"/>
-                <w:sz w:val="18"/>
-                <w:szCs w:val="18"/>
-              </w:rPr>
-              <w:t xml:space="preserve">Question Storming on a Driving Question Board — making student questions visible and permanent shifts epistemic authority toward learners and creates a public record of the unit's intellectual journey. Organising notes into thematic columns shows students that their individual curiosity maps onto the curriculum structure, building metacognitive awareness of their own learning trajectory.</w:t>
-            </w:r>
-          </w:p>
-        </w:tc>
-        <w:tc>
-          <w:tcPr>
-            <w:tcW w:type="dxa" w:w="3040"/>
-            <w:shd w:fill="F2F2F2" w:color="auto" w:val="clear"/>
-            <w:tcMar>
-              <w:top w:type="dxa" w:w="60"/>
-              <w:left w:type="dxa" w:w="120"/>
-              <w:bottom w:type="dxa" w:w="60"/>
-              <w:right w:type="dxa" w:w="120"/>
-            </w:tcMar>
-            <w:vAlign w:val="top"/>
-          </w:tcPr>
-          <w:p>
-            <w:pPr>
-              <w:spacing w:after="40" w:before="0"/>
-              <w:jc w:val="left"/>
-            </w:pPr>
-            <w:r>
-              <w:rPr>
-                <w:rFonts w:ascii="Arial" w:cs="Arial" w:eastAsia="Arial" w:hAnsi="Arial"/>
-                <w:b w:val="false"/>
-                <w:bCs w:val="false"/>
-                <w:i w:val="false"/>
-                <w:iCs w:val="false"/>
-                <w:color w:val="000000"/>
-                <w:sz w:val="18"/>
-                <w:szCs w:val="18"/>
-              </w:rPr>
-              <w:t xml:space="preserve">Observable indicator: Are student questions specific and phenomenon-linked (e.g. 'How do we find tan 50° without measuring?') rather than generic ('What is maths?')? Questions that are too vague signal the student has not yet connected to the phenomenon — pull them aside and ask: 'What confused you most about the mast problem? Write that as your question.'</w:t>
-            </w:r>
-          </w:p>
-        </w:tc>
-      </w:tr>
-      <w:tr>
-        <w:tc>
-          <w:tcPr>
-            <w:tcW w:type="dxa" w:w="1520"/>
-            <w:shd w:fill="D5E8F0" w:color="auto" w:val="clear"/>
-            <w:tcMar>
-              <w:top w:type="dxa" w:w="60"/>
-              <w:left w:type="dxa" w:w="120"/>
-              <w:bottom w:type="dxa" w:w="60"/>
-              <w:right w:type="dxa" w:w="120"/>
-            </w:tcMar>
-            <w:vAlign w:val="top"/>
-          </w:tcPr>
-          <w:p>
-            <w:pPr>
-              <w:spacing w:after="40" w:before="0"/>
-              <w:jc w:val="left"/>
-            </w:pPr>
-            <w:r>
-              <w:rPr>
-                <w:rFonts w:ascii="Arial" w:cs="Arial" w:eastAsia="Arial" w:hAnsi="Arial"/>
-                <w:b/>
-                <w:bCs/>
-                <w:i w:val="false"/>
-                <w:iCs w:val="false"/>
-                <w:color w:val="000000"/>
-                <w:sz w:val="18"/>
-                <w:szCs w:val="18"/>
-              </w:rPr>
-              <w:t xml:space="preserve">Model Building Phase</w:t>
-            </w:r>
-          </w:p>
-          <w:p>
-            <w:pPr>
-              <w:spacing w:after="20" w:before="0"/>
-            </w:pPr>
-            <w:r>
-              <w:rPr>
-                <w:rFonts w:ascii="Arial" w:cs="Arial" w:eastAsia="Arial" w:hAnsi="Arial"/>
-                <w:b/>
-                <w:bCs/>
-                <w:color w:val="1F3864"/>
-                <w:sz w:val="16"/>
-                <w:szCs w:val="16"/>
-              </w:rPr>
-              <w:t xml:space="preserve">📹 VIDEO:</w:t>
-            </w:r>
-          </w:p>
-          <w:p>
-            <w:pPr>
-              <w:spacing w:after="20" w:before="0"/>
-            </w:pPr>
-            <w:hyperlink w:history="1" r:id="rIdedtpfrgndgg2pvxkbaml9">
-              <w:r>
-                <w:rPr>
-                  <w:rFonts w:ascii="Arial" w:cs="Arial" w:eastAsia="Arial" w:hAnsi="Arial"/>
-                  <w:color w:val="2E75B6"/>
-                  <w:sz w:val="16"/>
-                  <w:szCs w:val="16"/>
-                  <w:u w:val="single" w:color="2E75B6"/>
-                </w:rPr>
-                <w:t xml:space="preserve">Trigonometric ratios in right triangles -dubbed(KY)</w:t>
-              </w:r>
-            </w:hyperlink>
-          </w:p>
-          <w:p>
-            <w:pPr>
-              <w:spacing w:after="10" w:before="0"/>
-              <w:ind w:left="120"/>
-            </w:pPr>
-            <w:r>
-              <w:rPr>
-                <w:rFonts w:ascii="Arial" w:cs="Arial" w:eastAsia="Arial" w:hAnsi="Arial"/>
-                <w:color w:val="595959"/>
-                <w:sz w:val="14"/>
-                <w:szCs w:val="14"/>
-              </w:rPr>
-              <w:t xml:space="preserve">Source: Khan Academy (Kiswahili)</w:t>
-            </w:r>
-          </w:p>
-          <w:p>
-            <w:pPr>
-              <w:spacing w:after="10" w:before="0"/>
-              <w:ind w:left="120"/>
-            </w:pPr>
-            <w:hyperlink w:history="1" r:id="rIdksbyc6ikptix96vgwmh9m">
-              <w:r>
-                <w:rPr>
-                  <w:rFonts w:ascii="Arial" w:cs="Arial" w:eastAsia="Arial" w:hAnsi="Arial"/>
-                  <w:color w:val="595959"/>
-                  <w:sz w:val="14"/>
-                  <w:szCs w:val="14"/>
-                  <w:u w:val="single" w:color="595959"/>
-                </w:rPr>
-                <w:t xml:space="preserve">🔍 Search ARES for similar videos</w:t>
-              </w:r>
-            </w:hyperlink>
-          </w:p>
-          <w:p>
-            <w:pPr>
-              <w:spacing w:after="40" w:before="0"/>
-            </w:pPr>
-            <w:r>
-              <w:rPr>
-                <w:sz w:val="14"/>
-                <w:szCs w:val="14"/>
-              </w:rPr>
-              <w:t xml:space="preserve"/>
-            </w:r>
-          </w:p>
-          <w:p>
-            <w:pPr>
-              <w:spacing w:after="20" w:before="0"/>
-            </w:pPr>
-            <w:r>
-              <w:rPr>
-                <w:rFonts w:ascii="Arial" w:cs="Arial" w:eastAsia="Arial" w:hAnsi="Arial"/>
-                <w:b/>
-                <w:bCs/>
-                <w:color w:val="1F3864"/>
-                <w:sz w:val="16"/>
-                <w:szCs w:val="16"/>
-              </w:rPr>
-              <w:t xml:space="preserve">📖 EXERCISE:</w:t>
-            </w:r>
-          </w:p>
-          <w:p>
-            <w:pPr>
-              <w:spacing w:after="20" w:before="0"/>
-            </w:pPr>
-            <w:hyperlink w:history="1" r:id="rIdoz3uvtkuin1jhgwir4qvl">
-              <w:r>
-                <w:rPr>
-                  <w:rFonts w:ascii="Arial" w:cs="Arial" w:eastAsia="Arial" w:hAnsi="Arial"/>
-                  <w:color w:val="2E75B6"/>
-                  <w:sz w:val="16"/>
-                  <w:szCs w:val="16"/>
-                  <w:u w:val="single" w:color="2E75B6"/>
-                </w:rPr>
-                <w:t xml:space="preserve">Trigonometric ratios in right triangles</w:t>
-              </w:r>
-            </w:hyperlink>
-          </w:p>
-          <w:p>
-            <w:pPr>
-              <w:spacing w:after="10" w:before="0"/>
-              <w:ind w:left="120"/>
-            </w:pPr>
-            <w:r>
-              <w:rPr>
-                <w:rFonts w:ascii="Arial" w:cs="Arial" w:eastAsia="Arial" w:hAnsi="Arial"/>
-                <w:color w:val="595959"/>
-                <w:sz w:val="14"/>
-                <w:szCs w:val="14"/>
-              </w:rPr>
-              <w:t xml:space="preserve">Source: Khan Academy (English - US curriculum)</w:t>
-            </w:r>
-          </w:p>
-          <w:p>
-            <w:pPr>
-              <w:spacing w:after="10" w:before="0"/>
-              <w:ind w:left="120"/>
-            </w:pPr>
-            <w:hyperlink w:history="1" r:id="rIdlotneyubjdrujnq26_bwj">
+            <w:hyperlink w:history="1" r:id="rIdwqxv98qx_hzz_fj99hq7a">
               <w:r>
                 <w:rPr>
                   <w:rFonts w:ascii="Arial" w:cs="Arial" w:eastAsia="Arial" w:hAnsi="Arial"/>
@@ -6282,7 +6282,313 @@
             <w:pPr>
               <w:spacing w:after="20" w:before="0"/>
             </w:pPr>
-            <w:hyperlink w:history="1" r:id="rIdq70enwlwnyvo25tyt7ftk">
+            <w:hyperlink w:history="1" r:id="rIdwpmatpyxxxki_a_g7irn2">
+              <w:r>
+                <w:rPr>
+                  <w:rFonts w:ascii="Arial" w:cs="Arial" w:eastAsia="Arial" w:hAnsi="Arial"/>
+                  <w:color w:val="2E75B6"/>
+                  <w:sz w:val="16"/>
+                  <w:szCs w:val="16"/>
+                  <w:u w:val="single" w:color="2E75B6"/>
+                </w:rPr>
+                <w:t xml:space="preserve">Trigonometry review</w:t>
+              </w:r>
+            </w:hyperlink>
+          </w:p>
+          <w:p>
+            <w:pPr>
+              <w:spacing w:after="10" w:before="0"/>
+              <w:ind w:left="120"/>
+            </w:pPr>
+            <w:r>
+              <w:rPr>
+                <w:rFonts w:ascii="Arial" w:cs="Arial" w:eastAsia="Arial" w:hAnsi="Arial"/>
+                <w:color w:val="595959"/>
+                <w:sz w:val="14"/>
+                <w:szCs w:val="14"/>
+              </w:rPr>
+              <w:t xml:space="preserve">Source: Khan Academy (English - US curriculum)</w:t>
+            </w:r>
+          </w:p>
+          <w:p>
+            <w:pPr>
+              <w:spacing w:after="10" w:before="0"/>
+              <w:ind w:left="120"/>
+            </w:pPr>
+            <w:hyperlink w:history="1" r:id="rIdlwlwh4nfngaf6sahocqmn">
+              <w:r>
+                <w:rPr>
+                  <w:rFonts w:ascii="Arial" w:cs="Arial" w:eastAsia="Arial" w:hAnsi="Arial"/>
+                  <w:color w:val="595959"/>
+                  <w:sz w:val="14"/>
+                  <w:szCs w:val="14"/>
+                  <w:u w:val="single" w:color="595959"/>
+                </w:rPr>
+                <w:t xml:space="preserve">🔍 Search ARES for similar videos</w:t>
+              </w:r>
+            </w:hyperlink>
+          </w:p>
+          <w:p>
+            <w:pPr>
+              <w:spacing w:after="40" w:before="0"/>
+            </w:pPr>
+            <w:r>
+              <w:rPr>
+                <w:sz w:val="14"/>
+                <w:szCs w:val="14"/>
+              </w:rPr>
+              <w:t xml:space="preserve"/>
+            </w:r>
+          </w:p>
+          <w:p>
+            <w:pPr>
+              <w:spacing w:after="20" w:before="0"/>
+            </w:pPr>
+            <w:r>
+              <w:rPr>
+                <w:rFonts w:ascii="Arial" w:cs="Arial" w:eastAsia="Arial" w:hAnsi="Arial"/>
+                <w:b/>
+                <w:bCs/>
+                <w:color w:val="1F3864"/>
+                <w:sz w:val="16"/>
+                <w:szCs w:val="16"/>
+              </w:rPr>
+              <w:t xml:space="preserve">📖 EXERCISE:</w:t>
+            </w:r>
+          </w:p>
+          <w:p>
+            <w:pPr>
+              <w:spacing w:after="20" w:before="0"/>
+            </w:pPr>
+            <w:hyperlink w:history="1" r:id="rId8kjv9fjrl9pop1sewpl1j">
+              <w:r>
+                <w:rPr>
+                  <w:rFonts w:ascii="Arial" w:cs="Arial" w:eastAsia="Arial" w:hAnsi="Arial"/>
+                  <w:color w:val="2E75B6"/>
+                  <w:sz w:val="16"/>
+                  <w:szCs w:val="16"/>
+                  <w:u w:val="single" w:color="2E75B6"/>
+                </w:rPr>
+                <w:t xml:space="preserve">Trigonometric ratios in right triangles</w:t>
+              </w:r>
+            </w:hyperlink>
+          </w:p>
+          <w:p>
+            <w:pPr>
+              <w:spacing w:after="10" w:before="0"/>
+              <w:ind w:left="120"/>
+            </w:pPr>
+            <w:r>
+              <w:rPr>
+                <w:rFonts w:ascii="Arial" w:cs="Arial" w:eastAsia="Arial" w:hAnsi="Arial"/>
+                <w:color w:val="595959"/>
+                <w:sz w:val="14"/>
+                <w:szCs w:val="14"/>
+              </w:rPr>
+              <w:t xml:space="preserve">Source: Khan Academy (English - US curriculum)</w:t>
+            </w:r>
+          </w:p>
+          <w:p>
+            <w:pPr>
+              <w:spacing w:after="10" w:before="0"/>
+              <w:ind w:left="120"/>
+            </w:pPr>
+            <w:hyperlink w:history="1" r:id="rIdmnljg_h6u2bqgqxr3oqqk">
+              <w:r>
+                <w:rPr>
+                  <w:rFonts w:ascii="Arial" w:cs="Arial" w:eastAsia="Arial" w:hAnsi="Arial"/>
+                  <w:color w:val="595959"/>
+                  <w:sz w:val="14"/>
+                  <w:szCs w:val="14"/>
+                  <w:u w:val="single" w:color="595959"/>
+                </w:rPr>
+                <w:t xml:space="preserve">🔍 Search ARES for similar readings</w:t>
+              </w:r>
+            </w:hyperlink>
+          </w:p>
+        </w:tc>
+        <w:tc>
+          <w:tcPr>
+            <w:tcW w:type="dxa" w:w="3040"/>
+            <w:shd w:fill="FFFFFF" w:color="auto" w:val="clear"/>
+            <w:tcMar>
+              <w:top w:type="dxa" w:w="60"/>
+              <w:left w:type="dxa" w:w="120"/>
+              <w:bottom w:type="dxa" w:w="60"/>
+              <w:right w:type="dxa" w:w="120"/>
+            </w:tcMar>
+            <w:vAlign w:val="top"/>
+          </w:tcPr>
+          <w:p>
+            <w:pPr>
+              <w:spacing w:after="40" w:before="0"/>
+              <w:jc w:val="left"/>
+            </w:pPr>
+            <w:r>
+              <w:rPr>
+                <w:rFonts w:ascii="Arial" w:cs="Arial" w:eastAsia="Arial" w:hAnsi="Arial"/>
+                <w:b w:val="false"/>
+                <w:bCs w:val="false"/>
+                <w:i w:val="false"/>
+                <w:iCs w:val="false"/>
+                <w:color w:val="000000"/>
+                <w:sz w:val="18"/>
+                <w:szCs w:val="18"/>
+              </w:rPr>
+              <w:t xml:space="preserve">The teacher re-displays the Nakuru mast photograph and writes on the board: 'A student stands 40 m from the base of the mast and measures the angle to the top as 50°. Which side-ratio connects this angle to the mast's height?' Each learner writes a prediction in their exercise book: name the ratio (even if uncertain), write a formula, and estimate the numerical value of that ratio. Learners then share with a shoulder partner for 90 seconds before the teacher cold-calls three students.</w:t>
+            </w:r>
+          </w:p>
+        </w:tc>
+        <w:tc>
+          <w:tcPr>
+            <w:tcW w:type="dxa" w:w="3040"/>
+            <w:shd w:fill="F2F2F2" w:color="auto" w:val="clear"/>
+            <w:tcMar>
+              <w:top w:type="dxa" w:w="60"/>
+              <w:left w:type="dxa" w:w="120"/>
+              <w:bottom w:type="dxa" w:w="60"/>
+              <w:right w:type="dxa" w:w="120"/>
+            </w:tcMar>
+            <w:vAlign w:val="top"/>
+          </w:tcPr>
+          <w:p>
+            <w:pPr>
+              <w:spacing w:after="40" w:before="0"/>
+              <w:jc w:val="left"/>
+            </w:pPr>
+            <w:r>
+              <w:rPr>
+                <w:rFonts w:ascii="Arial" w:cs="Arial" w:eastAsia="Arial" w:hAnsi="Arial"/>
+                <w:b w:val="false"/>
+                <w:bCs w:val="false"/>
+                <w:i w:val="false"/>
+                <w:iCs w:val="false"/>
+                <w:color w:val="000000"/>
+                <w:sz w:val="18"/>
+                <w:szCs w:val="18"/>
+              </w:rPr>
+              <w:t xml:space="preserve">Display the mast image and say: 'In Lesson 1 we named the sides — opposite, adjacent, hypotenuse. Today we give the ratios their official names. But first — without opening your tables — predict: which ratio do you think links the 50° angle to the height of the mast? Write the ratio name if you know it, write the formula, and guess its value. You have 2 minutes — go.' [Allow 2 minutes of individual silent writing.] After 90 seconds of pair sharing, cold-call exactly 3 students: 'Achieng — what did you write?', 'Mutua — agree or disagree with Achieng, and why?', 'Wanjiku — what numerical value did you estimate?' [WAIT TIME: 12 seconds after each question before accepting an answer.] Record all three predictions on the board under the heading 'Our predictions — we will check these.' Do NOT confirm or correct yet. Say: 'Keep these predictions in mind — by the end of class we will know exactly who was closest.'</w:t>
+            </w:r>
+          </w:p>
+        </w:tc>
+        <w:tc>
+          <w:tcPr>
+            <w:tcW w:type="dxa" w:w="3040"/>
+            <w:shd w:fill="FFFFFF" w:color="auto" w:val="clear"/>
+            <w:tcMar>
+              <w:top w:type="dxa" w:w="60"/>
+              <w:left w:type="dxa" w:w="120"/>
+              <w:bottom w:type="dxa" w:w="60"/>
+              <w:right w:type="dxa" w:w="120"/>
+            </w:tcMar>
+            <w:vAlign w:val="top"/>
+          </w:tcPr>
+          <w:p>
+            <w:pPr>
+              <w:spacing w:after="40" w:before="0"/>
+              <w:jc w:val="left"/>
+            </w:pPr>
+            <w:r>
+              <w:rPr>
+                <w:rFonts w:ascii="Arial" w:cs="Arial" w:eastAsia="Arial" w:hAnsi="Arial"/>
+                <w:b w:val="false"/>
+                <w:bCs w:val="false"/>
+                <w:i w:val="false"/>
+                <w:iCs w:val="false"/>
+                <w:color w:val="000000"/>
+                <w:sz w:val="18"/>
+                <w:szCs w:val="18"/>
+              </w:rPr>
+              <w:t xml:space="preserve">Prediction Anchoring — by committing a prediction to paper before instruction, learners activate prior knowledge from Lesson 1 and create a personal stake in verifying the answer. Recording predictions publicly on the board makes the knowledge gap visible and motivates the Observe Phase.</w:t>
+            </w:r>
+          </w:p>
+        </w:tc>
+        <w:tc>
+          <w:tcPr>
+            <w:tcW w:type="dxa" w:w="3040"/>
+            <w:shd w:fill="F2F2F2" w:color="auto" w:val="clear"/>
+            <w:tcMar>
+              <w:top w:type="dxa" w:w="60"/>
+              <w:left w:type="dxa" w:w="120"/>
+              <w:bottom w:type="dxa" w:w="60"/>
+              <w:right w:type="dxa" w:w="120"/>
+            </w:tcMar>
+            <w:vAlign w:val="top"/>
+          </w:tcPr>
+          <w:p>
+            <w:pPr>
+              <w:spacing w:after="40" w:before="0"/>
+              <w:jc w:val="left"/>
+            </w:pPr>
+            <w:r>
+              <w:rPr>
+                <w:rFonts w:ascii="Arial" w:cs="Arial" w:eastAsia="Arial" w:hAnsi="Arial"/>
+                <w:b w:val="false"/>
+                <w:bCs w:val="false"/>
+                <w:i w:val="false"/>
+                <w:iCs w:val="false"/>
+                <w:color w:val="000000"/>
+                <w:sz w:val="18"/>
+                <w:szCs w:val="18"/>
+              </w:rPr>
+              <w:t xml:space="preserve">Scan written predictions as you circulate during the 2-minute writing window. Look for: (1) correct identification of 'opposite/adjacent' or 'tangent' — signals strong carry-over from Lesson 1; (2) confusion between opposite and hypotenuse — signals the labelling work in the Observe Phase is critical; (3) blank pages — identify these learners for targeted support during pair work.</w:t>
+            </w:r>
+          </w:p>
+        </w:tc>
+      </w:tr>
+      <w:tr>
+        <w:tc>
+          <w:tcPr>
+            <w:tcW w:type="dxa" w:w="1520"/>
+            <w:shd w:fill="D9EEF1" w:color="auto" w:val="clear"/>
+            <w:tcMar>
+              <w:top w:type="dxa" w:w="60"/>
+              <w:left w:type="dxa" w:w="120"/>
+              <w:bottom w:type="dxa" w:w="60"/>
+              <w:right w:type="dxa" w:w="120"/>
+            </w:tcMar>
+            <w:vAlign w:val="top"/>
+          </w:tcPr>
+          <w:p>
+            <w:pPr>
+              <w:spacing w:after="40" w:before="0"/>
+              <w:jc w:val="left"/>
+            </w:pPr>
+            <w:r>
+              <w:rPr>
+                <w:rFonts w:ascii="Arial" w:cs="Arial" w:eastAsia="Arial" w:hAnsi="Arial"/>
+                <w:b/>
+                <w:bCs/>
+                <w:i w:val="false"/>
+                <w:iCs w:val="false"/>
+                <w:color w:val="000000"/>
+                <w:sz w:val="18"/>
+                <w:szCs w:val="18"/>
+              </w:rPr>
+              <w:t xml:space="preserve">Observe Phase</w:t>
+            </w:r>
+          </w:p>
+          <w:p>
+            <w:pPr>
+              <w:spacing w:after="20" w:before="0"/>
+            </w:pPr>
+            <w:r>
+              <w:rPr>
+                <w:rFonts w:ascii="Arial" w:cs="Arial" w:eastAsia="Arial" w:hAnsi="Arial"/>
+                <w:b/>
+                <w:bCs/>
+                <w:color w:val="1F3864"/>
+                <w:sz w:val="16"/>
+                <w:szCs w:val="16"/>
+              </w:rPr>
+              <w:t xml:space="preserve">📹 VIDEO:</w:t>
+            </w:r>
+          </w:p>
+          <w:p>
+            <w:pPr>
+              <w:spacing w:after="20" w:before="0"/>
+            </w:pPr>
+            <w:hyperlink w:history="1" r:id="rIdsmyrcmoypfci3bwqc3geq">
               <w:r>
                 <w:rPr>
                   <w:rFonts w:ascii="Arial" w:cs="Arial" w:eastAsia="Arial" w:hAnsi="Arial"/>
@@ -6315,7 +6621,7 @@
               <w:spacing w:after="10" w:before="0"/>
               <w:ind w:left="120"/>
             </w:pPr>
-            <w:hyperlink w:history="1" r:id="rIdh7fum2ncsihb_d-2u7naz">
+            <w:hyperlink w:history="1" r:id="rIdlskmkice3fkcbglcpqsu7">
               <w:r>
                 <w:rPr>
                   <w:rFonts w:ascii="Arial" w:cs="Arial" w:eastAsia="Arial" w:hAnsi="Arial"/>
@@ -6360,7 +6666,7 @@
             <w:pPr>
               <w:spacing w:after="20" w:before="0"/>
             </w:pPr>
-            <w:hyperlink w:history="1" r:id="rIdtov3zoqk47vx7hn160fo4">
+            <w:hyperlink w:history="1" r:id="rIdikqvyepii9glfaxeiuy26">
               <w:r>
                 <w:rPr>
                   <w:rFonts w:ascii="Arial" w:cs="Arial" w:eastAsia="Arial" w:hAnsi="Arial"/>
@@ -6393,7 +6699,7 @@
               <w:spacing w:after="10" w:before="0"/>
               <w:ind w:left="120"/>
             </w:pPr>
-            <w:hyperlink w:history="1" r:id="rIdenuwuraos0kqacii3sa2z">
+            <w:hyperlink w:history="1" r:id="rIdez5v8_-eerxbs-jyv6vzo">
               <w:r>
                 <w:rPr>
                   <w:rFonts w:ascii="Arial" w:cs="Arial" w:eastAsia="Arial" w:hAnsi="Arial"/>
@@ -6435,7 +6741,7 @@
                 <w:sz w:val="18"/>
                 <w:szCs w:val="18"/>
               </w:rPr>
-              <w:t xml:space="preserve">The teacher re-displays the Nakuru mast photograph and writes on the board: 'A student stands 40 m from the base of the mast and measures the angle to the top as 50°. Which side-ratio connects this angle to the mast's height?' Each learner writes a prediction in their exercise book: name the ratio (even if uncertain), write a formula, and estimate the numerical value of that ratio. Learners then share with a shoulder partner for 90 seconds before the teacher cold-calls three students.</w:t>
+              <w:t xml:space="preserve">In pairs, learners draw two fresh right-angled triangles in their exercise books — one with an estimated acute angle of about 35° and one with about 60° — using ruler and protractor. They measure all three sides to the nearest millimetre. For each triangle, they choose each acute angle in turn as the reference angle, label O, A, H correctly, and compute all three ratios (O/H, A/H, O/A) to 3 decimal places. They record all six sets of ratios in a personal table. Each pair then contributes one ratio value to a class table drawn on the board (columns: angle, sin, cos, tan; rows filled in by different pairs). Finally, learners open their mathematical tables to the sine, cosine, and tangent pages and locate the values matching their measured angles, comparing table values to their computed ratios and noting the difference (which should be small if measurements were accurate).</w:t>
             </w:r>
           </w:p>
         </w:tc>
@@ -6467,7 +6773,7 @@
                 <w:sz w:val="18"/>
                 <w:szCs w:val="18"/>
               </w:rPr>
-              <w:t xml:space="preserve">Display the mast image and say: 'In Lesson 1 we named the sides — opposite, adjacent, hypotenuse. Today we give the ratios their official names. But first — without opening your tables — predict: which ratio do you think links the 50° angle to the height of the mast? Write the ratio name if you know it, write the formula, and guess its value. You have 2 minutes — go.' [Allow 2 minutes of individual silent writing.] After 90 seconds of pair sharing, cold-call exactly 3 students: 'Achieng — what did you write?', 'Mutua — agree or disagree with Achieng, and why?', 'Wanjiku — what numerical value did you estimate?' [WAIT TIME: 12 seconds after each question before accepting an answer.] Record all three predictions on the board under the heading 'Our predictions — we will check these.' Do NOT confirm or correct yet. Say: 'Keep these predictions in mind — by the end of class we will know exactly who was closest.'</w:t>
+              <w:t xml:space="preserve">Distribute rulers and protractors. Say: 'Draw two right-angled triangles — make them different sizes. Estimate one angle at about 35° and in the other about 60°. Measure all three sides. Then, for EACH acute angle in EACH triangle, label which side is opposite, which is adjacent, which is hypotenuse — remember, these labels CHANGE when you switch which angle you look from. Compute O÷H, A÷H, O÷A. Record everything.' [Circulate for 8 minutes. At each pair, ask: 'You have switched to the other acute angle — have your labels changed? Show me.'] After 8 minutes, draw the class table on the board. Point to pairs one by one: 'Otieno and Kamau — give me your sin of 35°.' Fill in the table. Once 6–8 rows are filled say: 'Now open your mathematical tables to the sine pages. Find sin 35°. What do you see?' [WAIT TIME: 10 seconds.] Cold-call 2 students to read the table value aloud. Say: 'How close is the table value to your computed ratio? The small difference is measurement error — the table is exact.' Repeat for cosine and tangent pages. Then say: 'Notice that for the same angle, as sin goes up, cos goes down — we will explore why in Lesson 3. For now, simply observe it in the table.'</w:t>
             </w:r>
           </w:p>
         </w:tc>
@@ -6499,7 +6805,7 @@
                 <w:sz w:val="18"/>
                 <w:szCs w:val="18"/>
               </w:rPr>
-              <w:t xml:space="preserve">Prediction Anchoring — by committing a prediction to paper before instruction, learners activate prior knowledge from Lesson 1 and create a personal stake in verifying the answer. Recording predictions publicly on the board makes the knowledge gap visible and motivates the Observe Phase.</w:t>
+              <w:t xml:space="preserve">Data-Gathering and Pattern Noticing — learners generate their own data (measured ratios), contribute to a collective class dataset, then compare against the authoritative mathematical table. This two-layer evidence structure (personal measurement → table confirmation) builds trust in the table as a reliable tool and surfaces the pattern that switching reference angles swaps O and A labels.</w:t>
             </w:r>
           </w:p>
         </w:tc>
@@ -6531,7 +6837,7 @@
                 <w:sz w:val="18"/>
                 <w:szCs w:val="18"/>
               </w:rPr>
-              <w:t xml:space="preserve">Scan written predictions as you circulate during the 2-minute writing window. Look for: (1) correct identification of 'opposite/adjacent' or 'tangent' — signals strong carry-over from Lesson 1; (2) confusion between opposite and hypotenuse — signals the labelling work in the Observe Phase is critical; (3) blank pages — identify these learners for targeted support during pair work.</w:t>
+              <w:t xml:space="preserve">While circulating, check that every pair has correctly re-labelled sides when switching reference angles — this is the single most important conceptual move in the phase. If a pair has not changed labels, stop and ask: 'When you look from THIS angle, point to the side directly across from it. What do we call that side?' Look at the class table on the board: if the sin and cos columns for the same angle do not roughly sum near 1 (not exactly — that is Lesson 3), a labelling or calculation error likely exists. Identify and address publicly.</w:t>
             </w:r>
           </w:p>
         </w:tc>
@@ -6540,32 +6846,32 @@
         <w:tc>
           <w:tcPr>
             <w:tcW w:type="dxa" w:w="1520"/>
-            <w:shd w:fill="D9EEF1" w:color="auto" w:val="clear"/>
-            <w:tcMar>
-              <w:top w:type="dxa" w:w="60"/>
-              <w:left w:type="dxa" w:w="120"/>
-              <w:bottom w:type="dxa" w:w="60"/>
-              <w:right w:type="dxa" w:w="120"/>
-            </w:tcMar>
-            <w:vAlign w:val="top"/>
-          </w:tcPr>
-          <w:p>
-            <w:pPr>
-              <w:spacing w:after="40" w:before="0"/>
-              <w:jc w:val="left"/>
-            </w:pPr>
-            <w:r>
-              <w:rPr>
-                <w:rFonts w:ascii="Arial" w:cs="Arial" w:eastAsia="Arial" w:hAnsi="Arial"/>
-                <w:b/>
-                <w:bCs/>
-                <w:i w:val="false"/>
-                <w:iCs w:val="false"/>
-                <w:color w:val="000000"/>
-                <w:sz w:val="18"/>
-                <w:szCs w:val="18"/>
-              </w:rPr>
-              <w:t xml:space="preserve">Observe Phase</w:t>
+            <w:shd w:fill="E2EFDA" w:color="auto" w:val="clear"/>
+            <w:tcMar>
+              <w:top w:type="dxa" w:w="60"/>
+              <w:left w:type="dxa" w:w="120"/>
+              <w:bottom w:type="dxa" w:w="60"/>
+              <w:right w:type="dxa" w:w="120"/>
+            </w:tcMar>
+            <w:vAlign w:val="top"/>
+          </w:tcPr>
+          <w:p>
+            <w:pPr>
+              <w:spacing w:after="40" w:before="0"/>
+              <w:jc w:val="left"/>
+            </w:pPr>
+            <w:r>
+              <w:rPr>
+                <w:rFonts w:ascii="Arial" w:cs="Arial" w:eastAsia="Arial" w:hAnsi="Arial"/>
+                <w:b/>
+                <w:bCs/>
+                <w:i w:val="false"/>
+                <w:iCs w:val="false"/>
+                <w:color w:val="000000"/>
+                <w:sz w:val="18"/>
+                <w:szCs w:val="18"/>
+              </w:rPr>
+              <w:t xml:space="preserve">Explain Phase</w:t>
             </w:r>
           </w:p>
           <w:p>
@@ -6588,7 +6894,7 @@
             <w:pPr>
               <w:spacing w:after="20" w:before="0"/>
             </w:pPr>
-            <w:hyperlink w:history="1" r:id="rIdiwdsyqkydtjzvroasbrsc">
+            <w:hyperlink w:history="1" r:id="rIdcwfyrdysuzbydjrmmzbcb">
               <w:r>
                 <w:rPr>
                   <w:rFonts w:ascii="Arial" w:cs="Arial" w:eastAsia="Arial" w:hAnsi="Arial"/>
@@ -6621,7 +6927,7 @@
               <w:spacing w:after="10" w:before="0"/>
               <w:ind w:left="120"/>
             </w:pPr>
-            <w:hyperlink w:history="1" r:id="rIdwfh5dbsy8pebhcb1nezf7">
+            <w:hyperlink w:history="1" r:id="rId4ul-spvx29smmzvicg60o">
               <w:r>
                 <w:rPr>
                   <w:rFonts w:ascii="Arial" w:cs="Arial" w:eastAsia="Arial" w:hAnsi="Arial"/>
@@ -6666,7 +6972,7 @@
             <w:pPr>
               <w:spacing w:after="20" w:before="0"/>
             </w:pPr>
-            <w:hyperlink w:history="1" r:id="rIdx8tff_ttvjkt5xk2fw-vr">
+            <w:hyperlink w:history="1" r:id="rIdjoyjxrtfdguvp4bdqloww">
               <w:r>
                 <w:rPr>
                   <w:rFonts w:ascii="Arial" w:cs="Arial" w:eastAsia="Arial" w:hAnsi="Arial"/>
@@ -6699,7 +7005,7 @@
               <w:spacing w:after="10" w:before="0"/>
               <w:ind w:left="120"/>
             </w:pPr>
-            <w:hyperlink w:history="1" r:id="rIddcuotgrs0c42ngrmsnd8g">
+            <w:hyperlink w:history="1" r:id="rIdmcrwufnnp2zagcjr7u83w">
               <w:r>
                 <w:rPr>
                   <w:rFonts w:ascii="Arial" w:cs="Arial" w:eastAsia="Arial" w:hAnsi="Arial"/>
@@ -6741,7 +7047,7 @@
                 <w:sz w:val="18"/>
                 <w:szCs w:val="18"/>
               </w:rPr>
-              <w:t xml:space="preserve">In pairs, learners draw two fresh right-angled triangles in their exercise books — one with an estimated acute angle of about 35° and one with about 60° — using ruler and protractor. They measure all three sides to the nearest millimetre. For each triangle, they choose each acute angle in turn as the reference angle, label O, A, H correctly, and compute all three ratios (O/H, A/H, O/A) to 3 decimal places. They record all six sets of ratios in a personal table. Each pair then contributes one ratio value to a class table drawn on the board (columns: angle, sin, cos, tan; rows filled in by different pairs). Finally, learners open their mathematical tables to the sine, cosine, and tangent pages and locate the values matching their measured angles, comparing table values to their computed ratios and noting the difference (which should be small if measurements were accurate).</w:t>
+              <w:t xml:space="preserve">The teacher formally defines the three ratios using the mnemonic SOH-CAH-TOA written on the board. Learners copy the three definitions into their books using both symbolic notation (sin θ = O/H) and word notation. The class then works through the mast problem together as a guided example: they identify the known side (adjacent = 40 m), the known angle (50°), and the unknown side (opposite = height). They choose tan θ because it links O and A without involving H. They look up tan 50° in the mathematical table (≈ 1.192), write the equation height = 40 × tan 50°, compute height ≈ 47.7 m, and check on a calculator. Learners then individually solve two practice problems: (a) a surveyor in Kisumu stands 25 m from a tree and measures the angle of elevation as 38° — find the tree's height using tan; (b) given sin θ = 0.643, use tables to back-calculate θ.</w:t>
             </w:r>
           </w:p>
         </w:tc>
@@ -6773,7 +7079,7 @@
                 <w:sz w:val="18"/>
                 <w:szCs w:val="18"/>
               </w:rPr>
-              <w:t xml:space="preserve">Distribute rulers and protractors. Say: 'Draw two right-angled triangles — make them different sizes. Estimate one angle at about 35° and in the other about 60°. Measure all three sides. Then, for EACH acute angle in EACH triangle, label which side is opposite, which is adjacent, which is hypotenuse — remember, these labels CHANGE when you switch which angle you look from. Compute O÷H, A÷H, O÷A. Record everything.' [Circulate for 8 minutes. At each pair, ask: 'You have switched to the other acute angle — have your labels changed? Show me.'] After 8 minutes, draw the class table on the board. Point to pairs one by one: 'Otieno and Kamau — give me your sin of 35°.' Fill in the table. Once 6–8 rows are filled say: 'Now open your mathematical tables to the sine pages. Find sin 35°. What do you see?' [WAIT TIME: 10 seconds.] Cold-call 2 students to read the table value aloud. Say: 'How close is the table value to your computed ratio? The small difference is measurement error — the table is exact.' Repeat for cosine and tangent pages. Then say: 'Notice that for the same angle, as sin goes up, cos goes down — we will explore why in Lesson 3. For now, simply observe it in the table.'</w:t>
+              <w:t xml:space="preserve">Write SOH-CAH-TOA on the board in large letters. Say: 'These three letters are the most useful memory tool in all of trigonometry. S-O-H: Sine equals Opposite over Hypotenuse. C-A-H: Cosine equals Adjacent over Hypotenuse. T-O-A: Tangent equals Opposite over Adjacent. Copy these with the full words — not just letters.' [Give 2 minutes for copying.] Then return to the mast: 'Back to Nakuru. We know the adjacent side is 40 m and the angle is 50°. We want the opposite side — the height. Which ratio involves O and A but NOT H?' [WAIT TIME: 12 seconds. Cold-call 2 students.] 'Correct — tangent. So height = 40 × tan 50°. Open your tables to tangent. Find 50°.' [WAIT TIME: 10 seconds.] 'Auma — what does your table say?' After confirming ≈ 1.192, work through the multiplication together. Say: 'The mast is approximately 47.7 metres tall. We just answered the driving question — with maths alone, no ladder, no drone.' [Pause for effect.] 'Now try the Kisumu tree problem on your own — 3 minutes.' Circulate, then cold-call one student to show working on the board. For problem (b), demonstrate back-calculating: 'Find 0.643 in the sine column — what angle is it opposite?' Confirm θ ≈ 40°.</w:t>
             </w:r>
           </w:p>
         </w:tc>
@@ -6805,7 +7111,7 @@
                 <w:sz w:val="18"/>
                 <w:szCs w:val="18"/>
               </w:rPr>
-              <w:t xml:space="preserve">Data-Gathering and Pattern Noticing — learners generate their own data (measured ratios), contribute to a collective class dataset, then compare against the authoritative mathematical table. This two-layer evidence structure (personal measurement → table confirmation) builds trust in the table as a reliable tool and surfaces the pattern that switching reference angles swaps O and A labels.</w:t>
+              <w:t xml:space="preserve">Worked Example with Structured Release — the teacher models the complete solution to the mast problem using explicit think-aloud (naming the known, unknown, chosen ratio, table lookup, calculation), then releases learners to solve a parallel problem independently. This gradual release ensures learners can reproduce the reasoning process, not merely copy steps.</w:t>
             </w:r>
           </w:p>
         </w:tc>
@@ -6837,7 +7143,7 @@
                 <w:sz w:val="18"/>
                 <w:szCs w:val="18"/>
               </w:rPr>
-              <w:t xml:space="preserve">While circulating, check that every pair has correctly re-labelled sides when switching reference angles — this is the single most important conceptual move in the phase. If a pair has not changed labels, stop and ask: 'When you look from THIS angle, point to the side directly across from it. What do we call that side?' Look at the class table on the board: if the sin and cos columns for the same angle do not roughly sum near 1 (not exactly — that is Lesson 3), a labelling or calculation error likely exists. Identify and address publicly.</w:t>
+              <w:t xml:space="preserve">During the 3-minute independent practice, circulate and look for three specific errors: (1) choosing sin instead of tan because the student picked H instead of A as the known side — ask 'Which side is 40 m — the longest side of the triangle, or the side next to the 50° angle?'; (2) multiplying incorrectly (e.g., dividing instead of multiplying) — check equation setup; (3) reading the wrong row in the table — check by asking the student to point to the row and column they used. After the board presentation, ask the class: 'Thumbs up if your answer for the tree height matches what is on the board.' Count responses to gauge whole-class understanding.</w:t>
             </w:r>
           </w:p>
         </w:tc>
@@ -6846,32 +7152,32 @@
         <w:tc>
           <w:tcPr>
             <w:tcW w:type="dxa" w:w="1520"/>
-            <w:shd w:fill="E2EFDA" w:color="auto" w:val="clear"/>
-            <w:tcMar>
-              <w:top w:type="dxa" w:w="60"/>
-              <w:left w:type="dxa" w:w="120"/>
-              <w:bottom w:type="dxa" w:w="60"/>
-              <w:right w:type="dxa" w:w="120"/>
-            </w:tcMar>
-            <w:vAlign w:val="top"/>
-          </w:tcPr>
-          <w:p>
-            <w:pPr>
-              <w:spacing w:after="40" w:before="0"/>
-              <w:jc w:val="left"/>
-            </w:pPr>
-            <w:r>
-              <w:rPr>
-                <w:rFonts w:ascii="Arial" w:cs="Arial" w:eastAsia="Arial" w:hAnsi="Arial"/>
-                <w:b/>
-                <w:bCs/>
-                <w:i w:val="false"/>
-                <w:iCs w:val="false"/>
-                <w:color w:val="000000"/>
-                <w:sz w:val="18"/>
-                <w:szCs w:val="18"/>
-              </w:rPr>
-              <w:t xml:space="preserve">Explain Phase</w:t>
+            <w:shd w:fill="FCE4D6" w:color="auto" w:val="clear"/>
+            <w:tcMar>
+              <w:top w:type="dxa" w:w="60"/>
+              <w:left w:type="dxa" w:w="120"/>
+              <w:bottom w:type="dxa" w:w="60"/>
+              <w:right w:type="dxa" w:w="120"/>
+            </w:tcMar>
+            <w:vAlign w:val="top"/>
+          </w:tcPr>
+          <w:p>
+            <w:pPr>
+              <w:spacing w:after="40" w:before="0"/>
+              <w:jc w:val="left"/>
+            </w:pPr>
+            <w:r>
+              <w:rPr>
+                <w:rFonts w:ascii="Arial" w:cs="Arial" w:eastAsia="Arial" w:hAnsi="Arial"/>
+                <w:b/>
+                <w:bCs/>
+                <w:i w:val="false"/>
+                <w:iCs w:val="false"/>
+                <w:color w:val="000000"/>
+                <w:sz w:val="18"/>
+                <w:szCs w:val="18"/>
+              </w:rPr>
+              <w:t xml:space="preserve">Driving Question Board (DQB) Creation</w:t>
             </w:r>
           </w:p>
           <w:p>
@@ -6894,7 +7200,7 @@
             <w:pPr>
               <w:spacing w:after="20" w:before="0"/>
             </w:pPr>
-            <w:hyperlink w:history="1" r:id="rId0zbu-4tvcdpgcadgre1ui">
+            <w:hyperlink w:history="1" r:id="rId-rdestveoq0b1kyind41-">
               <w:r>
                 <w:rPr>
                   <w:rFonts w:ascii="Arial" w:cs="Arial" w:eastAsia="Arial" w:hAnsi="Arial"/>
@@ -6903,7 +7209,7 @@
                   <w:szCs w:val="16"/>
                   <w:u w:val="single" w:color="2E75B6"/>
                 </w:rPr>
-                <w:t xml:space="preserve">Trigonometry review</w:t>
+                <w:t xml:space="preserve">The trig functions &amp; right triangle trig ratios</w:t>
               </w:r>
             </w:hyperlink>
           </w:p>
@@ -6927,7 +7233,7 @@
               <w:spacing w:after="10" w:before="0"/>
               <w:ind w:left="120"/>
             </w:pPr>
-            <w:hyperlink w:history="1" r:id="rIdfdoezeaewtypk7gg0udgz">
+            <w:hyperlink w:history="1" r:id="rIdky1ox7whytzcwwxqjk6pj">
               <w:r>
                 <w:rPr>
                   <w:rFonts w:ascii="Arial" w:cs="Arial" w:eastAsia="Arial" w:hAnsi="Arial"/>
@@ -6972,7 +7278,7 @@
             <w:pPr>
               <w:spacing w:after="20" w:before="0"/>
             </w:pPr>
-            <w:hyperlink w:history="1" r:id="rIdredbubsehgstpu0iy9kfh">
+            <w:hyperlink w:history="1" r:id="rIdr9vb5rjc1nemhxwjen2te">
               <w:r>
                 <w:rPr>
                   <w:rFonts w:ascii="Arial" w:cs="Arial" w:eastAsia="Arial" w:hAnsi="Arial"/>
@@ -7005,7 +7311,7 @@
               <w:spacing w:after="10" w:before="0"/>
               <w:ind w:left="120"/>
             </w:pPr>
-            <w:hyperlink w:history="1" r:id="rId-b9vjcutk6e7dlmorfzkk">
+            <w:hyperlink w:history="1" r:id="rId4eqweozwwmdchgx7u5-lq">
               <w:r>
                 <w:rPr>
                   <w:rFonts w:ascii="Arial" w:cs="Arial" w:eastAsia="Arial" w:hAnsi="Arial"/>
@@ -7047,7 +7353,7 @@
                 <w:sz w:val="18"/>
                 <w:szCs w:val="18"/>
               </w:rPr>
-              <w:t xml:space="preserve">The teacher formally defines the three ratios using the mnemonic SOH-CAH-TOA written on the board. Learners copy the three definitions into their books using both symbolic notation (sin θ = O/H) and word notation. The class then works through the mast problem together as a guided example: they identify the known side (adjacent = 40 m), the known angle (50°), and the unknown side (opposite = height). They choose tan θ because it links O and A without involving H. They look up tan 50° in the mathematical table (≈ 1.192), write the equation height = 40 × tan 50°, compute height ≈ 47.7 m, and check on a calculator. Learners then individually solve two practice problems: (a) a surveyor in Kisumu stands 25 m from a tree and measures the angle of elevation as 38° — find the tree's height using tan; (b) given sin θ = 0.643, use tables to back-calculate θ.</w:t>
+              <w:t xml:space="preserve">Learners return to the class Driving Question Board (DQB) displayed at the front of the room. Working as a whole class, they add two new sticky-note categories: 'What we now KNOW' (green notes) and 'New questions we have' (yellow notes). Each learner writes at least one green note stating a specific thing they learned today (e.g., 'tan θ = O/A', 'tan 50° ≈ 1.192', 'the mast is about 47.7 m tall') and one yellow note with a new question (e.g., 'What if I only know the height and want the angle?', 'Why does sin + cos stay close to 1?', 'Can these ratios work for angles bigger than 90°?'). Notes are posted and the teacher reads several aloud, grouping related questions.</w:t>
             </w:r>
           </w:p>
         </w:tc>
@@ -7079,7 +7385,7 @@
                 <w:sz w:val="18"/>
                 <w:szCs w:val="18"/>
               </w:rPr>
-              <w:t xml:space="preserve">Write SOH-CAH-TOA on the board in large letters. Say: 'These three letters are the most useful memory tool in all of trigonometry. S-O-H: Sine equals Opposite over Hypotenuse. C-A-H: Cosine equals Adjacent over Hypotenuse. T-O-A: Tangent equals Opposite over Adjacent. Copy these with the full words — not just letters.' [Give 2 minutes for copying.] Then return to the mast: 'Back to Nakuru. We know the adjacent side is 40 m and the angle is 50°. We want the opposite side — the height. Which ratio involves O and A but NOT H?' [WAIT TIME: 12 seconds. Cold-call 2 students.] 'Correct — tangent. So height = 40 × tan 50°. Open your tables to tangent. Find 50°.' [WAIT TIME: 10 seconds.] 'Auma — what does your table say?' After confirming ≈ 1.192, work through the multiplication together. Say: 'The mast is approximately 47.7 metres tall. We just answered the driving question — with maths alone, no ladder, no drone.' [Pause for effect.] 'Now try the Kisumu tree problem on your own — 3 minutes.' Circulate, then cold-call one student to show working on the board. For problem (b), demonstrate back-calculating: 'Find 0.643 in the sine column — what angle is it opposite?' Confirm θ ≈ 40°.</w:t>
+              <w:t xml:space="preserve">Point to the DQB and say: 'In Lesson 1 we asked: what tool do we need? Today we built part of that tool. Let us update our board.' Distribute green and yellow sticky notes. Say: 'Green note: write ONE specific thing you know now that you did not know at the start of today's lesson — be precise, include a formula or a number. Yellow note: write ONE new question this lesson has raised for you. You have 90 seconds.' [Allow 90 seconds.] Invite learners to post their notes. Read 3–4 green notes aloud: 'Njoroge says tan 50° ≈ 1.192 and the mast is 47.7 m. That is a direct answer to our driving question — well done.' Read 2–3 yellow notes: 'Zawadi asks — what if I know the height but not the angle? That is called finding an inverse trig ratio — we will get to that.' Circle the yellow notes that connect to upcoming lessons and say: 'These questions are exactly where our storyline goes next.'</w:t>
             </w:r>
           </w:p>
         </w:tc>
@@ -7111,7 +7417,7 @@
                 <w:sz w:val="18"/>
                 <w:szCs w:val="18"/>
               </w:rPr>
-              <w:t xml:space="preserve">Worked Example with Structured Release — the teacher models the complete solution to the mast problem using explicit think-aloud (naming the known, unknown, chosen ratio, table lookup, calculation), then releases learners to solve a parallel problem independently. This gradual release ensures learners can reproduce the reasoning process, not merely copy steps.</w:t>
+              <w:t xml:space="preserve">Know/Wonder Board Update — systematically distinguishing 'established knowledge' from 'productive new questions' trains learners to see science and mathematics as a dynamic, growing enterprise rather than a fixed set of facts. Public display of yellow notes validates curiosity and previews future lessons.</w:t>
             </w:r>
           </w:p>
         </w:tc>
@@ -7143,7 +7449,7 @@
                 <w:sz w:val="18"/>
                 <w:szCs w:val="18"/>
               </w:rPr>
-              <w:t xml:space="preserve">During the 3-minute independent practice, circulate and look for three specific errors: (1) choosing sin instead of tan because the student picked H instead of A as the known side — ask 'Which side is 40 m — the longest side of the triangle, or the side next to the 50° angle?'; (2) multiplying incorrectly (e.g., dividing instead of multiplying) — check equation setup; (3) reading the wrong row in the table — check by asking the student to point to the row and column they used. After the board presentation, ask the class: 'Thumbs up if your answer for the tree height matches what is on the board.' Count responses to gauge whole-class understanding.</w:t>
+              <w:t xml:space="preserve">Read green notes as they are posted. A note that says 'tan = O/A' with no context signals surface memorisation; a note that says 'tan 50° = 1.192 so the mast is 40 × 1.192 = 47.7 m' signals deep integration. Collect the notes at the end of class and tally: (a) How many learners correctly stated a ratio definition with formula? (b) How many connected the ratio to the mast problem? Use this data to decide whether Lesson 3 needs a 5-minute recap opener.</w:t>
             </w:r>
           </w:p>
         </w:tc>
@@ -7152,32 +7458,32 @@
         <w:tc>
           <w:tcPr>
             <w:tcW w:type="dxa" w:w="1520"/>
-            <w:shd w:fill="FCE4D6" w:color="auto" w:val="clear"/>
-            <w:tcMar>
-              <w:top w:type="dxa" w:w="60"/>
-              <w:left w:type="dxa" w:w="120"/>
-              <w:bottom w:type="dxa" w:w="60"/>
-              <w:right w:type="dxa" w:w="120"/>
-            </w:tcMar>
-            <w:vAlign w:val="top"/>
-          </w:tcPr>
-          <w:p>
-            <w:pPr>
-              <w:spacing w:after="40" w:before="0"/>
-              <w:jc w:val="left"/>
-            </w:pPr>
-            <w:r>
-              <w:rPr>
-                <w:rFonts w:ascii="Arial" w:cs="Arial" w:eastAsia="Arial" w:hAnsi="Arial"/>
-                <w:b/>
-                <w:bCs/>
-                <w:i w:val="false"/>
-                <w:iCs w:val="false"/>
-                <w:color w:val="000000"/>
-                <w:sz w:val="18"/>
-                <w:szCs w:val="18"/>
-              </w:rPr>
-              <w:t xml:space="preserve">Driving Question Board (DQB) Creation</w:t>
+            <w:shd w:fill="D5E8F0" w:color="auto" w:val="clear"/>
+            <w:tcMar>
+              <w:top w:type="dxa" w:w="60"/>
+              <w:left w:type="dxa" w:w="120"/>
+              <w:bottom w:type="dxa" w:w="60"/>
+              <w:right w:type="dxa" w:w="120"/>
+            </w:tcMar>
+            <w:vAlign w:val="top"/>
+          </w:tcPr>
+          <w:p>
+            <w:pPr>
+              <w:spacing w:after="40" w:before="0"/>
+              <w:jc w:val="left"/>
+            </w:pPr>
+            <w:r>
+              <w:rPr>
+                <w:rFonts w:ascii="Arial" w:cs="Arial" w:eastAsia="Arial" w:hAnsi="Arial"/>
+                <w:b/>
+                <w:bCs/>
+                <w:i w:val="false"/>
+                <w:iCs w:val="false"/>
+                <w:color w:val="000000"/>
+                <w:sz w:val="18"/>
+                <w:szCs w:val="18"/>
+              </w:rPr>
+              <w:t xml:space="preserve">Model Building Phase</w:t>
             </w:r>
           </w:p>
           <w:p>
@@ -7200,7 +7506,7 @@
             <w:pPr>
               <w:spacing w:after="20" w:before="0"/>
             </w:pPr>
-            <w:hyperlink w:history="1" r:id="rIdh_osjm4px_wmkt9q6hz7w">
+            <w:hyperlink w:history="1" r:id="rId-t21yfdlrqtievbshok5u">
               <w:r>
                 <w:rPr>
                   <w:rFonts w:ascii="Arial" w:cs="Arial" w:eastAsia="Arial" w:hAnsi="Arial"/>
@@ -7209,7 +7515,7 @@
                   <w:szCs w:val="16"/>
                   <w:u w:val="single" w:color="2E75B6"/>
                 </w:rPr>
-                <w:t xml:space="preserve">The trig functions &amp; right triangle trig ratios</w:t>
+                <w:t xml:space="preserve">Trigonometric ratios in right triangles</w:t>
               </w:r>
             </w:hyperlink>
           </w:p>
@@ -7233,7 +7539,7 @@
               <w:spacing w:after="10" w:before="0"/>
               <w:ind w:left="120"/>
             </w:pPr>
-            <w:hyperlink w:history="1" r:id="rIdanx81aylrfpsftf-xjclc">
+            <w:hyperlink w:history="1" r:id="rIdcy1hyw86mxyu1zqojmdwa">
               <w:r>
                 <w:rPr>
                   <w:rFonts w:ascii="Arial" w:cs="Arial" w:eastAsia="Arial" w:hAnsi="Arial"/>
@@ -7278,7 +7584,7 @@
             <w:pPr>
               <w:spacing w:after="20" w:before="0"/>
             </w:pPr>
-            <w:hyperlink w:history="1" r:id="rIddwlbchczzt4wf2tmr2m4v">
+            <w:hyperlink w:history="1" r:id="rIdoodpmkwgpm2nhbkpyuqaj">
               <w:r>
                 <w:rPr>
                   <w:rFonts w:ascii="Arial" w:cs="Arial" w:eastAsia="Arial" w:hAnsi="Arial"/>
@@ -7311,313 +7617,7 @@
               <w:spacing w:after="10" w:before="0"/>
               <w:ind w:left="120"/>
             </w:pPr>
-            <w:hyperlink w:history="1" r:id="rIdgefor4zznvdynxkob7s9i">
-              <w:r>
-                <w:rPr>
-                  <w:rFonts w:ascii="Arial" w:cs="Arial" w:eastAsia="Arial" w:hAnsi="Arial"/>
-                  <w:color w:val="595959"/>
-                  <w:sz w:val="14"/>
-                  <w:szCs w:val="14"/>
-                  <w:u w:val="single" w:color="595959"/>
-                </w:rPr>
-                <w:t xml:space="preserve">🔍 Search ARES for similar readings</w:t>
-              </w:r>
-            </w:hyperlink>
-          </w:p>
-        </w:tc>
-        <w:tc>
-          <w:tcPr>
-            <w:tcW w:type="dxa" w:w="3040"/>
-            <w:shd w:fill="FFFFFF" w:color="auto" w:val="clear"/>
-            <w:tcMar>
-              <w:top w:type="dxa" w:w="60"/>
-              <w:left w:type="dxa" w:w="120"/>
-              <w:bottom w:type="dxa" w:w="60"/>
-              <w:right w:type="dxa" w:w="120"/>
-            </w:tcMar>
-            <w:vAlign w:val="top"/>
-          </w:tcPr>
-          <w:p>
-            <w:pPr>
-              <w:spacing w:after="40" w:before="0"/>
-              <w:jc w:val="left"/>
-            </w:pPr>
-            <w:r>
-              <w:rPr>
-                <w:rFonts w:ascii="Arial" w:cs="Arial" w:eastAsia="Arial" w:hAnsi="Arial"/>
-                <w:b w:val="false"/>
-                <w:bCs w:val="false"/>
-                <w:i w:val="false"/>
-                <w:iCs w:val="false"/>
-                <w:color w:val="000000"/>
-                <w:sz w:val="18"/>
-                <w:szCs w:val="18"/>
-              </w:rPr>
-              <w:t xml:space="preserve">Learners return to the class Driving Question Board (DQB) displayed at the front of the room. Working as a whole class, they add two new sticky-note categories: 'What we now KNOW' (green notes) and 'New questions we have' (yellow notes). Each learner writes at least one green note stating a specific thing they learned today (e.g., 'tan θ = O/A', 'tan 50° ≈ 1.192', 'the mast is about 47.7 m tall') and one yellow note with a new question (e.g., 'What if I only know the height and want the angle?', 'Why does sin + cos stay close to 1?', 'Can these ratios work for angles bigger than 90°?'). Notes are posted and the teacher reads several aloud, grouping related questions.</w:t>
-            </w:r>
-          </w:p>
-        </w:tc>
-        <w:tc>
-          <w:tcPr>
-            <w:tcW w:type="dxa" w:w="3040"/>
-            <w:shd w:fill="F2F2F2" w:color="auto" w:val="clear"/>
-            <w:tcMar>
-              <w:top w:type="dxa" w:w="60"/>
-              <w:left w:type="dxa" w:w="120"/>
-              <w:bottom w:type="dxa" w:w="60"/>
-              <w:right w:type="dxa" w:w="120"/>
-            </w:tcMar>
-            <w:vAlign w:val="top"/>
-          </w:tcPr>
-          <w:p>
-            <w:pPr>
-              <w:spacing w:after="40" w:before="0"/>
-              <w:jc w:val="left"/>
-            </w:pPr>
-            <w:r>
-              <w:rPr>
-                <w:rFonts w:ascii="Arial" w:cs="Arial" w:eastAsia="Arial" w:hAnsi="Arial"/>
-                <w:b w:val="false"/>
-                <w:bCs w:val="false"/>
-                <w:i w:val="false"/>
-                <w:iCs w:val="false"/>
-                <w:color w:val="000000"/>
-                <w:sz w:val="18"/>
-                <w:szCs w:val="18"/>
-              </w:rPr>
-              <w:t xml:space="preserve">Point to the DQB and say: 'In Lesson 1 we asked: what tool do we need? Today we built part of that tool. Let us update our board.' Distribute green and yellow sticky notes. Say: 'Green note: write ONE specific thing you know now that you did not know at the start of today's lesson — be precise, include a formula or a number. Yellow note: write ONE new question this lesson has raised for you. You have 90 seconds.' [Allow 90 seconds.] Invite learners to post their notes. Read 3–4 green notes aloud: 'Njoroge says tan 50° ≈ 1.192 and the mast is 47.7 m. That is a direct answer to our driving question — well done.' Read 2–3 yellow notes: 'Zawadi asks — what if I know the height but not the angle? That is called finding an inverse trig ratio — we will get to that.' Circle the yellow notes that connect to upcoming lessons and say: 'These questions are exactly where our storyline goes next.'</w:t>
-            </w:r>
-          </w:p>
-        </w:tc>
-        <w:tc>
-          <w:tcPr>
-            <w:tcW w:type="dxa" w:w="3040"/>
-            <w:shd w:fill="FFFFFF" w:color="auto" w:val="clear"/>
-            <w:tcMar>
-              <w:top w:type="dxa" w:w="60"/>
-              <w:left w:type="dxa" w:w="120"/>
-              <w:bottom w:type="dxa" w:w="60"/>
-              <w:right w:type="dxa" w:w="120"/>
-            </w:tcMar>
-            <w:vAlign w:val="top"/>
-          </w:tcPr>
-          <w:p>
-            <w:pPr>
-              <w:spacing w:after="40" w:before="0"/>
-              <w:jc w:val="left"/>
-            </w:pPr>
-            <w:r>
-              <w:rPr>
-                <w:rFonts w:ascii="Arial" w:cs="Arial" w:eastAsia="Arial" w:hAnsi="Arial"/>
-                <w:b w:val="false"/>
-                <w:bCs w:val="false"/>
-                <w:i w:val="false"/>
-                <w:iCs w:val="false"/>
-                <w:color w:val="000000"/>
-                <w:sz w:val="18"/>
-                <w:szCs w:val="18"/>
-              </w:rPr>
-              <w:t xml:space="preserve">Know/Wonder Board Update — systematically distinguishing 'established knowledge' from 'productive new questions' trains learners to see science and mathematics as a dynamic, growing enterprise rather than a fixed set of facts. Public display of yellow notes validates curiosity and previews future lessons.</w:t>
-            </w:r>
-          </w:p>
-        </w:tc>
-        <w:tc>
-          <w:tcPr>
-            <w:tcW w:type="dxa" w:w="3040"/>
-            <w:shd w:fill="F2F2F2" w:color="auto" w:val="clear"/>
-            <w:tcMar>
-              <w:top w:type="dxa" w:w="60"/>
-              <w:left w:type="dxa" w:w="120"/>
-              <w:bottom w:type="dxa" w:w="60"/>
-              <w:right w:type="dxa" w:w="120"/>
-            </w:tcMar>
-            <w:vAlign w:val="top"/>
-          </w:tcPr>
-          <w:p>
-            <w:pPr>
-              <w:spacing w:after="40" w:before="0"/>
-              <w:jc w:val="left"/>
-            </w:pPr>
-            <w:r>
-              <w:rPr>
-                <w:rFonts w:ascii="Arial" w:cs="Arial" w:eastAsia="Arial" w:hAnsi="Arial"/>
-                <w:b w:val="false"/>
-                <w:bCs w:val="false"/>
-                <w:i w:val="false"/>
-                <w:iCs w:val="false"/>
-                <w:color w:val="000000"/>
-                <w:sz w:val="18"/>
-                <w:szCs w:val="18"/>
-              </w:rPr>
-              <w:t xml:space="preserve">Read green notes as they are posted. A note that says 'tan = O/A' with no context signals surface memorisation; a note that says 'tan 50° = 1.192 so the mast is 40 × 1.192 = 47.7 m' signals deep integration. Collect the notes at the end of class and tally: (a) How many learners correctly stated a ratio definition with formula? (b) How many connected the ratio to the mast problem? Use this data to decide whether Lesson 3 needs a 5-minute recap opener.</w:t>
-            </w:r>
-          </w:p>
-        </w:tc>
-      </w:tr>
-      <w:tr>
-        <w:tc>
-          <w:tcPr>
-            <w:tcW w:type="dxa" w:w="1520"/>
-            <w:shd w:fill="D5E8F0" w:color="auto" w:val="clear"/>
-            <w:tcMar>
-              <w:top w:type="dxa" w:w="60"/>
-              <w:left w:type="dxa" w:w="120"/>
-              <w:bottom w:type="dxa" w:w="60"/>
-              <w:right w:type="dxa" w:w="120"/>
-            </w:tcMar>
-            <w:vAlign w:val="top"/>
-          </w:tcPr>
-          <w:p>
-            <w:pPr>
-              <w:spacing w:after="40" w:before="0"/>
-              <w:jc w:val="left"/>
-            </w:pPr>
-            <w:r>
-              <w:rPr>
-                <w:rFonts w:ascii="Arial" w:cs="Arial" w:eastAsia="Arial" w:hAnsi="Arial"/>
-                <w:b/>
-                <w:bCs/>
-                <w:i w:val="false"/>
-                <w:iCs w:val="false"/>
-                <w:color w:val="000000"/>
-                <w:sz w:val="18"/>
-                <w:szCs w:val="18"/>
-              </w:rPr>
-              <w:t xml:space="preserve">Model Building Phase</w:t>
-            </w:r>
-          </w:p>
-          <w:p>
-            <w:pPr>
-              <w:spacing w:after="20" w:before="0"/>
-            </w:pPr>
-            <w:r>
-              <w:rPr>
-                <w:rFonts w:ascii="Arial" w:cs="Arial" w:eastAsia="Arial" w:hAnsi="Arial"/>
-                <w:b/>
-                <w:bCs/>
-                <w:color w:val="1F3864"/>
-                <w:sz w:val="16"/>
-                <w:szCs w:val="16"/>
-              </w:rPr>
-              <w:t xml:space="preserve">📹 VIDEO:</w:t>
-            </w:r>
-          </w:p>
-          <w:p>
-            <w:pPr>
-              <w:spacing w:after="20" w:before="0"/>
-            </w:pPr>
-            <w:hyperlink w:history="1" r:id="rIddqlqkbeetu2fpapkmo8ut">
-              <w:r>
-                <w:rPr>
-                  <w:rFonts w:ascii="Arial" w:cs="Arial" w:eastAsia="Arial" w:hAnsi="Arial"/>
-                  <w:color w:val="2E75B6"/>
-                  <w:sz w:val="16"/>
-                  <w:szCs w:val="16"/>
-                  <w:u w:val="single" w:color="2E75B6"/>
-                </w:rPr>
-                <w:t xml:space="preserve">Trigonometric ratios in right triangles</w:t>
-              </w:r>
-            </w:hyperlink>
-          </w:p>
-          <w:p>
-            <w:pPr>
-              <w:spacing w:after="10" w:before="0"/>
-              <w:ind w:left="120"/>
-            </w:pPr>
-            <w:r>
-              <w:rPr>
-                <w:rFonts w:ascii="Arial" w:cs="Arial" w:eastAsia="Arial" w:hAnsi="Arial"/>
-                <w:color w:val="595959"/>
-                <w:sz w:val="14"/>
-                <w:szCs w:val="14"/>
-              </w:rPr>
-              <w:t xml:space="preserve">Source: Khan Academy (English - US curriculum)</w:t>
-            </w:r>
-          </w:p>
-          <w:p>
-            <w:pPr>
-              <w:spacing w:after="10" w:before="0"/>
-              <w:ind w:left="120"/>
-            </w:pPr>
-            <w:hyperlink w:history="1" r:id="rIdoust5ynnbsk-d7zftprcm">
-              <w:r>
-                <w:rPr>
-                  <w:rFonts w:ascii="Arial" w:cs="Arial" w:eastAsia="Arial" w:hAnsi="Arial"/>
-                  <w:color w:val="595959"/>
-                  <w:sz w:val="14"/>
-                  <w:szCs w:val="14"/>
-                  <w:u w:val="single" w:color="595959"/>
-                </w:rPr>
-                <w:t xml:space="preserve">🔍 Search ARES for similar videos</w:t>
-              </w:r>
-            </w:hyperlink>
-          </w:p>
-          <w:p>
-            <w:pPr>
-              <w:spacing w:after="40" w:before="0"/>
-            </w:pPr>
-            <w:r>
-              <w:rPr>
-                <w:sz w:val="14"/>
-                <w:szCs w:val="14"/>
-              </w:rPr>
-              <w:t xml:space="preserve"/>
-            </w:r>
-          </w:p>
-          <w:p>
-            <w:pPr>
-              <w:spacing w:after="20" w:before="0"/>
-            </w:pPr>
-            <w:r>
-              <w:rPr>
-                <w:rFonts w:ascii="Arial" w:cs="Arial" w:eastAsia="Arial" w:hAnsi="Arial"/>
-                <w:b/>
-                <w:bCs/>
-                <w:color w:val="1F3864"/>
-                <w:sz w:val="16"/>
-                <w:szCs w:val="16"/>
-              </w:rPr>
-              <w:t xml:space="preserve">📖 EXERCISE:</w:t>
-            </w:r>
-          </w:p>
-          <w:p>
-            <w:pPr>
-              <w:spacing w:after="20" w:before="0"/>
-            </w:pPr>
-            <w:hyperlink w:history="1" r:id="rIdp8acncss3nc45b5sl9gga">
-              <w:r>
-                <w:rPr>
-                  <w:rFonts w:ascii="Arial" w:cs="Arial" w:eastAsia="Arial" w:hAnsi="Arial"/>
-                  <w:color w:val="2E75B6"/>
-                  <w:sz w:val="16"/>
-                  <w:szCs w:val="16"/>
-                  <w:u w:val="single" w:color="2E75B6"/>
-                </w:rPr>
-                <w:t xml:space="preserve">Trigonometric ratios in right triangles</w:t>
-              </w:r>
-            </w:hyperlink>
-          </w:p>
-          <w:p>
-            <w:pPr>
-              <w:spacing w:after="10" w:before="0"/>
-              <w:ind w:left="120"/>
-            </w:pPr>
-            <w:r>
-              <w:rPr>
-                <w:rFonts w:ascii="Arial" w:cs="Arial" w:eastAsia="Arial" w:hAnsi="Arial"/>
-                <w:color w:val="595959"/>
-                <w:sz w:val="14"/>
-                <w:szCs w:val="14"/>
-              </w:rPr>
-              <w:t xml:space="preserve">Source: Khan Academy (English - US curriculum)</w:t>
-            </w:r>
-          </w:p>
-          <w:p>
-            <w:pPr>
-              <w:spacing w:after="10" w:before="0"/>
-              <w:ind w:left="120"/>
-            </w:pPr>
-            <w:hyperlink w:history="1" r:id="rIddsyjjlshel5ebnwfdbuuo">
+            <w:hyperlink w:history="1" r:id="rIdmdwayqyfpcxb9y4a3i8iy">
               <w:r>
                 <w:rPr>
                   <w:rFonts w:ascii="Arial" w:cs="Arial" w:eastAsia="Arial" w:hAnsi="Arial"/>
@@ -9104,7 +9104,7 @@
             <w:pPr>
               <w:spacing w:after="20" w:before="0"/>
             </w:pPr>
-            <w:hyperlink w:history="1" r:id="rId0uqfc7odyw_ehn1s3nrbm">
+            <w:hyperlink w:history="1" r:id="rIdybifhsy3d0ggha6rlt2kk">
               <w:r>
                 <w:rPr>
                   <w:rFonts w:ascii="Arial" w:cs="Arial" w:eastAsia="Arial" w:hAnsi="Arial"/>
@@ -9137,7 +9137,7 @@
               <w:spacing w:after="10" w:before="0"/>
               <w:ind w:left="120"/>
             </w:pPr>
-            <w:hyperlink w:history="1" r:id="rId1_pi4xcrody4k1eeefgn6">
+            <w:hyperlink w:history="1" r:id="rIdrqogpkach90b-fkrzmks5">
               <w:r>
                 <w:rPr>
                   <w:rFonts w:ascii="Arial" w:cs="Arial" w:eastAsia="Arial" w:hAnsi="Arial"/>
@@ -9182,7 +9182,7 @@
             <w:pPr>
               <w:spacing w:after="20" w:before="0"/>
             </w:pPr>
-            <w:hyperlink w:history="1" r:id="rId_lwpno0codjbkdcrpfma7">
+            <w:hyperlink w:history="1" r:id="rIdw9u9ulx6c2nucv3vbkbpb">
               <w:r>
                 <w:rPr>
                   <w:rFonts w:ascii="Arial" w:cs="Arial" w:eastAsia="Arial" w:hAnsi="Arial"/>
@@ -9215,7 +9215,7 @@
               <w:spacing w:after="10" w:before="0"/>
               <w:ind w:left="120"/>
             </w:pPr>
-            <w:hyperlink w:history="1" r:id="rIdmarnhimbsycjae-woxdyh">
+            <w:hyperlink w:history="1" r:id="rIdchkj-mach4_qewhsrcksh">
               <w:r>
                 <w:rPr>
                   <w:rFonts w:ascii="Arial" w:cs="Arial" w:eastAsia="Arial" w:hAnsi="Arial"/>
@@ -9410,7 +9410,7 @@
             <w:pPr>
               <w:spacing w:after="20" w:before="0"/>
             </w:pPr>
-            <w:hyperlink w:history="1" r:id="rId9ggv6citf5kmytx6igpvg">
+            <w:hyperlink w:history="1" r:id="rId41pva8hjwp58ebr7fuqjs">
               <w:r>
                 <w:rPr>
                   <w:rFonts w:ascii="Arial" w:cs="Arial" w:eastAsia="Arial" w:hAnsi="Arial"/>
@@ -9443,7 +9443,7 @@
               <w:spacing w:after="10" w:before="0"/>
               <w:ind w:left="120"/>
             </w:pPr>
-            <w:hyperlink w:history="1" r:id="rIdwiueqac3eaqpsoyprrtpn">
+            <w:hyperlink w:history="1" r:id="rId1gu54u8boxqo5vzxyxrxb">
               <w:r>
                 <w:rPr>
                   <w:rFonts w:ascii="Arial" w:cs="Arial" w:eastAsia="Arial" w:hAnsi="Arial"/>
@@ -9488,7 +9488,7 @@
             <w:pPr>
               <w:spacing w:after="20" w:before="0"/>
             </w:pPr>
-            <w:hyperlink w:history="1" r:id="rIdgoe0zvntmyrq_ak5afbqw">
+            <w:hyperlink w:history="1" r:id="rIddfa_wke6x4l7qficgzffj">
               <w:r>
                 <w:rPr>
                   <w:rFonts w:ascii="Arial" w:cs="Arial" w:eastAsia="Arial" w:hAnsi="Arial"/>
@@ -9521,7 +9521,7 @@
               <w:spacing w:after="10" w:before="0"/>
               <w:ind w:left="120"/>
             </w:pPr>
-            <w:hyperlink w:history="1" r:id="rIdvufqab0wl8n1og5qag6hu">
+            <w:hyperlink w:history="1" r:id="rIdvtbh1dwx47qzuasn10pq1">
               <w:r>
                 <w:rPr>
                   <w:rFonts w:ascii="Arial" w:cs="Arial" w:eastAsia="Arial" w:hAnsi="Arial"/>
@@ -9912,7 +9912,389 @@
             <w:pPr>
               <w:spacing w:after="20" w:before="0"/>
             </w:pPr>
-            <w:hyperlink w:history="1" r:id="rIdjdh120yqv-qmynj5dci2j">
+            <w:hyperlink w:history="1" r:id="rIdxhdzqlltzggip4otm80a_">
+              <w:r>
+                <w:rPr>
+                  <w:rFonts w:ascii="Arial" w:cs="Arial" w:eastAsia="Arial" w:hAnsi="Arial"/>
+                  <w:color w:val="2E75B6"/>
+                  <w:sz w:val="16"/>
+                  <w:szCs w:val="16"/>
+                  <w:u w:val="single" w:color="2E75B6"/>
+                </w:rPr>
+                <w:t xml:space="preserve">Solving for a side in right triangles with trigonometry</w:t>
+              </w:r>
+            </w:hyperlink>
+          </w:p>
+          <w:p>
+            <w:pPr>
+              <w:spacing w:after="10" w:before="0"/>
+              <w:ind w:left="120"/>
+            </w:pPr>
+            <w:r>
+              <w:rPr>
+                <w:rFonts w:ascii="Arial" w:cs="Arial" w:eastAsia="Arial" w:hAnsi="Arial"/>
+                <w:color w:val="595959"/>
+                <w:sz w:val="14"/>
+                <w:szCs w:val="14"/>
+              </w:rPr>
+              <w:t xml:space="preserve">Source: Khan Academy (English - US curriculum)</w:t>
+            </w:r>
+          </w:p>
+          <w:p>
+            <w:pPr>
+              <w:spacing w:after="10" w:before="0"/>
+              <w:ind w:left="120"/>
+            </w:pPr>
+            <w:hyperlink w:history="1" r:id="rId3vjw6ruycfyjkambilvtw">
+              <w:r>
+                <w:rPr>
+                  <w:rFonts w:ascii="Arial" w:cs="Arial" w:eastAsia="Arial" w:hAnsi="Arial"/>
+                  <w:color w:val="595959"/>
+                  <w:sz w:val="14"/>
+                  <w:szCs w:val="14"/>
+                  <w:u w:val="single" w:color="595959"/>
+                </w:rPr>
+                <w:t xml:space="preserve">🔍 Search ARES for similar videos</w:t>
+              </w:r>
+            </w:hyperlink>
+          </w:p>
+          <w:p>
+            <w:pPr>
+              <w:spacing w:after="40" w:before="0"/>
+            </w:pPr>
+            <w:r>
+              <w:rPr>
+                <w:sz w:val="14"/>
+                <w:szCs w:val="14"/>
+              </w:rPr>
+              <w:t xml:space="preserve"/>
+            </w:r>
+          </w:p>
+          <w:p>
+            <w:pPr>
+              <w:spacing w:after="20" w:before="0"/>
+            </w:pPr>
+            <w:r>
+              <w:rPr>
+                <w:rFonts w:ascii="Arial" w:cs="Arial" w:eastAsia="Arial" w:hAnsi="Arial"/>
+                <w:b/>
+                <w:bCs/>
+                <w:color w:val="1F3864"/>
+                <w:sz w:val="16"/>
+                <w:szCs w:val="16"/>
+              </w:rPr>
+              <w:t xml:space="preserve">📖 HTML:</w:t>
+            </w:r>
+          </w:p>
+          <w:p>
+            <w:pPr>
+              <w:spacing w:after="20" w:before="0"/>
+            </w:pPr>
+            <w:hyperlink w:history="1" r:id="rIdwamd-l2_3wlf1dusuko3y">
+              <w:r>
+                <w:rPr>
+                  <w:rFonts w:ascii="Arial" w:cs="Arial" w:eastAsia="Arial" w:hAnsi="Arial"/>
+                  <w:color w:val="2E75B6"/>
+                  <w:sz w:val="16"/>
+                  <w:szCs w:val="16"/>
+                  <w:u w:val="single" w:color="2E75B6"/>
+                </w:rPr>
+                <w:t xml:space="preserve">Trigonometry Word Problems: Helicopter Angle of Depression Rescue (PLIX)</w:t>
+              </w:r>
+            </w:hyperlink>
+          </w:p>
+          <w:p>
+            <w:pPr>
+              <w:spacing w:after="10" w:before="0"/>
+              <w:ind w:left="120"/>
+            </w:pPr>
+            <w:r>
+              <w:rPr>
+                <w:rFonts w:ascii="Arial" w:cs="Arial" w:eastAsia="Arial" w:hAnsi="Arial"/>
+                <w:color w:val="595959"/>
+                <w:sz w:val="14"/>
+                <w:szCs w:val="14"/>
+              </w:rPr>
+              <w:t xml:space="preserve">Source: CK-12</w:t>
+            </w:r>
+          </w:p>
+          <w:p>
+            <w:pPr>
+              <w:spacing w:after="10" w:before="0"/>
+              <w:ind w:left="120"/>
+            </w:pPr>
+            <w:hyperlink w:history="1" r:id="rIdqvyufivcssdxrdbbgsxvm">
+              <w:r>
+                <w:rPr>
+                  <w:rFonts w:ascii="Arial" w:cs="Arial" w:eastAsia="Arial" w:hAnsi="Arial"/>
+                  <w:color w:val="595959"/>
+                  <w:sz w:val="14"/>
+                  <w:szCs w:val="14"/>
+                  <w:u w:val="single" w:color="595959"/>
+                </w:rPr>
+                <w:t xml:space="preserve">🔍 Search ARES for similar readings</w:t>
+              </w:r>
+            </w:hyperlink>
+          </w:p>
+        </w:tc>
+        <w:tc>
+          <w:tcPr>
+            <w:tcW w:type="dxa" w:w="3040"/>
+            <w:shd w:fill="FFFFFF" w:color="auto" w:val="clear"/>
+            <w:tcMar>
+              <w:top w:type="dxa" w:w="60"/>
+              <w:left w:type="dxa" w:w="120"/>
+              <w:bottom w:type="dxa" w:w="60"/>
+              <w:right w:type="dxa" w:w="120"/>
+            </w:tcMar>
+            <w:vAlign w:val="top"/>
+          </w:tcPr>
+          <w:p>
+            <w:pPr>
+              <w:spacing w:after="40" w:before="0"/>
+              <w:jc w:val="left"/>
+            </w:pPr>
+            <w:r>
+              <w:rPr>
+                <w:rFonts w:ascii="Arial" w:cs="Arial" w:eastAsia="Arial" w:hAnsi="Arial"/>
+                <w:b w:val="false"/>
+                <w:bCs w:val="false"/>
+                <w:i w:val="false"/>
+                <w:iCs w:val="false"/>
+                <w:color w:val="000000"/>
+                <w:sz w:val="18"/>
+                <w:szCs w:val="18"/>
+              </w:rPr>
+              <w:t xml:space="preserve">The teacher draws a single right-angled triangle on the board, labelling the right angle C, angle A = θ, angle B = (90° − θ), hypotenuse = c, side opposite A = a, side adjacent A = b. Learners first write sin θ and cos θ in terms of a, b, c. The teacher then says: 'Now stand at corner B instead of corner A — what is sin(90° − θ)?' Learners rewrite the ratios from B's perspective and discover that sin(90° − θ) = b/c = cos θ. Learners then practise three categories of application:</w:t>
+            </w:r>
+          </w:p>
+          <w:p>
+            <w:pPr>
+              <w:spacing w:after="40" w:before="0"/>
+              <w:jc w:val="left"/>
+            </w:pPr>
+            <w:r>
+              <w:rPr>
+                <w:rFonts w:ascii="Arial" w:cs="Arial" w:eastAsia="Arial" w:hAnsi="Arial"/>
+                <w:b w:val="false"/>
+                <w:bCs w:val="false"/>
+                <w:i w:val="false"/>
+                <w:iCs w:val="false"/>
+                <w:color w:val="000000"/>
+                <w:sz w:val="18"/>
+                <w:szCs w:val="18"/>
+              </w:rPr>
+              <w:t xml:space="preserve">(A) Simplify: express cos 70° as a sine; express sin 55° as a cosine.</w:t>
+            </w:r>
+          </w:p>
+          <w:p>
+            <w:pPr>
+              <w:spacing w:after="40" w:before="0"/>
+              <w:jc w:val="left"/>
+            </w:pPr>
+            <w:r>
+              <w:rPr>
+                <w:rFonts w:ascii="Arial" w:cs="Arial" w:eastAsia="Arial" w:hAnsi="Arial"/>
+                <w:b w:val="false"/>
+                <w:bCs w:val="false"/>
+                <w:i w:val="false"/>
+                <w:iCs w:val="false"/>
+                <w:color w:val="000000"/>
+                <w:sz w:val="18"/>
+                <w:szCs w:val="18"/>
+              </w:rPr>
+              <w:t xml:space="preserve">(B) Solve for θ: sin(2θ + 10°) = cos(θ + 20°) → find θ.</w:t>
+            </w:r>
+          </w:p>
+          <w:p>
+            <w:pPr>
+              <w:spacing w:after="40" w:before="0"/>
+              <w:jc w:val="left"/>
+            </w:pPr>
+            <w:r>
+              <w:rPr>
+                <w:rFonts w:ascii="Arial" w:cs="Arial" w:eastAsia="Arial" w:hAnsi="Arial"/>
+                <w:b w:val="false"/>
+                <w:bCs w:val="false"/>
+                <w:i w:val="false"/>
+                <w:iCs w:val="false"/>
+                <w:color w:val="000000"/>
+                <w:sz w:val="18"/>
+                <w:szCs w:val="18"/>
+              </w:rPr>
+              <w:t xml:space="preserve">(C) Mast link: 'A surveyor in Kisumu stands 60 m from a building. The angle of elevation is 38°. Write the height using tan 38°, then rewrite cos 38° in terms of a sine — which angle?'</w:t>
+            </w:r>
+          </w:p>
+          <w:p>
+            <w:pPr>
+              <w:spacing w:after="40" w:before="0"/>
+              <w:jc w:val="left"/>
+            </w:pPr>
+            <w:r>
+              <w:rPr>
+                <w:rFonts w:ascii="Arial" w:cs="Arial" w:eastAsia="Arial" w:hAnsi="Arial"/>
+                <w:b w:val="false"/>
+                <w:bCs w:val="false"/>
+                <w:i w:val="false"/>
+                <w:iCs w:val="false"/>
+                <w:color w:val="000000"/>
+                <w:sz w:val="18"/>
+                <w:szCs w:val="18"/>
+              </w:rPr>
+              <w:t xml:space="preserve">Learners work individually for 8 minutes, then compare with a neighbour.</w:t>
+            </w:r>
+          </w:p>
+        </w:tc>
+        <w:tc>
+          <w:tcPr>
+            <w:tcW w:type="dxa" w:w="3040"/>
+            <w:shd w:fill="F2F2F2" w:color="auto" w:val="clear"/>
+            <w:tcMar>
+              <w:top w:type="dxa" w:w="60"/>
+              <w:left w:type="dxa" w:w="120"/>
+              <w:bottom w:type="dxa" w:w="60"/>
+              <w:right w:type="dxa" w:w="120"/>
+            </w:tcMar>
+            <w:vAlign w:val="top"/>
+          </w:tcPr>
+          <w:p>
+            <w:pPr>
+              <w:spacing w:after="40" w:before="0"/>
+              <w:jc w:val="left"/>
+            </w:pPr>
+            <w:r>
+              <w:rPr>
+                <w:rFonts w:ascii="Arial" w:cs="Arial" w:eastAsia="Arial" w:hAnsi="Arial"/>
+                <w:b w:val="false"/>
+                <w:bCs w:val="false"/>
+                <w:i w:val="false"/>
+                <w:iCs w:val="false"/>
+                <w:color w:val="000000"/>
+                <w:sz w:val="18"/>
+                <w:szCs w:val="18"/>
+              </w:rPr>
+              <w:t xml:space="preserve">Draw the triangle slowly, naming each side aloud. Say: 'I am going to label this triangle twice — once from A's point of view, once from B's. Your job is to write the sine and cosine ratios each time.' After learners write individually (WAIT TIME: 15 seconds), cold-call 2 learners for sin θ and cos θ from A. Then say: 'Now, from B — what is the opposite side? What is the adjacent side?' Cold-call 2 different learners. Write the ratios side by side so learners can see sin(90° − θ) = b/c = cos θ. Say: 'This is not a coincidence — it is true for every right-angled triangle, every time. This is our proof.' Transition to practice: 'Now apply this. Work the three sets individually. You have 8 minutes.' After 8 minutes: cold-call for Part B answer (θ = 20°) — ask the learner to show each algebraic step aloud. For Part C, explicitly say: 'How does this connect back to our mast in Nakuru? Could a surveyor on the ground use either the 50° or the 40° angle to describe the same mast height situation?'</w:t>
+            </w:r>
+          </w:p>
+        </w:tc>
+        <w:tc>
+          <w:tcPr>
+            <w:tcW w:type="dxa" w:w="3040"/>
+            <w:shd w:fill="FFFFFF" w:color="auto" w:val="clear"/>
+            <w:tcMar>
+              <w:top w:type="dxa" w:w="60"/>
+              <w:left w:type="dxa" w:w="120"/>
+              <w:bottom w:type="dxa" w:w="60"/>
+              <w:right w:type="dxa" w:w="120"/>
+            </w:tcMar>
+            <w:vAlign w:val="top"/>
+          </w:tcPr>
+          <w:p>
+            <w:pPr>
+              <w:spacing w:after="40" w:before="0"/>
+              <w:jc w:val="left"/>
+            </w:pPr>
+            <w:r>
+              <w:rPr>
+                <w:rFonts w:ascii="Arial" w:cs="Arial" w:eastAsia="Arial" w:hAnsi="Arial"/>
+                <w:b w:val="false"/>
+                <w:bCs w:val="false"/>
+                <w:i w:val="false"/>
+                <w:iCs w:val="false"/>
+                <w:color w:val="000000"/>
+                <w:sz w:val="18"/>
+                <w:szCs w:val="18"/>
+              </w:rPr>
+              <w:t xml:space="preserve">Geometric Proof as Sensemaking (Perspective Shift): by physically re-labelling the same triangle from the complementary angle's viewpoint, learners see that the pattern is not coincidence but a structural consequence of triangle geometry. This moves understanding from 'the table says so' to 'I can see WHY'. The Kisumu building extension maintains the phenomenon thread.</w:t>
+            </w:r>
+          </w:p>
+        </w:tc>
+        <w:tc>
+          <w:tcPr>
+            <w:tcW w:type="dxa" w:w="3040"/>
+            <w:shd w:fill="F2F2F2" w:color="auto" w:val="clear"/>
+            <w:tcMar>
+              <w:top w:type="dxa" w:w="60"/>
+              <w:left w:type="dxa" w:w="120"/>
+              <w:bottom w:type="dxa" w:w="60"/>
+              <w:right w:type="dxa" w:w="120"/>
+            </w:tcMar>
+            <w:vAlign w:val="top"/>
+          </w:tcPr>
+          <w:p>
+            <w:pPr>
+              <w:spacing w:after="40" w:before="0"/>
+              <w:jc w:val="left"/>
+            </w:pPr>
+            <w:r>
+              <w:rPr>
+                <w:rFonts w:ascii="Arial" w:cs="Arial" w:eastAsia="Arial" w:hAnsi="Arial"/>
+                <w:b w:val="false"/>
+                <w:bCs w:val="false"/>
+                <w:i w:val="false"/>
+                <w:iCs w:val="false"/>
+                <w:color w:val="000000"/>
+                <w:sz w:val="18"/>
+                <w:szCs w:val="18"/>
+              </w:rPr>
+              <w:t xml:space="preserve">Collect Part B answers: observable indicator is θ = 20° with correct algebraic steps shown (2θ + 10° + θ + 20° = 90° → 3θ = 60° → θ = 20°). Learners who arrive at a different answer have likely set the two angles equal rather than summing to 90° — address this as a whole-class misconception correction before moving to the DQB phase. For Part A: cos 70° = sin 20° and sin 55° = cos 35° are the expected answers.</w:t>
+            </w:r>
+          </w:p>
+        </w:tc>
+      </w:tr>
+      <w:tr>
+        <w:tc>
+          <w:tcPr>
+            <w:tcW w:type="dxa" w:w="1520"/>
+            <w:shd w:fill="FCE4D6" w:color="auto" w:val="clear"/>
+            <w:tcMar>
+              <w:top w:type="dxa" w:w="60"/>
+              <w:left w:type="dxa" w:w="120"/>
+              <w:bottom w:type="dxa" w:w="60"/>
+              <w:right w:type="dxa" w:w="120"/>
+            </w:tcMar>
+            <w:vAlign w:val="top"/>
+          </w:tcPr>
+          <w:p>
+            <w:pPr>
+              <w:spacing w:after="40" w:before="0"/>
+              <w:jc w:val="left"/>
+            </w:pPr>
+            <w:r>
+              <w:rPr>
+                <w:rFonts w:ascii="Arial" w:cs="Arial" w:eastAsia="Arial" w:hAnsi="Arial"/>
+                <w:b/>
+                <w:bCs/>
+                <w:i w:val="false"/>
+                <w:iCs w:val="false"/>
+                <w:color w:val="000000"/>
+                <w:sz w:val="18"/>
+                <w:szCs w:val="18"/>
+              </w:rPr>
+              <w:t xml:space="preserve">Driving Question Board (DQB) Creation</w:t>
+            </w:r>
+          </w:p>
+          <w:p>
+            <w:pPr>
+              <w:spacing w:after="20" w:before="0"/>
+            </w:pPr>
+            <w:r>
+              <w:rPr>
+                <w:rFonts w:ascii="Arial" w:cs="Arial" w:eastAsia="Arial" w:hAnsi="Arial"/>
+                <w:b/>
+                <w:bCs/>
+                <w:color w:val="1F3864"/>
+                <w:sz w:val="16"/>
+                <w:szCs w:val="16"/>
+              </w:rPr>
+              <w:t xml:space="preserve">📹 VIDEO:</w:t>
+            </w:r>
+          </w:p>
+          <w:p>
+            <w:pPr>
+              <w:spacing w:after="20" w:before="0"/>
+            </w:pPr>
+            <w:hyperlink w:history="1" r:id="rIdncqaly7sbqnjuh4kov4ut">
               <w:r>
                 <w:rPr>
                   <w:rFonts w:ascii="Arial" w:cs="Arial" w:eastAsia="Arial" w:hAnsi="Arial"/>
@@ -9945,7 +10327,7 @@
               <w:spacing w:after="10" w:before="0"/>
               <w:ind w:left="120"/>
             </w:pPr>
-            <w:hyperlink w:history="1" r:id="rIdzmywg9lz00b7f457j2glg">
+            <w:hyperlink w:history="1" r:id="rIds_ma04ld_beyu3qlo0udv">
               <w:r>
                 <w:rPr>
                   <w:rFonts w:ascii="Arial" w:cs="Arial" w:eastAsia="Arial" w:hAnsi="Arial"/>
@@ -9990,7 +10372,7 @@
             <w:pPr>
               <w:spacing w:after="20" w:before="0"/>
             </w:pPr>
-            <w:hyperlink w:history="1" r:id="rIdkp11cteu2kk_cwy-hhoi8">
+            <w:hyperlink w:history="1" r:id="rId3kuwnv3r5raynbfpg9pna">
               <w:r>
                 <w:rPr>
                   <w:rFonts w:ascii="Arial" w:cs="Arial" w:eastAsia="Arial" w:hAnsi="Arial"/>
@@ -10023,7 +10405,7 @@
               <w:spacing w:after="10" w:before="0"/>
               <w:ind w:left="120"/>
             </w:pPr>
-            <w:hyperlink w:history="1" r:id="rIdi6wandtbatflckqhnm5xj">
+            <w:hyperlink w:history="1" r:id="rIdrhetxa4xplylqc2hhnv1x">
               <w:r>
                 <w:rPr>
                   <w:rFonts w:ascii="Arial" w:cs="Arial" w:eastAsia="Arial" w:hAnsi="Arial"/>
@@ -10065,83 +10447,7 @@
                 <w:sz w:val="18"/>
                 <w:szCs w:val="18"/>
               </w:rPr>
-              <w:t xml:space="preserve">The teacher draws a single right-angled triangle on the board, labelling the right angle C, angle A = θ, angle B = (90° − θ), hypotenuse = c, side opposite A = a, side adjacent A = b. Learners first write sin θ and cos θ in terms of a, b, c. The teacher then says: 'Now stand at corner B instead of corner A — what is sin(90° − θ)?' Learners rewrite the ratios from B's perspective and discover that sin(90° − θ) = b/c = cos θ. Learners then practise three categories of application:</w:t>
-            </w:r>
-          </w:p>
-          <w:p>
-            <w:pPr>
-              <w:spacing w:after="40" w:before="0"/>
-              <w:jc w:val="left"/>
-            </w:pPr>
-            <w:r>
-              <w:rPr>
-                <w:rFonts w:ascii="Arial" w:cs="Arial" w:eastAsia="Arial" w:hAnsi="Arial"/>
-                <w:b w:val="false"/>
-                <w:bCs w:val="false"/>
-                <w:i w:val="false"/>
-                <w:iCs w:val="false"/>
-                <w:color w:val="000000"/>
-                <w:sz w:val="18"/>
-                <w:szCs w:val="18"/>
-              </w:rPr>
-              <w:t xml:space="preserve">(A) Simplify: express cos 70° as a sine; express sin 55° as a cosine.</w:t>
-            </w:r>
-          </w:p>
-          <w:p>
-            <w:pPr>
-              <w:spacing w:after="40" w:before="0"/>
-              <w:jc w:val="left"/>
-            </w:pPr>
-            <w:r>
-              <w:rPr>
-                <w:rFonts w:ascii="Arial" w:cs="Arial" w:eastAsia="Arial" w:hAnsi="Arial"/>
-                <w:b w:val="false"/>
-                <w:bCs w:val="false"/>
-                <w:i w:val="false"/>
-                <w:iCs w:val="false"/>
-                <w:color w:val="000000"/>
-                <w:sz w:val="18"/>
-                <w:szCs w:val="18"/>
-              </w:rPr>
-              <w:t xml:space="preserve">(B) Solve for θ: sin(2θ + 10°) = cos(θ + 20°) → find θ.</w:t>
-            </w:r>
-          </w:p>
-          <w:p>
-            <w:pPr>
-              <w:spacing w:after="40" w:before="0"/>
-              <w:jc w:val="left"/>
-            </w:pPr>
-            <w:r>
-              <w:rPr>
-                <w:rFonts w:ascii="Arial" w:cs="Arial" w:eastAsia="Arial" w:hAnsi="Arial"/>
-                <w:b w:val="false"/>
-                <w:bCs w:val="false"/>
-                <w:i w:val="false"/>
-                <w:iCs w:val="false"/>
-                <w:color w:val="000000"/>
-                <w:sz w:val="18"/>
-                <w:szCs w:val="18"/>
-              </w:rPr>
-              <w:t xml:space="preserve">(C) Mast link: 'A surveyor in Kisumu stands 60 m from a building. The angle of elevation is 38°. Write the height using tan 38°, then rewrite cos 38° in terms of a sine — which angle?'</w:t>
-            </w:r>
-          </w:p>
-          <w:p>
-            <w:pPr>
-              <w:spacing w:after="40" w:before="0"/>
-              <w:jc w:val="left"/>
-            </w:pPr>
-            <w:r>
-              <w:rPr>
-                <w:rFonts w:ascii="Arial" w:cs="Arial" w:eastAsia="Arial" w:hAnsi="Arial"/>
-                <w:b w:val="false"/>
-                <w:bCs w:val="false"/>
-                <w:i w:val="false"/>
-                <w:iCs w:val="false"/>
-                <w:color w:val="000000"/>
-                <w:sz w:val="18"/>
-                <w:szCs w:val="18"/>
-              </w:rPr>
-              <w:t xml:space="preserve">Learners work individually for 8 minutes, then compare with a neighbour.</w:t>
+              <w:t xml:space="preserve">Each learner writes on a sticky note (or in their book if notes are unavailable) one statement and one remaining question. The statement begins: 'I now understand that…' and the remaining question begins: 'I am still wondering…' Learners post or read out their notes. The teacher organises the responses into two columns on the DQB: WHAT WE NOW KNOW and WHAT WE STILL NEED. The class reviews the driving question — 'How can we use angles and one side of a right-angled triangle to find any unknown height or distance?' — and discusses how today's lesson adds a new tool: the complementary angle relationship means we can always convert between sine and cosine, giving surveyors and engineers flexibility in choosing which angle to work from.</w:t>
             </w:r>
           </w:p>
         </w:tc>
@@ -10173,7 +10479,7 @@
                 <w:sz w:val="18"/>
                 <w:szCs w:val="18"/>
               </w:rPr>
-              <w:t xml:space="preserve">Draw the triangle slowly, naming each side aloud. Say: 'I am going to label this triangle twice — once from A's point of view, once from B's. Your job is to write the sine and cosine ratios each time.' After learners write individually (WAIT TIME: 15 seconds), cold-call 2 learners for sin θ and cos θ from A. Then say: 'Now, from B — what is the opposite side? What is the adjacent side?' Cold-call 2 different learners. Write the ratios side by side so learners can see sin(90° − θ) = b/c = cos θ. Say: 'This is not a coincidence — it is true for every right-angled triangle, every time. This is our proof.' Transition to practice: 'Now apply this. Work the three sets individually. You have 8 minutes.' After 8 minutes: cold-call for Part B answer (θ = 20°) — ask the learner to show each algebraic step aloud. For Part C, explicitly say: 'How does this connect back to our mast in Nakuru? Could a surveyor on the ground use either the 50° or the 40° angle to describe the same mast height situation?'</w:t>
+              <w:t xml:space="preserve">Say: 'Look at our driving question on the board. In Lesson 1 we had no tool at all. In Lesson 2 we got sine, cosine, and tangent. What has today added?' Allow 20 seconds of silent thinking (WAIT TIME). Cold-call 3 learners. Guide toward: 'We now know that sin 50° = cos 40° — so if a surveyor can measure the angle of elevation OR the angle of depression, they get the same answer.' Add to the DQB: 'sin θ = cos(90° − θ): one triangle, two angles, same ratios swapped.' Ask: 'What questions does this raise? Could there be special angles where sin θ = cos θ exactly?' Accept all questions without answering — write the most mathematically productive ones on the board. (This seeds Lesson 4 on special angles: 45° is exactly where sin = cos.)</w:t>
             </w:r>
           </w:p>
         </w:tc>
@@ -10205,7 +10511,7 @@
                 <w:sz w:val="18"/>
                 <w:szCs w:val="18"/>
               </w:rPr>
-              <w:t xml:space="preserve">Geometric Proof as Sensemaking (Perspective Shift): by physically re-labelling the same triangle from the complementary angle's viewpoint, learners see that the pattern is not coincidence but a structural consequence of triangle geometry. This moves understanding from 'the table says so' to 'I can see WHY'. The Kisumu building extension maintains the phenomenon thread.</w:t>
+              <w:t xml:space="preserve">Driving Question Board — Cumulative Knowledge Tracking: the DQB makes the growing understanding visible across the unit. Learners see that each lesson closes a gap and opens new questions, modelling authentic scientific and mathematical inquiry. Connecting today's result to the mast phenomenon (sin 50° = cos 40°) anchors the abstraction.</w:t>
             </w:r>
           </w:p>
         </w:tc>
@@ -10237,7 +10543,7 @@
                 <w:sz w:val="18"/>
                 <w:szCs w:val="18"/>
               </w:rPr>
-              <w:t xml:space="preserve">Collect Part B answers: observable indicator is θ = 20° with correct algebraic steps shown (2θ + 10° + θ + 20° = 90° → 3θ = 60° → θ = 20°). Learners who arrive at a different answer have likely set the two angles equal rather than summing to 90° — address this as a whole-class misconception correction before moving to the DQB phase. For Part A: cos 70° = sin 20° and sin 55° = cos 35° are the expected answers.</w:t>
+              <w:t xml:space="preserve">Read all sticky notes / written statements. Observable indicators of understanding: learner correctly states the complementary relationship in words or symbols; learner can give a concrete example (e.g., 'sin 65° = cos 25°'). Observable indicator of a remaining gap: learner confuses the relationship direction (writing 'sin θ = sin(90° − θ)') — note these learners for targeted follow-up at the start of Lesson 4.</w:t>
             </w:r>
           </w:p>
         </w:tc>
@@ -10246,32 +10552,32 @@
         <w:tc>
           <w:tcPr>
             <w:tcW w:type="dxa" w:w="1520"/>
-            <w:shd w:fill="FCE4D6" w:color="auto" w:val="clear"/>
-            <w:tcMar>
-              <w:top w:type="dxa" w:w="60"/>
-              <w:left w:type="dxa" w:w="120"/>
-              <w:bottom w:type="dxa" w:w="60"/>
-              <w:right w:type="dxa" w:w="120"/>
-            </w:tcMar>
-            <w:vAlign w:val="top"/>
-          </w:tcPr>
-          <w:p>
-            <w:pPr>
-              <w:spacing w:after="40" w:before="0"/>
-              <w:jc w:val="left"/>
-            </w:pPr>
-            <w:r>
-              <w:rPr>
-                <w:rFonts w:ascii="Arial" w:cs="Arial" w:eastAsia="Arial" w:hAnsi="Arial"/>
-                <w:b/>
-                <w:bCs/>
-                <w:i w:val="false"/>
-                <w:iCs w:val="false"/>
-                <w:color w:val="000000"/>
-                <w:sz w:val="18"/>
-                <w:szCs w:val="18"/>
-              </w:rPr>
-              <w:t xml:space="preserve">Driving Question Board (DQB) Creation</w:t>
+            <w:shd w:fill="D5E8F0" w:color="auto" w:val="clear"/>
+            <w:tcMar>
+              <w:top w:type="dxa" w:w="60"/>
+              <w:left w:type="dxa" w:w="120"/>
+              <w:bottom w:type="dxa" w:w="60"/>
+              <w:right w:type="dxa" w:w="120"/>
+            </w:tcMar>
+            <w:vAlign w:val="top"/>
+          </w:tcPr>
+          <w:p>
+            <w:pPr>
+              <w:spacing w:after="40" w:before="0"/>
+              <w:jc w:val="left"/>
+            </w:pPr>
+            <w:r>
+              <w:rPr>
+                <w:rFonts w:ascii="Arial" w:cs="Arial" w:eastAsia="Arial" w:hAnsi="Arial"/>
+                <w:b/>
+                <w:bCs/>
+                <w:i w:val="false"/>
+                <w:iCs w:val="false"/>
+                <w:color w:val="000000"/>
+                <w:sz w:val="18"/>
+                <w:szCs w:val="18"/>
+              </w:rPr>
+              <w:t xml:space="preserve">Model Building Phase</w:t>
             </w:r>
           </w:p>
           <w:p>
@@ -10294,7 +10600,7 @@
             <w:pPr>
               <w:spacing w:after="20" w:before="0"/>
             </w:pPr>
-            <w:hyperlink w:history="1" r:id="rIdp2mlqjuhmeocoasf0xeid">
+            <w:hyperlink w:history="1" r:id="rIdnjizammxgvfff7zkdreou">
               <w:r>
                 <w:rPr>
                   <w:rFonts w:ascii="Arial" w:cs="Arial" w:eastAsia="Arial" w:hAnsi="Arial"/>
@@ -10327,7 +10633,7 @@
               <w:spacing w:after="10" w:before="0"/>
               <w:ind w:left="120"/>
             </w:pPr>
-            <w:hyperlink w:history="1" r:id="rIdehlnt1b1_zynn7i0asun5">
+            <w:hyperlink w:history="1" r:id="rIdqbvnetgjatcolvulreoba">
               <w:r>
                 <w:rPr>
                   <w:rFonts w:ascii="Arial" w:cs="Arial" w:eastAsia="Arial" w:hAnsi="Arial"/>
@@ -10365,320 +10671,14 @@
                 <w:sz w:val="16"/>
                 <w:szCs w:val="16"/>
               </w:rPr>
-              <w:t xml:space="preserve">📖 HTML:</w:t>
+              <w:t xml:space="preserve">📖 EXERCISE:</w:t>
             </w:r>
           </w:p>
           <w:p>
             <w:pPr>
               <w:spacing w:after="20" w:before="0"/>
             </w:pPr>
-            <w:hyperlink w:history="1" r:id="rIdmv31me3mqd5wnda6fdqk3">
-              <w:r>
-                <w:rPr>
-                  <w:rFonts w:ascii="Arial" w:cs="Arial" w:eastAsia="Arial" w:hAnsi="Arial"/>
-                  <w:color w:val="2E75B6"/>
-                  <w:sz w:val="16"/>
-                  <w:szCs w:val="16"/>
-                  <w:u w:val="single" w:color="2E75B6"/>
-                </w:rPr>
-                <w:t xml:space="preserve">Trigonometry Word Problems: Helicopter Angle of Depression Rescue (PLIX)</w:t>
-              </w:r>
-            </w:hyperlink>
-          </w:p>
-          <w:p>
-            <w:pPr>
-              <w:spacing w:after="10" w:before="0"/>
-              <w:ind w:left="120"/>
-            </w:pPr>
-            <w:r>
-              <w:rPr>
-                <w:rFonts w:ascii="Arial" w:cs="Arial" w:eastAsia="Arial" w:hAnsi="Arial"/>
-                <w:color w:val="595959"/>
-                <w:sz w:val="14"/>
-                <w:szCs w:val="14"/>
-              </w:rPr>
-              <w:t xml:space="preserve">Source: CK-12</w:t>
-            </w:r>
-          </w:p>
-          <w:p>
-            <w:pPr>
-              <w:spacing w:after="10" w:before="0"/>
-              <w:ind w:left="120"/>
-            </w:pPr>
-            <w:hyperlink w:history="1" r:id="rIdyz6gnx2ctq4besef1c1vk">
-              <w:r>
-                <w:rPr>
-                  <w:rFonts w:ascii="Arial" w:cs="Arial" w:eastAsia="Arial" w:hAnsi="Arial"/>
-                  <w:color w:val="595959"/>
-                  <w:sz w:val="14"/>
-                  <w:szCs w:val="14"/>
-                  <w:u w:val="single" w:color="595959"/>
-                </w:rPr>
-                <w:t xml:space="preserve">🔍 Search ARES for similar readings</w:t>
-              </w:r>
-            </w:hyperlink>
-          </w:p>
-        </w:tc>
-        <w:tc>
-          <w:tcPr>
-            <w:tcW w:type="dxa" w:w="3040"/>
-            <w:shd w:fill="FFFFFF" w:color="auto" w:val="clear"/>
-            <w:tcMar>
-              <w:top w:type="dxa" w:w="60"/>
-              <w:left w:type="dxa" w:w="120"/>
-              <w:bottom w:type="dxa" w:w="60"/>
-              <w:right w:type="dxa" w:w="120"/>
-            </w:tcMar>
-            <w:vAlign w:val="top"/>
-          </w:tcPr>
-          <w:p>
-            <w:pPr>
-              <w:spacing w:after="40" w:before="0"/>
-              <w:jc w:val="left"/>
-            </w:pPr>
-            <w:r>
-              <w:rPr>
-                <w:rFonts w:ascii="Arial" w:cs="Arial" w:eastAsia="Arial" w:hAnsi="Arial"/>
-                <w:b w:val="false"/>
-                <w:bCs w:val="false"/>
-                <w:i w:val="false"/>
-                <w:iCs w:val="false"/>
-                <w:color w:val="000000"/>
-                <w:sz w:val="18"/>
-                <w:szCs w:val="18"/>
-              </w:rPr>
-              <w:t xml:space="preserve">Each learner writes on a sticky note (or in their book if notes are unavailable) one statement and one remaining question. The statement begins: 'I now understand that…' and the remaining question begins: 'I am still wondering…' Learners post or read out their notes. The teacher organises the responses into two columns on the DQB: WHAT WE NOW KNOW and WHAT WE STILL NEED. The class reviews the driving question — 'How can we use angles and one side of a right-angled triangle to find any unknown height or distance?' — and discusses how today's lesson adds a new tool: the complementary angle relationship means we can always convert between sine and cosine, giving surveyors and engineers flexibility in choosing which angle to work from.</w:t>
-            </w:r>
-          </w:p>
-        </w:tc>
-        <w:tc>
-          <w:tcPr>
-            <w:tcW w:type="dxa" w:w="3040"/>
-            <w:shd w:fill="F2F2F2" w:color="auto" w:val="clear"/>
-            <w:tcMar>
-              <w:top w:type="dxa" w:w="60"/>
-              <w:left w:type="dxa" w:w="120"/>
-              <w:bottom w:type="dxa" w:w="60"/>
-              <w:right w:type="dxa" w:w="120"/>
-            </w:tcMar>
-            <w:vAlign w:val="top"/>
-          </w:tcPr>
-          <w:p>
-            <w:pPr>
-              <w:spacing w:after="40" w:before="0"/>
-              <w:jc w:val="left"/>
-            </w:pPr>
-            <w:r>
-              <w:rPr>
-                <w:rFonts w:ascii="Arial" w:cs="Arial" w:eastAsia="Arial" w:hAnsi="Arial"/>
-                <w:b w:val="false"/>
-                <w:bCs w:val="false"/>
-                <w:i w:val="false"/>
-                <w:iCs w:val="false"/>
-                <w:color w:val="000000"/>
-                <w:sz w:val="18"/>
-                <w:szCs w:val="18"/>
-              </w:rPr>
-              <w:t xml:space="preserve">Say: 'Look at our driving question on the board. In Lesson 1 we had no tool at all. In Lesson 2 we got sine, cosine, and tangent. What has today added?' Allow 20 seconds of silent thinking (WAIT TIME). Cold-call 3 learners. Guide toward: 'We now know that sin 50° = cos 40° — so if a surveyor can measure the angle of elevation OR the angle of depression, they get the same answer.' Add to the DQB: 'sin θ = cos(90° − θ): one triangle, two angles, same ratios swapped.' Ask: 'What questions does this raise? Could there be special angles where sin θ = cos θ exactly?' Accept all questions without answering — write the most mathematically productive ones on the board. (This seeds Lesson 4 on special angles: 45° is exactly where sin = cos.)</w:t>
-            </w:r>
-          </w:p>
-        </w:tc>
-        <w:tc>
-          <w:tcPr>
-            <w:tcW w:type="dxa" w:w="3040"/>
-            <w:shd w:fill="FFFFFF" w:color="auto" w:val="clear"/>
-            <w:tcMar>
-              <w:top w:type="dxa" w:w="60"/>
-              <w:left w:type="dxa" w:w="120"/>
-              <w:bottom w:type="dxa" w:w="60"/>
-              <w:right w:type="dxa" w:w="120"/>
-            </w:tcMar>
-            <w:vAlign w:val="top"/>
-          </w:tcPr>
-          <w:p>
-            <w:pPr>
-              <w:spacing w:after="40" w:before="0"/>
-              <w:jc w:val="left"/>
-            </w:pPr>
-            <w:r>
-              <w:rPr>
-                <w:rFonts w:ascii="Arial" w:cs="Arial" w:eastAsia="Arial" w:hAnsi="Arial"/>
-                <w:b w:val="false"/>
-                <w:bCs w:val="false"/>
-                <w:i w:val="false"/>
-                <w:iCs w:val="false"/>
-                <w:color w:val="000000"/>
-                <w:sz w:val="18"/>
-                <w:szCs w:val="18"/>
-              </w:rPr>
-              <w:t xml:space="preserve">Driving Question Board — Cumulative Knowledge Tracking: the DQB makes the growing understanding visible across the unit. Learners see that each lesson closes a gap and opens new questions, modelling authentic scientific and mathematical inquiry. Connecting today's result to the mast phenomenon (sin 50° = cos 40°) anchors the abstraction.</w:t>
-            </w:r>
-          </w:p>
-        </w:tc>
-        <w:tc>
-          <w:tcPr>
-            <w:tcW w:type="dxa" w:w="3040"/>
-            <w:shd w:fill="F2F2F2" w:color="auto" w:val="clear"/>
-            <w:tcMar>
-              <w:top w:type="dxa" w:w="60"/>
-              <w:left w:type="dxa" w:w="120"/>
-              <w:bottom w:type="dxa" w:w="60"/>
-              <w:right w:type="dxa" w:w="120"/>
-            </w:tcMar>
-            <w:vAlign w:val="top"/>
-          </w:tcPr>
-          <w:p>
-            <w:pPr>
-              <w:spacing w:after="40" w:before="0"/>
-              <w:jc w:val="left"/>
-            </w:pPr>
-            <w:r>
-              <w:rPr>
-                <w:rFonts w:ascii="Arial" w:cs="Arial" w:eastAsia="Arial" w:hAnsi="Arial"/>
-                <w:b w:val="false"/>
-                <w:bCs w:val="false"/>
-                <w:i w:val="false"/>
-                <w:iCs w:val="false"/>
-                <w:color w:val="000000"/>
-                <w:sz w:val="18"/>
-                <w:szCs w:val="18"/>
-              </w:rPr>
-              <w:t xml:space="preserve">Read all sticky notes / written statements. Observable indicators of understanding: learner correctly states the complementary relationship in words or symbols; learner can give a concrete example (e.g., 'sin 65° = cos 25°'). Observable indicator of a remaining gap: learner confuses the relationship direction (writing 'sin θ = sin(90° − θ)') — note these learners for targeted follow-up at the start of Lesson 4.</w:t>
-            </w:r>
-          </w:p>
-        </w:tc>
-      </w:tr>
-      <w:tr>
-        <w:tc>
-          <w:tcPr>
-            <w:tcW w:type="dxa" w:w="1520"/>
-            <w:shd w:fill="D5E8F0" w:color="auto" w:val="clear"/>
-            <w:tcMar>
-              <w:top w:type="dxa" w:w="60"/>
-              <w:left w:type="dxa" w:w="120"/>
-              <w:bottom w:type="dxa" w:w="60"/>
-              <w:right w:type="dxa" w:w="120"/>
-            </w:tcMar>
-            <w:vAlign w:val="top"/>
-          </w:tcPr>
-          <w:p>
-            <w:pPr>
-              <w:spacing w:after="40" w:before="0"/>
-              <w:jc w:val="left"/>
-            </w:pPr>
-            <w:r>
-              <w:rPr>
-                <w:rFonts w:ascii="Arial" w:cs="Arial" w:eastAsia="Arial" w:hAnsi="Arial"/>
-                <w:b/>
-                <w:bCs/>
-                <w:i w:val="false"/>
-                <w:iCs w:val="false"/>
-                <w:color w:val="000000"/>
-                <w:sz w:val="18"/>
-                <w:szCs w:val="18"/>
-              </w:rPr>
-              <w:t xml:space="preserve">Model Building Phase</w:t>
-            </w:r>
-          </w:p>
-          <w:p>
-            <w:pPr>
-              <w:spacing w:after="20" w:before="0"/>
-            </w:pPr>
-            <w:r>
-              <w:rPr>
-                <w:rFonts w:ascii="Arial" w:cs="Arial" w:eastAsia="Arial" w:hAnsi="Arial"/>
-                <w:b/>
-                <w:bCs/>
-                <w:color w:val="1F3864"/>
-                <w:sz w:val="16"/>
-                <w:szCs w:val="16"/>
-              </w:rPr>
-              <w:t xml:space="preserve">📹 VIDEO:</w:t>
-            </w:r>
-          </w:p>
-          <w:p>
-            <w:pPr>
-              <w:spacing w:after="20" w:before="0"/>
-            </w:pPr>
-            <w:hyperlink w:history="1" r:id="rIdd3vgzoactuluzy64g2wd8">
-              <w:r>
-                <w:rPr>
-                  <w:rFonts w:ascii="Arial" w:cs="Arial" w:eastAsia="Arial" w:hAnsi="Arial"/>
-                  <w:color w:val="2E75B6"/>
-                  <w:sz w:val="16"/>
-                  <w:szCs w:val="16"/>
-                  <w:u w:val="single" w:color="2E75B6"/>
-                </w:rPr>
-                <w:t xml:space="preserve">Sine &amp; cosine of complementary angles</w:t>
-              </w:r>
-            </w:hyperlink>
-          </w:p>
-          <w:p>
-            <w:pPr>
-              <w:spacing w:after="10" w:before="0"/>
-              <w:ind w:left="120"/>
-            </w:pPr>
-            <w:r>
-              <w:rPr>
-                <w:rFonts w:ascii="Arial" w:cs="Arial" w:eastAsia="Arial" w:hAnsi="Arial"/>
-                <w:color w:val="595959"/>
-                <w:sz w:val="14"/>
-                <w:szCs w:val="14"/>
-              </w:rPr>
-              <w:t xml:space="preserve">Source: Khan Academy (English - US curriculum)</w:t>
-            </w:r>
-          </w:p>
-          <w:p>
-            <w:pPr>
-              <w:spacing w:after="10" w:before="0"/>
-              <w:ind w:left="120"/>
-            </w:pPr>
-            <w:hyperlink w:history="1" r:id="rId3voe3qdktosmdcpopgg4t">
-              <w:r>
-                <w:rPr>
-                  <w:rFonts w:ascii="Arial" w:cs="Arial" w:eastAsia="Arial" w:hAnsi="Arial"/>
-                  <w:color w:val="595959"/>
-                  <w:sz w:val="14"/>
-                  <w:szCs w:val="14"/>
-                  <w:u w:val="single" w:color="595959"/>
-                </w:rPr>
-                <w:t xml:space="preserve">🔍 Search ARES for similar videos</w:t>
-              </w:r>
-            </w:hyperlink>
-          </w:p>
-          <w:p>
-            <w:pPr>
-              <w:spacing w:after="40" w:before="0"/>
-            </w:pPr>
-            <w:r>
-              <w:rPr>
-                <w:sz w:val="14"/>
-                <w:szCs w:val="14"/>
-              </w:rPr>
-              <w:t xml:space="preserve"/>
-            </w:r>
-          </w:p>
-          <w:p>
-            <w:pPr>
-              <w:spacing w:after="20" w:before="0"/>
-            </w:pPr>
-            <w:r>
-              <w:rPr>
-                <w:rFonts w:ascii="Arial" w:cs="Arial" w:eastAsia="Arial" w:hAnsi="Arial"/>
-                <w:b/>
-                <w:bCs/>
-                <w:color w:val="1F3864"/>
-                <w:sz w:val="16"/>
-                <w:szCs w:val="16"/>
-              </w:rPr>
-              <w:t xml:space="preserve">📖 EXERCISE:</w:t>
-            </w:r>
-          </w:p>
-          <w:p>
-            <w:pPr>
-              <w:spacing w:after="20" w:before="0"/>
-            </w:pPr>
-            <w:hyperlink w:history="1" r:id="rIdecjbcj8q2h6ia95fr6spo">
+            <w:hyperlink w:history="1" r:id="rIde4e750trmu77rrwe53nyg">
               <w:r>
                 <w:rPr>
                   <w:rFonts w:ascii="Arial" w:cs="Arial" w:eastAsia="Arial" w:hAnsi="Arial"/>
@@ -10711,7 +10711,7 @@
               <w:spacing w:after="10" w:before="0"/>
               <w:ind w:left="120"/>
             </w:pPr>
-            <w:hyperlink w:history="1" r:id="rIdi9tqpytpobogcpdq1skmb">
+            <w:hyperlink w:history="1" r:id="rIdlyrewfbjhglxvt62d8arg">
               <w:r>
                 <w:rPr>
                   <w:rFonts w:ascii="Arial" w:cs="Arial" w:eastAsia="Arial" w:hAnsi="Arial"/>
@@ -12198,7 +12198,7 @@
             <w:pPr>
               <w:spacing w:after="20" w:before="0"/>
             </w:pPr>
-            <w:hyperlink w:history="1" r:id="rId3hslcjyoavomubrtgnfum">
+            <w:hyperlink w:history="1" r:id="rIds7jxnjtcssckkety0zwe9">
               <w:r>
                 <w:rPr>
                   <w:rFonts w:ascii="Arial" w:cs="Arial" w:eastAsia="Arial" w:hAnsi="Arial"/>
@@ -12231,7 +12231,7 @@
               <w:spacing w:after="10" w:before="0"/>
               <w:ind w:left="120"/>
             </w:pPr>
-            <w:hyperlink w:history="1" r:id="rIdn3dunuhzbxdymdshuhyy3">
+            <w:hyperlink w:history="1" r:id="rIdcsefl64clnp3v_on-tj5s">
               <w:r>
                 <w:rPr>
                   <w:rFonts w:ascii="Arial" w:cs="Arial" w:eastAsia="Arial" w:hAnsi="Arial"/>
@@ -12276,7 +12276,7 @@
             <w:pPr>
               <w:spacing w:after="20" w:before="0"/>
             </w:pPr>
-            <w:hyperlink w:history="1" r:id="rIdtm9a-b2oz7udde89-slve">
+            <w:hyperlink w:history="1" r:id="rIdun5l45bxfgv4grtotbc8b">
               <w:r>
                 <w:rPr>
                   <w:rFonts w:ascii="Arial" w:cs="Arial" w:eastAsia="Arial" w:hAnsi="Arial"/>
@@ -12309,7 +12309,7 @@
               <w:spacing w:after="10" w:before="0"/>
               <w:ind w:left="120"/>
             </w:pPr>
-            <w:hyperlink w:history="1" r:id="rIduioob6vhila_1euoae2fr">
+            <w:hyperlink w:history="1" r:id="rIdgynxtpmmtb_zrak5vs9gz">
               <w:r>
                 <w:rPr>
                   <w:rFonts w:ascii="Arial" w:cs="Arial" w:eastAsia="Arial" w:hAnsi="Arial"/>
@@ -12504,7 +12504,7 @@
             <w:pPr>
               <w:spacing w:after="20" w:before="0"/>
             </w:pPr>
-            <w:hyperlink w:history="1" r:id="rIdlxyajk_zkctn_z1cta0eu">
+            <w:hyperlink w:history="1" r:id="rIdjq0jx9f7k_xmbic3lncts">
               <w:r>
                 <w:rPr>
                   <w:rFonts w:ascii="Arial" w:cs="Arial" w:eastAsia="Arial" w:hAnsi="Arial"/>
@@ -12537,7 +12537,7 @@
               <w:spacing w:after="10" w:before="0"/>
               <w:ind w:left="120"/>
             </w:pPr>
-            <w:hyperlink w:history="1" r:id="rIdcvg8un19a13vytff--ojc">
+            <w:hyperlink w:history="1" r:id="rIddhgig32pizog2udrpux-o">
               <w:r>
                 <w:rPr>
                   <w:rFonts w:ascii="Arial" w:cs="Arial" w:eastAsia="Arial" w:hAnsi="Arial"/>
@@ -12582,7 +12582,7 @@
             <w:pPr>
               <w:spacing w:after="20" w:before="0"/>
             </w:pPr>
-            <w:hyperlink w:history="1" r:id="rIdrmtsh_b19a9pskbwmd_w6">
+            <w:hyperlink w:history="1" r:id="rIdnvf6onhjtdk9sztvj-zf5">
               <w:r>
                 <w:rPr>
                   <w:rFonts w:ascii="Arial" w:cs="Arial" w:eastAsia="Arial" w:hAnsi="Arial"/>
@@ -12615,7 +12615,7 @@
               <w:spacing w:after="10" w:before="0"/>
               <w:ind w:left="120"/>
             </w:pPr>
-            <w:hyperlink w:history="1" r:id="rId0jpfrlm42zneynx0tdacl">
+            <w:hyperlink w:history="1" r:id="rIdh5yir4swwof5h7stfso4p">
               <w:r>
                 <w:rPr>
                   <w:rFonts w:ascii="Arial" w:cs="Arial" w:eastAsia="Arial" w:hAnsi="Arial"/>
@@ -12810,7 +12810,7 @@
             <w:pPr>
               <w:spacing w:after="20" w:before="0"/>
             </w:pPr>
-            <w:hyperlink w:history="1" r:id="rIdffbykkz0tvgh3gsiumlwt">
+            <w:hyperlink w:history="1" r:id="rIdzuovsav_owqp_ko7frubh">
               <w:r>
                 <w:rPr>
                   <w:rFonts w:ascii="Arial" w:cs="Arial" w:eastAsia="Arial" w:hAnsi="Arial"/>
@@ -12843,7 +12843,7 @@
               <w:spacing w:after="10" w:before="0"/>
               <w:ind w:left="120"/>
             </w:pPr>
-            <w:hyperlink w:history="1" r:id="rId8chge6sk-m6wv-8x7-xja">
+            <w:hyperlink w:history="1" r:id="rId7cjt7xr_e1hhrxy7_7ha3">
               <w:r>
                 <w:rPr>
                   <w:rFonts w:ascii="Arial" w:cs="Arial" w:eastAsia="Arial" w:hAnsi="Arial"/>
@@ -12888,7 +12888,7 @@
             <w:pPr>
               <w:spacing w:after="20" w:before="0"/>
             </w:pPr>
-            <w:hyperlink w:history="1" r:id="rIdke8_c9mp9crhm728v4fzl">
+            <w:hyperlink w:history="1" r:id="rIdsqynv04zv9y9rh_lrqvpu">
               <w:r>
                 <w:rPr>
                   <w:rFonts w:ascii="Arial" w:cs="Arial" w:eastAsia="Arial" w:hAnsi="Arial"/>
@@ -12921,7 +12921,7 @@
               <w:spacing w:after="10" w:before="0"/>
               <w:ind w:left="120"/>
             </w:pPr>
-            <w:hyperlink w:history="1" r:id="rIduviaq6trq3-ag-qlektb8">
+            <w:hyperlink w:history="1" r:id="rIdfhdsn5garmzpc38_-dnfx">
               <w:r>
                 <w:rPr>
                   <w:rFonts w:ascii="Arial" w:cs="Arial" w:eastAsia="Arial" w:hAnsi="Arial"/>
@@ -13116,7 +13116,7 @@
             <w:pPr>
               <w:spacing w:after="20" w:before="0"/>
             </w:pPr>
-            <w:hyperlink w:history="1" r:id="rIdjdmaq3ukmvpvkb693p_1m">
+            <w:hyperlink w:history="1" r:id="rIdt9itky3vnavj7x7uqjpmm">
               <w:r>
                 <w:rPr>
                   <w:rFonts w:ascii="Arial" w:cs="Arial" w:eastAsia="Arial" w:hAnsi="Arial"/>
@@ -13149,7 +13149,7 @@
               <w:spacing w:after="10" w:before="0"/>
               <w:ind w:left="120"/>
             </w:pPr>
-            <w:hyperlink w:history="1" r:id="rIdmzdpkkgzpnmx1ouoptdut">
+            <w:hyperlink w:history="1" r:id="rIdxk1vqytairtrgjlurvf-s">
               <w:r>
                 <w:rPr>
                   <w:rFonts w:ascii="Arial" w:cs="Arial" w:eastAsia="Arial" w:hAnsi="Arial"/>
@@ -13194,7 +13194,313 @@
             <w:pPr>
               <w:spacing w:after="20" w:before="0"/>
             </w:pPr>
-            <w:hyperlink w:history="1" r:id="rIdeh7zn0tsbdacyzg2q9osj">
+            <w:hyperlink w:history="1" r:id="rIdeqebfrr8gzkk_j96coyhf">
+              <w:r>
+                <w:rPr>
+                  <w:rFonts w:ascii="Arial" w:cs="Arial" w:eastAsia="Arial" w:hAnsi="Arial"/>
+                  <w:color w:val="2E75B6"/>
+                  <w:sz w:val="16"/>
+                  <w:szCs w:val="16"/>
+                  <w:u w:val="single" w:color="2E75B6"/>
+                </w:rPr>
+                <w:t xml:space="preserve">Right triangle trigonometry word problems</w:t>
+              </w:r>
+            </w:hyperlink>
+          </w:p>
+          <w:p>
+            <w:pPr>
+              <w:spacing w:after="10" w:before="0"/>
+              <w:ind w:left="120"/>
+            </w:pPr>
+            <w:r>
+              <w:rPr>
+                <w:rFonts w:ascii="Arial" w:cs="Arial" w:eastAsia="Arial" w:hAnsi="Arial"/>
+                <w:color w:val="595959"/>
+                <w:sz w:val="14"/>
+                <w:szCs w:val="14"/>
+              </w:rPr>
+              <w:t xml:space="preserve">Source: Khan Academy (English - US curriculum)</w:t>
+            </w:r>
+          </w:p>
+          <w:p>
+            <w:pPr>
+              <w:spacing w:after="10" w:before="0"/>
+              <w:ind w:left="120"/>
+            </w:pPr>
+            <w:hyperlink w:history="1" r:id="rIdjp9ndbkm2m5c85dkkhefs">
+              <w:r>
+                <w:rPr>
+                  <w:rFonts w:ascii="Arial" w:cs="Arial" w:eastAsia="Arial" w:hAnsi="Arial"/>
+                  <w:color w:val="595959"/>
+                  <w:sz w:val="14"/>
+                  <w:szCs w:val="14"/>
+                  <w:u w:val="single" w:color="595959"/>
+                </w:rPr>
+                <w:t xml:space="preserve">🔍 Search ARES for similar readings</w:t>
+              </w:r>
+            </w:hyperlink>
+          </w:p>
+        </w:tc>
+        <w:tc>
+          <w:tcPr>
+            <w:tcW w:type="dxa" w:w="3040"/>
+            <w:shd w:fill="FFFFFF" w:color="auto" w:val="clear"/>
+            <w:tcMar>
+              <w:top w:type="dxa" w:w="60"/>
+              <w:left w:type="dxa" w:w="120"/>
+              <w:bottom w:type="dxa" w:w="60"/>
+              <w:right w:type="dxa" w:w="120"/>
+            </w:tcMar>
+            <w:vAlign w:val="top"/>
+          </w:tcPr>
+          <w:p>
+            <w:pPr>
+              <w:spacing w:after="40" w:before="0"/>
+              <w:jc w:val="left"/>
+            </w:pPr>
+            <w:r>
+              <w:rPr>
+                <w:rFonts w:ascii="Arial" w:cs="Arial" w:eastAsia="Arial" w:hAnsi="Arial"/>
+                <w:b w:val="false"/>
+                <w:bCs w:val="false"/>
+                <w:i w:val="false"/>
+                <w:iCs w:val="false"/>
+                <w:color w:val="000000"/>
+                <w:sz w:val="18"/>
+                <w:szCs w:val="18"/>
+              </w:rPr>
+              <w:t xml:space="preserve">Each learner receives two sticky notes. On the ORANGE note they write one thing they can now do that they could not do at the start of the lesson (e.g., 'I can find tan θ from sin θ and cos θ without a separate table'). On the BLUE note they write one new question the lesson raised (e.g., 'Does this identity work for 90°? Cos 90° = 0, so would we be dividing by zero?'). Learners post both notes on the class Driving Question Board in the appropriate columns: 'We Now Know' and 'We Still Wonder'. The teacher reads three blue notes aloud and annotates them: questions about 90° and about going backwards (given tan, find sin and cos) are flagged as 'coming in Lesson 5 and Lesson 6.'</w:t>
+            </w:r>
+          </w:p>
+        </w:tc>
+        <w:tc>
+          <w:tcPr>
+            <w:tcW w:type="dxa" w:w="3040"/>
+            <w:shd w:fill="F2F2F2" w:color="auto" w:val="clear"/>
+            <w:tcMar>
+              <w:top w:type="dxa" w:w="60"/>
+              <w:left w:type="dxa" w:w="120"/>
+              <w:bottom w:type="dxa" w:w="60"/>
+              <w:right w:type="dxa" w:w="120"/>
+            </w:tcMar>
+            <w:vAlign w:val="top"/>
+          </w:tcPr>
+          <w:p>
+            <w:pPr>
+              <w:spacing w:after="40" w:before="0"/>
+              <w:jc w:val="left"/>
+            </w:pPr>
+            <w:r>
+              <w:rPr>
+                <w:rFonts w:ascii="Arial" w:cs="Arial" w:eastAsia="Arial" w:hAnsi="Arial"/>
+                <w:b w:val="false"/>
+                <w:bCs w:val="false"/>
+                <w:i w:val="false"/>
+                <w:iCs w:val="false"/>
+                <w:color w:val="000000"/>
+                <w:sz w:val="18"/>
+                <w:szCs w:val="18"/>
+              </w:rPr>
+              <w:t xml:space="preserve">Point to the DQB and say: 'At the start of this unit, we asked how the Nakuru engineer could find the mast height using only one side and one angle. Each lesson, we add a new tool to her toolkit. Today's tool is the identity. Let us record that.' After learners post notes, read 3 blue notes aloud without identifying authors. For the 'cos 90° = 0' question, say: 'Excellent — that is a mathematician's instinct. We call that a undefined ratio, and we will meet it in Lesson 5.' Do NOT resolve it now — let curiosity persist on the board.</w:t>
+            </w:r>
+          </w:p>
+        </w:tc>
+        <w:tc>
+          <w:tcPr>
+            <w:tcW w:type="dxa" w:w="3040"/>
+            <w:shd w:fill="FFFFFF" w:color="auto" w:val="clear"/>
+            <w:tcMar>
+              <w:top w:type="dxa" w:w="60"/>
+              <w:left w:type="dxa" w:w="120"/>
+              <w:bottom w:type="dxa" w:w="60"/>
+              <w:right w:type="dxa" w:w="120"/>
+            </w:tcMar>
+            <w:vAlign w:val="top"/>
+          </w:tcPr>
+          <w:p>
+            <w:pPr>
+              <w:spacing w:after="40" w:before="0"/>
+              <w:jc w:val="left"/>
+            </w:pPr>
+            <w:r>
+              <w:rPr>
+                <w:rFonts w:ascii="Arial" w:cs="Arial" w:eastAsia="Arial" w:hAnsi="Arial"/>
+                <w:b w:val="false"/>
+                <w:bCs w:val="false"/>
+                <w:i w:val="false"/>
+                <w:iCs w:val="false"/>
+                <w:color w:val="000000"/>
+                <w:sz w:val="18"/>
+                <w:szCs w:val="18"/>
+              </w:rPr>
+              <w:t xml:space="preserve">Driving Question Board — Know/Wonder Sort. Making 'what I now know' and 'what I still wonder' public builds metacognitive awareness and maintains the narrative thread of the unit. Flagging blue-note questions for future lessons models how mathematical inquiry is cumulative — exactly as it is in real survey projects across Kenya's infrastructure sector.</w:t>
+            </w:r>
+          </w:p>
+        </w:tc>
+        <w:tc>
+          <w:tcPr>
+            <w:tcW w:type="dxa" w:w="3040"/>
+            <w:shd w:fill="F2F2F2" w:color="auto" w:val="clear"/>
+            <w:tcMar>
+              <w:top w:type="dxa" w:w="60"/>
+              <w:left w:type="dxa" w:w="120"/>
+              <w:bottom w:type="dxa" w:w="60"/>
+              <w:right w:type="dxa" w:w="120"/>
+            </w:tcMar>
+            <w:vAlign w:val="top"/>
+          </w:tcPr>
+          <w:p>
+            <w:pPr>
+              <w:spacing w:after="40" w:before="0"/>
+              <w:jc w:val="left"/>
+            </w:pPr>
+            <w:r>
+              <w:rPr>
+                <w:rFonts w:ascii="Arial" w:cs="Arial" w:eastAsia="Arial" w:hAnsi="Arial"/>
+                <w:b w:val="false"/>
+                <w:bCs w:val="false"/>
+                <w:i w:val="false"/>
+                <w:iCs w:val="false"/>
+                <w:color w:val="000000"/>
+                <w:sz w:val="18"/>
+                <w:szCs w:val="18"/>
+              </w:rPr>
+              <w:t xml:space="preserve">Observable indicator: orange note contains a specific capability statement referencing the identity (not just 'I learned tan'). Blue note contains a genuine mathematical question (not a complaint or unrelated thought). Teacher mentally notes learners who cannot articulate an orange-note capability — those learners need a brief 3-minute recap at the start of Lesson 5.</w:t>
+            </w:r>
+          </w:p>
+        </w:tc>
+      </w:tr>
+      <w:tr>
+        <w:tc>
+          <w:tcPr>
+            <w:tcW w:type="dxa" w:w="1520"/>
+            <w:shd w:fill="D5E8F0" w:color="auto" w:val="clear"/>
+            <w:tcMar>
+              <w:top w:type="dxa" w:w="60"/>
+              <w:left w:type="dxa" w:w="120"/>
+              <w:bottom w:type="dxa" w:w="60"/>
+              <w:right w:type="dxa" w:w="120"/>
+            </w:tcMar>
+            <w:vAlign w:val="top"/>
+          </w:tcPr>
+          <w:p>
+            <w:pPr>
+              <w:spacing w:after="40" w:before="0"/>
+              <w:jc w:val="left"/>
+            </w:pPr>
+            <w:r>
+              <w:rPr>
+                <w:rFonts w:ascii="Arial" w:cs="Arial" w:eastAsia="Arial" w:hAnsi="Arial"/>
+                <w:b/>
+                <w:bCs/>
+                <w:i w:val="false"/>
+                <w:iCs w:val="false"/>
+                <w:color w:val="000000"/>
+                <w:sz w:val="18"/>
+                <w:szCs w:val="18"/>
+              </w:rPr>
+              <w:t xml:space="preserve">Model Building Phase</w:t>
+            </w:r>
+          </w:p>
+          <w:p>
+            <w:pPr>
+              <w:spacing w:after="20" w:before="0"/>
+            </w:pPr>
+            <w:r>
+              <w:rPr>
+                <w:rFonts w:ascii="Arial" w:cs="Arial" w:eastAsia="Arial" w:hAnsi="Arial"/>
+                <w:b/>
+                <w:bCs/>
+                <w:color w:val="1F3864"/>
+                <w:sz w:val="16"/>
+                <w:szCs w:val="16"/>
+              </w:rPr>
+              <w:t xml:space="preserve">📹 VIDEO:</w:t>
+            </w:r>
+          </w:p>
+          <w:p>
+            <w:pPr>
+              <w:spacing w:after="20" w:before="0"/>
+            </w:pPr>
+            <w:hyperlink w:history="1" r:id="rIdr-ncsdcmrd78xod0zhnnv">
+              <w:r>
+                <w:rPr>
+                  <w:rFonts w:ascii="Arial" w:cs="Arial" w:eastAsia="Arial" w:hAnsi="Arial"/>
+                  <w:color w:val="2E75B6"/>
+                  <w:sz w:val="16"/>
+                  <w:szCs w:val="16"/>
+                  <w:u w:val="single" w:color="2E75B6"/>
+                </w:rPr>
+                <w:t xml:space="preserve">Solving for a side in right triangles with trigonometry</w:t>
+              </w:r>
+            </w:hyperlink>
+          </w:p>
+          <w:p>
+            <w:pPr>
+              <w:spacing w:after="10" w:before="0"/>
+              <w:ind w:left="120"/>
+            </w:pPr>
+            <w:r>
+              <w:rPr>
+                <w:rFonts w:ascii="Arial" w:cs="Arial" w:eastAsia="Arial" w:hAnsi="Arial"/>
+                <w:color w:val="595959"/>
+                <w:sz w:val="14"/>
+                <w:szCs w:val="14"/>
+              </w:rPr>
+              <w:t xml:space="preserve">Source: Khan Academy (English - US curriculum)</w:t>
+            </w:r>
+          </w:p>
+          <w:p>
+            <w:pPr>
+              <w:spacing w:after="10" w:before="0"/>
+              <w:ind w:left="120"/>
+            </w:pPr>
+            <w:hyperlink w:history="1" r:id="rIdwn1kiht_jmioijo5hukxn">
+              <w:r>
+                <w:rPr>
+                  <w:rFonts w:ascii="Arial" w:cs="Arial" w:eastAsia="Arial" w:hAnsi="Arial"/>
+                  <w:color w:val="595959"/>
+                  <w:sz w:val="14"/>
+                  <w:szCs w:val="14"/>
+                  <w:u w:val="single" w:color="595959"/>
+                </w:rPr>
+                <w:t xml:space="preserve">🔍 Search ARES for similar videos</w:t>
+              </w:r>
+            </w:hyperlink>
+          </w:p>
+          <w:p>
+            <w:pPr>
+              <w:spacing w:after="40" w:before="0"/>
+            </w:pPr>
+            <w:r>
+              <w:rPr>
+                <w:sz w:val="14"/>
+                <w:szCs w:val="14"/>
+              </w:rPr>
+              <w:t xml:space="preserve"/>
+            </w:r>
+          </w:p>
+          <w:p>
+            <w:pPr>
+              <w:spacing w:after="20" w:before="0"/>
+            </w:pPr>
+            <w:r>
+              <w:rPr>
+                <w:rFonts w:ascii="Arial" w:cs="Arial" w:eastAsia="Arial" w:hAnsi="Arial"/>
+                <w:b/>
+                <w:bCs/>
+                <w:color w:val="1F3864"/>
+                <w:sz w:val="16"/>
+                <w:szCs w:val="16"/>
+              </w:rPr>
+              <w:t xml:space="preserve">📖 EXERCISE:</w:t>
+            </w:r>
+          </w:p>
+          <w:p>
+            <w:pPr>
+              <w:spacing w:after="20" w:before="0"/>
+            </w:pPr>
+            <w:hyperlink w:history="1" r:id="rIdrkn4lvm76miskzlx_bwiy">
               <w:r>
                 <w:rPr>
                   <w:rFonts w:ascii="Arial" w:cs="Arial" w:eastAsia="Arial" w:hAnsi="Arial"/>
@@ -13227,313 +13533,7 @@
               <w:spacing w:after="10" w:before="0"/>
               <w:ind w:left="120"/>
             </w:pPr>
-            <w:hyperlink w:history="1" r:id="rId5e3k6_tzmnuremfphrtvs">
-              <w:r>
-                <w:rPr>
-                  <w:rFonts w:ascii="Arial" w:cs="Arial" w:eastAsia="Arial" w:hAnsi="Arial"/>
-                  <w:color w:val="595959"/>
-                  <w:sz w:val="14"/>
-                  <w:szCs w:val="14"/>
-                  <w:u w:val="single" w:color="595959"/>
-                </w:rPr>
-                <w:t xml:space="preserve">🔍 Search ARES for similar readings</w:t>
-              </w:r>
-            </w:hyperlink>
-          </w:p>
-        </w:tc>
-        <w:tc>
-          <w:tcPr>
-            <w:tcW w:type="dxa" w:w="3040"/>
-            <w:shd w:fill="FFFFFF" w:color="auto" w:val="clear"/>
-            <w:tcMar>
-              <w:top w:type="dxa" w:w="60"/>
-              <w:left w:type="dxa" w:w="120"/>
-              <w:bottom w:type="dxa" w:w="60"/>
-              <w:right w:type="dxa" w:w="120"/>
-            </w:tcMar>
-            <w:vAlign w:val="top"/>
-          </w:tcPr>
-          <w:p>
-            <w:pPr>
-              <w:spacing w:after="40" w:before="0"/>
-              <w:jc w:val="left"/>
-            </w:pPr>
-            <w:r>
-              <w:rPr>
-                <w:rFonts w:ascii="Arial" w:cs="Arial" w:eastAsia="Arial" w:hAnsi="Arial"/>
-                <w:b w:val="false"/>
-                <w:bCs w:val="false"/>
-                <w:i w:val="false"/>
-                <w:iCs w:val="false"/>
-                <w:color w:val="000000"/>
-                <w:sz w:val="18"/>
-                <w:szCs w:val="18"/>
-              </w:rPr>
-              <w:t xml:space="preserve">Each learner receives two sticky notes. On the ORANGE note they write one thing they can now do that they could not do at the start of the lesson (e.g., 'I can find tan θ from sin θ and cos θ without a separate table'). On the BLUE note they write one new question the lesson raised (e.g., 'Does this identity work for 90°? Cos 90° = 0, so would we be dividing by zero?'). Learners post both notes on the class Driving Question Board in the appropriate columns: 'We Now Know' and 'We Still Wonder'. The teacher reads three blue notes aloud and annotates them: questions about 90° and about going backwards (given tan, find sin and cos) are flagged as 'coming in Lesson 5 and Lesson 6.'</w:t>
-            </w:r>
-          </w:p>
-        </w:tc>
-        <w:tc>
-          <w:tcPr>
-            <w:tcW w:type="dxa" w:w="3040"/>
-            <w:shd w:fill="F2F2F2" w:color="auto" w:val="clear"/>
-            <w:tcMar>
-              <w:top w:type="dxa" w:w="60"/>
-              <w:left w:type="dxa" w:w="120"/>
-              <w:bottom w:type="dxa" w:w="60"/>
-              <w:right w:type="dxa" w:w="120"/>
-            </w:tcMar>
-            <w:vAlign w:val="top"/>
-          </w:tcPr>
-          <w:p>
-            <w:pPr>
-              <w:spacing w:after="40" w:before="0"/>
-              <w:jc w:val="left"/>
-            </w:pPr>
-            <w:r>
-              <w:rPr>
-                <w:rFonts w:ascii="Arial" w:cs="Arial" w:eastAsia="Arial" w:hAnsi="Arial"/>
-                <w:b w:val="false"/>
-                <w:bCs w:val="false"/>
-                <w:i w:val="false"/>
-                <w:iCs w:val="false"/>
-                <w:color w:val="000000"/>
-                <w:sz w:val="18"/>
-                <w:szCs w:val="18"/>
-              </w:rPr>
-              <w:t xml:space="preserve">Point to the DQB and say: 'At the start of this unit, we asked how the Nakuru engineer could find the mast height using only one side and one angle. Each lesson, we add a new tool to her toolkit. Today's tool is the identity. Let us record that.' After learners post notes, read 3 blue notes aloud without identifying authors. For the 'cos 90° = 0' question, say: 'Excellent — that is a mathematician's instinct. We call that a undefined ratio, and we will meet it in Lesson 5.' Do NOT resolve it now — let curiosity persist on the board.</w:t>
-            </w:r>
-          </w:p>
-        </w:tc>
-        <w:tc>
-          <w:tcPr>
-            <w:tcW w:type="dxa" w:w="3040"/>
-            <w:shd w:fill="FFFFFF" w:color="auto" w:val="clear"/>
-            <w:tcMar>
-              <w:top w:type="dxa" w:w="60"/>
-              <w:left w:type="dxa" w:w="120"/>
-              <w:bottom w:type="dxa" w:w="60"/>
-              <w:right w:type="dxa" w:w="120"/>
-            </w:tcMar>
-            <w:vAlign w:val="top"/>
-          </w:tcPr>
-          <w:p>
-            <w:pPr>
-              <w:spacing w:after="40" w:before="0"/>
-              <w:jc w:val="left"/>
-            </w:pPr>
-            <w:r>
-              <w:rPr>
-                <w:rFonts w:ascii="Arial" w:cs="Arial" w:eastAsia="Arial" w:hAnsi="Arial"/>
-                <w:b w:val="false"/>
-                <w:bCs w:val="false"/>
-                <w:i w:val="false"/>
-                <w:iCs w:val="false"/>
-                <w:color w:val="000000"/>
-                <w:sz w:val="18"/>
-                <w:szCs w:val="18"/>
-              </w:rPr>
-              <w:t xml:space="preserve">Driving Question Board — Know/Wonder Sort. Making 'what I now know' and 'what I still wonder' public builds metacognitive awareness and maintains the narrative thread of the unit. Flagging blue-note questions for future lessons models how mathematical inquiry is cumulative — exactly as it is in real survey projects across Kenya's infrastructure sector.</w:t>
-            </w:r>
-          </w:p>
-        </w:tc>
-        <w:tc>
-          <w:tcPr>
-            <w:tcW w:type="dxa" w:w="3040"/>
-            <w:shd w:fill="F2F2F2" w:color="auto" w:val="clear"/>
-            <w:tcMar>
-              <w:top w:type="dxa" w:w="60"/>
-              <w:left w:type="dxa" w:w="120"/>
-              <w:bottom w:type="dxa" w:w="60"/>
-              <w:right w:type="dxa" w:w="120"/>
-            </w:tcMar>
-            <w:vAlign w:val="top"/>
-          </w:tcPr>
-          <w:p>
-            <w:pPr>
-              <w:spacing w:after="40" w:before="0"/>
-              <w:jc w:val="left"/>
-            </w:pPr>
-            <w:r>
-              <w:rPr>
-                <w:rFonts w:ascii="Arial" w:cs="Arial" w:eastAsia="Arial" w:hAnsi="Arial"/>
-                <w:b w:val="false"/>
-                <w:bCs w:val="false"/>
-                <w:i w:val="false"/>
-                <w:iCs w:val="false"/>
-                <w:color w:val="000000"/>
-                <w:sz w:val="18"/>
-                <w:szCs w:val="18"/>
-              </w:rPr>
-              <w:t xml:space="preserve">Observable indicator: orange note contains a specific capability statement referencing the identity (not just 'I learned tan'). Blue note contains a genuine mathematical question (not a complaint or unrelated thought). Teacher mentally notes learners who cannot articulate an orange-note capability — those learners need a brief 3-minute recap at the start of Lesson 5.</w:t>
-            </w:r>
-          </w:p>
-        </w:tc>
-      </w:tr>
-      <w:tr>
-        <w:tc>
-          <w:tcPr>
-            <w:tcW w:type="dxa" w:w="1520"/>
-            <w:shd w:fill="D5E8F0" w:color="auto" w:val="clear"/>
-            <w:tcMar>
-              <w:top w:type="dxa" w:w="60"/>
-              <w:left w:type="dxa" w:w="120"/>
-              <w:bottom w:type="dxa" w:w="60"/>
-              <w:right w:type="dxa" w:w="120"/>
-            </w:tcMar>
-            <w:vAlign w:val="top"/>
-          </w:tcPr>
-          <w:p>
-            <w:pPr>
-              <w:spacing w:after="40" w:before="0"/>
-              <w:jc w:val="left"/>
-            </w:pPr>
-            <w:r>
-              <w:rPr>
-                <w:rFonts w:ascii="Arial" w:cs="Arial" w:eastAsia="Arial" w:hAnsi="Arial"/>
-                <w:b/>
-                <w:bCs/>
-                <w:i w:val="false"/>
-                <w:iCs w:val="false"/>
-                <w:color w:val="000000"/>
-                <w:sz w:val="18"/>
-                <w:szCs w:val="18"/>
-              </w:rPr>
-              <w:t xml:space="preserve">Model Building Phase</w:t>
-            </w:r>
-          </w:p>
-          <w:p>
-            <w:pPr>
-              <w:spacing w:after="20" w:before="0"/>
-            </w:pPr>
-            <w:r>
-              <w:rPr>
-                <w:rFonts w:ascii="Arial" w:cs="Arial" w:eastAsia="Arial" w:hAnsi="Arial"/>
-                <w:b/>
-                <w:bCs/>
-                <w:color w:val="1F3864"/>
-                <w:sz w:val="16"/>
-                <w:szCs w:val="16"/>
-              </w:rPr>
-              <w:t xml:space="preserve">📹 VIDEO:</w:t>
-            </w:r>
-          </w:p>
-          <w:p>
-            <w:pPr>
-              <w:spacing w:after="20" w:before="0"/>
-            </w:pPr>
-            <w:hyperlink w:history="1" r:id="rIdqzuiv9bxcg5zg2h0-tfy0">
-              <w:r>
-                <w:rPr>
-                  <w:rFonts w:ascii="Arial" w:cs="Arial" w:eastAsia="Arial" w:hAnsi="Arial"/>
-                  <w:color w:val="2E75B6"/>
-                  <w:sz w:val="16"/>
-                  <w:szCs w:val="16"/>
-                  <w:u w:val="single" w:color="2E75B6"/>
-                </w:rPr>
-                <w:t xml:space="preserve">Using right triangle ratios to approximate angle measure</w:t>
-              </w:r>
-            </w:hyperlink>
-          </w:p>
-          <w:p>
-            <w:pPr>
-              <w:spacing w:after="10" w:before="0"/>
-              <w:ind w:left="120"/>
-            </w:pPr>
-            <w:r>
-              <w:rPr>
-                <w:rFonts w:ascii="Arial" w:cs="Arial" w:eastAsia="Arial" w:hAnsi="Arial"/>
-                <w:color w:val="595959"/>
-                <w:sz w:val="14"/>
-                <w:szCs w:val="14"/>
-              </w:rPr>
-              <w:t xml:space="preserve">Source: Khan Academy (English - US curriculum)</w:t>
-            </w:r>
-          </w:p>
-          <w:p>
-            <w:pPr>
-              <w:spacing w:after="10" w:before="0"/>
-              <w:ind w:left="120"/>
-            </w:pPr>
-            <w:hyperlink w:history="1" r:id="rIdrsgthlkge6zs14lbkvzrb">
-              <w:r>
-                <w:rPr>
-                  <w:rFonts w:ascii="Arial" w:cs="Arial" w:eastAsia="Arial" w:hAnsi="Arial"/>
-                  <w:color w:val="595959"/>
-                  <w:sz w:val="14"/>
-                  <w:szCs w:val="14"/>
-                  <w:u w:val="single" w:color="595959"/>
-                </w:rPr>
-                <w:t xml:space="preserve">🔍 Search ARES for similar videos</w:t>
-              </w:r>
-            </w:hyperlink>
-          </w:p>
-          <w:p>
-            <w:pPr>
-              <w:spacing w:after="40" w:before="0"/>
-            </w:pPr>
-            <w:r>
-              <w:rPr>
-                <w:sz w:val="14"/>
-                <w:szCs w:val="14"/>
-              </w:rPr>
-              <w:t xml:space="preserve"/>
-            </w:r>
-          </w:p>
-          <w:p>
-            <w:pPr>
-              <w:spacing w:after="20" w:before="0"/>
-            </w:pPr>
-            <w:r>
-              <w:rPr>
-                <w:rFonts w:ascii="Arial" w:cs="Arial" w:eastAsia="Arial" w:hAnsi="Arial"/>
-                <w:b/>
-                <w:bCs/>
-                <w:color w:val="1F3864"/>
-                <w:sz w:val="16"/>
-                <w:szCs w:val="16"/>
-              </w:rPr>
-              <w:t xml:space="preserve">📖 EXERCISE:</w:t>
-            </w:r>
-          </w:p>
-          <w:p>
-            <w:pPr>
-              <w:spacing w:after="20" w:before="0"/>
-            </w:pPr>
-            <w:hyperlink w:history="1" r:id="rIdxbeld8bpoyion0hgphlhw">
-              <w:r>
-                <w:rPr>
-                  <w:rFonts w:ascii="Arial" w:cs="Arial" w:eastAsia="Arial" w:hAnsi="Arial"/>
-                  <w:color w:val="2E75B6"/>
-                  <w:sz w:val="16"/>
-                  <w:szCs w:val="16"/>
-                  <w:u w:val="single" w:color="2E75B6"/>
-                </w:rPr>
-                <w:t xml:space="preserve">Trig values of π/6, π/4, and π/3</w:t>
-              </w:r>
-            </w:hyperlink>
-          </w:p>
-          <w:p>
-            <w:pPr>
-              <w:spacing w:after="10" w:before="0"/>
-              <w:ind w:left="120"/>
-            </w:pPr>
-            <w:r>
-              <w:rPr>
-                <w:rFonts w:ascii="Arial" w:cs="Arial" w:eastAsia="Arial" w:hAnsi="Arial"/>
-                <w:color w:val="595959"/>
-                <w:sz w:val="14"/>
-                <w:szCs w:val="14"/>
-              </w:rPr>
-              <w:t xml:space="preserve">Source: Khan Academy (English - US curriculum)</w:t>
-            </w:r>
-          </w:p>
-          <w:p>
-            <w:pPr>
-              <w:spacing w:after="10" w:before="0"/>
-              <w:ind w:left="120"/>
-            </w:pPr>
-            <w:hyperlink w:history="1" r:id="rIdxebnasbwavbxlsfher5j9">
+            <w:hyperlink w:history="1" r:id="rIdp3qwtyvu6wlwtewmfn5nr">
               <w:r>
                 <w:rPr>
                   <w:rFonts w:ascii="Arial" w:cs="Arial" w:eastAsia="Arial" w:hAnsi="Arial"/>
@@ -15020,7 +15020,7 @@
             <w:pPr>
               <w:spacing w:after="20" w:before="0"/>
             </w:pPr>
-            <w:hyperlink w:history="1" r:id="rIdqxau5jmiktw-tmc1xspoj">
+            <w:hyperlink w:history="1" r:id="rId5zfftyfb7knc77kivzlk2">
               <w:r>
                 <w:rPr>
                   <w:rFonts w:ascii="Arial" w:cs="Arial" w:eastAsia="Arial" w:hAnsi="Arial"/>
@@ -15053,7 +15053,7 @@
               <w:spacing w:after="10" w:before="0"/>
               <w:ind w:left="120"/>
             </w:pPr>
-            <w:hyperlink w:history="1" r:id="rIdbhbbk4o_jggyfc_eiq4_3">
+            <w:hyperlink w:history="1" r:id="rId7tmwb8aabosx3yuvqgo7z">
               <w:r>
                 <w:rPr>
                   <w:rFonts w:ascii="Arial" w:cs="Arial" w:eastAsia="Arial" w:hAnsi="Arial"/>
@@ -15098,7 +15098,7 @@
             <w:pPr>
               <w:spacing w:after="20" w:before="0"/>
             </w:pPr>
-            <w:hyperlink w:history="1" r:id="rId5zydbeszh_sozyjyp6zhr">
+            <w:hyperlink w:history="1" r:id="rIdbhs_9w4enyjkialz7pxcs">
               <w:r>
                 <w:rPr>
                   <w:rFonts w:ascii="Arial" w:cs="Arial" w:eastAsia="Arial" w:hAnsi="Arial"/>
@@ -15131,7 +15131,7 @@
               <w:spacing w:after="10" w:before="0"/>
               <w:ind w:left="120"/>
             </w:pPr>
-            <w:hyperlink w:history="1" r:id="rIdlitoc3jzkvsepdbin5qkp">
+            <w:hyperlink w:history="1" r:id="rIdqdiyob53olxuyavnmexdj">
               <w:r>
                 <w:rPr>
                   <w:rFonts w:ascii="Arial" w:cs="Arial" w:eastAsia="Arial" w:hAnsi="Arial"/>
@@ -15326,7 +15326,7 @@
             <w:pPr>
               <w:spacing w:after="20" w:before="0"/>
             </w:pPr>
-            <w:hyperlink w:history="1" r:id="rIdtye2xsb6djar3pafucjvb">
+            <w:hyperlink w:history="1" r:id="rIdbs2myzs9c1li4ge0xroxh">
               <w:r>
                 <w:rPr>
                   <w:rFonts w:ascii="Arial" w:cs="Arial" w:eastAsia="Arial" w:hAnsi="Arial"/>
@@ -15359,7 +15359,7 @@
               <w:spacing w:after="10" w:before="0"/>
               <w:ind w:left="120"/>
             </w:pPr>
-            <w:hyperlink w:history="1" r:id="rIdihluk4znwkgabggcllh3o">
+            <w:hyperlink w:history="1" r:id="rId4m9l-dhpzxnzzy8zth4wd">
               <w:r>
                 <w:rPr>
                   <w:rFonts w:ascii="Arial" w:cs="Arial" w:eastAsia="Arial" w:hAnsi="Arial"/>
@@ -15404,7 +15404,7 @@
             <w:pPr>
               <w:spacing w:after="20" w:before="0"/>
             </w:pPr>
-            <w:hyperlink w:history="1" r:id="rIddumjdqs7phmlkgqvapb6o">
+            <w:hyperlink w:history="1" r:id="rIdzthjluufbx3kmrdubw_pm">
               <w:r>
                 <w:rPr>
                   <w:rFonts w:ascii="Arial" w:cs="Arial" w:eastAsia="Arial" w:hAnsi="Arial"/>
@@ -15437,7 +15437,7 @@
               <w:spacing w:after="10" w:before="0"/>
               <w:ind w:left="120"/>
             </w:pPr>
-            <w:hyperlink w:history="1" r:id="rId-bwrqanb4nxg3sz_a2c8k">
+            <w:hyperlink w:history="1" r:id="rIdgi9miulwa1ryanqtj8i_b">
               <w:r>
                 <w:rPr>
                   <w:rFonts w:ascii="Arial" w:cs="Arial" w:eastAsia="Arial" w:hAnsi="Arial"/>
@@ -15632,7 +15632,7 @@
             <w:pPr>
               <w:spacing w:after="20" w:before="0"/>
             </w:pPr>
-            <w:hyperlink w:history="1" r:id="rIdmdpkucdrxy_3osnkocop2">
+            <w:hyperlink w:history="1" r:id="rIdyqd2awrpf7w975txqj0ut">
               <w:r>
                 <w:rPr>
                   <w:rFonts w:ascii="Arial" w:cs="Arial" w:eastAsia="Arial" w:hAnsi="Arial"/>
@@ -15665,7 +15665,7 @@
               <w:spacing w:after="10" w:before="0"/>
               <w:ind w:left="120"/>
             </w:pPr>
-            <w:hyperlink w:history="1" r:id="rIdnkquljtfglsj3ejwxc9oq">
+            <w:hyperlink w:history="1" r:id="rIdtkxc8ozh8eyvae0uctxkx">
               <w:r>
                 <w:rPr>
                   <w:rFonts w:ascii="Arial" w:cs="Arial" w:eastAsia="Arial" w:hAnsi="Arial"/>
@@ -15703,6 +15703,312 @@
                 <w:sz w:val="16"/>
                 <w:szCs w:val="16"/>
               </w:rPr>
+              <w:t xml:space="preserve">📖 HTML:</w:t>
+            </w:r>
+          </w:p>
+          <w:p>
+            <w:pPr>
+              <w:spacing w:after="20" w:before="0"/>
+            </w:pPr>
+            <w:hyperlink w:history="1" r:id="rIdk4dk1dnjlt-jabxp3outg">
+              <w:r>
+                <w:rPr>
+                  <w:rFonts w:ascii="Arial" w:cs="Arial" w:eastAsia="Arial" w:hAnsi="Arial"/>
+                  <w:color w:val="2E75B6"/>
+                  <w:sz w:val="16"/>
+                  <w:szCs w:val="16"/>
+                  <w:u w:val="single" w:color="2E75B6"/>
+                </w:rPr>
+                <w:t xml:space="preserve">Trigonometry Word Problems: Helicopter Angle of Depression Rescue (PLIX)</w:t>
+              </w:r>
+            </w:hyperlink>
+          </w:p>
+          <w:p>
+            <w:pPr>
+              <w:spacing w:after="10" w:before="0"/>
+              <w:ind w:left="120"/>
+            </w:pPr>
+            <w:r>
+              <w:rPr>
+                <w:rFonts w:ascii="Arial" w:cs="Arial" w:eastAsia="Arial" w:hAnsi="Arial"/>
+                <w:color w:val="595959"/>
+                <w:sz w:val="14"/>
+                <w:szCs w:val="14"/>
+              </w:rPr>
+              <w:t xml:space="preserve">Source: CK-12</w:t>
+            </w:r>
+          </w:p>
+          <w:p>
+            <w:pPr>
+              <w:spacing w:after="10" w:before="0"/>
+              <w:ind w:left="120"/>
+            </w:pPr>
+            <w:hyperlink w:history="1" r:id="rId-7fttp8e4brxzqgdrr1js">
+              <w:r>
+                <w:rPr>
+                  <w:rFonts w:ascii="Arial" w:cs="Arial" w:eastAsia="Arial" w:hAnsi="Arial"/>
+                  <w:color w:val="595959"/>
+                  <w:sz w:val="14"/>
+                  <w:szCs w:val="14"/>
+                  <w:u w:val="single" w:color="595959"/>
+                </w:rPr>
+                <w:t xml:space="preserve">🔍 Search ARES for similar readings</w:t>
+              </w:r>
+            </w:hyperlink>
+          </w:p>
+        </w:tc>
+        <w:tc>
+          <w:tcPr>
+            <w:tcW w:type="dxa" w:w="3040"/>
+            <w:shd w:fill="FFFFFF" w:color="auto" w:val="clear"/>
+            <w:tcMar>
+              <w:top w:type="dxa" w:w="60"/>
+              <w:left w:type="dxa" w:w="120"/>
+              <w:bottom w:type="dxa" w:w="60"/>
+              <w:right w:type="dxa" w:w="120"/>
+            </w:tcMar>
+            <w:vAlign w:val="top"/>
+          </w:tcPr>
+          <w:p>
+            <w:pPr>
+              <w:spacing w:after="40" w:before="0"/>
+              <w:jc w:val="left"/>
+            </w:pPr>
+            <w:r>
+              <w:rPr>
+                <w:rFonts w:ascii="Arial" w:cs="Arial" w:eastAsia="Arial" w:hAnsi="Arial"/>
+                <w:b w:val="false"/>
+                <w:bCs w:val="false"/>
+                <w:i w:val="false"/>
+                <w:iCs w:val="false"/>
+                <w:color w:val="000000"/>
+                <w:sz w:val="18"/>
+                <w:szCs w:val="18"/>
+              </w:rPr>
+              <w:t xml:space="preserve">PART A — Exact derivation (12 minutes): Each learner individually applies the definitions sin θ = opposite/hypotenuse, cos θ = adjacent/hypotenuse, tan θ = opposite/adjacent to their two constructed triangles. For the 45° triangle (legs = 1 unit, hypotenuse = √2): learners write sin 45° = 1/√2, cos 45° = 1/√2, tan 45° = 1. For the 30-60-90 triangle (short leg = 1, long leg = √3, hypotenuse = 2): learners write all six values. For 0° and 90°, learners look back at the trig-table columns from Lesson 3 and complete: 'As the angle approaches 0°, the opposite side approaches ___, so sin 0° = ___. As the angle approaches 90°, the opposite side approaches the hypotenuse, so sin 90° = ___.' Learners record all values in a 6-column table: Angle | sin | cos | tan. PART B — Mast application (6 minutes): Teacher poses the adapted mast problem on the board: 'Suppose the surveyor in Nakuru measures the angle of elevation to the top of the Kenya Power mast as exactly 60°, from a point 40 m away. Using only your special-angles card, calculate the height of the mast.' Learners work individually then compare with a partner. Expected: height = 40 × tan 60° = 40√3 ≈ 69.3 m. PART C — Group debrief (4 minutes): Groups compare their individual tables and reconcile any discrepancies before moving to the DQB phase.</w:t>
+            </w:r>
+          </w:p>
+        </w:tc>
+        <w:tc>
+          <w:tcPr>
+            <w:tcW w:type="dxa" w:w="3040"/>
+            <w:shd w:fill="F2F2F2" w:color="auto" w:val="clear"/>
+            <w:tcMar>
+              <w:top w:type="dxa" w:w="60"/>
+              <w:left w:type="dxa" w:w="120"/>
+              <w:bottom w:type="dxa" w:w="60"/>
+              <w:right w:type="dxa" w:w="120"/>
+            </w:tcMar>
+            <w:vAlign w:val="top"/>
+          </w:tcPr>
+          <w:p>
+            <w:pPr>
+              <w:spacing w:after="40" w:before="0"/>
+              <w:jc w:val="left"/>
+            </w:pPr>
+            <w:r>
+              <w:rPr>
+                <w:rFonts w:ascii="Arial" w:cs="Arial" w:eastAsia="Arial" w:hAnsi="Arial"/>
+                <w:b w:val="false"/>
+                <w:bCs w:val="false"/>
+                <w:i w:val="false"/>
+                <w:iCs w:val="false"/>
+                <w:color w:val="000000"/>
+                <w:sz w:val="18"/>
+                <w:szCs w:val="18"/>
+              </w:rPr>
+              <w:t xml:space="preserve">Teacher opens Part A by writing on the board: 'Our rule from Lesson 1: sin θ = O/H, cos θ = A/H, tan θ = O/A. Your triangles are already drawn. Now just read off the ratios.' Teacher sets a 12-minute individual silent work timer. During this time teacher circulates and targets two common errors: (i) learners writing sin 45° = 6/8.49 instead of 1/√2 — teacher prompts: 'You used 6 cm for the leg. What unit-length ratio does that give? Simplify.' WAIT TIME: 12 seconds. (ii) learners confusing which leg is opposite 30° vs 60° — teacher prompts: 'Point to the angle that is 30°. Now point to the side directly across from it — that is your opposite.' WAIT TIME: 12 seconds. At the start of Part B, teacher re-displays the Nakuru photograph and says verbatim: 'The same mast. The same problem we started on Day 1. But now we have an exact tool. Use it.' Teacher cold-calls 2 learners to write their working on the board for the 60° mast problem. Teacher validates the surd answer (40√3 m) and also invites the decimal approximation (≈ 69.3 m) to confirm it is reasonable for a tall transmission tower. Teacher closes Part C by asking the whole class: 'Earlier in Lesson 1, we said tan 50° ≈ 1.19 from the tables, giving height ≈ 47.6 m. Today we got 40√3 ≈ 69.3 m for 60°. Why are the two answers different, and which angle is more realistic for looking up at a tall mast?' Cold-call 1 learner. WAIT TIME: 15 seconds.</w:t>
+            </w:r>
+          </w:p>
+        </w:tc>
+        <w:tc>
+          <w:tcPr>
+            <w:tcW w:type="dxa" w:w="3040"/>
+            <w:shd w:fill="FFFFFF" w:color="auto" w:val="clear"/>
+            <w:tcMar>
+              <w:top w:type="dxa" w:w="60"/>
+              <w:left w:type="dxa" w:w="120"/>
+              <w:bottom w:type="dxa" w:w="60"/>
+              <w:right w:type="dxa" w:w="120"/>
+            </w:tcMar>
+            <w:vAlign w:val="top"/>
+          </w:tcPr>
+          <w:p>
+            <w:pPr>
+              <w:spacing w:after="40" w:before="0"/>
+              <w:jc w:val="left"/>
+            </w:pPr>
+            <w:r>
+              <w:rPr>
+                <w:rFonts w:ascii="Arial" w:cs="Arial" w:eastAsia="Arial" w:hAnsi="Arial"/>
+                <w:b w:val="false"/>
+                <w:bCs w:val="false"/>
+                <w:i w:val="false"/>
+                <w:iCs w:val="false"/>
+                <w:color w:val="000000"/>
+                <w:sz w:val="18"/>
+                <w:szCs w:val="18"/>
+              </w:rPr>
+              <w:t xml:space="preserve">Strategy: WORKED-EXAMPLE FADE. Learners first derive values independently (high cognitive demand), then immediately apply them to the phenomenon-anchoring mast problem (transfer). The explicit comparison of the 50° decimal answer (Lesson 1) with the 60° surd answer (today) creates a cross-lesson sensemaking thread: learners see that special angles give elegant exact answers, while non-special angles need tables or calculators. This contrast reinforces WHY both tools (exact values and tables) are needed.</w:t>
+            </w:r>
+          </w:p>
+        </w:tc>
+        <w:tc>
+          <w:tcPr>
+            <w:tcW w:type="dxa" w:w="3040"/>
+            <w:shd w:fill="F2F2F2" w:color="auto" w:val="clear"/>
+            <w:tcMar>
+              <w:top w:type="dxa" w:w="60"/>
+              <w:left w:type="dxa" w:w="120"/>
+              <w:bottom w:type="dxa" w:w="60"/>
+              <w:right w:type="dxa" w:w="120"/>
+            </w:tcMar>
+            <w:vAlign w:val="top"/>
+          </w:tcPr>
+          <w:p>
+            <w:pPr>
+              <w:spacing w:after="40" w:before="0"/>
+              <w:jc w:val="left"/>
+            </w:pPr>
+            <w:r>
+              <w:rPr>
+                <w:rFonts w:ascii="Arial" w:cs="Arial" w:eastAsia="Arial" w:hAnsi="Arial"/>
+                <w:b w:val="false"/>
+                <w:bCs w:val="false"/>
+                <w:i w:val="false"/>
+                <w:iCs w:val="false"/>
+                <w:color w:val="000000"/>
+                <w:sz w:val="18"/>
+                <w:szCs w:val="18"/>
+              </w:rPr>
+              <w:t xml:space="preserve">Observable indicators: (a) learner's 6-column table has all correct exact values (no decimal approximations in the sin/cos/tan columns for special angles); (b) learner correctly writes tan 90° as 'undefined' with a brief reason ('the adjacent side has length 0, and division by zero is undefined'); (c) mast working shows height = 40 × tan 60° = 40√3 and a correct decimal equivalent. Red flag for misconception: learner writes tan 45° = √2 — teacher re-asks 'What is O/A for the isosceles triangle where both legs equal 1?'</w:t>
+            </w:r>
+          </w:p>
+        </w:tc>
+      </w:tr>
+      <w:tr>
+        <w:tc>
+          <w:tcPr>
+            <w:tcW w:type="dxa" w:w="1520"/>
+            <w:shd w:fill="FCE4D6" w:color="auto" w:val="clear"/>
+            <w:tcMar>
+              <w:top w:type="dxa" w:w="60"/>
+              <w:left w:type="dxa" w:w="120"/>
+              <w:bottom w:type="dxa" w:w="60"/>
+              <w:right w:type="dxa" w:w="120"/>
+            </w:tcMar>
+            <w:vAlign w:val="top"/>
+          </w:tcPr>
+          <w:p>
+            <w:pPr>
+              <w:spacing w:after="40" w:before="0"/>
+              <w:jc w:val="left"/>
+            </w:pPr>
+            <w:r>
+              <w:rPr>
+                <w:rFonts w:ascii="Arial" w:cs="Arial" w:eastAsia="Arial" w:hAnsi="Arial"/>
+                <w:b/>
+                <w:bCs/>
+                <w:i w:val="false"/>
+                <w:iCs w:val="false"/>
+                <w:color w:val="000000"/>
+                <w:sz w:val="18"/>
+                <w:szCs w:val="18"/>
+              </w:rPr>
+              <w:t xml:space="preserve">Driving Question Board (DQB) Creation</w:t>
+            </w:r>
+          </w:p>
+          <w:p>
+            <w:pPr>
+              <w:spacing w:after="20" w:before="0"/>
+            </w:pPr>
+            <w:r>
+              <w:rPr>
+                <w:rFonts w:ascii="Arial" w:cs="Arial" w:eastAsia="Arial" w:hAnsi="Arial"/>
+                <w:b/>
+                <w:bCs/>
+                <w:color w:val="1F3864"/>
+                <w:sz w:val="16"/>
+                <w:szCs w:val="16"/>
+              </w:rPr>
+              <w:t xml:space="preserve">📹 VIDEO:</w:t>
+            </w:r>
+          </w:p>
+          <w:p>
+            <w:pPr>
+              <w:spacing w:after="20" w:before="0"/>
+            </w:pPr>
+            <w:hyperlink w:history="1" r:id="rIdww0hu-k8wrsz3nhakuqnq">
+              <w:r>
+                <w:rPr>
+                  <w:rFonts w:ascii="Arial" w:cs="Arial" w:eastAsia="Arial" w:hAnsi="Arial"/>
+                  <w:color w:val="2E75B6"/>
+                  <w:sz w:val="16"/>
+                  <w:szCs w:val="16"/>
+                  <w:u w:val="single" w:color="2E75B6"/>
+                </w:rPr>
+                <w:t xml:space="preserve">Solving for a side in right triangles with trigonometry</w:t>
+              </w:r>
+            </w:hyperlink>
+          </w:p>
+          <w:p>
+            <w:pPr>
+              <w:spacing w:after="10" w:before="0"/>
+              <w:ind w:left="120"/>
+            </w:pPr>
+            <w:r>
+              <w:rPr>
+                <w:rFonts w:ascii="Arial" w:cs="Arial" w:eastAsia="Arial" w:hAnsi="Arial"/>
+                <w:color w:val="595959"/>
+                <w:sz w:val="14"/>
+                <w:szCs w:val="14"/>
+              </w:rPr>
+              <w:t xml:space="preserve">Source: Khan Academy (English - US curriculum)</w:t>
+            </w:r>
+          </w:p>
+          <w:p>
+            <w:pPr>
+              <w:spacing w:after="10" w:before="0"/>
+              <w:ind w:left="120"/>
+            </w:pPr>
+            <w:hyperlink w:history="1" r:id="rIdwywlfuznlwk7ullkulqxx">
+              <w:r>
+                <w:rPr>
+                  <w:rFonts w:ascii="Arial" w:cs="Arial" w:eastAsia="Arial" w:hAnsi="Arial"/>
+                  <w:color w:val="595959"/>
+                  <w:sz w:val="14"/>
+                  <w:szCs w:val="14"/>
+                  <w:u w:val="single" w:color="595959"/>
+                </w:rPr>
+                <w:t xml:space="preserve">🔍 Search ARES for similar videos</w:t>
+              </w:r>
+            </w:hyperlink>
+          </w:p>
+          <w:p>
+            <w:pPr>
+              <w:spacing w:after="40" w:before="0"/>
+            </w:pPr>
+            <w:r>
+              <w:rPr>
+                <w:sz w:val="14"/>
+                <w:szCs w:val="14"/>
+              </w:rPr>
+              <w:t xml:space="preserve"/>
+            </w:r>
+          </w:p>
+          <w:p>
+            <w:pPr>
+              <w:spacing w:after="20" w:before="0"/>
+            </w:pPr>
+            <w:r>
+              <w:rPr>
+                <w:rFonts w:ascii="Arial" w:cs="Arial" w:eastAsia="Arial" w:hAnsi="Arial"/>
+                <w:b/>
+                <w:bCs/>
+                <w:color w:val="1F3864"/>
+                <w:sz w:val="16"/>
+                <w:szCs w:val="16"/>
+              </w:rPr>
               <w:t xml:space="preserve">📖 EXERCISE:</w:t>
             </w:r>
           </w:p>
@@ -15710,7 +16016,7 @@
             <w:pPr>
               <w:spacing w:after="20" w:before="0"/>
             </w:pPr>
-            <w:hyperlink w:history="1" r:id="rIdllh2j35ekgp1mfq35lbhr">
+            <w:hyperlink w:history="1" r:id="rIdjgpck98ic60le5uzgy4hy">
               <w:r>
                 <w:rPr>
                   <w:rFonts w:ascii="Arial" w:cs="Arial" w:eastAsia="Arial" w:hAnsi="Arial"/>
@@ -15743,7 +16049,7 @@
               <w:spacing w:after="10" w:before="0"/>
               <w:ind w:left="120"/>
             </w:pPr>
-            <w:hyperlink w:history="1" r:id="rIdjgcky2vqg3mdbm_5_ggbh">
+            <w:hyperlink w:history="1" r:id="rIdkheli6joykcyi3xfqa4ci">
               <w:r>
                 <w:rPr>
                   <w:rFonts w:ascii="Arial" w:cs="Arial" w:eastAsia="Arial" w:hAnsi="Arial"/>
@@ -15785,7 +16091,7 @@
                 <w:sz w:val="18"/>
                 <w:szCs w:val="18"/>
               </w:rPr>
-              <w:t xml:space="preserve">PART A — Exact derivation (12 minutes): Each learner individually applies the definitions sin θ = opposite/hypotenuse, cos θ = adjacent/hypotenuse, tan θ = opposite/adjacent to their two constructed triangles. For the 45° triangle (legs = 1 unit, hypotenuse = √2): learners write sin 45° = 1/√2, cos 45° = 1/√2, tan 45° = 1. For the 30-60-90 triangle (short leg = 1, long leg = √3, hypotenuse = 2): learners write all six values. For 0° and 90°, learners look back at the trig-table columns from Lesson 3 and complete: 'As the angle approaches 0°, the opposite side approaches ___, so sin 0° = ___. As the angle approaches 90°, the opposite side approaches the hypotenuse, so sin 90° = ___.' Learners record all values in a 6-column table: Angle | sin | cos | tan. PART B — Mast application (6 minutes): Teacher poses the adapted mast problem on the board: 'Suppose the surveyor in Nakuru measures the angle of elevation to the top of the Kenya Power mast as exactly 60°, from a point 40 m away. Using only your special-angles card, calculate the height of the mast.' Learners work individually then compare with a partner. Expected: height = 40 × tan 60° = 40√3 ≈ 69.3 m. PART C — Group debrief (4 minutes): Groups compare their individual tables and reconcile any discrepancies before moving to the DQB phase.</w:t>
+              <w:t xml:space="preserve">Each group receives two sticky notes in different colours (e.g., yellow = 'what we now know for certain'; blue = 'new question we still have'). On the yellow note, the group recorder writes one specific thing the group can NOW answer on the class Driving Question Board — e.g., 'We can find the exact height of the Nakuru mast if the angle is 30°, 45°, or 60° without a calculator.' On the blue note, the group writes one NEW question raised by today's lesson — e.g., 'What if the angle is 50° — can we get an exact answer, or must we use tables?', or 'Does a mast with a 45° brace wire always mean the wire length equals the height?', or 'Why is tan 90° undefined — does that mean a 90° angle of elevation is impossible?' Groups post both sticky notes on the class DQB (a large sheet of paper or section of the board maintained throughout the unit). Groups read two other groups' blue notes aloud.</w:t>
             </w:r>
           </w:p>
         </w:tc>
@@ -15817,7 +16123,7 @@
                 <w:sz w:val="18"/>
                 <w:szCs w:val="18"/>
               </w:rPr>
-              <w:t xml:space="preserve">Teacher opens Part A by writing on the board: 'Our rule from Lesson 1: sin θ = O/H, cos θ = A/H, tan θ = O/A. Your triangles are already drawn. Now just read off the ratios.' Teacher sets a 12-minute individual silent work timer. During this time teacher circulates and targets two common errors: (i) learners writing sin 45° = 6/8.49 instead of 1/√2 — teacher prompts: 'You used 6 cm for the leg. What unit-length ratio does that give? Simplify.' WAIT TIME: 12 seconds. (ii) learners confusing which leg is opposite 30° vs 60° — teacher prompts: 'Point to the angle that is 30°. Now point to the side directly across from it — that is your opposite.' WAIT TIME: 12 seconds. At the start of Part B, teacher re-displays the Nakuru photograph and says verbatim: 'The same mast. The same problem we started on Day 1. But now we have an exact tool. Use it.' Teacher cold-calls 2 learners to write their working on the board for the 60° mast problem. Teacher validates the surd answer (40√3 m) and also invites the decimal approximation (≈ 69.3 m) to confirm it is reasonable for a tall transmission tower. Teacher closes Part C by asking the whole class: 'Earlier in Lesson 1, we said tan 50° ≈ 1.19 from the tables, giving height ≈ 47.6 m. Today we got 40√3 ≈ 69.3 m for 60°. Why are the two answers different, and which angle is more realistic for looking up at a tall mast?' Cold-call 1 learner. WAIT TIME: 15 seconds.</w:t>
+              <w:t xml:space="preserve">Teacher directs attention to the DQB and says: 'Look at the question we posted on Day 1: Can we find the mast height with only one side and one angle? What can we write under CONFIRMED today?' Teacher gives groups 3 minutes to write their two sticky notes. Teacher then invites one spokesperson per group (rotating role) to read their yellow note aloud and place it on the board. Teacher orchestrates a 2-minute gallery read of the blue (new question) notes and says: 'Notice something — your new questions are already pointing us toward Lessons 6, 7, and 8: angles of elevation and depression in the field, and what happens with non-special angles.' Teacher does NOT answer the new questions — they are recorded for future lessons. Teacher updates the board heading: 'SPECIAL ANGLES — CONFIRMED ✓' next to the relevant section.</w:t>
             </w:r>
           </w:p>
         </w:tc>
@@ -15849,7 +16155,7 @@
                 <w:sz w:val="18"/>
                 <w:szCs w:val="18"/>
               </w:rPr>
-              <w:t xml:space="preserve">Strategy: WORKED-EXAMPLE FADE. Learners first derive values independently (high cognitive demand), then immediately apply them to the phenomenon-anchoring mast problem (transfer). The explicit comparison of the 50° decimal answer (Lesson 1) with the 60° surd answer (today) creates a cross-lesson sensemaking thread: learners see that special angles give elegant exact answers, while non-special angles need tables or calculators. This contrast reinforces WHY both tools (exact values and tables) are needed.</w:t>
+              <w:t xml:space="preserve">Strategy: PUBLIC KNOWLEDGE TRACKING. The DQB makes the class's growing understanding visible and cumulative. By requiring groups to distinguish 'confirmed knowledge' from 'new questions', learners practice the scientific practice of distinguishing evidence-based claims from open inquiries (NGSS SEP 6: Constructing Explanations). The act of reading other groups' blue notes broadens individual sensemaking and builds a collaborative inquiry culture.</w:t>
             </w:r>
           </w:p>
         </w:tc>
@@ -15881,7 +16187,7 @@
                 <w:sz w:val="18"/>
                 <w:szCs w:val="18"/>
               </w:rPr>
-              <w:t xml:space="preserve">Observable indicators: (a) learner's 6-column table has all correct exact values (no decimal approximations in the sin/cos/tan columns for special angles); (b) learner correctly writes tan 90° as 'undefined' with a brief reason ('the adjacent side has length 0, and division by zero is undefined'); (c) mast working shows height = 40 × tan 60° = 40√3 and a correct decimal equivalent. Red flag for misconception: learner writes tan 45° = √2 — teacher re-asks 'What is O/A for the isosceles triangle where both legs equal 1?'</w:t>
+              <w:t xml:space="preserve">Teacher checks that yellow notes contain a specific mathematical claim (not vague — 'we learned trig' is redirected to 'we can now state exact values for 5 special angles'). Blue notes should be genuine questions, not statements. If a group cannot produce a yellow note, teacher prompts: 'Tell me one problem you could NOT solve at the start of today that you CAN solve now.' Observable indicator of success: at least 4 out of 6 groups post a yellow note with a correct specific claim referencing the mast problem or a construction/surveying context.</w:t>
             </w:r>
           </w:p>
         </w:tc>
@@ -15890,32 +16196,32 @@
         <w:tc>
           <w:tcPr>
             <w:tcW w:type="dxa" w:w="1520"/>
-            <w:shd w:fill="FCE4D6" w:color="auto" w:val="clear"/>
-            <w:tcMar>
-              <w:top w:type="dxa" w:w="60"/>
-              <w:left w:type="dxa" w:w="120"/>
-              <w:bottom w:type="dxa" w:w="60"/>
-              <w:right w:type="dxa" w:w="120"/>
-            </w:tcMar>
-            <w:vAlign w:val="top"/>
-          </w:tcPr>
-          <w:p>
-            <w:pPr>
-              <w:spacing w:after="40" w:before="0"/>
-              <w:jc w:val="left"/>
-            </w:pPr>
-            <w:r>
-              <w:rPr>
-                <w:rFonts w:ascii="Arial" w:cs="Arial" w:eastAsia="Arial" w:hAnsi="Arial"/>
-                <w:b/>
-                <w:bCs/>
-                <w:i w:val="false"/>
-                <w:iCs w:val="false"/>
-                <w:color w:val="000000"/>
-                <w:sz w:val="18"/>
-                <w:szCs w:val="18"/>
-              </w:rPr>
-              <w:t xml:space="preserve">Driving Question Board (DQB) Creation</w:t>
+            <w:shd w:fill="D5E8F0" w:color="auto" w:val="clear"/>
+            <w:tcMar>
+              <w:top w:type="dxa" w:w="60"/>
+              <w:left w:type="dxa" w:w="120"/>
+              <w:bottom w:type="dxa" w:w="60"/>
+              <w:right w:type="dxa" w:w="120"/>
+            </w:tcMar>
+            <w:vAlign w:val="top"/>
+          </w:tcPr>
+          <w:p>
+            <w:pPr>
+              <w:spacing w:after="40" w:before="0"/>
+              <w:jc w:val="left"/>
+            </w:pPr>
+            <w:r>
+              <w:rPr>
+                <w:rFonts w:ascii="Arial" w:cs="Arial" w:eastAsia="Arial" w:hAnsi="Arial"/>
+                <w:b/>
+                <w:bCs/>
+                <w:i w:val="false"/>
+                <w:iCs w:val="false"/>
+                <w:color w:val="000000"/>
+                <w:sz w:val="18"/>
+                <w:szCs w:val="18"/>
+              </w:rPr>
+              <w:t xml:space="preserve">Model Building Phase</w:t>
             </w:r>
           </w:p>
           <w:p>
@@ -15938,7 +16244,7 @@
             <w:pPr>
               <w:spacing w:after="20" w:before="0"/>
             </w:pPr>
-            <w:hyperlink w:history="1" r:id="rIdqun2drn_nyvpgrgligmup">
+            <w:hyperlink w:history="1" r:id="rIdiu7h-e4tkmcodlip7duvo">
               <w:r>
                 <w:rPr>
                   <w:rFonts w:ascii="Arial" w:cs="Arial" w:eastAsia="Arial" w:hAnsi="Arial"/>
@@ -15971,7 +16277,7 @@
               <w:spacing w:after="10" w:before="0"/>
               <w:ind w:left="120"/>
             </w:pPr>
-            <w:hyperlink w:history="1" r:id="rId_wzkc1qyfjlbhopnivzck">
+            <w:hyperlink w:history="1" r:id="rIdde_ljzwofqjwvyzx0lkqu">
               <w:r>
                 <w:rPr>
                   <w:rFonts w:ascii="Arial" w:cs="Arial" w:eastAsia="Arial" w:hAnsi="Arial"/>
@@ -16016,7 +16322,7 @@
             <w:pPr>
               <w:spacing w:after="20" w:before="0"/>
             </w:pPr>
-            <w:hyperlink w:history="1" r:id="rIdhjolqkbrijobtbp7uqgxg">
+            <w:hyperlink w:history="1" r:id="rIdvxsjjc-afnzmkcw8d8bnp">
               <w:r>
                 <w:rPr>
                   <w:rFonts w:ascii="Arial" w:cs="Arial" w:eastAsia="Arial" w:hAnsi="Arial"/>
@@ -16049,313 +16355,7 @@
               <w:spacing w:after="10" w:before="0"/>
               <w:ind w:left="120"/>
             </w:pPr>
-            <w:hyperlink w:history="1" r:id="rId3blphkrrbddf963w742au">
-              <w:r>
-                <w:rPr>
-                  <w:rFonts w:ascii="Arial" w:cs="Arial" w:eastAsia="Arial" w:hAnsi="Arial"/>
-                  <w:color w:val="595959"/>
-                  <w:sz w:val="14"/>
-                  <w:szCs w:val="14"/>
-                  <w:u w:val="single" w:color="595959"/>
-                </w:rPr>
-                <w:t xml:space="preserve">🔍 Search ARES for similar readings</w:t>
-              </w:r>
-            </w:hyperlink>
-          </w:p>
-        </w:tc>
-        <w:tc>
-          <w:tcPr>
-            <w:tcW w:type="dxa" w:w="3040"/>
-            <w:shd w:fill="FFFFFF" w:color="auto" w:val="clear"/>
-            <w:tcMar>
-              <w:top w:type="dxa" w:w="60"/>
-              <w:left w:type="dxa" w:w="120"/>
-              <w:bottom w:type="dxa" w:w="60"/>
-              <w:right w:type="dxa" w:w="120"/>
-            </w:tcMar>
-            <w:vAlign w:val="top"/>
-          </w:tcPr>
-          <w:p>
-            <w:pPr>
-              <w:spacing w:after="40" w:before="0"/>
-              <w:jc w:val="left"/>
-            </w:pPr>
-            <w:r>
-              <w:rPr>
-                <w:rFonts w:ascii="Arial" w:cs="Arial" w:eastAsia="Arial" w:hAnsi="Arial"/>
-                <w:b w:val="false"/>
-                <w:bCs w:val="false"/>
-                <w:i w:val="false"/>
-                <w:iCs w:val="false"/>
-                <w:color w:val="000000"/>
-                <w:sz w:val="18"/>
-                <w:szCs w:val="18"/>
-              </w:rPr>
-              <w:t xml:space="preserve">Each group receives two sticky notes in different colours (e.g., yellow = 'what we now know for certain'; blue = 'new question we still have'). On the yellow note, the group recorder writes one specific thing the group can NOW answer on the class Driving Question Board — e.g., 'We can find the exact height of the Nakuru mast if the angle is 30°, 45°, or 60° without a calculator.' On the blue note, the group writes one NEW question raised by today's lesson — e.g., 'What if the angle is 50° — can we get an exact answer, or must we use tables?', or 'Does a mast with a 45° brace wire always mean the wire length equals the height?', or 'Why is tan 90° undefined — does that mean a 90° angle of elevation is impossible?' Groups post both sticky notes on the class DQB (a large sheet of paper or section of the board maintained throughout the unit). Groups read two other groups' blue notes aloud.</w:t>
-            </w:r>
-          </w:p>
-        </w:tc>
-        <w:tc>
-          <w:tcPr>
-            <w:tcW w:type="dxa" w:w="3040"/>
-            <w:shd w:fill="F2F2F2" w:color="auto" w:val="clear"/>
-            <w:tcMar>
-              <w:top w:type="dxa" w:w="60"/>
-              <w:left w:type="dxa" w:w="120"/>
-              <w:bottom w:type="dxa" w:w="60"/>
-              <w:right w:type="dxa" w:w="120"/>
-            </w:tcMar>
-            <w:vAlign w:val="top"/>
-          </w:tcPr>
-          <w:p>
-            <w:pPr>
-              <w:spacing w:after="40" w:before="0"/>
-              <w:jc w:val="left"/>
-            </w:pPr>
-            <w:r>
-              <w:rPr>
-                <w:rFonts w:ascii="Arial" w:cs="Arial" w:eastAsia="Arial" w:hAnsi="Arial"/>
-                <w:b w:val="false"/>
-                <w:bCs w:val="false"/>
-                <w:i w:val="false"/>
-                <w:iCs w:val="false"/>
-                <w:color w:val="000000"/>
-                <w:sz w:val="18"/>
-                <w:szCs w:val="18"/>
-              </w:rPr>
-              <w:t xml:space="preserve">Teacher directs attention to the DQB and says: 'Look at the question we posted on Day 1: Can we find the mast height with only one side and one angle? What can we write under CONFIRMED today?' Teacher gives groups 3 minutes to write their two sticky notes. Teacher then invites one spokesperson per group (rotating role) to read their yellow note aloud and place it on the board. Teacher orchestrates a 2-minute gallery read of the blue (new question) notes and says: 'Notice something — your new questions are already pointing us toward Lessons 6, 7, and 8: angles of elevation and depression in the field, and what happens with non-special angles.' Teacher does NOT answer the new questions — they are recorded for future lessons. Teacher updates the board heading: 'SPECIAL ANGLES — CONFIRMED ✓' next to the relevant section.</w:t>
-            </w:r>
-          </w:p>
-        </w:tc>
-        <w:tc>
-          <w:tcPr>
-            <w:tcW w:type="dxa" w:w="3040"/>
-            <w:shd w:fill="FFFFFF" w:color="auto" w:val="clear"/>
-            <w:tcMar>
-              <w:top w:type="dxa" w:w="60"/>
-              <w:left w:type="dxa" w:w="120"/>
-              <w:bottom w:type="dxa" w:w="60"/>
-              <w:right w:type="dxa" w:w="120"/>
-            </w:tcMar>
-            <w:vAlign w:val="top"/>
-          </w:tcPr>
-          <w:p>
-            <w:pPr>
-              <w:spacing w:after="40" w:before="0"/>
-              <w:jc w:val="left"/>
-            </w:pPr>
-            <w:r>
-              <w:rPr>
-                <w:rFonts w:ascii="Arial" w:cs="Arial" w:eastAsia="Arial" w:hAnsi="Arial"/>
-                <w:b w:val="false"/>
-                <w:bCs w:val="false"/>
-                <w:i w:val="false"/>
-                <w:iCs w:val="false"/>
-                <w:color w:val="000000"/>
-                <w:sz w:val="18"/>
-                <w:szCs w:val="18"/>
-              </w:rPr>
-              <w:t xml:space="preserve">Strategy: PUBLIC KNOWLEDGE TRACKING. The DQB makes the class's growing understanding visible and cumulative. By requiring groups to distinguish 'confirmed knowledge' from 'new questions', learners practice the scientific practice of distinguishing evidence-based claims from open inquiries (NGSS SEP 6: Constructing Explanations). The act of reading other groups' blue notes broadens individual sensemaking and builds a collaborative inquiry culture.</w:t>
-            </w:r>
-          </w:p>
-        </w:tc>
-        <w:tc>
-          <w:tcPr>
-            <w:tcW w:type="dxa" w:w="3040"/>
-            <w:shd w:fill="F2F2F2" w:color="auto" w:val="clear"/>
-            <w:tcMar>
-              <w:top w:type="dxa" w:w="60"/>
-              <w:left w:type="dxa" w:w="120"/>
-              <w:bottom w:type="dxa" w:w="60"/>
-              <w:right w:type="dxa" w:w="120"/>
-            </w:tcMar>
-            <w:vAlign w:val="top"/>
-          </w:tcPr>
-          <w:p>
-            <w:pPr>
-              <w:spacing w:after="40" w:before="0"/>
-              <w:jc w:val="left"/>
-            </w:pPr>
-            <w:r>
-              <w:rPr>
-                <w:rFonts w:ascii="Arial" w:cs="Arial" w:eastAsia="Arial" w:hAnsi="Arial"/>
-                <w:b w:val="false"/>
-                <w:bCs w:val="false"/>
-                <w:i w:val="false"/>
-                <w:iCs w:val="false"/>
-                <w:color w:val="000000"/>
-                <w:sz w:val="18"/>
-                <w:szCs w:val="18"/>
-              </w:rPr>
-              <w:t xml:space="preserve">Teacher checks that yellow notes contain a specific mathematical claim (not vague — 'we learned trig' is redirected to 'we can now state exact values for 5 special angles'). Blue notes should be genuine questions, not statements. If a group cannot produce a yellow note, teacher prompts: 'Tell me one problem you could NOT solve at the start of today that you CAN solve now.' Observable indicator of success: at least 4 out of 6 groups post a yellow note with a correct specific claim referencing the mast problem or a construction/surveying context.</w:t>
-            </w:r>
-          </w:p>
-        </w:tc>
-      </w:tr>
-      <w:tr>
-        <w:tc>
-          <w:tcPr>
-            <w:tcW w:type="dxa" w:w="1520"/>
-            <w:shd w:fill="D5E8F0" w:color="auto" w:val="clear"/>
-            <w:tcMar>
-              <w:top w:type="dxa" w:w="60"/>
-              <w:left w:type="dxa" w:w="120"/>
-              <w:bottom w:type="dxa" w:w="60"/>
-              <w:right w:type="dxa" w:w="120"/>
-            </w:tcMar>
-            <w:vAlign w:val="top"/>
-          </w:tcPr>
-          <w:p>
-            <w:pPr>
-              <w:spacing w:after="40" w:before="0"/>
-              <w:jc w:val="left"/>
-            </w:pPr>
-            <w:r>
-              <w:rPr>
-                <w:rFonts w:ascii="Arial" w:cs="Arial" w:eastAsia="Arial" w:hAnsi="Arial"/>
-                <w:b/>
-                <w:bCs/>
-                <w:i w:val="false"/>
-                <w:iCs w:val="false"/>
-                <w:color w:val="000000"/>
-                <w:sz w:val="18"/>
-                <w:szCs w:val="18"/>
-              </w:rPr>
-              <w:t xml:space="preserve">Model Building Phase</w:t>
-            </w:r>
-          </w:p>
-          <w:p>
-            <w:pPr>
-              <w:spacing w:after="20" w:before="0"/>
-            </w:pPr>
-            <w:r>
-              <w:rPr>
-                <w:rFonts w:ascii="Arial" w:cs="Arial" w:eastAsia="Arial" w:hAnsi="Arial"/>
-                <w:b/>
-                <w:bCs/>
-                <w:color w:val="1F3864"/>
-                <w:sz w:val="16"/>
-                <w:szCs w:val="16"/>
-              </w:rPr>
-              <w:t xml:space="preserve">📹 VIDEO:</w:t>
-            </w:r>
-          </w:p>
-          <w:p>
-            <w:pPr>
-              <w:spacing w:after="20" w:before="0"/>
-            </w:pPr>
-            <w:hyperlink w:history="1" r:id="rIdzrjdid7rdrpwccwv5y7cp">
-              <w:r>
-                <w:rPr>
-                  <w:rFonts w:ascii="Arial" w:cs="Arial" w:eastAsia="Arial" w:hAnsi="Arial"/>
-                  <w:color w:val="2E75B6"/>
-                  <w:sz w:val="16"/>
-                  <w:szCs w:val="16"/>
-                  <w:u w:val="single" w:color="2E75B6"/>
-                </w:rPr>
-                <w:t xml:space="preserve">Solving for a side in right triangles with trigonometry</w:t>
-              </w:r>
-            </w:hyperlink>
-          </w:p>
-          <w:p>
-            <w:pPr>
-              <w:spacing w:after="10" w:before="0"/>
-              <w:ind w:left="120"/>
-            </w:pPr>
-            <w:r>
-              <w:rPr>
-                <w:rFonts w:ascii="Arial" w:cs="Arial" w:eastAsia="Arial" w:hAnsi="Arial"/>
-                <w:color w:val="595959"/>
-                <w:sz w:val="14"/>
-                <w:szCs w:val="14"/>
-              </w:rPr>
-              <w:t xml:space="preserve">Source: Khan Academy (English - US curriculum)</w:t>
-            </w:r>
-          </w:p>
-          <w:p>
-            <w:pPr>
-              <w:spacing w:after="10" w:before="0"/>
-              <w:ind w:left="120"/>
-            </w:pPr>
-            <w:hyperlink w:history="1" r:id="rIdrv0iad8nrcmnwxxwcb2i3">
-              <w:r>
-                <w:rPr>
-                  <w:rFonts w:ascii="Arial" w:cs="Arial" w:eastAsia="Arial" w:hAnsi="Arial"/>
-                  <w:color w:val="595959"/>
-                  <w:sz w:val="14"/>
-                  <w:szCs w:val="14"/>
-                  <w:u w:val="single" w:color="595959"/>
-                </w:rPr>
-                <w:t xml:space="preserve">🔍 Search ARES for similar videos</w:t>
-              </w:r>
-            </w:hyperlink>
-          </w:p>
-          <w:p>
-            <w:pPr>
-              <w:spacing w:after="40" w:before="0"/>
-            </w:pPr>
-            <w:r>
-              <w:rPr>
-                <w:sz w:val="14"/>
-                <w:szCs w:val="14"/>
-              </w:rPr>
-              <w:t xml:space="preserve"/>
-            </w:r>
-          </w:p>
-          <w:p>
-            <w:pPr>
-              <w:spacing w:after="20" w:before="0"/>
-            </w:pPr>
-            <w:r>
-              <w:rPr>
-                <w:rFonts w:ascii="Arial" w:cs="Arial" w:eastAsia="Arial" w:hAnsi="Arial"/>
-                <w:b/>
-                <w:bCs/>
-                <w:color w:val="1F3864"/>
-                <w:sz w:val="16"/>
-                <w:szCs w:val="16"/>
-              </w:rPr>
-              <w:t xml:space="preserve">📖 EXERCISE:</w:t>
-            </w:r>
-          </w:p>
-          <w:p>
-            <w:pPr>
-              <w:spacing w:after="20" w:before="0"/>
-            </w:pPr>
-            <w:hyperlink w:history="1" r:id="rIdjjk1uuf2k01dh7ycluy9a">
-              <w:r>
-                <w:rPr>
-                  <w:rFonts w:ascii="Arial" w:cs="Arial" w:eastAsia="Arial" w:hAnsi="Arial"/>
-                  <w:color w:val="2E75B6"/>
-                  <w:sz w:val="16"/>
-                  <w:szCs w:val="16"/>
-                  <w:u w:val="single" w:color="2E75B6"/>
-                </w:rPr>
-                <w:t xml:space="preserve">Solve for an angle in right triangles</w:t>
-              </w:r>
-            </w:hyperlink>
-          </w:p>
-          <w:p>
-            <w:pPr>
-              <w:spacing w:after="10" w:before="0"/>
-              <w:ind w:left="120"/>
-            </w:pPr>
-            <w:r>
-              <w:rPr>
-                <w:rFonts w:ascii="Arial" w:cs="Arial" w:eastAsia="Arial" w:hAnsi="Arial"/>
-                <w:color w:val="595959"/>
-                <w:sz w:val="14"/>
-                <w:szCs w:val="14"/>
-              </w:rPr>
-              <w:t xml:space="preserve">Source: Khan Academy (English - US curriculum)</w:t>
-            </w:r>
-          </w:p>
-          <w:p>
-            <w:pPr>
-              <w:spacing w:after="10" w:before="0"/>
-              <w:ind w:left="120"/>
-            </w:pPr>
-            <w:hyperlink w:history="1" r:id="rId-ayu7xlv96-y_pgvp3y98">
+            <w:hyperlink w:history="1" r:id="rIdx9bz3awhbgpgfxug9u1ui">
               <w:r>
                 <w:rPr>
                   <w:rFonts w:ascii="Arial" w:cs="Arial" w:eastAsia="Arial" w:hAnsi="Arial"/>
@@ -17842,7 +17842,7 @@
             <w:pPr>
               <w:spacing w:after="20" w:before="0"/>
             </w:pPr>
-            <w:hyperlink w:history="1" r:id="rIdabq9bw8ahokdbftazjwtp">
+            <w:hyperlink w:history="1" r:id="rId2abubpxtowj642kh-2mje">
               <w:r>
                 <w:rPr>
                   <w:rFonts w:ascii="Arial" w:cs="Arial" w:eastAsia="Arial" w:hAnsi="Arial"/>
@@ -17875,7 +17875,7 @@
               <w:spacing w:after="10" w:before="0"/>
               <w:ind w:left="120"/>
             </w:pPr>
-            <w:hyperlink w:history="1" r:id="rIditxwrw5kwdthunvyubr6b">
+            <w:hyperlink w:history="1" r:id="rIdg6mvyz0-jvbp3iyfwx02q">
               <w:r>
                 <w:rPr>
                   <w:rFonts w:ascii="Arial" w:cs="Arial" w:eastAsia="Arial" w:hAnsi="Arial"/>
@@ -17920,7 +17920,7 @@
             <w:pPr>
               <w:spacing w:after="20" w:before="0"/>
             </w:pPr>
-            <w:hyperlink w:history="1" r:id="rIdvynd0asw-zfrjtbt89dqe">
+            <w:hyperlink w:history="1" r:id="rId_xyjtjy4f0kl5yvzxc-gd">
               <w:r>
                 <w:rPr>
                   <w:rFonts w:ascii="Arial" w:cs="Arial" w:eastAsia="Arial" w:hAnsi="Arial"/>
@@ -17953,7 +17953,7 @@
               <w:spacing w:after="10" w:before="0"/>
               <w:ind w:left="120"/>
             </w:pPr>
-            <w:hyperlink w:history="1" r:id="rIdcnfw7atp8njft6shlt8l_">
+            <w:hyperlink w:history="1" r:id="rIdohmqwyc_b6qyd8up_rdfb">
               <w:r>
                 <w:rPr>
                   <w:rFonts w:ascii="Arial" w:cs="Arial" w:eastAsia="Arial" w:hAnsi="Arial"/>
@@ -18148,7 +18148,7 @@
             <w:pPr>
               <w:spacing w:after="20" w:before="0"/>
             </w:pPr>
-            <w:hyperlink w:history="1" r:id="rIdg4ziwekurdx-xr_rwrtlo">
+            <w:hyperlink w:history="1" r:id="rIda9ohva0ydqsl38h6tpgkm">
               <w:r>
                 <w:rPr>
                   <w:rFonts w:ascii="Arial" w:cs="Arial" w:eastAsia="Arial" w:hAnsi="Arial"/>
@@ -18181,7 +18181,7 @@
               <w:spacing w:after="10" w:before="0"/>
               <w:ind w:left="120"/>
             </w:pPr>
-            <w:hyperlink w:history="1" r:id="rIdvaam57rdmx0s3wi3fpyia">
+            <w:hyperlink w:history="1" r:id="rIdcmwvniqkcp_kamg35mhhp">
               <w:r>
                 <w:rPr>
                   <w:rFonts w:ascii="Arial" w:cs="Arial" w:eastAsia="Arial" w:hAnsi="Arial"/>
@@ -18226,7 +18226,7 @@
             <w:pPr>
               <w:spacing w:after="20" w:before="0"/>
             </w:pPr>
-            <w:hyperlink w:history="1" r:id="rIddxjew1jume5ttg6ds-jcg">
+            <w:hyperlink w:history="1" r:id="rIdzv3rmbgrvgyyniicr44af">
               <w:r>
                 <w:rPr>
                   <w:rFonts w:ascii="Arial" w:cs="Arial" w:eastAsia="Arial" w:hAnsi="Arial"/>
@@ -18259,7 +18259,7 @@
               <w:spacing w:after="10" w:before="0"/>
               <w:ind w:left="120"/>
             </w:pPr>
-            <w:hyperlink w:history="1" r:id="rId-gqgovh5tkgmlrdco8xxt">
+            <w:hyperlink w:history="1" r:id="rIdi_cpw4j8nwzlddxkzk8ih">
               <w:r>
                 <w:rPr>
                   <w:rFonts w:ascii="Arial" w:cs="Arial" w:eastAsia="Arial" w:hAnsi="Arial"/>
@@ -18454,7 +18454,7 @@
             <w:pPr>
               <w:spacing w:after="20" w:before="0"/>
             </w:pPr>
-            <w:hyperlink w:history="1" r:id="rId_kxch0h8c5u2pudjjdknt">
+            <w:hyperlink w:history="1" r:id="rId69wcybn9riu1zwphfxnky">
               <w:r>
                 <w:rPr>
                   <w:rFonts w:ascii="Arial" w:cs="Arial" w:eastAsia="Arial" w:hAnsi="Arial"/>
@@ -18487,7 +18487,7 @@
               <w:spacing w:after="10" w:before="0"/>
               <w:ind w:left="120"/>
             </w:pPr>
-            <w:hyperlink w:history="1" r:id="rIdo1f_w3ax2citbknvrxgal">
+            <w:hyperlink w:history="1" r:id="rIdgrc6uizgusbuoq13lrfnk">
               <w:r>
                 <w:rPr>
                   <w:rFonts w:ascii="Arial" w:cs="Arial" w:eastAsia="Arial" w:hAnsi="Arial"/>
@@ -18532,7 +18532,7 @@
             <w:pPr>
               <w:spacing w:after="20" w:before="0"/>
             </w:pPr>
-            <w:hyperlink w:history="1" r:id="rIdbmctiomjwc1mup1ing9g_">
+            <w:hyperlink w:history="1" r:id="rIdla6niaj5gaxpe0bq5j7st">
               <w:r>
                 <w:rPr>
                   <w:rFonts w:ascii="Arial" w:cs="Arial" w:eastAsia="Arial" w:hAnsi="Arial"/>
@@ -18565,7 +18565,7 @@
               <w:spacing w:after="10" w:before="0"/>
               <w:ind w:left="120"/>
             </w:pPr>
-            <w:hyperlink w:history="1" r:id="rId4akrgp3y7an5qfb91xava">
+            <w:hyperlink w:history="1" r:id="rId3n3-cuxjrtp67irh4nc8i">
               <w:r>
                 <w:rPr>
                   <w:rFonts w:ascii="Arial" w:cs="Arial" w:eastAsia="Arial" w:hAnsi="Arial"/>
@@ -18760,7 +18760,7 @@
             <w:pPr>
               <w:spacing w:after="20" w:before="0"/>
             </w:pPr>
-            <w:hyperlink w:history="1" r:id="rIdzebfen2tdu8zfxetvrpzo">
+            <w:hyperlink w:history="1" r:id="rIdnm8obxp_jt35ete1w7ro4">
               <w:r>
                 <w:rPr>
                   <w:rFonts w:ascii="Arial" w:cs="Arial" w:eastAsia="Arial" w:hAnsi="Arial"/>
@@ -18793,7 +18793,7 @@
               <w:spacing w:after="10" w:before="0"/>
               <w:ind w:left="120"/>
             </w:pPr>
-            <w:hyperlink w:history="1" r:id="rId2p_6pmwd85c-opnwwevuc">
+            <w:hyperlink w:history="1" r:id="rIdjvrisiafvyf2v9jdqh3nj">
               <w:r>
                 <w:rPr>
                   <w:rFonts w:ascii="Arial" w:cs="Arial" w:eastAsia="Arial" w:hAnsi="Arial"/>
@@ -18838,7 +18838,7 @@
             <w:pPr>
               <w:spacing w:after="20" w:before="0"/>
             </w:pPr>
-            <w:hyperlink w:history="1" r:id="rId0_iep6lyesnjcg0igpxj7">
+            <w:hyperlink w:history="1" r:id="rId_vyj3eiwxwwv2vw-qhe9v">
               <w:r>
                 <w:rPr>
                   <w:rFonts w:ascii="Arial" w:cs="Arial" w:eastAsia="Arial" w:hAnsi="Arial"/>
@@ -18871,7 +18871,7 @@
               <w:spacing w:after="10" w:before="0"/>
               <w:ind w:left="120"/>
             </w:pPr>
-            <w:hyperlink w:history="1" r:id="rIdilb_l9wilkp6jxi6fncml">
+            <w:hyperlink w:history="1" r:id="rIde-isfqprudob7f6nnenzz">
               <w:r>
                 <w:rPr>
                   <w:rFonts w:ascii="Arial" w:cs="Arial" w:eastAsia="Arial" w:hAnsi="Arial"/>
@@ -19066,7 +19066,7 @@
             <w:pPr>
               <w:spacing w:after="20" w:before="0"/>
             </w:pPr>
-            <w:hyperlink w:history="1" r:id="rIdkuh1kryiqmreluupxv5ac">
+            <w:hyperlink w:history="1" r:id="rId5qocopjzljpn2gh05plvg">
               <w:r>
                 <w:rPr>
                   <w:rFonts w:ascii="Arial" w:cs="Arial" w:eastAsia="Arial" w:hAnsi="Arial"/>
@@ -19099,7 +19099,7 @@
               <w:spacing w:after="10" w:before="0"/>
               <w:ind w:left="120"/>
             </w:pPr>
-            <w:hyperlink w:history="1" r:id="rIdr-hdchqweav1ujmaciizh">
+            <w:hyperlink w:history="1" r:id="rIdapysk8h3oh-2qt35lfg4c">
               <w:r>
                 <w:rPr>
                   <w:rFonts w:ascii="Arial" w:cs="Arial" w:eastAsia="Arial" w:hAnsi="Arial"/>
@@ -19144,7 +19144,7 @@
             <w:pPr>
               <w:spacing w:after="20" w:before="0"/>
             </w:pPr>
-            <w:hyperlink w:history="1" r:id="rIdty1dglexpqyzxmg4jov4z">
+            <w:hyperlink w:history="1" r:id="rIdm-mj_0pfpmz0jnfisvntb">
               <w:r>
                 <w:rPr>
                   <w:rFonts w:ascii="Arial" w:cs="Arial" w:eastAsia="Arial" w:hAnsi="Arial"/>
@@ -19177,7 +19177,7 @@
               <w:spacing w:after="10" w:before="0"/>
               <w:ind w:left="120"/>
             </w:pPr>
-            <w:hyperlink w:history="1" r:id="rIdt_wwf-sibyosw1yvvsbei">
+            <w:hyperlink w:history="1" r:id="rIdnidivlz7f3s0xij_wphni">
               <w:r>
                 <w:rPr>
                   <w:rFonts w:ascii="Arial" w:cs="Arial" w:eastAsia="Arial" w:hAnsi="Arial"/>
@@ -20664,7 +20664,7 @@
             <w:pPr>
               <w:spacing w:after="20" w:before="0"/>
             </w:pPr>
-            <w:hyperlink w:history="1" r:id="rId3ukguk6ddrgd44jv8i0dg">
+            <w:hyperlink w:history="1" r:id="rIdb5tqsmdq2t-i16y-esyce">
               <w:r>
                 <w:rPr>
                   <w:rFonts w:ascii="Arial" w:cs="Arial" w:eastAsia="Arial" w:hAnsi="Arial"/>
@@ -20697,7 +20697,7 @@
               <w:spacing w:after="10" w:before="0"/>
               <w:ind w:left="120"/>
             </w:pPr>
-            <w:hyperlink w:history="1" r:id="rIdboew6ep3rutxe2m-9mjam">
+            <w:hyperlink w:history="1" r:id="rIdr4c7fjuf-sgrt6wsqmpvi">
               <w:r>
                 <w:rPr>
                   <w:rFonts w:ascii="Arial" w:cs="Arial" w:eastAsia="Arial" w:hAnsi="Arial"/>
@@ -20742,7 +20742,7 @@
             <w:pPr>
               <w:spacing w:after="20" w:before="0"/>
             </w:pPr>
-            <w:hyperlink w:history="1" r:id="rId8dbuqf4h0qy94pcsxpxfv">
+            <w:hyperlink w:history="1" r:id="rIdawyidgsvgjnrbf0znh6wc">
               <w:r>
                 <w:rPr>
                   <w:rFonts w:ascii="Arial" w:cs="Arial" w:eastAsia="Arial" w:hAnsi="Arial"/>
@@ -20775,7 +20775,7 @@
               <w:spacing w:after="10" w:before="0"/>
               <w:ind w:left="120"/>
             </w:pPr>
-            <w:hyperlink w:history="1" r:id="rIdlgiztxscdmo5rjgu0fuw7">
+            <w:hyperlink w:history="1" r:id="rId9_japl_hx4dgzgdbyghuz">
               <w:r>
                 <w:rPr>
                   <w:rFonts w:ascii="Arial" w:cs="Arial" w:eastAsia="Arial" w:hAnsi="Arial"/>
@@ -20970,7 +20970,7 @@
             <w:pPr>
               <w:spacing w:after="20" w:before="0"/>
             </w:pPr>
-            <w:hyperlink w:history="1" r:id="rId8by75dvehhmofpcc2qel1">
+            <w:hyperlink w:history="1" r:id="rIdhndsysgz3fu_qlnshq938">
               <w:r>
                 <w:rPr>
                   <w:rFonts w:ascii="Arial" w:cs="Arial" w:eastAsia="Arial" w:hAnsi="Arial"/>
@@ -21003,7 +21003,7 @@
               <w:spacing w:after="10" w:before="0"/>
               <w:ind w:left="120"/>
             </w:pPr>
-            <w:hyperlink w:history="1" r:id="rIdgywdmaiqfwxelns8_kns-">
+            <w:hyperlink w:history="1" r:id="rIdaljrfdwwhr0uzcwv6fd0c">
               <w:r>
                 <w:rPr>
                   <w:rFonts w:ascii="Arial" w:cs="Arial" w:eastAsia="Arial" w:hAnsi="Arial"/>
@@ -21048,7 +21048,7 @@
             <w:pPr>
               <w:spacing w:after="20" w:before="0"/>
             </w:pPr>
-            <w:hyperlink w:history="1" r:id="rIddcgfqn0sgvflqsuisjzha">
+            <w:hyperlink w:history="1" r:id="rIdkcrs4spygqnsnaqtwqhgs">
               <w:r>
                 <w:rPr>
                   <w:rFonts w:ascii="Arial" w:cs="Arial" w:eastAsia="Arial" w:hAnsi="Arial"/>
@@ -21081,7 +21081,7 @@
               <w:spacing w:after="10" w:before="0"/>
               <w:ind w:left="120"/>
             </w:pPr>
-            <w:hyperlink w:history="1" r:id="rIdkgwrlv3vrlpubiymz8_sp">
+            <w:hyperlink w:history="1" r:id="rIdkkdtibcqhllifynv7g9dm">
               <w:r>
                 <w:rPr>
                   <w:rFonts w:ascii="Arial" w:cs="Arial" w:eastAsia="Arial" w:hAnsi="Arial"/>
@@ -21276,7 +21276,7 @@
             <w:pPr>
               <w:spacing w:after="20" w:before="0"/>
             </w:pPr>
-            <w:hyperlink w:history="1" r:id="rIdzp1zfroimsgbjzy9oqqem">
+            <w:hyperlink w:history="1" r:id="rIdeed79huj1cpku39tfudx3">
               <w:r>
                 <w:rPr>
                   <w:rFonts w:ascii="Arial" w:cs="Arial" w:eastAsia="Arial" w:hAnsi="Arial"/>
@@ -21309,7 +21309,7 @@
               <w:spacing w:after="10" w:before="0"/>
               <w:ind w:left="120"/>
             </w:pPr>
-            <w:hyperlink w:history="1" r:id="rIdvdby9rif0heob4rjqvnw1">
+            <w:hyperlink w:history="1" r:id="rIdki4q_1pecov0keuoll_p2">
               <w:r>
                 <w:rPr>
                   <w:rFonts w:ascii="Arial" w:cs="Arial" w:eastAsia="Arial" w:hAnsi="Arial"/>
@@ -21347,14 +21347,14 @@
                 <w:sz w:val="16"/>
                 <w:szCs w:val="16"/>
               </w:rPr>
-              <w:t xml:space="preserve">📖 EXERCISE:</w:t>
+              <w:t xml:space="preserve">📖 HTML:</w:t>
             </w:r>
           </w:p>
           <w:p>
             <w:pPr>
               <w:spacing w:after="20" w:before="0"/>
             </w:pPr>
-            <w:hyperlink w:history="1" r:id="rIdd1cveolijuet8j8d-ffqe">
+            <w:hyperlink w:history="1" r:id="rIdsjgone7nn-aagoege6cyt">
               <w:r>
                 <w:rPr>
                   <w:rFonts w:ascii="Arial" w:cs="Arial" w:eastAsia="Arial" w:hAnsi="Arial"/>
@@ -21363,7 +21363,7 @@
                   <w:szCs w:val="16"/>
                   <w:u w:val="single" w:color="2E75B6"/>
                 </w:rPr>
-                <w:t xml:space="preserve">Trigonometric ratios in right triangles</w:t>
+                <w:t xml:space="preserve">Trigonometry Word Problems: Helicopter Angle of Depression Rescue (PLIX)</w:t>
               </w:r>
             </w:hyperlink>
           </w:p>
@@ -21379,7 +21379,7 @@
                 <w:sz w:val="14"/>
                 <w:szCs w:val="14"/>
               </w:rPr>
-              <w:t xml:space="preserve">Source: Khan Academy (English - US curriculum)</w:t>
+              <w:t xml:space="preserve">Source: CK-12</w:t>
             </w:r>
           </w:p>
           <w:p>
@@ -21387,7 +21387,7 @@
               <w:spacing w:after="10" w:before="0"/>
               <w:ind w:left="120"/>
             </w:pPr>
-            <w:hyperlink w:history="1" r:id="rIddvlou2oiw0kygui7fjs4q">
+            <w:hyperlink w:history="1" r:id="rId9pcnxvrxhxr5amulasact">
               <w:r>
                 <w:rPr>
                   <w:rFonts w:ascii="Arial" w:cs="Arial" w:eastAsia="Arial" w:hAnsi="Arial"/>
@@ -21582,7 +21582,7 @@
             <w:pPr>
               <w:spacing w:after="20" w:before="0"/>
             </w:pPr>
-            <w:hyperlink w:history="1" r:id="rIdhv155fkln7tafb0ka4xy3">
+            <w:hyperlink w:history="1" r:id="rIdm-wgegvflvwiddexsyhqo">
               <w:r>
                 <w:rPr>
                   <w:rFonts w:ascii="Arial" w:cs="Arial" w:eastAsia="Arial" w:hAnsi="Arial"/>
@@ -21615,7 +21615,7 @@
               <w:spacing w:after="10" w:before="0"/>
               <w:ind w:left="120"/>
             </w:pPr>
-            <w:hyperlink w:history="1" r:id="rId0q_uty-pkukfljmqlsuzb">
+            <w:hyperlink w:history="1" r:id="rIddqwflibcziwqjb1lpdbyj">
               <w:r>
                 <w:rPr>
                   <w:rFonts w:ascii="Arial" w:cs="Arial" w:eastAsia="Arial" w:hAnsi="Arial"/>
@@ -21660,7 +21660,7 @@
             <w:pPr>
               <w:spacing w:after="20" w:before="0"/>
             </w:pPr>
-            <w:hyperlink w:history="1" r:id="rIdnhuieib9jredtunccqolg">
+            <w:hyperlink w:history="1" r:id="rIdnhlad47nbluiz2urtvfja">
               <w:r>
                 <w:rPr>
                   <w:rFonts w:ascii="Arial" w:cs="Arial" w:eastAsia="Arial" w:hAnsi="Arial"/>
@@ -21669,7 +21669,7 @@
                   <w:szCs w:val="16"/>
                   <w:u w:val="single" w:color="2E75B6"/>
                 </w:rPr>
-                <w:t xml:space="preserve">Angles of Elevation and Depression (Flexbook)</w:t>
+                <w:t xml:space="preserve">Trigonometry Word Problems: Helicopter Angle of Depression Rescue (PLIX)</w:t>
               </w:r>
             </w:hyperlink>
           </w:p>
@@ -21693,7 +21693,7 @@
               <w:spacing w:after="10" w:before="0"/>
               <w:ind w:left="120"/>
             </w:pPr>
-            <w:hyperlink w:history="1" r:id="rIdagkatsfj3cgcxjbxqo-rv">
+            <w:hyperlink w:history="1" r:id="rIdwafj_aygi-5f_m1rvigrt">
               <w:r>
                 <w:rPr>
                   <w:rFonts w:ascii="Arial" w:cs="Arial" w:eastAsia="Arial" w:hAnsi="Arial"/>
@@ -21888,7 +21888,7 @@
             <w:pPr>
               <w:spacing w:after="20" w:before="0"/>
             </w:pPr>
-            <w:hyperlink w:history="1" r:id="rId_1gjgzmyvkmqlkiismlkt">
+            <w:hyperlink w:history="1" r:id="rIdfjvgw4x36l_rvydkxtpnn">
               <w:r>
                 <w:rPr>
                   <w:rFonts w:ascii="Arial" w:cs="Arial" w:eastAsia="Arial" w:hAnsi="Arial"/>
@@ -21921,7 +21921,7 @@
               <w:spacing w:after="10" w:before="0"/>
               <w:ind w:left="120"/>
             </w:pPr>
-            <w:hyperlink w:history="1" r:id="rIdwnmj3ihgiao6yjtwngnmb">
+            <w:hyperlink w:history="1" r:id="rIdw-pnflstoudq9kdmd2owm">
               <w:r>
                 <w:rPr>
                   <w:rFonts w:ascii="Arial" w:cs="Arial" w:eastAsia="Arial" w:hAnsi="Arial"/>
@@ -21959,14 +21959,14 @@
                 <w:sz w:val="16"/>
                 <w:szCs w:val="16"/>
               </w:rPr>
-              <w:t xml:space="preserve">📖 EXERCISE:</w:t>
+              <w:t xml:space="preserve">📖 HTML:</w:t>
             </w:r>
           </w:p>
           <w:p>
             <w:pPr>
               <w:spacing w:after="20" w:before="0"/>
             </w:pPr>
-            <w:hyperlink w:history="1" r:id="rIddribhz33mrfkqhfndmb4i">
+            <w:hyperlink w:history="1" r:id="rIdefcdzavl_skyrh2jifl1a">
               <w:r>
                 <w:rPr>
                   <w:rFonts w:ascii="Arial" w:cs="Arial" w:eastAsia="Arial" w:hAnsi="Arial"/>
@@ -21975,7 +21975,7 @@
                   <w:szCs w:val="16"/>
                   <w:u w:val="single" w:color="2E75B6"/>
                 </w:rPr>
-                <w:t xml:space="preserve">Angles of Elevation and Depression Practice</w:t>
+                <w:t xml:space="preserve">Trigonometry Word Problems: Helicopter Angle of Depression Rescue (PLIX)</w:t>
               </w:r>
             </w:hyperlink>
           </w:p>
@@ -21999,7 +21999,7 @@
               <w:spacing w:after="10" w:before="0"/>
               <w:ind w:left="120"/>
             </w:pPr>
-            <w:hyperlink w:history="1" r:id="rIdhi37ebfzwgc7rzfk8bm9d">
+            <w:hyperlink w:history="1" r:id="rId00cqmj6xoiuus-o2dw-hn">
               <w:r>
                 <w:rPr>
                   <w:rFonts w:ascii="Arial" w:cs="Arial" w:eastAsia="Arial" w:hAnsi="Arial"/>
@@ -23705,7 +23705,7 @@
             <w:pPr>
               <w:spacing w:after="20" w:before="0"/>
             </w:pPr>
-            <w:hyperlink w:history="1" r:id="rIdz2am401izmtdm7rz0vsym">
+            <w:hyperlink w:history="1" r:id="rIdx61srpbf3zjck6xxsncg0">
               <w:r>
                 <w:rPr>
                   <w:rFonts w:ascii="Arial" w:cs="Arial" w:eastAsia="Arial" w:hAnsi="Arial"/>
@@ -23738,7 +23738,7 @@
               <w:spacing w:after="10" w:before="0"/>
               <w:ind w:left="120"/>
             </w:pPr>
-            <w:hyperlink w:history="1" r:id="rId0acsrzv_neg44_3ztz-dv">
+            <w:hyperlink w:history="1" r:id="rIdb3djyzp83crdytzv9xw6b">
               <w:r>
                 <w:rPr>
                   <w:rFonts w:ascii="Arial" w:cs="Arial" w:eastAsia="Arial" w:hAnsi="Arial"/>
@@ -23800,7 +23800,7 @@
               <w:spacing w:after="10" w:before="0"/>
               <w:ind w:left="120"/>
             </w:pPr>
-            <w:hyperlink w:history="1" r:id="rId_2ywj9pnmw0vjpaejp2dg">
+            <w:hyperlink w:history="1" r:id="rIdsguanb9j6uyzex6wftjqz">
               <w:r>
                 <w:rPr>
                   <w:rFonts w:ascii="Arial" w:cs="Arial" w:eastAsia="Arial" w:hAnsi="Arial"/>
@@ -24010,7 +24010,7 @@
             <w:pPr>
               <w:spacing w:after="20" w:before="0"/>
             </w:pPr>
-            <w:hyperlink w:history="1" r:id="rIdupeusyjj_nc20yub8yfaj">
+            <w:hyperlink w:history="1" r:id="rIdplr16gy1h0fzui7eurnog">
               <w:r>
                 <w:rPr>
                   <w:rFonts w:ascii="Arial" w:cs="Arial" w:eastAsia="Arial" w:hAnsi="Arial"/>
@@ -24043,7 +24043,7 @@
               <w:spacing w:after="10" w:before="0"/>
               <w:ind w:left="120"/>
             </w:pPr>
-            <w:hyperlink w:history="1" r:id="rIdbk3ymnribibzwj_hacuaq">
+            <w:hyperlink w:history="1" r:id="rIdxkrqtupmyq8ttrn7tsiil">
               <w:r>
                 <w:rPr>
                   <w:rFonts w:ascii="Arial" w:cs="Arial" w:eastAsia="Arial" w:hAnsi="Arial"/>
@@ -24105,7 +24105,7 @@
               <w:spacing w:after="10" w:before="0"/>
               <w:ind w:left="120"/>
             </w:pPr>
-            <w:hyperlink w:history="1" r:id="rIdtni96uyobvczfn8y4fpcj">
+            <w:hyperlink w:history="1" r:id="rIdsvxt--nvaiscfptzciiyy">
               <w:r>
                 <w:rPr>
                   <w:rFonts w:ascii="Arial" w:cs="Arial" w:eastAsia="Arial" w:hAnsi="Arial"/>
@@ -24315,7 +24315,7 @@
             <w:pPr>
               <w:spacing w:after="20" w:before="0"/>
             </w:pPr>
-            <w:hyperlink w:history="1" r:id="rIdypmgjizewkpyoucq9bqh0">
+            <w:hyperlink w:history="1" r:id="rIdmfmtyhu4u3-569fzs2lig">
               <w:r>
                 <w:rPr>
                   <w:rFonts w:ascii="Arial" w:cs="Arial" w:eastAsia="Arial" w:hAnsi="Arial"/>
@@ -24348,7 +24348,7 @@
               <w:spacing w:after="10" w:before="0"/>
               <w:ind w:left="120"/>
             </w:pPr>
-            <w:hyperlink w:history="1" r:id="rIdfhzasazh95h1cq33h6jvn">
+            <w:hyperlink w:history="1" r:id="rIdywowcxl3uyeptvl6120yj">
               <w:r>
                 <w:rPr>
                   <w:rFonts w:ascii="Arial" w:cs="Arial" w:eastAsia="Arial" w:hAnsi="Arial"/>
@@ -24410,7 +24410,7 @@
               <w:spacing w:after="10" w:before="0"/>
               <w:ind w:left="120"/>
             </w:pPr>
-            <w:hyperlink w:history="1" r:id="rIdwr8ud9ww_ir0kpwj96lnp">
+            <w:hyperlink w:history="1" r:id="rIdm0b29yx_bscyeu3do6ocl">
               <w:r>
                 <w:rPr>
                   <w:rFonts w:ascii="Arial" w:cs="Arial" w:eastAsia="Arial" w:hAnsi="Arial"/>
@@ -24620,7 +24620,7 @@
             <w:pPr>
               <w:spacing w:after="20" w:before="0"/>
             </w:pPr>
-            <w:hyperlink w:history="1" r:id="rIdn4zvfdgijy7bpb8io2xfc">
+            <w:hyperlink w:history="1" r:id="rIdqh5d0so5vieb--vlzeivr">
               <w:r>
                 <w:rPr>
                   <w:rFonts w:ascii="Arial" w:cs="Arial" w:eastAsia="Arial" w:hAnsi="Arial"/>
@@ -24653,7 +24653,7 @@
               <w:spacing w:after="10" w:before="0"/>
               <w:ind w:left="120"/>
             </w:pPr>
-            <w:hyperlink w:history="1" r:id="rId9_mct6dnqcd_fnzileo8a">
+            <w:hyperlink w:history="1" r:id="rIdyq3j2qplyrrbf_0mmz49m">
               <w:r>
                 <w:rPr>
                   <w:rFonts w:ascii="Arial" w:cs="Arial" w:eastAsia="Arial" w:hAnsi="Arial"/>
@@ -24715,7 +24715,7 @@
               <w:spacing w:after="10" w:before="0"/>
               <w:ind w:left="120"/>
             </w:pPr>
-            <w:hyperlink w:history="1" r:id="rIdsfwlxs9ab2_trnink7vav">
+            <w:hyperlink w:history="1" r:id="rIdxr75k5gqfdtcvfscatgij">
               <w:r>
                 <w:rPr>
                   <w:rFonts w:ascii="Arial" w:cs="Arial" w:eastAsia="Arial" w:hAnsi="Arial"/>
@@ -24925,7 +24925,7 @@
             <w:pPr>
               <w:spacing w:after="20" w:before="0"/>
             </w:pPr>
-            <w:hyperlink w:history="1" r:id="rId8eygckeruwkfuxs_dxsgu">
+            <w:hyperlink w:history="1" r:id="rIdbsyq2bcpinfjzehmzw5hl">
               <w:r>
                 <w:rPr>
                   <w:rFonts w:ascii="Arial" w:cs="Arial" w:eastAsia="Arial" w:hAnsi="Arial"/>
@@ -24958,7 +24958,7 @@
               <w:spacing w:after="10" w:before="0"/>
               <w:ind w:left="120"/>
             </w:pPr>
-            <w:hyperlink w:history="1" r:id="rIdyb4jzam5ycc7-vpyuycb2">
+            <w:hyperlink w:history="1" r:id="rIdx8g_be1qqz1ppomp-pfof">
               <w:r>
                 <w:rPr>
                   <w:rFonts w:ascii="Arial" w:cs="Arial" w:eastAsia="Arial" w:hAnsi="Arial"/>
@@ -25020,7 +25020,7 @@
               <w:spacing w:after="10" w:before="0"/>
               <w:ind w:left="120"/>
             </w:pPr>
-            <w:hyperlink w:history="1" r:id="rIdbuosegnfk7j9lmndhkpym">
+            <w:hyperlink w:history="1" r:id="rIdr9vvm7qurvzigg36lo-ge">
               <w:r>
                 <w:rPr>
                   <w:rFonts w:ascii="Arial" w:cs="Arial" w:eastAsia="Arial" w:hAnsi="Arial"/>

--- a/data/outputs/v2/Core_Mathematics/SS2.4_Trigonometry_1/Core_Mathematics_Trigonometry_1_CBE_LessonSequence.docx
+++ b/data/outputs/v2/Core_Mathematics/SS2.4_Trigonometry_1/Core_Mathematics_Trigonometry_1_CBE_LessonSequence.docx
@@ -42,6 +42,177 @@
     </w:p>
     <w:p>
       <w:pPr>
+        <w:spacing w:after="80" w:before="120"/>
+      </w:pPr>
+      <w:r>
+        <w:rPr>
+          <w:rFonts w:ascii="Arial" w:cs="Arial" w:eastAsia="Arial" w:hAnsi="Arial"/>
+          <w:b/>
+          <w:bCs/>
+          <w:color w:val="1F3864"/>
+          <w:sz w:val="20"/>
+          <w:szCs w:val="20"/>
+        </w:rPr>
+        <w:t xml:space="preserve">ATTRIBUTION AND LICENSING</w:t>
+      </w:r>
+    </w:p>
+    <w:p>
+      <w:pPr>
+        <w:spacing w:after="60" w:before="0"/>
+      </w:pPr>
+      <w:r>
+        <w:rPr>
+          <w:rFonts w:ascii="Arial" w:cs="Arial" w:eastAsia="Arial" w:hAnsi="Arial"/>
+          <w:b/>
+          <w:bCs/>
+          <w:sz w:val="17"/>
+          <w:szCs w:val="17"/>
+        </w:rPr>
+        <w:t xml:space="preserve">Curriculum Alignment: </w:t>
+      </w:r>
+      <w:r>
+        <w:rPr>
+          <w:rFonts w:ascii="Arial" w:cs="Arial" w:eastAsia="Arial" w:hAnsi="Arial"/>
+          <w:sz w:val="17"/>
+          <w:szCs w:val="17"/>
+        </w:rPr>
+        <w:t xml:space="preserve">Structured in pedagogical alignment with the competence-based curriculum format and learning outcomes established by the Kenya Institute of Curriculum Development (KICD). This material is independently developed and is not officially endorsed or published by KICD.</w:t>
+      </w:r>
+    </w:p>
+    <w:p>
+      <w:pPr>
+        <w:spacing w:after="60" w:before="0"/>
+      </w:pPr>
+      <w:r>
+        <w:rPr>
+          <w:rFonts w:ascii="Arial" w:cs="Arial" w:eastAsia="Arial" w:hAnsi="Arial"/>
+          <w:b/>
+          <w:bCs/>
+          <w:sz w:val="17"/>
+          <w:szCs w:val="17"/>
+        </w:rPr>
+        <w:t xml:space="preserve">Content &amp; Pedagogy: </w:t>
+      </w:r>
+      <w:r>
+        <w:rPr>
+          <w:rFonts w:ascii="Arial" w:cs="Arial" w:eastAsia="Arial" w:hAnsi="Arial"/>
+          <w:sz w:val="17"/>
+          <w:szCs w:val="17"/>
+        </w:rPr>
+        <w:t xml:space="preserve">Developed and adapted by the educator team at SeaVuria (registered 501(c)(3) in the United States and registered NGO in Kenya, No. 872-850A-BF11), who designed the pedagogical framework, lesson templates and exemplar lessons on which this material is based.</w:t>
+      </w:r>
+    </w:p>
+    <w:p>
+      <w:pPr>
+        <w:spacing w:after="60" w:before="0"/>
+      </w:pPr>
+      <w:r>
+        <w:rPr>
+          <w:rFonts w:ascii="Arial" w:cs="Arial" w:eastAsia="Arial" w:hAnsi="Arial"/>
+          <w:b/>
+          <w:bCs/>
+          <w:sz w:val="17"/>
+          <w:szCs w:val="17"/>
+        </w:rPr>
+        <w:t xml:space="preserve">Production &amp; Layout: </w:t>
+      </w:r>
+      <w:r>
+        <w:rPr>
+          <w:rFonts w:ascii="Arial" w:cs="Arial" w:eastAsia="Arial" w:hAnsi="Arial"/>
+          <w:sz w:val="17"/>
+          <w:szCs w:val="17"/>
+        </w:rPr>
+        <w:t xml:space="preserve">Educational design and curriculum sequencing by SeaVuria. Technical layout, structural formatting, and digital optimization/implementation executed in partnership with ARES Education (registered 501(c)(3) in the United States and Canada (as Afretech Aid) and registered NGO in Kenya), with lesson drafting and compilation assisted by AI (Claude, Anthropic).</w:t>
+      </w:r>
+    </w:p>
+    <w:p>
+      <w:pPr>
+        <w:pBdr>
+          <w:bottom w:val="single" w:color="1F3864" w:sz="6" w:space="6"/>
+        </w:pBdr>
+        <w:spacing w:after="60" w:before="0"/>
+      </w:pPr>
+      <w:r>
+        <w:rPr>
+          <w:rFonts w:ascii="Arial" w:cs="Arial" w:eastAsia="Arial" w:hAnsi="Arial"/>
+          <w:b/>
+          <w:bCs/>
+          <w:sz w:val="17"/>
+          <w:szCs w:val="17"/>
+        </w:rPr>
+        <w:t xml:space="preserve">Licensing &amp; Copyright: </w:t>
+      </w:r>
+      <w:r>
+        <w:rPr>
+          <w:rFonts w:ascii="Arial" w:cs="Arial" w:eastAsia="Arial" w:hAnsi="Arial"/>
+          <w:sz w:val="17"/>
+          <w:szCs w:val="17"/>
+        </w:rPr>
+        <w:t xml:space="preserve">© 2026 SeaVuria and ARES. This work is licensed under a </w:t>
+      </w:r>
+      <w:hyperlink w:history="1" r:id="rId6owzzb3fq-y8sezg0nly2">
+        <w:r>
+          <w:rPr>
+            <w:rFonts w:ascii="Arial" w:cs="Arial" w:eastAsia="Arial" w:hAnsi="Arial"/>
+            <w:color w:val="1F6B75"/>
+            <w:sz w:val="17"/>
+            <w:szCs w:val="17"/>
+            <w:u w:val="single" w:color="1F6B75"/>
+          </w:rPr>
+          <w:t xml:space="preserve">Creative Commons Attribution-NonCommercial 4.0 International License</w:t>
+        </w:r>
+      </w:hyperlink>
+      <w:r>
+        <w:rPr>
+          <w:rFonts w:ascii="Arial" w:cs="Arial" w:eastAsia="Arial" w:hAnsi="Arial"/>
+          <w:sz w:val="17"/>
+          <w:szCs w:val="17"/>
+        </w:rPr>
+        <w:t xml:space="preserve"> (</w:t>
+      </w:r>
+      <w:hyperlink w:history="1" r:id="rIdaeruq31ko0vulartp_jek">
+        <w:r>
+          <w:rPr>
+            <w:rFonts w:ascii="Arial" w:cs="Arial" w:eastAsia="Arial" w:hAnsi="Arial"/>
+            <w:color w:val="1F6B75"/>
+            <w:sz w:val="17"/>
+            <w:szCs w:val="17"/>
+            <w:u w:val="single" w:color="1F6B75"/>
+          </w:rPr>
+          <w:t xml:space="preserve">CC BY-NC 4.0</w:t>
+        </w:r>
+      </w:hyperlink>
+      <w:r>
+        <w:rPr>
+          <w:rFonts w:ascii="Arial" w:cs="Arial" w:eastAsia="Arial" w:hAnsi="Arial"/>
+          <w:sz w:val="17"/>
+          <w:szCs w:val="17"/>
+        </w:rPr>
+        <w:t xml:space="preserve">). To view a copy of this license, visit </w:t>
+      </w:r>
+      <w:hyperlink w:history="1" r:id="rIdnuhup39isgsguouzjw7cq">
+        <w:r>
+          <w:rPr>
+            <w:rFonts w:ascii="Arial" w:cs="Arial" w:eastAsia="Arial" w:hAnsi="Arial"/>
+            <w:color w:val="1F6B75"/>
+            <w:sz w:val="17"/>
+            <w:szCs w:val="17"/>
+            <w:u w:val="single" w:color="1F6B75"/>
+          </w:rPr>
+          <w:t xml:space="preserve">https://creativecommons.org/licenses/by-nc/4.0/</w:t>
+        </w:r>
+      </w:hyperlink>
+      <w:r>
+        <w:rPr>
+          <w:rFonts w:ascii="Arial" w:cs="Arial" w:eastAsia="Arial" w:hAnsi="Arial"/>
+          <w:sz w:val="17"/>
+          <w:szCs w:val="17"/>
+        </w:rPr>
+        <w:t xml:space="preserve">. You are free to copy, redistribute, and adapt this material in any medium or format, provided appropriate credit is given and the material is not used for commercial purposes. KICD learning outcomes and curriculum designations reproduced here for alignment purposes remain the property of KICD and are not covered by this license. Linked external resources (e.g. CK-12, Khan Academy, PhET) are subject to their own licenses.</w:t>
+      </w:r>
+    </w:p>
+    <w:p>
+      <w:pPr>
         <w:spacing w:after="120"/>
       </w:pPr>
       <w:r>
@@ -3301,7 +3472,7 @@
             <w:pPr>
               <w:spacing w:after="20" w:before="0"/>
             </w:pPr>
-            <w:hyperlink w:history="1" r:id="rIdmbv2rhpwfpq91jp_eqfxl">
+            <w:hyperlink w:history="1" r:id="rIdm-315orc4os5zdihkcr-i">
               <w:r>
                 <w:rPr>
                   <w:rFonts w:ascii="Arial" w:cs="Arial" w:eastAsia="Arial" w:hAnsi="Arial"/>
@@ -3334,7 +3505,7 @@
               <w:spacing w:after="10" w:before="0"/>
               <w:ind w:left="120"/>
             </w:pPr>
-            <w:hyperlink w:history="1" r:id="rIdlaypws6vi2eamfzv7bxmi">
+            <w:hyperlink w:history="1" r:id="rIdozhrxk_l4cnbyp0ydrcrm">
               <w:r>
                 <w:rPr>
                   <w:rFonts w:ascii="Arial" w:cs="Arial" w:eastAsia="Arial" w:hAnsi="Arial"/>
@@ -3379,7 +3550,7 @@
             <w:pPr>
               <w:spacing w:after="20" w:before="0"/>
             </w:pPr>
-            <w:hyperlink w:history="1" r:id="rIdoiy6h2tsupabajn1s9hkp">
+            <w:hyperlink w:history="1" r:id="rIdn1autzrxcz6fei_tpw6-s">
               <w:r>
                 <w:rPr>
                   <w:rFonts w:ascii="Arial" w:cs="Arial" w:eastAsia="Arial" w:hAnsi="Arial"/>
@@ -3412,7 +3583,7 @@
               <w:spacing w:after="10" w:before="0"/>
               <w:ind w:left="120"/>
             </w:pPr>
-            <w:hyperlink w:history="1" r:id="rIdxchrpeiaz3ec6we9ubk0r">
+            <w:hyperlink w:history="1" r:id="rIdegyv63pdoo3jh4pt3xio5">
               <w:r>
                 <w:rPr>
                   <w:rFonts w:ascii="Arial" w:cs="Arial" w:eastAsia="Arial" w:hAnsi="Arial"/>
@@ -3607,7 +3778,7 @@
             <w:pPr>
               <w:spacing w:after="20" w:before="0"/>
             </w:pPr>
-            <w:hyperlink w:history="1" r:id="rIdjqym6yrhyjpsr_jsx8jjf">
+            <w:hyperlink w:history="1" r:id="rIdltikgijngzwcucvpay_zs">
               <w:r>
                 <w:rPr>
                   <w:rFonts w:ascii="Arial" w:cs="Arial" w:eastAsia="Arial" w:hAnsi="Arial"/>
@@ -3640,7 +3811,7 @@
               <w:spacing w:after="10" w:before="0"/>
               <w:ind w:left="120"/>
             </w:pPr>
-            <w:hyperlink w:history="1" r:id="rIdqjzprqa0-ymzcnzkrbvay">
+            <w:hyperlink w:history="1" r:id="rIdar8za2jyfn-4t0nt1ji1a">
               <w:r>
                 <w:rPr>
                   <w:rFonts w:ascii="Arial" w:cs="Arial" w:eastAsia="Arial" w:hAnsi="Arial"/>
@@ -3685,7 +3856,7 @@
             <w:pPr>
               <w:spacing w:after="20" w:before="0"/>
             </w:pPr>
-            <w:hyperlink w:history="1" r:id="rIdsdpasemlaqzuzdmpg4dfs">
+            <w:hyperlink w:history="1" r:id="rIdqtcjm0qxqog_hdbrlcd9h">
               <w:r>
                 <w:rPr>
                   <w:rFonts w:ascii="Arial" w:cs="Arial" w:eastAsia="Arial" w:hAnsi="Arial"/>
@@ -3718,7 +3889,7 @@
               <w:spacing w:after="10" w:before="0"/>
               <w:ind w:left="120"/>
             </w:pPr>
-            <w:hyperlink w:history="1" r:id="rIdfptjzgcftso1u5qszfwni">
+            <w:hyperlink w:history="1" r:id="rIdaj4mridqfr24xcjtbbldb">
               <w:r>
                 <w:rPr>
                   <w:rFonts w:ascii="Arial" w:cs="Arial" w:eastAsia="Arial" w:hAnsi="Arial"/>
@@ -3989,7 +4160,7 @@
             <w:pPr>
               <w:spacing w:after="20" w:before="0"/>
             </w:pPr>
-            <w:hyperlink w:history="1" r:id="rIdckjldt67g3eew6etntx5b">
+            <w:hyperlink w:history="1" r:id="rIdr5sk9ugbbjhuqk99secit">
               <w:r>
                 <w:rPr>
                   <w:rFonts w:ascii="Arial" w:cs="Arial" w:eastAsia="Arial" w:hAnsi="Arial"/>
@@ -4022,7 +4193,7 @@
               <w:spacing w:after="10" w:before="0"/>
               <w:ind w:left="120"/>
             </w:pPr>
-            <w:hyperlink w:history="1" r:id="rId5u1ukytx7s74xx0xlhpq1">
+            <w:hyperlink w:history="1" r:id="rIdtsxwt7kgg30rbyuloaeit">
               <w:r>
                 <w:rPr>
                   <w:rFonts w:ascii="Arial" w:cs="Arial" w:eastAsia="Arial" w:hAnsi="Arial"/>
@@ -4067,7 +4238,7 @@
             <w:pPr>
               <w:spacing w:after="20" w:before="0"/>
             </w:pPr>
-            <w:hyperlink w:history="1" r:id="rIdafuri3iki_yt5kjrqnjwi">
+            <w:hyperlink w:history="1" r:id="rIdt2yt4vvpyygcfzkymczoc">
               <w:r>
                 <w:rPr>
                   <w:rFonts w:ascii="Arial" w:cs="Arial" w:eastAsia="Arial" w:hAnsi="Arial"/>
@@ -4100,7 +4271,7 @@
               <w:spacing w:after="10" w:before="0"/>
               <w:ind w:left="120"/>
             </w:pPr>
-            <w:hyperlink w:history="1" r:id="rIdd2epk5xfzt_w2zjo1s_fq">
+            <w:hyperlink w:history="1" r:id="rId6rqypysmdrbphspldujmf">
               <w:r>
                 <w:rPr>
                   <w:rFonts w:ascii="Arial" w:cs="Arial" w:eastAsia="Arial" w:hAnsi="Arial"/>
@@ -4295,7 +4466,7 @@
             <w:pPr>
               <w:spacing w:after="20" w:before="0"/>
             </w:pPr>
-            <w:hyperlink w:history="1" r:id="rIdiz0sqs_mba8lj6hmljemr">
+            <w:hyperlink w:history="1" r:id="rIdcc5zm2g7bupz5k9tvye6m">
               <w:r>
                 <w:rPr>
                   <w:rFonts w:ascii="Arial" w:cs="Arial" w:eastAsia="Arial" w:hAnsi="Arial"/>
@@ -4328,7 +4499,7 @@
               <w:spacing w:after="10" w:before="0"/>
               <w:ind w:left="120"/>
             </w:pPr>
-            <w:hyperlink w:history="1" r:id="rIdvpae86vy1yq2ijrzjvcmh">
+            <w:hyperlink w:history="1" r:id="rId3wsxbhr1gxdwtooir9j_l">
               <w:r>
                 <w:rPr>
                   <w:rFonts w:ascii="Arial" w:cs="Arial" w:eastAsia="Arial" w:hAnsi="Arial"/>
@@ -4373,7 +4544,7 @@
             <w:pPr>
               <w:spacing w:after="20" w:before="0"/>
             </w:pPr>
-            <w:hyperlink w:history="1" r:id="rIdlurxx98gxmqcaiyt5aets">
+            <w:hyperlink w:history="1" r:id="rId-tx1-smxt3fgp0l5-rsu0">
               <w:r>
                 <w:rPr>
                   <w:rFonts w:ascii="Arial" w:cs="Arial" w:eastAsia="Arial" w:hAnsi="Arial"/>
@@ -4406,7 +4577,7 @@
               <w:spacing w:after="10" w:before="0"/>
               <w:ind w:left="120"/>
             </w:pPr>
-            <w:hyperlink w:history="1" r:id="rIdpywxf7mpadvku2ulxjftt">
+            <w:hyperlink w:history="1" r:id="rId3thx3yze0_fghhztpwh1p">
               <w:r>
                 <w:rPr>
                   <w:rFonts w:ascii="Arial" w:cs="Arial" w:eastAsia="Arial" w:hAnsi="Arial"/>
@@ -4601,7 +4772,7 @@
             <w:pPr>
               <w:spacing w:after="20" w:before="0"/>
             </w:pPr>
-            <w:hyperlink w:history="1" r:id="rId1gdryiii15sz1irycfqxn">
+            <w:hyperlink w:history="1" r:id="rIdsqgjic_oc4bwjatamuosc">
               <w:r>
                 <w:rPr>
                   <w:rFonts w:ascii="Arial" w:cs="Arial" w:eastAsia="Arial" w:hAnsi="Arial"/>
@@ -4634,7 +4805,7 @@
               <w:spacing w:after="10" w:before="0"/>
               <w:ind w:left="120"/>
             </w:pPr>
-            <w:hyperlink w:history="1" r:id="rIdbe4ukk7n8abbzgokuflca">
+            <w:hyperlink w:history="1" r:id="rIdmredfnoqgikikpvwsghly">
               <w:r>
                 <w:rPr>
                   <w:rFonts w:ascii="Arial" w:cs="Arial" w:eastAsia="Arial" w:hAnsi="Arial"/>
@@ -4679,7 +4850,7 @@
             <w:pPr>
               <w:spacing w:after="20" w:before="0"/>
             </w:pPr>
-            <w:hyperlink w:history="1" r:id="rIdcvp_ngf2hsoug_boq4t-4">
+            <w:hyperlink w:history="1" r:id="rIdabvchc7ckbgp7ekwyiw0n">
               <w:r>
                 <w:rPr>
                   <w:rFonts w:ascii="Arial" w:cs="Arial" w:eastAsia="Arial" w:hAnsi="Arial"/>
@@ -4712,7 +4883,7 @@
               <w:spacing w:after="10" w:before="0"/>
               <w:ind w:left="120"/>
             </w:pPr>
-            <w:hyperlink w:history="1" r:id="rIdwqxv98qx_hzz_fj99hq7a">
+            <w:hyperlink w:history="1" r:id="rIdwn7bzqozacngibvq8h6ir">
               <w:r>
                 <w:rPr>
                   <w:rFonts w:ascii="Arial" w:cs="Arial" w:eastAsia="Arial" w:hAnsi="Arial"/>
@@ -5208,6 +5379,65 @@
         </w:tc>
       </w:tr>
     </w:tbl>
+    <w:p>
+      <w:pPr>
+        <w:pBdr>
+          <w:top w:val="single" w:color="BBBBBB" w:sz="4" w:space="4"/>
+        </w:pBdr>
+        <w:spacing w:after="0" w:before="160"/>
+      </w:pPr>
+      <w:r>
+        <w:rPr>
+          <w:rFonts w:ascii="Arial" w:cs="Arial" w:eastAsia="Arial" w:hAnsi="Arial"/>
+          <w:color w:val="666666"/>
+          <w:sz w:val="14"/>
+          <w:szCs w:val="14"/>
+        </w:rPr>
+        <w:t xml:space="preserve">© 2026 SeaVuria and ARES. Aligned with KICD objectives. Developed by SeaVuria; technical implementation by ARES (with AI assistance from Claude). Licensed under </w:t>
+      </w:r>
+      <w:hyperlink w:history="1" r:id="rId09ev3-oxb8ajxt0gjrpe2">
+        <w:r>
+          <w:rPr>
+            <w:rFonts w:ascii="Arial" w:cs="Arial" w:eastAsia="Arial" w:hAnsi="Arial"/>
+            <w:color w:val="1F6B75"/>
+            <w:sz w:val="14"/>
+            <w:szCs w:val="14"/>
+            <w:u w:val="single" w:color="1F6B75"/>
+          </w:rPr>
+          <w:t xml:space="preserve">CC BY-NC 4.0</w:t>
+        </w:r>
+      </w:hyperlink>
+      <w:r>
+        <w:rPr>
+          <w:rFonts w:ascii="Arial" w:cs="Arial" w:eastAsia="Arial" w:hAnsi="Arial"/>
+          <w:color w:val="666666"/>
+          <w:sz w:val="14"/>
+          <w:szCs w:val="14"/>
+        </w:rPr>
+        <w:t xml:space="preserve"> (</w:t>
+      </w:r>
+      <w:hyperlink w:history="1" r:id="rIdxuizrhtbaviod5kd6z_fe">
+        <w:r>
+          <w:rPr>
+            <w:rFonts w:ascii="Arial" w:cs="Arial" w:eastAsia="Arial" w:hAnsi="Arial"/>
+            <w:color w:val="1F6B75"/>
+            <w:sz w:val="14"/>
+            <w:szCs w:val="14"/>
+            <w:u w:val="single" w:color="1F6B75"/>
+          </w:rPr>
+          <w:t xml:space="preserve">https://creativecommons.org/licenses/by-nc/4.0/</w:t>
+        </w:r>
+      </w:hyperlink>
+      <w:r>
+        <w:rPr>
+          <w:rFonts w:ascii="Arial" w:cs="Arial" w:eastAsia="Arial" w:hAnsi="Arial"/>
+          <w:color w:val="666666"/>
+          <w:sz w:val="14"/>
+          <w:szCs w:val="14"/>
+        </w:rPr>
+        <w:t xml:space="preserve">).</w:t>
+      </w:r>
+    </w:p>
     <w:p>
       <w:r>
         <w:br w:type="page"/>
@@ -6282,7 +6512,7 @@
             <w:pPr>
               <w:spacing w:after="20" w:before="0"/>
             </w:pPr>
-            <w:hyperlink w:history="1" r:id="rIdwpmatpyxxxki_a_g7irn2">
+            <w:hyperlink w:history="1" r:id="rIdupqbgom_zfj7n_gaqu-z2">
               <w:r>
                 <w:rPr>
                   <w:rFonts w:ascii="Arial" w:cs="Arial" w:eastAsia="Arial" w:hAnsi="Arial"/>
@@ -6315,7 +6545,7 @@
               <w:spacing w:after="10" w:before="0"/>
               <w:ind w:left="120"/>
             </w:pPr>
-            <w:hyperlink w:history="1" r:id="rIdlwlwh4nfngaf6sahocqmn">
+            <w:hyperlink w:history="1" r:id="rIdhr38k7fbyh7ryaxjs5y60">
               <w:r>
                 <w:rPr>
                   <w:rFonts w:ascii="Arial" w:cs="Arial" w:eastAsia="Arial" w:hAnsi="Arial"/>
@@ -6360,7 +6590,7 @@
             <w:pPr>
               <w:spacing w:after="20" w:before="0"/>
             </w:pPr>
-            <w:hyperlink w:history="1" r:id="rId8kjv9fjrl9pop1sewpl1j">
+            <w:hyperlink w:history="1" r:id="rId8sgx-gx4vqowmt5pwqx8j">
               <w:r>
                 <w:rPr>
                   <w:rFonts w:ascii="Arial" w:cs="Arial" w:eastAsia="Arial" w:hAnsi="Arial"/>
@@ -6393,7 +6623,7 @@
               <w:spacing w:after="10" w:before="0"/>
               <w:ind w:left="120"/>
             </w:pPr>
-            <w:hyperlink w:history="1" r:id="rIdmnljg_h6u2bqgqxr3oqqk">
+            <w:hyperlink w:history="1" r:id="rIdcegnjdwgojmnznflexopg">
               <w:r>
                 <w:rPr>
                   <w:rFonts w:ascii="Arial" w:cs="Arial" w:eastAsia="Arial" w:hAnsi="Arial"/>
@@ -6588,7 +6818,7 @@
             <w:pPr>
               <w:spacing w:after="20" w:before="0"/>
             </w:pPr>
-            <w:hyperlink w:history="1" r:id="rIdsmyrcmoypfci3bwqc3geq">
+            <w:hyperlink w:history="1" r:id="rIdueaxkgaismnidqs8mnnmw">
               <w:r>
                 <w:rPr>
                   <w:rFonts w:ascii="Arial" w:cs="Arial" w:eastAsia="Arial" w:hAnsi="Arial"/>
@@ -6621,7 +6851,7 @@
               <w:spacing w:after="10" w:before="0"/>
               <w:ind w:left="120"/>
             </w:pPr>
-            <w:hyperlink w:history="1" r:id="rIdlskmkice3fkcbglcpqsu7">
+            <w:hyperlink w:history="1" r:id="rIdj58aagoyl07tjqg0olh2g">
               <w:r>
                 <w:rPr>
                   <w:rFonts w:ascii="Arial" w:cs="Arial" w:eastAsia="Arial" w:hAnsi="Arial"/>
@@ -6666,7 +6896,7 @@
             <w:pPr>
               <w:spacing w:after="20" w:before="0"/>
             </w:pPr>
-            <w:hyperlink w:history="1" r:id="rIdikqvyepii9glfaxeiuy26">
+            <w:hyperlink w:history="1" r:id="rIdspurp9gzokhlag-gulhep">
               <w:r>
                 <w:rPr>
                   <w:rFonts w:ascii="Arial" w:cs="Arial" w:eastAsia="Arial" w:hAnsi="Arial"/>
@@ -6699,7 +6929,7 @@
               <w:spacing w:after="10" w:before="0"/>
               <w:ind w:left="120"/>
             </w:pPr>
-            <w:hyperlink w:history="1" r:id="rIdez5v8_-eerxbs-jyv6vzo">
+            <w:hyperlink w:history="1" r:id="rIdwgg6uwunme9qqbs5jgyzh">
               <w:r>
                 <w:rPr>
                   <w:rFonts w:ascii="Arial" w:cs="Arial" w:eastAsia="Arial" w:hAnsi="Arial"/>
@@ -6894,7 +7124,7 @@
             <w:pPr>
               <w:spacing w:after="20" w:before="0"/>
             </w:pPr>
-            <w:hyperlink w:history="1" r:id="rIdcwfyrdysuzbydjrmmzbcb">
+            <w:hyperlink w:history="1" r:id="rIdlrip2wzsqdo_njwqwfh_b">
               <w:r>
                 <w:rPr>
                   <w:rFonts w:ascii="Arial" w:cs="Arial" w:eastAsia="Arial" w:hAnsi="Arial"/>
@@ -6927,7 +7157,7 @@
               <w:spacing w:after="10" w:before="0"/>
               <w:ind w:left="120"/>
             </w:pPr>
-            <w:hyperlink w:history="1" r:id="rId4ul-spvx29smmzvicg60o">
+            <w:hyperlink w:history="1" r:id="rIdaqab9bh2j1gu04u6uww9i">
               <w:r>
                 <w:rPr>
                   <w:rFonts w:ascii="Arial" w:cs="Arial" w:eastAsia="Arial" w:hAnsi="Arial"/>
@@ -6972,7 +7202,7 @@
             <w:pPr>
               <w:spacing w:after="20" w:before="0"/>
             </w:pPr>
-            <w:hyperlink w:history="1" r:id="rIdjoyjxrtfdguvp4bdqloww">
+            <w:hyperlink w:history="1" r:id="rIdrirr6clb90smhiatbhvcl">
               <w:r>
                 <w:rPr>
                   <w:rFonts w:ascii="Arial" w:cs="Arial" w:eastAsia="Arial" w:hAnsi="Arial"/>
@@ -7005,7 +7235,7 @@
               <w:spacing w:after="10" w:before="0"/>
               <w:ind w:left="120"/>
             </w:pPr>
-            <w:hyperlink w:history="1" r:id="rIdmcrwufnnp2zagcjr7u83w">
+            <w:hyperlink w:history="1" r:id="rIdn62pagojshpgozs13ywd4">
               <w:r>
                 <w:rPr>
                   <w:rFonts w:ascii="Arial" w:cs="Arial" w:eastAsia="Arial" w:hAnsi="Arial"/>
@@ -7200,7 +7430,7 @@
             <w:pPr>
               <w:spacing w:after="20" w:before="0"/>
             </w:pPr>
-            <w:hyperlink w:history="1" r:id="rId-rdestveoq0b1kyind41-">
+            <w:hyperlink w:history="1" r:id="rIdp0izk5xivyudboekem8qb">
               <w:r>
                 <w:rPr>
                   <w:rFonts w:ascii="Arial" w:cs="Arial" w:eastAsia="Arial" w:hAnsi="Arial"/>
@@ -7233,7 +7463,7 @@
               <w:spacing w:after="10" w:before="0"/>
               <w:ind w:left="120"/>
             </w:pPr>
-            <w:hyperlink w:history="1" r:id="rIdky1ox7whytzcwwxqjk6pj">
+            <w:hyperlink w:history="1" r:id="rIdirrhxcithi_tdtge8n8dm">
               <w:r>
                 <w:rPr>
                   <w:rFonts w:ascii="Arial" w:cs="Arial" w:eastAsia="Arial" w:hAnsi="Arial"/>
@@ -7278,7 +7508,7 @@
             <w:pPr>
               <w:spacing w:after="20" w:before="0"/>
             </w:pPr>
-            <w:hyperlink w:history="1" r:id="rIdr9vb5rjc1nemhxwjen2te">
+            <w:hyperlink w:history="1" r:id="rIdomy71mflflolzbs9pj13e">
               <w:r>
                 <w:rPr>
                   <w:rFonts w:ascii="Arial" w:cs="Arial" w:eastAsia="Arial" w:hAnsi="Arial"/>
@@ -7311,7 +7541,7 @@
               <w:spacing w:after="10" w:before="0"/>
               <w:ind w:left="120"/>
             </w:pPr>
-            <w:hyperlink w:history="1" r:id="rId4eqweozwwmdchgx7u5-lq">
+            <w:hyperlink w:history="1" r:id="rIdbtwyvza5pvbvscxqqcwad">
               <w:r>
                 <w:rPr>
                   <w:rFonts w:ascii="Arial" w:cs="Arial" w:eastAsia="Arial" w:hAnsi="Arial"/>
@@ -7506,7 +7736,7 @@
             <w:pPr>
               <w:spacing w:after="20" w:before="0"/>
             </w:pPr>
-            <w:hyperlink w:history="1" r:id="rId-t21yfdlrqtievbshok5u">
+            <w:hyperlink w:history="1" r:id="rIdvayfzuphmpf5q2dscqsfq">
               <w:r>
                 <w:rPr>
                   <w:rFonts w:ascii="Arial" w:cs="Arial" w:eastAsia="Arial" w:hAnsi="Arial"/>
@@ -7539,7 +7769,7 @@
               <w:spacing w:after="10" w:before="0"/>
               <w:ind w:left="120"/>
             </w:pPr>
-            <w:hyperlink w:history="1" r:id="rIdcy1hyw86mxyu1zqojmdwa">
+            <w:hyperlink w:history="1" r:id="rIdjlr1z4yrfpircodmdc9cx">
               <w:r>
                 <w:rPr>
                   <w:rFonts w:ascii="Arial" w:cs="Arial" w:eastAsia="Arial" w:hAnsi="Arial"/>
@@ -7584,7 +7814,7 @@
             <w:pPr>
               <w:spacing w:after="20" w:before="0"/>
             </w:pPr>
-            <w:hyperlink w:history="1" r:id="rIdoodpmkwgpm2nhbkpyuqaj">
+            <w:hyperlink w:history="1" r:id="rIdifaxj62aeq18ooysreqbw">
               <w:r>
                 <w:rPr>
                   <w:rFonts w:ascii="Arial" w:cs="Arial" w:eastAsia="Arial" w:hAnsi="Arial"/>
@@ -7617,7 +7847,7 @@
               <w:spacing w:after="10" w:before="0"/>
               <w:ind w:left="120"/>
             </w:pPr>
-            <w:hyperlink w:history="1" r:id="rIdmdwayqyfpcxb9y4a3i8iy">
+            <w:hyperlink w:history="1" r:id="rIdajvjdblz6klwkwjeobvzj">
               <w:r>
                 <w:rPr>
                   <w:rFonts w:ascii="Arial" w:cs="Arial" w:eastAsia="Arial" w:hAnsi="Arial"/>
@@ -8113,6 +8343,65 @@
         </w:tc>
       </w:tr>
     </w:tbl>
+    <w:p>
+      <w:pPr>
+        <w:pBdr>
+          <w:top w:val="single" w:color="BBBBBB" w:sz="4" w:space="4"/>
+        </w:pBdr>
+        <w:spacing w:after="0" w:before="160"/>
+      </w:pPr>
+      <w:r>
+        <w:rPr>
+          <w:rFonts w:ascii="Arial" w:cs="Arial" w:eastAsia="Arial" w:hAnsi="Arial"/>
+          <w:color w:val="666666"/>
+          <w:sz w:val="14"/>
+          <w:szCs w:val="14"/>
+        </w:rPr>
+        <w:t xml:space="preserve">© 2026 SeaVuria and ARES. Aligned with KICD objectives. Developed by SeaVuria; technical implementation by ARES (with AI assistance from Claude). Licensed under </w:t>
+      </w:r>
+      <w:hyperlink w:history="1" r:id="rIdwe3dgh9fq8poua8lhpvzl">
+        <w:r>
+          <w:rPr>
+            <w:rFonts w:ascii="Arial" w:cs="Arial" w:eastAsia="Arial" w:hAnsi="Arial"/>
+            <w:color w:val="1F6B75"/>
+            <w:sz w:val="14"/>
+            <w:szCs w:val="14"/>
+            <w:u w:val="single" w:color="1F6B75"/>
+          </w:rPr>
+          <w:t xml:space="preserve">CC BY-NC 4.0</w:t>
+        </w:r>
+      </w:hyperlink>
+      <w:r>
+        <w:rPr>
+          <w:rFonts w:ascii="Arial" w:cs="Arial" w:eastAsia="Arial" w:hAnsi="Arial"/>
+          <w:color w:val="666666"/>
+          <w:sz w:val="14"/>
+          <w:szCs w:val="14"/>
+        </w:rPr>
+        <w:t xml:space="preserve"> (</w:t>
+      </w:r>
+      <w:hyperlink w:history="1" r:id="rIdlmrjtz5b55mksbilv7xqb">
+        <w:r>
+          <w:rPr>
+            <w:rFonts w:ascii="Arial" w:cs="Arial" w:eastAsia="Arial" w:hAnsi="Arial"/>
+            <w:color w:val="1F6B75"/>
+            <w:sz w:val="14"/>
+            <w:szCs w:val="14"/>
+            <w:u w:val="single" w:color="1F6B75"/>
+          </w:rPr>
+          <w:t xml:space="preserve">https://creativecommons.org/licenses/by-nc/4.0/</w:t>
+        </w:r>
+      </w:hyperlink>
+      <w:r>
+        <w:rPr>
+          <w:rFonts w:ascii="Arial" w:cs="Arial" w:eastAsia="Arial" w:hAnsi="Arial"/>
+          <w:color w:val="666666"/>
+          <w:sz w:val="14"/>
+          <w:szCs w:val="14"/>
+        </w:rPr>
+        <w:t xml:space="preserve">).</w:t>
+      </w:r>
+    </w:p>
     <w:p>
       <w:r>
         <w:br w:type="page"/>
@@ -9104,7 +9393,7 @@
             <w:pPr>
               <w:spacing w:after="20" w:before="0"/>
             </w:pPr>
-            <w:hyperlink w:history="1" r:id="rIdybifhsy3d0ggha6rlt2kk">
+            <w:hyperlink w:history="1" r:id="rIdomjzq8id5fagxhczv4v8x">
               <w:r>
                 <w:rPr>
                   <w:rFonts w:ascii="Arial" w:cs="Arial" w:eastAsia="Arial" w:hAnsi="Arial"/>
@@ -9137,7 +9426,7 @@
               <w:spacing w:after="10" w:before="0"/>
               <w:ind w:left="120"/>
             </w:pPr>
-            <w:hyperlink w:history="1" r:id="rIdrqogpkach90b-fkrzmks5">
+            <w:hyperlink w:history="1" r:id="rIdymsdmjf7ayf0fiz4ek6in">
               <w:r>
                 <w:rPr>
                   <w:rFonts w:ascii="Arial" w:cs="Arial" w:eastAsia="Arial" w:hAnsi="Arial"/>
@@ -9182,7 +9471,7 @@
             <w:pPr>
               <w:spacing w:after="20" w:before="0"/>
             </w:pPr>
-            <w:hyperlink w:history="1" r:id="rIdw9u9ulx6c2nucv3vbkbpb">
+            <w:hyperlink w:history="1" r:id="rIdvn-_l-cw77-ep-ov_pfhc">
               <w:r>
                 <w:rPr>
                   <w:rFonts w:ascii="Arial" w:cs="Arial" w:eastAsia="Arial" w:hAnsi="Arial"/>
@@ -9215,7 +9504,7 @@
               <w:spacing w:after="10" w:before="0"/>
               <w:ind w:left="120"/>
             </w:pPr>
-            <w:hyperlink w:history="1" r:id="rIdchkj-mach4_qewhsrcksh">
+            <w:hyperlink w:history="1" r:id="rIdalrdbpggxsnm-iv4mw6fl">
               <w:r>
                 <w:rPr>
                   <w:rFonts w:ascii="Arial" w:cs="Arial" w:eastAsia="Arial" w:hAnsi="Arial"/>
@@ -9410,7 +9699,7 @@
             <w:pPr>
               <w:spacing w:after="20" w:before="0"/>
             </w:pPr>
-            <w:hyperlink w:history="1" r:id="rId41pva8hjwp58ebr7fuqjs">
+            <w:hyperlink w:history="1" r:id="rIdgkzi3wbiha2xznxr3dzzf">
               <w:r>
                 <w:rPr>
                   <w:rFonts w:ascii="Arial" w:cs="Arial" w:eastAsia="Arial" w:hAnsi="Arial"/>
@@ -9443,7 +9732,7 @@
               <w:spacing w:after="10" w:before="0"/>
               <w:ind w:left="120"/>
             </w:pPr>
-            <w:hyperlink w:history="1" r:id="rId1gu54u8boxqo5vzxyxrxb">
+            <w:hyperlink w:history="1" r:id="rIdfdz3k1rt7adxx2_fntt1a">
               <w:r>
                 <w:rPr>
                   <w:rFonts w:ascii="Arial" w:cs="Arial" w:eastAsia="Arial" w:hAnsi="Arial"/>
@@ -9488,7 +9777,7 @@
             <w:pPr>
               <w:spacing w:after="20" w:before="0"/>
             </w:pPr>
-            <w:hyperlink w:history="1" r:id="rIddfa_wke6x4l7qficgzffj">
+            <w:hyperlink w:history="1" r:id="rIdijgup2l5evbegxqs4fjhc">
               <w:r>
                 <w:rPr>
                   <w:rFonts w:ascii="Arial" w:cs="Arial" w:eastAsia="Arial" w:hAnsi="Arial"/>
@@ -9521,7 +9810,7 @@
               <w:spacing w:after="10" w:before="0"/>
               <w:ind w:left="120"/>
             </w:pPr>
-            <w:hyperlink w:history="1" r:id="rIdvtbh1dwx47qzuasn10pq1">
+            <w:hyperlink w:history="1" r:id="rIdf0pg1tmvrperf72_m_rp3">
               <w:r>
                 <w:rPr>
                   <w:rFonts w:ascii="Arial" w:cs="Arial" w:eastAsia="Arial" w:hAnsi="Arial"/>
@@ -9912,7 +10201,7 @@
             <w:pPr>
               <w:spacing w:after="20" w:before="0"/>
             </w:pPr>
-            <w:hyperlink w:history="1" r:id="rIdxhdzqlltzggip4otm80a_">
+            <w:hyperlink w:history="1" r:id="rIdpsxrc_xvutobrz4hqw4ju">
               <w:r>
                 <w:rPr>
                   <w:rFonts w:ascii="Arial" w:cs="Arial" w:eastAsia="Arial" w:hAnsi="Arial"/>
@@ -9945,7 +10234,7 @@
               <w:spacing w:after="10" w:before="0"/>
               <w:ind w:left="120"/>
             </w:pPr>
-            <w:hyperlink w:history="1" r:id="rId3vjw6ruycfyjkambilvtw">
+            <w:hyperlink w:history="1" r:id="rId2fmuwwn-ax7pnu0ua5gsu">
               <w:r>
                 <w:rPr>
                   <w:rFonts w:ascii="Arial" w:cs="Arial" w:eastAsia="Arial" w:hAnsi="Arial"/>
@@ -9990,7 +10279,7 @@
             <w:pPr>
               <w:spacing w:after="20" w:before="0"/>
             </w:pPr>
-            <w:hyperlink w:history="1" r:id="rIdwamd-l2_3wlf1dusuko3y">
+            <w:hyperlink w:history="1" r:id="rIdltw1uimhzwf1m6ojkhkjr">
               <w:r>
                 <w:rPr>
                   <w:rFonts w:ascii="Arial" w:cs="Arial" w:eastAsia="Arial" w:hAnsi="Arial"/>
@@ -10023,7 +10312,7 @@
               <w:spacing w:after="10" w:before="0"/>
               <w:ind w:left="120"/>
             </w:pPr>
-            <w:hyperlink w:history="1" r:id="rIdqvyufivcssdxrdbbgsxvm">
+            <w:hyperlink w:history="1" r:id="rId4szucbbhwpkmc8fckpjfz">
               <w:r>
                 <w:rPr>
                   <w:rFonts w:ascii="Arial" w:cs="Arial" w:eastAsia="Arial" w:hAnsi="Arial"/>
@@ -10294,7 +10583,7 @@
             <w:pPr>
               <w:spacing w:after="20" w:before="0"/>
             </w:pPr>
-            <w:hyperlink w:history="1" r:id="rIdncqaly7sbqnjuh4kov4ut">
+            <w:hyperlink w:history="1" r:id="rIdlp8kdpgxijf5slmtrtsrk">
               <w:r>
                 <w:rPr>
                   <w:rFonts w:ascii="Arial" w:cs="Arial" w:eastAsia="Arial" w:hAnsi="Arial"/>
@@ -10327,7 +10616,7 @@
               <w:spacing w:after="10" w:before="0"/>
               <w:ind w:left="120"/>
             </w:pPr>
-            <w:hyperlink w:history="1" r:id="rIds_ma04ld_beyu3qlo0udv">
+            <w:hyperlink w:history="1" r:id="rIdlttoggff_25og4tagh4bu">
               <w:r>
                 <w:rPr>
                   <w:rFonts w:ascii="Arial" w:cs="Arial" w:eastAsia="Arial" w:hAnsi="Arial"/>
@@ -10372,7 +10661,7 @@
             <w:pPr>
               <w:spacing w:after="20" w:before="0"/>
             </w:pPr>
-            <w:hyperlink w:history="1" r:id="rId3kuwnv3r5raynbfpg9pna">
+            <w:hyperlink w:history="1" r:id="rId4zrtdwlxbbbmo-9eefiud">
               <w:r>
                 <w:rPr>
                   <w:rFonts w:ascii="Arial" w:cs="Arial" w:eastAsia="Arial" w:hAnsi="Arial"/>
@@ -10405,7 +10694,7 @@
               <w:spacing w:after="10" w:before="0"/>
               <w:ind w:left="120"/>
             </w:pPr>
-            <w:hyperlink w:history="1" r:id="rIdrhetxa4xplylqc2hhnv1x">
+            <w:hyperlink w:history="1" r:id="rIdvx5emb1szf9b21ynsngf8">
               <w:r>
                 <w:rPr>
                   <w:rFonts w:ascii="Arial" w:cs="Arial" w:eastAsia="Arial" w:hAnsi="Arial"/>
@@ -10600,7 +10889,7 @@
             <w:pPr>
               <w:spacing w:after="20" w:before="0"/>
             </w:pPr>
-            <w:hyperlink w:history="1" r:id="rIdnjizammxgvfff7zkdreou">
+            <w:hyperlink w:history="1" r:id="rId7kv_kaariwign20puzicn">
               <w:r>
                 <w:rPr>
                   <w:rFonts w:ascii="Arial" w:cs="Arial" w:eastAsia="Arial" w:hAnsi="Arial"/>
@@ -10633,7 +10922,7 @@
               <w:spacing w:after="10" w:before="0"/>
               <w:ind w:left="120"/>
             </w:pPr>
-            <w:hyperlink w:history="1" r:id="rIdqbvnetgjatcolvulreoba">
+            <w:hyperlink w:history="1" r:id="rIdqq7ut0ntqqu_iket-k09t">
               <w:r>
                 <w:rPr>
                   <w:rFonts w:ascii="Arial" w:cs="Arial" w:eastAsia="Arial" w:hAnsi="Arial"/>
@@ -10678,7 +10967,7 @@
             <w:pPr>
               <w:spacing w:after="20" w:before="0"/>
             </w:pPr>
-            <w:hyperlink w:history="1" r:id="rIde4e750trmu77rrwe53nyg">
+            <w:hyperlink w:history="1" r:id="rIdj1nlwynqoc0a-mp-081ws">
               <w:r>
                 <w:rPr>
                   <w:rFonts w:ascii="Arial" w:cs="Arial" w:eastAsia="Arial" w:hAnsi="Arial"/>
@@ -10711,7 +11000,7 @@
               <w:spacing w:after="10" w:before="0"/>
               <w:ind w:left="120"/>
             </w:pPr>
-            <w:hyperlink w:history="1" r:id="rIdlyrewfbjhglxvt62d8arg">
+            <w:hyperlink w:history="1" r:id="rIdl7mmepmyhcx_kn7fln_be">
               <w:r>
                 <w:rPr>
                   <w:rFonts w:ascii="Arial" w:cs="Arial" w:eastAsia="Arial" w:hAnsi="Arial"/>
@@ -11207,6 +11496,65 @@
         </w:tc>
       </w:tr>
     </w:tbl>
+    <w:p>
+      <w:pPr>
+        <w:pBdr>
+          <w:top w:val="single" w:color="BBBBBB" w:sz="4" w:space="4"/>
+        </w:pBdr>
+        <w:spacing w:after="0" w:before="160"/>
+      </w:pPr>
+      <w:r>
+        <w:rPr>
+          <w:rFonts w:ascii="Arial" w:cs="Arial" w:eastAsia="Arial" w:hAnsi="Arial"/>
+          <w:color w:val="666666"/>
+          <w:sz w:val="14"/>
+          <w:szCs w:val="14"/>
+        </w:rPr>
+        <w:t xml:space="preserve">© 2026 SeaVuria and ARES. Aligned with KICD objectives. Developed by SeaVuria; technical implementation by ARES (with AI assistance from Claude). Licensed under </w:t>
+      </w:r>
+      <w:hyperlink w:history="1" r:id="rIdc18hmf568cnujp2ngxcm0">
+        <w:r>
+          <w:rPr>
+            <w:rFonts w:ascii="Arial" w:cs="Arial" w:eastAsia="Arial" w:hAnsi="Arial"/>
+            <w:color w:val="1F6B75"/>
+            <w:sz w:val="14"/>
+            <w:szCs w:val="14"/>
+            <w:u w:val="single" w:color="1F6B75"/>
+          </w:rPr>
+          <w:t xml:space="preserve">CC BY-NC 4.0</w:t>
+        </w:r>
+      </w:hyperlink>
+      <w:r>
+        <w:rPr>
+          <w:rFonts w:ascii="Arial" w:cs="Arial" w:eastAsia="Arial" w:hAnsi="Arial"/>
+          <w:color w:val="666666"/>
+          <w:sz w:val="14"/>
+          <w:szCs w:val="14"/>
+        </w:rPr>
+        <w:t xml:space="preserve"> (</w:t>
+      </w:r>
+      <w:hyperlink w:history="1" r:id="rIdc4em8la2mffiqjz25yogc">
+        <w:r>
+          <w:rPr>
+            <w:rFonts w:ascii="Arial" w:cs="Arial" w:eastAsia="Arial" w:hAnsi="Arial"/>
+            <w:color w:val="1F6B75"/>
+            <w:sz w:val="14"/>
+            <w:szCs w:val="14"/>
+            <w:u w:val="single" w:color="1F6B75"/>
+          </w:rPr>
+          <w:t xml:space="preserve">https://creativecommons.org/licenses/by-nc/4.0/</w:t>
+        </w:r>
+      </w:hyperlink>
+      <w:r>
+        <w:rPr>
+          <w:rFonts w:ascii="Arial" w:cs="Arial" w:eastAsia="Arial" w:hAnsi="Arial"/>
+          <w:color w:val="666666"/>
+          <w:sz w:val="14"/>
+          <w:szCs w:val="14"/>
+        </w:rPr>
+        <w:t xml:space="preserve">).</w:t>
+      </w:r>
+    </w:p>
     <w:p>
       <w:r>
         <w:br w:type="page"/>
@@ -12198,7 +12546,7 @@
             <w:pPr>
               <w:spacing w:after="20" w:before="0"/>
             </w:pPr>
-            <w:hyperlink w:history="1" r:id="rIds7jxnjtcssckkety0zwe9">
+            <w:hyperlink w:history="1" r:id="rId8g-vvasrvljdtflzejrrq">
               <w:r>
                 <w:rPr>
                   <w:rFonts w:ascii="Arial" w:cs="Arial" w:eastAsia="Arial" w:hAnsi="Arial"/>
@@ -12231,7 +12579,7 @@
               <w:spacing w:after="10" w:before="0"/>
               <w:ind w:left="120"/>
             </w:pPr>
-            <w:hyperlink w:history="1" r:id="rIdcsefl64clnp3v_on-tj5s">
+            <w:hyperlink w:history="1" r:id="rIdtjacusgp81apbvv4po_wt">
               <w:r>
                 <w:rPr>
                   <w:rFonts w:ascii="Arial" w:cs="Arial" w:eastAsia="Arial" w:hAnsi="Arial"/>
@@ -12276,7 +12624,7 @@
             <w:pPr>
               <w:spacing w:after="20" w:before="0"/>
             </w:pPr>
-            <w:hyperlink w:history="1" r:id="rIdun5l45bxfgv4grtotbc8b">
+            <w:hyperlink w:history="1" r:id="rIdu_q-optfdimdjvtx3lgqk">
               <w:r>
                 <w:rPr>
                   <w:rFonts w:ascii="Arial" w:cs="Arial" w:eastAsia="Arial" w:hAnsi="Arial"/>
@@ -12309,7 +12657,7 @@
               <w:spacing w:after="10" w:before="0"/>
               <w:ind w:left="120"/>
             </w:pPr>
-            <w:hyperlink w:history="1" r:id="rIdgynxtpmmtb_zrak5vs9gz">
+            <w:hyperlink w:history="1" r:id="rId6yqz3_e05jkwwuz2kwnqd">
               <w:r>
                 <w:rPr>
                   <w:rFonts w:ascii="Arial" w:cs="Arial" w:eastAsia="Arial" w:hAnsi="Arial"/>
@@ -12504,7 +12852,7 @@
             <w:pPr>
               <w:spacing w:after="20" w:before="0"/>
             </w:pPr>
-            <w:hyperlink w:history="1" r:id="rIdjq0jx9f7k_xmbic3lncts">
+            <w:hyperlink w:history="1" r:id="rIdbe0yt-ff5z9cu0gjrfph-">
               <w:r>
                 <w:rPr>
                   <w:rFonts w:ascii="Arial" w:cs="Arial" w:eastAsia="Arial" w:hAnsi="Arial"/>
@@ -12537,7 +12885,7 @@
               <w:spacing w:after="10" w:before="0"/>
               <w:ind w:left="120"/>
             </w:pPr>
-            <w:hyperlink w:history="1" r:id="rIddhgig32pizog2udrpux-o">
+            <w:hyperlink w:history="1" r:id="rIdfnvwmf42ssr_qyxwgolkm">
               <w:r>
                 <w:rPr>
                   <w:rFonts w:ascii="Arial" w:cs="Arial" w:eastAsia="Arial" w:hAnsi="Arial"/>
@@ -12582,7 +12930,7 @@
             <w:pPr>
               <w:spacing w:after="20" w:before="0"/>
             </w:pPr>
-            <w:hyperlink w:history="1" r:id="rIdnvf6onhjtdk9sztvj-zf5">
+            <w:hyperlink w:history="1" r:id="rIdfrz9w7xc191oes7shh5_u">
               <w:r>
                 <w:rPr>
                   <w:rFonts w:ascii="Arial" w:cs="Arial" w:eastAsia="Arial" w:hAnsi="Arial"/>
@@ -12615,7 +12963,7 @@
               <w:spacing w:after="10" w:before="0"/>
               <w:ind w:left="120"/>
             </w:pPr>
-            <w:hyperlink w:history="1" r:id="rIdh5yir4swwof5h7stfso4p">
+            <w:hyperlink w:history="1" r:id="rIdktrvu7bhsifpwqtwbeiea">
               <w:r>
                 <w:rPr>
                   <w:rFonts w:ascii="Arial" w:cs="Arial" w:eastAsia="Arial" w:hAnsi="Arial"/>
@@ -12810,7 +13158,7 @@
             <w:pPr>
               <w:spacing w:after="20" w:before="0"/>
             </w:pPr>
-            <w:hyperlink w:history="1" r:id="rIdzuovsav_owqp_ko7frubh">
+            <w:hyperlink w:history="1" r:id="rIdl8qfvmnsup1mlw90m1kin">
               <w:r>
                 <w:rPr>
                   <w:rFonts w:ascii="Arial" w:cs="Arial" w:eastAsia="Arial" w:hAnsi="Arial"/>
@@ -12843,7 +13191,7 @@
               <w:spacing w:after="10" w:before="0"/>
               <w:ind w:left="120"/>
             </w:pPr>
-            <w:hyperlink w:history="1" r:id="rId7cjt7xr_e1hhrxy7_7ha3">
+            <w:hyperlink w:history="1" r:id="rId3imdhhkatf67yeikwuopq">
               <w:r>
                 <w:rPr>
                   <w:rFonts w:ascii="Arial" w:cs="Arial" w:eastAsia="Arial" w:hAnsi="Arial"/>
@@ -12888,7 +13236,7 @@
             <w:pPr>
               <w:spacing w:after="20" w:before="0"/>
             </w:pPr>
-            <w:hyperlink w:history="1" r:id="rIdsqynv04zv9y9rh_lrqvpu">
+            <w:hyperlink w:history="1" r:id="rIdqlvx5shsjibo-czomkvc8">
               <w:r>
                 <w:rPr>
                   <w:rFonts w:ascii="Arial" w:cs="Arial" w:eastAsia="Arial" w:hAnsi="Arial"/>
@@ -12921,7 +13269,7 @@
               <w:spacing w:after="10" w:before="0"/>
               <w:ind w:left="120"/>
             </w:pPr>
-            <w:hyperlink w:history="1" r:id="rIdfhdsn5garmzpc38_-dnfx">
+            <w:hyperlink w:history="1" r:id="rIdkdhghwfg4m4ktaxoh2nuz">
               <w:r>
                 <w:rPr>
                   <w:rFonts w:ascii="Arial" w:cs="Arial" w:eastAsia="Arial" w:hAnsi="Arial"/>
@@ -13116,7 +13464,7 @@
             <w:pPr>
               <w:spacing w:after="20" w:before="0"/>
             </w:pPr>
-            <w:hyperlink w:history="1" r:id="rIdt9itky3vnavj7x7uqjpmm">
+            <w:hyperlink w:history="1" r:id="rIdopst4qtit0gwujptcbpzl">
               <w:r>
                 <w:rPr>
                   <w:rFonts w:ascii="Arial" w:cs="Arial" w:eastAsia="Arial" w:hAnsi="Arial"/>
@@ -13149,7 +13497,7 @@
               <w:spacing w:after="10" w:before="0"/>
               <w:ind w:left="120"/>
             </w:pPr>
-            <w:hyperlink w:history="1" r:id="rIdxk1vqytairtrgjlurvf-s">
+            <w:hyperlink w:history="1" r:id="rIdga9ne4yb4oc4tnbu5kt4n">
               <w:r>
                 <w:rPr>
                   <w:rFonts w:ascii="Arial" w:cs="Arial" w:eastAsia="Arial" w:hAnsi="Arial"/>
@@ -13194,7 +13542,7 @@
             <w:pPr>
               <w:spacing w:after="20" w:before="0"/>
             </w:pPr>
-            <w:hyperlink w:history="1" r:id="rIdeqebfrr8gzkk_j96coyhf">
+            <w:hyperlink w:history="1" r:id="rId5-0o4l8kndbkqq8jwwaoc">
               <w:r>
                 <w:rPr>
                   <w:rFonts w:ascii="Arial" w:cs="Arial" w:eastAsia="Arial" w:hAnsi="Arial"/>
@@ -13227,7 +13575,7 @@
               <w:spacing w:after="10" w:before="0"/>
               <w:ind w:left="120"/>
             </w:pPr>
-            <w:hyperlink w:history="1" r:id="rIdjp9ndbkm2m5c85dkkhefs">
+            <w:hyperlink w:history="1" r:id="rIdy_2p9nm8voamq5uekucxw">
               <w:r>
                 <w:rPr>
                   <w:rFonts w:ascii="Arial" w:cs="Arial" w:eastAsia="Arial" w:hAnsi="Arial"/>
@@ -13422,7 +13770,7 @@
             <w:pPr>
               <w:spacing w:after="20" w:before="0"/>
             </w:pPr>
-            <w:hyperlink w:history="1" r:id="rIdr-ncsdcmrd78xod0zhnnv">
+            <w:hyperlink w:history="1" r:id="rIdp9tgxhmumojpjsnozrhcc">
               <w:r>
                 <w:rPr>
                   <w:rFonts w:ascii="Arial" w:cs="Arial" w:eastAsia="Arial" w:hAnsi="Arial"/>
@@ -13455,7 +13803,7 @@
               <w:spacing w:after="10" w:before="0"/>
               <w:ind w:left="120"/>
             </w:pPr>
-            <w:hyperlink w:history="1" r:id="rIdwn1kiht_jmioijo5hukxn">
+            <w:hyperlink w:history="1" r:id="rIddnhrjgup-eaakijfe0hjk">
               <w:r>
                 <w:rPr>
                   <w:rFonts w:ascii="Arial" w:cs="Arial" w:eastAsia="Arial" w:hAnsi="Arial"/>
@@ -13500,7 +13848,7 @@
             <w:pPr>
               <w:spacing w:after="20" w:before="0"/>
             </w:pPr>
-            <w:hyperlink w:history="1" r:id="rIdrkn4lvm76miskzlx_bwiy">
+            <w:hyperlink w:history="1" r:id="rId_klfip2oqcuk0kj6c1v3v">
               <w:r>
                 <w:rPr>
                   <w:rFonts w:ascii="Arial" w:cs="Arial" w:eastAsia="Arial" w:hAnsi="Arial"/>
@@ -13533,7 +13881,7 @@
               <w:spacing w:after="10" w:before="0"/>
               <w:ind w:left="120"/>
             </w:pPr>
-            <w:hyperlink w:history="1" r:id="rIdp3qwtyvu6wlwtewmfn5nr">
+            <w:hyperlink w:history="1" r:id="rIdmzuxot0kdirpiip5bxvtj">
               <w:r>
                 <w:rPr>
                   <w:rFonts w:ascii="Arial" w:cs="Arial" w:eastAsia="Arial" w:hAnsi="Arial"/>
@@ -14029,6 +14377,65 @@
         </w:tc>
       </w:tr>
     </w:tbl>
+    <w:p>
+      <w:pPr>
+        <w:pBdr>
+          <w:top w:val="single" w:color="BBBBBB" w:sz="4" w:space="4"/>
+        </w:pBdr>
+        <w:spacing w:after="0" w:before="160"/>
+      </w:pPr>
+      <w:r>
+        <w:rPr>
+          <w:rFonts w:ascii="Arial" w:cs="Arial" w:eastAsia="Arial" w:hAnsi="Arial"/>
+          <w:color w:val="666666"/>
+          <w:sz w:val="14"/>
+          <w:szCs w:val="14"/>
+        </w:rPr>
+        <w:t xml:space="preserve">© 2026 SeaVuria and ARES. Aligned with KICD objectives. Developed by SeaVuria; technical implementation by ARES (with AI assistance from Claude). Licensed under </w:t>
+      </w:r>
+      <w:hyperlink w:history="1" r:id="rIdgf0ndpy4tjh5o-bprohz8">
+        <w:r>
+          <w:rPr>
+            <w:rFonts w:ascii="Arial" w:cs="Arial" w:eastAsia="Arial" w:hAnsi="Arial"/>
+            <w:color w:val="1F6B75"/>
+            <w:sz w:val="14"/>
+            <w:szCs w:val="14"/>
+            <w:u w:val="single" w:color="1F6B75"/>
+          </w:rPr>
+          <w:t xml:space="preserve">CC BY-NC 4.0</w:t>
+        </w:r>
+      </w:hyperlink>
+      <w:r>
+        <w:rPr>
+          <w:rFonts w:ascii="Arial" w:cs="Arial" w:eastAsia="Arial" w:hAnsi="Arial"/>
+          <w:color w:val="666666"/>
+          <w:sz w:val="14"/>
+          <w:szCs w:val="14"/>
+        </w:rPr>
+        <w:t xml:space="preserve"> (</w:t>
+      </w:r>
+      <w:hyperlink w:history="1" r:id="rId_yfeen9xuzuej_brucpsa">
+        <w:r>
+          <w:rPr>
+            <w:rFonts w:ascii="Arial" w:cs="Arial" w:eastAsia="Arial" w:hAnsi="Arial"/>
+            <w:color w:val="1F6B75"/>
+            <w:sz w:val="14"/>
+            <w:szCs w:val="14"/>
+            <w:u w:val="single" w:color="1F6B75"/>
+          </w:rPr>
+          <w:t xml:space="preserve">https://creativecommons.org/licenses/by-nc/4.0/</w:t>
+        </w:r>
+      </w:hyperlink>
+      <w:r>
+        <w:rPr>
+          <w:rFonts w:ascii="Arial" w:cs="Arial" w:eastAsia="Arial" w:hAnsi="Arial"/>
+          <w:color w:val="666666"/>
+          <w:sz w:val="14"/>
+          <w:szCs w:val="14"/>
+        </w:rPr>
+        <w:t xml:space="preserve">).</w:t>
+      </w:r>
+    </w:p>
     <w:p>
       <w:r>
         <w:br w:type="page"/>
@@ -15020,7 +15427,7 @@
             <w:pPr>
               <w:spacing w:after="20" w:before="0"/>
             </w:pPr>
-            <w:hyperlink w:history="1" r:id="rId5zfftyfb7knc77kivzlk2">
+            <w:hyperlink w:history="1" r:id="rIdiwvwgului1-yk9f0scpx-">
               <w:r>
                 <w:rPr>
                   <w:rFonts w:ascii="Arial" w:cs="Arial" w:eastAsia="Arial" w:hAnsi="Arial"/>
@@ -15053,7 +15460,7 @@
               <w:spacing w:after="10" w:before="0"/>
               <w:ind w:left="120"/>
             </w:pPr>
-            <w:hyperlink w:history="1" r:id="rId7tmwb8aabosx3yuvqgo7z">
+            <w:hyperlink w:history="1" r:id="rIdjcf_dfkrtvnbhnawth4xa">
               <w:r>
                 <w:rPr>
                   <w:rFonts w:ascii="Arial" w:cs="Arial" w:eastAsia="Arial" w:hAnsi="Arial"/>
@@ -15098,7 +15505,7 @@
             <w:pPr>
               <w:spacing w:after="20" w:before="0"/>
             </w:pPr>
-            <w:hyperlink w:history="1" r:id="rIdbhs_9w4enyjkialz7pxcs">
+            <w:hyperlink w:history="1" r:id="rIdfrarbdardi3jqmkvidwrt">
               <w:r>
                 <w:rPr>
                   <w:rFonts w:ascii="Arial" w:cs="Arial" w:eastAsia="Arial" w:hAnsi="Arial"/>
@@ -15131,7 +15538,7 @@
               <w:spacing w:after="10" w:before="0"/>
               <w:ind w:left="120"/>
             </w:pPr>
-            <w:hyperlink w:history="1" r:id="rIdqdiyob53olxuyavnmexdj">
+            <w:hyperlink w:history="1" r:id="rIdoc1vfrubi_8c1fclpyd8h">
               <w:r>
                 <w:rPr>
                   <w:rFonts w:ascii="Arial" w:cs="Arial" w:eastAsia="Arial" w:hAnsi="Arial"/>
@@ -15326,7 +15733,7 @@
             <w:pPr>
               <w:spacing w:after="20" w:before="0"/>
             </w:pPr>
-            <w:hyperlink w:history="1" r:id="rIdbs2myzs9c1li4ge0xroxh">
+            <w:hyperlink w:history="1" r:id="rIdfxkfzhcs9oi7lsxh236b6">
               <w:r>
                 <w:rPr>
                   <w:rFonts w:ascii="Arial" w:cs="Arial" w:eastAsia="Arial" w:hAnsi="Arial"/>
@@ -15359,7 +15766,7 @@
               <w:spacing w:after="10" w:before="0"/>
               <w:ind w:left="120"/>
             </w:pPr>
-            <w:hyperlink w:history="1" r:id="rId4m9l-dhpzxnzzy8zth4wd">
+            <w:hyperlink w:history="1" r:id="rIdubcwqgpsvqawxkpya7tz_">
               <w:r>
                 <w:rPr>
                   <w:rFonts w:ascii="Arial" w:cs="Arial" w:eastAsia="Arial" w:hAnsi="Arial"/>
@@ -15404,7 +15811,7 @@
             <w:pPr>
               <w:spacing w:after="20" w:before="0"/>
             </w:pPr>
-            <w:hyperlink w:history="1" r:id="rIdzthjluufbx3kmrdubw_pm">
+            <w:hyperlink w:history="1" r:id="rIdi0uxfy_8zuhkkdrtcxhna">
               <w:r>
                 <w:rPr>
                   <w:rFonts w:ascii="Arial" w:cs="Arial" w:eastAsia="Arial" w:hAnsi="Arial"/>
@@ -15437,7 +15844,7 @@
               <w:spacing w:after="10" w:before="0"/>
               <w:ind w:left="120"/>
             </w:pPr>
-            <w:hyperlink w:history="1" r:id="rIdgi9miulwa1ryanqtj8i_b">
+            <w:hyperlink w:history="1" r:id="rIdcarquuw2roz_smwfdwckz">
               <w:r>
                 <w:rPr>
                   <w:rFonts w:ascii="Arial" w:cs="Arial" w:eastAsia="Arial" w:hAnsi="Arial"/>
@@ -15632,7 +16039,7 @@
             <w:pPr>
               <w:spacing w:after="20" w:before="0"/>
             </w:pPr>
-            <w:hyperlink w:history="1" r:id="rIdyqd2awrpf7w975txqj0ut">
+            <w:hyperlink w:history="1" r:id="rIdrw6h_dlhwuqrfd7_ml9af">
               <w:r>
                 <w:rPr>
                   <w:rFonts w:ascii="Arial" w:cs="Arial" w:eastAsia="Arial" w:hAnsi="Arial"/>
@@ -15665,7 +16072,7 @@
               <w:spacing w:after="10" w:before="0"/>
               <w:ind w:left="120"/>
             </w:pPr>
-            <w:hyperlink w:history="1" r:id="rIdtkxc8ozh8eyvae0uctxkx">
+            <w:hyperlink w:history="1" r:id="rIdudfgxfoxdmigbsuu9dejh">
               <w:r>
                 <w:rPr>
                   <w:rFonts w:ascii="Arial" w:cs="Arial" w:eastAsia="Arial" w:hAnsi="Arial"/>
@@ -15710,7 +16117,7 @@
             <w:pPr>
               <w:spacing w:after="20" w:before="0"/>
             </w:pPr>
-            <w:hyperlink w:history="1" r:id="rIdk4dk1dnjlt-jabxp3outg">
+            <w:hyperlink w:history="1" r:id="rIdq9iwttwtdkpdbjpbcbvb0">
               <w:r>
                 <w:rPr>
                   <w:rFonts w:ascii="Arial" w:cs="Arial" w:eastAsia="Arial" w:hAnsi="Arial"/>
@@ -15743,7 +16150,7 @@
               <w:spacing w:after="10" w:before="0"/>
               <w:ind w:left="120"/>
             </w:pPr>
-            <w:hyperlink w:history="1" r:id="rId-7fttp8e4brxzqgdrr1js">
+            <w:hyperlink w:history="1" r:id="rId5yejwujpbqp6cptl_semj">
               <w:r>
                 <w:rPr>
                   <w:rFonts w:ascii="Arial" w:cs="Arial" w:eastAsia="Arial" w:hAnsi="Arial"/>
@@ -15938,7 +16345,7 @@
             <w:pPr>
               <w:spacing w:after="20" w:before="0"/>
             </w:pPr>
-            <w:hyperlink w:history="1" r:id="rIdww0hu-k8wrsz3nhakuqnq">
+            <w:hyperlink w:history="1" r:id="rIdwdmkeuebbctsqptusp3vf">
               <w:r>
                 <w:rPr>
                   <w:rFonts w:ascii="Arial" w:cs="Arial" w:eastAsia="Arial" w:hAnsi="Arial"/>
@@ -15971,7 +16378,7 @@
               <w:spacing w:after="10" w:before="0"/>
               <w:ind w:left="120"/>
             </w:pPr>
-            <w:hyperlink w:history="1" r:id="rIdwywlfuznlwk7ullkulqxx">
+            <w:hyperlink w:history="1" r:id="rIdicgj2rcetlf3ley4z1di6">
               <w:r>
                 <w:rPr>
                   <w:rFonts w:ascii="Arial" w:cs="Arial" w:eastAsia="Arial" w:hAnsi="Arial"/>
@@ -16016,7 +16423,7 @@
             <w:pPr>
               <w:spacing w:after="20" w:before="0"/>
             </w:pPr>
-            <w:hyperlink w:history="1" r:id="rIdjgpck98ic60le5uzgy4hy">
+            <w:hyperlink w:history="1" r:id="rIdvu414ixhigksci8kjkwsv">
               <w:r>
                 <w:rPr>
                   <w:rFonts w:ascii="Arial" w:cs="Arial" w:eastAsia="Arial" w:hAnsi="Arial"/>
@@ -16049,7 +16456,7 @@
               <w:spacing w:after="10" w:before="0"/>
               <w:ind w:left="120"/>
             </w:pPr>
-            <w:hyperlink w:history="1" r:id="rIdkheli6joykcyi3xfqa4ci">
+            <w:hyperlink w:history="1" r:id="rIdb27s2aipngcr0qdk4axsj">
               <w:r>
                 <w:rPr>
                   <w:rFonts w:ascii="Arial" w:cs="Arial" w:eastAsia="Arial" w:hAnsi="Arial"/>
@@ -16244,7 +16651,7 @@
             <w:pPr>
               <w:spacing w:after="20" w:before="0"/>
             </w:pPr>
-            <w:hyperlink w:history="1" r:id="rIdiu7h-e4tkmcodlip7duvo">
+            <w:hyperlink w:history="1" r:id="rId_u9stizbsrkaiujkck766">
               <w:r>
                 <w:rPr>
                   <w:rFonts w:ascii="Arial" w:cs="Arial" w:eastAsia="Arial" w:hAnsi="Arial"/>
@@ -16277,7 +16684,7 @@
               <w:spacing w:after="10" w:before="0"/>
               <w:ind w:left="120"/>
             </w:pPr>
-            <w:hyperlink w:history="1" r:id="rIdde_ljzwofqjwvyzx0lkqu">
+            <w:hyperlink w:history="1" r:id="rId1ut4l4qsgqmysmokevxtz">
               <w:r>
                 <w:rPr>
                   <w:rFonts w:ascii="Arial" w:cs="Arial" w:eastAsia="Arial" w:hAnsi="Arial"/>
@@ -16322,7 +16729,7 @@
             <w:pPr>
               <w:spacing w:after="20" w:before="0"/>
             </w:pPr>
-            <w:hyperlink w:history="1" r:id="rIdvxsjjc-afnzmkcw8d8bnp">
+            <w:hyperlink w:history="1" r:id="rIdbr4buis1jna8vrukqrl0v">
               <w:r>
                 <w:rPr>
                   <w:rFonts w:ascii="Arial" w:cs="Arial" w:eastAsia="Arial" w:hAnsi="Arial"/>
@@ -16355,7 +16762,7 @@
               <w:spacing w:after="10" w:before="0"/>
               <w:ind w:left="120"/>
             </w:pPr>
-            <w:hyperlink w:history="1" r:id="rIdx9bz3awhbgpgfxug9u1ui">
+            <w:hyperlink w:history="1" r:id="rIdby-owucqwgxxkkdp8qfis">
               <w:r>
                 <w:rPr>
                   <w:rFonts w:ascii="Arial" w:cs="Arial" w:eastAsia="Arial" w:hAnsi="Arial"/>
@@ -16851,6 +17258,65 @@
         </w:tc>
       </w:tr>
     </w:tbl>
+    <w:p>
+      <w:pPr>
+        <w:pBdr>
+          <w:top w:val="single" w:color="BBBBBB" w:sz="4" w:space="4"/>
+        </w:pBdr>
+        <w:spacing w:after="0" w:before="160"/>
+      </w:pPr>
+      <w:r>
+        <w:rPr>
+          <w:rFonts w:ascii="Arial" w:cs="Arial" w:eastAsia="Arial" w:hAnsi="Arial"/>
+          <w:color w:val="666666"/>
+          <w:sz w:val="14"/>
+          <w:szCs w:val="14"/>
+        </w:rPr>
+        <w:t xml:space="preserve">© 2026 SeaVuria and ARES. Aligned with KICD objectives. Developed by SeaVuria; technical implementation by ARES (with AI assistance from Claude). Licensed under </w:t>
+      </w:r>
+      <w:hyperlink w:history="1" r:id="rId_4wei0c0ayp5o5o-p67oq">
+        <w:r>
+          <w:rPr>
+            <w:rFonts w:ascii="Arial" w:cs="Arial" w:eastAsia="Arial" w:hAnsi="Arial"/>
+            <w:color w:val="1F6B75"/>
+            <w:sz w:val="14"/>
+            <w:szCs w:val="14"/>
+            <w:u w:val="single" w:color="1F6B75"/>
+          </w:rPr>
+          <w:t xml:space="preserve">CC BY-NC 4.0</w:t>
+        </w:r>
+      </w:hyperlink>
+      <w:r>
+        <w:rPr>
+          <w:rFonts w:ascii="Arial" w:cs="Arial" w:eastAsia="Arial" w:hAnsi="Arial"/>
+          <w:color w:val="666666"/>
+          <w:sz w:val="14"/>
+          <w:szCs w:val="14"/>
+        </w:rPr>
+        <w:t xml:space="preserve"> (</w:t>
+      </w:r>
+      <w:hyperlink w:history="1" r:id="rIdpxaotd_xfnhrqomv3ixnz">
+        <w:r>
+          <w:rPr>
+            <w:rFonts w:ascii="Arial" w:cs="Arial" w:eastAsia="Arial" w:hAnsi="Arial"/>
+            <w:color w:val="1F6B75"/>
+            <w:sz w:val="14"/>
+            <w:szCs w:val="14"/>
+            <w:u w:val="single" w:color="1F6B75"/>
+          </w:rPr>
+          <w:t xml:space="preserve">https://creativecommons.org/licenses/by-nc/4.0/</w:t>
+        </w:r>
+      </w:hyperlink>
+      <w:r>
+        <w:rPr>
+          <w:rFonts w:ascii="Arial" w:cs="Arial" w:eastAsia="Arial" w:hAnsi="Arial"/>
+          <w:color w:val="666666"/>
+          <w:sz w:val="14"/>
+          <w:szCs w:val="14"/>
+        </w:rPr>
+        <w:t xml:space="preserve">).</w:t>
+      </w:r>
+    </w:p>
     <w:p>
       <w:r>
         <w:br w:type="page"/>
@@ -17842,7 +18308,7 @@
             <w:pPr>
               <w:spacing w:after="20" w:before="0"/>
             </w:pPr>
-            <w:hyperlink w:history="1" r:id="rId2abubpxtowj642kh-2mje">
+            <w:hyperlink w:history="1" r:id="rIdpemyyyzpwdhvc2igadp03">
               <w:r>
                 <w:rPr>
                   <w:rFonts w:ascii="Arial" w:cs="Arial" w:eastAsia="Arial" w:hAnsi="Arial"/>
@@ -17875,7 +18341,7 @@
               <w:spacing w:after="10" w:before="0"/>
               <w:ind w:left="120"/>
             </w:pPr>
-            <w:hyperlink w:history="1" r:id="rIdg6mvyz0-jvbp3iyfwx02q">
+            <w:hyperlink w:history="1" r:id="rIdgehoju9pyh6frwkgjhfbu">
               <w:r>
                 <w:rPr>
                   <w:rFonts w:ascii="Arial" w:cs="Arial" w:eastAsia="Arial" w:hAnsi="Arial"/>
@@ -17920,7 +18386,7 @@
             <w:pPr>
               <w:spacing w:after="20" w:before="0"/>
             </w:pPr>
-            <w:hyperlink w:history="1" r:id="rId_xyjtjy4f0kl5yvzxc-gd">
+            <w:hyperlink w:history="1" r:id="rIdauxv4m26hj7gwl0_s4bjz">
               <w:r>
                 <w:rPr>
                   <w:rFonts w:ascii="Arial" w:cs="Arial" w:eastAsia="Arial" w:hAnsi="Arial"/>
@@ -17953,7 +18419,7 @@
               <w:spacing w:after="10" w:before="0"/>
               <w:ind w:left="120"/>
             </w:pPr>
-            <w:hyperlink w:history="1" r:id="rIdohmqwyc_b6qyd8up_rdfb">
+            <w:hyperlink w:history="1" r:id="rIdjd0njgcmiyvz5acivkw4i">
               <w:r>
                 <w:rPr>
                   <w:rFonts w:ascii="Arial" w:cs="Arial" w:eastAsia="Arial" w:hAnsi="Arial"/>
@@ -18148,7 +18614,7 @@
             <w:pPr>
               <w:spacing w:after="20" w:before="0"/>
             </w:pPr>
-            <w:hyperlink w:history="1" r:id="rIda9ohva0ydqsl38h6tpgkm">
+            <w:hyperlink w:history="1" r:id="rIdpxgtte4fdfejacif900ct">
               <w:r>
                 <w:rPr>
                   <w:rFonts w:ascii="Arial" w:cs="Arial" w:eastAsia="Arial" w:hAnsi="Arial"/>
@@ -18181,7 +18647,7 @@
               <w:spacing w:after="10" w:before="0"/>
               <w:ind w:left="120"/>
             </w:pPr>
-            <w:hyperlink w:history="1" r:id="rIdcmwvniqkcp_kamg35mhhp">
+            <w:hyperlink w:history="1" r:id="rIdcrbwgudzvazx5iqh6xnjj">
               <w:r>
                 <w:rPr>
                   <w:rFonts w:ascii="Arial" w:cs="Arial" w:eastAsia="Arial" w:hAnsi="Arial"/>
@@ -18226,7 +18692,7 @@
             <w:pPr>
               <w:spacing w:after="20" w:before="0"/>
             </w:pPr>
-            <w:hyperlink w:history="1" r:id="rIdzv3rmbgrvgyyniicr44af">
+            <w:hyperlink w:history="1" r:id="rIdxkaiecel29asrh0bt5xg-">
               <w:r>
                 <w:rPr>
                   <w:rFonts w:ascii="Arial" w:cs="Arial" w:eastAsia="Arial" w:hAnsi="Arial"/>
@@ -18259,7 +18725,7 @@
               <w:spacing w:after="10" w:before="0"/>
               <w:ind w:left="120"/>
             </w:pPr>
-            <w:hyperlink w:history="1" r:id="rIdi_cpw4j8nwzlddxkzk8ih">
+            <w:hyperlink w:history="1" r:id="rId6byaycn-opzg1yiuz58bh">
               <w:r>
                 <w:rPr>
                   <w:rFonts w:ascii="Arial" w:cs="Arial" w:eastAsia="Arial" w:hAnsi="Arial"/>
@@ -18454,7 +18920,7 @@
             <w:pPr>
               <w:spacing w:after="20" w:before="0"/>
             </w:pPr>
-            <w:hyperlink w:history="1" r:id="rId69wcybn9riu1zwphfxnky">
+            <w:hyperlink w:history="1" r:id="rIdud0jc0vft6xj-6rekzxnz">
               <w:r>
                 <w:rPr>
                   <w:rFonts w:ascii="Arial" w:cs="Arial" w:eastAsia="Arial" w:hAnsi="Arial"/>
@@ -18487,7 +18953,7 @@
               <w:spacing w:after="10" w:before="0"/>
               <w:ind w:left="120"/>
             </w:pPr>
-            <w:hyperlink w:history="1" r:id="rIdgrc6uizgusbuoq13lrfnk">
+            <w:hyperlink w:history="1" r:id="rIdw6jxv6hxnhbkgdjfffbwi">
               <w:r>
                 <w:rPr>
                   <w:rFonts w:ascii="Arial" w:cs="Arial" w:eastAsia="Arial" w:hAnsi="Arial"/>
@@ -18532,7 +18998,7 @@
             <w:pPr>
               <w:spacing w:after="20" w:before="0"/>
             </w:pPr>
-            <w:hyperlink w:history="1" r:id="rIdla6niaj5gaxpe0bq5j7st">
+            <w:hyperlink w:history="1" r:id="rIdwpsk9gcb-2e6ov9rkwkjt">
               <w:r>
                 <w:rPr>
                   <w:rFonts w:ascii="Arial" w:cs="Arial" w:eastAsia="Arial" w:hAnsi="Arial"/>
@@ -18565,7 +19031,7 @@
               <w:spacing w:after="10" w:before="0"/>
               <w:ind w:left="120"/>
             </w:pPr>
-            <w:hyperlink w:history="1" r:id="rId3n3-cuxjrtp67irh4nc8i">
+            <w:hyperlink w:history="1" r:id="rId3qqprw0pryaszftquyugg">
               <w:r>
                 <w:rPr>
                   <w:rFonts w:ascii="Arial" w:cs="Arial" w:eastAsia="Arial" w:hAnsi="Arial"/>
@@ -18760,7 +19226,7 @@
             <w:pPr>
               <w:spacing w:after="20" w:before="0"/>
             </w:pPr>
-            <w:hyperlink w:history="1" r:id="rIdnm8obxp_jt35ete1w7ro4">
+            <w:hyperlink w:history="1" r:id="rIdckidvqwadkeq-salvnczi">
               <w:r>
                 <w:rPr>
                   <w:rFonts w:ascii="Arial" w:cs="Arial" w:eastAsia="Arial" w:hAnsi="Arial"/>
@@ -18793,7 +19259,7 @@
               <w:spacing w:after="10" w:before="0"/>
               <w:ind w:left="120"/>
             </w:pPr>
-            <w:hyperlink w:history="1" r:id="rIdjvrisiafvyf2v9jdqh3nj">
+            <w:hyperlink w:history="1" r:id="rIdd18elmejjc_o5jdzufbbv">
               <w:r>
                 <w:rPr>
                   <w:rFonts w:ascii="Arial" w:cs="Arial" w:eastAsia="Arial" w:hAnsi="Arial"/>
@@ -18838,7 +19304,7 @@
             <w:pPr>
               <w:spacing w:after="20" w:before="0"/>
             </w:pPr>
-            <w:hyperlink w:history="1" r:id="rId_vyj3eiwxwwv2vw-qhe9v">
+            <w:hyperlink w:history="1" r:id="rIdadiwcvzf_5jzacdq5oytb">
               <w:r>
                 <w:rPr>
                   <w:rFonts w:ascii="Arial" w:cs="Arial" w:eastAsia="Arial" w:hAnsi="Arial"/>
@@ -18871,7 +19337,7 @@
               <w:spacing w:after="10" w:before="0"/>
               <w:ind w:left="120"/>
             </w:pPr>
-            <w:hyperlink w:history="1" r:id="rIde-isfqprudob7f6nnenzz">
+            <w:hyperlink w:history="1" r:id="rIdavjptqlx7f1qvqxplnccj">
               <w:r>
                 <w:rPr>
                   <w:rFonts w:ascii="Arial" w:cs="Arial" w:eastAsia="Arial" w:hAnsi="Arial"/>
@@ -19066,7 +19532,7 @@
             <w:pPr>
               <w:spacing w:after="20" w:before="0"/>
             </w:pPr>
-            <w:hyperlink w:history="1" r:id="rId5qocopjzljpn2gh05plvg">
+            <w:hyperlink w:history="1" r:id="rIdwbg25snv-n4tixdpmhygd">
               <w:r>
                 <w:rPr>
                   <w:rFonts w:ascii="Arial" w:cs="Arial" w:eastAsia="Arial" w:hAnsi="Arial"/>
@@ -19099,7 +19565,7 @@
               <w:spacing w:after="10" w:before="0"/>
               <w:ind w:left="120"/>
             </w:pPr>
-            <w:hyperlink w:history="1" r:id="rIdapysk8h3oh-2qt35lfg4c">
+            <w:hyperlink w:history="1" r:id="rIdbzmyygb1seprh3_2chdgo">
               <w:r>
                 <w:rPr>
                   <w:rFonts w:ascii="Arial" w:cs="Arial" w:eastAsia="Arial" w:hAnsi="Arial"/>
@@ -19144,7 +19610,7 @@
             <w:pPr>
               <w:spacing w:after="20" w:before="0"/>
             </w:pPr>
-            <w:hyperlink w:history="1" r:id="rIdm-mj_0pfpmz0jnfisvntb">
+            <w:hyperlink w:history="1" r:id="rId-4jwdzj9dt2w1nmokzftk">
               <w:r>
                 <w:rPr>
                   <w:rFonts w:ascii="Arial" w:cs="Arial" w:eastAsia="Arial" w:hAnsi="Arial"/>
@@ -19177,7 +19643,7 @@
               <w:spacing w:after="10" w:before="0"/>
               <w:ind w:left="120"/>
             </w:pPr>
-            <w:hyperlink w:history="1" r:id="rIdnidivlz7f3s0xij_wphni">
+            <w:hyperlink w:history="1" r:id="rIdwcwzdxac6xghdjbhkod54">
               <w:r>
                 <w:rPr>
                   <w:rFonts w:ascii="Arial" w:cs="Arial" w:eastAsia="Arial" w:hAnsi="Arial"/>
@@ -19673,6 +20139,65 @@
         </w:tc>
       </w:tr>
     </w:tbl>
+    <w:p>
+      <w:pPr>
+        <w:pBdr>
+          <w:top w:val="single" w:color="BBBBBB" w:sz="4" w:space="4"/>
+        </w:pBdr>
+        <w:spacing w:after="0" w:before="160"/>
+      </w:pPr>
+      <w:r>
+        <w:rPr>
+          <w:rFonts w:ascii="Arial" w:cs="Arial" w:eastAsia="Arial" w:hAnsi="Arial"/>
+          <w:color w:val="666666"/>
+          <w:sz w:val="14"/>
+          <w:szCs w:val="14"/>
+        </w:rPr>
+        <w:t xml:space="preserve">© 2026 SeaVuria and ARES. Aligned with KICD objectives. Developed by SeaVuria; technical implementation by ARES (with AI assistance from Claude). Licensed under </w:t>
+      </w:r>
+      <w:hyperlink w:history="1" r:id="rIdvtokm3drocjuwwl58nzc4">
+        <w:r>
+          <w:rPr>
+            <w:rFonts w:ascii="Arial" w:cs="Arial" w:eastAsia="Arial" w:hAnsi="Arial"/>
+            <w:color w:val="1F6B75"/>
+            <w:sz w:val="14"/>
+            <w:szCs w:val="14"/>
+            <w:u w:val="single" w:color="1F6B75"/>
+          </w:rPr>
+          <w:t xml:space="preserve">CC BY-NC 4.0</w:t>
+        </w:r>
+      </w:hyperlink>
+      <w:r>
+        <w:rPr>
+          <w:rFonts w:ascii="Arial" w:cs="Arial" w:eastAsia="Arial" w:hAnsi="Arial"/>
+          <w:color w:val="666666"/>
+          <w:sz w:val="14"/>
+          <w:szCs w:val="14"/>
+        </w:rPr>
+        <w:t xml:space="preserve"> (</w:t>
+      </w:r>
+      <w:hyperlink w:history="1" r:id="rIddur0bvgaeyjlicga92dkh">
+        <w:r>
+          <w:rPr>
+            <w:rFonts w:ascii="Arial" w:cs="Arial" w:eastAsia="Arial" w:hAnsi="Arial"/>
+            <w:color w:val="1F6B75"/>
+            <w:sz w:val="14"/>
+            <w:szCs w:val="14"/>
+            <w:u w:val="single" w:color="1F6B75"/>
+          </w:rPr>
+          <w:t xml:space="preserve">https://creativecommons.org/licenses/by-nc/4.0/</w:t>
+        </w:r>
+      </w:hyperlink>
+      <w:r>
+        <w:rPr>
+          <w:rFonts w:ascii="Arial" w:cs="Arial" w:eastAsia="Arial" w:hAnsi="Arial"/>
+          <w:color w:val="666666"/>
+          <w:sz w:val="14"/>
+          <w:szCs w:val="14"/>
+        </w:rPr>
+        <w:t xml:space="preserve">).</w:t>
+      </w:r>
+    </w:p>
     <w:p>
       <w:r>
         <w:br w:type="page"/>
@@ -20664,7 +21189,7 @@
             <w:pPr>
               <w:spacing w:after="20" w:before="0"/>
             </w:pPr>
-            <w:hyperlink w:history="1" r:id="rIdb5tqsmdq2t-i16y-esyce">
+            <w:hyperlink w:history="1" r:id="rIdzr6ivkdyzrzradued7s71">
               <w:r>
                 <w:rPr>
                   <w:rFonts w:ascii="Arial" w:cs="Arial" w:eastAsia="Arial" w:hAnsi="Arial"/>
@@ -20697,7 +21222,7 @@
               <w:spacing w:after="10" w:before="0"/>
               <w:ind w:left="120"/>
             </w:pPr>
-            <w:hyperlink w:history="1" r:id="rIdr4c7fjuf-sgrt6wsqmpvi">
+            <w:hyperlink w:history="1" r:id="rIdbhxn_sldhtzdryhhi-hjn">
               <w:r>
                 <w:rPr>
                   <w:rFonts w:ascii="Arial" w:cs="Arial" w:eastAsia="Arial" w:hAnsi="Arial"/>
@@ -20742,7 +21267,7 @@
             <w:pPr>
               <w:spacing w:after="20" w:before="0"/>
             </w:pPr>
-            <w:hyperlink w:history="1" r:id="rIdawyidgsvgjnrbf0znh6wc">
+            <w:hyperlink w:history="1" r:id="rId8hph-bzvpzvmnkd9wcycl">
               <w:r>
                 <w:rPr>
                   <w:rFonts w:ascii="Arial" w:cs="Arial" w:eastAsia="Arial" w:hAnsi="Arial"/>
@@ -20775,7 +21300,7 @@
               <w:spacing w:after="10" w:before="0"/>
               <w:ind w:left="120"/>
             </w:pPr>
-            <w:hyperlink w:history="1" r:id="rId9_japl_hx4dgzgdbyghuz">
+            <w:hyperlink w:history="1" r:id="rIdjsrq_toltbl_fynlwks6v">
               <w:r>
                 <w:rPr>
                   <w:rFonts w:ascii="Arial" w:cs="Arial" w:eastAsia="Arial" w:hAnsi="Arial"/>
@@ -20970,7 +21495,7 @@
             <w:pPr>
               <w:spacing w:after="20" w:before="0"/>
             </w:pPr>
-            <w:hyperlink w:history="1" r:id="rIdhndsysgz3fu_qlnshq938">
+            <w:hyperlink w:history="1" r:id="rIdgmeggoke9dzn-03eamkb2">
               <w:r>
                 <w:rPr>
                   <w:rFonts w:ascii="Arial" w:cs="Arial" w:eastAsia="Arial" w:hAnsi="Arial"/>
@@ -21003,7 +21528,7 @@
               <w:spacing w:after="10" w:before="0"/>
               <w:ind w:left="120"/>
             </w:pPr>
-            <w:hyperlink w:history="1" r:id="rIdaljrfdwwhr0uzcwv6fd0c">
+            <w:hyperlink w:history="1" r:id="rIdjpp-w1w1bko1pqcluv_ev">
               <w:r>
                 <w:rPr>
                   <w:rFonts w:ascii="Arial" w:cs="Arial" w:eastAsia="Arial" w:hAnsi="Arial"/>
@@ -21048,7 +21573,7 @@
             <w:pPr>
               <w:spacing w:after="20" w:before="0"/>
             </w:pPr>
-            <w:hyperlink w:history="1" r:id="rIdkcrs4spygqnsnaqtwqhgs">
+            <w:hyperlink w:history="1" r:id="rIdtj2hvftrffzcgicrrp6tt">
               <w:r>
                 <w:rPr>
                   <w:rFonts w:ascii="Arial" w:cs="Arial" w:eastAsia="Arial" w:hAnsi="Arial"/>
@@ -21081,7 +21606,7 @@
               <w:spacing w:after="10" w:before="0"/>
               <w:ind w:left="120"/>
             </w:pPr>
-            <w:hyperlink w:history="1" r:id="rIdkkdtibcqhllifynv7g9dm">
+            <w:hyperlink w:history="1" r:id="rId-ypstggmn2fiexuf-26qa">
               <w:r>
                 <w:rPr>
                   <w:rFonts w:ascii="Arial" w:cs="Arial" w:eastAsia="Arial" w:hAnsi="Arial"/>
@@ -21276,7 +21801,7 @@
             <w:pPr>
               <w:spacing w:after="20" w:before="0"/>
             </w:pPr>
-            <w:hyperlink w:history="1" r:id="rIdeed79huj1cpku39tfudx3">
+            <w:hyperlink w:history="1" r:id="rIdgcf3n0_ubkx9offplna2h">
               <w:r>
                 <w:rPr>
                   <w:rFonts w:ascii="Arial" w:cs="Arial" w:eastAsia="Arial" w:hAnsi="Arial"/>
@@ -21309,7 +21834,7 @@
               <w:spacing w:after="10" w:before="0"/>
               <w:ind w:left="120"/>
             </w:pPr>
-            <w:hyperlink w:history="1" r:id="rIdki4q_1pecov0keuoll_p2">
+            <w:hyperlink w:history="1" r:id="rIdkleufcifywjc-tholouqk">
               <w:r>
                 <w:rPr>
                   <w:rFonts w:ascii="Arial" w:cs="Arial" w:eastAsia="Arial" w:hAnsi="Arial"/>
@@ -21354,7 +21879,7 @@
             <w:pPr>
               <w:spacing w:after="20" w:before="0"/>
             </w:pPr>
-            <w:hyperlink w:history="1" r:id="rIdsjgone7nn-aagoege6cyt">
+            <w:hyperlink w:history="1" r:id="rIdhw5kkxatndcwoejt1zfad">
               <w:r>
                 <w:rPr>
                   <w:rFonts w:ascii="Arial" w:cs="Arial" w:eastAsia="Arial" w:hAnsi="Arial"/>
@@ -21387,7 +21912,7 @@
               <w:spacing w:after="10" w:before="0"/>
               <w:ind w:left="120"/>
             </w:pPr>
-            <w:hyperlink w:history="1" r:id="rId9pcnxvrxhxr5amulasact">
+            <w:hyperlink w:history="1" r:id="rIdpo5bxparbuvr6asfkxn5r">
               <w:r>
                 <w:rPr>
                   <w:rFonts w:ascii="Arial" w:cs="Arial" w:eastAsia="Arial" w:hAnsi="Arial"/>
@@ -21582,7 +22107,7 @@
             <w:pPr>
               <w:spacing w:after="20" w:before="0"/>
             </w:pPr>
-            <w:hyperlink w:history="1" r:id="rIdm-wgegvflvwiddexsyhqo">
+            <w:hyperlink w:history="1" r:id="rIdrk9uz6fcrmmvshpmtzmhp">
               <w:r>
                 <w:rPr>
                   <w:rFonts w:ascii="Arial" w:cs="Arial" w:eastAsia="Arial" w:hAnsi="Arial"/>
@@ -21615,7 +22140,7 @@
               <w:spacing w:after="10" w:before="0"/>
               <w:ind w:left="120"/>
             </w:pPr>
-            <w:hyperlink w:history="1" r:id="rIddqwflibcziwqjb1lpdbyj">
+            <w:hyperlink w:history="1" r:id="rIdmatw0gdtddsozxc_aij4b">
               <w:r>
                 <w:rPr>
                   <w:rFonts w:ascii="Arial" w:cs="Arial" w:eastAsia="Arial" w:hAnsi="Arial"/>
@@ -21660,7 +22185,7 @@
             <w:pPr>
               <w:spacing w:after="20" w:before="0"/>
             </w:pPr>
-            <w:hyperlink w:history="1" r:id="rIdnhlad47nbluiz2urtvfja">
+            <w:hyperlink w:history="1" r:id="rIdwitdvekrsef0lh8gkqjfr">
               <w:r>
                 <w:rPr>
                   <w:rFonts w:ascii="Arial" w:cs="Arial" w:eastAsia="Arial" w:hAnsi="Arial"/>
@@ -21693,7 +22218,7 @@
               <w:spacing w:after="10" w:before="0"/>
               <w:ind w:left="120"/>
             </w:pPr>
-            <w:hyperlink w:history="1" r:id="rIdwafj_aygi-5f_m1rvigrt">
+            <w:hyperlink w:history="1" r:id="rId5hnwl32lzfkmh69ncqc4h">
               <w:r>
                 <w:rPr>
                   <w:rFonts w:ascii="Arial" w:cs="Arial" w:eastAsia="Arial" w:hAnsi="Arial"/>
@@ -21888,7 +22413,7 @@
             <w:pPr>
               <w:spacing w:after="20" w:before="0"/>
             </w:pPr>
-            <w:hyperlink w:history="1" r:id="rIdfjvgw4x36l_rvydkxtpnn">
+            <w:hyperlink w:history="1" r:id="rIdcwu1zjlwsm_3vndgrnam1">
               <w:r>
                 <w:rPr>
                   <w:rFonts w:ascii="Arial" w:cs="Arial" w:eastAsia="Arial" w:hAnsi="Arial"/>
@@ -21921,7 +22446,7 @@
               <w:spacing w:after="10" w:before="0"/>
               <w:ind w:left="120"/>
             </w:pPr>
-            <w:hyperlink w:history="1" r:id="rIdw-pnflstoudq9kdmd2owm">
+            <w:hyperlink w:history="1" r:id="rIdjeikaziqkx0zq_phlvczb">
               <w:r>
                 <w:rPr>
                   <w:rFonts w:ascii="Arial" w:cs="Arial" w:eastAsia="Arial" w:hAnsi="Arial"/>
@@ -21966,7 +22491,7 @@
             <w:pPr>
               <w:spacing w:after="20" w:before="0"/>
             </w:pPr>
-            <w:hyperlink w:history="1" r:id="rIdefcdzavl_skyrh2jifl1a">
+            <w:hyperlink w:history="1" r:id="rIdrubzzo9afa7g5lxy_dqo5">
               <w:r>
                 <w:rPr>
                   <w:rFonts w:ascii="Arial" w:cs="Arial" w:eastAsia="Arial" w:hAnsi="Arial"/>
@@ -21999,7 +22524,7 @@
               <w:spacing w:after="10" w:before="0"/>
               <w:ind w:left="120"/>
             </w:pPr>
-            <w:hyperlink w:history="1" r:id="rId00cqmj6xoiuus-o2dw-hn">
+            <w:hyperlink w:history="1" r:id="rId4r7f5uwsof0-da985ld88">
               <w:r>
                 <w:rPr>
                   <w:rFonts w:ascii="Arial" w:cs="Arial" w:eastAsia="Arial" w:hAnsi="Arial"/>
@@ -22495,6 +23020,65 @@
         </w:tc>
       </w:tr>
     </w:tbl>
+    <w:p>
+      <w:pPr>
+        <w:pBdr>
+          <w:top w:val="single" w:color="BBBBBB" w:sz="4" w:space="4"/>
+        </w:pBdr>
+        <w:spacing w:after="0" w:before="160"/>
+      </w:pPr>
+      <w:r>
+        <w:rPr>
+          <w:rFonts w:ascii="Arial" w:cs="Arial" w:eastAsia="Arial" w:hAnsi="Arial"/>
+          <w:color w:val="666666"/>
+          <w:sz w:val="14"/>
+          <w:szCs w:val="14"/>
+        </w:rPr>
+        <w:t xml:space="preserve">© 2026 SeaVuria and ARES. Aligned with KICD objectives. Developed by SeaVuria; technical implementation by ARES (with AI assistance from Claude). Licensed under </w:t>
+      </w:r>
+      <w:hyperlink w:history="1" r:id="rIdia3m6xb10rqqzksej0jtn">
+        <w:r>
+          <w:rPr>
+            <w:rFonts w:ascii="Arial" w:cs="Arial" w:eastAsia="Arial" w:hAnsi="Arial"/>
+            <w:color w:val="1F6B75"/>
+            <w:sz w:val="14"/>
+            <w:szCs w:val="14"/>
+            <w:u w:val="single" w:color="1F6B75"/>
+          </w:rPr>
+          <w:t xml:space="preserve">CC BY-NC 4.0</w:t>
+        </w:r>
+      </w:hyperlink>
+      <w:r>
+        <w:rPr>
+          <w:rFonts w:ascii="Arial" w:cs="Arial" w:eastAsia="Arial" w:hAnsi="Arial"/>
+          <w:color w:val="666666"/>
+          <w:sz w:val="14"/>
+          <w:szCs w:val="14"/>
+        </w:rPr>
+        <w:t xml:space="preserve"> (</w:t>
+      </w:r>
+      <w:hyperlink w:history="1" r:id="rId-5kxqsyibq42abttwxm8d">
+        <w:r>
+          <w:rPr>
+            <w:rFonts w:ascii="Arial" w:cs="Arial" w:eastAsia="Arial" w:hAnsi="Arial"/>
+            <w:color w:val="1F6B75"/>
+            <w:sz w:val="14"/>
+            <w:szCs w:val="14"/>
+            <w:u w:val="single" w:color="1F6B75"/>
+          </w:rPr>
+          <w:t xml:space="preserve">https://creativecommons.org/licenses/by-nc/4.0/</w:t>
+        </w:r>
+      </w:hyperlink>
+      <w:r>
+        <w:rPr>
+          <w:rFonts w:ascii="Arial" w:cs="Arial" w:eastAsia="Arial" w:hAnsi="Arial"/>
+          <w:color w:val="666666"/>
+          <w:sz w:val="14"/>
+          <w:szCs w:val="14"/>
+        </w:rPr>
+        <w:t xml:space="preserve">).</w:t>
+      </w:r>
+    </w:p>
     <w:p>
       <w:r>
         <w:br w:type="page"/>
@@ -23705,7 +24289,7 @@
             <w:pPr>
               <w:spacing w:after="20" w:before="0"/>
             </w:pPr>
-            <w:hyperlink w:history="1" r:id="rIdx61srpbf3zjck6xxsncg0">
+            <w:hyperlink w:history="1" r:id="rIdj4l1peyyefqg4z1gs0fbq">
               <w:r>
                 <w:rPr>
                   <w:rFonts w:ascii="Arial" w:cs="Arial" w:eastAsia="Arial" w:hAnsi="Arial"/>
@@ -23738,7 +24322,7 @@
               <w:spacing w:after="10" w:before="0"/>
               <w:ind w:left="120"/>
             </w:pPr>
-            <w:hyperlink w:history="1" r:id="rIdb3djyzp83crdytzv9xw6b">
+            <w:hyperlink w:history="1" r:id="rIdawjtwbb18tsbpg4jahqjp">
               <w:r>
                 <w:rPr>
                   <w:rFonts w:ascii="Arial" w:cs="Arial" w:eastAsia="Arial" w:hAnsi="Arial"/>
@@ -23800,7 +24384,7 @@
               <w:spacing w:after="10" w:before="0"/>
               <w:ind w:left="120"/>
             </w:pPr>
-            <w:hyperlink w:history="1" r:id="rIdsguanb9j6uyzex6wftjqz">
+            <w:hyperlink w:history="1" r:id="rIddoslykdv27ixfcr7idzop">
               <w:r>
                 <w:rPr>
                   <w:rFonts w:ascii="Arial" w:cs="Arial" w:eastAsia="Arial" w:hAnsi="Arial"/>
@@ -24010,7 +24594,7 @@
             <w:pPr>
               <w:spacing w:after="20" w:before="0"/>
             </w:pPr>
-            <w:hyperlink w:history="1" r:id="rIdplr16gy1h0fzui7eurnog">
+            <w:hyperlink w:history="1" r:id="rIduzssagr-mygjmfjs7rb6t">
               <w:r>
                 <w:rPr>
                   <w:rFonts w:ascii="Arial" w:cs="Arial" w:eastAsia="Arial" w:hAnsi="Arial"/>
@@ -24043,7 +24627,7 @@
               <w:spacing w:after="10" w:before="0"/>
               <w:ind w:left="120"/>
             </w:pPr>
-            <w:hyperlink w:history="1" r:id="rIdxkrqtupmyq8ttrn7tsiil">
+            <w:hyperlink w:history="1" r:id="rIdjvuws75byqo6bz9i8rmdf">
               <w:r>
                 <w:rPr>
                   <w:rFonts w:ascii="Arial" w:cs="Arial" w:eastAsia="Arial" w:hAnsi="Arial"/>
@@ -24105,7 +24689,7 @@
               <w:spacing w:after="10" w:before="0"/>
               <w:ind w:left="120"/>
             </w:pPr>
-            <w:hyperlink w:history="1" r:id="rIdsvxt--nvaiscfptzciiyy">
+            <w:hyperlink w:history="1" r:id="rIdwssmbinaeql9wcylz-iwg">
               <w:r>
                 <w:rPr>
                   <w:rFonts w:ascii="Arial" w:cs="Arial" w:eastAsia="Arial" w:hAnsi="Arial"/>
@@ -24315,7 +24899,7 @@
             <w:pPr>
               <w:spacing w:after="20" w:before="0"/>
             </w:pPr>
-            <w:hyperlink w:history="1" r:id="rIdmfmtyhu4u3-569fzs2lig">
+            <w:hyperlink w:history="1" r:id="rIdkwl4mjtf2tf5xivj6vkng">
               <w:r>
                 <w:rPr>
                   <w:rFonts w:ascii="Arial" w:cs="Arial" w:eastAsia="Arial" w:hAnsi="Arial"/>
@@ -24348,7 +24932,7 @@
               <w:spacing w:after="10" w:before="0"/>
               <w:ind w:left="120"/>
             </w:pPr>
-            <w:hyperlink w:history="1" r:id="rIdywowcxl3uyeptvl6120yj">
+            <w:hyperlink w:history="1" r:id="rIdywimgv7u5ilec-c-qwthk">
               <w:r>
                 <w:rPr>
                   <w:rFonts w:ascii="Arial" w:cs="Arial" w:eastAsia="Arial" w:hAnsi="Arial"/>
@@ -24410,7 +24994,7 @@
               <w:spacing w:after="10" w:before="0"/>
               <w:ind w:left="120"/>
             </w:pPr>
-            <w:hyperlink w:history="1" r:id="rIdm0b29yx_bscyeu3do6ocl">
+            <w:hyperlink w:history="1" r:id="rIdrosruycwpzgsymd6hl1rs">
               <w:r>
                 <w:rPr>
                   <w:rFonts w:ascii="Arial" w:cs="Arial" w:eastAsia="Arial" w:hAnsi="Arial"/>
@@ -24620,7 +25204,7 @@
             <w:pPr>
               <w:spacing w:after="20" w:before="0"/>
             </w:pPr>
-            <w:hyperlink w:history="1" r:id="rIdqh5d0so5vieb--vlzeivr">
+            <w:hyperlink w:history="1" r:id="rIdbtxojui6qq1znq-m-6j4-">
               <w:r>
                 <w:rPr>
                   <w:rFonts w:ascii="Arial" w:cs="Arial" w:eastAsia="Arial" w:hAnsi="Arial"/>
@@ -24653,7 +25237,7 @@
               <w:spacing w:after="10" w:before="0"/>
               <w:ind w:left="120"/>
             </w:pPr>
-            <w:hyperlink w:history="1" r:id="rIdyq3j2qplyrrbf_0mmz49m">
+            <w:hyperlink w:history="1" r:id="rIdmgc05ytfq-tucfgb8hdh4">
               <w:r>
                 <w:rPr>
                   <w:rFonts w:ascii="Arial" w:cs="Arial" w:eastAsia="Arial" w:hAnsi="Arial"/>
@@ -24715,7 +25299,7 @@
               <w:spacing w:after="10" w:before="0"/>
               <w:ind w:left="120"/>
             </w:pPr>
-            <w:hyperlink w:history="1" r:id="rIdxr75k5gqfdtcvfscatgij">
+            <w:hyperlink w:history="1" r:id="rIdzaxjppdrdcvm-ilahmftq">
               <w:r>
                 <w:rPr>
                   <w:rFonts w:ascii="Arial" w:cs="Arial" w:eastAsia="Arial" w:hAnsi="Arial"/>
@@ -24925,7 +25509,7 @@
             <w:pPr>
               <w:spacing w:after="20" w:before="0"/>
             </w:pPr>
-            <w:hyperlink w:history="1" r:id="rIdbsyq2bcpinfjzehmzw5hl">
+            <w:hyperlink w:history="1" r:id="rId54afuaz3mvkmiupsygjei">
               <w:r>
                 <w:rPr>
                   <w:rFonts w:ascii="Arial" w:cs="Arial" w:eastAsia="Arial" w:hAnsi="Arial"/>
@@ -24958,7 +25542,7 @@
               <w:spacing w:after="10" w:before="0"/>
               <w:ind w:left="120"/>
             </w:pPr>
-            <w:hyperlink w:history="1" r:id="rIdx8g_be1qqz1ppomp-pfof">
+            <w:hyperlink w:history="1" r:id="rIdmtt196jmnu4zbt0bhz7va">
               <w:r>
                 <w:rPr>
                   <w:rFonts w:ascii="Arial" w:cs="Arial" w:eastAsia="Arial" w:hAnsi="Arial"/>
@@ -25020,7 +25604,7 @@
               <w:spacing w:after="10" w:before="0"/>
               <w:ind w:left="120"/>
             </w:pPr>
-            <w:hyperlink w:history="1" r:id="rIdr9vvm7qurvzigg36lo-ge">
+            <w:hyperlink w:history="1" r:id="rId5tvwtorzxrd8t27v22x3s">
               <w:r>
                 <w:rPr>
                   <w:rFonts w:ascii="Arial" w:cs="Arial" w:eastAsia="Arial" w:hAnsi="Arial"/>
@@ -25683,6 +26267,65 @@
         </w:tc>
       </w:tr>
     </w:tbl>
+    <w:p>
+      <w:pPr>
+        <w:pBdr>
+          <w:top w:val="single" w:color="BBBBBB" w:sz="4" w:space="4"/>
+        </w:pBdr>
+        <w:spacing w:after="0" w:before="160"/>
+      </w:pPr>
+      <w:r>
+        <w:rPr>
+          <w:rFonts w:ascii="Arial" w:cs="Arial" w:eastAsia="Arial" w:hAnsi="Arial"/>
+          <w:color w:val="666666"/>
+          <w:sz w:val="14"/>
+          <w:szCs w:val="14"/>
+        </w:rPr>
+        <w:t xml:space="preserve">© 2026 SeaVuria and ARES. Aligned with KICD objectives. Developed by SeaVuria; technical implementation by ARES (with AI assistance from Claude). Licensed under </w:t>
+      </w:r>
+      <w:hyperlink w:history="1" r:id="rIdqgwurmywwrqbuv4hd-fb0">
+        <w:r>
+          <w:rPr>
+            <w:rFonts w:ascii="Arial" w:cs="Arial" w:eastAsia="Arial" w:hAnsi="Arial"/>
+            <w:color w:val="1F6B75"/>
+            <w:sz w:val="14"/>
+            <w:szCs w:val="14"/>
+            <w:u w:val="single" w:color="1F6B75"/>
+          </w:rPr>
+          <w:t xml:space="preserve">CC BY-NC 4.0</w:t>
+        </w:r>
+      </w:hyperlink>
+      <w:r>
+        <w:rPr>
+          <w:rFonts w:ascii="Arial" w:cs="Arial" w:eastAsia="Arial" w:hAnsi="Arial"/>
+          <w:color w:val="666666"/>
+          <w:sz w:val="14"/>
+          <w:szCs w:val="14"/>
+        </w:rPr>
+        <w:t xml:space="preserve"> (</w:t>
+      </w:r>
+      <w:hyperlink w:history="1" r:id="rId_eursc33y50szl7_ts-pt">
+        <w:r>
+          <w:rPr>
+            <w:rFonts w:ascii="Arial" w:cs="Arial" w:eastAsia="Arial" w:hAnsi="Arial"/>
+            <w:color w:val="1F6B75"/>
+            <w:sz w:val="14"/>
+            <w:szCs w:val="14"/>
+            <w:u w:val="single" w:color="1F6B75"/>
+          </w:rPr>
+          <w:t xml:space="preserve">https://creativecommons.org/licenses/by-nc/4.0/</w:t>
+        </w:r>
+      </w:hyperlink>
+      <w:r>
+        <w:rPr>
+          <w:rFonts w:ascii="Arial" w:cs="Arial" w:eastAsia="Arial" w:hAnsi="Arial"/>
+          <w:color w:val="666666"/>
+          <w:sz w:val="14"/>
+          <w:szCs w:val="14"/>
+        </w:rPr>
+        <w:t xml:space="preserve">).</w:t>
+      </w:r>
+    </w:p>
     <w:p>
       <w:r>
         <w:br w:type="page"/>

--- a/data/outputs/v2/Core_Mathematics/SS2.4_Trigonometry_1/Core_Mathematics_Trigonometry_1_CBE_LessonSequence.docx
+++ b/data/outputs/v2/Core_Mathematics/SS2.4_Trigonometry_1/Core_Mathematics_Trigonometry_1_CBE_LessonSequence.docx
@@ -150,7 +150,7 @@
         </w:rPr>
         <w:t xml:space="preserve">© 2026 SeaVuria and ARES. This work is licensed under a </w:t>
       </w:r>
-      <w:hyperlink w:history="1" r:id="rId6owzzb3fq-y8sezg0nly2">
+      <w:hyperlink w:history="1" r:id="rIdiedfv9mpayhq8llrjle15">
         <w:r>
           <w:rPr>
             <w:rFonts w:ascii="Arial" w:cs="Arial" w:eastAsia="Arial" w:hAnsi="Arial"/>
@@ -170,7 +170,7 @@
         </w:rPr>
         <w:t xml:space="preserve"> (</w:t>
       </w:r>
-      <w:hyperlink w:history="1" r:id="rIdaeruq31ko0vulartp_jek">
+      <w:hyperlink w:history="1" r:id="rIdpmnwizn0jlgbiqtpuohoa">
         <w:r>
           <w:rPr>
             <w:rFonts w:ascii="Arial" w:cs="Arial" w:eastAsia="Arial" w:hAnsi="Arial"/>
@@ -190,7 +190,7 @@
         </w:rPr>
         <w:t xml:space="preserve">). To view a copy of this license, visit </w:t>
       </w:r>
-      <w:hyperlink w:history="1" r:id="rIdnuhup39isgsguouzjw7cq">
+      <w:hyperlink w:history="1" r:id="rIds118zv1jjsmihfqnhpapq">
         <w:r>
           <w:rPr>
             <w:rFonts w:ascii="Arial" w:cs="Arial" w:eastAsia="Arial" w:hAnsi="Arial"/>
@@ -3472,7 +3472,7 @@
             <w:pPr>
               <w:spacing w:after="20" w:before="0"/>
             </w:pPr>
-            <w:hyperlink w:history="1" r:id="rIdm-315orc4os5zdihkcr-i">
+            <w:hyperlink w:history="1" r:id="rIdo6vk-hggp5mtz5dh6hnxh">
               <w:r>
                 <w:rPr>
                   <w:rFonts w:ascii="Arial" w:cs="Arial" w:eastAsia="Arial" w:hAnsi="Arial"/>
@@ -3505,7 +3505,7 @@
               <w:spacing w:after="10" w:before="0"/>
               <w:ind w:left="120"/>
             </w:pPr>
-            <w:hyperlink w:history="1" r:id="rIdozhrxk_l4cnbyp0ydrcrm">
+            <w:hyperlink w:history="1" r:id="rId_nk25p0njnov65yz-ewrb">
               <w:r>
                 <w:rPr>
                   <w:rFonts w:ascii="Arial" w:cs="Arial" w:eastAsia="Arial" w:hAnsi="Arial"/>
@@ -3550,7 +3550,7 @@
             <w:pPr>
               <w:spacing w:after="20" w:before="0"/>
             </w:pPr>
-            <w:hyperlink w:history="1" r:id="rIdn1autzrxcz6fei_tpw6-s">
+            <w:hyperlink w:history="1" r:id="rIdctlcp4icm_tkqlsehgr0z">
               <w:r>
                 <w:rPr>
                   <w:rFonts w:ascii="Arial" w:cs="Arial" w:eastAsia="Arial" w:hAnsi="Arial"/>
@@ -3583,7 +3583,7 @@
               <w:spacing w:after="10" w:before="0"/>
               <w:ind w:left="120"/>
             </w:pPr>
-            <w:hyperlink w:history="1" r:id="rIdegyv63pdoo3jh4pt3xio5">
+            <w:hyperlink w:history="1" r:id="rIdw5ehflymnhioec-vktnv_">
               <w:r>
                 <w:rPr>
                   <w:rFonts w:ascii="Arial" w:cs="Arial" w:eastAsia="Arial" w:hAnsi="Arial"/>
@@ -3778,7 +3778,7 @@
             <w:pPr>
               <w:spacing w:after="20" w:before="0"/>
             </w:pPr>
-            <w:hyperlink w:history="1" r:id="rIdltikgijngzwcucvpay_zs">
+            <w:hyperlink w:history="1" r:id="rIdhdis1hlsltpbfujot9vmk">
               <w:r>
                 <w:rPr>
                   <w:rFonts w:ascii="Arial" w:cs="Arial" w:eastAsia="Arial" w:hAnsi="Arial"/>
@@ -3811,7 +3811,7 @@
               <w:spacing w:after="10" w:before="0"/>
               <w:ind w:left="120"/>
             </w:pPr>
-            <w:hyperlink w:history="1" r:id="rIdar8za2jyfn-4t0nt1ji1a">
+            <w:hyperlink w:history="1" r:id="rIdf6ajrpz_i0tsirkldld47">
               <w:r>
                 <w:rPr>
                   <w:rFonts w:ascii="Arial" w:cs="Arial" w:eastAsia="Arial" w:hAnsi="Arial"/>
@@ -3856,7 +3856,7 @@
             <w:pPr>
               <w:spacing w:after="20" w:before="0"/>
             </w:pPr>
-            <w:hyperlink w:history="1" r:id="rIdqtcjm0qxqog_hdbrlcd9h">
+            <w:hyperlink w:history="1" r:id="rIdycrlxaf0vb0-pa6f12jlo">
               <w:r>
                 <w:rPr>
                   <w:rFonts w:ascii="Arial" w:cs="Arial" w:eastAsia="Arial" w:hAnsi="Arial"/>
@@ -3889,7 +3889,7 @@
               <w:spacing w:after="10" w:before="0"/>
               <w:ind w:left="120"/>
             </w:pPr>
-            <w:hyperlink w:history="1" r:id="rIdaj4mridqfr24xcjtbbldb">
+            <w:hyperlink w:history="1" r:id="rIdubtpwr-fuait883v8ptdp">
               <w:r>
                 <w:rPr>
                   <w:rFonts w:ascii="Arial" w:cs="Arial" w:eastAsia="Arial" w:hAnsi="Arial"/>
@@ -4160,7 +4160,7 @@
             <w:pPr>
               <w:spacing w:after="20" w:before="0"/>
             </w:pPr>
-            <w:hyperlink w:history="1" r:id="rIdr5sk9ugbbjhuqk99secit">
+            <w:hyperlink w:history="1" r:id="rIdjhypua1yduwi9rmkk2eop">
               <w:r>
                 <w:rPr>
                   <w:rFonts w:ascii="Arial" w:cs="Arial" w:eastAsia="Arial" w:hAnsi="Arial"/>
@@ -4193,7 +4193,7 @@
               <w:spacing w:after="10" w:before="0"/>
               <w:ind w:left="120"/>
             </w:pPr>
-            <w:hyperlink w:history="1" r:id="rIdtsxwt7kgg30rbyuloaeit">
+            <w:hyperlink w:history="1" r:id="rIdzlehlm6gsgprzucm2gqqt">
               <w:r>
                 <w:rPr>
                   <w:rFonts w:ascii="Arial" w:cs="Arial" w:eastAsia="Arial" w:hAnsi="Arial"/>
@@ -4238,7 +4238,7 @@
             <w:pPr>
               <w:spacing w:after="20" w:before="0"/>
             </w:pPr>
-            <w:hyperlink w:history="1" r:id="rIdt2yt4vvpyygcfzkymczoc">
+            <w:hyperlink w:history="1" r:id="rIdllt9u_ysi7fih_2xbaz5l">
               <w:r>
                 <w:rPr>
                   <w:rFonts w:ascii="Arial" w:cs="Arial" w:eastAsia="Arial" w:hAnsi="Arial"/>
@@ -4271,7 +4271,7 @@
               <w:spacing w:after="10" w:before="0"/>
               <w:ind w:left="120"/>
             </w:pPr>
-            <w:hyperlink w:history="1" r:id="rId6rqypysmdrbphspldujmf">
+            <w:hyperlink w:history="1" r:id="rIdhujxtn0klm_ajlyvtki3o">
               <w:r>
                 <w:rPr>
                   <w:rFonts w:ascii="Arial" w:cs="Arial" w:eastAsia="Arial" w:hAnsi="Arial"/>
@@ -4466,7 +4466,7 @@
             <w:pPr>
               <w:spacing w:after="20" w:before="0"/>
             </w:pPr>
-            <w:hyperlink w:history="1" r:id="rIdcc5zm2g7bupz5k9tvye6m">
+            <w:hyperlink w:history="1" r:id="rIdflfgyj30erz3ujxp1wcc3">
               <w:r>
                 <w:rPr>
                   <w:rFonts w:ascii="Arial" w:cs="Arial" w:eastAsia="Arial" w:hAnsi="Arial"/>
@@ -4499,7 +4499,7 @@
               <w:spacing w:after="10" w:before="0"/>
               <w:ind w:left="120"/>
             </w:pPr>
-            <w:hyperlink w:history="1" r:id="rId3wsxbhr1gxdwtooir9j_l">
+            <w:hyperlink w:history="1" r:id="rIdsql7lzm9m14ywdwh3n4uj">
               <w:r>
                 <w:rPr>
                   <w:rFonts w:ascii="Arial" w:cs="Arial" w:eastAsia="Arial" w:hAnsi="Arial"/>
@@ -4544,7 +4544,7 @@
             <w:pPr>
               <w:spacing w:after="20" w:before="0"/>
             </w:pPr>
-            <w:hyperlink w:history="1" r:id="rId-tx1-smxt3fgp0l5-rsu0">
+            <w:hyperlink w:history="1" r:id="rIda5zcedj4tmnwanptjo3dp">
               <w:r>
                 <w:rPr>
                   <w:rFonts w:ascii="Arial" w:cs="Arial" w:eastAsia="Arial" w:hAnsi="Arial"/>
@@ -4577,7 +4577,7 @@
               <w:spacing w:after="10" w:before="0"/>
               <w:ind w:left="120"/>
             </w:pPr>
-            <w:hyperlink w:history="1" r:id="rId3thx3yze0_fghhztpwh1p">
+            <w:hyperlink w:history="1" r:id="rIdldz2bm--jzq1gmmgqp3cr">
               <w:r>
                 <w:rPr>
                   <w:rFonts w:ascii="Arial" w:cs="Arial" w:eastAsia="Arial" w:hAnsi="Arial"/>
@@ -4772,7 +4772,7 @@
             <w:pPr>
               <w:spacing w:after="20" w:before="0"/>
             </w:pPr>
-            <w:hyperlink w:history="1" r:id="rIdsqgjic_oc4bwjatamuosc">
+            <w:hyperlink w:history="1" r:id="rIdonazgjl1yri8bai2span8">
               <w:r>
                 <w:rPr>
                   <w:rFonts w:ascii="Arial" w:cs="Arial" w:eastAsia="Arial" w:hAnsi="Arial"/>
@@ -4805,7 +4805,7 @@
               <w:spacing w:after="10" w:before="0"/>
               <w:ind w:left="120"/>
             </w:pPr>
-            <w:hyperlink w:history="1" r:id="rIdmredfnoqgikikpvwsghly">
+            <w:hyperlink w:history="1" r:id="rId1tcjgqc8sxxjfbmg91pog">
               <w:r>
                 <w:rPr>
                   <w:rFonts w:ascii="Arial" w:cs="Arial" w:eastAsia="Arial" w:hAnsi="Arial"/>
@@ -4850,7 +4850,7 @@
             <w:pPr>
               <w:spacing w:after="20" w:before="0"/>
             </w:pPr>
-            <w:hyperlink w:history="1" r:id="rIdabvchc7ckbgp7ekwyiw0n">
+            <w:hyperlink w:history="1" r:id="rIddat78mqv5igphjoc4elyj">
               <w:r>
                 <w:rPr>
                   <w:rFonts w:ascii="Arial" w:cs="Arial" w:eastAsia="Arial" w:hAnsi="Arial"/>
@@ -4883,7 +4883,7 @@
               <w:spacing w:after="10" w:before="0"/>
               <w:ind w:left="120"/>
             </w:pPr>
-            <w:hyperlink w:history="1" r:id="rIdwn7bzqozacngibvq8h6ir">
+            <w:hyperlink w:history="1" r:id="rIdprylo7fpa-dqv18whaehu">
               <w:r>
                 <w:rPr>
                   <w:rFonts w:ascii="Arial" w:cs="Arial" w:eastAsia="Arial" w:hAnsi="Arial"/>
@@ -5395,7 +5395,7 @@
         </w:rPr>
         <w:t xml:space="preserve">© 2026 SeaVuria and ARES. Aligned with KICD objectives. Developed by SeaVuria; technical implementation by ARES (with AI assistance from Claude). Licensed under </w:t>
       </w:r>
-      <w:hyperlink w:history="1" r:id="rId09ev3-oxb8ajxt0gjrpe2">
+      <w:hyperlink w:history="1" r:id="rIdhnf1n8drp3n0eiqtqb4fh">
         <w:r>
           <w:rPr>
             <w:rFonts w:ascii="Arial" w:cs="Arial" w:eastAsia="Arial" w:hAnsi="Arial"/>
@@ -5416,7 +5416,7 @@
         </w:rPr>
         <w:t xml:space="preserve"> (</w:t>
       </w:r>
-      <w:hyperlink w:history="1" r:id="rIdxuizrhtbaviod5kd6z_fe">
+      <w:hyperlink w:history="1" r:id="rIddo1yjafk4x9ppnol2mxst">
         <w:r>
           <w:rPr>
             <w:rFonts w:ascii="Arial" w:cs="Arial" w:eastAsia="Arial" w:hAnsi="Arial"/>
@@ -6512,7 +6512,7 @@
             <w:pPr>
               <w:spacing w:after="20" w:before="0"/>
             </w:pPr>
-            <w:hyperlink w:history="1" r:id="rIdupqbgom_zfj7n_gaqu-z2">
+            <w:hyperlink w:history="1" r:id="rIdedzha1mbqrls7ot5jciut">
               <w:r>
                 <w:rPr>
                   <w:rFonts w:ascii="Arial" w:cs="Arial" w:eastAsia="Arial" w:hAnsi="Arial"/>
@@ -6545,7 +6545,7 @@
               <w:spacing w:after="10" w:before="0"/>
               <w:ind w:left="120"/>
             </w:pPr>
-            <w:hyperlink w:history="1" r:id="rIdhr38k7fbyh7ryaxjs5y60">
+            <w:hyperlink w:history="1" r:id="rIdguillbtibljuphnm1v_mj">
               <w:r>
                 <w:rPr>
                   <w:rFonts w:ascii="Arial" w:cs="Arial" w:eastAsia="Arial" w:hAnsi="Arial"/>
@@ -6590,7 +6590,7 @@
             <w:pPr>
               <w:spacing w:after="20" w:before="0"/>
             </w:pPr>
-            <w:hyperlink w:history="1" r:id="rId8sgx-gx4vqowmt5pwqx8j">
+            <w:hyperlink w:history="1" r:id="rId2j6f6tpgtehsqnuevvxvo">
               <w:r>
                 <w:rPr>
                   <w:rFonts w:ascii="Arial" w:cs="Arial" w:eastAsia="Arial" w:hAnsi="Arial"/>
@@ -6623,7 +6623,7 @@
               <w:spacing w:after="10" w:before="0"/>
               <w:ind w:left="120"/>
             </w:pPr>
-            <w:hyperlink w:history="1" r:id="rIdcegnjdwgojmnznflexopg">
+            <w:hyperlink w:history="1" r:id="rIdb0jkag5zsyygbn6cciapb">
               <w:r>
                 <w:rPr>
                   <w:rFonts w:ascii="Arial" w:cs="Arial" w:eastAsia="Arial" w:hAnsi="Arial"/>
@@ -6818,7 +6818,7 @@
             <w:pPr>
               <w:spacing w:after="20" w:before="0"/>
             </w:pPr>
-            <w:hyperlink w:history="1" r:id="rIdueaxkgaismnidqs8mnnmw">
+            <w:hyperlink w:history="1" r:id="rIdonl2lbujpykjwtsypi2oq">
               <w:r>
                 <w:rPr>
                   <w:rFonts w:ascii="Arial" w:cs="Arial" w:eastAsia="Arial" w:hAnsi="Arial"/>
@@ -6851,7 +6851,7 @@
               <w:spacing w:after="10" w:before="0"/>
               <w:ind w:left="120"/>
             </w:pPr>
-            <w:hyperlink w:history="1" r:id="rIdj58aagoyl07tjqg0olh2g">
+            <w:hyperlink w:history="1" r:id="rIdbvf_b2rzbc9c2oethmsmb">
               <w:r>
                 <w:rPr>
                   <w:rFonts w:ascii="Arial" w:cs="Arial" w:eastAsia="Arial" w:hAnsi="Arial"/>
@@ -6896,7 +6896,7 @@
             <w:pPr>
               <w:spacing w:after="20" w:before="0"/>
             </w:pPr>
-            <w:hyperlink w:history="1" r:id="rIdspurp9gzokhlag-gulhep">
+            <w:hyperlink w:history="1" r:id="rIdrpvgnppwbe6zucm0ahv1i">
               <w:r>
                 <w:rPr>
                   <w:rFonts w:ascii="Arial" w:cs="Arial" w:eastAsia="Arial" w:hAnsi="Arial"/>
@@ -6929,7 +6929,7 @@
               <w:spacing w:after="10" w:before="0"/>
               <w:ind w:left="120"/>
             </w:pPr>
-            <w:hyperlink w:history="1" r:id="rIdwgg6uwunme9qqbs5jgyzh">
+            <w:hyperlink w:history="1" r:id="rIdkogbvcjflxaqwrtpwepso">
               <w:r>
                 <w:rPr>
                   <w:rFonts w:ascii="Arial" w:cs="Arial" w:eastAsia="Arial" w:hAnsi="Arial"/>
@@ -7124,7 +7124,7 @@
             <w:pPr>
               <w:spacing w:after="20" w:before="0"/>
             </w:pPr>
-            <w:hyperlink w:history="1" r:id="rIdlrip2wzsqdo_njwqwfh_b">
+            <w:hyperlink w:history="1" r:id="rId05xjebcachgvpjvj0mfyk">
               <w:r>
                 <w:rPr>
                   <w:rFonts w:ascii="Arial" w:cs="Arial" w:eastAsia="Arial" w:hAnsi="Arial"/>
@@ -7157,7 +7157,7 @@
               <w:spacing w:after="10" w:before="0"/>
               <w:ind w:left="120"/>
             </w:pPr>
-            <w:hyperlink w:history="1" r:id="rIdaqab9bh2j1gu04u6uww9i">
+            <w:hyperlink w:history="1" r:id="rIddjpsbvn1fukulxdwk0u7l">
               <w:r>
                 <w:rPr>
                   <w:rFonts w:ascii="Arial" w:cs="Arial" w:eastAsia="Arial" w:hAnsi="Arial"/>
@@ -7202,7 +7202,7 @@
             <w:pPr>
               <w:spacing w:after="20" w:before="0"/>
             </w:pPr>
-            <w:hyperlink w:history="1" r:id="rIdrirr6clb90smhiatbhvcl">
+            <w:hyperlink w:history="1" r:id="rIdjskibkrjlth4vyu1uxn0q">
               <w:r>
                 <w:rPr>
                   <w:rFonts w:ascii="Arial" w:cs="Arial" w:eastAsia="Arial" w:hAnsi="Arial"/>
@@ -7235,7 +7235,7 @@
               <w:spacing w:after="10" w:before="0"/>
               <w:ind w:left="120"/>
             </w:pPr>
-            <w:hyperlink w:history="1" r:id="rIdn62pagojshpgozs13ywd4">
+            <w:hyperlink w:history="1" r:id="rIde0o2apkcei3iiea69md7m">
               <w:r>
                 <w:rPr>
                   <w:rFonts w:ascii="Arial" w:cs="Arial" w:eastAsia="Arial" w:hAnsi="Arial"/>
@@ -7430,7 +7430,7 @@
             <w:pPr>
               <w:spacing w:after="20" w:before="0"/>
             </w:pPr>
-            <w:hyperlink w:history="1" r:id="rIdp0izk5xivyudboekem8qb">
+            <w:hyperlink w:history="1" r:id="rIdfydhv-rrb2ctazzw7wr4y">
               <w:r>
                 <w:rPr>
                   <w:rFonts w:ascii="Arial" w:cs="Arial" w:eastAsia="Arial" w:hAnsi="Arial"/>
@@ -7463,7 +7463,7 @@
               <w:spacing w:after="10" w:before="0"/>
               <w:ind w:left="120"/>
             </w:pPr>
-            <w:hyperlink w:history="1" r:id="rIdirrhxcithi_tdtge8n8dm">
+            <w:hyperlink w:history="1" r:id="rIdab25nl6pneehscf3j-kh7">
               <w:r>
                 <w:rPr>
                   <w:rFonts w:ascii="Arial" w:cs="Arial" w:eastAsia="Arial" w:hAnsi="Arial"/>
@@ -7508,7 +7508,7 @@
             <w:pPr>
               <w:spacing w:after="20" w:before="0"/>
             </w:pPr>
-            <w:hyperlink w:history="1" r:id="rIdomy71mflflolzbs9pj13e">
+            <w:hyperlink w:history="1" r:id="rIddhq_bpp1pperxa15_juzj">
               <w:r>
                 <w:rPr>
                   <w:rFonts w:ascii="Arial" w:cs="Arial" w:eastAsia="Arial" w:hAnsi="Arial"/>
@@ -7541,7 +7541,7 @@
               <w:spacing w:after="10" w:before="0"/>
               <w:ind w:left="120"/>
             </w:pPr>
-            <w:hyperlink w:history="1" r:id="rIdbtwyvza5pvbvscxqqcwad">
+            <w:hyperlink w:history="1" r:id="rIdnkevwbiyvihhlcb4sfxoy">
               <w:r>
                 <w:rPr>
                   <w:rFonts w:ascii="Arial" w:cs="Arial" w:eastAsia="Arial" w:hAnsi="Arial"/>
@@ -7736,7 +7736,7 @@
             <w:pPr>
               <w:spacing w:after="20" w:before="0"/>
             </w:pPr>
-            <w:hyperlink w:history="1" r:id="rIdvayfzuphmpf5q2dscqsfq">
+            <w:hyperlink w:history="1" r:id="rId8puiyzqqgw2rxk_v8wpsd">
               <w:r>
                 <w:rPr>
                   <w:rFonts w:ascii="Arial" w:cs="Arial" w:eastAsia="Arial" w:hAnsi="Arial"/>
@@ -7769,7 +7769,7 @@
               <w:spacing w:after="10" w:before="0"/>
               <w:ind w:left="120"/>
             </w:pPr>
-            <w:hyperlink w:history="1" r:id="rIdjlr1z4yrfpircodmdc9cx">
+            <w:hyperlink w:history="1" r:id="rIdzdjqybwe8ccnff5tistlc">
               <w:r>
                 <w:rPr>
                   <w:rFonts w:ascii="Arial" w:cs="Arial" w:eastAsia="Arial" w:hAnsi="Arial"/>
@@ -7814,7 +7814,7 @@
             <w:pPr>
               <w:spacing w:after="20" w:before="0"/>
             </w:pPr>
-            <w:hyperlink w:history="1" r:id="rIdifaxj62aeq18ooysreqbw">
+            <w:hyperlink w:history="1" r:id="rIdufv1n54rdkwdntnyc323s">
               <w:r>
                 <w:rPr>
                   <w:rFonts w:ascii="Arial" w:cs="Arial" w:eastAsia="Arial" w:hAnsi="Arial"/>
@@ -7847,7 +7847,7 @@
               <w:spacing w:after="10" w:before="0"/>
               <w:ind w:left="120"/>
             </w:pPr>
-            <w:hyperlink w:history="1" r:id="rIdajvjdblz6klwkwjeobvzj">
+            <w:hyperlink w:history="1" r:id="rIdmimjg0w-cvbrqwqz-lklo">
               <w:r>
                 <w:rPr>
                   <w:rFonts w:ascii="Arial" w:cs="Arial" w:eastAsia="Arial" w:hAnsi="Arial"/>
@@ -8359,7 +8359,7 @@
         </w:rPr>
         <w:t xml:space="preserve">© 2026 SeaVuria and ARES. Aligned with KICD objectives. Developed by SeaVuria; technical implementation by ARES (with AI assistance from Claude). Licensed under </w:t>
       </w:r>
-      <w:hyperlink w:history="1" r:id="rIdwe3dgh9fq8poua8lhpvzl">
+      <w:hyperlink w:history="1" r:id="rId7mcyc6jmlytteh5fp_dbg">
         <w:r>
           <w:rPr>
             <w:rFonts w:ascii="Arial" w:cs="Arial" w:eastAsia="Arial" w:hAnsi="Arial"/>
@@ -8380,7 +8380,7 @@
         </w:rPr>
         <w:t xml:space="preserve"> (</w:t>
       </w:r>
-      <w:hyperlink w:history="1" r:id="rIdlmrjtz5b55mksbilv7xqb">
+      <w:hyperlink w:history="1" r:id="rIdefrf-nozisoco_xbm5ltj">
         <w:r>
           <w:rPr>
             <w:rFonts w:ascii="Arial" w:cs="Arial" w:eastAsia="Arial" w:hAnsi="Arial"/>
@@ -9393,7 +9393,7 @@
             <w:pPr>
               <w:spacing w:after="20" w:before="0"/>
             </w:pPr>
-            <w:hyperlink w:history="1" r:id="rIdomjzq8id5fagxhczv4v8x">
+            <w:hyperlink w:history="1" r:id="rIdqgonelsuprfla8-kcnsr_">
               <w:r>
                 <w:rPr>
                   <w:rFonts w:ascii="Arial" w:cs="Arial" w:eastAsia="Arial" w:hAnsi="Arial"/>
@@ -9426,7 +9426,7 @@
               <w:spacing w:after="10" w:before="0"/>
               <w:ind w:left="120"/>
             </w:pPr>
-            <w:hyperlink w:history="1" r:id="rIdymsdmjf7ayf0fiz4ek6in">
+            <w:hyperlink w:history="1" r:id="rIdklmbpnpmqsjzinvkqwmm9">
               <w:r>
                 <w:rPr>
                   <w:rFonts w:ascii="Arial" w:cs="Arial" w:eastAsia="Arial" w:hAnsi="Arial"/>
@@ -9471,7 +9471,7 @@
             <w:pPr>
               <w:spacing w:after="20" w:before="0"/>
             </w:pPr>
-            <w:hyperlink w:history="1" r:id="rIdvn-_l-cw77-ep-ov_pfhc">
+            <w:hyperlink w:history="1" r:id="rIdmif_d6qvfdbxoid-lnwrx">
               <w:r>
                 <w:rPr>
                   <w:rFonts w:ascii="Arial" w:cs="Arial" w:eastAsia="Arial" w:hAnsi="Arial"/>
@@ -9504,7 +9504,7 @@
               <w:spacing w:after="10" w:before="0"/>
               <w:ind w:left="120"/>
             </w:pPr>
-            <w:hyperlink w:history="1" r:id="rIdalrdbpggxsnm-iv4mw6fl">
+            <w:hyperlink w:history="1" r:id="rIdfknlvq6ey1sndos9to85y">
               <w:r>
                 <w:rPr>
                   <w:rFonts w:ascii="Arial" w:cs="Arial" w:eastAsia="Arial" w:hAnsi="Arial"/>
@@ -9699,7 +9699,7 @@
             <w:pPr>
               <w:spacing w:after="20" w:before="0"/>
             </w:pPr>
-            <w:hyperlink w:history="1" r:id="rIdgkzi3wbiha2xznxr3dzzf">
+            <w:hyperlink w:history="1" r:id="rIdd3ut8pidqk-wq5bbta_um">
               <w:r>
                 <w:rPr>
                   <w:rFonts w:ascii="Arial" w:cs="Arial" w:eastAsia="Arial" w:hAnsi="Arial"/>
@@ -9732,7 +9732,7 @@
               <w:spacing w:after="10" w:before="0"/>
               <w:ind w:left="120"/>
             </w:pPr>
-            <w:hyperlink w:history="1" r:id="rIdfdz3k1rt7adxx2_fntt1a">
+            <w:hyperlink w:history="1" r:id="rId6ugzbxbxvspzawfsrtygb">
               <w:r>
                 <w:rPr>
                   <w:rFonts w:ascii="Arial" w:cs="Arial" w:eastAsia="Arial" w:hAnsi="Arial"/>
@@ -9777,7 +9777,7 @@
             <w:pPr>
               <w:spacing w:after="20" w:before="0"/>
             </w:pPr>
-            <w:hyperlink w:history="1" r:id="rIdijgup2l5evbegxqs4fjhc">
+            <w:hyperlink w:history="1" r:id="rIdq7gdogiuo88xn0uukkz6h">
               <w:r>
                 <w:rPr>
                   <w:rFonts w:ascii="Arial" w:cs="Arial" w:eastAsia="Arial" w:hAnsi="Arial"/>
@@ -9810,7 +9810,7 @@
               <w:spacing w:after="10" w:before="0"/>
               <w:ind w:left="120"/>
             </w:pPr>
-            <w:hyperlink w:history="1" r:id="rIdf0pg1tmvrperf72_m_rp3">
+            <w:hyperlink w:history="1" r:id="rIdto5imxmsplhrfcxadby53">
               <w:r>
                 <w:rPr>
                   <w:rFonts w:ascii="Arial" w:cs="Arial" w:eastAsia="Arial" w:hAnsi="Arial"/>
@@ -10201,7 +10201,7 @@
             <w:pPr>
               <w:spacing w:after="20" w:before="0"/>
             </w:pPr>
-            <w:hyperlink w:history="1" r:id="rIdpsxrc_xvutobrz4hqw4ju">
+            <w:hyperlink w:history="1" r:id="rIdmkbbbbkkogfb4svjq-tc7">
               <w:r>
                 <w:rPr>
                   <w:rFonts w:ascii="Arial" w:cs="Arial" w:eastAsia="Arial" w:hAnsi="Arial"/>
@@ -10234,7 +10234,7 @@
               <w:spacing w:after="10" w:before="0"/>
               <w:ind w:left="120"/>
             </w:pPr>
-            <w:hyperlink w:history="1" r:id="rId2fmuwwn-ax7pnu0ua5gsu">
+            <w:hyperlink w:history="1" r:id="rId5pusjcrnu9hzt9xvnpwih">
               <w:r>
                 <w:rPr>
                   <w:rFonts w:ascii="Arial" w:cs="Arial" w:eastAsia="Arial" w:hAnsi="Arial"/>
@@ -10279,7 +10279,7 @@
             <w:pPr>
               <w:spacing w:after="20" w:before="0"/>
             </w:pPr>
-            <w:hyperlink w:history="1" r:id="rIdltw1uimhzwf1m6ojkhkjr">
+            <w:hyperlink w:history="1" r:id="rIdidhr2ukhw5r49w2yjciny">
               <w:r>
                 <w:rPr>
                   <w:rFonts w:ascii="Arial" w:cs="Arial" w:eastAsia="Arial" w:hAnsi="Arial"/>
@@ -10312,7 +10312,7 @@
               <w:spacing w:after="10" w:before="0"/>
               <w:ind w:left="120"/>
             </w:pPr>
-            <w:hyperlink w:history="1" r:id="rId4szucbbhwpkmc8fckpjfz">
+            <w:hyperlink w:history="1" r:id="rIdybnm7pdvblzozn3avlum3">
               <w:r>
                 <w:rPr>
                   <w:rFonts w:ascii="Arial" w:cs="Arial" w:eastAsia="Arial" w:hAnsi="Arial"/>
@@ -10583,7 +10583,7 @@
             <w:pPr>
               <w:spacing w:after="20" w:before="0"/>
             </w:pPr>
-            <w:hyperlink w:history="1" r:id="rIdlp8kdpgxijf5slmtrtsrk">
+            <w:hyperlink w:history="1" r:id="rIdbw8ycaxsufnaq66zrjlud">
               <w:r>
                 <w:rPr>
                   <w:rFonts w:ascii="Arial" w:cs="Arial" w:eastAsia="Arial" w:hAnsi="Arial"/>
@@ -10616,7 +10616,7 @@
               <w:spacing w:after="10" w:before="0"/>
               <w:ind w:left="120"/>
             </w:pPr>
-            <w:hyperlink w:history="1" r:id="rIdlttoggff_25og4tagh4bu">
+            <w:hyperlink w:history="1" r:id="rId7zjgdq3kkvnpc6m9uvmau">
               <w:r>
                 <w:rPr>
                   <w:rFonts w:ascii="Arial" w:cs="Arial" w:eastAsia="Arial" w:hAnsi="Arial"/>
@@ -10661,7 +10661,7 @@
             <w:pPr>
               <w:spacing w:after="20" w:before="0"/>
             </w:pPr>
-            <w:hyperlink w:history="1" r:id="rId4zrtdwlxbbbmo-9eefiud">
+            <w:hyperlink w:history="1" r:id="rIdfoktuoblgfgsnmc07plo9">
               <w:r>
                 <w:rPr>
                   <w:rFonts w:ascii="Arial" w:cs="Arial" w:eastAsia="Arial" w:hAnsi="Arial"/>
@@ -10694,7 +10694,7 @@
               <w:spacing w:after="10" w:before="0"/>
               <w:ind w:left="120"/>
             </w:pPr>
-            <w:hyperlink w:history="1" r:id="rIdvx5emb1szf9b21ynsngf8">
+            <w:hyperlink w:history="1" r:id="rIdtdhyp4xtwqkw7qvy4mrmq">
               <w:r>
                 <w:rPr>
                   <w:rFonts w:ascii="Arial" w:cs="Arial" w:eastAsia="Arial" w:hAnsi="Arial"/>
@@ -10889,7 +10889,7 @@
             <w:pPr>
               <w:spacing w:after="20" w:before="0"/>
             </w:pPr>
-            <w:hyperlink w:history="1" r:id="rId7kv_kaariwign20puzicn">
+            <w:hyperlink w:history="1" r:id="rIdw6gskgtukazmsltral6oj">
               <w:r>
                 <w:rPr>
                   <w:rFonts w:ascii="Arial" w:cs="Arial" w:eastAsia="Arial" w:hAnsi="Arial"/>
@@ -10922,7 +10922,7 @@
               <w:spacing w:after="10" w:before="0"/>
               <w:ind w:left="120"/>
             </w:pPr>
-            <w:hyperlink w:history="1" r:id="rIdqq7ut0ntqqu_iket-k09t">
+            <w:hyperlink w:history="1" r:id="rId8yt1zloym5hichceppsvi">
               <w:r>
                 <w:rPr>
                   <w:rFonts w:ascii="Arial" w:cs="Arial" w:eastAsia="Arial" w:hAnsi="Arial"/>
@@ -10967,7 +10967,7 @@
             <w:pPr>
               <w:spacing w:after="20" w:before="0"/>
             </w:pPr>
-            <w:hyperlink w:history="1" r:id="rIdj1nlwynqoc0a-mp-081ws">
+            <w:hyperlink w:history="1" r:id="rIdbspbi1hdcrk_aolh8h61o">
               <w:r>
                 <w:rPr>
                   <w:rFonts w:ascii="Arial" w:cs="Arial" w:eastAsia="Arial" w:hAnsi="Arial"/>
@@ -11000,7 +11000,7 @@
               <w:spacing w:after="10" w:before="0"/>
               <w:ind w:left="120"/>
             </w:pPr>
-            <w:hyperlink w:history="1" r:id="rIdl7mmepmyhcx_kn7fln_be">
+            <w:hyperlink w:history="1" r:id="rId_zwnia0ao-cjlbbawomke">
               <w:r>
                 <w:rPr>
                   <w:rFonts w:ascii="Arial" w:cs="Arial" w:eastAsia="Arial" w:hAnsi="Arial"/>
@@ -11512,7 +11512,7 @@
         </w:rPr>
         <w:t xml:space="preserve">© 2026 SeaVuria and ARES. Aligned with KICD objectives. Developed by SeaVuria; technical implementation by ARES (with AI assistance from Claude). Licensed under </w:t>
       </w:r>
-      <w:hyperlink w:history="1" r:id="rIdc18hmf568cnujp2ngxcm0">
+      <w:hyperlink w:history="1" r:id="rIdqwb_qifwry2jarcmcdfus">
         <w:r>
           <w:rPr>
             <w:rFonts w:ascii="Arial" w:cs="Arial" w:eastAsia="Arial" w:hAnsi="Arial"/>
@@ -11533,7 +11533,7 @@
         </w:rPr>
         <w:t xml:space="preserve"> (</w:t>
       </w:r>
-      <w:hyperlink w:history="1" r:id="rIdc4em8la2mffiqjz25yogc">
+      <w:hyperlink w:history="1" r:id="rId82jugcm29_zsw0v3bm2kn">
         <w:r>
           <w:rPr>
             <w:rFonts w:ascii="Arial" w:cs="Arial" w:eastAsia="Arial" w:hAnsi="Arial"/>
@@ -12546,7 +12546,7 @@
             <w:pPr>
               <w:spacing w:after="20" w:before="0"/>
             </w:pPr>
-            <w:hyperlink w:history="1" r:id="rId8g-vvasrvljdtflzejrrq">
+            <w:hyperlink w:history="1" r:id="rIdclryere1fyo8rvswkpd4y">
               <w:r>
                 <w:rPr>
                   <w:rFonts w:ascii="Arial" w:cs="Arial" w:eastAsia="Arial" w:hAnsi="Arial"/>
@@ -12579,7 +12579,7 @@
               <w:spacing w:after="10" w:before="0"/>
               <w:ind w:left="120"/>
             </w:pPr>
-            <w:hyperlink w:history="1" r:id="rIdtjacusgp81apbvv4po_wt">
+            <w:hyperlink w:history="1" r:id="rIdobpluwfqxxv1jhymmxex2">
               <w:r>
                 <w:rPr>
                   <w:rFonts w:ascii="Arial" w:cs="Arial" w:eastAsia="Arial" w:hAnsi="Arial"/>
@@ -12624,7 +12624,7 @@
             <w:pPr>
               <w:spacing w:after="20" w:before="0"/>
             </w:pPr>
-            <w:hyperlink w:history="1" r:id="rIdu_q-optfdimdjvtx3lgqk">
+            <w:hyperlink w:history="1" r:id="rId5onv6mufxyfytylllr0gb">
               <w:r>
                 <w:rPr>
                   <w:rFonts w:ascii="Arial" w:cs="Arial" w:eastAsia="Arial" w:hAnsi="Arial"/>
@@ -12657,7 +12657,7 @@
               <w:spacing w:after="10" w:before="0"/>
               <w:ind w:left="120"/>
             </w:pPr>
-            <w:hyperlink w:history="1" r:id="rId6yqz3_e05jkwwuz2kwnqd">
+            <w:hyperlink w:history="1" r:id="rIdkcwgmylldu68xi26hxlvv">
               <w:r>
                 <w:rPr>
                   <w:rFonts w:ascii="Arial" w:cs="Arial" w:eastAsia="Arial" w:hAnsi="Arial"/>
@@ -12852,7 +12852,7 @@
             <w:pPr>
               <w:spacing w:after="20" w:before="0"/>
             </w:pPr>
-            <w:hyperlink w:history="1" r:id="rIdbe0yt-ff5z9cu0gjrfph-">
+            <w:hyperlink w:history="1" r:id="rIdx-aaxhk4z2ssxv_omtncc">
               <w:r>
                 <w:rPr>
                   <w:rFonts w:ascii="Arial" w:cs="Arial" w:eastAsia="Arial" w:hAnsi="Arial"/>
@@ -12885,7 +12885,7 @@
               <w:spacing w:after="10" w:before="0"/>
               <w:ind w:left="120"/>
             </w:pPr>
-            <w:hyperlink w:history="1" r:id="rIdfnvwmf42ssr_qyxwgolkm">
+            <w:hyperlink w:history="1" r:id="rIdfnvygjeu2ha3eekzp-adm">
               <w:r>
                 <w:rPr>
                   <w:rFonts w:ascii="Arial" w:cs="Arial" w:eastAsia="Arial" w:hAnsi="Arial"/>
@@ -12930,7 +12930,7 @@
             <w:pPr>
               <w:spacing w:after="20" w:before="0"/>
             </w:pPr>
-            <w:hyperlink w:history="1" r:id="rIdfrz9w7xc191oes7shh5_u">
+            <w:hyperlink w:history="1" r:id="rId8xw-st8bhbggrf6k1oygd">
               <w:r>
                 <w:rPr>
                   <w:rFonts w:ascii="Arial" w:cs="Arial" w:eastAsia="Arial" w:hAnsi="Arial"/>
@@ -12963,7 +12963,7 @@
               <w:spacing w:after="10" w:before="0"/>
               <w:ind w:left="120"/>
             </w:pPr>
-            <w:hyperlink w:history="1" r:id="rIdktrvu7bhsifpwqtwbeiea">
+            <w:hyperlink w:history="1" r:id="rIdluyu64jamd4dykqyylhec">
               <w:r>
                 <w:rPr>
                   <w:rFonts w:ascii="Arial" w:cs="Arial" w:eastAsia="Arial" w:hAnsi="Arial"/>
@@ -13158,7 +13158,7 @@
             <w:pPr>
               <w:spacing w:after="20" w:before="0"/>
             </w:pPr>
-            <w:hyperlink w:history="1" r:id="rIdl8qfvmnsup1mlw90m1kin">
+            <w:hyperlink w:history="1" r:id="rId1fsk4wfyfb2ycsv0dfj-b">
               <w:r>
                 <w:rPr>
                   <w:rFonts w:ascii="Arial" w:cs="Arial" w:eastAsia="Arial" w:hAnsi="Arial"/>
@@ -13191,7 +13191,7 @@
               <w:spacing w:after="10" w:before="0"/>
               <w:ind w:left="120"/>
             </w:pPr>
-            <w:hyperlink w:history="1" r:id="rId3imdhhkatf67yeikwuopq">
+            <w:hyperlink w:history="1" r:id="rIdmari660sgl1yovxxhwtfj">
               <w:r>
                 <w:rPr>
                   <w:rFonts w:ascii="Arial" w:cs="Arial" w:eastAsia="Arial" w:hAnsi="Arial"/>
@@ -13236,7 +13236,7 @@
             <w:pPr>
               <w:spacing w:after="20" w:before="0"/>
             </w:pPr>
-            <w:hyperlink w:history="1" r:id="rIdqlvx5shsjibo-czomkvc8">
+            <w:hyperlink w:history="1" r:id="rIdwlsd3m0gthurjdseoseon">
               <w:r>
                 <w:rPr>
                   <w:rFonts w:ascii="Arial" w:cs="Arial" w:eastAsia="Arial" w:hAnsi="Arial"/>
@@ -13269,7 +13269,7 @@
               <w:spacing w:after="10" w:before="0"/>
               <w:ind w:left="120"/>
             </w:pPr>
-            <w:hyperlink w:history="1" r:id="rIdkdhghwfg4m4ktaxoh2nuz">
+            <w:hyperlink w:history="1" r:id="rId5h7tdlisg2oiqapjgxeyt">
               <w:r>
                 <w:rPr>
                   <w:rFonts w:ascii="Arial" w:cs="Arial" w:eastAsia="Arial" w:hAnsi="Arial"/>
@@ -13464,7 +13464,7 @@
             <w:pPr>
               <w:spacing w:after="20" w:before="0"/>
             </w:pPr>
-            <w:hyperlink w:history="1" r:id="rIdopst4qtit0gwujptcbpzl">
+            <w:hyperlink w:history="1" r:id="rId5zenjbfjepidykqkhr6tk">
               <w:r>
                 <w:rPr>
                   <w:rFonts w:ascii="Arial" w:cs="Arial" w:eastAsia="Arial" w:hAnsi="Arial"/>
@@ -13497,7 +13497,7 @@
               <w:spacing w:after="10" w:before="0"/>
               <w:ind w:left="120"/>
             </w:pPr>
-            <w:hyperlink w:history="1" r:id="rIdga9ne4yb4oc4tnbu5kt4n">
+            <w:hyperlink w:history="1" r:id="rIdcrjsyvi6wd7m8fgot7bsd">
               <w:r>
                 <w:rPr>
                   <w:rFonts w:ascii="Arial" w:cs="Arial" w:eastAsia="Arial" w:hAnsi="Arial"/>
@@ -13542,7 +13542,7 @@
             <w:pPr>
               <w:spacing w:after="20" w:before="0"/>
             </w:pPr>
-            <w:hyperlink w:history="1" r:id="rId5-0o4l8kndbkqq8jwwaoc">
+            <w:hyperlink w:history="1" r:id="rIdxzjif_4phyech5mfrbqir">
               <w:r>
                 <w:rPr>
                   <w:rFonts w:ascii="Arial" w:cs="Arial" w:eastAsia="Arial" w:hAnsi="Arial"/>
@@ -13575,7 +13575,7 @@
               <w:spacing w:after="10" w:before="0"/>
               <w:ind w:left="120"/>
             </w:pPr>
-            <w:hyperlink w:history="1" r:id="rIdy_2p9nm8voamq5uekucxw">
+            <w:hyperlink w:history="1" r:id="rIdfmjc9gtlochvhywvbfexb">
               <w:r>
                 <w:rPr>
                   <w:rFonts w:ascii="Arial" w:cs="Arial" w:eastAsia="Arial" w:hAnsi="Arial"/>
@@ -13770,7 +13770,7 @@
             <w:pPr>
               <w:spacing w:after="20" w:before="0"/>
             </w:pPr>
-            <w:hyperlink w:history="1" r:id="rIdp9tgxhmumojpjsnozrhcc">
+            <w:hyperlink w:history="1" r:id="rIdfxxkh4unawln0jswowphi">
               <w:r>
                 <w:rPr>
                   <w:rFonts w:ascii="Arial" w:cs="Arial" w:eastAsia="Arial" w:hAnsi="Arial"/>
@@ -13803,7 +13803,7 @@
               <w:spacing w:after="10" w:before="0"/>
               <w:ind w:left="120"/>
             </w:pPr>
-            <w:hyperlink w:history="1" r:id="rIddnhrjgup-eaakijfe0hjk">
+            <w:hyperlink w:history="1" r:id="rIdpxuusdih8jnycvfxcdi2i">
               <w:r>
                 <w:rPr>
                   <w:rFonts w:ascii="Arial" w:cs="Arial" w:eastAsia="Arial" w:hAnsi="Arial"/>
@@ -13848,7 +13848,7 @@
             <w:pPr>
               <w:spacing w:after="20" w:before="0"/>
             </w:pPr>
-            <w:hyperlink w:history="1" r:id="rId_klfip2oqcuk0kj6c1v3v">
+            <w:hyperlink w:history="1" r:id="rId9e3y7m83q5i1qupqjkcrl">
               <w:r>
                 <w:rPr>
                   <w:rFonts w:ascii="Arial" w:cs="Arial" w:eastAsia="Arial" w:hAnsi="Arial"/>
@@ -13881,7 +13881,7 @@
               <w:spacing w:after="10" w:before="0"/>
               <w:ind w:left="120"/>
             </w:pPr>
-            <w:hyperlink w:history="1" r:id="rIdmzuxot0kdirpiip5bxvtj">
+            <w:hyperlink w:history="1" r:id="rId30rocthb8zqcuakfy2fda">
               <w:r>
                 <w:rPr>
                   <w:rFonts w:ascii="Arial" w:cs="Arial" w:eastAsia="Arial" w:hAnsi="Arial"/>
@@ -14393,7 +14393,7 @@
         </w:rPr>
         <w:t xml:space="preserve">© 2026 SeaVuria and ARES. Aligned with KICD objectives. Developed by SeaVuria; technical implementation by ARES (with AI assistance from Claude). Licensed under </w:t>
       </w:r>
-      <w:hyperlink w:history="1" r:id="rIdgf0ndpy4tjh5o-bprohz8">
+      <w:hyperlink w:history="1" r:id="rIdrv9arkc3_05ln7muwr-xo">
         <w:r>
           <w:rPr>
             <w:rFonts w:ascii="Arial" w:cs="Arial" w:eastAsia="Arial" w:hAnsi="Arial"/>
@@ -14414,7 +14414,7 @@
         </w:rPr>
         <w:t xml:space="preserve"> (</w:t>
       </w:r>
-      <w:hyperlink w:history="1" r:id="rId_yfeen9xuzuej_brucpsa">
+      <w:hyperlink w:history="1" r:id="rIdfcpcy-vwtq3lgv3w4j39-">
         <w:r>
           <w:rPr>
             <w:rFonts w:ascii="Arial" w:cs="Arial" w:eastAsia="Arial" w:hAnsi="Arial"/>
@@ -15427,7 +15427,7 @@
             <w:pPr>
               <w:spacing w:after="20" w:before="0"/>
             </w:pPr>
-            <w:hyperlink w:history="1" r:id="rIdiwvwgului1-yk9f0scpx-">
+            <w:hyperlink w:history="1" r:id="rIdzwsx8zdfl_imamsdwfobs">
               <w:r>
                 <w:rPr>
                   <w:rFonts w:ascii="Arial" w:cs="Arial" w:eastAsia="Arial" w:hAnsi="Arial"/>
@@ -15460,7 +15460,7 @@
               <w:spacing w:after="10" w:before="0"/>
               <w:ind w:left="120"/>
             </w:pPr>
-            <w:hyperlink w:history="1" r:id="rIdjcf_dfkrtvnbhnawth4xa">
+            <w:hyperlink w:history="1" r:id="rIdojrc2xyfrutzfnirfrotw">
               <w:r>
                 <w:rPr>
                   <w:rFonts w:ascii="Arial" w:cs="Arial" w:eastAsia="Arial" w:hAnsi="Arial"/>
@@ -15505,7 +15505,7 @@
             <w:pPr>
               <w:spacing w:after="20" w:before="0"/>
             </w:pPr>
-            <w:hyperlink w:history="1" r:id="rIdfrarbdardi3jqmkvidwrt">
+            <w:hyperlink w:history="1" r:id="rIdeme257mppxwxyrzorwobs">
               <w:r>
                 <w:rPr>
                   <w:rFonts w:ascii="Arial" w:cs="Arial" w:eastAsia="Arial" w:hAnsi="Arial"/>
@@ -15538,7 +15538,7 @@
               <w:spacing w:after="10" w:before="0"/>
               <w:ind w:left="120"/>
             </w:pPr>
-            <w:hyperlink w:history="1" r:id="rIdoc1vfrubi_8c1fclpyd8h">
+            <w:hyperlink w:history="1" r:id="rIdw6ih7kmalljbpocojgbuv">
               <w:r>
                 <w:rPr>
                   <w:rFonts w:ascii="Arial" w:cs="Arial" w:eastAsia="Arial" w:hAnsi="Arial"/>
@@ -15733,7 +15733,7 @@
             <w:pPr>
               <w:spacing w:after="20" w:before="0"/>
             </w:pPr>
-            <w:hyperlink w:history="1" r:id="rIdfxkfzhcs9oi7lsxh236b6">
+            <w:hyperlink w:history="1" r:id="rIdhbuejpgbqqmzspmsitelo">
               <w:r>
                 <w:rPr>
                   <w:rFonts w:ascii="Arial" w:cs="Arial" w:eastAsia="Arial" w:hAnsi="Arial"/>
@@ -15766,7 +15766,7 @@
               <w:spacing w:after="10" w:before="0"/>
               <w:ind w:left="120"/>
             </w:pPr>
-            <w:hyperlink w:history="1" r:id="rIdubcwqgpsvqawxkpya7tz_">
+            <w:hyperlink w:history="1" r:id="rIdfmnjwnu9csp4klvkxg44e">
               <w:r>
                 <w:rPr>
                   <w:rFonts w:ascii="Arial" w:cs="Arial" w:eastAsia="Arial" w:hAnsi="Arial"/>
@@ -15811,7 +15811,7 @@
             <w:pPr>
               <w:spacing w:after="20" w:before="0"/>
             </w:pPr>
-            <w:hyperlink w:history="1" r:id="rIdi0uxfy_8zuhkkdrtcxhna">
+            <w:hyperlink w:history="1" r:id="rIde-n_h6qiolet4onlmggyd">
               <w:r>
                 <w:rPr>
                   <w:rFonts w:ascii="Arial" w:cs="Arial" w:eastAsia="Arial" w:hAnsi="Arial"/>
@@ -15844,7 +15844,7 @@
               <w:spacing w:after="10" w:before="0"/>
               <w:ind w:left="120"/>
             </w:pPr>
-            <w:hyperlink w:history="1" r:id="rIdcarquuw2roz_smwfdwckz">
+            <w:hyperlink w:history="1" r:id="rIdgj7p0k5f26d24qj_atrla">
               <w:r>
                 <w:rPr>
                   <w:rFonts w:ascii="Arial" w:cs="Arial" w:eastAsia="Arial" w:hAnsi="Arial"/>
@@ -16039,7 +16039,7 @@
             <w:pPr>
               <w:spacing w:after="20" w:before="0"/>
             </w:pPr>
-            <w:hyperlink w:history="1" r:id="rIdrw6h_dlhwuqrfd7_ml9af">
+            <w:hyperlink w:history="1" r:id="rId7idt4vdqkh2gj6ymktfc7">
               <w:r>
                 <w:rPr>
                   <w:rFonts w:ascii="Arial" w:cs="Arial" w:eastAsia="Arial" w:hAnsi="Arial"/>
@@ -16072,7 +16072,7 @@
               <w:spacing w:after="10" w:before="0"/>
               <w:ind w:left="120"/>
             </w:pPr>
-            <w:hyperlink w:history="1" r:id="rIdudfgxfoxdmigbsuu9dejh">
+            <w:hyperlink w:history="1" r:id="rIdb4rrh6wamzo0kjkidqgv2">
               <w:r>
                 <w:rPr>
                   <w:rFonts w:ascii="Arial" w:cs="Arial" w:eastAsia="Arial" w:hAnsi="Arial"/>
@@ -16117,7 +16117,7 @@
             <w:pPr>
               <w:spacing w:after="20" w:before="0"/>
             </w:pPr>
-            <w:hyperlink w:history="1" r:id="rIdq9iwttwtdkpdbjpbcbvb0">
+            <w:hyperlink w:history="1" r:id="rIdsto_cukode5ckkwq4ecru">
               <w:r>
                 <w:rPr>
                   <w:rFonts w:ascii="Arial" w:cs="Arial" w:eastAsia="Arial" w:hAnsi="Arial"/>
@@ -16150,7 +16150,7 @@
               <w:spacing w:after="10" w:before="0"/>
               <w:ind w:left="120"/>
             </w:pPr>
-            <w:hyperlink w:history="1" r:id="rId5yejwujpbqp6cptl_semj">
+            <w:hyperlink w:history="1" r:id="rIdpqztoltjcu-f72cc2g6jk">
               <w:r>
                 <w:rPr>
                   <w:rFonts w:ascii="Arial" w:cs="Arial" w:eastAsia="Arial" w:hAnsi="Arial"/>
@@ -16345,7 +16345,7 @@
             <w:pPr>
               <w:spacing w:after="20" w:before="0"/>
             </w:pPr>
-            <w:hyperlink w:history="1" r:id="rIdwdmkeuebbctsqptusp3vf">
+            <w:hyperlink w:history="1" r:id="rIdhprj_g6hg1m4ff9gkjmj2">
               <w:r>
                 <w:rPr>
                   <w:rFonts w:ascii="Arial" w:cs="Arial" w:eastAsia="Arial" w:hAnsi="Arial"/>
@@ -16378,7 +16378,7 @@
               <w:spacing w:after="10" w:before="0"/>
               <w:ind w:left="120"/>
             </w:pPr>
-            <w:hyperlink w:history="1" r:id="rIdicgj2rcetlf3ley4z1di6">
+            <w:hyperlink w:history="1" r:id="rIds9nmmuytxrpixdccrjrfs">
               <w:r>
                 <w:rPr>
                   <w:rFonts w:ascii="Arial" w:cs="Arial" w:eastAsia="Arial" w:hAnsi="Arial"/>
@@ -16423,7 +16423,7 @@
             <w:pPr>
               <w:spacing w:after="20" w:before="0"/>
             </w:pPr>
-            <w:hyperlink w:history="1" r:id="rIdvu414ixhigksci8kjkwsv">
+            <w:hyperlink w:history="1" r:id="rIdmoul98alijnx8kw2c9mrk">
               <w:r>
                 <w:rPr>
                   <w:rFonts w:ascii="Arial" w:cs="Arial" w:eastAsia="Arial" w:hAnsi="Arial"/>
@@ -16456,7 +16456,7 @@
               <w:spacing w:after="10" w:before="0"/>
               <w:ind w:left="120"/>
             </w:pPr>
-            <w:hyperlink w:history="1" r:id="rIdb27s2aipngcr0qdk4axsj">
+            <w:hyperlink w:history="1" r:id="rIdsejls5kdf4bdpjs-a0vu3">
               <w:r>
                 <w:rPr>
                   <w:rFonts w:ascii="Arial" w:cs="Arial" w:eastAsia="Arial" w:hAnsi="Arial"/>
@@ -16651,7 +16651,7 @@
             <w:pPr>
               <w:spacing w:after="20" w:before="0"/>
             </w:pPr>
-            <w:hyperlink w:history="1" r:id="rId_u9stizbsrkaiujkck766">
+            <w:hyperlink w:history="1" r:id="rIddxhdla3q2nuszzfnzrzzb">
               <w:r>
                 <w:rPr>
                   <w:rFonts w:ascii="Arial" w:cs="Arial" w:eastAsia="Arial" w:hAnsi="Arial"/>
@@ -16684,7 +16684,7 @@
               <w:spacing w:after="10" w:before="0"/>
               <w:ind w:left="120"/>
             </w:pPr>
-            <w:hyperlink w:history="1" r:id="rId1ut4l4qsgqmysmokevxtz">
+            <w:hyperlink w:history="1" r:id="rIdfbrwnxwgxhfsoclrjp76_">
               <w:r>
                 <w:rPr>
                   <w:rFonts w:ascii="Arial" w:cs="Arial" w:eastAsia="Arial" w:hAnsi="Arial"/>
@@ -16729,7 +16729,7 @@
             <w:pPr>
               <w:spacing w:after="20" w:before="0"/>
             </w:pPr>
-            <w:hyperlink w:history="1" r:id="rIdbr4buis1jna8vrukqrl0v">
+            <w:hyperlink w:history="1" r:id="rIdpmoggkkivbr-ftgqejy3o">
               <w:r>
                 <w:rPr>
                   <w:rFonts w:ascii="Arial" w:cs="Arial" w:eastAsia="Arial" w:hAnsi="Arial"/>
@@ -16762,7 +16762,7 @@
               <w:spacing w:after="10" w:before="0"/>
               <w:ind w:left="120"/>
             </w:pPr>
-            <w:hyperlink w:history="1" r:id="rIdby-owucqwgxxkkdp8qfis">
+            <w:hyperlink w:history="1" r:id="rIdeep56n-pfqvm4ut3fbt00">
               <w:r>
                 <w:rPr>
                   <w:rFonts w:ascii="Arial" w:cs="Arial" w:eastAsia="Arial" w:hAnsi="Arial"/>
@@ -17274,7 +17274,7 @@
         </w:rPr>
         <w:t xml:space="preserve">© 2026 SeaVuria and ARES. Aligned with KICD objectives. Developed by SeaVuria; technical implementation by ARES (with AI assistance from Claude). Licensed under </w:t>
       </w:r>
-      <w:hyperlink w:history="1" r:id="rId_4wei0c0ayp5o5o-p67oq">
+      <w:hyperlink w:history="1" r:id="rId3yoryu4woz6h8npc9jytj">
         <w:r>
           <w:rPr>
             <w:rFonts w:ascii="Arial" w:cs="Arial" w:eastAsia="Arial" w:hAnsi="Arial"/>
@@ -17295,7 +17295,7 @@
         </w:rPr>
         <w:t xml:space="preserve"> (</w:t>
       </w:r>
-      <w:hyperlink w:history="1" r:id="rIdpxaotd_xfnhrqomv3ixnz">
+      <w:hyperlink w:history="1" r:id="rIddloht09aa3hv-opqzhczv">
         <w:r>
           <w:rPr>
             <w:rFonts w:ascii="Arial" w:cs="Arial" w:eastAsia="Arial" w:hAnsi="Arial"/>
@@ -18308,7 +18308,7 @@
             <w:pPr>
               <w:spacing w:after="20" w:before="0"/>
             </w:pPr>
-            <w:hyperlink w:history="1" r:id="rIdpemyyyzpwdhvc2igadp03">
+            <w:hyperlink w:history="1" r:id="rId9nqplyusrfmdudscvy46-">
               <w:r>
                 <w:rPr>
                   <w:rFonts w:ascii="Arial" w:cs="Arial" w:eastAsia="Arial" w:hAnsi="Arial"/>
@@ -18341,7 +18341,7 @@
               <w:spacing w:after="10" w:before="0"/>
               <w:ind w:left="120"/>
             </w:pPr>
-            <w:hyperlink w:history="1" r:id="rIdgehoju9pyh6frwkgjhfbu">
+            <w:hyperlink w:history="1" r:id="rIdv1ck89hxffcuzpzwyxgyz">
               <w:r>
                 <w:rPr>
                   <w:rFonts w:ascii="Arial" w:cs="Arial" w:eastAsia="Arial" w:hAnsi="Arial"/>
@@ -18386,7 +18386,7 @@
             <w:pPr>
               <w:spacing w:after="20" w:before="0"/>
             </w:pPr>
-            <w:hyperlink w:history="1" r:id="rIdauxv4m26hj7gwl0_s4bjz">
+            <w:hyperlink w:history="1" r:id="rId5_brveeiruxj3uuuzsmyd">
               <w:r>
                 <w:rPr>
                   <w:rFonts w:ascii="Arial" w:cs="Arial" w:eastAsia="Arial" w:hAnsi="Arial"/>
@@ -18419,7 +18419,7 @@
               <w:spacing w:after="10" w:before="0"/>
               <w:ind w:left="120"/>
             </w:pPr>
-            <w:hyperlink w:history="1" r:id="rIdjd0njgcmiyvz5acivkw4i">
+            <w:hyperlink w:history="1" r:id="rIdadrxygcvqeiejjleoiyez">
               <w:r>
                 <w:rPr>
                   <w:rFonts w:ascii="Arial" w:cs="Arial" w:eastAsia="Arial" w:hAnsi="Arial"/>
@@ -18614,7 +18614,7 @@
             <w:pPr>
               <w:spacing w:after="20" w:before="0"/>
             </w:pPr>
-            <w:hyperlink w:history="1" r:id="rIdpxgtte4fdfejacif900ct">
+            <w:hyperlink w:history="1" r:id="rIdqlxd1xqdxhsvcmdhge0bg">
               <w:r>
                 <w:rPr>
                   <w:rFonts w:ascii="Arial" w:cs="Arial" w:eastAsia="Arial" w:hAnsi="Arial"/>
@@ -18647,7 +18647,7 @@
               <w:spacing w:after="10" w:before="0"/>
               <w:ind w:left="120"/>
             </w:pPr>
-            <w:hyperlink w:history="1" r:id="rIdcrbwgudzvazx5iqh6xnjj">
+            <w:hyperlink w:history="1" r:id="rIdmfjmr9mw1cpsd-pqwxzoo">
               <w:r>
                 <w:rPr>
                   <w:rFonts w:ascii="Arial" w:cs="Arial" w:eastAsia="Arial" w:hAnsi="Arial"/>
@@ -18692,7 +18692,7 @@
             <w:pPr>
               <w:spacing w:after="20" w:before="0"/>
             </w:pPr>
-            <w:hyperlink w:history="1" r:id="rIdxkaiecel29asrh0bt5xg-">
+            <w:hyperlink w:history="1" r:id="rIdzylcwq5hlvlqffogzpuvh">
               <w:r>
                 <w:rPr>
                   <w:rFonts w:ascii="Arial" w:cs="Arial" w:eastAsia="Arial" w:hAnsi="Arial"/>
@@ -18725,7 +18725,7 @@
               <w:spacing w:after="10" w:before="0"/>
               <w:ind w:left="120"/>
             </w:pPr>
-            <w:hyperlink w:history="1" r:id="rId6byaycn-opzg1yiuz58bh">
+            <w:hyperlink w:history="1" r:id="rIdaookhwtf0-3apc_grht9u">
               <w:r>
                 <w:rPr>
                   <w:rFonts w:ascii="Arial" w:cs="Arial" w:eastAsia="Arial" w:hAnsi="Arial"/>
@@ -18920,7 +18920,7 @@
             <w:pPr>
               <w:spacing w:after="20" w:before="0"/>
             </w:pPr>
-            <w:hyperlink w:history="1" r:id="rIdud0jc0vft6xj-6rekzxnz">
+            <w:hyperlink w:history="1" r:id="rIdtltqhsy6urup2pncycvea">
               <w:r>
                 <w:rPr>
                   <w:rFonts w:ascii="Arial" w:cs="Arial" w:eastAsia="Arial" w:hAnsi="Arial"/>
@@ -18953,7 +18953,7 @@
               <w:spacing w:after="10" w:before="0"/>
               <w:ind w:left="120"/>
             </w:pPr>
-            <w:hyperlink w:history="1" r:id="rIdw6jxv6hxnhbkgdjfffbwi">
+            <w:hyperlink w:history="1" r:id="rIdus08jzd9vesaalsh_s5cv">
               <w:r>
                 <w:rPr>
                   <w:rFonts w:ascii="Arial" w:cs="Arial" w:eastAsia="Arial" w:hAnsi="Arial"/>
@@ -18998,7 +18998,7 @@
             <w:pPr>
               <w:spacing w:after="20" w:before="0"/>
             </w:pPr>
-            <w:hyperlink w:history="1" r:id="rIdwpsk9gcb-2e6ov9rkwkjt">
+            <w:hyperlink w:history="1" r:id="rIdmcbgr6rx7gho3ydyshria">
               <w:r>
                 <w:rPr>
                   <w:rFonts w:ascii="Arial" w:cs="Arial" w:eastAsia="Arial" w:hAnsi="Arial"/>
@@ -19031,7 +19031,7 @@
               <w:spacing w:after="10" w:before="0"/>
               <w:ind w:left="120"/>
             </w:pPr>
-            <w:hyperlink w:history="1" r:id="rId3qqprw0pryaszftquyugg">
+            <w:hyperlink w:history="1" r:id="rIdb74-0j2rb6vqwds-oqa9p">
               <w:r>
                 <w:rPr>
                   <w:rFonts w:ascii="Arial" w:cs="Arial" w:eastAsia="Arial" w:hAnsi="Arial"/>
@@ -19226,7 +19226,7 @@
             <w:pPr>
               <w:spacing w:after="20" w:before="0"/>
             </w:pPr>
-            <w:hyperlink w:history="1" r:id="rIdckidvqwadkeq-salvnczi">
+            <w:hyperlink w:history="1" r:id="rIdzvgdcod0aznpehwzr3g65">
               <w:r>
                 <w:rPr>
                   <w:rFonts w:ascii="Arial" w:cs="Arial" w:eastAsia="Arial" w:hAnsi="Arial"/>
@@ -19259,7 +19259,7 @@
               <w:spacing w:after="10" w:before="0"/>
               <w:ind w:left="120"/>
             </w:pPr>
-            <w:hyperlink w:history="1" r:id="rIdd18elmejjc_o5jdzufbbv">
+            <w:hyperlink w:history="1" r:id="rIdwkk1lzy_v9eqznd4cz1lv">
               <w:r>
                 <w:rPr>
                   <w:rFonts w:ascii="Arial" w:cs="Arial" w:eastAsia="Arial" w:hAnsi="Arial"/>
@@ -19304,7 +19304,7 @@
             <w:pPr>
               <w:spacing w:after="20" w:before="0"/>
             </w:pPr>
-            <w:hyperlink w:history="1" r:id="rIdadiwcvzf_5jzacdq5oytb">
+            <w:hyperlink w:history="1" r:id="rIdnan088uuyvawuhgignwmi">
               <w:r>
                 <w:rPr>
                   <w:rFonts w:ascii="Arial" w:cs="Arial" w:eastAsia="Arial" w:hAnsi="Arial"/>
@@ -19337,7 +19337,7 @@
               <w:spacing w:after="10" w:before="0"/>
               <w:ind w:left="120"/>
             </w:pPr>
-            <w:hyperlink w:history="1" r:id="rIdavjptqlx7f1qvqxplnccj">
+            <w:hyperlink w:history="1" r:id="rId5lbvw_5zursyn6y25mdzs">
               <w:r>
                 <w:rPr>
                   <w:rFonts w:ascii="Arial" w:cs="Arial" w:eastAsia="Arial" w:hAnsi="Arial"/>
@@ -19532,7 +19532,7 @@
             <w:pPr>
               <w:spacing w:after="20" w:before="0"/>
             </w:pPr>
-            <w:hyperlink w:history="1" r:id="rIdwbg25snv-n4tixdpmhygd">
+            <w:hyperlink w:history="1" r:id="rIdaqoxrw4vb0mrftdfmvbdd">
               <w:r>
                 <w:rPr>
                   <w:rFonts w:ascii="Arial" w:cs="Arial" w:eastAsia="Arial" w:hAnsi="Arial"/>
@@ -19565,7 +19565,7 @@
               <w:spacing w:after="10" w:before="0"/>
               <w:ind w:left="120"/>
             </w:pPr>
-            <w:hyperlink w:history="1" r:id="rIdbzmyygb1seprh3_2chdgo">
+            <w:hyperlink w:history="1" r:id="rId3qekutfknxx9rtujsitmz">
               <w:r>
                 <w:rPr>
                   <w:rFonts w:ascii="Arial" w:cs="Arial" w:eastAsia="Arial" w:hAnsi="Arial"/>
@@ -19610,7 +19610,7 @@
             <w:pPr>
               <w:spacing w:after="20" w:before="0"/>
             </w:pPr>
-            <w:hyperlink w:history="1" r:id="rId-4jwdzj9dt2w1nmokzftk">
+            <w:hyperlink w:history="1" r:id="rIdz6_1vke4tf5i_xaw1mgnm">
               <w:r>
                 <w:rPr>
                   <w:rFonts w:ascii="Arial" w:cs="Arial" w:eastAsia="Arial" w:hAnsi="Arial"/>
@@ -19643,7 +19643,7 @@
               <w:spacing w:after="10" w:before="0"/>
               <w:ind w:left="120"/>
             </w:pPr>
-            <w:hyperlink w:history="1" r:id="rIdwcwzdxac6xghdjbhkod54">
+            <w:hyperlink w:history="1" r:id="rId0sym_tksd9187zo2r24gu">
               <w:r>
                 <w:rPr>
                   <w:rFonts w:ascii="Arial" w:cs="Arial" w:eastAsia="Arial" w:hAnsi="Arial"/>
@@ -20155,7 +20155,7 @@
         </w:rPr>
         <w:t xml:space="preserve">© 2026 SeaVuria and ARES. Aligned with KICD objectives. Developed by SeaVuria; technical implementation by ARES (with AI assistance from Claude). Licensed under </w:t>
       </w:r>
-      <w:hyperlink w:history="1" r:id="rIdvtokm3drocjuwwl58nzc4">
+      <w:hyperlink w:history="1" r:id="rIdgwo4g_48yp4nf80q44prc">
         <w:r>
           <w:rPr>
             <w:rFonts w:ascii="Arial" w:cs="Arial" w:eastAsia="Arial" w:hAnsi="Arial"/>
@@ -20176,7 +20176,7 @@
         </w:rPr>
         <w:t xml:space="preserve"> (</w:t>
       </w:r>
-      <w:hyperlink w:history="1" r:id="rIddur0bvgaeyjlicga92dkh">
+      <w:hyperlink w:history="1" r:id="rId7njc4bm7_r6qgmiy4ioza">
         <w:r>
           <w:rPr>
             <w:rFonts w:ascii="Arial" w:cs="Arial" w:eastAsia="Arial" w:hAnsi="Arial"/>
@@ -21189,7 +21189,7 @@
             <w:pPr>
               <w:spacing w:after="20" w:before="0"/>
             </w:pPr>
-            <w:hyperlink w:history="1" r:id="rIdzr6ivkdyzrzradued7s71">
+            <w:hyperlink w:history="1" r:id="rIdsxm6fzk59nviv4xu9vtn4">
               <w:r>
                 <w:rPr>
                   <w:rFonts w:ascii="Arial" w:cs="Arial" w:eastAsia="Arial" w:hAnsi="Arial"/>
@@ -21222,7 +21222,7 @@
               <w:spacing w:after="10" w:before="0"/>
               <w:ind w:left="120"/>
             </w:pPr>
-            <w:hyperlink w:history="1" r:id="rIdbhxn_sldhtzdryhhi-hjn">
+            <w:hyperlink w:history="1" r:id="rIdm3rlkaxwp4pavom0-y4hj">
               <w:r>
                 <w:rPr>
                   <w:rFonts w:ascii="Arial" w:cs="Arial" w:eastAsia="Arial" w:hAnsi="Arial"/>
@@ -21267,7 +21267,7 @@
             <w:pPr>
               <w:spacing w:after="20" w:before="0"/>
             </w:pPr>
-            <w:hyperlink w:history="1" r:id="rId8hph-bzvpzvmnkd9wcycl">
+            <w:hyperlink w:history="1" r:id="rId9puqnfoab9jlmgq-ozjjk">
               <w:r>
                 <w:rPr>
                   <w:rFonts w:ascii="Arial" w:cs="Arial" w:eastAsia="Arial" w:hAnsi="Arial"/>
@@ -21300,7 +21300,7 @@
               <w:spacing w:after="10" w:before="0"/>
               <w:ind w:left="120"/>
             </w:pPr>
-            <w:hyperlink w:history="1" r:id="rIdjsrq_toltbl_fynlwks6v">
+            <w:hyperlink w:history="1" r:id="rIdqcuevsynqmuc5w5o5i2pk">
               <w:r>
                 <w:rPr>
                   <w:rFonts w:ascii="Arial" w:cs="Arial" w:eastAsia="Arial" w:hAnsi="Arial"/>
@@ -21495,7 +21495,7 @@
             <w:pPr>
               <w:spacing w:after="20" w:before="0"/>
             </w:pPr>
-            <w:hyperlink w:history="1" r:id="rIdgmeggoke9dzn-03eamkb2">
+            <w:hyperlink w:history="1" r:id="rIdr3hutldecvrjhjcqoerv-">
               <w:r>
                 <w:rPr>
                   <w:rFonts w:ascii="Arial" w:cs="Arial" w:eastAsia="Arial" w:hAnsi="Arial"/>
@@ -21528,7 +21528,7 @@
               <w:spacing w:after="10" w:before="0"/>
               <w:ind w:left="120"/>
             </w:pPr>
-            <w:hyperlink w:history="1" r:id="rIdjpp-w1w1bko1pqcluv_ev">
+            <w:hyperlink w:history="1" r:id="rId_gigc-xzfq21pdqitrjqj">
               <w:r>
                 <w:rPr>
                   <w:rFonts w:ascii="Arial" w:cs="Arial" w:eastAsia="Arial" w:hAnsi="Arial"/>
@@ -21573,7 +21573,7 @@
             <w:pPr>
               <w:spacing w:after="20" w:before="0"/>
             </w:pPr>
-            <w:hyperlink w:history="1" r:id="rIdtj2hvftrffzcgicrrp6tt">
+            <w:hyperlink w:history="1" r:id="rIdjjcg2zvrccthjub7drv7a">
               <w:r>
                 <w:rPr>
                   <w:rFonts w:ascii="Arial" w:cs="Arial" w:eastAsia="Arial" w:hAnsi="Arial"/>
@@ -21606,7 +21606,7 @@
               <w:spacing w:after="10" w:before="0"/>
               <w:ind w:left="120"/>
             </w:pPr>
-            <w:hyperlink w:history="1" r:id="rId-ypstggmn2fiexuf-26qa">
+            <w:hyperlink w:history="1" r:id="rId5x6iketasmo59zux1afjg">
               <w:r>
                 <w:rPr>
                   <w:rFonts w:ascii="Arial" w:cs="Arial" w:eastAsia="Arial" w:hAnsi="Arial"/>
@@ -21801,7 +21801,7 @@
             <w:pPr>
               <w:spacing w:after="20" w:before="0"/>
             </w:pPr>
-            <w:hyperlink w:history="1" r:id="rIdgcf3n0_ubkx9offplna2h">
+            <w:hyperlink w:history="1" r:id="rIdjhhi4vyp4-hn1yi-7mej0">
               <w:r>
                 <w:rPr>
                   <w:rFonts w:ascii="Arial" w:cs="Arial" w:eastAsia="Arial" w:hAnsi="Arial"/>
@@ -21834,7 +21834,7 @@
               <w:spacing w:after="10" w:before="0"/>
               <w:ind w:left="120"/>
             </w:pPr>
-            <w:hyperlink w:history="1" r:id="rIdkleufcifywjc-tholouqk">
+            <w:hyperlink w:history="1" r:id="rIdsnsoc-hjt7ryavfighpdw">
               <w:r>
                 <w:rPr>
                   <w:rFonts w:ascii="Arial" w:cs="Arial" w:eastAsia="Arial" w:hAnsi="Arial"/>
@@ -21879,7 +21879,7 @@
             <w:pPr>
               <w:spacing w:after="20" w:before="0"/>
             </w:pPr>
-            <w:hyperlink w:history="1" r:id="rIdhw5kkxatndcwoejt1zfad">
+            <w:hyperlink w:history="1" r:id="rIdlo1yo-a6adi0ahjzonb75">
               <w:r>
                 <w:rPr>
                   <w:rFonts w:ascii="Arial" w:cs="Arial" w:eastAsia="Arial" w:hAnsi="Arial"/>
@@ -21912,7 +21912,7 @@
               <w:spacing w:after="10" w:before="0"/>
               <w:ind w:left="120"/>
             </w:pPr>
-            <w:hyperlink w:history="1" r:id="rIdpo5bxparbuvr6asfkxn5r">
+            <w:hyperlink w:history="1" r:id="rIdofxnwxjbnzjbffgwq0kwk">
               <w:r>
                 <w:rPr>
                   <w:rFonts w:ascii="Arial" w:cs="Arial" w:eastAsia="Arial" w:hAnsi="Arial"/>
@@ -22107,7 +22107,7 @@
             <w:pPr>
               <w:spacing w:after="20" w:before="0"/>
             </w:pPr>
-            <w:hyperlink w:history="1" r:id="rIdrk9uz6fcrmmvshpmtzmhp">
+            <w:hyperlink w:history="1" r:id="rIdvfysxkpg7cdx23i_vzfpk">
               <w:r>
                 <w:rPr>
                   <w:rFonts w:ascii="Arial" w:cs="Arial" w:eastAsia="Arial" w:hAnsi="Arial"/>
@@ -22140,7 +22140,7 @@
               <w:spacing w:after="10" w:before="0"/>
               <w:ind w:left="120"/>
             </w:pPr>
-            <w:hyperlink w:history="1" r:id="rIdmatw0gdtddsozxc_aij4b">
+            <w:hyperlink w:history="1" r:id="rIdlo-jnutw34mghf3ecdqlz">
               <w:r>
                 <w:rPr>
                   <w:rFonts w:ascii="Arial" w:cs="Arial" w:eastAsia="Arial" w:hAnsi="Arial"/>
@@ -22185,7 +22185,7 @@
             <w:pPr>
               <w:spacing w:after="20" w:before="0"/>
             </w:pPr>
-            <w:hyperlink w:history="1" r:id="rIdwitdvekrsef0lh8gkqjfr">
+            <w:hyperlink w:history="1" r:id="rIdwotjz18zqiiym8q7fqykf">
               <w:r>
                 <w:rPr>
                   <w:rFonts w:ascii="Arial" w:cs="Arial" w:eastAsia="Arial" w:hAnsi="Arial"/>
@@ -22218,7 +22218,7 @@
               <w:spacing w:after="10" w:before="0"/>
               <w:ind w:left="120"/>
             </w:pPr>
-            <w:hyperlink w:history="1" r:id="rId5hnwl32lzfkmh69ncqc4h">
+            <w:hyperlink w:history="1" r:id="rIdgbpujh7xfh76twqjgq37c">
               <w:r>
                 <w:rPr>
                   <w:rFonts w:ascii="Arial" w:cs="Arial" w:eastAsia="Arial" w:hAnsi="Arial"/>
@@ -22413,7 +22413,7 @@
             <w:pPr>
               <w:spacing w:after="20" w:before="0"/>
             </w:pPr>
-            <w:hyperlink w:history="1" r:id="rIdcwu1zjlwsm_3vndgrnam1">
+            <w:hyperlink w:history="1" r:id="rIdtjedrptx6xtsswy-8mysx">
               <w:r>
                 <w:rPr>
                   <w:rFonts w:ascii="Arial" w:cs="Arial" w:eastAsia="Arial" w:hAnsi="Arial"/>
@@ -22446,7 +22446,7 @@
               <w:spacing w:after="10" w:before="0"/>
               <w:ind w:left="120"/>
             </w:pPr>
-            <w:hyperlink w:history="1" r:id="rIdjeikaziqkx0zq_phlvczb">
+            <w:hyperlink w:history="1" r:id="rIddvityww2ygezw8mvfmkzw">
               <w:r>
                 <w:rPr>
                   <w:rFonts w:ascii="Arial" w:cs="Arial" w:eastAsia="Arial" w:hAnsi="Arial"/>
@@ -22491,7 +22491,7 @@
             <w:pPr>
               <w:spacing w:after="20" w:before="0"/>
             </w:pPr>
-            <w:hyperlink w:history="1" r:id="rIdrubzzo9afa7g5lxy_dqo5">
+            <w:hyperlink w:history="1" r:id="rIda9mlfyg73-phhvc2i8vu-">
               <w:r>
                 <w:rPr>
                   <w:rFonts w:ascii="Arial" w:cs="Arial" w:eastAsia="Arial" w:hAnsi="Arial"/>
@@ -22524,7 +22524,7 @@
               <w:spacing w:after="10" w:before="0"/>
               <w:ind w:left="120"/>
             </w:pPr>
-            <w:hyperlink w:history="1" r:id="rId4r7f5uwsof0-da985ld88">
+            <w:hyperlink w:history="1" r:id="rIdg1ghte4nbeaf_pgvesvhn">
               <w:r>
                 <w:rPr>
                   <w:rFonts w:ascii="Arial" w:cs="Arial" w:eastAsia="Arial" w:hAnsi="Arial"/>
@@ -23036,7 +23036,7 @@
         </w:rPr>
         <w:t xml:space="preserve">© 2026 SeaVuria and ARES. Aligned with KICD objectives. Developed by SeaVuria; technical implementation by ARES (with AI assistance from Claude). Licensed under </w:t>
       </w:r>
-      <w:hyperlink w:history="1" r:id="rIdia3m6xb10rqqzksej0jtn">
+      <w:hyperlink w:history="1" r:id="rIdhwcoaeiy3hpcyjouddghv">
         <w:r>
           <w:rPr>
             <w:rFonts w:ascii="Arial" w:cs="Arial" w:eastAsia="Arial" w:hAnsi="Arial"/>
@@ -23057,7 +23057,7 @@
         </w:rPr>
         <w:t xml:space="preserve"> (</w:t>
       </w:r>
-      <w:hyperlink w:history="1" r:id="rId-5kxqsyibq42abttwxm8d">
+      <w:hyperlink w:history="1" r:id="rId7esjlxz2wcgbn7ylwmisr">
         <w:r>
           <w:rPr>
             <w:rFonts w:ascii="Arial" w:cs="Arial" w:eastAsia="Arial" w:hAnsi="Arial"/>
@@ -24289,7 +24289,7 @@
             <w:pPr>
               <w:spacing w:after="20" w:before="0"/>
             </w:pPr>
-            <w:hyperlink w:history="1" r:id="rIdj4l1peyyefqg4z1gs0fbq">
+            <w:hyperlink w:history="1" r:id="rIdbktl6c9c_qdbyarwk6chg">
               <w:r>
                 <w:rPr>
                   <w:rFonts w:ascii="Arial" w:cs="Arial" w:eastAsia="Arial" w:hAnsi="Arial"/>
@@ -24322,7 +24322,7 @@
               <w:spacing w:after="10" w:before="0"/>
               <w:ind w:left="120"/>
             </w:pPr>
-            <w:hyperlink w:history="1" r:id="rIdawjtwbb18tsbpg4jahqjp">
+            <w:hyperlink w:history="1" r:id="rId62_n2twhbzglp3zpw88o1">
               <w:r>
                 <w:rPr>
                   <w:rFonts w:ascii="Arial" w:cs="Arial" w:eastAsia="Arial" w:hAnsi="Arial"/>
@@ -24384,7 +24384,7 @@
               <w:spacing w:after="10" w:before="0"/>
               <w:ind w:left="120"/>
             </w:pPr>
-            <w:hyperlink w:history="1" r:id="rIddoslykdv27ixfcr7idzop">
+            <w:hyperlink w:history="1" r:id="rIdbwofefcchwcvll8jb9e6d">
               <w:r>
                 <w:rPr>
                   <w:rFonts w:ascii="Arial" w:cs="Arial" w:eastAsia="Arial" w:hAnsi="Arial"/>
@@ -24594,7 +24594,7 @@
             <w:pPr>
               <w:spacing w:after="20" w:before="0"/>
             </w:pPr>
-            <w:hyperlink w:history="1" r:id="rIduzssagr-mygjmfjs7rb6t">
+            <w:hyperlink w:history="1" r:id="rIdckdzlq-yyw96fhu8zwalx">
               <w:r>
                 <w:rPr>
                   <w:rFonts w:ascii="Arial" w:cs="Arial" w:eastAsia="Arial" w:hAnsi="Arial"/>
@@ -24627,7 +24627,7 @@
               <w:spacing w:after="10" w:before="0"/>
               <w:ind w:left="120"/>
             </w:pPr>
-            <w:hyperlink w:history="1" r:id="rIdjvuws75byqo6bz9i8rmdf">
+            <w:hyperlink w:history="1" r:id="rIddvfgp1v8jfmubmkxbg2l1">
               <w:r>
                 <w:rPr>
                   <w:rFonts w:ascii="Arial" w:cs="Arial" w:eastAsia="Arial" w:hAnsi="Arial"/>
@@ -24689,7 +24689,7 @@
               <w:spacing w:after="10" w:before="0"/>
               <w:ind w:left="120"/>
             </w:pPr>
-            <w:hyperlink w:history="1" r:id="rIdwssmbinaeql9wcylz-iwg">
+            <w:hyperlink w:history="1" r:id="rIdydlhdsthtxuomferuf6dn">
               <w:r>
                 <w:rPr>
                   <w:rFonts w:ascii="Arial" w:cs="Arial" w:eastAsia="Arial" w:hAnsi="Arial"/>
@@ -24899,7 +24899,7 @@
             <w:pPr>
               <w:spacing w:after="20" w:before="0"/>
             </w:pPr>
-            <w:hyperlink w:history="1" r:id="rIdkwl4mjtf2tf5xivj6vkng">
+            <w:hyperlink w:history="1" r:id="rIdn3q5rczgyf5esuxvjkhjm">
               <w:r>
                 <w:rPr>
                   <w:rFonts w:ascii="Arial" w:cs="Arial" w:eastAsia="Arial" w:hAnsi="Arial"/>
@@ -24932,7 +24932,7 @@
               <w:spacing w:after="10" w:before="0"/>
               <w:ind w:left="120"/>
             </w:pPr>
-            <w:hyperlink w:history="1" r:id="rIdywimgv7u5ilec-c-qwthk">
+            <w:hyperlink w:history="1" r:id="rId2nk5jwvnn4w86-fj-upks">
               <w:r>
                 <w:rPr>
                   <w:rFonts w:ascii="Arial" w:cs="Arial" w:eastAsia="Arial" w:hAnsi="Arial"/>
@@ -24994,7 +24994,7 @@
               <w:spacing w:after="10" w:before="0"/>
               <w:ind w:left="120"/>
             </w:pPr>
-            <w:hyperlink w:history="1" r:id="rIdrosruycwpzgsymd6hl1rs">
+            <w:hyperlink w:history="1" r:id="rIdkmsflrof4emgvfq--4kou">
               <w:r>
                 <w:rPr>
                   <w:rFonts w:ascii="Arial" w:cs="Arial" w:eastAsia="Arial" w:hAnsi="Arial"/>
@@ -25204,7 +25204,7 @@
             <w:pPr>
               <w:spacing w:after="20" w:before="0"/>
             </w:pPr>
-            <w:hyperlink w:history="1" r:id="rIdbtxojui6qq1znq-m-6j4-">
+            <w:hyperlink w:history="1" r:id="rId_ny5xc643jrhzdnmr0dfk">
               <w:r>
                 <w:rPr>
                   <w:rFonts w:ascii="Arial" w:cs="Arial" w:eastAsia="Arial" w:hAnsi="Arial"/>
@@ -25237,7 +25237,7 @@
               <w:spacing w:after="10" w:before="0"/>
               <w:ind w:left="120"/>
             </w:pPr>
-            <w:hyperlink w:history="1" r:id="rIdmgc05ytfq-tucfgb8hdh4">
+            <w:hyperlink w:history="1" r:id="rId4fabpbh_tyshhvsxisuty">
               <w:r>
                 <w:rPr>
                   <w:rFonts w:ascii="Arial" w:cs="Arial" w:eastAsia="Arial" w:hAnsi="Arial"/>
@@ -25299,7 +25299,7 @@
               <w:spacing w:after="10" w:before="0"/>
               <w:ind w:left="120"/>
             </w:pPr>
-            <w:hyperlink w:history="1" r:id="rIdzaxjppdrdcvm-ilahmftq">
+            <w:hyperlink w:history="1" r:id="rIddk8sfaykv9c9otakrey6j">
               <w:r>
                 <w:rPr>
                   <w:rFonts w:ascii="Arial" w:cs="Arial" w:eastAsia="Arial" w:hAnsi="Arial"/>
@@ -25509,7 +25509,7 @@
             <w:pPr>
               <w:spacing w:after="20" w:before="0"/>
             </w:pPr>
-            <w:hyperlink w:history="1" r:id="rId54afuaz3mvkmiupsygjei">
+            <w:hyperlink w:history="1" r:id="rIdb12_qg-hurwgoq2zm6lid">
               <w:r>
                 <w:rPr>
                   <w:rFonts w:ascii="Arial" w:cs="Arial" w:eastAsia="Arial" w:hAnsi="Arial"/>
@@ -25542,7 +25542,7 @@
               <w:spacing w:after="10" w:before="0"/>
               <w:ind w:left="120"/>
             </w:pPr>
-            <w:hyperlink w:history="1" r:id="rIdmtt196jmnu4zbt0bhz7va">
+            <w:hyperlink w:history="1" r:id="rIdw0bpdnj5jswg5m_nfsbjn">
               <w:r>
                 <w:rPr>
                   <w:rFonts w:ascii="Arial" w:cs="Arial" w:eastAsia="Arial" w:hAnsi="Arial"/>
@@ -25604,7 +25604,7 @@
               <w:spacing w:after="10" w:before="0"/>
               <w:ind w:left="120"/>
             </w:pPr>
-            <w:hyperlink w:history="1" r:id="rId5tvwtorzxrd8t27v22x3s">
+            <w:hyperlink w:history="1" r:id="rIdc8iwz-wmki2abumw984ig">
               <w:r>
                 <w:rPr>
                   <w:rFonts w:ascii="Arial" w:cs="Arial" w:eastAsia="Arial" w:hAnsi="Arial"/>
@@ -26283,7 +26283,7 @@
         </w:rPr>
         <w:t xml:space="preserve">© 2026 SeaVuria and ARES. Aligned with KICD objectives. Developed by SeaVuria; technical implementation by ARES (with AI assistance from Claude). Licensed under </w:t>
       </w:r>
-      <w:hyperlink w:history="1" r:id="rIdqgwurmywwrqbuv4hd-fb0">
+      <w:hyperlink w:history="1" r:id="rIdmjj89pcxk4jpg-k5esew9">
         <w:r>
           <w:rPr>
             <w:rFonts w:ascii="Arial" w:cs="Arial" w:eastAsia="Arial" w:hAnsi="Arial"/>
@@ -26304,7 +26304,7 @@
         </w:rPr>
         <w:t xml:space="preserve"> (</w:t>
       </w:r>
-      <w:hyperlink w:history="1" r:id="rId_eursc33y50szl7_ts-pt">
+      <w:hyperlink w:history="1" r:id="rIdxp9j4o2krzbivlbfmqqkc">
         <w:r>
           <w:rPr>
             <w:rFonts w:ascii="Arial" w:cs="Arial" w:eastAsia="Arial" w:hAnsi="Arial"/>

--- a/data/outputs/v2/Core_Mathematics/SS2.4_Trigonometry_1/Core_Mathematics_Trigonometry_1_CBE_LessonSequence.docx
+++ b/data/outputs/v2/Core_Mathematics/SS2.4_Trigonometry_1/Core_Mathematics_Trigonometry_1_CBE_LessonSequence.docx
@@ -38,6 +38,2276 @@
           <w:szCs w:val="22"/>
         </w:rPr>
         <w:t xml:space="preserve">CBE Phenomenon-Driven Lesson Sequence — Sub-Strand 2.4 (8 Lessons)</w:t>
+      </w:r>
+    </w:p>
+    <w:p>
+      <w:pPr>
+        <w:spacing w:after="120"/>
+      </w:pPr>
+      <w:r>
+        <w:t xml:space="preserve"/>
+      </w:r>
+    </w:p>
+    <w:tbl>
+      <w:tblPr>
+        <w:tblW w:type="dxa" w:w="13680"/>
+        <w:tblBorders>
+          <w:top w:val="single" w:color="AAAAAA" w:sz="4"/>
+          <w:left w:val="single" w:color="AAAAAA" w:sz="4"/>
+          <w:bottom w:val="single" w:color="AAAAAA" w:sz="4"/>
+          <w:right w:val="single" w:color="AAAAAA" w:sz="4"/>
+          <w:insideH w:val="single" w:color="auto" w:sz="4"/>
+          <w:insideV w:val="single" w:color="auto" w:sz="4"/>
+        </w:tblBorders>
+        <w:tblLayout w:type="fixed"/>
+      </w:tblPr>
+      <w:tblGrid>
+        <w:gridCol w:w="3000"/>
+        <w:gridCol w:w="10680"/>
+      </w:tblGrid>
+      <w:tr>
+        <w:tc>
+          <w:tcPr>
+            <w:tcW w:type="dxa" w:w="13680"/>
+            <w:gridSpan w:val="2"/>
+            <w:shd w:fill="1F3864" w:color="auto" w:val="clear"/>
+            <w:tcMar>
+              <w:top w:type="dxa" w:w="60"/>
+              <w:left w:type="dxa" w:w="120"/>
+              <w:bottom w:type="dxa" w:w="60"/>
+              <w:right w:type="dxa" w:w="120"/>
+            </w:tcMar>
+            <w:vAlign w:val="top"/>
+          </w:tcPr>
+          <w:p>
+            <w:pPr>
+              <w:spacing w:after="40" w:before="0"/>
+              <w:jc w:val="center"/>
+            </w:pPr>
+            <w:r>
+              <w:rPr>
+                <w:rFonts w:ascii="Arial" w:cs="Arial" w:eastAsia="Arial" w:hAnsi="Arial"/>
+                <w:b/>
+                <w:bCs/>
+                <w:i w:val="false"/>
+                <w:iCs w:val="false"/>
+                <w:color w:val="FFFFFF"/>
+                <w:sz w:val="22"/>
+                <w:szCs w:val="22"/>
+              </w:rPr>
+              <w:t xml:space="preserve">SUB-STRAND OVERVIEW</w:t>
+            </w:r>
+          </w:p>
+        </w:tc>
+      </w:tr>
+      <w:tr>
+        <w:tc>
+          <w:tcPr>
+            <w:tcW w:type="dxa" w:w="3000"/>
+            <w:shd w:fill="D5E8F0" w:color="auto" w:val="clear"/>
+            <w:tcMar>
+              <w:top w:type="dxa" w:w="60"/>
+              <w:left w:type="dxa" w:w="120"/>
+              <w:bottom w:type="dxa" w:w="60"/>
+              <w:right w:type="dxa" w:w="120"/>
+            </w:tcMar>
+            <w:vAlign w:val="top"/>
+          </w:tcPr>
+          <w:p>
+            <w:pPr>
+              <w:spacing w:after="40" w:before="0"/>
+              <w:jc w:val="left"/>
+            </w:pPr>
+            <w:r>
+              <w:rPr>
+                <w:rFonts w:ascii="Arial" w:cs="Arial" w:eastAsia="Arial" w:hAnsi="Arial"/>
+                <w:b/>
+                <w:bCs/>
+                <w:i w:val="false"/>
+                <w:iCs w:val="false"/>
+                <w:color w:val="000000"/>
+                <w:sz w:val="18"/>
+                <w:szCs w:val="18"/>
+              </w:rPr>
+              <w:t xml:space="preserve">Grade Level</w:t>
+            </w:r>
+          </w:p>
+        </w:tc>
+        <w:tc>
+          <w:tcPr>
+            <w:tcW w:type="dxa" w:w="10680"/>
+            <w:shd w:fill="FFFFFF" w:color="auto" w:val="clear"/>
+            <w:tcMar>
+              <w:top w:type="dxa" w:w="60"/>
+              <w:left w:type="dxa" w:w="120"/>
+              <w:bottom w:type="dxa" w:w="60"/>
+              <w:right w:type="dxa" w:w="120"/>
+            </w:tcMar>
+            <w:vAlign w:val="top"/>
+          </w:tcPr>
+          <w:p>
+            <w:pPr>
+              <w:spacing w:after="40" w:before="0"/>
+              <w:jc w:val="left"/>
+            </w:pPr>
+            <w:r>
+              <w:rPr>
+                <w:rFonts w:ascii="Arial" w:cs="Arial" w:eastAsia="Arial" w:hAnsi="Arial"/>
+                <w:b w:val="false"/>
+                <w:bCs w:val="false"/>
+                <w:i w:val="false"/>
+                <w:iCs w:val="false"/>
+                <w:color w:val="000000"/>
+                <w:sz w:val="18"/>
+                <w:szCs w:val="18"/>
+              </w:rPr>
+              <w:t xml:space="preserve">10</w:t>
+            </w:r>
+          </w:p>
+        </w:tc>
+      </w:tr>
+      <w:tr>
+        <w:tc>
+          <w:tcPr>
+            <w:tcW w:type="dxa" w:w="3000"/>
+            <w:shd w:fill="D5E8F0" w:color="auto" w:val="clear"/>
+            <w:tcMar>
+              <w:top w:type="dxa" w:w="60"/>
+              <w:left w:type="dxa" w:w="120"/>
+              <w:bottom w:type="dxa" w:w="60"/>
+              <w:right w:type="dxa" w:w="120"/>
+            </w:tcMar>
+            <w:vAlign w:val="top"/>
+          </w:tcPr>
+          <w:p>
+            <w:pPr>
+              <w:spacing w:after="40" w:before="0"/>
+              <w:jc w:val="left"/>
+            </w:pPr>
+            <w:r>
+              <w:rPr>
+                <w:rFonts w:ascii="Arial" w:cs="Arial" w:eastAsia="Arial" w:hAnsi="Arial"/>
+                <w:b/>
+                <w:bCs/>
+                <w:i w:val="false"/>
+                <w:iCs w:val="false"/>
+                <w:color w:val="000000"/>
+                <w:sz w:val="18"/>
+                <w:szCs w:val="18"/>
+              </w:rPr>
+              <w:t xml:space="preserve">Subject</w:t>
+            </w:r>
+          </w:p>
+        </w:tc>
+        <w:tc>
+          <w:tcPr>
+            <w:tcW w:type="dxa" w:w="10680"/>
+            <w:shd w:fill="FFFFFF" w:color="auto" w:val="clear"/>
+            <w:tcMar>
+              <w:top w:type="dxa" w:w="60"/>
+              <w:left w:type="dxa" w:w="120"/>
+              <w:bottom w:type="dxa" w:w="60"/>
+              <w:right w:type="dxa" w:w="120"/>
+            </w:tcMar>
+            <w:vAlign w:val="top"/>
+          </w:tcPr>
+          <w:p>
+            <w:pPr>
+              <w:spacing w:after="40" w:before="0"/>
+              <w:jc w:val="left"/>
+            </w:pPr>
+            <w:r>
+              <w:rPr>
+                <w:rFonts w:ascii="Arial" w:cs="Arial" w:eastAsia="Arial" w:hAnsi="Arial"/>
+                <w:b w:val="false"/>
+                <w:bCs w:val="false"/>
+                <w:i w:val="false"/>
+                <w:iCs w:val="false"/>
+                <w:color w:val="000000"/>
+                <w:sz w:val="18"/>
+                <w:szCs w:val="18"/>
+              </w:rPr>
+              <w:t xml:space="preserve">Core Mathematics</w:t>
+            </w:r>
+          </w:p>
+        </w:tc>
+      </w:tr>
+      <w:tr>
+        <w:tc>
+          <w:tcPr>
+            <w:tcW w:type="dxa" w:w="3000"/>
+            <w:shd w:fill="D5E8F0" w:color="auto" w:val="clear"/>
+            <w:tcMar>
+              <w:top w:type="dxa" w:w="60"/>
+              <w:left w:type="dxa" w:w="120"/>
+              <w:bottom w:type="dxa" w:w="60"/>
+              <w:right w:type="dxa" w:w="120"/>
+            </w:tcMar>
+            <w:vAlign w:val="top"/>
+          </w:tcPr>
+          <w:p>
+            <w:pPr>
+              <w:spacing w:after="40" w:before="0"/>
+              <w:jc w:val="left"/>
+            </w:pPr>
+            <w:r>
+              <w:rPr>
+                <w:rFonts w:ascii="Arial" w:cs="Arial" w:eastAsia="Arial" w:hAnsi="Arial"/>
+                <w:b/>
+                <w:bCs/>
+                <w:i w:val="false"/>
+                <w:iCs w:val="false"/>
+                <w:color w:val="000000"/>
+                <w:sz w:val="18"/>
+                <w:szCs w:val="18"/>
+              </w:rPr>
+              <w:t xml:space="preserve">Strand</w:t>
+            </w:r>
+          </w:p>
+        </w:tc>
+        <w:tc>
+          <w:tcPr>
+            <w:tcW w:type="dxa" w:w="10680"/>
+            <w:shd w:fill="FFFFFF" w:color="auto" w:val="clear"/>
+            <w:tcMar>
+              <w:top w:type="dxa" w:w="60"/>
+              <w:left w:type="dxa" w:w="120"/>
+              <w:bottom w:type="dxa" w:w="60"/>
+              <w:right w:type="dxa" w:w="120"/>
+            </w:tcMar>
+            <w:vAlign w:val="top"/>
+          </w:tcPr>
+          <w:p>
+            <w:pPr>
+              <w:spacing w:after="40" w:before="0"/>
+              <w:jc w:val="left"/>
+            </w:pPr>
+            <w:r>
+              <w:rPr>
+                <w:rFonts w:ascii="Arial" w:cs="Arial" w:eastAsia="Arial" w:hAnsi="Arial"/>
+                <w:b w:val="false"/>
+                <w:bCs w:val="false"/>
+                <w:i w:val="false"/>
+                <w:iCs w:val="false"/>
+                <w:color w:val="000000"/>
+                <w:sz w:val="18"/>
+                <w:szCs w:val="18"/>
+              </w:rPr>
+              <w:t xml:space="preserve">Strand 2.0: Measurements and Geometry</w:t>
+            </w:r>
+          </w:p>
+        </w:tc>
+      </w:tr>
+      <w:tr>
+        <w:tc>
+          <w:tcPr>
+            <w:tcW w:type="dxa" w:w="3000"/>
+            <w:shd w:fill="D5E8F0" w:color="auto" w:val="clear"/>
+            <w:tcMar>
+              <w:top w:type="dxa" w:w="60"/>
+              <w:left w:type="dxa" w:w="120"/>
+              <w:bottom w:type="dxa" w:w="60"/>
+              <w:right w:type="dxa" w:w="120"/>
+            </w:tcMar>
+            <w:vAlign w:val="top"/>
+          </w:tcPr>
+          <w:p>
+            <w:pPr>
+              <w:spacing w:after="40" w:before="0"/>
+              <w:jc w:val="left"/>
+            </w:pPr>
+            <w:r>
+              <w:rPr>
+                <w:rFonts w:ascii="Arial" w:cs="Arial" w:eastAsia="Arial" w:hAnsi="Arial"/>
+                <w:b/>
+                <w:bCs/>
+                <w:i w:val="false"/>
+                <w:iCs w:val="false"/>
+                <w:color w:val="000000"/>
+                <w:sz w:val="18"/>
+                <w:szCs w:val="18"/>
+              </w:rPr>
+              <w:t xml:space="preserve">Sub-Strand</w:t>
+            </w:r>
+          </w:p>
+        </w:tc>
+        <w:tc>
+          <w:tcPr>
+            <w:tcW w:type="dxa" w:w="10680"/>
+            <w:shd w:fill="FFFFFF" w:color="auto" w:val="clear"/>
+            <w:tcMar>
+              <w:top w:type="dxa" w:w="60"/>
+              <w:left w:type="dxa" w:w="120"/>
+              <w:bottom w:type="dxa" w:w="60"/>
+              <w:right w:type="dxa" w:w="120"/>
+            </w:tcMar>
+            <w:vAlign w:val="top"/>
+          </w:tcPr>
+          <w:p>
+            <w:pPr>
+              <w:spacing w:after="40" w:before="0"/>
+              <w:jc w:val="left"/>
+            </w:pPr>
+            <w:r>
+              <w:rPr>
+                <w:rFonts w:ascii="Arial" w:cs="Arial" w:eastAsia="Arial" w:hAnsi="Arial"/>
+                <w:b w:val="false"/>
+                <w:bCs w:val="false"/>
+                <w:i w:val="false"/>
+                <w:iCs w:val="false"/>
+                <w:color w:val="000000"/>
+                <w:sz w:val="18"/>
+                <w:szCs w:val="18"/>
+              </w:rPr>
+              <w:t xml:space="preserve">Sub-Strand 2.4: Trigonometry 1</w:t>
+            </w:r>
+          </w:p>
+        </w:tc>
+      </w:tr>
+      <w:tr>
+        <w:tc>
+          <w:tcPr>
+            <w:tcW w:type="dxa" w:w="3000"/>
+            <w:shd w:fill="D5E8F0" w:color="auto" w:val="clear"/>
+            <w:tcMar>
+              <w:top w:type="dxa" w:w="60"/>
+              <w:left w:type="dxa" w:w="120"/>
+              <w:bottom w:type="dxa" w:w="60"/>
+              <w:right w:type="dxa" w:w="120"/>
+            </w:tcMar>
+            <w:vAlign w:val="top"/>
+          </w:tcPr>
+          <w:p>
+            <w:pPr>
+              <w:spacing w:after="40" w:before="0"/>
+              <w:jc w:val="left"/>
+            </w:pPr>
+            <w:r>
+              <w:rPr>
+                <w:rFonts w:ascii="Arial" w:cs="Arial" w:eastAsia="Arial" w:hAnsi="Arial"/>
+                <w:b/>
+                <w:bCs/>
+                <w:i w:val="false"/>
+                <w:iCs w:val="false"/>
+                <w:color w:val="000000"/>
+                <w:sz w:val="18"/>
+                <w:szCs w:val="18"/>
+              </w:rPr>
+              <w:t xml:space="preserve">Total Duration</w:t>
+            </w:r>
+          </w:p>
+        </w:tc>
+        <w:tc>
+          <w:tcPr>
+            <w:tcW w:type="dxa" w:w="10680"/>
+            <w:shd w:fill="FFFFFF" w:color="auto" w:val="clear"/>
+            <w:tcMar>
+              <w:top w:type="dxa" w:w="60"/>
+              <w:left w:type="dxa" w:w="120"/>
+              <w:bottom w:type="dxa" w:w="60"/>
+              <w:right w:type="dxa" w:w="120"/>
+            </w:tcMar>
+            <w:vAlign w:val="top"/>
+          </w:tcPr>
+          <w:p>
+            <w:pPr>
+              <w:spacing w:after="40" w:before="0"/>
+              <w:jc w:val="left"/>
+            </w:pPr>
+            <w:r>
+              <w:rPr>
+                <w:rFonts w:ascii="Arial" w:cs="Arial" w:eastAsia="Arial" w:hAnsi="Arial"/>
+                <w:b w:val="false"/>
+                <w:bCs w:val="false"/>
+                <w:i w:val="false"/>
+                <w:iCs w:val="false"/>
+                <w:color w:val="000000"/>
+                <w:sz w:val="18"/>
+                <w:szCs w:val="18"/>
+              </w:rPr>
+              <w:t xml:space="preserve">8 lessons × 40 minutes = 320 minutes total</w:t>
+            </w:r>
+          </w:p>
+        </w:tc>
+      </w:tr>
+      <w:tr>
+        <w:tc>
+          <w:tcPr>
+            <w:tcW w:type="dxa" w:w="3000"/>
+            <w:shd w:fill="D5E8F0" w:color="auto" w:val="clear"/>
+            <w:tcMar>
+              <w:top w:type="dxa" w:w="60"/>
+              <w:left w:type="dxa" w:w="120"/>
+              <w:bottom w:type="dxa" w:w="60"/>
+              <w:right w:type="dxa" w:w="120"/>
+            </w:tcMar>
+            <w:vAlign w:val="top"/>
+          </w:tcPr>
+          <w:p>
+            <w:pPr>
+              <w:spacing w:after="40" w:before="0"/>
+              <w:jc w:val="left"/>
+            </w:pPr>
+            <w:r>
+              <w:rPr>
+                <w:rFonts w:ascii="Arial" w:cs="Arial" w:eastAsia="Arial" w:hAnsi="Arial"/>
+                <w:b/>
+                <w:bCs/>
+                <w:i w:val="false"/>
+                <w:iCs w:val="false"/>
+                <w:color w:val="000000"/>
+                <w:sz w:val="18"/>
+                <w:szCs w:val="18"/>
+              </w:rPr>
+              <w:t xml:space="preserve">Sub-Strand Content</w:t>
+            </w:r>
+          </w:p>
+        </w:tc>
+        <w:tc>
+          <w:tcPr>
+            <w:tcW w:type="dxa" w:w="10680"/>
+            <w:shd w:fill="FFFFFF" w:color="auto" w:val="clear"/>
+            <w:tcMar>
+              <w:top w:type="dxa" w:w="60"/>
+              <w:left w:type="dxa" w:w="120"/>
+              <w:bottom w:type="dxa" w:w="60"/>
+              <w:right w:type="dxa" w:w="120"/>
+            </w:tcMar>
+            <w:vAlign w:val="top"/>
+          </w:tcPr>
+          <w:p>
+            <w:pPr>
+              <w:spacing w:after="30" w:before="0"/>
+              <w:ind w:left="360" w:hanging="180"/>
+              <w:jc w:val="left"/>
+            </w:pPr>
+            <w:r>
+              <w:rPr>
+                <w:rFonts w:ascii="Arial" w:cs="Arial" w:eastAsia="Arial" w:hAnsi="Arial"/>
+                <w:b w:val="false"/>
+                <w:bCs w:val="false"/>
+                <w:i w:val="false"/>
+                <w:iCs w:val="false"/>
+                <w:color w:val="000000"/>
+                <w:sz w:val="18"/>
+                <w:szCs w:val="18"/>
+              </w:rPr>
+              <w:t xml:space="preserve">–  Trigonometric ratios of acute angles (sine, cosine, tangent) — definitions using right-angled triangles and calculation using mathematical tables and calculators</w:t>
+            </w:r>
+          </w:p>
+          <w:p>
+            <w:pPr>
+              <w:spacing w:after="30" w:before="0"/>
+              <w:ind w:left="360" w:hanging="180"/>
+              <w:jc w:val="left"/>
+            </w:pPr>
+            <w:r>
+              <w:rPr>
+                <w:rFonts w:ascii="Arial" w:cs="Arial" w:eastAsia="Arial" w:hAnsi="Arial"/>
+                <w:b w:val="false"/>
+                <w:bCs w:val="false"/>
+                <w:i w:val="false"/>
+                <w:iCs w:val="false"/>
+                <w:color w:val="000000"/>
+                <w:sz w:val="18"/>
+                <w:szCs w:val="18"/>
+              </w:rPr>
+              <w:t xml:space="preserve">–  Sines and cosines of complementary angles — relationship between sin θ and cos(90° − θ)</w:t>
+            </w:r>
+          </w:p>
+          <w:p>
+            <w:pPr>
+              <w:spacing w:after="30" w:before="0"/>
+              <w:ind w:left="360" w:hanging="180"/>
+              <w:jc w:val="left"/>
+            </w:pPr>
+            <w:r>
+              <w:rPr>
+                <w:rFonts w:ascii="Arial" w:cs="Arial" w:eastAsia="Arial" w:hAnsi="Arial"/>
+                <w:b w:val="false"/>
+                <w:bCs w:val="false"/>
+                <w:i w:val="false"/>
+                <w:iCs w:val="false"/>
+                <w:color w:val="000000"/>
+                <w:sz w:val="18"/>
+                <w:szCs w:val="18"/>
+              </w:rPr>
+              <w:t xml:space="preserve">–  Relationship between sine, cosine, and tangent of acute angles (tan θ = sin θ / cos θ)</w:t>
+            </w:r>
+          </w:p>
+          <w:p>
+            <w:pPr>
+              <w:spacing w:after="30" w:before="0"/>
+              <w:ind w:left="360" w:hanging="180"/>
+              <w:jc w:val="left"/>
+            </w:pPr>
+            <w:r>
+              <w:rPr>
+                <w:rFonts w:ascii="Arial" w:cs="Arial" w:eastAsia="Arial" w:hAnsi="Arial"/>
+                <w:b w:val="false"/>
+                <w:bCs w:val="false"/>
+                <w:i w:val="false"/>
+                <w:iCs w:val="false"/>
+                <w:color w:val="000000"/>
+                <w:sz w:val="18"/>
+                <w:szCs w:val="18"/>
+              </w:rPr>
+              <w:t xml:space="preserve">–  Trigonometric ratios of special angles: 30°, 45°, 60°, and 90° — derived using an isosceles right-angled triangle and an equilateral triangle</w:t>
+            </w:r>
+          </w:p>
+          <w:p>
+            <w:pPr>
+              <w:spacing w:after="30" w:before="0"/>
+              <w:ind w:left="360" w:hanging="180"/>
+              <w:jc w:val="left"/>
+            </w:pPr>
+            <w:r>
+              <w:rPr>
+                <w:rFonts w:ascii="Arial" w:cs="Arial" w:eastAsia="Arial" w:hAnsi="Arial"/>
+                <w:b w:val="false"/>
+                <w:bCs w:val="false"/>
+                <w:i w:val="false"/>
+                <w:iCs w:val="false"/>
+                <w:color w:val="000000"/>
+                <w:sz w:val="18"/>
+                <w:szCs w:val="18"/>
+              </w:rPr>
+              <w:t xml:space="preserve">–  Application of trigonometric ratios in solving right-angled triangles</w:t>
+            </w:r>
+          </w:p>
+          <w:p>
+            <w:pPr>
+              <w:spacing w:after="30" w:before="0"/>
+              <w:ind w:left="360" w:hanging="180"/>
+              <w:jc w:val="left"/>
+            </w:pPr>
+            <w:r>
+              <w:rPr>
+                <w:rFonts w:ascii="Arial" w:cs="Arial" w:eastAsia="Arial" w:hAnsi="Arial"/>
+                <w:b w:val="false"/>
+                <w:bCs w:val="false"/>
+                <w:i w:val="false"/>
+                <w:iCs w:val="false"/>
+                <w:color w:val="000000"/>
+                <w:sz w:val="18"/>
+                <w:szCs w:val="18"/>
+              </w:rPr>
+              <w:t xml:space="preserve">–  Angles of elevation — definition, identification, and calculation in real-life contexts</w:t>
+            </w:r>
+          </w:p>
+          <w:p>
+            <w:pPr>
+              <w:spacing w:after="30" w:before="0"/>
+              <w:ind w:left="360" w:hanging="180"/>
+              <w:jc w:val="left"/>
+            </w:pPr>
+            <w:r>
+              <w:rPr>
+                <w:rFonts w:ascii="Arial" w:cs="Arial" w:eastAsia="Arial" w:hAnsi="Arial"/>
+                <w:b w:val="false"/>
+                <w:bCs w:val="false"/>
+                <w:i w:val="false"/>
+                <w:iCs w:val="false"/>
+                <w:color w:val="000000"/>
+                <w:sz w:val="18"/>
+                <w:szCs w:val="18"/>
+              </w:rPr>
+              <w:t xml:space="preserve">–  Angles of depression — definition, identification, and calculation in real-life contexts</w:t>
+            </w:r>
+          </w:p>
+          <w:p>
+            <w:pPr>
+              <w:spacing w:after="30" w:before="0"/>
+              <w:ind w:left="360" w:hanging="180"/>
+              <w:jc w:val="left"/>
+            </w:pPr>
+            <w:r>
+              <w:rPr>
+                <w:rFonts w:ascii="Arial" w:cs="Arial" w:eastAsia="Arial" w:hAnsi="Arial"/>
+                <w:b w:val="false"/>
+                <w:bCs w:val="false"/>
+                <w:i w:val="false"/>
+                <w:iCs w:val="false"/>
+                <w:color w:val="000000"/>
+                <w:sz w:val="18"/>
+                <w:szCs w:val="18"/>
+              </w:rPr>
+              <w:t xml:space="preserve">–  Real-life applications of trigonometry (surveying, construction, navigation, height and distance problems in Kenyan contexts)</w:t>
+            </w:r>
+          </w:p>
+        </w:tc>
+      </w:tr>
+      <w:tr>
+        <w:tc>
+          <w:tcPr>
+            <w:tcW w:type="dxa" w:w="3000"/>
+            <w:shd w:fill="D5E8F0" w:color="auto" w:val="clear"/>
+            <w:tcMar>
+              <w:top w:type="dxa" w:w="60"/>
+              <w:left w:type="dxa" w:w="120"/>
+              <w:bottom w:type="dxa" w:w="60"/>
+              <w:right w:type="dxa" w:w="120"/>
+            </w:tcMar>
+            <w:vAlign w:val="top"/>
+          </w:tcPr>
+          <w:p>
+            <w:pPr>
+              <w:spacing w:after="40" w:before="0"/>
+              <w:jc w:val="left"/>
+            </w:pPr>
+            <w:r>
+              <w:rPr>
+                <w:rFonts w:ascii="Arial" w:cs="Arial" w:eastAsia="Arial" w:hAnsi="Arial"/>
+                <w:b/>
+                <w:bCs/>
+                <w:i w:val="false"/>
+                <w:iCs w:val="false"/>
+                <w:color w:val="000000"/>
+                <w:sz w:val="18"/>
+                <w:szCs w:val="18"/>
+              </w:rPr>
+              <w:t xml:space="preserve">Learning Outcomes</w:t>
+            </w:r>
+          </w:p>
+        </w:tc>
+        <w:tc>
+          <w:tcPr>
+            <w:tcW w:type="dxa" w:w="10680"/>
+            <w:shd w:fill="FFFFFF" w:color="auto" w:val="clear"/>
+            <w:tcMar>
+              <w:top w:type="dxa" w:w="60"/>
+              <w:left w:type="dxa" w:w="120"/>
+              <w:bottom w:type="dxa" w:w="60"/>
+              <w:right w:type="dxa" w:w="120"/>
+            </w:tcMar>
+            <w:vAlign w:val="top"/>
+          </w:tcPr>
+          <w:p>
+            <w:pPr>
+              <w:spacing w:after="40" w:before="0"/>
+              <w:jc w:val="left"/>
+            </w:pPr>
+            <w:r>
+              <w:rPr>
+                <w:rFonts w:ascii="Arial" w:cs="Arial" w:eastAsia="Arial" w:hAnsi="Arial"/>
+                <w:b w:val="false"/>
+                <w:bCs w:val="false"/>
+                <w:i w:val="false"/>
+                <w:iCs w:val="false"/>
+                <w:color w:val="000000"/>
+                <w:sz w:val="18"/>
+                <w:szCs w:val="18"/>
+              </w:rPr>
+              <w:t xml:space="preserve">By the end of the sub-strand, the learner should be able to:</w:t>
+            </w:r>
+          </w:p>
+          <w:p>
+            <w:pPr>
+              <w:spacing w:after="40" w:before="0"/>
+              <w:jc w:val="left"/>
+            </w:pPr>
+            <w:r>
+              <w:rPr>
+                <w:rFonts w:ascii="Arial" w:cs="Arial" w:eastAsia="Arial" w:hAnsi="Arial"/>
+                <w:b w:val="false"/>
+                <w:bCs w:val="false"/>
+                <w:i w:val="false"/>
+                <w:iCs w:val="false"/>
+                <w:color w:val="000000"/>
+                <w:sz w:val="18"/>
+                <w:szCs w:val="18"/>
+              </w:rPr>
+              <w:t xml:space="preserve">a) determine the trigonometric ratios of acute angles from mathematical tables and calculators,</w:t>
+            </w:r>
+          </w:p>
+          <w:p>
+            <w:pPr>
+              <w:spacing w:after="40" w:before="0"/>
+              <w:jc w:val="left"/>
+            </w:pPr>
+            <w:r>
+              <w:rPr>
+                <w:rFonts w:ascii="Arial" w:cs="Arial" w:eastAsia="Arial" w:hAnsi="Arial"/>
+                <w:b w:val="false"/>
+                <w:bCs w:val="false"/>
+                <w:i w:val="false"/>
+                <w:iCs w:val="false"/>
+                <w:color w:val="000000"/>
+                <w:sz w:val="18"/>
+                <w:szCs w:val="18"/>
+              </w:rPr>
+              <w:t xml:space="preserve">b) relate sines and cosines of complementary angles,</w:t>
+            </w:r>
+          </w:p>
+          <w:p>
+            <w:pPr>
+              <w:spacing w:after="40" w:before="0"/>
+              <w:jc w:val="left"/>
+            </w:pPr>
+            <w:r>
+              <w:rPr>
+                <w:rFonts w:ascii="Arial" w:cs="Arial" w:eastAsia="Arial" w:hAnsi="Arial"/>
+                <w:b w:val="false"/>
+                <w:bCs w:val="false"/>
+                <w:i w:val="false"/>
+                <w:iCs w:val="false"/>
+                <w:color w:val="000000"/>
+                <w:sz w:val="18"/>
+                <w:szCs w:val="18"/>
+              </w:rPr>
+              <w:t xml:space="preserve">c) relate the sine, cosine, and tangent of acute angles,</w:t>
+            </w:r>
+          </w:p>
+          <w:p>
+            <w:pPr>
+              <w:spacing w:after="40" w:before="0"/>
+              <w:jc w:val="left"/>
+            </w:pPr>
+            <w:r>
+              <w:rPr>
+                <w:rFonts w:ascii="Arial" w:cs="Arial" w:eastAsia="Arial" w:hAnsi="Arial"/>
+                <w:b w:val="false"/>
+                <w:bCs w:val="false"/>
+                <w:i w:val="false"/>
+                <w:iCs w:val="false"/>
+                <w:color w:val="000000"/>
+                <w:sz w:val="18"/>
+                <w:szCs w:val="18"/>
+              </w:rPr>
+              <w:t xml:space="preserve">d) determine trigonometric ratios of special angles: 30°, 45°, 60° and 90° using triangles,</w:t>
+            </w:r>
+          </w:p>
+          <w:p>
+            <w:pPr>
+              <w:spacing w:after="40" w:before="0"/>
+              <w:jc w:val="left"/>
+            </w:pPr>
+            <w:r>
+              <w:rPr>
+                <w:rFonts w:ascii="Arial" w:cs="Arial" w:eastAsia="Arial" w:hAnsi="Arial"/>
+                <w:b w:val="false"/>
+                <w:bCs w:val="false"/>
+                <w:i w:val="false"/>
+                <w:iCs w:val="false"/>
+                <w:color w:val="000000"/>
+                <w:sz w:val="18"/>
+                <w:szCs w:val="18"/>
+              </w:rPr>
+              <w:t xml:space="preserve">e) apply trigonometric ratios to angles of elevation and depression,</w:t>
+            </w:r>
+          </w:p>
+          <w:p>
+            <w:pPr>
+              <w:spacing w:after="40" w:before="0"/>
+              <w:jc w:val="left"/>
+            </w:pPr>
+            <w:r>
+              <w:rPr>
+                <w:rFonts w:ascii="Arial" w:cs="Arial" w:eastAsia="Arial" w:hAnsi="Arial"/>
+                <w:b w:val="false"/>
+                <w:bCs w:val="false"/>
+                <w:i w:val="false"/>
+                <w:iCs w:val="false"/>
+                <w:color w:val="000000"/>
+                <w:sz w:val="18"/>
+                <w:szCs w:val="18"/>
+              </w:rPr>
+              <w:t xml:space="preserve">f) reflect on the use of trigonometry in real-life situations.</w:t>
+            </w:r>
+          </w:p>
+        </w:tc>
+      </w:tr>
+      <w:tr>
+        <w:tc>
+          <w:tcPr>
+            <w:tcW w:type="dxa" w:w="3000"/>
+            <w:shd w:fill="D5E8F0" w:color="auto" w:val="clear"/>
+            <w:tcMar>
+              <w:top w:type="dxa" w:w="60"/>
+              <w:left w:type="dxa" w:w="120"/>
+              <w:bottom w:type="dxa" w:w="60"/>
+              <w:right w:type="dxa" w:w="120"/>
+            </w:tcMar>
+            <w:vAlign w:val="top"/>
+          </w:tcPr>
+          <w:p>
+            <w:pPr>
+              <w:spacing w:after="40" w:before="0"/>
+              <w:jc w:val="left"/>
+            </w:pPr>
+            <w:r>
+              <w:rPr>
+                <w:rFonts w:ascii="Arial" w:cs="Arial" w:eastAsia="Arial" w:hAnsi="Arial"/>
+                <w:b/>
+                <w:bCs/>
+                <w:i w:val="false"/>
+                <w:iCs w:val="false"/>
+                <w:color w:val="000000"/>
+                <w:sz w:val="18"/>
+                <w:szCs w:val="18"/>
+              </w:rPr>
+              <w:t xml:space="preserve">Core Competencies</w:t>
+            </w:r>
+          </w:p>
+        </w:tc>
+        <w:tc>
+          <w:tcPr>
+            <w:tcW w:type="dxa" w:w="10680"/>
+            <w:shd w:fill="FFFFFF" w:color="auto" w:val="clear"/>
+            <w:tcMar>
+              <w:top w:type="dxa" w:w="60"/>
+              <w:left w:type="dxa" w:w="120"/>
+              <w:bottom w:type="dxa" w:w="60"/>
+              <w:right w:type="dxa" w:w="120"/>
+            </w:tcMar>
+            <w:vAlign w:val="top"/>
+          </w:tcPr>
+          <w:p>
+            <w:pPr>
+              <w:spacing w:after="30" w:before="0"/>
+              <w:ind w:left="360" w:hanging="180"/>
+              <w:jc w:val="left"/>
+            </w:pPr>
+            <w:r>
+              <w:rPr>
+                <w:rFonts w:ascii="Arial" w:cs="Arial" w:eastAsia="Arial" w:hAnsi="Arial"/>
+                <w:b w:val="false"/>
+                <w:bCs w:val="false"/>
+                <w:i w:val="false"/>
+                <w:iCs w:val="false"/>
+                <w:color w:val="000000"/>
+                <w:sz w:val="18"/>
+                <w:szCs w:val="18"/>
+              </w:rPr>
+              <w:t xml:space="preserve">–  Communication and Collaboration: the learner works in groups to draw right-angled triangles, generate tables of trigonometric ratios for complementary angles, and discuss patterns and relationships observed — sharing findings with peers and the teacher.</w:t>
+            </w:r>
+          </w:p>
+          <w:p>
+            <w:pPr>
+              <w:spacing w:after="30" w:before="0"/>
+              <w:ind w:left="360" w:hanging="180"/>
+              <w:jc w:val="left"/>
+            </w:pPr>
+            <w:r>
+              <w:rPr>
+                <w:rFonts w:ascii="Arial" w:cs="Arial" w:eastAsia="Arial" w:hAnsi="Arial"/>
+                <w:b w:val="false"/>
+                <w:bCs w:val="false"/>
+                <w:i w:val="false"/>
+                <w:iCs w:val="false"/>
+                <w:color w:val="000000"/>
+                <w:sz w:val="18"/>
+                <w:szCs w:val="18"/>
+              </w:rPr>
+              <w:t xml:space="preserve">–  Critical Thinking and Problem Solving: the learner analyses real-life height-and-distance problems (e.g., estimating the height of the Kenyatta International Convention Centre or a mobile phone mast in the Rift Valley) using trigonometric ratios, angles of elevation, and angles of depression.</w:t>
+            </w:r>
+          </w:p>
+          <w:p>
+            <w:pPr>
+              <w:spacing w:after="30" w:before="0"/>
+              <w:ind w:left="360" w:hanging="180"/>
+              <w:jc w:val="left"/>
+            </w:pPr>
+            <w:r>
+              <w:rPr>
+                <w:rFonts w:ascii="Arial" w:cs="Arial" w:eastAsia="Arial" w:hAnsi="Arial"/>
+                <w:b w:val="false"/>
+                <w:bCs w:val="false"/>
+                <w:i w:val="false"/>
+                <w:iCs w:val="false"/>
+                <w:color w:val="000000"/>
+                <w:sz w:val="18"/>
+                <w:szCs w:val="18"/>
+              </w:rPr>
+              <w:t xml:space="preserve">–  Learning to Learn: the learner uses mathematical tables and calculators to systematically look up and verify trigonometric ratios, building independent research and self-correction habits.</w:t>
+            </w:r>
+          </w:p>
+          <w:p>
+            <w:pPr>
+              <w:spacing w:after="30" w:before="0"/>
+              <w:ind w:left="360" w:hanging="180"/>
+              <w:jc w:val="left"/>
+            </w:pPr>
+            <w:r>
+              <w:rPr>
+                <w:rFonts w:ascii="Arial" w:cs="Arial" w:eastAsia="Arial" w:hAnsi="Arial"/>
+                <w:b w:val="false"/>
+                <w:bCs w:val="false"/>
+                <w:i w:val="false"/>
+                <w:iCs w:val="false"/>
+                <w:color w:val="000000"/>
+                <w:sz w:val="18"/>
+                <w:szCs w:val="18"/>
+              </w:rPr>
+              <w:t xml:space="preserve">–  Self-Efficacy: the learner gains confidence by deriving the exact values of trigonometric ratios for special angles (30°, 45°, 60°, 90°) from first principles using triangles, rather than memorising them.</w:t>
+            </w:r>
+          </w:p>
+        </w:tc>
+      </w:tr>
+      <w:tr>
+        <w:tc>
+          <w:tcPr>
+            <w:tcW w:type="dxa" w:w="3000"/>
+            <w:shd w:fill="E2EFDA" w:color="auto" w:val="clear"/>
+            <w:tcMar>
+              <w:top w:type="dxa" w:w="60"/>
+              <w:left w:type="dxa" w:w="120"/>
+              <w:bottom w:type="dxa" w:w="60"/>
+              <w:right w:type="dxa" w:w="120"/>
+            </w:tcMar>
+            <w:vAlign w:val="top"/>
+          </w:tcPr>
+          <w:p>
+            <w:pPr>
+              <w:spacing w:after="40" w:before="0"/>
+              <w:jc w:val="left"/>
+            </w:pPr>
+            <w:r>
+              <w:rPr>
+                <w:rFonts w:ascii="Arial" w:cs="Arial" w:eastAsia="Arial" w:hAnsi="Arial"/>
+                <w:b/>
+                <w:bCs/>
+                <w:i w:val="false"/>
+                <w:iCs w:val="false"/>
+                <w:color w:val="000000"/>
+                <w:sz w:val="18"/>
+                <w:szCs w:val="18"/>
+              </w:rPr>
+              <w:t xml:space="preserve">Core Values</w:t>
+            </w:r>
+          </w:p>
+        </w:tc>
+        <w:tc>
+          <w:tcPr>
+            <w:tcW w:type="dxa" w:w="10680"/>
+            <w:shd w:fill="FFFFFF" w:color="auto" w:val="clear"/>
+            <w:tcMar>
+              <w:top w:type="dxa" w:w="60"/>
+              <w:left w:type="dxa" w:w="120"/>
+              <w:bottom w:type="dxa" w:w="60"/>
+              <w:right w:type="dxa" w:w="120"/>
+            </w:tcMar>
+            <w:vAlign w:val="top"/>
+          </w:tcPr>
+          <w:p>
+            <w:pPr>
+              <w:spacing w:after="30" w:before="0"/>
+              <w:ind w:left="360" w:hanging="180"/>
+              <w:jc w:val="left"/>
+            </w:pPr>
+            <w:r>
+              <w:rPr>
+                <w:rFonts w:ascii="Arial" w:cs="Arial" w:eastAsia="Arial" w:hAnsi="Arial"/>
+                <w:b w:val="false"/>
+                <w:bCs w:val="false"/>
+                <w:i w:val="false"/>
+                <w:iCs w:val="false"/>
+                <w:color w:val="000000"/>
+                <w:sz w:val="18"/>
+                <w:szCs w:val="18"/>
+              </w:rPr>
+              <w:t xml:space="preserve">–  Responsibility: the learner carefully uses geometrical sets, rulers, and calculators as shared learning resources, returning them in good condition and ensuring accurate constructions when drawing triangles used to derive trigonometric ratios.</w:t>
+            </w:r>
+          </w:p>
+          <w:p>
+            <w:pPr>
+              <w:spacing w:after="30" w:before="0"/>
+              <w:ind w:left="360" w:hanging="180"/>
+              <w:jc w:val="left"/>
+            </w:pPr>
+            <w:r>
+              <w:rPr>
+                <w:rFonts w:ascii="Arial" w:cs="Arial" w:eastAsia="Arial" w:hAnsi="Arial"/>
+                <w:b w:val="false"/>
+                <w:bCs w:val="false"/>
+                <w:i w:val="false"/>
+                <w:iCs w:val="false"/>
+                <w:color w:val="000000"/>
+                <w:sz w:val="18"/>
+                <w:szCs w:val="18"/>
+              </w:rPr>
+              <w:t xml:space="preserve">–  Integrity: the learner records measured angles and computed ratios honestly, without copying or fabricating results, so that conclusions about complementary angles and special angles are trustworthy.</w:t>
+            </w:r>
+          </w:p>
+          <w:p>
+            <w:pPr>
+              <w:spacing w:after="30" w:before="0"/>
+              <w:ind w:left="360" w:hanging="180"/>
+              <w:jc w:val="left"/>
+            </w:pPr>
+            <w:r>
+              <w:rPr>
+                <w:rFonts w:ascii="Arial" w:cs="Arial" w:eastAsia="Arial" w:hAnsi="Arial"/>
+                <w:b w:val="false"/>
+                <w:bCs w:val="false"/>
+                <w:i w:val="false"/>
+                <w:iCs w:val="false"/>
+                <w:color w:val="000000"/>
+                <w:sz w:val="18"/>
+                <w:szCs w:val="18"/>
+              </w:rPr>
+              <w:t xml:space="preserve">–  Respect: the learner appreciates each group member's contribution during discussions on real-life applications of trigonometry, listening attentively when peers present their methods for solving angles of elevation and depression problems.</w:t>
+            </w:r>
+          </w:p>
+        </w:tc>
+      </w:tr>
+      <w:tr>
+        <w:tc>
+          <w:tcPr>
+            <w:tcW w:type="dxa" w:w="3000"/>
+            <w:shd w:fill="D5E8F0" w:color="auto" w:val="clear"/>
+            <w:tcMar>
+              <w:top w:type="dxa" w:w="60"/>
+              <w:left w:type="dxa" w:w="120"/>
+              <w:bottom w:type="dxa" w:w="60"/>
+              <w:right w:type="dxa" w:w="120"/>
+            </w:tcMar>
+            <w:vAlign w:val="top"/>
+          </w:tcPr>
+          <w:p>
+            <w:pPr>
+              <w:spacing w:after="40" w:before="0"/>
+              <w:jc w:val="left"/>
+            </w:pPr>
+            <w:r>
+              <w:rPr>
+                <w:rFonts w:ascii="Arial" w:cs="Arial" w:eastAsia="Arial" w:hAnsi="Arial"/>
+                <w:b/>
+                <w:bCs/>
+                <w:i w:val="false"/>
+                <w:iCs w:val="false"/>
+                <w:color w:val="000000"/>
+                <w:sz w:val="18"/>
+                <w:szCs w:val="18"/>
+              </w:rPr>
+              <w:t xml:space="preserve">Science &amp; Engineering Practices</w:t>
+            </w:r>
+          </w:p>
+        </w:tc>
+        <w:tc>
+          <w:tcPr>
+            <w:tcW w:type="dxa" w:w="10680"/>
+            <w:shd w:fill="FFFFFF" w:color="auto" w:val="clear"/>
+            <w:tcMar>
+              <w:top w:type="dxa" w:w="60"/>
+              <w:left w:type="dxa" w:w="120"/>
+              <w:bottom w:type="dxa" w:w="60"/>
+              <w:right w:type="dxa" w:w="120"/>
+            </w:tcMar>
+            <w:vAlign w:val="top"/>
+          </w:tcPr>
+          <w:p>
+            <w:pPr>
+              <w:spacing w:after="30" w:before="0"/>
+              <w:ind w:left="360" w:hanging="180"/>
+              <w:jc w:val="left"/>
+            </w:pPr>
+            <w:r>
+              <w:rPr>
+                <w:rFonts w:ascii="Arial" w:cs="Arial" w:eastAsia="Arial" w:hAnsi="Arial"/>
+                <w:b w:val="false"/>
+                <w:bCs w:val="false"/>
+                <w:i w:val="false"/>
+                <w:iCs w:val="false"/>
+                <w:color w:val="000000"/>
+                <w:sz w:val="18"/>
+                <w:szCs w:val="18"/>
+              </w:rPr>
+              <w:t xml:space="preserve">–  Asking Questions and Defining Problems: learners pose questions such as "How can we find the height of a tree or building without climbing it?" to frame the need for trigonometric ratios, directly motivating the unit's anchoring phenomenon.</w:t>
+            </w:r>
+          </w:p>
+          <w:p>
+            <w:pPr>
+              <w:spacing w:after="30" w:before="0"/>
+              <w:ind w:left="360" w:hanging="180"/>
+              <w:jc w:val="left"/>
+            </w:pPr>
+            <w:r>
+              <w:rPr>
+                <w:rFonts w:ascii="Arial" w:cs="Arial" w:eastAsia="Arial" w:hAnsi="Arial"/>
+                <w:b w:val="false"/>
+                <w:bCs w:val="false"/>
+                <w:i w:val="false"/>
+                <w:iCs w:val="false"/>
+                <w:color w:val="000000"/>
+                <w:sz w:val="18"/>
+                <w:szCs w:val="18"/>
+              </w:rPr>
+              <w:t xml:space="preserve">–  Using Mathematics and Computational Thinking: learners use ratio calculations, tables, and calculators to determine sine, cosine, and tangent values and to solve for unknown sides and angles in right-angled triangles set in Kenyan real-life contexts.</w:t>
+            </w:r>
+          </w:p>
+          <w:p>
+            <w:pPr>
+              <w:spacing w:after="30" w:before="0"/>
+              <w:ind w:left="360" w:hanging="180"/>
+              <w:jc w:val="left"/>
+            </w:pPr>
+            <w:r>
+              <w:rPr>
+                <w:rFonts w:ascii="Arial" w:cs="Arial" w:eastAsia="Arial" w:hAnsi="Arial"/>
+                <w:b w:val="false"/>
+                <w:bCs w:val="false"/>
+                <w:i w:val="false"/>
+                <w:iCs w:val="false"/>
+                <w:color w:val="000000"/>
+                <w:sz w:val="18"/>
+                <w:szCs w:val="18"/>
+              </w:rPr>
+              <w:t xml:space="preserve">–  Analysing and Interpreting Data: learners generate tables of trigonometric ratios for a range of acute angles, identify patterns (e.g., sin θ = cos(90° − θ)), and interpret what those patterns reveal about the structure of right-angled triangles.</w:t>
+            </w:r>
+          </w:p>
+          <w:p>
+            <w:pPr>
+              <w:spacing w:after="30" w:before="0"/>
+              <w:ind w:left="360" w:hanging="180"/>
+              <w:jc w:val="left"/>
+            </w:pPr>
+            <w:r>
+              <w:rPr>
+                <w:rFonts w:ascii="Arial" w:cs="Arial" w:eastAsia="Arial" w:hAnsi="Arial"/>
+                <w:b w:val="false"/>
+                <w:bCs w:val="false"/>
+                <w:i w:val="false"/>
+                <w:iCs w:val="false"/>
+                <w:color w:val="000000"/>
+                <w:sz w:val="18"/>
+                <w:szCs w:val="18"/>
+              </w:rPr>
+              <w:t xml:space="preserve">–  Constructing Explanations and Designing Solutions: learners use the isosceles right-angled triangle and the equilateral triangle to construct exact explanations for why sin 30° = 0.5, sin 45° = √2/2, etc., and design step-by-step solution methods for elevation and depression problems.</w:t>
+            </w:r>
+          </w:p>
+          <w:p>
+            <w:pPr>
+              <w:spacing w:after="30" w:before="0"/>
+              <w:ind w:left="360" w:hanging="180"/>
+              <w:jc w:val="left"/>
+            </w:pPr>
+            <w:r>
+              <w:rPr>
+                <w:rFonts w:ascii="Arial" w:cs="Arial" w:eastAsia="Arial" w:hAnsi="Arial"/>
+                <w:b w:val="false"/>
+                <w:bCs w:val="false"/>
+                <w:i w:val="false"/>
+                <w:iCs w:val="false"/>
+                <w:color w:val="000000"/>
+                <w:sz w:val="18"/>
+                <w:szCs w:val="18"/>
+              </w:rPr>
+              <w:t xml:space="preserve">–  Obtaining, Evaluating, and Communicating Information: learners present their group findings on special angles and real-life trigonometry applications to the class, evaluating each other's reasoning and communicating conclusions clearly.</w:t>
+            </w:r>
+          </w:p>
+        </w:tc>
+      </w:tr>
+      <w:tr>
+        <w:tc>
+          <w:tcPr>
+            <w:tcW w:type="dxa" w:w="3000"/>
+            <w:shd w:fill="FCE4D6" w:color="auto" w:val="clear"/>
+            <w:tcMar>
+              <w:top w:type="dxa" w:w="60"/>
+              <w:left w:type="dxa" w:w="120"/>
+              <w:bottom w:type="dxa" w:w="60"/>
+              <w:right w:type="dxa" w:w="120"/>
+            </w:tcMar>
+            <w:vAlign w:val="top"/>
+          </w:tcPr>
+          <w:p>
+            <w:pPr>
+              <w:spacing w:after="40" w:before="0"/>
+              <w:jc w:val="left"/>
+            </w:pPr>
+            <w:r>
+              <w:rPr>
+                <w:rFonts w:ascii="Arial" w:cs="Arial" w:eastAsia="Arial" w:hAnsi="Arial"/>
+                <w:b/>
+                <w:bCs/>
+                <w:i w:val="false"/>
+                <w:iCs w:val="false"/>
+                <w:color w:val="000000"/>
+                <w:sz w:val="18"/>
+                <w:szCs w:val="18"/>
+              </w:rPr>
+              <w:t xml:space="preserve">Pertinent &amp; Contemporary Issues (PCIs)</w:t>
+            </w:r>
+          </w:p>
+        </w:tc>
+        <w:tc>
+          <w:tcPr>
+            <w:tcW w:type="dxa" w:w="10680"/>
+            <w:shd w:fill="FFFFFF" w:color="auto" w:val="clear"/>
+            <w:tcMar>
+              <w:top w:type="dxa" w:w="60"/>
+              <w:left w:type="dxa" w:w="120"/>
+              <w:bottom w:type="dxa" w:w="60"/>
+              <w:right w:type="dxa" w:w="120"/>
+            </w:tcMar>
+            <w:vAlign w:val="top"/>
+          </w:tcPr>
+          <w:p>
+            <w:pPr>
+              <w:spacing w:after="30" w:before="0"/>
+              <w:ind w:left="360" w:hanging="180"/>
+              <w:jc w:val="left"/>
+            </w:pPr>
+            <w:r>
+              <w:rPr>
+                <w:rFonts w:ascii="Arial" w:cs="Arial" w:eastAsia="Arial" w:hAnsi="Arial"/>
+                <w:b w:val="false"/>
+                <w:bCs w:val="false"/>
+                <w:i w:val="false"/>
+                <w:iCs w:val="false"/>
+                <w:color w:val="000000"/>
+                <w:sz w:val="18"/>
+                <w:szCs w:val="18"/>
+              </w:rPr>
+              <w:t xml:space="preserve">–  Education for Sustainable Development — Environmental Education: the learner identifies right-angled triangle shapes from the immediate environment (roof trusses of Kenyan homes, sloped hillsides in the Rift Valley, ramps) and uses them as authentic contexts for defining and applying trigonometric ratios.</w:t>
+            </w:r>
+          </w:p>
+          <w:p>
+            <w:pPr>
+              <w:spacing w:after="30" w:before="0"/>
+              <w:ind w:left="360" w:hanging="180"/>
+              <w:jc w:val="left"/>
+            </w:pPr>
+            <w:r>
+              <w:rPr>
+                <w:rFonts w:ascii="Arial" w:cs="Arial" w:eastAsia="Arial" w:hAnsi="Arial"/>
+                <w:b w:val="false"/>
+                <w:bCs w:val="false"/>
+                <w:i w:val="false"/>
+                <w:iCs w:val="false"/>
+                <w:color w:val="000000"/>
+                <w:sz w:val="18"/>
+                <w:szCs w:val="18"/>
+              </w:rPr>
+              <w:t xml:space="preserve">–  Social Cohesion: the learner collaborates in culturally diverse groups to measure, calculate, and present findings on angles of elevation and depression, respecting different approaches and valuing teamwork.</w:t>
+            </w:r>
+          </w:p>
+          <w:p>
+            <w:pPr>
+              <w:spacing w:after="30" w:before="0"/>
+              <w:ind w:left="360" w:hanging="180"/>
+              <w:jc w:val="left"/>
+            </w:pPr>
+            <w:r>
+              <w:rPr>
+                <w:rFonts w:ascii="Arial" w:cs="Arial" w:eastAsia="Arial" w:hAnsi="Arial"/>
+                <w:b w:val="false"/>
+                <w:bCs w:val="false"/>
+                <w:i w:val="false"/>
+                <w:iCs w:val="false"/>
+                <w:color w:val="000000"/>
+                <w:sz w:val="18"/>
+                <w:szCs w:val="18"/>
+              </w:rPr>
+              <w:t xml:space="preserve">–  Life Skills — Decision Making: the learner applies trigonometry to practical decision-making scenarios, such as determining the safe angle of a ladder leaning against a Nairobi building or estimating the height of a communications mast, reinforcing that mathematics supports sound real-world judgement.</w:t>
+            </w:r>
+          </w:p>
+          <w:p>
+            <w:pPr>
+              <w:spacing w:after="30" w:before="0"/>
+              <w:ind w:left="360" w:hanging="180"/>
+              <w:jc w:val="left"/>
+            </w:pPr>
+            <w:r>
+              <w:rPr>
+                <w:rFonts w:ascii="Arial" w:cs="Arial" w:eastAsia="Arial" w:hAnsi="Arial"/>
+                <w:b w:val="false"/>
+                <w:bCs w:val="false"/>
+                <w:i w:val="false"/>
+                <w:iCs w:val="false"/>
+                <w:color w:val="000000"/>
+                <w:sz w:val="18"/>
+                <w:szCs w:val="18"/>
+              </w:rPr>
+              <w:t xml:space="preserve">–  Safety and Security: the learner discusses how engineers and surveyors use angles of elevation and depression in constructing safe roads, bridges, and buildings in Kenya, appreciating the role of trigonometry in public safety.</w:t>
+            </w:r>
+          </w:p>
+        </w:tc>
+      </w:tr>
+      <w:tr>
+        <w:tc>
+          <w:tcPr>
+            <w:tcW w:type="dxa" w:w="3000"/>
+            <w:shd w:fill="D9EEF1" w:color="auto" w:val="clear"/>
+            <w:tcMar>
+              <w:top w:type="dxa" w:w="60"/>
+              <w:left w:type="dxa" w:w="120"/>
+              <w:bottom w:type="dxa" w:w="60"/>
+              <w:right w:type="dxa" w:w="120"/>
+            </w:tcMar>
+            <w:vAlign w:val="top"/>
+          </w:tcPr>
+          <w:p>
+            <w:pPr>
+              <w:spacing w:after="40" w:before="0"/>
+              <w:jc w:val="left"/>
+            </w:pPr>
+            <w:r>
+              <w:rPr>
+                <w:rFonts w:ascii="Arial" w:cs="Arial" w:eastAsia="Arial" w:hAnsi="Arial"/>
+                <w:b/>
+                <w:bCs/>
+                <w:i w:val="false"/>
+                <w:iCs w:val="false"/>
+                <w:color w:val="000000"/>
+                <w:sz w:val="18"/>
+                <w:szCs w:val="18"/>
+              </w:rPr>
+              <w:t xml:space="preserve">Career Connections</w:t>
+            </w:r>
+          </w:p>
+        </w:tc>
+        <w:tc>
+          <w:tcPr>
+            <w:tcW w:type="dxa" w:w="10680"/>
+            <w:shd w:fill="FFFFFF" w:color="auto" w:val="clear"/>
+            <w:tcMar>
+              <w:top w:type="dxa" w:w="60"/>
+              <w:left w:type="dxa" w:w="120"/>
+              <w:bottom w:type="dxa" w:w="60"/>
+              <w:right w:type="dxa" w:w="120"/>
+            </w:tcMar>
+            <w:vAlign w:val="top"/>
+          </w:tcPr>
+          <w:p>
+            <w:pPr>
+              <w:spacing w:after="30" w:before="0"/>
+              <w:ind w:left="360" w:hanging="180"/>
+              <w:jc w:val="left"/>
+            </w:pPr>
+            <w:r>
+              <w:rPr>
+                <w:rFonts w:ascii="Arial" w:cs="Arial" w:eastAsia="Arial" w:hAnsi="Arial"/>
+                <w:b w:val="false"/>
+                <w:bCs w:val="false"/>
+                <w:i w:val="false"/>
+                <w:iCs w:val="false"/>
+                <w:color w:val="000000"/>
+                <w:sz w:val="18"/>
+                <w:szCs w:val="18"/>
+              </w:rPr>
+              <w:t xml:space="preserve">–  Land Surveying and Geomatics: trigonometric ratios are the foundation of surveying — Kenyan land surveyors use angles of elevation and depression daily to measure distances, map terrain, and demarcate plots across counties.</w:t>
+            </w:r>
+          </w:p>
+          <w:p>
+            <w:pPr>
+              <w:spacing w:after="30" w:before="0"/>
+              <w:ind w:left="360" w:hanging="180"/>
+              <w:jc w:val="left"/>
+            </w:pPr>
+            <w:r>
+              <w:rPr>
+                <w:rFonts w:ascii="Arial" w:cs="Arial" w:eastAsia="Arial" w:hAnsi="Arial"/>
+                <w:b w:val="false"/>
+                <w:bCs w:val="false"/>
+                <w:i w:val="false"/>
+                <w:iCs w:val="false"/>
+                <w:color w:val="000000"/>
+                <w:sz w:val="18"/>
+                <w:szCs w:val="18"/>
+              </w:rPr>
+              <w:t xml:space="preserve">–  Civil and Structural Engineering: engineers designing bridges over the Tana River, roads through the Aberdare Ranges, or buildings in Nairobi's CBD rely on trigonometry to calculate slopes, load angles, and structural dimensions.</w:t>
+            </w:r>
+          </w:p>
+          <w:p>
+            <w:pPr>
+              <w:spacing w:after="30" w:before="0"/>
+              <w:ind w:left="360" w:hanging="180"/>
+              <w:jc w:val="left"/>
+            </w:pPr>
+            <w:r>
+              <w:rPr>
+                <w:rFonts w:ascii="Arial" w:cs="Arial" w:eastAsia="Arial" w:hAnsi="Arial"/>
+                <w:b w:val="false"/>
+                <w:bCs w:val="false"/>
+                <w:i w:val="false"/>
+                <w:iCs w:val="false"/>
+                <w:color w:val="000000"/>
+                <w:sz w:val="18"/>
+                <w:szCs w:val="18"/>
+              </w:rPr>
+              <w:t xml:space="preserve">–  Architecture: Kenyan architects use trigonometric ratios when designing roof pitches, ramps, and staircases to meet safety standards and aesthetic requirements.</w:t>
+            </w:r>
+          </w:p>
+          <w:p>
+            <w:pPr>
+              <w:spacing w:after="30" w:before="0"/>
+              <w:ind w:left="360" w:hanging="180"/>
+              <w:jc w:val="left"/>
+            </w:pPr>
+            <w:r>
+              <w:rPr>
+                <w:rFonts w:ascii="Arial" w:cs="Arial" w:eastAsia="Arial" w:hAnsi="Arial"/>
+                <w:b w:val="false"/>
+                <w:bCs w:val="false"/>
+                <w:i w:val="false"/>
+                <w:iCs w:val="false"/>
+                <w:color w:val="000000"/>
+                <w:sz w:val="18"/>
+                <w:szCs w:val="18"/>
+              </w:rPr>
+              <w:t xml:space="preserve">–  Navigation and Aviation: pilots and maritime navigators operating out of Jomo Kenyatta International Airport or the Port of Mombasa use angles of elevation and depression together with trigonometric ratios for flight path calculations and docking manoeuvres.</w:t>
+            </w:r>
+          </w:p>
+          <w:p>
+            <w:pPr>
+              <w:spacing w:after="30" w:before="0"/>
+              <w:ind w:left="360" w:hanging="180"/>
+              <w:jc w:val="left"/>
+            </w:pPr>
+            <w:r>
+              <w:rPr>
+                <w:rFonts w:ascii="Arial" w:cs="Arial" w:eastAsia="Arial" w:hAnsi="Arial"/>
+                <w:b w:val="false"/>
+                <w:bCs w:val="false"/>
+                <w:i w:val="false"/>
+                <w:iCs w:val="false"/>
+                <w:color w:val="000000"/>
+                <w:sz w:val="18"/>
+                <w:szCs w:val="18"/>
+              </w:rPr>
+              <w:t xml:space="preserve">–  Astronomy and Meteorology: scientists at the Kenya Meteorological Department use angular measurements and trigonometry to track weather balloons, satellite dishes, and solar panel inclinations.</w:t>
+            </w:r>
+          </w:p>
+          <w:p>
+            <w:pPr>
+              <w:spacing w:after="30" w:before="0"/>
+              <w:ind w:left="360" w:hanging="180"/>
+              <w:jc w:val="left"/>
+            </w:pPr>
+            <w:r>
+              <w:rPr>
+                <w:rFonts w:ascii="Arial" w:cs="Arial" w:eastAsia="Arial" w:hAnsi="Arial"/>
+                <w:b w:val="false"/>
+                <w:bCs w:val="false"/>
+                <w:i w:val="false"/>
+                <w:iCs w:val="false"/>
+                <w:color w:val="000000"/>
+                <w:sz w:val="18"/>
+                <w:szCs w:val="18"/>
+              </w:rPr>
+              <w:t xml:space="preserve">–  Teaching and Education: mathematics teachers across Kenya's 47 counties require deep understanding of trigonometry to effectively deliver the CBC curriculum at Senior School level.</w:t>
+            </w:r>
+          </w:p>
+        </w:tc>
+      </w:tr>
+      <w:tr>
+        <w:tc>
+          <w:tcPr>
+            <w:tcW w:type="dxa" w:w="3000"/>
+            <w:shd w:fill="D5E8F0" w:color="auto" w:val="clear"/>
+            <w:tcMar>
+              <w:top w:type="dxa" w:w="60"/>
+              <w:left w:type="dxa" w:w="120"/>
+              <w:bottom w:type="dxa" w:w="60"/>
+              <w:right w:type="dxa" w:w="120"/>
+            </w:tcMar>
+            <w:vAlign w:val="top"/>
+          </w:tcPr>
+          <w:p>
+            <w:pPr>
+              <w:spacing w:after="40" w:before="0"/>
+              <w:jc w:val="left"/>
+            </w:pPr>
+            <w:r>
+              <w:rPr>
+                <w:rFonts w:ascii="Arial" w:cs="Arial" w:eastAsia="Arial" w:hAnsi="Arial"/>
+                <w:b/>
+                <w:bCs/>
+                <w:i w:val="false"/>
+                <w:iCs w:val="false"/>
+                <w:color w:val="000000"/>
+                <w:sz w:val="18"/>
+                <w:szCs w:val="18"/>
+              </w:rPr>
+              <w:t xml:space="preserve">Focus for Lessons</w:t>
+            </w:r>
+          </w:p>
+        </w:tc>
+        <w:tc>
+          <w:tcPr>
+            <w:tcW w:type="dxa" w:w="10680"/>
+            <w:shd w:fill="FFFFFF" w:color="auto" w:val="clear"/>
+            <w:tcMar>
+              <w:top w:type="dxa" w:w="60"/>
+              <w:left w:type="dxa" w:w="120"/>
+              <w:bottom w:type="dxa" w:w="60"/>
+              <w:right w:type="dxa" w:w="120"/>
+            </w:tcMar>
+            <w:vAlign w:val="top"/>
+          </w:tcPr>
+          <w:p>
+            <w:pPr>
+              <w:spacing w:after="40" w:before="0"/>
+              <w:jc w:val="left"/>
+            </w:pPr>
+            <w:r>
+              <w:rPr>
+                <w:rFonts w:ascii="Arial" w:cs="Arial" w:eastAsia="Arial" w:hAnsi="Arial"/>
+                <w:b w:val="false"/>
+                <w:bCs w:val="false"/>
+                <w:i w:val="false"/>
+                <w:iCs w:val="false"/>
+                <w:color w:val="000000"/>
+                <w:sz w:val="18"/>
+                <w:szCs w:val="18"/>
+              </w:rPr>
+              <w:t xml:space="preserve">This unit introduces learners to the foundational concepts of trigonometry through the lens of a compelling real-life anchoring phenomenon: estimating the height of tall structures and natural features without direct measurement. Over 8 lessons, learners progress from constructing and naming the trigonometric ratios of acute angles, through discovering the elegant relationships between complementary angles and special angles, to confidently applying sine, cosine, and tangent in solving angles of elevation and depression problems drawn from Kenyan contexts such as flag poles in school compounds, communication masts in rural counties, and the slopes of Mt. Kenya. The pedagogical approach emphasises hands-on triangle construction, collaborative group inquiry, use of mathematical tables and calculators, and sense-making discussions that connect abstract ratios to visible, puzzling real-world situations.</w:t>
+            </w:r>
+          </w:p>
+        </w:tc>
+      </w:tr>
+      <w:tr>
+        <w:tc>
+          <w:tcPr>
+            <w:tcW w:type="dxa" w:w="3000"/>
+            <w:shd w:fill="EAD1F5" w:color="auto" w:val="clear"/>
+            <w:tcMar>
+              <w:top w:type="dxa" w:w="60"/>
+              <w:left w:type="dxa" w:w="120"/>
+              <w:bottom w:type="dxa" w:w="60"/>
+              <w:right w:type="dxa" w:w="120"/>
+            </w:tcMar>
+            <w:vAlign w:val="top"/>
+          </w:tcPr>
+          <w:p>
+            <w:pPr>
+              <w:spacing w:after="40" w:before="0"/>
+              <w:jc w:val="left"/>
+            </w:pPr>
+            <w:r>
+              <w:rPr>
+                <w:rFonts w:ascii="Arial" w:cs="Arial" w:eastAsia="Arial" w:hAnsi="Arial"/>
+                <w:b/>
+                <w:bCs/>
+                <w:i w:val="false"/>
+                <w:iCs w:val="false"/>
+                <w:color w:val="000000"/>
+                <w:sz w:val="18"/>
+                <w:szCs w:val="18"/>
+              </w:rPr>
+              <w:t xml:space="preserve">Driving Question / Key Inquiry Questions</w:t>
+            </w:r>
+          </w:p>
+        </w:tc>
+        <w:tc>
+          <w:tcPr>
+            <w:tcW w:type="dxa" w:w="10680"/>
+            <w:shd w:fill="FFFFFF" w:color="auto" w:val="clear"/>
+            <w:tcMar>
+              <w:top w:type="dxa" w:w="60"/>
+              <w:left w:type="dxa" w:w="120"/>
+              <w:bottom w:type="dxa" w:w="60"/>
+              <w:right w:type="dxa" w:w="120"/>
+            </w:tcMar>
+            <w:vAlign w:val="top"/>
+          </w:tcPr>
+          <w:p>
+            <w:pPr>
+              <w:spacing w:after="40" w:before="0"/>
+              <w:jc w:val="left"/>
+            </w:pPr>
+            <w:r>
+              <w:rPr>
+                <w:rFonts w:ascii="Arial" w:cs="Arial" w:eastAsia="Arial" w:hAnsi="Arial"/>
+                <w:b w:val="false"/>
+                <w:bCs w:val="false"/>
+                <w:i w:val="false"/>
+                <w:iCs w:val="false"/>
+                <w:color w:val="000000"/>
+                <w:sz w:val="18"/>
+                <w:szCs w:val="18"/>
+              </w:rPr>
+              <w:t xml:space="preserve">DRIVING QUESTION: How can we use the angles and one side of a right-angled triangle to find any unknown height or distance — and how does this help Kenyans solve real problems in construction, surveying, and everyday life?</w:t>
+            </w:r>
+          </w:p>
+          <w:p>
+            <w:pPr>
+              <w:spacing w:after="40" w:before="0"/>
+              <w:jc w:val="left"/>
+            </w:pPr>
+            <w:r>
+              <w:rPr>
+                <w:rFonts w:ascii="Arial" w:cs="Arial" w:eastAsia="Arial" w:hAnsi="Arial"/>
+                <w:b w:val="false"/>
+                <w:bCs w:val="false"/>
+                <w:i w:val="false"/>
+                <w:iCs w:val="false"/>
+                <w:color w:val="000000"/>
+                <w:sz w:val="18"/>
+                <w:szCs w:val="18"/>
+              </w:rPr>
+              <w:t xml:space="preserve"/>
+            </w:r>
+          </w:p>
+          <w:p>
+            <w:pPr>
+              <w:spacing w:after="40" w:before="0"/>
+              <w:jc w:val="left"/>
+            </w:pPr>
+            <w:r>
+              <w:rPr>
+                <w:rFonts w:ascii="Arial" w:cs="Arial" w:eastAsia="Arial" w:hAnsi="Arial"/>
+                <w:b w:val="false"/>
+                <w:bCs w:val="false"/>
+                <w:i w:val="false"/>
+                <w:iCs w:val="false"/>
+                <w:color w:val="000000"/>
+                <w:sz w:val="18"/>
+                <w:szCs w:val="18"/>
+              </w:rPr>
+              <w:t xml:space="preserve">KICD KEY INQUIRY QUESTIONS:</w:t>
+            </w:r>
+          </w:p>
+          <w:p>
+            <w:pPr>
+              <w:spacing w:after="40" w:before="0"/>
+              <w:jc w:val="left"/>
+            </w:pPr>
+            <w:r>
+              <w:rPr>
+                <w:rFonts w:ascii="Arial" w:cs="Arial" w:eastAsia="Arial" w:hAnsi="Arial"/>
+                <w:b w:val="false"/>
+                <w:bCs w:val="false"/>
+                <w:i w:val="false"/>
+                <w:iCs w:val="false"/>
+                <w:color w:val="000000"/>
+                <w:sz w:val="18"/>
+                <w:szCs w:val="18"/>
+              </w:rPr>
+              <w:t xml:space="preserve">1. What is trigonometry?</w:t>
+            </w:r>
+          </w:p>
+          <w:p>
+            <w:pPr>
+              <w:spacing w:after="40" w:before="0"/>
+              <w:jc w:val="left"/>
+            </w:pPr>
+            <w:r>
+              <w:rPr>
+                <w:rFonts w:ascii="Arial" w:cs="Arial" w:eastAsia="Arial" w:hAnsi="Arial"/>
+                <w:b w:val="false"/>
+                <w:bCs w:val="false"/>
+                <w:i w:val="false"/>
+                <w:iCs w:val="false"/>
+                <w:color w:val="000000"/>
+                <w:sz w:val="18"/>
+                <w:szCs w:val="18"/>
+              </w:rPr>
+              <w:t xml:space="preserve">2. How do we use trigonometry in real-life situations?</w:t>
+            </w:r>
+          </w:p>
+        </w:tc>
+      </w:tr>
+      <w:tr>
+        <w:tc>
+          <w:tcPr>
+            <w:tcW w:type="dxa" w:w="3000"/>
+            <w:shd w:fill="EAD1F5" w:color="auto" w:val="clear"/>
+            <w:tcMar>
+              <w:top w:type="dxa" w:w="60"/>
+              <w:left w:type="dxa" w:w="120"/>
+              <w:bottom w:type="dxa" w:w="60"/>
+              <w:right w:type="dxa" w:w="120"/>
+            </w:tcMar>
+            <w:vAlign w:val="top"/>
+          </w:tcPr>
+          <w:p>
+            <w:pPr>
+              <w:spacing w:after="40" w:before="0"/>
+              <w:jc w:val="left"/>
+            </w:pPr>
+            <w:r>
+              <w:rPr>
+                <w:rFonts w:ascii="Arial" w:cs="Arial" w:eastAsia="Arial" w:hAnsi="Arial"/>
+                <w:b/>
+                <w:bCs/>
+                <w:i w:val="false"/>
+                <w:iCs w:val="false"/>
+                <w:color w:val="000000"/>
+                <w:sz w:val="18"/>
+                <w:szCs w:val="18"/>
+              </w:rPr>
+              <w:t xml:space="preserve">Anchoring Phenomenon</w:t>
+            </w:r>
+          </w:p>
+        </w:tc>
+        <w:tc>
+          <w:tcPr>
+            <w:tcW w:type="dxa" w:w="10680"/>
+            <w:shd w:fill="FFFFFF" w:color="auto" w:val="clear"/>
+            <w:tcMar>
+              <w:top w:type="dxa" w:w="60"/>
+              <w:left w:type="dxa" w:w="120"/>
+              <w:bottom w:type="dxa" w:w="60"/>
+              <w:right w:type="dxa" w:w="120"/>
+            </w:tcMar>
+            <w:vAlign w:val="top"/>
+          </w:tcPr>
+          <w:p>
+            <w:pPr>
+              <w:spacing w:after="40" w:before="0"/>
+              <w:jc w:val="left"/>
+            </w:pPr>
+            <w:r>
+              <w:rPr>
+                <w:rFonts w:ascii="Arial" w:cs="Arial" w:eastAsia="Arial" w:hAnsi="Arial"/>
+                <w:b w:val="false"/>
+                <w:bCs w:val="false"/>
+                <w:i w:val="false"/>
+                <w:iCs w:val="false"/>
+                <w:color w:val="000000"/>
+                <w:sz w:val="18"/>
+                <w:szCs w:val="18"/>
+              </w:rPr>
+              <w:t xml:space="preserve">ANCHORING PHENOMENON — "How tall is that mast … and can we find out without climbing it?"</w:t>
+            </w:r>
+          </w:p>
+          <w:p>
+            <w:pPr>
+              <w:spacing w:after="40" w:before="0"/>
+              <w:jc w:val="left"/>
+            </w:pPr>
+            <w:r>
+              <w:rPr>
+                <w:rFonts w:ascii="Arial" w:cs="Arial" w:eastAsia="Arial" w:hAnsi="Arial"/>
+                <w:b w:val="false"/>
+                <w:bCs w:val="false"/>
+                <w:i w:val="false"/>
+                <w:iCs w:val="false"/>
+                <w:color w:val="000000"/>
+                <w:sz w:val="18"/>
+                <w:szCs w:val="18"/>
+              </w:rPr>
+              <w:t xml:space="preserve"/>
+            </w:r>
+          </w:p>
+          <w:p>
+            <w:pPr>
+              <w:spacing w:after="40" w:before="0"/>
+              <w:jc w:val="left"/>
+            </w:pPr>
+            <w:r>
+              <w:rPr>
+                <w:rFonts w:ascii="Arial" w:cs="Arial" w:eastAsia="Arial" w:hAnsi="Arial"/>
+                <w:b w:val="false"/>
+                <w:bCs w:val="false"/>
+                <w:i w:val="false"/>
+                <w:iCs w:val="false"/>
+                <w:color w:val="000000"/>
+                <w:sz w:val="18"/>
+                <w:szCs w:val="18"/>
+              </w:rPr>
+              <w:t xml:space="preserve">At the start of the unit, the teacher projects or displays a photograph of a Kenya Power electricity transmission tower (or a mobile phone mast) standing near a school in Nakuru County. Students are told that the base of the mast is accessible, but the top is obviously unreachable. A student standing 40 m from the base looks up and estimates the angle to the top is roughly 50°. The class is asked: "Using only that horizontal distance and that angle, can we calculate how tall the mast is — without ladders, drones, or guessing?"</w:t>
+            </w:r>
+          </w:p>
+          <w:p>
+            <w:pPr>
+              <w:spacing w:after="40" w:before="0"/>
+              <w:jc w:val="left"/>
+            </w:pPr>
+            <w:r>
+              <w:rPr>
+                <w:rFonts w:ascii="Arial" w:cs="Arial" w:eastAsia="Arial" w:hAnsi="Arial"/>
+                <w:b w:val="false"/>
+                <w:bCs w:val="false"/>
+                <w:i w:val="false"/>
+                <w:iCs w:val="false"/>
+                <w:color w:val="000000"/>
+                <w:sz w:val="18"/>
+                <w:szCs w:val="18"/>
+              </w:rPr>
+              <w:t xml:space="preserve"/>
+            </w:r>
+          </w:p>
+          <w:p>
+            <w:pPr>
+              <w:spacing w:after="40" w:before="0"/>
+              <w:jc w:val="left"/>
+            </w:pPr>
+            <w:r>
+              <w:rPr>
+                <w:rFonts w:ascii="Arial" w:cs="Arial" w:eastAsia="Arial" w:hAnsi="Arial"/>
+                <w:b w:val="false"/>
+                <w:bCs w:val="false"/>
+                <w:i w:val="false"/>
+                <w:iCs w:val="false"/>
+                <w:color w:val="000000"/>
+                <w:sz w:val="18"/>
+                <w:szCs w:val="18"/>
+              </w:rPr>
+              <w:t xml:space="preserve">This is genuinely puzzling because students at Grade 10 entry have strong algebra and geometry skills, yet they have no tool that links an angle to a ratio of sides. They know Pythagoras relates sides to sides, but here only one side and one angle are known. The phenomenon creates an authentic knowledge gap — a need for a new mathematical tool — that trigonometric ratios precisely fill. Throughout the unit, every new concept (sine, cosine, tangent; complementary angles; special angles; elevation and depression) is explicitly connected back to solving this and similar height-and-distance problems across Kenya.</w:t>
+            </w:r>
+          </w:p>
+        </w:tc>
+      </w:tr>
+      <w:tr>
+        <w:tc>
+          <w:tcPr>
+            <w:tcW w:type="dxa" w:w="3000"/>
+            <w:shd w:fill="D9EEF1" w:color="auto" w:val="clear"/>
+            <w:tcMar>
+              <w:top w:type="dxa" w:w="60"/>
+              <w:left w:type="dxa" w:w="120"/>
+              <w:bottom w:type="dxa" w:w="60"/>
+              <w:right w:type="dxa" w:w="120"/>
+            </w:tcMar>
+            <w:vAlign w:val="top"/>
+          </w:tcPr>
+          <w:p>
+            <w:pPr>
+              <w:spacing w:after="40" w:before="0"/>
+              <w:jc w:val="left"/>
+            </w:pPr>
+            <w:r>
+              <w:rPr>
+                <w:rFonts w:ascii="Arial" w:cs="Arial" w:eastAsia="Arial" w:hAnsi="Arial"/>
+                <w:b/>
+                <w:bCs/>
+                <w:i w:val="false"/>
+                <w:iCs w:val="false"/>
+                <w:color w:val="000000"/>
+                <w:sz w:val="18"/>
+                <w:szCs w:val="18"/>
+              </w:rPr>
+              <w:t xml:space="preserve">Storyline Thread</w:t>
+            </w:r>
+          </w:p>
+        </w:tc>
+        <w:tc>
+          <w:tcPr>
+            <w:tcW w:type="dxa" w:w="10680"/>
+            <w:shd w:fill="FFFFFF" w:color="auto" w:val="clear"/>
+            <w:tcMar>
+              <w:top w:type="dxa" w:w="60"/>
+              <w:left w:type="dxa" w:w="120"/>
+              <w:bottom w:type="dxa" w:w="60"/>
+              <w:right w:type="dxa" w:w="120"/>
+            </w:tcMar>
+            <w:vAlign w:val="top"/>
+          </w:tcPr>
+          <w:p>
+            <w:pPr>
+              <w:spacing w:after="40" w:before="0"/>
+              <w:jc w:val="left"/>
+            </w:pPr>
+            <w:r>
+              <w:rPr>
+                <w:rFonts w:ascii="Arial" w:cs="Arial" w:eastAsia="Arial" w:hAnsi="Arial"/>
+                <w:b w:val="false"/>
+                <w:bCs w:val="false"/>
+                <w:i w:val="false"/>
+                <w:iCs w:val="false"/>
+                <w:color w:val="000000"/>
+                <w:sz w:val="18"/>
+                <w:szCs w:val="18"/>
+              </w:rPr>
+              <w:t xml:space="preserve">Lesson 1 — Noticing the Phenomenon &amp; Building the Need: Teacher presents the Kenya Power mast photograph and poses the driving question. Students attempt (and struggle) to find the mast height with only algebra — revealing the knowledge gap. Learners identify right-angled triangle shapes from the classroom and school environment (roof trusses, ramps, staircases). Groups draw right-angled triangles of different sizes with the same acute angle and measure the three sides, recording opposite, adjacent, and hypotenuse. They notice the ratios of pairs of sides stay constant for a fixed angle — sparking curiosity about what these ratios mean.</w:t>
+            </w:r>
+          </w:p>
+          <w:p>
+            <w:pPr>
+              <w:spacing w:after="40" w:before="0"/>
+              <w:jc w:val="left"/>
+            </w:pPr>
+            <w:r>
+              <w:rPr>
+                <w:rFonts w:ascii="Arial" w:cs="Arial" w:eastAsia="Arial" w:hAnsi="Arial"/>
+                <w:b w:val="false"/>
+                <w:bCs w:val="false"/>
+                <w:i w:val="false"/>
+                <w:iCs w:val="false"/>
+                <w:color w:val="000000"/>
+                <w:sz w:val="18"/>
+                <w:szCs w:val="18"/>
+              </w:rPr>
+              <w:t xml:space="preserve"/>
+            </w:r>
+          </w:p>
+          <w:p>
+            <w:pPr>
+              <w:spacing w:after="40" w:before="0"/>
+              <w:jc w:val="left"/>
+            </w:pPr>
+            <w:r>
+              <w:rPr>
+                <w:rFonts w:ascii="Arial" w:cs="Arial" w:eastAsia="Arial" w:hAnsi="Arial"/>
+                <w:b w:val="false"/>
+                <w:bCs w:val="false"/>
+                <w:i w:val="false"/>
+                <w:iCs w:val="false"/>
+                <w:color w:val="000000"/>
+                <w:sz w:val="18"/>
+                <w:szCs w:val="18"/>
+              </w:rPr>
+              <w:t xml:space="preserve">Lesson 2 — Defining Sine, Cosine, and Tangent: Learners formally define sin θ = opposite/hypotenuse, cos θ = adjacent/hypotenuse, and tan θ = opposite/adjacent using their triangles from Lesson 1. They practise labelling sides relative to different angles in the same triangle. Introduction of mathematical tables: learners use trigonometric tables to find sin, cos, and tan for given acute angles and back-calculate angles from given ratios. Calculators are also introduced as a checking tool. Groups calculate the sine, cosine, and tangent of several angles and record results in a class table on the board.</w:t>
+            </w:r>
+          </w:p>
+          <w:p>
+            <w:pPr>
+              <w:spacing w:after="40" w:before="0"/>
+              <w:jc w:val="left"/>
+            </w:pPr>
+            <w:r>
+              <w:rPr>
+                <w:rFonts w:ascii="Arial" w:cs="Arial" w:eastAsia="Arial" w:hAnsi="Arial"/>
+                <w:b w:val="false"/>
+                <w:bCs w:val="false"/>
+                <w:i w:val="false"/>
+                <w:iCs w:val="false"/>
+                <w:color w:val="000000"/>
+                <w:sz w:val="18"/>
+                <w:szCs w:val="18"/>
+              </w:rPr>
+              <w:t xml:space="preserve"/>
+            </w:r>
+          </w:p>
+          <w:p>
+            <w:pPr>
+              <w:spacing w:after="40" w:before="0"/>
+              <w:jc w:val="left"/>
+            </w:pPr>
+            <w:r>
+              <w:rPr>
+                <w:rFonts w:ascii="Arial" w:cs="Arial" w:eastAsia="Arial" w:hAnsi="Arial"/>
+                <w:b w:val="false"/>
+                <w:bCs w:val="false"/>
+                <w:i w:val="false"/>
+                <w:iCs w:val="false"/>
+                <w:color w:val="000000"/>
+                <w:sz w:val="18"/>
+                <w:szCs w:val="18"/>
+              </w:rPr>
+              <w:t xml:space="preserve">Lesson 3 — Complementary Angles (sin θ = cos(90° − θ)): Learners generate a table of complementary angle pairs (e.g., 30° &amp; 60°, 25° &amp; 65°, 42° &amp; 48°) and record their sines and cosines from mathematical tables. They notice and articulate the pattern: sin θ = cos(90° − θ) and cos θ = sin(90° − θ). Teacher guides a geometric proof using a single right-angled triangle viewed from both acute angles. Learners practise applying the relationship to simplify expressions and solve for unknown angles.</w:t>
+            </w:r>
+          </w:p>
+          <w:p>
+            <w:pPr>
+              <w:spacing w:after="40" w:before="0"/>
+              <w:jc w:val="left"/>
+            </w:pPr>
+            <w:r>
+              <w:rPr>
+                <w:rFonts w:ascii="Arial" w:cs="Arial" w:eastAsia="Arial" w:hAnsi="Arial"/>
+                <w:b w:val="false"/>
+                <w:bCs w:val="false"/>
+                <w:i w:val="false"/>
+                <w:iCs w:val="false"/>
+                <w:color w:val="000000"/>
+                <w:sz w:val="18"/>
+                <w:szCs w:val="18"/>
+              </w:rPr>
+              <w:t xml:space="preserve"/>
+            </w:r>
+          </w:p>
+          <w:p>
+            <w:pPr>
+              <w:spacing w:after="40" w:before="0"/>
+              <w:jc w:val="left"/>
+            </w:pPr>
+            <w:r>
+              <w:rPr>
+                <w:rFonts w:ascii="Arial" w:cs="Arial" w:eastAsia="Arial" w:hAnsi="Arial"/>
+                <w:b w:val="false"/>
+                <w:bCs w:val="false"/>
+                <w:i w:val="false"/>
+                <w:iCs w:val="false"/>
+                <w:color w:val="000000"/>
+                <w:sz w:val="18"/>
+                <w:szCs w:val="18"/>
+              </w:rPr>
+              <w:t xml:space="preserve">Lesson 4 — Relationship Between sin, cos, and tan: Learners use the values in their table from Lesson 2 to compute sin θ / cos θ for multiple angles and compare the result with the recorded tan θ values — discovering tan θ = sin θ / cos θ. Teacher formalises the identity. Learners practise using the identity to find a missing ratio when two are known and to verify calculator outputs. Short class activity: given sin θ = 3/5, find cos θ and tan θ without a calculator.</w:t>
+            </w:r>
+          </w:p>
+          <w:p>
+            <w:pPr>
+              <w:spacing w:after="40" w:before="0"/>
+              <w:jc w:val="left"/>
+            </w:pPr>
+            <w:r>
+              <w:rPr>
+                <w:rFonts w:ascii="Arial" w:cs="Arial" w:eastAsia="Arial" w:hAnsi="Arial"/>
+                <w:b w:val="false"/>
+                <w:bCs w:val="false"/>
+                <w:i w:val="false"/>
+                <w:iCs w:val="false"/>
+                <w:color w:val="000000"/>
+                <w:sz w:val="18"/>
+                <w:szCs w:val="18"/>
+              </w:rPr>
+              <w:t xml:space="preserve"/>
+            </w:r>
+          </w:p>
+          <w:p>
+            <w:pPr>
+              <w:spacing w:after="40" w:before="0"/>
+              <w:jc w:val="left"/>
+            </w:pPr>
+            <w:r>
+              <w:rPr>
+                <w:rFonts w:ascii="Arial" w:cs="Arial" w:eastAsia="Arial" w:hAnsi="Arial"/>
+                <w:b w:val="false"/>
+                <w:bCs w:val="false"/>
+                <w:i w:val="false"/>
+                <w:iCs w:val="false"/>
+                <w:color w:val="000000"/>
+                <w:sz w:val="18"/>
+                <w:szCs w:val="18"/>
+              </w:rPr>
+              <w:t xml:space="preserve">Lesson 5 — Trigonometric Ratios of Special Angles (45° and 30°/60°): Learners construct an isosceles right-angled triangle with legs of 1 unit to derive sin 45° = cos 45° = 1/√2 and tan 45° = 1. They then construct an equilateral triangle with side 2 units, bisect it to form two 30°-60°-90° triangles, and derive sin 30° = cos 60° = 1/2, sin 60° = cos 30° = √3/2, tan 30° = 1/√3, and tan 60° = √3. For 90° and 0°, learners use limit arguments with their tables. Groups compile a special-angles reference card in Kenyan flag colours.</w:t>
+            </w:r>
+          </w:p>
+          <w:p>
+            <w:pPr>
+              <w:spacing w:after="40" w:before="0"/>
+              <w:jc w:val="left"/>
+            </w:pPr>
+            <w:r>
+              <w:rPr>
+                <w:rFonts w:ascii="Arial" w:cs="Arial" w:eastAsia="Arial" w:hAnsi="Arial"/>
+                <w:b w:val="false"/>
+                <w:bCs w:val="false"/>
+                <w:i w:val="false"/>
+                <w:iCs w:val="false"/>
+                <w:color w:val="000000"/>
+                <w:sz w:val="18"/>
+                <w:szCs w:val="18"/>
+              </w:rPr>
+              <w:t xml:space="preserve"/>
+            </w:r>
+          </w:p>
+          <w:p>
+            <w:pPr>
+              <w:spacing w:after="40" w:before="0"/>
+              <w:jc w:val="left"/>
+            </w:pPr>
+            <w:r>
+              <w:rPr>
+                <w:rFonts w:ascii="Arial" w:cs="Arial" w:eastAsia="Arial" w:hAnsi="Arial"/>
+                <w:b w:val="false"/>
+                <w:bCs w:val="false"/>
+                <w:i w:val="false"/>
+                <w:iCs w:val="false"/>
+                <w:color w:val="000000"/>
+                <w:sz w:val="18"/>
+                <w:szCs w:val="18"/>
+              </w:rPr>
+              <w:t xml:space="preserve">Lesson 6 — Solving Right-Angled Triangles Using Trigonometric Ratios: Learners apply all three ratios (and the special angles) to solve for unknown sides and angles in right-angled triangles set in Kenyan contexts — e.g., a ramp at a Kisumu hospital, a sloped road in Kericho tea plantation, a telecommunications tower in Garissa. Emphasis on choosing the correct ratio (SOH-CAH-TOA), showing clear working, and interpreting answers in context. Pairs check each other's solutions and discuss errors.</w:t>
+            </w:r>
+          </w:p>
+          <w:p>
+            <w:pPr>
+              <w:spacing w:after="40" w:before="0"/>
+              <w:jc w:val="left"/>
+            </w:pPr>
+            <w:r>
+              <w:rPr>
+                <w:rFonts w:ascii="Arial" w:cs="Arial" w:eastAsia="Arial" w:hAnsi="Arial"/>
+                <w:b w:val="false"/>
+                <w:bCs w:val="false"/>
+                <w:i w:val="false"/>
+                <w:iCs w:val="false"/>
+                <w:color w:val="000000"/>
+                <w:sz w:val="18"/>
+                <w:szCs w:val="18"/>
+              </w:rPr>
+              <w:t xml:space="preserve"/>
+            </w:r>
+          </w:p>
+          <w:p>
+            <w:pPr>
+              <w:spacing w:after="40" w:before="0"/>
+              <w:jc w:val="left"/>
+            </w:pPr>
+            <w:r>
+              <w:rPr>
+                <w:rFonts w:ascii="Arial" w:cs="Arial" w:eastAsia="Arial" w:hAnsi="Arial"/>
+                <w:b w:val="false"/>
+                <w:bCs w:val="false"/>
+                <w:i w:val="false"/>
+                <w:iCs w:val="false"/>
+                <w:color w:val="000000"/>
+                <w:sz w:val="18"/>
+                <w:szCs w:val="18"/>
+              </w:rPr>
+              <w:t xml:space="preserve">Lesson 7 — Angles of Elevation and Depression: Teacher uses the mast photograph (anchoring phenomenon) and the Mombasa cliff supporting phenomenon. Learners define angle of elevation (measured upward from horizontal) and angle of depression (measured downward from horizontal) with diagrams. Step-by-step method for setting up and solving elevation/depression problems is developed collaboratively. Learners solve a set of graded problems: flag pole shadow in Nairobi, height of a building seen from across a Kisumu street, distance of a boat from the Fort Jesus cliff. Groups present solutions explaining each step.</w:t>
+            </w:r>
+          </w:p>
+          <w:p>
+            <w:pPr>
+              <w:spacing w:after="40" w:before="0"/>
+              <w:jc w:val="left"/>
+            </w:pPr>
+            <w:r>
+              <w:rPr>
+                <w:rFonts w:ascii="Arial" w:cs="Arial" w:eastAsia="Arial" w:hAnsi="Arial"/>
+                <w:b w:val="false"/>
+                <w:bCs w:val="false"/>
+                <w:i w:val="false"/>
+                <w:iCs w:val="false"/>
+                <w:color w:val="000000"/>
+                <w:sz w:val="18"/>
+                <w:szCs w:val="18"/>
+              </w:rPr>
+              <w:t xml:space="preserve"/>
+            </w:r>
+          </w:p>
+          <w:p>
+            <w:pPr>
+              <w:spacing w:after="40" w:before="0"/>
+              <w:jc w:val="left"/>
+            </w:pPr>
+            <w:r>
+              <w:rPr>
+                <w:rFonts w:ascii="Arial" w:cs="Arial" w:eastAsia="Arial" w:hAnsi="Arial"/>
+                <w:b w:val="false"/>
+                <w:bCs w:val="false"/>
+                <w:i w:val="false"/>
+                <w:iCs w:val="false"/>
+                <w:color w:val="000000"/>
+                <w:sz w:val="18"/>
+                <w:szCs w:val="18"/>
+              </w:rPr>
+              <w:t xml:space="preserve">Lesson 8 — Synthesis, Real-Life Applications, and DQB Review: Learners revisit the anchoring phenomenon and calculate the height of the Kenya Power mast (40 m base, 50° elevation angle) — experiencing the satisfaction of solving the original puzzle. Class updates the Driving Question Board, identifying which questions have been answered and which open questions remain. Learners reflect in writing on one real-life profession in Kenya that uses trigonometry and how. Assessment activity: each learner independently solves a multi-step problem involving both an angle of elevation and an angle of depression, set on the shores of Lake Victoria.</w:t>
+            </w:r>
+          </w:p>
+        </w:tc>
+      </w:tr>
+      <w:tr>
+        <w:tc>
+          <w:tcPr>
+            <w:tcW w:type="dxa" w:w="3000"/>
+            <w:shd w:fill="EAD1F5" w:color="auto" w:val="clear"/>
+            <w:tcMar>
+              <w:top w:type="dxa" w:w="60"/>
+              <w:left w:type="dxa" w:w="120"/>
+              <w:bottom w:type="dxa" w:w="60"/>
+              <w:right w:type="dxa" w:w="120"/>
+            </w:tcMar>
+            <w:vAlign w:val="top"/>
+          </w:tcPr>
+          <w:p>
+            <w:pPr>
+              <w:spacing w:after="40" w:before="0"/>
+              <w:jc w:val="left"/>
+            </w:pPr>
+            <w:r>
+              <w:rPr>
+                <w:rFonts w:ascii="Arial" w:cs="Arial" w:eastAsia="Arial" w:hAnsi="Arial"/>
+                <w:b/>
+                <w:bCs/>
+                <w:i w:val="false"/>
+                <w:iCs w:val="false"/>
+                <w:color w:val="000000"/>
+                <w:sz w:val="18"/>
+                <w:szCs w:val="18"/>
+              </w:rPr>
+              <w:t xml:space="preserve">Supporting Phenomena</w:t>
+            </w:r>
+          </w:p>
+        </w:tc>
+        <w:tc>
+          <w:tcPr>
+            <w:tcW w:type="dxa" w:w="10680"/>
+            <w:shd w:fill="FFFFFF" w:color="auto" w:val="clear"/>
+            <w:tcMar>
+              <w:top w:type="dxa" w:w="60"/>
+              <w:left w:type="dxa" w:w="120"/>
+              <w:bottom w:type="dxa" w:w="60"/>
+              <w:right w:type="dxa" w:w="120"/>
+            </w:tcMar>
+            <w:vAlign w:val="top"/>
+          </w:tcPr>
+          <w:p>
+            <w:pPr>
+              <w:spacing w:after="30" w:before="0"/>
+              <w:ind w:left="360" w:hanging="180"/>
+              <w:jc w:val="left"/>
+            </w:pPr>
+            <w:r>
+              <w:rPr>
+                <w:rFonts w:ascii="Arial" w:cs="Arial" w:eastAsia="Arial" w:hAnsi="Arial"/>
+                <w:b w:val="false"/>
+                <w:bCs w:val="false"/>
+                <w:i w:val="false"/>
+                <w:iCs w:val="false"/>
+                <w:color w:val="000000"/>
+                <w:sz w:val="18"/>
+                <w:szCs w:val="18"/>
+              </w:rPr>
+              <w:t xml:space="preserve">–  The leaning roof of a Kenyan mabati house: learners observe a corrugated-iron roof that slopes at an angle and ask "if I know the horizontal span and the roof angle, can I calculate how long the roofing sheet must be?" — motivating the use of cosine and tangent in right-angled triangles.</w:t>
+            </w:r>
+          </w:p>
+          <w:p>
+            <w:pPr>
+              <w:spacing w:after="30" w:before="0"/>
+              <w:ind w:left="360" w:hanging="180"/>
+              <w:jc w:val="left"/>
+            </w:pPr>
+            <w:r>
+              <w:rPr>
+                <w:rFonts w:ascii="Arial" w:cs="Arial" w:eastAsia="Arial" w:hAnsi="Arial"/>
+                <w:b w:val="false"/>
+                <w:bCs w:val="false"/>
+                <w:i w:val="false"/>
+                <w:iCs w:val="false"/>
+                <w:color w:val="000000"/>
+                <w:sz w:val="18"/>
+                <w:szCs w:val="18"/>
+              </w:rPr>
+              <w:t xml:space="preserve">–  The shadow of a flag pole at a Nairobi school: at a particular time of day, a vertical flag pole casts a measurable shadow on the ground; learners ask "the shadow is 6 m long and the sun's elevation angle is 40° — how tall is the flag pole?" — anchoring the angle-of-elevation concept.</w:t>
+            </w:r>
+          </w:p>
+          <w:p>
+            <w:pPr>
+              <w:spacing w:after="30" w:before="0"/>
+              <w:ind w:left="360" w:hanging="180"/>
+              <w:jc w:val="left"/>
+            </w:pPr>
+            <w:r>
+              <w:rPr>
+                <w:rFonts w:ascii="Arial" w:cs="Arial" w:eastAsia="Arial" w:hAnsi="Arial"/>
+                <w:b w:val="false"/>
+                <w:bCs w:val="false"/>
+                <w:i w:val="false"/>
+                <w:iCs w:val="false"/>
+                <w:color w:val="000000"/>
+                <w:sz w:val="18"/>
+                <w:szCs w:val="18"/>
+              </w:rPr>
+              <w:t xml:space="preserve">–  A boat observed from a cliff at Mombasa's Fort Jesus: learners view an image of a person on top of a cliff looking down at a dhow on the Indian Ocean and ask "if the cliff is 30 m high and the angle of depression to the boat is 25°, how far is the boat from the cliff base?" — anchoring the angle-of-depression concept.</w:t>
+            </w:r>
+          </w:p>
+          <w:p>
+            <w:pPr>
+              <w:spacing w:after="30" w:before="0"/>
+              <w:ind w:left="360" w:hanging="180"/>
+              <w:jc w:val="left"/>
+            </w:pPr>
+            <w:r>
+              <w:rPr>
+                <w:rFonts w:ascii="Arial" w:cs="Arial" w:eastAsia="Arial" w:hAnsi="Arial"/>
+                <w:b w:val="false"/>
+                <w:bCs w:val="false"/>
+                <w:i w:val="false"/>
+                <w:iCs w:val="false"/>
+                <w:color w:val="000000"/>
+                <w:sz w:val="18"/>
+                <w:szCs w:val="18"/>
+              </w:rPr>
+              <w:t xml:space="preserve">–  The symmetrical peak of Mt. Kenya visible from Nanyuki: learners examine a photograph showing a climber on a flat plain looking up at the summit, given horizontal distance and elevation angle, and ask "can the mountain's height be estimated this way?" — connecting trigonometry to geography, science, and Kenyan national pride.</w:t>
+            </w:r>
+          </w:p>
+        </w:tc>
+      </w:tr>
+    </w:tbl>
+    <w:p>
+      <w:pPr>
+        <w:spacing w:after="120"/>
+      </w:pPr>
+      <w:r>
+        <w:t xml:space="preserve"/>
       </w:r>
     </w:p>
     <w:p>
@@ -150,7 +2420,7 @@
         </w:rPr>
         <w:t xml:space="preserve">© 2026 SeaVuria and ARES. This work is licensed under a </w:t>
       </w:r>
-      <w:hyperlink w:history="1" r:id="rIdiedfv9mpayhq8llrjle15">
+      <w:hyperlink w:history="1" r:id="rIdmtgyc2n7qq29veey2fuoh">
         <w:r>
           <w:rPr>
             <w:rFonts w:ascii="Arial" w:cs="Arial" w:eastAsia="Arial" w:hAnsi="Arial"/>
@@ -170,7 +2440,7 @@
         </w:rPr>
         <w:t xml:space="preserve"> (</w:t>
       </w:r>
-      <w:hyperlink w:history="1" r:id="rIdpmnwizn0jlgbiqtpuohoa">
+      <w:hyperlink w:history="1" r:id="rIdrbslim0uxffabwuxe3h6o">
         <w:r>
           <w:rPr>
             <w:rFonts w:ascii="Arial" w:cs="Arial" w:eastAsia="Arial" w:hAnsi="Arial"/>
@@ -190,7 +2460,7 @@
         </w:rPr>
         <w:t xml:space="preserve">). To view a copy of this license, visit </w:t>
       </w:r>
-      <w:hyperlink w:history="1" r:id="rIds118zv1jjsmihfqnhpapq">
+      <w:hyperlink w:history="1" r:id="rIdlzxzvfy0biinzixrzqdoh">
         <w:r>
           <w:rPr>
             <w:rFonts w:ascii="Arial" w:cs="Arial" w:eastAsia="Arial" w:hAnsi="Arial"/>
@@ -209,2276 +2479,6 @@
           <w:szCs w:val="17"/>
         </w:rPr>
         <w:t xml:space="preserve">. You are free to copy, redistribute, and adapt this material in any medium or format, provided appropriate credit is given and the material is not used for commercial purposes. KICD learning outcomes and curriculum designations reproduced here for alignment purposes remain the property of KICD and are not covered by this license. Linked external resources (e.g. CK-12, Khan Academy, PhET) are subject to their own licenses.</w:t>
-      </w:r>
-    </w:p>
-    <w:p>
-      <w:pPr>
-        <w:spacing w:after="120"/>
-      </w:pPr>
-      <w:r>
-        <w:t xml:space="preserve"/>
-      </w:r>
-    </w:p>
-    <w:tbl>
-      <w:tblPr>
-        <w:tblW w:type="dxa" w:w="13680"/>
-        <w:tblBorders>
-          <w:top w:val="single" w:color="AAAAAA" w:sz="4"/>
-          <w:left w:val="single" w:color="AAAAAA" w:sz="4"/>
-          <w:bottom w:val="single" w:color="AAAAAA" w:sz="4"/>
-          <w:right w:val="single" w:color="AAAAAA" w:sz="4"/>
-          <w:insideH w:val="single" w:color="auto" w:sz="4"/>
-          <w:insideV w:val="single" w:color="auto" w:sz="4"/>
-        </w:tblBorders>
-        <w:tblLayout w:type="fixed"/>
-      </w:tblPr>
-      <w:tblGrid>
-        <w:gridCol w:w="3000"/>
-        <w:gridCol w:w="10680"/>
-      </w:tblGrid>
-      <w:tr>
-        <w:tc>
-          <w:tcPr>
-            <w:tcW w:type="dxa" w:w="13680"/>
-            <w:gridSpan w:val="2"/>
-            <w:shd w:fill="1F3864" w:color="auto" w:val="clear"/>
-            <w:tcMar>
-              <w:top w:type="dxa" w:w="60"/>
-              <w:left w:type="dxa" w:w="120"/>
-              <w:bottom w:type="dxa" w:w="60"/>
-              <w:right w:type="dxa" w:w="120"/>
-            </w:tcMar>
-            <w:vAlign w:val="top"/>
-          </w:tcPr>
-          <w:p>
-            <w:pPr>
-              <w:spacing w:after="40" w:before="0"/>
-              <w:jc w:val="center"/>
-            </w:pPr>
-            <w:r>
-              <w:rPr>
-                <w:rFonts w:ascii="Arial" w:cs="Arial" w:eastAsia="Arial" w:hAnsi="Arial"/>
-                <w:b/>
-                <w:bCs/>
-                <w:i w:val="false"/>
-                <w:iCs w:val="false"/>
-                <w:color w:val="FFFFFF"/>
-                <w:sz w:val="22"/>
-                <w:szCs w:val="22"/>
-              </w:rPr>
-              <w:t xml:space="preserve">SUB-STRAND OVERVIEW</w:t>
-            </w:r>
-          </w:p>
-        </w:tc>
-      </w:tr>
-      <w:tr>
-        <w:tc>
-          <w:tcPr>
-            <w:tcW w:type="dxa" w:w="3000"/>
-            <w:shd w:fill="D5E8F0" w:color="auto" w:val="clear"/>
-            <w:tcMar>
-              <w:top w:type="dxa" w:w="60"/>
-              <w:left w:type="dxa" w:w="120"/>
-              <w:bottom w:type="dxa" w:w="60"/>
-              <w:right w:type="dxa" w:w="120"/>
-            </w:tcMar>
-            <w:vAlign w:val="top"/>
-          </w:tcPr>
-          <w:p>
-            <w:pPr>
-              <w:spacing w:after="40" w:before="0"/>
-              <w:jc w:val="left"/>
-            </w:pPr>
-            <w:r>
-              <w:rPr>
-                <w:rFonts w:ascii="Arial" w:cs="Arial" w:eastAsia="Arial" w:hAnsi="Arial"/>
-                <w:b/>
-                <w:bCs/>
-                <w:i w:val="false"/>
-                <w:iCs w:val="false"/>
-                <w:color w:val="000000"/>
-                <w:sz w:val="18"/>
-                <w:szCs w:val="18"/>
-              </w:rPr>
-              <w:t xml:space="preserve">Grade Level</w:t>
-            </w:r>
-          </w:p>
-        </w:tc>
-        <w:tc>
-          <w:tcPr>
-            <w:tcW w:type="dxa" w:w="10680"/>
-            <w:shd w:fill="FFFFFF" w:color="auto" w:val="clear"/>
-            <w:tcMar>
-              <w:top w:type="dxa" w:w="60"/>
-              <w:left w:type="dxa" w:w="120"/>
-              <w:bottom w:type="dxa" w:w="60"/>
-              <w:right w:type="dxa" w:w="120"/>
-            </w:tcMar>
-            <w:vAlign w:val="top"/>
-          </w:tcPr>
-          <w:p>
-            <w:pPr>
-              <w:spacing w:after="40" w:before="0"/>
-              <w:jc w:val="left"/>
-            </w:pPr>
-            <w:r>
-              <w:rPr>
-                <w:rFonts w:ascii="Arial" w:cs="Arial" w:eastAsia="Arial" w:hAnsi="Arial"/>
-                <w:b w:val="false"/>
-                <w:bCs w:val="false"/>
-                <w:i w:val="false"/>
-                <w:iCs w:val="false"/>
-                <w:color w:val="000000"/>
-                <w:sz w:val="18"/>
-                <w:szCs w:val="18"/>
-              </w:rPr>
-              <w:t xml:space="preserve">10</w:t>
-            </w:r>
-          </w:p>
-        </w:tc>
-      </w:tr>
-      <w:tr>
-        <w:tc>
-          <w:tcPr>
-            <w:tcW w:type="dxa" w:w="3000"/>
-            <w:shd w:fill="D5E8F0" w:color="auto" w:val="clear"/>
-            <w:tcMar>
-              <w:top w:type="dxa" w:w="60"/>
-              <w:left w:type="dxa" w:w="120"/>
-              <w:bottom w:type="dxa" w:w="60"/>
-              <w:right w:type="dxa" w:w="120"/>
-            </w:tcMar>
-            <w:vAlign w:val="top"/>
-          </w:tcPr>
-          <w:p>
-            <w:pPr>
-              <w:spacing w:after="40" w:before="0"/>
-              <w:jc w:val="left"/>
-            </w:pPr>
-            <w:r>
-              <w:rPr>
-                <w:rFonts w:ascii="Arial" w:cs="Arial" w:eastAsia="Arial" w:hAnsi="Arial"/>
-                <w:b/>
-                <w:bCs/>
-                <w:i w:val="false"/>
-                <w:iCs w:val="false"/>
-                <w:color w:val="000000"/>
-                <w:sz w:val="18"/>
-                <w:szCs w:val="18"/>
-              </w:rPr>
-              <w:t xml:space="preserve">Subject</w:t>
-            </w:r>
-          </w:p>
-        </w:tc>
-        <w:tc>
-          <w:tcPr>
-            <w:tcW w:type="dxa" w:w="10680"/>
-            <w:shd w:fill="FFFFFF" w:color="auto" w:val="clear"/>
-            <w:tcMar>
-              <w:top w:type="dxa" w:w="60"/>
-              <w:left w:type="dxa" w:w="120"/>
-              <w:bottom w:type="dxa" w:w="60"/>
-              <w:right w:type="dxa" w:w="120"/>
-            </w:tcMar>
-            <w:vAlign w:val="top"/>
-          </w:tcPr>
-          <w:p>
-            <w:pPr>
-              <w:spacing w:after="40" w:before="0"/>
-              <w:jc w:val="left"/>
-            </w:pPr>
-            <w:r>
-              <w:rPr>
-                <w:rFonts w:ascii="Arial" w:cs="Arial" w:eastAsia="Arial" w:hAnsi="Arial"/>
-                <w:b w:val="false"/>
-                <w:bCs w:val="false"/>
-                <w:i w:val="false"/>
-                <w:iCs w:val="false"/>
-                <w:color w:val="000000"/>
-                <w:sz w:val="18"/>
-                <w:szCs w:val="18"/>
-              </w:rPr>
-              <w:t xml:space="preserve">Core Mathematics</w:t>
-            </w:r>
-          </w:p>
-        </w:tc>
-      </w:tr>
-      <w:tr>
-        <w:tc>
-          <w:tcPr>
-            <w:tcW w:type="dxa" w:w="3000"/>
-            <w:shd w:fill="D5E8F0" w:color="auto" w:val="clear"/>
-            <w:tcMar>
-              <w:top w:type="dxa" w:w="60"/>
-              <w:left w:type="dxa" w:w="120"/>
-              <w:bottom w:type="dxa" w:w="60"/>
-              <w:right w:type="dxa" w:w="120"/>
-            </w:tcMar>
-            <w:vAlign w:val="top"/>
-          </w:tcPr>
-          <w:p>
-            <w:pPr>
-              <w:spacing w:after="40" w:before="0"/>
-              <w:jc w:val="left"/>
-            </w:pPr>
-            <w:r>
-              <w:rPr>
-                <w:rFonts w:ascii="Arial" w:cs="Arial" w:eastAsia="Arial" w:hAnsi="Arial"/>
-                <w:b/>
-                <w:bCs/>
-                <w:i w:val="false"/>
-                <w:iCs w:val="false"/>
-                <w:color w:val="000000"/>
-                <w:sz w:val="18"/>
-                <w:szCs w:val="18"/>
-              </w:rPr>
-              <w:t xml:space="preserve">Strand</w:t>
-            </w:r>
-          </w:p>
-        </w:tc>
-        <w:tc>
-          <w:tcPr>
-            <w:tcW w:type="dxa" w:w="10680"/>
-            <w:shd w:fill="FFFFFF" w:color="auto" w:val="clear"/>
-            <w:tcMar>
-              <w:top w:type="dxa" w:w="60"/>
-              <w:left w:type="dxa" w:w="120"/>
-              <w:bottom w:type="dxa" w:w="60"/>
-              <w:right w:type="dxa" w:w="120"/>
-            </w:tcMar>
-            <w:vAlign w:val="top"/>
-          </w:tcPr>
-          <w:p>
-            <w:pPr>
-              <w:spacing w:after="40" w:before="0"/>
-              <w:jc w:val="left"/>
-            </w:pPr>
-            <w:r>
-              <w:rPr>
-                <w:rFonts w:ascii="Arial" w:cs="Arial" w:eastAsia="Arial" w:hAnsi="Arial"/>
-                <w:b w:val="false"/>
-                <w:bCs w:val="false"/>
-                <w:i w:val="false"/>
-                <w:iCs w:val="false"/>
-                <w:color w:val="000000"/>
-                <w:sz w:val="18"/>
-                <w:szCs w:val="18"/>
-              </w:rPr>
-              <w:t xml:space="preserve">Strand 2.0: Measurements and Geometry</w:t>
-            </w:r>
-          </w:p>
-        </w:tc>
-      </w:tr>
-      <w:tr>
-        <w:tc>
-          <w:tcPr>
-            <w:tcW w:type="dxa" w:w="3000"/>
-            <w:shd w:fill="D5E8F0" w:color="auto" w:val="clear"/>
-            <w:tcMar>
-              <w:top w:type="dxa" w:w="60"/>
-              <w:left w:type="dxa" w:w="120"/>
-              <w:bottom w:type="dxa" w:w="60"/>
-              <w:right w:type="dxa" w:w="120"/>
-            </w:tcMar>
-            <w:vAlign w:val="top"/>
-          </w:tcPr>
-          <w:p>
-            <w:pPr>
-              <w:spacing w:after="40" w:before="0"/>
-              <w:jc w:val="left"/>
-            </w:pPr>
-            <w:r>
-              <w:rPr>
-                <w:rFonts w:ascii="Arial" w:cs="Arial" w:eastAsia="Arial" w:hAnsi="Arial"/>
-                <w:b/>
-                <w:bCs/>
-                <w:i w:val="false"/>
-                <w:iCs w:val="false"/>
-                <w:color w:val="000000"/>
-                <w:sz w:val="18"/>
-                <w:szCs w:val="18"/>
-              </w:rPr>
-              <w:t xml:space="preserve">Sub-Strand</w:t>
-            </w:r>
-          </w:p>
-        </w:tc>
-        <w:tc>
-          <w:tcPr>
-            <w:tcW w:type="dxa" w:w="10680"/>
-            <w:shd w:fill="FFFFFF" w:color="auto" w:val="clear"/>
-            <w:tcMar>
-              <w:top w:type="dxa" w:w="60"/>
-              <w:left w:type="dxa" w:w="120"/>
-              <w:bottom w:type="dxa" w:w="60"/>
-              <w:right w:type="dxa" w:w="120"/>
-            </w:tcMar>
-            <w:vAlign w:val="top"/>
-          </w:tcPr>
-          <w:p>
-            <w:pPr>
-              <w:spacing w:after="40" w:before="0"/>
-              <w:jc w:val="left"/>
-            </w:pPr>
-            <w:r>
-              <w:rPr>
-                <w:rFonts w:ascii="Arial" w:cs="Arial" w:eastAsia="Arial" w:hAnsi="Arial"/>
-                <w:b w:val="false"/>
-                <w:bCs w:val="false"/>
-                <w:i w:val="false"/>
-                <w:iCs w:val="false"/>
-                <w:color w:val="000000"/>
-                <w:sz w:val="18"/>
-                <w:szCs w:val="18"/>
-              </w:rPr>
-              <w:t xml:space="preserve">Sub-Strand 2.4: Trigonometry 1</w:t>
-            </w:r>
-          </w:p>
-        </w:tc>
-      </w:tr>
-      <w:tr>
-        <w:tc>
-          <w:tcPr>
-            <w:tcW w:type="dxa" w:w="3000"/>
-            <w:shd w:fill="D5E8F0" w:color="auto" w:val="clear"/>
-            <w:tcMar>
-              <w:top w:type="dxa" w:w="60"/>
-              <w:left w:type="dxa" w:w="120"/>
-              <w:bottom w:type="dxa" w:w="60"/>
-              <w:right w:type="dxa" w:w="120"/>
-            </w:tcMar>
-            <w:vAlign w:val="top"/>
-          </w:tcPr>
-          <w:p>
-            <w:pPr>
-              <w:spacing w:after="40" w:before="0"/>
-              <w:jc w:val="left"/>
-            </w:pPr>
-            <w:r>
-              <w:rPr>
-                <w:rFonts w:ascii="Arial" w:cs="Arial" w:eastAsia="Arial" w:hAnsi="Arial"/>
-                <w:b/>
-                <w:bCs/>
-                <w:i w:val="false"/>
-                <w:iCs w:val="false"/>
-                <w:color w:val="000000"/>
-                <w:sz w:val="18"/>
-                <w:szCs w:val="18"/>
-              </w:rPr>
-              <w:t xml:space="preserve">Total Duration</w:t>
-            </w:r>
-          </w:p>
-        </w:tc>
-        <w:tc>
-          <w:tcPr>
-            <w:tcW w:type="dxa" w:w="10680"/>
-            <w:shd w:fill="FFFFFF" w:color="auto" w:val="clear"/>
-            <w:tcMar>
-              <w:top w:type="dxa" w:w="60"/>
-              <w:left w:type="dxa" w:w="120"/>
-              <w:bottom w:type="dxa" w:w="60"/>
-              <w:right w:type="dxa" w:w="120"/>
-            </w:tcMar>
-            <w:vAlign w:val="top"/>
-          </w:tcPr>
-          <w:p>
-            <w:pPr>
-              <w:spacing w:after="40" w:before="0"/>
-              <w:jc w:val="left"/>
-            </w:pPr>
-            <w:r>
-              <w:rPr>
-                <w:rFonts w:ascii="Arial" w:cs="Arial" w:eastAsia="Arial" w:hAnsi="Arial"/>
-                <w:b w:val="false"/>
-                <w:bCs w:val="false"/>
-                <w:i w:val="false"/>
-                <w:iCs w:val="false"/>
-                <w:color w:val="000000"/>
-                <w:sz w:val="18"/>
-                <w:szCs w:val="18"/>
-              </w:rPr>
-              <w:t xml:space="preserve">8 lessons × 40 minutes = 320 minutes total</w:t>
-            </w:r>
-          </w:p>
-        </w:tc>
-      </w:tr>
-      <w:tr>
-        <w:tc>
-          <w:tcPr>
-            <w:tcW w:type="dxa" w:w="3000"/>
-            <w:shd w:fill="D5E8F0" w:color="auto" w:val="clear"/>
-            <w:tcMar>
-              <w:top w:type="dxa" w:w="60"/>
-              <w:left w:type="dxa" w:w="120"/>
-              <w:bottom w:type="dxa" w:w="60"/>
-              <w:right w:type="dxa" w:w="120"/>
-            </w:tcMar>
-            <w:vAlign w:val="top"/>
-          </w:tcPr>
-          <w:p>
-            <w:pPr>
-              <w:spacing w:after="40" w:before="0"/>
-              <w:jc w:val="left"/>
-            </w:pPr>
-            <w:r>
-              <w:rPr>
-                <w:rFonts w:ascii="Arial" w:cs="Arial" w:eastAsia="Arial" w:hAnsi="Arial"/>
-                <w:b/>
-                <w:bCs/>
-                <w:i w:val="false"/>
-                <w:iCs w:val="false"/>
-                <w:color w:val="000000"/>
-                <w:sz w:val="18"/>
-                <w:szCs w:val="18"/>
-              </w:rPr>
-              <w:t xml:space="preserve">Sub-Strand Content</w:t>
-            </w:r>
-          </w:p>
-        </w:tc>
-        <w:tc>
-          <w:tcPr>
-            <w:tcW w:type="dxa" w:w="10680"/>
-            <w:shd w:fill="FFFFFF" w:color="auto" w:val="clear"/>
-            <w:tcMar>
-              <w:top w:type="dxa" w:w="60"/>
-              <w:left w:type="dxa" w:w="120"/>
-              <w:bottom w:type="dxa" w:w="60"/>
-              <w:right w:type="dxa" w:w="120"/>
-            </w:tcMar>
-            <w:vAlign w:val="top"/>
-          </w:tcPr>
-          <w:p>
-            <w:pPr>
-              <w:spacing w:after="30" w:before="0"/>
-              <w:ind w:left="360" w:hanging="180"/>
-              <w:jc w:val="left"/>
-            </w:pPr>
-            <w:r>
-              <w:rPr>
-                <w:rFonts w:ascii="Arial" w:cs="Arial" w:eastAsia="Arial" w:hAnsi="Arial"/>
-                <w:b w:val="false"/>
-                <w:bCs w:val="false"/>
-                <w:i w:val="false"/>
-                <w:iCs w:val="false"/>
-                <w:color w:val="000000"/>
-                <w:sz w:val="18"/>
-                <w:szCs w:val="18"/>
-              </w:rPr>
-              <w:t xml:space="preserve">–  Trigonometric ratios of acute angles (sine, cosine, tangent) — definitions using right-angled triangles and calculation using mathematical tables and calculators</w:t>
-            </w:r>
-          </w:p>
-          <w:p>
-            <w:pPr>
-              <w:spacing w:after="30" w:before="0"/>
-              <w:ind w:left="360" w:hanging="180"/>
-              <w:jc w:val="left"/>
-            </w:pPr>
-            <w:r>
-              <w:rPr>
-                <w:rFonts w:ascii="Arial" w:cs="Arial" w:eastAsia="Arial" w:hAnsi="Arial"/>
-                <w:b w:val="false"/>
-                <w:bCs w:val="false"/>
-                <w:i w:val="false"/>
-                <w:iCs w:val="false"/>
-                <w:color w:val="000000"/>
-                <w:sz w:val="18"/>
-                <w:szCs w:val="18"/>
-              </w:rPr>
-              <w:t xml:space="preserve">–  Sines and cosines of complementary angles — relationship between sin θ and cos(90° − θ)</w:t>
-            </w:r>
-          </w:p>
-          <w:p>
-            <w:pPr>
-              <w:spacing w:after="30" w:before="0"/>
-              <w:ind w:left="360" w:hanging="180"/>
-              <w:jc w:val="left"/>
-            </w:pPr>
-            <w:r>
-              <w:rPr>
-                <w:rFonts w:ascii="Arial" w:cs="Arial" w:eastAsia="Arial" w:hAnsi="Arial"/>
-                <w:b w:val="false"/>
-                <w:bCs w:val="false"/>
-                <w:i w:val="false"/>
-                <w:iCs w:val="false"/>
-                <w:color w:val="000000"/>
-                <w:sz w:val="18"/>
-                <w:szCs w:val="18"/>
-              </w:rPr>
-              <w:t xml:space="preserve">–  Relationship between sine, cosine, and tangent of acute angles (tan θ = sin θ / cos θ)</w:t>
-            </w:r>
-          </w:p>
-          <w:p>
-            <w:pPr>
-              <w:spacing w:after="30" w:before="0"/>
-              <w:ind w:left="360" w:hanging="180"/>
-              <w:jc w:val="left"/>
-            </w:pPr>
-            <w:r>
-              <w:rPr>
-                <w:rFonts w:ascii="Arial" w:cs="Arial" w:eastAsia="Arial" w:hAnsi="Arial"/>
-                <w:b w:val="false"/>
-                <w:bCs w:val="false"/>
-                <w:i w:val="false"/>
-                <w:iCs w:val="false"/>
-                <w:color w:val="000000"/>
-                <w:sz w:val="18"/>
-                <w:szCs w:val="18"/>
-              </w:rPr>
-              <w:t xml:space="preserve">–  Trigonometric ratios of special angles: 30°, 45°, 60°, and 90° — derived using an isosceles right-angled triangle and an equilateral triangle</w:t>
-            </w:r>
-          </w:p>
-          <w:p>
-            <w:pPr>
-              <w:spacing w:after="30" w:before="0"/>
-              <w:ind w:left="360" w:hanging="180"/>
-              <w:jc w:val="left"/>
-            </w:pPr>
-            <w:r>
-              <w:rPr>
-                <w:rFonts w:ascii="Arial" w:cs="Arial" w:eastAsia="Arial" w:hAnsi="Arial"/>
-                <w:b w:val="false"/>
-                <w:bCs w:val="false"/>
-                <w:i w:val="false"/>
-                <w:iCs w:val="false"/>
-                <w:color w:val="000000"/>
-                <w:sz w:val="18"/>
-                <w:szCs w:val="18"/>
-              </w:rPr>
-              <w:t xml:space="preserve">–  Application of trigonometric ratios in solving right-angled triangles</w:t>
-            </w:r>
-          </w:p>
-          <w:p>
-            <w:pPr>
-              <w:spacing w:after="30" w:before="0"/>
-              <w:ind w:left="360" w:hanging="180"/>
-              <w:jc w:val="left"/>
-            </w:pPr>
-            <w:r>
-              <w:rPr>
-                <w:rFonts w:ascii="Arial" w:cs="Arial" w:eastAsia="Arial" w:hAnsi="Arial"/>
-                <w:b w:val="false"/>
-                <w:bCs w:val="false"/>
-                <w:i w:val="false"/>
-                <w:iCs w:val="false"/>
-                <w:color w:val="000000"/>
-                <w:sz w:val="18"/>
-                <w:szCs w:val="18"/>
-              </w:rPr>
-              <w:t xml:space="preserve">–  Angles of elevation — definition, identification, and calculation in real-life contexts</w:t>
-            </w:r>
-          </w:p>
-          <w:p>
-            <w:pPr>
-              <w:spacing w:after="30" w:before="0"/>
-              <w:ind w:left="360" w:hanging="180"/>
-              <w:jc w:val="left"/>
-            </w:pPr>
-            <w:r>
-              <w:rPr>
-                <w:rFonts w:ascii="Arial" w:cs="Arial" w:eastAsia="Arial" w:hAnsi="Arial"/>
-                <w:b w:val="false"/>
-                <w:bCs w:val="false"/>
-                <w:i w:val="false"/>
-                <w:iCs w:val="false"/>
-                <w:color w:val="000000"/>
-                <w:sz w:val="18"/>
-                <w:szCs w:val="18"/>
-              </w:rPr>
-              <w:t xml:space="preserve">–  Angles of depression — definition, identification, and calculation in real-life contexts</w:t>
-            </w:r>
-          </w:p>
-          <w:p>
-            <w:pPr>
-              <w:spacing w:after="30" w:before="0"/>
-              <w:ind w:left="360" w:hanging="180"/>
-              <w:jc w:val="left"/>
-            </w:pPr>
-            <w:r>
-              <w:rPr>
-                <w:rFonts w:ascii="Arial" w:cs="Arial" w:eastAsia="Arial" w:hAnsi="Arial"/>
-                <w:b w:val="false"/>
-                <w:bCs w:val="false"/>
-                <w:i w:val="false"/>
-                <w:iCs w:val="false"/>
-                <w:color w:val="000000"/>
-                <w:sz w:val="18"/>
-                <w:szCs w:val="18"/>
-              </w:rPr>
-              <w:t xml:space="preserve">–  Real-life applications of trigonometry (surveying, construction, navigation, height and distance problems in Kenyan contexts)</w:t>
-            </w:r>
-          </w:p>
-        </w:tc>
-      </w:tr>
-      <w:tr>
-        <w:tc>
-          <w:tcPr>
-            <w:tcW w:type="dxa" w:w="3000"/>
-            <w:shd w:fill="D5E8F0" w:color="auto" w:val="clear"/>
-            <w:tcMar>
-              <w:top w:type="dxa" w:w="60"/>
-              <w:left w:type="dxa" w:w="120"/>
-              <w:bottom w:type="dxa" w:w="60"/>
-              <w:right w:type="dxa" w:w="120"/>
-            </w:tcMar>
-            <w:vAlign w:val="top"/>
-          </w:tcPr>
-          <w:p>
-            <w:pPr>
-              <w:spacing w:after="40" w:before="0"/>
-              <w:jc w:val="left"/>
-            </w:pPr>
-            <w:r>
-              <w:rPr>
-                <w:rFonts w:ascii="Arial" w:cs="Arial" w:eastAsia="Arial" w:hAnsi="Arial"/>
-                <w:b/>
-                <w:bCs/>
-                <w:i w:val="false"/>
-                <w:iCs w:val="false"/>
-                <w:color w:val="000000"/>
-                <w:sz w:val="18"/>
-                <w:szCs w:val="18"/>
-              </w:rPr>
-              <w:t xml:space="preserve">Learning Outcomes</w:t>
-            </w:r>
-          </w:p>
-        </w:tc>
-        <w:tc>
-          <w:tcPr>
-            <w:tcW w:type="dxa" w:w="10680"/>
-            <w:shd w:fill="FFFFFF" w:color="auto" w:val="clear"/>
-            <w:tcMar>
-              <w:top w:type="dxa" w:w="60"/>
-              <w:left w:type="dxa" w:w="120"/>
-              <w:bottom w:type="dxa" w:w="60"/>
-              <w:right w:type="dxa" w:w="120"/>
-            </w:tcMar>
-            <w:vAlign w:val="top"/>
-          </w:tcPr>
-          <w:p>
-            <w:pPr>
-              <w:spacing w:after="40" w:before="0"/>
-              <w:jc w:val="left"/>
-            </w:pPr>
-            <w:r>
-              <w:rPr>
-                <w:rFonts w:ascii="Arial" w:cs="Arial" w:eastAsia="Arial" w:hAnsi="Arial"/>
-                <w:b w:val="false"/>
-                <w:bCs w:val="false"/>
-                <w:i w:val="false"/>
-                <w:iCs w:val="false"/>
-                <w:color w:val="000000"/>
-                <w:sz w:val="18"/>
-                <w:szCs w:val="18"/>
-              </w:rPr>
-              <w:t xml:space="preserve">By the end of the sub-strand, the learner should be able to:</w:t>
-            </w:r>
-          </w:p>
-          <w:p>
-            <w:pPr>
-              <w:spacing w:after="40" w:before="0"/>
-              <w:jc w:val="left"/>
-            </w:pPr>
-            <w:r>
-              <w:rPr>
-                <w:rFonts w:ascii="Arial" w:cs="Arial" w:eastAsia="Arial" w:hAnsi="Arial"/>
-                <w:b w:val="false"/>
-                <w:bCs w:val="false"/>
-                <w:i w:val="false"/>
-                <w:iCs w:val="false"/>
-                <w:color w:val="000000"/>
-                <w:sz w:val="18"/>
-                <w:szCs w:val="18"/>
-              </w:rPr>
-              <w:t xml:space="preserve">a) determine the trigonometric ratios of acute angles from mathematical tables and calculators,</w:t>
-            </w:r>
-          </w:p>
-          <w:p>
-            <w:pPr>
-              <w:spacing w:after="40" w:before="0"/>
-              <w:jc w:val="left"/>
-            </w:pPr>
-            <w:r>
-              <w:rPr>
-                <w:rFonts w:ascii="Arial" w:cs="Arial" w:eastAsia="Arial" w:hAnsi="Arial"/>
-                <w:b w:val="false"/>
-                <w:bCs w:val="false"/>
-                <w:i w:val="false"/>
-                <w:iCs w:val="false"/>
-                <w:color w:val="000000"/>
-                <w:sz w:val="18"/>
-                <w:szCs w:val="18"/>
-              </w:rPr>
-              <w:t xml:space="preserve">b) relate sines and cosines of complementary angles,</w:t>
-            </w:r>
-          </w:p>
-          <w:p>
-            <w:pPr>
-              <w:spacing w:after="40" w:before="0"/>
-              <w:jc w:val="left"/>
-            </w:pPr>
-            <w:r>
-              <w:rPr>
-                <w:rFonts w:ascii="Arial" w:cs="Arial" w:eastAsia="Arial" w:hAnsi="Arial"/>
-                <w:b w:val="false"/>
-                <w:bCs w:val="false"/>
-                <w:i w:val="false"/>
-                <w:iCs w:val="false"/>
-                <w:color w:val="000000"/>
-                <w:sz w:val="18"/>
-                <w:szCs w:val="18"/>
-              </w:rPr>
-              <w:t xml:space="preserve">c) relate the sine, cosine, and tangent of acute angles,</w:t>
-            </w:r>
-          </w:p>
-          <w:p>
-            <w:pPr>
-              <w:spacing w:after="40" w:before="0"/>
-              <w:jc w:val="left"/>
-            </w:pPr>
-            <w:r>
-              <w:rPr>
-                <w:rFonts w:ascii="Arial" w:cs="Arial" w:eastAsia="Arial" w:hAnsi="Arial"/>
-                <w:b w:val="false"/>
-                <w:bCs w:val="false"/>
-                <w:i w:val="false"/>
-                <w:iCs w:val="false"/>
-                <w:color w:val="000000"/>
-                <w:sz w:val="18"/>
-                <w:szCs w:val="18"/>
-              </w:rPr>
-              <w:t xml:space="preserve">d) determine trigonometric ratios of special angles: 30°, 45°, 60° and 90° using triangles,</w:t>
-            </w:r>
-          </w:p>
-          <w:p>
-            <w:pPr>
-              <w:spacing w:after="40" w:before="0"/>
-              <w:jc w:val="left"/>
-            </w:pPr>
-            <w:r>
-              <w:rPr>
-                <w:rFonts w:ascii="Arial" w:cs="Arial" w:eastAsia="Arial" w:hAnsi="Arial"/>
-                <w:b w:val="false"/>
-                <w:bCs w:val="false"/>
-                <w:i w:val="false"/>
-                <w:iCs w:val="false"/>
-                <w:color w:val="000000"/>
-                <w:sz w:val="18"/>
-                <w:szCs w:val="18"/>
-              </w:rPr>
-              <w:t xml:space="preserve">e) apply trigonometric ratios to angles of elevation and depression,</w:t>
-            </w:r>
-          </w:p>
-          <w:p>
-            <w:pPr>
-              <w:spacing w:after="40" w:before="0"/>
-              <w:jc w:val="left"/>
-            </w:pPr>
-            <w:r>
-              <w:rPr>
-                <w:rFonts w:ascii="Arial" w:cs="Arial" w:eastAsia="Arial" w:hAnsi="Arial"/>
-                <w:b w:val="false"/>
-                <w:bCs w:val="false"/>
-                <w:i w:val="false"/>
-                <w:iCs w:val="false"/>
-                <w:color w:val="000000"/>
-                <w:sz w:val="18"/>
-                <w:szCs w:val="18"/>
-              </w:rPr>
-              <w:t xml:space="preserve">f) reflect on the use of trigonometry in real-life situations.</w:t>
-            </w:r>
-          </w:p>
-        </w:tc>
-      </w:tr>
-      <w:tr>
-        <w:tc>
-          <w:tcPr>
-            <w:tcW w:type="dxa" w:w="3000"/>
-            <w:shd w:fill="D5E8F0" w:color="auto" w:val="clear"/>
-            <w:tcMar>
-              <w:top w:type="dxa" w:w="60"/>
-              <w:left w:type="dxa" w:w="120"/>
-              <w:bottom w:type="dxa" w:w="60"/>
-              <w:right w:type="dxa" w:w="120"/>
-            </w:tcMar>
-            <w:vAlign w:val="top"/>
-          </w:tcPr>
-          <w:p>
-            <w:pPr>
-              <w:spacing w:after="40" w:before="0"/>
-              <w:jc w:val="left"/>
-            </w:pPr>
-            <w:r>
-              <w:rPr>
-                <w:rFonts w:ascii="Arial" w:cs="Arial" w:eastAsia="Arial" w:hAnsi="Arial"/>
-                <w:b/>
-                <w:bCs/>
-                <w:i w:val="false"/>
-                <w:iCs w:val="false"/>
-                <w:color w:val="000000"/>
-                <w:sz w:val="18"/>
-                <w:szCs w:val="18"/>
-              </w:rPr>
-              <w:t xml:space="preserve">Core Competencies</w:t>
-            </w:r>
-          </w:p>
-        </w:tc>
-        <w:tc>
-          <w:tcPr>
-            <w:tcW w:type="dxa" w:w="10680"/>
-            <w:shd w:fill="FFFFFF" w:color="auto" w:val="clear"/>
-            <w:tcMar>
-              <w:top w:type="dxa" w:w="60"/>
-              <w:left w:type="dxa" w:w="120"/>
-              <w:bottom w:type="dxa" w:w="60"/>
-              <w:right w:type="dxa" w:w="120"/>
-            </w:tcMar>
-            <w:vAlign w:val="top"/>
-          </w:tcPr>
-          <w:p>
-            <w:pPr>
-              <w:spacing w:after="30" w:before="0"/>
-              <w:ind w:left="360" w:hanging="180"/>
-              <w:jc w:val="left"/>
-            </w:pPr>
-            <w:r>
-              <w:rPr>
-                <w:rFonts w:ascii="Arial" w:cs="Arial" w:eastAsia="Arial" w:hAnsi="Arial"/>
-                <w:b w:val="false"/>
-                <w:bCs w:val="false"/>
-                <w:i w:val="false"/>
-                <w:iCs w:val="false"/>
-                <w:color w:val="000000"/>
-                <w:sz w:val="18"/>
-                <w:szCs w:val="18"/>
-              </w:rPr>
-              <w:t xml:space="preserve">–  Communication and Collaboration: the learner works in groups to draw right-angled triangles, generate tables of trigonometric ratios for complementary angles, and discuss patterns and relationships observed — sharing findings with peers and the teacher.</w:t>
-            </w:r>
-          </w:p>
-          <w:p>
-            <w:pPr>
-              <w:spacing w:after="30" w:before="0"/>
-              <w:ind w:left="360" w:hanging="180"/>
-              <w:jc w:val="left"/>
-            </w:pPr>
-            <w:r>
-              <w:rPr>
-                <w:rFonts w:ascii="Arial" w:cs="Arial" w:eastAsia="Arial" w:hAnsi="Arial"/>
-                <w:b w:val="false"/>
-                <w:bCs w:val="false"/>
-                <w:i w:val="false"/>
-                <w:iCs w:val="false"/>
-                <w:color w:val="000000"/>
-                <w:sz w:val="18"/>
-                <w:szCs w:val="18"/>
-              </w:rPr>
-              <w:t xml:space="preserve">–  Critical Thinking and Problem Solving: the learner analyses real-life height-and-distance problems (e.g., estimating the height of the Kenyatta International Convention Centre or a mobile phone mast in the Rift Valley) using trigonometric ratios, angles of elevation, and angles of depression.</w:t>
-            </w:r>
-          </w:p>
-          <w:p>
-            <w:pPr>
-              <w:spacing w:after="30" w:before="0"/>
-              <w:ind w:left="360" w:hanging="180"/>
-              <w:jc w:val="left"/>
-            </w:pPr>
-            <w:r>
-              <w:rPr>
-                <w:rFonts w:ascii="Arial" w:cs="Arial" w:eastAsia="Arial" w:hAnsi="Arial"/>
-                <w:b w:val="false"/>
-                <w:bCs w:val="false"/>
-                <w:i w:val="false"/>
-                <w:iCs w:val="false"/>
-                <w:color w:val="000000"/>
-                <w:sz w:val="18"/>
-                <w:szCs w:val="18"/>
-              </w:rPr>
-              <w:t xml:space="preserve">–  Learning to Learn: the learner uses mathematical tables and calculators to systematically look up and verify trigonometric ratios, building independent research and self-correction habits.</w:t>
-            </w:r>
-          </w:p>
-          <w:p>
-            <w:pPr>
-              <w:spacing w:after="30" w:before="0"/>
-              <w:ind w:left="360" w:hanging="180"/>
-              <w:jc w:val="left"/>
-            </w:pPr>
-            <w:r>
-              <w:rPr>
-                <w:rFonts w:ascii="Arial" w:cs="Arial" w:eastAsia="Arial" w:hAnsi="Arial"/>
-                <w:b w:val="false"/>
-                <w:bCs w:val="false"/>
-                <w:i w:val="false"/>
-                <w:iCs w:val="false"/>
-                <w:color w:val="000000"/>
-                <w:sz w:val="18"/>
-                <w:szCs w:val="18"/>
-              </w:rPr>
-              <w:t xml:space="preserve">–  Self-Efficacy: the learner gains confidence by deriving the exact values of trigonometric ratios for special angles (30°, 45°, 60°, 90°) from first principles using triangles, rather than memorising them.</w:t>
-            </w:r>
-          </w:p>
-        </w:tc>
-      </w:tr>
-      <w:tr>
-        <w:tc>
-          <w:tcPr>
-            <w:tcW w:type="dxa" w:w="3000"/>
-            <w:shd w:fill="E2EFDA" w:color="auto" w:val="clear"/>
-            <w:tcMar>
-              <w:top w:type="dxa" w:w="60"/>
-              <w:left w:type="dxa" w:w="120"/>
-              <w:bottom w:type="dxa" w:w="60"/>
-              <w:right w:type="dxa" w:w="120"/>
-            </w:tcMar>
-            <w:vAlign w:val="top"/>
-          </w:tcPr>
-          <w:p>
-            <w:pPr>
-              <w:spacing w:after="40" w:before="0"/>
-              <w:jc w:val="left"/>
-            </w:pPr>
-            <w:r>
-              <w:rPr>
-                <w:rFonts w:ascii="Arial" w:cs="Arial" w:eastAsia="Arial" w:hAnsi="Arial"/>
-                <w:b/>
-                <w:bCs/>
-                <w:i w:val="false"/>
-                <w:iCs w:val="false"/>
-                <w:color w:val="000000"/>
-                <w:sz w:val="18"/>
-                <w:szCs w:val="18"/>
-              </w:rPr>
-              <w:t xml:space="preserve">Core Values</w:t>
-            </w:r>
-          </w:p>
-        </w:tc>
-        <w:tc>
-          <w:tcPr>
-            <w:tcW w:type="dxa" w:w="10680"/>
-            <w:shd w:fill="FFFFFF" w:color="auto" w:val="clear"/>
-            <w:tcMar>
-              <w:top w:type="dxa" w:w="60"/>
-              <w:left w:type="dxa" w:w="120"/>
-              <w:bottom w:type="dxa" w:w="60"/>
-              <w:right w:type="dxa" w:w="120"/>
-            </w:tcMar>
-            <w:vAlign w:val="top"/>
-          </w:tcPr>
-          <w:p>
-            <w:pPr>
-              <w:spacing w:after="30" w:before="0"/>
-              <w:ind w:left="360" w:hanging="180"/>
-              <w:jc w:val="left"/>
-            </w:pPr>
-            <w:r>
-              <w:rPr>
-                <w:rFonts w:ascii="Arial" w:cs="Arial" w:eastAsia="Arial" w:hAnsi="Arial"/>
-                <w:b w:val="false"/>
-                <w:bCs w:val="false"/>
-                <w:i w:val="false"/>
-                <w:iCs w:val="false"/>
-                <w:color w:val="000000"/>
-                <w:sz w:val="18"/>
-                <w:szCs w:val="18"/>
-              </w:rPr>
-              <w:t xml:space="preserve">–  Responsibility: the learner carefully uses geometrical sets, rulers, and calculators as shared learning resources, returning them in good condition and ensuring accurate constructions when drawing triangles used to derive trigonometric ratios.</w:t>
-            </w:r>
-          </w:p>
-          <w:p>
-            <w:pPr>
-              <w:spacing w:after="30" w:before="0"/>
-              <w:ind w:left="360" w:hanging="180"/>
-              <w:jc w:val="left"/>
-            </w:pPr>
-            <w:r>
-              <w:rPr>
-                <w:rFonts w:ascii="Arial" w:cs="Arial" w:eastAsia="Arial" w:hAnsi="Arial"/>
-                <w:b w:val="false"/>
-                <w:bCs w:val="false"/>
-                <w:i w:val="false"/>
-                <w:iCs w:val="false"/>
-                <w:color w:val="000000"/>
-                <w:sz w:val="18"/>
-                <w:szCs w:val="18"/>
-              </w:rPr>
-              <w:t xml:space="preserve">–  Integrity: the learner records measured angles and computed ratios honestly, without copying or fabricating results, so that conclusions about complementary angles and special angles are trustworthy.</w:t>
-            </w:r>
-          </w:p>
-          <w:p>
-            <w:pPr>
-              <w:spacing w:after="30" w:before="0"/>
-              <w:ind w:left="360" w:hanging="180"/>
-              <w:jc w:val="left"/>
-            </w:pPr>
-            <w:r>
-              <w:rPr>
-                <w:rFonts w:ascii="Arial" w:cs="Arial" w:eastAsia="Arial" w:hAnsi="Arial"/>
-                <w:b w:val="false"/>
-                <w:bCs w:val="false"/>
-                <w:i w:val="false"/>
-                <w:iCs w:val="false"/>
-                <w:color w:val="000000"/>
-                <w:sz w:val="18"/>
-                <w:szCs w:val="18"/>
-              </w:rPr>
-              <w:t xml:space="preserve">–  Respect: the learner appreciates each group member's contribution during discussions on real-life applications of trigonometry, listening attentively when peers present their methods for solving angles of elevation and depression problems.</w:t>
-            </w:r>
-          </w:p>
-        </w:tc>
-      </w:tr>
-      <w:tr>
-        <w:tc>
-          <w:tcPr>
-            <w:tcW w:type="dxa" w:w="3000"/>
-            <w:shd w:fill="D5E8F0" w:color="auto" w:val="clear"/>
-            <w:tcMar>
-              <w:top w:type="dxa" w:w="60"/>
-              <w:left w:type="dxa" w:w="120"/>
-              <w:bottom w:type="dxa" w:w="60"/>
-              <w:right w:type="dxa" w:w="120"/>
-            </w:tcMar>
-            <w:vAlign w:val="top"/>
-          </w:tcPr>
-          <w:p>
-            <w:pPr>
-              <w:spacing w:after="40" w:before="0"/>
-              <w:jc w:val="left"/>
-            </w:pPr>
-            <w:r>
-              <w:rPr>
-                <w:rFonts w:ascii="Arial" w:cs="Arial" w:eastAsia="Arial" w:hAnsi="Arial"/>
-                <w:b/>
-                <w:bCs/>
-                <w:i w:val="false"/>
-                <w:iCs w:val="false"/>
-                <w:color w:val="000000"/>
-                <w:sz w:val="18"/>
-                <w:szCs w:val="18"/>
-              </w:rPr>
-              <w:t xml:space="preserve">Science &amp; Engineering Practices</w:t>
-            </w:r>
-          </w:p>
-        </w:tc>
-        <w:tc>
-          <w:tcPr>
-            <w:tcW w:type="dxa" w:w="10680"/>
-            <w:shd w:fill="FFFFFF" w:color="auto" w:val="clear"/>
-            <w:tcMar>
-              <w:top w:type="dxa" w:w="60"/>
-              <w:left w:type="dxa" w:w="120"/>
-              <w:bottom w:type="dxa" w:w="60"/>
-              <w:right w:type="dxa" w:w="120"/>
-            </w:tcMar>
-            <w:vAlign w:val="top"/>
-          </w:tcPr>
-          <w:p>
-            <w:pPr>
-              <w:spacing w:after="30" w:before="0"/>
-              <w:ind w:left="360" w:hanging="180"/>
-              <w:jc w:val="left"/>
-            </w:pPr>
-            <w:r>
-              <w:rPr>
-                <w:rFonts w:ascii="Arial" w:cs="Arial" w:eastAsia="Arial" w:hAnsi="Arial"/>
-                <w:b w:val="false"/>
-                <w:bCs w:val="false"/>
-                <w:i w:val="false"/>
-                <w:iCs w:val="false"/>
-                <w:color w:val="000000"/>
-                <w:sz w:val="18"/>
-                <w:szCs w:val="18"/>
-              </w:rPr>
-              <w:t xml:space="preserve">–  Asking Questions and Defining Problems: learners pose questions such as "How can we find the height of a tree or building without climbing it?" to frame the need for trigonometric ratios, directly motivating the unit's anchoring phenomenon.</w:t>
-            </w:r>
-          </w:p>
-          <w:p>
-            <w:pPr>
-              <w:spacing w:after="30" w:before="0"/>
-              <w:ind w:left="360" w:hanging="180"/>
-              <w:jc w:val="left"/>
-            </w:pPr>
-            <w:r>
-              <w:rPr>
-                <w:rFonts w:ascii="Arial" w:cs="Arial" w:eastAsia="Arial" w:hAnsi="Arial"/>
-                <w:b w:val="false"/>
-                <w:bCs w:val="false"/>
-                <w:i w:val="false"/>
-                <w:iCs w:val="false"/>
-                <w:color w:val="000000"/>
-                <w:sz w:val="18"/>
-                <w:szCs w:val="18"/>
-              </w:rPr>
-              <w:t xml:space="preserve">–  Using Mathematics and Computational Thinking: learners use ratio calculations, tables, and calculators to determine sine, cosine, and tangent values and to solve for unknown sides and angles in right-angled triangles set in Kenyan real-life contexts.</w:t>
-            </w:r>
-          </w:p>
-          <w:p>
-            <w:pPr>
-              <w:spacing w:after="30" w:before="0"/>
-              <w:ind w:left="360" w:hanging="180"/>
-              <w:jc w:val="left"/>
-            </w:pPr>
-            <w:r>
-              <w:rPr>
-                <w:rFonts w:ascii="Arial" w:cs="Arial" w:eastAsia="Arial" w:hAnsi="Arial"/>
-                <w:b w:val="false"/>
-                <w:bCs w:val="false"/>
-                <w:i w:val="false"/>
-                <w:iCs w:val="false"/>
-                <w:color w:val="000000"/>
-                <w:sz w:val="18"/>
-                <w:szCs w:val="18"/>
-              </w:rPr>
-              <w:t xml:space="preserve">–  Analysing and Interpreting Data: learners generate tables of trigonometric ratios for a range of acute angles, identify patterns (e.g., sin θ = cos(90° − θ)), and interpret what those patterns reveal about the structure of right-angled triangles.</w:t>
-            </w:r>
-          </w:p>
-          <w:p>
-            <w:pPr>
-              <w:spacing w:after="30" w:before="0"/>
-              <w:ind w:left="360" w:hanging="180"/>
-              <w:jc w:val="left"/>
-            </w:pPr>
-            <w:r>
-              <w:rPr>
-                <w:rFonts w:ascii="Arial" w:cs="Arial" w:eastAsia="Arial" w:hAnsi="Arial"/>
-                <w:b w:val="false"/>
-                <w:bCs w:val="false"/>
-                <w:i w:val="false"/>
-                <w:iCs w:val="false"/>
-                <w:color w:val="000000"/>
-                <w:sz w:val="18"/>
-                <w:szCs w:val="18"/>
-              </w:rPr>
-              <w:t xml:space="preserve">–  Constructing Explanations and Designing Solutions: learners use the isosceles right-angled triangle and the equilateral triangle to construct exact explanations for why sin 30° = 0.5, sin 45° = √2/2, etc., and design step-by-step solution methods for elevation and depression problems.</w:t>
-            </w:r>
-          </w:p>
-          <w:p>
-            <w:pPr>
-              <w:spacing w:after="30" w:before="0"/>
-              <w:ind w:left="360" w:hanging="180"/>
-              <w:jc w:val="left"/>
-            </w:pPr>
-            <w:r>
-              <w:rPr>
-                <w:rFonts w:ascii="Arial" w:cs="Arial" w:eastAsia="Arial" w:hAnsi="Arial"/>
-                <w:b w:val="false"/>
-                <w:bCs w:val="false"/>
-                <w:i w:val="false"/>
-                <w:iCs w:val="false"/>
-                <w:color w:val="000000"/>
-                <w:sz w:val="18"/>
-                <w:szCs w:val="18"/>
-              </w:rPr>
-              <w:t xml:space="preserve">–  Obtaining, Evaluating, and Communicating Information: learners present their group findings on special angles and real-life trigonometry applications to the class, evaluating each other's reasoning and communicating conclusions clearly.</w:t>
-            </w:r>
-          </w:p>
-        </w:tc>
-      </w:tr>
-      <w:tr>
-        <w:tc>
-          <w:tcPr>
-            <w:tcW w:type="dxa" w:w="3000"/>
-            <w:shd w:fill="FCE4D6" w:color="auto" w:val="clear"/>
-            <w:tcMar>
-              <w:top w:type="dxa" w:w="60"/>
-              <w:left w:type="dxa" w:w="120"/>
-              <w:bottom w:type="dxa" w:w="60"/>
-              <w:right w:type="dxa" w:w="120"/>
-            </w:tcMar>
-            <w:vAlign w:val="top"/>
-          </w:tcPr>
-          <w:p>
-            <w:pPr>
-              <w:spacing w:after="40" w:before="0"/>
-              <w:jc w:val="left"/>
-            </w:pPr>
-            <w:r>
-              <w:rPr>
-                <w:rFonts w:ascii="Arial" w:cs="Arial" w:eastAsia="Arial" w:hAnsi="Arial"/>
-                <w:b/>
-                <w:bCs/>
-                <w:i w:val="false"/>
-                <w:iCs w:val="false"/>
-                <w:color w:val="000000"/>
-                <w:sz w:val="18"/>
-                <w:szCs w:val="18"/>
-              </w:rPr>
-              <w:t xml:space="preserve">Pertinent &amp; Contemporary Issues (PCIs)</w:t>
-            </w:r>
-          </w:p>
-        </w:tc>
-        <w:tc>
-          <w:tcPr>
-            <w:tcW w:type="dxa" w:w="10680"/>
-            <w:shd w:fill="FFFFFF" w:color="auto" w:val="clear"/>
-            <w:tcMar>
-              <w:top w:type="dxa" w:w="60"/>
-              <w:left w:type="dxa" w:w="120"/>
-              <w:bottom w:type="dxa" w:w="60"/>
-              <w:right w:type="dxa" w:w="120"/>
-            </w:tcMar>
-            <w:vAlign w:val="top"/>
-          </w:tcPr>
-          <w:p>
-            <w:pPr>
-              <w:spacing w:after="30" w:before="0"/>
-              <w:ind w:left="360" w:hanging="180"/>
-              <w:jc w:val="left"/>
-            </w:pPr>
-            <w:r>
-              <w:rPr>
-                <w:rFonts w:ascii="Arial" w:cs="Arial" w:eastAsia="Arial" w:hAnsi="Arial"/>
-                <w:b w:val="false"/>
-                <w:bCs w:val="false"/>
-                <w:i w:val="false"/>
-                <w:iCs w:val="false"/>
-                <w:color w:val="000000"/>
-                <w:sz w:val="18"/>
-                <w:szCs w:val="18"/>
-              </w:rPr>
-              <w:t xml:space="preserve">–  Education for Sustainable Development — Environmental Education: the learner identifies right-angled triangle shapes from the immediate environment (roof trusses of Kenyan homes, sloped hillsides in the Rift Valley, ramps) and uses them as authentic contexts for defining and applying trigonometric ratios.</w:t>
-            </w:r>
-          </w:p>
-          <w:p>
-            <w:pPr>
-              <w:spacing w:after="30" w:before="0"/>
-              <w:ind w:left="360" w:hanging="180"/>
-              <w:jc w:val="left"/>
-            </w:pPr>
-            <w:r>
-              <w:rPr>
-                <w:rFonts w:ascii="Arial" w:cs="Arial" w:eastAsia="Arial" w:hAnsi="Arial"/>
-                <w:b w:val="false"/>
-                <w:bCs w:val="false"/>
-                <w:i w:val="false"/>
-                <w:iCs w:val="false"/>
-                <w:color w:val="000000"/>
-                <w:sz w:val="18"/>
-                <w:szCs w:val="18"/>
-              </w:rPr>
-              <w:t xml:space="preserve">–  Social Cohesion: the learner collaborates in culturally diverse groups to measure, calculate, and present findings on angles of elevation and depression, respecting different approaches and valuing teamwork.</w:t>
-            </w:r>
-          </w:p>
-          <w:p>
-            <w:pPr>
-              <w:spacing w:after="30" w:before="0"/>
-              <w:ind w:left="360" w:hanging="180"/>
-              <w:jc w:val="left"/>
-            </w:pPr>
-            <w:r>
-              <w:rPr>
-                <w:rFonts w:ascii="Arial" w:cs="Arial" w:eastAsia="Arial" w:hAnsi="Arial"/>
-                <w:b w:val="false"/>
-                <w:bCs w:val="false"/>
-                <w:i w:val="false"/>
-                <w:iCs w:val="false"/>
-                <w:color w:val="000000"/>
-                <w:sz w:val="18"/>
-                <w:szCs w:val="18"/>
-              </w:rPr>
-              <w:t xml:space="preserve">–  Life Skills — Decision Making: the learner applies trigonometry to practical decision-making scenarios, such as determining the safe angle of a ladder leaning against a Nairobi building or estimating the height of a communications mast, reinforcing that mathematics supports sound real-world judgement.</w:t>
-            </w:r>
-          </w:p>
-          <w:p>
-            <w:pPr>
-              <w:spacing w:after="30" w:before="0"/>
-              <w:ind w:left="360" w:hanging="180"/>
-              <w:jc w:val="left"/>
-            </w:pPr>
-            <w:r>
-              <w:rPr>
-                <w:rFonts w:ascii="Arial" w:cs="Arial" w:eastAsia="Arial" w:hAnsi="Arial"/>
-                <w:b w:val="false"/>
-                <w:bCs w:val="false"/>
-                <w:i w:val="false"/>
-                <w:iCs w:val="false"/>
-                <w:color w:val="000000"/>
-                <w:sz w:val="18"/>
-                <w:szCs w:val="18"/>
-              </w:rPr>
-              <w:t xml:space="preserve">–  Safety and Security: the learner discusses how engineers and surveyors use angles of elevation and depression in constructing safe roads, bridges, and buildings in Kenya, appreciating the role of trigonometry in public safety.</w:t>
-            </w:r>
-          </w:p>
-        </w:tc>
-      </w:tr>
-      <w:tr>
-        <w:tc>
-          <w:tcPr>
-            <w:tcW w:type="dxa" w:w="3000"/>
-            <w:shd w:fill="D9EEF1" w:color="auto" w:val="clear"/>
-            <w:tcMar>
-              <w:top w:type="dxa" w:w="60"/>
-              <w:left w:type="dxa" w:w="120"/>
-              <w:bottom w:type="dxa" w:w="60"/>
-              <w:right w:type="dxa" w:w="120"/>
-            </w:tcMar>
-            <w:vAlign w:val="top"/>
-          </w:tcPr>
-          <w:p>
-            <w:pPr>
-              <w:spacing w:after="40" w:before="0"/>
-              <w:jc w:val="left"/>
-            </w:pPr>
-            <w:r>
-              <w:rPr>
-                <w:rFonts w:ascii="Arial" w:cs="Arial" w:eastAsia="Arial" w:hAnsi="Arial"/>
-                <w:b/>
-                <w:bCs/>
-                <w:i w:val="false"/>
-                <w:iCs w:val="false"/>
-                <w:color w:val="000000"/>
-                <w:sz w:val="18"/>
-                <w:szCs w:val="18"/>
-              </w:rPr>
-              <w:t xml:space="preserve">Career Connections</w:t>
-            </w:r>
-          </w:p>
-        </w:tc>
-        <w:tc>
-          <w:tcPr>
-            <w:tcW w:type="dxa" w:w="10680"/>
-            <w:shd w:fill="FFFFFF" w:color="auto" w:val="clear"/>
-            <w:tcMar>
-              <w:top w:type="dxa" w:w="60"/>
-              <w:left w:type="dxa" w:w="120"/>
-              <w:bottom w:type="dxa" w:w="60"/>
-              <w:right w:type="dxa" w:w="120"/>
-            </w:tcMar>
-            <w:vAlign w:val="top"/>
-          </w:tcPr>
-          <w:p>
-            <w:pPr>
-              <w:spacing w:after="30" w:before="0"/>
-              <w:ind w:left="360" w:hanging="180"/>
-              <w:jc w:val="left"/>
-            </w:pPr>
-            <w:r>
-              <w:rPr>
-                <w:rFonts w:ascii="Arial" w:cs="Arial" w:eastAsia="Arial" w:hAnsi="Arial"/>
-                <w:b w:val="false"/>
-                <w:bCs w:val="false"/>
-                <w:i w:val="false"/>
-                <w:iCs w:val="false"/>
-                <w:color w:val="000000"/>
-                <w:sz w:val="18"/>
-                <w:szCs w:val="18"/>
-              </w:rPr>
-              <w:t xml:space="preserve">–  Land Surveying and Geomatics: trigonometric ratios are the foundation of surveying — Kenyan land surveyors use angles of elevation and depression daily to measure distances, map terrain, and demarcate plots across counties.</w:t>
-            </w:r>
-          </w:p>
-          <w:p>
-            <w:pPr>
-              <w:spacing w:after="30" w:before="0"/>
-              <w:ind w:left="360" w:hanging="180"/>
-              <w:jc w:val="left"/>
-            </w:pPr>
-            <w:r>
-              <w:rPr>
-                <w:rFonts w:ascii="Arial" w:cs="Arial" w:eastAsia="Arial" w:hAnsi="Arial"/>
-                <w:b w:val="false"/>
-                <w:bCs w:val="false"/>
-                <w:i w:val="false"/>
-                <w:iCs w:val="false"/>
-                <w:color w:val="000000"/>
-                <w:sz w:val="18"/>
-                <w:szCs w:val="18"/>
-              </w:rPr>
-              <w:t xml:space="preserve">–  Civil and Structural Engineering: engineers designing bridges over the Tana River, roads through the Aberdare Ranges, or buildings in Nairobi's CBD rely on trigonometry to calculate slopes, load angles, and structural dimensions.</w:t>
-            </w:r>
-          </w:p>
-          <w:p>
-            <w:pPr>
-              <w:spacing w:after="30" w:before="0"/>
-              <w:ind w:left="360" w:hanging="180"/>
-              <w:jc w:val="left"/>
-            </w:pPr>
-            <w:r>
-              <w:rPr>
-                <w:rFonts w:ascii="Arial" w:cs="Arial" w:eastAsia="Arial" w:hAnsi="Arial"/>
-                <w:b w:val="false"/>
-                <w:bCs w:val="false"/>
-                <w:i w:val="false"/>
-                <w:iCs w:val="false"/>
-                <w:color w:val="000000"/>
-                <w:sz w:val="18"/>
-                <w:szCs w:val="18"/>
-              </w:rPr>
-              <w:t xml:space="preserve">–  Architecture: Kenyan architects use trigonometric ratios when designing roof pitches, ramps, and staircases to meet safety standards and aesthetic requirements.</w:t>
-            </w:r>
-          </w:p>
-          <w:p>
-            <w:pPr>
-              <w:spacing w:after="30" w:before="0"/>
-              <w:ind w:left="360" w:hanging="180"/>
-              <w:jc w:val="left"/>
-            </w:pPr>
-            <w:r>
-              <w:rPr>
-                <w:rFonts w:ascii="Arial" w:cs="Arial" w:eastAsia="Arial" w:hAnsi="Arial"/>
-                <w:b w:val="false"/>
-                <w:bCs w:val="false"/>
-                <w:i w:val="false"/>
-                <w:iCs w:val="false"/>
-                <w:color w:val="000000"/>
-                <w:sz w:val="18"/>
-                <w:szCs w:val="18"/>
-              </w:rPr>
-              <w:t xml:space="preserve">–  Navigation and Aviation: pilots and maritime navigators operating out of Jomo Kenyatta International Airport or the Port of Mombasa use angles of elevation and depression together with trigonometric ratios for flight path calculations and docking manoeuvres.</w:t>
-            </w:r>
-          </w:p>
-          <w:p>
-            <w:pPr>
-              <w:spacing w:after="30" w:before="0"/>
-              <w:ind w:left="360" w:hanging="180"/>
-              <w:jc w:val="left"/>
-            </w:pPr>
-            <w:r>
-              <w:rPr>
-                <w:rFonts w:ascii="Arial" w:cs="Arial" w:eastAsia="Arial" w:hAnsi="Arial"/>
-                <w:b w:val="false"/>
-                <w:bCs w:val="false"/>
-                <w:i w:val="false"/>
-                <w:iCs w:val="false"/>
-                <w:color w:val="000000"/>
-                <w:sz w:val="18"/>
-                <w:szCs w:val="18"/>
-              </w:rPr>
-              <w:t xml:space="preserve">–  Astronomy and Meteorology: scientists at the Kenya Meteorological Department use angular measurements and trigonometry to track weather balloons, satellite dishes, and solar panel inclinations.</w:t>
-            </w:r>
-          </w:p>
-          <w:p>
-            <w:pPr>
-              <w:spacing w:after="30" w:before="0"/>
-              <w:ind w:left="360" w:hanging="180"/>
-              <w:jc w:val="left"/>
-            </w:pPr>
-            <w:r>
-              <w:rPr>
-                <w:rFonts w:ascii="Arial" w:cs="Arial" w:eastAsia="Arial" w:hAnsi="Arial"/>
-                <w:b w:val="false"/>
-                <w:bCs w:val="false"/>
-                <w:i w:val="false"/>
-                <w:iCs w:val="false"/>
-                <w:color w:val="000000"/>
-                <w:sz w:val="18"/>
-                <w:szCs w:val="18"/>
-              </w:rPr>
-              <w:t xml:space="preserve">–  Teaching and Education: mathematics teachers across Kenya's 47 counties require deep understanding of trigonometry to effectively deliver the CBC curriculum at Senior School level.</w:t>
-            </w:r>
-          </w:p>
-        </w:tc>
-      </w:tr>
-      <w:tr>
-        <w:tc>
-          <w:tcPr>
-            <w:tcW w:type="dxa" w:w="3000"/>
-            <w:shd w:fill="D5E8F0" w:color="auto" w:val="clear"/>
-            <w:tcMar>
-              <w:top w:type="dxa" w:w="60"/>
-              <w:left w:type="dxa" w:w="120"/>
-              <w:bottom w:type="dxa" w:w="60"/>
-              <w:right w:type="dxa" w:w="120"/>
-            </w:tcMar>
-            <w:vAlign w:val="top"/>
-          </w:tcPr>
-          <w:p>
-            <w:pPr>
-              <w:spacing w:after="40" w:before="0"/>
-              <w:jc w:val="left"/>
-            </w:pPr>
-            <w:r>
-              <w:rPr>
-                <w:rFonts w:ascii="Arial" w:cs="Arial" w:eastAsia="Arial" w:hAnsi="Arial"/>
-                <w:b/>
-                <w:bCs/>
-                <w:i w:val="false"/>
-                <w:iCs w:val="false"/>
-                <w:color w:val="000000"/>
-                <w:sz w:val="18"/>
-                <w:szCs w:val="18"/>
-              </w:rPr>
-              <w:t xml:space="preserve">Focus for Lessons</w:t>
-            </w:r>
-          </w:p>
-        </w:tc>
-        <w:tc>
-          <w:tcPr>
-            <w:tcW w:type="dxa" w:w="10680"/>
-            <w:shd w:fill="FFFFFF" w:color="auto" w:val="clear"/>
-            <w:tcMar>
-              <w:top w:type="dxa" w:w="60"/>
-              <w:left w:type="dxa" w:w="120"/>
-              <w:bottom w:type="dxa" w:w="60"/>
-              <w:right w:type="dxa" w:w="120"/>
-            </w:tcMar>
-            <w:vAlign w:val="top"/>
-          </w:tcPr>
-          <w:p>
-            <w:pPr>
-              <w:spacing w:after="40" w:before="0"/>
-              <w:jc w:val="left"/>
-            </w:pPr>
-            <w:r>
-              <w:rPr>
-                <w:rFonts w:ascii="Arial" w:cs="Arial" w:eastAsia="Arial" w:hAnsi="Arial"/>
-                <w:b w:val="false"/>
-                <w:bCs w:val="false"/>
-                <w:i w:val="false"/>
-                <w:iCs w:val="false"/>
-                <w:color w:val="000000"/>
-                <w:sz w:val="18"/>
-                <w:szCs w:val="18"/>
-              </w:rPr>
-              <w:t xml:space="preserve">This unit introduces learners to the foundational concepts of trigonometry through the lens of a compelling real-life anchoring phenomenon: estimating the height of tall structures and natural features without direct measurement. Over 8 lessons, learners progress from constructing and naming the trigonometric ratios of acute angles, through discovering the elegant relationships between complementary angles and special angles, to confidently applying sine, cosine, and tangent in solving angles of elevation and depression problems drawn from Kenyan contexts such as flag poles in school compounds, communication masts in rural counties, and the slopes of Mt. Kenya. The pedagogical approach emphasises hands-on triangle construction, collaborative group inquiry, use of mathematical tables and calculators, and sense-making discussions that connect abstract ratios to visible, puzzling real-world situations.</w:t>
-            </w:r>
-          </w:p>
-        </w:tc>
-      </w:tr>
-      <w:tr>
-        <w:tc>
-          <w:tcPr>
-            <w:tcW w:type="dxa" w:w="3000"/>
-            <w:shd w:fill="EAD1F5" w:color="auto" w:val="clear"/>
-            <w:tcMar>
-              <w:top w:type="dxa" w:w="60"/>
-              <w:left w:type="dxa" w:w="120"/>
-              <w:bottom w:type="dxa" w:w="60"/>
-              <w:right w:type="dxa" w:w="120"/>
-            </w:tcMar>
-            <w:vAlign w:val="top"/>
-          </w:tcPr>
-          <w:p>
-            <w:pPr>
-              <w:spacing w:after="40" w:before="0"/>
-              <w:jc w:val="left"/>
-            </w:pPr>
-            <w:r>
-              <w:rPr>
-                <w:rFonts w:ascii="Arial" w:cs="Arial" w:eastAsia="Arial" w:hAnsi="Arial"/>
-                <w:b/>
-                <w:bCs/>
-                <w:i w:val="false"/>
-                <w:iCs w:val="false"/>
-                <w:color w:val="000000"/>
-                <w:sz w:val="18"/>
-                <w:szCs w:val="18"/>
-              </w:rPr>
-              <w:t xml:space="preserve">Driving Question / Key Inquiry Questions</w:t>
-            </w:r>
-          </w:p>
-        </w:tc>
-        <w:tc>
-          <w:tcPr>
-            <w:tcW w:type="dxa" w:w="10680"/>
-            <w:shd w:fill="FFFFFF" w:color="auto" w:val="clear"/>
-            <w:tcMar>
-              <w:top w:type="dxa" w:w="60"/>
-              <w:left w:type="dxa" w:w="120"/>
-              <w:bottom w:type="dxa" w:w="60"/>
-              <w:right w:type="dxa" w:w="120"/>
-            </w:tcMar>
-            <w:vAlign w:val="top"/>
-          </w:tcPr>
-          <w:p>
-            <w:pPr>
-              <w:spacing w:after="40" w:before="0"/>
-              <w:jc w:val="left"/>
-            </w:pPr>
-            <w:r>
-              <w:rPr>
-                <w:rFonts w:ascii="Arial" w:cs="Arial" w:eastAsia="Arial" w:hAnsi="Arial"/>
-                <w:b w:val="false"/>
-                <w:bCs w:val="false"/>
-                <w:i w:val="false"/>
-                <w:iCs w:val="false"/>
-                <w:color w:val="000000"/>
-                <w:sz w:val="18"/>
-                <w:szCs w:val="18"/>
-              </w:rPr>
-              <w:t xml:space="preserve">DRIVING QUESTION: How can we use the angles and one side of a right-angled triangle to find any unknown height or distance — and how does this help Kenyans solve real problems in construction, surveying, and everyday life?</w:t>
-            </w:r>
-          </w:p>
-          <w:p>
-            <w:pPr>
-              <w:spacing w:after="40" w:before="0"/>
-              <w:jc w:val="left"/>
-            </w:pPr>
-            <w:r>
-              <w:rPr>
-                <w:rFonts w:ascii="Arial" w:cs="Arial" w:eastAsia="Arial" w:hAnsi="Arial"/>
-                <w:b w:val="false"/>
-                <w:bCs w:val="false"/>
-                <w:i w:val="false"/>
-                <w:iCs w:val="false"/>
-                <w:color w:val="000000"/>
-                <w:sz w:val="18"/>
-                <w:szCs w:val="18"/>
-              </w:rPr>
-              <w:t xml:space="preserve"/>
-            </w:r>
-          </w:p>
-          <w:p>
-            <w:pPr>
-              <w:spacing w:after="40" w:before="0"/>
-              <w:jc w:val="left"/>
-            </w:pPr>
-            <w:r>
-              <w:rPr>
-                <w:rFonts w:ascii="Arial" w:cs="Arial" w:eastAsia="Arial" w:hAnsi="Arial"/>
-                <w:b w:val="false"/>
-                <w:bCs w:val="false"/>
-                <w:i w:val="false"/>
-                <w:iCs w:val="false"/>
-                <w:color w:val="000000"/>
-                <w:sz w:val="18"/>
-                <w:szCs w:val="18"/>
-              </w:rPr>
-              <w:t xml:space="preserve">KICD KEY INQUIRY QUESTIONS:</w:t>
-            </w:r>
-          </w:p>
-          <w:p>
-            <w:pPr>
-              <w:spacing w:after="40" w:before="0"/>
-              <w:jc w:val="left"/>
-            </w:pPr>
-            <w:r>
-              <w:rPr>
-                <w:rFonts w:ascii="Arial" w:cs="Arial" w:eastAsia="Arial" w:hAnsi="Arial"/>
-                <w:b w:val="false"/>
-                <w:bCs w:val="false"/>
-                <w:i w:val="false"/>
-                <w:iCs w:val="false"/>
-                <w:color w:val="000000"/>
-                <w:sz w:val="18"/>
-                <w:szCs w:val="18"/>
-              </w:rPr>
-              <w:t xml:space="preserve">1. What is trigonometry?</w:t>
-            </w:r>
-          </w:p>
-          <w:p>
-            <w:pPr>
-              <w:spacing w:after="40" w:before="0"/>
-              <w:jc w:val="left"/>
-            </w:pPr>
-            <w:r>
-              <w:rPr>
-                <w:rFonts w:ascii="Arial" w:cs="Arial" w:eastAsia="Arial" w:hAnsi="Arial"/>
-                <w:b w:val="false"/>
-                <w:bCs w:val="false"/>
-                <w:i w:val="false"/>
-                <w:iCs w:val="false"/>
-                <w:color w:val="000000"/>
-                <w:sz w:val="18"/>
-                <w:szCs w:val="18"/>
-              </w:rPr>
-              <w:t xml:space="preserve">2. How do we use trigonometry in real-life situations?</w:t>
-            </w:r>
-          </w:p>
-        </w:tc>
-      </w:tr>
-      <w:tr>
-        <w:tc>
-          <w:tcPr>
-            <w:tcW w:type="dxa" w:w="3000"/>
-            <w:shd w:fill="EAD1F5" w:color="auto" w:val="clear"/>
-            <w:tcMar>
-              <w:top w:type="dxa" w:w="60"/>
-              <w:left w:type="dxa" w:w="120"/>
-              <w:bottom w:type="dxa" w:w="60"/>
-              <w:right w:type="dxa" w:w="120"/>
-            </w:tcMar>
-            <w:vAlign w:val="top"/>
-          </w:tcPr>
-          <w:p>
-            <w:pPr>
-              <w:spacing w:after="40" w:before="0"/>
-              <w:jc w:val="left"/>
-            </w:pPr>
-            <w:r>
-              <w:rPr>
-                <w:rFonts w:ascii="Arial" w:cs="Arial" w:eastAsia="Arial" w:hAnsi="Arial"/>
-                <w:b/>
-                <w:bCs/>
-                <w:i w:val="false"/>
-                <w:iCs w:val="false"/>
-                <w:color w:val="000000"/>
-                <w:sz w:val="18"/>
-                <w:szCs w:val="18"/>
-              </w:rPr>
-              <w:t xml:space="preserve">Anchoring Phenomenon</w:t>
-            </w:r>
-          </w:p>
-        </w:tc>
-        <w:tc>
-          <w:tcPr>
-            <w:tcW w:type="dxa" w:w="10680"/>
-            <w:shd w:fill="FFFFFF" w:color="auto" w:val="clear"/>
-            <w:tcMar>
-              <w:top w:type="dxa" w:w="60"/>
-              <w:left w:type="dxa" w:w="120"/>
-              <w:bottom w:type="dxa" w:w="60"/>
-              <w:right w:type="dxa" w:w="120"/>
-            </w:tcMar>
-            <w:vAlign w:val="top"/>
-          </w:tcPr>
-          <w:p>
-            <w:pPr>
-              <w:spacing w:after="40" w:before="0"/>
-              <w:jc w:val="left"/>
-            </w:pPr>
-            <w:r>
-              <w:rPr>
-                <w:rFonts w:ascii="Arial" w:cs="Arial" w:eastAsia="Arial" w:hAnsi="Arial"/>
-                <w:b w:val="false"/>
-                <w:bCs w:val="false"/>
-                <w:i w:val="false"/>
-                <w:iCs w:val="false"/>
-                <w:color w:val="000000"/>
-                <w:sz w:val="18"/>
-                <w:szCs w:val="18"/>
-              </w:rPr>
-              <w:t xml:space="preserve">ANCHORING PHENOMENON — "How tall is that mast … and can we find out without climbing it?"</w:t>
-            </w:r>
-          </w:p>
-          <w:p>
-            <w:pPr>
-              <w:spacing w:after="40" w:before="0"/>
-              <w:jc w:val="left"/>
-            </w:pPr>
-            <w:r>
-              <w:rPr>
-                <w:rFonts w:ascii="Arial" w:cs="Arial" w:eastAsia="Arial" w:hAnsi="Arial"/>
-                <w:b w:val="false"/>
-                <w:bCs w:val="false"/>
-                <w:i w:val="false"/>
-                <w:iCs w:val="false"/>
-                <w:color w:val="000000"/>
-                <w:sz w:val="18"/>
-                <w:szCs w:val="18"/>
-              </w:rPr>
-              <w:t xml:space="preserve"/>
-            </w:r>
-          </w:p>
-          <w:p>
-            <w:pPr>
-              <w:spacing w:after="40" w:before="0"/>
-              <w:jc w:val="left"/>
-            </w:pPr>
-            <w:r>
-              <w:rPr>
-                <w:rFonts w:ascii="Arial" w:cs="Arial" w:eastAsia="Arial" w:hAnsi="Arial"/>
-                <w:b w:val="false"/>
-                <w:bCs w:val="false"/>
-                <w:i w:val="false"/>
-                <w:iCs w:val="false"/>
-                <w:color w:val="000000"/>
-                <w:sz w:val="18"/>
-                <w:szCs w:val="18"/>
-              </w:rPr>
-              <w:t xml:space="preserve">At the start of the unit, the teacher projects or displays a photograph of a Kenya Power electricity transmission tower (or a mobile phone mast) standing near a school in Nakuru County. Students are told that the base of the mast is accessible, but the top is obviously unreachable. A student standing 40 m from the base looks up and estimates the angle to the top is roughly 50°. The class is asked: "Using only that horizontal distance and that angle, can we calculate how tall the mast is — without ladders, drones, or guessing?"</w:t>
-            </w:r>
-          </w:p>
-          <w:p>
-            <w:pPr>
-              <w:spacing w:after="40" w:before="0"/>
-              <w:jc w:val="left"/>
-            </w:pPr>
-            <w:r>
-              <w:rPr>
-                <w:rFonts w:ascii="Arial" w:cs="Arial" w:eastAsia="Arial" w:hAnsi="Arial"/>
-                <w:b w:val="false"/>
-                <w:bCs w:val="false"/>
-                <w:i w:val="false"/>
-                <w:iCs w:val="false"/>
-                <w:color w:val="000000"/>
-                <w:sz w:val="18"/>
-                <w:szCs w:val="18"/>
-              </w:rPr>
-              <w:t xml:space="preserve"/>
-            </w:r>
-          </w:p>
-          <w:p>
-            <w:pPr>
-              <w:spacing w:after="40" w:before="0"/>
-              <w:jc w:val="left"/>
-            </w:pPr>
-            <w:r>
-              <w:rPr>
-                <w:rFonts w:ascii="Arial" w:cs="Arial" w:eastAsia="Arial" w:hAnsi="Arial"/>
-                <w:b w:val="false"/>
-                <w:bCs w:val="false"/>
-                <w:i w:val="false"/>
-                <w:iCs w:val="false"/>
-                <w:color w:val="000000"/>
-                <w:sz w:val="18"/>
-                <w:szCs w:val="18"/>
-              </w:rPr>
-              <w:t xml:space="preserve">This is genuinely puzzling because students at Grade 10 entry have strong algebra and geometry skills, yet they have no tool that links an angle to a ratio of sides. They know Pythagoras relates sides to sides, but here only one side and one angle are known. The phenomenon creates an authentic knowledge gap — a need for a new mathematical tool — that trigonometric ratios precisely fill. Throughout the unit, every new concept (sine, cosine, tangent; complementary angles; special angles; elevation and depression) is explicitly connected back to solving this and similar height-and-distance problems across Kenya.</w:t>
-            </w:r>
-          </w:p>
-        </w:tc>
-      </w:tr>
-      <w:tr>
-        <w:tc>
-          <w:tcPr>
-            <w:tcW w:type="dxa" w:w="3000"/>
-            <w:shd w:fill="D9EEF1" w:color="auto" w:val="clear"/>
-            <w:tcMar>
-              <w:top w:type="dxa" w:w="60"/>
-              <w:left w:type="dxa" w:w="120"/>
-              <w:bottom w:type="dxa" w:w="60"/>
-              <w:right w:type="dxa" w:w="120"/>
-            </w:tcMar>
-            <w:vAlign w:val="top"/>
-          </w:tcPr>
-          <w:p>
-            <w:pPr>
-              <w:spacing w:after="40" w:before="0"/>
-              <w:jc w:val="left"/>
-            </w:pPr>
-            <w:r>
-              <w:rPr>
-                <w:rFonts w:ascii="Arial" w:cs="Arial" w:eastAsia="Arial" w:hAnsi="Arial"/>
-                <w:b/>
-                <w:bCs/>
-                <w:i w:val="false"/>
-                <w:iCs w:val="false"/>
-                <w:color w:val="000000"/>
-                <w:sz w:val="18"/>
-                <w:szCs w:val="18"/>
-              </w:rPr>
-              <w:t xml:space="preserve">Storyline Thread</w:t>
-            </w:r>
-          </w:p>
-        </w:tc>
-        <w:tc>
-          <w:tcPr>
-            <w:tcW w:type="dxa" w:w="10680"/>
-            <w:shd w:fill="FFFFFF" w:color="auto" w:val="clear"/>
-            <w:tcMar>
-              <w:top w:type="dxa" w:w="60"/>
-              <w:left w:type="dxa" w:w="120"/>
-              <w:bottom w:type="dxa" w:w="60"/>
-              <w:right w:type="dxa" w:w="120"/>
-            </w:tcMar>
-            <w:vAlign w:val="top"/>
-          </w:tcPr>
-          <w:p>
-            <w:pPr>
-              <w:spacing w:after="40" w:before="0"/>
-              <w:jc w:val="left"/>
-            </w:pPr>
-            <w:r>
-              <w:rPr>
-                <w:rFonts w:ascii="Arial" w:cs="Arial" w:eastAsia="Arial" w:hAnsi="Arial"/>
-                <w:b w:val="false"/>
-                <w:bCs w:val="false"/>
-                <w:i w:val="false"/>
-                <w:iCs w:val="false"/>
-                <w:color w:val="000000"/>
-                <w:sz w:val="18"/>
-                <w:szCs w:val="18"/>
-              </w:rPr>
-              <w:t xml:space="preserve">Lesson 1 — Noticing the Phenomenon &amp; Building the Need: Teacher presents the Kenya Power mast photograph and poses the driving question. Students attempt (and struggle) to find the mast height with only algebra — revealing the knowledge gap. Learners identify right-angled triangle shapes from the classroom and school environment (roof trusses, ramps, staircases). Groups draw right-angled triangles of different sizes with the same acute angle and measure the three sides, recording opposite, adjacent, and hypotenuse. They notice the ratios of pairs of sides stay constant for a fixed angle — sparking curiosity about what these ratios mean.</w:t>
-            </w:r>
-          </w:p>
-          <w:p>
-            <w:pPr>
-              <w:spacing w:after="40" w:before="0"/>
-              <w:jc w:val="left"/>
-            </w:pPr>
-            <w:r>
-              <w:rPr>
-                <w:rFonts w:ascii="Arial" w:cs="Arial" w:eastAsia="Arial" w:hAnsi="Arial"/>
-                <w:b w:val="false"/>
-                <w:bCs w:val="false"/>
-                <w:i w:val="false"/>
-                <w:iCs w:val="false"/>
-                <w:color w:val="000000"/>
-                <w:sz w:val="18"/>
-                <w:szCs w:val="18"/>
-              </w:rPr>
-              <w:t xml:space="preserve"/>
-            </w:r>
-          </w:p>
-          <w:p>
-            <w:pPr>
-              <w:spacing w:after="40" w:before="0"/>
-              <w:jc w:val="left"/>
-            </w:pPr>
-            <w:r>
-              <w:rPr>
-                <w:rFonts w:ascii="Arial" w:cs="Arial" w:eastAsia="Arial" w:hAnsi="Arial"/>
-                <w:b w:val="false"/>
-                <w:bCs w:val="false"/>
-                <w:i w:val="false"/>
-                <w:iCs w:val="false"/>
-                <w:color w:val="000000"/>
-                <w:sz w:val="18"/>
-                <w:szCs w:val="18"/>
-              </w:rPr>
-              <w:t xml:space="preserve">Lesson 2 — Defining Sine, Cosine, and Tangent: Learners formally define sin θ = opposite/hypotenuse, cos θ = adjacent/hypotenuse, and tan θ = opposite/adjacent using their triangles from Lesson 1. They practise labelling sides relative to different angles in the same triangle. Introduction of mathematical tables: learners use trigonometric tables to find sin, cos, and tan for given acute angles and back-calculate angles from given ratios. Calculators are also introduced as a checking tool. Groups calculate the sine, cosine, and tangent of several angles and record results in a class table on the board.</w:t>
-            </w:r>
-          </w:p>
-          <w:p>
-            <w:pPr>
-              <w:spacing w:after="40" w:before="0"/>
-              <w:jc w:val="left"/>
-            </w:pPr>
-            <w:r>
-              <w:rPr>
-                <w:rFonts w:ascii="Arial" w:cs="Arial" w:eastAsia="Arial" w:hAnsi="Arial"/>
-                <w:b w:val="false"/>
-                <w:bCs w:val="false"/>
-                <w:i w:val="false"/>
-                <w:iCs w:val="false"/>
-                <w:color w:val="000000"/>
-                <w:sz w:val="18"/>
-                <w:szCs w:val="18"/>
-              </w:rPr>
-              <w:t xml:space="preserve"/>
-            </w:r>
-          </w:p>
-          <w:p>
-            <w:pPr>
-              <w:spacing w:after="40" w:before="0"/>
-              <w:jc w:val="left"/>
-            </w:pPr>
-            <w:r>
-              <w:rPr>
-                <w:rFonts w:ascii="Arial" w:cs="Arial" w:eastAsia="Arial" w:hAnsi="Arial"/>
-                <w:b w:val="false"/>
-                <w:bCs w:val="false"/>
-                <w:i w:val="false"/>
-                <w:iCs w:val="false"/>
-                <w:color w:val="000000"/>
-                <w:sz w:val="18"/>
-                <w:szCs w:val="18"/>
-              </w:rPr>
-              <w:t xml:space="preserve">Lesson 3 — Complementary Angles (sin θ = cos(90° − θ)): Learners generate a table of complementary angle pairs (e.g., 30° &amp; 60°, 25° &amp; 65°, 42° &amp; 48°) and record their sines and cosines from mathematical tables. They notice and articulate the pattern: sin θ = cos(90° − θ) and cos θ = sin(90° − θ). Teacher guides a geometric proof using a single right-angled triangle viewed from both acute angles. Learners practise applying the relationship to simplify expressions and solve for unknown angles.</w:t>
-            </w:r>
-          </w:p>
-          <w:p>
-            <w:pPr>
-              <w:spacing w:after="40" w:before="0"/>
-              <w:jc w:val="left"/>
-            </w:pPr>
-            <w:r>
-              <w:rPr>
-                <w:rFonts w:ascii="Arial" w:cs="Arial" w:eastAsia="Arial" w:hAnsi="Arial"/>
-                <w:b w:val="false"/>
-                <w:bCs w:val="false"/>
-                <w:i w:val="false"/>
-                <w:iCs w:val="false"/>
-                <w:color w:val="000000"/>
-                <w:sz w:val="18"/>
-                <w:szCs w:val="18"/>
-              </w:rPr>
-              <w:t xml:space="preserve"/>
-            </w:r>
-          </w:p>
-          <w:p>
-            <w:pPr>
-              <w:spacing w:after="40" w:before="0"/>
-              <w:jc w:val="left"/>
-            </w:pPr>
-            <w:r>
-              <w:rPr>
-                <w:rFonts w:ascii="Arial" w:cs="Arial" w:eastAsia="Arial" w:hAnsi="Arial"/>
-                <w:b w:val="false"/>
-                <w:bCs w:val="false"/>
-                <w:i w:val="false"/>
-                <w:iCs w:val="false"/>
-                <w:color w:val="000000"/>
-                <w:sz w:val="18"/>
-                <w:szCs w:val="18"/>
-              </w:rPr>
-              <w:t xml:space="preserve">Lesson 4 — Relationship Between sin, cos, and tan: Learners use the values in their table from Lesson 2 to compute sin θ / cos θ for multiple angles and compare the result with the recorded tan θ values — discovering tan θ = sin θ / cos θ. Teacher formalises the identity. Learners practise using the identity to find a missing ratio when two are known and to verify calculator outputs. Short class activity: given sin θ = 3/5, find cos θ and tan θ without a calculator.</w:t>
-            </w:r>
-          </w:p>
-          <w:p>
-            <w:pPr>
-              <w:spacing w:after="40" w:before="0"/>
-              <w:jc w:val="left"/>
-            </w:pPr>
-            <w:r>
-              <w:rPr>
-                <w:rFonts w:ascii="Arial" w:cs="Arial" w:eastAsia="Arial" w:hAnsi="Arial"/>
-                <w:b w:val="false"/>
-                <w:bCs w:val="false"/>
-                <w:i w:val="false"/>
-                <w:iCs w:val="false"/>
-                <w:color w:val="000000"/>
-                <w:sz w:val="18"/>
-                <w:szCs w:val="18"/>
-              </w:rPr>
-              <w:t xml:space="preserve"/>
-            </w:r>
-          </w:p>
-          <w:p>
-            <w:pPr>
-              <w:spacing w:after="40" w:before="0"/>
-              <w:jc w:val="left"/>
-            </w:pPr>
-            <w:r>
-              <w:rPr>
-                <w:rFonts w:ascii="Arial" w:cs="Arial" w:eastAsia="Arial" w:hAnsi="Arial"/>
-                <w:b w:val="false"/>
-                <w:bCs w:val="false"/>
-                <w:i w:val="false"/>
-                <w:iCs w:val="false"/>
-                <w:color w:val="000000"/>
-                <w:sz w:val="18"/>
-                <w:szCs w:val="18"/>
-              </w:rPr>
-              <w:t xml:space="preserve">Lesson 5 — Trigonometric Ratios of Special Angles (45° and 30°/60°): Learners construct an isosceles right-angled triangle with legs of 1 unit to derive sin 45° = cos 45° = 1/√2 and tan 45° = 1. They then construct an equilateral triangle with side 2 units, bisect it to form two 30°-60°-90° triangles, and derive sin 30° = cos 60° = 1/2, sin 60° = cos 30° = √3/2, tan 30° = 1/√3, and tan 60° = √3. For 90° and 0°, learners use limit arguments with their tables. Groups compile a special-angles reference card in Kenyan flag colours.</w:t>
-            </w:r>
-          </w:p>
-          <w:p>
-            <w:pPr>
-              <w:spacing w:after="40" w:before="0"/>
-              <w:jc w:val="left"/>
-            </w:pPr>
-            <w:r>
-              <w:rPr>
-                <w:rFonts w:ascii="Arial" w:cs="Arial" w:eastAsia="Arial" w:hAnsi="Arial"/>
-                <w:b w:val="false"/>
-                <w:bCs w:val="false"/>
-                <w:i w:val="false"/>
-                <w:iCs w:val="false"/>
-                <w:color w:val="000000"/>
-                <w:sz w:val="18"/>
-                <w:szCs w:val="18"/>
-              </w:rPr>
-              <w:t xml:space="preserve"/>
-            </w:r>
-          </w:p>
-          <w:p>
-            <w:pPr>
-              <w:spacing w:after="40" w:before="0"/>
-              <w:jc w:val="left"/>
-            </w:pPr>
-            <w:r>
-              <w:rPr>
-                <w:rFonts w:ascii="Arial" w:cs="Arial" w:eastAsia="Arial" w:hAnsi="Arial"/>
-                <w:b w:val="false"/>
-                <w:bCs w:val="false"/>
-                <w:i w:val="false"/>
-                <w:iCs w:val="false"/>
-                <w:color w:val="000000"/>
-                <w:sz w:val="18"/>
-                <w:szCs w:val="18"/>
-              </w:rPr>
-              <w:t xml:space="preserve">Lesson 6 — Solving Right-Angled Triangles Using Trigonometric Ratios: Learners apply all three ratios (and the special angles) to solve for unknown sides and angles in right-angled triangles set in Kenyan contexts — e.g., a ramp at a Kisumu hospital, a sloped road in Kericho tea plantation, a telecommunications tower in Garissa. Emphasis on choosing the correct ratio (SOH-CAH-TOA), showing clear working, and interpreting answers in context. Pairs check each other's solutions and discuss errors.</w:t>
-            </w:r>
-          </w:p>
-          <w:p>
-            <w:pPr>
-              <w:spacing w:after="40" w:before="0"/>
-              <w:jc w:val="left"/>
-            </w:pPr>
-            <w:r>
-              <w:rPr>
-                <w:rFonts w:ascii="Arial" w:cs="Arial" w:eastAsia="Arial" w:hAnsi="Arial"/>
-                <w:b w:val="false"/>
-                <w:bCs w:val="false"/>
-                <w:i w:val="false"/>
-                <w:iCs w:val="false"/>
-                <w:color w:val="000000"/>
-                <w:sz w:val="18"/>
-                <w:szCs w:val="18"/>
-              </w:rPr>
-              <w:t xml:space="preserve"/>
-            </w:r>
-          </w:p>
-          <w:p>
-            <w:pPr>
-              <w:spacing w:after="40" w:before="0"/>
-              <w:jc w:val="left"/>
-            </w:pPr>
-            <w:r>
-              <w:rPr>
-                <w:rFonts w:ascii="Arial" w:cs="Arial" w:eastAsia="Arial" w:hAnsi="Arial"/>
-                <w:b w:val="false"/>
-                <w:bCs w:val="false"/>
-                <w:i w:val="false"/>
-                <w:iCs w:val="false"/>
-                <w:color w:val="000000"/>
-                <w:sz w:val="18"/>
-                <w:szCs w:val="18"/>
-              </w:rPr>
-              <w:t xml:space="preserve">Lesson 7 — Angles of Elevation and Depression: Teacher uses the mast photograph (anchoring phenomenon) and the Mombasa cliff supporting phenomenon. Learners define angle of elevation (measured upward from horizontal) and angle of depression (measured downward from horizontal) with diagrams. Step-by-step method for setting up and solving elevation/depression problems is developed collaboratively. Learners solve a set of graded problems: flag pole shadow in Nairobi, height of a building seen from across a Kisumu street, distance of a boat from the Fort Jesus cliff. Groups present solutions explaining each step.</w:t>
-            </w:r>
-          </w:p>
-          <w:p>
-            <w:pPr>
-              <w:spacing w:after="40" w:before="0"/>
-              <w:jc w:val="left"/>
-            </w:pPr>
-            <w:r>
-              <w:rPr>
-                <w:rFonts w:ascii="Arial" w:cs="Arial" w:eastAsia="Arial" w:hAnsi="Arial"/>
-                <w:b w:val="false"/>
-                <w:bCs w:val="false"/>
-                <w:i w:val="false"/>
-                <w:iCs w:val="false"/>
-                <w:color w:val="000000"/>
-                <w:sz w:val="18"/>
-                <w:szCs w:val="18"/>
-              </w:rPr>
-              <w:t xml:space="preserve"/>
-            </w:r>
-          </w:p>
-          <w:p>
-            <w:pPr>
-              <w:spacing w:after="40" w:before="0"/>
-              <w:jc w:val="left"/>
-            </w:pPr>
-            <w:r>
-              <w:rPr>
-                <w:rFonts w:ascii="Arial" w:cs="Arial" w:eastAsia="Arial" w:hAnsi="Arial"/>
-                <w:b w:val="false"/>
-                <w:bCs w:val="false"/>
-                <w:i w:val="false"/>
-                <w:iCs w:val="false"/>
-                <w:color w:val="000000"/>
-                <w:sz w:val="18"/>
-                <w:szCs w:val="18"/>
-              </w:rPr>
-              <w:t xml:space="preserve">Lesson 8 — Synthesis, Real-Life Applications, and DQB Review: Learners revisit the anchoring phenomenon and calculate the height of the Kenya Power mast (40 m base, 50° elevation angle) — experiencing the satisfaction of solving the original puzzle. Class updates the Driving Question Board, identifying which questions have been answered and which open questions remain. Learners reflect in writing on one real-life profession in Kenya that uses trigonometry and how. Assessment activity: each learner independently solves a multi-step problem involving both an angle of elevation and an angle of depression, set on the shores of Lake Victoria.</w:t>
-            </w:r>
-          </w:p>
-        </w:tc>
-      </w:tr>
-      <w:tr>
-        <w:tc>
-          <w:tcPr>
-            <w:tcW w:type="dxa" w:w="3000"/>
-            <w:shd w:fill="EAD1F5" w:color="auto" w:val="clear"/>
-            <w:tcMar>
-              <w:top w:type="dxa" w:w="60"/>
-              <w:left w:type="dxa" w:w="120"/>
-              <w:bottom w:type="dxa" w:w="60"/>
-              <w:right w:type="dxa" w:w="120"/>
-            </w:tcMar>
-            <w:vAlign w:val="top"/>
-          </w:tcPr>
-          <w:p>
-            <w:pPr>
-              <w:spacing w:after="40" w:before="0"/>
-              <w:jc w:val="left"/>
-            </w:pPr>
-            <w:r>
-              <w:rPr>
-                <w:rFonts w:ascii="Arial" w:cs="Arial" w:eastAsia="Arial" w:hAnsi="Arial"/>
-                <w:b/>
-                <w:bCs/>
-                <w:i w:val="false"/>
-                <w:iCs w:val="false"/>
-                <w:color w:val="000000"/>
-                <w:sz w:val="18"/>
-                <w:szCs w:val="18"/>
-              </w:rPr>
-              <w:t xml:space="preserve">Supporting Phenomena</w:t>
-            </w:r>
-          </w:p>
-        </w:tc>
-        <w:tc>
-          <w:tcPr>
-            <w:tcW w:type="dxa" w:w="10680"/>
-            <w:shd w:fill="FFFFFF" w:color="auto" w:val="clear"/>
-            <w:tcMar>
-              <w:top w:type="dxa" w:w="60"/>
-              <w:left w:type="dxa" w:w="120"/>
-              <w:bottom w:type="dxa" w:w="60"/>
-              <w:right w:type="dxa" w:w="120"/>
-            </w:tcMar>
-            <w:vAlign w:val="top"/>
-          </w:tcPr>
-          <w:p>
-            <w:pPr>
-              <w:spacing w:after="30" w:before="0"/>
-              <w:ind w:left="360" w:hanging="180"/>
-              <w:jc w:val="left"/>
-            </w:pPr>
-            <w:r>
-              <w:rPr>
-                <w:rFonts w:ascii="Arial" w:cs="Arial" w:eastAsia="Arial" w:hAnsi="Arial"/>
-                <w:b w:val="false"/>
-                <w:bCs w:val="false"/>
-                <w:i w:val="false"/>
-                <w:iCs w:val="false"/>
-                <w:color w:val="000000"/>
-                <w:sz w:val="18"/>
-                <w:szCs w:val="18"/>
-              </w:rPr>
-              <w:t xml:space="preserve">–  The leaning roof of a Kenyan mabati house: learners observe a corrugated-iron roof that slopes at an angle and ask "if I know the horizontal span and the roof angle, can I calculate how long the roofing sheet must be?" — motivating the use of cosine and tangent in right-angled triangles.</w:t>
-            </w:r>
-          </w:p>
-          <w:p>
-            <w:pPr>
-              <w:spacing w:after="30" w:before="0"/>
-              <w:ind w:left="360" w:hanging="180"/>
-              <w:jc w:val="left"/>
-            </w:pPr>
-            <w:r>
-              <w:rPr>
-                <w:rFonts w:ascii="Arial" w:cs="Arial" w:eastAsia="Arial" w:hAnsi="Arial"/>
-                <w:b w:val="false"/>
-                <w:bCs w:val="false"/>
-                <w:i w:val="false"/>
-                <w:iCs w:val="false"/>
-                <w:color w:val="000000"/>
-                <w:sz w:val="18"/>
-                <w:szCs w:val="18"/>
-              </w:rPr>
-              <w:t xml:space="preserve">–  The shadow of a flag pole at a Nairobi school: at a particular time of day, a vertical flag pole casts a measurable shadow on the ground; learners ask "the shadow is 6 m long and the sun's elevation angle is 40° — how tall is the flag pole?" — anchoring the angle-of-elevation concept.</w:t>
-            </w:r>
-          </w:p>
-          <w:p>
-            <w:pPr>
-              <w:spacing w:after="30" w:before="0"/>
-              <w:ind w:left="360" w:hanging="180"/>
-              <w:jc w:val="left"/>
-            </w:pPr>
-            <w:r>
-              <w:rPr>
-                <w:rFonts w:ascii="Arial" w:cs="Arial" w:eastAsia="Arial" w:hAnsi="Arial"/>
-                <w:b w:val="false"/>
-                <w:bCs w:val="false"/>
-                <w:i w:val="false"/>
-                <w:iCs w:val="false"/>
-                <w:color w:val="000000"/>
-                <w:sz w:val="18"/>
-                <w:szCs w:val="18"/>
-              </w:rPr>
-              <w:t xml:space="preserve">–  A boat observed from a cliff at Mombasa's Fort Jesus: learners view an image of a person on top of a cliff looking down at a dhow on the Indian Ocean and ask "if the cliff is 30 m high and the angle of depression to the boat is 25°, how far is the boat from the cliff base?" — anchoring the angle-of-depression concept.</w:t>
-            </w:r>
-          </w:p>
-          <w:p>
-            <w:pPr>
-              <w:spacing w:after="30" w:before="0"/>
-              <w:ind w:left="360" w:hanging="180"/>
-              <w:jc w:val="left"/>
-            </w:pPr>
-            <w:r>
-              <w:rPr>
-                <w:rFonts w:ascii="Arial" w:cs="Arial" w:eastAsia="Arial" w:hAnsi="Arial"/>
-                <w:b w:val="false"/>
-                <w:bCs w:val="false"/>
-                <w:i w:val="false"/>
-                <w:iCs w:val="false"/>
-                <w:color w:val="000000"/>
-                <w:sz w:val="18"/>
-                <w:szCs w:val="18"/>
-              </w:rPr>
-              <w:t xml:space="preserve">–  The symmetrical peak of Mt. Kenya visible from Nanyuki: learners examine a photograph showing a climber on a flat plain looking up at the summit, given horizontal distance and elevation angle, and ask "can the mountain's height be estimated this way?" — connecting trigonometry to geography, science, and Kenyan national pride.</w:t>
-            </w:r>
-          </w:p>
-        </w:tc>
-      </w:tr>
-    </w:tbl>
-    <w:p>
-      <w:pPr>
-        <w:spacing w:after="120"/>
-      </w:pPr>
-      <w:r>
-        <w:t xml:space="preserve"/>
       </w:r>
     </w:p>
     <w:p>
@@ -3472,7 +3472,7 @@
             <w:pPr>
               <w:spacing w:after="20" w:before="0"/>
             </w:pPr>
-            <w:hyperlink w:history="1" r:id="rIdo6vk-hggp5mtz5dh6hnxh">
+            <w:hyperlink w:history="1" r:id="rIdvs9kak-hn2q-bs2mrr39w">
               <w:r>
                 <w:rPr>
                   <w:rFonts w:ascii="Arial" w:cs="Arial" w:eastAsia="Arial" w:hAnsi="Arial"/>
@@ -3505,7 +3505,7 @@
               <w:spacing w:after="10" w:before="0"/>
               <w:ind w:left="120"/>
             </w:pPr>
-            <w:hyperlink w:history="1" r:id="rId_nk25p0njnov65yz-ewrb">
+            <w:hyperlink w:history="1" r:id="rIdoftwjaham3phmc5usr8ep">
               <w:r>
                 <w:rPr>
                   <w:rFonts w:ascii="Arial" w:cs="Arial" w:eastAsia="Arial" w:hAnsi="Arial"/>
@@ -3550,7 +3550,7 @@
             <w:pPr>
               <w:spacing w:after="20" w:before="0"/>
             </w:pPr>
-            <w:hyperlink w:history="1" r:id="rIdctlcp4icm_tkqlsehgr0z">
+            <w:hyperlink w:history="1" r:id="rIdu-iuhz2witdq6ogplmaap">
               <w:r>
                 <w:rPr>
                   <w:rFonts w:ascii="Arial" w:cs="Arial" w:eastAsia="Arial" w:hAnsi="Arial"/>
@@ -3583,7 +3583,7 @@
               <w:spacing w:after="10" w:before="0"/>
               <w:ind w:left="120"/>
             </w:pPr>
-            <w:hyperlink w:history="1" r:id="rIdw5ehflymnhioec-vktnv_">
+            <w:hyperlink w:history="1" r:id="rIdm3di4j1pdyd0zktouyol0">
               <w:r>
                 <w:rPr>
                   <w:rFonts w:ascii="Arial" w:cs="Arial" w:eastAsia="Arial" w:hAnsi="Arial"/>
@@ -3778,7 +3778,7 @@
             <w:pPr>
               <w:spacing w:after="20" w:before="0"/>
             </w:pPr>
-            <w:hyperlink w:history="1" r:id="rIdhdis1hlsltpbfujot9vmk">
+            <w:hyperlink w:history="1" r:id="rIdjl0yens9yc1qkfukr4oai">
               <w:r>
                 <w:rPr>
                   <w:rFonts w:ascii="Arial" w:cs="Arial" w:eastAsia="Arial" w:hAnsi="Arial"/>
@@ -3811,7 +3811,7 @@
               <w:spacing w:after="10" w:before="0"/>
               <w:ind w:left="120"/>
             </w:pPr>
-            <w:hyperlink w:history="1" r:id="rIdf6ajrpz_i0tsirkldld47">
+            <w:hyperlink w:history="1" r:id="rIdo_duwvkiwklaernglhj_o">
               <w:r>
                 <w:rPr>
                   <w:rFonts w:ascii="Arial" w:cs="Arial" w:eastAsia="Arial" w:hAnsi="Arial"/>
@@ -3856,7 +3856,7 @@
             <w:pPr>
               <w:spacing w:after="20" w:before="0"/>
             </w:pPr>
-            <w:hyperlink w:history="1" r:id="rIdycrlxaf0vb0-pa6f12jlo">
+            <w:hyperlink w:history="1" r:id="rIdndpxmwjj1xby1_5atw9gg">
               <w:r>
                 <w:rPr>
                   <w:rFonts w:ascii="Arial" w:cs="Arial" w:eastAsia="Arial" w:hAnsi="Arial"/>
@@ -3889,7 +3889,7 @@
               <w:spacing w:after="10" w:before="0"/>
               <w:ind w:left="120"/>
             </w:pPr>
-            <w:hyperlink w:history="1" r:id="rIdubtpwr-fuait883v8ptdp">
+            <w:hyperlink w:history="1" r:id="rIdujch77zmxsnwtw5wg56wc">
               <w:r>
                 <w:rPr>
                   <w:rFonts w:ascii="Arial" w:cs="Arial" w:eastAsia="Arial" w:hAnsi="Arial"/>
@@ -4160,7 +4160,7 @@
             <w:pPr>
               <w:spacing w:after="20" w:before="0"/>
             </w:pPr>
-            <w:hyperlink w:history="1" r:id="rIdjhypua1yduwi9rmkk2eop">
+            <w:hyperlink w:history="1" r:id="rIdaiyehfds-ar29jkw4ejov">
               <w:r>
                 <w:rPr>
                   <w:rFonts w:ascii="Arial" w:cs="Arial" w:eastAsia="Arial" w:hAnsi="Arial"/>
@@ -4193,7 +4193,7 @@
               <w:spacing w:after="10" w:before="0"/>
               <w:ind w:left="120"/>
             </w:pPr>
-            <w:hyperlink w:history="1" r:id="rIdzlehlm6gsgprzucm2gqqt">
+            <w:hyperlink w:history="1" r:id="rId3sxex3g76wxu8w2nsr2vu">
               <w:r>
                 <w:rPr>
                   <w:rFonts w:ascii="Arial" w:cs="Arial" w:eastAsia="Arial" w:hAnsi="Arial"/>
@@ -4238,7 +4238,7 @@
             <w:pPr>
               <w:spacing w:after="20" w:before="0"/>
             </w:pPr>
-            <w:hyperlink w:history="1" r:id="rIdllt9u_ysi7fih_2xbaz5l">
+            <w:hyperlink w:history="1" r:id="rId735uiiitvrpni5273_g40">
               <w:r>
                 <w:rPr>
                   <w:rFonts w:ascii="Arial" w:cs="Arial" w:eastAsia="Arial" w:hAnsi="Arial"/>
@@ -4271,7 +4271,7 @@
               <w:spacing w:after="10" w:before="0"/>
               <w:ind w:left="120"/>
             </w:pPr>
-            <w:hyperlink w:history="1" r:id="rIdhujxtn0klm_ajlyvtki3o">
+            <w:hyperlink w:history="1" r:id="rIddmexu3seh07qv03esd2dz">
               <w:r>
                 <w:rPr>
                   <w:rFonts w:ascii="Arial" w:cs="Arial" w:eastAsia="Arial" w:hAnsi="Arial"/>
@@ -4466,7 +4466,7 @@
             <w:pPr>
               <w:spacing w:after="20" w:before="0"/>
             </w:pPr>
-            <w:hyperlink w:history="1" r:id="rIdflfgyj30erz3ujxp1wcc3">
+            <w:hyperlink w:history="1" r:id="rIdeoyz7zkms28zcfrws5xd5">
               <w:r>
                 <w:rPr>
                   <w:rFonts w:ascii="Arial" w:cs="Arial" w:eastAsia="Arial" w:hAnsi="Arial"/>
@@ -4499,7 +4499,7 @@
               <w:spacing w:after="10" w:before="0"/>
               <w:ind w:left="120"/>
             </w:pPr>
-            <w:hyperlink w:history="1" r:id="rIdsql7lzm9m14ywdwh3n4uj">
+            <w:hyperlink w:history="1" r:id="rIdab-wndzkcophg-n6hmnk2">
               <w:r>
                 <w:rPr>
                   <w:rFonts w:ascii="Arial" w:cs="Arial" w:eastAsia="Arial" w:hAnsi="Arial"/>
@@ -4544,7 +4544,7 @@
             <w:pPr>
               <w:spacing w:after="20" w:before="0"/>
             </w:pPr>
-            <w:hyperlink w:history="1" r:id="rIda5zcedj4tmnwanptjo3dp">
+            <w:hyperlink w:history="1" r:id="rIdgwef3e6o6um8cgh3gr38a">
               <w:r>
                 <w:rPr>
                   <w:rFonts w:ascii="Arial" w:cs="Arial" w:eastAsia="Arial" w:hAnsi="Arial"/>
@@ -4577,7 +4577,7 @@
               <w:spacing w:after="10" w:before="0"/>
               <w:ind w:left="120"/>
             </w:pPr>
-            <w:hyperlink w:history="1" r:id="rIdldz2bm--jzq1gmmgqp3cr">
+            <w:hyperlink w:history="1" r:id="rIdw-9ezacgh2czc2fxt2dje">
               <w:r>
                 <w:rPr>
                   <w:rFonts w:ascii="Arial" w:cs="Arial" w:eastAsia="Arial" w:hAnsi="Arial"/>
@@ -4772,7 +4772,7 @@
             <w:pPr>
               <w:spacing w:after="20" w:before="0"/>
             </w:pPr>
-            <w:hyperlink w:history="1" r:id="rIdonazgjl1yri8bai2span8">
+            <w:hyperlink w:history="1" r:id="rIdpgleafwwbrn5er40sukdh">
               <w:r>
                 <w:rPr>
                   <w:rFonts w:ascii="Arial" w:cs="Arial" w:eastAsia="Arial" w:hAnsi="Arial"/>
@@ -4805,7 +4805,7 @@
               <w:spacing w:after="10" w:before="0"/>
               <w:ind w:left="120"/>
             </w:pPr>
-            <w:hyperlink w:history="1" r:id="rId1tcjgqc8sxxjfbmg91pog">
+            <w:hyperlink w:history="1" r:id="rIdcvjddiruwl9vnd5l5stux">
               <w:r>
                 <w:rPr>
                   <w:rFonts w:ascii="Arial" w:cs="Arial" w:eastAsia="Arial" w:hAnsi="Arial"/>
@@ -4850,7 +4850,7 @@
             <w:pPr>
               <w:spacing w:after="20" w:before="0"/>
             </w:pPr>
-            <w:hyperlink w:history="1" r:id="rIddat78mqv5igphjoc4elyj">
+            <w:hyperlink w:history="1" r:id="rId5vr2ekbfa84wurleebzw5">
               <w:r>
                 <w:rPr>
                   <w:rFonts w:ascii="Arial" w:cs="Arial" w:eastAsia="Arial" w:hAnsi="Arial"/>
@@ -4883,7 +4883,7 @@
               <w:spacing w:after="10" w:before="0"/>
               <w:ind w:left="120"/>
             </w:pPr>
-            <w:hyperlink w:history="1" r:id="rIdprylo7fpa-dqv18whaehu">
+            <w:hyperlink w:history="1" r:id="rIdvh42hgxk_nbl_pyt-rbmc">
               <w:r>
                 <w:rPr>
                   <w:rFonts w:ascii="Arial" w:cs="Arial" w:eastAsia="Arial" w:hAnsi="Arial"/>
@@ -5395,7 +5395,7 @@
         </w:rPr>
         <w:t xml:space="preserve">© 2026 SeaVuria and ARES. Aligned with KICD objectives. Developed by SeaVuria; technical implementation by ARES (with AI assistance from Claude). Licensed under </w:t>
       </w:r>
-      <w:hyperlink w:history="1" r:id="rIdhnf1n8drp3n0eiqtqb4fh">
+      <w:hyperlink w:history="1" r:id="rId06zg-gsfntapxs5mm4vhh">
         <w:r>
           <w:rPr>
             <w:rFonts w:ascii="Arial" w:cs="Arial" w:eastAsia="Arial" w:hAnsi="Arial"/>
@@ -5416,7 +5416,7 @@
         </w:rPr>
         <w:t xml:space="preserve"> (</w:t>
       </w:r>
-      <w:hyperlink w:history="1" r:id="rIddo1yjafk4x9ppnol2mxst">
+      <w:hyperlink w:history="1" r:id="rId0mfcbqxqgy5jtyp7bsz9a">
         <w:r>
           <w:rPr>
             <w:rFonts w:ascii="Arial" w:cs="Arial" w:eastAsia="Arial" w:hAnsi="Arial"/>
@@ -6512,7 +6512,7 @@
             <w:pPr>
               <w:spacing w:after="20" w:before="0"/>
             </w:pPr>
-            <w:hyperlink w:history="1" r:id="rIdedzha1mbqrls7ot5jciut">
+            <w:hyperlink w:history="1" r:id="rId3eucaekk285fyrduu5-d0">
               <w:r>
                 <w:rPr>
                   <w:rFonts w:ascii="Arial" w:cs="Arial" w:eastAsia="Arial" w:hAnsi="Arial"/>
@@ -6545,7 +6545,7 @@
               <w:spacing w:after="10" w:before="0"/>
               <w:ind w:left="120"/>
             </w:pPr>
-            <w:hyperlink w:history="1" r:id="rIdguillbtibljuphnm1v_mj">
+            <w:hyperlink w:history="1" r:id="rIdrgwkfcn5s6axqd7s1xce2">
               <w:r>
                 <w:rPr>
                   <w:rFonts w:ascii="Arial" w:cs="Arial" w:eastAsia="Arial" w:hAnsi="Arial"/>
@@ -6590,7 +6590,7 @@
             <w:pPr>
               <w:spacing w:after="20" w:before="0"/>
             </w:pPr>
-            <w:hyperlink w:history="1" r:id="rId2j6f6tpgtehsqnuevvxvo">
+            <w:hyperlink w:history="1" r:id="rIdtcixza7fxdeqbxet0jdlc">
               <w:r>
                 <w:rPr>
                   <w:rFonts w:ascii="Arial" w:cs="Arial" w:eastAsia="Arial" w:hAnsi="Arial"/>
@@ -6623,7 +6623,7 @@
               <w:spacing w:after="10" w:before="0"/>
               <w:ind w:left="120"/>
             </w:pPr>
-            <w:hyperlink w:history="1" r:id="rIdb0jkag5zsyygbn6cciapb">
+            <w:hyperlink w:history="1" r:id="rIdp1kdhs71dcwpynn2dty4k">
               <w:r>
                 <w:rPr>
                   <w:rFonts w:ascii="Arial" w:cs="Arial" w:eastAsia="Arial" w:hAnsi="Arial"/>
@@ -6818,7 +6818,7 @@
             <w:pPr>
               <w:spacing w:after="20" w:before="0"/>
             </w:pPr>
-            <w:hyperlink w:history="1" r:id="rIdonl2lbujpykjwtsypi2oq">
+            <w:hyperlink w:history="1" r:id="rIdm8uyq3yy0iicdodx23xqf">
               <w:r>
                 <w:rPr>
                   <w:rFonts w:ascii="Arial" w:cs="Arial" w:eastAsia="Arial" w:hAnsi="Arial"/>
@@ -6851,7 +6851,7 @@
               <w:spacing w:after="10" w:before="0"/>
               <w:ind w:left="120"/>
             </w:pPr>
-            <w:hyperlink w:history="1" r:id="rIdbvf_b2rzbc9c2oethmsmb">
+            <w:hyperlink w:history="1" r:id="rIdjvqoio0dbr3ejrkjkrxls">
               <w:r>
                 <w:rPr>
                   <w:rFonts w:ascii="Arial" w:cs="Arial" w:eastAsia="Arial" w:hAnsi="Arial"/>
@@ -6896,7 +6896,7 @@
             <w:pPr>
               <w:spacing w:after="20" w:before="0"/>
             </w:pPr>
-            <w:hyperlink w:history="1" r:id="rIdrpvgnppwbe6zucm0ahv1i">
+            <w:hyperlink w:history="1" r:id="rIdjnl10zhojbngadwok1ayd">
               <w:r>
                 <w:rPr>
                   <w:rFonts w:ascii="Arial" w:cs="Arial" w:eastAsia="Arial" w:hAnsi="Arial"/>
@@ -6929,7 +6929,7 @@
               <w:spacing w:after="10" w:before="0"/>
               <w:ind w:left="120"/>
             </w:pPr>
-            <w:hyperlink w:history="1" r:id="rIdkogbvcjflxaqwrtpwepso">
+            <w:hyperlink w:history="1" r:id="rIdemjlc4gx8ahnsll9hfmxi">
               <w:r>
                 <w:rPr>
                   <w:rFonts w:ascii="Arial" w:cs="Arial" w:eastAsia="Arial" w:hAnsi="Arial"/>
@@ -7124,7 +7124,7 @@
             <w:pPr>
               <w:spacing w:after="20" w:before="0"/>
             </w:pPr>
-            <w:hyperlink w:history="1" r:id="rId05xjebcachgvpjvj0mfyk">
+            <w:hyperlink w:history="1" r:id="rIdnoqrvfrsnaarb6wimxqhw">
               <w:r>
                 <w:rPr>
                   <w:rFonts w:ascii="Arial" w:cs="Arial" w:eastAsia="Arial" w:hAnsi="Arial"/>
@@ -7157,7 +7157,7 @@
               <w:spacing w:after="10" w:before="0"/>
               <w:ind w:left="120"/>
             </w:pPr>
-            <w:hyperlink w:history="1" r:id="rIddjpsbvn1fukulxdwk0u7l">
+            <w:hyperlink w:history="1" r:id="rId2xgju5rti47nd7h180862">
               <w:r>
                 <w:rPr>
                   <w:rFonts w:ascii="Arial" w:cs="Arial" w:eastAsia="Arial" w:hAnsi="Arial"/>
@@ -7202,7 +7202,7 @@
             <w:pPr>
               <w:spacing w:after="20" w:before="0"/>
             </w:pPr>
-            <w:hyperlink w:history="1" r:id="rIdjskibkrjlth4vyu1uxn0q">
+            <w:hyperlink w:history="1" r:id="rIdlbg89v5rriypll367s_qu">
               <w:r>
                 <w:rPr>
                   <w:rFonts w:ascii="Arial" w:cs="Arial" w:eastAsia="Arial" w:hAnsi="Arial"/>
@@ -7235,7 +7235,7 @@
               <w:spacing w:after="10" w:before="0"/>
               <w:ind w:left="120"/>
             </w:pPr>
-            <w:hyperlink w:history="1" r:id="rIde0o2apkcei3iiea69md7m">
+            <w:hyperlink w:history="1" r:id="rId9uyvnnn-vcd_r1bfonfxo">
               <w:r>
                 <w:rPr>
                   <w:rFonts w:ascii="Arial" w:cs="Arial" w:eastAsia="Arial" w:hAnsi="Arial"/>
@@ -7430,7 +7430,7 @@
             <w:pPr>
               <w:spacing w:after="20" w:before="0"/>
             </w:pPr>
-            <w:hyperlink w:history="1" r:id="rIdfydhv-rrb2ctazzw7wr4y">
+            <w:hyperlink w:history="1" r:id="rIdxyx28xmah2dpj-7cjt3er">
               <w:r>
                 <w:rPr>
                   <w:rFonts w:ascii="Arial" w:cs="Arial" w:eastAsia="Arial" w:hAnsi="Arial"/>
@@ -7463,7 +7463,7 @@
               <w:spacing w:after="10" w:before="0"/>
               <w:ind w:left="120"/>
             </w:pPr>
-            <w:hyperlink w:history="1" r:id="rIdab25nl6pneehscf3j-kh7">
+            <w:hyperlink w:history="1" r:id="rIdavaxe1jo6piywrsn7usos">
               <w:r>
                 <w:rPr>
                   <w:rFonts w:ascii="Arial" w:cs="Arial" w:eastAsia="Arial" w:hAnsi="Arial"/>
@@ -7508,7 +7508,7 @@
             <w:pPr>
               <w:spacing w:after="20" w:before="0"/>
             </w:pPr>
-            <w:hyperlink w:history="1" r:id="rIddhq_bpp1pperxa15_juzj">
+            <w:hyperlink w:history="1" r:id="rIdfma_igeacu9a7xbpcyrme">
               <w:r>
                 <w:rPr>
                   <w:rFonts w:ascii="Arial" w:cs="Arial" w:eastAsia="Arial" w:hAnsi="Arial"/>
@@ -7541,7 +7541,7 @@
               <w:spacing w:after="10" w:before="0"/>
               <w:ind w:left="120"/>
             </w:pPr>
-            <w:hyperlink w:history="1" r:id="rIdnkevwbiyvihhlcb4sfxoy">
+            <w:hyperlink w:history="1" r:id="rId-l4vbi2apc4ryl-nwg8as">
               <w:r>
                 <w:rPr>
                   <w:rFonts w:ascii="Arial" w:cs="Arial" w:eastAsia="Arial" w:hAnsi="Arial"/>
@@ -7736,7 +7736,7 @@
             <w:pPr>
               <w:spacing w:after="20" w:before="0"/>
             </w:pPr>
-            <w:hyperlink w:history="1" r:id="rId8puiyzqqgw2rxk_v8wpsd">
+            <w:hyperlink w:history="1" r:id="rIdkguk_lqz1a3cc65lrzktg">
               <w:r>
                 <w:rPr>
                   <w:rFonts w:ascii="Arial" w:cs="Arial" w:eastAsia="Arial" w:hAnsi="Arial"/>
@@ -7769,7 +7769,7 @@
               <w:spacing w:after="10" w:before="0"/>
               <w:ind w:left="120"/>
             </w:pPr>
-            <w:hyperlink w:history="1" r:id="rIdzdjqybwe8ccnff5tistlc">
+            <w:hyperlink w:history="1" r:id="rIdh1khb9lnnilyq-f4janxl">
               <w:r>
                 <w:rPr>
                   <w:rFonts w:ascii="Arial" w:cs="Arial" w:eastAsia="Arial" w:hAnsi="Arial"/>
@@ -7814,7 +7814,7 @@
             <w:pPr>
               <w:spacing w:after="20" w:before="0"/>
             </w:pPr>
-            <w:hyperlink w:history="1" r:id="rIdufv1n54rdkwdntnyc323s">
+            <w:hyperlink w:history="1" r:id="rIdyp5ifr8bs0ehzuddil0wb">
               <w:r>
                 <w:rPr>
                   <w:rFonts w:ascii="Arial" w:cs="Arial" w:eastAsia="Arial" w:hAnsi="Arial"/>
@@ -7847,7 +7847,7 @@
               <w:spacing w:after="10" w:before="0"/>
               <w:ind w:left="120"/>
             </w:pPr>
-            <w:hyperlink w:history="1" r:id="rIdmimjg0w-cvbrqwqz-lklo">
+            <w:hyperlink w:history="1" r:id="rIdfbry38vsra2sf5wf8rsxh">
               <w:r>
                 <w:rPr>
                   <w:rFonts w:ascii="Arial" w:cs="Arial" w:eastAsia="Arial" w:hAnsi="Arial"/>
@@ -8359,7 +8359,7 @@
         </w:rPr>
         <w:t xml:space="preserve">© 2026 SeaVuria and ARES. Aligned with KICD objectives. Developed by SeaVuria; technical implementation by ARES (with AI assistance from Claude). Licensed under </w:t>
       </w:r>
-      <w:hyperlink w:history="1" r:id="rId7mcyc6jmlytteh5fp_dbg">
+      <w:hyperlink w:history="1" r:id="rIdmviuhpbs2kqe4xngv4nb6">
         <w:r>
           <w:rPr>
             <w:rFonts w:ascii="Arial" w:cs="Arial" w:eastAsia="Arial" w:hAnsi="Arial"/>
@@ -8380,7 +8380,7 @@
         </w:rPr>
         <w:t xml:space="preserve"> (</w:t>
       </w:r>
-      <w:hyperlink w:history="1" r:id="rIdefrf-nozisoco_xbm5ltj">
+      <w:hyperlink w:history="1" r:id="rIdw3omslwhlzmsahhpwucir">
         <w:r>
           <w:rPr>
             <w:rFonts w:ascii="Arial" w:cs="Arial" w:eastAsia="Arial" w:hAnsi="Arial"/>
@@ -9393,7 +9393,7 @@
             <w:pPr>
               <w:spacing w:after="20" w:before="0"/>
             </w:pPr>
-            <w:hyperlink w:history="1" r:id="rIdqgonelsuprfla8-kcnsr_">
+            <w:hyperlink w:history="1" r:id="rIdpl74mkxdr-srkajojhl_w">
               <w:r>
                 <w:rPr>
                   <w:rFonts w:ascii="Arial" w:cs="Arial" w:eastAsia="Arial" w:hAnsi="Arial"/>
@@ -9426,7 +9426,7 @@
               <w:spacing w:after="10" w:before="0"/>
               <w:ind w:left="120"/>
             </w:pPr>
-            <w:hyperlink w:history="1" r:id="rIdklmbpnpmqsjzinvkqwmm9">
+            <w:hyperlink w:history="1" r:id="rId84wis_wkzolu_8mpsrmpp">
               <w:r>
                 <w:rPr>
                   <w:rFonts w:ascii="Arial" w:cs="Arial" w:eastAsia="Arial" w:hAnsi="Arial"/>
@@ -9471,7 +9471,7 @@
             <w:pPr>
               <w:spacing w:after="20" w:before="0"/>
             </w:pPr>
-            <w:hyperlink w:history="1" r:id="rIdmif_d6qvfdbxoid-lnwrx">
+            <w:hyperlink w:history="1" r:id="rIdt5vxfnlxtoi9mjvir69id">
               <w:r>
                 <w:rPr>
                   <w:rFonts w:ascii="Arial" w:cs="Arial" w:eastAsia="Arial" w:hAnsi="Arial"/>
@@ -9504,7 +9504,7 @@
               <w:spacing w:after="10" w:before="0"/>
               <w:ind w:left="120"/>
             </w:pPr>
-            <w:hyperlink w:history="1" r:id="rIdfknlvq6ey1sndos9to85y">
+            <w:hyperlink w:history="1" r:id="rIdlgi0j1didqnikqdehvlc0">
               <w:r>
                 <w:rPr>
                   <w:rFonts w:ascii="Arial" w:cs="Arial" w:eastAsia="Arial" w:hAnsi="Arial"/>
@@ -9699,7 +9699,7 @@
             <w:pPr>
               <w:spacing w:after="20" w:before="0"/>
             </w:pPr>
-            <w:hyperlink w:history="1" r:id="rIdd3ut8pidqk-wq5bbta_um">
+            <w:hyperlink w:history="1" r:id="rIdoheyloldouwn8nwsjljax">
               <w:r>
                 <w:rPr>
                   <w:rFonts w:ascii="Arial" w:cs="Arial" w:eastAsia="Arial" w:hAnsi="Arial"/>
@@ -9732,7 +9732,7 @@
               <w:spacing w:after="10" w:before="0"/>
               <w:ind w:left="120"/>
             </w:pPr>
-            <w:hyperlink w:history="1" r:id="rId6ugzbxbxvspzawfsrtygb">
+            <w:hyperlink w:history="1" r:id="rIdj614wsdjivjng4-h-tqju">
               <w:r>
                 <w:rPr>
                   <w:rFonts w:ascii="Arial" w:cs="Arial" w:eastAsia="Arial" w:hAnsi="Arial"/>
@@ -9777,7 +9777,7 @@
             <w:pPr>
               <w:spacing w:after="20" w:before="0"/>
             </w:pPr>
-            <w:hyperlink w:history="1" r:id="rIdq7gdogiuo88xn0uukkz6h">
+            <w:hyperlink w:history="1" r:id="rIdobm0mhxwiemkdggulbcze">
               <w:r>
                 <w:rPr>
                   <w:rFonts w:ascii="Arial" w:cs="Arial" w:eastAsia="Arial" w:hAnsi="Arial"/>
@@ -9810,7 +9810,7 @@
               <w:spacing w:after="10" w:before="0"/>
               <w:ind w:left="120"/>
             </w:pPr>
-            <w:hyperlink w:history="1" r:id="rIdto5imxmsplhrfcxadby53">
+            <w:hyperlink w:history="1" r:id="rIdtvjbnt4c-em4zqce7mmky">
               <w:r>
                 <w:rPr>
                   <w:rFonts w:ascii="Arial" w:cs="Arial" w:eastAsia="Arial" w:hAnsi="Arial"/>
@@ -10201,7 +10201,7 @@
             <w:pPr>
               <w:spacing w:after="20" w:before="0"/>
             </w:pPr>
-            <w:hyperlink w:history="1" r:id="rIdmkbbbbkkogfb4svjq-tc7">
+            <w:hyperlink w:history="1" r:id="rIdbbvsnfgykfcw5-jaqdllh">
               <w:r>
                 <w:rPr>
                   <w:rFonts w:ascii="Arial" w:cs="Arial" w:eastAsia="Arial" w:hAnsi="Arial"/>
@@ -10234,7 +10234,7 @@
               <w:spacing w:after="10" w:before="0"/>
               <w:ind w:left="120"/>
             </w:pPr>
-            <w:hyperlink w:history="1" r:id="rId5pusjcrnu9hzt9xvnpwih">
+            <w:hyperlink w:history="1" r:id="rIddlnbnm4vymlye4-p88h3q">
               <w:r>
                 <w:rPr>
                   <w:rFonts w:ascii="Arial" w:cs="Arial" w:eastAsia="Arial" w:hAnsi="Arial"/>
@@ -10279,7 +10279,7 @@
             <w:pPr>
               <w:spacing w:after="20" w:before="0"/>
             </w:pPr>
-            <w:hyperlink w:history="1" r:id="rIdidhr2ukhw5r49w2yjciny">
+            <w:hyperlink w:history="1" r:id="rId3qhr8tuziclz66nkawt1f">
               <w:r>
                 <w:rPr>
                   <w:rFonts w:ascii="Arial" w:cs="Arial" w:eastAsia="Arial" w:hAnsi="Arial"/>
@@ -10312,7 +10312,7 @@
               <w:spacing w:after="10" w:before="0"/>
               <w:ind w:left="120"/>
             </w:pPr>
-            <w:hyperlink w:history="1" r:id="rIdybnm7pdvblzozn3avlum3">
+            <w:hyperlink w:history="1" r:id="rIdusle8ngtcicqsajjwvj7u">
               <w:r>
                 <w:rPr>
                   <w:rFonts w:ascii="Arial" w:cs="Arial" w:eastAsia="Arial" w:hAnsi="Arial"/>
@@ -10583,7 +10583,7 @@
             <w:pPr>
               <w:spacing w:after="20" w:before="0"/>
             </w:pPr>
-            <w:hyperlink w:history="1" r:id="rIdbw8ycaxsufnaq66zrjlud">
+            <w:hyperlink w:history="1" r:id="rIdyzakqb-d3smwhfbjf3fts">
               <w:r>
                 <w:rPr>
                   <w:rFonts w:ascii="Arial" w:cs="Arial" w:eastAsia="Arial" w:hAnsi="Arial"/>
@@ -10616,7 +10616,7 @@
               <w:spacing w:after="10" w:before="0"/>
               <w:ind w:left="120"/>
             </w:pPr>
-            <w:hyperlink w:history="1" r:id="rId7zjgdq3kkvnpc6m9uvmau">
+            <w:hyperlink w:history="1" r:id="rIdijcen0tu2ovyhccwx_vzm">
               <w:r>
                 <w:rPr>
                   <w:rFonts w:ascii="Arial" w:cs="Arial" w:eastAsia="Arial" w:hAnsi="Arial"/>
@@ -10661,7 +10661,7 @@
             <w:pPr>
               <w:spacing w:after="20" w:before="0"/>
             </w:pPr>
-            <w:hyperlink w:history="1" r:id="rIdfoktuoblgfgsnmc07plo9">
+            <w:hyperlink w:history="1" r:id="rId-qtnmqvhbj-wwgkmwsbly">
               <w:r>
                 <w:rPr>
                   <w:rFonts w:ascii="Arial" w:cs="Arial" w:eastAsia="Arial" w:hAnsi="Arial"/>
@@ -10694,7 +10694,7 @@
               <w:spacing w:after="10" w:before="0"/>
               <w:ind w:left="120"/>
             </w:pPr>
-            <w:hyperlink w:history="1" r:id="rIdtdhyp4xtwqkw7qvy4mrmq">
+            <w:hyperlink w:history="1" r:id="rIdlrfvhatmm5wwhjmazd9n_">
               <w:r>
                 <w:rPr>
                   <w:rFonts w:ascii="Arial" w:cs="Arial" w:eastAsia="Arial" w:hAnsi="Arial"/>
@@ -10889,7 +10889,7 @@
             <w:pPr>
               <w:spacing w:after="20" w:before="0"/>
             </w:pPr>
-            <w:hyperlink w:history="1" r:id="rIdw6gskgtukazmsltral6oj">
+            <w:hyperlink w:history="1" r:id="rIda0dbykzvrbcdbgrstyalx">
               <w:r>
                 <w:rPr>
                   <w:rFonts w:ascii="Arial" w:cs="Arial" w:eastAsia="Arial" w:hAnsi="Arial"/>
@@ -10922,7 +10922,7 @@
               <w:spacing w:after="10" w:before="0"/>
               <w:ind w:left="120"/>
             </w:pPr>
-            <w:hyperlink w:history="1" r:id="rId8yt1zloym5hichceppsvi">
+            <w:hyperlink w:history="1" r:id="rIdgorakndf54unnkageizuh">
               <w:r>
                 <w:rPr>
                   <w:rFonts w:ascii="Arial" w:cs="Arial" w:eastAsia="Arial" w:hAnsi="Arial"/>
@@ -10967,7 +10967,7 @@
             <w:pPr>
               <w:spacing w:after="20" w:before="0"/>
             </w:pPr>
-            <w:hyperlink w:history="1" r:id="rIdbspbi1hdcrk_aolh8h61o">
+            <w:hyperlink w:history="1" r:id="rId2l09xzc9scklejjuu15co">
               <w:r>
                 <w:rPr>
                   <w:rFonts w:ascii="Arial" w:cs="Arial" w:eastAsia="Arial" w:hAnsi="Arial"/>
@@ -11000,7 +11000,7 @@
               <w:spacing w:after="10" w:before="0"/>
               <w:ind w:left="120"/>
             </w:pPr>
-            <w:hyperlink w:history="1" r:id="rId_zwnia0ao-cjlbbawomke">
+            <w:hyperlink w:history="1" r:id="rIdqwj3o31jic2aezsz8omm-">
               <w:r>
                 <w:rPr>
                   <w:rFonts w:ascii="Arial" w:cs="Arial" w:eastAsia="Arial" w:hAnsi="Arial"/>
@@ -11512,7 +11512,7 @@
         </w:rPr>
         <w:t xml:space="preserve">© 2026 SeaVuria and ARES. Aligned with KICD objectives. Developed by SeaVuria; technical implementation by ARES (with AI assistance from Claude). Licensed under </w:t>
       </w:r>
-      <w:hyperlink w:history="1" r:id="rIdqwb_qifwry2jarcmcdfus">
+      <w:hyperlink w:history="1" r:id="rIdxub-8mzug43rnxaqr9xya">
         <w:r>
           <w:rPr>
             <w:rFonts w:ascii="Arial" w:cs="Arial" w:eastAsia="Arial" w:hAnsi="Arial"/>
@@ -11533,7 +11533,7 @@
         </w:rPr>
         <w:t xml:space="preserve"> (</w:t>
       </w:r>
-      <w:hyperlink w:history="1" r:id="rId82jugcm29_zsw0v3bm2kn">
+      <w:hyperlink w:history="1" r:id="rId5wsryhckwlxylstov9yfn">
         <w:r>
           <w:rPr>
             <w:rFonts w:ascii="Arial" w:cs="Arial" w:eastAsia="Arial" w:hAnsi="Arial"/>
@@ -12546,7 +12546,7 @@
             <w:pPr>
               <w:spacing w:after="20" w:before="0"/>
             </w:pPr>
-            <w:hyperlink w:history="1" r:id="rIdclryere1fyo8rvswkpd4y">
+            <w:hyperlink w:history="1" r:id="rIdfb-xylhl2who0x5iottyn">
               <w:r>
                 <w:rPr>
                   <w:rFonts w:ascii="Arial" w:cs="Arial" w:eastAsia="Arial" w:hAnsi="Arial"/>
@@ -12579,7 +12579,7 @@
               <w:spacing w:after="10" w:before="0"/>
               <w:ind w:left="120"/>
             </w:pPr>
-            <w:hyperlink w:history="1" r:id="rIdobpluwfqxxv1jhymmxex2">
+            <w:hyperlink w:history="1" r:id="rIdw5phxmmdmxenpzhjczgw-">
               <w:r>
                 <w:rPr>
                   <w:rFonts w:ascii="Arial" w:cs="Arial" w:eastAsia="Arial" w:hAnsi="Arial"/>
@@ -12624,7 +12624,7 @@
             <w:pPr>
               <w:spacing w:after="20" w:before="0"/>
             </w:pPr>
-            <w:hyperlink w:history="1" r:id="rId5onv6mufxyfytylllr0gb">
+            <w:hyperlink w:history="1" r:id="rIdc4p2fdci0epyfwqeewji1">
               <w:r>
                 <w:rPr>
                   <w:rFonts w:ascii="Arial" w:cs="Arial" w:eastAsia="Arial" w:hAnsi="Arial"/>
@@ -12657,7 +12657,7 @@
               <w:spacing w:after="10" w:before="0"/>
               <w:ind w:left="120"/>
             </w:pPr>
-            <w:hyperlink w:history="1" r:id="rIdkcwgmylldu68xi26hxlvv">
+            <w:hyperlink w:history="1" r:id="rId56pzb6zlvqj0mnup8ni5r">
               <w:r>
                 <w:rPr>
                   <w:rFonts w:ascii="Arial" w:cs="Arial" w:eastAsia="Arial" w:hAnsi="Arial"/>
@@ -12852,7 +12852,7 @@
             <w:pPr>
               <w:spacing w:after="20" w:before="0"/>
             </w:pPr>
-            <w:hyperlink w:history="1" r:id="rIdx-aaxhk4z2ssxv_omtncc">
+            <w:hyperlink w:history="1" r:id="rIdhi5aek24otovfkpzoedhj">
               <w:r>
                 <w:rPr>
                   <w:rFonts w:ascii="Arial" w:cs="Arial" w:eastAsia="Arial" w:hAnsi="Arial"/>
@@ -12885,7 +12885,7 @@
               <w:spacing w:after="10" w:before="0"/>
               <w:ind w:left="120"/>
             </w:pPr>
-            <w:hyperlink w:history="1" r:id="rIdfnvygjeu2ha3eekzp-adm">
+            <w:hyperlink w:history="1" r:id="rId8bg6aqof7hqie-hmil5eu">
               <w:r>
                 <w:rPr>
                   <w:rFonts w:ascii="Arial" w:cs="Arial" w:eastAsia="Arial" w:hAnsi="Arial"/>
@@ -12930,7 +12930,7 @@
             <w:pPr>
               <w:spacing w:after="20" w:before="0"/>
             </w:pPr>
-            <w:hyperlink w:history="1" r:id="rId8xw-st8bhbggrf6k1oygd">
+            <w:hyperlink w:history="1" r:id="rIdrpba0lbagllajquoand86">
               <w:r>
                 <w:rPr>
                   <w:rFonts w:ascii="Arial" w:cs="Arial" w:eastAsia="Arial" w:hAnsi="Arial"/>
@@ -12963,7 +12963,7 @@
               <w:spacing w:after="10" w:before="0"/>
               <w:ind w:left="120"/>
             </w:pPr>
-            <w:hyperlink w:history="1" r:id="rIdluyu64jamd4dykqyylhec">
+            <w:hyperlink w:history="1" r:id="rId7u8esiflembtv6y8mps9w">
               <w:r>
                 <w:rPr>
                   <w:rFonts w:ascii="Arial" w:cs="Arial" w:eastAsia="Arial" w:hAnsi="Arial"/>
@@ -13158,7 +13158,7 @@
             <w:pPr>
               <w:spacing w:after="20" w:before="0"/>
             </w:pPr>
-            <w:hyperlink w:history="1" r:id="rId1fsk4wfyfb2ycsv0dfj-b">
+            <w:hyperlink w:history="1" r:id="rIdmswlsl-nm_alaiomny0zw">
               <w:r>
                 <w:rPr>
                   <w:rFonts w:ascii="Arial" w:cs="Arial" w:eastAsia="Arial" w:hAnsi="Arial"/>
@@ -13191,7 +13191,7 @@
               <w:spacing w:after="10" w:before="0"/>
               <w:ind w:left="120"/>
             </w:pPr>
-            <w:hyperlink w:history="1" r:id="rIdmari660sgl1yovxxhwtfj">
+            <w:hyperlink w:history="1" r:id="rIdo_9j0_k4_k_1i1vnhp4jh">
               <w:r>
                 <w:rPr>
                   <w:rFonts w:ascii="Arial" w:cs="Arial" w:eastAsia="Arial" w:hAnsi="Arial"/>
@@ -13236,7 +13236,7 @@
             <w:pPr>
               <w:spacing w:after="20" w:before="0"/>
             </w:pPr>
-            <w:hyperlink w:history="1" r:id="rIdwlsd3m0gthurjdseoseon">
+            <w:hyperlink w:history="1" r:id="rIdnod5ckvrwyjty7actr8oh">
               <w:r>
                 <w:rPr>
                   <w:rFonts w:ascii="Arial" w:cs="Arial" w:eastAsia="Arial" w:hAnsi="Arial"/>
@@ -13269,7 +13269,7 @@
               <w:spacing w:after="10" w:before="0"/>
               <w:ind w:left="120"/>
             </w:pPr>
-            <w:hyperlink w:history="1" r:id="rId5h7tdlisg2oiqapjgxeyt">
+            <w:hyperlink w:history="1" r:id="rIdasuemmuj1hxgdckbcidg9">
               <w:r>
                 <w:rPr>
                   <w:rFonts w:ascii="Arial" w:cs="Arial" w:eastAsia="Arial" w:hAnsi="Arial"/>
@@ -13464,7 +13464,7 @@
             <w:pPr>
               <w:spacing w:after="20" w:before="0"/>
             </w:pPr>
-            <w:hyperlink w:history="1" r:id="rId5zenjbfjepidykqkhr6tk">
+            <w:hyperlink w:history="1" r:id="rId07yt4-hbtrkykguk51scz">
               <w:r>
                 <w:rPr>
                   <w:rFonts w:ascii="Arial" w:cs="Arial" w:eastAsia="Arial" w:hAnsi="Arial"/>
@@ -13497,7 +13497,7 @@
               <w:spacing w:after="10" w:before="0"/>
               <w:ind w:left="120"/>
             </w:pPr>
-            <w:hyperlink w:history="1" r:id="rIdcrjsyvi6wd7m8fgot7bsd">
+            <w:hyperlink w:history="1" r:id="rId2c2krtdiwuhpezziun-gq">
               <w:r>
                 <w:rPr>
                   <w:rFonts w:ascii="Arial" w:cs="Arial" w:eastAsia="Arial" w:hAnsi="Arial"/>
@@ -13542,7 +13542,7 @@
             <w:pPr>
               <w:spacing w:after="20" w:before="0"/>
             </w:pPr>
-            <w:hyperlink w:history="1" r:id="rIdxzjif_4phyech5mfrbqir">
+            <w:hyperlink w:history="1" r:id="rIdhbn0b7uslel_zknfquiaz">
               <w:r>
                 <w:rPr>
                   <w:rFonts w:ascii="Arial" w:cs="Arial" w:eastAsia="Arial" w:hAnsi="Arial"/>
@@ -13575,7 +13575,7 @@
               <w:spacing w:after="10" w:before="0"/>
               <w:ind w:left="120"/>
             </w:pPr>
-            <w:hyperlink w:history="1" r:id="rIdfmjc9gtlochvhywvbfexb">
+            <w:hyperlink w:history="1" r:id="rIdslr4micx-sctsanswt8oa">
               <w:r>
                 <w:rPr>
                   <w:rFonts w:ascii="Arial" w:cs="Arial" w:eastAsia="Arial" w:hAnsi="Arial"/>
@@ -13770,7 +13770,7 @@
             <w:pPr>
               <w:spacing w:after="20" w:before="0"/>
             </w:pPr>
-            <w:hyperlink w:history="1" r:id="rIdfxxkh4unawln0jswowphi">
+            <w:hyperlink w:history="1" r:id="rIdmzfn5jrq6r0sy6npegibg">
               <w:r>
                 <w:rPr>
                   <w:rFonts w:ascii="Arial" w:cs="Arial" w:eastAsia="Arial" w:hAnsi="Arial"/>
@@ -13803,7 +13803,7 @@
               <w:spacing w:after="10" w:before="0"/>
               <w:ind w:left="120"/>
             </w:pPr>
-            <w:hyperlink w:history="1" r:id="rIdpxuusdih8jnycvfxcdi2i">
+            <w:hyperlink w:history="1" r:id="rIdikdry6kvksr-6mycdrikc">
               <w:r>
                 <w:rPr>
                   <w:rFonts w:ascii="Arial" w:cs="Arial" w:eastAsia="Arial" w:hAnsi="Arial"/>
@@ -13848,7 +13848,7 @@
             <w:pPr>
               <w:spacing w:after="20" w:before="0"/>
             </w:pPr>
-            <w:hyperlink w:history="1" r:id="rId9e3y7m83q5i1qupqjkcrl">
+            <w:hyperlink w:history="1" r:id="rIdndfarwiajeoagr8nnfz81">
               <w:r>
                 <w:rPr>
                   <w:rFonts w:ascii="Arial" w:cs="Arial" w:eastAsia="Arial" w:hAnsi="Arial"/>
@@ -13881,7 +13881,7 @@
               <w:spacing w:after="10" w:before="0"/>
               <w:ind w:left="120"/>
             </w:pPr>
-            <w:hyperlink w:history="1" r:id="rId30rocthb8zqcuakfy2fda">
+            <w:hyperlink w:history="1" r:id="rIdrjlwp7qido0s5o-d950oi">
               <w:r>
                 <w:rPr>
                   <w:rFonts w:ascii="Arial" w:cs="Arial" w:eastAsia="Arial" w:hAnsi="Arial"/>
@@ -14393,7 +14393,7 @@
         </w:rPr>
         <w:t xml:space="preserve">© 2026 SeaVuria and ARES. Aligned with KICD objectives. Developed by SeaVuria; technical implementation by ARES (with AI assistance from Claude). Licensed under </w:t>
       </w:r>
-      <w:hyperlink w:history="1" r:id="rIdrv9arkc3_05ln7muwr-xo">
+      <w:hyperlink w:history="1" r:id="rIdycigezjvugsjeiqoza1jp">
         <w:r>
           <w:rPr>
             <w:rFonts w:ascii="Arial" w:cs="Arial" w:eastAsia="Arial" w:hAnsi="Arial"/>
@@ -14414,7 +14414,7 @@
         </w:rPr>
         <w:t xml:space="preserve"> (</w:t>
       </w:r>
-      <w:hyperlink w:history="1" r:id="rIdfcpcy-vwtq3lgv3w4j39-">
+      <w:hyperlink w:history="1" r:id="rIdvmgi1jf4hoxpjk7--as6a">
         <w:r>
           <w:rPr>
             <w:rFonts w:ascii="Arial" w:cs="Arial" w:eastAsia="Arial" w:hAnsi="Arial"/>
@@ -15427,7 +15427,7 @@
             <w:pPr>
               <w:spacing w:after="20" w:before="0"/>
             </w:pPr>
-            <w:hyperlink w:history="1" r:id="rIdzwsx8zdfl_imamsdwfobs">
+            <w:hyperlink w:history="1" r:id="rIdirnnimx1yxvqmg2efug_k">
               <w:r>
                 <w:rPr>
                   <w:rFonts w:ascii="Arial" w:cs="Arial" w:eastAsia="Arial" w:hAnsi="Arial"/>
@@ -15460,7 +15460,7 @@
               <w:spacing w:after="10" w:before="0"/>
               <w:ind w:left="120"/>
             </w:pPr>
-            <w:hyperlink w:history="1" r:id="rIdojrc2xyfrutzfnirfrotw">
+            <w:hyperlink w:history="1" r:id="rIdn5l27s1ooravdnn5t01us">
               <w:r>
                 <w:rPr>
                   <w:rFonts w:ascii="Arial" w:cs="Arial" w:eastAsia="Arial" w:hAnsi="Arial"/>
@@ -15505,7 +15505,7 @@
             <w:pPr>
               <w:spacing w:after="20" w:before="0"/>
             </w:pPr>
-            <w:hyperlink w:history="1" r:id="rIdeme257mppxwxyrzorwobs">
+            <w:hyperlink w:history="1" r:id="rIdguz8793y1pug0cb6wfdvg">
               <w:r>
                 <w:rPr>
                   <w:rFonts w:ascii="Arial" w:cs="Arial" w:eastAsia="Arial" w:hAnsi="Arial"/>
@@ -15538,7 +15538,7 @@
               <w:spacing w:after="10" w:before="0"/>
               <w:ind w:left="120"/>
             </w:pPr>
-            <w:hyperlink w:history="1" r:id="rIdw6ih7kmalljbpocojgbuv">
+            <w:hyperlink w:history="1" r:id="rIdcz_32a-yugxze_qddmse2">
               <w:r>
                 <w:rPr>
                   <w:rFonts w:ascii="Arial" w:cs="Arial" w:eastAsia="Arial" w:hAnsi="Arial"/>
@@ -15733,7 +15733,7 @@
             <w:pPr>
               <w:spacing w:after="20" w:before="0"/>
             </w:pPr>
-            <w:hyperlink w:history="1" r:id="rIdhbuejpgbqqmzspmsitelo">
+            <w:hyperlink w:history="1" r:id="rIdspethyj26hmcwty7b5c6k">
               <w:r>
                 <w:rPr>
                   <w:rFonts w:ascii="Arial" w:cs="Arial" w:eastAsia="Arial" w:hAnsi="Arial"/>
@@ -15766,7 +15766,7 @@
               <w:spacing w:after="10" w:before="0"/>
               <w:ind w:left="120"/>
             </w:pPr>
-            <w:hyperlink w:history="1" r:id="rIdfmnjwnu9csp4klvkxg44e">
+            <w:hyperlink w:history="1" r:id="rIdjdjvympytfxjxbyunxxem">
               <w:r>
                 <w:rPr>
                   <w:rFonts w:ascii="Arial" w:cs="Arial" w:eastAsia="Arial" w:hAnsi="Arial"/>
@@ -15811,7 +15811,7 @@
             <w:pPr>
               <w:spacing w:after="20" w:before="0"/>
             </w:pPr>
-            <w:hyperlink w:history="1" r:id="rIde-n_h6qiolet4onlmggyd">
+            <w:hyperlink w:history="1" r:id="rIdz7d85er5mekmhxnf2kv4s">
               <w:r>
                 <w:rPr>
                   <w:rFonts w:ascii="Arial" w:cs="Arial" w:eastAsia="Arial" w:hAnsi="Arial"/>
@@ -15844,7 +15844,7 @@
               <w:spacing w:after="10" w:before="0"/>
               <w:ind w:left="120"/>
             </w:pPr>
-            <w:hyperlink w:history="1" r:id="rIdgj7p0k5f26d24qj_atrla">
+            <w:hyperlink w:history="1" r:id="rIdjuceh_dnsdvprfmjqufja">
               <w:r>
                 <w:rPr>
                   <w:rFonts w:ascii="Arial" w:cs="Arial" w:eastAsia="Arial" w:hAnsi="Arial"/>
@@ -16039,7 +16039,7 @@
             <w:pPr>
               <w:spacing w:after="20" w:before="0"/>
             </w:pPr>
-            <w:hyperlink w:history="1" r:id="rId7idt4vdqkh2gj6ymktfc7">
+            <w:hyperlink w:history="1" r:id="rId-qgdemluswlvlnsuxjgn5">
               <w:r>
                 <w:rPr>
                   <w:rFonts w:ascii="Arial" w:cs="Arial" w:eastAsia="Arial" w:hAnsi="Arial"/>
@@ -16072,7 +16072,7 @@
               <w:spacing w:after="10" w:before="0"/>
               <w:ind w:left="120"/>
             </w:pPr>
-            <w:hyperlink w:history="1" r:id="rIdb4rrh6wamzo0kjkidqgv2">
+            <w:hyperlink w:history="1" r:id="rIdxvptr-7blaevghemggrqc">
               <w:r>
                 <w:rPr>
                   <w:rFonts w:ascii="Arial" w:cs="Arial" w:eastAsia="Arial" w:hAnsi="Arial"/>
@@ -16117,7 +16117,7 @@
             <w:pPr>
               <w:spacing w:after="20" w:before="0"/>
             </w:pPr>
-            <w:hyperlink w:history="1" r:id="rIdsto_cukode5ckkwq4ecru">
+            <w:hyperlink w:history="1" r:id="rIdbqyvc3-xlmna0qfzcmnb1">
               <w:r>
                 <w:rPr>
                   <w:rFonts w:ascii="Arial" w:cs="Arial" w:eastAsia="Arial" w:hAnsi="Arial"/>
@@ -16150,7 +16150,7 @@
               <w:spacing w:after="10" w:before="0"/>
               <w:ind w:left="120"/>
             </w:pPr>
-            <w:hyperlink w:history="1" r:id="rIdpqztoltjcu-f72cc2g6jk">
+            <w:hyperlink w:history="1" r:id="rIdch7guvh7cbmkd_2by2mdd">
               <w:r>
                 <w:rPr>
                   <w:rFonts w:ascii="Arial" w:cs="Arial" w:eastAsia="Arial" w:hAnsi="Arial"/>
@@ -16345,7 +16345,7 @@
             <w:pPr>
               <w:spacing w:after="20" w:before="0"/>
             </w:pPr>
-            <w:hyperlink w:history="1" r:id="rIdhprj_g6hg1m4ff9gkjmj2">
+            <w:hyperlink w:history="1" r:id="rIdsxzoivjdcil3nihufq-vq">
               <w:r>
                 <w:rPr>
                   <w:rFonts w:ascii="Arial" w:cs="Arial" w:eastAsia="Arial" w:hAnsi="Arial"/>
@@ -16378,7 +16378,7 @@
               <w:spacing w:after="10" w:before="0"/>
               <w:ind w:left="120"/>
             </w:pPr>
-            <w:hyperlink w:history="1" r:id="rIds9nmmuytxrpixdccrjrfs">
+            <w:hyperlink w:history="1" r:id="rId5mjqxsvde4yynhyazljo5">
               <w:r>
                 <w:rPr>
                   <w:rFonts w:ascii="Arial" w:cs="Arial" w:eastAsia="Arial" w:hAnsi="Arial"/>
@@ -16423,7 +16423,7 @@
             <w:pPr>
               <w:spacing w:after="20" w:before="0"/>
             </w:pPr>
-            <w:hyperlink w:history="1" r:id="rIdmoul98alijnx8kw2c9mrk">
+            <w:hyperlink w:history="1" r:id="rIdi9w9b2v06y8kqrxzpoqkz">
               <w:r>
                 <w:rPr>
                   <w:rFonts w:ascii="Arial" w:cs="Arial" w:eastAsia="Arial" w:hAnsi="Arial"/>
@@ -16456,7 +16456,7 @@
               <w:spacing w:after="10" w:before="0"/>
               <w:ind w:left="120"/>
             </w:pPr>
-            <w:hyperlink w:history="1" r:id="rIdsejls5kdf4bdpjs-a0vu3">
+            <w:hyperlink w:history="1" r:id="rId1o54do40xuvtppsv0nio0">
               <w:r>
                 <w:rPr>
                   <w:rFonts w:ascii="Arial" w:cs="Arial" w:eastAsia="Arial" w:hAnsi="Arial"/>
@@ -16651,7 +16651,7 @@
             <w:pPr>
               <w:spacing w:after="20" w:before="0"/>
             </w:pPr>
-            <w:hyperlink w:history="1" r:id="rIddxhdla3q2nuszzfnzrzzb">
+            <w:hyperlink w:history="1" r:id="rIdu-98lq2wflrchd9suqxkn">
               <w:r>
                 <w:rPr>
                   <w:rFonts w:ascii="Arial" w:cs="Arial" w:eastAsia="Arial" w:hAnsi="Arial"/>
@@ -16684,7 +16684,7 @@
               <w:spacing w:after="10" w:before="0"/>
               <w:ind w:left="120"/>
             </w:pPr>
-            <w:hyperlink w:history="1" r:id="rIdfbrwnxwgxhfsoclrjp76_">
+            <w:hyperlink w:history="1" r:id="rIdp1sr3oo7kzydikel9yl3_">
               <w:r>
                 <w:rPr>
                   <w:rFonts w:ascii="Arial" w:cs="Arial" w:eastAsia="Arial" w:hAnsi="Arial"/>
@@ -16729,7 +16729,7 @@
             <w:pPr>
               <w:spacing w:after="20" w:before="0"/>
             </w:pPr>
-            <w:hyperlink w:history="1" r:id="rIdpmoggkkivbr-ftgqejy3o">
+            <w:hyperlink w:history="1" r:id="rIdikwybfnvycdoc5hjtoxnn">
               <w:r>
                 <w:rPr>
                   <w:rFonts w:ascii="Arial" w:cs="Arial" w:eastAsia="Arial" w:hAnsi="Arial"/>
@@ -16762,7 +16762,7 @@
               <w:spacing w:after="10" w:before="0"/>
               <w:ind w:left="120"/>
             </w:pPr>
-            <w:hyperlink w:history="1" r:id="rIdeep56n-pfqvm4ut3fbt00">
+            <w:hyperlink w:history="1" r:id="rIdc4l26n_1zpkfaj6vzkpz8">
               <w:r>
                 <w:rPr>
                   <w:rFonts w:ascii="Arial" w:cs="Arial" w:eastAsia="Arial" w:hAnsi="Arial"/>
@@ -17274,7 +17274,7 @@
         </w:rPr>
         <w:t xml:space="preserve">© 2026 SeaVuria and ARES. Aligned with KICD objectives. Developed by SeaVuria; technical implementation by ARES (with AI assistance from Claude). Licensed under </w:t>
       </w:r>
-      <w:hyperlink w:history="1" r:id="rId3yoryu4woz6h8npc9jytj">
+      <w:hyperlink w:history="1" r:id="rIdvz1esjucroqdhqijfzvlj">
         <w:r>
           <w:rPr>
             <w:rFonts w:ascii="Arial" w:cs="Arial" w:eastAsia="Arial" w:hAnsi="Arial"/>
@@ -17295,7 +17295,7 @@
         </w:rPr>
         <w:t xml:space="preserve"> (</w:t>
       </w:r>
-      <w:hyperlink w:history="1" r:id="rIddloht09aa3hv-opqzhczv">
+      <w:hyperlink w:history="1" r:id="rIdzvklllgiiemg35piea2bk">
         <w:r>
           <w:rPr>
             <w:rFonts w:ascii="Arial" w:cs="Arial" w:eastAsia="Arial" w:hAnsi="Arial"/>
@@ -18308,7 +18308,7 @@
             <w:pPr>
               <w:spacing w:after="20" w:before="0"/>
             </w:pPr>
-            <w:hyperlink w:history="1" r:id="rId9nqplyusrfmdudscvy46-">
+            <w:hyperlink w:history="1" r:id="rIdgvn3bnezjshouslbjkb0n">
               <w:r>
                 <w:rPr>
                   <w:rFonts w:ascii="Arial" w:cs="Arial" w:eastAsia="Arial" w:hAnsi="Arial"/>
@@ -18341,7 +18341,7 @@
               <w:spacing w:after="10" w:before="0"/>
               <w:ind w:left="120"/>
             </w:pPr>
-            <w:hyperlink w:history="1" r:id="rIdv1ck89hxffcuzpzwyxgyz">
+            <w:hyperlink w:history="1" r:id="rId5esmwha1vhippr3d7vlf-">
               <w:r>
                 <w:rPr>
                   <w:rFonts w:ascii="Arial" w:cs="Arial" w:eastAsia="Arial" w:hAnsi="Arial"/>
@@ -18386,7 +18386,7 @@
             <w:pPr>
               <w:spacing w:after="20" w:before="0"/>
             </w:pPr>
-            <w:hyperlink w:history="1" r:id="rId5_brveeiruxj3uuuzsmyd">
+            <w:hyperlink w:history="1" r:id="rIdxhuo4pnuony53ftanhbgh">
               <w:r>
                 <w:rPr>
                   <w:rFonts w:ascii="Arial" w:cs="Arial" w:eastAsia="Arial" w:hAnsi="Arial"/>
@@ -18419,7 +18419,7 @@
               <w:spacing w:after="10" w:before="0"/>
               <w:ind w:left="120"/>
             </w:pPr>
-            <w:hyperlink w:history="1" r:id="rIdadrxygcvqeiejjleoiyez">
+            <w:hyperlink w:history="1" r:id="rIdmvo5fi3uoituyto33tjnc">
               <w:r>
                 <w:rPr>
                   <w:rFonts w:ascii="Arial" w:cs="Arial" w:eastAsia="Arial" w:hAnsi="Arial"/>
@@ -18614,7 +18614,7 @@
             <w:pPr>
               <w:spacing w:after="20" w:before="0"/>
             </w:pPr>
-            <w:hyperlink w:history="1" r:id="rIdqlxd1xqdxhsvcmdhge0bg">
+            <w:hyperlink w:history="1" r:id="rIdcvrtxhj3bfz9hphcqn2qe">
               <w:r>
                 <w:rPr>
                   <w:rFonts w:ascii="Arial" w:cs="Arial" w:eastAsia="Arial" w:hAnsi="Arial"/>
@@ -18647,7 +18647,7 @@
               <w:spacing w:after="10" w:before="0"/>
               <w:ind w:left="120"/>
             </w:pPr>
-            <w:hyperlink w:history="1" r:id="rIdmfjmr9mw1cpsd-pqwxzoo">
+            <w:hyperlink w:history="1" r:id="rIdtkk_kuofr72xchgwyf0vq">
               <w:r>
                 <w:rPr>
                   <w:rFonts w:ascii="Arial" w:cs="Arial" w:eastAsia="Arial" w:hAnsi="Arial"/>
@@ -18692,7 +18692,7 @@
             <w:pPr>
               <w:spacing w:after="20" w:before="0"/>
             </w:pPr>
-            <w:hyperlink w:history="1" r:id="rIdzylcwq5hlvlqffogzpuvh">
+            <w:hyperlink w:history="1" r:id="rIdb9rm9glithnt-zv2za8f0">
               <w:r>
                 <w:rPr>
                   <w:rFonts w:ascii="Arial" w:cs="Arial" w:eastAsia="Arial" w:hAnsi="Arial"/>
@@ -18725,7 +18725,7 @@
               <w:spacing w:after="10" w:before="0"/>
               <w:ind w:left="120"/>
             </w:pPr>
-            <w:hyperlink w:history="1" r:id="rIdaookhwtf0-3apc_grht9u">
+            <w:hyperlink w:history="1" r:id="rIdpnx4vbpn2mgoqljlxmjyp">
               <w:r>
                 <w:rPr>
                   <w:rFonts w:ascii="Arial" w:cs="Arial" w:eastAsia="Arial" w:hAnsi="Arial"/>
@@ -18920,7 +18920,7 @@
             <w:pPr>
               <w:spacing w:after="20" w:before="0"/>
             </w:pPr>
-            <w:hyperlink w:history="1" r:id="rIdtltqhsy6urup2pncycvea">
+            <w:hyperlink w:history="1" r:id="rIde4hcgn2zcfadgpqcpxfbw">
               <w:r>
                 <w:rPr>
                   <w:rFonts w:ascii="Arial" w:cs="Arial" w:eastAsia="Arial" w:hAnsi="Arial"/>
@@ -18953,7 +18953,7 @@
               <w:spacing w:after="10" w:before="0"/>
               <w:ind w:left="120"/>
             </w:pPr>
-            <w:hyperlink w:history="1" r:id="rIdus08jzd9vesaalsh_s5cv">
+            <w:hyperlink w:history="1" r:id="rId0175e_hnuldriq0kkj_xy">
               <w:r>
                 <w:rPr>
                   <w:rFonts w:ascii="Arial" w:cs="Arial" w:eastAsia="Arial" w:hAnsi="Arial"/>
@@ -18998,7 +18998,7 @@
             <w:pPr>
               <w:spacing w:after="20" w:before="0"/>
             </w:pPr>
-            <w:hyperlink w:history="1" r:id="rIdmcbgr6rx7gho3ydyshria">
+            <w:hyperlink w:history="1" r:id="rIdzmovhiskcrlgw0pblkhbu">
               <w:r>
                 <w:rPr>
                   <w:rFonts w:ascii="Arial" w:cs="Arial" w:eastAsia="Arial" w:hAnsi="Arial"/>
@@ -19031,7 +19031,7 @@
               <w:spacing w:after="10" w:before="0"/>
               <w:ind w:left="120"/>
             </w:pPr>
-            <w:hyperlink w:history="1" r:id="rIdb74-0j2rb6vqwds-oqa9p">
+            <w:hyperlink w:history="1" r:id="rIdu3-vxwyomx8xbuknhhgb5">
               <w:r>
                 <w:rPr>
                   <w:rFonts w:ascii="Arial" w:cs="Arial" w:eastAsia="Arial" w:hAnsi="Arial"/>
@@ -19226,7 +19226,7 @@
             <w:pPr>
               <w:spacing w:after="20" w:before="0"/>
             </w:pPr>
-            <w:hyperlink w:history="1" r:id="rIdzvgdcod0aznpehwzr3g65">
+            <w:hyperlink w:history="1" r:id="rId_t4jvquipoeku4mxtxpk3">
               <w:r>
                 <w:rPr>
                   <w:rFonts w:ascii="Arial" w:cs="Arial" w:eastAsia="Arial" w:hAnsi="Arial"/>
@@ -19259,7 +19259,7 @@
               <w:spacing w:after="10" w:before="0"/>
               <w:ind w:left="120"/>
             </w:pPr>
-            <w:hyperlink w:history="1" r:id="rIdwkk1lzy_v9eqznd4cz1lv">
+            <w:hyperlink w:history="1" r:id="rIdw-irv8pc8diriiomttazs">
               <w:r>
                 <w:rPr>
                   <w:rFonts w:ascii="Arial" w:cs="Arial" w:eastAsia="Arial" w:hAnsi="Arial"/>
@@ -19304,7 +19304,7 @@
             <w:pPr>
               <w:spacing w:after="20" w:before="0"/>
             </w:pPr>
-            <w:hyperlink w:history="1" r:id="rIdnan088uuyvawuhgignwmi">
+            <w:hyperlink w:history="1" r:id="rIdqpuiktendoma7kexa1ych">
               <w:r>
                 <w:rPr>
                   <w:rFonts w:ascii="Arial" w:cs="Arial" w:eastAsia="Arial" w:hAnsi="Arial"/>
@@ -19337,7 +19337,7 @@
               <w:spacing w:after="10" w:before="0"/>
               <w:ind w:left="120"/>
             </w:pPr>
-            <w:hyperlink w:history="1" r:id="rId5lbvw_5zursyn6y25mdzs">
+            <w:hyperlink w:history="1" r:id="rIdiotvxg4lcj9vc6p_blsf0">
               <w:r>
                 <w:rPr>
                   <w:rFonts w:ascii="Arial" w:cs="Arial" w:eastAsia="Arial" w:hAnsi="Arial"/>
@@ -19532,7 +19532,7 @@
             <w:pPr>
               <w:spacing w:after="20" w:before="0"/>
             </w:pPr>
-            <w:hyperlink w:history="1" r:id="rIdaqoxrw4vb0mrftdfmvbdd">
+            <w:hyperlink w:history="1" r:id="rIdvxb7qwmaplxbdlzqg8i9g">
               <w:r>
                 <w:rPr>
                   <w:rFonts w:ascii="Arial" w:cs="Arial" w:eastAsia="Arial" w:hAnsi="Arial"/>
@@ -19565,7 +19565,7 @@
               <w:spacing w:after="10" w:before="0"/>
               <w:ind w:left="120"/>
             </w:pPr>
-            <w:hyperlink w:history="1" r:id="rId3qekutfknxx9rtujsitmz">
+            <w:hyperlink w:history="1" r:id="rIdp-znrd3txfrhink1mgrmm">
               <w:r>
                 <w:rPr>
                   <w:rFonts w:ascii="Arial" w:cs="Arial" w:eastAsia="Arial" w:hAnsi="Arial"/>
@@ -19610,7 +19610,7 @@
             <w:pPr>
               <w:spacing w:after="20" w:before="0"/>
             </w:pPr>
-            <w:hyperlink w:history="1" r:id="rIdz6_1vke4tf5i_xaw1mgnm">
+            <w:hyperlink w:history="1" r:id="rId80a17d2volsyvif9wjjph">
               <w:r>
                 <w:rPr>
                   <w:rFonts w:ascii="Arial" w:cs="Arial" w:eastAsia="Arial" w:hAnsi="Arial"/>
@@ -19643,7 +19643,7 @@
               <w:spacing w:after="10" w:before="0"/>
               <w:ind w:left="120"/>
             </w:pPr>
-            <w:hyperlink w:history="1" r:id="rId0sym_tksd9187zo2r24gu">
+            <w:hyperlink w:history="1" r:id="rId9snpkgd3tvh858j4ydy5p">
               <w:r>
                 <w:rPr>
                   <w:rFonts w:ascii="Arial" w:cs="Arial" w:eastAsia="Arial" w:hAnsi="Arial"/>
@@ -20155,7 +20155,7 @@
         </w:rPr>
         <w:t xml:space="preserve">© 2026 SeaVuria and ARES. Aligned with KICD objectives. Developed by SeaVuria; technical implementation by ARES (with AI assistance from Claude). Licensed under </w:t>
       </w:r>
-      <w:hyperlink w:history="1" r:id="rIdgwo4g_48yp4nf80q44prc">
+      <w:hyperlink w:history="1" r:id="rIdbaexwqvqflq3jqket20ox">
         <w:r>
           <w:rPr>
             <w:rFonts w:ascii="Arial" w:cs="Arial" w:eastAsia="Arial" w:hAnsi="Arial"/>
@@ -20176,7 +20176,7 @@
         </w:rPr>
         <w:t xml:space="preserve"> (</w:t>
       </w:r>
-      <w:hyperlink w:history="1" r:id="rId7njc4bm7_r6qgmiy4ioza">
+      <w:hyperlink w:history="1" r:id="rId0uh6ddiaf_0gza2ni7hea">
         <w:r>
           <w:rPr>
             <w:rFonts w:ascii="Arial" w:cs="Arial" w:eastAsia="Arial" w:hAnsi="Arial"/>
@@ -21189,7 +21189,7 @@
             <w:pPr>
               <w:spacing w:after="20" w:before="0"/>
             </w:pPr>
-            <w:hyperlink w:history="1" r:id="rIdsxm6fzk59nviv4xu9vtn4">
+            <w:hyperlink w:history="1" r:id="rIddssyfaju6ntgfunfvwbli">
               <w:r>
                 <w:rPr>
                   <w:rFonts w:ascii="Arial" w:cs="Arial" w:eastAsia="Arial" w:hAnsi="Arial"/>
@@ -21222,7 +21222,7 @@
               <w:spacing w:after="10" w:before="0"/>
               <w:ind w:left="120"/>
             </w:pPr>
-            <w:hyperlink w:history="1" r:id="rIdm3rlkaxwp4pavom0-y4hj">
+            <w:hyperlink w:history="1" r:id="rIddnexgvs5kvbqtd_m99p5g">
               <w:r>
                 <w:rPr>
                   <w:rFonts w:ascii="Arial" w:cs="Arial" w:eastAsia="Arial" w:hAnsi="Arial"/>
@@ -21267,7 +21267,7 @@
             <w:pPr>
               <w:spacing w:after="20" w:before="0"/>
             </w:pPr>
-            <w:hyperlink w:history="1" r:id="rId9puqnfoab9jlmgq-ozjjk">
+            <w:hyperlink w:history="1" r:id="rIdf2_c1zbynq5ztizz7xvug">
               <w:r>
                 <w:rPr>
                   <w:rFonts w:ascii="Arial" w:cs="Arial" w:eastAsia="Arial" w:hAnsi="Arial"/>
@@ -21300,7 +21300,7 @@
               <w:spacing w:after="10" w:before="0"/>
               <w:ind w:left="120"/>
             </w:pPr>
-            <w:hyperlink w:history="1" r:id="rIdqcuevsynqmuc5w5o5i2pk">
+            <w:hyperlink w:history="1" r:id="rIdechguckoiphtspw3gl5jv">
               <w:r>
                 <w:rPr>
                   <w:rFonts w:ascii="Arial" w:cs="Arial" w:eastAsia="Arial" w:hAnsi="Arial"/>
@@ -21495,7 +21495,7 @@
             <w:pPr>
               <w:spacing w:after="20" w:before="0"/>
             </w:pPr>
-            <w:hyperlink w:history="1" r:id="rIdr3hutldecvrjhjcqoerv-">
+            <w:hyperlink w:history="1" r:id="rIdtavcquemuc7rtpt1hmxbo">
               <w:r>
                 <w:rPr>
                   <w:rFonts w:ascii="Arial" w:cs="Arial" w:eastAsia="Arial" w:hAnsi="Arial"/>
@@ -21528,7 +21528,7 @@
               <w:spacing w:after="10" w:before="0"/>
               <w:ind w:left="120"/>
             </w:pPr>
-            <w:hyperlink w:history="1" r:id="rId_gigc-xzfq21pdqitrjqj">
+            <w:hyperlink w:history="1" r:id="rIdgopwuxgp0vpmopludvi97">
               <w:r>
                 <w:rPr>
                   <w:rFonts w:ascii="Arial" w:cs="Arial" w:eastAsia="Arial" w:hAnsi="Arial"/>
@@ -21573,7 +21573,7 @@
             <w:pPr>
               <w:spacing w:after="20" w:before="0"/>
             </w:pPr>
-            <w:hyperlink w:history="1" r:id="rIdjjcg2zvrccthjub7drv7a">
+            <w:hyperlink w:history="1" r:id="rIds0lposdpui9tjcitrggt1">
               <w:r>
                 <w:rPr>
                   <w:rFonts w:ascii="Arial" w:cs="Arial" w:eastAsia="Arial" w:hAnsi="Arial"/>
@@ -21606,7 +21606,7 @@
               <w:spacing w:after="10" w:before="0"/>
               <w:ind w:left="120"/>
             </w:pPr>
-            <w:hyperlink w:history="1" r:id="rId5x6iketasmo59zux1afjg">
+            <w:hyperlink w:history="1" r:id="rId8v21gndhyrthyzc0c9a9z">
               <w:r>
                 <w:rPr>
                   <w:rFonts w:ascii="Arial" w:cs="Arial" w:eastAsia="Arial" w:hAnsi="Arial"/>
@@ -21801,7 +21801,7 @@
             <w:pPr>
               <w:spacing w:after="20" w:before="0"/>
             </w:pPr>
-            <w:hyperlink w:history="1" r:id="rIdjhhi4vyp4-hn1yi-7mej0">
+            <w:hyperlink w:history="1" r:id="rIdm5viygo6v32nw2x7ca5qu">
               <w:r>
                 <w:rPr>
                   <w:rFonts w:ascii="Arial" w:cs="Arial" w:eastAsia="Arial" w:hAnsi="Arial"/>
@@ -21834,7 +21834,7 @@
               <w:spacing w:after="10" w:before="0"/>
               <w:ind w:left="120"/>
             </w:pPr>
-            <w:hyperlink w:history="1" r:id="rIdsnsoc-hjt7ryavfighpdw">
+            <w:hyperlink w:history="1" r:id="rIdo7vygrltyd4nmm_hpd8xv">
               <w:r>
                 <w:rPr>
                   <w:rFonts w:ascii="Arial" w:cs="Arial" w:eastAsia="Arial" w:hAnsi="Arial"/>
@@ -21879,7 +21879,7 @@
             <w:pPr>
               <w:spacing w:after="20" w:before="0"/>
             </w:pPr>
-            <w:hyperlink w:history="1" r:id="rIdlo1yo-a6adi0ahjzonb75">
+            <w:hyperlink w:history="1" r:id="rIdwgvndsovguz58aalwpmq8">
               <w:r>
                 <w:rPr>
                   <w:rFonts w:ascii="Arial" w:cs="Arial" w:eastAsia="Arial" w:hAnsi="Arial"/>
@@ -21912,7 +21912,7 @@
               <w:spacing w:after="10" w:before="0"/>
               <w:ind w:left="120"/>
             </w:pPr>
-            <w:hyperlink w:history="1" r:id="rIdofxnwxjbnzjbffgwq0kwk">
+            <w:hyperlink w:history="1" r:id="rIdo4pz3b4wncxjkcuvinf-i">
               <w:r>
                 <w:rPr>
                   <w:rFonts w:ascii="Arial" w:cs="Arial" w:eastAsia="Arial" w:hAnsi="Arial"/>
@@ -22107,7 +22107,7 @@
             <w:pPr>
               <w:spacing w:after="20" w:before="0"/>
             </w:pPr>
-            <w:hyperlink w:history="1" r:id="rIdvfysxkpg7cdx23i_vzfpk">
+            <w:hyperlink w:history="1" r:id="rIda141_rqgjtujpk10vnzyc">
               <w:r>
                 <w:rPr>
                   <w:rFonts w:ascii="Arial" w:cs="Arial" w:eastAsia="Arial" w:hAnsi="Arial"/>
@@ -22140,7 +22140,7 @@
               <w:spacing w:after="10" w:before="0"/>
               <w:ind w:left="120"/>
             </w:pPr>
-            <w:hyperlink w:history="1" r:id="rIdlo-jnutw34mghf3ecdqlz">
+            <w:hyperlink w:history="1" r:id="rId5bymekes61tnwh8iblv1x">
               <w:r>
                 <w:rPr>
                   <w:rFonts w:ascii="Arial" w:cs="Arial" w:eastAsia="Arial" w:hAnsi="Arial"/>
@@ -22185,7 +22185,7 @@
             <w:pPr>
               <w:spacing w:after="20" w:before="0"/>
             </w:pPr>
-            <w:hyperlink w:history="1" r:id="rIdwotjz18zqiiym8q7fqykf">
+            <w:hyperlink w:history="1" r:id="rId2uwcfmi20wc-r-86j9gvo">
               <w:r>
                 <w:rPr>
                   <w:rFonts w:ascii="Arial" w:cs="Arial" w:eastAsia="Arial" w:hAnsi="Arial"/>
@@ -22218,7 +22218,7 @@
               <w:spacing w:after="10" w:before="0"/>
               <w:ind w:left="120"/>
             </w:pPr>
-            <w:hyperlink w:history="1" r:id="rIdgbpujh7xfh76twqjgq37c">
+            <w:hyperlink w:history="1" r:id="rId-grjtv-tlf2rixqzx0skn">
               <w:r>
                 <w:rPr>
                   <w:rFonts w:ascii="Arial" w:cs="Arial" w:eastAsia="Arial" w:hAnsi="Arial"/>
@@ -22413,7 +22413,7 @@
             <w:pPr>
               <w:spacing w:after="20" w:before="0"/>
             </w:pPr>
-            <w:hyperlink w:history="1" r:id="rIdtjedrptx6xtsswy-8mysx">
+            <w:hyperlink w:history="1" r:id="rIdzgjkue6elmn6iyce4iduq">
               <w:r>
                 <w:rPr>
                   <w:rFonts w:ascii="Arial" w:cs="Arial" w:eastAsia="Arial" w:hAnsi="Arial"/>
@@ -22446,7 +22446,7 @@
               <w:spacing w:after="10" w:before="0"/>
               <w:ind w:left="120"/>
             </w:pPr>
-            <w:hyperlink w:history="1" r:id="rIddvityww2ygezw8mvfmkzw">
+            <w:hyperlink w:history="1" r:id="rId7l7ifzdnerimmoyinzvqy">
               <w:r>
                 <w:rPr>
                   <w:rFonts w:ascii="Arial" w:cs="Arial" w:eastAsia="Arial" w:hAnsi="Arial"/>
@@ -22491,7 +22491,7 @@
             <w:pPr>
               <w:spacing w:after="20" w:before="0"/>
             </w:pPr>
-            <w:hyperlink w:history="1" r:id="rIda9mlfyg73-phhvc2i8vu-">
+            <w:hyperlink w:history="1" r:id="rIdy1uaycqstxlxauasgfo13">
               <w:r>
                 <w:rPr>
                   <w:rFonts w:ascii="Arial" w:cs="Arial" w:eastAsia="Arial" w:hAnsi="Arial"/>
@@ -22524,7 +22524,7 @@
               <w:spacing w:after="10" w:before="0"/>
               <w:ind w:left="120"/>
             </w:pPr>
-            <w:hyperlink w:history="1" r:id="rIdg1ghte4nbeaf_pgvesvhn">
+            <w:hyperlink w:history="1" r:id="rIdsw5v16nk3f9emdmrbief6">
               <w:r>
                 <w:rPr>
                   <w:rFonts w:ascii="Arial" w:cs="Arial" w:eastAsia="Arial" w:hAnsi="Arial"/>
@@ -23036,7 +23036,7 @@
         </w:rPr>
         <w:t xml:space="preserve">© 2026 SeaVuria and ARES. Aligned with KICD objectives. Developed by SeaVuria; technical implementation by ARES (with AI assistance from Claude). Licensed under </w:t>
       </w:r>
-      <w:hyperlink w:history="1" r:id="rIdhwcoaeiy3hpcyjouddghv">
+      <w:hyperlink w:history="1" r:id="rIdg76f-daw7vuiyp1q-vlrk">
         <w:r>
           <w:rPr>
             <w:rFonts w:ascii="Arial" w:cs="Arial" w:eastAsia="Arial" w:hAnsi="Arial"/>
@@ -23057,7 +23057,7 @@
         </w:rPr>
         <w:t xml:space="preserve"> (</w:t>
       </w:r>
-      <w:hyperlink w:history="1" r:id="rId7esjlxz2wcgbn7ylwmisr">
+      <w:hyperlink w:history="1" r:id="rIdfwgilnoazwkfcdbvnd36m">
         <w:r>
           <w:rPr>
             <w:rFonts w:ascii="Arial" w:cs="Arial" w:eastAsia="Arial" w:hAnsi="Arial"/>
@@ -24289,7 +24289,7 @@
             <w:pPr>
               <w:spacing w:after="20" w:before="0"/>
             </w:pPr>
-            <w:hyperlink w:history="1" r:id="rIdbktl6c9c_qdbyarwk6chg">
+            <w:hyperlink w:history="1" r:id="rIdwwpycq-syqaecqbihikxm">
               <w:r>
                 <w:rPr>
                   <w:rFonts w:ascii="Arial" w:cs="Arial" w:eastAsia="Arial" w:hAnsi="Arial"/>
@@ -24322,7 +24322,7 @@
               <w:spacing w:after="10" w:before="0"/>
               <w:ind w:left="120"/>
             </w:pPr>
-            <w:hyperlink w:history="1" r:id="rId62_n2twhbzglp3zpw88o1">
+            <w:hyperlink w:history="1" r:id="rIdzctviiwcwccq1gprfngpm">
               <w:r>
                 <w:rPr>
                   <w:rFonts w:ascii="Arial" w:cs="Arial" w:eastAsia="Arial" w:hAnsi="Arial"/>
@@ -24384,7 +24384,7 @@
               <w:spacing w:after="10" w:before="0"/>
               <w:ind w:left="120"/>
             </w:pPr>
-            <w:hyperlink w:history="1" r:id="rIdbwofefcchwcvll8jb9e6d">
+            <w:hyperlink w:history="1" r:id="rId45_mjzhvxfaaihhehmb2m">
               <w:r>
                 <w:rPr>
                   <w:rFonts w:ascii="Arial" w:cs="Arial" w:eastAsia="Arial" w:hAnsi="Arial"/>
@@ -24594,7 +24594,7 @@
             <w:pPr>
               <w:spacing w:after="20" w:before="0"/>
             </w:pPr>
-            <w:hyperlink w:history="1" r:id="rIdckdzlq-yyw96fhu8zwalx">
+            <w:hyperlink w:history="1" r:id="rIdeaekpbfymjll9fv2zqwgu">
               <w:r>
                 <w:rPr>
                   <w:rFonts w:ascii="Arial" w:cs="Arial" w:eastAsia="Arial" w:hAnsi="Arial"/>
@@ -24627,7 +24627,7 @@
               <w:spacing w:after="10" w:before="0"/>
               <w:ind w:left="120"/>
             </w:pPr>
-            <w:hyperlink w:history="1" r:id="rIddvfgp1v8jfmubmkxbg2l1">
+            <w:hyperlink w:history="1" r:id="rIdijb8khbifxrnoikrdzzv9">
               <w:r>
                 <w:rPr>
                   <w:rFonts w:ascii="Arial" w:cs="Arial" w:eastAsia="Arial" w:hAnsi="Arial"/>
@@ -24689,7 +24689,7 @@
               <w:spacing w:after="10" w:before="0"/>
               <w:ind w:left="120"/>
             </w:pPr>
-            <w:hyperlink w:history="1" r:id="rIdydlhdsthtxuomferuf6dn">
+            <w:hyperlink w:history="1" r:id="rId_objykvpoaieuhwrjynca">
               <w:r>
                 <w:rPr>
                   <w:rFonts w:ascii="Arial" w:cs="Arial" w:eastAsia="Arial" w:hAnsi="Arial"/>
@@ -24899,7 +24899,7 @@
             <w:pPr>
               <w:spacing w:after="20" w:before="0"/>
             </w:pPr>
-            <w:hyperlink w:history="1" r:id="rIdn3q5rczgyf5esuxvjkhjm">
+            <w:hyperlink w:history="1" r:id="rIdugsyre1eot8zuf69_ul5c">
               <w:r>
                 <w:rPr>
                   <w:rFonts w:ascii="Arial" w:cs="Arial" w:eastAsia="Arial" w:hAnsi="Arial"/>
@@ -24932,7 +24932,7 @@
               <w:spacing w:after="10" w:before="0"/>
               <w:ind w:left="120"/>
             </w:pPr>
-            <w:hyperlink w:history="1" r:id="rId2nk5jwvnn4w86-fj-upks">
+            <w:hyperlink w:history="1" r:id="rIdrzl15cp164ajheslbneiq">
               <w:r>
                 <w:rPr>
                   <w:rFonts w:ascii="Arial" w:cs="Arial" w:eastAsia="Arial" w:hAnsi="Arial"/>
@@ -24994,7 +24994,7 @@
               <w:spacing w:after="10" w:before="0"/>
               <w:ind w:left="120"/>
             </w:pPr>
-            <w:hyperlink w:history="1" r:id="rIdkmsflrof4emgvfq--4kou">
+            <w:hyperlink w:history="1" r:id="rIdobipuzuozgulspvrdnx6h">
               <w:r>
                 <w:rPr>
                   <w:rFonts w:ascii="Arial" w:cs="Arial" w:eastAsia="Arial" w:hAnsi="Arial"/>
@@ -25204,7 +25204,7 @@
             <w:pPr>
               <w:spacing w:after="20" w:before="0"/>
             </w:pPr>
-            <w:hyperlink w:history="1" r:id="rId_ny5xc643jrhzdnmr0dfk">
+            <w:hyperlink w:history="1" r:id="rIdr1za3mfcqiez62teaiykp">
               <w:r>
                 <w:rPr>
                   <w:rFonts w:ascii="Arial" w:cs="Arial" w:eastAsia="Arial" w:hAnsi="Arial"/>
@@ -25237,7 +25237,7 @@
               <w:spacing w:after="10" w:before="0"/>
               <w:ind w:left="120"/>
             </w:pPr>
-            <w:hyperlink w:history="1" r:id="rId4fabpbh_tyshhvsxisuty">
+            <w:hyperlink w:history="1" r:id="rIdj42re375hweo9y7loysae">
               <w:r>
                 <w:rPr>
                   <w:rFonts w:ascii="Arial" w:cs="Arial" w:eastAsia="Arial" w:hAnsi="Arial"/>
@@ -25299,7 +25299,7 @@
               <w:spacing w:after="10" w:before="0"/>
               <w:ind w:left="120"/>
             </w:pPr>
-            <w:hyperlink w:history="1" r:id="rIddk8sfaykv9c9otakrey6j">
+            <w:hyperlink w:history="1" r:id="rIdu91gt9u5opdlglkckm4b4">
               <w:r>
                 <w:rPr>
                   <w:rFonts w:ascii="Arial" w:cs="Arial" w:eastAsia="Arial" w:hAnsi="Arial"/>
@@ -25509,7 +25509,7 @@
             <w:pPr>
               <w:spacing w:after="20" w:before="0"/>
             </w:pPr>
-            <w:hyperlink w:history="1" r:id="rIdb12_qg-hurwgoq2zm6lid">
+            <w:hyperlink w:history="1" r:id="rId8i8cetpi8iaujck0i00zr">
               <w:r>
                 <w:rPr>
                   <w:rFonts w:ascii="Arial" w:cs="Arial" w:eastAsia="Arial" w:hAnsi="Arial"/>
@@ -25542,7 +25542,7 @@
               <w:spacing w:after="10" w:before="0"/>
               <w:ind w:left="120"/>
             </w:pPr>
-            <w:hyperlink w:history="1" r:id="rIdw0bpdnj5jswg5m_nfsbjn">
+            <w:hyperlink w:history="1" r:id="rId0m0yju_ryqggs9axyhxyb">
               <w:r>
                 <w:rPr>
                   <w:rFonts w:ascii="Arial" w:cs="Arial" w:eastAsia="Arial" w:hAnsi="Arial"/>
@@ -25604,7 +25604,7 @@
               <w:spacing w:after="10" w:before="0"/>
               <w:ind w:left="120"/>
             </w:pPr>
-            <w:hyperlink w:history="1" r:id="rIdc8iwz-wmki2abumw984ig">
+            <w:hyperlink w:history="1" r:id="rIdspi-1mw-rrfcdb1ykwifm">
               <w:r>
                 <w:rPr>
                   <w:rFonts w:ascii="Arial" w:cs="Arial" w:eastAsia="Arial" w:hAnsi="Arial"/>
@@ -26283,7 +26283,7 @@
         </w:rPr>
         <w:t xml:space="preserve">© 2026 SeaVuria and ARES. Aligned with KICD objectives. Developed by SeaVuria; technical implementation by ARES (with AI assistance from Claude). Licensed under </w:t>
       </w:r>
-      <w:hyperlink w:history="1" r:id="rIdmjj89pcxk4jpg-k5esew9">
+      <w:hyperlink w:history="1" r:id="rIdxehk8idyi6yeifqtutnev">
         <w:r>
           <w:rPr>
             <w:rFonts w:ascii="Arial" w:cs="Arial" w:eastAsia="Arial" w:hAnsi="Arial"/>
@@ -26304,7 +26304,7 @@
         </w:rPr>
         <w:t xml:space="preserve"> (</w:t>
       </w:r>
-      <w:hyperlink w:history="1" r:id="rIdxp9j4o2krzbivlbfmqqkc">
+      <w:hyperlink w:history="1" r:id="rIdqgkwqc1zhywdcwzt7f6pb">
         <w:r>
           <w:rPr>
             <w:rFonts w:ascii="Arial" w:cs="Arial" w:eastAsia="Arial" w:hAnsi="Arial"/>

--- a/data/outputs/v2/Core_Mathematics/SS2.4_Trigonometry_1/Core_Mathematics_Trigonometry_1_CBE_LessonSequence.docx
+++ b/data/outputs/v2/Core_Mathematics/SS2.4_Trigonometry_1/Core_Mathematics_Trigonometry_1_CBE_LessonSequence.docx
@@ -2420,7 +2420,7 @@
         </w:rPr>
         <w:t xml:space="preserve">© 2026 SeaVuria and ARES. This work is licensed under a </w:t>
       </w:r>
-      <w:hyperlink w:history="1" r:id="rId8xzwjlpylq1krxddqdegu">
+      <w:hyperlink w:history="1" r:id="rIdyjqb-vxvovj-qorikbmm8">
         <w:r>
           <w:rPr>
             <w:rFonts w:ascii="Arial" w:cs="Arial" w:eastAsia="Arial" w:hAnsi="Arial"/>
@@ -2440,7 +2440,7 @@
         </w:rPr>
         <w:t xml:space="preserve"> (</w:t>
       </w:r>
-      <w:hyperlink w:history="1" r:id="rIdxyqqz4i0wxmepnubqx4hc">
+      <w:hyperlink w:history="1" r:id="rIdvogky7pd-rlcwhzheyg-w">
         <w:r>
           <w:rPr>
             <w:rFonts w:ascii="Arial" w:cs="Arial" w:eastAsia="Arial" w:hAnsi="Arial"/>
@@ -2460,7 +2460,7 @@
         </w:rPr>
         <w:t xml:space="preserve">). To view a copy of this license, visit </w:t>
       </w:r>
-      <w:hyperlink w:history="1" r:id="rIdssttbmkva133byamoqtm7">
+      <w:hyperlink w:history="1" r:id="rIduzf9917vhinc-q4tzbzzy">
         <w:r>
           <w:rPr>
             <w:rFonts w:ascii="Arial" w:cs="Arial" w:eastAsia="Arial" w:hAnsi="Arial"/>
@@ -3472,7 +3472,7 @@
             <w:pPr>
               <w:spacing w:after="20" w:before="0"/>
             </w:pPr>
-            <w:hyperlink w:history="1" r:id="rIdalhudylrd8mhhtgw16oso">
+            <w:hyperlink w:history="1" r:id="rId3vamypapepmlkwr8j3eio">
               <w:r>
                 <w:rPr>
                   <w:rFonts w:ascii="Arial" w:cs="Arial" w:eastAsia="Arial" w:hAnsi="Arial"/>
@@ -3505,7 +3505,7 @@
               <w:spacing w:after="10" w:before="0"/>
               <w:ind w:left="120"/>
             </w:pPr>
-            <w:hyperlink w:history="1" r:id="rIdveza1bzsdxzhmpl4zzvi2">
+            <w:hyperlink w:history="1" r:id="rId4jwvy0cfd6vrbsbpxyqzh">
               <w:r>
                 <w:rPr>
                   <w:rFonts w:ascii="Arial" w:cs="Arial" w:eastAsia="Arial" w:hAnsi="Arial"/>
@@ -3550,7 +3550,7 @@
             <w:pPr>
               <w:spacing w:after="20" w:before="0"/>
             </w:pPr>
-            <w:hyperlink w:history="1" r:id="rIdqmniq0eti95bkhq1kyqsn">
+            <w:hyperlink w:history="1" r:id="rIdm1hygl6ele2wujdusz1vl">
               <w:r>
                 <w:rPr>
                   <w:rFonts w:ascii="Arial" w:cs="Arial" w:eastAsia="Arial" w:hAnsi="Arial"/>
@@ -3583,7 +3583,7 @@
               <w:spacing w:after="10" w:before="0"/>
               <w:ind w:left="120"/>
             </w:pPr>
-            <w:hyperlink w:history="1" r:id="rIdivj-c0zge3a-nnyjheshn">
+            <w:hyperlink w:history="1" r:id="rIdsymjj8bdz8urbufycnrnd">
               <w:r>
                 <w:rPr>
                   <w:rFonts w:ascii="Arial" w:cs="Arial" w:eastAsia="Arial" w:hAnsi="Arial"/>
@@ -3778,7 +3778,7 @@
             <w:pPr>
               <w:spacing w:after="20" w:before="0"/>
             </w:pPr>
-            <w:hyperlink w:history="1" r:id="rId4zchba8mqbitijxryvoga">
+            <w:hyperlink w:history="1" r:id="rIdmxgbenyy4w-mkctvwz625">
               <w:r>
                 <w:rPr>
                   <w:rFonts w:ascii="Arial" w:cs="Arial" w:eastAsia="Arial" w:hAnsi="Arial"/>
@@ -3811,7 +3811,7 @@
               <w:spacing w:after="10" w:before="0"/>
               <w:ind w:left="120"/>
             </w:pPr>
-            <w:hyperlink w:history="1" r:id="rIdewccefhht9_yr-blpppfs">
+            <w:hyperlink w:history="1" r:id="rId65jljdyrfvrzm4owylhak">
               <w:r>
                 <w:rPr>
                   <w:rFonts w:ascii="Arial" w:cs="Arial" w:eastAsia="Arial" w:hAnsi="Arial"/>
@@ -3856,7 +3856,7 @@
             <w:pPr>
               <w:spacing w:after="20" w:before="0"/>
             </w:pPr>
-            <w:hyperlink w:history="1" r:id="rId6apvzxbzzz4pzyx2guw3c">
+            <w:hyperlink w:history="1" r:id="rIdvk0g943jk7r_lrpmjn7b4">
               <w:r>
                 <w:rPr>
                   <w:rFonts w:ascii="Arial" w:cs="Arial" w:eastAsia="Arial" w:hAnsi="Arial"/>
@@ -3889,7 +3889,7 @@
               <w:spacing w:after="10" w:before="0"/>
               <w:ind w:left="120"/>
             </w:pPr>
-            <w:hyperlink w:history="1" r:id="rIdunbcf4jplk5zrx9pt_f-5">
+            <w:hyperlink w:history="1" r:id="rIdzqo-lxbl1pc9qegads7a1">
               <w:r>
                 <w:rPr>
                   <w:rFonts w:ascii="Arial" w:cs="Arial" w:eastAsia="Arial" w:hAnsi="Arial"/>
@@ -4160,7 +4160,7 @@
             <w:pPr>
               <w:spacing w:after="20" w:before="0"/>
             </w:pPr>
-            <w:hyperlink w:history="1" r:id="rIdbcfyq5fo62akf7rgvjylo">
+            <w:hyperlink w:history="1" r:id="rIds7-q0nowa6twvyjdzftyg">
               <w:r>
                 <w:rPr>
                   <w:rFonts w:ascii="Arial" w:cs="Arial" w:eastAsia="Arial" w:hAnsi="Arial"/>
@@ -4193,7 +4193,7 @@
               <w:spacing w:after="10" w:before="0"/>
               <w:ind w:left="120"/>
             </w:pPr>
-            <w:hyperlink w:history="1" r:id="rIdilv76iyqii7bynjlvqx9j">
+            <w:hyperlink w:history="1" r:id="rIdk7etev4hnmoxtzo91__gv">
               <w:r>
                 <w:rPr>
                   <w:rFonts w:ascii="Arial" w:cs="Arial" w:eastAsia="Arial" w:hAnsi="Arial"/>
@@ -4238,7 +4238,7 @@
             <w:pPr>
               <w:spacing w:after="20" w:before="0"/>
             </w:pPr>
-            <w:hyperlink w:history="1" r:id="rId4hj2yip3dnqn5ily5300z">
+            <w:hyperlink w:history="1" r:id="rIdltpod3d1getutn2o1oko6">
               <w:r>
                 <w:rPr>
                   <w:rFonts w:ascii="Arial" w:cs="Arial" w:eastAsia="Arial" w:hAnsi="Arial"/>
@@ -4287,7 +4287,7 @@
               <w:spacing w:after="10" w:before="0"/>
               <w:ind w:left="120"/>
             </w:pPr>
-            <w:hyperlink w:history="1" r:id="rIdjinr69b47kv_cry1m9d0a">
+            <w:hyperlink w:history="1" r:id="rIdymep4yua1f5wmeyquh1ke">
               <w:r>
                 <w:rPr>
                   <w:rFonts w:ascii="Arial" w:cs="Arial" w:eastAsia="Arial" w:hAnsi="Arial"/>
@@ -4482,7 +4482,7 @@
             <w:pPr>
               <w:spacing w:after="20" w:before="0"/>
             </w:pPr>
-            <w:hyperlink w:history="1" r:id="rIdnevr6ovupk5bodljrxfco">
+            <w:hyperlink w:history="1" r:id="rIdibnbr1al7b2nyahlkwl2q">
               <w:r>
                 <w:rPr>
                   <w:rFonts w:ascii="Arial" w:cs="Arial" w:eastAsia="Arial" w:hAnsi="Arial"/>
@@ -4515,7 +4515,7 @@
               <w:spacing w:after="10" w:before="0"/>
               <w:ind w:left="120"/>
             </w:pPr>
-            <w:hyperlink w:history="1" r:id="rIdohlepsxci2mt7ehutyr4w">
+            <w:hyperlink w:history="1" r:id="rIdd6aqz4dlsbo9d91kwerxh">
               <w:r>
                 <w:rPr>
                   <w:rFonts w:ascii="Arial" w:cs="Arial" w:eastAsia="Arial" w:hAnsi="Arial"/>
@@ -4560,7 +4560,7 @@
             <w:pPr>
               <w:spacing w:after="20" w:before="0"/>
             </w:pPr>
-            <w:hyperlink w:history="1" r:id="rIdt4hzqsibag0opj3qjxgkn">
+            <w:hyperlink w:history="1" r:id="rIdddbpiibhcf9gvux2qkngt">
               <w:r>
                 <w:rPr>
                   <w:rFonts w:ascii="Arial" w:cs="Arial" w:eastAsia="Arial" w:hAnsi="Arial"/>
@@ -4609,7 +4609,7 @@
               <w:spacing w:after="10" w:before="0"/>
               <w:ind w:left="120"/>
             </w:pPr>
-            <w:hyperlink w:history="1" r:id="rIdcxlomp3tqa8ffzsu_3pix">
+            <w:hyperlink w:history="1" r:id="rIdvpit91isqmbpjmp92m1if">
               <w:r>
                 <w:rPr>
                   <w:rFonts w:ascii="Arial" w:cs="Arial" w:eastAsia="Arial" w:hAnsi="Arial"/>
@@ -4804,7 +4804,7 @@
             <w:pPr>
               <w:spacing w:after="20" w:before="0"/>
             </w:pPr>
-            <w:hyperlink w:history="1" r:id="rIdachxhnkze0ye-uowd9qej">
+            <w:hyperlink w:history="1" r:id="rIdnrvlphv6arzulgulc8mpb">
               <w:r>
                 <w:rPr>
                   <w:rFonts w:ascii="Arial" w:cs="Arial" w:eastAsia="Arial" w:hAnsi="Arial"/>
@@ -4837,7 +4837,7 @@
               <w:spacing w:after="10" w:before="0"/>
               <w:ind w:left="120"/>
             </w:pPr>
-            <w:hyperlink w:history="1" r:id="rIdoytziiwuyvnxilwtpnjtz">
+            <w:hyperlink w:history="1" r:id="rIdmwxqatwtyqclhgyzso0fc">
               <w:r>
                 <w:rPr>
                   <w:rFonts w:ascii="Arial" w:cs="Arial" w:eastAsia="Arial" w:hAnsi="Arial"/>
@@ -4882,7 +4882,7 @@
             <w:pPr>
               <w:spacing w:after="20" w:before="0"/>
             </w:pPr>
-            <w:hyperlink w:history="1" r:id="rIdplhqgho9ulhwj54w2rxw8">
+            <w:hyperlink w:history="1" r:id="rIdle_jtst0qrydss4krm6pq">
               <w:r>
                 <w:rPr>
                   <w:rFonts w:ascii="Arial" w:cs="Arial" w:eastAsia="Arial" w:hAnsi="Arial"/>
@@ -4931,7 +4931,7 @@
               <w:spacing w:after="10" w:before="0"/>
               <w:ind w:left="120"/>
             </w:pPr>
-            <w:hyperlink w:history="1" r:id="rIdfnewv-3vhmjhe0l0fxvce">
+            <w:hyperlink w:history="1" r:id="rIdjlwh6snmzpopocnjztnkh">
               <w:r>
                 <w:rPr>
                   <w:rFonts w:ascii="Arial" w:cs="Arial" w:eastAsia="Arial" w:hAnsi="Arial"/>
@@ -5443,7 +5443,7 @@
         </w:rPr>
         <w:t xml:space="preserve">© 2026 SeaVuria and ARES. Aligned with KICD objectives. Developed by SeaVuria; technical implementation by ARES (with AI assistance from Claude). Licensed under </w:t>
       </w:r>
-      <w:hyperlink w:history="1" r:id="rId9dag5ix2m11f7rkhwk1cx">
+      <w:hyperlink w:history="1" r:id="rIdtu-8-hsp7lks4fcz3qy1f">
         <w:r>
           <w:rPr>
             <w:rFonts w:ascii="Arial" w:cs="Arial" w:eastAsia="Arial" w:hAnsi="Arial"/>
@@ -5464,7 +5464,7 @@
         </w:rPr>
         <w:t xml:space="preserve"> (</w:t>
       </w:r>
-      <w:hyperlink w:history="1" r:id="rId8mqvklrmlcbwbkfxefbcy">
+      <w:hyperlink w:history="1" r:id="rIdrygrzgk0ssg2b7x0thj9n">
         <w:r>
           <w:rPr>
             <w:rFonts w:ascii="Arial" w:cs="Arial" w:eastAsia="Arial" w:hAnsi="Arial"/>
@@ -6560,7 +6560,7 @@
             <w:pPr>
               <w:spacing w:after="20" w:before="0"/>
             </w:pPr>
-            <w:hyperlink w:history="1" r:id="rIdrvzhvvkxgitay631u4nds">
+            <w:hyperlink w:history="1" r:id="rIdgkuzcuc2utxjsoaxyjg7n">
               <w:r>
                 <w:rPr>
                   <w:rFonts w:ascii="Arial" w:cs="Arial" w:eastAsia="Arial" w:hAnsi="Arial"/>
@@ -6593,7 +6593,7 @@
               <w:spacing w:after="10" w:before="0"/>
               <w:ind w:left="120"/>
             </w:pPr>
-            <w:hyperlink w:history="1" r:id="rId5p-wp5_dc0fnpbmdcetor">
+            <w:hyperlink w:history="1" r:id="rIdzjdgqviglwsstiwhiftns">
               <w:r>
                 <w:rPr>
                   <w:rFonts w:ascii="Arial" w:cs="Arial" w:eastAsia="Arial" w:hAnsi="Arial"/>
@@ -6638,7 +6638,7 @@
             <w:pPr>
               <w:spacing w:after="20" w:before="0"/>
             </w:pPr>
-            <w:hyperlink w:history="1" r:id="rId20f-tasklamr-ny1dtdls">
+            <w:hyperlink w:history="1" r:id="rIdoa87kduf1kioowf-6qr7k">
               <w:r>
                 <w:rPr>
                   <w:rFonts w:ascii="Arial" w:cs="Arial" w:eastAsia="Arial" w:hAnsi="Arial"/>
@@ -6671,7 +6671,7 @@
               <w:spacing w:after="10" w:before="0"/>
               <w:ind w:left="120"/>
             </w:pPr>
-            <w:hyperlink w:history="1" r:id="rIdyizoirwoonxwnl1f5yhqg">
+            <w:hyperlink w:history="1" r:id="rIdaoltzaysk3pbv5ludf3nw">
               <w:r>
                 <w:rPr>
                   <w:rFonts w:ascii="Arial" w:cs="Arial" w:eastAsia="Arial" w:hAnsi="Arial"/>
@@ -6866,7 +6866,7 @@
             <w:pPr>
               <w:spacing w:after="20" w:before="0"/>
             </w:pPr>
-            <w:hyperlink w:history="1" r:id="rIdpuyae6xkswwxdfh6w2gwz">
+            <w:hyperlink w:history="1" r:id="rIdvxs1jgo6_uzm1kxnznlhl">
               <w:r>
                 <w:rPr>
                   <w:rFonts w:ascii="Arial" w:cs="Arial" w:eastAsia="Arial" w:hAnsi="Arial"/>
@@ -6899,7 +6899,7 @@
               <w:spacing w:after="10" w:before="0"/>
               <w:ind w:left="120"/>
             </w:pPr>
-            <w:hyperlink w:history="1" r:id="rIdhq30c8i0uhd317ptr8wy6">
+            <w:hyperlink w:history="1" r:id="rIdxjdes0tzhgu5m_ks-es7p">
               <w:r>
                 <w:rPr>
                   <w:rFonts w:ascii="Arial" w:cs="Arial" w:eastAsia="Arial" w:hAnsi="Arial"/>
@@ -6944,7 +6944,7 @@
             <w:pPr>
               <w:spacing w:after="20" w:before="0"/>
             </w:pPr>
-            <w:hyperlink w:history="1" r:id="rIdqygxjwuwz8l2sfja6z53_">
+            <w:hyperlink w:history="1" r:id="rIdv6r5ezroxvyfstpcilhck">
               <w:r>
                 <w:rPr>
                   <w:rFonts w:ascii="Arial" w:cs="Arial" w:eastAsia="Arial" w:hAnsi="Arial"/>
@@ -6977,7 +6977,7 @@
               <w:spacing w:after="10" w:before="0"/>
               <w:ind w:left="120"/>
             </w:pPr>
-            <w:hyperlink w:history="1" r:id="rIdmpsblxrdlfyqra7pkyvhg">
+            <w:hyperlink w:history="1" r:id="rId_yeestvma8cotdvse386t">
               <w:r>
                 <w:rPr>
                   <w:rFonts w:ascii="Arial" w:cs="Arial" w:eastAsia="Arial" w:hAnsi="Arial"/>
@@ -7172,7 +7172,7 @@
             <w:pPr>
               <w:spacing w:after="20" w:before="0"/>
             </w:pPr>
-            <w:hyperlink w:history="1" r:id="rId0iaq0yxbk71l9oj4swsj5">
+            <w:hyperlink w:history="1" r:id="rIdn221wuaknzmdfjy8c3gbr">
               <w:r>
                 <w:rPr>
                   <w:rFonts w:ascii="Arial" w:cs="Arial" w:eastAsia="Arial" w:hAnsi="Arial"/>
@@ -7205,7 +7205,7 @@
               <w:spacing w:after="10" w:before="0"/>
               <w:ind w:left="120"/>
             </w:pPr>
-            <w:hyperlink w:history="1" r:id="rId4rvswr0i5lvz0i69qtnve">
+            <w:hyperlink w:history="1" r:id="rIdmvsp9urqkwemzx-xgq01_">
               <w:r>
                 <w:rPr>
                   <w:rFonts w:ascii="Arial" w:cs="Arial" w:eastAsia="Arial" w:hAnsi="Arial"/>
@@ -7250,7 +7250,7 @@
             <w:pPr>
               <w:spacing w:after="20" w:before="0"/>
             </w:pPr>
-            <w:hyperlink w:history="1" r:id="rIdtizaiffdapt8j5urquly-">
+            <w:hyperlink w:history="1" r:id="rIdikl9khr76vkjd1t-bie6c">
               <w:r>
                 <w:rPr>
                   <w:rFonts w:ascii="Arial" w:cs="Arial" w:eastAsia="Arial" w:hAnsi="Arial"/>
@@ -7299,7 +7299,7 @@
               <w:spacing w:after="10" w:before="0"/>
               <w:ind w:left="120"/>
             </w:pPr>
-            <w:hyperlink w:history="1" r:id="rIdyz8fy5e7mnd_xmupcwlgt">
+            <w:hyperlink w:history="1" r:id="rIdijotctrtods0gdtygwjq7">
               <w:r>
                 <w:rPr>
                   <w:rFonts w:ascii="Arial" w:cs="Arial" w:eastAsia="Arial" w:hAnsi="Arial"/>
@@ -7494,7 +7494,7 @@
             <w:pPr>
               <w:spacing w:after="20" w:before="0"/>
             </w:pPr>
-            <w:hyperlink w:history="1" r:id="rIdgegy6c30xx5do0qphhpct">
+            <w:hyperlink w:history="1" r:id="rIdrxsngg71ss4a9dl1kxtto">
               <w:r>
                 <w:rPr>
                   <w:rFonts w:ascii="Arial" w:cs="Arial" w:eastAsia="Arial" w:hAnsi="Arial"/>
@@ -7527,7 +7527,7 @@
               <w:spacing w:after="10" w:before="0"/>
               <w:ind w:left="120"/>
             </w:pPr>
-            <w:hyperlink w:history="1" r:id="rIdhzl4xyvkyk7_-8rollxfy">
+            <w:hyperlink w:history="1" r:id="rIdwhabuiopqoufsmy5eflne">
               <w:r>
                 <w:rPr>
                   <w:rFonts w:ascii="Arial" w:cs="Arial" w:eastAsia="Arial" w:hAnsi="Arial"/>
@@ -7572,7 +7572,7 @@
             <w:pPr>
               <w:spacing w:after="20" w:before="0"/>
             </w:pPr>
-            <w:hyperlink w:history="1" r:id="rId7bl65czqc_u3d_t-zje8z">
+            <w:hyperlink w:history="1" r:id="rIdcefzaqoge9zlccm_arrxj">
               <w:r>
                 <w:rPr>
                   <w:rFonts w:ascii="Arial" w:cs="Arial" w:eastAsia="Arial" w:hAnsi="Arial"/>
@@ -7621,7 +7621,7 @@
               <w:spacing w:after="10" w:before="0"/>
               <w:ind w:left="120"/>
             </w:pPr>
-            <w:hyperlink w:history="1" r:id="rIdkrqpmwu29vh3pywsty8oh">
+            <w:hyperlink w:history="1" r:id="rIdhkq24v0xq0rlcq0lcdfkz">
               <w:r>
                 <w:rPr>
                   <w:rFonts w:ascii="Arial" w:cs="Arial" w:eastAsia="Arial" w:hAnsi="Arial"/>
@@ -7816,7 +7816,7 @@
             <w:pPr>
               <w:spacing w:after="20" w:before="0"/>
             </w:pPr>
-            <w:hyperlink w:history="1" r:id="rId7o9ecrlw0ecux1ctervfy">
+            <w:hyperlink w:history="1" r:id="rIdcxfgbdlij9wodjqko__vq">
               <w:r>
                 <w:rPr>
                   <w:rFonts w:ascii="Arial" w:cs="Arial" w:eastAsia="Arial" w:hAnsi="Arial"/>
@@ -7849,7 +7849,7 @@
               <w:spacing w:after="10" w:before="0"/>
               <w:ind w:left="120"/>
             </w:pPr>
-            <w:hyperlink w:history="1" r:id="rIdwp2nait4-xdn1miqothzc">
+            <w:hyperlink w:history="1" r:id="rIdi73rj-fvapcvmn7jnh12_">
               <w:r>
                 <w:rPr>
                   <w:rFonts w:ascii="Arial" w:cs="Arial" w:eastAsia="Arial" w:hAnsi="Arial"/>
@@ -7894,7 +7894,7 @@
             <w:pPr>
               <w:spacing w:after="20" w:before="0"/>
             </w:pPr>
-            <w:hyperlink w:history="1" r:id="rIdbim1f0re5arvlzcsnfmzj">
+            <w:hyperlink w:history="1" r:id="rIdbqp36j7peaixmbuss6w1e">
               <w:r>
                 <w:rPr>
                   <w:rFonts w:ascii="Arial" w:cs="Arial" w:eastAsia="Arial" w:hAnsi="Arial"/>
@@ -7943,7 +7943,7 @@
               <w:spacing w:after="10" w:before="0"/>
               <w:ind w:left="120"/>
             </w:pPr>
-            <w:hyperlink w:history="1" r:id="rIdgrvwoq0zffge94hhiufr_">
+            <w:hyperlink w:history="1" r:id="rIdpjjvhpbnvcrhdxukoxtjp">
               <w:r>
                 <w:rPr>
                   <w:rFonts w:ascii="Arial" w:cs="Arial" w:eastAsia="Arial" w:hAnsi="Arial"/>
@@ -8455,7 +8455,7 @@
         </w:rPr>
         <w:t xml:space="preserve">© 2026 SeaVuria and ARES. Aligned with KICD objectives. Developed by SeaVuria; technical implementation by ARES (with AI assistance from Claude). Licensed under </w:t>
       </w:r>
-      <w:hyperlink w:history="1" r:id="rIdern9oaangksjar7puu7by">
+      <w:hyperlink w:history="1" r:id="rIdwgsxyrqo7iwtsri2j26bz">
         <w:r>
           <w:rPr>
             <w:rFonts w:ascii="Arial" w:cs="Arial" w:eastAsia="Arial" w:hAnsi="Arial"/>
@@ -8476,7 +8476,7 @@
         </w:rPr>
         <w:t xml:space="preserve"> (</w:t>
       </w:r>
-      <w:hyperlink w:history="1" r:id="rIduaqyou2odpuknbg80s3y_">
+      <w:hyperlink w:history="1" r:id="rIdoidb90xetshnjnhj84ssr">
         <w:r>
           <w:rPr>
             <w:rFonts w:ascii="Arial" w:cs="Arial" w:eastAsia="Arial" w:hAnsi="Arial"/>
@@ -9489,7 +9489,7 @@
             <w:pPr>
               <w:spacing w:after="20" w:before="0"/>
             </w:pPr>
-            <w:hyperlink w:history="1" r:id="rIdumqkn1pazpkta94bm9o6a">
+            <w:hyperlink w:history="1" r:id="rIdodrqnofxutrqh0kkblbdx">
               <w:r>
                 <w:rPr>
                   <w:rFonts w:ascii="Arial" w:cs="Arial" w:eastAsia="Arial" w:hAnsi="Arial"/>
@@ -9522,7 +9522,7 @@
               <w:spacing w:after="10" w:before="0"/>
               <w:ind w:left="120"/>
             </w:pPr>
-            <w:hyperlink w:history="1" r:id="rIdkeup9ibkejy2jkuupft5l">
+            <w:hyperlink w:history="1" r:id="rIdv2o0bslq7mikdjmuemgoa">
               <w:r>
                 <w:rPr>
                   <w:rFonts w:ascii="Arial" w:cs="Arial" w:eastAsia="Arial" w:hAnsi="Arial"/>
@@ -9567,7 +9567,7 @@
             <w:pPr>
               <w:spacing w:after="20" w:before="0"/>
             </w:pPr>
-            <w:hyperlink w:history="1" r:id="rIdyw3qeklbaargpr0i1yhxo">
+            <w:hyperlink w:history="1" r:id="rIdy1cizgwh0yr6e6czhkanc">
               <w:r>
                 <w:rPr>
                   <w:rFonts w:ascii="Arial" w:cs="Arial" w:eastAsia="Arial" w:hAnsi="Arial"/>
@@ -9600,7 +9600,7 @@
               <w:spacing w:after="10" w:before="0"/>
               <w:ind w:left="120"/>
             </w:pPr>
-            <w:hyperlink w:history="1" r:id="rIdhnamfflrqhwfdhthkcgdu">
+            <w:hyperlink w:history="1" r:id="rIdvynecnagxlq4x7tbllo2b">
               <w:r>
                 <w:rPr>
                   <w:rFonts w:ascii="Arial" w:cs="Arial" w:eastAsia="Arial" w:hAnsi="Arial"/>
@@ -9795,7 +9795,7 @@
             <w:pPr>
               <w:spacing w:after="20" w:before="0"/>
             </w:pPr>
-            <w:hyperlink w:history="1" r:id="rIdmj1mb7oc9_u94t4jovwky">
+            <w:hyperlink w:history="1" r:id="rIdbnc4aetkndtds8zj6ojvb">
               <w:r>
                 <w:rPr>
                   <w:rFonts w:ascii="Arial" w:cs="Arial" w:eastAsia="Arial" w:hAnsi="Arial"/>
@@ -9828,7 +9828,7 @@
               <w:spacing w:after="10" w:before="0"/>
               <w:ind w:left="120"/>
             </w:pPr>
-            <w:hyperlink w:history="1" r:id="rId9hu9z-yhn0q69t_svjppd">
+            <w:hyperlink w:history="1" r:id="rId42az4h53pmp_6thd39hop">
               <w:r>
                 <w:rPr>
                   <w:rFonts w:ascii="Arial" w:cs="Arial" w:eastAsia="Arial" w:hAnsi="Arial"/>
@@ -9873,7 +9873,7 @@
             <w:pPr>
               <w:spacing w:after="20" w:before="0"/>
             </w:pPr>
-            <w:hyperlink w:history="1" r:id="rId2-xsvd9mpxiqgtot0ayc-">
+            <w:hyperlink w:history="1" r:id="rId1bb2vu6pcwg_dzc6iik00">
               <w:r>
                 <w:rPr>
                   <w:rFonts w:ascii="Arial" w:cs="Arial" w:eastAsia="Arial" w:hAnsi="Arial"/>
@@ -9906,7 +9906,7 @@
               <w:spacing w:after="10" w:before="0"/>
               <w:ind w:left="120"/>
             </w:pPr>
-            <w:hyperlink w:history="1" r:id="rIdjz6cdysijjmfjuw5v6x5w">
+            <w:hyperlink w:history="1" r:id="rIdvnrtqzj2eh7uhokmvbdjt">
               <w:r>
                 <w:rPr>
                   <w:rFonts w:ascii="Arial" w:cs="Arial" w:eastAsia="Arial" w:hAnsi="Arial"/>
@@ -10297,7 +10297,7 @@
             <w:pPr>
               <w:spacing w:after="20" w:before="0"/>
             </w:pPr>
-            <w:hyperlink w:history="1" r:id="rIda0wd1gs8yodo3nodtnfco">
+            <w:hyperlink w:history="1" r:id="rId60tflh8qut7pr7wb1vana">
               <w:r>
                 <w:rPr>
                   <w:rFonts w:ascii="Arial" w:cs="Arial" w:eastAsia="Arial" w:hAnsi="Arial"/>
@@ -10330,7 +10330,7 @@
               <w:spacing w:after="10" w:before="0"/>
               <w:ind w:left="120"/>
             </w:pPr>
-            <w:hyperlink w:history="1" r:id="rId63lc7xswplxz0kuyoxem4">
+            <w:hyperlink w:history="1" r:id="rIdj1x8ygw81clph7zk5xjlc">
               <w:r>
                 <w:rPr>
                   <w:rFonts w:ascii="Arial" w:cs="Arial" w:eastAsia="Arial" w:hAnsi="Arial"/>
@@ -10375,7 +10375,7 @@
             <w:pPr>
               <w:spacing w:after="20" w:before="0"/>
             </w:pPr>
-            <w:hyperlink w:history="1" r:id="rIdqmcsfvcwl5oo6xscpwjze">
+            <w:hyperlink w:history="1" r:id="rIdm3cmgm7e0xht1xkszy8jv">
               <w:r>
                 <w:rPr>
                   <w:rFonts w:ascii="Arial" w:cs="Arial" w:eastAsia="Arial" w:hAnsi="Arial"/>
@@ -10408,7 +10408,7 @@
               <w:spacing w:after="10" w:before="0"/>
               <w:ind w:left="120"/>
             </w:pPr>
-            <w:hyperlink w:history="1" r:id="rIdt9wvhshh1_afypsdakz0g">
+            <w:hyperlink w:history="1" r:id="rIdhuhcikybsfvfqazo62ylm">
               <w:r>
                 <w:rPr>
                   <w:rFonts w:ascii="Arial" w:cs="Arial" w:eastAsia="Arial" w:hAnsi="Arial"/>
@@ -10679,7 +10679,7 @@
             <w:pPr>
               <w:spacing w:after="20" w:before="0"/>
             </w:pPr>
-            <w:hyperlink w:history="1" r:id="rIds5cl1k_1qlcoowwsuc0rv">
+            <w:hyperlink w:history="1" r:id="rIdqp7lsfviqg7mz_btbg58c">
               <w:r>
                 <w:rPr>
                   <w:rFonts w:ascii="Arial" w:cs="Arial" w:eastAsia="Arial" w:hAnsi="Arial"/>
@@ -10712,7 +10712,7 @@
               <w:spacing w:after="10" w:before="0"/>
               <w:ind w:left="120"/>
             </w:pPr>
-            <w:hyperlink w:history="1" r:id="rIdk876u1h4ugqo9byv2fpts">
+            <w:hyperlink w:history="1" r:id="rIdwwiolefhcexpv4ex7b513">
               <w:r>
                 <w:rPr>
                   <w:rFonts w:ascii="Arial" w:cs="Arial" w:eastAsia="Arial" w:hAnsi="Arial"/>
@@ -10757,7 +10757,7 @@
             <w:pPr>
               <w:spacing w:after="20" w:before="0"/>
             </w:pPr>
-            <w:hyperlink w:history="1" r:id="rIdffhacedhw8pinqeybejdh">
+            <w:hyperlink w:history="1" r:id="rIdagqbjprjb79ycplg040md">
               <w:r>
                 <w:rPr>
                   <w:rFonts w:ascii="Arial" w:cs="Arial" w:eastAsia="Arial" w:hAnsi="Arial"/>
@@ -10790,7 +10790,7 @@
               <w:spacing w:after="10" w:before="0"/>
               <w:ind w:left="120"/>
             </w:pPr>
-            <w:hyperlink w:history="1" r:id="rId4hnhc_mdy-ssoiqw3doms">
+            <w:hyperlink w:history="1" r:id="rId0imb0uqkd68fxv_h8fg_v">
               <w:r>
                 <w:rPr>
                   <w:rFonts w:ascii="Arial" w:cs="Arial" w:eastAsia="Arial" w:hAnsi="Arial"/>
@@ -10985,7 +10985,7 @@
             <w:pPr>
               <w:spacing w:after="20" w:before="0"/>
             </w:pPr>
-            <w:hyperlink w:history="1" r:id="rIdwfxiv4qaaqewhlgma3d8b">
+            <w:hyperlink w:history="1" r:id="rIdgqmx_-a4uzhco8ahycbsd">
               <w:r>
                 <w:rPr>
                   <w:rFonts w:ascii="Arial" w:cs="Arial" w:eastAsia="Arial" w:hAnsi="Arial"/>
@@ -11018,7 +11018,7 @@
               <w:spacing w:after="10" w:before="0"/>
               <w:ind w:left="120"/>
             </w:pPr>
-            <w:hyperlink w:history="1" r:id="rIdqrszftdnm1a_ge-ef8wpl">
+            <w:hyperlink w:history="1" r:id="rIds6news9rcszqcspjh0qra">
               <w:r>
                 <w:rPr>
                   <w:rFonts w:ascii="Arial" w:cs="Arial" w:eastAsia="Arial" w:hAnsi="Arial"/>
@@ -11063,7 +11063,7 @@
             <w:pPr>
               <w:spacing w:after="20" w:before="0"/>
             </w:pPr>
-            <w:hyperlink w:history="1" r:id="rIdrsgxnyzhzvqiezpfxeqxl">
+            <w:hyperlink w:history="1" r:id="rIdkt1tcaix5dahgoehtdxen">
               <w:r>
                 <w:rPr>
                   <w:rFonts w:ascii="Arial" w:cs="Arial" w:eastAsia="Arial" w:hAnsi="Arial"/>
@@ -11112,7 +11112,7 @@
               <w:spacing w:after="10" w:before="0"/>
               <w:ind w:left="120"/>
             </w:pPr>
-            <w:hyperlink w:history="1" r:id="rIdbbedwxpgv7pyka37ownep">
+            <w:hyperlink w:history="1" r:id="rIdvixmxmyxgrtm9lamk1ylc">
               <w:r>
                 <w:rPr>
                   <w:rFonts w:ascii="Arial" w:cs="Arial" w:eastAsia="Arial" w:hAnsi="Arial"/>
@@ -11343,7 +11343,7 @@
                 <w:sz w:val="18"/>
                 <w:szCs w:val="18"/>
               </w:rPr>
-              <w:t xml:space="preserve">After the lesson, consider: (1) Did learners genuinely discover the pattern from the table, or did they wait for me to tell them? If learners were passive, next time ask pairs to write their pattern sentence BEFORE the whole-class share. (2) Did the geometric proof land — could learners re-explain WHY sin θ = cos(90° − θ) without looking at notes? If not, add a second triangle labelling exercise. (3) Were learners able to set up and solve sin(2θ + 10°) = cos(θ + 20°) algebraically, or did they guess? Algebraic fluency here is essential before Lesson 5 (elevation and depression). (4) Did the DQB surface the question 'Is there an angle where sin θ = cos θ?' — if yes, Lesson 4 on special angles has a perfect entry point. If not, plant that question explicitly at the start of Lesson 4. (5) Check: did all learners correctly identify sin 40° = cos 50° = 0.6428 in the mast context? This is the bridge to the anchoring phenomenon and must be secure.</w:t>
+              <w:t xml:space="preserve">After the lesson, consider: (1) Did learners genuinely discover the pattern from the table, or did they wait for me to tell them? If learners were passive, next time ask pairs to write their pattern sentence BEFORE the whole-class share. (2) Did the geometric proof land — could learners re-explain WHY sin θ = cos(90° − θ) without looking at notes? If not, add a second triangle labelling exercise. (3) Were learners able to set up and solve sin(2θ + 10°) = cos(θ + 20°) algebraically, or did they guess? Algebraic fluency here is essential before Lesson 7 (elevation and depression). (4) Did the DQB surface the question 'Is there an angle where sin θ = cos θ?' — if yes, Lesson 5 on special angles has a perfect entry point. If not, plant that question explicitly at the start of Lesson 4. (5) Check: did all learners correctly identify sin 40° = cos 50° = 0.6428 in the mast context? This is the bridge to the anchoring phenomenon and must be secure.</w:t>
             </w:r>
           </w:p>
         </w:tc>
@@ -11624,7 +11624,7 @@
         </w:rPr>
         <w:t xml:space="preserve">© 2026 SeaVuria and ARES. Aligned with KICD objectives. Developed by SeaVuria; technical implementation by ARES (with AI assistance from Claude). Licensed under </w:t>
       </w:r>
-      <w:hyperlink w:history="1" r:id="rIdl2k8oqfrpuazj13dj3r7z">
+      <w:hyperlink w:history="1" r:id="rIdzyu3paxjpblhdnr0mufgv">
         <w:r>
           <w:rPr>
             <w:rFonts w:ascii="Arial" w:cs="Arial" w:eastAsia="Arial" w:hAnsi="Arial"/>
@@ -11645,7 +11645,7 @@
         </w:rPr>
         <w:t xml:space="preserve"> (</w:t>
       </w:r>
-      <w:hyperlink w:history="1" r:id="rIdoarrklgqjqkkxajdkoiiy">
+      <w:hyperlink w:history="1" r:id="rIdtxenvgdpiv8s2btrd6eme">
         <w:r>
           <w:rPr>
             <w:rFonts w:ascii="Arial" w:cs="Arial" w:eastAsia="Arial" w:hAnsi="Arial"/>
@@ -12658,7 +12658,7 @@
             <w:pPr>
               <w:spacing w:after="20" w:before="0"/>
             </w:pPr>
-            <w:hyperlink w:history="1" r:id="rIddwylp7i_1ciipdnvab7cv">
+            <w:hyperlink w:history="1" r:id="rId0ha1myvsrboksi2pdu-up">
               <w:r>
                 <w:rPr>
                   <w:rFonts w:ascii="Arial" w:cs="Arial" w:eastAsia="Arial" w:hAnsi="Arial"/>
@@ -12707,7 +12707,7 @@
               <w:spacing w:after="10" w:before="0"/>
               <w:ind w:left="120"/>
             </w:pPr>
-            <w:hyperlink w:history="1" r:id="rId78e5nmi7cv7eilbpwpdoa">
+            <w:hyperlink w:history="1" r:id="rIdaw-sffqtks7303sqppa2t">
               <w:r>
                 <w:rPr>
                   <w:rFonts w:ascii="Arial" w:cs="Arial" w:eastAsia="Arial" w:hAnsi="Arial"/>
@@ -12752,7 +12752,7 @@
             <w:pPr>
               <w:spacing w:after="20" w:before="0"/>
             </w:pPr>
-            <w:hyperlink w:history="1" r:id="rId003atb7h3ohbv_w1finuq">
+            <w:hyperlink w:history="1" r:id="rIdp7ejiwnxh39fwcp5iiv_9">
               <w:r>
                 <w:rPr>
                   <w:rFonts w:ascii="Arial" w:cs="Arial" w:eastAsia="Arial" w:hAnsi="Arial"/>
@@ -12785,7 +12785,7 @@
               <w:spacing w:after="10" w:before="0"/>
               <w:ind w:left="120"/>
             </w:pPr>
-            <w:hyperlink w:history="1" r:id="rId5fvb7qmjjxaaiuuajskne">
+            <w:hyperlink w:history="1" r:id="rIdlqhwajfvc0hyjrukk1ofr">
               <w:r>
                 <w:rPr>
                   <w:rFonts w:ascii="Arial" w:cs="Arial" w:eastAsia="Arial" w:hAnsi="Arial"/>
@@ -12980,7 +12980,7 @@
             <w:pPr>
               <w:spacing w:after="20" w:before="0"/>
             </w:pPr>
-            <w:hyperlink w:history="1" r:id="rIdblva4kopz-dh14yuwspdn">
+            <w:hyperlink w:history="1" r:id="rIdanm_jrsjn4mbgvyk8wwhn">
               <w:r>
                 <w:rPr>
                   <w:rFonts w:ascii="Arial" w:cs="Arial" w:eastAsia="Arial" w:hAnsi="Arial"/>
@@ -13029,7 +13029,7 @@
               <w:spacing w:after="10" w:before="0"/>
               <w:ind w:left="120"/>
             </w:pPr>
-            <w:hyperlink w:history="1" r:id="rIdnumebx0lfnzwnw3thcvjv">
+            <w:hyperlink w:history="1" r:id="rIdp_mxl0mkjlvdhkpr4r7is">
               <w:r>
                 <w:rPr>
                   <w:rFonts w:ascii="Arial" w:cs="Arial" w:eastAsia="Arial" w:hAnsi="Arial"/>
@@ -13074,7 +13074,7 @@
             <w:pPr>
               <w:spacing w:after="20" w:before="0"/>
             </w:pPr>
-            <w:hyperlink w:history="1" r:id="rIdnlgggroydr6xweg2ejkfc">
+            <w:hyperlink w:history="1" r:id="rIdqhumwgmjjxy6tx0ta_ek_">
               <w:r>
                 <w:rPr>
                   <w:rFonts w:ascii="Arial" w:cs="Arial" w:eastAsia="Arial" w:hAnsi="Arial"/>
@@ -13107,7 +13107,7 @@
               <w:spacing w:after="10" w:before="0"/>
               <w:ind w:left="120"/>
             </w:pPr>
-            <w:hyperlink w:history="1" r:id="rIdtc0km9bczy-lsqg5icouo">
+            <w:hyperlink w:history="1" r:id="rIdqdkuig1vrtkdn0rnrszep">
               <w:r>
                 <w:rPr>
                   <w:rFonts w:ascii="Arial" w:cs="Arial" w:eastAsia="Arial" w:hAnsi="Arial"/>
@@ -13302,7 +13302,7 @@
             <w:pPr>
               <w:spacing w:after="20" w:before="0"/>
             </w:pPr>
-            <w:hyperlink w:history="1" r:id="rIdvzelh1rvxsjcc_iyrloho">
+            <w:hyperlink w:history="1" r:id="rIdnbhyyxhno9_hoeixjobpj">
               <w:r>
                 <w:rPr>
                   <w:rFonts w:ascii="Arial" w:cs="Arial" w:eastAsia="Arial" w:hAnsi="Arial"/>
@@ -13351,7 +13351,7 @@
               <w:spacing w:after="10" w:before="0"/>
               <w:ind w:left="120"/>
             </w:pPr>
-            <w:hyperlink w:history="1" r:id="rIduyggc6atwuyn6xesat3j6">
+            <w:hyperlink w:history="1" r:id="rIddxoxch1hkw-u_1i7sksci">
               <w:r>
                 <w:rPr>
                   <w:rFonts w:ascii="Arial" w:cs="Arial" w:eastAsia="Arial" w:hAnsi="Arial"/>
@@ -13396,7 +13396,7 @@
             <w:pPr>
               <w:spacing w:after="20" w:before="0"/>
             </w:pPr>
-            <w:hyperlink w:history="1" r:id="rId3y0e9w-zn1lrkvpkq-uud">
+            <w:hyperlink w:history="1" r:id="rIdgl3fcbssi8c0ww1wiuqpe">
               <w:r>
                 <w:rPr>
                   <w:rFonts w:ascii="Arial" w:cs="Arial" w:eastAsia="Arial" w:hAnsi="Arial"/>
@@ -13429,7 +13429,7 @@
               <w:spacing w:after="10" w:before="0"/>
               <w:ind w:left="120"/>
             </w:pPr>
-            <w:hyperlink w:history="1" r:id="rIdgjfihh7kfheysag-bgz80">
+            <w:hyperlink w:history="1" r:id="rIdgarqwzfv8rodhbbw-brfz">
               <w:r>
                 <w:rPr>
                   <w:rFonts w:ascii="Arial" w:cs="Arial" w:eastAsia="Arial" w:hAnsi="Arial"/>
@@ -13624,7 +13624,7 @@
             <w:pPr>
               <w:spacing w:after="20" w:before="0"/>
             </w:pPr>
-            <w:hyperlink w:history="1" r:id="rIdcyv83iaosfssmu_tfi1qt">
+            <w:hyperlink w:history="1" r:id="rIdeq7nxgxpnxtsxckyvn8ux">
               <w:r>
                 <w:rPr>
                   <w:rFonts w:ascii="Arial" w:cs="Arial" w:eastAsia="Arial" w:hAnsi="Arial"/>
@@ -13673,7 +13673,7 @@
               <w:spacing w:after="10" w:before="0"/>
               <w:ind w:left="120"/>
             </w:pPr>
-            <w:hyperlink w:history="1" r:id="rIdzxxor3owggciq_qjflfhn">
+            <w:hyperlink w:history="1" r:id="rIdgdmvngciyik0kyfkbmtsr">
               <w:r>
                 <w:rPr>
                   <w:rFonts w:ascii="Arial" w:cs="Arial" w:eastAsia="Arial" w:hAnsi="Arial"/>
@@ -13718,7 +13718,7 @@
             <w:pPr>
               <w:spacing w:after="20" w:before="0"/>
             </w:pPr>
-            <w:hyperlink w:history="1" r:id="rIdh6gu1rz6amlaqynkoq7k-">
+            <w:hyperlink w:history="1" r:id="rId_ap5hpe14xh9sfnv5e1ds">
               <w:r>
                 <w:rPr>
                   <w:rFonts w:ascii="Arial" w:cs="Arial" w:eastAsia="Arial" w:hAnsi="Arial"/>
@@ -13751,7 +13751,7 @@
               <w:spacing w:after="10" w:before="0"/>
               <w:ind w:left="120"/>
             </w:pPr>
-            <w:hyperlink w:history="1" r:id="rIdk4zot2f12uqaqm8kq4xam">
+            <w:hyperlink w:history="1" r:id="rIdy4manai589bp6rkych297">
               <w:r>
                 <w:rPr>
                   <w:rFonts w:ascii="Arial" w:cs="Arial" w:eastAsia="Arial" w:hAnsi="Arial"/>
@@ -13946,7 +13946,7 @@
             <w:pPr>
               <w:spacing w:after="20" w:before="0"/>
             </w:pPr>
-            <w:hyperlink w:history="1" r:id="rIdhieupjahqdwe_lo-3obli">
+            <w:hyperlink w:history="1" r:id="rIdgkul1gs709ch_f0e8zehf">
               <w:r>
                 <w:rPr>
                   <w:rFonts w:ascii="Arial" w:cs="Arial" w:eastAsia="Arial" w:hAnsi="Arial"/>
@@ -13995,7 +13995,7 @@
               <w:spacing w:after="10" w:before="0"/>
               <w:ind w:left="120"/>
             </w:pPr>
-            <w:hyperlink w:history="1" r:id="rIdf5wyptjfvniqfdfgyzmio">
+            <w:hyperlink w:history="1" r:id="rIdvefuzsqe_gdlyoas1dzrq">
               <w:r>
                 <w:rPr>
                   <w:rFonts w:ascii="Arial" w:cs="Arial" w:eastAsia="Arial" w:hAnsi="Arial"/>
@@ -14040,7 +14040,7 @@
             <w:pPr>
               <w:spacing w:after="20" w:before="0"/>
             </w:pPr>
-            <w:hyperlink w:history="1" r:id="rIdrkjy96a1rcpqufawxdogp">
+            <w:hyperlink w:history="1" r:id="rIdld1aytm8xxyyx4c_k4hyo">
               <w:r>
                 <w:rPr>
                   <w:rFonts w:ascii="Arial" w:cs="Arial" w:eastAsia="Arial" w:hAnsi="Arial"/>
@@ -14089,7 +14089,7 @@
               <w:spacing w:after="10" w:before="0"/>
               <w:ind w:left="120"/>
             </w:pPr>
-            <w:hyperlink w:history="1" r:id="rIdbknmzixtjgvgdryszfhvk">
+            <w:hyperlink w:history="1" r:id="rIdirjnrgfquh5pegnydkzxj">
               <w:r>
                 <w:rPr>
                   <w:rFonts w:ascii="Arial" w:cs="Arial" w:eastAsia="Arial" w:hAnsi="Arial"/>
@@ -14601,7 +14601,7 @@
         </w:rPr>
         <w:t xml:space="preserve">© 2026 SeaVuria and ARES. Aligned with KICD objectives. Developed by SeaVuria; technical implementation by ARES (with AI assistance from Claude). Licensed under </w:t>
       </w:r>
-      <w:hyperlink w:history="1" r:id="rIdlroa9erpisk9bpb_fmukm">
+      <w:hyperlink w:history="1" r:id="rIdnio9ezrtoiuam0lftlsov">
         <w:r>
           <w:rPr>
             <w:rFonts w:ascii="Arial" w:cs="Arial" w:eastAsia="Arial" w:hAnsi="Arial"/>
@@ -14622,7 +14622,7 @@
         </w:rPr>
         <w:t xml:space="preserve"> (</w:t>
       </w:r>
-      <w:hyperlink w:history="1" r:id="rIdgklosrdxxsiklxxpp8yze">
+      <w:hyperlink w:history="1" r:id="rIdyfviy8g9bbxgpgmebk-ut">
         <w:r>
           <w:rPr>
             <w:rFonts w:ascii="Arial" w:cs="Arial" w:eastAsia="Arial" w:hAnsi="Arial"/>
@@ -15193,7 +15193,7 @@
                 <w:sz w:val="18"/>
                 <w:szCs w:val="18"/>
               </w:rPr>
-              <w:t xml:space="preserve">Lessons 1–4 gave learners the general definitions of sin, cos, and tan, plus skills in reading tables and calculators. Lesson 5 unlocks EXACT values for the five special angles. This means learners can now solve the Nakuru mast problem (50° ≈ 45° first approximation, then exactly at 60°) and any 30-60-90 construction problem — such as the slope of a ramp or the pitch of a roof — purely by reasoning, without any table or device. The special-angle card they build today becomes a permanent problem-solving tool for Lessons 6–8.</w:t>
+              <w:t xml:space="preserve">Lessons 1–4 gave learners the general definitions of sin, cos, and tan, plus skills in reading tables and calculators. Lesson 5 unlocks EXACT values for the five special angles. This means learners can now solve the Nakuru mast problem (exactly, if the angle were 45° or 60° instead of 50°) and any 30-60-90 construction problem — such as the slope of a ramp or the pitch of a roof — purely by reasoning, without any table or device. The special-angle card they build today becomes a permanent problem-solving tool for Lessons 6–8.</w:t>
             </w:r>
           </w:p>
         </w:tc>
@@ -15635,7 +15635,7 @@
             <w:pPr>
               <w:spacing w:after="20" w:before="0"/>
             </w:pPr>
-            <w:hyperlink w:history="1" r:id="rId5ywq1un4hpdbbdj1zihof">
+            <w:hyperlink w:history="1" r:id="rIdsvlaft926-rvnkoyaps94">
               <w:r>
                 <w:rPr>
                   <w:rFonts w:ascii="Arial" w:cs="Arial" w:eastAsia="Arial" w:hAnsi="Arial"/>
@@ -15668,7 +15668,7 @@
               <w:spacing w:after="10" w:before="0"/>
               <w:ind w:left="120"/>
             </w:pPr>
-            <w:hyperlink w:history="1" r:id="rIdi4vsegpxpc90fcnae-cxg">
+            <w:hyperlink w:history="1" r:id="rIdfn-qezjq22ae4lno_q47t">
               <w:r>
                 <w:rPr>
                   <w:rFonts w:ascii="Arial" w:cs="Arial" w:eastAsia="Arial" w:hAnsi="Arial"/>
@@ -15713,7 +15713,7 @@
             <w:pPr>
               <w:spacing w:after="20" w:before="0"/>
             </w:pPr>
-            <w:hyperlink w:history="1" r:id="rIdtrnli2e6_pzskyfqyxtys">
+            <w:hyperlink w:history="1" r:id="rIdmshranxwhfnu1lckipeam">
               <w:r>
                 <w:rPr>
                   <w:rFonts w:ascii="Arial" w:cs="Arial" w:eastAsia="Arial" w:hAnsi="Arial"/>
@@ -15762,7 +15762,7 @@
               <w:spacing w:after="10" w:before="0"/>
               <w:ind w:left="120"/>
             </w:pPr>
-            <w:hyperlink w:history="1" r:id="rIdze2wm2427yeovmgtcie2n">
+            <w:hyperlink w:history="1" r:id="rIdyco2mtbfe__trejp0xoe-">
               <w:r>
                 <w:rPr>
                   <w:rFonts w:ascii="Arial" w:cs="Arial" w:eastAsia="Arial" w:hAnsi="Arial"/>
@@ -15957,7 +15957,7 @@
             <w:pPr>
               <w:spacing w:after="20" w:before="0"/>
             </w:pPr>
-            <w:hyperlink w:history="1" r:id="rIdn29maokzihmu6tlfcxkdu">
+            <w:hyperlink w:history="1" r:id="rIdgwtrw5b8zwx5ldehbv4gb">
               <w:r>
                 <w:rPr>
                   <w:rFonts w:ascii="Arial" w:cs="Arial" w:eastAsia="Arial" w:hAnsi="Arial"/>
@@ -15990,7 +15990,7 @@
               <w:spacing w:after="10" w:before="0"/>
               <w:ind w:left="120"/>
             </w:pPr>
-            <w:hyperlink w:history="1" r:id="rIdvuoaljz27tegb0exy-f_z">
+            <w:hyperlink w:history="1" r:id="rIdkd_nnfe3wrcgcxjmnhuh8">
               <w:r>
                 <w:rPr>
                   <w:rFonts w:ascii="Arial" w:cs="Arial" w:eastAsia="Arial" w:hAnsi="Arial"/>
@@ -16035,7 +16035,7 @@
             <w:pPr>
               <w:spacing w:after="20" w:before="0"/>
             </w:pPr>
-            <w:hyperlink w:history="1" r:id="rIdhhwmejwsqs6rbhejxz97b">
+            <w:hyperlink w:history="1" r:id="rIdt11ucdgsrk8hvij-0ie7z">
               <w:r>
                 <w:rPr>
                   <w:rFonts w:ascii="Arial" w:cs="Arial" w:eastAsia="Arial" w:hAnsi="Arial"/>
@@ -16084,7 +16084,7 @@
               <w:spacing w:after="10" w:before="0"/>
               <w:ind w:left="120"/>
             </w:pPr>
-            <w:hyperlink w:history="1" r:id="rIdbmyplw4oeu4madpwaxwt7">
+            <w:hyperlink w:history="1" r:id="rId4qqhs7_8ybp9aaonntqof">
               <w:r>
                 <w:rPr>
                   <w:rFonts w:ascii="Arial" w:cs="Arial" w:eastAsia="Arial" w:hAnsi="Arial"/>
@@ -16279,7 +16279,7 @@
             <w:pPr>
               <w:spacing w:after="20" w:before="0"/>
             </w:pPr>
-            <w:hyperlink w:history="1" r:id="rIdnwh7ulteo__jys390ztym">
+            <w:hyperlink w:history="1" r:id="rIdll6caw-y_7jwogsadnukj">
               <w:r>
                 <w:rPr>
                   <w:rFonts w:ascii="Arial" w:cs="Arial" w:eastAsia="Arial" w:hAnsi="Arial"/>
@@ -16312,7 +16312,7 @@
               <w:spacing w:after="10" w:before="0"/>
               <w:ind w:left="120"/>
             </w:pPr>
-            <w:hyperlink w:history="1" r:id="rIdnosjhgaslt-ra8zodyfbx">
+            <w:hyperlink w:history="1" r:id="rId64i439h_uvlbcxerqnmwv">
               <w:r>
                 <w:rPr>
                   <w:rFonts w:ascii="Arial" w:cs="Arial" w:eastAsia="Arial" w:hAnsi="Arial"/>
@@ -16357,7 +16357,7 @@
             <w:pPr>
               <w:spacing w:after="20" w:before="0"/>
             </w:pPr>
-            <w:hyperlink w:history="1" r:id="rIdmyyw_ff4fvewmb13leikp">
+            <w:hyperlink w:history="1" r:id="rIdypdjlkmndjoc2zwjjoyjc">
               <w:r>
                 <w:rPr>
                   <w:rFonts w:ascii="Arial" w:cs="Arial" w:eastAsia="Arial" w:hAnsi="Arial"/>
@@ -16406,7 +16406,7 @@
               <w:spacing w:after="10" w:before="0"/>
               <w:ind w:left="120"/>
             </w:pPr>
-            <w:hyperlink w:history="1" r:id="rIdrut7xulllnqxtbqss7vsv">
+            <w:hyperlink w:history="1" r:id="rIdypxfaxejawznru9lyawse">
               <w:r>
                 <w:rPr>
                   <w:rFonts w:ascii="Arial" w:cs="Arial" w:eastAsia="Arial" w:hAnsi="Arial"/>
@@ -16480,7 +16480,7 @@
                 <w:sz w:val="18"/>
                 <w:szCs w:val="18"/>
               </w:rPr>
-              <w:t xml:space="preserve">Teacher opens Part A by writing on the board: 'Our rule from Lesson 1: sin θ = O/H, cos θ = A/H, tan θ = O/A. Your triangles are already drawn. Now just read off the ratios.' Teacher sets a 12-minute individual silent work timer. During this time teacher circulates and targets two common errors: (i) learners writing sin 45° = 6/8.49 instead of 1/√2 — teacher prompts: 'You used 6 cm for the leg. What unit-length ratio does that give? Simplify.' WAIT TIME: 12 seconds. (ii) learners confusing which leg is opposite 30° vs 60° — teacher prompts: 'Point to the angle that is 30°. Now point to the side directly across from it — that is your opposite.' WAIT TIME: 12 seconds. At the start of Part B, teacher re-displays the Nakuru photograph and says verbatim: 'The same mast. The same problem we started on Day 1. But now we have an exact tool. Use it.' Teacher cold-calls 2 learners to write their working on the board for the 60° mast problem. Teacher validates the surd answer (40√3 m) and also invites the decimal approximation (≈ 69.3 m) to confirm it is reasonable for a tall transmission tower. Teacher closes Part C by asking the whole class: 'Earlier in Lesson 1, we said tan 50° ≈ 1.19 from the tables, giving height ≈ 47.6 m. Today we got 40√3 ≈ 69.3 m for 60°. Why are the two answers different, and which angle is more realistic for looking up at a tall mast?' Cold-call 1 learner. WAIT TIME: 15 seconds.</w:t>
+              <w:t xml:space="preserve">Teacher opens Part A by writing on the board: 'Our rule from Lesson 2: sin θ = O/H, cos θ = A/H, tan θ = O/A. Your triangles are already drawn. Now just read off the ratios.' Teacher sets a 12-minute individual silent work timer. During this time teacher circulates and targets two common errors: (i) learners writing sin 45° = 6/8.49 instead of 1/√2 — teacher prompts: 'You used 6 cm for the leg. What unit-length ratio does that give? Simplify.' WAIT TIME: 12 seconds. (ii) learners confusing which leg is opposite 30° vs 60° — teacher prompts: 'Point to the angle that is 30°. Now point to the side directly across from it — that is your opposite.' WAIT TIME: 12 seconds. At the start of Part B, teacher re-displays the Nakuru photograph and says verbatim: 'The same mast. The same problem we started on Day 1. But now we have an exact tool. Use it.' Teacher cold-calls 2 learners to write their working on the board for the 60° mast problem. Teacher validates the surd answer (40√3 m) and also invites the decimal approximation (≈ 69.3 m) to confirm it is reasonable for a tall transmission tower. Teacher closes Part C by asking the whole class: 'Earlier in Lesson 2, we said tan 50° ≈ 1.192 from the tables, giving height ≈ 47.7 m. Today we got 40√3 ≈ 69.3 m for 60°. Why are the two answers different, and which angle is more realistic for looking up at a tall mast?' Cold-call 1 learner. WAIT TIME: 15 seconds.</w:t>
             </w:r>
           </w:p>
         </w:tc>
@@ -16512,7 +16512,7 @@
                 <w:sz w:val="18"/>
                 <w:szCs w:val="18"/>
               </w:rPr>
-              <w:t xml:space="preserve">Strategy: WORKED-EXAMPLE FADE. Learners first derive values independently (high cognitive demand), then immediately apply them to the phenomenon-anchoring mast problem (transfer). The explicit comparison of the 50° decimal answer (Lesson 1) with the 60° surd answer (today) creates a cross-lesson sensemaking thread: learners see that special angles give elegant exact answers, while non-special angles need tables or calculators. This contrast reinforces WHY both tools (exact values and tables) are needed.</w:t>
+              <w:t xml:space="preserve">Strategy: WORKED-EXAMPLE FADE. Learners first derive values independently (high cognitive demand), then immediately apply them to the phenomenon-anchoring mast problem (transfer). The explicit comparison of the 50° decimal answer (Lesson 2) with the 60° surd answer (today) creates a cross-lesson sensemaking thread: learners see that special angles give elegant exact answers, while non-special angles need tables or calculators. This contrast reinforces WHY both tools (exact values and tables) are needed.</w:t>
             </w:r>
           </w:p>
         </w:tc>
@@ -16601,7 +16601,7 @@
             <w:pPr>
               <w:spacing w:after="20" w:before="0"/>
             </w:pPr>
-            <w:hyperlink w:history="1" r:id="rIdo3v0n3v61qmmkpqikpjwe">
+            <w:hyperlink w:history="1" r:id="rIdyyy0i5dx1xiblimyjlyw_">
               <w:r>
                 <w:rPr>
                   <w:rFonts w:ascii="Arial" w:cs="Arial" w:eastAsia="Arial" w:hAnsi="Arial"/>
@@ -16634,7 +16634,7 @@
               <w:spacing w:after="10" w:before="0"/>
               <w:ind w:left="120"/>
             </w:pPr>
-            <w:hyperlink w:history="1" r:id="rIdr8jgqlfq5qudfqsswjb__">
+            <w:hyperlink w:history="1" r:id="rId2jnfqyjjbfrhwtyruezcw">
               <w:r>
                 <w:rPr>
                   <w:rFonts w:ascii="Arial" w:cs="Arial" w:eastAsia="Arial" w:hAnsi="Arial"/>
@@ -16679,7 +16679,7 @@
             <w:pPr>
               <w:spacing w:after="20" w:before="0"/>
             </w:pPr>
-            <w:hyperlink w:history="1" r:id="rIdr_owptamhi8s_wrbdzqpq">
+            <w:hyperlink w:history="1" r:id="rIddmqnrk3fk1kmtnlyc0ai5">
               <w:r>
                 <w:rPr>
                   <w:rFonts w:ascii="Arial" w:cs="Arial" w:eastAsia="Arial" w:hAnsi="Arial"/>
@@ -16728,7 +16728,7 @@
               <w:spacing w:after="10" w:before="0"/>
               <w:ind w:left="120"/>
             </w:pPr>
-            <w:hyperlink w:history="1" r:id="rIdifz1mkh0fccq0-5nm_fc7">
+            <w:hyperlink w:history="1" r:id="rIdicnj5mecsawen0qfniboo">
               <w:r>
                 <w:rPr>
                   <w:rFonts w:ascii="Arial" w:cs="Arial" w:eastAsia="Arial" w:hAnsi="Arial"/>
@@ -16923,7 +16923,7 @@
             <w:pPr>
               <w:spacing w:after="20" w:before="0"/>
             </w:pPr>
-            <w:hyperlink w:history="1" r:id="rIdtcur4cmntls71w93jljjk">
+            <w:hyperlink w:history="1" r:id="rIdtcjzeokunxkbvq6irfqxf">
               <w:r>
                 <w:rPr>
                   <w:rFonts w:ascii="Arial" w:cs="Arial" w:eastAsia="Arial" w:hAnsi="Arial"/>
@@ -16956,7 +16956,7 @@
               <w:spacing w:after="10" w:before="0"/>
               <w:ind w:left="120"/>
             </w:pPr>
-            <w:hyperlink w:history="1" r:id="rIdh8yrsj4eobctzmvju1rox">
+            <w:hyperlink w:history="1" r:id="rId1sctttfbljneddw0uhxo3">
               <w:r>
                 <w:rPr>
                   <w:rFonts w:ascii="Arial" w:cs="Arial" w:eastAsia="Arial" w:hAnsi="Arial"/>
@@ -17001,7 +17001,7 @@
             <w:pPr>
               <w:spacing w:after="20" w:before="0"/>
             </w:pPr>
-            <w:hyperlink w:history="1" r:id="rIdbmm1r2nqbqf5llvyl05qu">
+            <w:hyperlink w:history="1" r:id="rIdhihm_goslenyo3imxi7xi">
               <w:r>
                 <w:rPr>
                   <w:rFonts w:ascii="Arial" w:cs="Arial" w:eastAsia="Arial" w:hAnsi="Arial"/>
@@ -17050,7 +17050,7 @@
               <w:spacing w:after="10" w:before="0"/>
               <w:ind w:left="120"/>
             </w:pPr>
-            <w:hyperlink w:history="1" r:id="rId5j65k4xup_k9ovozz132x">
+            <w:hyperlink w:history="1" r:id="rIdm-7p5i6mqtlztwv6qfwcw">
               <w:r>
                 <w:rPr>
                   <w:rFonts w:ascii="Arial" w:cs="Arial" w:eastAsia="Arial" w:hAnsi="Arial"/>
@@ -17124,7 +17124,7 @@
                 <w:sz w:val="18"/>
                 <w:szCs w:val="18"/>
               </w:rPr>
-              <w:t xml:space="preserve">Teacher introduces the card by saying: 'Kenyan engineers keep reference tables in their site notebooks. You are building yours today — and it will be accurate because YOU derived every value from scratch.' Teacher displays a model completed card (hand-drawn on the board or projected) to show the layout, but NOT the filled-in values — learners must write their own. Teacher circulates and checks: (a) triangles are labelled correctly; (b) the table values are in exact form (not decimals); (c) tan 90° is marked 'undefined' with a brief reason. At the 12-minute mark, teacher cold-calls 2 learners to read their 'WHY IT WORKS' sentence aloud. WAIT TIME: 12 seconds for each. Teacher closes the lesson by returning to the Nakuru photograph one final time and saying: 'At the start of this unit, we asked how tall that mast is. Today you built the mathematical tool that answers that question exactly, for any right-angled triangle whose angle is 30°, 45°, or 60°. In Lesson 6, we take this tool outside — to angles of elevation and depression, right here in our school compound.' Teacher previews: 'Before next lesson, estimate the angle of elevation from the school gate to the top of the flag-mast — you'll need that estimate in Lesson 6.'</w:t>
+              <w:t xml:space="preserve">Teacher introduces the card by saying: 'Kenyan engineers keep reference tables in their site notebooks. You are building yours today — and it will be accurate because YOU derived every value from scratch.' Teacher displays a model completed card (hand-drawn on the board or projected) to show the layout, but NOT the filled-in values — learners must write their own. Teacher circulates and checks: (a) triangles are labelled correctly; (b) the table values are in exact form (not decimals); (c) tan 90° is marked 'undefined' with a brief reason. At the 12-minute mark, teacher cold-calls 2 learners to read their 'WHY IT WORKS' sentence aloud. WAIT TIME: 12 seconds for each. Teacher closes the lesson by returning to the Nakuru photograph one final time and saying: 'At the start of this unit, we asked how tall that mast is. Today you built the mathematical tool that answers that question exactly, for any right-angled triangle whose angle is 30°, 45°, or 60°. In Lesson 7, we take this tool outside — to angles of elevation and depression, right here in our school compound.' Teacher previews: 'Before next lesson, estimate the angle of elevation from the school gate to the top of the flag-mast — you'll need that estimate in Lesson 7.'</w:t>
             </w:r>
           </w:p>
         </w:tc>
@@ -17474,7 +17474,7 @@
                 <w:sz w:val="18"/>
                 <w:szCs w:val="18"/>
               </w:rPr>
-              <w:t xml:space="preserve">Learners derived the exact trigonometric ratios: sin 45° = cos 45° = 1/√2, tan 45° = 1; sin 30° = cos 60° = 1/2, sin 60° = cos 30° = √3/2, tan 30° = 1/√3, tan 60° = √3; sin 0° = 0, cos 0° = 1, tan 0° = 0; sin 90° = 1, cos 90° = 0, tan 90° = undefined. They applied these to find the exact height of the Nakuru Kenya Power mast (40 tan 60° = 40√3 ≈ 69.3 m) and compiled a colour-coded Special Angles Reference Card in Kenyan flag colours for use throughout the unit.</w:t>
+              <w:t xml:space="preserve">Learners derived the exact trigonometric ratios: sin 45° = cos 45° = 1/√2, tan 45° = 1; sin 30° = cos 60° = 1/2, sin 60° = cos 30° = √3/2, tan 30° = 1/√3, tan 60° = √3; sin 0° = 0, cos 0° = 1, tan 0° = 0; sin 90° = 1, cos 90° = 0, tan 90° = undefined. They applied these to find the exact height the Nakuru Kenya Power mast would have if the angle of elevation were 60° (40 tan 60° = 40√3 ≈ 69.3 m) and compiled a colour-coded Special Angles Reference Card in Kenyan flag colours for use throughout the unit.</w:t>
             </w:r>
           </w:p>
         </w:tc>
@@ -17540,7 +17540,7 @@
                 <w:sz w:val="18"/>
                 <w:szCs w:val="18"/>
               </w:rPr>
-              <w:t xml:space="preserve">The exact values arise directly from the geometry of two special triangles — the isosceles right-angled triangle and the half-equilateral triangle — together with the definitions of sine, cosine, and tangent as ratios of sides. These exact surd values are more powerful than decimal approximations because they allow precise calculation without a calculator or table, and they reveal elegant relationships (e.g., sin 30° = cos 60°, confirming the complementary-angle rule from Lesson 4). For the Nakuru mast and all similar height-and-distance problems in Kenyan construction and surveying, knowing these five special angles means an engineer can solve problems in the field with nothing more than a measuring tape, a clinometer, and mental arithmetic.</w:t>
+              <w:t xml:space="preserve">The exact values arise directly from the geometry of two special triangles — the isosceles right-angled triangle and the half-equilateral triangle — together with the definitions of sine, cosine, and tangent as ratios of sides. These exact surd values are more powerful than decimal approximations because they allow precise calculation without a calculator or table, and they reveal elegant relationships (e.g., sin 30° = cos 60°, confirming the complementary-angle rule from Lesson 3). For the Nakuru mast and all similar height-and-distance problems in Kenyan construction and surveying, knowing these five special angles means an engineer can solve problems in the field with nothing more than a measuring tape, a clinometer, and mental arithmetic.</w:t>
             </w:r>
           </w:p>
         </w:tc>
@@ -17562,7 +17562,7 @@
         </w:rPr>
         <w:t xml:space="preserve">© 2026 SeaVuria and ARES. Aligned with KICD objectives. Developed by SeaVuria; technical implementation by ARES (with AI assistance from Claude). Licensed under </w:t>
       </w:r>
-      <w:hyperlink w:history="1" r:id="rId-nb24yjybd17tny_ki_8a">
+      <w:hyperlink w:history="1" r:id="rIdp8zhf7uvhcatyjk_9qnwp">
         <w:r>
           <w:rPr>
             <w:rFonts w:ascii="Arial" w:cs="Arial" w:eastAsia="Arial" w:hAnsi="Arial"/>
@@ -17583,7 +17583,7 @@
         </w:rPr>
         <w:t xml:space="preserve"> (</w:t>
       </w:r>
-      <w:hyperlink w:history="1" r:id="rId5agbwduyzhxpkpkiowbrt">
+      <w:hyperlink w:history="1" r:id="rIdslv7ugbbotp19rzjgmkwz">
         <w:r>
           <w:rPr>
             <w:rFonts w:ascii="Arial" w:cs="Arial" w:eastAsia="Arial" w:hAnsi="Arial"/>
@@ -18596,7 +18596,7 @@
             <w:pPr>
               <w:spacing w:after="20" w:before="0"/>
             </w:pPr>
-            <w:hyperlink w:history="1" r:id="rIdq64wu3a0bsu3qwpurgfnk">
+            <w:hyperlink w:history="1" r:id="rIddmw_l2q6uyl_9tk8nuqq9">
               <w:r>
                 <w:rPr>
                   <w:rFonts w:ascii="Arial" w:cs="Arial" w:eastAsia="Arial" w:hAnsi="Arial"/>
@@ -18629,7 +18629,7 @@
               <w:spacing w:after="10" w:before="0"/>
               <w:ind w:left="120"/>
             </w:pPr>
-            <w:hyperlink w:history="1" r:id="rIduzwmmrcnyyxemgvkrcd0r">
+            <w:hyperlink w:history="1" r:id="rIdjbbwv_ii8hn0vqcj7nyok">
               <w:r>
                 <w:rPr>
                   <w:rFonts w:ascii="Arial" w:cs="Arial" w:eastAsia="Arial" w:hAnsi="Arial"/>
@@ -18674,7 +18674,7 @@
             <w:pPr>
               <w:spacing w:after="20" w:before="0"/>
             </w:pPr>
-            <w:hyperlink w:history="1" r:id="rIdvki8sb0okajo_lahim-9n">
+            <w:hyperlink w:history="1" r:id="rIdkxnazetychkwte5ghfrns">
               <w:r>
                 <w:rPr>
                   <w:rFonts w:ascii="Arial" w:cs="Arial" w:eastAsia="Arial" w:hAnsi="Arial"/>
@@ -18707,7 +18707,7 @@
               <w:spacing w:after="10" w:before="0"/>
               <w:ind w:left="120"/>
             </w:pPr>
-            <w:hyperlink w:history="1" r:id="rIdk7vxbfiasgz1kfz3njp6p">
+            <w:hyperlink w:history="1" r:id="rId1lrvzfbyixocxbdv2ty5i">
               <w:r>
                 <w:rPr>
                   <w:rFonts w:ascii="Arial" w:cs="Arial" w:eastAsia="Arial" w:hAnsi="Arial"/>
@@ -18902,7 +18902,7 @@
             <w:pPr>
               <w:spacing w:after="20" w:before="0"/>
             </w:pPr>
-            <w:hyperlink w:history="1" r:id="rIdquigbyjjhoxhh3xivrkbe">
+            <w:hyperlink w:history="1" r:id="rIdmz-mww4izu9glpw0dufnq">
               <w:r>
                 <w:rPr>
                   <w:rFonts w:ascii="Arial" w:cs="Arial" w:eastAsia="Arial" w:hAnsi="Arial"/>
@@ -18935,7 +18935,7 @@
               <w:spacing w:after="10" w:before="0"/>
               <w:ind w:left="120"/>
             </w:pPr>
-            <w:hyperlink w:history="1" r:id="rIdyshwg90eubyncgm6doogf">
+            <w:hyperlink w:history="1" r:id="rIdhdb_r_zh67tekldtch0wy">
               <w:r>
                 <w:rPr>
                   <w:rFonts w:ascii="Arial" w:cs="Arial" w:eastAsia="Arial" w:hAnsi="Arial"/>
@@ -18980,7 +18980,7 @@
             <w:pPr>
               <w:spacing w:after="20" w:before="0"/>
             </w:pPr>
-            <w:hyperlink w:history="1" r:id="rId7q36ap_inin10_waqar1m">
+            <w:hyperlink w:history="1" r:id="rIdzwyi2jpg9ioqvok4qw5cy">
               <w:r>
                 <w:rPr>
                   <w:rFonts w:ascii="Arial" w:cs="Arial" w:eastAsia="Arial" w:hAnsi="Arial"/>
@@ -19013,7 +19013,7 @@
               <w:spacing w:after="10" w:before="0"/>
               <w:ind w:left="120"/>
             </w:pPr>
-            <w:hyperlink w:history="1" r:id="rIdxlkpqxkjfaoihtrpf3wgr">
+            <w:hyperlink w:history="1" r:id="rIdmm0er5m_z27kob7rmdra8">
               <w:r>
                 <w:rPr>
                   <w:rFonts w:ascii="Arial" w:cs="Arial" w:eastAsia="Arial" w:hAnsi="Arial"/>
@@ -19208,7 +19208,7 @@
             <w:pPr>
               <w:spacing w:after="20" w:before="0"/>
             </w:pPr>
-            <w:hyperlink w:history="1" r:id="rId587fz3h5kwd8fttpdlc1c">
+            <w:hyperlink w:history="1" r:id="rIdnzgnrfeidii5bzzryt4jn">
               <w:r>
                 <w:rPr>
                   <w:rFonts w:ascii="Arial" w:cs="Arial" w:eastAsia="Arial" w:hAnsi="Arial"/>
@@ -19257,7 +19257,7 @@
               <w:spacing w:after="10" w:before="0"/>
               <w:ind w:left="120"/>
             </w:pPr>
-            <w:hyperlink w:history="1" r:id="rId9ogoytqmssgoboltmhlc9">
+            <w:hyperlink w:history="1" r:id="rIdvs4o76q4qaxbeaxgzy1hn">
               <w:r>
                 <w:rPr>
                   <w:rFonts w:ascii="Arial" w:cs="Arial" w:eastAsia="Arial" w:hAnsi="Arial"/>
@@ -19302,7 +19302,7 @@
             <w:pPr>
               <w:spacing w:after="20" w:before="0"/>
             </w:pPr>
-            <w:hyperlink w:history="1" r:id="rIdvwpppp9ecnu4oookcycnz">
+            <w:hyperlink w:history="1" r:id="rIdls-yx9yxcrdtktqpazv9z">
               <w:r>
                 <w:rPr>
                   <w:rFonts w:ascii="Arial" w:cs="Arial" w:eastAsia="Arial" w:hAnsi="Arial"/>
@@ -19335,7 +19335,7 @@
               <w:spacing w:after="10" w:before="0"/>
               <w:ind w:left="120"/>
             </w:pPr>
-            <w:hyperlink w:history="1" r:id="rIdnuz6uv5v3loqcu_wqpgqy">
+            <w:hyperlink w:history="1" r:id="rIdxbkeipqwib9y58duu8lhi">
               <w:r>
                 <w:rPr>
                   <w:rFonts w:ascii="Arial" w:cs="Arial" w:eastAsia="Arial" w:hAnsi="Arial"/>
@@ -19530,7 +19530,7 @@
             <w:pPr>
               <w:spacing w:after="20" w:before="0"/>
             </w:pPr>
-            <w:hyperlink w:history="1" r:id="rIdgb7tsnrp3ocnsvxazeh2a">
+            <w:hyperlink w:history="1" r:id="rIdl3q40c6pmc5epfhikv9sw">
               <w:r>
                 <w:rPr>
                   <w:rFonts w:ascii="Arial" w:cs="Arial" w:eastAsia="Arial" w:hAnsi="Arial"/>
@@ -19579,7 +19579,7 @@
               <w:spacing w:after="10" w:before="0"/>
               <w:ind w:left="120"/>
             </w:pPr>
-            <w:hyperlink w:history="1" r:id="rIdebfjdsanch08cm5rbhqdn">
+            <w:hyperlink w:history="1" r:id="rIdsmodwic1-vlasvuz0fjzy">
               <w:r>
                 <w:rPr>
                   <w:rFonts w:ascii="Arial" w:cs="Arial" w:eastAsia="Arial" w:hAnsi="Arial"/>
@@ -19624,7 +19624,7 @@
             <w:pPr>
               <w:spacing w:after="20" w:before="0"/>
             </w:pPr>
-            <w:hyperlink w:history="1" r:id="rId_qmuy1rfvv2xnfusnppe1">
+            <w:hyperlink w:history="1" r:id="rId4e2hcsozy5k558klqu23i">
               <w:r>
                 <w:rPr>
                   <w:rFonts w:ascii="Arial" w:cs="Arial" w:eastAsia="Arial" w:hAnsi="Arial"/>
@@ -19657,7 +19657,7 @@
               <w:spacing w:after="10" w:before="0"/>
               <w:ind w:left="120"/>
             </w:pPr>
-            <w:hyperlink w:history="1" r:id="rIdysqxe303wuw5etdobzyhq">
+            <w:hyperlink w:history="1" r:id="rIdlbdrhpggvaobiy2ggjegv">
               <w:r>
                 <w:rPr>
                   <w:rFonts w:ascii="Arial" w:cs="Arial" w:eastAsia="Arial" w:hAnsi="Arial"/>
@@ -19852,7 +19852,7 @@
             <w:pPr>
               <w:spacing w:after="20" w:before="0"/>
             </w:pPr>
-            <w:hyperlink w:history="1" r:id="rIdvxexnr0oz1qh5rj2gnuzt">
+            <w:hyperlink w:history="1" r:id="rId1lzw20sfobwif5v1efdk_">
               <w:r>
                 <w:rPr>
                   <w:rFonts w:ascii="Arial" w:cs="Arial" w:eastAsia="Arial" w:hAnsi="Arial"/>
@@ -19901,7 +19901,7 @@
               <w:spacing w:after="10" w:before="0"/>
               <w:ind w:left="120"/>
             </w:pPr>
-            <w:hyperlink w:history="1" r:id="rIdjjit8uqqwdjkiscrqcauk">
+            <w:hyperlink w:history="1" r:id="rIdteyrogmblbhguhevbx77u">
               <w:r>
                 <w:rPr>
                   <w:rFonts w:ascii="Arial" w:cs="Arial" w:eastAsia="Arial" w:hAnsi="Arial"/>
@@ -19946,7 +19946,7 @@
             <w:pPr>
               <w:spacing w:after="20" w:before="0"/>
             </w:pPr>
-            <w:hyperlink w:history="1" r:id="rIdlebpn3uhpnufc7ejcowf6">
+            <w:hyperlink w:history="1" r:id="rIdn6zqkja1vji5krjmmlye2">
               <w:r>
                 <w:rPr>
                   <w:rFonts w:ascii="Arial" w:cs="Arial" w:eastAsia="Arial" w:hAnsi="Arial"/>
@@ -19995,7 +19995,7 @@
               <w:spacing w:after="10" w:before="0"/>
               <w:ind w:left="120"/>
             </w:pPr>
-            <w:hyperlink w:history="1" r:id="rIdc324am4ed0euyckfcuyhn">
+            <w:hyperlink w:history="1" r:id="rIdc8gtpdccqlgksgqnjn9qr">
               <w:r>
                 <w:rPr>
                   <w:rFonts w:ascii="Arial" w:cs="Arial" w:eastAsia="Arial" w:hAnsi="Arial"/>
@@ -20507,7 +20507,7 @@
         </w:rPr>
         <w:t xml:space="preserve">© 2026 SeaVuria and ARES. Aligned with KICD objectives. Developed by SeaVuria; technical implementation by ARES (with AI assistance from Claude). Licensed under </w:t>
       </w:r>
-      <w:hyperlink w:history="1" r:id="rId_3b2qzydzaahruvitql35">
+      <w:hyperlink w:history="1" r:id="rIdh9njrrv5axkrsjh9brdlr">
         <w:r>
           <w:rPr>
             <w:rFonts w:ascii="Arial" w:cs="Arial" w:eastAsia="Arial" w:hAnsi="Arial"/>
@@ -20528,7 +20528,7 @@
         </w:rPr>
         <w:t xml:space="preserve"> (</w:t>
       </w:r>
-      <w:hyperlink w:history="1" r:id="rId2gmzctfgclp0pvoeurr4y">
+      <w:hyperlink w:history="1" r:id="rIdou6lktaqlpz50nijpvtyp">
         <w:r>
           <w:rPr>
             <w:rFonts w:ascii="Arial" w:cs="Arial" w:eastAsia="Arial" w:hAnsi="Arial"/>
@@ -21541,7 +21541,7 @@
             <w:pPr>
               <w:spacing w:after="20" w:before="0"/>
             </w:pPr>
-            <w:hyperlink w:history="1" r:id="rIdkdfxru8lzknjhsmv72_jh">
+            <w:hyperlink w:history="1" r:id="rIdsvdulojpstdt1wk3ll2ek">
               <w:r>
                 <w:rPr>
                   <w:rFonts w:ascii="Arial" w:cs="Arial" w:eastAsia="Arial" w:hAnsi="Arial"/>
@@ -21574,7 +21574,7 @@
               <w:spacing w:after="10" w:before="0"/>
               <w:ind w:left="120"/>
             </w:pPr>
-            <w:hyperlink w:history="1" r:id="rIdzlesyb_gjg6thczhbt4pj">
+            <w:hyperlink w:history="1" r:id="rIdownt4yn1tf8rirppqbrss">
               <w:r>
                 <w:rPr>
                   <w:rFonts w:ascii="Arial" w:cs="Arial" w:eastAsia="Arial" w:hAnsi="Arial"/>
@@ -21619,7 +21619,7 @@
             <w:pPr>
               <w:spacing w:after="20" w:before="0"/>
             </w:pPr>
-            <w:hyperlink w:history="1" r:id="rId9dktb1ooqvhobpw_irntk">
+            <w:hyperlink w:history="1" r:id="rIdy4ff-mb4vwfhfq4yv7s_z">
               <w:r>
                 <w:rPr>
                   <w:rFonts w:ascii="Arial" w:cs="Arial" w:eastAsia="Arial" w:hAnsi="Arial"/>
@@ -21652,7 +21652,7 @@
               <w:spacing w:after="10" w:before="0"/>
               <w:ind w:left="120"/>
             </w:pPr>
-            <w:hyperlink w:history="1" r:id="rIdneb4xwx5anmxeopmq_ovs">
+            <w:hyperlink w:history="1" r:id="rIdr9uk83pcrzukm9rhoz8eh">
               <w:r>
                 <w:rPr>
                   <w:rFonts w:ascii="Arial" w:cs="Arial" w:eastAsia="Arial" w:hAnsi="Arial"/>
@@ -21847,7 +21847,7 @@
             <w:pPr>
               <w:spacing w:after="20" w:before="0"/>
             </w:pPr>
-            <w:hyperlink w:history="1" r:id="rIdb-znmckgnuhuisdxfbb5b">
+            <w:hyperlink w:history="1" r:id="rIdn_1y6qnpu90aeygwjcjhb">
               <w:r>
                 <w:rPr>
                   <w:rFonts w:ascii="Arial" w:cs="Arial" w:eastAsia="Arial" w:hAnsi="Arial"/>
@@ -21880,7 +21880,7 @@
               <w:spacing w:after="10" w:before="0"/>
               <w:ind w:left="120"/>
             </w:pPr>
-            <w:hyperlink w:history="1" r:id="rIdeumuihn0h-x0dv_ltfrt1">
+            <w:hyperlink w:history="1" r:id="rIdabunawhszpngytfxuxdgb">
               <w:r>
                 <w:rPr>
                   <w:rFonts w:ascii="Arial" w:cs="Arial" w:eastAsia="Arial" w:hAnsi="Arial"/>
@@ -21925,7 +21925,7 @@
             <w:pPr>
               <w:spacing w:after="20" w:before="0"/>
             </w:pPr>
-            <w:hyperlink w:history="1" r:id="rIdrqe3zr8rezh2q4ijc2emr">
+            <w:hyperlink w:history="1" r:id="rIdrianrfgj2ejdfznea9nn_">
               <w:r>
                 <w:rPr>
                   <w:rFonts w:ascii="Arial" w:cs="Arial" w:eastAsia="Arial" w:hAnsi="Arial"/>
@@ -21958,7 +21958,7 @@
               <w:spacing w:after="10" w:before="0"/>
               <w:ind w:left="120"/>
             </w:pPr>
-            <w:hyperlink w:history="1" r:id="rIdlizz9jddtivdl4s-p-yvx">
+            <w:hyperlink w:history="1" r:id="rIdz4f_ms0afaiv5mrrx3oed">
               <w:r>
                 <w:rPr>
                   <w:rFonts w:ascii="Arial" w:cs="Arial" w:eastAsia="Arial" w:hAnsi="Arial"/>
@@ -22153,7 +22153,7 @@
             <w:pPr>
               <w:spacing w:after="20" w:before="0"/>
             </w:pPr>
-            <w:hyperlink w:history="1" r:id="rIdhzybbcp7buaq9qeb4frrx">
+            <w:hyperlink w:history="1" r:id="rIdrf575p_n5kqzavwvi8hts">
               <w:r>
                 <w:rPr>
                   <w:rFonts w:ascii="Arial" w:cs="Arial" w:eastAsia="Arial" w:hAnsi="Arial"/>
@@ -22186,7 +22186,7 @@
               <w:spacing w:after="10" w:before="0"/>
               <w:ind w:left="120"/>
             </w:pPr>
-            <w:hyperlink w:history="1" r:id="rIdjmck9jexvbcn9gfgja2hz">
+            <w:hyperlink w:history="1" r:id="rId08kn7xfzt1c8pm425bi5j">
               <w:r>
                 <w:rPr>
                   <w:rFonts w:ascii="Arial" w:cs="Arial" w:eastAsia="Arial" w:hAnsi="Arial"/>
@@ -22231,7 +22231,7 @@
             <w:pPr>
               <w:spacing w:after="20" w:before="0"/>
             </w:pPr>
-            <w:hyperlink w:history="1" r:id="rIdrkbsw70ushprldzqubbvr">
+            <w:hyperlink w:history="1" r:id="rIdemuejw9kyj2ld563wdlo5">
               <w:r>
                 <w:rPr>
                   <w:rFonts w:ascii="Arial" w:cs="Arial" w:eastAsia="Arial" w:hAnsi="Arial"/>
@@ -22264,7 +22264,7 @@
               <w:spacing w:after="10" w:before="0"/>
               <w:ind w:left="120"/>
             </w:pPr>
-            <w:hyperlink w:history="1" r:id="rIdk8apqfiasb_bipia461zt">
+            <w:hyperlink w:history="1" r:id="rIdngguceusro-bhgyiilt4u">
               <w:r>
                 <w:rPr>
                   <w:rFonts w:ascii="Arial" w:cs="Arial" w:eastAsia="Arial" w:hAnsi="Arial"/>
@@ -22459,7 +22459,7 @@
             <w:pPr>
               <w:spacing w:after="20" w:before="0"/>
             </w:pPr>
-            <w:hyperlink w:history="1" r:id="rIdr9r7fpoeeqjwpkwnz-8c8">
+            <w:hyperlink w:history="1" r:id="rIdm6-skhw0m9hckiuxbp8iy">
               <w:r>
                 <w:rPr>
                   <w:rFonts w:ascii="Arial" w:cs="Arial" w:eastAsia="Arial" w:hAnsi="Arial"/>
@@ -22492,7 +22492,7 @@
               <w:spacing w:after="10" w:before="0"/>
               <w:ind w:left="120"/>
             </w:pPr>
-            <w:hyperlink w:history="1" r:id="rId1k1b6wvrvaf3mo5eukmcg">
+            <w:hyperlink w:history="1" r:id="rIdx-hu8zxikuf9yj9caze5i">
               <w:r>
                 <w:rPr>
                   <w:rFonts w:ascii="Arial" w:cs="Arial" w:eastAsia="Arial" w:hAnsi="Arial"/>
@@ -22537,7 +22537,7 @@
             <w:pPr>
               <w:spacing w:after="20" w:before="0"/>
             </w:pPr>
-            <w:hyperlink w:history="1" r:id="rId4_ogdrwcnwcvz8rqrrstl">
+            <w:hyperlink w:history="1" r:id="rIdpcgtpgd0-jywiydjs4bzb">
               <w:r>
                 <w:rPr>
                   <w:rFonts w:ascii="Arial" w:cs="Arial" w:eastAsia="Arial" w:hAnsi="Arial"/>
@@ -22570,7 +22570,7 @@
               <w:spacing w:after="10" w:before="0"/>
               <w:ind w:left="120"/>
             </w:pPr>
-            <w:hyperlink w:history="1" r:id="rIddp5ltwvtvx2-krvxcxe5j">
+            <w:hyperlink w:history="1" r:id="rIdny_g3gxjhstds1zrmmxft">
               <w:r>
                 <w:rPr>
                   <w:rFonts w:ascii="Arial" w:cs="Arial" w:eastAsia="Arial" w:hAnsi="Arial"/>
@@ -22765,7 +22765,7 @@
             <w:pPr>
               <w:spacing w:after="20" w:before="0"/>
             </w:pPr>
-            <w:hyperlink w:history="1" r:id="rIdaldu-rgb3pv1cy8ezii63">
+            <w:hyperlink w:history="1" r:id="rIdnwb4lm0oklrrsactgesog">
               <w:r>
                 <w:rPr>
                   <w:rFonts w:ascii="Arial" w:cs="Arial" w:eastAsia="Arial" w:hAnsi="Arial"/>
@@ -22814,7 +22814,7 @@
               <w:spacing w:after="10" w:before="0"/>
               <w:ind w:left="120"/>
             </w:pPr>
-            <w:hyperlink w:history="1" r:id="rId4wjhr8ltq6rkupa0zmwrg">
+            <w:hyperlink w:history="1" r:id="rId3hixoeg7er47xhig5y9xs">
               <w:r>
                 <w:rPr>
                   <w:rFonts w:ascii="Arial" w:cs="Arial" w:eastAsia="Arial" w:hAnsi="Arial"/>
@@ -22859,7 +22859,7 @@
             <w:pPr>
               <w:spacing w:after="20" w:before="0"/>
             </w:pPr>
-            <w:hyperlink w:history="1" r:id="rIdbs6urhxsfzrbmj2aefb-6">
+            <w:hyperlink w:history="1" r:id="rIdb1lzyhq_filzzslu7xktk">
               <w:r>
                 <w:rPr>
                   <w:rFonts w:ascii="Arial" w:cs="Arial" w:eastAsia="Arial" w:hAnsi="Arial"/>
@@ -22908,7 +22908,7 @@
               <w:spacing w:after="10" w:before="0"/>
               <w:ind w:left="120"/>
             </w:pPr>
-            <w:hyperlink w:history="1" r:id="rIdg9fnyve1siqhcxz7t1hyf">
+            <w:hyperlink w:history="1" r:id="rIdneupngcm-c4frmqfqlxy6">
               <w:r>
                 <w:rPr>
                   <w:rFonts w:ascii="Arial" w:cs="Arial" w:eastAsia="Arial" w:hAnsi="Arial"/>
@@ -23420,7 +23420,7 @@
         </w:rPr>
         <w:t xml:space="preserve">© 2026 SeaVuria and ARES. Aligned with KICD objectives. Developed by SeaVuria; technical implementation by ARES (with AI assistance from Claude). Licensed under </w:t>
       </w:r>
-      <w:hyperlink w:history="1" r:id="rIdzjliab6ijgbrzdsy2qbsy">
+      <w:hyperlink w:history="1" r:id="rIdnlham1c9ixdm2wmsf6kqn">
         <w:r>
           <w:rPr>
             <w:rFonts w:ascii="Arial" w:cs="Arial" w:eastAsia="Arial" w:hAnsi="Arial"/>
@@ -23441,7 +23441,7 @@
         </w:rPr>
         <w:t xml:space="preserve"> (</w:t>
       </w:r>
-      <w:hyperlink w:history="1" r:id="rIdo-cfixuzqq6ve8rphrr6n">
+      <w:hyperlink w:history="1" r:id="rIdnxdszh2jnv9lx6r34eote">
         <w:r>
           <w:rPr>
             <w:rFonts w:ascii="Arial" w:cs="Arial" w:eastAsia="Arial" w:hAnsi="Arial"/>
@@ -24673,7 +24673,7 @@
             <w:pPr>
               <w:spacing w:after="20" w:before="0"/>
             </w:pPr>
-            <w:hyperlink w:history="1" r:id="rIdyf5jhxyotsihybwfn6bi3">
+            <w:hyperlink w:history="1" r:id="rIdyw35amjww7ayhpgfu6gnx">
               <w:r>
                 <w:rPr>
                   <w:rFonts w:ascii="Arial" w:cs="Arial" w:eastAsia="Arial" w:hAnsi="Arial"/>
@@ -24706,7 +24706,7 @@
               <w:spacing w:after="10" w:before="0"/>
               <w:ind w:left="120"/>
             </w:pPr>
-            <w:hyperlink w:history="1" r:id="rIdpkbzd_tfgujotpfsnwago">
+            <w:hyperlink w:history="1" r:id="rIdvfklfejv52ib6wr8v-rda">
               <w:r>
                 <w:rPr>
                   <w:rFonts w:ascii="Arial" w:cs="Arial" w:eastAsia="Arial" w:hAnsi="Arial"/>
@@ -24751,7 +24751,7 @@
             <w:pPr>
               <w:spacing w:after="20" w:before="0"/>
             </w:pPr>
-            <w:hyperlink w:history="1" r:id="rIdgqqnuxs21drhq6fdw-3gp">
+            <w:hyperlink w:history="1" r:id="rId-is9srz3bk-zeyokyboew">
               <w:r>
                 <w:rPr>
                   <w:rFonts w:ascii="Arial" w:cs="Arial" w:eastAsia="Arial" w:hAnsi="Arial"/>
@@ -24784,7 +24784,7 @@
               <w:spacing w:after="10" w:before="0"/>
               <w:ind w:left="120"/>
             </w:pPr>
-            <w:hyperlink w:history="1" r:id="rIdeyxlmwyzeajrm--ckdiye">
+            <w:hyperlink w:history="1" r:id="rIdmmb1f7y_sbhsf-1u8ibnq">
               <w:r>
                 <w:rPr>
                   <w:rFonts w:ascii="Arial" w:cs="Arial" w:eastAsia="Arial" w:hAnsi="Arial"/>
@@ -24979,7 +24979,7 @@
             <w:pPr>
               <w:spacing w:after="20" w:before="0"/>
             </w:pPr>
-            <w:hyperlink w:history="1" r:id="rId7toqxe3fukvxctzcugz7m">
+            <w:hyperlink w:history="1" r:id="rIdbga0vldxft9lpojcytp-b">
               <w:r>
                 <w:rPr>
                   <w:rFonts w:ascii="Arial" w:cs="Arial" w:eastAsia="Arial" w:hAnsi="Arial"/>
@@ -25012,7 +25012,7 @@
               <w:spacing w:after="10" w:before="0"/>
               <w:ind w:left="120"/>
             </w:pPr>
-            <w:hyperlink w:history="1" r:id="rIdcjyumdizdupyvb6vcvast">
+            <w:hyperlink w:history="1" r:id="rIdxy-8nxmbxzhezaqt5rpep">
               <w:r>
                 <w:rPr>
                   <w:rFonts w:ascii="Arial" w:cs="Arial" w:eastAsia="Arial" w:hAnsi="Arial"/>
@@ -25057,7 +25057,7 @@
             <w:pPr>
               <w:spacing w:after="20" w:before="0"/>
             </w:pPr>
-            <w:hyperlink w:history="1" r:id="rIdpoki6sejrwmog3klqupd8">
+            <w:hyperlink w:history="1" r:id="rIdvp9kxstyy649aqkukr-yy">
               <w:r>
                 <w:rPr>
                   <w:rFonts w:ascii="Arial" w:cs="Arial" w:eastAsia="Arial" w:hAnsi="Arial"/>
@@ -25090,7 +25090,7 @@
               <w:spacing w:after="10" w:before="0"/>
               <w:ind w:left="120"/>
             </w:pPr>
-            <w:hyperlink w:history="1" r:id="rId_rupfikqnidwsgm-6qtu_">
+            <w:hyperlink w:history="1" r:id="rIdzgfinkq88cjllghilwe-b">
               <w:r>
                 <w:rPr>
                   <w:rFonts w:ascii="Arial" w:cs="Arial" w:eastAsia="Arial" w:hAnsi="Arial"/>
@@ -25285,7 +25285,7 @@
             <w:pPr>
               <w:spacing w:after="20" w:before="0"/>
             </w:pPr>
-            <w:hyperlink w:history="1" r:id="rIdmmzdpytpspugtpaznl2as">
+            <w:hyperlink w:history="1" r:id="rIdojskng5pv8gnfndvlkxnv">
               <w:r>
                 <w:rPr>
                   <w:rFonts w:ascii="Arial" w:cs="Arial" w:eastAsia="Arial" w:hAnsi="Arial"/>
@@ -25334,7 +25334,7 @@
               <w:spacing w:after="10" w:before="0"/>
               <w:ind w:left="120"/>
             </w:pPr>
-            <w:hyperlink w:history="1" r:id="rIdjqckptohg_imzxhsrshxd">
+            <w:hyperlink w:history="1" r:id="rIdcwnpwnq8nytkz5rkf0czy">
               <w:r>
                 <w:rPr>
                   <w:rFonts w:ascii="Arial" w:cs="Arial" w:eastAsia="Arial" w:hAnsi="Arial"/>
@@ -25379,7 +25379,7 @@
             <w:pPr>
               <w:spacing w:after="20" w:before="0"/>
             </w:pPr>
-            <w:hyperlink w:history="1" r:id="rIdnsp7hglpzqpdwcaxgfa1w">
+            <w:hyperlink w:history="1" r:id="rIdlqaeqywouk2hdduavtb2p">
               <w:r>
                 <w:rPr>
                   <w:rFonts w:ascii="Arial" w:cs="Arial" w:eastAsia="Arial" w:hAnsi="Arial"/>
@@ -25428,7 +25428,7 @@
               <w:spacing w:after="10" w:before="0"/>
               <w:ind w:left="120"/>
             </w:pPr>
-            <w:hyperlink w:history="1" r:id="rId1hihskw9enoxrvosnmpwb">
+            <w:hyperlink w:history="1" r:id="rIdyapai9kzuo1x5x3pxyjeg">
               <w:r>
                 <w:rPr>
                   <w:rFonts w:ascii="Arial" w:cs="Arial" w:eastAsia="Arial" w:hAnsi="Arial"/>
@@ -25623,7 +25623,7 @@
             <w:pPr>
               <w:spacing w:after="20" w:before="0"/>
             </w:pPr>
-            <w:hyperlink w:history="1" r:id="rIdxibzkch2yvi9p1erd06kg">
+            <w:hyperlink w:history="1" r:id="rId54fowdaife6cm59ao-a4c">
               <w:r>
                 <w:rPr>
                   <w:rFonts w:ascii="Arial" w:cs="Arial" w:eastAsia="Arial" w:hAnsi="Arial"/>
@@ -25672,7 +25672,7 @@
               <w:spacing w:after="10" w:before="0"/>
               <w:ind w:left="120"/>
             </w:pPr>
-            <w:hyperlink w:history="1" r:id="rIda4dv9nv6fofioqo8t57ax">
+            <w:hyperlink w:history="1" r:id="rIdxyeum_dby7xvnedzk4z35">
               <w:r>
                 <w:rPr>
                   <w:rFonts w:ascii="Arial" w:cs="Arial" w:eastAsia="Arial" w:hAnsi="Arial"/>
@@ -25717,7 +25717,7 @@
             <w:pPr>
               <w:spacing w:after="20" w:before="0"/>
             </w:pPr>
-            <w:hyperlink w:history="1" r:id="rIdwipwiabp700jtdw_ieou2">
+            <w:hyperlink w:history="1" r:id="rIdxcf1c6r_d9sezh-__isvb">
               <w:r>
                 <w:rPr>
                   <w:rFonts w:ascii="Arial" w:cs="Arial" w:eastAsia="Arial" w:hAnsi="Arial"/>
@@ -25766,7 +25766,7 @@
               <w:spacing w:after="10" w:before="0"/>
               <w:ind w:left="120"/>
             </w:pPr>
-            <w:hyperlink w:history="1" r:id="rId8f6cgplaacm0r2nib-tbe">
+            <w:hyperlink w:history="1" r:id="rIdhuhg9g6xxiclbnxfhwqai">
               <w:r>
                 <w:rPr>
                   <w:rFonts w:ascii="Arial" w:cs="Arial" w:eastAsia="Arial" w:hAnsi="Arial"/>
@@ -25961,7 +25961,7 @@
             <w:pPr>
               <w:spacing w:after="20" w:before="0"/>
             </w:pPr>
-            <w:hyperlink w:history="1" r:id="rIdclpgrtpmavc_zm8srajuk">
+            <w:hyperlink w:history="1" r:id="rIduf-1xepypbv0zujlqfwbh">
               <w:r>
                 <w:rPr>
                   <w:rFonts w:ascii="Arial" w:cs="Arial" w:eastAsia="Arial" w:hAnsi="Arial"/>
@@ -25994,7 +25994,7 @@
               <w:spacing w:after="10" w:before="0"/>
               <w:ind w:left="120"/>
             </w:pPr>
-            <w:hyperlink w:history="1" r:id="rId8xqfv_uiunnf1bj2ox1rt">
+            <w:hyperlink w:history="1" r:id="rId-lmehu8r9gnjunnkgtplb">
               <w:r>
                 <w:rPr>
                   <w:rFonts w:ascii="Arial" w:cs="Arial" w:eastAsia="Arial" w:hAnsi="Arial"/>
@@ -26039,7 +26039,7 @@
             <w:pPr>
               <w:spacing w:after="20" w:before="0"/>
             </w:pPr>
-            <w:hyperlink w:history="1" r:id="rIdl9nlloqkqpavsqb_o7__y">
+            <w:hyperlink w:history="1" r:id="rIdh85vhi7uryo_fnklxhmz_">
               <w:r>
                 <w:rPr>
                   <w:rFonts w:ascii="Arial" w:cs="Arial" w:eastAsia="Arial" w:hAnsi="Arial"/>
@@ -26072,7 +26072,7 @@
               <w:spacing w:after="10" w:before="0"/>
               <w:ind w:left="120"/>
             </w:pPr>
-            <w:hyperlink w:history="1" r:id="rIdwrwydfexapr6ji02s55sv">
+            <w:hyperlink w:history="1" r:id="rId7kabngixyyiw1enjwte_y">
               <w:r>
                 <w:rPr>
                   <w:rFonts w:ascii="Arial" w:cs="Arial" w:eastAsia="Arial" w:hAnsi="Arial"/>
@@ -26736,7 +26736,7 @@
         </w:rPr>
         <w:t xml:space="preserve">© 2026 SeaVuria and ARES. Aligned with KICD objectives. Developed by SeaVuria; technical implementation by ARES (with AI assistance from Claude). Licensed under </w:t>
       </w:r>
-      <w:hyperlink w:history="1" r:id="rIdlkmrif5pv4yeokwfiysqp">
+      <w:hyperlink w:history="1" r:id="rId6mnpzhbbvrmyeiuo-zovc">
         <w:r>
           <w:rPr>
             <w:rFonts w:ascii="Arial" w:cs="Arial" w:eastAsia="Arial" w:hAnsi="Arial"/>
@@ -26757,7 +26757,7 @@
         </w:rPr>
         <w:t xml:space="preserve"> (</w:t>
       </w:r>
-      <w:hyperlink w:history="1" r:id="rIdv0bjiubnemqxtr8xg5jap">
+      <w:hyperlink w:history="1" r:id="rIdbuez6qrrb6ir0vxhh8ara">
         <w:r>
           <w:rPr>
             <w:rFonts w:ascii="Arial" w:cs="Arial" w:eastAsia="Arial" w:hAnsi="Arial"/>

--- a/data/outputs/v2/Core_Mathematics/SS2.4_Trigonometry_1/Core_Mathematics_Trigonometry_1_CBE_LessonSequence.docx
+++ b/data/outputs/v2/Core_Mathematics/SS2.4_Trigonometry_1/Core_Mathematics_Trigonometry_1_CBE_LessonSequence.docx
@@ -2420,7 +2420,7 @@
         </w:rPr>
         <w:t xml:space="preserve">© 2026 SeaVuria and ARES. This work is licensed under a </w:t>
       </w:r>
-      <w:hyperlink w:history="1" r:id="rIdyjqb-vxvovj-qorikbmm8">
+      <w:hyperlink w:history="1" r:id="rIdstff6ndduegi4ju2yyvg2">
         <w:r>
           <w:rPr>
             <w:rFonts w:ascii="Arial" w:cs="Arial" w:eastAsia="Arial" w:hAnsi="Arial"/>
@@ -2440,7 +2440,7 @@
         </w:rPr>
         <w:t xml:space="preserve"> (</w:t>
       </w:r>
-      <w:hyperlink w:history="1" r:id="rIdvogky7pd-rlcwhzheyg-w">
+      <w:hyperlink w:history="1" r:id="rIdk8odbh2bol5kmaweskt_g">
         <w:r>
           <w:rPr>
             <w:rFonts w:ascii="Arial" w:cs="Arial" w:eastAsia="Arial" w:hAnsi="Arial"/>
@@ -2460,7 +2460,7 @@
         </w:rPr>
         <w:t xml:space="preserve">). To view a copy of this license, visit </w:t>
       </w:r>
-      <w:hyperlink w:history="1" r:id="rIduzf9917vhinc-q4tzbzzy">
+      <w:hyperlink w:history="1" r:id="rIdhzz2mcknybydwg82zpsxw">
         <w:r>
           <w:rPr>
             <w:rFonts w:ascii="Arial" w:cs="Arial" w:eastAsia="Arial" w:hAnsi="Arial"/>
@@ -3472,7 +3472,7 @@
             <w:pPr>
               <w:spacing w:after="20" w:before="0"/>
             </w:pPr>
-            <w:hyperlink w:history="1" r:id="rId3vamypapepmlkwr8j3eio">
+            <w:hyperlink w:history="1" r:id="rIdtxpankrlktm5nepqfkvyf">
               <w:r>
                 <w:rPr>
                   <w:rFonts w:ascii="Arial" w:cs="Arial" w:eastAsia="Arial" w:hAnsi="Arial"/>
@@ -3505,7 +3505,7 @@
               <w:spacing w:after="10" w:before="0"/>
               <w:ind w:left="120"/>
             </w:pPr>
-            <w:hyperlink w:history="1" r:id="rId4jwvy0cfd6vrbsbpxyqzh">
+            <w:hyperlink w:history="1" r:id="rIdp6ylg7awyudbul_s6me4l">
               <w:r>
                 <w:rPr>
                   <w:rFonts w:ascii="Arial" w:cs="Arial" w:eastAsia="Arial" w:hAnsi="Arial"/>
@@ -3550,7 +3550,7 @@
             <w:pPr>
               <w:spacing w:after="20" w:before="0"/>
             </w:pPr>
-            <w:hyperlink w:history="1" r:id="rIdm1hygl6ele2wujdusz1vl">
+            <w:hyperlink w:history="1" r:id="rIdkaoboq1mdzm9wn1kxmf3f">
               <w:r>
                 <w:rPr>
                   <w:rFonts w:ascii="Arial" w:cs="Arial" w:eastAsia="Arial" w:hAnsi="Arial"/>
@@ -3583,7 +3583,7 @@
               <w:spacing w:after="10" w:before="0"/>
               <w:ind w:left="120"/>
             </w:pPr>
-            <w:hyperlink w:history="1" r:id="rIdsymjj8bdz8urbufycnrnd">
+            <w:hyperlink w:history="1" r:id="rIdnwg9tujlyeryhjlzlksnk">
               <w:r>
                 <w:rPr>
                   <w:rFonts w:ascii="Arial" w:cs="Arial" w:eastAsia="Arial" w:hAnsi="Arial"/>
@@ -3778,7 +3778,7 @@
             <w:pPr>
               <w:spacing w:after="20" w:before="0"/>
             </w:pPr>
-            <w:hyperlink w:history="1" r:id="rIdmxgbenyy4w-mkctvwz625">
+            <w:hyperlink w:history="1" r:id="rIdcx5zvgbbtn-4mcg-twb0c">
               <w:r>
                 <w:rPr>
                   <w:rFonts w:ascii="Arial" w:cs="Arial" w:eastAsia="Arial" w:hAnsi="Arial"/>
@@ -3811,7 +3811,7 @@
               <w:spacing w:after="10" w:before="0"/>
               <w:ind w:left="120"/>
             </w:pPr>
-            <w:hyperlink w:history="1" r:id="rId65jljdyrfvrzm4owylhak">
+            <w:hyperlink w:history="1" r:id="rIdmxgzfwk0zaupudrfz9ekl">
               <w:r>
                 <w:rPr>
                   <w:rFonts w:ascii="Arial" w:cs="Arial" w:eastAsia="Arial" w:hAnsi="Arial"/>
@@ -3856,7 +3856,7 @@
             <w:pPr>
               <w:spacing w:after="20" w:before="0"/>
             </w:pPr>
-            <w:hyperlink w:history="1" r:id="rIdvk0g943jk7r_lrpmjn7b4">
+            <w:hyperlink w:history="1" r:id="rIdetsxhruargfrg6a_y1uvu">
               <w:r>
                 <w:rPr>
                   <w:rFonts w:ascii="Arial" w:cs="Arial" w:eastAsia="Arial" w:hAnsi="Arial"/>
@@ -3889,7 +3889,7 @@
               <w:spacing w:after="10" w:before="0"/>
               <w:ind w:left="120"/>
             </w:pPr>
-            <w:hyperlink w:history="1" r:id="rIdzqo-lxbl1pc9qegads7a1">
+            <w:hyperlink w:history="1" r:id="rIdqqmedwlpecs-vxudgc8w1">
               <w:r>
                 <w:rPr>
                   <w:rFonts w:ascii="Arial" w:cs="Arial" w:eastAsia="Arial" w:hAnsi="Arial"/>
@@ -4160,7 +4160,7 @@
             <w:pPr>
               <w:spacing w:after="20" w:before="0"/>
             </w:pPr>
-            <w:hyperlink w:history="1" r:id="rIds7-q0nowa6twvyjdzftyg">
+            <w:hyperlink w:history="1" r:id="rId-qwttvyqckvujy_v91mq6">
               <w:r>
                 <w:rPr>
                   <w:rFonts w:ascii="Arial" w:cs="Arial" w:eastAsia="Arial" w:hAnsi="Arial"/>
@@ -4193,7 +4193,7 @@
               <w:spacing w:after="10" w:before="0"/>
               <w:ind w:left="120"/>
             </w:pPr>
-            <w:hyperlink w:history="1" r:id="rIdk7etev4hnmoxtzo91__gv">
+            <w:hyperlink w:history="1" r:id="rIddsxpwldb7vz7rvj1s72qn">
               <w:r>
                 <w:rPr>
                   <w:rFonts w:ascii="Arial" w:cs="Arial" w:eastAsia="Arial" w:hAnsi="Arial"/>
@@ -4238,7 +4238,7 @@
             <w:pPr>
               <w:spacing w:after="20" w:before="0"/>
             </w:pPr>
-            <w:hyperlink w:history="1" r:id="rIdltpod3d1getutn2o1oko6">
+            <w:hyperlink w:history="1" r:id="rIdrv_criqh5zen9yx3ltv2x">
               <w:r>
                 <w:rPr>
                   <w:rFonts w:ascii="Arial" w:cs="Arial" w:eastAsia="Arial" w:hAnsi="Arial"/>
@@ -4287,7 +4287,7 @@
               <w:spacing w:after="10" w:before="0"/>
               <w:ind w:left="120"/>
             </w:pPr>
-            <w:hyperlink w:history="1" r:id="rIdymep4yua1f5wmeyquh1ke">
+            <w:hyperlink w:history="1" r:id="rIdt7mqqc6kvi3bs7fbjlmkb">
               <w:r>
                 <w:rPr>
                   <w:rFonts w:ascii="Arial" w:cs="Arial" w:eastAsia="Arial" w:hAnsi="Arial"/>
@@ -4482,7 +4482,7 @@
             <w:pPr>
               <w:spacing w:after="20" w:before="0"/>
             </w:pPr>
-            <w:hyperlink w:history="1" r:id="rIdibnbr1al7b2nyahlkwl2q">
+            <w:hyperlink w:history="1" r:id="rIdktpcwn7veh93hv1ol2jwf">
               <w:r>
                 <w:rPr>
                   <w:rFonts w:ascii="Arial" w:cs="Arial" w:eastAsia="Arial" w:hAnsi="Arial"/>
@@ -4515,7 +4515,7 @@
               <w:spacing w:after="10" w:before="0"/>
               <w:ind w:left="120"/>
             </w:pPr>
-            <w:hyperlink w:history="1" r:id="rIdd6aqz4dlsbo9d91kwerxh">
+            <w:hyperlink w:history="1" r:id="rIdtsmsmh3o0mvqvxpfm7ozf">
               <w:r>
                 <w:rPr>
                   <w:rFonts w:ascii="Arial" w:cs="Arial" w:eastAsia="Arial" w:hAnsi="Arial"/>
@@ -4560,7 +4560,7 @@
             <w:pPr>
               <w:spacing w:after="20" w:before="0"/>
             </w:pPr>
-            <w:hyperlink w:history="1" r:id="rIdddbpiibhcf9gvux2qkngt">
+            <w:hyperlink w:history="1" r:id="rId-ezo9jqfimqsiuwzaygcb">
               <w:r>
                 <w:rPr>
                   <w:rFonts w:ascii="Arial" w:cs="Arial" w:eastAsia="Arial" w:hAnsi="Arial"/>
@@ -4609,7 +4609,7 @@
               <w:spacing w:after="10" w:before="0"/>
               <w:ind w:left="120"/>
             </w:pPr>
-            <w:hyperlink w:history="1" r:id="rIdvpit91isqmbpjmp92m1if">
+            <w:hyperlink w:history="1" r:id="rIdrzxnrprbqa66o0kd_8tcu">
               <w:r>
                 <w:rPr>
                   <w:rFonts w:ascii="Arial" w:cs="Arial" w:eastAsia="Arial" w:hAnsi="Arial"/>
@@ -4804,7 +4804,7 @@
             <w:pPr>
               <w:spacing w:after="20" w:before="0"/>
             </w:pPr>
-            <w:hyperlink w:history="1" r:id="rIdnrvlphv6arzulgulc8mpb">
+            <w:hyperlink w:history="1" r:id="rIdjrpt8q5nixzs59_u1k4o4">
               <w:r>
                 <w:rPr>
                   <w:rFonts w:ascii="Arial" w:cs="Arial" w:eastAsia="Arial" w:hAnsi="Arial"/>
@@ -4837,7 +4837,7 @@
               <w:spacing w:after="10" w:before="0"/>
               <w:ind w:left="120"/>
             </w:pPr>
-            <w:hyperlink w:history="1" r:id="rIdmwxqatwtyqclhgyzso0fc">
+            <w:hyperlink w:history="1" r:id="rId_3dk1ckcmw2lvy52o9o_d">
               <w:r>
                 <w:rPr>
                   <w:rFonts w:ascii="Arial" w:cs="Arial" w:eastAsia="Arial" w:hAnsi="Arial"/>
@@ -4882,7 +4882,7 @@
             <w:pPr>
               <w:spacing w:after="20" w:before="0"/>
             </w:pPr>
-            <w:hyperlink w:history="1" r:id="rIdle_jtst0qrydss4krm6pq">
+            <w:hyperlink w:history="1" r:id="rIduwvqckhycpnibe-cdpjqt">
               <w:r>
                 <w:rPr>
                   <w:rFonts w:ascii="Arial" w:cs="Arial" w:eastAsia="Arial" w:hAnsi="Arial"/>
@@ -4931,7 +4931,7 @@
               <w:spacing w:after="10" w:before="0"/>
               <w:ind w:left="120"/>
             </w:pPr>
-            <w:hyperlink w:history="1" r:id="rIdjlwh6snmzpopocnjztnkh">
+            <w:hyperlink w:history="1" r:id="rIdcxv-gtc-_pl6x1c2mpbdy">
               <w:r>
                 <w:rPr>
                   <w:rFonts w:ascii="Arial" w:cs="Arial" w:eastAsia="Arial" w:hAnsi="Arial"/>
@@ -5443,7 +5443,7 @@
         </w:rPr>
         <w:t xml:space="preserve">© 2026 SeaVuria and ARES. Aligned with KICD objectives. Developed by SeaVuria; technical implementation by ARES (with AI assistance from Claude). Licensed under </w:t>
       </w:r>
-      <w:hyperlink w:history="1" r:id="rIdtu-8-hsp7lks4fcz3qy1f">
+      <w:hyperlink w:history="1" r:id="rIdlstfmj_vanyfya1h_hxak">
         <w:r>
           <w:rPr>
             <w:rFonts w:ascii="Arial" w:cs="Arial" w:eastAsia="Arial" w:hAnsi="Arial"/>
@@ -5464,7 +5464,7 @@
         </w:rPr>
         <w:t xml:space="preserve"> (</w:t>
       </w:r>
-      <w:hyperlink w:history="1" r:id="rIdrygrzgk0ssg2b7x0thj9n">
+      <w:hyperlink w:history="1" r:id="rIdu_w8iu-nmntc_lrndg9gi">
         <w:r>
           <w:rPr>
             <w:rFonts w:ascii="Arial" w:cs="Arial" w:eastAsia="Arial" w:hAnsi="Arial"/>
@@ -6560,7 +6560,7 @@
             <w:pPr>
               <w:spacing w:after="20" w:before="0"/>
             </w:pPr>
-            <w:hyperlink w:history="1" r:id="rIdgkuzcuc2utxjsoaxyjg7n">
+            <w:hyperlink w:history="1" r:id="rIdki1gur-gfwkd_dfgmaqwi">
               <w:r>
                 <w:rPr>
                   <w:rFonts w:ascii="Arial" w:cs="Arial" w:eastAsia="Arial" w:hAnsi="Arial"/>
@@ -6593,7 +6593,7 @@
               <w:spacing w:after="10" w:before="0"/>
               <w:ind w:left="120"/>
             </w:pPr>
-            <w:hyperlink w:history="1" r:id="rIdzjdgqviglwsstiwhiftns">
+            <w:hyperlink w:history="1" r:id="rIdpgma9xf9kflkr--tfpvga">
               <w:r>
                 <w:rPr>
                   <w:rFonts w:ascii="Arial" w:cs="Arial" w:eastAsia="Arial" w:hAnsi="Arial"/>
@@ -6638,7 +6638,7 @@
             <w:pPr>
               <w:spacing w:after="20" w:before="0"/>
             </w:pPr>
-            <w:hyperlink w:history="1" r:id="rIdoa87kduf1kioowf-6qr7k">
+            <w:hyperlink w:history="1" r:id="rId7fxsweofg9a8caz-nxj2w">
               <w:r>
                 <w:rPr>
                   <w:rFonts w:ascii="Arial" w:cs="Arial" w:eastAsia="Arial" w:hAnsi="Arial"/>
@@ -6671,7 +6671,7 @@
               <w:spacing w:after="10" w:before="0"/>
               <w:ind w:left="120"/>
             </w:pPr>
-            <w:hyperlink w:history="1" r:id="rIdaoltzaysk3pbv5ludf3nw">
+            <w:hyperlink w:history="1" r:id="rIdod49zm-ga87gfqh806xsb">
               <w:r>
                 <w:rPr>
                   <w:rFonts w:ascii="Arial" w:cs="Arial" w:eastAsia="Arial" w:hAnsi="Arial"/>
@@ -6866,7 +6866,7 @@
             <w:pPr>
               <w:spacing w:after="20" w:before="0"/>
             </w:pPr>
-            <w:hyperlink w:history="1" r:id="rIdvxs1jgo6_uzm1kxnznlhl">
+            <w:hyperlink w:history="1" r:id="rIdgydukzzarizwj5tmy8mnj">
               <w:r>
                 <w:rPr>
                   <w:rFonts w:ascii="Arial" w:cs="Arial" w:eastAsia="Arial" w:hAnsi="Arial"/>
@@ -6899,7 +6899,7 @@
               <w:spacing w:after="10" w:before="0"/>
               <w:ind w:left="120"/>
             </w:pPr>
-            <w:hyperlink w:history="1" r:id="rIdxjdes0tzhgu5m_ks-es7p">
+            <w:hyperlink w:history="1" r:id="rIdnmuvlayn3lhllmzuiw04f">
               <w:r>
                 <w:rPr>
                   <w:rFonts w:ascii="Arial" w:cs="Arial" w:eastAsia="Arial" w:hAnsi="Arial"/>
@@ -6944,7 +6944,7 @@
             <w:pPr>
               <w:spacing w:after="20" w:before="0"/>
             </w:pPr>
-            <w:hyperlink w:history="1" r:id="rIdv6r5ezroxvyfstpcilhck">
+            <w:hyperlink w:history="1" r:id="rIdxrnvanoqivshs8nrst_td">
               <w:r>
                 <w:rPr>
                   <w:rFonts w:ascii="Arial" w:cs="Arial" w:eastAsia="Arial" w:hAnsi="Arial"/>
@@ -6977,7 +6977,7 @@
               <w:spacing w:after="10" w:before="0"/>
               <w:ind w:left="120"/>
             </w:pPr>
-            <w:hyperlink w:history="1" r:id="rId_yeestvma8cotdvse386t">
+            <w:hyperlink w:history="1" r:id="rIdmggxovsihjf6qygz7zic0">
               <w:r>
                 <w:rPr>
                   <w:rFonts w:ascii="Arial" w:cs="Arial" w:eastAsia="Arial" w:hAnsi="Arial"/>
@@ -7172,7 +7172,7 @@
             <w:pPr>
               <w:spacing w:after="20" w:before="0"/>
             </w:pPr>
-            <w:hyperlink w:history="1" r:id="rIdn221wuaknzmdfjy8c3gbr">
+            <w:hyperlink w:history="1" r:id="rIdg_1owbebbvpl07grh4eqf">
               <w:r>
                 <w:rPr>
                   <w:rFonts w:ascii="Arial" w:cs="Arial" w:eastAsia="Arial" w:hAnsi="Arial"/>
@@ -7205,7 +7205,7 @@
               <w:spacing w:after="10" w:before="0"/>
               <w:ind w:left="120"/>
             </w:pPr>
-            <w:hyperlink w:history="1" r:id="rIdmvsp9urqkwemzx-xgq01_">
+            <w:hyperlink w:history="1" r:id="rIdj_-s9jdcbn8h5zb4ut2ew">
               <w:r>
                 <w:rPr>
                   <w:rFonts w:ascii="Arial" w:cs="Arial" w:eastAsia="Arial" w:hAnsi="Arial"/>
@@ -7250,7 +7250,7 @@
             <w:pPr>
               <w:spacing w:after="20" w:before="0"/>
             </w:pPr>
-            <w:hyperlink w:history="1" r:id="rIdikl9khr76vkjd1t-bie6c">
+            <w:hyperlink w:history="1" r:id="rId1bfv9qrnvdsa_crfrmxws">
               <w:r>
                 <w:rPr>
                   <w:rFonts w:ascii="Arial" w:cs="Arial" w:eastAsia="Arial" w:hAnsi="Arial"/>
@@ -7299,7 +7299,7 @@
               <w:spacing w:after="10" w:before="0"/>
               <w:ind w:left="120"/>
             </w:pPr>
-            <w:hyperlink w:history="1" r:id="rIdijotctrtods0gdtygwjq7">
+            <w:hyperlink w:history="1" r:id="rIdzorcaqvr7cjcvebonnfr9">
               <w:r>
                 <w:rPr>
                   <w:rFonts w:ascii="Arial" w:cs="Arial" w:eastAsia="Arial" w:hAnsi="Arial"/>
@@ -7494,7 +7494,7 @@
             <w:pPr>
               <w:spacing w:after="20" w:before="0"/>
             </w:pPr>
-            <w:hyperlink w:history="1" r:id="rIdrxsngg71ss4a9dl1kxtto">
+            <w:hyperlink w:history="1" r:id="rIdy23ovts-itbxspt_vyff-">
               <w:r>
                 <w:rPr>
                   <w:rFonts w:ascii="Arial" w:cs="Arial" w:eastAsia="Arial" w:hAnsi="Arial"/>
@@ -7527,7 +7527,7 @@
               <w:spacing w:after="10" w:before="0"/>
               <w:ind w:left="120"/>
             </w:pPr>
-            <w:hyperlink w:history="1" r:id="rIdwhabuiopqoufsmy5eflne">
+            <w:hyperlink w:history="1" r:id="rIdhtqfuehdrbqoy74wzasds">
               <w:r>
                 <w:rPr>
                   <w:rFonts w:ascii="Arial" w:cs="Arial" w:eastAsia="Arial" w:hAnsi="Arial"/>
@@ -7572,7 +7572,7 @@
             <w:pPr>
               <w:spacing w:after="20" w:before="0"/>
             </w:pPr>
-            <w:hyperlink w:history="1" r:id="rIdcefzaqoge9zlccm_arrxj">
+            <w:hyperlink w:history="1" r:id="rIdrqkwcr5q0dopcjhwq24yo">
               <w:r>
                 <w:rPr>
                   <w:rFonts w:ascii="Arial" w:cs="Arial" w:eastAsia="Arial" w:hAnsi="Arial"/>
@@ -7621,7 +7621,7 @@
               <w:spacing w:after="10" w:before="0"/>
               <w:ind w:left="120"/>
             </w:pPr>
-            <w:hyperlink w:history="1" r:id="rIdhkq24v0xq0rlcq0lcdfkz">
+            <w:hyperlink w:history="1" r:id="rIdc7havt_yhgg5wvju1zjhk">
               <w:r>
                 <w:rPr>
                   <w:rFonts w:ascii="Arial" w:cs="Arial" w:eastAsia="Arial" w:hAnsi="Arial"/>
@@ -7816,7 +7816,7 @@
             <w:pPr>
               <w:spacing w:after="20" w:before="0"/>
             </w:pPr>
-            <w:hyperlink w:history="1" r:id="rIdcxfgbdlij9wodjqko__vq">
+            <w:hyperlink w:history="1" r:id="rIdwrbwglmrqheu1h0dvm-up">
               <w:r>
                 <w:rPr>
                   <w:rFonts w:ascii="Arial" w:cs="Arial" w:eastAsia="Arial" w:hAnsi="Arial"/>
@@ -7849,7 +7849,7 @@
               <w:spacing w:after="10" w:before="0"/>
               <w:ind w:left="120"/>
             </w:pPr>
-            <w:hyperlink w:history="1" r:id="rIdi73rj-fvapcvmn7jnh12_">
+            <w:hyperlink w:history="1" r:id="rIdf6chog69tja8ictmz2jrx">
               <w:r>
                 <w:rPr>
                   <w:rFonts w:ascii="Arial" w:cs="Arial" w:eastAsia="Arial" w:hAnsi="Arial"/>
@@ -7894,7 +7894,7 @@
             <w:pPr>
               <w:spacing w:after="20" w:before="0"/>
             </w:pPr>
-            <w:hyperlink w:history="1" r:id="rIdbqp36j7peaixmbuss6w1e">
+            <w:hyperlink w:history="1" r:id="rIdknwchnb0bqqkrrii3fzff">
               <w:r>
                 <w:rPr>
                   <w:rFonts w:ascii="Arial" w:cs="Arial" w:eastAsia="Arial" w:hAnsi="Arial"/>
@@ -7943,7 +7943,7 @@
               <w:spacing w:after="10" w:before="0"/>
               <w:ind w:left="120"/>
             </w:pPr>
-            <w:hyperlink w:history="1" r:id="rIdpjjvhpbnvcrhdxukoxtjp">
+            <w:hyperlink w:history="1" r:id="rIdfmdhjbph1rvqt4jhp3h1v">
               <w:r>
                 <w:rPr>
                   <w:rFonts w:ascii="Arial" w:cs="Arial" w:eastAsia="Arial" w:hAnsi="Arial"/>
@@ -8455,7 +8455,7 @@
         </w:rPr>
         <w:t xml:space="preserve">© 2026 SeaVuria and ARES. Aligned with KICD objectives. Developed by SeaVuria; technical implementation by ARES (with AI assistance from Claude). Licensed under </w:t>
       </w:r>
-      <w:hyperlink w:history="1" r:id="rIdwgsxyrqo7iwtsri2j26bz">
+      <w:hyperlink w:history="1" r:id="rIdukogwjlgx6zuwultuek_w">
         <w:r>
           <w:rPr>
             <w:rFonts w:ascii="Arial" w:cs="Arial" w:eastAsia="Arial" w:hAnsi="Arial"/>
@@ -8476,7 +8476,7 @@
         </w:rPr>
         <w:t xml:space="preserve"> (</w:t>
       </w:r>
-      <w:hyperlink w:history="1" r:id="rIdoidb90xetshnjnhj84ssr">
+      <w:hyperlink w:history="1" r:id="rId8kzp6wv0u4b4ggm3fyeou">
         <w:r>
           <w:rPr>
             <w:rFonts w:ascii="Arial" w:cs="Arial" w:eastAsia="Arial" w:hAnsi="Arial"/>
@@ -9489,7 +9489,7 @@
             <w:pPr>
               <w:spacing w:after="20" w:before="0"/>
             </w:pPr>
-            <w:hyperlink w:history="1" r:id="rIdodrqnofxutrqh0kkblbdx">
+            <w:hyperlink w:history="1" r:id="rId2kendtzgrl4wyhv957ics">
               <w:r>
                 <w:rPr>
                   <w:rFonts w:ascii="Arial" w:cs="Arial" w:eastAsia="Arial" w:hAnsi="Arial"/>
@@ -9522,7 +9522,7 @@
               <w:spacing w:after="10" w:before="0"/>
               <w:ind w:left="120"/>
             </w:pPr>
-            <w:hyperlink w:history="1" r:id="rIdv2o0bslq7mikdjmuemgoa">
+            <w:hyperlink w:history="1" r:id="rId7vd0gssntasavovevnrmb">
               <w:r>
                 <w:rPr>
                   <w:rFonts w:ascii="Arial" w:cs="Arial" w:eastAsia="Arial" w:hAnsi="Arial"/>
@@ -9567,7 +9567,7 @@
             <w:pPr>
               <w:spacing w:after="20" w:before="0"/>
             </w:pPr>
-            <w:hyperlink w:history="1" r:id="rIdy1cizgwh0yr6e6czhkanc">
+            <w:hyperlink w:history="1" r:id="rIdldtqs_gpvbcinbg_f2iob">
               <w:r>
                 <w:rPr>
                   <w:rFonts w:ascii="Arial" w:cs="Arial" w:eastAsia="Arial" w:hAnsi="Arial"/>
@@ -9600,7 +9600,7 @@
               <w:spacing w:after="10" w:before="0"/>
               <w:ind w:left="120"/>
             </w:pPr>
-            <w:hyperlink w:history="1" r:id="rIdvynecnagxlq4x7tbllo2b">
+            <w:hyperlink w:history="1" r:id="rId75xcx6hu7y8ki2ohvqzbb">
               <w:r>
                 <w:rPr>
                   <w:rFonts w:ascii="Arial" w:cs="Arial" w:eastAsia="Arial" w:hAnsi="Arial"/>
@@ -9795,7 +9795,7 @@
             <w:pPr>
               <w:spacing w:after="20" w:before="0"/>
             </w:pPr>
-            <w:hyperlink w:history="1" r:id="rIdbnc4aetkndtds8zj6ojvb">
+            <w:hyperlink w:history="1" r:id="rIdakovqnae1d9vyzcuwhxfg">
               <w:r>
                 <w:rPr>
                   <w:rFonts w:ascii="Arial" w:cs="Arial" w:eastAsia="Arial" w:hAnsi="Arial"/>
@@ -9828,7 +9828,7 @@
               <w:spacing w:after="10" w:before="0"/>
               <w:ind w:left="120"/>
             </w:pPr>
-            <w:hyperlink w:history="1" r:id="rId42az4h53pmp_6thd39hop">
+            <w:hyperlink w:history="1" r:id="rIdysfjhckc7ii0wdemjhczc">
               <w:r>
                 <w:rPr>
                   <w:rFonts w:ascii="Arial" w:cs="Arial" w:eastAsia="Arial" w:hAnsi="Arial"/>
@@ -9873,7 +9873,7 @@
             <w:pPr>
               <w:spacing w:after="20" w:before="0"/>
             </w:pPr>
-            <w:hyperlink w:history="1" r:id="rId1bb2vu6pcwg_dzc6iik00">
+            <w:hyperlink w:history="1" r:id="rIdgnfqiyzlavwhkwf07dhwy">
               <w:r>
                 <w:rPr>
                   <w:rFonts w:ascii="Arial" w:cs="Arial" w:eastAsia="Arial" w:hAnsi="Arial"/>
@@ -9906,7 +9906,7 @@
               <w:spacing w:after="10" w:before="0"/>
               <w:ind w:left="120"/>
             </w:pPr>
-            <w:hyperlink w:history="1" r:id="rIdvnrtqzj2eh7uhokmvbdjt">
+            <w:hyperlink w:history="1" r:id="rIdp3trlwctamknkj25xsetj">
               <w:r>
                 <w:rPr>
                   <w:rFonts w:ascii="Arial" w:cs="Arial" w:eastAsia="Arial" w:hAnsi="Arial"/>
@@ -10297,7 +10297,7 @@
             <w:pPr>
               <w:spacing w:after="20" w:before="0"/>
             </w:pPr>
-            <w:hyperlink w:history="1" r:id="rId60tflh8qut7pr7wb1vana">
+            <w:hyperlink w:history="1" r:id="rIdidyboxquw9m-_dawi2atm">
               <w:r>
                 <w:rPr>
                   <w:rFonts w:ascii="Arial" w:cs="Arial" w:eastAsia="Arial" w:hAnsi="Arial"/>
@@ -10330,7 +10330,7 @@
               <w:spacing w:after="10" w:before="0"/>
               <w:ind w:left="120"/>
             </w:pPr>
-            <w:hyperlink w:history="1" r:id="rIdj1x8ygw81clph7zk5xjlc">
+            <w:hyperlink w:history="1" r:id="rIdpk_eq0qb4tgfnvbim6ytd">
               <w:r>
                 <w:rPr>
                   <w:rFonts w:ascii="Arial" w:cs="Arial" w:eastAsia="Arial" w:hAnsi="Arial"/>
@@ -10375,7 +10375,7 @@
             <w:pPr>
               <w:spacing w:after="20" w:before="0"/>
             </w:pPr>
-            <w:hyperlink w:history="1" r:id="rIdm3cmgm7e0xht1xkszy8jv">
+            <w:hyperlink w:history="1" r:id="rIdbtkedqlrt9egpuczrmlu8">
               <w:r>
                 <w:rPr>
                   <w:rFonts w:ascii="Arial" w:cs="Arial" w:eastAsia="Arial" w:hAnsi="Arial"/>
@@ -10408,7 +10408,7 @@
               <w:spacing w:after="10" w:before="0"/>
               <w:ind w:left="120"/>
             </w:pPr>
-            <w:hyperlink w:history="1" r:id="rIdhuhcikybsfvfqazo62ylm">
+            <w:hyperlink w:history="1" r:id="rIdr2wgz_ojaopgf_s5sznmc">
               <w:r>
                 <w:rPr>
                   <w:rFonts w:ascii="Arial" w:cs="Arial" w:eastAsia="Arial" w:hAnsi="Arial"/>
@@ -10679,7 +10679,7 @@
             <w:pPr>
               <w:spacing w:after="20" w:before="0"/>
             </w:pPr>
-            <w:hyperlink w:history="1" r:id="rIdqp7lsfviqg7mz_btbg58c">
+            <w:hyperlink w:history="1" r:id="rId5yvgbzvwswozdznqpevkp">
               <w:r>
                 <w:rPr>
                   <w:rFonts w:ascii="Arial" w:cs="Arial" w:eastAsia="Arial" w:hAnsi="Arial"/>
@@ -10712,7 +10712,7 @@
               <w:spacing w:after="10" w:before="0"/>
               <w:ind w:left="120"/>
             </w:pPr>
-            <w:hyperlink w:history="1" r:id="rIdwwiolefhcexpv4ex7b513">
+            <w:hyperlink w:history="1" r:id="rIdpphs-onpeitjmzm6v6zt_">
               <w:r>
                 <w:rPr>
                   <w:rFonts w:ascii="Arial" w:cs="Arial" w:eastAsia="Arial" w:hAnsi="Arial"/>
@@ -10757,7 +10757,7 @@
             <w:pPr>
               <w:spacing w:after="20" w:before="0"/>
             </w:pPr>
-            <w:hyperlink w:history="1" r:id="rIdagqbjprjb79ycplg040md">
+            <w:hyperlink w:history="1" r:id="rIdu5zz4lbsjq15h9fk_0lmd">
               <w:r>
                 <w:rPr>
                   <w:rFonts w:ascii="Arial" w:cs="Arial" w:eastAsia="Arial" w:hAnsi="Arial"/>
@@ -10790,7 +10790,7 @@
               <w:spacing w:after="10" w:before="0"/>
               <w:ind w:left="120"/>
             </w:pPr>
-            <w:hyperlink w:history="1" r:id="rId0imb0uqkd68fxv_h8fg_v">
+            <w:hyperlink w:history="1" r:id="rIdybyp4wayah1f-xl2h6emy">
               <w:r>
                 <w:rPr>
                   <w:rFonts w:ascii="Arial" w:cs="Arial" w:eastAsia="Arial" w:hAnsi="Arial"/>
@@ -10985,7 +10985,7 @@
             <w:pPr>
               <w:spacing w:after="20" w:before="0"/>
             </w:pPr>
-            <w:hyperlink w:history="1" r:id="rIdgqmx_-a4uzhco8ahycbsd">
+            <w:hyperlink w:history="1" r:id="rId2o-u5yaxy5oue-8yopgsu">
               <w:r>
                 <w:rPr>
                   <w:rFonts w:ascii="Arial" w:cs="Arial" w:eastAsia="Arial" w:hAnsi="Arial"/>
@@ -11018,7 +11018,7 @@
               <w:spacing w:after="10" w:before="0"/>
               <w:ind w:left="120"/>
             </w:pPr>
-            <w:hyperlink w:history="1" r:id="rIds6news9rcszqcspjh0qra">
+            <w:hyperlink w:history="1" r:id="rId3h75c2b0tzbttfkddul1d">
               <w:r>
                 <w:rPr>
                   <w:rFonts w:ascii="Arial" w:cs="Arial" w:eastAsia="Arial" w:hAnsi="Arial"/>
@@ -11063,7 +11063,7 @@
             <w:pPr>
               <w:spacing w:after="20" w:before="0"/>
             </w:pPr>
-            <w:hyperlink w:history="1" r:id="rIdkt1tcaix5dahgoehtdxen">
+            <w:hyperlink w:history="1" r:id="rIdaxnovqyq2isdej8tqbgcg">
               <w:r>
                 <w:rPr>
                   <w:rFonts w:ascii="Arial" w:cs="Arial" w:eastAsia="Arial" w:hAnsi="Arial"/>
@@ -11112,7 +11112,7 @@
               <w:spacing w:after="10" w:before="0"/>
               <w:ind w:left="120"/>
             </w:pPr>
-            <w:hyperlink w:history="1" r:id="rIdvixmxmyxgrtm9lamk1ylc">
+            <w:hyperlink w:history="1" r:id="rIddxxhb79u6j7wblqhvazep">
               <w:r>
                 <w:rPr>
                   <w:rFonts w:ascii="Arial" w:cs="Arial" w:eastAsia="Arial" w:hAnsi="Arial"/>
@@ -11624,7 +11624,7 @@
         </w:rPr>
         <w:t xml:space="preserve">© 2026 SeaVuria and ARES. Aligned with KICD objectives. Developed by SeaVuria; technical implementation by ARES (with AI assistance from Claude). Licensed under </w:t>
       </w:r>
-      <w:hyperlink w:history="1" r:id="rIdzyu3paxjpblhdnr0mufgv">
+      <w:hyperlink w:history="1" r:id="rIdizc-5ytgx_o0trp2_rbxz">
         <w:r>
           <w:rPr>
             <w:rFonts w:ascii="Arial" w:cs="Arial" w:eastAsia="Arial" w:hAnsi="Arial"/>
@@ -11645,7 +11645,7 @@
         </w:rPr>
         <w:t xml:space="preserve"> (</w:t>
       </w:r>
-      <w:hyperlink w:history="1" r:id="rIdtxenvgdpiv8s2btrd6eme">
+      <w:hyperlink w:history="1" r:id="rIdrfiqsforowliowcykitvv">
         <w:r>
           <w:rPr>
             <w:rFonts w:ascii="Arial" w:cs="Arial" w:eastAsia="Arial" w:hAnsi="Arial"/>
@@ -12658,7 +12658,7 @@
             <w:pPr>
               <w:spacing w:after="20" w:before="0"/>
             </w:pPr>
-            <w:hyperlink w:history="1" r:id="rId0ha1myvsrboksi2pdu-up">
+            <w:hyperlink w:history="1" r:id="rIdfwizwgvfkwkztejko16aa">
               <w:r>
                 <w:rPr>
                   <w:rFonts w:ascii="Arial" w:cs="Arial" w:eastAsia="Arial" w:hAnsi="Arial"/>
@@ -12707,7 +12707,7 @@
               <w:spacing w:after="10" w:before="0"/>
               <w:ind w:left="120"/>
             </w:pPr>
-            <w:hyperlink w:history="1" r:id="rIdaw-sffqtks7303sqppa2t">
+            <w:hyperlink w:history="1" r:id="rIddz6yh40s7wy78xry2xcwq">
               <w:r>
                 <w:rPr>
                   <w:rFonts w:ascii="Arial" w:cs="Arial" w:eastAsia="Arial" w:hAnsi="Arial"/>
@@ -12752,7 +12752,7 @@
             <w:pPr>
               <w:spacing w:after="20" w:before="0"/>
             </w:pPr>
-            <w:hyperlink w:history="1" r:id="rIdp7ejiwnxh39fwcp5iiv_9">
+            <w:hyperlink w:history="1" r:id="rIdswqztlorstfmlk3wpw-lh">
               <w:r>
                 <w:rPr>
                   <w:rFonts w:ascii="Arial" w:cs="Arial" w:eastAsia="Arial" w:hAnsi="Arial"/>
@@ -12785,7 +12785,7 @@
               <w:spacing w:after="10" w:before="0"/>
               <w:ind w:left="120"/>
             </w:pPr>
-            <w:hyperlink w:history="1" r:id="rIdlqhwajfvc0hyjrukk1ofr">
+            <w:hyperlink w:history="1" r:id="rIdfcwdfmomvern1hpcuckbi">
               <w:r>
                 <w:rPr>
                   <w:rFonts w:ascii="Arial" w:cs="Arial" w:eastAsia="Arial" w:hAnsi="Arial"/>
@@ -12980,7 +12980,7 @@
             <w:pPr>
               <w:spacing w:after="20" w:before="0"/>
             </w:pPr>
-            <w:hyperlink w:history="1" r:id="rIdanm_jrsjn4mbgvyk8wwhn">
+            <w:hyperlink w:history="1" r:id="rIdprrne5iotmibco9xkzsxa">
               <w:r>
                 <w:rPr>
                   <w:rFonts w:ascii="Arial" w:cs="Arial" w:eastAsia="Arial" w:hAnsi="Arial"/>
@@ -13029,7 +13029,7 @@
               <w:spacing w:after="10" w:before="0"/>
               <w:ind w:left="120"/>
             </w:pPr>
-            <w:hyperlink w:history="1" r:id="rIdp_mxl0mkjlvdhkpr4r7is">
+            <w:hyperlink w:history="1" r:id="rIdoq_nd4boegkxhv0phapc0">
               <w:r>
                 <w:rPr>
                   <w:rFonts w:ascii="Arial" w:cs="Arial" w:eastAsia="Arial" w:hAnsi="Arial"/>
@@ -13074,7 +13074,7 @@
             <w:pPr>
               <w:spacing w:after="20" w:before="0"/>
             </w:pPr>
-            <w:hyperlink w:history="1" r:id="rIdqhumwgmjjxy6tx0ta_ek_">
+            <w:hyperlink w:history="1" r:id="rIdeuegr2ot6qww8d8796pfw">
               <w:r>
                 <w:rPr>
                   <w:rFonts w:ascii="Arial" w:cs="Arial" w:eastAsia="Arial" w:hAnsi="Arial"/>
@@ -13107,7 +13107,7 @@
               <w:spacing w:after="10" w:before="0"/>
               <w:ind w:left="120"/>
             </w:pPr>
-            <w:hyperlink w:history="1" r:id="rIdqdkuig1vrtkdn0rnrszep">
+            <w:hyperlink w:history="1" r:id="rIdx3fp9ofl86eoaid1cgbts">
               <w:r>
                 <w:rPr>
                   <w:rFonts w:ascii="Arial" w:cs="Arial" w:eastAsia="Arial" w:hAnsi="Arial"/>
@@ -13302,7 +13302,7 @@
             <w:pPr>
               <w:spacing w:after="20" w:before="0"/>
             </w:pPr>
-            <w:hyperlink w:history="1" r:id="rIdnbhyyxhno9_hoeixjobpj">
+            <w:hyperlink w:history="1" r:id="rIdy3bh_biwnryzey7blwm3y">
               <w:r>
                 <w:rPr>
                   <w:rFonts w:ascii="Arial" w:cs="Arial" w:eastAsia="Arial" w:hAnsi="Arial"/>
@@ -13351,7 +13351,7 @@
               <w:spacing w:after="10" w:before="0"/>
               <w:ind w:left="120"/>
             </w:pPr>
-            <w:hyperlink w:history="1" r:id="rIddxoxch1hkw-u_1i7sksci">
+            <w:hyperlink w:history="1" r:id="rIdwbdcouxdd4ubqyrlsjnpn">
               <w:r>
                 <w:rPr>
                   <w:rFonts w:ascii="Arial" w:cs="Arial" w:eastAsia="Arial" w:hAnsi="Arial"/>
@@ -13396,7 +13396,7 @@
             <w:pPr>
               <w:spacing w:after="20" w:before="0"/>
             </w:pPr>
-            <w:hyperlink w:history="1" r:id="rIdgl3fcbssi8c0ww1wiuqpe">
+            <w:hyperlink w:history="1" r:id="rIdrcos-ffxpd4yqkhjncyh4">
               <w:r>
                 <w:rPr>
                   <w:rFonts w:ascii="Arial" w:cs="Arial" w:eastAsia="Arial" w:hAnsi="Arial"/>
@@ -13429,7 +13429,7 @@
               <w:spacing w:after="10" w:before="0"/>
               <w:ind w:left="120"/>
             </w:pPr>
-            <w:hyperlink w:history="1" r:id="rIdgarqwzfv8rodhbbw-brfz">
+            <w:hyperlink w:history="1" r:id="rIdbaw_l3crbeyzteufysys-">
               <w:r>
                 <w:rPr>
                   <w:rFonts w:ascii="Arial" w:cs="Arial" w:eastAsia="Arial" w:hAnsi="Arial"/>
@@ -13624,7 +13624,7 @@
             <w:pPr>
               <w:spacing w:after="20" w:before="0"/>
             </w:pPr>
-            <w:hyperlink w:history="1" r:id="rIdeq7nxgxpnxtsxckyvn8ux">
+            <w:hyperlink w:history="1" r:id="rIdz5c-k5galvfyr5bmn-noa">
               <w:r>
                 <w:rPr>
                   <w:rFonts w:ascii="Arial" w:cs="Arial" w:eastAsia="Arial" w:hAnsi="Arial"/>
@@ -13673,7 +13673,7 @@
               <w:spacing w:after="10" w:before="0"/>
               <w:ind w:left="120"/>
             </w:pPr>
-            <w:hyperlink w:history="1" r:id="rIdgdmvngciyik0kyfkbmtsr">
+            <w:hyperlink w:history="1" r:id="rIdawqqzv4rmbpxbpkr92x-c">
               <w:r>
                 <w:rPr>
                   <w:rFonts w:ascii="Arial" w:cs="Arial" w:eastAsia="Arial" w:hAnsi="Arial"/>
@@ -13718,7 +13718,7 @@
             <w:pPr>
               <w:spacing w:after="20" w:before="0"/>
             </w:pPr>
-            <w:hyperlink w:history="1" r:id="rId_ap5hpe14xh9sfnv5e1ds">
+            <w:hyperlink w:history="1" r:id="rIddq_2pjivvnlazgqrqsap8">
               <w:r>
                 <w:rPr>
                   <w:rFonts w:ascii="Arial" w:cs="Arial" w:eastAsia="Arial" w:hAnsi="Arial"/>
@@ -13751,7 +13751,7 @@
               <w:spacing w:after="10" w:before="0"/>
               <w:ind w:left="120"/>
             </w:pPr>
-            <w:hyperlink w:history="1" r:id="rIdy4manai589bp6rkych297">
+            <w:hyperlink w:history="1" r:id="rIdu53ysadr6wl4ikghbdp6b">
               <w:r>
                 <w:rPr>
                   <w:rFonts w:ascii="Arial" w:cs="Arial" w:eastAsia="Arial" w:hAnsi="Arial"/>
@@ -13946,7 +13946,7 @@
             <w:pPr>
               <w:spacing w:after="20" w:before="0"/>
             </w:pPr>
-            <w:hyperlink w:history="1" r:id="rIdgkul1gs709ch_f0e8zehf">
+            <w:hyperlink w:history="1" r:id="rIdsz5ikkraokvxkdxu_o7h-">
               <w:r>
                 <w:rPr>
                   <w:rFonts w:ascii="Arial" w:cs="Arial" w:eastAsia="Arial" w:hAnsi="Arial"/>
@@ -13995,7 +13995,7 @@
               <w:spacing w:after="10" w:before="0"/>
               <w:ind w:left="120"/>
             </w:pPr>
-            <w:hyperlink w:history="1" r:id="rIdvefuzsqe_gdlyoas1dzrq">
+            <w:hyperlink w:history="1" r:id="rIda4ysqem_gm4zpn94ejgpa">
               <w:r>
                 <w:rPr>
                   <w:rFonts w:ascii="Arial" w:cs="Arial" w:eastAsia="Arial" w:hAnsi="Arial"/>
@@ -14040,7 +14040,7 @@
             <w:pPr>
               <w:spacing w:after="20" w:before="0"/>
             </w:pPr>
-            <w:hyperlink w:history="1" r:id="rIdld1aytm8xxyyx4c_k4hyo">
+            <w:hyperlink w:history="1" r:id="rIdvqtahjhohhyrmzotmixtc">
               <w:r>
                 <w:rPr>
                   <w:rFonts w:ascii="Arial" w:cs="Arial" w:eastAsia="Arial" w:hAnsi="Arial"/>
@@ -14089,7 +14089,7 @@
               <w:spacing w:after="10" w:before="0"/>
               <w:ind w:left="120"/>
             </w:pPr>
-            <w:hyperlink w:history="1" r:id="rIdirjnrgfquh5pegnydkzxj">
+            <w:hyperlink w:history="1" r:id="rIdkudgq8tnpmrsodunpousi">
               <w:r>
                 <w:rPr>
                   <w:rFonts w:ascii="Arial" w:cs="Arial" w:eastAsia="Arial" w:hAnsi="Arial"/>
@@ -14601,7 +14601,7 @@
         </w:rPr>
         <w:t xml:space="preserve">© 2026 SeaVuria and ARES. Aligned with KICD objectives. Developed by SeaVuria; technical implementation by ARES (with AI assistance from Claude). Licensed under </w:t>
       </w:r>
-      <w:hyperlink w:history="1" r:id="rIdnio9ezrtoiuam0lftlsov">
+      <w:hyperlink w:history="1" r:id="rIdjhylab5p4vledaxnfxcux">
         <w:r>
           <w:rPr>
             <w:rFonts w:ascii="Arial" w:cs="Arial" w:eastAsia="Arial" w:hAnsi="Arial"/>
@@ -14622,7 +14622,7 @@
         </w:rPr>
         <w:t xml:space="preserve"> (</w:t>
       </w:r>
-      <w:hyperlink w:history="1" r:id="rIdyfviy8g9bbxgpgmebk-ut">
+      <w:hyperlink w:history="1" r:id="rIdfkpi9jadno1iva4sanopt">
         <w:r>
           <w:rPr>
             <w:rFonts w:ascii="Arial" w:cs="Arial" w:eastAsia="Arial" w:hAnsi="Arial"/>
@@ -15635,7 +15635,7 @@
             <w:pPr>
               <w:spacing w:after="20" w:before="0"/>
             </w:pPr>
-            <w:hyperlink w:history="1" r:id="rIdsvlaft926-rvnkoyaps94">
+            <w:hyperlink w:history="1" r:id="rIdk6wmmsxf-otmk0gjqoswe">
               <w:r>
                 <w:rPr>
                   <w:rFonts w:ascii="Arial" w:cs="Arial" w:eastAsia="Arial" w:hAnsi="Arial"/>
@@ -15668,7 +15668,7 @@
               <w:spacing w:after="10" w:before="0"/>
               <w:ind w:left="120"/>
             </w:pPr>
-            <w:hyperlink w:history="1" r:id="rIdfn-qezjq22ae4lno_q47t">
+            <w:hyperlink w:history="1" r:id="rId0fobvnw4imiypf8dy0msb">
               <w:r>
                 <w:rPr>
                   <w:rFonts w:ascii="Arial" w:cs="Arial" w:eastAsia="Arial" w:hAnsi="Arial"/>
@@ -15713,7 +15713,7 @@
             <w:pPr>
               <w:spacing w:after="20" w:before="0"/>
             </w:pPr>
-            <w:hyperlink w:history="1" r:id="rIdmshranxwhfnu1lckipeam">
+            <w:hyperlink w:history="1" r:id="rIdppfj_8c6c24y99hf3bsmt">
               <w:r>
                 <w:rPr>
                   <w:rFonts w:ascii="Arial" w:cs="Arial" w:eastAsia="Arial" w:hAnsi="Arial"/>
@@ -15762,7 +15762,7 @@
               <w:spacing w:after="10" w:before="0"/>
               <w:ind w:left="120"/>
             </w:pPr>
-            <w:hyperlink w:history="1" r:id="rIdyco2mtbfe__trejp0xoe-">
+            <w:hyperlink w:history="1" r:id="rIdptevrag3_1oszj1p8uyu4">
               <w:r>
                 <w:rPr>
                   <w:rFonts w:ascii="Arial" w:cs="Arial" w:eastAsia="Arial" w:hAnsi="Arial"/>
@@ -15957,7 +15957,7 @@
             <w:pPr>
               <w:spacing w:after="20" w:before="0"/>
             </w:pPr>
-            <w:hyperlink w:history="1" r:id="rIdgwtrw5b8zwx5ldehbv4gb">
+            <w:hyperlink w:history="1" r:id="rIdztdi5oc5srkz2hlt2j2yx">
               <w:r>
                 <w:rPr>
                   <w:rFonts w:ascii="Arial" w:cs="Arial" w:eastAsia="Arial" w:hAnsi="Arial"/>
@@ -15990,7 +15990,7 @@
               <w:spacing w:after="10" w:before="0"/>
               <w:ind w:left="120"/>
             </w:pPr>
-            <w:hyperlink w:history="1" r:id="rIdkd_nnfe3wrcgcxjmnhuh8">
+            <w:hyperlink w:history="1" r:id="rIdjkbaaqcllmw98-nh16stt">
               <w:r>
                 <w:rPr>
                   <w:rFonts w:ascii="Arial" w:cs="Arial" w:eastAsia="Arial" w:hAnsi="Arial"/>
@@ -16035,7 +16035,7 @@
             <w:pPr>
               <w:spacing w:after="20" w:before="0"/>
             </w:pPr>
-            <w:hyperlink w:history="1" r:id="rIdt11ucdgsrk8hvij-0ie7z">
+            <w:hyperlink w:history="1" r:id="rIdvms_n7x52t1uxia0c2yua">
               <w:r>
                 <w:rPr>
                   <w:rFonts w:ascii="Arial" w:cs="Arial" w:eastAsia="Arial" w:hAnsi="Arial"/>
@@ -16084,7 +16084,7 @@
               <w:spacing w:after="10" w:before="0"/>
               <w:ind w:left="120"/>
             </w:pPr>
-            <w:hyperlink w:history="1" r:id="rId4qqhs7_8ybp9aaonntqof">
+            <w:hyperlink w:history="1" r:id="rIdpwuidsn-fm9pnnkwvb1i_">
               <w:r>
                 <w:rPr>
                   <w:rFonts w:ascii="Arial" w:cs="Arial" w:eastAsia="Arial" w:hAnsi="Arial"/>
@@ -16279,7 +16279,7 @@
             <w:pPr>
               <w:spacing w:after="20" w:before="0"/>
             </w:pPr>
-            <w:hyperlink w:history="1" r:id="rIdll6caw-y_7jwogsadnukj">
+            <w:hyperlink w:history="1" r:id="rIdfhbahyyomk-b-qpi5x-0l">
               <w:r>
                 <w:rPr>
                   <w:rFonts w:ascii="Arial" w:cs="Arial" w:eastAsia="Arial" w:hAnsi="Arial"/>
@@ -16312,7 +16312,7 @@
               <w:spacing w:after="10" w:before="0"/>
               <w:ind w:left="120"/>
             </w:pPr>
-            <w:hyperlink w:history="1" r:id="rId64i439h_uvlbcxerqnmwv">
+            <w:hyperlink w:history="1" r:id="rIdhgeyt405poewbq-niqrzi">
               <w:r>
                 <w:rPr>
                   <w:rFonts w:ascii="Arial" w:cs="Arial" w:eastAsia="Arial" w:hAnsi="Arial"/>
@@ -16357,7 +16357,7 @@
             <w:pPr>
               <w:spacing w:after="20" w:before="0"/>
             </w:pPr>
-            <w:hyperlink w:history="1" r:id="rIdypdjlkmndjoc2zwjjoyjc">
+            <w:hyperlink w:history="1" r:id="rIdwuzokkr3o-zzxlws797_9">
               <w:r>
                 <w:rPr>
                   <w:rFonts w:ascii="Arial" w:cs="Arial" w:eastAsia="Arial" w:hAnsi="Arial"/>
@@ -16406,7 +16406,7 @@
               <w:spacing w:after="10" w:before="0"/>
               <w:ind w:left="120"/>
             </w:pPr>
-            <w:hyperlink w:history="1" r:id="rIdypxfaxejawznru9lyawse">
+            <w:hyperlink w:history="1" r:id="rIdbp5jpsbbx6c4le0qekdhf">
               <w:r>
                 <w:rPr>
                   <w:rFonts w:ascii="Arial" w:cs="Arial" w:eastAsia="Arial" w:hAnsi="Arial"/>
@@ -16601,7 +16601,7 @@
             <w:pPr>
               <w:spacing w:after="20" w:before="0"/>
             </w:pPr>
-            <w:hyperlink w:history="1" r:id="rIdyyy0i5dx1xiblimyjlyw_">
+            <w:hyperlink w:history="1" r:id="rIdzdvcjk4wyt9eloqhabjft">
               <w:r>
                 <w:rPr>
                   <w:rFonts w:ascii="Arial" w:cs="Arial" w:eastAsia="Arial" w:hAnsi="Arial"/>
@@ -16634,7 +16634,7 @@
               <w:spacing w:after="10" w:before="0"/>
               <w:ind w:left="120"/>
             </w:pPr>
-            <w:hyperlink w:history="1" r:id="rId2jnfqyjjbfrhwtyruezcw">
+            <w:hyperlink w:history="1" r:id="rIdmetwtfagnbqmqsychmnvn">
               <w:r>
                 <w:rPr>
                   <w:rFonts w:ascii="Arial" w:cs="Arial" w:eastAsia="Arial" w:hAnsi="Arial"/>
@@ -16679,7 +16679,7 @@
             <w:pPr>
               <w:spacing w:after="20" w:before="0"/>
             </w:pPr>
-            <w:hyperlink w:history="1" r:id="rIddmqnrk3fk1kmtnlyc0ai5">
+            <w:hyperlink w:history="1" r:id="rIdrpaxzaww_pgxjp4-ft3pw">
               <w:r>
                 <w:rPr>
                   <w:rFonts w:ascii="Arial" w:cs="Arial" w:eastAsia="Arial" w:hAnsi="Arial"/>
@@ -16728,7 +16728,7 @@
               <w:spacing w:after="10" w:before="0"/>
               <w:ind w:left="120"/>
             </w:pPr>
-            <w:hyperlink w:history="1" r:id="rIdicnj5mecsawen0qfniboo">
+            <w:hyperlink w:history="1" r:id="rIda3omqk4kzu7o7eqlvhvrh">
               <w:r>
                 <w:rPr>
                   <w:rFonts w:ascii="Arial" w:cs="Arial" w:eastAsia="Arial" w:hAnsi="Arial"/>
@@ -16923,7 +16923,7 @@
             <w:pPr>
               <w:spacing w:after="20" w:before="0"/>
             </w:pPr>
-            <w:hyperlink w:history="1" r:id="rIdtcjzeokunxkbvq6irfqxf">
+            <w:hyperlink w:history="1" r:id="rIdh290idckbzd_-f0bq-w2k">
               <w:r>
                 <w:rPr>
                   <w:rFonts w:ascii="Arial" w:cs="Arial" w:eastAsia="Arial" w:hAnsi="Arial"/>
@@ -16956,7 +16956,7 @@
               <w:spacing w:after="10" w:before="0"/>
               <w:ind w:left="120"/>
             </w:pPr>
-            <w:hyperlink w:history="1" r:id="rId1sctttfbljneddw0uhxo3">
+            <w:hyperlink w:history="1" r:id="rIdj20poulmxfsynd74k7nqx">
               <w:r>
                 <w:rPr>
                   <w:rFonts w:ascii="Arial" w:cs="Arial" w:eastAsia="Arial" w:hAnsi="Arial"/>
@@ -17001,7 +17001,7 @@
             <w:pPr>
               <w:spacing w:after="20" w:before="0"/>
             </w:pPr>
-            <w:hyperlink w:history="1" r:id="rIdhihm_goslenyo3imxi7xi">
+            <w:hyperlink w:history="1" r:id="rIds81b_e4bdpdzpbkrdtxcy">
               <w:r>
                 <w:rPr>
                   <w:rFonts w:ascii="Arial" w:cs="Arial" w:eastAsia="Arial" w:hAnsi="Arial"/>
@@ -17050,7 +17050,7 @@
               <w:spacing w:after="10" w:before="0"/>
               <w:ind w:left="120"/>
             </w:pPr>
-            <w:hyperlink w:history="1" r:id="rIdm-7p5i6mqtlztwv6qfwcw">
+            <w:hyperlink w:history="1" r:id="rIdzlewi4gcslu8zf9wrlk9x">
               <w:r>
                 <w:rPr>
                   <w:rFonts w:ascii="Arial" w:cs="Arial" w:eastAsia="Arial" w:hAnsi="Arial"/>
@@ -17562,7 +17562,7 @@
         </w:rPr>
         <w:t xml:space="preserve">© 2026 SeaVuria and ARES. Aligned with KICD objectives. Developed by SeaVuria; technical implementation by ARES (with AI assistance from Claude). Licensed under </w:t>
       </w:r>
-      <w:hyperlink w:history="1" r:id="rIdp8zhf7uvhcatyjk_9qnwp">
+      <w:hyperlink w:history="1" r:id="rIdwfj1r6a0p1w8ahczvwpcv">
         <w:r>
           <w:rPr>
             <w:rFonts w:ascii="Arial" w:cs="Arial" w:eastAsia="Arial" w:hAnsi="Arial"/>
@@ -17583,7 +17583,7 @@
         </w:rPr>
         <w:t xml:space="preserve"> (</w:t>
       </w:r>
-      <w:hyperlink w:history="1" r:id="rIdslv7ugbbotp19rzjgmkwz">
+      <w:hyperlink w:history="1" r:id="rIdifmscoj4jx77kqq6tvtxy">
         <w:r>
           <w:rPr>
             <w:rFonts w:ascii="Arial" w:cs="Arial" w:eastAsia="Arial" w:hAnsi="Arial"/>
@@ -18596,7 +18596,7 @@
             <w:pPr>
               <w:spacing w:after="20" w:before="0"/>
             </w:pPr>
-            <w:hyperlink w:history="1" r:id="rIddmw_l2q6uyl_9tk8nuqq9">
+            <w:hyperlink w:history="1" r:id="rIdutbrbp2qm2xxts99al5ui">
               <w:r>
                 <w:rPr>
                   <w:rFonts w:ascii="Arial" w:cs="Arial" w:eastAsia="Arial" w:hAnsi="Arial"/>
@@ -18629,7 +18629,7 @@
               <w:spacing w:after="10" w:before="0"/>
               <w:ind w:left="120"/>
             </w:pPr>
-            <w:hyperlink w:history="1" r:id="rIdjbbwv_ii8hn0vqcj7nyok">
+            <w:hyperlink w:history="1" r:id="rIda7wi8yiatnt99neuufsgz">
               <w:r>
                 <w:rPr>
                   <w:rFonts w:ascii="Arial" w:cs="Arial" w:eastAsia="Arial" w:hAnsi="Arial"/>
@@ -18674,7 +18674,7 @@
             <w:pPr>
               <w:spacing w:after="20" w:before="0"/>
             </w:pPr>
-            <w:hyperlink w:history="1" r:id="rIdkxnazetychkwte5ghfrns">
+            <w:hyperlink w:history="1" r:id="rIdge_ycenfeavsegauq4od_">
               <w:r>
                 <w:rPr>
                   <w:rFonts w:ascii="Arial" w:cs="Arial" w:eastAsia="Arial" w:hAnsi="Arial"/>
@@ -18707,7 +18707,7 @@
               <w:spacing w:after="10" w:before="0"/>
               <w:ind w:left="120"/>
             </w:pPr>
-            <w:hyperlink w:history="1" r:id="rId1lrvzfbyixocxbdv2ty5i">
+            <w:hyperlink w:history="1" r:id="rIdrrh3f4tejx8mci9xkgy0l">
               <w:r>
                 <w:rPr>
                   <w:rFonts w:ascii="Arial" w:cs="Arial" w:eastAsia="Arial" w:hAnsi="Arial"/>
@@ -18902,7 +18902,7 @@
             <w:pPr>
               <w:spacing w:after="20" w:before="0"/>
             </w:pPr>
-            <w:hyperlink w:history="1" r:id="rIdmz-mww4izu9glpw0dufnq">
+            <w:hyperlink w:history="1" r:id="rIdlut9g5l_lu86vkgchk_g7">
               <w:r>
                 <w:rPr>
                   <w:rFonts w:ascii="Arial" w:cs="Arial" w:eastAsia="Arial" w:hAnsi="Arial"/>
@@ -18935,7 +18935,7 @@
               <w:spacing w:after="10" w:before="0"/>
               <w:ind w:left="120"/>
             </w:pPr>
-            <w:hyperlink w:history="1" r:id="rIdhdb_r_zh67tekldtch0wy">
+            <w:hyperlink w:history="1" r:id="rIdatktyqrzfyl7onymbiyd2">
               <w:r>
                 <w:rPr>
                   <w:rFonts w:ascii="Arial" w:cs="Arial" w:eastAsia="Arial" w:hAnsi="Arial"/>
@@ -18980,7 +18980,7 @@
             <w:pPr>
               <w:spacing w:after="20" w:before="0"/>
             </w:pPr>
-            <w:hyperlink w:history="1" r:id="rIdzwyi2jpg9ioqvok4qw5cy">
+            <w:hyperlink w:history="1" r:id="rIdh7ezhsu8wm2zvhkk3uuxm">
               <w:r>
                 <w:rPr>
                   <w:rFonts w:ascii="Arial" w:cs="Arial" w:eastAsia="Arial" w:hAnsi="Arial"/>
@@ -19013,7 +19013,7 @@
               <w:spacing w:after="10" w:before="0"/>
               <w:ind w:left="120"/>
             </w:pPr>
-            <w:hyperlink w:history="1" r:id="rIdmm0er5m_z27kob7rmdra8">
+            <w:hyperlink w:history="1" r:id="rIdzpg1v_jyvavxx5hn978sg">
               <w:r>
                 <w:rPr>
                   <w:rFonts w:ascii="Arial" w:cs="Arial" w:eastAsia="Arial" w:hAnsi="Arial"/>
@@ -19208,7 +19208,7 @@
             <w:pPr>
               <w:spacing w:after="20" w:before="0"/>
             </w:pPr>
-            <w:hyperlink w:history="1" r:id="rIdnzgnrfeidii5bzzryt4jn">
+            <w:hyperlink w:history="1" r:id="rIdutvso0jrjpiux5guy7iky">
               <w:r>
                 <w:rPr>
                   <w:rFonts w:ascii="Arial" w:cs="Arial" w:eastAsia="Arial" w:hAnsi="Arial"/>
@@ -19257,7 +19257,7 @@
               <w:spacing w:after="10" w:before="0"/>
               <w:ind w:left="120"/>
             </w:pPr>
-            <w:hyperlink w:history="1" r:id="rIdvs4o76q4qaxbeaxgzy1hn">
+            <w:hyperlink w:history="1" r:id="rId1dbudovet8jf21z8ltq1u">
               <w:r>
                 <w:rPr>
                   <w:rFonts w:ascii="Arial" w:cs="Arial" w:eastAsia="Arial" w:hAnsi="Arial"/>
@@ -19302,7 +19302,7 @@
             <w:pPr>
               <w:spacing w:after="20" w:before="0"/>
             </w:pPr>
-            <w:hyperlink w:history="1" r:id="rIdls-yx9yxcrdtktqpazv9z">
+            <w:hyperlink w:history="1" r:id="rIdeiycr713z76klpf-qynwh">
               <w:r>
                 <w:rPr>
                   <w:rFonts w:ascii="Arial" w:cs="Arial" w:eastAsia="Arial" w:hAnsi="Arial"/>
@@ -19335,7 +19335,7 @@
               <w:spacing w:after="10" w:before="0"/>
               <w:ind w:left="120"/>
             </w:pPr>
-            <w:hyperlink w:history="1" r:id="rIdxbkeipqwib9y58duu8lhi">
+            <w:hyperlink w:history="1" r:id="rIdhrq4yqypgj82kbku3anjv">
               <w:r>
                 <w:rPr>
                   <w:rFonts w:ascii="Arial" w:cs="Arial" w:eastAsia="Arial" w:hAnsi="Arial"/>
@@ -19530,7 +19530,7 @@
             <w:pPr>
               <w:spacing w:after="20" w:before="0"/>
             </w:pPr>
-            <w:hyperlink w:history="1" r:id="rIdl3q40c6pmc5epfhikv9sw">
+            <w:hyperlink w:history="1" r:id="rIdhwemkau0bzvilpiami5-t">
               <w:r>
                 <w:rPr>
                   <w:rFonts w:ascii="Arial" w:cs="Arial" w:eastAsia="Arial" w:hAnsi="Arial"/>
@@ -19579,7 +19579,7 @@
               <w:spacing w:after="10" w:before="0"/>
               <w:ind w:left="120"/>
             </w:pPr>
-            <w:hyperlink w:history="1" r:id="rIdsmodwic1-vlasvuz0fjzy">
+            <w:hyperlink w:history="1" r:id="rIdaky2qmeinczjy6q13hptp">
               <w:r>
                 <w:rPr>
                   <w:rFonts w:ascii="Arial" w:cs="Arial" w:eastAsia="Arial" w:hAnsi="Arial"/>
@@ -19624,7 +19624,7 @@
             <w:pPr>
               <w:spacing w:after="20" w:before="0"/>
             </w:pPr>
-            <w:hyperlink w:history="1" r:id="rId4e2hcsozy5k558klqu23i">
+            <w:hyperlink w:history="1" r:id="rIdrpwoc3a6lfvt3sh0ek3jl">
               <w:r>
                 <w:rPr>
                   <w:rFonts w:ascii="Arial" w:cs="Arial" w:eastAsia="Arial" w:hAnsi="Arial"/>
@@ -19657,7 +19657,7 @@
               <w:spacing w:after="10" w:before="0"/>
               <w:ind w:left="120"/>
             </w:pPr>
-            <w:hyperlink w:history="1" r:id="rIdlbdrhpggvaobiy2ggjegv">
+            <w:hyperlink w:history="1" r:id="rIdwshy1e8goqydmxocfgwr3">
               <w:r>
                 <w:rPr>
                   <w:rFonts w:ascii="Arial" w:cs="Arial" w:eastAsia="Arial" w:hAnsi="Arial"/>
@@ -19852,7 +19852,7 @@
             <w:pPr>
               <w:spacing w:after="20" w:before="0"/>
             </w:pPr>
-            <w:hyperlink w:history="1" r:id="rId1lzw20sfobwif5v1efdk_">
+            <w:hyperlink w:history="1" r:id="rId7npgn04humu14ljhw2-ul">
               <w:r>
                 <w:rPr>
                   <w:rFonts w:ascii="Arial" w:cs="Arial" w:eastAsia="Arial" w:hAnsi="Arial"/>
@@ -19901,7 +19901,7 @@
               <w:spacing w:after="10" w:before="0"/>
               <w:ind w:left="120"/>
             </w:pPr>
-            <w:hyperlink w:history="1" r:id="rIdteyrogmblbhguhevbx77u">
+            <w:hyperlink w:history="1" r:id="rIdxe3etl-pk14lkjeloiudl">
               <w:r>
                 <w:rPr>
                   <w:rFonts w:ascii="Arial" w:cs="Arial" w:eastAsia="Arial" w:hAnsi="Arial"/>
@@ -19946,7 +19946,7 @@
             <w:pPr>
               <w:spacing w:after="20" w:before="0"/>
             </w:pPr>
-            <w:hyperlink w:history="1" r:id="rIdn6zqkja1vji5krjmmlye2">
+            <w:hyperlink w:history="1" r:id="rIdrezqqap7l96bdpum1-mc2">
               <w:r>
                 <w:rPr>
                   <w:rFonts w:ascii="Arial" w:cs="Arial" w:eastAsia="Arial" w:hAnsi="Arial"/>
@@ -19995,7 +19995,7 @@
               <w:spacing w:after="10" w:before="0"/>
               <w:ind w:left="120"/>
             </w:pPr>
-            <w:hyperlink w:history="1" r:id="rIdc8gtpdccqlgksgqnjn9qr">
+            <w:hyperlink w:history="1" r:id="rIdc0pefgjtprwok-ouvihxy">
               <w:r>
                 <w:rPr>
                   <w:rFonts w:ascii="Arial" w:cs="Arial" w:eastAsia="Arial" w:hAnsi="Arial"/>
@@ -20507,7 +20507,7 @@
         </w:rPr>
         <w:t xml:space="preserve">© 2026 SeaVuria and ARES. Aligned with KICD objectives. Developed by SeaVuria; technical implementation by ARES (with AI assistance from Claude). Licensed under </w:t>
       </w:r>
-      <w:hyperlink w:history="1" r:id="rIdh9njrrv5axkrsjh9brdlr">
+      <w:hyperlink w:history="1" r:id="rIds0xv4c6lhz7varusy8sif">
         <w:r>
           <w:rPr>
             <w:rFonts w:ascii="Arial" w:cs="Arial" w:eastAsia="Arial" w:hAnsi="Arial"/>
@@ -20528,7 +20528,7 @@
         </w:rPr>
         <w:t xml:space="preserve"> (</w:t>
       </w:r>
-      <w:hyperlink w:history="1" r:id="rIdou6lktaqlpz50nijpvtyp">
+      <w:hyperlink w:history="1" r:id="rId7p3hexofndyhr4k1h9aoz">
         <w:r>
           <w:rPr>
             <w:rFonts w:ascii="Arial" w:cs="Arial" w:eastAsia="Arial" w:hAnsi="Arial"/>
@@ -21541,7 +21541,7 @@
             <w:pPr>
               <w:spacing w:after="20" w:before="0"/>
             </w:pPr>
-            <w:hyperlink w:history="1" r:id="rIdsvdulojpstdt1wk3ll2ek">
+            <w:hyperlink w:history="1" r:id="rId62zivtycsk9iblfdy2d4p">
               <w:r>
                 <w:rPr>
                   <w:rFonts w:ascii="Arial" w:cs="Arial" w:eastAsia="Arial" w:hAnsi="Arial"/>
@@ -21574,7 +21574,7 @@
               <w:spacing w:after="10" w:before="0"/>
               <w:ind w:left="120"/>
             </w:pPr>
-            <w:hyperlink w:history="1" r:id="rIdownt4yn1tf8rirppqbrss">
+            <w:hyperlink w:history="1" r:id="rId-ix5oxibaifbt-hdwwfke">
               <w:r>
                 <w:rPr>
                   <w:rFonts w:ascii="Arial" w:cs="Arial" w:eastAsia="Arial" w:hAnsi="Arial"/>
@@ -21619,7 +21619,7 @@
             <w:pPr>
               <w:spacing w:after="20" w:before="0"/>
             </w:pPr>
-            <w:hyperlink w:history="1" r:id="rIdy4ff-mb4vwfhfq4yv7s_z">
+            <w:hyperlink w:history="1" r:id="rIdec0rvzkjx7ccpmzjwhowr">
               <w:r>
                 <w:rPr>
                   <w:rFonts w:ascii="Arial" w:cs="Arial" w:eastAsia="Arial" w:hAnsi="Arial"/>
@@ -21652,7 +21652,7 @@
               <w:spacing w:after="10" w:before="0"/>
               <w:ind w:left="120"/>
             </w:pPr>
-            <w:hyperlink w:history="1" r:id="rIdr9uk83pcrzukm9rhoz8eh">
+            <w:hyperlink w:history="1" r:id="rIdhnv79q3y2uu2gdftpd5by">
               <w:r>
                 <w:rPr>
                   <w:rFonts w:ascii="Arial" w:cs="Arial" w:eastAsia="Arial" w:hAnsi="Arial"/>
@@ -21847,7 +21847,7 @@
             <w:pPr>
               <w:spacing w:after="20" w:before="0"/>
             </w:pPr>
-            <w:hyperlink w:history="1" r:id="rIdn_1y6qnpu90aeygwjcjhb">
+            <w:hyperlink w:history="1" r:id="rIdwm7olxbwnv3zhuluramgg">
               <w:r>
                 <w:rPr>
                   <w:rFonts w:ascii="Arial" w:cs="Arial" w:eastAsia="Arial" w:hAnsi="Arial"/>
@@ -21880,7 +21880,7 @@
               <w:spacing w:after="10" w:before="0"/>
               <w:ind w:left="120"/>
             </w:pPr>
-            <w:hyperlink w:history="1" r:id="rIdabunawhszpngytfxuxdgb">
+            <w:hyperlink w:history="1" r:id="rIdiptlv7pe0xgz8xy0yr-xl">
               <w:r>
                 <w:rPr>
                   <w:rFonts w:ascii="Arial" w:cs="Arial" w:eastAsia="Arial" w:hAnsi="Arial"/>
@@ -21925,7 +21925,7 @@
             <w:pPr>
               <w:spacing w:after="20" w:before="0"/>
             </w:pPr>
-            <w:hyperlink w:history="1" r:id="rIdrianrfgj2ejdfznea9nn_">
+            <w:hyperlink w:history="1" r:id="rId-s6nxitjn4hqeouf3tcyy">
               <w:r>
                 <w:rPr>
                   <w:rFonts w:ascii="Arial" w:cs="Arial" w:eastAsia="Arial" w:hAnsi="Arial"/>
@@ -21958,7 +21958,7 @@
               <w:spacing w:after="10" w:before="0"/>
               <w:ind w:left="120"/>
             </w:pPr>
-            <w:hyperlink w:history="1" r:id="rIdz4f_ms0afaiv5mrrx3oed">
+            <w:hyperlink w:history="1" r:id="rIddlhwzywzxosjm4ehwswy0">
               <w:r>
                 <w:rPr>
                   <w:rFonts w:ascii="Arial" w:cs="Arial" w:eastAsia="Arial" w:hAnsi="Arial"/>
@@ -22153,7 +22153,7 @@
             <w:pPr>
               <w:spacing w:after="20" w:before="0"/>
             </w:pPr>
-            <w:hyperlink w:history="1" r:id="rIdrf575p_n5kqzavwvi8hts">
+            <w:hyperlink w:history="1" r:id="rIdumdbndkvleeu2ynxqj_qm">
               <w:r>
                 <w:rPr>
                   <w:rFonts w:ascii="Arial" w:cs="Arial" w:eastAsia="Arial" w:hAnsi="Arial"/>
@@ -22186,7 +22186,7 @@
               <w:spacing w:after="10" w:before="0"/>
               <w:ind w:left="120"/>
             </w:pPr>
-            <w:hyperlink w:history="1" r:id="rId08kn7xfzt1c8pm425bi5j">
+            <w:hyperlink w:history="1" r:id="rIdaex3njeyfla5omribmbjk">
               <w:r>
                 <w:rPr>
                   <w:rFonts w:ascii="Arial" w:cs="Arial" w:eastAsia="Arial" w:hAnsi="Arial"/>
@@ -22231,7 +22231,7 @@
             <w:pPr>
               <w:spacing w:after="20" w:before="0"/>
             </w:pPr>
-            <w:hyperlink w:history="1" r:id="rIdemuejw9kyj2ld563wdlo5">
+            <w:hyperlink w:history="1" r:id="rIdnklenjvm8mhzts0fto4sc">
               <w:r>
                 <w:rPr>
                   <w:rFonts w:ascii="Arial" w:cs="Arial" w:eastAsia="Arial" w:hAnsi="Arial"/>
@@ -22264,7 +22264,7 @@
               <w:spacing w:after="10" w:before="0"/>
               <w:ind w:left="120"/>
             </w:pPr>
-            <w:hyperlink w:history="1" r:id="rIdngguceusro-bhgyiilt4u">
+            <w:hyperlink w:history="1" r:id="rId-smf7sioh4id4ix4ppx8t">
               <w:r>
                 <w:rPr>
                   <w:rFonts w:ascii="Arial" w:cs="Arial" w:eastAsia="Arial" w:hAnsi="Arial"/>
@@ -22459,7 +22459,7 @@
             <w:pPr>
               <w:spacing w:after="20" w:before="0"/>
             </w:pPr>
-            <w:hyperlink w:history="1" r:id="rIdm6-skhw0m9hckiuxbp8iy">
+            <w:hyperlink w:history="1" r:id="rIdm1sfv2hn10et8yyf3rvw7">
               <w:r>
                 <w:rPr>
                   <w:rFonts w:ascii="Arial" w:cs="Arial" w:eastAsia="Arial" w:hAnsi="Arial"/>
@@ -22492,7 +22492,7 @@
               <w:spacing w:after="10" w:before="0"/>
               <w:ind w:left="120"/>
             </w:pPr>
-            <w:hyperlink w:history="1" r:id="rIdx-hu8zxikuf9yj9caze5i">
+            <w:hyperlink w:history="1" r:id="rIdscvzirc-lohx8wzuaqq-z">
               <w:r>
                 <w:rPr>
                   <w:rFonts w:ascii="Arial" w:cs="Arial" w:eastAsia="Arial" w:hAnsi="Arial"/>
@@ -22537,7 +22537,7 @@
             <w:pPr>
               <w:spacing w:after="20" w:before="0"/>
             </w:pPr>
-            <w:hyperlink w:history="1" r:id="rIdpcgtpgd0-jywiydjs4bzb">
+            <w:hyperlink w:history="1" r:id="rIdak4jcm_la6qufnbjfyzap">
               <w:r>
                 <w:rPr>
                   <w:rFonts w:ascii="Arial" w:cs="Arial" w:eastAsia="Arial" w:hAnsi="Arial"/>
@@ -22570,7 +22570,7 @@
               <w:spacing w:after="10" w:before="0"/>
               <w:ind w:left="120"/>
             </w:pPr>
-            <w:hyperlink w:history="1" r:id="rIdny_g3gxjhstds1zrmmxft">
+            <w:hyperlink w:history="1" r:id="rIdp2cwb3myejecmj4wwjf2p">
               <w:r>
                 <w:rPr>
                   <w:rFonts w:ascii="Arial" w:cs="Arial" w:eastAsia="Arial" w:hAnsi="Arial"/>
@@ -22765,7 +22765,7 @@
             <w:pPr>
               <w:spacing w:after="20" w:before="0"/>
             </w:pPr>
-            <w:hyperlink w:history="1" r:id="rIdnwb4lm0oklrrsactgesog">
+            <w:hyperlink w:history="1" r:id="rIdhc5ulgmhl90rnzfrjkrsi">
               <w:r>
                 <w:rPr>
                   <w:rFonts w:ascii="Arial" w:cs="Arial" w:eastAsia="Arial" w:hAnsi="Arial"/>
@@ -22814,7 +22814,7 @@
               <w:spacing w:after="10" w:before="0"/>
               <w:ind w:left="120"/>
             </w:pPr>
-            <w:hyperlink w:history="1" r:id="rId3hixoeg7er47xhig5y9xs">
+            <w:hyperlink w:history="1" r:id="rIde9pu9dhbn-m80h2z-nmq0">
               <w:r>
                 <w:rPr>
                   <w:rFonts w:ascii="Arial" w:cs="Arial" w:eastAsia="Arial" w:hAnsi="Arial"/>
@@ -22859,7 +22859,7 @@
             <w:pPr>
               <w:spacing w:after="20" w:before="0"/>
             </w:pPr>
-            <w:hyperlink w:history="1" r:id="rIdb1lzyhq_filzzslu7xktk">
+            <w:hyperlink w:history="1" r:id="rId_kos5ccybdes9cpkw71wo">
               <w:r>
                 <w:rPr>
                   <w:rFonts w:ascii="Arial" w:cs="Arial" w:eastAsia="Arial" w:hAnsi="Arial"/>
@@ -22908,7 +22908,7 @@
               <w:spacing w:after="10" w:before="0"/>
               <w:ind w:left="120"/>
             </w:pPr>
-            <w:hyperlink w:history="1" r:id="rIdneupngcm-c4frmqfqlxy6">
+            <w:hyperlink w:history="1" r:id="rIdfpwr1tmkkrxfwa8tgxx6q">
               <w:r>
                 <w:rPr>
                   <w:rFonts w:ascii="Arial" w:cs="Arial" w:eastAsia="Arial" w:hAnsi="Arial"/>
@@ -23420,7 +23420,7 @@
         </w:rPr>
         <w:t xml:space="preserve">© 2026 SeaVuria and ARES. Aligned with KICD objectives. Developed by SeaVuria; technical implementation by ARES (with AI assistance from Claude). Licensed under </w:t>
       </w:r>
-      <w:hyperlink w:history="1" r:id="rIdnlham1c9ixdm2wmsf6kqn">
+      <w:hyperlink w:history="1" r:id="rIdw4n29lu2qe-tzm6wswz-3">
         <w:r>
           <w:rPr>
             <w:rFonts w:ascii="Arial" w:cs="Arial" w:eastAsia="Arial" w:hAnsi="Arial"/>
@@ -23441,7 +23441,7 @@
         </w:rPr>
         <w:t xml:space="preserve"> (</w:t>
       </w:r>
-      <w:hyperlink w:history="1" r:id="rIdnxdszh2jnv9lx6r34eote">
+      <w:hyperlink w:history="1" r:id="rIdyau2exfhmmo4wftpvotsl">
         <w:r>
           <w:rPr>
             <w:rFonts w:ascii="Arial" w:cs="Arial" w:eastAsia="Arial" w:hAnsi="Arial"/>
@@ -24673,7 +24673,7 @@
             <w:pPr>
               <w:spacing w:after="20" w:before="0"/>
             </w:pPr>
-            <w:hyperlink w:history="1" r:id="rIdyw35amjww7ayhpgfu6gnx">
+            <w:hyperlink w:history="1" r:id="rIdzeeyyp8exbmyfu4wggzk-">
               <w:r>
                 <w:rPr>
                   <w:rFonts w:ascii="Arial" w:cs="Arial" w:eastAsia="Arial" w:hAnsi="Arial"/>
@@ -24706,7 +24706,7 @@
               <w:spacing w:after="10" w:before="0"/>
               <w:ind w:left="120"/>
             </w:pPr>
-            <w:hyperlink w:history="1" r:id="rIdvfklfejv52ib6wr8v-rda">
+            <w:hyperlink w:history="1" r:id="rIdmwt7_kuzlelohwuy-myhi">
               <w:r>
                 <w:rPr>
                   <w:rFonts w:ascii="Arial" w:cs="Arial" w:eastAsia="Arial" w:hAnsi="Arial"/>
@@ -24751,7 +24751,7 @@
             <w:pPr>
               <w:spacing w:after="20" w:before="0"/>
             </w:pPr>
-            <w:hyperlink w:history="1" r:id="rId-is9srz3bk-zeyokyboew">
+            <w:hyperlink w:history="1" r:id="rIdbizcvjadeldl5ht5chq_o">
               <w:r>
                 <w:rPr>
                   <w:rFonts w:ascii="Arial" w:cs="Arial" w:eastAsia="Arial" w:hAnsi="Arial"/>
@@ -24784,7 +24784,7 @@
               <w:spacing w:after="10" w:before="0"/>
               <w:ind w:left="120"/>
             </w:pPr>
-            <w:hyperlink w:history="1" r:id="rIdmmb1f7y_sbhsf-1u8ibnq">
+            <w:hyperlink w:history="1" r:id="rIdhpqer05mgwa9hm9v_pckz">
               <w:r>
                 <w:rPr>
                   <w:rFonts w:ascii="Arial" w:cs="Arial" w:eastAsia="Arial" w:hAnsi="Arial"/>
@@ -24979,7 +24979,7 @@
             <w:pPr>
               <w:spacing w:after="20" w:before="0"/>
             </w:pPr>
-            <w:hyperlink w:history="1" r:id="rIdbga0vldxft9lpojcytp-b">
+            <w:hyperlink w:history="1" r:id="rIdn4btdnvpiymrtv6x6ceb1">
               <w:r>
                 <w:rPr>
                   <w:rFonts w:ascii="Arial" w:cs="Arial" w:eastAsia="Arial" w:hAnsi="Arial"/>
@@ -25012,7 +25012,7 @@
               <w:spacing w:after="10" w:before="0"/>
               <w:ind w:left="120"/>
             </w:pPr>
-            <w:hyperlink w:history="1" r:id="rIdxy-8nxmbxzhezaqt5rpep">
+            <w:hyperlink w:history="1" r:id="rIdrobinmv0ylf4k6kmdqgny">
               <w:r>
                 <w:rPr>
                   <w:rFonts w:ascii="Arial" w:cs="Arial" w:eastAsia="Arial" w:hAnsi="Arial"/>
@@ -25057,7 +25057,7 @@
             <w:pPr>
               <w:spacing w:after="20" w:before="0"/>
             </w:pPr>
-            <w:hyperlink w:history="1" r:id="rIdvp9kxstyy649aqkukr-yy">
+            <w:hyperlink w:history="1" r:id="rIdtnd5h61rmabqf4ztcfg8a">
               <w:r>
                 <w:rPr>
                   <w:rFonts w:ascii="Arial" w:cs="Arial" w:eastAsia="Arial" w:hAnsi="Arial"/>
@@ -25090,7 +25090,7 @@
               <w:spacing w:after="10" w:before="0"/>
               <w:ind w:left="120"/>
             </w:pPr>
-            <w:hyperlink w:history="1" r:id="rIdzgfinkq88cjllghilwe-b">
+            <w:hyperlink w:history="1" r:id="rIdiybjnbwwqamedldwxmfe6">
               <w:r>
                 <w:rPr>
                   <w:rFonts w:ascii="Arial" w:cs="Arial" w:eastAsia="Arial" w:hAnsi="Arial"/>
@@ -25285,7 +25285,7 @@
             <w:pPr>
               <w:spacing w:after="20" w:before="0"/>
             </w:pPr>
-            <w:hyperlink w:history="1" r:id="rIdojskng5pv8gnfndvlkxnv">
+            <w:hyperlink w:history="1" r:id="rIduz3pjsbkwhmeafirwhsav">
               <w:r>
                 <w:rPr>
                   <w:rFonts w:ascii="Arial" w:cs="Arial" w:eastAsia="Arial" w:hAnsi="Arial"/>
@@ -25334,7 +25334,7 @@
               <w:spacing w:after="10" w:before="0"/>
               <w:ind w:left="120"/>
             </w:pPr>
-            <w:hyperlink w:history="1" r:id="rIdcwnpwnq8nytkz5rkf0czy">
+            <w:hyperlink w:history="1" r:id="rId-q48uuorwimszus1fme4z">
               <w:r>
                 <w:rPr>
                   <w:rFonts w:ascii="Arial" w:cs="Arial" w:eastAsia="Arial" w:hAnsi="Arial"/>
@@ -25379,7 +25379,7 @@
             <w:pPr>
               <w:spacing w:after="20" w:before="0"/>
             </w:pPr>
-            <w:hyperlink w:history="1" r:id="rIdlqaeqywouk2hdduavtb2p">
+            <w:hyperlink w:history="1" r:id="rIdcz-5ovqyvs934abr6_aof">
               <w:r>
                 <w:rPr>
                   <w:rFonts w:ascii="Arial" w:cs="Arial" w:eastAsia="Arial" w:hAnsi="Arial"/>
@@ -25428,7 +25428,7 @@
               <w:spacing w:after="10" w:before="0"/>
               <w:ind w:left="120"/>
             </w:pPr>
-            <w:hyperlink w:history="1" r:id="rIdyapai9kzuo1x5x3pxyjeg">
+            <w:hyperlink w:history="1" r:id="rIdw99derbioezie6jvfhdmv">
               <w:r>
                 <w:rPr>
                   <w:rFonts w:ascii="Arial" w:cs="Arial" w:eastAsia="Arial" w:hAnsi="Arial"/>
@@ -25623,7 +25623,7 @@
             <w:pPr>
               <w:spacing w:after="20" w:before="0"/>
             </w:pPr>
-            <w:hyperlink w:history="1" r:id="rId54fowdaife6cm59ao-a4c">
+            <w:hyperlink w:history="1" r:id="rIdxhthlvhkbdbqprju33lma">
               <w:r>
                 <w:rPr>
                   <w:rFonts w:ascii="Arial" w:cs="Arial" w:eastAsia="Arial" w:hAnsi="Arial"/>
@@ -25672,7 +25672,7 @@
               <w:spacing w:after="10" w:before="0"/>
               <w:ind w:left="120"/>
             </w:pPr>
-            <w:hyperlink w:history="1" r:id="rIdxyeum_dby7xvnedzk4z35">
+            <w:hyperlink w:history="1" r:id="rIdtnidtn0rcn5czrjtbnggi">
               <w:r>
                 <w:rPr>
                   <w:rFonts w:ascii="Arial" w:cs="Arial" w:eastAsia="Arial" w:hAnsi="Arial"/>
@@ -25717,7 +25717,7 @@
             <w:pPr>
               <w:spacing w:after="20" w:before="0"/>
             </w:pPr>
-            <w:hyperlink w:history="1" r:id="rIdxcf1c6r_d9sezh-__isvb">
+            <w:hyperlink w:history="1" r:id="rIdhhvw8jucfu6harqjax0es">
               <w:r>
                 <w:rPr>
                   <w:rFonts w:ascii="Arial" w:cs="Arial" w:eastAsia="Arial" w:hAnsi="Arial"/>
@@ -25766,7 +25766,7 @@
               <w:spacing w:after="10" w:before="0"/>
               <w:ind w:left="120"/>
             </w:pPr>
-            <w:hyperlink w:history="1" r:id="rIdhuhg9g6xxiclbnxfhwqai">
+            <w:hyperlink w:history="1" r:id="rIded7eruzix1qaubdiznxse">
               <w:r>
                 <w:rPr>
                   <w:rFonts w:ascii="Arial" w:cs="Arial" w:eastAsia="Arial" w:hAnsi="Arial"/>
@@ -25961,7 +25961,7 @@
             <w:pPr>
               <w:spacing w:after="20" w:before="0"/>
             </w:pPr>
-            <w:hyperlink w:history="1" r:id="rIduf-1xepypbv0zujlqfwbh">
+            <w:hyperlink w:history="1" r:id="rIdfotfitwlbxxmegdo62kz_">
               <w:r>
                 <w:rPr>
                   <w:rFonts w:ascii="Arial" w:cs="Arial" w:eastAsia="Arial" w:hAnsi="Arial"/>
@@ -25994,7 +25994,7 @@
               <w:spacing w:after="10" w:before="0"/>
               <w:ind w:left="120"/>
             </w:pPr>
-            <w:hyperlink w:history="1" r:id="rId-lmehu8r9gnjunnkgtplb">
+            <w:hyperlink w:history="1" r:id="rId4tbiw0vyb8puvpsipcklg">
               <w:r>
                 <w:rPr>
                   <w:rFonts w:ascii="Arial" w:cs="Arial" w:eastAsia="Arial" w:hAnsi="Arial"/>
@@ -26039,7 +26039,7 @@
             <w:pPr>
               <w:spacing w:after="20" w:before="0"/>
             </w:pPr>
-            <w:hyperlink w:history="1" r:id="rIdh85vhi7uryo_fnklxhmz_">
+            <w:hyperlink w:history="1" r:id="rId89wkplxknabkcvns-ik5b">
               <w:r>
                 <w:rPr>
                   <w:rFonts w:ascii="Arial" w:cs="Arial" w:eastAsia="Arial" w:hAnsi="Arial"/>
@@ -26072,7 +26072,7 @@
               <w:spacing w:after="10" w:before="0"/>
               <w:ind w:left="120"/>
             </w:pPr>
-            <w:hyperlink w:history="1" r:id="rId7kabngixyyiw1enjwte_y">
+            <w:hyperlink w:history="1" r:id="rId6ftguhmewgjmrlyvw2enl">
               <w:r>
                 <w:rPr>
                   <w:rFonts w:ascii="Arial" w:cs="Arial" w:eastAsia="Arial" w:hAnsi="Arial"/>
@@ -26736,7 +26736,7 @@
         </w:rPr>
         <w:t xml:space="preserve">© 2026 SeaVuria and ARES. Aligned with KICD objectives. Developed by SeaVuria; technical implementation by ARES (with AI assistance from Claude). Licensed under </w:t>
       </w:r>
-      <w:hyperlink w:history="1" r:id="rId6mnpzhbbvrmyeiuo-zovc">
+      <w:hyperlink w:history="1" r:id="rIdy3c8xeckzkdi3299nt_fr">
         <w:r>
           <w:rPr>
             <w:rFonts w:ascii="Arial" w:cs="Arial" w:eastAsia="Arial" w:hAnsi="Arial"/>
@@ -26757,7 +26757,7 @@
         </w:rPr>
         <w:t xml:space="preserve"> (</w:t>
       </w:r>
-      <w:hyperlink w:history="1" r:id="rIdbuez6qrrb6ir0vxhh8ara">
+      <w:hyperlink w:history="1" r:id="rIdv-muc5qkdcbucjr7gdkpj">
         <w:r>
           <w:rPr>
             <w:rFonts w:ascii="Arial" w:cs="Arial" w:eastAsia="Arial" w:hAnsi="Arial"/>

--- a/data/outputs/v2/Core_Mathematics/SS2.4_Trigonometry_1/Core_Mathematics_Trigonometry_1_CBE_LessonSequence.docx
+++ b/data/outputs/v2/Core_Mathematics/SS2.4_Trigonometry_1/Core_Mathematics_Trigonometry_1_CBE_LessonSequence.docx
@@ -2420,7 +2420,7 @@
         </w:rPr>
         <w:t xml:space="preserve">© 2026 SeaVuria and ARES. This work is licensed under a </w:t>
       </w:r>
-      <w:hyperlink w:history="1" r:id="rIdstff6ndduegi4ju2yyvg2">
+      <w:hyperlink w:history="1" r:id="rIdik6udcmge1janswi9oizd">
         <w:r>
           <w:rPr>
             <w:rFonts w:ascii="Arial" w:cs="Arial" w:eastAsia="Arial" w:hAnsi="Arial"/>
@@ -2440,7 +2440,7 @@
         </w:rPr>
         <w:t xml:space="preserve"> (</w:t>
       </w:r>
-      <w:hyperlink w:history="1" r:id="rIdk8odbh2bol5kmaweskt_g">
+      <w:hyperlink w:history="1" r:id="rIdribq85vynqqug3ho_6lcl">
         <w:r>
           <w:rPr>
             <w:rFonts w:ascii="Arial" w:cs="Arial" w:eastAsia="Arial" w:hAnsi="Arial"/>
@@ -2460,7 +2460,7 @@
         </w:rPr>
         <w:t xml:space="preserve">). To view a copy of this license, visit </w:t>
       </w:r>
-      <w:hyperlink w:history="1" r:id="rIdhzz2mcknybydwg82zpsxw">
+      <w:hyperlink w:history="1" r:id="rIdioumezjxhrjl3tfy4jhhv">
         <w:r>
           <w:rPr>
             <w:rFonts w:ascii="Arial" w:cs="Arial" w:eastAsia="Arial" w:hAnsi="Arial"/>
@@ -3472,7 +3472,7 @@
             <w:pPr>
               <w:spacing w:after="20" w:before="0"/>
             </w:pPr>
-            <w:hyperlink w:history="1" r:id="rIdtxpankrlktm5nepqfkvyf">
+            <w:hyperlink w:history="1" r:id="rIdjes0uxbx7maole7e5absp">
               <w:r>
                 <w:rPr>
                   <w:rFonts w:ascii="Arial" w:cs="Arial" w:eastAsia="Arial" w:hAnsi="Arial"/>
@@ -3505,7 +3505,7 @@
               <w:spacing w:after="10" w:before="0"/>
               <w:ind w:left="120"/>
             </w:pPr>
-            <w:hyperlink w:history="1" r:id="rIdp6ylg7awyudbul_s6me4l">
+            <w:hyperlink w:history="1" r:id="rIdmrzajwgoalceowgd9yu1o">
               <w:r>
                 <w:rPr>
                   <w:rFonts w:ascii="Arial" w:cs="Arial" w:eastAsia="Arial" w:hAnsi="Arial"/>
@@ -3550,7 +3550,7 @@
             <w:pPr>
               <w:spacing w:after="20" w:before="0"/>
             </w:pPr>
-            <w:hyperlink w:history="1" r:id="rIdkaoboq1mdzm9wn1kxmf3f">
+            <w:hyperlink w:history="1" r:id="rId1-syvp7ogpmuidacaur_e">
               <w:r>
                 <w:rPr>
                   <w:rFonts w:ascii="Arial" w:cs="Arial" w:eastAsia="Arial" w:hAnsi="Arial"/>
@@ -3583,7 +3583,7 @@
               <w:spacing w:after="10" w:before="0"/>
               <w:ind w:left="120"/>
             </w:pPr>
-            <w:hyperlink w:history="1" r:id="rIdnwg9tujlyeryhjlzlksnk">
+            <w:hyperlink w:history="1" r:id="rIddjkglkyx1odax_ilsqy5b">
               <w:r>
                 <w:rPr>
                   <w:rFonts w:ascii="Arial" w:cs="Arial" w:eastAsia="Arial" w:hAnsi="Arial"/>
@@ -3778,7 +3778,7 @@
             <w:pPr>
               <w:spacing w:after="20" w:before="0"/>
             </w:pPr>
-            <w:hyperlink w:history="1" r:id="rIdcx5zvgbbtn-4mcg-twb0c">
+            <w:hyperlink w:history="1" r:id="rIdwselkautg3ewi6tluugza">
               <w:r>
                 <w:rPr>
                   <w:rFonts w:ascii="Arial" w:cs="Arial" w:eastAsia="Arial" w:hAnsi="Arial"/>
@@ -3811,7 +3811,7 @@
               <w:spacing w:after="10" w:before="0"/>
               <w:ind w:left="120"/>
             </w:pPr>
-            <w:hyperlink w:history="1" r:id="rIdmxgzfwk0zaupudrfz9ekl">
+            <w:hyperlink w:history="1" r:id="rIdwxy8xjt6w2khiwbkbabbz">
               <w:r>
                 <w:rPr>
                   <w:rFonts w:ascii="Arial" w:cs="Arial" w:eastAsia="Arial" w:hAnsi="Arial"/>
@@ -3856,7 +3856,7 @@
             <w:pPr>
               <w:spacing w:after="20" w:before="0"/>
             </w:pPr>
-            <w:hyperlink w:history="1" r:id="rIdetsxhruargfrg6a_y1uvu">
+            <w:hyperlink w:history="1" r:id="rIdlzpwkioks5wjlxspwipg2">
               <w:r>
                 <w:rPr>
                   <w:rFonts w:ascii="Arial" w:cs="Arial" w:eastAsia="Arial" w:hAnsi="Arial"/>
@@ -3889,7 +3889,7 @@
               <w:spacing w:after="10" w:before="0"/>
               <w:ind w:left="120"/>
             </w:pPr>
-            <w:hyperlink w:history="1" r:id="rIdqqmedwlpecs-vxudgc8w1">
+            <w:hyperlink w:history="1" r:id="rIdv9lw68sugvglmff5bywp2">
               <w:r>
                 <w:rPr>
                   <w:rFonts w:ascii="Arial" w:cs="Arial" w:eastAsia="Arial" w:hAnsi="Arial"/>
@@ -4160,7 +4160,7 @@
             <w:pPr>
               <w:spacing w:after="20" w:before="0"/>
             </w:pPr>
-            <w:hyperlink w:history="1" r:id="rId-qwttvyqckvujy_v91mq6">
+            <w:hyperlink w:history="1" r:id="rIdohpabsinwuyxuukekzeqg">
               <w:r>
                 <w:rPr>
                   <w:rFonts w:ascii="Arial" w:cs="Arial" w:eastAsia="Arial" w:hAnsi="Arial"/>
@@ -4193,7 +4193,7 @@
               <w:spacing w:after="10" w:before="0"/>
               <w:ind w:left="120"/>
             </w:pPr>
-            <w:hyperlink w:history="1" r:id="rIddsxpwldb7vz7rvj1s72qn">
+            <w:hyperlink w:history="1" r:id="rId10saij_eggimm1dinlijo">
               <w:r>
                 <w:rPr>
                   <w:rFonts w:ascii="Arial" w:cs="Arial" w:eastAsia="Arial" w:hAnsi="Arial"/>
@@ -4238,7 +4238,7 @@
             <w:pPr>
               <w:spacing w:after="20" w:before="0"/>
             </w:pPr>
-            <w:hyperlink w:history="1" r:id="rIdrv_criqh5zen9yx3ltv2x">
+            <w:hyperlink w:history="1" r:id="rIdmqlstovnvoud14jk8stiu">
               <w:r>
                 <w:rPr>
                   <w:rFonts w:ascii="Arial" w:cs="Arial" w:eastAsia="Arial" w:hAnsi="Arial"/>
@@ -4287,7 +4287,7 @@
               <w:spacing w:after="10" w:before="0"/>
               <w:ind w:left="120"/>
             </w:pPr>
-            <w:hyperlink w:history="1" r:id="rIdt7mqqc6kvi3bs7fbjlmkb">
+            <w:hyperlink w:history="1" r:id="rIdybmqe1gymjrmvrh88ct8h">
               <w:r>
                 <w:rPr>
                   <w:rFonts w:ascii="Arial" w:cs="Arial" w:eastAsia="Arial" w:hAnsi="Arial"/>
@@ -4482,7 +4482,7 @@
             <w:pPr>
               <w:spacing w:after="20" w:before="0"/>
             </w:pPr>
-            <w:hyperlink w:history="1" r:id="rIdktpcwn7veh93hv1ol2jwf">
+            <w:hyperlink w:history="1" r:id="rId9cbua2moxum_grrnqczew">
               <w:r>
                 <w:rPr>
                   <w:rFonts w:ascii="Arial" w:cs="Arial" w:eastAsia="Arial" w:hAnsi="Arial"/>
@@ -4515,7 +4515,7 @@
               <w:spacing w:after="10" w:before="0"/>
               <w:ind w:left="120"/>
             </w:pPr>
-            <w:hyperlink w:history="1" r:id="rIdtsmsmh3o0mvqvxpfm7ozf">
+            <w:hyperlink w:history="1" r:id="rId8-gqhxdy4sf9xek5atj-o">
               <w:r>
                 <w:rPr>
                   <w:rFonts w:ascii="Arial" w:cs="Arial" w:eastAsia="Arial" w:hAnsi="Arial"/>
@@ -4560,7 +4560,7 @@
             <w:pPr>
               <w:spacing w:after="20" w:before="0"/>
             </w:pPr>
-            <w:hyperlink w:history="1" r:id="rId-ezo9jqfimqsiuwzaygcb">
+            <w:hyperlink w:history="1" r:id="rIduohkfbbzlcptrnz--xt1m">
               <w:r>
                 <w:rPr>
                   <w:rFonts w:ascii="Arial" w:cs="Arial" w:eastAsia="Arial" w:hAnsi="Arial"/>
@@ -4609,7 +4609,7 @@
               <w:spacing w:after="10" w:before="0"/>
               <w:ind w:left="120"/>
             </w:pPr>
-            <w:hyperlink w:history="1" r:id="rIdrzxnrprbqa66o0kd_8tcu">
+            <w:hyperlink w:history="1" r:id="rIdtql1m7zqlccd4d88gvf8s">
               <w:r>
                 <w:rPr>
                   <w:rFonts w:ascii="Arial" w:cs="Arial" w:eastAsia="Arial" w:hAnsi="Arial"/>
@@ -4804,7 +4804,7 @@
             <w:pPr>
               <w:spacing w:after="20" w:before="0"/>
             </w:pPr>
-            <w:hyperlink w:history="1" r:id="rIdjrpt8q5nixzs59_u1k4o4">
+            <w:hyperlink w:history="1" r:id="rIdw6ldzoibj4vw9jbwxuoxz">
               <w:r>
                 <w:rPr>
                   <w:rFonts w:ascii="Arial" w:cs="Arial" w:eastAsia="Arial" w:hAnsi="Arial"/>
@@ -4837,7 +4837,7 @@
               <w:spacing w:after="10" w:before="0"/>
               <w:ind w:left="120"/>
             </w:pPr>
-            <w:hyperlink w:history="1" r:id="rId_3dk1ckcmw2lvy52o9o_d">
+            <w:hyperlink w:history="1" r:id="rIdkpimkhtnjq9fahvjumdsm">
               <w:r>
                 <w:rPr>
                   <w:rFonts w:ascii="Arial" w:cs="Arial" w:eastAsia="Arial" w:hAnsi="Arial"/>
@@ -4882,7 +4882,7 @@
             <w:pPr>
               <w:spacing w:after="20" w:before="0"/>
             </w:pPr>
-            <w:hyperlink w:history="1" r:id="rIduwvqckhycpnibe-cdpjqt">
+            <w:hyperlink w:history="1" r:id="rId6p7osucqw7j0uyh9fgmrt">
               <w:r>
                 <w:rPr>
                   <w:rFonts w:ascii="Arial" w:cs="Arial" w:eastAsia="Arial" w:hAnsi="Arial"/>
@@ -4931,7 +4931,7 @@
               <w:spacing w:after="10" w:before="0"/>
               <w:ind w:left="120"/>
             </w:pPr>
-            <w:hyperlink w:history="1" r:id="rIdcxv-gtc-_pl6x1c2mpbdy">
+            <w:hyperlink w:history="1" r:id="rIdxc4mm5tswwjp18m-offdb">
               <w:r>
                 <w:rPr>
                   <w:rFonts w:ascii="Arial" w:cs="Arial" w:eastAsia="Arial" w:hAnsi="Arial"/>
@@ -5443,7 +5443,7 @@
         </w:rPr>
         <w:t xml:space="preserve">© 2026 SeaVuria and ARES. Aligned with KICD objectives. Developed by SeaVuria; technical implementation by ARES (with AI assistance from Claude). Licensed under </w:t>
       </w:r>
-      <w:hyperlink w:history="1" r:id="rIdlstfmj_vanyfya1h_hxak">
+      <w:hyperlink w:history="1" r:id="rIdg56efrg0snq5emjwgrlvw">
         <w:r>
           <w:rPr>
             <w:rFonts w:ascii="Arial" w:cs="Arial" w:eastAsia="Arial" w:hAnsi="Arial"/>
@@ -5464,7 +5464,7 @@
         </w:rPr>
         <w:t xml:space="preserve"> (</w:t>
       </w:r>
-      <w:hyperlink w:history="1" r:id="rIdu_w8iu-nmntc_lrndg9gi">
+      <w:hyperlink w:history="1" r:id="rIdwus_qigvy4r6b0ueydfms">
         <w:r>
           <w:rPr>
             <w:rFonts w:ascii="Arial" w:cs="Arial" w:eastAsia="Arial" w:hAnsi="Arial"/>
@@ -6560,7 +6560,7 @@
             <w:pPr>
               <w:spacing w:after="20" w:before="0"/>
             </w:pPr>
-            <w:hyperlink w:history="1" r:id="rIdki1gur-gfwkd_dfgmaqwi">
+            <w:hyperlink w:history="1" r:id="rIdjg2ev8jgwf_hpn70p_kib">
               <w:r>
                 <w:rPr>
                   <w:rFonts w:ascii="Arial" w:cs="Arial" w:eastAsia="Arial" w:hAnsi="Arial"/>
@@ -6593,7 +6593,7 @@
               <w:spacing w:after="10" w:before="0"/>
               <w:ind w:left="120"/>
             </w:pPr>
-            <w:hyperlink w:history="1" r:id="rIdpgma9xf9kflkr--tfpvga">
+            <w:hyperlink w:history="1" r:id="rIdcqfamq-qa3vj7dxaam2fz">
               <w:r>
                 <w:rPr>
                   <w:rFonts w:ascii="Arial" w:cs="Arial" w:eastAsia="Arial" w:hAnsi="Arial"/>
@@ -6638,7 +6638,7 @@
             <w:pPr>
               <w:spacing w:after="20" w:before="0"/>
             </w:pPr>
-            <w:hyperlink w:history="1" r:id="rId7fxsweofg9a8caz-nxj2w">
+            <w:hyperlink w:history="1" r:id="rId0wtuordi9brwwphgfumoq">
               <w:r>
                 <w:rPr>
                   <w:rFonts w:ascii="Arial" w:cs="Arial" w:eastAsia="Arial" w:hAnsi="Arial"/>
@@ -6671,7 +6671,7 @@
               <w:spacing w:after="10" w:before="0"/>
               <w:ind w:left="120"/>
             </w:pPr>
-            <w:hyperlink w:history="1" r:id="rIdod49zm-ga87gfqh806xsb">
+            <w:hyperlink w:history="1" r:id="rIdz1o5-e9jlj30smufra4df">
               <w:r>
                 <w:rPr>
                   <w:rFonts w:ascii="Arial" w:cs="Arial" w:eastAsia="Arial" w:hAnsi="Arial"/>
@@ -6866,7 +6866,7 @@
             <w:pPr>
               <w:spacing w:after="20" w:before="0"/>
             </w:pPr>
-            <w:hyperlink w:history="1" r:id="rIdgydukzzarizwj5tmy8mnj">
+            <w:hyperlink w:history="1" r:id="rIddy3s6ih-tjlngpoxhanmb">
               <w:r>
                 <w:rPr>
                   <w:rFonts w:ascii="Arial" w:cs="Arial" w:eastAsia="Arial" w:hAnsi="Arial"/>
@@ -6899,7 +6899,7 @@
               <w:spacing w:after="10" w:before="0"/>
               <w:ind w:left="120"/>
             </w:pPr>
-            <w:hyperlink w:history="1" r:id="rIdnmuvlayn3lhllmzuiw04f">
+            <w:hyperlink w:history="1" r:id="rIdnjepp_6thbh9r7xfdpjts">
               <w:r>
                 <w:rPr>
                   <w:rFonts w:ascii="Arial" w:cs="Arial" w:eastAsia="Arial" w:hAnsi="Arial"/>
@@ -6944,7 +6944,7 @@
             <w:pPr>
               <w:spacing w:after="20" w:before="0"/>
             </w:pPr>
-            <w:hyperlink w:history="1" r:id="rIdxrnvanoqivshs8nrst_td">
+            <w:hyperlink w:history="1" r:id="rIdckw3tawvvvlyh6kgpqwex">
               <w:r>
                 <w:rPr>
                   <w:rFonts w:ascii="Arial" w:cs="Arial" w:eastAsia="Arial" w:hAnsi="Arial"/>
@@ -6977,7 +6977,7 @@
               <w:spacing w:after="10" w:before="0"/>
               <w:ind w:left="120"/>
             </w:pPr>
-            <w:hyperlink w:history="1" r:id="rIdmggxovsihjf6qygz7zic0">
+            <w:hyperlink w:history="1" r:id="rIdhcwspu_nvu5z3vpavvswa">
               <w:r>
                 <w:rPr>
                   <w:rFonts w:ascii="Arial" w:cs="Arial" w:eastAsia="Arial" w:hAnsi="Arial"/>
@@ -7172,7 +7172,7 @@
             <w:pPr>
               <w:spacing w:after="20" w:before="0"/>
             </w:pPr>
-            <w:hyperlink w:history="1" r:id="rIdg_1owbebbvpl07grh4eqf">
+            <w:hyperlink w:history="1" r:id="rIdkbbtgnzcy2fetbigpqmwv">
               <w:r>
                 <w:rPr>
                   <w:rFonts w:ascii="Arial" w:cs="Arial" w:eastAsia="Arial" w:hAnsi="Arial"/>
@@ -7205,7 +7205,7 @@
               <w:spacing w:after="10" w:before="0"/>
               <w:ind w:left="120"/>
             </w:pPr>
-            <w:hyperlink w:history="1" r:id="rIdj_-s9jdcbn8h5zb4ut2ew">
+            <w:hyperlink w:history="1" r:id="rId919m2rx9h3y17x03ua65e">
               <w:r>
                 <w:rPr>
                   <w:rFonts w:ascii="Arial" w:cs="Arial" w:eastAsia="Arial" w:hAnsi="Arial"/>
@@ -7250,7 +7250,7 @@
             <w:pPr>
               <w:spacing w:after="20" w:before="0"/>
             </w:pPr>
-            <w:hyperlink w:history="1" r:id="rId1bfv9qrnvdsa_crfrmxws">
+            <w:hyperlink w:history="1" r:id="rIdmk_02pmcbvwvmlv6ujhl8">
               <w:r>
                 <w:rPr>
                   <w:rFonts w:ascii="Arial" w:cs="Arial" w:eastAsia="Arial" w:hAnsi="Arial"/>
@@ -7299,7 +7299,7 @@
               <w:spacing w:after="10" w:before="0"/>
               <w:ind w:left="120"/>
             </w:pPr>
-            <w:hyperlink w:history="1" r:id="rIdzorcaqvr7cjcvebonnfr9">
+            <w:hyperlink w:history="1" r:id="rIdrn-xlqimpo4jccjev5cyv">
               <w:r>
                 <w:rPr>
                   <w:rFonts w:ascii="Arial" w:cs="Arial" w:eastAsia="Arial" w:hAnsi="Arial"/>
@@ -7494,7 +7494,7 @@
             <w:pPr>
               <w:spacing w:after="20" w:before="0"/>
             </w:pPr>
-            <w:hyperlink w:history="1" r:id="rIdy23ovts-itbxspt_vyff-">
+            <w:hyperlink w:history="1" r:id="rIduwc4awsztlbtpz0urbog_">
               <w:r>
                 <w:rPr>
                   <w:rFonts w:ascii="Arial" w:cs="Arial" w:eastAsia="Arial" w:hAnsi="Arial"/>
@@ -7527,7 +7527,7 @@
               <w:spacing w:after="10" w:before="0"/>
               <w:ind w:left="120"/>
             </w:pPr>
-            <w:hyperlink w:history="1" r:id="rIdhtqfuehdrbqoy74wzasds">
+            <w:hyperlink w:history="1" r:id="rIdxh7k_uoda8fkv8sk3s3s0">
               <w:r>
                 <w:rPr>
                   <w:rFonts w:ascii="Arial" w:cs="Arial" w:eastAsia="Arial" w:hAnsi="Arial"/>
@@ -7572,7 +7572,7 @@
             <w:pPr>
               <w:spacing w:after="20" w:before="0"/>
             </w:pPr>
-            <w:hyperlink w:history="1" r:id="rIdrqkwcr5q0dopcjhwq24yo">
+            <w:hyperlink w:history="1" r:id="rId0tv9--kyatwd-oq2dplgk">
               <w:r>
                 <w:rPr>
                   <w:rFonts w:ascii="Arial" w:cs="Arial" w:eastAsia="Arial" w:hAnsi="Arial"/>
@@ -7621,7 +7621,7 @@
               <w:spacing w:after="10" w:before="0"/>
               <w:ind w:left="120"/>
             </w:pPr>
-            <w:hyperlink w:history="1" r:id="rIdc7havt_yhgg5wvju1zjhk">
+            <w:hyperlink w:history="1" r:id="rIdkzmk81tgfq0igfqfsyud4">
               <w:r>
                 <w:rPr>
                   <w:rFonts w:ascii="Arial" w:cs="Arial" w:eastAsia="Arial" w:hAnsi="Arial"/>
@@ -7816,7 +7816,7 @@
             <w:pPr>
               <w:spacing w:after="20" w:before="0"/>
             </w:pPr>
-            <w:hyperlink w:history="1" r:id="rIdwrbwglmrqheu1h0dvm-up">
+            <w:hyperlink w:history="1" r:id="rIdtr-chvwob3x8io-khln2h">
               <w:r>
                 <w:rPr>
                   <w:rFonts w:ascii="Arial" w:cs="Arial" w:eastAsia="Arial" w:hAnsi="Arial"/>
@@ -7849,7 +7849,7 @@
               <w:spacing w:after="10" w:before="0"/>
               <w:ind w:left="120"/>
             </w:pPr>
-            <w:hyperlink w:history="1" r:id="rIdf6chog69tja8ictmz2jrx">
+            <w:hyperlink w:history="1" r:id="rIdsn-w00jsqhvvw4-5qzj3m">
               <w:r>
                 <w:rPr>
                   <w:rFonts w:ascii="Arial" w:cs="Arial" w:eastAsia="Arial" w:hAnsi="Arial"/>
@@ -7894,7 +7894,7 @@
             <w:pPr>
               <w:spacing w:after="20" w:before="0"/>
             </w:pPr>
-            <w:hyperlink w:history="1" r:id="rIdknwchnb0bqqkrrii3fzff">
+            <w:hyperlink w:history="1" r:id="rIdgfacsc_42dxvwilo2jncz">
               <w:r>
                 <w:rPr>
                   <w:rFonts w:ascii="Arial" w:cs="Arial" w:eastAsia="Arial" w:hAnsi="Arial"/>
@@ -7943,7 +7943,7 @@
               <w:spacing w:after="10" w:before="0"/>
               <w:ind w:left="120"/>
             </w:pPr>
-            <w:hyperlink w:history="1" r:id="rIdfmdhjbph1rvqt4jhp3h1v">
+            <w:hyperlink w:history="1" r:id="rIdnmfh_pp_faiv7avfsew5r">
               <w:r>
                 <w:rPr>
                   <w:rFonts w:ascii="Arial" w:cs="Arial" w:eastAsia="Arial" w:hAnsi="Arial"/>
@@ -8455,7 +8455,7 @@
         </w:rPr>
         <w:t xml:space="preserve">© 2026 SeaVuria and ARES. Aligned with KICD objectives. Developed by SeaVuria; technical implementation by ARES (with AI assistance from Claude). Licensed under </w:t>
       </w:r>
-      <w:hyperlink w:history="1" r:id="rIdukogwjlgx6zuwultuek_w">
+      <w:hyperlink w:history="1" r:id="rIdqvxr58se20rmu0szlpwqm">
         <w:r>
           <w:rPr>
             <w:rFonts w:ascii="Arial" w:cs="Arial" w:eastAsia="Arial" w:hAnsi="Arial"/>
@@ -8476,7 +8476,7 @@
         </w:rPr>
         <w:t xml:space="preserve"> (</w:t>
       </w:r>
-      <w:hyperlink w:history="1" r:id="rId8kzp6wv0u4b4ggm3fyeou">
+      <w:hyperlink w:history="1" r:id="rIdf2uexe3w1sqv5x0nll_ql">
         <w:r>
           <w:rPr>
             <w:rFonts w:ascii="Arial" w:cs="Arial" w:eastAsia="Arial" w:hAnsi="Arial"/>
@@ -9489,7 +9489,7 @@
             <w:pPr>
               <w:spacing w:after="20" w:before="0"/>
             </w:pPr>
-            <w:hyperlink w:history="1" r:id="rId2kendtzgrl4wyhv957ics">
+            <w:hyperlink w:history="1" r:id="rId3bud3pp8jyesprlzdujxo">
               <w:r>
                 <w:rPr>
                   <w:rFonts w:ascii="Arial" w:cs="Arial" w:eastAsia="Arial" w:hAnsi="Arial"/>
@@ -9522,7 +9522,7 @@
               <w:spacing w:after="10" w:before="0"/>
               <w:ind w:left="120"/>
             </w:pPr>
-            <w:hyperlink w:history="1" r:id="rId7vd0gssntasavovevnrmb">
+            <w:hyperlink w:history="1" r:id="rIdqm9ic9u-pfpkw1iioussp">
               <w:r>
                 <w:rPr>
                   <w:rFonts w:ascii="Arial" w:cs="Arial" w:eastAsia="Arial" w:hAnsi="Arial"/>
@@ -9567,7 +9567,7 @@
             <w:pPr>
               <w:spacing w:after="20" w:before="0"/>
             </w:pPr>
-            <w:hyperlink w:history="1" r:id="rIdldtqs_gpvbcinbg_f2iob">
+            <w:hyperlink w:history="1" r:id="rIdzxpkqx6hxrftzfwtymdmj">
               <w:r>
                 <w:rPr>
                   <w:rFonts w:ascii="Arial" w:cs="Arial" w:eastAsia="Arial" w:hAnsi="Arial"/>
@@ -9600,7 +9600,7 @@
               <w:spacing w:after="10" w:before="0"/>
               <w:ind w:left="120"/>
             </w:pPr>
-            <w:hyperlink w:history="1" r:id="rId75xcx6hu7y8ki2ohvqzbb">
+            <w:hyperlink w:history="1" r:id="rIdiulrc7hwvsnlxprzdxdim">
               <w:r>
                 <w:rPr>
                   <w:rFonts w:ascii="Arial" w:cs="Arial" w:eastAsia="Arial" w:hAnsi="Arial"/>
@@ -9795,7 +9795,7 @@
             <w:pPr>
               <w:spacing w:after="20" w:before="0"/>
             </w:pPr>
-            <w:hyperlink w:history="1" r:id="rIdakovqnae1d9vyzcuwhxfg">
+            <w:hyperlink w:history="1" r:id="rIdk6sa1fkokko9iygymqbyl">
               <w:r>
                 <w:rPr>
                   <w:rFonts w:ascii="Arial" w:cs="Arial" w:eastAsia="Arial" w:hAnsi="Arial"/>
@@ -9828,7 +9828,7 @@
               <w:spacing w:after="10" w:before="0"/>
               <w:ind w:left="120"/>
             </w:pPr>
-            <w:hyperlink w:history="1" r:id="rIdysfjhckc7ii0wdemjhczc">
+            <w:hyperlink w:history="1" r:id="rIdyylm4koxncw7x0ltkag9y">
               <w:r>
                 <w:rPr>
                   <w:rFonts w:ascii="Arial" w:cs="Arial" w:eastAsia="Arial" w:hAnsi="Arial"/>
@@ -9873,7 +9873,7 @@
             <w:pPr>
               <w:spacing w:after="20" w:before="0"/>
             </w:pPr>
-            <w:hyperlink w:history="1" r:id="rIdgnfqiyzlavwhkwf07dhwy">
+            <w:hyperlink w:history="1" r:id="rIdeohxhctievtfmylnw0uni">
               <w:r>
                 <w:rPr>
                   <w:rFonts w:ascii="Arial" w:cs="Arial" w:eastAsia="Arial" w:hAnsi="Arial"/>
@@ -9906,7 +9906,7 @@
               <w:spacing w:after="10" w:before="0"/>
               <w:ind w:left="120"/>
             </w:pPr>
-            <w:hyperlink w:history="1" r:id="rIdp3trlwctamknkj25xsetj">
+            <w:hyperlink w:history="1" r:id="rId5xfmwuikrbbszdbmyz3x4">
               <w:r>
                 <w:rPr>
                   <w:rFonts w:ascii="Arial" w:cs="Arial" w:eastAsia="Arial" w:hAnsi="Arial"/>
@@ -10297,7 +10297,7 @@
             <w:pPr>
               <w:spacing w:after="20" w:before="0"/>
             </w:pPr>
-            <w:hyperlink w:history="1" r:id="rIdidyboxquw9m-_dawi2atm">
+            <w:hyperlink w:history="1" r:id="rIdgv1p7r9amwamf1hfb8y4t">
               <w:r>
                 <w:rPr>
                   <w:rFonts w:ascii="Arial" w:cs="Arial" w:eastAsia="Arial" w:hAnsi="Arial"/>
@@ -10330,7 +10330,7 @@
               <w:spacing w:after="10" w:before="0"/>
               <w:ind w:left="120"/>
             </w:pPr>
-            <w:hyperlink w:history="1" r:id="rIdpk_eq0qb4tgfnvbim6ytd">
+            <w:hyperlink w:history="1" r:id="rIdtsa0obimldx_nvzo9aiib">
               <w:r>
                 <w:rPr>
                   <w:rFonts w:ascii="Arial" w:cs="Arial" w:eastAsia="Arial" w:hAnsi="Arial"/>
@@ -10375,7 +10375,7 @@
             <w:pPr>
               <w:spacing w:after="20" w:before="0"/>
             </w:pPr>
-            <w:hyperlink w:history="1" r:id="rIdbtkedqlrt9egpuczrmlu8">
+            <w:hyperlink w:history="1" r:id="rIdzcro1oljhb0p-bq4deziu">
               <w:r>
                 <w:rPr>
                   <w:rFonts w:ascii="Arial" w:cs="Arial" w:eastAsia="Arial" w:hAnsi="Arial"/>
@@ -10408,7 +10408,7 @@
               <w:spacing w:after="10" w:before="0"/>
               <w:ind w:left="120"/>
             </w:pPr>
-            <w:hyperlink w:history="1" r:id="rIdr2wgz_ojaopgf_s5sznmc">
+            <w:hyperlink w:history="1" r:id="rIdgojnw2t-hzhlzey9ca3nt">
               <w:r>
                 <w:rPr>
                   <w:rFonts w:ascii="Arial" w:cs="Arial" w:eastAsia="Arial" w:hAnsi="Arial"/>
@@ -10679,7 +10679,7 @@
             <w:pPr>
               <w:spacing w:after="20" w:before="0"/>
             </w:pPr>
-            <w:hyperlink w:history="1" r:id="rId5yvgbzvwswozdznqpevkp">
+            <w:hyperlink w:history="1" r:id="rIdf_yfuirscldex8-eoz9ht">
               <w:r>
                 <w:rPr>
                   <w:rFonts w:ascii="Arial" w:cs="Arial" w:eastAsia="Arial" w:hAnsi="Arial"/>
@@ -10712,7 +10712,7 @@
               <w:spacing w:after="10" w:before="0"/>
               <w:ind w:left="120"/>
             </w:pPr>
-            <w:hyperlink w:history="1" r:id="rIdpphs-onpeitjmzm6v6zt_">
+            <w:hyperlink w:history="1" r:id="rId9g-06weveq8957o0w6ms8">
               <w:r>
                 <w:rPr>
                   <w:rFonts w:ascii="Arial" w:cs="Arial" w:eastAsia="Arial" w:hAnsi="Arial"/>
@@ -10757,7 +10757,7 @@
             <w:pPr>
               <w:spacing w:after="20" w:before="0"/>
             </w:pPr>
-            <w:hyperlink w:history="1" r:id="rIdu5zz4lbsjq15h9fk_0lmd">
+            <w:hyperlink w:history="1" r:id="rIdsxsjigcdsdl0hebtwaqih">
               <w:r>
                 <w:rPr>
                   <w:rFonts w:ascii="Arial" w:cs="Arial" w:eastAsia="Arial" w:hAnsi="Arial"/>
@@ -10790,7 +10790,7 @@
               <w:spacing w:after="10" w:before="0"/>
               <w:ind w:left="120"/>
             </w:pPr>
-            <w:hyperlink w:history="1" r:id="rIdybyp4wayah1f-xl2h6emy">
+            <w:hyperlink w:history="1" r:id="rIddpvltfuv2s2hc--x1g73x">
               <w:r>
                 <w:rPr>
                   <w:rFonts w:ascii="Arial" w:cs="Arial" w:eastAsia="Arial" w:hAnsi="Arial"/>
@@ -10864,7 +10864,7 @@
                 <w:sz w:val="18"/>
                 <w:szCs w:val="18"/>
               </w:rPr>
-              <w:t xml:space="preserve">Say: 'Look at our driving question on the board. In Lesson 1 we had no tool at all. In Lesson 2 we got sine, cosine, and tangent. What has today added?' Allow 20 seconds of silent thinking (WAIT TIME). Cold-call 3 learners. Guide toward: 'We now know that sin 50° = cos 40° — so if a surveyor can measure the angle of elevation OR the angle of depression, they get the same answer.' Add to the DQB: 'sin θ = cos(90° − θ): one triangle, two angles, same ratios swapped.' Ask: 'What questions does this raise? Could there be special angles where sin θ = cos θ exactly?' Accept all questions without answering — write the most mathematically productive ones on the board. (This seeds Lesson 4 on special angles: 45° is exactly where sin = cos.)</w:t>
+              <w:t xml:space="preserve">Say: 'Look at our driving question on the board. In Lesson 1 we had no tool at all. In Lesson 2 we got sine, cosine, and tangent. What has today added?' Allow 20 seconds of silent thinking (WAIT TIME). Cold-call 3 learners. Guide toward: 'We now know that sin 50° = cos 40° — so whether we work from the 50° angle at the observer or the 40° angle at the top of the mast, we get the same answer.' Add to the DQB: 'sin θ = cos(90° − θ): one triangle, two angles, same ratios swapped.' Ask: 'What questions does this raise? Could there be special angles where sin θ = cos θ exactly?' Accept all questions without answering — write the most mathematically productive ones on the board. (This seeds Lesson 4 on special angles: 45° is exactly where sin = cos.)</w:t>
             </w:r>
           </w:p>
         </w:tc>
@@ -10985,7 +10985,7 @@
             <w:pPr>
               <w:spacing w:after="20" w:before="0"/>
             </w:pPr>
-            <w:hyperlink w:history="1" r:id="rId2o-u5yaxy5oue-8yopgsu">
+            <w:hyperlink w:history="1" r:id="rIdgdnsdfqkuyvkzfxxtkx-i">
               <w:r>
                 <w:rPr>
                   <w:rFonts w:ascii="Arial" w:cs="Arial" w:eastAsia="Arial" w:hAnsi="Arial"/>
@@ -11018,7 +11018,7 @@
               <w:spacing w:after="10" w:before="0"/>
               <w:ind w:left="120"/>
             </w:pPr>
-            <w:hyperlink w:history="1" r:id="rId3h75c2b0tzbttfkddul1d">
+            <w:hyperlink w:history="1" r:id="rIdcdsk3rsqgb-0gp3mimlph">
               <w:r>
                 <w:rPr>
                   <w:rFonts w:ascii="Arial" w:cs="Arial" w:eastAsia="Arial" w:hAnsi="Arial"/>
@@ -11063,7 +11063,7 @@
             <w:pPr>
               <w:spacing w:after="20" w:before="0"/>
             </w:pPr>
-            <w:hyperlink w:history="1" r:id="rIdaxnovqyq2isdej8tqbgcg">
+            <w:hyperlink w:history="1" r:id="rIdlq9fpd-6djtmi37uax9ox">
               <w:r>
                 <w:rPr>
                   <w:rFonts w:ascii="Arial" w:cs="Arial" w:eastAsia="Arial" w:hAnsi="Arial"/>
@@ -11112,7 +11112,7 @@
               <w:spacing w:after="10" w:before="0"/>
               <w:ind w:left="120"/>
             </w:pPr>
-            <w:hyperlink w:history="1" r:id="rIddxxhb79u6j7wblqhvazep">
+            <w:hyperlink w:history="1" r:id="rId2zkqb6ukoug2p8rxi9wdr">
               <w:r>
                 <w:rPr>
                   <w:rFonts w:ascii="Arial" w:cs="Arial" w:eastAsia="Arial" w:hAnsi="Arial"/>
@@ -11154,7 +11154,7 @@
                 <w:sz w:val="18"/>
                 <w:szCs w:val="18"/>
               </w:rPr>
-              <w:t xml:space="preserve">Learners retrieve their cumulative right-angled triangle diagram started in Lesson 1 (the Nakuru mast sketch with angle of elevation 50°, base 40 m, height h). They now annotate it with two new features: (1) they label the complementary angle of depression (40°) at the top of the mast — the angle a hawk perched on the mast would see down to the observer; (2) they write next to the diagram: sin 50° = cos 40° = h/hypotenuse and cos 50° = sin 40° = 40/hypotenuse, showing both angles produce the same ratios in swapped roles. Below the diagram, learners write one sentence explaining why a Kenya Power engineer could use either the 50° elevation angle at the base or the 40° depression angle at the top to calculate the same mast height.</w:t>
+              <w:t xml:space="preserve">Learners retrieve their cumulative right-angled triangle diagram started in Lesson 1 (the Nakuru mast sketch with angle of elevation 50°, base 40 m, height h). They now annotate it with two new features: (1) they label the complementary angle (40°) at the top of the mast — the angle between the mast and the line of sight of a hawk perched on the mast looking down at the observer (this is not the angle of depression, which is measured from the horizontal and equals 50°); (2) they write next to the diagram: sin 50° = cos 40° = h/hypotenuse and cos 50° = sin 40° = 40/hypotenuse, showing both angles produce the same ratios in swapped roles. Below the diagram, learners write one sentence explaining why a Kenya Power engineer could use either the 50° elevation angle at the base or the 40° angle at the top of the mast to calculate the same mast height.</w:t>
             </w:r>
           </w:p>
         </w:tc>
@@ -11602,7 +11602,7 @@
                 <w:sz w:val="18"/>
                 <w:szCs w:val="18"/>
               </w:rPr>
-              <w:t xml:space="preserve">Learners applied the complementary angle relationship to: (a) rewrite trigonometric expressions (e.g., cos 70° = sin 20°); (b) solve for unknown angles algebraically (e.g., sin(2θ + 10°) = cos(θ + 20°) → θ = 20°); and (c) annotate the Nakuru mast diagram with both the 50° elevation angle and the complementary 40° depression angle, writing the swapped sine-cosine ratios for each — showing that a Kenya Power engineer can work from either angle to find the same mast height.</w:t>
+              <w:t xml:space="preserve">Learners applied the complementary angle relationship to: (a) rewrite trigonometric expressions (e.g., cos 70° = sin 20°); (b) solve for unknown angles algebraically (e.g., sin(2θ + 10°) = cos(θ + 20°) → θ = 20°); and (c) annotate the Nakuru mast diagram with both the 50° elevation angle and the complementary 40° angle at the top of the mast, writing the swapped sine-cosine ratios for each — showing that a Kenya Power engineer can work from either angle to find the same mast height.</w:t>
             </w:r>
           </w:p>
         </w:tc>
@@ -11624,7 +11624,7 @@
         </w:rPr>
         <w:t xml:space="preserve">© 2026 SeaVuria and ARES. Aligned with KICD objectives. Developed by SeaVuria; technical implementation by ARES (with AI assistance from Claude). Licensed under </w:t>
       </w:r>
-      <w:hyperlink w:history="1" r:id="rIdizc-5ytgx_o0trp2_rbxz">
+      <w:hyperlink w:history="1" r:id="rIdxcaips3cvj6dhq9z8rdh2">
         <w:r>
           <w:rPr>
             <w:rFonts w:ascii="Arial" w:cs="Arial" w:eastAsia="Arial" w:hAnsi="Arial"/>
@@ -11645,7 +11645,7 @@
         </w:rPr>
         <w:t xml:space="preserve"> (</w:t>
       </w:r>
-      <w:hyperlink w:history="1" r:id="rIdrfiqsforowliowcykitvv">
+      <w:hyperlink w:history="1" r:id="rId1l1dljkdt2ur-xsg1y4zg">
         <w:r>
           <w:rPr>
             <w:rFonts w:ascii="Arial" w:cs="Arial" w:eastAsia="Arial" w:hAnsi="Arial"/>
@@ -12658,7 +12658,7 @@
             <w:pPr>
               <w:spacing w:after="20" w:before="0"/>
             </w:pPr>
-            <w:hyperlink w:history="1" r:id="rIdfwizwgvfkwkztejko16aa">
+            <w:hyperlink w:history="1" r:id="rIds-y-wn4quz5wdq4ecxh0g">
               <w:r>
                 <w:rPr>
                   <w:rFonts w:ascii="Arial" w:cs="Arial" w:eastAsia="Arial" w:hAnsi="Arial"/>
@@ -12707,7 +12707,7 @@
               <w:spacing w:after="10" w:before="0"/>
               <w:ind w:left="120"/>
             </w:pPr>
-            <w:hyperlink w:history="1" r:id="rIddz6yh40s7wy78xry2xcwq">
+            <w:hyperlink w:history="1" r:id="rIdqd0-u3kqryri4gtmzteuk">
               <w:r>
                 <w:rPr>
                   <w:rFonts w:ascii="Arial" w:cs="Arial" w:eastAsia="Arial" w:hAnsi="Arial"/>
@@ -12752,7 +12752,7 @@
             <w:pPr>
               <w:spacing w:after="20" w:before="0"/>
             </w:pPr>
-            <w:hyperlink w:history="1" r:id="rIdswqztlorstfmlk3wpw-lh">
+            <w:hyperlink w:history="1" r:id="rIdcu39picj-wpmnftxialmx">
               <w:r>
                 <w:rPr>
                   <w:rFonts w:ascii="Arial" w:cs="Arial" w:eastAsia="Arial" w:hAnsi="Arial"/>
@@ -12785,7 +12785,7 @@
               <w:spacing w:after="10" w:before="0"/>
               <w:ind w:left="120"/>
             </w:pPr>
-            <w:hyperlink w:history="1" r:id="rIdfcwdfmomvern1hpcuckbi">
+            <w:hyperlink w:history="1" r:id="rIdehhjlwrlx98ox_qnz4vhg">
               <w:r>
                 <w:rPr>
                   <w:rFonts w:ascii="Arial" w:cs="Arial" w:eastAsia="Arial" w:hAnsi="Arial"/>
@@ -12980,7 +12980,7 @@
             <w:pPr>
               <w:spacing w:after="20" w:before="0"/>
             </w:pPr>
-            <w:hyperlink w:history="1" r:id="rIdprrne5iotmibco9xkzsxa">
+            <w:hyperlink w:history="1" r:id="rIdam-vvqva6qw7epferhgro">
               <w:r>
                 <w:rPr>
                   <w:rFonts w:ascii="Arial" w:cs="Arial" w:eastAsia="Arial" w:hAnsi="Arial"/>
@@ -13029,7 +13029,7 @@
               <w:spacing w:after="10" w:before="0"/>
               <w:ind w:left="120"/>
             </w:pPr>
-            <w:hyperlink w:history="1" r:id="rIdoq_nd4boegkxhv0phapc0">
+            <w:hyperlink w:history="1" r:id="rIdnvbhtgoto_wafov9nur4k">
               <w:r>
                 <w:rPr>
                   <w:rFonts w:ascii="Arial" w:cs="Arial" w:eastAsia="Arial" w:hAnsi="Arial"/>
@@ -13074,7 +13074,7 @@
             <w:pPr>
               <w:spacing w:after="20" w:before="0"/>
             </w:pPr>
-            <w:hyperlink w:history="1" r:id="rIdeuegr2ot6qww8d8796pfw">
+            <w:hyperlink w:history="1" r:id="rId-ojdftgocxzudvyo1xi9f">
               <w:r>
                 <w:rPr>
                   <w:rFonts w:ascii="Arial" w:cs="Arial" w:eastAsia="Arial" w:hAnsi="Arial"/>
@@ -13107,7 +13107,7 @@
               <w:spacing w:after="10" w:before="0"/>
               <w:ind w:left="120"/>
             </w:pPr>
-            <w:hyperlink w:history="1" r:id="rIdx3fp9ofl86eoaid1cgbts">
+            <w:hyperlink w:history="1" r:id="rId2ps4xm_mps5cay9l_9gcv">
               <w:r>
                 <w:rPr>
                   <w:rFonts w:ascii="Arial" w:cs="Arial" w:eastAsia="Arial" w:hAnsi="Arial"/>
@@ -13302,7 +13302,7 @@
             <w:pPr>
               <w:spacing w:after="20" w:before="0"/>
             </w:pPr>
-            <w:hyperlink w:history="1" r:id="rIdy3bh_biwnryzey7blwm3y">
+            <w:hyperlink w:history="1" r:id="rIddfyu_gfjafpq4-_aaur9e">
               <w:r>
                 <w:rPr>
                   <w:rFonts w:ascii="Arial" w:cs="Arial" w:eastAsia="Arial" w:hAnsi="Arial"/>
@@ -13351,7 +13351,7 @@
               <w:spacing w:after="10" w:before="0"/>
               <w:ind w:left="120"/>
             </w:pPr>
-            <w:hyperlink w:history="1" r:id="rIdwbdcouxdd4ubqyrlsjnpn">
+            <w:hyperlink w:history="1" r:id="rIdjh65hxzpwxuoh7r26lrqt">
               <w:r>
                 <w:rPr>
                   <w:rFonts w:ascii="Arial" w:cs="Arial" w:eastAsia="Arial" w:hAnsi="Arial"/>
@@ -13396,7 +13396,7 @@
             <w:pPr>
               <w:spacing w:after="20" w:before="0"/>
             </w:pPr>
-            <w:hyperlink w:history="1" r:id="rIdrcos-ffxpd4yqkhjncyh4">
+            <w:hyperlink w:history="1" r:id="rIdu1alg63b1hw7gbnv7v2f-">
               <w:r>
                 <w:rPr>
                   <w:rFonts w:ascii="Arial" w:cs="Arial" w:eastAsia="Arial" w:hAnsi="Arial"/>
@@ -13429,7 +13429,7 @@
               <w:spacing w:after="10" w:before="0"/>
               <w:ind w:left="120"/>
             </w:pPr>
-            <w:hyperlink w:history="1" r:id="rIdbaw_l3crbeyzteufysys-">
+            <w:hyperlink w:history="1" r:id="rIdxcvkozr_w5uaveg5xbnvl">
               <w:r>
                 <w:rPr>
                   <w:rFonts w:ascii="Arial" w:cs="Arial" w:eastAsia="Arial" w:hAnsi="Arial"/>
@@ -13624,7 +13624,7 @@
             <w:pPr>
               <w:spacing w:after="20" w:before="0"/>
             </w:pPr>
-            <w:hyperlink w:history="1" r:id="rIdz5c-k5galvfyr5bmn-noa">
+            <w:hyperlink w:history="1" r:id="rIdxoizt5qae1t-cdfgowgwv">
               <w:r>
                 <w:rPr>
                   <w:rFonts w:ascii="Arial" w:cs="Arial" w:eastAsia="Arial" w:hAnsi="Arial"/>
@@ -13673,7 +13673,7 @@
               <w:spacing w:after="10" w:before="0"/>
               <w:ind w:left="120"/>
             </w:pPr>
-            <w:hyperlink w:history="1" r:id="rIdawqqzv4rmbpxbpkr92x-c">
+            <w:hyperlink w:history="1" r:id="rId_c1vsmzkmfnjpov_qtfoq">
               <w:r>
                 <w:rPr>
                   <w:rFonts w:ascii="Arial" w:cs="Arial" w:eastAsia="Arial" w:hAnsi="Arial"/>
@@ -13718,7 +13718,7 @@
             <w:pPr>
               <w:spacing w:after="20" w:before="0"/>
             </w:pPr>
-            <w:hyperlink w:history="1" r:id="rIddq_2pjivvnlazgqrqsap8">
+            <w:hyperlink w:history="1" r:id="rIdjgbp2_ofh0bibqlvfalbx">
               <w:r>
                 <w:rPr>
                   <w:rFonts w:ascii="Arial" w:cs="Arial" w:eastAsia="Arial" w:hAnsi="Arial"/>
@@ -13751,7 +13751,7 @@
               <w:spacing w:after="10" w:before="0"/>
               <w:ind w:left="120"/>
             </w:pPr>
-            <w:hyperlink w:history="1" r:id="rIdu53ysadr6wl4ikghbdp6b">
+            <w:hyperlink w:history="1" r:id="rIdoqij2b7bnuu7wx3vda25o">
               <w:r>
                 <w:rPr>
                   <w:rFonts w:ascii="Arial" w:cs="Arial" w:eastAsia="Arial" w:hAnsi="Arial"/>
@@ -13946,7 +13946,7 @@
             <w:pPr>
               <w:spacing w:after="20" w:before="0"/>
             </w:pPr>
-            <w:hyperlink w:history="1" r:id="rIdsz5ikkraokvxkdxu_o7h-">
+            <w:hyperlink w:history="1" r:id="rIdzbbqslsjliws2ml3inrea">
               <w:r>
                 <w:rPr>
                   <w:rFonts w:ascii="Arial" w:cs="Arial" w:eastAsia="Arial" w:hAnsi="Arial"/>
@@ -13995,7 +13995,7 @@
               <w:spacing w:after="10" w:before="0"/>
               <w:ind w:left="120"/>
             </w:pPr>
-            <w:hyperlink w:history="1" r:id="rIda4ysqem_gm4zpn94ejgpa">
+            <w:hyperlink w:history="1" r:id="rIdgr0od-3wecy25vyv803ss">
               <w:r>
                 <w:rPr>
                   <w:rFonts w:ascii="Arial" w:cs="Arial" w:eastAsia="Arial" w:hAnsi="Arial"/>
@@ -14040,7 +14040,7 @@
             <w:pPr>
               <w:spacing w:after="20" w:before="0"/>
             </w:pPr>
-            <w:hyperlink w:history="1" r:id="rIdvqtahjhohhyrmzotmixtc">
+            <w:hyperlink w:history="1" r:id="rId5yvwns5e4jorz2j33m7sp">
               <w:r>
                 <w:rPr>
                   <w:rFonts w:ascii="Arial" w:cs="Arial" w:eastAsia="Arial" w:hAnsi="Arial"/>
@@ -14089,7 +14089,7 @@
               <w:spacing w:after="10" w:before="0"/>
               <w:ind w:left="120"/>
             </w:pPr>
-            <w:hyperlink w:history="1" r:id="rIdkudgq8tnpmrsodunpousi">
+            <w:hyperlink w:history="1" r:id="rId4hjbl08j5bfpfa-q7vdyx">
               <w:r>
                 <w:rPr>
                   <w:rFonts w:ascii="Arial" w:cs="Arial" w:eastAsia="Arial" w:hAnsi="Arial"/>
@@ -14601,7 +14601,7 @@
         </w:rPr>
         <w:t xml:space="preserve">© 2026 SeaVuria and ARES. Aligned with KICD objectives. Developed by SeaVuria; technical implementation by ARES (with AI assistance from Claude). Licensed under </w:t>
       </w:r>
-      <w:hyperlink w:history="1" r:id="rIdjhylab5p4vledaxnfxcux">
+      <w:hyperlink w:history="1" r:id="rIdylgwaj1xiln9rum7npjq3">
         <w:r>
           <w:rPr>
             <w:rFonts w:ascii="Arial" w:cs="Arial" w:eastAsia="Arial" w:hAnsi="Arial"/>
@@ -14622,7 +14622,7 @@
         </w:rPr>
         <w:t xml:space="preserve"> (</w:t>
       </w:r>
-      <w:hyperlink w:history="1" r:id="rIdfkpi9jadno1iva4sanopt">
+      <w:hyperlink w:history="1" r:id="rIdhx9_wxli7v0men2jw_q3t">
         <w:r>
           <w:rPr>
             <w:rFonts w:ascii="Arial" w:cs="Arial" w:eastAsia="Arial" w:hAnsi="Arial"/>
@@ -15635,7 +15635,7 @@
             <w:pPr>
               <w:spacing w:after="20" w:before="0"/>
             </w:pPr>
-            <w:hyperlink w:history="1" r:id="rIdk6wmmsxf-otmk0gjqoswe">
+            <w:hyperlink w:history="1" r:id="rIdkczsckvi5yrfvc1nw5aup">
               <w:r>
                 <w:rPr>
                   <w:rFonts w:ascii="Arial" w:cs="Arial" w:eastAsia="Arial" w:hAnsi="Arial"/>
@@ -15668,7 +15668,7 @@
               <w:spacing w:after="10" w:before="0"/>
               <w:ind w:left="120"/>
             </w:pPr>
-            <w:hyperlink w:history="1" r:id="rId0fobvnw4imiypf8dy0msb">
+            <w:hyperlink w:history="1" r:id="rIdsgxq7v4lsrwkxthsjmuur">
               <w:r>
                 <w:rPr>
                   <w:rFonts w:ascii="Arial" w:cs="Arial" w:eastAsia="Arial" w:hAnsi="Arial"/>
@@ -15713,7 +15713,7 @@
             <w:pPr>
               <w:spacing w:after="20" w:before="0"/>
             </w:pPr>
-            <w:hyperlink w:history="1" r:id="rIdppfj_8c6c24y99hf3bsmt">
+            <w:hyperlink w:history="1" r:id="rIdx63ezrdmvtg-3pxjnlvyz">
               <w:r>
                 <w:rPr>
                   <w:rFonts w:ascii="Arial" w:cs="Arial" w:eastAsia="Arial" w:hAnsi="Arial"/>
@@ -15762,7 +15762,7 @@
               <w:spacing w:after="10" w:before="0"/>
               <w:ind w:left="120"/>
             </w:pPr>
-            <w:hyperlink w:history="1" r:id="rIdptevrag3_1oszj1p8uyu4">
+            <w:hyperlink w:history="1" r:id="rIdcl5syoft1ivpwef2dxmj2">
               <w:r>
                 <w:rPr>
                   <w:rFonts w:ascii="Arial" w:cs="Arial" w:eastAsia="Arial" w:hAnsi="Arial"/>
@@ -15957,7 +15957,7 @@
             <w:pPr>
               <w:spacing w:after="20" w:before="0"/>
             </w:pPr>
-            <w:hyperlink w:history="1" r:id="rIdztdi5oc5srkz2hlt2j2yx">
+            <w:hyperlink w:history="1" r:id="rIdb-csdurvksnxj0pqjcx23">
               <w:r>
                 <w:rPr>
                   <w:rFonts w:ascii="Arial" w:cs="Arial" w:eastAsia="Arial" w:hAnsi="Arial"/>
@@ -15990,7 +15990,7 @@
               <w:spacing w:after="10" w:before="0"/>
               <w:ind w:left="120"/>
             </w:pPr>
-            <w:hyperlink w:history="1" r:id="rIdjkbaaqcllmw98-nh16stt">
+            <w:hyperlink w:history="1" r:id="rId1cfk1s8rup1cgwmugyfoy">
               <w:r>
                 <w:rPr>
                   <w:rFonts w:ascii="Arial" w:cs="Arial" w:eastAsia="Arial" w:hAnsi="Arial"/>
@@ -16035,7 +16035,7 @@
             <w:pPr>
               <w:spacing w:after="20" w:before="0"/>
             </w:pPr>
-            <w:hyperlink w:history="1" r:id="rIdvms_n7x52t1uxia0c2yua">
+            <w:hyperlink w:history="1" r:id="rIdwdjylvx3l2fkasdsutglj">
               <w:r>
                 <w:rPr>
                   <w:rFonts w:ascii="Arial" w:cs="Arial" w:eastAsia="Arial" w:hAnsi="Arial"/>
@@ -16084,7 +16084,7 @@
               <w:spacing w:after="10" w:before="0"/>
               <w:ind w:left="120"/>
             </w:pPr>
-            <w:hyperlink w:history="1" r:id="rIdpwuidsn-fm9pnnkwvb1i_">
+            <w:hyperlink w:history="1" r:id="rIdmvh-shvvnlhx53glgcv77">
               <w:r>
                 <w:rPr>
                   <w:rFonts w:ascii="Arial" w:cs="Arial" w:eastAsia="Arial" w:hAnsi="Arial"/>
@@ -16279,7 +16279,7 @@
             <w:pPr>
               <w:spacing w:after="20" w:before="0"/>
             </w:pPr>
-            <w:hyperlink w:history="1" r:id="rIdfhbahyyomk-b-qpi5x-0l">
+            <w:hyperlink w:history="1" r:id="rId3kqpgmerqlwtbutenrnx8">
               <w:r>
                 <w:rPr>
                   <w:rFonts w:ascii="Arial" w:cs="Arial" w:eastAsia="Arial" w:hAnsi="Arial"/>
@@ -16312,7 +16312,7 @@
               <w:spacing w:after="10" w:before="0"/>
               <w:ind w:left="120"/>
             </w:pPr>
-            <w:hyperlink w:history="1" r:id="rIdhgeyt405poewbq-niqrzi">
+            <w:hyperlink w:history="1" r:id="rIde0zrxffe5awlxwavl3miw">
               <w:r>
                 <w:rPr>
                   <w:rFonts w:ascii="Arial" w:cs="Arial" w:eastAsia="Arial" w:hAnsi="Arial"/>
@@ -16357,7 +16357,7 @@
             <w:pPr>
               <w:spacing w:after="20" w:before="0"/>
             </w:pPr>
-            <w:hyperlink w:history="1" r:id="rIdwuzokkr3o-zzxlws797_9">
+            <w:hyperlink w:history="1" r:id="rIddtfw6fde_7yfgs3mwijg5">
               <w:r>
                 <w:rPr>
                   <w:rFonts w:ascii="Arial" w:cs="Arial" w:eastAsia="Arial" w:hAnsi="Arial"/>
@@ -16406,7 +16406,7 @@
               <w:spacing w:after="10" w:before="0"/>
               <w:ind w:left="120"/>
             </w:pPr>
-            <w:hyperlink w:history="1" r:id="rIdbp5jpsbbx6c4le0qekdhf">
+            <w:hyperlink w:history="1" r:id="rId47qcvquwuasr6v6oixpx4">
               <w:r>
                 <w:rPr>
                   <w:rFonts w:ascii="Arial" w:cs="Arial" w:eastAsia="Arial" w:hAnsi="Arial"/>
@@ -16601,7 +16601,7 @@
             <w:pPr>
               <w:spacing w:after="20" w:before="0"/>
             </w:pPr>
-            <w:hyperlink w:history="1" r:id="rIdzdvcjk4wyt9eloqhabjft">
+            <w:hyperlink w:history="1" r:id="rIdyffzpm1sgupkqrmkdc9ig">
               <w:r>
                 <w:rPr>
                   <w:rFonts w:ascii="Arial" w:cs="Arial" w:eastAsia="Arial" w:hAnsi="Arial"/>
@@ -16634,7 +16634,7 @@
               <w:spacing w:after="10" w:before="0"/>
               <w:ind w:left="120"/>
             </w:pPr>
-            <w:hyperlink w:history="1" r:id="rIdmetwtfagnbqmqsychmnvn">
+            <w:hyperlink w:history="1" r:id="rIdu26pyfpkd2iouejzxsb23">
               <w:r>
                 <w:rPr>
                   <w:rFonts w:ascii="Arial" w:cs="Arial" w:eastAsia="Arial" w:hAnsi="Arial"/>
@@ -16679,7 +16679,7 @@
             <w:pPr>
               <w:spacing w:after="20" w:before="0"/>
             </w:pPr>
-            <w:hyperlink w:history="1" r:id="rIdrpaxzaww_pgxjp4-ft3pw">
+            <w:hyperlink w:history="1" r:id="rIdoe_1cjyhmtk42eszjvyfh">
               <w:r>
                 <w:rPr>
                   <w:rFonts w:ascii="Arial" w:cs="Arial" w:eastAsia="Arial" w:hAnsi="Arial"/>
@@ -16728,7 +16728,7 @@
               <w:spacing w:after="10" w:before="0"/>
               <w:ind w:left="120"/>
             </w:pPr>
-            <w:hyperlink w:history="1" r:id="rIda3omqk4kzu7o7eqlvhvrh">
+            <w:hyperlink w:history="1" r:id="rIdks8vg6clpdzfx4dgap5gx">
               <w:r>
                 <w:rPr>
                   <w:rFonts w:ascii="Arial" w:cs="Arial" w:eastAsia="Arial" w:hAnsi="Arial"/>
@@ -16923,7 +16923,7 @@
             <w:pPr>
               <w:spacing w:after="20" w:before="0"/>
             </w:pPr>
-            <w:hyperlink w:history="1" r:id="rIdh290idckbzd_-f0bq-w2k">
+            <w:hyperlink w:history="1" r:id="rIdqheq7tfcculsadshedch2">
               <w:r>
                 <w:rPr>
                   <w:rFonts w:ascii="Arial" w:cs="Arial" w:eastAsia="Arial" w:hAnsi="Arial"/>
@@ -16956,7 +16956,7 @@
               <w:spacing w:after="10" w:before="0"/>
               <w:ind w:left="120"/>
             </w:pPr>
-            <w:hyperlink w:history="1" r:id="rIdj20poulmxfsynd74k7nqx">
+            <w:hyperlink w:history="1" r:id="rIdlu5efvf0xhofclllpyouw">
               <w:r>
                 <w:rPr>
                   <w:rFonts w:ascii="Arial" w:cs="Arial" w:eastAsia="Arial" w:hAnsi="Arial"/>
@@ -17001,7 +17001,7 @@
             <w:pPr>
               <w:spacing w:after="20" w:before="0"/>
             </w:pPr>
-            <w:hyperlink w:history="1" r:id="rIds81b_e4bdpdzpbkrdtxcy">
+            <w:hyperlink w:history="1" r:id="rIduwc6qr2zyovjt3oodccdr">
               <w:r>
                 <w:rPr>
                   <w:rFonts w:ascii="Arial" w:cs="Arial" w:eastAsia="Arial" w:hAnsi="Arial"/>
@@ -17050,7 +17050,7 @@
               <w:spacing w:after="10" w:before="0"/>
               <w:ind w:left="120"/>
             </w:pPr>
-            <w:hyperlink w:history="1" r:id="rIdzlewi4gcslu8zf9wrlk9x">
+            <w:hyperlink w:history="1" r:id="rIdqvbdej5ft-jdipnjw3olj">
               <w:r>
                 <w:rPr>
                   <w:rFonts w:ascii="Arial" w:cs="Arial" w:eastAsia="Arial" w:hAnsi="Arial"/>
@@ -17562,7 +17562,7 @@
         </w:rPr>
         <w:t xml:space="preserve">© 2026 SeaVuria and ARES. Aligned with KICD objectives. Developed by SeaVuria; technical implementation by ARES (with AI assistance from Claude). Licensed under </w:t>
       </w:r>
-      <w:hyperlink w:history="1" r:id="rIdwfj1r6a0p1w8ahczvwpcv">
+      <w:hyperlink w:history="1" r:id="rIdtqszcnkw2_awym8lomgoe">
         <w:r>
           <w:rPr>
             <w:rFonts w:ascii="Arial" w:cs="Arial" w:eastAsia="Arial" w:hAnsi="Arial"/>
@@ -17583,7 +17583,7 @@
         </w:rPr>
         <w:t xml:space="preserve"> (</w:t>
       </w:r>
-      <w:hyperlink w:history="1" r:id="rIdifmscoj4jx77kqq6tvtxy">
+      <w:hyperlink w:history="1" r:id="rId5irn3vz-fastz-sks-hne">
         <w:r>
           <w:rPr>
             <w:rFonts w:ascii="Arial" w:cs="Arial" w:eastAsia="Arial" w:hAnsi="Arial"/>
@@ -18596,7 +18596,7 @@
             <w:pPr>
               <w:spacing w:after="20" w:before="0"/>
             </w:pPr>
-            <w:hyperlink w:history="1" r:id="rIdutbrbp2qm2xxts99al5ui">
+            <w:hyperlink w:history="1" r:id="rIdchiwuzzyewzlnrz6nvpq_">
               <w:r>
                 <w:rPr>
                   <w:rFonts w:ascii="Arial" w:cs="Arial" w:eastAsia="Arial" w:hAnsi="Arial"/>
@@ -18629,7 +18629,7 @@
               <w:spacing w:after="10" w:before="0"/>
               <w:ind w:left="120"/>
             </w:pPr>
-            <w:hyperlink w:history="1" r:id="rIda7wi8yiatnt99neuufsgz">
+            <w:hyperlink w:history="1" r:id="rId3qlxupevfe7lyvsmqk5ts">
               <w:r>
                 <w:rPr>
                   <w:rFonts w:ascii="Arial" w:cs="Arial" w:eastAsia="Arial" w:hAnsi="Arial"/>
@@ -18674,7 +18674,7 @@
             <w:pPr>
               <w:spacing w:after="20" w:before="0"/>
             </w:pPr>
-            <w:hyperlink w:history="1" r:id="rIdge_ycenfeavsegauq4od_">
+            <w:hyperlink w:history="1" r:id="rIdd60kxrp17pmqwp7k1frql">
               <w:r>
                 <w:rPr>
                   <w:rFonts w:ascii="Arial" w:cs="Arial" w:eastAsia="Arial" w:hAnsi="Arial"/>
@@ -18707,7 +18707,7 @@
               <w:spacing w:after="10" w:before="0"/>
               <w:ind w:left="120"/>
             </w:pPr>
-            <w:hyperlink w:history="1" r:id="rIdrrh3f4tejx8mci9xkgy0l">
+            <w:hyperlink w:history="1" r:id="rIddafaolzxhopjumdxo0jdx">
               <w:r>
                 <w:rPr>
                   <w:rFonts w:ascii="Arial" w:cs="Arial" w:eastAsia="Arial" w:hAnsi="Arial"/>
@@ -18902,7 +18902,7 @@
             <w:pPr>
               <w:spacing w:after="20" w:before="0"/>
             </w:pPr>
-            <w:hyperlink w:history="1" r:id="rIdlut9g5l_lu86vkgchk_g7">
+            <w:hyperlink w:history="1" r:id="rIdi6vhujfrqhvkvyq24wsx3">
               <w:r>
                 <w:rPr>
                   <w:rFonts w:ascii="Arial" w:cs="Arial" w:eastAsia="Arial" w:hAnsi="Arial"/>
@@ -18935,7 +18935,7 @@
               <w:spacing w:after="10" w:before="0"/>
               <w:ind w:left="120"/>
             </w:pPr>
-            <w:hyperlink w:history="1" r:id="rIdatktyqrzfyl7onymbiyd2">
+            <w:hyperlink w:history="1" r:id="rIdwcorx5vs2gpfenjnvbsof">
               <w:r>
                 <w:rPr>
                   <w:rFonts w:ascii="Arial" w:cs="Arial" w:eastAsia="Arial" w:hAnsi="Arial"/>
@@ -18980,7 +18980,7 @@
             <w:pPr>
               <w:spacing w:after="20" w:before="0"/>
             </w:pPr>
-            <w:hyperlink w:history="1" r:id="rIdh7ezhsu8wm2zvhkk3uuxm">
+            <w:hyperlink w:history="1" r:id="rIdi9tv6vaunia-czu7ipos0">
               <w:r>
                 <w:rPr>
                   <w:rFonts w:ascii="Arial" w:cs="Arial" w:eastAsia="Arial" w:hAnsi="Arial"/>
@@ -19013,7 +19013,7 @@
               <w:spacing w:after="10" w:before="0"/>
               <w:ind w:left="120"/>
             </w:pPr>
-            <w:hyperlink w:history="1" r:id="rIdzpg1v_jyvavxx5hn978sg">
+            <w:hyperlink w:history="1" r:id="rIdbemndbwo6kocx05tgspag">
               <w:r>
                 <w:rPr>
                   <w:rFonts w:ascii="Arial" w:cs="Arial" w:eastAsia="Arial" w:hAnsi="Arial"/>
@@ -19208,7 +19208,7 @@
             <w:pPr>
               <w:spacing w:after="20" w:before="0"/>
             </w:pPr>
-            <w:hyperlink w:history="1" r:id="rIdutvso0jrjpiux5guy7iky">
+            <w:hyperlink w:history="1" r:id="rIdmr7kew43n_plri26quyi_">
               <w:r>
                 <w:rPr>
                   <w:rFonts w:ascii="Arial" w:cs="Arial" w:eastAsia="Arial" w:hAnsi="Arial"/>
@@ -19257,7 +19257,7 @@
               <w:spacing w:after="10" w:before="0"/>
               <w:ind w:left="120"/>
             </w:pPr>
-            <w:hyperlink w:history="1" r:id="rId1dbudovet8jf21z8ltq1u">
+            <w:hyperlink w:history="1" r:id="rIdqd7voau4nx1bl6eczkdvm">
               <w:r>
                 <w:rPr>
                   <w:rFonts w:ascii="Arial" w:cs="Arial" w:eastAsia="Arial" w:hAnsi="Arial"/>
@@ -19302,7 +19302,7 @@
             <w:pPr>
               <w:spacing w:after="20" w:before="0"/>
             </w:pPr>
-            <w:hyperlink w:history="1" r:id="rIdeiycr713z76klpf-qynwh">
+            <w:hyperlink w:history="1" r:id="rId_vhgt4pt37slnsoksi7a8">
               <w:r>
                 <w:rPr>
                   <w:rFonts w:ascii="Arial" w:cs="Arial" w:eastAsia="Arial" w:hAnsi="Arial"/>
@@ -19335,7 +19335,7 @@
               <w:spacing w:after="10" w:before="0"/>
               <w:ind w:left="120"/>
             </w:pPr>
-            <w:hyperlink w:history="1" r:id="rIdhrq4yqypgj82kbku3anjv">
+            <w:hyperlink w:history="1" r:id="rId09qjzyhvmg61viw19dk1m">
               <w:r>
                 <w:rPr>
                   <w:rFonts w:ascii="Arial" w:cs="Arial" w:eastAsia="Arial" w:hAnsi="Arial"/>
@@ -19530,7 +19530,7 @@
             <w:pPr>
               <w:spacing w:after="20" w:before="0"/>
             </w:pPr>
-            <w:hyperlink w:history="1" r:id="rIdhwemkau0bzvilpiami5-t">
+            <w:hyperlink w:history="1" r:id="rId3rgelpeggoykbpxhyl_j3">
               <w:r>
                 <w:rPr>
                   <w:rFonts w:ascii="Arial" w:cs="Arial" w:eastAsia="Arial" w:hAnsi="Arial"/>
@@ -19579,7 +19579,7 @@
               <w:spacing w:after="10" w:before="0"/>
               <w:ind w:left="120"/>
             </w:pPr>
-            <w:hyperlink w:history="1" r:id="rIdaky2qmeinczjy6q13hptp">
+            <w:hyperlink w:history="1" r:id="rIdbd_ojsbvbtjxd_gaam6g3">
               <w:r>
                 <w:rPr>
                   <w:rFonts w:ascii="Arial" w:cs="Arial" w:eastAsia="Arial" w:hAnsi="Arial"/>
@@ -19624,7 +19624,7 @@
             <w:pPr>
               <w:spacing w:after="20" w:before="0"/>
             </w:pPr>
-            <w:hyperlink w:history="1" r:id="rIdrpwoc3a6lfvt3sh0ek3jl">
+            <w:hyperlink w:history="1" r:id="rId85xoyo9od6goesgyqio1_">
               <w:r>
                 <w:rPr>
                   <w:rFonts w:ascii="Arial" w:cs="Arial" w:eastAsia="Arial" w:hAnsi="Arial"/>
@@ -19657,7 +19657,7 @@
               <w:spacing w:after="10" w:before="0"/>
               <w:ind w:left="120"/>
             </w:pPr>
-            <w:hyperlink w:history="1" r:id="rIdwshy1e8goqydmxocfgwr3">
+            <w:hyperlink w:history="1" r:id="rIdqjqj3r90oijzsfvd_5b3k">
               <w:r>
                 <w:rPr>
                   <w:rFonts w:ascii="Arial" w:cs="Arial" w:eastAsia="Arial" w:hAnsi="Arial"/>
@@ -19852,7 +19852,7 @@
             <w:pPr>
               <w:spacing w:after="20" w:before="0"/>
             </w:pPr>
-            <w:hyperlink w:history="1" r:id="rId7npgn04humu14ljhw2-ul">
+            <w:hyperlink w:history="1" r:id="rIdrat5ld6htjgdphbfaibn9">
               <w:r>
                 <w:rPr>
                   <w:rFonts w:ascii="Arial" w:cs="Arial" w:eastAsia="Arial" w:hAnsi="Arial"/>
@@ -19901,7 +19901,7 @@
               <w:spacing w:after="10" w:before="0"/>
               <w:ind w:left="120"/>
             </w:pPr>
-            <w:hyperlink w:history="1" r:id="rIdxe3etl-pk14lkjeloiudl">
+            <w:hyperlink w:history="1" r:id="rIdukhimhbup3ojxedsk1qye">
               <w:r>
                 <w:rPr>
                   <w:rFonts w:ascii="Arial" w:cs="Arial" w:eastAsia="Arial" w:hAnsi="Arial"/>
@@ -19946,7 +19946,7 @@
             <w:pPr>
               <w:spacing w:after="20" w:before="0"/>
             </w:pPr>
-            <w:hyperlink w:history="1" r:id="rIdrezqqap7l96bdpum1-mc2">
+            <w:hyperlink w:history="1" r:id="rIdleyfl3c5nj1iwwg6nidav">
               <w:r>
                 <w:rPr>
                   <w:rFonts w:ascii="Arial" w:cs="Arial" w:eastAsia="Arial" w:hAnsi="Arial"/>
@@ -19995,7 +19995,7 @@
               <w:spacing w:after="10" w:before="0"/>
               <w:ind w:left="120"/>
             </w:pPr>
-            <w:hyperlink w:history="1" r:id="rIdc0pefgjtprwok-ouvihxy">
+            <w:hyperlink w:history="1" r:id="rId2kyyjpfvdrncmnq1uhdtk">
               <w:r>
                 <w:rPr>
                   <w:rFonts w:ascii="Arial" w:cs="Arial" w:eastAsia="Arial" w:hAnsi="Arial"/>
@@ -20507,7 +20507,7 @@
         </w:rPr>
         <w:t xml:space="preserve">© 2026 SeaVuria and ARES. Aligned with KICD objectives. Developed by SeaVuria; technical implementation by ARES (with AI assistance from Claude). Licensed under </w:t>
       </w:r>
-      <w:hyperlink w:history="1" r:id="rIds0xv4c6lhz7varusy8sif">
+      <w:hyperlink w:history="1" r:id="rIdbgyvd6urbd9sufxvxoq1q">
         <w:r>
           <w:rPr>
             <w:rFonts w:ascii="Arial" w:cs="Arial" w:eastAsia="Arial" w:hAnsi="Arial"/>
@@ -20528,7 +20528,7 @@
         </w:rPr>
         <w:t xml:space="preserve"> (</w:t>
       </w:r>
-      <w:hyperlink w:history="1" r:id="rId7p3hexofndyhr4k1h9aoz">
+      <w:hyperlink w:history="1" r:id="rIdp5zhlnv27qr3qz1vofuit">
         <w:r>
           <w:rPr>
             <w:rFonts w:ascii="Arial" w:cs="Arial" w:eastAsia="Arial" w:hAnsi="Arial"/>
@@ -21541,7 +21541,7 @@
             <w:pPr>
               <w:spacing w:after="20" w:before="0"/>
             </w:pPr>
-            <w:hyperlink w:history="1" r:id="rId62zivtycsk9iblfdy2d4p">
+            <w:hyperlink w:history="1" r:id="rIdalu5qdvh5vgi22j4vzoro">
               <w:r>
                 <w:rPr>
                   <w:rFonts w:ascii="Arial" w:cs="Arial" w:eastAsia="Arial" w:hAnsi="Arial"/>
@@ -21574,7 +21574,7 @@
               <w:spacing w:after="10" w:before="0"/>
               <w:ind w:left="120"/>
             </w:pPr>
-            <w:hyperlink w:history="1" r:id="rId-ix5oxibaifbt-hdwwfke">
+            <w:hyperlink w:history="1" r:id="rIdqdv5vzriez1-vh50vf-ou">
               <w:r>
                 <w:rPr>
                   <w:rFonts w:ascii="Arial" w:cs="Arial" w:eastAsia="Arial" w:hAnsi="Arial"/>
@@ -21619,7 +21619,7 @@
             <w:pPr>
               <w:spacing w:after="20" w:before="0"/>
             </w:pPr>
-            <w:hyperlink w:history="1" r:id="rIdec0rvzkjx7ccpmzjwhowr">
+            <w:hyperlink w:history="1" r:id="rIdcob-7e2xkyjc45cq87qo7">
               <w:r>
                 <w:rPr>
                   <w:rFonts w:ascii="Arial" w:cs="Arial" w:eastAsia="Arial" w:hAnsi="Arial"/>
@@ -21652,7 +21652,7 @@
               <w:spacing w:after="10" w:before="0"/>
               <w:ind w:left="120"/>
             </w:pPr>
-            <w:hyperlink w:history="1" r:id="rIdhnv79q3y2uu2gdftpd5by">
+            <w:hyperlink w:history="1" r:id="rId95kk2waut71qfutqmpa9c">
               <w:r>
                 <w:rPr>
                   <w:rFonts w:ascii="Arial" w:cs="Arial" w:eastAsia="Arial" w:hAnsi="Arial"/>
@@ -21847,7 +21847,7 @@
             <w:pPr>
               <w:spacing w:after="20" w:before="0"/>
             </w:pPr>
-            <w:hyperlink w:history="1" r:id="rIdwm7olxbwnv3zhuluramgg">
+            <w:hyperlink w:history="1" r:id="rIdo7frq3ecuzuinpjsq1ruc">
               <w:r>
                 <w:rPr>
                   <w:rFonts w:ascii="Arial" w:cs="Arial" w:eastAsia="Arial" w:hAnsi="Arial"/>
@@ -21880,7 +21880,7 @@
               <w:spacing w:after="10" w:before="0"/>
               <w:ind w:left="120"/>
             </w:pPr>
-            <w:hyperlink w:history="1" r:id="rIdiptlv7pe0xgz8xy0yr-xl">
+            <w:hyperlink w:history="1" r:id="rIdhshiex7ib71g0wsdg7ikp">
               <w:r>
                 <w:rPr>
                   <w:rFonts w:ascii="Arial" w:cs="Arial" w:eastAsia="Arial" w:hAnsi="Arial"/>
@@ -21925,7 +21925,7 @@
             <w:pPr>
               <w:spacing w:after="20" w:before="0"/>
             </w:pPr>
-            <w:hyperlink w:history="1" r:id="rId-s6nxitjn4hqeouf3tcyy">
+            <w:hyperlink w:history="1" r:id="rIdry9iip_ntg1cb2bsykvjd">
               <w:r>
                 <w:rPr>
                   <w:rFonts w:ascii="Arial" w:cs="Arial" w:eastAsia="Arial" w:hAnsi="Arial"/>
@@ -21958,7 +21958,7 @@
               <w:spacing w:after="10" w:before="0"/>
               <w:ind w:left="120"/>
             </w:pPr>
-            <w:hyperlink w:history="1" r:id="rIddlhwzywzxosjm4ehwswy0">
+            <w:hyperlink w:history="1" r:id="rIdey_t1qoyiey95a_j11nha">
               <w:r>
                 <w:rPr>
                   <w:rFonts w:ascii="Arial" w:cs="Arial" w:eastAsia="Arial" w:hAnsi="Arial"/>
@@ -22153,7 +22153,7 @@
             <w:pPr>
               <w:spacing w:after="20" w:before="0"/>
             </w:pPr>
-            <w:hyperlink w:history="1" r:id="rIdumdbndkvleeu2ynxqj_qm">
+            <w:hyperlink w:history="1" r:id="rIdqjwqbywafv4ehg7_gpm_i">
               <w:r>
                 <w:rPr>
                   <w:rFonts w:ascii="Arial" w:cs="Arial" w:eastAsia="Arial" w:hAnsi="Arial"/>
@@ -22186,7 +22186,7 @@
               <w:spacing w:after="10" w:before="0"/>
               <w:ind w:left="120"/>
             </w:pPr>
-            <w:hyperlink w:history="1" r:id="rIdaex3njeyfla5omribmbjk">
+            <w:hyperlink w:history="1" r:id="rIdxgnaghitnlt4nw9rgttis">
               <w:r>
                 <w:rPr>
                   <w:rFonts w:ascii="Arial" w:cs="Arial" w:eastAsia="Arial" w:hAnsi="Arial"/>
@@ -22231,7 +22231,7 @@
             <w:pPr>
               <w:spacing w:after="20" w:before="0"/>
             </w:pPr>
-            <w:hyperlink w:history="1" r:id="rIdnklenjvm8mhzts0fto4sc">
+            <w:hyperlink w:history="1" r:id="rIdqpbpyc0kfyfnacwqm0lom">
               <w:r>
                 <w:rPr>
                   <w:rFonts w:ascii="Arial" w:cs="Arial" w:eastAsia="Arial" w:hAnsi="Arial"/>
@@ -22264,7 +22264,7 @@
               <w:spacing w:after="10" w:before="0"/>
               <w:ind w:left="120"/>
             </w:pPr>
-            <w:hyperlink w:history="1" r:id="rId-smf7sioh4id4ix4ppx8t">
+            <w:hyperlink w:history="1" r:id="rIdnzi8n4mws1k5fapsxjjfb">
               <w:r>
                 <w:rPr>
                   <w:rFonts w:ascii="Arial" w:cs="Arial" w:eastAsia="Arial" w:hAnsi="Arial"/>
@@ -22459,7 +22459,7 @@
             <w:pPr>
               <w:spacing w:after="20" w:before="0"/>
             </w:pPr>
-            <w:hyperlink w:history="1" r:id="rIdm1sfv2hn10et8yyf3rvw7">
+            <w:hyperlink w:history="1" r:id="rIdlfhfts4jztyglijynnf_3">
               <w:r>
                 <w:rPr>
                   <w:rFonts w:ascii="Arial" w:cs="Arial" w:eastAsia="Arial" w:hAnsi="Arial"/>
@@ -22492,7 +22492,7 @@
               <w:spacing w:after="10" w:before="0"/>
               <w:ind w:left="120"/>
             </w:pPr>
-            <w:hyperlink w:history="1" r:id="rIdscvzirc-lohx8wzuaqq-z">
+            <w:hyperlink w:history="1" r:id="rIdux_yha1s2amxdlaqxtbhc">
               <w:r>
                 <w:rPr>
                   <w:rFonts w:ascii="Arial" w:cs="Arial" w:eastAsia="Arial" w:hAnsi="Arial"/>
@@ -22537,7 +22537,7 @@
             <w:pPr>
               <w:spacing w:after="20" w:before="0"/>
             </w:pPr>
-            <w:hyperlink w:history="1" r:id="rIdak4jcm_la6qufnbjfyzap">
+            <w:hyperlink w:history="1" r:id="rIddqqhk0yhhzchd1jwsknd9">
               <w:r>
                 <w:rPr>
                   <w:rFonts w:ascii="Arial" w:cs="Arial" w:eastAsia="Arial" w:hAnsi="Arial"/>
@@ -22570,7 +22570,7 @@
               <w:spacing w:after="10" w:before="0"/>
               <w:ind w:left="120"/>
             </w:pPr>
-            <w:hyperlink w:history="1" r:id="rIdp2cwb3myejecmj4wwjf2p">
+            <w:hyperlink w:history="1" r:id="rIdop7aem2ur9civ2zblkqqt">
               <w:r>
                 <w:rPr>
                   <w:rFonts w:ascii="Arial" w:cs="Arial" w:eastAsia="Arial" w:hAnsi="Arial"/>
@@ -22765,7 +22765,7 @@
             <w:pPr>
               <w:spacing w:after="20" w:before="0"/>
             </w:pPr>
-            <w:hyperlink w:history="1" r:id="rIdhc5ulgmhl90rnzfrjkrsi">
+            <w:hyperlink w:history="1" r:id="rIdngo12s3pbl7s2umvdeqtg">
               <w:r>
                 <w:rPr>
                   <w:rFonts w:ascii="Arial" w:cs="Arial" w:eastAsia="Arial" w:hAnsi="Arial"/>
@@ -22814,7 +22814,7 @@
               <w:spacing w:after="10" w:before="0"/>
               <w:ind w:left="120"/>
             </w:pPr>
-            <w:hyperlink w:history="1" r:id="rIde9pu9dhbn-m80h2z-nmq0">
+            <w:hyperlink w:history="1" r:id="rIdmun9uwxhfb2htyq4tncai">
               <w:r>
                 <w:rPr>
                   <w:rFonts w:ascii="Arial" w:cs="Arial" w:eastAsia="Arial" w:hAnsi="Arial"/>
@@ -22859,7 +22859,7 @@
             <w:pPr>
               <w:spacing w:after="20" w:before="0"/>
             </w:pPr>
-            <w:hyperlink w:history="1" r:id="rId_kos5ccybdes9cpkw71wo">
+            <w:hyperlink w:history="1" r:id="rIdvjzzk3f0c4le4v_rdy1iq">
               <w:r>
                 <w:rPr>
                   <w:rFonts w:ascii="Arial" w:cs="Arial" w:eastAsia="Arial" w:hAnsi="Arial"/>
@@ -22908,7 +22908,7 @@
               <w:spacing w:after="10" w:before="0"/>
               <w:ind w:left="120"/>
             </w:pPr>
-            <w:hyperlink w:history="1" r:id="rIdfpwr1tmkkrxfwa8tgxx6q">
+            <w:hyperlink w:history="1" r:id="rIddz61dv_txfwsoo84xcmsf">
               <w:r>
                 <w:rPr>
                   <w:rFonts w:ascii="Arial" w:cs="Arial" w:eastAsia="Arial" w:hAnsi="Arial"/>
@@ -23420,7 +23420,7 @@
         </w:rPr>
         <w:t xml:space="preserve">© 2026 SeaVuria and ARES. Aligned with KICD objectives. Developed by SeaVuria; technical implementation by ARES (with AI assistance from Claude). Licensed under </w:t>
       </w:r>
-      <w:hyperlink w:history="1" r:id="rIdw4n29lu2qe-tzm6wswz-3">
+      <w:hyperlink w:history="1" r:id="rIdzkepp16xyj2ect6ucudcp">
         <w:r>
           <w:rPr>
             <w:rFonts w:ascii="Arial" w:cs="Arial" w:eastAsia="Arial" w:hAnsi="Arial"/>
@@ -23441,7 +23441,7 @@
         </w:rPr>
         <w:t xml:space="preserve"> (</w:t>
       </w:r>
-      <w:hyperlink w:history="1" r:id="rIdyau2exfhmmo4wftpvotsl">
+      <w:hyperlink w:history="1" r:id="rId5gln8uej9gycbqfil1pol">
         <w:r>
           <w:rPr>
             <w:rFonts w:ascii="Arial" w:cs="Arial" w:eastAsia="Arial" w:hAnsi="Arial"/>
@@ -24673,7 +24673,7 @@
             <w:pPr>
               <w:spacing w:after="20" w:before="0"/>
             </w:pPr>
-            <w:hyperlink w:history="1" r:id="rIdzeeyyp8exbmyfu4wggzk-">
+            <w:hyperlink w:history="1" r:id="rId7qdhrvkxqlgxktnonrwv3">
               <w:r>
                 <w:rPr>
                   <w:rFonts w:ascii="Arial" w:cs="Arial" w:eastAsia="Arial" w:hAnsi="Arial"/>
@@ -24706,7 +24706,7 @@
               <w:spacing w:after="10" w:before="0"/>
               <w:ind w:left="120"/>
             </w:pPr>
-            <w:hyperlink w:history="1" r:id="rIdmwt7_kuzlelohwuy-myhi">
+            <w:hyperlink w:history="1" r:id="rIdzagxthkjip0pdscerrujt">
               <w:r>
                 <w:rPr>
                   <w:rFonts w:ascii="Arial" w:cs="Arial" w:eastAsia="Arial" w:hAnsi="Arial"/>
@@ -24751,7 +24751,7 @@
             <w:pPr>
               <w:spacing w:after="20" w:before="0"/>
             </w:pPr>
-            <w:hyperlink w:history="1" r:id="rIdbizcvjadeldl5ht5chq_o">
+            <w:hyperlink w:history="1" r:id="rIdzwi678_ibj_jutokcrl41">
               <w:r>
                 <w:rPr>
                   <w:rFonts w:ascii="Arial" w:cs="Arial" w:eastAsia="Arial" w:hAnsi="Arial"/>
@@ -24784,7 +24784,7 @@
               <w:spacing w:after="10" w:before="0"/>
               <w:ind w:left="120"/>
             </w:pPr>
-            <w:hyperlink w:history="1" r:id="rIdhpqer05mgwa9hm9v_pckz">
+            <w:hyperlink w:history="1" r:id="rIds-4szuiije92qztidzcni">
               <w:r>
                 <w:rPr>
                   <w:rFonts w:ascii="Arial" w:cs="Arial" w:eastAsia="Arial" w:hAnsi="Arial"/>
@@ -24979,7 +24979,7 @@
             <w:pPr>
               <w:spacing w:after="20" w:before="0"/>
             </w:pPr>
-            <w:hyperlink w:history="1" r:id="rIdn4btdnvpiymrtv6x6ceb1">
+            <w:hyperlink w:history="1" r:id="rIdz8ct5xvrgdzlzuexd6qwb">
               <w:r>
                 <w:rPr>
                   <w:rFonts w:ascii="Arial" w:cs="Arial" w:eastAsia="Arial" w:hAnsi="Arial"/>
@@ -25012,7 +25012,7 @@
               <w:spacing w:after="10" w:before="0"/>
               <w:ind w:left="120"/>
             </w:pPr>
-            <w:hyperlink w:history="1" r:id="rIdrobinmv0ylf4k6kmdqgny">
+            <w:hyperlink w:history="1" r:id="rIdom4jfiuwweosu2tjbqfyz">
               <w:r>
                 <w:rPr>
                   <w:rFonts w:ascii="Arial" w:cs="Arial" w:eastAsia="Arial" w:hAnsi="Arial"/>
@@ -25057,7 +25057,7 @@
             <w:pPr>
               <w:spacing w:after="20" w:before="0"/>
             </w:pPr>
-            <w:hyperlink w:history="1" r:id="rIdtnd5h61rmabqf4ztcfg8a">
+            <w:hyperlink w:history="1" r:id="rIdgmk4ndnmjyuyjl2_javxs">
               <w:r>
                 <w:rPr>
                   <w:rFonts w:ascii="Arial" w:cs="Arial" w:eastAsia="Arial" w:hAnsi="Arial"/>
@@ -25090,7 +25090,7 @@
               <w:spacing w:after="10" w:before="0"/>
               <w:ind w:left="120"/>
             </w:pPr>
-            <w:hyperlink w:history="1" r:id="rIdiybjnbwwqamedldwxmfe6">
+            <w:hyperlink w:history="1" r:id="rIdq6ndab_ln16sirq3fbgfo">
               <w:r>
                 <w:rPr>
                   <w:rFonts w:ascii="Arial" w:cs="Arial" w:eastAsia="Arial" w:hAnsi="Arial"/>
@@ -25285,7 +25285,7 @@
             <w:pPr>
               <w:spacing w:after="20" w:before="0"/>
             </w:pPr>
-            <w:hyperlink w:history="1" r:id="rIduz3pjsbkwhmeafirwhsav">
+            <w:hyperlink w:history="1" r:id="rIduj7ambs5tr9siwpigozfk">
               <w:r>
                 <w:rPr>
                   <w:rFonts w:ascii="Arial" w:cs="Arial" w:eastAsia="Arial" w:hAnsi="Arial"/>
@@ -25334,7 +25334,7 @@
               <w:spacing w:after="10" w:before="0"/>
               <w:ind w:left="120"/>
             </w:pPr>
-            <w:hyperlink w:history="1" r:id="rId-q48uuorwimszus1fme4z">
+            <w:hyperlink w:history="1" r:id="rIdt9qo2jn0w33slhisi_wsi">
               <w:r>
                 <w:rPr>
                   <w:rFonts w:ascii="Arial" w:cs="Arial" w:eastAsia="Arial" w:hAnsi="Arial"/>
@@ -25379,7 +25379,7 @@
             <w:pPr>
               <w:spacing w:after="20" w:before="0"/>
             </w:pPr>
-            <w:hyperlink w:history="1" r:id="rIdcz-5ovqyvs934abr6_aof">
+            <w:hyperlink w:history="1" r:id="rId42rnls6jq65rzc0ybret3">
               <w:r>
                 <w:rPr>
                   <w:rFonts w:ascii="Arial" w:cs="Arial" w:eastAsia="Arial" w:hAnsi="Arial"/>
@@ -25428,7 +25428,7 @@
               <w:spacing w:after="10" w:before="0"/>
               <w:ind w:left="120"/>
             </w:pPr>
-            <w:hyperlink w:history="1" r:id="rIdw99derbioezie6jvfhdmv">
+            <w:hyperlink w:history="1" r:id="rId3dby0buws_fha5yicgzur">
               <w:r>
                 <w:rPr>
                   <w:rFonts w:ascii="Arial" w:cs="Arial" w:eastAsia="Arial" w:hAnsi="Arial"/>
@@ -25623,7 +25623,7 @@
             <w:pPr>
               <w:spacing w:after="20" w:before="0"/>
             </w:pPr>
-            <w:hyperlink w:history="1" r:id="rIdxhthlvhkbdbqprju33lma">
+            <w:hyperlink w:history="1" r:id="rIdllmytji8npbnk59xruh21">
               <w:r>
                 <w:rPr>
                   <w:rFonts w:ascii="Arial" w:cs="Arial" w:eastAsia="Arial" w:hAnsi="Arial"/>
@@ -25672,7 +25672,7 @@
               <w:spacing w:after="10" w:before="0"/>
               <w:ind w:left="120"/>
             </w:pPr>
-            <w:hyperlink w:history="1" r:id="rIdtnidtn0rcn5czrjtbnggi">
+            <w:hyperlink w:history="1" r:id="rIdq7mgsuznlxvfgwrbldkh6">
               <w:r>
                 <w:rPr>
                   <w:rFonts w:ascii="Arial" w:cs="Arial" w:eastAsia="Arial" w:hAnsi="Arial"/>
@@ -25717,7 +25717,7 @@
             <w:pPr>
               <w:spacing w:after="20" w:before="0"/>
             </w:pPr>
-            <w:hyperlink w:history="1" r:id="rIdhhvw8jucfu6harqjax0es">
+            <w:hyperlink w:history="1" r:id="rId8hsubtxtingpkedqcl6pk">
               <w:r>
                 <w:rPr>
                   <w:rFonts w:ascii="Arial" w:cs="Arial" w:eastAsia="Arial" w:hAnsi="Arial"/>
@@ -25766,7 +25766,7 @@
               <w:spacing w:after="10" w:before="0"/>
               <w:ind w:left="120"/>
             </w:pPr>
-            <w:hyperlink w:history="1" r:id="rIded7eruzix1qaubdiznxse">
+            <w:hyperlink w:history="1" r:id="rIdjitobnc3lrwlr3o1c97l1">
               <w:r>
                 <w:rPr>
                   <w:rFonts w:ascii="Arial" w:cs="Arial" w:eastAsia="Arial" w:hAnsi="Arial"/>
@@ -25961,7 +25961,7 @@
             <w:pPr>
               <w:spacing w:after="20" w:before="0"/>
             </w:pPr>
-            <w:hyperlink w:history="1" r:id="rIdfotfitwlbxxmegdo62kz_">
+            <w:hyperlink w:history="1" r:id="rIdjkqrbod_yty6gs0qvxplj">
               <w:r>
                 <w:rPr>
                   <w:rFonts w:ascii="Arial" w:cs="Arial" w:eastAsia="Arial" w:hAnsi="Arial"/>
@@ -25994,7 +25994,7 @@
               <w:spacing w:after="10" w:before="0"/>
               <w:ind w:left="120"/>
             </w:pPr>
-            <w:hyperlink w:history="1" r:id="rId4tbiw0vyb8puvpsipcklg">
+            <w:hyperlink w:history="1" r:id="rIdrir0pxem1tsxxvpbbybbm">
               <w:r>
                 <w:rPr>
                   <w:rFonts w:ascii="Arial" w:cs="Arial" w:eastAsia="Arial" w:hAnsi="Arial"/>
@@ -26039,7 +26039,7 @@
             <w:pPr>
               <w:spacing w:after="20" w:before="0"/>
             </w:pPr>
-            <w:hyperlink w:history="1" r:id="rId89wkplxknabkcvns-ik5b">
+            <w:hyperlink w:history="1" r:id="rIdlf1m9c6lcjsebaf8amv_g">
               <w:r>
                 <w:rPr>
                   <w:rFonts w:ascii="Arial" w:cs="Arial" w:eastAsia="Arial" w:hAnsi="Arial"/>
@@ -26072,7 +26072,7 @@
               <w:spacing w:after="10" w:before="0"/>
               <w:ind w:left="120"/>
             </w:pPr>
-            <w:hyperlink w:history="1" r:id="rId6ftguhmewgjmrlyvw2enl">
+            <w:hyperlink w:history="1" r:id="rIdswttijhvf5h5irscfipkk">
               <w:r>
                 <w:rPr>
                   <w:rFonts w:ascii="Arial" w:cs="Arial" w:eastAsia="Arial" w:hAnsi="Arial"/>
@@ -26736,7 +26736,7 @@
         </w:rPr>
         <w:t xml:space="preserve">© 2026 SeaVuria and ARES. Aligned with KICD objectives. Developed by SeaVuria; technical implementation by ARES (with AI assistance from Claude). Licensed under </w:t>
       </w:r>
-      <w:hyperlink w:history="1" r:id="rIdy3c8xeckzkdi3299nt_fr">
+      <w:hyperlink w:history="1" r:id="rIdq1_kcdoy2m7qngggutbmu">
         <w:r>
           <w:rPr>
             <w:rFonts w:ascii="Arial" w:cs="Arial" w:eastAsia="Arial" w:hAnsi="Arial"/>
@@ -26757,7 +26757,7 @@
         </w:rPr>
         <w:t xml:space="preserve"> (</w:t>
       </w:r>
-      <w:hyperlink w:history="1" r:id="rIdv-muc5qkdcbucjr7gdkpj">
+      <w:hyperlink w:history="1" r:id="rIdyncmf5ymu-x3es2xdexqw">
         <w:r>
           <w:rPr>
             <w:rFonts w:ascii="Arial" w:cs="Arial" w:eastAsia="Arial" w:hAnsi="Arial"/>

--- a/data/outputs/v2/Core_Mathematics/SS2.4_Trigonometry_1/Core_Mathematics_Trigonometry_1_CBE_LessonSequence.docx
+++ b/data/outputs/v2/Core_Mathematics/SS2.4_Trigonometry_1/Core_Mathematics_Trigonometry_1_CBE_LessonSequence.docx
@@ -2420,7 +2420,7 @@
         </w:rPr>
         <w:t xml:space="preserve">© 2026 SeaVuria and ARES. This work is licensed under a </w:t>
       </w:r>
-      <w:hyperlink w:history="1" r:id="rIdik6udcmge1janswi9oizd">
+      <w:hyperlink w:history="1" r:id="rIdorxallqwoggzie4pip5ed">
         <w:r>
           <w:rPr>
             <w:rFonts w:ascii="Arial" w:cs="Arial" w:eastAsia="Arial" w:hAnsi="Arial"/>
@@ -2440,7 +2440,7 @@
         </w:rPr>
         <w:t xml:space="preserve"> (</w:t>
       </w:r>
-      <w:hyperlink w:history="1" r:id="rIdribq85vynqqug3ho_6lcl">
+      <w:hyperlink w:history="1" r:id="rIdbpif5z3g2vovyxxyymmpp">
         <w:r>
           <w:rPr>
             <w:rFonts w:ascii="Arial" w:cs="Arial" w:eastAsia="Arial" w:hAnsi="Arial"/>
@@ -2460,7 +2460,7 @@
         </w:rPr>
         <w:t xml:space="preserve">). To view a copy of this license, visit </w:t>
       </w:r>
-      <w:hyperlink w:history="1" r:id="rIdioumezjxhrjl3tfy4jhhv">
+      <w:hyperlink w:history="1" r:id="rId1h7jf8unrkpcmiwprmtth">
         <w:r>
           <w:rPr>
             <w:rFonts w:ascii="Arial" w:cs="Arial" w:eastAsia="Arial" w:hAnsi="Arial"/>
@@ -3472,7 +3472,7 @@
             <w:pPr>
               <w:spacing w:after="20" w:before="0"/>
             </w:pPr>
-            <w:hyperlink w:history="1" r:id="rIdjes0uxbx7maole7e5absp">
+            <w:hyperlink w:history="1" r:id="rIdfmtgapzmika1ciekmaskt">
               <w:r>
                 <w:rPr>
                   <w:rFonts w:ascii="Arial" w:cs="Arial" w:eastAsia="Arial" w:hAnsi="Arial"/>
@@ -3505,7 +3505,7 @@
               <w:spacing w:after="10" w:before="0"/>
               <w:ind w:left="120"/>
             </w:pPr>
-            <w:hyperlink w:history="1" r:id="rIdmrzajwgoalceowgd9yu1o">
+            <w:hyperlink w:history="1" r:id="rIdoutz7ueejl6o_78fvuzd1">
               <w:r>
                 <w:rPr>
                   <w:rFonts w:ascii="Arial" w:cs="Arial" w:eastAsia="Arial" w:hAnsi="Arial"/>
@@ -3550,7 +3550,7 @@
             <w:pPr>
               <w:spacing w:after="20" w:before="0"/>
             </w:pPr>
-            <w:hyperlink w:history="1" r:id="rId1-syvp7ogpmuidacaur_e">
+            <w:hyperlink w:history="1" r:id="rIdlt66sck4q3d6q--urelup">
               <w:r>
                 <w:rPr>
                   <w:rFonts w:ascii="Arial" w:cs="Arial" w:eastAsia="Arial" w:hAnsi="Arial"/>
@@ -3583,7 +3583,7 @@
               <w:spacing w:after="10" w:before="0"/>
               <w:ind w:left="120"/>
             </w:pPr>
-            <w:hyperlink w:history="1" r:id="rIddjkglkyx1odax_ilsqy5b">
+            <w:hyperlink w:history="1" r:id="rIdh5smduedstjjbfndr7-nd">
               <w:r>
                 <w:rPr>
                   <w:rFonts w:ascii="Arial" w:cs="Arial" w:eastAsia="Arial" w:hAnsi="Arial"/>
@@ -3778,7 +3778,7 @@
             <w:pPr>
               <w:spacing w:after="20" w:before="0"/>
             </w:pPr>
-            <w:hyperlink w:history="1" r:id="rIdwselkautg3ewi6tluugza">
+            <w:hyperlink w:history="1" r:id="rIdkvmgi-zi5bh33jufw3g8g">
               <w:r>
                 <w:rPr>
                   <w:rFonts w:ascii="Arial" w:cs="Arial" w:eastAsia="Arial" w:hAnsi="Arial"/>
@@ -3811,7 +3811,7 @@
               <w:spacing w:after="10" w:before="0"/>
               <w:ind w:left="120"/>
             </w:pPr>
-            <w:hyperlink w:history="1" r:id="rIdwxy8xjt6w2khiwbkbabbz">
+            <w:hyperlink w:history="1" r:id="rIdpg5xchcvcpmgidvanwolp">
               <w:r>
                 <w:rPr>
                   <w:rFonts w:ascii="Arial" w:cs="Arial" w:eastAsia="Arial" w:hAnsi="Arial"/>
@@ -3856,7 +3856,7 @@
             <w:pPr>
               <w:spacing w:after="20" w:before="0"/>
             </w:pPr>
-            <w:hyperlink w:history="1" r:id="rIdlzpwkioks5wjlxspwipg2">
+            <w:hyperlink w:history="1" r:id="rIdjlhpxfuqk41xfddkb59ki">
               <w:r>
                 <w:rPr>
                   <w:rFonts w:ascii="Arial" w:cs="Arial" w:eastAsia="Arial" w:hAnsi="Arial"/>
@@ -3889,7 +3889,7 @@
               <w:spacing w:after="10" w:before="0"/>
               <w:ind w:left="120"/>
             </w:pPr>
-            <w:hyperlink w:history="1" r:id="rIdv9lw68sugvglmff5bywp2">
+            <w:hyperlink w:history="1" r:id="rIdcasvva7dst7n3up56u4nk">
               <w:r>
                 <w:rPr>
                   <w:rFonts w:ascii="Arial" w:cs="Arial" w:eastAsia="Arial" w:hAnsi="Arial"/>
@@ -4160,7 +4160,7 @@
             <w:pPr>
               <w:spacing w:after="20" w:before="0"/>
             </w:pPr>
-            <w:hyperlink w:history="1" r:id="rIdohpabsinwuyxuukekzeqg">
+            <w:hyperlink w:history="1" r:id="rIdwoyqbedkxau5umv9sm5yl">
               <w:r>
                 <w:rPr>
                   <w:rFonts w:ascii="Arial" w:cs="Arial" w:eastAsia="Arial" w:hAnsi="Arial"/>
@@ -4193,7 +4193,7 @@
               <w:spacing w:after="10" w:before="0"/>
               <w:ind w:left="120"/>
             </w:pPr>
-            <w:hyperlink w:history="1" r:id="rId10saij_eggimm1dinlijo">
+            <w:hyperlink w:history="1" r:id="rIdatuybvrrglsehjflwiruz">
               <w:r>
                 <w:rPr>
                   <w:rFonts w:ascii="Arial" w:cs="Arial" w:eastAsia="Arial" w:hAnsi="Arial"/>
@@ -4238,7 +4238,7 @@
             <w:pPr>
               <w:spacing w:after="20" w:before="0"/>
             </w:pPr>
-            <w:hyperlink w:history="1" r:id="rIdmqlstovnvoud14jk8stiu">
+            <w:hyperlink w:history="1" r:id="rIdbvnixmdd8f9myc38kqxfi">
               <w:r>
                 <w:rPr>
                   <w:rFonts w:ascii="Arial" w:cs="Arial" w:eastAsia="Arial" w:hAnsi="Arial"/>
@@ -4287,7 +4287,7 @@
               <w:spacing w:after="10" w:before="0"/>
               <w:ind w:left="120"/>
             </w:pPr>
-            <w:hyperlink w:history="1" r:id="rIdybmqe1gymjrmvrh88ct8h">
+            <w:hyperlink w:history="1" r:id="rIdgbeuloq4aj5wdctemsaru">
               <w:r>
                 <w:rPr>
                   <w:rFonts w:ascii="Arial" w:cs="Arial" w:eastAsia="Arial" w:hAnsi="Arial"/>
@@ -4482,7 +4482,7 @@
             <w:pPr>
               <w:spacing w:after="20" w:before="0"/>
             </w:pPr>
-            <w:hyperlink w:history="1" r:id="rId9cbua2moxum_grrnqczew">
+            <w:hyperlink w:history="1" r:id="rIdymjpcarqhksspyax8urxy">
               <w:r>
                 <w:rPr>
                   <w:rFonts w:ascii="Arial" w:cs="Arial" w:eastAsia="Arial" w:hAnsi="Arial"/>
@@ -4515,7 +4515,7 @@
               <w:spacing w:after="10" w:before="0"/>
               <w:ind w:left="120"/>
             </w:pPr>
-            <w:hyperlink w:history="1" r:id="rId8-gqhxdy4sf9xek5atj-o">
+            <w:hyperlink w:history="1" r:id="rIdtz5oa82en0sw5yxs9xcfv">
               <w:r>
                 <w:rPr>
                   <w:rFonts w:ascii="Arial" w:cs="Arial" w:eastAsia="Arial" w:hAnsi="Arial"/>
@@ -4560,7 +4560,7 @@
             <w:pPr>
               <w:spacing w:after="20" w:before="0"/>
             </w:pPr>
-            <w:hyperlink w:history="1" r:id="rIduohkfbbzlcptrnz--xt1m">
+            <w:hyperlink w:history="1" r:id="rIdezijjyhvudrfsvg1ifh-r">
               <w:r>
                 <w:rPr>
                   <w:rFonts w:ascii="Arial" w:cs="Arial" w:eastAsia="Arial" w:hAnsi="Arial"/>
@@ -4609,7 +4609,7 @@
               <w:spacing w:after="10" w:before="0"/>
               <w:ind w:left="120"/>
             </w:pPr>
-            <w:hyperlink w:history="1" r:id="rIdtql1m7zqlccd4d88gvf8s">
+            <w:hyperlink w:history="1" r:id="rIdbyrb_zgcja1-efkur8sfu">
               <w:r>
                 <w:rPr>
                   <w:rFonts w:ascii="Arial" w:cs="Arial" w:eastAsia="Arial" w:hAnsi="Arial"/>
@@ -4804,7 +4804,7 @@
             <w:pPr>
               <w:spacing w:after="20" w:before="0"/>
             </w:pPr>
-            <w:hyperlink w:history="1" r:id="rIdw6ldzoibj4vw9jbwxuoxz">
+            <w:hyperlink w:history="1" r:id="rIdgzccz_duofl3z5mslsnsp">
               <w:r>
                 <w:rPr>
                   <w:rFonts w:ascii="Arial" w:cs="Arial" w:eastAsia="Arial" w:hAnsi="Arial"/>
@@ -4837,7 +4837,7 @@
               <w:spacing w:after="10" w:before="0"/>
               <w:ind w:left="120"/>
             </w:pPr>
-            <w:hyperlink w:history="1" r:id="rIdkpimkhtnjq9fahvjumdsm">
+            <w:hyperlink w:history="1" r:id="rIdc9bxlvbkx-hcgfhhqd94w">
               <w:r>
                 <w:rPr>
                   <w:rFonts w:ascii="Arial" w:cs="Arial" w:eastAsia="Arial" w:hAnsi="Arial"/>
@@ -4882,7 +4882,7 @@
             <w:pPr>
               <w:spacing w:after="20" w:before="0"/>
             </w:pPr>
-            <w:hyperlink w:history="1" r:id="rId6p7osucqw7j0uyh9fgmrt">
+            <w:hyperlink w:history="1" r:id="rIde8ladzkh3s7yvcihwhypi">
               <w:r>
                 <w:rPr>
                   <w:rFonts w:ascii="Arial" w:cs="Arial" w:eastAsia="Arial" w:hAnsi="Arial"/>
@@ -4931,7 +4931,7 @@
               <w:spacing w:after="10" w:before="0"/>
               <w:ind w:left="120"/>
             </w:pPr>
-            <w:hyperlink w:history="1" r:id="rIdxc4mm5tswwjp18m-offdb">
+            <w:hyperlink w:history="1" r:id="rIdtkbepg2sh6vwxx0p0we1l">
               <w:r>
                 <w:rPr>
                   <w:rFonts w:ascii="Arial" w:cs="Arial" w:eastAsia="Arial" w:hAnsi="Arial"/>
@@ -5443,7 +5443,7 @@
         </w:rPr>
         <w:t xml:space="preserve">© 2026 SeaVuria and ARES. Aligned with KICD objectives. Developed by SeaVuria; technical implementation by ARES (with AI assistance from Claude). Licensed under </w:t>
       </w:r>
-      <w:hyperlink w:history="1" r:id="rIdg56efrg0snq5emjwgrlvw">
+      <w:hyperlink w:history="1" r:id="rIdkgqqg9b10lahbjayzrls4">
         <w:r>
           <w:rPr>
             <w:rFonts w:ascii="Arial" w:cs="Arial" w:eastAsia="Arial" w:hAnsi="Arial"/>
@@ -5464,7 +5464,7 @@
         </w:rPr>
         <w:t xml:space="preserve"> (</w:t>
       </w:r>
-      <w:hyperlink w:history="1" r:id="rIdwus_qigvy4r6b0ueydfms">
+      <w:hyperlink w:history="1" r:id="rIdbvaf1d62gq12vtljyjwm7">
         <w:r>
           <w:rPr>
             <w:rFonts w:ascii="Arial" w:cs="Arial" w:eastAsia="Arial" w:hAnsi="Arial"/>
@@ -6560,7 +6560,7 @@
             <w:pPr>
               <w:spacing w:after="20" w:before="0"/>
             </w:pPr>
-            <w:hyperlink w:history="1" r:id="rIdjg2ev8jgwf_hpn70p_kib">
+            <w:hyperlink w:history="1" r:id="rIdrgb_jm3waqorikmfbyn9w">
               <w:r>
                 <w:rPr>
                   <w:rFonts w:ascii="Arial" w:cs="Arial" w:eastAsia="Arial" w:hAnsi="Arial"/>
@@ -6593,7 +6593,7 @@
               <w:spacing w:after="10" w:before="0"/>
               <w:ind w:left="120"/>
             </w:pPr>
-            <w:hyperlink w:history="1" r:id="rIdcqfamq-qa3vj7dxaam2fz">
+            <w:hyperlink w:history="1" r:id="rIdtoqawocm44n1wspbmfwnk">
               <w:r>
                 <w:rPr>
                   <w:rFonts w:ascii="Arial" w:cs="Arial" w:eastAsia="Arial" w:hAnsi="Arial"/>
@@ -6638,7 +6638,7 @@
             <w:pPr>
               <w:spacing w:after="20" w:before="0"/>
             </w:pPr>
-            <w:hyperlink w:history="1" r:id="rId0wtuordi9brwwphgfumoq">
+            <w:hyperlink w:history="1" r:id="rIdqtenmmncj94ab4zwd90mk">
               <w:r>
                 <w:rPr>
                   <w:rFonts w:ascii="Arial" w:cs="Arial" w:eastAsia="Arial" w:hAnsi="Arial"/>
@@ -6671,7 +6671,7 @@
               <w:spacing w:after="10" w:before="0"/>
               <w:ind w:left="120"/>
             </w:pPr>
-            <w:hyperlink w:history="1" r:id="rIdz1o5-e9jlj30smufra4df">
+            <w:hyperlink w:history="1" r:id="rIdqfbiy8lhv_6ibq6xu3ue4">
               <w:r>
                 <w:rPr>
                   <w:rFonts w:ascii="Arial" w:cs="Arial" w:eastAsia="Arial" w:hAnsi="Arial"/>
@@ -6866,7 +6866,7 @@
             <w:pPr>
               <w:spacing w:after="20" w:before="0"/>
             </w:pPr>
-            <w:hyperlink w:history="1" r:id="rIddy3s6ih-tjlngpoxhanmb">
+            <w:hyperlink w:history="1" r:id="rIdv4viquyag4k4d05vwgwt7">
               <w:r>
                 <w:rPr>
                   <w:rFonts w:ascii="Arial" w:cs="Arial" w:eastAsia="Arial" w:hAnsi="Arial"/>
@@ -6899,7 +6899,7 @@
               <w:spacing w:after="10" w:before="0"/>
               <w:ind w:left="120"/>
             </w:pPr>
-            <w:hyperlink w:history="1" r:id="rIdnjepp_6thbh9r7xfdpjts">
+            <w:hyperlink w:history="1" r:id="rId36yvs4lu75ok1yl1sx_rk">
               <w:r>
                 <w:rPr>
                   <w:rFonts w:ascii="Arial" w:cs="Arial" w:eastAsia="Arial" w:hAnsi="Arial"/>
@@ -6944,7 +6944,7 @@
             <w:pPr>
               <w:spacing w:after="20" w:before="0"/>
             </w:pPr>
-            <w:hyperlink w:history="1" r:id="rIdckw3tawvvvlyh6kgpqwex">
+            <w:hyperlink w:history="1" r:id="rIdufnut-0cph6ilmfvib4h0">
               <w:r>
                 <w:rPr>
                   <w:rFonts w:ascii="Arial" w:cs="Arial" w:eastAsia="Arial" w:hAnsi="Arial"/>
@@ -6977,7 +6977,7 @@
               <w:spacing w:after="10" w:before="0"/>
               <w:ind w:left="120"/>
             </w:pPr>
-            <w:hyperlink w:history="1" r:id="rIdhcwspu_nvu5z3vpavvswa">
+            <w:hyperlink w:history="1" r:id="rId3378xludskoxteddwriia">
               <w:r>
                 <w:rPr>
                   <w:rFonts w:ascii="Arial" w:cs="Arial" w:eastAsia="Arial" w:hAnsi="Arial"/>
@@ -7172,7 +7172,7 @@
             <w:pPr>
               <w:spacing w:after="20" w:before="0"/>
             </w:pPr>
-            <w:hyperlink w:history="1" r:id="rIdkbbtgnzcy2fetbigpqmwv">
+            <w:hyperlink w:history="1" r:id="rIdw8f2c1arxzxrf7na_sh6f">
               <w:r>
                 <w:rPr>
                   <w:rFonts w:ascii="Arial" w:cs="Arial" w:eastAsia="Arial" w:hAnsi="Arial"/>
@@ -7205,7 +7205,7 @@
               <w:spacing w:after="10" w:before="0"/>
               <w:ind w:left="120"/>
             </w:pPr>
-            <w:hyperlink w:history="1" r:id="rId919m2rx9h3y17x03ua65e">
+            <w:hyperlink w:history="1" r:id="rIdjewpwpbwbtkpu1c9f4ca8">
               <w:r>
                 <w:rPr>
                   <w:rFonts w:ascii="Arial" w:cs="Arial" w:eastAsia="Arial" w:hAnsi="Arial"/>
@@ -7250,7 +7250,7 @@
             <w:pPr>
               <w:spacing w:after="20" w:before="0"/>
             </w:pPr>
-            <w:hyperlink w:history="1" r:id="rIdmk_02pmcbvwvmlv6ujhl8">
+            <w:hyperlink w:history="1" r:id="rIdi7q-c4a4hl9b9uh5lgqxg">
               <w:r>
                 <w:rPr>
                   <w:rFonts w:ascii="Arial" w:cs="Arial" w:eastAsia="Arial" w:hAnsi="Arial"/>
@@ -7299,7 +7299,7 @@
               <w:spacing w:after="10" w:before="0"/>
               <w:ind w:left="120"/>
             </w:pPr>
-            <w:hyperlink w:history="1" r:id="rIdrn-xlqimpo4jccjev5cyv">
+            <w:hyperlink w:history="1" r:id="rIdx34gy53vzaaqw8tozzczu">
               <w:r>
                 <w:rPr>
                   <w:rFonts w:ascii="Arial" w:cs="Arial" w:eastAsia="Arial" w:hAnsi="Arial"/>
@@ -7494,7 +7494,7 @@
             <w:pPr>
               <w:spacing w:after="20" w:before="0"/>
             </w:pPr>
-            <w:hyperlink w:history="1" r:id="rIduwc4awsztlbtpz0urbog_">
+            <w:hyperlink w:history="1" r:id="rIdyw4rxz3qhtnyytkcffyrm">
               <w:r>
                 <w:rPr>
                   <w:rFonts w:ascii="Arial" w:cs="Arial" w:eastAsia="Arial" w:hAnsi="Arial"/>
@@ -7527,7 +7527,7 @@
               <w:spacing w:after="10" w:before="0"/>
               <w:ind w:left="120"/>
             </w:pPr>
-            <w:hyperlink w:history="1" r:id="rIdxh7k_uoda8fkv8sk3s3s0">
+            <w:hyperlink w:history="1" r:id="rIdm3ncsmgooidjkrdxb1ere">
               <w:r>
                 <w:rPr>
                   <w:rFonts w:ascii="Arial" w:cs="Arial" w:eastAsia="Arial" w:hAnsi="Arial"/>
@@ -7572,7 +7572,7 @@
             <w:pPr>
               <w:spacing w:after="20" w:before="0"/>
             </w:pPr>
-            <w:hyperlink w:history="1" r:id="rId0tv9--kyatwd-oq2dplgk">
+            <w:hyperlink w:history="1" r:id="rIdga6tub14kl0-6xefxprwg">
               <w:r>
                 <w:rPr>
                   <w:rFonts w:ascii="Arial" w:cs="Arial" w:eastAsia="Arial" w:hAnsi="Arial"/>
@@ -7621,7 +7621,7 @@
               <w:spacing w:after="10" w:before="0"/>
               <w:ind w:left="120"/>
             </w:pPr>
-            <w:hyperlink w:history="1" r:id="rIdkzmk81tgfq0igfqfsyud4">
+            <w:hyperlink w:history="1" r:id="rId0nyskdak2r6cgpcpou9nq">
               <w:r>
                 <w:rPr>
                   <w:rFonts w:ascii="Arial" w:cs="Arial" w:eastAsia="Arial" w:hAnsi="Arial"/>
@@ -7816,7 +7816,7 @@
             <w:pPr>
               <w:spacing w:after="20" w:before="0"/>
             </w:pPr>
-            <w:hyperlink w:history="1" r:id="rIdtr-chvwob3x8io-khln2h">
+            <w:hyperlink w:history="1" r:id="rIdovjqx4qap8j9bnifkul5e">
               <w:r>
                 <w:rPr>
                   <w:rFonts w:ascii="Arial" w:cs="Arial" w:eastAsia="Arial" w:hAnsi="Arial"/>
@@ -7849,7 +7849,7 @@
               <w:spacing w:after="10" w:before="0"/>
               <w:ind w:left="120"/>
             </w:pPr>
-            <w:hyperlink w:history="1" r:id="rIdsn-w00jsqhvvw4-5qzj3m">
+            <w:hyperlink w:history="1" r:id="rIdajyw3qzc29w6coax4lntz">
               <w:r>
                 <w:rPr>
                   <w:rFonts w:ascii="Arial" w:cs="Arial" w:eastAsia="Arial" w:hAnsi="Arial"/>
@@ -7894,7 +7894,7 @@
             <w:pPr>
               <w:spacing w:after="20" w:before="0"/>
             </w:pPr>
-            <w:hyperlink w:history="1" r:id="rIdgfacsc_42dxvwilo2jncz">
+            <w:hyperlink w:history="1" r:id="rId1ffgrf_nxseprvituy9lj">
               <w:r>
                 <w:rPr>
                   <w:rFonts w:ascii="Arial" w:cs="Arial" w:eastAsia="Arial" w:hAnsi="Arial"/>
@@ -7943,7 +7943,7 @@
               <w:spacing w:after="10" w:before="0"/>
               <w:ind w:left="120"/>
             </w:pPr>
-            <w:hyperlink w:history="1" r:id="rIdnmfh_pp_faiv7avfsew5r">
+            <w:hyperlink w:history="1" r:id="rId9esq0yesx80044ctc3vux">
               <w:r>
                 <w:rPr>
                   <w:rFonts w:ascii="Arial" w:cs="Arial" w:eastAsia="Arial" w:hAnsi="Arial"/>
@@ -8455,7 +8455,7 @@
         </w:rPr>
         <w:t xml:space="preserve">© 2026 SeaVuria and ARES. Aligned with KICD objectives. Developed by SeaVuria; technical implementation by ARES (with AI assistance from Claude). Licensed under </w:t>
       </w:r>
-      <w:hyperlink w:history="1" r:id="rIdqvxr58se20rmu0szlpwqm">
+      <w:hyperlink w:history="1" r:id="rIdeadsk5agpx7ejmg4e0okz">
         <w:r>
           <w:rPr>
             <w:rFonts w:ascii="Arial" w:cs="Arial" w:eastAsia="Arial" w:hAnsi="Arial"/>
@@ -8476,7 +8476,7 @@
         </w:rPr>
         <w:t xml:space="preserve"> (</w:t>
       </w:r>
-      <w:hyperlink w:history="1" r:id="rIdf2uexe3w1sqv5x0nll_ql">
+      <w:hyperlink w:history="1" r:id="rIdwdiquvsp_9alucb5olkuw">
         <w:r>
           <w:rPr>
             <w:rFonts w:ascii="Arial" w:cs="Arial" w:eastAsia="Arial" w:hAnsi="Arial"/>
@@ -9489,7 +9489,7 @@
             <w:pPr>
               <w:spacing w:after="20" w:before="0"/>
             </w:pPr>
-            <w:hyperlink w:history="1" r:id="rId3bud3pp8jyesprlzdujxo">
+            <w:hyperlink w:history="1" r:id="rId1kisimxllmd5sb70hnc4j">
               <w:r>
                 <w:rPr>
                   <w:rFonts w:ascii="Arial" w:cs="Arial" w:eastAsia="Arial" w:hAnsi="Arial"/>
@@ -9522,7 +9522,7 @@
               <w:spacing w:after="10" w:before="0"/>
               <w:ind w:left="120"/>
             </w:pPr>
-            <w:hyperlink w:history="1" r:id="rIdqm9ic9u-pfpkw1iioussp">
+            <w:hyperlink w:history="1" r:id="rIdtci1nksokqwpybihqh57i">
               <w:r>
                 <w:rPr>
                   <w:rFonts w:ascii="Arial" w:cs="Arial" w:eastAsia="Arial" w:hAnsi="Arial"/>
@@ -9567,7 +9567,7 @@
             <w:pPr>
               <w:spacing w:after="20" w:before="0"/>
             </w:pPr>
-            <w:hyperlink w:history="1" r:id="rIdzxpkqx6hxrftzfwtymdmj">
+            <w:hyperlink w:history="1" r:id="rId9r-b_r_jefyoog6uf8mzh">
               <w:r>
                 <w:rPr>
                   <w:rFonts w:ascii="Arial" w:cs="Arial" w:eastAsia="Arial" w:hAnsi="Arial"/>
@@ -9600,7 +9600,7 @@
               <w:spacing w:after="10" w:before="0"/>
               <w:ind w:left="120"/>
             </w:pPr>
-            <w:hyperlink w:history="1" r:id="rIdiulrc7hwvsnlxprzdxdim">
+            <w:hyperlink w:history="1" r:id="rIdjlxflscmontwnsctpzcxh">
               <w:r>
                 <w:rPr>
                   <w:rFonts w:ascii="Arial" w:cs="Arial" w:eastAsia="Arial" w:hAnsi="Arial"/>
@@ -9795,7 +9795,7 @@
             <w:pPr>
               <w:spacing w:after="20" w:before="0"/>
             </w:pPr>
-            <w:hyperlink w:history="1" r:id="rIdk6sa1fkokko9iygymqbyl">
+            <w:hyperlink w:history="1" r:id="rIdj4egailddijnj4kimwubh">
               <w:r>
                 <w:rPr>
                   <w:rFonts w:ascii="Arial" w:cs="Arial" w:eastAsia="Arial" w:hAnsi="Arial"/>
@@ -9828,7 +9828,7 @@
               <w:spacing w:after="10" w:before="0"/>
               <w:ind w:left="120"/>
             </w:pPr>
-            <w:hyperlink w:history="1" r:id="rIdyylm4koxncw7x0ltkag9y">
+            <w:hyperlink w:history="1" r:id="rIdgebh7bp6apvrg5uap2jmf">
               <w:r>
                 <w:rPr>
                   <w:rFonts w:ascii="Arial" w:cs="Arial" w:eastAsia="Arial" w:hAnsi="Arial"/>
@@ -9873,7 +9873,7 @@
             <w:pPr>
               <w:spacing w:after="20" w:before="0"/>
             </w:pPr>
-            <w:hyperlink w:history="1" r:id="rIdeohxhctievtfmylnw0uni">
+            <w:hyperlink w:history="1" r:id="rId6l0qx69prjopekqnkmgzi">
               <w:r>
                 <w:rPr>
                   <w:rFonts w:ascii="Arial" w:cs="Arial" w:eastAsia="Arial" w:hAnsi="Arial"/>
@@ -9906,7 +9906,7 @@
               <w:spacing w:after="10" w:before="0"/>
               <w:ind w:left="120"/>
             </w:pPr>
-            <w:hyperlink w:history="1" r:id="rId5xfmwuikrbbszdbmyz3x4">
+            <w:hyperlink w:history="1" r:id="rIdbxoame512he3y3y-wzxyu">
               <w:r>
                 <w:rPr>
                   <w:rFonts w:ascii="Arial" w:cs="Arial" w:eastAsia="Arial" w:hAnsi="Arial"/>
@@ -10297,7 +10297,7 @@
             <w:pPr>
               <w:spacing w:after="20" w:before="0"/>
             </w:pPr>
-            <w:hyperlink w:history="1" r:id="rIdgv1p7r9amwamf1hfb8y4t">
+            <w:hyperlink w:history="1" r:id="rIdowzwd2ekj2i-h0xgmmirk">
               <w:r>
                 <w:rPr>
                   <w:rFonts w:ascii="Arial" w:cs="Arial" w:eastAsia="Arial" w:hAnsi="Arial"/>
@@ -10330,7 +10330,7 @@
               <w:spacing w:after="10" w:before="0"/>
               <w:ind w:left="120"/>
             </w:pPr>
-            <w:hyperlink w:history="1" r:id="rIdtsa0obimldx_nvzo9aiib">
+            <w:hyperlink w:history="1" r:id="rIdjix6f_hbodb4sayoo8gvt">
               <w:r>
                 <w:rPr>
                   <w:rFonts w:ascii="Arial" w:cs="Arial" w:eastAsia="Arial" w:hAnsi="Arial"/>
@@ -10375,7 +10375,7 @@
             <w:pPr>
               <w:spacing w:after="20" w:before="0"/>
             </w:pPr>
-            <w:hyperlink w:history="1" r:id="rIdzcro1oljhb0p-bq4deziu">
+            <w:hyperlink w:history="1" r:id="rIdqu-5puo7weehovi1jpc-9">
               <w:r>
                 <w:rPr>
                   <w:rFonts w:ascii="Arial" w:cs="Arial" w:eastAsia="Arial" w:hAnsi="Arial"/>
@@ -10408,7 +10408,7 @@
               <w:spacing w:after="10" w:before="0"/>
               <w:ind w:left="120"/>
             </w:pPr>
-            <w:hyperlink w:history="1" r:id="rIdgojnw2t-hzhlzey9ca3nt">
+            <w:hyperlink w:history="1" r:id="rId8gtl1zgnh_o5ztfvphkyr">
               <w:r>
                 <w:rPr>
                   <w:rFonts w:ascii="Arial" w:cs="Arial" w:eastAsia="Arial" w:hAnsi="Arial"/>
@@ -10679,7 +10679,7 @@
             <w:pPr>
               <w:spacing w:after="20" w:before="0"/>
             </w:pPr>
-            <w:hyperlink w:history="1" r:id="rIdf_yfuirscldex8-eoz9ht">
+            <w:hyperlink w:history="1" r:id="rIds3qxxicbm3x3e54lyfmbp">
               <w:r>
                 <w:rPr>
                   <w:rFonts w:ascii="Arial" w:cs="Arial" w:eastAsia="Arial" w:hAnsi="Arial"/>
@@ -10712,7 +10712,7 @@
               <w:spacing w:after="10" w:before="0"/>
               <w:ind w:left="120"/>
             </w:pPr>
-            <w:hyperlink w:history="1" r:id="rId9g-06weveq8957o0w6ms8">
+            <w:hyperlink w:history="1" r:id="rIdi-lhneu08j4ycndtmo4id">
               <w:r>
                 <w:rPr>
                   <w:rFonts w:ascii="Arial" w:cs="Arial" w:eastAsia="Arial" w:hAnsi="Arial"/>
@@ -10757,7 +10757,7 @@
             <w:pPr>
               <w:spacing w:after="20" w:before="0"/>
             </w:pPr>
-            <w:hyperlink w:history="1" r:id="rIdsxsjigcdsdl0hebtwaqih">
+            <w:hyperlink w:history="1" r:id="rIdghr5niw1y3oh9fimfxb1h">
               <w:r>
                 <w:rPr>
                   <w:rFonts w:ascii="Arial" w:cs="Arial" w:eastAsia="Arial" w:hAnsi="Arial"/>
@@ -10790,7 +10790,7 @@
               <w:spacing w:after="10" w:before="0"/>
               <w:ind w:left="120"/>
             </w:pPr>
-            <w:hyperlink w:history="1" r:id="rIddpvltfuv2s2hc--x1g73x">
+            <w:hyperlink w:history="1" r:id="rIdvcajwfm_ce7sxay3wwthz">
               <w:r>
                 <w:rPr>
                   <w:rFonts w:ascii="Arial" w:cs="Arial" w:eastAsia="Arial" w:hAnsi="Arial"/>
@@ -10985,7 +10985,7 @@
             <w:pPr>
               <w:spacing w:after="20" w:before="0"/>
             </w:pPr>
-            <w:hyperlink w:history="1" r:id="rIdgdnsdfqkuyvkzfxxtkx-i">
+            <w:hyperlink w:history="1" r:id="rIdpmbk3fqlq3g9n-uywry63">
               <w:r>
                 <w:rPr>
                   <w:rFonts w:ascii="Arial" w:cs="Arial" w:eastAsia="Arial" w:hAnsi="Arial"/>
@@ -11018,7 +11018,7 @@
               <w:spacing w:after="10" w:before="0"/>
               <w:ind w:left="120"/>
             </w:pPr>
-            <w:hyperlink w:history="1" r:id="rIdcdsk3rsqgb-0gp3mimlph">
+            <w:hyperlink w:history="1" r:id="rIdz8ylfyttdsjcv91h7qjri">
               <w:r>
                 <w:rPr>
                   <w:rFonts w:ascii="Arial" w:cs="Arial" w:eastAsia="Arial" w:hAnsi="Arial"/>
@@ -11063,7 +11063,7 @@
             <w:pPr>
               <w:spacing w:after="20" w:before="0"/>
             </w:pPr>
-            <w:hyperlink w:history="1" r:id="rIdlq9fpd-6djtmi37uax9ox">
+            <w:hyperlink w:history="1" r:id="rIdyefenobf5uzsodbxzf46l">
               <w:r>
                 <w:rPr>
                   <w:rFonts w:ascii="Arial" w:cs="Arial" w:eastAsia="Arial" w:hAnsi="Arial"/>
@@ -11112,7 +11112,7 @@
               <w:spacing w:after="10" w:before="0"/>
               <w:ind w:left="120"/>
             </w:pPr>
-            <w:hyperlink w:history="1" r:id="rId2zkqb6ukoug2p8rxi9wdr">
+            <w:hyperlink w:history="1" r:id="rIdvgnkav6q0zltojo-vynop">
               <w:r>
                 <w:rPr>
                   <w:rFonts w:ascii="Arial" w:cs="Arial" w:eastAsia="Arial" w:hAnsi="Arial"/>
@@ -11624,7 +11624,7 @@
         </w:rPr>
         <w:t xml:space="preserve">© 2026 SeaVuria and ARES. Aligned with KICD objectives. Developed by SeaVuria; technical implementation by ARES (with AI assistance from Claude). Licensed under </w:t>
       </w:r>
-      <w:hyperlink w:history="1" r:id="rIdxcaips3cvj6dhq9z8rdh2">
+      <w:hyperlink w:history="1" r:id="rIdnrfxi7hg4unvddynf0qkb">
         <w:r>
           <w:rPr>
             <w:rFonts w:ascii="Arial" w:cs="Arial" w:eastAsia="Arial" w:hAnsi="Arial"/>
@@ -11645,7 +11645,7 @@
         </w:rPr>
         <w:t xml:space="preserve"> (</w:t>
       </w:r>
-      <w:hyperlink w:history="1" r:id="rId1l1dljkdt2ur-xsg1y4zg">
+      <w:hyperlink w:history="1" r:id="rIdfejfbew3gnch80l9dayav">
         <w:r>
           <w:rPr>
             <w:rFonts w:ascii="Arial" w:cs="Arial" w:eastAsia="Arial" w:hAnsi="Arial"/>
@@ -12658,7 +12658,7 @@
             <w:pPr>
               <w:spacing w:after="20" w:before="0"/>
             </w:pPr>
-            <w:hyperlink w:history="1" r:id="rIds-y-wn4quz5wdq4ecxh0g">
+            <w:hyperlink w:history="1" r:id="rIdysdeb6x_fty4j61jc2lma">
               <w:r>
                 <w:rPr>
                   <w:rFonts w:ascii="Arial" w:cs="Arial" w:eastAsia="Arial" w:hAnsi="Arial"/>
@@ -12707,7 +12707,7 @@
               <w:spacing w:after="10" w:before="0"/>
               <w:ind w:left="120"/>
             </w:pPr>
-            <w:hyperlink w:history="1" r:id="rIdqd0-u3kqryri4gtmzteuk">
+            <w:hyperlink w:history="1" r:id="rIdjonnin7rvngdm5pcuzchu">
               <w:r>
                 <w:rPr>
                   <w:rFonts w:ascii="Arial" w:cs="Arial" w:eastAsia="Arial" w:hAnsi="Arial"/>
@@ -12752,7 +12752,7 @@
             <w:pPr>
               <w:spacing w:after="20" w:before="0"/>
             </w:pPr>
-            <w:hyperlink w:history="1" r:id="rIdcu39picj-wpmnftxialmx">
+            <w:hyperlink w:history="1" r:id="rIdr-l3kfog9rso2c8hszyoe">
               <w:r>
                 <w:rPr>
                   <w:rFonts w:ascii="Arial" w:cs="Arial" w:eastAsia="Arial" w:hAnsi="Arial"/>
@@ -12785,7 +12785,7 @@
               <w:spacing w:after="10" w:before="0"/>
               <w:ind w:left="120"/>
             </w:pPr>
-            <w:hyperlink w:history="1" r:id="rIdehhjlwrlx98ox_qnz4vhg">
+            <w:hyperlink w:history="1" r:id="rIdsgzrorcoxmt1iaqfi-8yj">
               <w:r>
                 <w:rPr>
                   <w:rFonts w:ascii="Arial" w:cs="Arial" w:eastAsia="Arial" w:hAnsi="Arial"/>
@@ -12980,7 +12980,7 @@
             <w:pPr>
               <w:spacing w:after="20" w:before="0"/>
             </w:pPr>
-            <w:hyperlink w:history="1" r:id="rIdam-vvqva6qw7epferhgro">
+            <w:hyperlink w:history="1" r:id="rId9yzt2c_sxn8difrldxc3r">
               <w:r>
                 <w:rPr>
                   <w:rFonts w:ascii="Arial" w:cs="Arial" w:eastAsia="Arial" w:hAnsi="Arial"/>
@@ -13029,7 +13029,7 @@
               <w:spacing w:after="10" w:before="0"/>
               <w:ind w:left="120"/>
             </w:pPr>
-            <w:hyperlink w:history="1" r:id="rIdnvbhtgoto_wafov9nur4k">
+            <w:hyperlink w:history="1" r:id="rIdn_jyi5ajfwo7zwevghsij">
               <w:r>
                 <w:rPr>
                   <w:rFonts w:ascii="Arial" w:cs="Arial" w:eastAsia="Arial" w:hAnsi="Arial"/>
@@ -13074,7 +13074,7 @@
             <w:pPr>
               <w:spacing w:after="20" w:before="0"/>
             </w:pPr>
-            <w:hyperlink w:history="1" r:id="rId-ojdftgocxzudvyo1xi9f">
+            <w:hyperlink w:history="1" r:id="rIdlmmywl6akfka_oxsogpht">
               <w:r>
                 <w:rPr>
                   <w:rFonts w:ascii="Arial" w:cs="Arial" w:eastAsia="Arial" w:hAnsi="Arial"/>
@@ -13107,7 +13107,7 @@
               <w:spacing w:after="10" w:before="0"/>
               <w:ind w:left="120"/>
             </w:pPr>
-            <w:hyperlink w:history="1" r:id="rId2ps4xm_mps5cay9l_9gcv">
+            <w:hyperlink w:history="1" r:id="rIdgolrjtfehodkrcy9ukszs">
               <w:r>
                 <w:rPr>
                   <w:rFonts w:ascii="Arial" w:cs="Arial" w:eastAsia="Arial" w:hAnsi="Arial"/>
@@ -13302,7 +13302,7 @@
             <w:pPr>
               <w:spacing w:after="20" w:before="0"/>
             </w:pPr>
-            <w:hyperlink w:history="1" r:id="rIddfyu_gfjafpq4-_aaur9e">
+            <w:hyperlink w:history="1" r:id="rIdimqcd3-svnim0qb9whlb8">
               <w:r>
                 <w:rPr>
                   <w:rFonts w:ascii="Arial" w:cs="Arial" w:eastAsia="Arial" w:hAnsi="Arial"/>
@@ -13351,7 +13351,7 @@
               <w:spacing w:after="10" w:before="0"/>
               <w:ind w:left="120"/>
             </w:pPr>
-            <w:hyperlink w:history="1" r:id="rIdjh65hxzpwxuoh7r26lrqt">
+            <w:hyperlink w:history="1" r:id="rId4iqukvejpw1wra9hi4gcf">
               <w:r>
                 <w:rPr>
                   <w:rFonts w:ascii="Arial" w:cs="Arial" w:eastAsia="Arial" w:hAnsi="Arial"/>
@@ -13396,7 +13396,7 @@
             <w:pPr>
               <w:spacing w:after="20" w:before="0"/>
             </w:pPr>
-            <w:hyperlink w:history="1" r:id="rIdu1alg63b1hw7gbnv7v2f-">
+            <w:hyperlink w:history="1" r:id="rIdsqkkrq4sporpbqttrhj3t">
               <w:r>
                 <w:rPr>
                   <w:rFonts w:ascii="Arial" w:cs="Arial" w:eastAsia="Arial" w:hAnsi="Arial"/>
@@ -13429,7 +13429,7 @@
               <w:spacing w:after="10" w:before="0"/>
               <w:ind w:left="120"/>
             </w:pPr>
-            <w:hyperlink w:history="1" r:id="rIdxcvkozr_w5uaveg5xbnvl">
+            <w:hyperlink w:history="1" r:id="rIddksfumorwtv7absr1xemm">
               <w:r>
                 <w:rPr>
                   <w:rFonts w:ascii="Arial" w:cs="Arial" w:eastAsia="Arial" w:hAnsi="Arial"/>
@@ -13624,7 +13624,7 @@
             <w:pPr>
               <w:spacing w:after="20" w:before="0"/>
             </w:pPr>
-            <w:hyperlink w:history="1" r:id="rIdxoizt5qae1t-cdfgowgwv">
+            <w:hyperlink w:history="1" r:id="rIdaioviin19wpw5i43hdg0h">
               <w:r>
                 <w:rPr>
                   <w:rFonts w:ascii="Arial" w:cs="Arial" w:eastAsia="Arial" w:hAnsi="Arial"/>
@@ -13673,7 +13673,7 @@
               <w:spacing w:after="10" w:before="0"/>
               <w:ind w:left="120"/>
             </w:pPr>
-            <w:hyperlink w:history="1" r:id="rId_c1vsmzkmfnjpov_qtfoq">
+            <w:hyperlink w:history="1" r:id="rIdu5auw9dywuu5lqmyxnlsf">
               <w:r>
                 <w:rPr>
                   <w:rFonts w:ascii="Arial" w:cs="Arial" w:eastAsia="Arial" w:hAnsi="Arial"/>
@@ -13718,7 +13718,7 @@
             <w:pPr>
               <w:spacing w:after="20" w:before="0"/>
             </w:pPr>
-            <w:hyperlink w:history="1" r:id="rIdjgbp2_ofh0bibqlvfalbx">
+            <w:hyperlink w:history="1" r:id="rIdgn0cvn8a7clhtrfbj_blp">
               <w:r>
                 <w:rPr>
                   <w:rFonts w:ascii="Arial" w:cs="Arial" w:eastAsia="Arial" w:hAnsi="Arial"/>
@@ -13751,7 +13751,7 @@
               <w:spacing w:after="10" w:before="0"/>
               <w:ind w:left="120"/>
             </w:pPr>
-            <w:hyperlink w:history="1" r:id="rIdoqij2b7bnuu7wx3vda25o">
+            <w:hyperlink w:history="1" r:id="rIdvjazcdmtw7hv-8qbtifxt">
               <w:r>
                 <w:rPr>
                   <w:rFonts w:ascii="Arial" w:cs="Arial" w:eastAsia="Arial" w:hAnsi="Arial"/>
@@ -13946,7 +13946,7 @@
             <w:pPr>
               <w:spacing w:after="20" w:before="0"/>
             </w:pPr>
-            <w:hyperlink w:history="1" r:id="rIdzbbqslsjliws2ml3inrea">
+            <w:hyperlink w:history="1" r:id="rId6hov8sily1i6lvelyh7yt">
               <w:r>
                 <w:rPr>
                   <w:rFonts w:ascii="Arial" w:cs="Arial" w:eastAsia="Arial" w:hAnsi="Arial"/>
@@ -13995,7 +13995,7 @@
               <w:spacing w:after="10" w:before="0"/>
               <w:ind w:left="120"/>
             </w:pPr>
-            <w:hyperlink w:history="1" r:id="rIdgr0od-3wecy25vyv803ss">
+            <w:hyperlink w:history="1" r:id="rIdfsn0iw7kn1izevrfs2eqh">
               <w:r>
                 <w:rPr>
                   <w:rFonts w:ascii="Arial" w:cs="Arial" w:eastAsia="Arial" w:hAnsi="Arial"/>
@@ -14040,7 +14040,7 @@
             <w:pPr>
               <w:spacing w:after="20" w:before="0"/>
             </w:pPr>
-            <w:hyperlink w:history="1" r:id="rId5yvwns5e4jorz2j33m7sp">
+            <w:hyperlink w:history="1" r:id="rIdvbpi_1vwwqdabr2h0ilyj">
               <w:r>
                 <w:rPr>
                   <w:rFonts w:ascii="Arial" w:cs="Arial" w:eastAsia="Arial" w:hAnsi="Arial"/>
@@ -14089,7 +14089,7 @@
               <w:spacing w:after="10" w:before="0"/>
               <w:ind w:left="120"/>
             </w:pPr>
-            <w:hyperlink w:history="1" r:id="rId4hjbl08j5bfpfa-q7vdyx">
+            <w:hyperlink w:history="1" r:id="rIdovvgtycfle1xporlwczot">
               <w:r>
                 <w:rPr>
                   <w:rFonts w:ascii="Arial" w:cs="Arial" w:eastAsia="Arial" w:hAnsi="Arial"/>
@@ -14601,7 +14601,7 @@
         </w:rPr>
         <w:t xml:space="preserve">© 2026 SeaVuria and ARES. Aligned with KICD objectives. Developed by SeaVuria; technical implementation by ARES (with AI assistance from Claude). Licensed under </w:t>
       </w:r>
-      <w:hyperlink w:history="1" r:id="rIdylgwaj1xiln9rum7npjq3">
+      <w:hyperlink w:history="1" r:id="rIdnaji0erffzdnln228ujm4">
         <w:r>
           <w:rPr>
             <w:rFonts w:ascii="Arial" w:cs="Arial" w:eastAsia="Arial" w:hAnsi="Arial"/>
@@ -14622,7 +14622,7 @@
         </w:rPr>
         <w:t xml:space="preserve"> (</w:t>
       </w:r>
-      <w:hyperlink w:history="1" r:id="rIdhx9_wxli7v0men2jw_q3t">
+      <w:hyperlink w:history="1" r:id="rIdehsozowo8-osw0wuic61u">
         <w:r>
           <w:rPr>
             <w:rFonts w:ascii="Arial" w:cs="Arial" w:eastAsia="Arial" w:hAnsi="Arial"/>
@@ -15635,7 +15635,7 @@
             <w:pPr>
               <w:spacing w:after="20" w:before="0"/>
             </w:pPr>
-            <w:hyperlink w:history="1" r:id="rIdkczsckvi5yrfvc1nw5aup">
+            <w:hyperlink w:history="1" r:id="rIdubmvdxni6bcqjpntiilfa">
               <w:r>
                 <w:rPr>
                   <w:rFonts w:ascii="Arial" w:cs="Arial" w:eastAsia="Arial" w:hAnsi="Arial"/>
@@ -15668,7 +15668,7 @@
               <w:spacing w:after="10" w:before="0"/>
               <w:ind w:left="120"/>
             </w:pPr>
-            <w:hyperlink w:history="1" r:id="rIdsgxq7v4lsrwkxthsjmuur">
+            <w:hyperlink w:history="1" r:id="rIdx2or868vgqgd7kkqw0hdt">
               <w:r>
                 <w:rPr>
                   <w:rFonts w:ascii="Arial" w:cs="Arial" w:eastAsia="Arial" w:hAnsi="Arial"/>
@@ -15713,7 +15713,7 @@
             <w:pPr>
               <w:spacing w:after="20" w:before="0"/>
             </w:pPr>
-            <w:hyperlink w:history="1" r:id="rIdx63ezrdmvtg-3pxjnlvyz">
+            <w:hyperlink w:history="1" r:id="rIdg5wylfur6kszi0iftllgo">
               <w:r>
                 <w:rPr>
                   <w:rFonts w:ascii="Arial" w:cs="Arial" w:eastAsia="Arial" w:hAnsi="Arial"/>
@@ -15762,7 +15762,7 @@
               <w:spacing w:after="10" w:before="0"/>
               <w:ind w:left="120"/>
             </w:pPr>
-            <w:hyperlink w:history="1" r:id="rIdcl5syoft1ivpwef2dxmj2">
+            <w:hyperlink w:history="1" r:id="rIdtgmli-6finvghzbxp9kq5">
               <w:r>
                 <w:rPr>
                   <w:rFonts w:ascii="Arial" w:cs="Arial" w:eastAsia="Arial" w:hAnsi="Arial"/>
@@ -15957,7 +15957,7 @@
             <w:pPr>
               <w:spacing w:after="20" w:before="0"/>
             </w:pPr>
-            <w:hyperlink w:history="1" r:id="rIdb-csdurvksnxj0pqjcx23">
+            <w:hyperlink w:history="1" r:id="rIdyxga1xhdbc1lfspn9x6tj">
               <w:r>
                 <w:rPr>
                   <w:rFonts w:ascii="Arial" w:cs="Arial" w:eastAsia="Arial" w:hAnsi="Arial"/>
@@ -15990,7 +15990,7 @@
               <w:spacing w:after="10" w:before="0"/>
               <w:ind w:left="120"/>
             </w:pPr>
-            <w:hyperlink w:history="1" r:id="rId1cfk1s8rup1cgwmugyfoy">
+            <w:hyperlink w:history="1" r:id="rIdb4w2ys7troldpnwmauxcf">
               <w:r>
                 <w:rPr>
                   <w:rFonts w:ascii="Arial" w:cs="Arial" w:eastAsia="Arial" w:hAnsi="Arial"/>
@@ -16035,7 +16035,7 @@
             <w:pPr>
               <w:spacing w:after="20" w:before="0"/>
             </w:pPr>
-            <w:hyperlink w:history="1" r:id="rIdwdjylvx3l2fkasdsutglj">
+            <w:hyperlink w:history="1" r:id="rIdomns0kqznn_hgfxi4dbuq">
               <w:r>
                 <w:rPr>
                   <w:rFonts w:ascii="Arial" w:cs="Arial" w:eastAsia="Arial" w:hAnsi="Arial"/>
@@ -16084,7 +16084,7 @@
               <w:spacing w:after="10" w:before="0"/>
               <w:ind w:left="120"/>
             </w:pPr>
-            <w:hyperlink w:history="1" r:id="rIdmvh-shvvnlhx53glgcv77">
+            <w:hyperlink w:history="1" r:id="rIdp_ntkiomlyvfarahmjfxu">
               <w:r>
                 <w:rPr>
                   <w:rFonts w:ascii="Arial" w:cs="Arial" w:eastAsia="Arial" w:hAnsi="Arial"/>
@@ -16279,7 +16279,7 @@
             <w:pPr>
               <w:spacing w:after="20" w:before="0"/>
             </w:pPr>
-            <w:hyperlink w:history="1" r:id="rId3kqpgmerqlwtbutenrnx8">
+            <w:hyperlink w:history="1" r:id="rIdkww9gvyovdnlryii_fysc">
               <w:r>
                 <w:rPr>
                   <w:rFonts w:ascii="Arial" w:cs="Arial" w:eastAsia="Arial" w:hAnsi="Arial"/>
@@ -16312,7 +16312,7 @@
               <w:spacing w:after="10" w:before="0"/>
               <w:ind w:left="120"/>
             </w:pPr>
-            <w:hyperlink w:history="1" r:id="rIde0zrxffe5awlxwavl3miw">
+            <w:hyperlink w:history="1" r:id="rIdciyu5yn7b4_ndbj1onero">
               <w:r>
                 <w:rPr>
                   <w:rFonts w:ascii="Arial" w:cs="Arial" w:eastAsia="Arial" w:hAnsi="Arial"/>
@@ -16357,7 +16357,7 @@
             <w:pPr>
               <w:spacing w:after="20" w:before="0"/>
             </w:pPr>
-            <w:hyperlink w:history="1" r:id="rIddtfw6fde_7yfgs3mwijg5">
+            <w:hyperlink w:history="1" r:id="rIdhs6lfb_fshgotdrjiljur">
               <w:r>
                 <w:rPr>
                   <w:rFonts w:ascii="Arial" w:cs="Arial" w:eastAsia="Arial" w:hAnsi="Arial"/>
@@ -16406,7 +16406,7 @@
               <w:spacing w:after="10" w:before="0"/>
               <w:ind w:left="120"/>
             </w:pPr>
-            <w:hyperlink w:history="1" r:id="rId47qcvquwuasr6v6oixpx4">
+            <w:hyperlink w:history="1" r:id="rIdvu4ir0bqo1u4wsl_0sm1s">
               <w:r>
                 <w:rPr>
                   <w:rFonts w:ascii="Arial" w:cs="Arial" w:eastAsia="Arial" w:hAnsi="Arial"/>
@@ -16601,7 +16601,7 @@
             <w:pPr>
               <w:spacing w:after="20" w:before="0"/>
             </w:pPr>
-            <w:hyperlink w:history="1" r:id="rIdyffzpm1sgupkqrmkdc9ig">
+            <w:hyperlink w:history="1" r:id="rIdgh0eds8wmupqnr1-l0czw">
               <w:r>
                 <w:rPr>
                   <w:rFonts w:ascii="Arial" w:cs="Arial" w:eastAsia="Arial" w:hAnsi="Arial"/>
@@ -16634,7 +16634,7 @@
               <w:spacing w:after="10" w:before="0"/>
               <w:ind w:left="120"/>
             </w:pPr>
-            <w:hyperlink w:history="1" r:id="rIdu26pyfpkd2iouejzxsb23">
+            <w:hyperlink w:history="1" r:id="rIdjvrkbrisqopdn87gsl3gt">
               <w:r>
                 <w:rPr>
                   <w:rFonts w:ascii="Arial" w:cs="Arial" w:eastAsia="Arial" w:hAnsi="Arial"/>
@@ -16679,7 +16679,7 @@
             <w:pPr>
               <w:spacing w:after="20" w:before="0"/>
             </w:pPr>
-            <w:hyperlink w:history="1" r:id="rIdoe_1cjyhmtk42eszjvyfh">
+            <w:hyperlink w:history="1" r:id="rIdmupqvttfll74ntbdnpkqq">
               <w:r>
                 <w:rPr>
                   <w:rFonts w:ascii="Arial" w:cs="Arial" w:eastAsia="Arial" w:hAnsi="Arial"/>
@@ -16728,7 +16728,7 @@
               <w:spacing w:after="10" w:before="0"/>
               <w:ind w:left="120"/>
             </w:pPr>
-            <w:hyperlink w:history="1" r:id="rIdks8vg6clpdzfx4dgap5gx">
+            <w:hyperlink w:history="1" r:id="rId5pqbojc1h9hmpwqtevd6g">
               <w:r>
                 <w:rPr>
                   <w:rFonts w:ascii="Arial" w:cs="Arial" w:eastAsia="Arial" w:hAnsi="Arial"/>
@@ -16923,7 +16923,7 @@
             <w:pPr>
               <w:spacing w:after="20" w:before="0"/>
             </w:pPr>
-            <w:hyperlink w:history="1" r:id="rIdqheq7tfcculsadshedch2">
+            <w:hyperlink w:history="1" r:id="rIdmkl8g72rhbk9ufcjfqslj">
               <w:r>
                 <w:rPr>
                   <w:rFonts w:ascii="Arial" w:cs="Arial" w:eastAsia="Arial" w:hAnsi="Arial"/>
@@ -16956,7 +16956,7 @@
               <w:spacing w:after="10" w:before="0"/>
               <w:ind w:left="120"/>
             </w:pPr>
-            <w:hyperlink w:history="1" r:id="rIdlu5efvf0xhofclllpyouw">
+            <w:hyperlink w:history="1" r:id="rId-3qcjavdib_0jisisvrsn">
               <w:r>
                 <w:rPr>
                   <w:rFonts w:ascii="Arial" w:cs="Arial" w:eastAsia="Arial" w:hAnsi="Arial"/>
@@ -17001,7 +17001,7 @@
             <w:pPr>
               <w:spacing w:after="20" w:before="0"/>
             </w:pPr>
-            <w:hyperlink w:history="1" r:id="rIduwc6qr2zyovjt3oodccdr">
+            <w:hyperlink w:history="1" r:id="rId-vykh29gzao798qd_gejq">
               <w:r>
                 <w:rPr>
                   <w:rFonts w:ascii="Arial" w:cs="Arial" w:eastAsia="Arial" w:hAnsi="Arial"/>
@@ -17050,7 +17050,7 @@
               <w:spacing w:after="10" w:before="0"/>
               <w:ind w:left="120"/>
             </w:pPr>
-            <w:hyperlink w:history="1" r:id="rIdqvbdej5ft-jdipnjw3olj">
+            <w:hyperlink w:history="1" r:id="rId5fhmcu6n7kxvpdqlhpsx3">
               <w:r>
                 <w:rPr>
                   <w:rFonts w:ascii="Arial" w:cs="Arial" w:eastAsia="Arial" w:hAnsi="Arial"/>
@@ -17562,7 +17562,7 @@
         </w:rPr>
         <w:t xml:space="preserve">© 2026 SeaVuria and ARES. Aligned with KICD objectives. Developed by SeaVuria; technical implementation by ARES (with AI assistance from Claude). Licensed under </w:t>
       </w:r>
-      <w:hyperlink w:history="1" r:id="rIdtqszcnkw2_awym8lomgoe">
+      <w:hyperlink w:history="1" r:id="rId6orpdvngyihida6amlbfn">
         <w:r>
           <w:rPr>
             <w:rFonts w:ascii="Arial" w:cs="Arial" w:eastAsia="Arial" w:hAnsi="Arial"/>
@@ -17583,7 +17583,7 @@
         </w:rPr>
         <w:t xml:space="preserve"> (</w:t>
       </w:r>
-      <w:hyperlink w:history="1" r:id="rId5irn3vz-fastz-sks-hne">
+      <w:hyperlink w:history="1" r:id="rIddysobrexd7j5h1a42geij">
         <w:r>
           <w:rPr>
             <w:rFonts w:ascii="Arial" w:cs="Arial" w:eastAsia="Arial" w:hAnsi="Arial"/>
@@ -18596,7 +18596,7 @@
             <w:pPr>
               <w:spacing w:after="20" w:before="0"/>
             </w:pPr>
-            <w:hyperlink w:history="1" r:id="rIdchiwuzzyewzlnrz6nvpq_">
+            <w:hyperlink w:history="1" r:id="rIdkfrhp8u-pzsq5cowbgoto">
               <w:r>
                 <w:rPr>
                   <w:rFonts w:ascii="Arial" w:cs="Arial" w:eastAsia="Arial" w:hAnsi="Arial"/>
@@ -18629,7 +18629,7 @@
               <w:spacing w:after="10" w:before="0"/>
               <w:ind w:left="120"/>
             </w:pPr>
-            <w:hyperlink w:history="1" r:id="rId3qlxupevfe7lyvsmqk5ts">
+            <w:hyperlink w:history="1" r:id="rIdeh3bu4qc0whg4ked88crr">
               <w:r>
                 <w:rPr>
                   <w:rFonts w:ascii="Arial" w:cs="Arial" w:eastAsia="Arial" w:hAnsi="Arial"/>
@@ -18674,7 +18674,7 @@
             <w:pPr>
               <w:spacing w:after="20" w:before="0"/>
             </w:pPr>
-            <w:hyperlink w:history="1" r:id="rIdd60kxrp17pmqwp7k1frql">
+            <w:hyperlink w:history="1" r:id="rIdfkwt_x6nxgfi9avzaawoy">
               <w:r>
                 <w:rPr>
                   <w:rFonts w:ascii="Arial" w:cs="Arial" w:eastAsia="Arial" w:hAnsi="Arial"/>
@@ -18707,7 +18707,7 @@
               <w:spacing w:after="10" w:before="0"/>
               <w:ind w:left="120"/>
             </w:pPr>
-            <w:hyperlink w:history="1" r:id="rIddafaolzxhopjumdxo0jdx">
+            <w:hyperlink w:history="1" r:id="rIdquozgvyxptj8k8a6ow67m">
               <w:r>
                 <w:rPr>
                   <w:rFonts w:ascii="Arial" w:cs="Arial" w:eastAsia="Arial" w:hAnsi="Arial"/>
@@ -18902,7 +18902,7 @@
             <w:pPr>
               <w:spacing w:after="20" w:before="0"/>
             </w:pPr>
-            <w:hyperlink w:history="1" r:id="rIdi6vhujfrqhvkvyq24wsx3">
+            <w:hyperlink w:history="1" r:id="rIdhs3ti8-mt779e7jigajvj">
               <w:r>
                 <w:rPr>
                   <w:rFonts w:ascii="Arial" w:cs="Arial" w:eastAsia="Arial" w:hAnsi="Arial"/>
@@ -18935,7 +18935,7 @@
               <w:spacing w:after="10" w:before="0"/>
               <w:ind w:left="120"/>
             </w:pPr>
-            <w:hyperlink w:history="1" r:id="rIdwcorx5vs2gpfenjnvbsof">
+            <w:hyperlink w:history="1" r:id="rIdgqhtdw9svrlpli-xsahcf">
               <w:r>
                 <w:rPr>
                   <w:rFonts w:ascii="Arial" w:cs="Arial" w:eastAsia="Arial" w:hAnsi="Arial"/>
@@ -18980,7 +18980,7 @@
             <w:pPr>
               <w:spacing w:after="20" w:before="0"/>
             </w:pPr>
-            <w:hyperlink w:history="1" r:id="rIdi9tv6vaunia-czu7ipos0">
+            <w:hyperlink w:history="1" r:id="rId9hm0_jlrv5xk1rjmshecm">
               <w:r>
                 <w:rPr>
                   <w:rFonts w:ascii="Arial" w:cs="Arial" w:eastAsia="Arial" w:hAnsi="Arial"/>
@@ -19013,7 +19013,7 @@
               <w:spacing w:after="10" w:before="0"/>
               <w:ind w:left="120"/>
             </w:pPr>
-            <w:hyperlink w:history="1" r:id="rIdbemndbwo6kocx05tgspag">
+            <w:hyperlink w:history="1" r:id="rIdhet2cueatujlotnuqie1y">
               <w:r>
                 <w:rPr>
                   <w:rFonts w:ascii="Arial" w:cs="Arial" w:eastAsia="Arial" w:hAnsi="Arial"/>
@@ -19208,7 +19208,7 @@
             <w:pPr>
               <w:spacing w:after="20" w:before="0"/>
             </w:pPr>
-            <w:hyperlink w:history="1" r:id="rIdmr7kew43n_plri26quyi_">
+            <w:hyperlink w:history="1" r:id="rIdxjqltssqtxlewipecjej6">
               <w:r>
                 <w:rPr>
                   <w:rFonts w:ascii="Arial" w:cs="Arial" w:eastAsia="Arial" w:hAnsi="Arial"/>
@@ -19257,7 +19257,7 @@
               <w:spacing w:after="10" w:before="0"/>
               <w:ind w:left="120"/>
             </w:pPr>
-            <w:hyperlink w:history="1" r:id="rIdqd7voau4nx1bl6eczkdvm">
+            <w:hyperlink w:history="1" r:id="rIdvwbnvhd4w6irmkguhvqqj">
               <w:r>
                 <w:rPr>
                   <w:rFonts w:ascii="Arial" w:cs="Arial" w:eastAsia="Arial" w:hAnsi="Arial"/>
@@ -19302,7 +19302,7 @@
             <w:pPr>
               <w:spacing w:after="20" w:before="0"/>
             </w:pPr>
-            <w:hyperlink w:history="1" r:id="rId_vhgt4pt37slnsoksi7a8">
+            <w:hyperlink w:history="1" r:id="rIdwygzyawwk2oovt17sbxxl">
               <w:r>
                 <w:rPr>
                   <w:rFonts w:ascii="Arial" w:cs="Arial" w:eastAsia="Arial" w:hAnsi="Arial"/>
@@ -19335,7 +19335,7 @@
               <w:spacing w:after="10" w:before="0"/>
               <w:ind w:left="120"/>
             </w:pPr>
-            <w:hyperlink w:history="1" r:id="rId09qjzyhvmg61viw19dk1m">
+            <w:hyperlink w:history="1" r:id="rIdwcr5jkxgw3_f5dopnrd7l">
               <w:r>
                 <w:rPr>
                   <w:rFonts w:ascii="Arial" w:cs="Arial" w:eastAsia="Arial" w:hAnsi="Arial"/>
@@ -19530,7 +19530,7 @@
             <w:pPr>
               <w:spacing w:after="20" w:before="0"/>
             </w:pPr>
-            <w:hyperlink w:history="1" r:id="rId3rgelpeggoykbpxhyl_j3">
+            <w:hyperlink w:history="1" r:id="rId9nm1mre2uri-bjcfttmdu">
               <w:r>
                 <w:rPr>
                   <w:rFonts w:ascii="Arial" w:cs="Arial" w:eastAsia="Arial" w:hAnsi="Arial"/>
@@ -19579,7 +19579,7 @@
               <w:spacing w:after="10" w:before="0"/>
               <w:ind w:left="120"/>
             </w:pPr>
-            <w:hyperlink w:history="1" r:id="rIdbd_ojsbvbtjxd_gaam6g3">
+            <w:hyperlink w:history="1" r:id="rIdeydc7pdltu0g5hxfgmmoa">
               <w:r>
                 <w:rPr>
                   <w:rFonts w:ascii="Arial" w:cs="Arial" w:eastAsia="Arial" w:hAnsi="Arial"/>
@@ -19624,7 +19624,7 @@
             <w:pPr>
               <w:spacing w:after="20" w:before="0"/>
             </w:pPr>
-            <w:hyperlink w:history="1" r:id="rId85xoyo9od6goesgyqio1_">
+            <w:hyperlink w:history="1" r:id="rIdys28cshvsxi5zkuxhcm7k">
               <w:r>
                 <w:rPr>
                   <w:rFonts w:ascii="Arial" w:cs="Arial" w:eastAsia="Arial" w:hAnsi="Arial"/>
@@ -19657,7 +19657,7 @@
               <w:spacing w:after="10" w:before="0"/>
               <w:ind w:left="120"/>
             </w:pPr>
-            <w:hyperlink w:history="1" r:id="rIdqjqj3r90oijzsfvd_5b3k">
+            <w:hyperlink w:history="1" r:id="rIdw4c72nnt4vt8u9e5sp5tb">
               <w:r>
                 <w:rPr>
                   <w:rFonts w:ascii="Arial" w:cs="Arial" w:eastAsia="Arial" w:hAnsi="Arial"/>
@@ -19852,7 +19852,7 @@
             <w:pPr>
               <w:spacing w:after="20" w:before="0"/>
             </w:pPr>
-            <w:hyperlink w:history="1" r:id="rIdrat5ld6htjgdphbfaibn9">
+            <w:hyperlink w:history="1" r:id="rIdk99jgtnhpbnuc8hbqfliy">
               <w:r>
                 <w:rPr>
                   <w:rFonts w:ascii="Arial" w:cs="Arial" w:eastAsia="Arial" w:hAnsi="Arial"/>
@@ -19901,7 +19901,7 @@
               <w:spacing w:after="10" w:before="0"/>
               <w:ind w:left="120"/>
             </w:pPr>
-            <w:hyperlink w:history="1" r:id="rIdukhimhbup3ojxedsk1qye">
+            <w:hyperlink w:history="1" r:id="rIdqc7io_0cmbm9_d0kui7vr">
               <w:r>
                 <w:rPr>
                   <w:rFonts w:ascii="Arial" w:cs="Arial" w:eastAsia="Arial" w:hAnsi="Arial"/>
@@ -19946,7 +19946,7 @@
             <w:pPr>
               <w:spacing w:after="20" w:before="0"/>
             </w:pPr>
-            <w:hyperlink w:history="1" r:id="rIdleyfl3c5nj1iwwg6nidav">
+            <w:hyperlink w:history="1" r:id="rId5zudk4vakm4ufce9ntfo3">
               <w:r>
                 <w:rPr>
                   <w:rFonts w:ascii="Arial" w:cs="Arial" w:eastAsia="Arial" w:hAnsi="Arial"/>
@@ -19995,7 +19995,7 @@
               <w:spacing w:after="10" w:before="0"/>
               <w:ind w:left="120"/>
             </w:pPr>
-            <w:hyperlink w:history="1" r:id="rId2kyyjpfvdrncmnq1uhdtk">
+            <w:hyperlink w:history="1" r:id="rIdzsfdr_qq3trmi2njas9-c">
               <w:r>
                 <w:rPr>
                   <w:rFonts w:ascii="Arial" w:cs="Arial" w:eastAsia="Arial" w:hAnsi="Arial"/>
@@ -20507,7 +20507,7 @@
         </w:rPr>
         <w:t xml:space="preserve">© 2026 SeaVuria and ARES. Aligned with KICD objectives. Developed by SeaVuria; technical implementation by ARES (with AI assistance from Claude). Licensed under </w:t>
       </w:r>
-      <w:hyperlink w:history="1" r:id="rIdbgyvd6urbd9sufxvxoq1q">
+      <w:hyperlink w:history="1" r:id="rIdncf77m4j7ckpoy7qxppdg">
         <w:r>
           <w:rPr>
             <w:rFonts w:ascii="Arial" w:cs="Arial" w:eastAsia="Arial" w:hAnsi="Arial"/>
@@ -20528,7 +20528,7 @@
         </w:rPr>
         <w:t xml:space="preserve"> (</w:t>
       </w:r>
-      <w:hyperlink w:history="1" r:id="rIdp5zhlnv27qr3qz1vofuit">
+      <w:hyperlink w:history="1" r:id="rId3c0szisfunqtp34r5xq4y">
         <w:r>
           <w:rPr>
             <w:rFonts w:ascii="Arial" w:cs="Arial" w:eastAsia="Arial" w:hAnsi="Arial"/>
@@ -21541,7 +21541,7 @@
             <w:pPr>
               <w:spacing w:after="20" w:before="0"/>
             </w:pPr>
-            <w:hyperlink w:history="1" r:id="rIdalu5qdvh5vgi22j4vzoro">
+            <w:hyperlink w:history="1" r:id="rId2t4v2xrbe2hmzaqohubbx">
               <w:r>
                 <w:rPr>
                   <w:rFonts w:ascii="Arial" w:cs="Arial" w:eastAsia="Arial" w:hAnsi="Arial"/>
@@ -21574,7 +21574,7 @@
               <w:spacing w:after="10" w:before="0"/>
               <w:ind w:left="120"/>
             </w:pPr>
-            <w:hyperlink w:history="1" r:id="rIdqdv5vzriez1-vh50vf-ou">
+            <w:hyperlink w:history="1" r:id="rIdbkx_wjtypgfgh6uliudfo">
               <w:r>
                 <w:rPr>
                   <w:rFonts w:ascii="Arial" w:cs="Arial" w:eastAsia="Arial" w:hAnsi="Arial"/>
@@ -21619,7 +21619,7 @@
             <w:pPr>
               <w:spacing w:after="20" w:before="0"/>
             </w:pPr>
-            <w:hyperlink w:history="1" r:id="rIdcob-7e2xkyjc45cq87qo7">
+            <w:hyperlink w:history="1" r:id="rIdximhnjyquto2o1jcv4bdd">
               <w:r>
                 <w:rPr>
                   <w:rFonts w:ascii="Arial" w:cs="Arial" w:eastAsia="Arial" w:hAnsi="Arial"/>
@@ -21652,7 +21652,7 @@
               <w:spacing w:after="10" w:before="0"/>
               <w:ind w:left="120"/>
             </w:pPr>
-            <w:hyperlink w:history="1" r:id="rId95kk2waut71qfutqmpa9c">
+            <w:hyperlink w:history="1" r:id="rIdflvdpvo9ys25rmvtzgye2">
               <w:r>
                 <w:rPr>
                   <w:rFonts w:ascii="Arial" w:cs="Arial" w:eastAsia="Arial" w:hAnsi="Arial"/>
@@ -21847,7 +21847,7 @@
             <w:pPr>
               <w:spacing w:after="20" w:before="0"/>
             </w:pPr>
-            <w:hyperlink w:history="1" r:id="rIdo7frq3ecuzuinpjsq1ruc">
+            <w:hyperlink w:history="1" r:id="rId5e3t3m1lcjbv-q-0f89yd">
               <w:r>
                 <w:rPr>
                   <w:rFonts w:ascii="Arial" w:cs="Arial" w:eastAsia="Arial" w:hAnsi="Arial"/>
@@ -21880,7 +21880,7 @@
               <w:spacing w:after="10" w:before="0"/>
               <w:ind w:left="120"/>
             </w:pPr>
-            <w:hyperlink w:history="1" r:id="rIdhshiex7ib71g0wsdg7ikp">
+            <w:hyperlink w:history="1" r:id="rIdep1ik9_xrdotpekilalra">
               <w:r>
                 <w:rPr>
                   <w:rFonts w:ascii="Arial" w:cs="Arial" w:eastAsia="Arial" w:hAnsi="Arial"/>
@@ -21925,7 +21925,7 @@
             <w:pPr>
               <w:spacing w:after="20" w:before="0"/>
             </w:pPr>
-            <w:hyperlink w:history="1" r:id="rIdry9iip_ntg1cb2bsykvjd">
+            <w:hyperlink w:history="1" r:id="rIdvtjfge0fk7uifcmsbzj6y">
               <w:r>
                 <w:rPr>
                   <w:rFonts w:ascii="Arial" w:cs="Arial" w:eastAsia="Arial" w:hAnsi="Arial"/>
@@ -21958,7 +21958,7 @@
               <w:spacing w:after="10" w:before="0"/>
               <w:ind w:left="120"/>
             </w:pPr>
-            <w:hyperlink w:history="1" r:id="rIdey_t1qoyiey95a_j11nha">
+            <w:hyperlink w:history="1" r:id="rIdjsohiylmolc0l1quybr_g">
               <w:r>
                 <w:rPr>
                   <w:rFonts w:ascii="Arial" w:cs="Arial" w:eastAsia="Arial" w:hAnsi="Arial"/>
@@ -22153,7 +22153,7 @@
             <w:pPr>
               <w:spacing w:after="20" w:before="0"/>
             </w:pPr>
-            <w:hyperlink w:history="1" r:id="rIdqjwqbywafv4ehg7_gpm_i">
+            <w:hyperlink w:history="1" r:id="rId5eidtwdeva5qc219xdw9a">
               <w:r>
                 <w:rPr>
                   <w:rFonts w:ascii="Arial" w:cs="Arial" w:eastAsia="Arial" w:hAnsi="Arial"/>
@@ -22186,7 +22186,7 @@
               <w:spacing w:after="10" w:before="0"/>
               <w:ind w:left="120"/>
             </w:pPr>
-            <w:hyperlink w:history="1" r:id="rIdxgnaghitnlt4nw9rgttis">
+            <w:hyperlink w:history="1" r:id="rIdnq8f3hrsiou-mtpdos1qy">
               <w:r>
                 <w:rPr>
                   <w:rFonts w:ascii="Arial" w:cs="Arial" w:eastAsia="Arial" w:hAnsi="Arial"/>
@@ -22231,7 +22231,7 @@
             <w:pPr>
               <w:spacing w:after="20" w:before="0"/>
             </w:pPr>
-            <w:hyperlink w:history="1" r:id="rIdqpbpyc0kfyfnacwqm0lom">
+            <w:hyperlink w:history="1" r:id="rIds_rwup0wqswii0ofoqjpb">
               <w:r>
                 <w:rPr>
                   <w:rFonts w:ascii="Arial" w:cs="Arial" w:eastAsia="Arial" w:hAnsi="Arial"/>
@@ -22264,7 +22264,7 @@
               <w:spacing w:after="10" w:before="0"/>
               <w:ind w:left="120"/>
             </w:pPr>
-            <w:hyperlink w:history="1" r:id="rIdnzi8n4mws1k5fapsxjjfb">
+            <w:hyperlink w:history="1" r:id="rIdqqkibgc4zmbl3f9_bg5jy">
               <w:r>
                 <w:rPr>
                   <w:rFonts w:ascii="Arial" w:cs="Arial" w:eastAsia="Arial" w:hAnsi="Arial"/>
@@ -22459,7 +22459,7 @@
             <w:pPr>
               <w:spacing w:after="20" w:before="0"/>
             </w:pPr>
-            <w:hyperlink w:history="1" r:id="rIdlfhfts4jztyglijynnf_3">
+            <w:hyperlink w:history="1" r:id="rIdkvecxz1wpwekfkgtamgkj">
               <w:r>
                 <w:rPr>
                   <w:rFonts w:ascii="Arial" w:cs="Arial" w:eastAsia="Arial" w:hAnsi="Arial"/>
@@ -22492,7 +22492,7 @@
               <w:spacing w:after="10" w:before="0"/>
               <w:ind w:left="120"/>
             </w:pPr>
-            <w:hyperlink w:history="1" r:id="rIdux_yha1s2amxdlaqxtbhc">
+            <w:hyperlink w:history="1" r:id="rIdx8b4vrtlza-99gjmyqta6">
               <w:r>
                 <w:rPr>
                   <w:rFonts w:ascii="Arial" w:cs="Arial" w:eastAsia="Arial" w:hAnsi="Arial"/>
@@ -22537,7 +22537,7 @@
             <w:pPr>
               <w:spacing w:after="20" w:before="0"/>
             </w:pPr>
-            <w:hyperlink w:history="1" r:id="rIddqqhk0yhhzchd1jwsknd9">
+            <w:hyperlink w:history="1" r:id="rIdqis06e0poxkh9ni2gnoba">
               <w:r>
                 <w:rPr>
                   <w:rFonts w:ascii="Arial" w:cs="Arial" w:eastAsia="Arial" w:hAnsi="Arial"/>
@@ -22570,7 +22570,7 @@
               <w:spacing w:after="10" w:before="0"/>
               <w:ind w:left="120"/>
             </w:pPr>
-            <w:hyperlink w:history="1" r:id="rIdop7aem2ur9civ2zblkqqt">
+            <w:hyperlink w:history="1" r:id="rIdlh1apmiohdh8eptphb_9e">
               <w:r>
                 <w:rPr>
                   <w:rFonts w:ascii="Arial" w:cs="Arial" w:eastAsia="Arial" w:hAnsi="Arial"/>
@@ -22765,7 +22765,7 @@
             <w:pPr>
               <w:spacing w:after="20" w:before="0"/>
             </w:pPr>
-            <w:hyperlink w:history="1" r:id="rIdngo12s3pbl7s2umvdeqtg">
+            <w:hyperlink w:history="1" r:id="rIddcqb3d7zeckhf4vechwgl">
               <w:r>
                 <w:rPr>
                   <w:rFonts w:ascii="Arial" w:cs="Arial" w:eastAsia="Arial" w:hAnsi="Arial"/>
@@ -22814,7 +22814,7 @@
               <w:spacing w:after="10" w:before="0"/>
               <w:ind w:left="120"/>
             </w:pPr>
-            <w:hyperlink w:history="1" r:id="rIdmun9uwxhfb2htyq4tncai">
+            <w:hyperlink w:history="1" r:id="rId3elvd34ahmv3sdqd3rouy">
               <w:r>
                 <w:rPr>
                   <w:rFonts w:ascii="Arial" w:cs="Arial" w:eastAsia="Arial" w:hAnsi="Arial"/>
@@ -22859,7 +22859,7 @@
             <w:pPr>
               <w:spacing w:after="20" w:before="0"/>
             </w:pPr>
-            <w:hyperlink w:history="1" r:id="rIdvjzzk3f0c4le4v_rdy1iq">
+            <w:hyperlink w:history="1" r:id="rIde2ewkc0qiumtq18bzqnom">
               <w:r>
                 <w:rPr>
                   <w:rFonts w:ascii="Arial" w:cs="Arial" w:eastAsia="Arial" w:hAnsi="Arial"/>
@@ -22908,7 +22908,7 @@
               <w:spacing w:after="10" w:before="0"/>
               <w:ind w:left="120"/>
             </w:pPr>
-            <w:hyperlink w:history="1" r:id="rIddz61dv_txfwsoo84xcmsf">
+            <w:hyperlink w:history="1" r:id="rIdfwydsifca-m0waea9qz9n">
               <w:r>
                 <w:rPr>
                   <w:rFonts w:ascii="Arial" w:cs="Arial" w:eastAsia="Arial" w:hAnsi="Arial"/>
@@ -23420,7 +23420,7 @@
         </w:rPr>
         <w:t xml:space="preserve">© 2026 SeaVuria and ARES. Aligned with KICD objectives. Developed by SeaVuria; technical implementation by ARES (with AI assistance from Claude). Licensed under </w:t>
       </w:r>
-      <w:hyperlink w:history="1" r:id="rIdzkepp16xyj2ect6ucudcp">
+      <w:hyperlink w:history="1" r:id="rIdy8ghrasutesshha35bddb">
         <w:r>
           <w:rPr>
             <w:rFonts w:ascii="Arial" w:cs="Arial" w:eastAsia="Arial" w:hAnsi="Arial"/>
@@ -23441,7 +23441,7 @@
         </w:rPr>
         <w:t xml:space="preserve"> (</w:t>
       </w:r>
-      <w:hyperlink w:history="1" r:id="rId5gln8uej9gycbqfil1pol">
+      <w:hyperlink w:history="1" r:id="rId1c7xjhgwqepcc-h4bdlq6">
         <w:r>
           <w:rPr>
             <w:rFonts w:ascii="Arial" w:cs="Arial" w:eastAsia="Arial" w:hAnsi="Arial"/>
@@ -24673,7 +24673,7 @@
             <w:pPr>
               <w:spacing w:after="20" w:before="0"/>
             </w:pPr>
-            <w:hyperlink w:history="1" r:id="rId7qdhrvkxqlgxktnonrwv3">
+            <w:hyperlink w:history="1" r:id="rIdjnzo-zy7d_6csjkfdyhzx">
               <w:r>
                 <w:rPr>
                   <w:rFonts w:ascii="Arial" w:cs="Arial" w:eastAsia="Arial" w:hAnsi="Arial"/>
@@ -24706,7 +24706,7 @@
               <w:spacing w:after="10" w:before="0"/>
               <w:ind w:left="120"/>
             </w:pPr>
-            <w:hyperlink w:history="1" r:id="rIdzagxthkjip0pdscerrujt">
+            <w:hyperlink w:history="1" r:id="rIdvykald-iyhbnpbr5k7qxu">
               <w:r>
                 <w:rPr>
                   <w:rFonts w:ascii="Arial" w:cs="Arial" w:eastAsia="Arial" w:hAnsi="Arial"/>
@@ -24751,7 +24751,7 @@
             <w:pPr>
               <w:spacing w:after="20" w:before="0"/>
             </w:pPr>
-            <w:hyperlink w:history="1" r:id="rIdzwi678_ibj_jutokcrl41">
+            <w:hyperlink w:history="1" r:id="rIdyyohewvi1ezvdqtzpaxzk">
               <w:r>
                 <w:rPr>
                   <w:rFonts w:ascii="Arial" w:cs="Arial" w:eastAsia="Arial" w:hAnsi="Arial"/>
@@ -24784,7 +24784,7 @@
               <w:spacing w:after="10" w:before="0"/>
               <w:ind w:left="120"/>
             </w:pPr>
-            <w:hyperlink w:history="1" r:id="rIds-4szuiije92qztidzcni">
+            <w:hyperlink w:history="1" r:id="rIdx5bftn1ts6rdntm9wu2ly">
               <w:r>
                 <w:rPr>
                   <w:rFonts w:ascii="Arial" w:cs="Arial" w:eastAsia="Arial" w:hAnsi="Arial"/>
@@ -24979,7 +24979,7 @@
             <w:pPr>
               <w:spacing w:after="20" w:before="0"/>
             </w:pPr>
-            <w:hyperlink w:history="1" r:id="rIdz8ct5xvrgdzlzuexd6qwb">
+            <w:hyperlink w:history="1" r:id="rIdjroqyc94elc1xcbnw1eea">
               <w:r>
                 <w:rPr>
                   <w:rFonts w:ascii="Arial" w:cs="Arial" w:eastAsia="Arial" w:hAnsi="Arial"/>
@@ -25012,7 +25012,7 @@
               <w:spacing w:after="10" w:before="0"/>
               <w:ind w:left="120"/>
             </w:pPr>
-            <w:hyperlink w:history="1" r:id="rIdom4jfiuwweosu2tjbqfyz">
+            <w:hyperlink w:history="1" r:id="rIdvpidd-wjnhvkcz8dub3c5">
               <w:r>
                 <w:rPr>
                   <w:rFonts w:ascii="Arial" w:cs="Arial" w:eastAsia="Arial" w:hAnsi="Arial"/>
@@ -25057,7 +25057,7 @@
             <w:pPr>
               <w:spacing w:after="20" w:before="0"/>
             </w:pPr>
-            <w:hyperlink w:history="1" r:id="rIdgmk4ndnmjyuyjl2_javxs">
+            <w:hyperlink w:history="1" r:id="rIdlndnibiyrwwzwd2tir6wd">
               <w:r>
                 <w:rPr>
                   <w:rFonts w:ascii="Arial" w:cs="Arial" w:eastAsia="Arial" w:hAnsi="Arial"/>
@@ -25090,7 +25090,7 @@
               <w:spacing w:after="10" w:before="0"/>
               <w:ind w:left="120"/>
             </w:pPr>
-            <w:hyperlink w:history="1" r:id="rIdq6ndab_ln16sirq3fbgfo">
+            <w:hyperlink w:history="1" r:id="rIdn964jvi_vykf2t0sfgjai">
               <w:r>
                 <w:rPr>
                   <w:rFonts w:ascii="Arial" w:cs="Arial" w:eastAsia="Arial" w:hAnsi="Arial"/>
@@ -25285,7 +25285,7 @@
             <w:pPr>
               <w:spacing w:after="20" w:before="0"/>
             </w:pPr>
-            <w:hyperlink w:history="1" r:id="rIduj7ambs5tr9siwpigozfk">
+            <w:hyperlink w:history="1" r:id="rIdviluin7kcfwknaszcjwhd">
               <w:r>
                 <w:rPr>
                   <w:rFonts w:ascii="Arial" w:cs="Arial" w:eastAsia="Arial" w:hAnsi="Arial"/>
@@ -25334,7 +25334,7 @@
               <w:spacing w:after="10" w:before="0"/>
               <w:ind w:left="120"/>
             </w:pPr>
-            <w:hyperlink w:history="1" r:id="rIdt9qo2jn0w33slhisi_wsi">
+            <w:hyperlink w:history="1" r:id="rIdyiq605iim21mauy4lrd7c">
               <w:r>
                 <w:rPr>
                   <w:rFonts w:ascii="Arial" w:cs="Arial" w:eastAsia="Arial" w:hAnsi="Arial"/>
@@ -25379,7 +25379,7 @@
             <w:pPr>
               <w:spacing w:after="20" w:before="0"/>
             </w:pPr>
-            <w:hyperlink w:history="1" r:id="rId42rnls6jq65rzc0ybret3">
+            <w:hyperlink w:history="1" r:id="rId2osxglwwn_kyfd_6gsmy3">
               <w:r>
                 <w:rPr>
                   <w:rFonts w:ascii="Arial" w:cs="Arial" w:eastAsia="Arial" w:hAnsi="Arial"/>
@@ -25428,7 +25428,7 @@
               <w:spacing w:after="10" w:before="0"/>
               <w:ind w:left="120"/>
             </w:pPr>
-            <w:hyperlink w:history="1" r:id="rId3dby0buws_fha5yicgzur">
+            <w:hyperlink w:history="1" r:id="rIdponyvagkmnodclikpt43l">
               <w:r>
                 <w:rPr>
                   <w:rFonts w:ascii="Arial" w:cs="Arial" w:eastAsia="Arial" w:hAnsi="Arial"/>
@@ -25623,7 +25623,7 @@
             <w:pPr>
               <w:spacing w:after="20" w:before="0"/>
             </w:pPr>
-            <w:hyperlink w:history="1" r:id="rIdllmytji8npbnk59xruh21">
+            <w:hyperlink w:history="1" r:id="rIdopt--kg_ejyikdqpzyjk_">
               <w:r>
                 <w:rPr>
                   <w:rFonts w:ascii="Arial" w:cs="Arial" w:eastAsia="Arial" w:hAnsi="Arial"/>
@@ -25672,7 +25672,7 @@
               <w:spacing w:after="10" w:before="0"/>
               <w:ind w:left="120"/>
             </w:pPr>
-            <w:hyperlink w:history="1" r:id="rIdq7mgsuznlxvfgwrbldkh6">
+            <w:hyperlink w:history="1" r:id="rIdevvphtez5kg8odcajjsrz">
               <w:r>
                 <w:rPr>
                   <w:rFonts w:ascii="Arial" w:cs="Arial" w:eastAsia="Arial" w:hAnsi="Arial"/>
@@ -25717,7 +25717,7 @@
             <w:pPr>
               <w:spacing w:after="20" w:before="0"/>
             </w:pPr>
-            <w:hyperlink w:history="1" r:id="rId8hsubtxtingpkedqcl6pk">
+            <w:hyperlink w:history="1" r:id="rIdbw3h-xjpxqhbvbdoq_8mf">
               <w:r>
                 <w:rPr>
                   <w:rFonts w:ascii="Arial" w:cs="Arial" w:eastAsia="Arial" w:hAnsi="Arial"/>
@@ -25766,7 +25766,7 @@
               <w:spacing w:after="10" w:before="0"/>
               <w:ind w:left="120"/>
             </w:pPr>
-            <w:hyperlink w:history="1" r:id="rIdjitobnc3lrwlr3o1c97l1">
+            <w:hyperlink w:history="1" r:id="rIdpgclzek1-hynj1xdyc5mj">
               <w:r>
                 <w:rPr>
                   <w:rFonts w:ascii="Arial" w:cs="Arial" w:eastAsia="Arial" w:hAnsi="Arial"/>
@@ -25961,7 +25961,7 @@
             <w:pPr>
               <w:spacing w:after="20" w:before="0"/>
             </w:pPr>
-            <w:hyperlink w:history="1" r:id="rIdjkqrbod_yty6gs0qvxplj">
+            <w:hyperlink w:history="1" r:id="rIdig6fdoprnwsil-c8i7luv">
               <w:r>
                 <w:rPr>
                   <w:rFonts w:ascii="Arial" w:cs="Arial" w:eastAsia="Arial" w:hAnsi="Arial"/>
@@ -25994,7 +25994,7 @@
               <w:spacing w:after="10" w:before="0"/>
               <w:ind w:left="120"/>
             </w:pPr>
-            <w:hyperlink w:history="1" r:id="rIdrir0pxem1tsxxvpbbybbm">
+            <w:hyperlink w:history="1" r:id="rId76zyf4lgezmmqjzkefk3d">
               <w:r>
                 <w:rPr>
                   <w:rFonts w:ascii="Arial" w:cs="Arial" w:eastAsia="Arial" w:hAnsi="Arial"/>
@@ -26039,7 +26039,7 @@
             <w:pPr>
               <w:spacing w:after="20" w:before="0"/>
             </w:pPr>
-            <w:hyperlink w:history="1" r:id="rIdlf1m9c6lcjsebaf8amv_g">
+            <w:hyperlink w:history="1" r:id="rIdkshnzkdntu8wtkqyki6d4">
               <w:r>
                 <w:rPr>
                   <w:rFonts w:ascii="Arial" w:cs="Arial" w:eastAsia="Arial" w:hAnsi="Arial"/>
@@ -26072,7 +26072,7 @@
               <w:spacing w:after="10" w:before="0"/>
               <w:ind w:left="120"/>
             </w:pPr>
-            <w:hyperlink w:history="1" r:id="rIdswttijhvf5h5irscfipkk">
+            <w:hyperlink w:history="1" r:id="rIdccnfeljodpkckqmndvyqn">
               <w:r>
                 <w:rPr>
                   <w:rFonts w:ascii="Arial" w:cs="Arial" w:eastAsia="Arial" w:hAnsi="Arial"/>
@@ -26736,7 +26736,7 @@
         </w:rPr>
         <w:t xml:space="preserve">© 2026 SeaVuria and ARES. Aligned with KICD objectives. Developed by SeaVuria; technical implementation by ARES (with AI assistance from Claude). Licensed under </w:t>
       </w:r>
-      <w:hyperlink w:history="1" r:id="rIdq1_kcdoy2m7qngggutbmu">
+      <w:hyperlink w:history="1" r:id="rIdob2p1zchlszka9_xaw5ve">
         <w:r>
           <w:rPr>
             <w:rFonts w:ascii="Arial" w:cs="Arial" w:eastAsia="Arial" w:hAnsi="Arial"/>
@@ -26757,7 +26757,7 @@
         </w:rPr>
         <w:t xml:space="preserve"> (</w:t>
       </w:r>
-      <w:hyperlink w:history="1" r:id="rIdyncmf5ymu-x3es2xdexqw">
+      <w:hyperlink w:history="1" r:id="rId5ysx0vcxw3x5v86jgis6a">
         <w:r>
           <w:rPr>
             <w:rFonts w:ascii="Arial" w:cs="Arial" w:eastAsia="Arial" w:hAnsi="Arial"/>

--- a/data/outputs/v2/Core_Mathematics/SS2.4_Trigonometry_1/Core_Mathematics_Trigonometry_1_CBE_LessonSequence.docx
+++ b/data/outputs/v2/Core_Mathematics/SS2.4_Trigonometry_1/Core_Mathematics_Trigonometry_1_CBE_LessonSequence.docx
@@ -4,6 +4,7 @@
   <w:body>
     <w:p>
       <w:pPr>
+        <w:keepNext w:val="false"/>
         <w:spacing w:after="30" w:before="0"/>
         <w:jc w:val="center"/>
       </w:pPr>
@@ -23,6 +24,7 @@
     </w:p>
     <w:p>
       <w:pPr>
+        <w:keepNext w:val="false"/>
         <w:spacing w:after="60" w:before="0"/>
         <w:jc w:val="center"/>
       </w:pPr>
@@ -81,6 +83,7 @@
           </w:tcPr>
           <w:p>
             <w:pPr>
+              <w:keepNext w:val="false"/>
               <w:spacing w:after="40" w:before="0"/>
               <w:jc w:val="center"/>
             </w:pPr>
@@ -115,6 +118,7 @@
           </w:tcPr>
           <w:p>
             <w:pPr>
+              <w:keepNext w:val="false"/>
               <w:spacing w:after="40" w:before="0"/>
               <w:jc w:val="left"/>
             </w:pPr>
@@ -147,6 +151,7 @@
           </w:tcPr>
           <w:p>
             <w:pPr>
+              <w:keepNext w:val="false"/>
               <w:spacing w:after="40" w:before="0"/>
               <w:jc w:val="left"/>
             </w:pPr>
@@ -181,6 +186,7 @@
           </w:tcPr>
           <w:p>
             <w:pPr>
+              <w:keepNext w:val="false"/>
               <w:spacing w:after="40" w:before="0"/>
               <w:jc w:val="left"/>
             </w:pPr>
@@ -213,6 +219,7 @@
           </w:tcPr>
           <w:p>
             <w:pPr>
+              <w:keepNext w:val="false"/>
               <w:spacing w:after="40" w:before="0"/>
               <w:jc w:val="left"/>
             </w:pPr>
@@ -247,6 +254,7 @@
           </w:tcPr>
           <w:p>
             <w:pPr>
+              <w:keepNext w:val="false"/>
               <w:spacing w:after="40" w:before="0"/>
               <w:jc w:val="left"/>
             </w:pPr>
@@ -279,6 +287,7 @@
           </w:tcPr>
           <w:p>
             <w:pPr>
+              <w:keepNext w:val="false"/>
               <w:spacing w:after="40" w:before="0"/>
               <w:jc w:val="left"/>
             </w:pPr>
@@ -313,6 +322,7 @@
           </w:tcPr>
           <w:p>
             <w:pPr>
+              <w:keepNext w:val="false"/>
               <w:spacing w:after="40" w:before="0"/>
               <w:jc w:val="left"/>
             </w:pPr>
@@ -345,6 +355,7 @@
           </w:tcPr>
           <w:p>
             <w:pPr>
+              <w:keepNext w:val="false"/>
               <w:spacing w:after="40" w:before="0"/>
               <w:jc w:val="left"/>
             </w:pPr>
@@ -379,6 +390,7 @@
           </w:tcPr>
           <w:p>
             <w:pPr>
+              <w:keepNext w:val="false"/>
               <w:spacing w:after="40" w:before="0"/>
               <w:jc w:val="left"/>
             </w:pPr>
@@ -411,6 +423,7 @@
           </w:tcPr>
           <w:p>
             <w:pPr>
+              <w:keepNext w:val="false"/>
               <w:spacing w:after="40" w:before="0"/>
               <w:jc w:val="left"/>
             </w:pPr>
@@ -445,6 +458,7 @@
           </w:tcPr>
           <w:p>
             <w:pPr>
+              <w:keepNext w:val="false"/>
               <w:spacing w:after="40" w:before="0"/>
               <w:jc w:val="left"/>
             </w:pPr>
@@ -652,6 +666,7 @@
           </w:tcPr>
           <w:p>
             <w:pPr>
+              <w:keepNext w:val="false"/>
               <w:spacing w:after="40" w:before="0"/>
               <w:jc w:val="left"/>
             </w:pPr>
@@ -684,6 +699,7 @@
           </w:tcPr>
           <w:p>
             <w:pPr>
+              <w:keepNext w:val="false"/>
               <w:spacing w:after="40" w:before="0"/>
               <w:jc w:val="left"/>
             </w:pPr>
@@ -703,6 +719,7 @@
           </w:p>
           <w:p>
             <w:pPr>
+              <w:keepNext w:val="false"/>
               <w:spacing w:after="40" w:before="0"/>
               <w:jc w:val="left"/>
             </w:pPr>
@@ -722,6 +739,7 @@
           </w:p>
           <w:p>
             <w:pPr>
+              <w:keepNext w:val="false"/>
               <w:spacing w:after="40" w:before="0"/>
               <w:jc w:val="left"/>
             </w:pPr>
@@ -741,6 +759,7 @@
           </w:p>
           <w:p>
             <w:pPr>
+              <w:keepNext w:val="false"/>
               <w:spacing w:after="40" w:before="0"/>
               <w:jc w:val="left"/>
             </w:pPr>
@@ -760,6 +779,7 @@
           </w:p>
           <w:p>
             <w:pPr>
+              <w:keepNext w:val="false"/>
               <w:spacing w:after="40" w:before="0"/>
               <w:jc w:val="left"/>
             </w:pPr>
@@ -779,6 +799,7 @@
           </w:p>
           <w:p>
             <w:pPr>
+              <w:keepNext w:val="false"/>
               <w:spacing w:after="40" w:before="0"/>
               <w:jc w:val="left"/>
             </w:pPr>
@@ -798,6 +819,7 @@
           </w:p>
           <w:p>
             <w:pPr>
+              <w:keepNext w:val="false"/>
               <w:spacing w:after="40" w:before="0"/>
               <w:jc w:val="left"/>
             </w:pPr>
@@ -832,6 +854,7 @@
           </w:tcPr>
           <w:p>
             <w:pPr>
+              <w:keepNext w:val="false"/>
               <w:spacing w:after="40" w:before="0"/>
               <w:jc w:val="left"/>
             </w:pPr>
@@ -959,6 +982,7 @@
           </w:tcPr>
           <w:p>
             <w:pPr>
+              <w:keepNext w:val="false"/>
               <w:spacing w:after="40" w:before="0"/>
               <w:jc w:val="left"/>
             </w:pPr>
@@ -1066,6 +1090,7 @@
           </w:tcPr>
           <w:p>
             <w:pPr>
+              <w:keepNext w:val="false"/>
               <w:spacing w:after="40" w:before="0"/>
               <w:jc w:val="left"/>
             </w:pPr>
@@ -1213,6 +1238,7 @@
           </w:tcPr>
           <w:p>
             <w:pPr>
+              <w:keepNext w:val="false"/>
               <w:spacing w:after="40" w:before="0"/>
               <w:jc w:val="left"/>
             </w:pPr>
@@ -1340,6 +1366,7 @@
           </w:tcPr>
           <w:p>
             <w:pPr>
+              <w:keepNext w:val="false"/>
               <w:spacing w:after="40" w:before="0"/>
               <w:jc w:val="left"/>
             </w:pPr>
@@ -1507,6 +1534,7 @@
           </w:tcPr>
           <w:p>
             <w:pPr>
+              <w:keepNext w:val="false"/>
               <w:spacing w:after="40" w:before="0"/>
               <w:jc w:val="left"/>
             </w:pPr>
@@ -1539,6 +1567,7 @@
           </w:tcPr>
           <w:p>
             <w:pPr>
+              <w:keepNext w:val="false"/>
               <w:spacing w:after="40" w:before="0"/>
               <w:jc w:val="left"/>
             </w:pPr>
@@ -1573,6 +1602,7 @@
           </w:tcPr>
           <w:p>
             <w:pPr>
+              <w:keepNext w:val="false"/>
               <w:spacing w:after="40" w:before="0"/>
               <w:jc w:val="left"/>
             </w:pPr>
@@ -1605,6 +1635,7 @@
           </w:tcPr>
           <w:p>
             <w:pPr>
+              <w:keepNext w:val="false"/>
               <w:spacing w:after="40" w:before="0"/>
               <w:jc w:val="left"/>
             </w:pPr>
@@ -1624,6 +1655,7 @@
           </w:p>
           <w:p>
             <w:pPr>
+              <w:keepNext w:val="false"/>
               <w:spacing w:after="40" w:before="0"/>
               <w:jc w:val="left"/>
             </w:pPr>
@@ -1643,6 +1675,7 @@
           </w:p>
           <w:p>
             <w:pPr>
+              <w:keepNext w:val="false"/>
               <w:spacing w:after="40" w:before="0"/>
               <w:jc w:val="left"/>
             </w:pPr>
@@ -1662,6 +1695,7 @@
           </w:p>
           <w:p>
             <w:pPr>
+              <w:keepNext w:val="false"/>
               <w:spacing w:after="40" w:before="0"/>
               <w:jc w:val="left"/>
             </w:pPr>
@@ -1681,6 +1715,7 @@
           </w:p>
           <w:p>
             <w:pPr>
+              <w:keepNext w:val="false"/>
               <w:spacing w:after="40" w:before="0"/>
               <w:jc w:val="left"/>
             </w:pPr>
@@ -1715,6 +1750,7 @@
           </w:tcPr>
           <w:p>
             <w:pPr>
+              <w:keepNext w:val="false"/>
               <w:spacing w:after="40" w:before="0"/>
               <w:jc w:val="left"/>
             </w:pPr>
@@ -1747,6 +1783,7 @@
           </w:tcPr>
           <w:p>
             <w:pPr>
+              <w:keepNext w:val="false"/>
               <w:spacing w:after="40" w:before="0"/>
               <w:jc w:val="left"/>
             </w:pPr>
@@ -1766,6 +1803,7 @@
           </w:p>
           <w:p>
             <w:pPr>
+              <w:keepNext w:val="false"/>
               <w:spacing w:after="40" w:before="0"/>
               <w:jc w:val="left"/>
             </w:pPr>
@@ -1785,6 +1823,7 @@
           </w:p>
           <w:p>
             <w:pPr>
+              <w:keepNext w:val="false"/>
               <w:spacing w:after="40" w:before="0"/>
               <w:jc w:val="left"/>
             </w:pPr>
@@ -1804,6 +1843,7 @@
           </w:p>
           <w:p>
             <w:pPr>
+              <w:keepNext w:val="false"/>
               <w:spacing w:after="40" w:before="0"/>
               <w:jc w:val="left"/>
             </w:pPr>
@@ -1823,6 +1863,7 @@
           </w:p>
           <w:p>
             <w:pPr>
+              <w:keepNext w:val="false"/>
               <w:spacing w:after="40" w:before="0"/>
               <w:jc w:val="left"/>
             </w:pPr>
@@ -1857,6 +1898,7 @@
           </w:tcPr>
           <w:p>
             <w:pPr>
+              <w:keepNext w:val="false"/>
               <w:spacing w:after="40" w:before="0"/>
               <w:jc w:val="left"/>
             </w:pPr>
@@ -1889,6 +1931,7 @@
           </w:tcPr>
           <w:p>
             <w:pPr>
+              <w:keepNext w:val="false"/>
               <w:spacing w:after="40" w:before="0"/>
               <w:jc w:val="left"/>
             </w:pPr>
@@ -1908,6 +1951,7 @@
           </w:p>
           <w:p>
             <w:pPr>
+              <w:keepNext w:val="false"/>
               <w:spacing w:after="40" w:before="0"/>
               <w:jc w:val="left"/>
             </w:pPr>
@@ -1927,6 +1971,7 @@
           </w:p>
           <w:p>
             <w:pPr>
+              <w:keepNext w:val="false"/>
               <w:spacing w:after="40" w:before="0"/>
               <w:jc w:val="left"/>
             </w:pPr>
@@ -1946,6 +1991,7 @@
           </w:p>
           <w:p>
             <w:pPr>
+              <w:keepNext w:val="false"/>
               <w:spacing w:after="40" w:before="0"/>
               <w:jc w:val="left"/>
             </w:pPr>
@@ -1965,6 +2011,7 @@
           </w:p>
           <w:p>
             <w:pPr>
+              <w:keepNext w:val="false"/>
               <w:spacing w:after="40" w:before="0"/>
               <w:jc w:val="left"/>
             </w:pPr>
@@ -1984,6 +2031,7 @@
           </w:p>
           <w:p>
             <w:pPr>
+              <w:keepNext w:val="false"/>
               <w:spacing w:after="40" w:before="0"/>
               <w:jc w:val="left"/>
             </w:pPr>
@@ -2003,6 +2051,7 @@
           </w:p>
           <w:p>
             <w:pPr>
+              <w:keepNext w:val="false"/>
               <w:spacing w:after="40" w:before="0"/>
               <w:jc w:val="left"/>
             </w:pPr>
@@ -2022,6 +2071,7 @@
           </w:p>
           <w:p>
             <w:pPr>
+              <w:keepNext w:val="false"/>
               <w:spacing w:after="40" w:before="0"/>
               <w:jc w:val="left"/>
             </w:pPr>
@@ -2041,6 +2091,7 @@
           </w:p>
           <w:p>
             <w:pPr>
+              <w:keepNext w:val="false"/>
               <w:spacing w:after="40" w:before="0"/>
               <w:jc w:val="left"/>
             </w:pPr>
@@ -2060,6 +2111,7 @@
           </w:p>
           <w:p>
             <w:pPr>
+              <w:keepNext w:val="false"/>
               <w:spacing w:after="40" w:before="0"/>
               <w:jc w:val="left"/>
             </w:pPr>
@@ -2079,6 +2131,7 @@
           </w:p>
           <w:p>
             <w:pPr>
+              <w:keepNext w:val="false"/>
               <w:spacing w:after="40" w:before="0"/>
               <w:jc w:val="left"/>
             </w:pPr>
@@ -2098,6 +2151,7 @@
           </w:p>
           <w:p>
             <w:pPr>
+              <w:keepNext w:val="false"/>
               <w:spacing w:after="40" w:before="0"/>
               <w:jc w:val="left"/>
             </w:pPr>
@@ -2117,6 +2171,7 @@
           </w:p>
           <w:p>
             <w:pPr>
+              <w:keepNext w:val="false"/>
               <w:spacing w:after="40" w:before="0"/>
               <w:jc w:val="left"/>
             </w:pPr>
@@ -2136,6 +2191,7 @@
           </w:p>
           <w:p>
             <w:pPr>
+              <w:keepNext w:val="false"/>
               <w:spacing w:after="40" w:before="0"/>
               <w:jc w:val="left"/>
             </w:pPr>
@@ -2155,6 +2211,7 @@
           </w:p>
           <w:p>
             <w:pPr>
+              <w:keepNext w:val="false"/>
               <w:spacing w:after="40" w:before="0"/>
               <w:jc w:val="left"/>
             </w:pPr>
@@ -2189,6 +2246,7 @@
           </w:tcPr>
           <w:p>
             <w:pPr>
+              <w:keepNext w:val="false"/>
               <w:spacing w:after="40" w:before="0"/>
               <w:jc w:val="left"/>
             </w:pPr>
@@ -2420,7 +2478,7 @@
         </w:rPr>
         <w:t xml:space="preserve">© 2026 SeaVuria and ARES. This work is licensed under a </w:t>
       </w:r>
-      <w:hyperlink w:history="1" r:id="rIdorxallqwoggzie4pip5ed">
+      <w:hyperlink w:history="1" r:id="rIdrlq984rnmdpo9hhf2jxa0">
         <w:r>
           <w:rPr>
             <w:rFonts w:ascii="Arial" w:cs="Arial" w:eastAsia="Arial" w:hAnsi="Arial"/>
@@ -2440,7 +2498,7 @@
         </w:rPr>
         <w:t xml:space="preserve"> (</w:t>
       </w:r>
-      <w:hyperlink w:history="1" r:id="rIdbpif5z3g2vovyxxyymmpp">
+      <w:hyperlink w:history="1" r:id="rIddfgvurdkk8flnhrjm9gy-">
         <w:r>
           <w:rPr>
             <w:rFonts w:ascii="Arial" w:cs="Arial" w:eastAsia="Arial" w:hAnsi="Arial"/>
@@ -2460,7 +2518,7 @@
         </w:rPr>
         <w:t xml:space="preserve">). To view a copy of this license, visit </w:t>
       </w:r>
-      <w:hyperlink w:history="1" r:id="rId1h7jf8unrkpcmiwprmtth">
+      <w:hyperlink w:history="1" r:id="rIdb0losx5ns5l_qov0xpxip">
         <w:r>
           <w:rPr>
             <w:rFonts w:ascii="Arial" w:cs="Arial" w:eastAsia="Arial" w:hAnsi="Arial"/>
@@ -2519,6 +2577,7 @@
           </w:tcPr>
           <w:p>
             <w:pPr>
+              <w:keepNext w:val="false"/>
               <w:spacing w:after="40" w:before="0"/>
               <w:jc w:val="center"/>
             </w:pPr>
@@ -2554,6 +2613,7 @@
           </w:tcPr>
           <w:p>
             <w:pPr>
+              <w:keepNext w:val="false"/>
               <w:spacing w:after="40" w:before="0"/>
               <w:jc w:val="center"/>
             </w:pPr>
@@ -2588,6 +2648,7 @@
           </w:tcPr>
           <w:p>
             <w:pPr>
+              <w:keepNext w:val="false"/>
               <w:spacing w:after="40" w:before="0"/>
               <w:jc w:val="left"/>
             </w:pPr>
@@ -2620,6 +2681,7 @@
           </w:tcPr>
           <w:p>
             <w:pPr>
+              <w:keepNext w:val="false"/>
               <w:spacing w:after="40" w:before="0"/>
               <w:jc w:val="left"/>
             </w:pPr>
@@ -2654,6 +2716,7 @@
           </w:tcPr>
           <w:p>
             <w:pPr>
+              <w:keepNext w:val="false"/>
               <w:spacing w:after="40" w:before="0"/>
               <w:jc w:val="left"/>
             </w:pPr>
@@ -2686,6 +2749,7 @@
           </w:tcPr>
           <w:p>
             <w:pPr>
+              <w:keepNext w:val="false"/>
               <w:spacing w:after="40" w:before="0"/>
               <w:jc w:val="left"/>
             </w:pPr>
@@ -2720,6 +2784,7 @@
           </w:tcPr>
           <w:p>
             <w:pPr>
+              <w:keepNext w:val="false"/>
               <w:spacing w:after="40" w:before="0"/>
               <w:jc w:val="left"/>
             </w:pPr>
@@ -2752,6 +2817,7 @@
           </w:tcPr>
           <w:p>
             <w:pPr>
+              <w:keepNext w:val="false"/>
               <w:spacing w:after="40" w:before="0"/>
               <w:jc w:val="left"/>
             </w:pPr>
@@ -2786,6 +2852,7 @@
           </w:tcPr>
           <w:p>
             <w:pPr>
+              <w:keepNext w:val="false"/>
               <w:spacing w:after="40" w:before="0"/>
               <w:jc w:val="left"/>
             </w:pPr>
@@ -2818,6 +2885,7 @@
           </w:tcPr>
           <w:p>
             <w:pPr>
+              <w:keepNext w:val="false"/>
               <w:spacing w:after="40" w:before="0"/>
               <w:jc w:val="left"/>
             </w:pPr>
@@ -2852,6 +2920,7 @@
           </w:tcPr>
           <w:p>
             <w:pPr>
+              <w:keepNext w:val="false"/>
               <w:spacing w:after="40" w:before="0"/>
               <w:jc w:val="left"/>
             </w:pPr>
@@ -2884,6 +2953,7 @@
           </w:tcPr>
           <w:p>
             <w:pPr>
+              <w:keepNext w:val="false"/>
               <w:spacing w:after="40" w:before="0"/>
               <w:jc w:val="left"/>
             </w:pPr>
@@ -2918,6 +2988,7 @@
           </w:tcPr>
           <w:p>
             <w:pPr>
+              <w:keepNext w:val="false"/>
               <w:spacing w:after="40" w:before="0"/>
               <w:jc w:val="left"/>
             </w:pPr>
@@ -2950,6 +3021,7 @@
           </w:tcPr>
           <w:p>
             <w:pPr>
+              <w:keepNext w:val="false"/>
               <w:spacing w:after="40" w:before="0"/>
               <w:jc w:val="left"/>
             </w:pPr>
@@ -2984,6 +3056,7 @@
           </w:tcPr>
           <w:p>
             <w:pPr>
+              <w:keepNext w:val="false"/>
               <w:spacing w:after="40" w:before="0"/>
               <w:jc w:val="left"/>
             </w:pPr>
@@ -3016,6 +3089,7 @@
           </w:tcPr>
           <w:p>
             <w:pPr>
+              <w:keepNext w:val="false"/>
               <w:spacing w:after="40" w:before="0"/>
               <w:jc w:val="left"/>
             </w:pPr>
@@ -3050,6 +3124,7 @@
           </w:tcPr>
           <w:p>
             <w:pPr>
+              <w:keepNext w:val="false"/>
               <w:spacing w:after="40" w:before="0"/>
               <w:jc w:val="left"/>
             </w:pPr>
@@ -3082,6 +3157,7 @@
           </w:tcPr>
           <w:p>
             <w:pPr>
+              <w:keepNext w:val="false"/>
               <w:spacing w:after="40" w:before="0"/>
               <w:jc w:val="left"/>
             </w:pPr>
@@ -3141,6 +3217,7 @@
           </w:tcPr>
           <w:p>
             <w:pPr>
+              <w:keepNext w:val="false"/>
               <w:spacing w:after="40" w:before="0"/>
               <w:jc w:val="center"/>
             </w:pPr>
@@ -3175,6 +3252,7 @@
           </w:tcPr>
           <w:p>
             <w:pPr>
+              <w:keepNext w:val="false"/>
               <w:spacing w:after="40" w:before="0"/>
               <w:jc w:val="left"/>
             </w:pPr>
@@ -3239,6 +3317,7 @@
           </w:tcPr>
           <w:p>
             <w:pPr>
+              <w:keepNext w:val="false"/>
               <w:spacing w:after="40" w:before="0"/>
               <w:jc w:val="center"/>
             </w:pPr>
@@ -3273,6 +3352,7 @@
           </w:tcPr>
           <w:p>
             <w:pPr>
+              <w:keepNext w:val="false"/>
               <w:spacing w:after="40" w:before="0"/>
               <w:jc w:val="left"/>
             </w:pPr>
@@ -3305,6 +3385,7 @@
           </w:tcPr>
           <w:p>
             <w:pPr>
+              <w:keepNext w:val="false"/>
               <w:spacing w:after="40" w:before="0"/>
               <w:jc w:val="left"/>
             </w:pPr>
@@ -3337,6 +3418,7 @@
           </w:tcPr>
           <w:p>
             <w:pPr>
+              <w:keepNext w:val="false"/>
               <w:spacing w:after="40" w:before="0"/>
               <w:jc w:val="left"/>
             </w:pPr>
@@ -3369,6 +3451,7 @@
           </w:tcPr>
           <w:p>
             <w:pPr>
+              <w:keepNext w:val="false"/>
               <w:spacing w:after="40" w:before="0"/>
               <w:jc w:val="left"/>
             </w:pPr>
@@ -3401,6 +3484,7 @@
           </w:tcPr>
           <w:p>
             <w:pPr>
+              <w:keepNext w:val="false"/>
               <w:spacing w:after="40" w:before="0"/>
               <w:jc w:val="left"/>
             </w:pPr>
@@ -3435,6 +3519,7 @@
           </w:tcPr>
           <w:p>
             <w:pPr>
+              <w:keepNext w:val="false"/>
               <w:spacing w:after="40" w:before="0"/>
               <w:jc w:val="left"/>
             </w:pPr>
@@ -3472,7 +3557,7 @@
             <w:pPr>
               <w:spacing w:after="20" w:before="0"/>
             </w:pPr>
-            <w:hyperlink w:history="1" r:id="rIdfmtgapzmika1ciekmaskt">
+            <w:hyperlink w:history="1" r:id="rIdljupqh6shgyxvlyq0wggg">
               <w:r>
                 <w:rPr>
                   <w:rFonts w:ascii="Arial" w:cs="Arial" w:eastAsia="Arial" w:hAnsi="Arial"/>
@@ -3505,7 +3590,7 @@
               <w:spacing w:after="10" w:before="0"/>
               <w:ind w:left="120"/>
             </w:pPr>
-            <w:hyperlink w:history="1" r:id="rIdoutz7ueejl6o_78fvuzd1">
+            <w:hyperlink w:history="1" r:id="rIdefrugpjj-21k8cg5no6zi">
               <w:r>
                 <w:rPr>
                   <w:rFonts w:ascii="Arial" w:cs="Arial" w:eastAsia="Arial" w:hAnsi="Arial"/>
@@ -3550,7 +3635,7 @@
             <w:pPr>
               <w:spacing w:after="20" w:before="0"/>
             </w:pPr>
-            <w:hyperlink w:history="1" r:id="rIdlt66sck4q3d6q--urelup">
+            <w:hyperlink w:history="1" r:id="rIdqwy4tqu4ihw01fpkardhl">
               <w:r>
                 <w:rPr>
                   <w:rFonts w:ascii="Arial" w:cs="Arial" w:eastAsia="Arial" w:hAnsi="Arial"/>
@@ -3583,7 +3668,7 @@
               <w:spacing w:after="10" w:before="0"/>
               <w:ind w:left="120"/>
             </w:pPr>
-            <w:hyperlink w:history="1" r:id="rIdh5smduedstjjbfndr7-nd">
+            <w:hyperlink w:history="1" r:id="rIdw2epe1ag2qjt-2kdirdua">
               <w:r>
                 <w:rPr>
                   <w:rFonts w:ascii="Arial" w:cs="Arial" w:eastAsia="Arial" w:hAnsi="Arial"/>
@@ -3611,6 +3696,7 @@
           </w:tcPr>
           <w:p>
             <w:pPr>
+              <w:keepNext w:val="false"/>
               <w:spacing w:after="40" w:before="0"/>
               <w:jc w:val="left"/>
             </w:pPr>
@@ -3643,6 +3729,7 @@
           </w:tcPr>
           <w:p>
             <w:pPr>
+              <w:keepNext w:val="false"/>
               <w:spacing w:after="40" w:before="0"/>
               <w:jc w:val="left"/>
             </w:pPr>
@@ -3675,6 +3762,7 @@
           </w:tcPr>
           <w:p>
             <w:pPr>
+              <w:keepNext w:val="false"/>
               <w:spacing w:after="40" w:before="0"/>
               <w:jc w:val="left"/>
             </w:pPr>
@@ -3707,6 +3795,7 @@
           </w:tcPr>
           <w:p>
             <w:pPr>
+              <w:keepNext w:val="false"/>
               <w:spacing w:after="40" w:before="0"/>
               <w:jc w:val="left"/>
             </w:pPr>
@@ -3741,6 +3830,7 @@
           </w:tcPr>
           <w:p>
             <w:pPr>
+              <w:keepNext w:val="false"/>
               <w:spacing w:after="40" w:before="0"/>
               <w:jc w:val="left"/>
             </w:pPr>
@@ -3778,7 +3868,7 @@
             <w:pPr>
               <w:spacing w:after="20" w:before="0"/>
             </w:pPr>
-            <w:hyperlink w:history="1" r:id="rIdkvmgi-zi5bh33jufw3g8g">
+            <w:hyperlink w:history="1" r:id="rId9qurvrdczo0ndkz2n0ypq">
               <w:r>
                 <w:rPr>
                   <w:rFonts w:ascii="Arial" w:cs="Arial" w:eastAsia="Arial" w:hAnsi="Arial"/>
@@ -3811,7 +3901,7 @@
               <w:spacing w:after="10" w:before="0"/>
               <w:ind w:left="120"/>
             </w:pPr>
-            <w:hyperlink w:history="1" r:id="rIdpg5xchcvcpmgidvanwolp">
+            <w:hyperlink w:history="1" r:id="rIdbsjxtwh-aavt_ckkei2og">
               <w:r>
                 <w:rPr>
                   <w:rFonts w:ascii="Arial" w:cs="Arial" w:eastAsia="Arial" w:hAnsi="Arial"/>
@@ -3856,7 +3946,7 @@
             <w:pPr>
               <w:spacing w:after="20" w:before="0"/>
             </w:pPr>
-            <w:hyperlink w:history="1" r:id="rIdjlhpxfuqk41xfddkb59ki">
+            <w:hyperlink w:history="1" r:id="rIdyvrdtgnjhapchvrkxfyk0">
               <w:r>
                 <w:rPr>
                   <w:rFonts w:ascii="Arial" w:cs="Arial" w:eastAsia="Arial" w:hAnsi="Arial"/>
@@ -3889,7 +3979,7 @@
               <w:spacing w:after="10" w:before="0"/>
               <w:ind w:left="120"/>
             </w:pPr>
-            <w:hyperlink w:history="1" r:id="rIdcasvva7dst7n3up56u4nk">
+            <w:hyperlink w:history="1" r:id="rId9wusu1fdo-50lhzlnqxyw">
               <w:r>
                 <w:rPr>
                   <w:rFonts w:ascii="Arial" w:cs="Arial" w:eastAsia="Arial" w:hAnsi="Arial"/>
@@ -3917,6 +4007,7 @@
           </w:tcPr>
           <w:p>
             <w:pPr>
+              <w:keepNext w:val="false"/>
               <w:spacing w:after="40" w:before="0"/>
               <w:jc w:val="left"/>
             </w:pPr>
@@ -3936,6 +4027,7 @@
           </w:p>
           <w:p>
             <w:pPr>
+              <w:keepNext w:val="false"/>
               <w:spacing w:after="40" w:before="0"/>
               <w:jc w:val="left"/>
             </w:pPr>
@@ -3955,6 +4047,7 @@
           </w:p>
           <w:p>
             <w:pPr>
+              <w:keepNext w:val="false"/>
               <w:spacing w:after="40" w:before="0"/>
               <w:jc w:val="left"/>
             </w:pPr>
@@ -3987,6 +4080,7 @@
           </w:tcPr>
           <w:p>
             <w:pPr>
+              <w:keepNext w:val="false"/>
               <w:spacing w:after="40" w:before="0"/>
               <w:jc w:val="left"/>
             </w:pPr>
@@ -4006,6 +4100,7 @@
           </w:p>
           <w:p>
             <w:pPr>
+              <w:keepNext w:val="false"/>
               <w:spacing w:after="40" w:before="0"/>
               <w:jc w:val="left"/>
             </w:pPr>
@@ -4025,6 +4120,7 @@
           </w:p>
           <w:p>
             <w:pPr>
+              <w:keepNext w:val="false"/>
               <w:spacing w:after="40" w:before="0"/>
               <w:jc w:val="left"/>
             </w:pPr>
@@ -4057,6 +4153,7 @@
           </w:tcPr>
           <w:p>
             <w:pPr>
+              <w:keepNext w:val="false"/>
               <w:spacing w:after="40" w:before="0"/>
               <w:jc w:val="left"/>
             </w:pPr>
@@ -4089,6 +4186,7 @@
           </w:tcPr>
           <w:p>
             <w:pPr>
+              <w:keepNext w:val="false"/>
               <w:spacing w:after="40" w:before="0"/>
               <w:jc w:val="left"/>
             </w:pPr>
@@ -4123,6 +4221,7 @@
           </w:tcPr>
           <w:p>
             <w:pPr>
+              <w:keepNext w:val="false"/>
               <w:spacing w:after="40" w:before="0"/>
               <w:jc w:val="left"/>
             </w:pPr>
@@ -4160,7 +4259,7 @@
             <w:pPr>
               <w:spacing w:after="20" w:before="0"/>
             </w:pPr>
-            <w:hyperlink w:history="1" r:id="rIdwoyqbedkxau5umv9sm5yl">
+            <w:hyperlink w:history="1" r:id="rId-kkztcic_d6wcs3rrcfel">
               <w:r>
                 <w:rPr>
                   <w:rFonts w:ascii="Arial" w:cs="Arial" w:eastAsia="Arial" w:hAnsi="Arial"/>
@@ -4193,7 +4292,7 @@
               <w:spacing w:after="10" w:before="0"/>
               <w:ind w:left="120"/>
             </w:pPr>
-            <w:hyperlink w:history="1" r:id="rIdatuybvrrglsehjflwiruz">
+            <w:hyperlink w:history="1" r:id="rIduuwibsprxscmfwozuate6">
               <w:r>
                 <w:rPr>
                   <w:rFonts w:ascii="Arial" w:cs="Arial" w:eastAsia="Arial" w:hAnsi="Arial"/>
@@ -4238,7 +4337,7 @@
             <w:pPr>
               <w:spacing w:after="20" w:before="0"/>
             </w:pPr>
-            <w:hyperlink w:history="1" r:id="rIdbvnixmdd8f9myc38kqxfi">
+            <w:hyperlink w:history="1" r:id="rIdprd4vuarckrcfrgai0a7v">
               <w:r>
                 <w:rPr>
                   <w:rFonts w:ascii="Arial" w:cs="Arial" w:eastAsia="Arial" w:hAnsi="Arial"/>
@@ -4287,7 +4386,7 @@
               <w:spacing w:after="10" w:before="0"/>
               <w:ind w:left="120"/>
             </w:pPr>
-            <w:hyperlink w:history="1" r:id="rIdgbeuloq4aj5wdctemsaru">
+            <w:hyperlink w:history="1" r:id="rId_8d_hcmoqgqepw0cv7mcx">
               <w:r>
                 <w:rPr>
                   <w:rFonts w:ascii="Arial" w:cs="Arial" w:eastAsia="Arial" w:hAnsi="Arial"/>
@@ -4315,6 +4414,7 @@
           </w:tcPr>
           <w:p>
             <w:pPr>
+              <w:keepNext w:val="false"/>
               <w:spacing w:after="40" w:before="0"/>
               <w:jc w:val="left"/>
             </w:pPr>
@@ -4347,6 +4447,7 @@
           </w:tcPr>
           <w:p>
             <w:pPr>
+              <w:keepNext w:val="false"/>
               <w:spacing w:after="40" w:before="0"/>
               <w:jc w:val="left"/>
             </w:pPr>
@@ -4379,6 +4480,7 @@
           </w:tcPr>
           <w:p>
             <w:pPr>
+              <w:keepNext w:val="false"/>
               <w:spacing w:after="40" w:before="0"/>
               <w:jc w:val="left"/>
             </w:pPr>
@@ -4411,6 +4513,7 @@
           </w:tcPr>
           <w:p>
             <w:pPr>
+              <w:keepNext w:val="false"/>
               <w:spacing w:after="40" w:before="0"/>
               <w:jc w:val="left"/>
             </w:pPr>
@@ -4445,6 +4548,7 @@
           </w:tcPr>
           <w:p>
             <w:pPr>
+              <w:keepNext w:val="false"/>
               <w:spacing w:after="40" w:before="0"/>
               <w:jc w:val="left"/>
             </w:pPr>
@@ -4482,7 +4586,7 @@
             <w:pPr>
               <w:spacing w:after="20" w:before="0"/>
             </w:pPr>
-            <w:hyperlink w:history="1" r:id="rIdymjpcarqhksspyax8urxy">
+            <w:hyperlink w:history="1" r:id="rId3sblbmj-zx8d2muyiqi11">
               <w:r>
                 <w:rPr>
                   <w:rFonts w:ascii="Arial" w:cs="Arial" w:eastAsia="Arial" w:hAnsi="Arial"/>
@@ -4515,7 +4619,7 @@
               <w:spacing w:after="10" w:before="0"/>
               <w:ind w:left="120"/>
             </w:pPr>
-            <w:hyperlink w:history="1" r:id="rIdtz5oa82en0sw5yxs9xcfv">
+            <w:hyperlink w:history="1" r:id="rIdkc2mxbwuvk0bglek7bogu">
               <w:r>
                 <w:rPr>
                   <w:rFonts w:ascii="Arial" w:cs="Arial" w:eastAsia="Arial" w:hAnsi="Arial"/>
@@ -4560,7 +4664,7 @@
             <w:pPr>
               <w:spacing w:after="20" w:before="0"/>
             </w:pPr>
-            <w:hyperlink w:history="1" r:id="rIdezijjyhvudrfsvg1ifh-r">
+            <w:hyperlink w:history="1" r:id="rIdmgccqy5gq-si2eixstqim">
               <w:r>
                 <w:rPr>
                   <w:rFonts w:ascii="Arial" w:cs="Arial" w:eastAsia="Arial" w:hAnsi="Arial"/>
@@ -4609,7 +4713,7 @@
               <w:spacing w:after="10" w:before="0"/>
               <w:ind w:left="120"/>
             </w:pPr>
-            <w:hyperlink w:history="1" r:id="rIdbyrb_zgcja1-efkur8sfu">
+            <w:hyperlink w:history="1" r:id="rId3mwqn_9u99ktpuyjnxjg9">
               <w:r>
                 <w:rPr>
                   <w:rFonts w:ascii="Arial" w:cs="Arial" w:eastAsia="Arial" w:hAnsi="Arial"/>
@@ -4637,6 +4741,7 @@
           </w:tcPr>
           <w:p>
             <w:pPr>
+              <w:keepNext w:val="false"/>
               <w:spacing w:after="40" w:before="0"/>
               <w:jc w:val="left"/>
             </w:pPr>
@@ -4669,6 +4774,7 @@
           </w:tcPr>
           <w:p>
             <w:pPr>
+              <w:keepNext w:val="false"/>
               <w:spacing w:after="40" w:before="0"/>
               <w:jc w:val="left"/>
             </w:pPr>
@@ -4701,6 +4807,7 @@
           </w:tcPr>
           <w:p>
             <w:pPr>
+              <w:keepNext w:val="false"/>
               <w:spacing w:after="40" w:before="0"/>
               <w:jc w:val="left"/>
             </w:pPr>
@@ -4733,6 +4840,7 @@
           </w:tcPr>
           <w:p>
             <w:pPr>
+              <w:keepNext w:val="false"/>
               <w:spacing w:after="40" w:before="0"/>
               <w:jc w:val="left"/>
             </w:pPr>
@@ -4767,6 +4875,7 @@
           </w:tcPr>
           <w:p>
             <w:pPr>
+              <w:keepNext w:val="false"/>
               <w:spacing w:after="40" w:before="0"/>
               <w:jc w:val="left"/>
             </w:pPr>
@@ -4804,7 +4913,7 @@
             <w:pPr>
               <w:spacing w:after="20" w:before="0"/>
             </w:pPr>
-            <w:hyperlink w:history="1" r:id="rIdgzccz_duofl3z5mslsnsp">
+            <w:hyperlink w:history="1" r:id="rIdbw7qafk64tjcefweosqlq">
               <w:r>
                 <w:rPr>
                   <w:rFonts w:ascii="Arial" w:cs="Arial" w:eastAsia="Arial" w:hAnsi="Arial"/>
@@ -4837,7 +4946,7 @@
               <w:spacing w:after="10" w:before="0"/>
               <w:ind w:left="120"/>
             </w:pPr>
-            <w:hyperlink w:history="1" r:id="rIdc9bxlvbkx-hcgfhhqd94w">
+            <w:hyperlink w:history="1" r:id="rIdmw2utg_z70awcuiztjvfb">
               <w:r>
                 <w:rPr>
                   <w:rFonts w:ascii="Arial" w:cs="Arial" w:eastAsia="Arial" w:hAnsi="Arial"/>
@@ -4882,7 +4991,7 @@
             <w:pPr>
               <w:spacing w:after="20" w:before="0"/>
             </w:pPr>
-            <w:hyperlink w:history="1" r:id="rIde8ladzkh3s7yvcihwhypi">
+            <w:hyperlink w:history="1" r:id="rId5w39psthidcbbkne8z6gf">
               <w:r>
                 <w:rPr>
                   <w:rFonts w:ascii="Arial" w:cs="Arial" w:eastAsia="Arial" w:hAnsi="Arial"/>
@@ -4931,7 +5040,7 @@
               <w:spacing w:after="10" w:before="0"/>
               <w:ind w:left="120"/>
             </w:pPr>
-            <w:hyperlink w:history="1" r:id="rIdtkbepg2sh6vwxx0p0we1l">
+            <w:hyperlink w:history="1" r:id="rId940s6iksejjgtg6mj0y-4">
               <w:r>
                 <w:rPr>
                   <w:rFonts w:ascii="Arial" w:cs="Arial" w:eastAsia="Arial" w:hAnsi="Arial"/>
@@ -4959,6 +5068,7 @@
           </w:tcPr>
           <w:p>
             <w:pPr>
+              <w:keepNext w:val="false"/>
               <w:spacing w:after="40" w:before="0"/>
               <w:jc w:val="left"/>
             </w:pPr>
@@ -4991,6 +5101,7 @@
           </w:tcPr>
           <w:p>
             <w:pPr>
+              <w:keepNext w:val="false"/>
               <w:spacing w:after="40" w:before="0"/>
               <w:jc w:val="left"/>
             </w:pPr>
@@ -5023,6 +5134,7 @@
           </w:tcPr>
           <w:p>
             <w:pPr>
+              <w:keepNext w:val="false"/>
               <w:spacing w:after="40" w:before="0"/>
               <w:jc w:val="left"/>
             </w:pPr>
@@ -5055,6 +5167,7 @@
           </w:tcPr>
           <w:p>
             <w:pPr>
+              <w:keepNext w:val="false"/>
               <w:spacing w:after="40" w:before="0"/>
               <w:jc w:val="left"/>
             </w:pPr>
@@ -5114,6 +5227,7 @@
           </w:tcPr>
           <w:p>
             <w:pPr>
+              <w:keepNext w:val="false"/>
               <w:spacing w:after="40" w:before="0"/>
               <w:jc w:val="center"/>
             </w:pPr>
@@ -5148,6 +5262,7 @@
           </w:tcPr>
           <w:p>
             <w:pPr>
+              <w:keepNext w:val="false"/>
               <w:spacing w:after="40" w:before="0"/>
               <w:jc w:val="left"/>
             </w:pPr>
@@ -5209,6 +5324,7 @@
           </w:tcPr>
           <w:p>
             <w:pPr>
+              <w:keepNext w:val="false"/>
               <w:spacing w:after="40" w:before="0"/>
               <w:jc w:val="center"/>
             </w:pPr>
@@ -5243,6 +5359,7 @@
           </w:tcPr>
           <w:p>
             <w:pPr>
+              <w:keepNext w:val="false"/>
               <w:spacing w:after="40" w:before="0"/>
               <w:jc w:val="left"/>
             </w:pPr>
@@ -5275,6 +5392,7 @@
           </w:tcPr>
           <w:p>
             <w:pPr>
+              <w:keepNext w:val="false"/>
               <w:spacing w:after="40" w:before="0"/>
               <w:jc w:val="left"/>
             </w:pPr>
@@ -5309,6 +5427,7 @@
           </w:tcPr>
           <w:p>
             <w:pPr>
+              <w:keepNext w:val="false"/>
               <w:spacing w:after="40" w:before="0"/>
               <w:jc w:val="left"/>
             </w:pPr>
@@ -5341,6 +5460,7 @@
           </w:tcPr>
           <w:p>
             <w:pPr>
+              <w:keepNext w:val="false"/>
               <w:spacing w:after="40" w:before="0"/>
               <w:jc w:val="left"/>
             </w:pPr>
@@ -5375,6 +5495,7 @@
           </w:tcPr>
           <w:p>
             <w:pPr>
+              <w:keepNext w:val="false"/>
               <w:spacing w:after="40" w:before="0"/>
               <w:jc w:val="left"/>
             </w:pPr>
@@ -5407,6 +5528,7 @@
           </w:tcPr>
           <w:p>
             <w:pPr>
+              <w:keepNext w:val="false"/>
               <w:spacing w:after="40" w:before="0"/>
               <w:jc w:val="left"/>
             </w:pPr>
@@ -5443,7 +5565,7 @@
         </w:rPr>
         <w:t xml:space="preserve">© 2026 SeaVuria and ARES. Aligned with KICD objectives. Developed by SeaVuria; technical implementation by ARES (with AI assistance from Claude). Licensed under </w:t>
       </w:r>
-      <w:hyperlink w:history="1" r:id="rIdkgqqg9b10lahbjayzrls4">
+      <w:hyperlink w:history="1" r:id="rIdhhjkti0y1okgy5ud3b089">
         <w:r>
           <w:rPr>
             <w:rFonts w:ascii="Arial" w:cs="Arial" w:eastAsia="Arial" w:hAnsi="Arial"/>
@@ -5464,7 +5586,7 @@
         </w:rPr>
         <w:t xml:space="preserve"> (</w:t>
       </w:r>
-      <w:hyperlink w:history="1" r:id="rIdbvaf1d62gq12vtljyjwm7">
+      <w:hyperlink w:history="1" r:id="rIdn-0cyuvgpeu61zrd_tjmy">
         <w:r>
           <w:rPr>
             <w:rFonts w:ascii="Arial" w:cs="Arial" w:eastAsia="Arial" w:hAnsi="Arial"/>
@@ -5524,6 +5646,7 @@
           </w:tcPr>
           <w:p>
             <w:pPr>
+              <w:keepNext w:val="false"/>
               <w:spacing w:after="40" w:before="0"/>
               <w:jc w:val="center"/>
             </w:pPr>
@@ -5559,6 +5682,7 @@
           </w:tcPr>
           <w:p>
             <w:pPr>
+              <w:keepNext w:val="false"/>
               <w:spacing w:after="40" w:before="0"/>
               <w:jc w:val="center"/>
             </w:pPr>
@@ -5593,6 +5717,7 @@
           </w:tcPr>
           <w:p>
             <w:pPr>
+              <w:keepNext w:val="false"/>
               <w:spacing w:after="40" w:before="0"/>
               <w:jc w:val="left"/>
             </w:pPr>
@@ -5625,6 +5750,7 @@
           </w:tcPr>
           <w:p>
             <w:pPr>
+              <w:keepNext w:val="false"/>
               <w:spacing w:after="40" w:before="0"/>
               <w:jc w:val="left"/>
             </w:pPr>
@@ -5659,6 +5785,7 @@
           </w:tcPr>
           <w:p>
             <w:pPr>
+              <w:keepNext w:val="false"/>
               <w:spacing w:after="40" w:before="0"/>
               <w:jc w:val="left"/>
             </w:pPr>
@@ -5691,6 +5818,7 @@
           </w:tcPr>
           <w:p>
             <w:pPr>
+              <w:keepNext w:val="false"/>
               <w:spacing w:after="40" w:before="0"/>
               <w:jc w:val="left"/>
             </w:pPr>
@@ -5725,6 +5853,7 @@
           </w:tcPr>
           <w:p>
             <w:pPr>
+              <w:keepNext w:val="false"/>
               <w:spacing w:after="40" w:before="0"/>
               <w:jc w:val="left"/>
             </w:pPr>
@@ -5832,6 +5961,7 @@
           </w:tcPr>
           <w:p>
             <w:pPr>
+              <w:keepNext w:val="false"/>
               <w:spacing w:after="40" w:before="0"/>
               <w:jc w:val="left"/>
             </w:pPr>
@@ -5919,6 +6049,7 @@
           </w:tcPr>
           <w:p>
             <w:pPr>
+              <w:keepNext w:val="false"/>
               <w:spacing w:after="40" w:before="0"/>
               <w:jc w:val="left"/>
             </w:pPr>
@@ -6006,6 +6137,7 @@
           </w:tcPr>
           <w:p>
             <w:pPr>
+              <w:keepNext w:val="false"/>
               <w:spacing w:after="40" w:before="0"/>
               <w:jc w:val="left"/>
             </w:pPr>
@@ -6038,6 +6170,7 @@
           </w:tcPr>
           <w:p>
             <w:pPr>
+              <w:keepNext w:val="false"/>
               <w:spacing w:after="40" w:before="0"/>
               <w:jc w:val="left"/>
             </w:pPr>
@@ -6072,6 +6205,7 @@
           </w:tcPr>
           <w:p>
             <w:pPr>
+              <w:keepNext w:val="false"/>
               <w:spacing w:after="40" w:before="0"/>
               <w:jc w:val="left"/>
             </w:pPr>
@@ -6104,6 +6238,7 @@
           </w:tcPr>
           <w:p>
             <w:pPr>
+              <w:keepNext w:val="false"/>
               <w:spacing w:after="40" w:before="0"/>
               <w:jc w:val="left"/>
             </w:pPr>
@@ -6138,6 +6273,7 @@
           </w:tcPr>
           <w:p>
             <w:pPr>
+              <w:keepNext w:val="false"/>
               <w:spacing w:after="40" w:before="0"/>
               <w:jc w:val="left"/>
             </w:pPr>
@@ -6170,6 +6306,7 @@
           </w:tcPr>
           <w:p>
             <w:pPr>
+              <w:keepNext w:val="false"/>
               <w:spacing w:after="40" w:before="0"/>
               <w:jc w:val="left"/>
             </w:pPr>
@@ -6229,6 +6366,7 @@
           </w:tcPr>
           <w:p>
             <w:pPr>
+              <w:keepNext w:val="false"/>
               <w:spacing w:after="40" w:before="0"/>
               <w:jc w:val="center"/>
             </w:pPr>
@@ -6263,6 +6401,7 @@
           </w:tcPr>
           <w:p>
             <w:pPr>
+              <w:keepNext w:val="false"/>
               <w:spacing w:after="40" w:before="0"/>
               <w:jc w:val="left"/>
             </w:pPr>
@@ -6327,6 +6466,7 @@
           </w:tcPr>
           <w:p>
             <w:pPr>
+              <w:keepNext w:val="false"/>
               <w:spacing w:after="40" w:before="0"/>
               <w:jc w:val="center"/>
             </w:pPr>
@@ -6361,6 +6501,7 @@
           </w:tcPr>
           <w:p>
             <w:pPr>
+              <w:keepNext w:val="false"/>
               <w:spacing w:after="40" w:before="0"/>
               <w:jc w:val="left"/>
             </w:pPr>
@@ -6393,6 +6534,7 @@
           </w:tcPr>
           <w:p>
             <w:pPr>
+              <w:keepNext w:val="false"/>
               <w:spacing w:after="40" w:before="0"/>
               <w:jc w:val="left"/>
             </w:pPr>
@@ -6425,6 +6567,7 @@
           </w:tcPr>
           <w:p>
             <w:pPr>
+              <w:keepNext w:val="false"/>
               <w:spacing w:after="40" w:before="0"/>
               <w:jc w:val="left"/>
             </w:pPr>
@@ -6457,6 +6600,7 @@
           </w:tcPr>
           <w:p>
             <w:pPr>
+              <w:keepNext w:val="false"/>
               <w:spacing w:after="40" w:before="0"/>
               <w:jc w:val="left"/>
             </w:pPr>
@@ -6489,6 +6633,7 @@
           </w:tcPr>
           <w:p>
             <w:pPr>
+              <w:keepNext w:val="false"/>
               <w:spacing w:after="40" w:before="0"/>
               <w:jc w:val="left"/>
             </w:pPr>
@@ -6523,6 +6668,7 @@
           </w:tcPr>
           <w:p>
             <w:pPr>
+              <w:keepNext w:val="false"/>
               <w:spacing w:after="40" w:before="0"/>
               <w:jc w:val="left"/>
             </w:pPr>
@@ -6560,7 +6706,7 @@
             <w:pPr>
               <w:spacing w:after="20" w:before="0"/>
             </w:pPr>
-            <w:hyperlink w:history="1" r:id="rIdrgb_jm3waqorikmfbyn9w">
+            <w:hyperlink w:history="1" r:id="rIdbtdaj_8vbyfffapp3pmfu">
               <w:r>
                 <w:rPr>
                   <w:rFonts w:ascii="Arial" w:cs="Arial" w:eastAsia="Arial" w:hAnsi="Arial"/>
@@ -6593,7 +6739,7 @@
               <w:spacing w:after="10" w:before="0"/>
               <w:ind w:left="120"/>
             </w:pPr>
-            <w:hyperlink w:history="1" r:id="rIdtoqawocm44n1wspbmfwnk">
+            <w:hyperlink w:history="1" r:id="rIdwi7yw1xh-efghvpmse8uq">
               <w:r>
                 <w:rPr>
                   <w:rFonts w:ascii="Arial" w:cs="Arial" w:eastAsia="Arial" w:hAnsi="Arial"/>
@@ -6638,7 +6784,7 @@
             <w:pPr>
               <w:spacing w:after="20" w:before="0"/>
             </w:pPr>
-            <w:hyperlink w:history="1" r:id="rIdqtenmmncj94ab4zwd90mk">
+            <w:hyperlink w:history="1" r:id="rId9k79_gpu3xq9nnzfcr62x">
               <w:r>
                 <w:rPr>
                   <w:rFonts w:ascii="Arial" w:cs="Arial" w:eastAsia="Arial" w:hAnsi="Arial"/>
@@ -6671,7 +6817,7 @@
               <w:spacing w:after="10" w:before="0"/>
               <w:ind w:left="120"/>
             </w:pPr>
-            <w:hyperlink w:history="1" r:id="rIdqfbiy8lhv_6ibq6xu3ue4">
+            <w:hyperlink w:history="1" r:id="rId4gxy4suvzaivnpwsxvv8o">
               <w:r>
                 <w:rPr>
                   <w:rFonts w:ascii="Arial" w:cs="Arial" w:eastAsia="Arial" w:hAnsi="Arial"/>
@@ -6699,6 +6845,7 @@
           </w:tcPr>
           <w:p>
             <w:pPr>
+              <w:keepNext w:val="false"/>
               <w:spacing w:after="40" w:before="0"/>
               <w:jc w:val="left"/>
             </w:pPr>
@@ -6731,6 +6878,7 @@
           </w:tcPr>
           <w:p>
             <w:pPr>
+              <w:keepNext w:val="false"/>
               <w:spacing w:after="40" w:before="0"/>
               <w:jc w:val="left"/>
             </w:pPr>
@@ -6763,6 +6911,7 @@
           </w:tcPr>
           <w:p>
             <w:pPr>
+              <w:keepNext w:val="false"/>
               <w:spacing w:after="40" w:before="0"/>
               <w:jc w:val="left"/>
             </w:pPr>
@@ -6795,6 +6944,7 @@
           </w:tcPr>
           <w:p>
             <w:pPr>
+              <w:keepNext w:val="false"/>
               <w:spacing w:after="40" w:before="0"/>
               <w:jc w:val="left"/>
             </w:pPr>
@@ -6829,6 +6979,7 @@
           </w:tcPr>
           <w:p>
             <w:pPr>
+              <w:keepNext w:val="false"/>
               <w:spacing w:after="40" w:before="0"/>
               <w:jc w:val="left"/>
             </w:pPr>
@@ -6866,7 +7017,7 @@
             <w:pPr>
               <w:spacing w:after="20" w:before="0"/>
             </w:pPr>
-            <w:hyperlink w:history="1" r:id="rIdv4viquyag4k4d05vwgwt7">
+            <w:hyperlink w:history="1" r:id="rIdtbax6fj5toasrxm7rbvg0">
               <w:r>
                 <w:rPr>
                   <w:rFonts w:ascii="Arial" w:cs="Arial" w:eastAsia="Arial" w:hAnsi="Arial"/>
@@ -6899,7 +7050,7 @@
               <w:spacing w:after="10" w:before="0"/>
               <w:ind w:left="120"/>
             </w:pPr>
-            <w:hyperlink w:history="1" r:id="rId36yvs4lu75ok1yl1sx_rk">
+            <w:hyperlink w:history="1" r:id="rIdj7aaa8kc-uexpu5gdi3x0">
               <w:r>
                 <w:rPr>
                   <w:rFonts w:ascii="Arial" w:cs="Arial" w:eastAsia="Arial" w:hAnsi="Arial"/>
@@ -6944,7 +7095,7 @@
             <w:pPr>
               <w:spacing w:after="20" w:before="0"/>
             </w:pPr>
-            <w:hyperlink w:history="1" r:id="rIdufnut-0cph6ilmfvib4h0">
+            <w:hyperlink w:history="1" r:id="rId0pqho6n9bin_s5llv-kat">
               <w:r>
                 <w:rPr>
                   <w:rFonts w:ascii="Arial" w:cs="Arial" w:eastAsia="Arial" w:hAnsi="Arial"/>
@@ -6977,7 +7128,7 @@
               <w:spacing w:after="10" w:before="0"/>
               <w:ind w:left="120"/>
             </w:pPr>
-            <w:hyperlink w:history="1" r:id="rId3378xludskoxteddwriia">
+            <w:hyperlink w:history="1" r:id="rId4gvssqwq4j9mjgev4grup">
               <w:r>
                 <w:rPr>
                   <w:rFonts w:ascii="Arial" w:cs="Arial" w:eastAsia="Arial" w:hAnsi="Arial"/>
@@ -7005,6 +7156,7 @@
           </w:tcPr>
           <w:p>
             <w:pPr>
+              <w:keepNext w:val="false"/>
               <w:spacing w:after="40" w:before="0"/>
               <w:jc w:val="left"/>
             </w:pPr>
@@ -7037,6 +7189,7 @@
           </w:tcPr>
           <w:p>
             <w:pPr>
+              <w:keepNext w:val="false"/>
               <w:spacing w:after="40" w:before="0"/>
               <w:jc w:val="left"/>
             </w:pPr>
@@ -7069,6 +7222,7 @@
           </w:tcPr>
           <w:p>
             <w:pPr>
+              <w:keepNext w:val="false"/>
               <w:spacing w:after="40" w:before="0"/>
               <w:jc w:val="left"/>
             </w:pPr>
@@ -7101,6 +7255,7 @@
           </w:tcPr>
           <w:p>
             <w:pPr>
+              <w:keepNext w:val="false"/>
               <w:spacing w:after="40" w:before="0"/>
               <w:jc w:val="left"/>
             </w:pPr>
@@ -7135,6 +7290,7 @@
           </w:tcPr>
           <w:p>
             <w:pPr>
+              <w:keepNext w:val="false"/>
               <w:spacing w:after="40" w:before="0"/>
               <w:jc w:val="left"/>
             </w:pPr>
@@ -7172,7 +7328,7 @@
             <w:pPr>
               <w:spacing w:after="20" w:before="0"/>
             </w:pPr>
-            <w:hyperlink w:history="1" r:id="rIdw8f2c1arxzxrf7na_sh6f">
+            <w:hyperlink w:history="1" r:id="rIdmlcrlpe5vsltrsi8ve-tp">
               <w:r>
                 <w:rPr>
                   <w:rFonts w:ascii="Arial" w:cs="Arial" w:eastAsia="Arial" w:hAnsi="Arial"/>
@@ -7205,7 +7361,7 @@
               <w:spacing w:after="10" w:before="0"/>
               <w:ind w:left="120"/>
             </w:pPr>
-            <w:hyperlink w:history="1" r:id="rIdjewpwpbwbtkpu1c9f4ca8">
+            <w:hyperlink w:history="1" r:id="rIdc_umfxz4snyy7rqjrucmw">
               <w:r>
                 <w:rPr>
                   <w:rFonts w:ascii="Arial" w:cs="Arial" w:eastAsia="Arial" w:hAnsi="Arial"/>
@@ -7250,7 +7406,7 @@
             <w:pPr>
               <w:spacing w:after="20" w:before="0"/>
             </w:pPr>
-            <w:hyperlink w:history="1" r:id="rIdi7q-c4a4hl9b9uh5lgqxg">
+            <w:hyperlink w:history="1" r:id="rIdkhj9r7gxlhzoskr8m8ulb">
               <w:r>
                 <w:rPr>
                   <w:rFonts w:ascii="Arial" w:cs="Arial" w:eastAsia="Arial" w:hAnsi="Arial"/>
@@ -7299,7 +7455,7 @@
               <w:spacing w:after="10" w:before="0"/>
               <w:ind w:left="120"/>
             </w:pPr>
-            <w:hyperlink w:history="1" r:id="rIdx34gy53vzaaqw8tozzczu">
+            <w:hyperlink w:history="1" r:id="rIdbcwn2tsfi8nbzy0l86ypa">
               <w:r>
                 <w:rPr>
                   <w:rFonts w:ascii="Arial" w:cs="Arial" w:eastAsia="Arial" w:hAnsi="Arial"/>
@@ -7327,6 +7483,7 @@
           </w:tcPr>
           <w:p>
             <w:pPr>
+              <w:keepNext w:val="false"/>
               <w:spacing w:after="40" w:before="0"/>
               <w:jc w:val="left"/>
             </w:pPr>
@@ -7359,6 +7516,7 @@
           </w:tcPr>
           <w:p>
             <w:pPr>
+              <w:keepNext w:val="false"/>
               <w:spacing w:after="40" w:before="0"/>
               <w:jc w:val="left"/>
             </w:pPr>
@@ -7391,6 +7549,7 @@
           </w:tcPr>
           <w:p>
             <w:pPr>
+              <w:keepNext w:val="false"/>
               <w:spacing w:after="40" w:before="0"/>
               <w:jc w:val="left"/>
             </w:pPr>
@@ -7423,6 +7582,7 @@
           </w:tcPr>
           <w:p>
             <w:pPr>
+              <w:keepNext w:val="false"/>
               <w:spacing w:after="40" w:before="0"/>
               <w:jc w:val="left"/>
             </w:pPr>
@@ -7457,6 +7617,7 @@
           </w:tcPr>
           <w:p>
             <w:pPr>
+              <w:keepNext w:val="false"/>
               <w:spacing w:after="40" w:before="0"/>
               <w:jc w:val="left"/>
             </w:pPr>
@@ -7494,7 +7655,7 @@
             <w:pPr>
               <w:spacing w:after="20" w:before="0"/>
             </w:pPr>
-            <w:hyperlink w:history="1" r:id="rIdyw4rxz3qhtnyytkcffyrm">
+            <w:hyperlink w:history="1" r:id="rIdfrej6hq1wxt1v28fnfod6">
               <w:r>
                 <w:rPr>
                   <w:rFonts w:ascii="Arial" w:cs="Arial" w:eastAsia="Arial" w:hAnsi="Arial"/>
@@ -7527,7 +7688,7 @@
               <w:spacing w:after="10" w:before="0"/>
               <w:ind w:left="120"/>
             </w:pPr>
-            <w:hyperlink w:history="1" r:id="rIdm3ncsmgooidjkrdxb1ere">
+            <w:hyperlink w:history="1" r:id="rIdazmijuo4dzik8zppljyzp">
               <w:r>
                 <w:rPr>
                   <w:rFonts w:ascii="Arial" w:cs="Arial" w:eastAsia="Arial" w:hAnsi="Arial"/>
@@ -7572,7 +7733,7 @@
             <w:pPr>
               <w:spacing w:after="20" w:before="0"/>
             </w:pPr>
-            <w:hyperlink w:history="1" r:id="rIdga6tub14kl0-6xefxprwg">
+            <w:hyperlink w:history="1" r:id="rIdqjf_tafceqfcid8akd25z">
               <w:r>
                 <w:rPr>
                   <w:rFonts w:ascii="Arial" w:cs="Arial" w:eastAsia="Arial" w:hAnsi="Arial"/>
@@ -7621,7 +7782,7 @@
               <w:spacing w:after="10" w:before="0"/>
               <w:ind w:left="120"/>
             </w:pPr>
-            <w:hyperlink w:history="1" r:id="rId0nyskdak2r6cgpcpou9nq">
+            <w:hyperlink w:history="1" r:id="rIdeq0bosev-qwpdbt8krmot">
               <w:r>
                 <w:rPr>
                   <w:rFonts w:ascii="Arial" w:cs="Arial" w:eastAsia="Arial" w:hAnsi="Arial"/>
@@ -7649,6 +7810,7 @@
           </w:tcPr>
           <w:p>
             <w:pPr>
+              <w:keepNext w:val="false"/>
               <w:spacing w:after="40" w:before="0"/>
               <w:jc w:val="left"/>
             </w:pPr>
@@ -7681,6 +7843,7 @@
           </w:tcPr>
           <w:p>
             <w:pPr>
+              <w:keepNext w:val="false"/>
               <w:spacing w:after="40" w:before="0"/>
               <w:jc w:val="left"/>
             </w:pPr>
@@ -7713,6 +7876,7 @@
           </w:tcPr>
           <w:p>
             <w:pPr>
+              <w:keepNext w:val="false"/>
               <w:spacing w:after="40" w:before="0"/>
               <w:jc w:val="left"/>
             </w:pPr>
@@ -7745,6 +7909,7 @@
           </w:tcPr>
           <w:p>
             <w:pPr>
+              <w:keepNext w:val="false"/>
               <w:spacing w:after="40" w:before="0"/>
               <w:jc w:val="left"/>
             </w:pPr>
@@ -7779,6 +7944,7 @@
           </w:tcPr>
           <w:p>
             <w:pPr>
+              <w:keepNext w:val="false"/>
               <w:spacing w:after="40" w:before="0"/>
               <w:jc w:val="left"/>
             </w:pPr>
@@ -7816,7 +7982,7 @@
             <w:pPr>
               <w:spacing w:after="20" w:before="0"/>
             </w:pPr>
-            <w:hyperlink w:history="1" r:id="rIdovjqx4qap8j9bnifkul5e">
+            <w:hyperlink w:history="1" r:id="rIdvo5qrbj1d9yjd1aq686ab">
               <w:r>
                 <w:rPr>
                   <w:rFonts w:ascii="Arial" w:cs="Arial" w:eastAsia="Arial" w:hAnsi="Arial"/>
@@ -7849,7 +8015,7 @@
               <w:spacing w:after="10" w:before="0"/>
               <w:ind w:left="120"/>
             </w:pPr>
-            <w:hyperlink w:history="1" r:id="rIdajyw3qzc29w6coax4lntz">
+            <w:hyperlink w:history="1" r:id="rId9uh7i2t5pwo0bgtwd0ak-">
               <w:r>
                 <w:rPr>
                   <w:rFonts w:ascii="Arial" w:cs="Arial" w:eastAsia="Arial" w:hAnsi="Arial"/>
@@ -7894,7 +8060,7 @@
             <w:pPr>
               <w:spacing w:after="20" w:before="0"/>
             </w:pPr>
-            <w:hyperlink w:history="1" r:id="rId1ffgrf_nxseprvituy9lj">
+            <w:hyperlink w:history="1" r:id="rIdxx9gsaz_nperivt934i7t">
               <w:r>
                 <w:rPr>
                   <w:rFonts w:ascii="Arial" w:cs="Arial" w:eastAsia="Arial" w:hAnsi="Arial"/>
@@ -7943,7 +8109,7 @@
               <w:spacing w:after="10" w:before="0"/>
               <w:ind w:left="120"/>
             </w:pPr>
-            <w:hyperlink w:history="1" r:id="rId9esq0yesx80044ctc3vux">
+            <w:hyperlink w:history="1" r:id="rId3ccbsnjktrsiodkstivgk">
               <w:r>
                 <w:rPr>
                   <w:rFonts w:ascii="Arial" w:cs="Arial" w:eastAsia="Arial" w:hAnsi="Arial"/>
@@ -7971,6 +8137,7 @@
           </w:tcPr>
           <w:p>
             <w:pPr>
+              <w:keepNext w:val="false"/>
               <w:spacing w:after="40" w:before="0"/>
               <w:jc w:val="left"/>
             </w:pPr>
@@ -8003,6 +8170,7 @@
           </w:tcPr>
           <w:p>
             <w:pPr>
+              <w:keepNext w:val="false"/>
               <w:spacing w:after="40" w:before="0"/>
               <w:jc w:val="left"/>
             </w:pPr>
@@ -8035,6 +8203,7 @@
           </w:tcPr>
           <w:p>
             <w:pPr>
+              <w:keepNext w:val="false"/>
               <w:spacing w:after="40" w:before="0"/>
               <w:jc w:val="left"/>
             </w:pPr>
@@ -8067,6 +8236,7 @@
           </w:tcPr>
           <w:p>
             <w:pPr>
+              <w:keepNext w:val="false"/>
               <w:spacing w:after="40" w:before="0"/>
               <w:jc w:val="left"/>
             </w:pPr>
@@ -8126,6 +8296,7 @@
           </w:tcPr>
           <w:p>
             <w:pPr>
+              <w:keepNext w:val="false"/>
               <w:spacing w:after="40" w:before="0"/>
               <w:jc w:val="center"/>
             </w:pPr>
@@ -8160,6 +8331,7 @@
           </w:tcPr>
           <w:p>
             <w:pPr>
+              <w:keepNext w:val="false"/>
               <w:spacing w:after="40" w:before="0"/>
               <w:jc w:val="left"/>
             </w:pPr>
@@ -8221,6 +8393,7 @@
           </w:tcPr>
           <w:p>
             <w:pPr>
+              <w:keepNext w:val="false"/>
               <w:spacing w:after="40" w:before="0"/>
               <w:jc w:val="center"/>
             </w:pPr>
@@ -8255,6 +8428,7 @@
           </w:tcPr>
           <w:p>
             <w:pPr>
+              <w:keepNext w:val="false"/>
               <w:spacing w:after="40" w:before="0"/>
               <w:jc w:val="left"/>
             </w:pPr>
@@ -8287,6 +8461,7 @@
           </w:tcPr>
           <w:p>
             <w:pPr>
+              <w:keepNext w:val="false"/>
               <w:spacing w:after="40" w:before="0"/>
               <w:jc w:val="left"/>
             </w:pPr>
@@ -8321,6 +8496,7 @@
           </w:tcPr>
           <w:p>
             <w:pPr>
+              <w:keepNext w:val="false"/>
               <w:spacing w:after="40" w:before="0"/>
               <w:jc w:val="left"/>
             </w:pPr>
@@ -8353,6 +8529,7 @@
           </w:tcPr>
           <w:p>
             <w:pPr>
+              <w:keepNext w:val="false"/>
               <w:spacing w:after="40" w:before="0"/>
               <w:jc w:val="left"/>
             </w:pPr>
@@ -8387,6 +8564,7 @@
           </w:tcPr>
           <w:p>
             <w:pPr>
+              <w:keepNext w:val="false"/>
               <w:spacing w:after="40" w:before="0"/>
               <w:jc w:val="left"/>
             </w:pPr>
@@ -8419,6 +8597,7 @@
           </w:tcPr>
           <w:p>
             <w:pPr>
+              <w:keepNext w:val="false"/>
               <w:spacing w:after="40" w:before="0"/>
               <w:jc w:val="left"/>
             </w:pPr>
@@ -8455,7 +8634,7 @@
         </w:rPr>
         <w:t xml:space="preserve">© 2026 SeaVuria and ARES. Aligned with KICD objectives. Developed by SeaVuria; technical implementation by ARES (with AI assistance from Claude). Licensed under </w:t>
       </w:r>
-      <w:hyperlink w:history="1" r:id="rIdeadsk5agpx7ejmg4e0okz">
+      <w:hyperlink w:history="1" r:id="rIdfmxq5jxvqevwldpnmvdx0">
         <w:r>
           <w:rPr>
             <w:rFonts w:ascii="Arial" w:cs="Arial" w:eastAsia="Arial" w:hAnsi="Arial"/>
@@ -8476,7 +8655,7 @@
         </w:rPr>
         <w:t xml:space="preserve"> (</w:t>
       </w:r>
-      <w:hyperlink w:history="1" r:id="rIdwdiquvsp_9alucb5olkuw">
+      <w:hyperlink w:history="1" r:id="rIdtetmibwbf2u2cfmynxnau">
         <w:r>
           <w:rPr>
             <w:rFonts w:ascii="Arial" w:cs="Arial" w:eastAsia="Arial" w:hAnsi="Arial"/>
@@ -8536,6 +8715,7 @@
           </w:tcPr>
           <w:p>
             <w:pPr>
+              <w:keepNext w:val="false"/>
               <w:spacing w:after="40" w:before="0"/>
               <w:jc w:val="center"/>
             </w:pPr>
@@ -8571,6 +8751,7 @@
           </w:tcPr>
           <w:p>
             <w:pPr>
+              <w:keepNext w:val="false"/>
               <w:spacing w:after="40" w:before="0"/>
               <w:jc w:val="center"/>
             </w:pPr>
@@ -8605,6 +8786,7 @@
           </w:tcPr>
           <w:p>
             <w:pPr>
+              <w:keepNext w:val="false"/>
               <w:spacing w:after="40" w:before="0"/>
               <w:jc w:val="left"/>
             </w:pPr>
@@ -8637,6 +8819,7 @@
           </w:tcPr>
           <w:p>
             <w:pPr>
+              <w:keepNext w:val="false"/>
               <w:spacing w:after="40" w:before="0"/>
               <w:jc w:val="left"/>
             </w:pPr>
@@ -8671,6 +8854,7 @@
           </w:tcPr>
           <w:p>
             <w:pPr>
+              <w:keepNext w:val="false"/>
               <w:spacing w:after="40" w:before="0"/>
               <w:jc w:val="left"/>
             </w:pPr>
@@ -8703,6 +8887,7 @@
           </w:tcPr>
           <w:p>
             <w:pPr>
+              <w:keepNext w:val="false"/>
               <w:spacing w:after="40" w:before="0"/>
               <w:jc w:val="left"/>
             </w:pPr>
@@ -8737,6 +8922,7 @@
           </w:tcPr>
           <w:p>
             <w:pPr>
+              <w:keepNext w:val="false"/>
               <w:spacing w:after="40" w:before="0"/>
               <w:jc w:val="left"/>
             </w:pPr>
@@ -8769,6 +8955,7 @@
           </w:tcPr>
           <w:p>
             <w:pPr>
+              <w:keepNext w:val="false"/>
               <w:spacing w:after="40" w:before="0"/>
               <w:jc w:val="left"/>
             </w:pPr>
@@ -8803,6 +8990,7 @@
           </w:tcPr>
           <w:p>
             <w:pPr>
+              <w:keepNext w:val="false"/>
               <w:spacing w:after="40" w:before="0"/>
               <w:jc w:val="left"/>
             </w:pPr>
@@ -8835,6 +9023,7 @@
           </w:tcPr>
           <w:p>
             <w:pPr>
+              <w:keepNext w:val="false"/>
               <w:spacing w:after="40" w:before="0"/>
               <w:jc w:val="left"/>
             </w:pPr>
@@ -8869,6 +9058,7 @@
           </w:tcPr>
           <w:p>
             <w:pPr>
+              <w:keepNext w:val="false"/>
               <w:spacing w:after="40" w:before="0"/>
               <w:jc w:val="left"/>
             </w:pPr>
@@ -8901,6 +9091,7 @@
           </w:tcPr>
           <w:p>
             <w:pPr>
+              <w:keepNext w:val="false"/>
               <w:spacing w:after="40" w:before="0"/>
               <w:jc w:val="left"/>
             </w:pPr>
@@ -8935,6 +9126,7 @@
           </w:tcPr>
           <w:p>
             <w:pPr>
+              <w:keepNext w:val="false"/>
               <w:spacing w:after="40" w:before="0"/>
               <w:jc w:val="left"/>
             </w:pPr>
@@ -8967,6 +9159,7 @@
           </w:tcPr>
           <w:p>
             <w:pPr>
+              <w:keepNext w:val="false"/>
               <w:spacing w:after="40" w:before="0"/>
               <w:jc w:val="left"/>
             </w:pPr>
@@ -9001,6 +9194,7 @@
           </w:tcPr>
           <w:p>
             <w:pPr>
+              <w:keepNext w:val="false"/>
               <w:spacing w:after="40" w:before="0"/>
               <w:jc w:val="left"/>
             </w:pPr>
@@ -9033,6 +9227,7 @@
           </w:tcPr>
           <w:p>
             <w:pPr>
+              <w:keepNext w:val="false"/>
               <w:spacing w:after="40" w:before="0"/>
               <w:jc w:val="left"/>
             </w:pPr>
@@ -9067,6 +9262,7 @@
           </w:tcPr>
           <w:p>
             <w:pPr>
+              <w:keepNext w:val="false"/>
               <w:spacing w:after="40" w:before="0"/>
               <w:jc w:val="left"/>
             </w:pPr>
@@ -9099,6 +9295,7 @@
           </w:tcPr>
           <w:p>
             <w:pPr>
+              <w:keepNext w:val="false"/>
               <w:spacing w:after="40" w:before="0"/>
               <w:jc w:val="left"/>
             </w:pPr>
@@ -9158,6 +9355,7 @@
           </w:tcPr>
           <w:p>
             <w:pPr>
+              <w:keepNext w:val="false"/>
               <w:spacing w:after="40" w:before="0"/>
               <w:jc w:val="center"/>
             </w:pPr>
@@ -9192,6 +9390,7 @@
           </w:tcPr>
           <w:p>
             <w:pPr>
+              <w:keepNext w:val="false"/>
               <w:spacing w:after="40" w:before="0"/>
               <w:jc w:val="left"/>
             </w:pPr>
@@ -9256,6 +9455,7 @@
           </w:tcPr>
           <w:p>
             <w:pPr>
+              <w:keepNext w:val="false"/>
               <w:spacing w:after="40" w:before="0"/>
               <w:jc w:val="center"/>
             </w:pPr>
@@ -9290,6 +9490,7 @@
           </w:tcPr>
           <w:p>
             <w:pPr>
+              <w:keepNext w:val="false"/>
               <w:spacing w:after="40" w:before="0"/>
               <w:jc w:val="left"/>
             </w:pPr>
@@ -9322,6 +9523,7 @@
           </w:tcPr>
           <w:p>
             <w:pPr>
+              <w:keepNext w:val="false"/>
               <w:spacing w:after="40" w:before="0"/>
               <w:jc w:val="left"/>
             </w:pPr>
@@ -9354,6 +9556,7 @@
           </w:tcPr>
           <w:p>
             <w:pPr>
+              <w:keepNext w:val="false"/>
               <w:spacing w:after="40" w:before="0"/>
               <w:jc w:val="left"/>
             </w:pPr>
@@ -9386,6 +9589,7 @@
           </w:tcPr>
           <w:p>
             <w:pPr>
+              <w:keepNext w:val="false"/>
               <w:spacing w:after="40" w:before="0"/>
               <w:jc w:val="left"/>
             </w:pPr>
@@ -9418,6 +9622,7 @@
           </w:tcPr>
           <w:p>
             <w:pPr>
+              <w:keepNext w:val="false"/>
               <w:spacing w:after="40" w:before="0"/>
               <w:jc w:val="left"/>
             </w:pPr>
@@ -9452,6 +9657,7 @@
           </w:tcPr>
           <w:p>
             <w:pPr>
+              <w:keepNext w:val="false"/>
               <w:spacing w:after="40" w:before="0"/>
               <w:jc w:val="left"/>
             </w:pPr>
@@ -9489,7 +9695,7 @@
             <w:pPr>
               <w:spacing w:after="20" w:before="0"/>
             </w:pPr>
-            <w:hyperlink w:history="1" r:id="rId1kisimxllmd5sb70hnc4j">
+            <w:hyperlink w:history="1" r:id="rIdmj6mlqdxu3gmrhooi19sl">
               <w:r>
                 <w:rPr>
                   <w:rFonts w:ascii="Arial" w:cs="Arial" w:eastAsia="Arial" w:hAnsi="Arial"/>
@@ -9522,7 +9728,7 @@
               <w:spacing w:after="10" w:before="0"/>
               <w:ind w:left="120"/>
             </w:pPr>
-            <w:hyperlink w:history="1" r:id="rIdtci1nksokqwpybihqh57i">
+            <w:hyperlink w:history="1" r:id="rIdf7zd8cfeft4y9qvuqhp6_">
               <w:r>
                 <w:rPr>
                   <w:rFonts w:ascii="Arial" w:cs="Arial" w:eastAsia="Arial" w:hAnsi="Arial"/>
@@ -9567,7 +9773,7 @@
             <w:pPr>
               <w:spacing w:after="20" w:before="0"/>
             </w:pPr>
-            <w:hyperlink w:history="1" r:id="rId9r-b_r_jefyoog6uf8mzh">
+            <w:hyperlink w:history="1" r:id="rIdandhdytntyhra_pcggtyh">
               <w:r>
                 <w:rPr>
                   <w:rFonts w:ascii="Arial" w:cs="Arial" w:eastAsia="Arial" w:hAnsi="Arial"/>
@@ -9600,7 +9806,7 @@
               <w:spacing w:after="10" w:before="0"/>
               <w:ind w:left="120"/>
             </w:pPr>
-            <w:hyperlink w:history="1" r:id="rIdjlxflscmontwnsctpzcxh">
+            <w:hyperlink w:history="1" r:id="rIdxsfyfoosjay5_36yfwz6e">
               <w:r>
                 <w:rPr>
                   <w:rFonts w:ascii="Arial" w:cs="Arial" w:eastAsia="Arial" w:hAnsi="Arial"/>
@@ -9628,6 +9834,7 @@
           </w:tcPr>
           <w:p>
             <w:pPr>
+              <w:keepNext w:val="false"/>
               <w:spacing w:after="40" w:before="0"/>
               <w:jc w:val="left"/>
             </w:pPr>
@@ -9660,6 +9867,7 @@
           </w:tcPr>
           <w:p>
             <w:pPr>
+              <w:keepNext w:val="false"/>
               <w:spacing w:after="40" w:before="0"/>
               <w:jc w:val="left"/>
             </w:pPr>
@@ -9692,6 +9900,7 @@
           </w:tcPr>
           <w:p>
             <w:pPr>
+              <w:keepNext w:val="false"/>
               <w:spacing w:after="40" w:before="0"/>
               <w:jc w:val="left"/>
             </w:pPr>
@@ -9724,6 +9933,7 @@
           </w:tcPr>
           <w:p>
             <w:pPr>
+              <w:keepNext w:val="false"/>
               <w:spacing w:after="40" w:before="0"/>
               <w:jc w:val="left"/>
             </w:pPr>
@@ -9758,6 +9968,7 @@
           </w:tcPr>
           <w:p>
             <w:pPr>
+              <w:keepNext w:val="false"/>
               <w:spacing w:after="40" w:before="0"/>
               <w:jc w:val="left"/>
             </w:pPr>
@@ -9795,7 +10006,7 @@
             <w:pPr>
               <w:spacing w:after="20" w:before="0"/>
             </w:pPr>
-            <w:hyperlink w:history="1" r:id="rIdj4egailddijnj4kimwubh">
+            <w:hyperlink w:history="1" r:id="rId0ts1orr1vfvddowvsm3l_">
               <w:r>
                 <w:rPr>
                   <w:rFonts w:ascii="Arial" w:cs="Arial" w:eastAsia="Arial" w:hAnsi="Arial"/>
@@ -9828,7 +10039,7 @@
               <w:spacing w:after="10" w:before="0"/>
               <w:ind w:left="120"/>
             </w:pPr>
-            <w:hyperlink w:history="1" r:id="rIdgebh7bp6apvrg5uap2jmf">
+            <w:hyperlink w:history="1" r:id="rIdu6zoayycje4sus83dr0qk">
               <w:r>
                 <w:rPr>
                   <w:rFonts w:ascii="Arial" w:cs="Arial" w:eastAsia="Arial" w:hAnsi="Arial"/>
@@ -9873,7 +10084,7 @@
             <w:pPr>
               <w:spacing w:after="20" w:before="0"/>
             </w:pPr>
-            <w:hyperlink w:history="1" r:id="rId6l0qx69prjopekqnkmgzi">
+            <w:hyperlink w:history="1" r:id="rIdas4rglgcew9smengmacsk">
               <w:r>
                 <w:rPr>
                   <w:rFonts w:ascii="Arial" w:cs="Arial" w:eastAsia="Arial" w:hAnsi="Arial"/>
@@ -9906,7 +10117,7 @@
               <w:spacing w:after="10" w:before="0"/>
               <w:ind w:left="120"/>
             </w:pPr>
-            <w:hyperlink w:history="1" r:id="rIdbxoame512he3y3y-wzxyu">
+            <w:hyperlink w:history="1" r:id="rIdrrulawjmbfwrusms2laic">
               <w:r>
                 <w:rPr>
                   <w:rFonts w:ascii="Arial" w:cs="Arial" w:eastAsia="Arial" w:hAnsi="Arial"/>
@@ -9934,6 +10145,7 @@
           </w:tcPr>
           <w:p>
             <w:pPr>
+              <w:keepNext w:val="false"/>
               <w:spacing w:after="40" w:before="0"/>
               <w:jc w:val="left"/>
             </w:pPr>
@@ -9953,6 +10165,7 @@
           </w:p>
           <w:p>
             <w:pPr>
+              <w:keepNext w:val="false"/>
               <w:spacing w:after="40" w:before="0"/>
               <w:jc w:val="left"/>
             </w:pPr>
@@ -9972,6 +10185,7 @@
           </w:p>
           <w:p>
             <w:pPr>
+              <w:keepNext w:val="false"/>
               <w:spacing w:after="40" w:before="0"/>
               <w:jc w:val="left"/>
             </w:pPr>
@@ -10111,6 +10325,7 @@
           </w:p>
           <w:p>
             <w:pPr>
+              <w:keepNext w:val="false"/>
               <w:spacing w:after="40" w:before="0"/>
               <w:jc w:val="left"/>
             </w:pPr>
@@ -10130,6 +10345,7 @@
           </w:p>
           <w:p>
             <w:pPr>
+              <w:keepNext w:val="false"/>
               <w:spacing w:after="40" w:before="0"/>
               <w:jc w:val="left"/>
             </w:pPr>
@@ -10162,6 +10378,7 @@
           </w:tcPr>
           <w:p>
             <w:pPr>
+              <w:keepNext w:val="false"/>
               <w:spacing w:after="40" w:before="0"/>
               <w:jc w:val="left"/>
             </w:pPr>
@@ -10194,6 +10411,7 @@
           </w:tcPr>
           <w:p>
             <w:pPr>
+              <w:keepNext w:val="false"/>
               <w:spacing w:after="40" w:before="0"/>
               <w:jc w:val="left"/>
             </w:pPr>
@@ -10226,6 +10444,7 @@
           </w:tcPr>
           <w:p>
             <w:pPr>
+              <w:keepNext w:val="false"/>
               <w:spacing w:after="40" w:before="0"/>
               <w:jc w:val="left"/>
             </w:pPr>
@@ -10260,6 +10479,7 @@
           </w:tcPr>
           <w:p>
             <w:pPr>
+              <w:keepNext w:val="false"/>
               <w:spacing w:after="40" w:before="0"/>
               <w:jc w:val="left"/>
             </w:pPr>
@@ -10297,7 +10517,7 @@
             <w:pPr>
               <w:spacing w:after="20" w:before="0"/>
             </w:pPr>
-            <w:hyperlink w:history="1" r:id="rIdowzwd2ekj2i-h0xgmmirk">
+            <w:hyperlink w:history="1" r:id="rIdzptwarepdd-lzfu5t4g_o">
               <w:r>
                 <w:rPr>
                   <w:rFonts w:ascii="Arial" w:cs="Arial" w:eastAsia="Arial" w:hAnsi="Arial"/>
@@ -10330,7 +10550,7 @@
               <w:spacing w:after="10" w:before="0"/>
               <w:ind w:left="120"/>
             </w:pPr>
-            <w:hyperlink w:history="1" r:id="rIdjix6f_hbodb4sayoo8gvt">
+            <w:hyperlink w:history="1" r:id="rIddi_pkw11recuvyo3a67wf">
               <w:r>
                 <w:rPr>
                   <w:rFonts w:ascii="Arial" w:cs="Arial" w:eastAsia="Arial" w:hAnsi="Arial"/>
@@ -10375,7 +10595,7 @@
             <w:pPr>
               <w:spacing w:after="20" w:before="0"/>
             </w:pPr>
-            <w:hyperlink w:history="1" r:id="rIdqu-5puo7weehovi1jpc-9">
+            <w:hyperlink w:history="1" r:id="rIdn1at_nt3lc6qtfkw1vkop">
               <w:r>
                 <w:rPr>
                   <w:rFonts w:ascii="Arial" w:cs="Arial" w:eastAsia="Arial" w:hAnsi="Arial"/>
@@ -10408,7 +10628,7 @@
               <w:spacing w:after="10" w:before="0"/>
               <w:ind w:left="120"/>
             </w:pPr>
-            <w:hyperlink w:history="1" r:id="rId8gtl1zgnh_o5ztfvphkyr">
+            <w:hyperlink w:history="1" r:id="rIduizcmgq6yf_4-tf2idcw-">
               <w:r>
                 <w:rPr>
                   <w:rFonts w:ascii="Arial" w:cs="Arial" w:eastAsia="Arial" w:hAnsi="Arial"/>
@@ -10436,6 +10656,7 @@
           </w:tcPr>
           <w:p>
             <w:pPr>
+              <w:keepNext w:val="false"/>
               <w:spacing w:after="40" w:before="0"/>
               <w:jc w:val="left"/>
             </w:pPr>
@@ -10455,6 +10676,7 @@
           </w:p>
           <w:p>
             <w:pPr>
+              <w:keepNext w:val="false"/>
               <w:spacing w:after="40" w:before="0"/>
               <w:jc w:val="left"/>
             </w:pPr>
@@ -10474,6 +10696,7 @@
           </w:p>
           <w:p>
             <w:pPr>
+              <w:keepNext w:val="false"/>
               <w:spacing w:after="40" w:before="0"/>
               <w:jc w:val="left"/>
             </w:pPr>
@@ -10493,6 +10716,7 @@
           </w:p>
           <w:p>
             <w:pPr>
+              <w:keepNext w:val="false"/>
               <w:spacing w:after="40" w:before="0"/>
               <w:jc w:val="left"/>
             </w:pPr>
@@ -10512,6 +10736,7 @@
           </w:p>
           <w:p>
             <w:pPr>
+              <w:keepNext w:val="false"/>
               <w:spacing w:after="40" w:before="0"/>
               <w:jc w:val="left"/>
             </w:pPr>
@@ -10544,6 +10769,7 @@
           </w:tcPr>
           <w:p>
             <w:pPr>
+              <w:keepNext w:val="false"/>
               <w:spacing w:after="40" w:before="0"/>
               <w:jc w:val="left"/>
             </w:pPr>
@@ -10576,6 +10802,7 @@
           </w:tcPr>
           <w:p>
             <w:pPr>
+              <w:keepNext w:val="false"/>
               <w:spacing w:after="40" w:before="0"/>
               <w:jc w:val="left"/>
             </w:pPr>
@@ -10608,6 +10835,7 @@
           </w:tcPr>
           <w:p>
             <w:pPr>
+              <w:keepNext w:val="false"/>
               <w:spacing w:after="40" w:before="0"/>
               <w:jc w:val="left"/>
             </w:pPr>
@@ -10642,6 +10870,7 @@
           </w:tcPr>
           <w:p>
             <w:pPr>
+              <w:keepNext w:val="false"/>
               <w:spacing w:after="40" w:before="0"/>
               <w:jc w:val="left"/>
             </w:pPr>
@@ -10679,7 +10908,7 @@
             <w:pPr>
               <w:spacing w:after="20" w:before="0"/>
             </w:pPr>
-            <w:hyperlink w:history="1" r:id="rIds3qxxicbm3x3e54lyfmbp">
+            <w:hyperlink w:history="1" r:id="rId_fq_714fqfdmq7e1e-rbb">
               <w:r>
                 <w:rPr>
                   <w:rFonts w:ascii="Arial" w:cs="Arial" w:eastAsia="Arial" w:hAnsi="Arial"/>
@@ -10712,7 +10941,7 @@
               <w:spacing w:after="10" w:before="0"/>
               <w:ind w:left="120"/>
             </w:pPr>
-            <w:hyperlink w:history="1" r:id="rIdi-lhneu08j4ycndtmo4id">
+            <w:hyperlink w:history="1" r:id="rIdldxtalffgvvpzqmisqkwy">
               <w:r>
                 <w:rPr>
                   <w:rFonts w:ascii="Arial" w:cs="Arial" w:eastAsia="Arial" w:hAnsi="Arial"/>
@@ -10757,7 +10986,7 @@
             <w:pPr>
               <w:spacing w:after="20" w:before="0"/>
             </w:pPr>
-            <w:hyperlink w:history="1" r:id="rIdghr5niw1y3oh9fimfxb1h">
+            <w:hyperlink w:history="1" r:id="rIdgcpkshkspi1gogzifgl6w">
               <w:r>
                 <w:rPr>
                   <w:rFonts w:ascii="Arial" w:cs="Arial" w:eastAsia="Arial" w:hAnsi="Arial"/>
@@ -10790,7 +11019,7 @@
               <w:spacing w:after="10" w:before="0"/>
               <w:ind w:left="120"/>
             </w:pPr>
-            <w:hyperlink w:history="1" r:id="rIdvcajwfm_ce7sxay3wwthz">
+            <w:hyperlink w:history="1" r:id="rId8ptzbb2nnuwb-nbpm7dzx">
               <w:r>
                 <w:rPr>
                   <w:rFonts w:ascii="Arial" w:cs="Arial" w:eastAsia="Arial" w:hAnsi="Arial"/>
@@ -10818,6 +11047,7 @@
           </w:tcPr>
           <w:p>
             <w:pPr>
+              <w:keepNext w:val="false"/>
               <w:spacing w:after="40" w:before="0"/>
               <w:jc w:val="left"/>
             </w:pPr>
@@ -10850,6 +11080,7 @@
           </w:tcPr>
           <w:p>
             <w:pPr>
+              <w:keepNext w:val="false"/>
               <w:spacing w:after="40" w:before="0"/>
               <w:jc w:val="left"/>
             </w:pPr>
@@ -10882,6 +11113,7 @@
           </w:tcPr>
           <w:p>
             <w:pPr>
+              <w:keepNext w:val="false"/>
               <w:spacing w:after="40" w:before="0"/>
               <w:jc w:val="left"/>
             </w:pPr>
@@ -10914,6 +11146,7 @@
           </w:tcPr>
           <w:p>
             <w:pPr>
+              <w:keepNext w:val="false"/>
               <w:spacing w:after="40" w:before="0"/>
               <w:jc w:val="left"/>
             </w:pPr>
@@ -10948,6 +11181,7 @@
           </w:tcPr>
           <w:p>
             <w:pPr>
+              <w:keepNext w:val="false"/>
               <w:spacing w:after="40" w:before="0"/>
               <w:jc w:val="left"/>
             </w:pPr>
@@ -10985,7 +11219,7 @@
             <w:pPr>
               <w:spacing w:after="20" w:before="0"/>
             </w:pPr>
-            <w:hyperlink w:history="1" r:id="rIdpmbk3fqlq3g9n-uywry63">
+            <w:hyperlink w:history="1" r:id="rIdby4n24asqs_e1srd9pafx">
               <w:r>
                 <w:rPr>
                   <w:rFonts w:ascii="Arial" w:cs="Arial" w:eastAsia="Arial" w:hAnsi="Arial"/>
@@ -11018,7 +11252,7 @@
               <w:spacing w:after="10" w:before="0"/>
               <w:ind w:left="120"/>
             </w:pPr>
-            <w:hyperlink w:history="1" r:id="rIdz8ylfyttdsjcv91h7qjri">
+            <w:hyperlink w:history="1" r:id="rIdrau0k-uxc6t85f5cru-ys">
               <w:r>
                 <w:rPr>
                   <w:rFonts w:ascii="Arial" w:cs="Arial" w:eastAsia="Arial" w:hAnsi="Arial"/>
@@ -11063,7 +11297,7 @@
             <w:pPr>
               <w:spacing w:after="20" w:before="0"/>
             </w:pPr>
-            <w:hyperlink w:history="1" r:id="rIdyefenobf5uzsodbxzf46l">
+            <w:hyperlink w:history="1" r:id="rIdk62xdelswzy2ksrw5wyos">
               <w:r>
                 <w:rPr>
                   <w:rFonts w:ascii="Arial" w:cs="Arial" w:eastAsia="Arial" w:hAnsi="Arial"/>
@@ -11112,7 +11346,7 @@
               <w:spacing w:after="10" w:before="0"/>
               <w:ind w:left="120"/>
             </w:pPr>
-            <w:hyperlink w:history="1" r:id="rIdvgnkav6q0zltojo-vynop">
+            <w:hyperlink w:history="1" r:id="rIdwdlhgqzstv-enqa1acqyi">
               <w:r>
                 <w:rPr>
                   <w:rFonts w:ascii="Arial" w:cs="Arial" w:eastAsia="Arial" w:hAnsi="Arial"/>
@@ -11140,6 +11374,7 @@
           </w:tcPr>
           <w:p>
             <w:pPr>
+              <w:keepNext w:val="false"/>
               <w:spacing w:after="40" w:before="0"/>
               <w:jc w:val="left"/>
             </w:pPr>
@@ -11172,6 +11407,7 @@
           </w:tcPr>
           <w:p>
             <w:pPr>
+              <w:keepNext w:val="false"/>
               <w:spacing w:after="40" w:before="0"/>
               <w:jc w:val="left"/>
             </w:pPr>
@@ -11204,6 +11440,7 @@
           </w:tcPr>
           <w:p>
             <w:pPr>
+              <w:keepNext w:val="false"/>
               <w:spacing w:after="40" w:before="0"/>
               <w:jc w:val="left"/>
             </w:pPr>
@@ -11236,6 +11473,7 @@
           </w:tcPr>
           <w:p>
             <w:pPr>
+              <w:keepNext w:val="false"/>
               <w:spacing w:after="40" w:before="0"/>
               <w:jc w:val="left"/>
             </w:pPr>
@@ -11295,6 +11533,7 @@
           </w:tcPr>
           <w:p>
             <w:pPr>
+              <w:keepNext w:val="false"/>
               <w:spacing w:after="40" w:before="0"/>
               <w:jc w:val="center"/>
             </w:pPr>
@@ -11329,6 +11568,7 @@
           </w:tcPr>
           <w:p>
             <w:pPr>
+              <w:keepNext w:val="false"/>
               <w:spacing w:after="40" w:before="0"/>
               <w:jc w:val="left"/>
             </w:pPr>
@@ -11390,6 +11630,7 @@
           </w:tcPr>
           <w:p>
             <w:pPr>
+              <w:keepNext w:val="false"/>
               <w:spacing w:after="40" w:before="0"/>
               <w:jc w:val="center"/>
             </w:pPr>
@@ -11424,6 +11665,7 @@
           </w:tcPr>
           <w:p>
             <w:pPr>
+              <w:keepNext w:val="false"/>
               <w:spacing w:after="40" w:before="0"/>
               <w:jc w:val="left"/>
             </w:pPr>
@@ -11456,6 +11698,7 @@
           </w:tcPr>
           <w:p>
             <w:pPr>
+              <w:keepNext w:val="false"/>
               <w:spacing w:after="40" w:before="0"/>
               <w:jc w:val="left"/>
             </w:pPr>
@@ -11490,6 +11733,7 @@
           </w:tcPr>
           <w:p>
             <w:pPr>
+              <w:keepNext w:val="false"/>
               <w:spacing w:after="40" w:before="0"/>
               <w:jc w:val="left"/>
             </w:pPr>
@@ -11522,6 +11766,7 @@
           </w:tcPr>
           <w:p>
             <w:pPr>
+              <w:keepNext w:val="false"/>
               <w:spacing w:after="40" w:before="0"/>
               <w:jc w:val="left"/>
             </w:pPr>
@@ -11556,6 +11801,7 @@
           </w:tcPr>
           <w:p>
             <w:pPr>
+              <w:keepNext w:val="false"/>
               <w:spacing w:after="40" w:before="0"/>
               <w:jc w:val="left"/>
             </w:pPr>
@@ -11588,6 +11834,7 @@
           </w:tcPr>
           <w:p>
             <w:pPr>
+              <w:keepNext w:val="false"/>
               <w:spacing w:after="40" w:before="0"/>
               <w:jc w:val="left"/>
             </w:pPr>
@@ -11624,7 +11871,7 @@
         </w:rPr>
         <w:t xml:space="preserve">© 2026 SeaVuria and ARES. Aligned with KICD objectives. Developed by SeaVuria; technical implementation by ARES (with AI assistance from Claude). Licensed under </w:t>
       </w:r>
-      <w:hyperlink w:history="1" r:id="rIdnrfxi7hg4unvddynf0qkb">
+      <w:hyperlink w:history="1" r:id="rIdjo46joyd_n5mee3ldm1dt">
         <w:r>
           <w:rPr>
             <w:rFonts w:ascii="Arial" w:cs="Arial" w:eastAsia="Arial" w:hAnsi="Arial"/>
@@ -11645,7 +11892,7 @@
         </w:rPr>
         <w:t xml:space="preserve"> (</w:t>
       </w:r>
-      <w:hyperlink w:history="1" r:id="rIdfejfbew3gnch80l9dayav">
+      <w:hyperlink w:history="1" r:id="rIdi7ewhwz-mlzxvt-lbq7us">
         <w:r>
           <w:rPr>
             <w:rFonts w:ascii="Arial" w:cs="Arial" w:eastAsia="Arial" w:hAnsi="Arial"/>
@@ -11705,6 +11952,7 @@
           </w:tcPr>
           <w:p>
             <w:pPr>
+              <w:keepNext w:val="false"/>
               <w:spacing w:after="40" w:before="0"/>
               <w:jc w:val="center"/>
             </w:pPr>
@@ -11740,6 +11988,7 @@
           </w:tcPr>
           <w:p>
             <w:pPr>
+              <w:keepNext w:val="false"/>
               <w:spacing w:after="40" w:before="0"/>
               <w:jc w:val="center"/>
             </w:pPr>
@@ -11774,6 +12023,7 @@
           </w:tcPr>
           <w:p>
             <w:pPr>
+              <w:keepNext w:val="false"/>
               <w:spacing w:after="40" w:before="0"/>
               <w:jc w:val="left"/>
             </w:pPr>
@@ -11806,6 +12056,7 @@
           </w:tcPr>
           <w:p>
             <w:pPr>
+              <w:keepNext w:val="false"/>
               <w:spacing w:after="40" w:before="0"/>
               <w:jc w:val="left"/>
             </w:pPr>
@@ -11840,6 +12091,7 @@
           </w:tcPr>
           <w:p>
             <w:pPr>
+              <w:keepNext w:val="false"/>
               <w:spacing w:after="40" w:before="0"/>
               <w:jc w:val="left"/>
             </w:pPr>
@@ -11872,6 +12124,7 @@
           </w:tcPr>
           <w:p>
             <w:pPr>
+              <w:keepNext w:val="false"/>
               <w:spacing w:after="40" w:before="0"/>
               <w:jc w:val="left"/>
             </w:pPr>
@@ -11906,6 +12159,7 @@
           </w:tcPr>
           <w:p>
             <w:pPr>
+              <w:keepNext w:val="false"/>
               <w:spacing w:after="40" w:before="0"/>
               <w:jc w:val="left"/>
             </w:pPr>
@@ -11938,6 +12192,7 @@
           </w:tcPr>
           <w:p>
             <w:pPr>
+              <w:keepNext w:val="false"/>
               <w:spacing w:after="40" w:before="0"/>
               <w:jc w:val="left"/>
             </w:pPr>
@@ -11972,6 +12227,7 @@
           </w:tcPr>
           <w:p>
             <w:pPr>
+              <w:keepNext w:val="false"/>
               <w:spacing w:after="40" w:before="0"/>
               <w:jc w:val="left"/>
             </w:pPr>
@@ -12004,6 +12260,7 @@
           </w:tcPr>
           <w:p>
             <w:pPr>
+              <w:keepNext w:val="false"/>
               <w:spacing w:after="40" w:before="0"/>
               <w:jc w:val="left"/>
             </w:pPr>
@@ -12038,6 +12295,7 @@
           </w:tcPr>
           <w:p>
             <w:pPr>
+              <w:keepNext w:val="false"/>
               <w:spacing w:after="40" w:before="0"/>
               <w:jc w:val="left"/>
             </w:pPr>
@@ -12070,6 +12328,7 @@
           </w:tcPr>
           <w:p>
             <w:pPr>
+              <w:keepNext w:val="false"/>
               <w:spacing w:after="40" w:before="0"/>
               <w:jc w:val="left"/>
             </w:pPr>
@@ -12104,6 +12363,7 @@
           </w:tcPr>
           <w:p>
             <w:pPr>
+              <w:keepNext w:val="false"/>
               <w:spacing w:after="40" w:before="0"/>
               <w:jc w:val="left"/>
             </w:pPr>
@@ -12136,6 +12396,7 @@
           </w:tcPr>
           <w:p>
             <w:pPr>
+              <w:keepNext w:val="false"/>
               <w:spacing w:after="40" w:before="0"/>
               <w:jc w:val="left"/>
             </w:pPr>
@@ -12170,6 +12431,7 @@
           </w:tcPr>
           <w:p>
             <w:pPr>
+              <w:keepNext w:val="false"/>
               <w:spacing w:after="40" w:before="0"/>
               <w:jc w:val="left"/>
             </w:pPr>
@@ -12202,6 +12464,7 @@
           </w:tcPr>
           <w:p>
             <w:pPr>
+              <w:keepNext w:val="false"/>
               <w:spacing w:after="40" w:before="0"/>
               <w:jc w:val="left"/>
             </w:pPr>
@@ -12236,6 +12499,7 @@
           </w:tcPr>
           <w:p>
             <w:pPr>
+              <w:keepNext w:val="false"/>
               <w:spacing w:after="40" w:before="0"/>
               <w:jc w:val="left"/>
             </w:pPr>
@@ -12268,6 +12532,7 @@
           </w:tcPr>
           <w:p>
             <w:pPr>
+              <w:keepNext w:val="false"/>
               <w:spacing w:after="40" w:before="0"/>
               <w:jc w:val="left"/>
             </w:pPr>
@@ -12327,6 +12592,7 @@
           </w:tcPr>
           <w:p>
             <w:pPr>
+              <w:keepNext w:val="false"/>
               <w:spacing w:after="40" w:before="0"/>
               <w:jc w:val="center"/>
             </w:pPr>
@@ -12361,6 +12627,7 @@
           </w:tcPr>
           <w:p>
             <w:pPr>
+              <w:keepNext w:val="false"/>
               <w:spacing w:after="40" w:before="0"/>
               <w:jc w:val="left"/>
             </w:pPr>
@@ -12425,6 +12692,7 @@
           </w:tcPr>
           <w:p>
             <w:pPr>
+              <w:keepNext w:val="false"/>
               <w:spacing w:after="40" w:before="0"/>
               <w:jc w:val="center"/>
             </w:pPr>
@@ -12459,6 +12727,7 @@
           </w:tcPr>
           <w:p>
             <w:pPr>
+              <w:keepNext w:val="false"/>
               <w:spacing w:after="40" w:before="0"/>
               <w:jc w:val="left"/>
             </w:pPr>
@@ -12491,6 +12760,7 @@
           </w:tcPr>
           <w:p>
             <w:pPr>
+              <w:keepNext w:val="false"/>
               <w:spacing w:after="40" w:before="0"/>
               <w:jc w:val="left"/>
             </w:pPr>
@@ -12523,6 +12793,7 @@
           </w:tcPr>
           <w:p>
             <w:pPr>
+              <w:keepNext w:val="false"/>
               <w:spacing w:after="40" w:before="0"/>
               <w:jc w:val="left"/>
             </w:pPr>
@@ -12555,6 +12826,7 @@
           </w:tcPr>
           <w:p>
             <w:pPr>
+              <w:keepNext w:val="false"/>
               <w:spacing w:after="40" w:before="0"/>
               <w:jc w:val="left"/>
             </w:pPr>
@@ -12587,6 +12859,7 @@
           </w:tcPr>
           <w:p>
             <w:pPr>
+              <w:keepNext w:val="false"/>
               <w:spacing w:after="40" w:before="0"/>
               <w:jc w:val="left"/>
             </w:pPr>
@@ -12621,6 +12894,7 @@
           </w:tcPr>
           <w:p>
             <w:pPr>
+              <w:keepNext w:val="false"/>
               <w:spacing w:after="40" w:before="0"/>
               <w:jc w:val="left"/>
             </w:pPr>
@@ -12658,7 +12932,7 @@
             <w:pPr>
               <w:spacing w:after="20" w:before="0"/>
             </w:pPr>
-            <w:hyperlink w:history="1" r:id="rIdysdeb6x_fty4j61jc2lma">
+            <w:hyperlink w:history="1" r:id="rIdxioeuj_4nntdkkmc0pc0j">
               <w:r>
                 <w:rPr>
                   <w:rFonts w:ascii="Arial" w:cs="Arial" w:eastAsia="Arial" w:hAnsi="Arial"/>
@@ -12707,7 +12981,7 @@
               <w:spacing w:after="10" w:before="0"/>
               <w:ind w:left="120"/>
             </w:pPr>
-            <w:hyperlink w:history="1" r:id="rIdjonnin7rvngdm5pcuzchu">
+            <w:hyperlink w:history="1" r:id="rIdz_qvnabcf_dwte7vpcgqn">
               <w:r>
                 <w:rPr>
                   <w:rFonts w:ascii="Arial" w:cs="Arial" w:eastAsia="Arial" w:hAnsi="Arial"/>
@@ -12752,7 +13026,7 @@
             <w:pPr>
               <w:spacing w:after="20" w:before="0"/>
             </w:pPr>
-            <w:hyperlink w:history="1" r:id="rIdr-l3kfog9rso2c8hszyoe">
+            <w:hyperlink w:history="1" r:id="rId2dkew772ynfqaeslckyrl">
               <w:r>
                 <w:rPr>
                   <w:rFonts w:ascii="Arial" w:cs="Arial" w:eastAsia="Arial" w:hAnsi="Arial"/>
@@ -12785,7 +13059,7 @@
               <w:spacing w:after="10" w:before="0"/>
               <w:ind w:left="120"/>
             </w:pPr>
-            <w:hyperlink w:history="1" r:id="rIdsgzrorcoxmt1iaqfi-8yj">
+            <w:hyperlink w:history="1" r:id="rIdzsdbr0lmno2mdnmvqoytn">
               <w:r>
                 <w:rPr>
                   <w:rFonts w:ascii="Arial" w:cs="Arial" w:eastAsia="Arial" w:hAnsi="Arial"/>
@@ -12813,6 +13087,7 @@
           </w:tcPr>
           <w:p>
             <w:pPr>
+              <w:keepNext w:val="false"/>
               <w:spacing w:after="40" w:before="0"/>
               <w:jc w:val="left"/>
             </w:pPr>
@@ -12845,6 +13120,7 @@
           </w:tcPr>
           <w:p>
             <w:pPr>
+              <w:keepNext w:val="false"/>
               <w:spacing w:after="40" w:before="0"/>
               <w:jc w:val="left"/>
             </w:pPr>
@@ -12877,6 +13153,7 @@
           </w:tcPr>
           <w:p>
             <w:pPr>
+              <w:keepNext w:val="false"/>
               <w:spacing w:after="40" w:before="0"/>
               <w:jc w:val="left"/>
             </w:pPr>
@@ -12909,6 +13186,7 @@
           </w:tcPr>
           <w:p>
             <w:pPr>
+              <w:keepNext w:val="false"/>
               <w:spacing w:after="40" w:before="0"/>
               <w:jc w:val="left"/>
             </w:pPr>
@@ -12943,6 +13221,7 @@
           </w:tcPr>
           <w:p>
             <w:pPr>
+              <w:keepNext w:val="false"/>
               <w:spacing w:after="40" w:before="0"/>
               <w:jc w:val="left"/>
             </w:pPr>
@@ -12980,7 +13259,7 @@
             <w:pPr>
               <w:spacing w:after="20" w:before="0"/>
             </w:pPr>
-            <w:hyperlink w:history="1" r:id="rId9yzt2c_sxn8difrldxc3r">
+            <w:hyperlink w:history="1" r:id="rIdmvkeas7bb7bjqytikfzda">
               <w:r>
                 <w:rPr>
                   <w:rFonts w:ascii="Arial" w:cs="Arial" w:eastAsia="Arial" w:hAnsi="Arial"/>
@@ -13029,7 +13308,7 @@
               <w:spacing w:after="10" w:before="0"/>
               <w:ind w:left="120"/>
             </w:pPr>
-            <w:hyperlink w:history="1" r:id="rIdn_jyi5ajfwo7zwevghsij">
+            <w:hyperlink w:history="1" r:id="rIdhsfdueoe5if5jw7cdbrel">
               <w:r>
                 <w:rPr>
                   <w:rFonts w:ascii="Arial" w:cs="Arial" w:eastAsia="Arial" w:hAnsi="Arial"/>
@@ -13074,7 +13353,7 @@
             <w:pPr>
               <w:spacing w:after="20" w:before="0"/>
             </w:pPr>
-            <w:hyperlink w:history="1" r:id="rIdlmmywl6akfka_oxsogpht">
+            <w:hyperlink w:history="1" r:id="rIdwxqxbppwvdz7hitz9cy9j">
               <w:r>
                 <w:rPr>
                   <w:rFonts w:ascii="Arial" w:cs="Arial" w:eastAsia="Arial" w:hAnsi="Arial"/>
@@ -13107,7 +13386,7 @@
               <w:spacing w:after="10" w:before="0"/>
               <w:ind w:left="120"/>
             </w:pPr>
-            <w:hyperlink w:history="1" r:id="rIdgolrjtfehodkrcy9ukszs">
+            <w:hyperlink w:history="1" r:id="rIdsfr-e6melte2_amyb1mur">
               <w:r>
                 <w:rPr>
                   <w:rFonts w:ascii="Arial" w:cs="Arial" w:eastAsia="Arial" w:hAnsi="Arial"/>
@@ -13135,6 +13414,7 @@
           </w:tcPr>
           <w:p>
             <w:pPr>
+              <w:keepNext w:val="false"/>
               <w:spacing w:after="40" w:before="0"/>
               <w:jc w:val="left"/>
             </w:pPr>
@@ -13167,6 +13447,7 @@
           </w:tcPr>
           <w:p>
             <w:pPr>
+              <w:keepNext w:val="false"/>
               <w:spacing w:after="40" w:before="0"/>
               <w:jc w:val="left"/>
             </w:pPr>
@@ -13199,6 +13480,7 @@
           </w:tcPr>
           <w:p>
             <w:pPr>
+              <w:keepNext w:val="false"/>
               <w:spacing w:after="40" w:before="0"/>
               <w:jc w:val="left"/>
             </w:pPr>
@@ -13231,6 +13513,7 @@
           </w:tcPr>
           <w:p>
             <w:pPr>
+              <w:keepNext w:val="false"/>
               <w:spacing w:after="40" w:before="0"/>
               <w:jc w:val="left"/>
             </w:pPr>
@@ -13265,6 +13548,7 @@
           </w:tcPr>
           <w:p>
             <w:pPr>
+              <w:keepNext w:val="false"/>
               <w:spacing w:after="40" w:before="0"/>
               <w:jc w:val="left"/>
             </w:pPr>
@@ -13302,7 +13586,7 @@
             <w:pPr>
               <w:spacing w:after="20" w:before="0"/>
             </w:pPr>
-            <w:hyperlink w:history="1" r:id="rIdimqcd3-svnim0qb9whlb8">
+            <w:hyperlink w:history="1" r:id="rIdz_llhplv1qtxv4ngn-2te">
               <w:r>
                 <w:rPr>
                   <w:rFonts w:ascii="Arial" w:cs="Arial" w:eastAsia="Arial" w:hAnsi="Arial"/>
@@ -13351,7 +13635,7 @@
               <w:spacing w:after="10" w:before="0"/>
               <w:ind w:left="120"/>
             </w:pPr>
-            <w:hyperlink w:history="1" r:id="rId4iqukvejpw1wra9hi4gcf">
+            <w:hyperlink w:history="1" r:id="rIdduhhoafisavlqikcganjx">
               <w:r>
                 <w:rPr>
                   <w:rFonts w:ascii="Arial" w:cs="Arial" w:eastAsia="Arial" w:hAnsi="Arial"/>
@@ -13396,7 +13680,7 @@
             <w:pPr>
               <w:spacing w:after="20" w:before="0"/>
             </w:pPr>
-            <w:hyperlink w:history="1" r:id="rIdsqkkrq4sporpbqttrhj3t">
+            <w:hyperlink w:history="1" r:id="rId862_dvuwynarz6o20-dcy">
               <w:r>
                 <w:rPr>
                   <w:rFonts w:ascii="Arial" w:cs="Arial" w:eastAsia="Arial" w:hAnsi="Arial"/>
@@ -13429,7 +13713,7 @@
               <w:spacing w:after="10" w:before="0"/>
               <w:ind w:left="120"/>
             </w:pPr>
-            <w:hyperlink w:history="1" r:id="rIddksfumorwtv7absr1xemm">
+            <w:hyperlink w:history="1" r:id="rIdxl8dsxsxaj0_n17pqlz0r">
               <w:r>
                 <w:rPr>
                   <w:rFonts w:ascii="Arial" w:cs="Arial" w:eastAsia="Arial" w:hAnsi="Arial"/>
@@ -13457,6 +13741,7 @@
           </w:tcPr>
           <w:p>
             <w:pPr>
+              <w:keepNext w:val="false"/>
               <w:spacing w:after="40" w:before="0"/>
               <w:jc w:val="left"/>
             </w:pPr>
@@ -13489,6 +13774,7 @@
           </w:tcPr>
           <w:p>
             <w:pPr>
+              <w:keepNext w:val="false"/>
               <w:spacing w:after="40" w:before="0"/>
               <w:jc w:val="left"/>
             </w:pPr>
@@ -13521,6 +13807,7 @@
           </w:tcPr>
           <w:p>
             <w:pPr>
+              <w:keepNext w:val="false"/>
               <w:spacing w:after="40" w:before="0"/>
               <w:jc w:val="left"/>
             </w:pPr>
@@ -13553,6 +13840,7 @@
           </w:tcPr>
           <w:p>
             <w:pPr>
+              <w:keepNext w:val="false"/>
               <w:spacing w:after="40" w:before="0"/>
               <w:jc w:val="left"/>
             </w:pPr>
@@ -13587,6 +13875,7 @@
           </w:tcPr>
           <w:p>
             <w:pPr>
+              <w:keepNext w:val="false"/>
               <w:spacing w:after="40" w:before="0"/>
               <w:jc w:val="left"/>
             </w:pPr>
@@ -13624,7 +13913,7 @@
             <w:pPr>
               <w:spacing w:after="20" w:before="0"/>
             </w:pPr>
-            <w:hyperlink w:history="1" r:id="rIdaioviin19wpw5i43hdg0h">
+            <w:hyperlink w:history="1" r:id="rIdhgq2zts79y6hculsawepo">
               <w:r>
                 <w:rPr>
                   <w:rFonts w:ascii="Arial" w:cs="Arial" w:eastAsia="Arial" w:hAnsi="Arial"/>
@@ -13673,7 +13962,7 @@
               <w:spacing w:after="10" w:before="0"/>
               <w:ind w:left="120"/>
             </w:pPr>
-            <w:hyperlink w:history="1" r:id="rIdu5auw9dywuu5lqmyxnlsf">
+            <w:hyperlink w:history="1" r:id="rIdpd22vyiafzsodkh5ckxul">
               <w:r>
                 <w:rPr>
                   <w:rFonts w:ascii="Arial" w:cs="Arial" w:eastAsia="Arial" w:hAnsi="Arial"/>
@@ -13718,7 +14007,7 @@
             <w:pPr>
               <w:spacing w:after="20" w:before="0"/>
             </w:pPr>
-            <w:hyperlink w:history="1" r:id="rIdgn0cvn8a7clhtrfbj_blp">
+            <w:hyperlink w:history="1" r:id="rId462iekmsbtbnlslzmufau">
               <w:r>
                 <w:rPr>
                   <w:rFonts w:ascii="Arial" w:cs="Arial" w:eastAsia="Arial" w:hAnsi="Arial"/>
@@ -13751,7 +14040,7 @@
               <w:spacing w:after="10" w:before="0"/>
               <w:ind w:left="120"/>
             </w:pPr>
-            <w:hyperlink w:history="1" r:id="rIdvjazcdmtw7hv-8qbtifxt">
+            <w:hyperlink w:history="1" r:id="rId6rfosnbilfy4tuvgr5_vp">
               <w:r>
                 <w:rPr>
                   <w:rFonts w:ascii="Arial" w:cs="Arial" w:eastAsia="Arial" w:hAnsi="Arial"/>
@@ -13779,6 +14068,7 @@
           </w:tcPr>
           <w:p>
             <w:pPr>
+              <w:keepNext w:val="false"/>
               <w:spacing w:after="40" w:before="0"/>
               <w:jc w:val="left"/>
             </w:pPr>
@@ -13811,6 +14101,7 @@
           </w:tcPr>
           <w:p>
             <w:pPr>
+              <w:keepNext w:val="false"/>
               <w:spacing w:after="40" w:before="0"/>
               <w:jc w:val="left"/>
             </w:pPr>
@@ -13843,6 +14134,7 @@
           </w:tcPr>
           <w:p>
             <w:pPr>
+              <w:keepNext w:val="false"/>
               <w:spacing w:after="40" w:before="0"/>
               <w:jc w:val="left"/>
             </w:pPr>
@@ -13875,6 +14167,7 @@
           </w:tcPr>
           <w:p>
             <w:pPr>
+              <w:keepNext w:val="false"/>
               <w:spacing w:after="40" w:before="0"/>
               <w:jc w:val="left"/>
             </w:pPr>
@@ -13909,6 +14202,7 @@
           </w:tcPr>
           <w:p>
             <w:pPr>
+              <w:keepNext w:val="false"/>
               <w:spacing w:after="40" w:before="0"/>
               <w:jc w:val="left"/>
             </w:pPr>
@@ -13946,7 +14240,7 @@
             <w:pPr>
               <w:spacing w:after="20" w:before="0"/>
             </w:pPr>
-            <w:hyperlink w:history="1" r:id="rId6hov8sily1i6lvelyh7yt">
+            <w:hyperlink w:history="1" r:id="rIdryjrugjf7_ejizzpqldqh">
               <w:r>
                 <w:rPr>
                   <w:rFonts w:ascii="Arial" w:cs="Arial" w:eastAsia="Arial" w:hAnsi="Arial"/>
@@ -13995,7 +14289,7 @@
               <w:spacing w:after="10" w:before="0"/>
               <w:ind w:left="120"/>
             </w:pPr>
-            <w:hyperlink w:history="1" r:id="rIdfsn0iw7kn1izevrfs2eqh">
+            <w:hyperlink w:history="1" r:id="rIdzgpplxjzua65zoizsfa0e">
               <w:r>
                 <w:rPr>
                   <w:rFonts w:ascii="Arial" w:cs="Arial" w:eastAsia="Arial" w:hAnsi="Arial"/>
@@ -14040,7 +14334,7 @@
             <w:pPr>
               <w:spacing w:after="20" w:before="0"/>
             </w:pPr>
-            <w:hyperlink w:history="1" r:id="rIdvbpi_1vwwqdabr2h0ilyj">
+            <w:hyperlink w:history="1" r:id="rIdqxuiext8zyxngjnz-ohgb">
               <w:r>
                 <w:rPr>
                   <w:rFonts w:ascii="Arial" w:cs="Arial" w:eastAsia="Arial" w:hAnsi="Arial"/>
@@ -14089,7 +14383,7 @@
               <w:spacing w:after="10" w:before="0"/>
               <w:ind w:left="120"/>
             </w:pPr>
-            <w:hyperlink w:history="1" r:id="rIdovvgtycfle1xporlwczot">
+            <w:hyperlink w:history="1" r:id="rIdvv8xmu5z9vfrjorzhkrfx">
               <w:r>
                 <w:rPr>
                   <w:rFonts w:ascii="Arial" w:cs="Arial" w:eastAsia="Arial" w:hAnsi="Arial"/>
@@ -14117,6 +14411,7 @@
           </w:tcPr>
           <w:p>
             <w:pPr>
+              <w:keepNext w:val="false"/>
               <w:spacing w:after="40" w:before="0"/>
               <w:jc w:val="left"/>
             </w:pPr>
@@ -14149,6 +14444,7 @@
           </w:tcPr>
           <w:p>
             <w:pPr>
+              <w:keepNext w:val="false"/>
               <w:spacing w:after="40" w:before="0"/>
               <w:jc w:val="left"/>
             </w:pPr>
@@ -14181,6 +14477,7 @@
           </w:tcPr>
           <w:p>
             <w:pPr>
+              <w:keepNext w:val="false"/>
               <w:spacing w:after="40" w:before="0"/>
               <w:jc w:val="left"/>
             </w:pPr>
@@ -14213,6 +14510,7 @@
           </w:tcPr>
           <w:p>
             <w:pPr>
+              <w:keepNext w:val="false"/>
               <w:spacing w:after="40" w:before="0"/>
               <w:jc w:val="left"/>
             </w:pPr>
@@ -14272,6 +14570,7 @@
           </w:tcPr>
           <w:p>
             <w:pPr>
+              <w:keepNext w:val="false"/>
               <w:spacing w:after="40" w:before="0"/>
               <w:jc w:val="center"/>
             </w:pPr>
@@ -14306,6 +14605,7 @@
           </w:tcPr>
           <w:p>
             <w:pPr>
+              <w:keepNext w:val="false"/>
               <w:spacing w:after="40" w:before="0"/>
               <w:jc w:val="left"/>
             </w:pPr>
@@ -14367,6 +14667,7 @@
           </w:tcPr>
           <w:p>
             <w:pPr>
+              <w:keepNext w:val="false"/>
               <w:spacing w:after="40" w:before="0"/>
               <w:jc w:val="center"/>
             </w:pPr>
@@ -14401,6 +14702,7 @@
           </w:tcPr>
           <w:p>
             <w:pPr>
+              <w:keepNext w:val="false"/>
               <w:spacing w:after="40" w:before="0"/>
               <w:jc w:val="left"/>
             </w:pPr>
@@ -14433,6 +14735,7 @@
           </w:tcPr>
           <w:p>
             <w:pPr>
+              <w:keepNext w:val="false"/>
               <w:spacing w:after="40" w:before="0"/>
               <w:jc w:val="left"/>
             </w:pPr>
@@ -14467,6 +14770,7 @@
           </w:tcPr>
           <w:p>
             <w:pPr>
+              <w:keepNext w:val="false"/>
               <w:spacing w:after="40" w:before="0"/>
               <w:jc w:val="left"/>
             </w:pPr>
@@ -14499,6 +14803,7 @@
           </w:tcPr>
           <w:p>
             <w:pPr>
+              <w:keepNext w:val="false"/>
               <w:spacing w:after="40" w:before="0"/>
               <w:jc w:val="left"/>
             </w:pPr>
@@ -14533,6 +14838,7 @@
           </w:tcPr>
           <w:p>
             <w:pPr>
+              <w:keepNext w:val="false"/>
               <w:spacing w:after="40" w:before="0"/>
               <w:jc w:val="left"/>
             </w:pPr>
@@ -14565,6 +14871,7 @@
           </w:tcPr>
           <w:p>
             <w:pPr>
+              <w:keepNext w:val="false"/>
               <w:spacing w:after="40" w:before="0"/>
               <w:jc w:val="left"/>
             </w:pPr>
@@ -14601,7 +14908,7 @@
         </w:rPr>
         <w:t xml:space="preserve">© 2026 SeaVuria and ARES. Aligned with KICD objectives. Developed by SeaVuria; technical implementation by ARES (with AI assistance from Claude). Licensed under </w:t>
       </w:r>
-      <w:hyperlink w:history="1" r:id="rIdnaji0erffzdnln228ujm4">
+      <w:hyperlink w:history="1" r:id="rIdezkqriualcvdejgcb3wx_">
         <w:r>
           <w:rPr>
             <w:rFonts w:ascii="Arial" w:cs="Arial" w:eastAsia="Arial" w:hAnsi="Arial"/>
@@ -14622,7 +14929,7 @@
         </w:rPr>
         <w:t xml:space="preserve"> (</w:t>
       </w:r>
-      <w:hyperlink w:history="1" r:id="rIdehsozowo8-osw0wuic61u">
+      <w:hyperlink w:history="1" r:id="rIdsm7dauki_xmv2gnsiik5x">
         <w:r>
           <w:rPr>
             <w:rFonts w:ascii="Arial" w:cs="Arial" w:eastAsia="Arial" w:hAnsi="Arial"/>
@@ -14682,6 +14989,7 @@
           </w:tcPr>
           <w:p>
             <w:pPr>
+              <w:keepNext w:val="false"/>
               <w:spacing w:after="40" w:before="0"/>
               <w:jc w:val="center"/>
             </w:pPr>
@@ -14717,6 +15025,7 @@
           </w:tcPr>
           <w:p>
             <w:pPr>
+              <w:keepNext w:val="false"/>
               <w:spacing w:after="40" w:before="0"/>
               <w:jc w:val="center"/>
             </w:pPr>
@@ -14751,6 +15060,7 @@
           </w:tcPr>
           <w:p>
             <w:pPr>
+              <w:keepNext w:val="false"/>
               <w:spacing w:after="40" w:before="0"/>
               <w:jc w:val="left"/>
             </w:pPr>
@@ -14783,6 +15093,7 @@
           </w:tcPr>
           <w:p>
             <w:pPr>
+              <w:keepNext w:val="false"/>
               <w:spacing w:after="40" w:before="0"/>
               <w:jc w:val="left"/>
             </w:pPr>
@@ -14817,6 +15128,7 @@
           </w:tcPr>
           <w:p>
             <w:pPr>
+              <w:keepNext w:val="false"/>
               <w:spacing w:after="40" w:before="0"/>
               <w:jc w:val="left"/>
             </w:pPr>
@@ -14849,6 +15161,7 @@
           </w:tcPr>
           <w:p>
             <w:pPr>
+              <w:keepNext w:val="false"/>
               <w:spacing w:after="40" w:before="0"/>
               <w:jc w:val="left"/>
             </w:pPr>
@@ -14883,6 +15196,7 @@
           </w:tcPr>
           <w:p>
             <w:pPr>
+              <w:keepNext w:val="false"/>
               <w:spacing w:after="40" w:before="0"/>
               <w:jc w:val="left"/>
             </w:pPr>
@@ -14915,6 +15229,7 @@
           </w:tcPr>
           <w:p>
             <w:pPr>
+              <w:keepNext w:val="false"/>
               <w:spacing w:after="40" w:before="0"/>
               <w:jc w:val="left"/>
             </w:pPr>
@@ -14949,6 +15264,7 @@
           </w:tcPr>
           <w:p>
             <w:pPr>
+              <w:keepNext w:val="false"/>
               <w:spacing w:after="40" w:before="0"/>
               <w:jc w:val="left"/>
             </w:pPr>
@@ -14981,6 +15297,7 @@
           </w:tcPr>
           <w:p>
             <w:pPr>
+              <w:keepNext w:val="false"/>
               <w:spacing w:after="40" w:before="0"/>
               <w:jc w:val="left"/>
             </w:pPr>
@@ -15015,6 +15332,7 @@
           </w:tcPr>
           <w:p>
             <w:pPr>
+              <w:keepNext w:val="false"/>
               <w:spacing w:after="40" w:before="0"/>
               <w:jc w:val="left"/>
             </w:pPr>
@@ -15047,6 +15365,7 @@
           </w:tcPr>
           <w:p>
             <w:pPr>
+              <w:keepNext w:val="false"/>
               <w:spacing w:after="40" w:before="0"/>
               <w:jc w:val="left"/>
             </w:pPr>
@@ -15081,6 +15400,7 @@
           </w:tcPr>
           <w:p>
             <w:pPr>
+              <w:keepNext w:val="false"/>
               <w:spacing w:after="40" w:before="0"/>
               <w:jc w:val="left"/>
             </w:pPr>
@@ -15113,6 +15433,7 @@
           </w:tcPr>
           <w:p>
             <w:pPr>
+              <w:keepNext w:val="false"/>
               <w:spacing w:after="40" w:before="0"/>
               <w:jc w:val="left"/>
             </w:pPr>
@@ -15147,6 +15468,7 @@
           </w:tcPr>
           <w:p>
             <w:pPr>
+              <w:keepNext w:val="false"/>
               <w:spacing w:after="40" w:before="0"/>
               <w:jc w:val="left"/>
             </w:pPr>
@@ -15179,6 +15501,7 @@
           </w:tcPr>
           <w:p>
             <w:pPr>
+              <w:keepNext w:val="false"/>
               <w:spacing w:after="40" w:before="0"/>
               <w:jc w:val="left"/>
             </w:pPr>
@@ -15213,6 +15536,7 @@
           </w:tcPr>
           <w:p>
             <w:pPr>
+              <w:keepNext w:val="false"/>
               <w:spacing w:after="40" w:before="0"/>
               <w:jc w:val="left"/>
             </w:pPr>
@@ -15245,6 +15569,7 @@
           </w:tcPr>
           <w:p>
             <w:pPr>
+              <w:keepNext w:val="false"/>
               <w:spacing w:after="40" w:before="0"/>
               <w:jc w:val="left"/>
             </w:pPr>
@@ -15304,6 +15629,7 @@
           </w:tcPr>
           <w:p>
             <w:pPr>
+              <w:keepNext w:val="false"/>
               <w:spacing w:after="40" w:before="0"/>
               <w:jc w:val="center"/>
             </w:pPr>
@@ -15338,6 +15664,7 @@
           </w:tcPr>
           <w:p>
             <w:pPr>
+              <w:keepNext w:val="false"/>
               <w:spacing w:after="40" w:before="0"/>
               <w:jc w:val="left"/>
             </w:pPr>
@@ -15402,6 +15729,7 @@
           </w:tcPr>
           <w:p>
             <w:pPr>
+              <w:keepNext w:val="false"/>
               <w:spacing w:after="40" w:before="0"/>
               <w:jc w:val="center"/>
             </w:pPr>
@@ -15436,6 +15764,7 @@
           </w:tcPr>
           <w:p>
             <w:pPr>
+              <w:keepNext w:val="false"/>
               <w:spacing w:after="40" w:before="0"/>
               <w:jc w:val="left"/>
             </w:pPr>
@@ -15468,6 +15797,7 @@
           </w:tcPr>
           <w:p>
             <w:pPr>
+              <w:keepNext w:val="false"/>
               <w:spacing w:after="40" w:before="0"/>
               <w:jc w:val="left"/>
             </w:pPr>
@@ -15500,6 +15830,7 @@
           </w:tcPr>
           <w:p>
             <w:pPr>
+              <w:keepNext w:val="false"/>
               <w:spacing w:after="40" w:before="0"/>
               <w:jc w:val="left"/>
             </w:pPr>
@@ -15532,6 +15863,7 @@
           </w:tcPr>
           <w:p>
             <w:pPr>
+              <w:keepNext w:val="false"/>
               <w:spacing w:after="40" w:before="0"/>
               <w:jc w:val="left"/>
             </w:pPr>
@@ -15564,6 +15896,7 @@
           </w:tcPr>
           <w:p>
             <w:pPr>
+              <w:keepNext w:val="false"/>
               <w:spacing w:after="40" w:before="0"/>
               <w:jc w:val="left"/>
             </w:pPr>
@@ -15598,6 +15931,7 @@
           </w:tcPr>
           <w:p>
             <w:pPr>
+              <w:keepNext w:val="false"/>
               <w:spacing w:after="40" w:before="0"/>
               <w:jc w:val="left"/>
             </w:pPr>
@@ -15635,7 +15969,7 @@
             <w:pPr>
               <w:spacing w:after="20" w:before="0"/>
             </w:pPr>
-            <w:hyperlink w:history="1" r:id="rIdubmvdxni6bcqjpntiilfa">
+            <w:hyperlink w:history="1" r:id="rIdn1mzpxkd9a9ug2hg7v_kw">
               <w:r>
                 <w:rPr>
                   <w:rFonts w:ascii="Arial" w:cs="Arial" w:eastAsia="Arial" w:hAnsi="Arial"/>
@@ -15668,7 +16002,7 @@
               <w:spacing w:after="10" w:before="0"/>
               <w:ind w:left="120"/>
             </w:pPr>
-            <w:hyperlink w:history="1" r:id="rIdx2or868vgqgd7kkqw0hdt">
+            <w:hyperlink w:history="1" r:id="rIddlzjq2kxumywykhwhvtcm">
               <w:r>
                 <w:rPr>
                   <w:rFonts w:ascii="Arial" w:cs="Arial" w:eastAsia="Arial" w:hAnsi="Arial"/>
@@ -15713,7 +16047,7 @@
             <w:pPr>
               <w:spacing w:after="20" w:before="0"/>
             </w:pPr>
-            <w:hyperlink w:history="1" r:id="rIdg5wylfur6kszi0iftllgo">
+            <w:hyperlink w:history="1" r:id="rIdyvph2nfjyz-1edlbmyn_y">
               <w:r>
                 <w:rPr>
                   <w:rFonts w:ascii="Arial" w:cs="Arial" w:eastAsia="Arial" w:hAnsi="Arial"/>
@@ -15762,7 +16096,7 @@
               <w:spacing w:after="10" w:before="0"/>
               <w:ind w:left="120"/>
             </w:pPr>
-            <w:hyperlink w:history="1" r:id="rIdtgmli-6finvghzbxp9kq5">
+            <w:hyperlink w:history="1" r:id="rIdyg4qji1bazzn3hpuwhe-k">
               <w:r>
                 <w:rPr>
                   <w:rFonts w:ascii="Arial" w:cs="Arial" w:eastAsia="Arial" w:hAnsi="Arial"/>
@@ -15790,6 +16124,7 @@
           </w:tcPr>
           <w:p>
             <w:pPr>
+              <w:keepNext w:val="false"/>
               <w:spacing w:after="40" w:before="0"/>
               <w:jc w:val="left"/>
             </w:pPr>
@@ -15822,6 +16157,7 @@
           </w:tcPr>
           <w:p>
             <w:pPr>
+              <w:keepNext w:val="false"/>
               <w:spacing w:after="40" w:before="0"/>
               <w:jc w:val="left"/>
             </w:pPr>
@@ -15854,6 +16190,7 @@
           </w:tcPr>
           <w:p>
             <w:pPr>
+              <w:keepNext w:val="false"/>
               <w:spacing w:after="40" w:before="0"/>
               <w:jc w:val="left"/>
             </w:pPr>
@@ -15886,6 +16223,7 @@
           </w:tcPr>
           <w:p>
             <w:pPr>
+              <w:keepNext w:val="false"/>
               <w:spacing w:after="40" w:before="0"/>
               <w:jc w:val="left"/>
             </w:pPr>
@@ -15920,6 +16258,7 @@
           </w:tcPr>
           <w:p>
             <w:pPr>
+              <w:keepNext w:val="false"/>
               <w:spacing w:after="40" w:before="0"/>
               <w:jc w:val="left"/>
             </w:pPr>
@@ -15957,7 +16296,7 @@
             <w:pPr>
               <w:spacing w:after="20" w:before="0"/>
             </w:pPr>
-            <w:hyperlink w:history="1" r:id="rIdyxga1xhdbc1lfspn9x6tj">
+            <w:hyperlink w:history="1" r:id="rIdu5f5zfru0fzx0mwy6vjkv">
               <w:r>
                 <w:rPr>
                   <w:rFonts w:ascii="Arial" w:cs="Arial" w:eastAsia="Arial" w:hAnsi="Arial"/>
@@ -15990,7 +16329,7 @@
               <w:spacing w:after="10" w:before="0"/>
               <w:ind w:left="120"/>
             </w:pPr>
-            <w:hyperlink w:history="1" r:id="rIdb4w2ys7troldpnwmauxcf">
+            <w:hyperlink w:history="1" r:id="rIdy4wt5ljkp_p8zod7rvauq">
               <w:r>
                 <w:rPr>
                   <w:rFonts w:ascii="Arial" w:cs="Arial" w:eastAsia="Arial" w:hAnsi="Arial"/>
@@ -16035,7 +16374,7 @@
             <w:pPr>
               <w:spacing w:after="20" w:before="0"/>
             </w:pPr>
-            <w:hyperlink w:history="1" r:id="rIdomns0kqznn_hgfxi4dbuq">
+            <w:hyperlink w:history="1" r:id="rIdhaeaoud8fhk4kgdekcwmb">
               <w:r>
                 <w:rPr>
                   <w:rFonts w:ascii="Arial" w:cs="Arial" w:eastAsia="Arial" w:hAnsi="Arial"/>
@@ -16084,7 +16423,7 @@
               <w:spacing w:after="10" w:before="0"/>
               <w:ind w:left="120"/>
             </w:pPr>
-            <w:hyperlink w:history="1" r:id="rIdp_ntkiomlyvfarahmjfxu">
+            <w:hyperlink w:history="1" r:id="rId09z0dpugzwnddc-5wkpk5">
               <w:r>
                 <w:rPr>
                   <w:rFonts w:ascii="Arial" w:cs="Arial" w:eastAsia="Arial" w:hAnsi="Arial"/>
@@ -16112,6 +16451,7 @@
           </w:tcPr>
           <w:p>
             <w:pPr>
+              <w:keepNext w:val="false"/>
               <w:spacing w:after="40" w:before="0"/>
               <w:jc w:val="left"/>
             </w:pPr>
@@ -16144,6 +16484,7 @@
           </w:tcPr>
           <w:p>
             <w:pPr>
+              <w:keepNext w:val="false"/>
               <w:spacing w:after="40" w:before="0"/>
               <w:jc w:val="left"/>
             </w:pPr>
@@ -16176,6 +16517,7 @@
           </w:tcPr>
           <w:p>
             <w:pPr>
+              <w:keepNext w:val="false"/>
               <w:spacing w:after="40" w:before="0"/>
               <w:jc w:val="left"/>
             </w:pPr>
@@ -16208,6 +16550,7 @@
           </w:tcPr>
           <w:p>
             <w:pPr>
+              <w:keepNext w:val="false"/>
               <w:spacing w:after="40" w:before="0"/>
               <w:jc w:val="left"/>
             </w:pPr>
@@ -16242,6 +16585,7 @@
           </w:tcPr>
           <w:p>
             <w:pPr>
+              <w:keepNext w:val="false"/>
               <w:spacing w:after="40" w:before="0"/>
               <w:jc w:val="left"/>
             </w:pPr>
@@ -16279,7 +16623,7 @@
             <w:pPr>
               <w:spacing w:after="20" w:before="0"/>
             </w:pPr>
-            <w:hyperlink w:history="1" r:id="rIdkww9gvyovdnlryii_fysc">
+            <w:hyperlink w:history="1" r:id="rIdc-kkpk9z0r9fdeijpkwnt">
               <w:r>
                 <w:rPr>
                   <w:rFonts w:ascii="Arial" w:cs="Arial" w:eastAsia="Arial" w:hAnsi="Arial"/>
@@ -16312,7 +16656,7 @@
               <w:spacing w:after="10" w:before="0"/>
               <w:ind w:left="120"/>
             </w:pPr>
-            <w:hyperlink w:history="1" r:id="rIdciyu5yn7b4_ndbj1onero">
+            <w:hyperlink w:history="1" r:id="rId4ta4trh15_br1kueu7wxd">
               <w:r>
                 <w:rPr>
                   <w:rFonts w:ascii="Arial" w:cs="Arial" w:eastAsia="Arial" w:hAnsi="Arial"/>
@@ -16357,7 +16701,7 @@
             <w:pPr>
               <w:spacing w:after="20" w:before="0"/>
             </w:pPr>
-            <w:hyperlink w:history="1" r:id="rIdhs6lfb_fshgotdrjiljur">
+            <w:hyperlink w:history="1" r:id="rIdp2c0rbv8wx8hf9dbqs2mp">
               <w:r>
                 <w:rPr>
                   <w:rFonts w:ascii="Arial" w:cs="Arial" w:eastAsia="Arial" w:hAnsi="Arial"/>
@@ -16406,7 +16750,7 @@
               <w:spacing w:after="10" w:before="0"/>
               <w:ind w:left="120"/>
             </w:pPr>
-            <w:hyperlink w:history="1" r:id="rIdvu4ir0bqo1u4wsl_0sm1s">
+            <w:hyperlink w:history="1" r:id="rIdnjfpuhxwq-qw4ildlujwt">
               <w:r>
                 <w:rPr>
                   <w:rFonts w:ascii="Arial" w:cs="Arial" w:eastAsia="Arial" w:hAnsi="Arial"/>
@@ -16434,6 +16778,7 @@
           </w:tcPr>
           <w:p>
             <w:pPr>
+              <w:keepNext w:val="false"/>
               <w:spacing w:after="40" w:before="0"/>
               <w:jc w:val="left"/>
             </w:pPr>
@@ -16466,6 +16811,7 @@
           </w:tcPr>
           <w:p>
             <w:pPr>
+              <w:keepNext w:val="false"/>
               <w:spacing w:after="40" w:before="0"/>
               <w:jc w:val="left"/>
             </w:pPr>
@@ -16498,6 +16844,7 @@
           </w:tcPr>
           <w:p>
             <w:pPr>
+              <w:keepNext w:val="false"/>
               <w:spacing w:after="40" w:before="0"/>
               <w:jc w:val="left"/>
             </w:pPr>
@@ -16530,6 +16877,7 @@
           </w:tcPr>
           <w:p>
             <w:pPr>
+              <w:keepNext w:val="false"/>
               <w:spacing w:after="40" w:before="0"/>
               <w:jc w:val="left"/>
             </w:pPr>
@@ -16564,6 +16912,7 @@
           </w:tcPr>
           <w:p>
             <w:pPr>
+              <w:keepNext w:val="false"/>
               <w:spacing w:after="40" w:before="0"/>
               <w:jc w:val="left"/>
             </w:pPr>
@@ -16601,7 +16950,7 @@
             <w:pPr>
               <w:spacing w:after="20" w:before="0"/>
             </w:pPr>
-            <w:hyperlink w:history="1" r:id="rIdgh0eds8wmupqnr1-l0czw">
+            <w:hyperlink w:history="1" r:id="rIdip3bi7cytlan7dbdtr_mm">
               <w:r>
                 <w:rPr>
                   <w:rFonts w:ascii="Arial" w:cs="Arial" w:eastAsia="Arial" w:hAnsi="Arial"/>
@@ -16634,7 +16983,7 @@
               <w:spacing w:after="10" w:before="0"/>
               <w:ind w:left="120"/>
             </w:pPr>
-            <w:hyperlink w:history="1" r:id="rIdjvrkbrisqopdn87gsl3gt">
+            <w:hyperlink w:history="1" r:id="rIdgbpoegd6gskxm-r-c496e">
               <w:r>
                 <w:rPr>
                   <w:rFonts w:ascii="Arial" w:cs="Arial" w:eastAsia="Arial" w:hAnsi="Arial"/>
@@ -16679,7 +17028,7 @@
             <w:pPr>
               <w:spacing w:after="20" w:before="0"/>
             </w:pPr>
-            <w:hyperlink w:history="1" r:id="rIdmupqvttfll74ntbdnpkqq">
+            <w:hyperlink w:history="1" r:id="rIddodnpi7orljsplvmpx2al">
               <w:r>
                 <w:rPr>
                   <w:rFonts w:ascii="Arial" w:cs="Arial" w:eastAsia="Arial" w:hAnsi="Arial"/>
@@ -16728,7 +17077,7 @@
               <w:spacing w:after="10" w:before="0"/>
               <w:ind w:left="120"/>
             </w:pPr>
-            <w:hyperlink w:history="1" r:id="rId5pqbojc1h9hmpwqtevd6g">
+            <w:hyperlink w:history="1" r:id="rId9d-djlhtowr7746nxymfu">
               <w:r>
                 <w:rPr>
                   <w:rFonts w:ascii="Arial" w:cs="Arial" w:eastAsia="Arial" w:hAnsi="Arial"/>
@@ -16756,6 +17105,7 @@
           </w:tcPr>
           <w:p>
             <w:pPr>
+              <w:keepNext w:val="false"/>
               <w:spacing w:after="40" w:before="0"/>
               <w:jc w:val="left"/>
             </w:pPr>
@@ -16788,6 +17138,7 @@
           </w:tcPr>
           <w:p>
             <w:pPr>
+              <w:keepNext w:val="false"/>
               <w:spacing w:after="40" w:before="0"/>
               <w:jc w:val="left"/>
             </w:pPr>
@@ -16820,6 +17171,7 @@
           </w:tcPr>
           <w:p>
             <w:pPr>
+              <w:keepNext w:val="false"/>
               <w:spacing w:after="40" w:before="0"/>
               <w:jc w:val="left"/>
             </w:pPr>
@@ -16852,6 +17204,7 @@
           </w:tcPr>
           <w:p>
             <w:pPr>
+              <w:keepNext w:val="false"/>
               <w:spacing w:after="40" w:before="0"/>
               <w:jc w:val="left"/>
             </w:pPr>
@@ -16886,6 +17239,7 @@
           </w:tcPr>
           <w:p>
             <w:pPr>
+              <w:keepNext w:val="false"/>
               <w:spacing w:after="40" w:before="0"/>
               <w:jc w:val="left"/>
             </w:pPr>
@@ -16923,7 +17277,7 @@
             <w:pPr>
               <w:spacing w:after="20" w:before="0"/>
             </w:pPr>
-            <w:hyperlink w:history="1" r:id="rIdmkl8g72rhbk9ufcjfqslj">
+            <w:hyperlink w:history="1" r:id="rId0ikpwcvxvivgdyfltqumb">
               <w:r>
                 <w:rPr>
                   <w:rFonts w:ascii="Arial" w:cs="Arial" w:eastAsia="Arial" w:hAnsi="Arial"/>
@@ -16956,7 +17310,7 @@
               <w:spacing w:after="10" w:before="0"/>
               <w:ind w:left="120"/>
             </w:pPr>
-            <w:hyperlink w:history="1" r:id="rId-3qcjavdib_0jisisvrsn">
+            <w:hyperlink w:history="1" r:id="rId1e-ro2ylcgmawa_dsfxka">
               <w:r>
                 <w:rPr>
                   <w:rFonts w:ascii="Arial" w:cs="Arial" w:eastAsia="Arial" w:hAnsi="Arial"/>
@@ -17001,7 +17355,7 @@
             <w:pPr>
               <w:spacing w:after="20" w:before="0"/>
             </w:pPr>
-            <w:hyperlink w:history="1" r:id="rId-vykh29gzao798qd_gejq">
+            <w:hyperlink w:history="1" r:id="rIdkxgsq1nwyr2uwkpcvwor9">
               <w:r>
                 <w:rPr>
                   <w:rFonts w:ascii="Arial" w:cs="Arial" w:eastAsia="Arial" w:hAnsi="Arial"/>
@@ -17050,7 +17404,7 @@
               <w:spacing w:after="10" w:before="0"/>
               <w:ind w:left="120"/>
             </w:pPr>
-            <w:hyperlink w:history="1" r:id="rId5fhmcu6n7kxvpdqlhpsx3">
+            <w:hyperlink w:history="1" r:id="rIda8saom5czxffujvbkypqh">
               <w:r>
                 <w:rPr>
                   <w:rFonts w:ascii="Arial" w:cs="Arial" w:eastAsia="Arial" w:hAnsi="Arial"/>
@@ -17078,6 +17432,7 @@
           </w:tcPr>
           <w:p>
             <w:pPr>
+              <w:keepNext w:val="false"/>
               <w:spacing w:after="40" w:before="0"/>
               <w:jc w:val="left"/>
             </w:pPr>
@@ -17110,6 +17465,7 @@
           </w:tcPr>
           <w:p>
             <w:pPr>
+              <w:keepNext w:val="false"/>
               <w:spacing w:after="40" w:before="0"/>
               <w:jc w:val="left"/>
             </w:pPr>
@@ -17142,6 +17498,7 @@
           </w:tcPr>
           <w:p>
             <w:pPr>
+              <w:keepNext w:val="false"/>
               <w:spacing w:after="40" w:before="0"/>
               <w:jc w:val="left"/>
             </w:pPr>
@@ -17174,6 +17531,7 @@
           </w:tcPr>
           <w:p>
             <w:pPr>
+              <w:keepNext w:val="false"/>
               <w:spacing w:after="40" w:before="0"/>
               <w:jc w:val="left"/>
             </w:pPr>
@@ -17233,6 +17591,7 @@
           </w:tcPr>
           <w:p>
             <w:pPr>
+              <w:keepNext w:val="false"/>
               <w:spacing w:after="40" w:before="0"/>
               <w:jc w:val="center"/>
             </w:pPr>
@@ -17267,6 +17626,7 @@
           </w:tcPr>
           <w:p>
             <w:pPr>
+              <w:keepNext w:val="false"/>
               <w:spacing w:after="40" w:before="0"/>
               <w:jc w:val="left"/>
             </w:pPr>
@@ -17328,6 +17688,7 @@
           </w:tcPr>
           <w:p>
             <w:pPr>
+              <w:keepNext w:val="false"/>
               <w:spacing w:after="40" w:before="0"/>
               <w:jc w:val="center"/>
             </w:pPr>
@@ -17362,6 +17723,7 @@
           </w:tcPr>
           <w:p>
             <w:pPr>
+              <w:keepNext w:val="false"/>
               <w:spacing w:after="40" w:before="0"/>
               <w:jc w:val="left"/>
             </w:pPr>
@@ -17394,6 +17756,7 @@
           </w:tcPr>
           <w:p>
             <w:pPr>
+              <w:keepNext w:val="false"/>
               <w:spacing w:after="40" w:before="0"/>
               <w:jc w:val="left"/>
             </w:pPr>
@@ -17428,6 +17791,7 @@
           </w:tcPr>
           <w:p>
             <w:pPr>
+              <w:keepNext w:val="false"/>
               <w:spacing w:after="40" w:before="0"/>
               <w:jc w:val="left"/>
             </w:pPr>
@@ -17460,6 +17824,7 @@
           </w:tcPr>
           <w:p>
             <w:pPr>
+              <w:keepNext w:val="false"/>
               <w:spacing w:after="40" w:before="0"/>
               <w:jc w:val="left"/>
             </w:pPr>
@@ -17494,6 +17859,7 @@
           </w:tcPr>
           <w:p>
             <w:pPr>
+              <w:keepNext w:val="false"/>
               <w:spacing w:after="40" w:before="0"/>
               <w:jc w:val="left"/>
             </w:pPr>
@@ -17526,6 +17892,7 @@
           </w:tcPr>
           <w:p>
             <w:pPr>
+              <w:keepNext w:val="false"/>
               <w:spacing w:after="40" w:before="0"/>
               <w:jc w:val="left"/>
             </w:pPr>
@@ -17562,7 +17929,7 @@
         </w:rPr>
         <w:t xml:space="preserve">© 2026 SeaVuria and ARES. Aligned with KICD objectives. Developed by SeaVuria; technical implementation by ARES (with AI assistance from Claude). Licensed under </w:t>
       </w:r>
-      <w:hyperlink w:history="1" r:id="rId6orpdvngyihida6amlbfn">
+      <w:hyperlink w:history="1" r:id="rIdotmlyuttaf82slzkz1ark">
         <w:r>
           <w:rPr>
             <w:rFonts w:ascii="Arial" w:cs="Arial" w:eastAsia="Arial" w:hAnsi="Arial"/>
@@ -17583,7 +17950,7 @@
         </w:rPr>
         <w:t xml:space="preserve"> (</w:t>
       </w:r>
-      <w:hyperlink w:history="1" r:id="rIddysobrexd7j5h1a42geij">
+      <w:hyperlink w:history="1" r:id="rIdtbtc9hjazilsef1vwfcg4">
         <w:r>
           <w:rPr>
             <w:rFonts w:ascii="Arial" w:cs="Arial" w:eastAsia="Arial" w:hAnsi="Arial"/>
@@ -17643,6 +18010,7 @@
           </w:tcPr>
           <w:p>
             <w:pPr>
+              <w:keepNext w:val="false"/>
               <w:spacing w:after="40" w:before="0"/>
               <w:jc w:val="center"/>
             </w:pPr>
@@ -17678,6 +18046,7 @@
           </w:tcPr>
           <w:p>
             <w:pPr>
+              <w:keepNext w:val="false"/>
               <w:spacing w:after="40" w:before="0"/>
               <w:jc w:val="center"/>
             </w:pPr>
@@ -17712,6 +18081,7 @@
           </w:tcPr>
           <w:p>
             <w:pPr>
+              <w:keepNext w:val="false"/>
               <w:spacing w:after="40" w:before="0"/>
               <w:jc w:val="left"/>
             </w:pPr>
@@ -17744,6 +18114,7 @@
           </w:tcPr>
           <w:p>
             <w:pPr>
+              <w:keepNext w:val="false"/>
               <w:spacing w:after="40" w:before="0"/>
               <w:jc w:val="left"/>
             </w:pPr>
@@ -17778,6 +18149,7 @@
           </w:tcPr>
           <w:p>
             <w:pPr>
+              <w:keepNext w:val="false"/>
               <w:spacing w:after="40" w:before="0"/>
               <w:jc w:val="left"/>
             </w:pPr>
@@ -17810,6 +18182,7 @@
           </w:tcPr>
           <w:p>
             <w:pPr>
+              <w:keepNext w:val="false"/>
               <w:spacing w:after="40" w:before="0"/>
               <w:jc w:val="left"/>
             </w:pPr>
@@ -17844,6 +18217,7 @@
           </w:tcPr>
           <w:p>
             <w:pPr>
+              <w:keepNext w:val="false"/>
               <w:spacing w:after="40" w:before="0"/>
               <w:jc w:val="left"/>
             </w:pPr>
@@ -17876,6 +18250,7 @@
           </w:tcPr>
           <w:p>
             <w:pPr>
+              <w:keepNext w:val="false"/>
               <w:spacing w:after="40" w:before="0"/>
               <w:jc w:val="left"/>
             </w:pPr>
@@ -17910,6 +18285,7 @@
           </w:tcPr>
           <w:p>
             <w:pPr>
+              <w:keepNext w:val="false"/>
               <w:spacing w:after="40" w:before="0"/>
               <w:jc w:val="left"/>
             </w:pPr>
@@ -17942,6 +18318,7 @@
           </w:tcPr>
           <w:p>
             <w:pPr>
+              <w:keepNext w:val="false"/>
               <w:spacing w:after="40" w:before="0"/>
               <w:jc w:val="left"/>
             </w:pPr>
@@ -17976,6 +18353,7 @@
           </w:tcPr>
           <w:p>
             <w:pPr>
+              <w:keepNext w:val="false"/>
               <w:spacing w:after="40" w:before="0"/>
               <w:jc w:val="left"/>
             </w:pPr>
@@ -18008,6 +18386,7 @@
           </w:tcPr>
           <w:p>
             <w:pPr>
+              <w:keepNext w:val="false"/>
               <w:spacing w:after="40" w:before="0"/>
               <w:jc w:val="left"/>
             </w:pPr>
@@ -18042,6 +18421,7 @@
           </w:tcPr>
           <w:p>
             <w:pPr>
+              <w:keepNext w:val="false"/>
               <w:spacing w:after="40" w:before="0"/>
               <w:jc w:val="left"/>
             </w:pPr>
@@ -18074,6 +18454,7 @@
           </w:tcPr>
           <w:p>
             <w:pPr>
+              <w:keepNext w:val="false"/>
               <w:spacing w:after="40" w:before="0"/>
               <w:jc w:val="left"/>
             </w:pPr>
@@ -18108,6 +18489,7 @@
           </w:tcPr>
           <w:p>
             <w:pPr>
+              <w:keepNext w:val="false"/>
               <w:spacing w:after="40" w:before="0"/>
               <w:jc w:val="left"/>
             </w:pPr>
@@ -18140,6 +18522,7 @@
           </w:tcPr>
           <w:p>
             <w:pPr>
+              <w:keepNext w:val="false"/>
               <w:spacing w:after="40" w:before="0"/>
               <w:jc w:val="left"/>
             </w:pPr>
@@ -18174,6 +18557,7 @@
           </w:tcPr>
           <w:p>
             <w:pPr>
+              <w:keepNext w:val="false"/>
               <w:spacing w:after="40" w:before="0"/>
               <w:jc w:val="left"/>
             </w:pPr>
@@ -18206,6 +18590,7 @@
           </w:tcPr>
           <w:p>
             <w:pPr>
+              <w:keepNext w:val="false"/>
               <w:spacing w:after="40" w:before="0"/>
               <w:jc w:val="left"/>
             </w:pPr>
@@ -18265,6 +18650,7 @@
           </w:tcPr>
           <w:p>
             <w:pPr>
+              <w:keepNext w:val="false"/>
               <w:spacing w:after="40" w:before="0"/>
               <w:jc w:val="center"/>
             </w:pPr>
@@ -18299,6 +18685,7 @@
           </w:tcPr>
           <w:p>
             <w:pPr>
+              <w:keepNext w:val="false"/>
               <w:spacing w:after="40" w:before="0"/>
               <w:jc w:val="left"/>
             </w:pPr>
@@ -18363,6 +18750,7 @@
           </w:tcPr>
           <w:p>
             <w:pPr>
+              <w:keepNext w:val="false"/>
               <w:spacing w:after="40" w:before="0"/>
               <w:jc w:val="center"/>
             </w:pPr>
@@ -18397,6 +18785,7 @@
           </w:tcPr>
           <w:p>
             <w:pPr>
+              <w:keepNext w:val="false"/>
               <w:spacing w:after="40" w:before="0"/>
               <w:jc w:val="left"/>
             </w:pPr>
@@ -18429,6 +18818,7 @@
           </w:tcPr>
           <w:p>
             <w:pPr>
+              <w:keepNext w:val="false"/>
               <w:spacing w:after="40" w:before="0"/>
               <w:jc w:val="left"/>
             </w:pPr>
@@ -18461,6 +18851,7 @@
           </w:tcPr>
           <w:p>
             <w:pPr>
+              <w:keepNext w:val="false"/>
               <w:spacing w:after="40" w:before="0"/>
               <w:jc w:val="left"/>
             </w:pPr>
@@ -18493,6 +18884,7 @@
           </w:tcPr>
           <w:p>
             <w:pPr>
+              <w:keepNext w:val="false"/>
               <w:spacing w:after="40" w:before="0"/>
               <w:jc w:val="left"/>
             </w:pPr>
@@ -18525,6 +18917,7 @@
           </w:tcPr>
           <w:p>
             <w:pPr>
+              <w:keepNext w:val="false"/>
               <w:spacing w:after="40" w:before="0"/>
               <w:jc w:val="left"/>
             </w:pPr>
@@ -18559,6 +18952,7 @@
           </w:tcPr>
           <w:p>
             <w:pPr>
+              <w:keepNext w:val="false"/>
               <w:spacing w:after="40" w:before="0"/>
               <w:jc w:val="left"/>
             </w:pPr>
@@ -18596,7 +18990,7 @@
             <w:pPr>
               <w:spacing w:after="20" w:before="0"/>
             </w:pPr>
-            <w:hyperlink w:history="1" r:id="rIdkfrhp8u-pzsq5cowbgoto">
+            <w:hyperlink w:history="1" r:id="rIduxzkxkqb6mqypsr5trwbn">
               <w:r>
                 <w:rPr>
                   <w:rFonts w:ascii="Arial" w:cs="Arial" w:eastAsia="Arial" w:hAnsi="Arial"/>
@@ -18629,7 +19023,7 @@
               <w:spacing w:after="10" w:before="0"/>
               <w:ind w:left="120"/>
             </w:pPr>
-            <w:hyperlink w:history="1" r:id="rIdeh3bu4qc0whg4ked88crr">
+            <w:hyperlink w:history="1" r:id="rIddwbpujbnel5vzc68vcgnu">
               <w:r>
                 <w:rPr>
                   <w:rFonts w:ascii="Arial" w:cs="Arial" w:eastAsia="Arial" w:hAnsi="Arial"/>
@@ -18674,7 +19068,7 @@
             <w:pPr>
               <w:spacing w:after="20" w:before="0"/>
             </w:pPr>
-            <w:hyperlink w:history="1" r:id="rIdfkwt_x6nxgfi9avzaawoy">
+            <w:hyperlink w:history="1" r:id="rIdhe663aibpz8-og-uz4edv">
               <w:r>
                 <w:rPr>
                   <w:rFonts w:ascii="Arial" w:cs="Arial" w:eastAsia="Arial" w:hAnsi="Arial"/>
@@ -18707,7 +19101,7 @@
               <w:spacing w:after="10" w:before="0"/>
               <w:ind w:left="120"/>
             </w:pPr>
-            <w:hyperlink w:history="1" r:id="rIdquozgvyxptj8k8a6ow67m">
+            <w:hyperlink w:history="1" r:id="rIdg9e82tcnx-gox51g6m_hg">
               <w:r>
                 <w:rPr>
                   <w:rFonts w:ascii="Arial" w:cs="Arial" w:eastAsia="Arial" w:hAnsi="Arial"/>
@@ -18735,6 +19129,7 @@
           </w:tcPr>
           <w:p>
             <w:pPr>
+              <w:keepNext w:val="false"/>
               <w:spacing w:after="40" w:before="0"/>
               <w:jc w:val="left"/>
             </w:pPr>
@@ -18767,6 +19162,7 @@
           </w:tcPr>
           <w:p>
             <w:pPr>
+              <w:keepNext w:val="false"/>
               <w:spacing w:after="40" w:before="0"/>
               <w:jc w:val="left"/>
             </w:pPr>
@@ -18799,6 +19195,7 @@
           </w:tcPr>
           <w:p>
             <w:pPr>
+              <w:keepNext w:val="false"/>
               <w:spacing w:after="40" w:before="0"/>
               <w:jc w:val="left"/>
             </w:pPr>
@@ -18831,6 +19228,7 @@
           </w:tcPr>
           <w:p>
             <w:pPr>
+              <w:keepNext w:val="false"/>
               <w:spacing w:after="40" w:before="0"/>
               <w:jc w:val="left"/>
             </w:pPr>
@@ -18865,6 +19263,7 @@
           </w:tcPr>
           <w:p>
             <w:pPr>
+              <w:keepNext w:val="false"/>
               <w:spacing w:after="40" w:before="0"/>
               <w:jc w:val="left"/>
             </w:pPr>
@@ -18902,7 +19301,7 @@
             <w:pPr>
               <w:spacing w:after="20" w:before="0"/>
             </w:pPr>
-            <w:hyperlink w:history="1" r:id="rIdhs3ti8-mt779e7jigajvj">
+            <w:hyperlink w:history="1" r:id="rIdk7vashzchn4oerylm1dro">
               <w:r>
                 <w:rPr>
                   <w:rFonts w:ascii="Arial" w:cs="Arial" w:eastAsia="Arial" w:hAnsi="Arial"/>
@@ -18935,7 +19334,7 @@
               <w:spacing w:after="10" w:before="0"/>
               <w:ind w:left="120"/>
             </w:pPr>
-            <w:hyperlink w:history="1" r:id="rIdgqhtdw9svrlpli-xsahcf">
+            <w:hyperlink w:history="1" r:id="rIdzytkb3gi7myjrtfml4nep">
               <w:r>
                 <w:rPr>
                   <w:rFonts w:ascii="Arial" w:cs="Arial" w:eastAsia="Arial" w:hAnsi="Arial"/>
@@ -18980,7 +19379,7 @@
             <w:pPr>
               <w:spacing w:after="20" w:before="0"/>
             </w:pPr>
-            <w:hyperlink w:history="1" r:id="rId9hm0_jlrv5xk1rjmshecm">
+            <w:hyperlink w:history="1" r:id="rIdzazskotts2yhntz7vw-yp">
               <w:r>
                 <w:rPr>
                   <w:rFonts w:ascii="Arial" w:cs="Arial" w:eastAsia="Arial" w:hAnsi="Arial"/>
@@ -19013,7 +19412,7 @@
               <w:spacing w:after="10" w:before="0"/>
               <w:ind w:left="120"/>
             </w:pPr>
-            <w:hyperlink w:history="1" r:id="rIdhet2cueatujlotnuqie1y">
+            <w:hyperlink w:history="1" r:id="rIdl3vdkhixlzfhfzsono45c">
               <w:r>
                 <w:rPr>
                   <w:rFonts w:ascii="Arial" w:cs="Arial" w:eastAsia="Arial" w:hAnsi="Arial"/>
@@ -19041,6 +19440,7 @@
           </w:tcPr>
           <w:p>
             <w:pPr>
+              <w:keepNext w:val="false"/>
               <w:spacing w:after="40" w:before="0"/>
               <w:jc w:val="left"/>
             </w:pPr>
@@ -19073,6 +19473,7 @@
           </w:tcPr>
           <w:p>
             <w:pPr>
+              <w:keepNext w:val="false"/>
               <w:spacing w:after="40" w:before="0"/>
               <w:jc w:val="left"/>
             </w:pPr>
@@ -19105,6 +19506,7 @@
           </w:tcPr>
           <w:p>
             <w:pPr>
+              <w:keepNext w:val="false"/>
               <w:spacing w:after="40" w:before="0"/>
               <w:jc w:val="left"/>
             </w:pPr>
@@ -19137,6 +19539,7 @@
           </w:tcPr>
           <w:p>
             <w:pPr>
+              <w:keepNext w:val="false"/>
               <w:spacing w:after="40" w:before="0"/>
               <w:jc w:val="left"/>
             </w:pPr>
@@ -19171,6 +19574,7 @@
           </w:tcPr>
           <w:p>
             <w:pPr>
+              <w:keepNext w:val="false"/>
               <w:spacing w:after="40" w:before="0"/>
               <w:jc w:val="left"/>
             </w:pPr>
@@ -19208,7 +19612,7 @@
             <w:pPr>
               <w:spacing w:after="20" w:before="0"/>
             </w:pPr>
-            <w:hyperlink w:history="1" r:id="rIdxjqltssqtxlewipecjej6">
+            <w:hyperlink w:history="1" r:id="rIdd6zc3zexwvnxc_hrtgxjl">
               <w:r>
                 <w:rPr>
                   <w:rFonts w:ascii="Arial" w:cs="Arial" w:eastAsia="Arial" w:hAnsi="Arial"/>
@@ -19257,7 +19661,7 @@
               <w:spacing w:after="10" w:before="0"/>
               <w:ind w:left="120"/>
             </w:pPr>
-            <w:hyperlink w:history="1" r:id="rIdvwbnvhd4w6irmkguhvqqj">
+            <w:hyperlink w:history="1" r:id="rId1zz3m2x70dvrnmdqqron9">
               <w:r>
                 <w:rPr>
                   <w:rFonts w:ascii="Arial" w:cs="Arial" w:eastAsia="Arial" w:hAnsi="Arial"/>
@@ -19302,7 +19706,7 @@
             <w:pPr>
               <w:spacing w:after="20" w:before="0"/>
             </w:pPr>
-            <w:hyperlink w:history="1" r:id="rIdwygzyawwk2oovt17sbxxl">
+            <w:hyperlink w:history="1" r:id="rId8qlsjbyv8k-rxquz4wv2o">
               <w:r>
                 <w:rPr>
                   <w:rFonts w:ascii="Arial" w:cs="Arial" w:eastAsia="Arial" w:hAnsi="Arial"/>
@@ -19335,7 +19739,7 @@
               <w:spacing w:after="10" w:before="0"/>
               <w:ind w:left="120"/>
             </w:pPr>
-            <w:hyperlink w:history="1" r:id="rIdwcr5jkxgw3_f5dopnrd7l">
+            <w:hyperlink w:history="1" r:id="rIdwbgjgr1ovejs93hljf5pv">
               <w:r>
                 <w:rPr>
                   <w:rFonts w:ascii="Arial" w:cs="Arial" w:eastAsia="Arial" w:hAnsi="Arial"/>
@@ -19363,6 +19767,7 @@
           </w:tcPr>
           <w:p>
             <w:pPr>
+              <w:keepNext w:val="false"/>
               <w:spacing w:after="40" w:before="0"/>
               <w:jc w:val="left"/>
             </w:pPr>
@@ -19395,6 +19800,7 @@
           </w:tcPr>
           <w:p>
             <w:pPr>
+              <w:keepNext w:val="false"/>
               <w:spacing w:after="40" w:before="0"/>
               <w:jc w:val="left"/>
             </w:pPr>
@@ -19427,6 +19833,7 @@
           </w:tcPr>
           <w:p>
             <w:pPr>
+              <w:keepNext w:val="false"/>
               <w:spacing w:after="40" w:before="0"/>
               <w:jc w:val="left"/>
             </w:pPr>
@@ -19459,6 +19866,7 @@
           </w:tcPr>
           <w:p>
             <w:pPr>
+              <w:keepNext w:val="false"/>
               <w:spacing w:after="40" w:before="0"/>
               <w:jc w:val="left"/>
             </w:pPr>
@@ -19493,6 +19901,7 @@
           </w:tcPr>
           <w:p>
             <w:pPr>
+              <w:keepNext w:val="false"/>
               <w:spacing w:after="40" w:before="0"/>
               <w:jc w:val="left"/>
             </w:pPr>
@@ -19530,7 +19939,7 @@
             <w:pPr>
               <w:spacing w:after="20" w:before="0"/>
             </w:pPr>
-            <w:hyperlink w:history="1" r:id="rId9nm1mre2uri-bjcfttmdu">
+            <w:hyperlink w:history="1" r:id="rIdi7mwysva6mzv1erv81iig">
               <w:r>
                 <w:rPr>
                   <w:rFonts w:ascii="Arial" w:cs="Arial" w:eastAsia="Arial" w:hAnsi="Arial"/>
@@ -19579,7 +19988,7 @@
               <w:spacing w:after="10" w:before="0"/>
               <w:ind w:left="120"/>
             </w:pPr>
-            <w:hyperlink w:history="1" r:id="rIdeydc7pdltu0g5hxfgmmoa">
+            <w:hyperlink w:history="1" r:id="rIdrngvf2ygzm1scjrt4dewp">
               <w:r>
                 <w:rPr>
                   <w:rFonts w:ascii="Arial" w:cs="Arial" w:eastAsia="Arial" w:hAnsi="Arial"/>
@@ -19624,7 +20033,7 @@
             <w:pPr>
               <w:spacing w:after="20" w:before="0"/>
             </w:pPr>
-            <w:hyperlink w:history="1" r:id="rIdys28cshvsxi5zkuxhcm7k">
+            <w:hyperlink w:history="1" r:id="rIdduwfxk-e8taibvgfescsc">
               <w:r>
                 <w:rPr>
                   <w:rFonts w:ascii="Arial" w:cs="Arial" w:eastAsia="Arial" w:hAnsi="Arial"/>
@@ -19657,7 +20066,7 @@
               <w:spacing w:after="10" w:before="0"/>
               <w:ind w:left="120"/>
             </w:pPr>
-            <w:hyperlink w:history="1" r:id="rIdw4c72nnt4vt8u9e5sp5tb">
+            <w:hyperlink w:history="1" r:id="rIdxfrmashifq00muoxfhrtj">
               <w:r>
                 <w:rPr>
                   <w:rFonts w:ascii="Arial" w:cs="Arial" w:eastAsia="Arial" w:hAnsi="Arial"/>
@@ -19685,6 +20094,7 @@
           </w:tcPr>
           <w:p>
             <w:pPr>
+              <w:keepNext w:val="false"/>
               <w:spacing w:after="40" w:before="0"/>
               <w:jc w:val="left"/>
             </w:pPr>
@@ -19717,6 +20127,7 @@
           </w:tcPr>
           <w:p>
             <w:pPr>
+              <w:keepNext w:val="false"/>
               <w:spacing w:after="40" w:before="0"/>
               <w:jc w:val="left"/>
             </w:pPr>
@@ -19749,6 +20160,7 @@
           </w:tcPr>
           <w:p>
             <w:pPr>
+              <w:keepNext w:val="false"/>
               <w:spacing w:after="40" w:before="0"/>
               <w:jc w:val="left"/>
             </w:pPr>
@@ -19781,6 +20193,7 @@
           </w:tcPr>
           <w:p>
             <w:pPr>
+              <w:keepNext w:val="false"/>
               <w:spacing w:after="40" w:before="0"/>
               <w:jc w:val="left"/>
             </w:pPr>
@@ -19815,6 +20228,7 @@
           </w:tcPr>
           <w:p>
             <w:pPr>
+              <w:keepNext w:val="false"/>
               <w:spacing w:after="40" w:before="0"/>
               <w:jc w:val="left"/>
             </w:pPr>
@@ -19852,7 +20266,7 @@
             <w:pPr>
               <w:spacing w:after="20" w:before="0"/>
             </w:pPr>
-            <w:hyperlink w:history="1" r:id="rIdk99jgtnhpbnuc8hbqfliy">
+            <w:hyperlink w:history="1" r:id="rIdu3sn14pmzvvjkro2drcqh">
               <w:r>
                 <w:rPr>
                   <w:rFonts w:ascii="Arial" w:cs="Arial" w:eastAsia="Arial" w:hAnsi="Arial"/>
@@ -19901,7 +20315,7 @@
               <w:spacing w:after="10" w:before="0"/>
               <w:ind w:left="120"/>
             </w:pPr>
-            <w:hyperlink w:history="1" r:id="rIdqc7io_0cmbm9_d0kui7vr">
+            <w:hyperlink w:history="1" r:id="rIdmt_mddbklddi5mondjkew">
               <w:r>
                 <w:rPr>
                   <w:rFonts w:ascii="Arial" w:cs="Arial" w:eastAsia="Arial" w:hAnsi="Arial"/>
@@ -19946,7 +20360,7 @@
             <w:pPr>
               <w:spacing w:after="20" w:before="0"/>
             </w:pPr>
-            <w:hyperlink w:history="1" r:id="rId5zudk4vakm4ufce9ntfo3">
+            <w:hyperlink w:history="1" r:id="rIdarimvumyg45q2ix8jate4">
               <w:r>
                 <w:rPr>
                   <w:rFonts w:ascii="Arial" w:cs="Arial" w:eastAsia="Arial" w:hAnsi="Arial"/>
@@ -19995,7 +20409,7 @@
               <w:spacing w:after="10" w:before="0"/>
               <w:ind w:left="120"/>
             </w:pPr>
-            <w:hyperlink w:history="1" r:id="rIdzsfdr_qq3trmi2njas9-c">
+            <w:hyperlink w:history="1" r:id="rIdt7lnr63kcxz-lsz_4umwm">
               <w:r>
                 <w:rPr>
                   <w:rFonts w:ascii="Arial" w:cs="Arial" w:eastAsia="Arial" w:hAnsi="Arial"/>
@@ -20023,6 +20437,7 @@
           </w:tcPr>
           <w:p>
             <w:pPr>
+              <w:keepNext w:val="false"/>
               <w:spacing w:after="40" w:before="0"/>
               <w:jc w:val="left"/>
             </w:pPr>
@@ -20055,6 +20470,7 @@
           </w:tcPr>
           <w:p>
             <w:pPr>
+              <w:keepNext w:val="false"/>
               <w:spacing w:after="40" w:before="0"/>
               <w:jc w:val="left"/>
             </w:pPr>
@@ -20087,6 +20503,7 @@
           </w:tcPr>
           <w:p>
             <w:pPr>
+              <w:keepNext w:val="false"/>
               <w:spacing w:after="40" w:before="0"/>
               <w:jc w:val="left"/>
             </w:pPr>
@@ -20119,6 +20536,7 @@
           </w:tcPr>
           <w:p>
             <w:pPr>
+              <w:keepNext w:val="false"/>
               <w:spacing w:after="40" w:before="0"/>
               <w:jc w:val="left"/>
             </w:pPr>
@@ -20178,6 +20596,7 @@
           </w:tcPr>
           <w:p>
             <w:pPr>
+              <w:keepNext w:val="false"/>
               <w:spacing w:after="40" w:before="0"/>
               <w:jc w:val="center"/>
             </w:pPr>
@@ -20212,6 +20631,7 @@
           </w:tcPr>
           <w:p>
             <w:pPr>
+              <w:keepNext w:val="false"/>
               <w:spacing w:after="40" w:before="0"/>
               <w:jc w:val="left"/>
             </w:pPr>
@@ -20273,6 +20693,7 @@
           </w:tcPr>
           <w:p>
             <w:pPr>
+              <w:keepNext w:val="false"/>
               <w:spacing w:after="40" w:before="0"/>
               <w:jc w:val="center"/>
             </w:pPr>
@@ -20307,6 +20728,7 @@
           </w:tcPr>
           <w:p>
             <w:pPr>
+              <w:keepNext w:val="false"/>
               <w:spacing w:after="40" w:before="0"/>
               <w:jc w:val="left"/>
             </w:pPr>
@@ -20339,6 +20761,7 @@
           </w:tcPr>
           <w:p>
             <w:pPr>
+              <w:keepNext w:val="false"/>
               <w:spacing w:after="40" w:before="0"/>
               <w:jc w:val="left"/>
             </w:pPr>
@@ -20373,6 +20796,7 @@
           </w:tcPr>
           <w:p>
             <w:pPr>
+              <w:keepNext w:val="false"/>
               <w:spacing w:after="40" w:before="0"/>
               <w:jc w:val="left"/>
             </w:pPr>
@@ -20405,6 +20829,7 @@
           </w:tcPr>
           <w:p>
             <w:pPr>
+              <w:keepNext w:val="false"/>
               <w:spacing w:after="40" w:before="0"/>
               <w:jc w:val="left"/>
             </w:pPr>
@@ -20439,6 +20864,7 @@
           </w:tcPr>
           <w:p>
             <w:pPr>
+              <w:keepNext w:val="false"/>
               <w:spacing w:after="40" w:before="0"/>
               <w:jc w:val="left"/>
             </w:pPr>
@@ -20471,6 +20897,7 @@
           </w:tcPr>
           <w:p>
             <w:pPr>
+              <w:keepNext w:val="false"/>
               <w:spacing w:after="40" w:before="0"/>
               <w:jc w:val="left"/>
             </w:pPr>
@@ -20507,7 +20934,7 @@
         </w:rPr>
         <w:t xml:space="preserve">© 2026 SeaVuria and ARES. Aligned with KICD objectives. Developed by SeaVuria; technical implementation by ARES (with AI assistance from Claude). Licensed under </w:t>
       </w:r>
-      <w:hyperlink w:history="1" r:id="rIdncf77m4j7ckpoy7qxppdg">
+      <w:hyperlink w:history="1" r:id="rIdwjspnbstfmihamvkwkojg">
         <w:r>
           <w:rPr>
             <w:rFonts w:ascii="Arial" w:cs="Arial" w:eastAsia="Arial" w:hAnsi="Arial"/>
@@ -20528,7 +20955,7 @@
         </w:rPr>
         <w:t xml:space="preserve"> (</w:t>
       </w:r>
-      <w:hyperlink w:history="1" r:id="rId3c0szisfunqtp34r5xq4y">
+      <w:hyperlink w:history="1" r:id="rId2erekfs-k3dxzurprh0su">
         <w:r>
           <w:rPr>
             <w:rFonts w:ascii="Arial" w:cs="Arial" w:eastAsia="Arial" w:hAnsi="Arial"/>
@@ -20588,6 +21015,7 @@
           </w:tcPr>
           <w:p>
             <w:pPr>
+              <w:keepNext w:val="false"/>
               <w:spacing w:after="40" w:before="0"/>
               <w:jc w:val="center"/>
             </w:pPr>
@@ -20623,6 +21051,7 @@
           </w:tcPr>
           <w:p>
             <w:pPr>
+              <w:keepNext w:val="false"/>
               <w:spacing w:after="40" w:before="0"/>
               <w:jc w:val="center"/>
             </w:pPr>
@@ -20657,6 +21086,7 @@
           </w:tcPr>
           <w:p>
             <w:pPr>
+              <w:keepNext w:val="false"/>
               <w:spacing w:after="40" w:before="0"/>
               <w:jc w:val="left"/>
             </w:pPr>
@@ -20689,6 +21119,7 @@
           </w:tcPr>
           <w:p>
             <w:pPr>
+              <w:keepNext w:val="false"/>
               <w:spacing w:after="40" w:before="0"/>
               <w:jc w:val="left"/>
             </w:pPr>
@@ -20723,6 +21154,7 @@
           </w:tcPr>
           <w:p>
             <w:pPr>
+              <w:keepNext w:val="false"/>
               <w:spacing w:after="40" w:before="0"/>
               <w:jc w:val="left"/>
             </w:pPr>
@@ -20755,6 +21187,7 @@
           </w:tcPr>
           <w:p>
             <w:pPr>
+              <w:keepNext w:val="false"/>
               <w:spacing w:after="40" w:before="0"/>
               <w:jc w:val="left"/>
             </w:pPr>
@@ -20789,6 +21222,7 @@
           </w:tcPr>
           <w:p>
             <w:pPr>
+              <w:keepNext w:val="false"/>
               <w:spacing w:after="40" w:before="0"/>
               <w:jc w:val="left"/>
             </w:pPr>
@@ -20821,6 +21255,7 @@
           </w:tcPr>
           <w:p>
             <w:pPr>
+              <w:keepNext w:val="false"/>
               <w:spacing w:after="40" w:before="0"/>
               <w:jc w:val="left"/>
             </w:pPr>
@@ -20855,6 +21290,7 @@
           </w:tcPr>
           <w:p>
             <w:pPr>
+              <w:keepNext w:val="false"/>
               <w:spacing w:after="40" w:before="0"/>
               <w:jc w:val="left"/>
             </w:pPr>
@@ -20887,6 +21323,7 @@
           </w:tcPr>
           <w:p>
             <w:pPr>
+              <w:keepNext w:val="false"/>
               <w:spacing w:after="40" w:before="0"/>
               <w:jc w:val="left"/>
             </w:pPr>
@@ -20921,6 +21358,7 @@
           </w:tcPr>
           <w:p>
             <w:pPr>
+              <w:keepNext w:val="false"/>
               <w:spacing w:after="40" w:before="0"/>
               <w:jc w:val="left"/>
             </w:pPr>
@@ -20953,6 +21391,7 @@
           </w:tcPr>
           <w:p>
             <w:pPr>
+              <w:keepNext w:val="false"/>
               <w:spacing w:after="40" w:before="0"/>
               <w:jc w:val="left"/>
             </w:pPr>
@@ -20987,6 +21426,7 @@
           </w:tcPr>
           <w:p>
             <w:pPr>
+              <w:keepNext w:val="false"/>
               <w:spacing w:after="40" w:before="0"/>
               <w:jc w:val="left"/>
             </w:pPr>
@@ -21019,6 +21459,7 @@
           </w:tcPr>
           <w:p>
             <w:pPr>
+              <w:keepNext w:val="false"/>
               <w:spacing w:after="40" w:before="0"/>
               <w:jc w:val="left"/>
             </w:pPr>
@@ -21053,6 +21494,7 @@
           </w:tcPr>
           <w:p>
             <w:pPr>
+              <w:keepNext w:val="false"/>
               <w:spacing w:after="40" w:before="0"/>
               <w:jc w:val="left"/>
             </w:pPr>
@@ -21085,6 +21527,7 @@
           </w:tcPr>
           <w:p>
             <w:pPr>
+              <w:keepNext w:val="false"/>
               <w:spacing w:after="40" w:before="0"/>
               <w:jc w:val="left"/>
             </w:pPr>
@@ -21119,6 +21562,7 @@
           </w:tcPr>
           <w:p>
             <w:pPr>
+              <w:keepNext w:val="false"/>
               <w:spacing w:after="40" w:before="0"/>
               <w:jc w:val="left"/>
             </w:pPr>
@@ -21151,6 +21595,7 @@
           </w:tcPr>
           <w:p>
             <w:pPr>
+              <w:keepNext w:val="false"/>
               <w:spacing w:after="40" w:before="0"/>
               <w:jc w:val="left"/>
             </w:pPr>
@@ -21210,6 +21655,7 @@
           </w:tcPr>
           <w:p>
             <w:pPr>
+              <w:keepNext w:val="false"/>
               <w:spacing w:after="40" w:before="0"/>
               <w:jc w:val="center"/>
             </w:pPr>
@@ -21244,6 +21690,7 @@
           </w:tcPr>
           <w:p>
             <w:pPr>
+              <w:keepNext w:val="false"/>
               <w:spacing w:after="40" w:before="0"/>
               <w:jc w:val="left"/>
             </w:pPr>
@@ -21308,6 +21755,7 @@
           </w:tcPr>
           <w:p>
             <w:pPr>
+              <w:keepNext w:val="false"/>
               <w:spacing w:after="40" w:before="0"/>
               <w:jc w:val="center"/>
             </w:pPr>
@@ -21342,6 +21790,7 @@
           </w:tcPr>
           <w:p>
             <w:pPr>
+              <w:keepNext w:val="false"/>
               <w:spacing w:after="40" w:before="0"/>
               <w:jc w:val="left"/>
             </w:pPr>
@@ -21374,6 +21823,7 @@
           </w:tcPr>
           <w:p>
             <w:pPr>
+              <w:keepNext w:val="false"/>
               <w:spacing w:after="40" w:before="0"/>
               <w:jc w:val="left"/>
             </w:pPr>
@@ -21406,6 +21856,7 @@
           </w:tcPr>
           <w:p>
             <w:pPr>
+              <w:keepNext w:val="false"/>
               <w:spacing w:after="40" w:before="0"/>
               <w:jc w:val="left"/>
             </w:pPr>
@@ -21438,6 +21889,7 @@
           </w:tcPr>
           <w:p>
             <w:pPr>
+              <w:keepNext w:val="false"/>
               <w:spacing w:after="40" w:before="0"/>
               <w:jc w:val="left"/>
             </w:pPr>
@@ -21470,6 +21922,7 @@
           </w:tcPr>
           <w:p>
             <w:pPr>
+              <w:keepNext w:val="false"/>
               <w:spacing w:after="40" w:before="0"/>
               <w:jc w:val="left"/>
             </w:pPr>
@@ -21504,6 +21957,7 @@
           </w:tcPr>
           <w:p>
             <w:pPr>
+              <w:keepNext w:val="false"/>
               <w:spacing w:after="40" w:before="0"/>
               <w:jc w:val="left"/>
             </w:pPr>
@@ -21541,7 +21995,7 @@
             <w:pPr>
               <w:spacing w:after="20" w:before="0"/>
             </w:pPr>
-            <w:hyperlink w:history="1" r:id="rId2t4v2xrbe2hmzaqohubbx">
+            <w:hyperlink w:history="1" r:id="rIdid2r33psdrgal5-hm6vja">
               <w:r>
                 <w:rPr>
                   <w:rFonts w:ascii="Arial" w:cs="Arial" w:eastAsia="Arial" w:hAnsi="Arial"/>
@@ -21574,7 +22028,7 @@
               <w:spacing w:after="10" w:before="0"/>
               <w:ind w:left="120"/>
             </w:pPr>
-            <w:hyperlink w:history="1" r:id="rIdbkx_wjtypgfgh6uliudfo">
+            <w:hyperlink w:history="1" r:id="rIdrlwj5ky8o35tm2wckc-kd">
               <w:r>
                 <w:rPr>
                   <w:rFonts w:ascii="Arial" w:cs="Arial" w:eastAsia="Arial" w:hAnsi="Arial"/>
@@ -21619,7 +22073,7 @@
             <w:pPr>
               <w:spacing w:after="20" w:before="0"/>
             </w:pPr>
-            <w:hyperlink w:history="1" r:id="rIdximhnjyquto2o1jcv4bdd">
+            <w:hyperlink w:history="1" r:id="rIdvwpvu1ustuu4jabx8xqpo">
               <w:r>
                 <w:rPr>
                   <w:rFonts w:ascii="Arial" w:cs="Arial" w:eastAsia="Arial" w:hAnsi="Arial"/>
@@ -21652,7 +22106,7 @@
               <w:spacing w:after="10" w:before="0"/>
               <w:ind w:left="120"/>
             </w:pPr>
-            <w:hyperlink w:history="1" r:id="rIdflvdpvo9ys25rmvtzgye2">
+            <w:hyperlink w:history="1" r:id="rIdz-rnb2cenpvdacrbatcjt">
               <w:r>
                 <w:rPr>
                   <w:rFonts w:ascii="Arial" w:cs="Arial" w:eastAsia="Arial" w:hAnsi="Arial"/>
@@ -21680,6 +22134,7 @@
           </w:tcPr>
           <w:p>
             <w:pPr>
+              <w:keepNext w:val="false"/>
               <w:spacing w:after="40" w:before="0"/>
               <w:jc w:val="left"/>
             </w:pPr>
@@ -21712,6 +22167,7 @@
           </w:tcPr>
           <w:p>
             <w:pPr>
+              <w:keepNext w:val="false"/>
               <w:spacing w:after="40" w:before="0"/>
               <w:jc w:val="left"/>
             </w:pPr>
@@ -21744,6 +22200,7 @@
           </w:tcPr>
           <w:p>
             <w:pPr>
+              <w:keepNext w:val="false"/>
               <w:spacing w:after="40" w:before="0"/>
               <w:jc w:val="left"/>
             </w:pPr>
@@ -21776,6 +22233,7 @@
           </w:tcPr>
           <w:p>
             <w:pPr>
+              <w:keepNext w:val="false"/>
               <w:spacing w:after="40" w:before="0"/>
               <w:jc w:val="left"/>
             </w:pPr>
@@ -21810,6 +22268,7 @@
           </w:tcPr>
           <w:p>
             <w:pPr>
+              <w:keepNext w:val="false"/>
               <w:spacing w:after="40" w:before="0"/>
               <w:jc w:val="left"/>
             </w:pPr>
@@ -21847,7 +22306,7 @@
             <w:pPr>
               <w:spacing w:after="20" w:before="0"/>
             </w:pPr>
-            <w:hyperlink w:history="1" r:id="rId5e3t3m1lcjbv-q-0f89yd">
+            <w:hyperlink w:history="1" r:id="rIdplylniashsypctldrjbk-">
               <w:r>
                 <w:rPr>
                   <w:rFonts w:ascii="Arial" w:cs="Arial" w:eastAsia="Arial" w:hAnsi="Arial"/>
@@ -21880,7 +22339,7 @@
               <w:spacing w:after="10" w:before="0"/>
               <w:ind w:left="120"/>
             </w:pPr>
-            <w:hyperlink w:history="1" r:id="rIdep1ik9_xrdotpekilalra">
+            <w:hyperlink w:history="1" r:id="rIdkd8xj3ryqzruxreelhhue">
               <w:r>
                 <w:rPr>
                   <w:rFonts w:ascii="Arial" w:cs="Arial" w:eastAsia="Arial" w:hAnsi="Arial"/>
@@ -21925,7 +22384,7 @@
             <w:pPr>
               <w:spacing w:after="20" w:before="0"/>
             </w:pPr>
-            <w:hyperlink w:history="1" r:id="rIdvtjfge0fk7uifcmsbzj6y">
+            <w:hyperlink w:history="1" r:id="rIdkq8wwb7lnnn4nwlsrezyj">
               <w:r>
                 <w:rPr>
                   <w:rFonts w:ascii="Arial" w:cs="Arial" w:eastAsia="Arial" w:hAnsi="Arial"/>
@@ -21958,7 +22417,7 @@
               <w:spacing w:after="10" w:before="0"/>
               <w:ind w:left="120"/>
             </w:pPr>
-            <w:hyperlink w:history="1" r:id="rIdjsohiylmolc0l1quybr_g">
+            <w:hyperlink w:history="1" r:id="rIdvhymhsv_sjueo5x_iwg4d">
               <w:r>
                 <w:rPr>
                   <w:rFonts w:ascii="Arial" w:cs="Arial" w:eastAsia="Arial" w:hAnsi="Arial"/>
@@ -21986,6 +22445,7 @@
           </w:tcPr>
           <w:p>
             <w:pPr>
+              <w:keepNext w:val="false"/>
               <w:spacing w:after="40" w:before="0"/>
               <w:jc w:val="left"/>
             </w:pPr>
@@ -22018,6 +22478,7 @@
           </w:tcPr>
           <w:p>
             <w:pPr>
+              <w:keepNext w:val="false"/>
               <w:spacing w:after="40" w:before="0"/>
               <w:jc w:val="left"/>
             </w:pPr>
@@ -22050,6 +22511,7 @@
           </w:tcPr>
           <w:p>
             <w:pPr>
+              <w:keepNext w:val="false"/>
               <w:spacing w:after="40" w:before="0"/>
               <w:jc w:val="left"/>
             </w:pPr>
@@ -22082,6 +22544,7 @@
           </w:tcPr>
           <w:p>
             <w:pPr>
+              <w:keepNext w:val="false"/>
               <w:spacing w:after="40" w:before="0"/>
               <w:jc w:val="left"/>
             </w:pPr>
@@ -22116,6 +22579,7 @@
           </w:tcPr>
           <w:p>
             <w:pPr>
+              <w:keepNext w:val="false"/>
               <w:spacing w:after="40" w:before="0"/>
               <w:jc w:val="left"/>
             </w:pPr>
@@ -22153,7 +22617,7 @@
             <w:pPr>
               <w:spacing w:after="20" w:before="0"/>
             </w:pPr>
-            <w:hyperlink w:history="1" r:id="rId5eidtwdeva5qc219xdw9a">
+            <w:hyperlink w:history="1" r:id="rIdea6vsg51hl_omtpdf1xq1">
               <w:r>
                 <w:rPr>
                   <w:rFonts w:ascii="Arial" w:cs="Arial" w:eastAsia="Arial" w:hAnsi="Arial"/>
@@ -22186,7 +22650,7 @@
               <w:spacing w:after="10" w:before="0"/>
               <w:ind w:left="120"/>
             </w:pPr>
-            <w:hyperlink w:history="1" r:id="rIdnq8f3hrsiou-mtpdos1qy">
+            <w:hyperlink w:history="1" r:id="rIdx2zaz2vbrbmsjyxozfwoa">
               <w:r>
                 <w:rPr>
                   <w:rFonts w:ascii="Arial" w:cs="Arial" w:eastAsia="Arial" w:hAnsi="Arial"/>
@@ -22231,7 +22695,7 @@
             <w:pPr>
               <w:spacing w:after="20" w:before="0"/>
             </w:pPr>
-            <w:hyperlink w:history="1" r:id="rIds_rwup0wqswii0ofoqjpb">
+            <w:hyperlink w:history="1" r:id="rIdngv5oaoo6qjjt8lmvgv6v">
               <w:r>
                 <w:rPr>
                   <w:rFonts w:ascii="Arial" w:cs="Arial" w:eastAsia="Arial" w:hAnsi="Arial"/>
@@ -22264,7 +22728,7 @@
               <w:spacing w:after="10" w:before="0"/>
               <w:ind w:left="120"/>
             </w:pPr>
-            <w:hyperlink w:history="1" r:id="rIdqqkibgc4zmbl3f9_bg5jy">
+            <w:hyperlink w:history="1" r:id="rId5fw619h7oodrouesysapd">
               <w:r>
                 <w:rPr>
                   <w:rFonts w:ascii="Arial" w:cs="Arial" w:eastAsia="Arial" w:hAnsi="Arial"/>
@@ -22292,6 +22756,7 @@
           </w:tcPr>
           <w:p>
             <w:pPr>
+              <w:keepNext w:val="false"/>
               <w:spacing w:after="40" w:before="0"/>
               <w:jc w:val="left"/>
             </w:pPr>
@@ -22324,6 +22789,7 @@
           </w:tcPr>
           <w:p>
             <w:pPr>
+              <w:keepNext w:val="false"/>
               <w:spacing w:after="40" w:before="0"/>
               <w:jc w:val="left"/>
             </w:pPr>
@@ -22356,6 +22822,7 @@
           </w:tcPr>
           <w:p>
             <w:pPr>
+              <w:keepNext w:val="false"/>
               <w:spacing w:after="40" w:before="0"/>
               <w:jc w:val="left"/>
             </w:pPr>
@@ -22388,6 +22855,7 @@
           </w:tcPr>
           <w:p>
             <w:pPr>
+              <w:keepNext w:val="false"/>
               <w:spacing w:after="40" w:before="0"/>
               <w:jc w:val="left"/>
             </w:pPr>
@@ -22422,6 +22890,7 @@
           </w:tcPr>
           <w:p>
             <w:pPr>
+              <w:keepNext w:val="false"/>
               <w:spacing w:after="40" w:before="0"/>
               <w:jc w:val="left"/>
             </w:pPr>
@@ -22459,7 +22928,7 @@
             <w:pPr>
               <w:spacing w:after="20" w:before="0"/>
             </w:pPr>
-            <w:hyperlink w:history="1" r:id="rIdkvecxz1wpwekfkgtamgkj">
+            <w:hyperlink w:history="1" r:id="rId1mp_oc8clppdor_ek3dds">
               <w:r>
                 <w:rPr>
                   <w:rFonts w:ascii="Arial" w:cs="Arial" w:eastAsia="Arial" w:hAnsi="Arial"/>
@@ -22492,7 +22961,7 @@
               <w:spacing w:after="10" w:before="0"/>
               <w:ind w:left="120"/>
             </w:pPr>
-            <w:hyperlink w:history="1" r:id="rIdx8b4vrtlza-99gjmyqta6">
+            <w:hyperlink w:history="1" r:id="rIdnvvvcvgd8mshzms2dhoda">
               <w:r>
                 <w:rPr>
                   <w:rFonts w:ascii="Arial" w:cs="Arial" w:eastAsia="Arial" w:hAnsi="Arial"/>
@@ -22537,7 +23006,7 @@
             <w:pPr>
               <w:spacing w:after="20" w:before="0"/>
             </w:pPr>
-            <w:hyperlink w:history="1" r:id="rIdqis06e0poxkh9ni2gnoba">
+            <w:hyperlink w:history="1" r:id="rIdehgpwqdttudioxi-mines">
               <w:r>
                 <w:rPr>
                   <w:rFonts w:ascii="Arial" w:cs="Arial" w:eastAsia="Arial" w:hAnsi="Arial"/>
@@ -22570,7 +23039,7 @@
               <w:spacing w:after="10" w:before="0"/>
               <w:ind w:left="120"/>
             </w:pPr>
-            <w:hyperlink w:history="1" r:id="rIdlh1apmiohdh8eptphb_9e">
+            <w:hyperlink w:history="1" r:id="rIdsrryxfkqfi0lnm5gcdbjn">
               <w:r>
                 <w:rPr>
                   <w:rFonts w:ascii="Arial" w:cs="Arial" w:eastAsia="Arial" w:hAnsi="Arial"/>
@@ -22598,6 +23067,7 @@
           </w:tcPr>
           <w:p>
             <w:pPr>
+              <w:keepNext w:val="false"/>
               <w:spacing w:after="40" w:before="0"/>
               <w:jc w:val="left"/>
             </w:pPr>
@@ -22630,6 +23100,7 @@
           </w:tcPr>
           <w:p>
             <w:pPr>
+              <w:keepNext w:val="false"/>
               <w:spacing w:after="40" w:before="0"/>
               <w:jc w:val="left"/>
             </w:pPr>
@@ -22662,6 +23133,7 @@
           </w:tcPr>
           <w:p>
             <w:pPr>
+              <w:keepNext w:val="false"/>
               <w:spacing w:after="40" w:before="0"/>
               <w:jc w:val="left"/>
             </w:pPr>
@@ -22694,6 +23166,7 @@
           </w:tcPr>
           <w:p>
             <w:pPr>
+              <w:keepNext w:val="false"/>
               <w:spacing w:after="40" w:before="0"/>
               <w:jc w:val="left"/>
             </w:pPr>
@@ -22728,6 +23201,7 @@
           </w:tcPr>
           <w:p>
             <w:pPr>
+              <w:keepNext w:val="false"/>
               <w:spacing w:after="40" w:before="0"/>
               <w:jc w:val="left"/>
             </w:pPr>
@@ -22765,7 +23239,7 @@
             <w:pPr>
               <w:spacing w:after="20" w:before="0"/>
             </w:pPr>
-            <w:hyperlink w:history="1" r:id="rIddcqb3d7zeckhf4vechwgl">
+            <w:hyperlink w:history="1" r:id="rIdie-hv6svmovoxv29srv6a">
               <w:r>
                 <w:rPr>
                   <w:rFonts w:ascii="Arial" w:cs="Arial" w:eastAsia="Arial" w:hAnsi="Arial"/>
@@ -22814,7 +23288,7 @@
               <w:spacing w:after="10" w:before="0"/>
               <w:ind w:left="120"/>
             </w:pPr>
-            <w:hyperlink w:history="1" r:id="rId3elvd34ahmv3sdqd3rouy">
+            <w:hyperlink w:history="1" r:id="rIdlh2yzmqu8jkv5ejmbvxez">
               <w:r>
                 <w:rPr>
                   <w:rFonts w:ascii="Arial" w:cs="Arial" w:eastAsia="Arial" w:hAnsi="Arial"/>
@@ -22859,7 +23333,7 @@
             <w:pPr>
               <w:spacing w:after="20" w:before="0"/>
             </w:pPr>
-            <w:hyperlink w:history="1" r:id="rIde2ewkc0qiumtq18bzqnom">
+            <w:hyperlink w:history="1" r:id="rId-ozautww4w28h1hhdjpdh">
               <w:r>
                 <w:rPr>
                   <w:rFonts w:ascii="Arial" w:cs="Arial" w:eastAsia="Arial" w:hAnsi="Arial"/>
@@ -22908,7 +23382,7 @@
               <w:spacing w:after="10" w:before="0"/>
               <w:ind w:left="120"/>
             </w:pPr>
-            <w:hyperlink w:history="1" r:id="rIdfwydsifca-m0waea9qz9n">
+            <w:hyperlink w:history="1" r:id="rIdu8validzdc9upbl1lpeny">
               <w:r>
                 <w:rPr>
                   <w:rFonts w:ascii="Arial" w:cs="Arial" w:eastAsia="Arial" w:hAnsi="Arial"/>
@@ -22936,6 +23410,7 @@
           </w:tcPr>
           <w:p>
             <w:pPr>
+              <w:keepNext w:val="false"/>
               <w:spacing w:after="40" w:before="0"/>
               <w:jc w:val="left"/>
             </w:pPr>
@@ -22968,6 +23443,7 @@
           </w:tcPr>
           <w:p>
             <w:pPr>
+              <w:keepNext w:val="false"/>
               <w:spacing w:after="40" w:before="0"/>
               <w:jc w:val="left"/>
             </w:pPr>
@@ -23000,6 +23476,7 @@
           </w:tcPr>
           <w:p>
             <w:pPr>
+              <w:keepNext w:val="false"/>
               <w:spacing w:after="40" w:before="0"/>
               <w:jc w:val="left"/>
             </w:pPr>
@@ -23032,6 +23509,7 @@
           </w:tcPr>
           <w:p>
             <w:pPr>
+              <w:keepNext w:val="false"/>
               <w:spacing w:after="40" w:before="0"/>
               <w:jc w:val="left"/>
             </w:pPr>
@@ -23091,6 +23569,7 @@
           </w:tcPr>
           <w:p>
             <w:pPr>
+              <w:keepNext w:val="false"/>
               <w:spacing w:after="40" w:before="0"/>
               <w:jc w:val="center"/>
             </w:pPr>
@@ -23125,6 +23604,7 @@
           </w:tcPr>
           <w:p>
             <w:pPr>
+              <w:keepNext w:val="false"/>
               <w:spacing w:after="40" w:before="0"/>
               <w:jc w:val="left"/>
             </w:pPr>
@@ -23186,6 +23666,7 @@
           </w:tcPr>
           <w:p>
             <w:pPr>
+              <w:keepNext w:val="false"/>
               <w:spacing w:after="40" w:before="0"/>
               <w:jc w:val="center"/>
             </w:pPr>
@@ -23220,6 +23701,7 @@
           </w:tcPr>
           <w:p>
             <w:pPr>
+              <w:keepNext w:val="false"/>
               <w:spacing w:after="40" w:before="0"/>
               <w:jc w:val="left"/>
             </w:pPr>
@@ -23252,6 +23734,7 @@
           </w:tcPr>
           <w:p>
             <w:pPr>
+              <w:keepNext w:val="false"/>
               <w:spacing w:after="40" w:before="0"/>
               <w:jc w:val="left"/>
             </w:pPr>
@@ -23286,6 +23769,7 @@
           </w:tcPr>
           <w:p>
             <w:pPr>
+              <w:keepNext w:val="false"/>
               <w:spacing w:after="40" w:before="0"/>
               <w:jc w:val="left"/>
             </w:pPr>
@@ -23318,6 +23802,7 @@
           </w:tcPr>
           <w:p>
             <w:pPr>
+              <w:keepNext w:val="false"/>
               <w:spacing w:after="40" w:before="0"/>
               <w:jc w:val="left"/>
             </w:pPr>
@@ -23352,6 +23837,7 @@
           </w:tcPr>
           <w:p>
             <w:pPr>
+              <w:keepNext w:val="false"/>
               <w:spacing w:after="40" w:before="0"/>
               <w:jc w:val="left"/>
             </w:pPr>
@@ -23384,6 +23870,7 @@
           </w:tcPr>
           <w:p>
             <w:pPr>
+              <w:keepNext w:val="false"/>
               <w:spacing w:after="40" w:before="0"/>
               <w:jc w:val="left"/>
             </w:pPr>
@@ -23420,7 +23907,7 @@
         </w:rPr>
         <w:t xml:space="preserve">© 2026 SeaVuria and ARES. Aligned with KICD objectives. Developed by SeaVuria; technical implementation by ARES (with AI assistance from Claude). Licensed under </w:t>
       </w:r>
-      <w:hyperlink w:history="1" r:id="rIdy8ghrasutesshha35bddb">
+      <w:hyperlink w:history="1" r:id="rIdw594ixagz0hyiopegxrcs">
         <w:r>
           <w:rPr>
             <w:rFonts w:ascii="Arial" w:cs="Arial" w:eastAsia="Arial" w:hAnsi="Arial"/>
@@ -23441,7 +23928,7 @@
         </w:rPr>
         <w:t xml:space="preserve"> (</w:t>
       </w:r>
-      <w:hyperlink w:history="1" r:id="rId1c7xjhgwqepcc-h4bdlq6">
+      <w:hyperlink w:history="1" r:id="rId_ulatj-_eh_wgr7pxc_c_">
         <w:r>
           <w:rPr>
             <w:rFonts w:ascii="Arial" w:cs="Arial" w:eastAsia="Arial" w:hAnsi="Arial"/>
@@ -23501,6 +23988,7 @@
           </w:tcPr>
           <w:p>
             <w:pPr>
+              <w:keepNext w:val="false"/>
               <w:spacing w:after="40" w:before="0"/>
               <w:jc w:val="center"/>
             </w:pPr>
@@ -23536,6 +24024,7 @@
           </w:tcPr>
           <w:p>
             <w:pPr>
+              <w:keepNext w:val="false"/>
               <w:spacing w:after="40" w:before="0"/>
               <w:jc w:val="center"/>
             </w:pPr>
@@ -23570,6 +24059,7 @@
           </w:tcPr>
           <w:p>
             <w:pPr>
+              <w:keepNext w:val="false"/>
               <w:spacing w:after="40" w:before="0"/>
               <w:jc w:val="left"/>
             </w:pPr>
@@ -23602,6 +24092,7 @@
           </w:tcPr>
           <w:p>
             <w:pPr>
+              <w:keepNext w:val="false"/>
               <w:spacing w:after="40" w:before="0"/>
               <w:jc w:val="left"/>
             </w:pPr>
@@ -23636,6 +24127,7 @@
           </w:tcPr>
           <w:p>
             <w:pPr>
+              <w:keepNext w:val="false"/>
               <w:spacing w:after="40" w:before="0"/>
               <w:jc w:val="left"/>
             </w:pPr>
@@ -23668,6 +24160,7 @@
           </w:tcPr>
           <w:p>
             <w:pPr>
+              <w:keepNext w:val="false"/>
               <w:spacing w:after="40" w:before="0"/>
               <w:jc w:val="left"/>
             </w:pPr>
@@ -23702,6 +24195,7 @@
           </w:tcPr>
           <w:p>
             <w:pPr>
+              <w:keepNext w:val="false"/>
               <w:spacing w:after="40" w:before="0"/>
               <w:jc w:val="left"/>
             </w:pPr>
@@ -23829,6 +24323,7 @@
           </w:tcPr>
           <w:p>
             <w:pPr>
+              <w:keepNext w:val="false"/>
               <w:spacing w:after="40" w:before="0"/>
               <w:jc w:val="left"/>
             </w:pPr>
@@ -23956,6 +24451,7 @@
           </w:tcPr>
           <w:p>
             <w:pPr>
+              <w:keepNext w:val="false"/>
               <w:spacing w:after="40" w:before="0"/>
               <w:jc w:val="left"/>
             </w:pPr>
@@ -24043,6 +24539,7 @@
           </w:tcPr>
           <w:p>
             <w:pPr>
+              <w:keepNext w:val="false"/>
               <w:spacing w:after="40" w:before="0"/>
               <w:jc w:val="left"/>
             </w:pPr>
@@ -24075,6 +24572,7 @@
           </w:tcPr>
           <w:p>
             <w:pPr>
+              <w:keepNext w:val="false"/>
               <w:spacing w:after="40" w:before="0"/>
               <w:jc w:val="left"/>
             </w:pPr>
@@ -24109,6 +24607,7 @@
           </w:tcPr>
           <w:p>
             <w:pPr>
+              <w:keepNext w:val="false"/>
               <w:spacing w:after="40" w:before="0"/>
               <w:jc w:val="left"/>
             </w:pPr>
@@ -24141,6 +24640,7 @@
           </w:tcPr>
           <w:p>
             <w:pPr>
+              <w:keepNext w:val="false"/>
               <w:spacing w:after="40" w:before="0"/>
               <w:jc w:val="left"/>
             </w:pPr>
@@ -24175,6 +24675,7 @@
           </w:tcPr>
           <w:p>
             <w:pPr>
+              <w:keepNext w:val="false"/>
               <w:spacing w:after="40" w:before="0"/>
               <w:jc w:val="left"/>
             </w:pPr>
@@ -24207,6 +24708,7 @@
           </w:tcPr>
           <w:p>
             <w:pPr>
+              <w:keepNext w:val="false"/>
               <w:spacing w:after="40" w:before="0"/>
               <w:jc w:val="left"/>
             </w:pPr>
@@ -24266,6 +24768,7 @@
           </w:tcPr>
           <w:p>
             <w:pPr>
+              <w:keepNext w:val="false"/>
               <w:spacing w:after="40" w:before="0"/>
               <w:jc w:val="center"/>
             </w:pPr>
@@ -24300,6 +24803,7 @@
           </w:tcPr>
           <w:p>
             <w:pPr>
+              <w:keepNext w:val="false"/>
               <w:spacing w:after="40" w:before="0"/>
               <w:jc w:val="left"/>
             </w:pPr>
@@ -24319,6 +24823,7 @@
           </w:p>
           <w:p>
             <w:pPr>
+              <w:keepNext w:val="false"/>
               <w:spacing w:after="40" w:before="0"/>
               <w:jc w:val="left"/>
             </w:pPr>
@@ -24338,6 +24843,7 @@
           </w:p>
           <w:p>
             <w:pPr>
+              <w:keepNext w:val="false"/>
               <w:spacing w:after="40" w:before="0"/>
               <w:jc w:val="left"/>
             </w:pPr>
@@ -24357,6 +24863,7 @@
           </w:p>
           <w:p>
             <w:pPr>
+              <w:keepNext w:val="false"/>
               <w:spacing w:after="40" w:before="0"/>
               <w:jc w:val="left"/>
             </w:pPr>
@@ -24376,6 +24883,7 @@
           </w:p>
           <w:p>
             <w:pPr>
+              <w:keepNext w:val="false"/>
               <w:spacing w:after="40" w:before="0"/>
               <w:jc w:val="left"/>
             </w:pPr>
@@ -24440,6 +24948,7 @@
           </w:tcPr>
           <w:p>
             <w:pPr>
+              <w:keepNext w:val="false"/>
               <w:spacing w:after="40" w:before="0"/>
               <w:jc w:val="center"/>
             </w:pPr>
@@ -24474,6 +24983,7 @@
           </w:tcPr>
           <w:p>
             <w:pPr>
+              <w:keepNext w:val="false"/>
               <w:spacing w:after="40" w:before="0"/>
               <w:jc w:val="left"/>
             </w:pPr>
@@ -24506,6 +25016,7 @@
           </w:tcPr>
           <w:p>
             <w:pPr>
+              <w:keepNext w:val="false"/>
               <w:spacing w:after="40" w:before="0"/>
               <w:jc w:val="left"/>
             </w:pPr>
@@ -24538,6 +25049,7 @@
           </w:tcPr>
           <w:p>
             <w:pPr>
+              <w:keepNext w:val="false"/>
               <w:spacing w:after="40" w:before="0"/>
               <w:jc w:val="left"/>
             </w:pPr>
@@ -24570,6 +25082,7 @@
           </w:tcPr>
           <w:p>
             <w:pPr>
+              <w:keepNext w:val="false"/>
               <w:spacing w:after="40" w:before="0"/>
               <w:jc w:val="left"/>
             </w:pPr>
@@ -24602,6 +25115,7 @@
           </w:tcPr>
           <w:p>
             <w:pPr>
+              <w:keepNext w:val="false"/>
               <w:spacing w:after="40" w:before="0"/>
               <w:jc w:val="left"/>
             </w:pPr>
@@ -24636,6 +25150,7 @@
           </w:tcPr>
           <w:p>
             <w:pPr>
+              <w:keepNext w:val="false"/>
               <w:spacing w:after="40" w:before="0"/>
               <w:jc w:val="left"/>
             </w:pPr>
@@ -24673,7 +25188,7 @@
             <w:pPr>
               <w:spacing w:after="20" w:before="0"/>
             </w:pPr>
-            <w:hyperlink w:history="1" r:id="rIdjnzo-zy7d_6csjkfdyhzx">
+            <w:hyperlink w:history="1" r:id="rId1wnveubfrex3lajtmv70h">
               <w:r>
                 <w:rPr>
                   <w:rFonts w:ascii="Arial" w:cs="Arial" w:eastAsia="Arial" w:hAnsi="Arial"/>
@@ -24706,7 +25221,7 @@
               <w:spacing w:after="10" w:before="0"/>
               <w:ind w:left="120"/>
             </w:pPr>
-            <w:hyperlink w:history="1" r:id="rIdvykald-iyhbnpbr5k7qxu">
+            <w:hyperlink w:history="1" r:id="rIdgg0nyiaitmg-zzlvhcssk">
               <w:r>
                 <w:rPr>
                   <w:rFonts w:ascii="Arial" w:cs="Arial" w:eastAsia="Arial" w:hAnsi="Arial"/>
@@ -24751,7 +25266,7 @@
             <w:pPr>
               <w:spacing w:after="20" w:before="0"/>
             </w:pPr>
-            <w:hyperlink w:history="1" r:id="rIdyyohewvi1ezvdqtzpaxzk">
+            <w:hyperlink w:history="1" r:id="rIdiemtxttyqsbqug8hfqjgt">
               <w:r>
                 <w:rPr>
                   <w:rFonts w:ascii="Arial" w:cs="Arial" w:eastAsia="Arial" w:hAnsi="Arial"/>
@@ -24784,7 +25299,7 @@
               <w:spacing w:after="10" w:before="0"/>
               <w:ind w:left="120"/>
             </w:pPr>
-            <w:hyperlink w:history="1" r:id="rIdx5bftn1ts6rdntm9wu2ly">
+            <w:hyperlink w:history="1" r:id="rIdil4t4ewxwoch5-nkm0ae6">
               <w:r>
                 <w:rPr>
                   <w:rFonts w:ascii="Arial" w:cs="Arial" w:eastAsia="Arial" w:hAnsi="Arial"/>
@@ -24812,6 +25327,7 @@
           </w:tcPr>
           <w:p>
             <w:pPr>
+              <w:keepNext w:val="false"/>
               <w:spacing w:after="40" w:before="0"/>
               <w:jc w:val="left"/>
             </w:pPr>
@@ -24844,6 +25360,7 @@
           </w:tcPr>
           <w:p>
             <w:pPr>
+              <w:keepNext w:val="false"/>
               <w:spacing w:after="40" w:before="0"/>
               <w:jc w:val="left"/>
             </w:pPr>
@@ -24876,6 +25393,7 @@
           </w:tcPr>
           <w:p>
             <w:pPr>
+              <w:keepNext w:val="false"/>
               <w:spacing w:after="40" w:before="0"/>
               <w:jc w:val="left"/>
             </w:pPr>
@@ -24908,6 +25426,7 @@
           </w:tcPr>
           <w:p>
             <w:pPr>
+              <w:keepNext w:val="false"/>
               <w:spacing w:after="40" w:before="0"/>
               <w:jc w:val="left"/>
             </w:pPr>
@@ -24942,6 +25461,7 @@
           </w:tcPr>
           <w:p>
             <w:pPr>
+              <w:keepNext w:val="false"/>
               <w:spacing w:after="40" w:before="0"/>
               <w:jc w:val="left"/>
             </w:pPr>
@@ -24979,7 +25499,7 @@
             <w:pPr>
               <w:spacing w:after="20" w:before="0"/>
             </w:pPr>
-            <w:hyperlink w:history="1" r:id="rIdjroqyc94elc1xcbnw1eea">
+            <w:hyperlink w:history="1" r:id="rIdyiub65xohfjzifrvifx8s">
               <w:r>
                 <w:rPr>
                   <w:rFonts w:ascii="Arial" w:cs="Arial" w:eastAsia="Arial" w:hAnsi="Arial"/>
@@ -25012,7 +25532,7 @@
               <w:spacing w:after="10" w:before="0"/>
               <w:ind w:left="120"/>
             </w:pPr>
-            <w:hyperlink w:history="1" r:id="rIdvpidd-wjnhvkcz8dub3c5">
+            <w:hyperlink w:history="1" r:id="rId8atqurzvxz7uy8x_oivp2">
               <w:r>
                 <w:rPr>
                   <w:rFonts w:ascii="Arial" w:cs="Arial" w:eastAsia="Arial" w:hAnsi="Arial"/>
@@ -25057,7 +25577,7 @@
             <w:pPr>
               <w:spacing w:after="20" w:before="0"/>
             </w:pPr>
-            <w:hyperlink w:history="1" r:id="rIdlndnibiyrwwzwd2tir6wd">
+            <w:hyperlink w:history="1" r:id="rIdeoiv5kd6ikmb1txa332yk">
               <w:r>
                 <w:rPr>
                   <w:rFonts w:ascii="Arial" w:cs="Arial" w:eastAsia="Arial" w:hAnsi="Arial"/>
@@ -25090,7 +25610,7 @@
               <w:spacing w:after="10" w:before="0"/>
               <w:ind w:left="120"/>
             </w:pPr>
-            <w:hyperlink w:history="1" r:id="rIdn964jvi_vykf2t0sfgjai">
+            <w:hyperlink w:history="1" r:id="rId2cwhimiemz01afjn7n3kj">
               <w:r>
                 <w:rPr>
                   <w:rFonts w:ascii="Arial" w:cs="Arial" w:eastAsia="Arial" w:hAnsi="Arial"/>
@@ -25118,6 +25638,7 @@
           </w:tcPr>
           <w:p>
             <w:pPr>
+              <w:keepNext w:val="false"/>
               <w:spacing w:after="40" w:before="0"/>
               <w:jc w:val="left"/>
             </w:pPr>
@@ -25150,6 +25671,7 @@
           </w:tcPr>
           <w:p>
             <w:pPr>
+              <w:keepNext w:val="false"/>
               <w:spacing w:after="40" w:before="0"/>
               <w:jc w:val="left"/>
             </w:pPr>
@@ -25182,6 +25704,7 @@
           </w:tcPr>
           <w:p>
             <w:pPr>
+              <w:keepNext w:val="false"/>
               <w:spacing w:after="40" w:before="0"/>
               <w:jc w:val="left"/>
             </w:pPr>
@@ -25214,6 +25737,7 @@
           </w:tcPr>
           <w:p>
             <w:pPr>
+              <w:keepNext w:val="false"/>
               <w:spacing w:after="40" w:before="0"/>
               <w:jc w:val="left"/>
             </w:pPr>
@@ -25248,6 +25772,7 @@
           </w:tcPr>
           <w:p>
             <w:pPr>
+              <w:keepNext w:val="false"/>
               <w:spacing w:after="40" w:before="0"/>
               <w:jc w:val="left"/>
             </w:pPr>
@@ -25285,7 +25810,7 @@
             <w:pPr>
               <w:spacing w:after="20" w:before="0"/>
             </w:pPr>
-            <w:hyperlink w:history="1" r:id="rIdviluin7kcfwknaszcjwhd">
+            <w:hyperlink w:history="1" r:id="rIdayxwnpwxwsqb2zkidc78_">
               <w:r>
                 <w:rPr>
                   <w:rFonts w:ascii="Arial" w:cs="Arial" w:eastAsia="Arial" w:hAnsi="Arial"/>
@@ -25334,7 +25859,7 @@
               <w:spacing w:after="10" w:before="0"/>
               <w:ind w:left="120"/>
             </w:pPr>
-            <w:hyperlink w:history="1" r:id="rIdyiq605iim21mauy4lrd7c">
+            <w:hyperlink w:history="1" r:id="rIdi6lnl6ktl9rkraip6zwq1">
               <w:r>
                 <w:rPr>
                   <w:rFonts w:ascii="Arial" w:cs="Arial" w:eastAsia="Arial" w:hAnsi="Arial"/>
@@ -25379,7 +25904,7 @@
             <w:pPr>
               <w:spacing w:after="20" w:before="0"/>
             </w:pPr>
-            <w:hyperlink w:history="1" r:id="rId2osxglwwn_kyfd_6gsmy3">
+            <w:hyperlink w:history="1" r:id="rIdxywpy1tzwjgyvsitgk0uv">
               <w:r>
                 <w:rPr>
                   <w:rFonts w:ascii="Arial" w:cs="Arial" w:eastAsia="Arial" w:hAnsi="Arial"/>
@@ -25428,7 +25953,7 @@
               <w:spacing w:after="10" w:before="0"/>
               <w:ind w:left="120"/>
             </w:pPr>
-            <w:hyperlink w:history="1" r:id="rIdponyvagkmnodclikpt43l">
+            <w:hyperlink w:history="1" r:id="rIdqe2d33kkox_hdzzxarerf">
               <w:r>
                 <w:rPr>
                   <w:rFonts w:ascii="Arial" w:cs="Arial" w:eastAsia="Arial" w:hAnsi="Arial"/>
@@ -25456,6 +25981,7 @@
           </w:tcPr>
           <w:p>
             <w:pPr>
+              <w:keepNext w:val="false"/>
               <w:spacing w:after="40" w:before="0"/>
               <w:jc w:val="left"/>
             </w:pPr>
@@ -25488,6 +26014,7 @@
           </w:tcPr>
           <w:p>
             <w:pPr>
+              <w:keepNext w:val="false"/>
               <w:spacing w:after="40" w:before="0"/>
               <w:jc w:val="left"/>
             </w:pPr>
@@ -25520,6 +26047,7 @@
           </w:tcPr>
           <w:p>
             <w:pPr>
+              <w:keepNext w:val="false"/>
               <w:spacing w:after="40" w:before="0"/>
               <w:jc w:val="left"/>
             </w:pPr>
@@ -25552,6 +26080,7 @@
           </w:tcPr>
           <w:p>
             <w:pPr>
+              <w:keepNext w:val="false"/>
               <w:spacing w:after="40" w:before="0"/>
               <w:jc w:val="left"/>
             </w:pPr>
@@ -25586,6 +26115,7 @@
           </w:tcPr>
           <w:p>
             <w:pPr>
+              <w:keepNext w:val="false"/>
               <w:spacing w:after="40" w:before="0"/>
               <w:jc w:val="left"/>
             </w:pPr>
@@ -25623,7 +26153,7 @@
             <w:pPr>
               <w:spacing w:after="20" w:before="0"/>
             </w:pPr>
-            <w:hyperlink w:history="1" r:id="rIdopt--kg_ejyikdqpzyjk_">
+            <w:hyperlink w:history="1" r:id="rIdkigirvalv1xmcedmxgikr">
               <w:r>
                 <w:rPr>
                   <w:rFonts w:ascii="Arial" w:cs="Arial" w:eastAsia="Arial" w:hAnsi="Arial"/>
@@ -25672,7 +26202,7 @@
               <w:spacing w:after="10" w:before="0"/>
               <w:ind w:left="120"/>
             </w:pPr>
-            <w:hyperlink w:history="1" r:id="rIdevvphtez5kg8odcajjsrz">
+            <w:hyperlink w:history="1" r:id="rId3b74pmkgjbl7mbzk4qaye">
               <w:r>
                 <w:rPr>
                   <w:rFonts w:ascii="Arial" w:cs="Arial" w:eastAsia="Arial" w:hAnsi="Arial"/>
@@ -25717,7 +26247,7 @@
             <w:pPr>
               <w:spacing w:after="20" w:before="0"/>
             </w:pPr>
-            <w:hyperlink w:history="1" r:id="rIdbw3h-xjpxqhbvbdoq_8mf">
+            <w:hyperlink w:history="1" r:id="rId73mfetzkg3uu4pqfynplx">
               <w:r>
                 <w:rPr>
                   <w:rFonts w:ascii="Arial" w:cs="Arial" w:eastAsia="Arial" w:hAnsi="Arial"/>
@@ -25766,7 +26296,7 @@
               <w:spacing w:after="10" w:before="0"/>
               <w:ind w:left="120"/>
             </w:pPr>
-            <w:hyperlink w:history="1" r:id="rIdpgclzek1-hynj1xdyc5mj">
+            <w:hyperlink w:history="1" r:id="rIdgaqwvuynw-gtyrfbs230i">
               <w:r>
                 <w:rPr>
                   <w:rFonts w:ascii="Arial" w:cs="Arial" w:eastAsia="Arial" w:hAnsi="Arial"/>
@@ -25794,6 +26324,7 @@
           </w:tcPr>
           <w:p>
             <w:pPr>
+              <w:keepNext w:val="false"/>
               <w:spacing w:after="40" w:before="0"/>
               <w:jc w:val="left"/>
             </w:pPr>
@@ -25826,6 +26357,7 @@
           </w:tcPr>
           <w:p>
             <w:pPr>
+              <w:keepNext w:val="false"/>
               <w:spacing w:after="40" w:before="0"/>
               <w:jc w:val="left"/>
             </w:pPr>
@@ -25858,6 +26390,7 @@
           </w:tcPr>
           <w:p>
             <w:pPr>
+              <w:keepNext w:val="false"/>
               <w:spacing w:after="40" w:before="0"/>
               <w:jc w:val="left"/>
             </w:pPr>
@@ -25890,6 +26423,7 @@
           </w:tcPr>
           <w:p>
             <w:pPr>
+              <w:keepNext w:val="false"/>
               <w:spacing w:after="40" w:before="0"/>
               <w:jc w:val="left"/>
             </w:pPr>
@@ -25924,6 +26458,7 @@
           </w:tcPr>
           <w:p>
             <w:pPr>
+              <w:keepNext w:val="false"/>
               <w:spacing w:after="40" w:before="0"/>
               <w:jc w:val="left"/>
             </w:pPr>
@@ -25961,7 +26496,7 @@
             <w:pPr>
               <w:spacing w:after="20" w:before="0"/>
             </w:pPr>
-            <w:hyperlink w:history="1" r:id="rIdig6fdoprnwsil-c8i7luv">
+            <w:hyperlink w:history="1" r:id="rIds79vbgz2j2lfotedkedkz">
               <w:r>
                 <w:rPr>
                   <w:rFonts w:ascii="Arial" w:cs="Arial" w:eastAsia="Arial" w:hAnsi="Arial"/>
@@ -25994,7 +26529,7 @@
               <w:spacing w:after="10" w:before="0"/>
               <w:ind w:left="120"/>
             </w:pPr>
-            <w:hyperlink w:history="1" r:id="rId76zyf4lgezmmqjzkefk3d">
+            <w:hyperlink w:history="1" r:id="rIdfpdquvlgxvs3la_jm6bqm">
               <w:r>
                 <w:rPr>
                   <w:rFonts w:ascii="Arial" w:cs="Arial" w:eastAsia="Arial" w:hAnsi="Arial"/>
@@ -26039,7 +26574,7 @@
             <w:pPr>
               <w:spacing w:after="20" w:before="0"/>
             </w:pPr>
-            <w:hyperlink w:history="1" r:id="rIdkshnzkdntu8wtkqyki6d4">
+            <w:hyperlink w:history="1" r:id="rIdifj0twjabjp45gahexs5c">
               <w:r>
                 <w:rPr>
                   <w:rFonts w:ascii="Arial" w:cs="Arial" w:eastAsia="Arial" w:hAnsi="Arial"/>
@@ -26072,7 +26607,7 @@
               <w:spacing w:after="10" w:before="0"/>
               <w:ind w:left="120"/>
             </w:pPr>
-            <w:hyperlink w:history="1" r:id="rIdccnfeljodpkckqmndvyqn">
+            <w:hyperlink w:history="1" r:id="rIdnsykim-6et85yl9qvt4qz">
               <w:r>
                 <w:rPr>
                   <w:rFonts w:ascii="Arial" w:cs="Arial" w:eastAsia="Arial" w:hAnsi="Arial"/>
@@ -26100,6 +26635,7 @@
           </w:tcPr>
           <w:p>
             <w:pPr>
+              <w:keepNext w:val="false"/>
               <w:spacing w:after="40" w:before="0"/>
               <w:jc w:val="left"/>
             </w:pPr>
@@ -26132,6 +26668,7 @@
           </w:tcPr>
           <w:p>
             <w:pPr>
+              <w:keepNext w:val="false"/>
               <w:spacing w:after="40" w:before="0"/>
               <w:jc w:val="left"/>
             </w:pPr>
@@ -26164,6 +26701,7 @@
           </w:tcPr>
           <w:p>
             <w:pPr>
+              <w:keepNext w:val="false"/>
               <w:spacing w:after="40" w:before="0"/>
               <w:jc w:val="left"/>
             </w:pPr>
@@ -26196,6 +26734,7 @@
           </w:tcPr>
           <w:p>
             <w:pPr>
+              <w:keepNext w:val="false"/>
               <w:spacing w:after="40" w:before="0"/>
               <w:jc w:val="left"/>
             </w:pPr>
@@ -26255,6 +26794,7 @@
           </w:tcPr>
           <w:p>
             <w:pPr>
+              <w:keepNext w:val="false"/>
               <w:spacing w:after="40" w:before="0"/>
               <w:jc w:val="center"/>
             </w:pPr>
@@ -26289,6 +26829,7 @@
           </w:tcPr>
           <w:p>
             <w:pPr>
+              <w:keepNext w:val="false"/>
               <w:spacing w:after="40" w:before="0"/>
               <w:jc w:val="left"/>
             </w:pPr>
@@ -26308,6 +26849,7 @@
           </w:p>
           <w:p>
             <w:pPr>
+              <w:keepNext w:val="false"/>
               <w:spacing w:after="40" w:before="0"/>
               <w:jc w:val="left"/>
             </w:pPr>
@@ -26327,6 +26869,7 @@
           </w:p>
           <w:p>
             <w:pPr>
+              <w:keepNext w:val="false"/>
               <w:spacing w:after="40" w:before="0"/>
               <w:jc w:val="left"/>
             </w:pPr>
@@ -26346,6 +26889,7 @@
           </w:p>
           <w:p>
             <w:pPr>
+              <w:keepNext w:val="false"/>
               <w:spacing w:after="40" w:before="0"/>
               <w:jc w:val="left"/>
             </w:pPr>
@@ -26365,6 +26909,7 @@
           </w:p>
           <w:p>
             <w:pPr>
+              <w:keepNext w:val="false"/>
               <w:spacing w:after="40" w:before="0"/>
               <w:jc w:val="left"/>
             </w:pPr>
@@ -26384,6 +26929,7 @@
           </w:p>
           <w:p>
             <w:pPr>
+              <w:keepNext w:val="false"/>
               <w:spacing w:after="40" w:before="0"/>
               <w:jc w:val="left"/>
             </w:pPr>
@@ -26403,6 +26949,7 @@
           </w:p>
           <w:p>
             <w:pPr>
+              <w:keepNext w:val="false"/>
               <w:spacing w:after="40" w:before="0"/>
               <w:jc w:val="left"/>
             </w:pPr>
@@ -26422,6 +26969,7 @@
           </w:p>
           <w:p>
             <w:pPr>
+              <w:keepNext w:val="false"/>
               <w:spacing w:after="40" w:before="0"/>
               <w:jc w:val="left"/>
             </w:pPr>
@@ -26441,6 +26989,7 @@
           </w:p>
           <w:p>
             <w:pPr>
+              <w:keepNext w:val="false"/>
               <w:spacing w:after="40" w:before="0"/>
               <w:jc w:val="left"/>
             </w:pPr>
@@ -26502,6 +27051,7 @@
           </w:tcPr>
           <w:p>
             <w:pPr>
+              <w:keepNext w:val="false"/>
               <w:spacing w:after="40" w:before="0"/>
               <w:jc w:val="center"/>
             </w:pPr>
@@ -26536,6 +27086,7 @@
           </w:tcPr>
           <w:p>
             <w:pPr>
+              <w:keepNext w:val="false"/>
               <w:spacing w:after="40" w:before="0"/>
               <w:jc w:val="left"/>
             </w:pPr>
@@ -26568,6 +27119,7 @@
           </w:tcPr>
           <w:p>
             <w:pPr>
+              <w:keepNext w:val="false"/>
               <w:spacing w:after="40" w:before="0"/>
               <w:jc w:val="left"/>
             </w:pPr>
@@ -26602,6 +27154,7 @@
           </w:tcPr>
           <w:p>
             <w:pPr>
+              <w:keepNext w:val="false"/>
               <w:spacing w:after="40" w:before="0"/>
               <w:jc w:val="left"/>
             </w:pPr>
@@ -26634,6 +27187,7 @@
           </w:tcPr>
           <w:p>
             <w:pPr>
+              <w:keepNext w:val="false"/>
               <w:spacing w:after="40" w:before="0"/>
               <w:jc w:val="left"/>
             </w:pPr>
@@ -26668,6 +27222,7 @@
           </w:tcPr>
           <w:p>
             <w:pPr>
+              <w:keepNext w:val="false"/>
               <w:spacing w:after="40" w:before="0"/>
               <w:jc w:val="left"/>
             </w:pPr>
@@ -26700,6 +27255,7 @@
           </w:tcPr>
           <w:p>
             <w:pPr>
+              <w:keepNext w:val="false"/>
               <w:spacing w:after="40" w:before="0"/>
               <w:jc w:val="left"/>
             </w:pPr>
@@ -26736,7 +27292,7 @@
         </w:rPr>
         <w:t xml:space="preserve">© 2026 SeaVuria and ARES. Aligned with KICD objectives. Developed by SeaVuria; technical implementation by ARES (with AI assistance from Claude). Licensed under </w:t>
       </w:r>
-      <w:hyperlink w:history="1" r:id="rIdob2p1zchlszka9_xaw5ve">
+      <w:hyperlink w:history="1" r:id="rIdrosqpemyemzwrlzpbi9ll">
         <w:r>
           <w:rPr>
             <w:rFonts w:ascii="Arial" w:cs="Arial" w:eastAsia="Arial" w:hAnsi="Arial"/>
@@ -26757,7 +27313,7 @@
         </w:rPr>
         <w:t xml:space="preserve"> (</w:t>
       </w:r>
-      <w:hyperlink w:history="1" r:id="rId5ysx0vcxw3x5v86jgis6a">
+      <w:hyperlink w:history="1" r:id="rIdtylbisz4fbcfgkzdnojea">
         <w:r>
           <w:rPr>
             <w:rFonts w:ascii="Arial" w:cs="Arial" w:eastAsia="Arial" w:hAnsi="Arial"/>
@@ -26818,6 +27374,7 @@
           </w:tcPr>
           <w:p>
             <w:pPr>
+              <w:keepNext w:val="false"/>
               <w:spacing w:after="40" w:before="0"/>
               <w:jc w:val="center"/>
             </w:pPr>
@@ -26852,6 +27409,7 @@
           </w:tcPr>
           <w:p>
             <w:pPr>
+              <w:keepNext w:val="false"/>
               <w:spacing w:after="40" w:before="0"/>
               <w:jc w:val="left"/>
             </w:pPr>
@@ -26884,6 +27442,7 @@
           </w:tcPr>
           <w:p>
             <w:pPr>
+              <w:keepNext w:val="false"/>
               <w:spacing w:after="40" w:before="0"/>
               <w:jc w:val="left"/>
             </w:pPr>
@@ -26916,6 +27475,7 @@
           </w:tcPr>
           <w:p>
             <w:pPr>
+              <w:keepNext w:val="false"/>
               <w:spacing w:after="40" w:before="0"/>
               <w:jc w:val="left"/>
             </w:pPr>
@@ -26950,6 +27510,7 @@
           </w:tcPr>
           <w:p>
             <w:pPr>
+              <w:keepNext w:val="false"/>
               <w:spacing w:after="40" w:before="0"/>
               <w:jc w:val="left"/>
             </w:pPr>
@@ -26982,6 +27543,7 @@
           </w:tcPr>
           <w:p>
             <w:pPr>
+              <w:keepNext w:val="false"/>
               <w:spacing w:after="40" w:before="0"/>
               <w:jc w:val="left"/>
             </w:pPr>
@@ -27014,6 +27576,7 @@
           </w:tcPr>
           <w:p>
             <w:pPr>
+              <w:keepNext w:val="false"/>
               <w:spacing w:after="40" w:before="0"/>
               <w:jc w:val="left"/>
             </w:pPr>
@@ -27048,6 +27611,7 @@
           </w:tcPr>
           <w:p>
             <w:pPr>
+              <w:keepNext w:val="false"/>
               <w:spacing w:after="40" w:before="0"/>
               <w:jc w:val="left"/>
             </w:pPr>
@@ -27080,6 +27644,7 @@
           </w:tcPr>
           <w:p>
             <w:pPr>
+              <w:keepNext w:val="false"/>
               <w:spacing w:after="40" w:before="0"/>
               <w:jc w:val="left"/>
             </w:pPr>
@@ -27112,6 +27677,7 @@
           </w:tcPr>
           <w:p>
             <w:pPr>
+              <w:keepNext w:val="false"/>
               <w:spacing w:after="40" w:before="0"/>
               <w:jc w:val="left"/>
             </w:pPr>
@@ -27146,6 +27712,7 @@
           </w:tcPr>
           <w:p>
             <w:pPr>
+              <w:keepNext w:val="false"/>
               <w:spacing w:after="40" w:before="0"/>
               <w:jc w:val="left"/>
             </w:pPr>
@@ -27178,6 +27745,7 @@
           </w:tcPr>
           <w:p>
             <w:pPr>
+              <w:keepNext w:val="false"/>
               <w:spacing w:after="40" w:before="0"/>
               <w:jc w:val="left"/>
             </w:pPr>
@@ -27210,6 +27778,7 @@
           </w:tcPr>
           <w:p>
             <w:pPr>
+              <w:keepNext w:val="false"/>
               <w:spacing w:after="40" w:before="0"/>
               <w:jc w:val="left"/>
             </w:pPr>

--- a/data/outputs/v2/Core_Mathematics/SS2.4_Trigonometry_1/Core_Mathematics_Trigonometry_1_CBE_LessonSequence.docx
+++ b/data/outputs/v2/Core_Mathematics/SS2.4_Trigonometry_1/Core_Mathematics_Trigonometry_1_CBE_LessonSequence.docx
@@ -2478,7 +2478,7 @@
         </w:rPr>
         <w:t xml:space="preserve">© 2026 SeaVuria and ARES. This work is licensed under a </w:t>
       </w:r>
-      <w:hyperlink w:history="1" r:id="rIdrlq984rnmdpo9hhf2jxa0">
+      <w:hyperlink w:history="1" r:id="rIdxrkaje_f0zruq_nrfjj8k">
         <w:r>
           <w:rPr>
             <w:rFonts w:ascii="Arial" w:cs="Arial" w:eastAsia="Arial" w:hAnsi="Arial"/>
@@ -2498,7 +2498,7 @@
         </w:rPr>
         <w:t xml:space="preserve"> (</w:t>
       </w:r>
-      <w:hyperlink w:history="1" r:id="rIddfgvurdkk8flnhrjm9gy-">
+      <w:hyperlink w:history="1" r:id="rIdp-ceajttow_l63zmno61i">
         <w:r>
           <w:rPr>
             <w:rFonts w:ascii="Arial" w:cs="Arial" w:eastAsia="Arial" w:hAnsi="Arial"/>
@@ -2518,7 +2518,7 @@
         </w:rPr>
         <w:t xml:space="preserve">). To view a copy of this license, visit </w:t>
       </w:r>
-      <w:hyperlink w:history="1" r:id="rIdb0losx5ns5l_qov0xpxip">
+      <w:hyperlink w:history="1" r:id="rIdfunewse-k8ju5hazf-rhr">
         <w:r>
           <w:rPr>
             <w:rFonts w:ascii="Arial" w:cs="Arial" w:eastAsia="Arial" w:hAnsi="Arial"/>
@@ -3557,7 +3557,7 @@
             <w:pPr>
               <w:spacing w:after="20" w:before="0"/>
             </w:pPr>
-            <w:hyperlink w:history="1" r:id="rIdljupqh6shgyxvlyq0wggg">
+            <w:hyperlink w:history="1" r:id="rIdfr-e2nfm1pji8l6m5hehd">
               <w:r>
                 <w:rPr>
                   <w:rFonts w:ascii="Arial" w:cs="Arial" w:eastAsia="Arial" w:hAnsi="Arial"/>
@@ -3590,7 +3590,7 @@
               <w:spacing w:after="10" w:before="0"/>
               <w:ind w:left="120"/>
             </w:pPr>
-            <w:hyperlink w:history="1" r:id="rIdefrugpjj-21k8cg5no6zi">
+            <w:hyperlink w:history="1" r:id="rIdy1himbhlgnt-qjcszixwh">
               <w:r>
                 <w:rPr>
                   <w:rFonts w:ascii="Arial" w:cs="Arial" w:eastAsia="Arial" w:hAnsi="Arial"/>
@@ -3635,7 +3635,7 @@
             <w:pPr>
               <w:spacing w:after="20" w:before="0"/>
             </w:pPr>
-            <w:hyperlink w:history="1" r:id="rIdqwy4tqu4ihw01fpkardhl">
+            <w:hyperlink w:history="1" r:id="rIdykp9j6sya3bs4_o3lbggi">
               <w:r>
                 <w:rPr>
                   <w:rFonts w:ascii="Arial" w:cs="Arial" w:eastAsia="Arial" w:hAnsi="Arial"/>
@@ -3668,7 +3668,7 @@
               <w:spacing w:after="10" w:before="0"/>
               <w:ind w:left="120"/>
             </w:pPr>
-            <w:hyperlink w:history="1" r:id="rIdw2epe1ag2qjt-2kdirdua">
+            <w:hyperlink w:history="1" r:id="rIdwl8p54leoaxh1cmv4s7i2">
               <w:r>
                 <w:rPr>
                   <w:rFonts w:ascii="Arial" w:cs="Arial" w:eastAsia="Arial" w:hAnsi="Arial"/>
@@ -3868,7 +3868,7 @@
             <w:pPr>
               <w:spacing w:after="20" w:before="0"/>
             </w:pPr>
-            <w:hyperlink w:history="1" r:id="rId9qurvrdczo0ndkz2n0ypq">
+            <w:hyperlink w:history="1" r:id="rIdjziftwduv1hfu2thlvjld">
               <w:r>
                 <w:rPr>
                   <w:rFonts w:ascii="Arial" w:cs="Arial" w:eastAsia="Arial" w:hAnsi="Arial"/>
@@ -3901,7 +3901,7 @@
               <w:spacing w:after="10" w:before="0"/>
               <w:ind w:left="120"/>
             </w:pPr>
-            <w:hyperlink w:history="1" r:id="rIdbsjxtwh-aavt_ckkei2og">
+            <w:hyperlink w:history="1" r:id="rIdzzi2mxrk2xnnzrvqtxiwx">
               <w:r>
                 <w:rPr>
                   <w:rFonts w:ascii="Arial" w:cs="Arial" w:eastAsia="Arial" w:hAnsi="Arial"/>
@@ -3946,7 +3946,7 @@
             <w:pPr>
               <w:spacing w:after="20" w:before="0"/>
             </w:pPr>
-            <w:hyperlink w:history="1" r:id="rIdyvrdtgnjhapchvrkxfyk0">
+            <w:hyperlink w:history="1" r:id="rIdz8coostn3pptob9jldbpk">
               <w:r>
                 <w:rPr>
                   <w:rFonts w:ascii="Arial" w:cs="Arial" w:eastAsia="Arial" w:hAnsi="Arial"/>
@@ -3979,7 +3979,7 @@
               <w:spacing w:after="10" w:before="0"/>
               <w:ind w:left="120"/>
             </w:pPr>
-            <w:hyperlink w:history="1" r:id="rId9wusu1fdo-50lhzlnqxyw">
+            <w:hyperlink w:history="1" r:id="rIdqjpfvur98cmvlaczv-bmq">
               <w:r>
                 <w:rPr>
                   <w:rFonts w:ascii="Arial" w:cs="Arial" w:eastAsia="Arial" w:hAnsi="Arial"/>
@@ -4259,7 +4259,7 @@
             <w:pPr>
               <w:spacing w:after="20" w:before="0"/>
             </w:pPr>
-            <w:hyperlink w:history="1" r:id="rId-kkztcic_d6wcs3rrcfel">
+            <w:hyperlink w:history="1" r:id="rId_itzpwshddqqfpf6blzxe">
               <w:r>
                 <w:rPr>
                   <w:rFonts w:ascii="Arial" w:cs="Arial" w:eastAsia="Arial" w:hAnsi="Arial"/>
@@ -4292,7 +4292,7 @@
               <w:spacing w:after="10" w:before="0"/>
               <w:ind w:left="120"/>
             </w:pPr>
-            <w:hyperlink w:history="1" r:id="rIduuwibsprxscmfwozuate6">
+            <w:hyperlink w:history="1" r:id="rIdlbh4sob2dc6bbjetdf70t">
               <w:r>
                 <w:rPr>
                   <w:rFonts w:ascii="Arial" w:cs="Arial" w:eastAsia="Arial" w:hAnsi="Arial"/>
@@ -4337,7 +4337,7 @@
             <w:pPr>
               <w:spacing w:after="20" w:before="0"/>
             </w:pPr>
-            <w:hyperlink w:history="1" r:id="rIdprd4vuarckrcfrgai0a7v">
+            <w:hyperlink w:history="1" r:id="rIdneesoysddox6wk41phxt5">
               <w:r>
                 <w:rPr>
                   <w:rFonts w:ascii="Arial" w:cs="Arial" w:eastAsia="Arial" w:hAnsi="Arial"/>
@@ -4386,7 +4386,7 @@
               <w:spacing w:after="10" w:before="0"/>
               <w:ind w:left="120"/>
             </w:pPr>
-            <w:hyperlink w:history="1" r:id="rId_8d_hcmoqgqepw0cv7mcx">
+            <w:hyperlink w:history="1" r:id="rId5d8vwcjoiyvego7rxoubf">
               <w:r>
                 <w:rPr>
                   <w:rFonts w:ascii="Arial" w:cs="Arial" w:eastAsia="Arial" w:hAnsi="Arial"/>
@@ -4586,7 +4586,7 @@
             <w:pPr>
               <w:spacing w:after="20" w:before="0"/>
             </w:pPr>
-            <w:hyperlink w:history="1" r:id="rId3sblbmj-zx8d2muyiqi11">
+            <w:hyperlink w:history="1" r:id="rIdlt8n0rfpl8515e6jssl-r">
               <w:r>
                 <w:rPr>
                   <w:rFonts w:ascii="Arial" w:cs="Arial" w:eastAsia="Arial" w:hAnsi="Arial"/>
@@ -4619,7 +4619,7 @@
               <w:spacing w:after="10" w:before="0"/>
               <w:ind w:left="120"/>
             </w:pPr>
-            <w:hyperlink w:history="1" r:id="rIdkc2mxbwuvk0bglek7bogu">
+            <w:hyperlink w:history="1" r:id="rIdxfifgvkwldmtrsgtuz4uc">
               <w:r>
                 <w:rPr>
                   <w:rFonts w:ascii="Arial" w:cs="Arial" w:eastAsia="Arial" w:hAnsi="Arial"/>
@@ -4664,7 +4664,7 @@
             <w:pPr>
               <w:spacing w:after="20" w:before="0"/>
             </w:pPr>
-            <w:hyperlink w:history="1" r:id="rIdmgccqy5gq-si2eixstqim">
+            <w:hyperlink w:history="1" r:id="rIdqoaht1hzzfyvat6n3tkha">
               <w:r>
                 <w:rPr>
                   <w:rFonts w:ascii="Arial" w:cs="Arial" w:eastAsia="Arial" w:hAnsi="Arial"/>
@@ -4713,7 +4713,7 @@
               <w:spacing w:after="10" w:before="0"/>
               <w:ind w:left="120"/>
             </w:pPr>
-            <w:hyperlink w:history="1" r:id="rId3mwqn_9u99ktpuyjnxjg9">
+            <w:hyperlink w:history="1" r:id="rIdhlrkcmtl837_xylfg4gyw">
               <w:r>
                 <w:rPr>
                   <w:rFonts w:ascii="Arial" w:cs="Arial" w:eastAsia="Arial" w:hAnsi="Arial"/>
@@ -4913,7 +4913,7 @@
             <w:pPr>
               <w:spacing w:after="20" w:before="0"/>
             </w:pPr>
-            <w:hyperlink w:history="1" r:id="rIdbw7qafk64tjcefweosqlq">
+            <w:hyperlink w:history="1" r:id="rId5e7lwffcfoyxvubnqntry">
               <w:r>
                 <w:rPr>
                   <w:rFonts w:ascii="Arial" w:cs="Arial" w:eastAsia="Arial" w:hAnsi="Arial"/>
@@ -4946,7 +4946,7 @@
               <w:spacing w:after="10" w:before="0"/>
               <w:ind w:left="120"/>
             </w:pPr>
-            <w:hyperlink w:history="1" r:id="rIdmw2utg_z70awcuiztjvfb">
+            <w:hyperlink w:history="1" r:id="rIdklyrdgnwtyjowjavrtpoo">
               <w:r>
                 <w:rPr>
                   <w:rFonts w:ascii="Arial" w:cs="Arial" w:eastAsia="Arial" w:hAnsi="Arial"/>
@@ -4991,7 +4991,7 @@
             <w:pPr>
               <w:spacing w:after="20" w:before="0"/>
             </w:pPr>
-            <w:hyperlink w:history="1" r:id="rId5w39psthidcbbkne8z6gf">
+            <w:hyperlink w:history="1" r:id="rIde7ujjvnsnz6tbg4_fcmm7">
               <w:r>
                 <w:rPr>
                   <w:rFonts w:ascii="Arial" w:cs="Arial" w:eastAsia="Arial" w:hAnsi="Arial"/>
@@ -5040,7 +5040,7 @@
               <w:spacing w:after="10" w:before="0"/>
               <w:ind w:left="120"/>
             </w:pPr>
-            <w:hyperlink w:history="1" r:id="rId940s6iksejjgtg6mj0y-4">
+            <w:hyperlink w:history="1" r:id="rIdbjo0brrsu-dfsxjpayjqm">
               <w:r>
                 <w:rPr>
                   <w:rFonts w:ascii="Arial" w:cs="Arial" w:eastAsia="Arial" w:hAnsi="Arial"/>
@@ -5565,7 +5565,7 @@
         </w:rPr>
         <w:t xml:space="preserve">© 2026 SeaVuria and ARES. Aligned with KICD objectives. Developed by SeaVuria; technical implementation by ARES (with AI assistance from Claude). Licensed under </w:t>
       </w:r>
-      <w:hyperlink w:history="1" r:id="rIdhhjkti0y1okgy5ud3b089">
+      <w:hyperlink w:history="1" r:id="rIdhe9wtn3xy8agboww3npvr">
         <w:r>
           <w:rPr>
             <w:rFonts w:ascii="Arial" w:cs="Arial" w:eastAsia="Arial" w:hAnsi="Arial"/>
@@ -5586,7 +5586,7 @@
         </w:rPr>
         <w:t xml:space="preserve"> (</w:t>
       </w:r>
-      <w:hyperlink w:history="1" r:id="rIdn-0cyuvgpeu61zrd_tjmy">
+      <w:hyperlink w:history="1" r:id="rId_uiugtsfolwroyajfn7ye">
         <w:r>
           <w:rPr>
             <w:rFonts w:ascii="Arial" w:cs="Arial" w:eastAsia="Arial" w:hAnsi="Arial"/>
@@ -6706,7 +6706,7 @@
             <w:pPr>
               <w:spacing w:after="20" w:before="0"/>
             </w:pPr>
-            <w:hyperlink w:history="1" r:id="rIdbtdaj_8vbyfffapp3pmfu">
+            <w:hyperlink w:history="1" r:id="rIdkswq_wgg9l596tqppl4jw">
               <w:r>
                 <w:rPr>
                   <w:rFonts w:ascii="Arial" w:cs="Arial" w:eastAsia="Arial" w:hAnsi="Arial"/>
@@ -6739,7 +6739,7 @@
               <w:spacing w:after="10" w:before="0"/>
               <w:ind w:left="120"/>
             </w:pPr>
-            <w:hyperlink w:history="1" r:id="rIdwi7yw1xh-efghvpmse8uq">
+            <w:hyperlink w:history="1" r:id="rIdrb12apexmumjumvp1h1sr">
               <w:r>
                 <w:rPr>
                   <w:rFonts w:ascii="Arial" w:cs="Arial" w:eastAsia="Arial" w:hAnsi="Arial"/>
@@ -6784,7 +6784,7 @@
             <w:pPr>
               <w:spacing w:after="20" w:before="0"/>
             </w:pPr>
-            <w:hyperlink w:history="1" r:id="rId9k79_gpu3xq9nnzfcr62x">
+            <w:hyperlink w:history="1" r:id="rIdza9feik0i5v5sf4xtpwl4">
               <w:r>
                 <w:rPr>
                   <w:rFonts w:ascii="Arial" w:cs="Arial" w:eastAsia="Arial" w:hAnsi="Arial"/>
@@ -6817,7 +6817,7 @@
               <w:spacing w:after="10" w:before="0"/>
               <w:ind w:left="120"/>
             </w:pPr>
-            <w:hyperlink w:history="1" r:id="rId4gxy4suvzaivnpwsxvv8o">
+            <w:hyperlink w:history="1" r:id="rIdsws3mm_0yekcjryjzsl0s">
               <w:r>
                 <w:rPr>
                   <w:rFonts w:ascii="Arial" w:cs="Arial" w:eastAsia="Arial" w:hAnsi="Arial"/>
@@ -7017,7 +7017,7 @@
             <w:pPr>
               <w:spacing w:after="20" w:before="0"/>
             </w:pPr>
-            <w:hyperlink w:history="1" r:id="rIdtbax6fj5toasrxm7rbvg0">
+            <w:hyperlink w:history="1" r:id="rIdytdcmrwsghaskn5bbky-6">
               <w:r>
                 <w:rPr>
                   <w:rFonts w:ascii="Arial" w:cs="Arial" w:eastAsia="Arial" w:hAnsi="Arial"/>
@@ -7050,7 +7050,7 @@
               <w:spacing w:after="10" w:before="0"/>
               <w:ind w:left="120"/>
             </w:pPr>
-            <w:hyperlink w:history="1" r:id="rIdj7aaa8kc-uexpu5gdi3x0">
+            <w:hyperlink w:history="1" r:id="rIdnetbzzibpzluoybefkich">
               <w:r>
                 <w:rPr>
                   <w:rFonts w:ascii="Arial" w:cs="Arial" w:eastAsia="Arial" w:hAnsi="Arial"/>
@@ -7095,7 +7095,7 @@
             <w:pPr>
               <w:spacing w:after="20" w:before="0"/>
             </w:pPr>
-            <w:hyperlink w:history="1" r:id="rId0pqho6n9bin_s5llv-kat">
+            <w:hyperlink w:history="1" r:id="rIdjhuw6kr86ncmryj3roiyv">
               <w:r>
                 <w:rPr>
                   <w:rFonts w:ascii="Arial" w:cs="Arial" w:eastAsia="Arial" w:hAnsi="Arial"/>
@@ -7128,7 +7128,7 @@
               <w:spacing w:after="10" w:before="0"/>
               <w:ind w:left="120"/>
             </w:pPr>
-            <w:hyperlink w:history="1" r:id="rId4gvssqwq4j9mjgev4grup">
+            <w:hyperlink w:history="1" r:id="rIdd8mob1j6dju8smivk9uui">
               <w:r>
                 <w:rPr>
                   <w:rFonts w:ascii="Arial" w:cs="Arial" w:eastAsia="Arial" w:hAnsi="Arial"/>
@@ -7328,7 +7328,7 @@
             <w:pPr>
               <w:spacing w:after="20" w:before="0"/>
             </w:pPr>
-            <w:hyperlink w:history="1" r:id="rIdmlcrlpe5vsltrsi8ve-tp">
+            <w:hyperlink w:history="1" r:id="rId5o2cq1qdz7tstxegq2kpi">
               <w:r>
                 <w:rPr>
                   <w:rFonts w:ascii="Arial" w:cs="Arial" w:eastAsia="Arial" w:hAnsi="Arial"/>
@@ -7361,7 +7361,7 @@
               <w:spacing w:after="10" w:before="0"/>
               <w:ind w:left="120"/>
             </w:pPr>
-            <w:hyperlink w:history="1" r:id="rIdc_umfxz4snyy7rqjrucmw">
+            <w:hyperlink w:history="1" r:id="rIdh2wyu-nylspdvzgce6chd">
               <w:r>
                 <w:rPr>
                   <w:rFonts w:ascii="Arial" w:cs="Arial" w:eastAsia="Arial" w:hAnsi="Arial"/>
@@ -7406,7 +7406,7 @@
             <w:pPr>
               <w:spacing w:after="20" w:before="0"/>
             </w:pPr>
-            <w:hyperlink w:history="1" r:id="rIdkhj9r7gxlhzoskr8m8ulb">
+            <w:hyperlink w:history="1" r:id="rId7kfur8mzz5kqykv-abj0v">
               <w:r>
                 <w:rPr>
                   <w:rFonts w:ascii="Arial" w:cs="Arial" w:eastAsia="Arial" w:hAnsi="Arial"/>
@@ -7455,7 +7455,7 @@
               <w:spacing w:after="10" w:before="0"/>
               <w:ind w:left="120"/>
             </w:pPr>
-            <w:hyperlink w:history="1" r:id="rIdbcwn2tsfi8nbzy0l86ypa">
+            <w:hyperlink w:history="1" r:id="rIdhch81o8vagwtdril0pd2p">
               <w:r>
                 <w:rPr>
                   <w:rFonts w:ascii="Arial" w:cs="Arial" w:eastAsia="Arial" w:hAnsi="Arial"/>
@@ -7655,7 +7655,7 @@
             <w:pPr>
               <w:spacing w:after="20" w:before="0"/>
             </w:pPr>
-            <w:hyperlink w:history="1" r:id="rIdfrej6hq1wxt1v28fnfod6">
+            <w:hyperlink w:history="1" r:id="rIdl0lcr7adwr4r7ardxy3jm">
               <w:r>
                 <w:rPr>
                   <w:rFonts w:ascii="Arial" w:cs="Arial" w:eastAsia="Arial" w:hAnsi="Arial"/>
@@ -7688,7 +7688,7 @@
               <w:spacing w:after="10" w:before="0"/>
               <w:ind w:left="120"/>
             </w:pPr>
-            <w:hyperlink w:history="1" r:id="rIdazmijuo4dzik8zppljyzp">
+            <w:hyperlink w:history="1" r:id="rId5lrqwckojsrig5a9sfcra">
               <w:r>
                 <w:rPr>
                   <w:rFonts w:ascii="Arial" w:cs="Arial" w:eastAsia="Arial" w:hAnsi="Arial"/>
@@ -7733,7 +7733,7 @@
             <w:pPr>
               <w:spacing w:after="20" w:before="0"/>
             </w:pPr>
-            <w:hyperlink w:history="1" r:id="rIdqjf_tafceqfcid8akd25z">
+            <w:hyperlink w:history="1" r:id="rIdf-t7yvq9nbdw-2jwou64x">
               <w:r>
                 <w:rPr>
                   <w:rFonts w:ascii="Arial" w:cs="Arial" w:eastAsia="Arial" w:hAnsi="Arial"/>
@@ -7782,7 +7782,7 @@
               <w:spacing w:after="10" w:before="0"/>
               <w:ind w:left="120"/>
             </w:pPr>
-            <w:hyperlink w:history="1" r:id="rIdeq0bosev-qwpdbt8krmot">
+            <w:hyperlink w:history="1" r:id="rIdlf30znh_q9m5qzqvbbl95">
               <w:r>
                 <w:rPr>
                   <w:rFonts w:ascii="Arial" w:cs="Arial" w:eastAsia="Arial" w:hAnsi="Arial"/>
@@ -7982,7 +7982,7 @@
             <w:pPr>
               <w:spacing w:after="20" w:before="0"/>
             </w:pPr>
-            <w:hyperlink w:history="1" r:id="rIdvo5qrbj1d9yjd1aq686ab">
+            <w:hyperlink w:history="1" r:id="rId6ssi2uwq39knbylmy1dsa">
               <w:r>
                 <w:rPr>
                   <w:rFonts w:ascii="Arial" w:cs="Arial" w:eastAsia="Arial" w:hAnsi="Arial"/>
@@ -8015,7 +8015,7 @@
               <w:spacing w:after="10" w:before="0"/>
               <w:ind w:left="120"/>
             </w:pPr>
-            <w:hyperlink w:history="1" r:id="rId9uh7i2t5pwo0bgtwd0ak-">
+            <w:hyperlink w:history="1" r:id="rIdmkxkhvbsvw4wnzh3vbwrv">
               <w:r>
                 <w:rPr>
                   <w:rFonts w:ascii="Arial" w:cs="Arial" w:eastAsia="Arial" w:hAnsi="Arial"/>
@@ -8060,7 +8060,7 @@
             <w:pPr>
               <w:spacing w:after="20" w:before="0"/>
             </w:pPr>
-            <w:hyperlink w:history="1" r:id="rIdxx9gsaz_nperivt934i7t">
+            <w:hyperlink w:history="1" r:id="rIdgjtrcyvf3oine60tgf1et">
               <w:r>
                 <w:rPr>
                   <w:rFonts w:ascii="Arial" w:cs="Arial" w:eastAsia="Arial" w:hAnsi="Arial"/>
@@ -8109,7 +8109,7 @@
               <w:spacing w:after="10" w:before="0"/>
               <w:ind w:left="120"/>
             </w:pPr>
-            <w:hyperlink w:history="1" r:id="rId3ccbsnjktrsiodkstivgk">
+            <w:hyperlink w:history="1" r:id="rId66lj3dpzbqktej7nusum2">
               <w:r>
                 <w:rPr>
                   <w:rFonts w:ascii="Arial" w:cs="Arial" w:eastAsia="Arial" w:hAnsi="Arial"/>
@@ -8634,7 +8634,7 @@
         </w:rPr>
         <w:t xml:space="preserve">© 2026 SeaVuria and ARES. Aligned with KICD objectives. Developed by SeaVuria; technical implementation by ARES (with AI assistance from Claude). Licensed under </w:t>
       </w:r>
-      <w:hyperlink w:history="1" r:id="rIdfmxq5jxvqevwldpnmvdx0">
+      <w:hyperlink w:history="1" r:id="rIdbloh7lqdd_ri5yo_a07-a">
         <w:r>
           <w:rPr>
             <w:rFonts w:ascii="Arial" w:cs="Arial" w:eastAsia="Arial" w:hAnsi="Arial"/>
@@ -8655,7 +8655,7 @@
         </w:rPr>
         <w:t xml:space="preserve"> (</w:t>
       </w:r>
-      <w:hyperlink w:history="1" r:id="rIdtetmibwbf2u2cfmynxnau">
+      <w:hyperlink w:history="1" r:id="rIdrm4pah_vab_6hpdhs_4du">
         <w:r>
           <w:rPr>
             <w:rFonts w:ascii="Arial" w:cs="Arial" w:eastAsia="Arial" w:hAnsi="Arial"/>
@@ -9695,7 +9695,7 @@
             <w:pPr>
               <w:spacing w:after="20" w:before="0"/>
             </w:pPr>
-            <w:hyperlink w:history="1" r:id="rIdmj6mlqdxu3gmrhooi19sl">
+            <w:hyperlink w:history="1" r:id="rIdklgnuqgembvamtqdxohzd">
               <w:r>
                 <w:rPr>
                   <w:rFonts w:ascii="Arial" w:cs="Arial" w:eastAsia="Arial" w:hAnsi="Arial"/>
@@ -9728,7 +9728,7 @@
               <w:spacing w:after="10" w:before="0"/>
               <w:ind w:left="120"/>
             </w:pPr>
-            <w:hyperlink w:history="1" r:id="rIdf7zd8cfeft4y9qvuqhp6_">
+            <w:hyperlink w:history="1" r:id="rIdrs-zmgtbcdv-xlm7ypc6b">
               <w:r>
                 <w:rPr>
                   <w:rFonts w:ascii="Arial" w:cs="Arial" w:eastAsia="Arial" w:hAnsi="Arial"/>
@@ -9773,7 +9773,7 @@
             <w:pPr>
               <w:spacing w:after="20" w:before="0"/>
             </w:pPr>
-            <w:hyperlink w:history="1" r:id="rIdandhdytntyhra_pcggtyh">
+            <w:hyperlink w:history="1" r:id="rIdhqhqocml0zojkyhxwmwwk">
               <w:r>
                 <w:rPr>
                   <w:rFonts w:ascii="Arial" w:cs="Arial" w:eastAsia="Arial" w:hAnsi="Arial"/>
@@ -9806,7 +9806,7 @@
               <w:spacing w:after="10" w:before="0"/>
               <w:ind w:left="120"/>
             </w:pPr>
-            <w:hyperlink w:history="1" r:id="rIdxsfyfoosjay5_36yfwz6e">
+            <w:hyperlink w:history="1" r:id="rIdspatdh2l2obdp_sbpfaib">
               <w:r>
                 <w:rPr>
                   <w:rFonts w:ascii="Arial" w:cs="Arial" w:eastAsia="Arial" w:hAnsi="Arial"/>
@@ -10006,7 +10006,7 @@
             <w:pPr>
               <w:spacing w:after="20" w:before="0"/>
             </w:pPr>
-            <w:hyperlink w:history="1" r:id="rId0ts1orr1vfvddowvsm3l_">
+            <w:hyperlink w:history="1" r:id="rIdac6n0rd0dxx-igjfvlcps">
               <w:r>
                 <w:rPr>
                   <w:rFonts w:ascii="Arial" w:cs="Arial" w:eastAsia="Arial" w:hAnsi="Arial"/>
@@ -10039,7 +10039,7 @@
               <w:spacing w:after="10" w:before="0"/>
               <w:ind w:left="120"/>
             </w:pPr>
-            <w:hyperlink w:history="1" r:id="rIdu6zoayycje4sus83dr0qk">
+            <w:hyperlink w:history="1" r:id="rIdzxqmytn3fuyh0lysk2sgf">
               <w:r>
                 <w:rPr>
                   <w:rFonts w:ascii="Arial" w:cs="Arial" w:eastAsia="Arial" w:hAnsi="Arial"/>
@@ -10084,7 +10084,7 @@
             <w:pPr>
               <w:spacing w:after="20" w:before="0"/>
             </w:pPr>
-            <w:hyperlink w:history="1" r:id="rIdas4rglgcew9smengmacsk">
+            <w:hyperlink w:history="1" r:id="rIdupyarhtbyfk2k5hv5eaad">
               <w:r>
                 <w:rPr>
                   <w:rFonts w:ascii="Arial" w:cs="Arial" w:eastAsia="Arial" w:hAnsi="Arial"/>
@@ -10117,7 +10117,7 @@
               <w:spacing w:after="10" w:before="0"/>
               <w:ind w:left="120"/>
             </w:pPr>
-            <w:hyperlink w:history="1" r:id="rIdrrulawjmbfwrusms2laic">
+            <w:hyperlink w:history="1" r:id="rIdnzijkd1feyk5lix7jzini">
               <w:r>
                 <w:rPr>
                   <w:rFonts w:ascii="Arial" w:cs="Arial" w:eastAsia="Arial" w:hAnsi="Arial"/>
@@ -10517,7 +10517,7 @@
             <w:pPr>
               <w:spacing w:after="20" w:before="0"/>
             </w:pPr>
-            <w:hyperlink w:history="1" r:id="rIdzptwarepdd-lzfu5t4g_o">
+            <w:hyperlink w:history="1" r:id="rIdi51e-o0_cumbgunhplcrh">
               <w:r>
                 <w:rPr>
                   <w:rFonts w:ascii="Arial" w:cs="Arial" w:eastAsia="Arial" w:hAnsi="Arial"/>
@@ -10550,7 +10550,7 @@
               <w:spacing w:after="10" w:before="0"/>
               <w:ind w:left="120"/>
             </w:pPr>
-            <w:hyperlink w:history="1" r:id="rIddi_pkw11recuvyo3a67wf">
+            <w:hyperlink w:history="1" r:id="rIde6zz8z9aehu6a1iiwdbqb">
               <w:r>
                 <w:rPr>
                   <w:rFonts w:ascii="Arial" w:cs="Arial" w:eastAsia="Arial" w:hAnsi="Arial"/>
@@ -10595,7 +10595,7 @@
             <w:pPr>
               <w:spacing w:after="20" w:before="0"/>
             </w:pPr>
-            <w:hyperlink w:history="1" r:id="rIdn1at_nt3lc6qtfkw1vkop">
+            <w:hyperlink w:history="1" r:id="rIdrfdwjyxkksyvbd4qavc19">
               <w:r>
                 <w:rPr>
                   <w:rFonts w:ascii="Arial" w:cs="Arial" w:eastAsia="Arial" w:hAnsi="Arial"/>
@@ -10628,7 +10628,7 @@
               <w:spacing w:after="10" w:before="0"/>
               <w:ind w:left="120"/>
             </w:pPr>
-            <w:hyperlink w:history="1" r:id="rIduizcmgq6yf_4-tf2idcw-">
+            <w:hyperlink w:history="1" r:id="rIdmtaklcp4g5u1k5w7i6vrx">
               <w:r>
                 <w:rPr>
                   <w:rFonts w:ascii="Arial" w:cs="Arial" w:eastAsia="Arial" w:hAnsi="Arial"/>
@@ -10908,7 +10908,7 @@
             <w:pPr>
               <w:spacing w:after="20" w:before="0"/>
             </w:pPr>
-            <w:hyperlink w:history="1" r:id="rId_fq_714fqfdmq7e1e-rbb">
+            <w:hyperlink w:history="1" r:id="rIdsze7z7otaezfffqmvspuu">
               <w:r>
                 <w:rPr>
                   <w:rFonts w:ascii="Arial" w:cs="Arial" w:eastAsia="Arial" w:hAnsi="Arial"/>
@@ -10941,7 +10941,7 @@
               <w:spacing w:after="10" w:before="0"/>
               <w:ind w:left="120"/>
             </w:pPr>
-            <w:hyperlink w:history="1" r:id="rIdldxtalffgvvpzqmisqkwy">
+            <w:hyperlink w:history="1" r:id="rId64tapygdp3s3bgrmgzqxg">
               <w:r>
                 <w:rPr>
                   <w:rFonts w:ascii="Arial" w:cs="Arial" w:eastAsia="Arial" w:hAnsi="Arial"/>
@@ -10986,7 +10986,7 @@
             <w:pPr>
               <w:spacing w:after="20" w:before="0"/>
             </w:pPr>
-            <w:hyperlink w:history="1" r:id="rIdgcpkshkspi1gogzifgl6w">
+            <w:hyperlink w:history="1" r:id="rId60n8707kileb19fgh69cb">
               <w:r>
                 <w:rPr>
                   <w:rFonts w:ascii="Arial" w:cs="Arial" w:eastAsia="Arial" w:hAnsi="Arial"/>
@@ -11019,7 +11019,7 @@
               <w:spacing w:after="10" w:before="0"/>
               <w:ind w:left="120"/>
             </w:pPr>
-            <w:hyperlink w:history="1" r:id="rId8ptzbb2nnuwb-nbpm7dzx">
+            <w:hyperlink w:history="1" r:id="rId3cqhumm962_h4anxylkry">
               <w:r>
                 <w:rPr>
                   <w:rFonts w:ascii="Arial" w:cs="Arial" w:eastAsia="Arial" w:hAnsi="Arial"/>
@@ -11219,7 +11219,7 @@
             <w:pPr>
               <w:spacing w:after="20" w:before="0"/>
             </w:pPr>
-            <w:hyperlink w:history="1" r:id="rIdby4n24asqs_e1srd9pafx">
+            <w:hyperlink w:history="1" r:id="rId2lqrgrxvf1t2drn2n1eo-">
               <w:r>
                 <w:rPr>
                   <w:rFonts w:ascii="Arial" w:cs="Arial" w:eastAsia="Arial" w:hAnsi="Arial"/>
@@ -11252,7 +11252,7 @@
               <w:spacing w:after="10" w:before="0"/>
               <w:ind w:left="120"/>
             </w:pPr>
-            <w:hyperlink w:history="1" r:id="rIdrau0k-uxc6t85f5cru-ys">
+            <w:hyperlink w:history="1" r:id="rIdomy7up6ufcd-qcxi_rd8_">
               <w:r>
                 <w:rPr>
                   <w:rFonts w:ascii="Arial" w:cs="Arial" w:eastAsia="Arial" w:hAnsi="Arial"/>
@@ -11297,7 +11297,7 @@
             <w:pPr>
               <w:spacing w:after="20" w:before="0"/>
             </w:pPr>
-            <w:hyperlink w:history="1" r:id="rIdk62xdelswzy2ksrw5wyos">
+            <w:hyperlink w:history="1" r:id="rIdci__mb0kfxekqmsqvfyze">
               <w:r>
                 <w:rPr>
                   <w:rFonts w:ascii="Arial" w:cs="Arial" w:eastAsia="Arial" w:hAnsi="Arial"/>
@@ -11346,7 +11346,7 @@
               <w:spacing w:after="10" w:before="0"/>
               <w:ind w:left="120"/>
             </w:pPr>
-            <w:hyperlink w:history="1" r:id="rIdwdlhgqzstv-enqa1acqyi">
+            <w:hyperlink w:history="1" r:id="rIdnxhhwd5s1ribydhsgbiox">
               <w:r>
                 <w:rPr>
                   <w:rFonts w:ascii="Arial" w:cs="Arial" w:eastAsia="Arial" w:hAnsi="Arial"/>
@@ -11871,7 +11871,7 @@
         </w:rPr>
         <w:t xml:space="preserve">© 2026 SeaVuria and ARES. Aligned with KICD objectives. Developed by SeaVuria; technical implementation by ARES (with AI assistance from Claude). Licensed under </w:t>
       </w:r>
-      <w:hyperlink w:history="1" r:id="rIdjo46joyd_n5mee3ldm1dt">
+      <w:hyperlink w:history="1" r:id="rIdwz_mut8ghjwls0t7rs40v">
         <w:r>
           <w:rPr>
             <w:rFonts w:ascii="Arial" w:cs="Arial" w:eastAsia="Arial" w:hAnsi="Arial"/>
@@ -11892,7 +11892,7 @@
         </w:rPr>
         <w:t xml:space="preserve"> (</w:t>
       </w:r>
-      <w:hyperlink w:history="1" r:id="rIdi7ewhwz-mlzxvt-lbq7us">
+      <w:hyperlink w:history="1" r:id="rIdsq8yfmge7fdd0cy6fxsir">
         <w:r>
           <w:rPr>
             <w:rFonts w:ascii="Arial" w:cs="Arial" w:eastAsia="Arial" w:hAnsi="Arial"/>
@@ -12932,7 +12932,7 @@
             <w:pPr>
               <w:spacing w:after="20" w:before="0"/>
             </w:pPr>
-            <w:hyperlink w:history="1" r:id="rIdxioeuj_4nntdkkmc0pc0j">
+            <w:hyperlink w:history="1" r:id="rIdn0_jdr2sgjeqbbf-tiigb">
               <w:r>
                 <w:rPr>
                   <w:rFonts w:ascii="Arial" w:cs="Arial" w:eastAsia="Arial" w:hAnsi="Arial"/>
@@ -12981,7 +12981,7 @@
               <w:spacing w:after="10" w:before="0"/>
               <w:ind w:left="120"/>
             </w:pPr>
-            <w:hyperlink w:history="1" r:id="rIdz_qvnabcf_dwte7vpcgqn">
+            <w:hyperlink w:history="1" r:id="rIdncocxnrolhrustwvqa5hg">
               <w:r>
                 <w:rPr>
                   <w:rFonts w:ascii="Arial" w:cs="Arial" w:eastAsia="Arial" w:hAnsi="Arial"/>
@@ -13026,7 +13026,7 @@
             <w:pPr>
               <w:spacing w:after="20" w:before="0"/>
             </w:pPr>
-            <w:hyperlink w:history="1" r:id="rId2dkew772ynfqaeslckyrl">
+            <w:hyperlink w:history="1" r:id="rIdxi2fori5b_htzgcrocpub">
               <w:r>
                 <w:rPr>
                   <w:rFonts w:ascii="Arial" w:cs="Arial" w:eastAsia="Arial" w:hAnsi="Arial"/>
@@ -13059,7 +13059,7 @@
               <w:spacing w:after="10" w:before="0"/>
               <w:ind w:left="120"/>
             </w:pPr>
-            <w:hyperlink w:history="1" r:id="rIdzsdbr0lmno2mdnmvqoytn">
+            <w:hyperlink w:history="1" r:id="rIdrbq4_slzobhdbcq0p2bmw">
               <w:r>
                 <w:rPr>
                   <w:rFonts w:ascii="Arial" w:cs="Arial" w:eastAsia="Arial" w:hAnsi="Arial"/>
@@ -13259,7 +13259,7 @@
             <w:pPr>
               <w:spacing w:after="20" w:before="0"/>
             </w:pPr>
-            <w:hyperlink w:history="1" r:id="rIdmvkeas7bb7bjqytikfzda">
+            <w:hyperlink w:history="1" r:id="rIdqohv3quzffv-ck11ww-th">
               <w:r>
                 <w:rPr>
                   <w:rFonts w:ascii="Arial" w:cs="Arial" w:eastAsia="Arial" w:hAnsi="Arial"/>
@@ -13308,7 +13308,7 @@
               <w:spacing w:after="10" w:before="0"/>
               <w:ind w:left="120"/>
             </w:pPr>
-            <w:hyperlink w:history="1" r:id="rIdhsfdueoe5if5jw7cdbrel">
+            <w:hyperlink w:history="1" r:id="rIdrxfs1dxpz2hvxb9dyfqgk">
               <w:r>
                 <w:rPr>
                   <w:rFonts w:ascii="Arial" w:cs="Arial" w:eastAsia="Arial" w:hAnsi="Arial"/>
@@ -13353,7 +13353,7 @@
             <w:pPr>
               <w:spacing w:after="20" w:before="0"/>
             </w:pPr>
-            <w:hyperlink w:history="1" r:id="rIdwxqxbppwvdz7hitz9cy9j">
+            <w:hyperlink w:history="1" r:id="rIdb3yyoztmqawv2wx5ld41g">
               <w:r>
                 <w:rPr>
                   <w:rFonts w:ascii="Arial" w:cs="Arial" w:eastAsia="Arial" w:hAnsi="Arial"/>
@@ -13386,7 +13386,7 @@
               <w:spacing w:after="10" w:before="0"/>
               <w:ind w:left="120"/>
             </w:pPr>
-            <w:hyperlink w:history="1" r:id="rIdsfr-e6melte2_amyb1mur">
+            <w:hyperlink w:history="1" r:id="rIdhsznastcwmbfzivsj7ijw">
               <w:r>
                 <w:rPr>
                   <w:rFonts w:ascii="Arial" w:cs="Arial" w:eastAsia="Arial" w:hAnsi="Arial"/>
@@ -13586,7 +13586,7 @@
             <w:pPr>
               <w:spacing w:after="20" w:before="0"/>
             </w:pPr>
-            <w:hyperlink w:history="1" r:id="rIdz_llhplv1qtxv4ngn-2te">
+            <w:hyperlink w:history="1" r:id="rIdkb9-uolxnylm1om7kaebu">
               <w:r>
                 <w:rPr>
                   <w:rFonts w:ascii="Arial" w:cs="Arial" w:eastAsia="Arial" w:hAnsi="Arial"/>
@@ -13635,7 +13635,7 @@
               <w:spacing w:after="10" w:before="0"/>
               <w:ind w:left="120"/>
             </w:pPr>
-            <w:hyperlink w:history="1" r:id="rIdduhhoafisavlqikcganjx">
+            <w:hyperlink w:history="1" r:id="rIdgiwmdr-_00f8quafi9csf">
               <w:r>
                 <w:rPr>
                   <w:rFonts w:ascii="Arial" w:cs="Arial" w:eastAsia="Arial" w:hAnsi="Arial"/>
@@ -13680,7 +13680,7 @@
             <w:pPr>
               <w:spacing w:after="20" w:before="0"/>
             </w:pPr>
-            <w:hyperlink w:history="1" r:id="rId862_dvuwynarz6o20-dcy">
+            <w:hyperlink w:history="1" r:id="rIdvoxnvd5kcgp58mn-bjcsk">
               <w:r>
                 <w:rPr>
                   <w:rFonts w:ascii="Arial" w:cs="Arial" w:eastAsia="Arial" w:hAnsi="Arial"/>
@@ -13713,7 +13713,7 @@
               <w:spacing w:after="10" w:before="0"/>
               <w:ind w:left="120"/>
             </w:pPr>
-            <w:hyperlink w:history="1" r:id="rIdxl8dsxsxaj0_n17pqlz0r">
+            <w:hyperlink w:history="1" r:id="rIdtw0ab-kcdym7tdeziaqox">
               <w:r>
                 <w:rPr>
                   <w:rFonts w:ascii="Arial" w:cs="Arial" w:eastAsia="Arial" w:hAnsi="Arial"/>
@@ -13913,7 +13913,7 @@
             <w:pPr>
               <w:spacing w:after="20" w:before="0"/>
             </w:pPr>
-            <w:hyperlink w:history="1" r:id="rIdhgq2zts79y6hculsawepo">
+            <w:hyperlink w:history="1" r:id="rIdwf1kd1y1qemjy9f4coroq">
               <w:r>
                 <w:rPr>
                   <w:rFonts w:ascii="Arial" w:cs="Arial" w:eastAsia="Arial" w:hAnsi="Arial"/>
@@ -13962,7 +13962,7 @@
               <w:spacing w:after="10" w:before="0"/>
               <w:ind w:left="120"/>
             </w:pPr>
-            <w:hyperlink w:history="1" r:id="rIdpd22vyiafzsodkh5ckxul">
+            <w:hyperlink w:history="1" r:id="rId1njhezfa0vhfmz9hkn7xi">
               <w:r>
                 <w:rPr>
                   <w:rFonts w:ascii="Arial" w:cs="Arial" w:eastAsia="Arial" w:hAnsi="Arial"/>
@@ -14007,7 +14007,7 @@
             <w:pPr>
               <w:spacing w:after="20" w:before="0"/>
             </w:pPr>
-            <w:hyperlink w:history="1" r:id="rId462iekmsbtbnlslzmufau">
+            <w:hyperlink w:history="1" r:id="rIdek8zcs-bjinr2cxlovny8">
               <w:r>
                 <w:rPr>
                   <w:rFonts w:ascii="Arial" w:cs="Arial" w:eastAsia="Arial" w:hAnsi="Arial"/>
@@ -14040,7 +14040,7 @@
               <w:spacing w:after="10" w:before="0"/>
               <w:ind w:left="120"/>
             </w:pPr>
-            <w:hyperlink w:history="1" r:id="rId6rfosnbilfy4tuvgr5_vp">
+            <w:hyperlink w:history="1" r:id="rIdizxth7q5gzcjgkdnyosxt">
               <w:r>
                 <w:rPr>
                   <w:rFonts w:ascii="Arial" w:cs="Arial" w:eastAsia="Arial" w:hAnsi="Arial"/>
@@ -14240,7 +14240,7 @@
             <w:pPr>
               <w:spacing w:after="20" w:before="0"/>
             </w:pPr>
-            <w:hyperlink w:history="1" r:id="rIdryjrugjf7_ejizzpqldqh">
+            <w:hyperlink w:history="1" r:id="rIdyu_jqh75uml3amqjjwf7-">
               <w:r>
                 <w:rPr>
                   <w:rFonts w:ascii="Arial" w:cs="Arial" w:eastAsia="Arial" w:hAnsi="Arial"/>
@@ -14289,7 +14289,7 @@
               <w:spacing w:after="10" w:before="0"/>
               <w:ind w:left="120"/>
             </w:pPr>
-            <w:hyperlink w:history="1" r:id="rIdzgpplxjzua65zoizsfa0e">
+            <w:hyperlink w:history="1" r:id="rIdqult9zoxxvjldt5ccgbex">
               <w:r>
                 <w:rPr>
                   <w:rFonts w:ascii="Arial" w:cs="Arial" w:eastAsia="Arial" w:hAnsi="Arial"/>
@@ -14334,7 +14334,7 @@
             <w:pPr>
               <w:spacing w:after="20" w:before="0"/>
             </w:pPr>
-            <w:hyperlink w:history="1" r:id="rIdqxuiext8zyxngjnz-ohgb">
+            <w:hyperlink w:history="1" r:id="rIdr8rp3gh_q6_1oywtpcqvu">
               <w:r>
                 <w:rPr>
                   <w:rFonts w:ascii="Arial" w:cs="Arial" w:eastAsia="Arial" w:hAnsi="Arial"/>
@@ -14383,7 +14383,7 @@
               <w:spacing w:after="10" w:before="0"/>
               <w:ind w:left="120"/>
             </w:pPr>
-            <w:hyperlink w:history="1" r:id="rIdvv8xmu5z9vfrjorzhkrfx">
+            <w:hyperlink w:history="1" r:id="rIdl178mxjogxqrekz5nfj5n">
               <w:r>
                 <w:rPr>
                   <w:rFonts w:ascii="Arial" w:cs="Arial" w:eastAsia="Arial" w:hAnsi="Arial"/>
@@ -14908,7 +14908,7 @@
         </w:rPr>
         <w:t xml:space="preserve">© 2026 SeaVuria and ARES. Aligned with KICD objectives. Developed by SeaVuria; technical implementation by ARES (with AI assistance from Claude). Licensed under </w:t>
       </w:r>
-      <w:hyperlink w:history="1" r:id="rIdezkqriualcvdejgcb3wx_">
+      <w:hyperlink w:history="1" r:id="rIdhqlwlqwdhqlr0kwlnpdp3">
         <w:r>
           <w:rPr>
             <w:rFonts w:ascii="Arial" w:cs="Arial" w:eastAsia="Arial" w:hAnsi="Arial"/>
@@ -14929,7 +14929,7 @@
         </w:rPr>
         <w:t xml:space="preserve"> (</w:t>
       </w:r>
-      <w:hyperlink w:history="1" r:id="rIdsm7dauki_xmv2gnsiik5x">
+      <w:hyperlink w:history="1" r:id="rIdgjvlgevvfbmhn5hrl0fcm">
         <w:r>
           <w:rPr>
             <w:rFonts w:ascii="Arial" w:cs="Arial" w:eastAsia="Arial" w:hAnsi="Arial"/>
@@ -15969,7 +15969,7 @@
             <w:pPr>
               <w:spacing w:after="20" w:before="0"/>
             </w:pPr>
-            <w:hyperlink w:history="1" r:id="rIdn1mzpxkd9a9ug2hg7v_kw">
+            <w:hyperlink w:history="1" r:id="rIdaaymlk9n7tn-j-r2tfe1_">
               <w:r>
                 <w:rPr>
                   <w:rFonts w:ascii="Arial" w:cs="Arial" w:eastAsia="Arial" w:hAnsi="Arial"/>
@@ -16002,7 +16002,7 @@
               <w:spacing w:after="10" w:before="0"/>
               <w:ind w:left="120"/>
             </w:pPr>
-            <w:hyperlink w:history="1" r:id="rIddlzjq2kxumywykhwhvtcm">
+            <w:hyperlink w:history="1" r:id="rId6ovrjgygk1yvqbvey60uz">
               <w:r>
                 <w:rPr>
                   <w:rFonts w:ascii="Arial" w:cs="Arial" w:eastAsia="Arial" w:hAnsi="Arial"/>
@@ -16047,7 +16047,7 @@
             <w:pPr>
               <w:spacing w:after="20" w:before="0"/>
             </w:pPr>
-            <w:hyperlink w:history="1" r:id="rIdyvph2nfjyz-1edlbmyn_y">
+            <w:hyperlink w:history="1" r:id="rIdcsinhjcf1grfckmodbw5q">
               <w:r>
                 <w:rPr>
                   <w:rFonts w:ascii="Arial" w:cs="Arial" w:eastAsia="Arial" w:hAnsi="Arial"/>
@@ -16096,7 +16096,7 @@
               <w:spacing w:after="10" w:before="0"/>
               <w:ind w:left="120"/>
             </w:pPr>
-            <w:hyperlink w:history="1" r:id="rIdyg4qji1bazzn3hpuwhe-k">
+            <w:hyperlink w:history="1" r:id="rIdqjrylzrbhsyp8ozqstv2w">
               <w:r>
                 <w:rPr>
                   <w:rFonts w:ascii="Arial" w:cs="Arial" w:eastAsia="Arial" w:hAnsi="Arial"/>
@@ -16296,7 +16296,7 @@
             <w:pPr>
               <w:spacing w:after="20" w:before="0"/>
             </w:pPr>
-            <w:hyperlink w:history="1" r:id="rIdu5f5zfru0fzx0mwy6vjkv">
+            <w:hyperlink w:history="1" r:id="rIdzkw0pzbmwrduljccbyr9e">
               <w:r>
                 <w:rPr>
                   <w:rFonts w:ascii="Arial" w:cs="Arial" w:eastAsia="Arial" w:hAnsi="Arial"/>
@@ -16329,7 +16329,7 @@
               <w:spacing w:after="10" w:before="0"/>
               <w:ind w:left="120"/>
             </w:pPr>
-            <w:hyperlink w:history="1" r:id="rIdy4wt5ljkp_p8zod7rvauq">
+            <w:hyperlink w:history="1" r:id="rIde5hahq2wsaopc2xebkxnh">
               <w:r>
                 <w:rPr>
                   <w:rFonts w:ascii="Arial" w:cs="Arial" w:eastAsia="Arial" w:hAnsi="Arial"/>
@@ -16374,7 +16374,7 @@
             <w:pPr>
               <w:spacing w:after="20" w:before="0"/>
             </w:pPr>
-            <w:hyperlink w:history="1" r:id="rIdhaeaoud8fhk4kgdekcwmb">
+            <w:hyperlink w:history="1" r:id="rIdlzrsmscfuk5rovibnlqk-">
               <w:r>
                 <w:rPr>
                   <w:rFonts w:ascii="Arial" w:cs="Arial" w:eastAsia="Arial" w:hAnsi="Arial"/>
@@ -16423,7 +16423,7 @@
               <w:spacing w:after="10" w:before="0"/>
               <w:ind w:left="120"/>
             </w:pPr>
-            <w:hyperlink w:history="1" r:id="rId09z0dpugzwnddc-5wkpk5">
+            <w:hyperlink w:history="1" r:id="rId2ab_emua5dyi9lfaenuxn">
               <w:r>
                 <w:rPr>
                   <w:rFonts w:ascii="Arial" w:cs="Arial" w:eastAsia="Arial" w:hAnsi="Arial"/>
@@ -16623,7 +16623,7 @@
             <w:pPr>
               <w:spacing w:after="20" w:before="0"/>
             </w:pPr>
-            <w:hyperlink w:history="1" r:id="rIdc-kkpk9z0r9fdeijpkwnt">
+            <w:hyperlink w:history="1" r:id="rIdogpw9eeo7plhvyyu1qijh">
               <w:r>
                 <w:rPr>
                   <w:rFonts w:ascii="Arial" w:cs="Arial" w:eastAsia="Arial" w:hAnsi="Arial"/>
@@ -16656,7 +16656,7 @@
               <w:spacing w:after="10" w:before="0"/>
               <w:ind w:left="120"/>
             </w:pPr>
-            <w:hyperlink w:history="1" r:id="rId4ta4trh15_br1kueu7wxd">
+            <w:hyperlink w:history="1" r:id="rIdzd9madvuf8b9eeobbb0je">
               <w:r>
                 <w:rPr>
                   <w:rFonts w:ascii="Arial" w:cs="Arial" w:eastAsia="Arial" w:hAnsi="Arial"/>
@@ -16701,7 +16701,7 @@
             <w:pPr>
               <w:spacing w:after="20" w:before="0"/>
             </w:pPr>
-            <w:hyperlink w:history="1" r:id="rIdp2c0rbv8wx8hf9dbqs2mp">
+            <w:hyperlink w:history="1" r:id="rIdcombfpwg6vy28ytxnsppd">
               <w:r>
                 <w:rPr>
                   <w:rFonts w:ascii="Arial" w:cs="Arial" w:eastAsia="Arial" w:hAnsi="Arial"/>
@@ -16750,7 +16750,7 @@
               <w:spacing w:after="10" w:before="0"/>
               <w:ind w:left="120"/>
             </w:pPr>
-            <w:hyperlink w:history="1" r:id="rIdnjfpuhxwq-qw4ildlujwt">
+            <w:hyperlink w:history="1" r:id="rIdkzwy7xgb5xipxddyge4yg">
               <w:r>
                 <w:rPr>
                   <w:rFonts w:ascii="Arial" w:cs="Arial" w:eastAsia="Arial" w:hAnsi="Arial"/>
@@ -16950,7 +16950,7 @@
             <w:pPr>
               <w:spacing w:after="20" w:before="0"/>
             </w:pPr>
-            <w:hyperlink w:history="1" r:id="rIdip3bi7cytlan7dbdtr_mm">
+            <w:hyperlink w:history="1" r:id="rIded2gvqjlcqdsr_olb35mn">
               <w:r>
                 <w:rPr>
                   <w:rFonts w:ascii="Arial" w:cs="Arial" w:eastAsia="Arial" w:hAnsi="Arial"/>
@@ -16983,7 +16983,7 @@
               <w:spacing w:after="10" w:before="0"/>
               <w:ind w:left="120"/>
             </w:pPr>
-            <w:hyperlink w:history="1" r:id="rIdgbpoegd6gskxm-r-c496e">
+            <w:hyperlink w:history="1" r:id="rIdhfbn_3enwdma5p8unnzfh">
               <w:r>
                 <w:rPr>
                   <w:rFonts w:ascii="Arial" w:cs="Arial" w:eastAsia="Arial" w:hAnsi="Arial"/>
@@ -17028,7 +17028,7 @@
             <w:pPr>
               <w:spacing w:after="20" w:before="0"/>
             </w:pPr>
-            <w:hyperlink w:history="1" r:id="rIddodnpi7orljsplvmpx2al">
+            <w:hyperlink w:history="1" r:id="rIdqpkuhayrlyuxhfv60popk">
               <w:r>
                 <w:rPr>
                   <w:rFonts w:ascii="Arial" w:cs="Arial" w:eastAsia="Arial" w:hAnsi="Arial"/>
@@ -17077,7 +17077,7 @@
               <w:spacing w:after="10" w:before="0"/>
               <w:ind w:left="120"/>
             </w:pPr>
-            <w:hyperlink w:history="1" r:id="rId9d-djlhtowr7746nxymfu">
+            <w:hyperlink w:history="1" r:id="rId5p5co1aixnqtxdtskfc8x">
               <w:r>
                 <w:rPr>
                   <w:rFonts w:ascii="Arial" w:cs="Arial" w:eastAsia="Arial" w:hAnsi="Arial"/>
@@ -17277,7 +17277,7 @@
             <w:pPr>
               <w:spacing w:after="20" w:before="0"/>
             </w:pPr>
-            <w:hyperlink w:history="1" r:id="rId0ikpwcvxvivgdyfltqumb">
+            <w:hyperlink w:history="1" r:id="rIdjuu7ksaqlxrspvdtc4xcd">
               <w:r>
                 <w:rPr>
                   <w:rFonts w:ascii="Arial" w:cs="Arial" w:eastAsia="Arial" w:hAnsi="Arial"/>
@@ -17310,7 +17310,7 @@
               <w:spacing w:after="10" w:before="0"/>
               <w:ind w:left="120"/>
             </w:pPr>
-            <w:hyperlink w:history="1" r:id="rId1e-ro2ylcgmawa_dsfxka">
+            <w:hyperlink w:history="1" r:id="rIdgs8haga0ekalc2dx9j6la">
               <w:r>
                 <w:rPr>
                   <w:rFonts w:ascii="Arial" w:cs="Arial" w:eastAsia="Arial" w:hAnsi="Arial"/>
@@ -17355,7 +17355,7 @@
             <w:pPr>
               <w:spacing w:after="20" w:before="0"/>
             </w:pPr>
-            <w:hyperlink w:history="1" r:id="rIdkxgsq1nwyr2uwkpcvwor9">
+            <w:hyperlink w:history="1" r:id="rIdukiph7hnkyfpxkxpq19kq">
               <w:r>
                 <w:rPr>
                   <w:rFonts w:ascii="Arial" w:cs="Arial" w:eastAsia="Arial" w:hAnsi="Arial"/>
@@ -17404,7 +17404,7 @@
               <w:spacing w:after="10" w:before="0"/>
               <w:ind w:left="120"/>
             </w:pPr>
-            <w:hyperlink w:history="1" r:id="rIda8saom5czxffujvbkypqh">
+            <w:hyperlink w:history="1" r:id="rIdrwucs_zlmkm1xwqufm9sw">
               <w:r>
                 <w:rPr>
                   <w:rFonts w:ascii="Arial" w:cs="Arial" w:eastAsia="Arial" w:hAnsi="Arial"/>
@@ -17929,7 +17929,7 @@
         </w:rPr>
         <w:t xml:space="preserve">© 2026 SeaVuria and ARES. Aligned with KICD objectives. Developed by SeaVuria; technical implementation by ARES (with AI assistance from Claude). Licensed under </w:t>
       </w:r>
-      <w:hyperlink w:history="1" r:id="rIdotmlyuttaf82slzkz1ark">
+      <w:hyperlink w:history="1" r:id="rIdai85wda-drbmp-lhdpxs5">
         <w:r>
           <w:rPr>
             <w:rFonts w:ascii="Arial" w:cs="Arial" w:eastAsia="Arial" w:hAnsi="Arial"/>
@@ -17950,7 +17950,7 @@
         </w:rPr>
         <w:t xml:space="preserve"> (</w:t>
       </w:r>
-      <w:hyperlink w:history="1" r:id="rIdtbtc9hjazilsef1vwfcg4">
+      <w:hyperlink w:history="1" r:id="rIdxy8sa1g1kls6a5nm7eibd">
         <w:r>
           <w:rPr>
             <w:rFonts w:ascii="Arial" w:cs="Arial" w:eastAsia="Arial" w:hAnsi="Arial"/>
@@ -18990,7 +18990,7 @@
             <w:pPr>
               <w:spacing w:after="20" w:before="0"/>
             </w:pPr>
-            <w:hyperlink w:history="1" r:id="rIduxzkxkqb6mqypsr5trwbn">
+            <w:hyperlink w:history="1" r:id="rIdggre-kbr0qrekww4mauez">
               <w:r>
                 <w:rPr>
                   <w:rFonts w:ascii="Arial" w:cs="Arial" w:eastAsia="Arial" w:hAnsi="Arial"/>
@@ -19023,7 +19023,7 @@
               <w:spacing w:after="10" w:before="0"/>
               <w:ind w:left="120"/>
             </w:pPr>
-            <w:hyperlink w:history="1" r:id="rIddwbpujbnel5vzc68vcgnu">
+            <w:hyperlink w:history="1" r:id="rIdthbymv0vjs4jqvmoafdmz">
               <w:r>
                 <w:rPr>
                   <w:rFonts w:ascii="Arial" w:cs="Arial" w:eastAsia="Arial" w:hAnsi="Arial"/>
@@ -19068,7 +19068,7 @@
             <w:pPr>
               <w:spacing w:after="20" w:before="0"/>
             </w:pPr>
-            <w:hyperlink w:history="1" r:id="rIdhe663aibpz8-og-uz4edv">
+            <w:hyperlink w:history="1" r:id="rId_t7rjcwvgipspf9twmfr-">
               <w:r>
                 <w:rPr>
                   <w:rFonts w:ascii="Arial" w:cs="Arial" w:eastAsia="Arial" w:hAnsi="Arial"/>
@@ -19101,7 +19101,7 @@
               <w:spacing w:after="10" w:before="0"/>
               <w:ind w:left="120"/>
             </w:pPr>
-            <w:hyperlink w:history="1" r:id="rIdg9e82tcnx-gox51g6m_hg">
+            <w:hyperlink w:history="1" r:id="rIdj-ezjv_85gjeblge20vgw">
               <w:r>
                 <w:rPr>
                   <w:rFonts w:ascii="Arial" w:cs="Arial" w:eastAsia="Arial" w:hAnsi="Arial"/>
@@ -19301,7 +19301,7 @@
             <w:pPr>
               <w:spacing w:after="20" w:before="0"/>
             </w:pPr>
-            <w:hyperlink w:history="1" r:id="rIdk7vashzchn4oerylm1dro">
+            <w:hyperlink w:history="1" r:id="rIdq04varkuojbxzhojshovu">
               <w:r>
                 <w:rPr>
                   <w:rFonts w:ascii="Arial" w:cs="Arial" w:eastAsia="Arial" w:hAnsi="Arial"/>
@@ -19334,7 +19334,7 @@
               <w:spacing w:after="10" w:before="0"/>
               <w:ind w:left="120"/>
             </w:pPr>
-            <w:hyperlink w:history="1" r:id="rIdzytkb3gi7myjrtfml4nep">
+            <w:hyperlink w:history="1" r:id="rIdzuoh-yuh4aym-sjzmktls">
               <w:r>
                 <w:rPr>
                   <w:rFonts w:ascii="Arial" w:cs="Arial" w:eastAsia="Arial" w:hAnsi="Arial"/>
@@ -19379,7 +19379,7 @@
             <w:pPr>
               <w:spacing w:after="20" w:before="0"/>
             </w:pPr>
-            <w:hyperlink w:history="1" r:id="rIdzazskotts2yhntz7vw-yp">
+            <w:hyperlink w:history="1" r:id="rId63xksynus2b5kyhmuk2mi">
               <w:r>
                 <w:rPr>
                   <w:rFonts w:ascii="Arial" w:cs="Arial" w:eastAsia="Arial" w:hAnsi="Arial"/>
@@ -19412,7 +19412,7 @@
               <w:spacing w:after="10" w:before="0"/>
               <w:ind w:left="120"/>
             </w:pPr>
-            <w:hyperlink w:history="1" r:id="rIdl3vdkhixlzfhfzsono45c">
+            <w:hyperlink w:history="1" r:id="rId5eiotrqzfjelh6hjabsx8">
               <w:r>
                 <w:rPr>
                   <w:rFonts w:ascii="Arial" w:cs="Arial" w:eastAsia="Arial" w:hAnsi="Arial"/>
@@ -19612,7 +19612,7 @@
             <w:pPr>
               <w:spacing w:after="20" w:before="0"/>
             </w:pPr>
-            <w:hyperlink w:history="1" r:id="rIdd6zc3zexwvnxc_hrtgxjl">
+            <w:hyperlink w:history="1" r:id="rIdne8ibrg6hrdbptasoxksj">
               <w:r>
                 <w:rPr>
                   <w:rFonts w:ascii="Arial" w:cs="Arial" w:eastAsia="Arial" w:hAnsi="Arial"/>
@@ -19661,7 +19661,7 @@
               <w:spacing w:after="10" w:before="0"/>
               <w:ind w:left="120"/>
             </w:pPr>
-            <w:hyperlink w:history="1" r:id="rId1zz3m2x70dvrnmdqqron9">
+            <w:hyperlink w:history="1" r:id="rIdkhvrepgthellgugbobjxs">
               <w:r>
                 <w:rPr>
                   <w:rFonts w:ascii="Arial" w:cs="Arial" w:eastAsia="Arial" w:hAnsi="Arial"/>
@@ -19706,7 +19706,7 @@
             <w:pPr>
               <w:spacing w:after="20" w:before="0"/>
             </w:pPr>
-            <w:hyperlink w:history="1" r:id="rId8qlsjbyv8k-rxquz4wv2o">
+            <w:hyperlink w:history="1" r:id="rIdcd0nugf5u0ril5chu1nnq">
               <w:r>
                 <w:rPr>
                   <w:rFonts w:ascii="Arial" w:cs="Arial" w:eastAsia="Arial" w:hAnsi="Arial"/>
@@ -19739,7 +19739,7 @@
               <w:spacing w:after="10" w:before="0"/>
               <w:ind w:left="120"/>
             </w:pPr>
-            <w:hyperlink w:history="1" r:id="rIdwbgjgr1ovejs93hljf5pv">
+            <w:hyperlink w:history="1" r:id="rIdscwtnhcapdi-13qoicumi">
               <w:r>
                 <w:rPr>
                   <w:rFonts w:ascii="Arial" w:cs="Arial" w:eastAsia="Arial" w:hAnsi="Arial"/>
@@ -19939,7 +19939,7 @@
             <w:pPr>
               <w:spacing w:after="20" w:before="0"/>
             </w:pPr>
-            <w:hyperlink w:history="1" r:id="rIdi7mwysva6mzv1erv81iig">
+            <w:hyperlink w:history="1" r:id="rId-omcyfygoe36baxznffok">
               <w:r>
                 <w:rPr>
                   <w:rFonts w:ascii="Arial" w:cs="Arial" w:eastAsia="Arial" w:hAnsi="Arial"/>
@@ -19988,7 +19988,7 @@
               <w:spacing w:after="10" w:before="0"/>
               <w:ind w:left="120"/>
             </w:pPr>
-            <w:hyperlink w:history="1" r:id="rIdrngvf2ygzm1scjrt4dewp">
+            <w:hyperlink w:history="1" r:id="rIdezqjnxhnp3eomhq9qlqwk">
               <w:r>
                 <w:rPr>
                   <w:rFonts w:ascii="Arial" w:cs="Arial" w:eastAsia="Arial" w:hAnsi="Arial"/>
@@ -20033,7 +20033,7 @@
             <w:pPr>
               <w:spacing w:after="20" w:before="0"/>
             </w:pPr>
-            <w:hyperlink w:history="1" r:id="rIdduwfxk-e8taibvgfescsc">
+            <w:hyperlink w:history="1" r:id="rIdbvhsq7m2ojluw9-d844dy">
               <w:r>
                 <w:rPr>
                   <w:rFonts w:ascii="Arial" w:cs="Arial" w:eastAsia="Arial" w:hAnsi="Arial"/>
@@ -20066,7 +20066,7 @@
               <w:spacing w:after="10" w:before="0"/>
               <w:ind w:left="120"/>
             </w:pPr>
-            <w:hyperlink w:history="1" r:id="rIdxfrmashifq00muoxfhrtj">
+            <w:hyperlink w:history="1" r:id="rIdxfcswdhvowouv16wkepzh">
               <w:r>
                 <w:rPr>
                   <w:rFonts w:ascii="Arial" w:cs="Arial" w:eastAsia="Arial" w:hAnsi="Arial"/>
@@ -20266,7 +20266,7 @@
             <w:pPr>
               <w:spacing w:after="20" w:before="0"/>
             </w:pPr>
-            <w:hyperlink w:history="1" r:id="rIdu3sn14pmzvvjkro2drcqh">
+            <w:hyperlink w:history="1" r:id="rId5ufn6lukdjmytk3hjtgc0">
               <w:r>
                 <w:rPr>
                   <w:rFonts w:ascii="Arial" w:cs="Arial" w:eastAsia="Arial" w:hAnsi="Arial"/>
@@ -20315,7 +20315,7 @@
               <w:spacing w:after="10" w:before="0"/>
               <w:ind w:left="120"/>
             </w:pPr>
-            <w:hyperlink w:history="1" r:id="rIdmt_mddbklddi5mondjkew">
+            <w:hyperlink w:history="1" r:id="rId7d0mbbsysjl53ekgpmvyb">
               <w:r>
                 <w:rPr>
                   <w:rFonts w:ascii="Arial" w:cs="Arial" w:eastAsia="Arial" w:hAnsi="Arial"/>
@@ -20360,7 +20360,7 @@
             <w:pPr>
               <w:spacing w:after="20" w:before="0"/>
             </w:pPr>
-            <w:hyperlink w:history="1" r:id="rIdarimvumyg45q2ix8jate4">
+            <w:hyperlink w:history="1" r:id="rIdmrsxitppqrgw-0cpvitcr">
               <w:r>
                 <w:rPr>
                   <w:rFonts w:ascii="Arial" w:cs="Arial" w:eastAsia="Arial" w:hAnsi="Arial"/>
@@ -20409,7 +20409,7 @@
               <w:spacing w:after="10" w:before="0"/>
               <w:ind w:left="120"/>
             </w:pPr>
-            <w:hyperlink w:history="1" r:id="rIdt7lnr63kcxz-lsz_4umwm">
+            <w:hyperlink w:history="1" r:id="rIdkqr7g35bye5elefljopu_">
               <w:r>
                 <w:rPr>
                   <w:rFonts w:ascii="Arial" w:cs="Arial" w:eastAsia="Arial" w:hAnsi="Arial"/>
@@ -20934,7 +20934,7 @@
         </w:rPr>
         <w:t xml:space="preserve">© 2026 SeaVuria and ARES. Aligned with KICD objectives. Developed by SeaVuria; technical implementation by ARES (with AI assistance from Claude). Licensed under </w:t>
       </w:r>
-      <w:hyperlink w:history="1" r:id="rIdwjspnbstfmihamvkwkojg">
+      <w:hyperlink w:history="1" r:id="rIdywgnrpd0avjlqctryizsw">
         <w:r>
           <w:rPr>
             <w:rFonts w:ascii="Arial" w:cs="Arial" w:eastAsia="Arial" w:hAnsi="Arial"/>
@@ -20955,7 +20955,7 @@
         </w:rPr>
         <w:t xml:space="preserve"> (</w:t>
       </w:r>
-      <w:hyperlink w:history="1" r:id="rId2erekfs-k3dxzurprh0su">
+      <w:hyperlink w:history="1" r:id="rIdxhyoy_k19bxiusyzgrdpa">
         <w:r>
           <w:rPr>
             <w:rFonts w:ascii="Arial" w:cs="Arial" w:eastAsia="Arial" w:hAnsi="Arial"/>
@@ -21995,7 +21995,7 @@
             <w:pPr>
               <w:spacing w:after="20" w:before="0"/>
             </w:pPr>
-            <w:hyperlink w:history="1" r:id="rIdid2r33psdrgal5-hm6vja">
+            <w:hyperlink w:history="1" r:id="rId9nntcstleqnz2vmuyvoa5">
               <w:r>
                 <w:rPr>
                   <w:rFonts w:ascii="Arial" w:cs="Arial" w:eastAsia="Arial" w:hAnsi="Arial"/>
@@ -22028,7 +22028,7 @@
               <w:spacing w:after="10" w:before="0"/>
               <w:ind w:left="120"/>
             </w:pPr>
-            <w:hyperlink w:history="1" r:id="rIdrlwj5ky8o35tm2wckc-kd">
+            <w:hyperlink w:history="1" r:id="rIdsv4vwpa9camarksceu7zh">
               <w:r>
                 <w:rPr>
                   <w:rFonts w:ascii="Arial" w:cs="Arial" w:eastAsia="Arial" w:hAnsi="Arial"/>
@@ -22073,7 +22073,7 @@
             <w:pPr>
               <w:spacing w:after="20" w:before="0"/>
             </w:pPr>
-            <w:hyperlink w:history="1" r:id="rIdvwpvu1ustuu4jabx8xqpo">
+            <w:hyperlink w:history="1" r:id="rIdwnyz8kwnh6gtw0l1aaohq">
               <w:r>
                 <w:rPr>
                   <w:rFonts w:ascii="Arial" w:cs="Arial" w:eastAsia="Arial" w:hAnsi="Arial"/>
@@ -22106,7 +22106,7 @@
               <w:spacing w:after="10" w:before="0"/>
               <w:ind w:left="120"/>
             </w:pPr>
-            <w:hyperlink w:history="1" r:id="rIdz-rnb2cenpvdacrbatcjt">
+            <w:hyperlink w:history="1" r:id="rIdvztqp4ztc0ikzwss8gkvj">
               <w:r>
                 <w:rPr>
                   <w:rFonts w:ascii="Arial" w:cs="Arial" w:eastAsia="Arial" w:hAnsi="Arial"/>
@@ -22306,7 +22306,7 @@
             <w:pPr>
               <w:spacing w:after="20" w:before="0"/>
             </w:pPr>
-            <w:hyperlink w:history="1" r:id="rIdplylniashsypctldrjbk-">
+            <w:hyperlink w:history="1" r:id="rId6gmr_soporf-hzdnbxboh">
               <w:r>
                 <w:rPr>
                   <w:rFonts w:ascii="Arial" w:cs="Arial" w:eastAsia="Arial" w:hAnsi="Arial"/>
@@ -22339,7 +22339,7 @@
               <w:spacing w:after="10" w:before="0"/>
               <w:ind w:left="120"/>
             </w:pPr>
-            <w:hyperlink w:history="1" r:id="rIdkd8xj3ryqzruxreelhhue">
+            <w:hyperlink w:history="1" r:id="rIdsgff2rbwzccjazkwaofr0">
               <w:r>
                 <w:rPr>
                   <w:rFonts w:ascii="Arial" w:cs="Arial" w:eastAsia="Arial" w:hAnsi="Arial"/>
@@ -22384,7 +22384,7 @@
             <w:pPr>
               <w:spacing w:after="20" w:before="0"/>
             </w:pPr>
-            <w:hyperlink w:history="1" r:id="rIdkq8wwb7lnnn4nwlsrezyj">
+            <w:hyperlink w:history="1" r:id="rIds-zgdanlpgsjgkdc6fjrx">
               <w:r>
                 <w:rPr>
                   <w:rFonts w:ascii="Arial" w:cs="Arial" w:eastAsia="Arial" w:hAnsi="Arial"/>
@@ -22417,7 +22417,7 @@
               <w:spacing w:after="10" w:before="0"/>
               <w:ind w:left="120"/>
             </w:pPr>
-            <w:hyperlink w:history="1" r:id="rIdvhymhsv_sjueo5x_iwg4d">
+            <w:hyperlink w:history="1" r:id="rIdhmbat6hsogbp6-uqpt9xu">
               <w:r>
                 <w:rPr>
                   <w:rFonts w:ascii="Arial" w:cs="Arial" w:eastAsia="Arial" w:hAnsi="Arial"/>
@@ -22617,7 +22617,7 @@
             <w:pPr>
               <w:spacing w:after="20" w:before="0"/>
             </w:pPr>
-            <w:hyperlink w:history="1" r:id="rIdea6vsg51hl_omtpdf1xq1">
+            <w:hyperlink w:history="1" r:id="rIdsoewnnq30dqbdkqimel2o">
               <w:r>
                 <w:rPr>
                   <w:rFonts w:ascii="Arial" w:cs="Arial" w:eastAsia="Arial" w:hAnsi="Arial"/>
@@ -22650,7 +22650,7 @@
               <w:spacing w:after="10" w:before="0"/>
               <w:ind w:left="120"/>
             </w:pPr>
-            <w:hyperlink w:history="1" r:id="rIdx2zaz2vbrbmsjyxozfwoa">
+            <w:hyperlink w:history="1" r:id="rIdyibclqbo9fewueevkzz27">
               <w:r>
                 <w:rPr>
                   <w:rFonts w:ascii="Arial" w:cs="Arial" w:eastAsia="Arial" w:hAnsi="Arial"/>
@@ -22695,7 +22695,7 @@
             <w:pPr>
               <w:spacing w:after="20" w:before="0"/>
             </w:pPr>
-            <w:hyperlink w:history="1" r:id="rIdngv5oaoo6qjjt8lmvgv6v">
+            <w:hyperlink w:history="1" r:id="rIdved7xjcsa8m_cjmrvaukl">
               <w:r>
                 <w:rPr>
                   <w:rFonts w:ascii="Arial" w:cs="Arial" w:eastAsia="Arial" w:hAnsi="Arial"/>
@@ -22728,7 +22728,7 @@
               <w:spacing w:after="10" w:before="0"/>
               <w:ind w:left="120"/>
             </w:pPr>
-            <w:hyperlink w:history="1" r:id="rId5fw619h7oodrouesysapd">
+            <w:hyperlink w:history="1" r:id="rId90mmntt4dbjii4mgytg5f">
               <w:r>
                 <w:rPr>
                   <w:rFonts w:ascii="Arial" w:cs="Arial" w:eastAsia="Arial" w:hAnsi="Arial"/>
@@ -22928,7 +22928,7 @@
             <w:pPr>
               <w:spacing w:after="20" w:before="0"/>
             </w:pPr>
-            <w:hyperlink w:history="1" r:id="rId1mp_oc8clppdor_ek3dds">
+            <w:hyperlink w:history="1" r:id="rId2-iu14xrmo_vnm3rcru7q">
               <w:r>
                 <w:rPr>
                   <w:rFonts w:ascii="Arial" w:cs="Arial" w:eastAsia="Arial" w:hAnsi="Arial"/>
@@ -22961,7 +22961,7 @@
               <w:spacing w:after="10" w:before="0"/>
               <w:ind w:left="120"/>
             </w:pPr>
-            <w:hyperlink w:history="1" r:id="rIdnvvvcvgd8mshzms2dhoda">
+            <w:hyperlink w:history="1" r:id="rIdmqmphobiq7cxpxjhsr0wf">
               <w:r>
                 <w:rPr>
                   <w:rFonts w:ascii="Arial" w:cs="Arial" w:eastAsia="Arial" w:hAnsi="Arial"/>
@@ -23006,7 +23006,7 @@
             <w:pPr>
               <w:spacing w:after="20" w:before="0"/>
             </w:pPr>
-            <w:hyperlink w:history="1" r:id="rIdehgpwqdttudioxi-mines">
+            <w:hyperlink w:history="1" r:id="rIduzlwxrygmitrje9lvzalv">
               <w:r>
                 <w:rPr>
                   <w:rFonts w:ascii="Arial" w:cs="Arial" w:eastAsia="Arial" w:hAnsi="Arial"/>
@@ -23039,7 +23039,7 @@
               <w:spacing w:after="10" w:before="0"/>
               <w:ind w:left="120"/>
             </w:pPr>
-            <w:hyperlink w:history="1" r:id="rIdsrryxfkqfi0lnm5gcdbjn">
+            <w:hyperlink w:history="1" r:id="rIdchb1ksf6scucyk5p1zmvh">
               <w:r>
                 <w:rPr>
                   <w:rFonts w:ascii="Arial" w:cs="Arial" w:eastAsia="Arial" w:hAnsi="Arial"/>
@@ -23239,7 +23239,7 @@
             <w:pPr>
               <w:spacing w:after="20" w:before="0"/>
             </w:pPr>
-            <w:hyperlink w:history="1" r:id="rIdie-hv6svmovoxv29srv6a">
+            <w:hyperlink w:history="1" r:id="rIddzfd4bicsvuihnrrcgm2l">
               <w:r>
                 <w:rPr>
                   <w:rFonts w:ascii="Arial" w:cs="Arial" w:eastAsia="Arial" w:hAnsi="Arial"/>
@@ -23288,7 +23288,7 @@
               <w:spacing w:after="10" w:before="0"/>
               <w:ind w:left="120"/>
             </w:pPr>
-            <w:hyperlink w:history="1" r:id="rIdlh2yzmqu8jkv5ejmbvxez">
+            <w:hyperlink w:history="1" r:id="rIdm-ph_eeq_5p2kbvewzht5">
               <w:r>
                 <w:rPr>
                   <w:rFonts w:ascii="Arial" w:cs="Arial" w:eastAsia="Arial" w:hAnsi="Arial"/>
@@ -23333,7 +23333,7 @@
             <w:pPr>
               <w:spacing w:after="20" w:before="0"/>
             </w:pPr>
-            <w:hyperlink w:history="1" r:id="rId-ozautww4w28h1hhdjpdh">
+            <w:hyperlink w:history="1" r:id="rId-zqskqphcsoopq5ysyy-7">
               <w:r>
                 <w:rPr>
                   <w:rFonts w:ascii="Arial" w:cs="Arial" w:eastAsia="Arial" w:hAnsi="Arial"/>
@@ -23382,7 +23382,7 @@
               <w:spacing w:after="10" w:before="0"/>
               <w:ind w:left="120"/>
             </w:pPr>
-            <w:hyperlink w:history="1" r:id="rIdu8validzdc9upbl1lpeny">
+            <w:hyperlink w:history="1" r:id="rId9_wmwaze7lmuwie_qih-7">
               <w:r>
                 <w:rPr>
                   <w:rFonts w:ascii="Arial" w:cs="Arial" w:eastAsia="Arial" w:hAnsi="Arial"/>
@@ -23907,7 +23907,7 @@
         </w:rPr>
         <w:t xml:space="preserve">© 2026 SeaVuria and ARES. Aligned with KICD objectives. Developed by SeaVuria; technical implementation by ARES (with AI assistance from Claude). Licensed under </w:t>
       </w:r>
-      <w:hyperlink w:history="1" r:id="rIdw594ixagz0hyiopegxrcs">
+      <w:hyperlink w:history="1" r:id="rIdj4ywmjopzdza9yhzkki_5">
         <w:r>
           <w:rPr>
             <w:rFonts w:ascii="Arial" w:cs="Arial" w:eastAsia="Arial" w:hAnsi="Arial"/>
@@ -23928,7 +23928,7 @@
         </w:rPr>
         <w:t xml:space="preserve"> (</w:t>
       </w:r>
-      <w:hyperlink w:history="1" r:id="rId_ulatj-_eh_wgr7pxc_c_">
+      <w:hyperlink w:history="1" r:id="rId_5gxnrindxbe-zyt8xzqe">
         <w:r>
           <w:rPr>
             <w:rFonts w:ascii="Arial" w:cs="Arial" w:eastAsia="Arial" w:hAnsi="Arial"/>
@@ -25188,7 +25188,7 @@
             <w:pPr>
               <w:spacing w:after="20" w:before="0"/>
             </w:pPr>
-            <w:hyperlink w:history="1" r:id="rId1wnveubfrex3lajtmv70h">
+            <w:hyperlink w:history="1" r:id="rIdseoxjqqfpsy3cumqsvet-">
               <w:r>
                 <w:rPr>
                   <w:rFonts w:ascii="Arial" w:cs="Arial" w:eastAsia="Arial" w:hAnsi="Arial"/>
@@ -25221,7 +25221,7 @@
               <w:spacing w:after="10" w:before="0"/>
               <w:ind w:left="120"/>
             </w:pPr>
-            <w:hyperlink w:history="1" r:id="rIdgg0nyiaitmg-zzlvhcssk">
+            <w:hyperlink w:history="1" r:id="rIdyydukwgnkim-iabkqql0-">
               <w:r>
                 <w:rPr>
                   <w:rFonts w:ascii="Arial" w:cs="Arial" w:eastAsia="Arial" w:hAnsi="Arial"/>
@@ -25266,7 +25266,7 @@
             <w:pPr>
               <w:spacing w:after="20" w:before="0"/>
             </w:pPr>
-            <w:hyperlink w:history="1" r:id="rIdiemtxttyqsbqug8hfqjgt">
+            <w:hyperlink w:history="1" r:id="rIdpgh3fux6-z3b2j7ui57d5">
               <w:r>
                 <w:rPr>
                   <w:rFonts w:ascii="Arial" w:cs="Arial" w:eastAsia="Arial" w:hAnsi="Arial"/>
@@ -25299,7 +25299,7 @@
               <w:spacing w:after="10" w:before="0"/>
               <w:ind w:left="120"/>
             </w:pPr>
-            <w:hyperlink w:history="1" r:id="rIdil4t4ewxwoch5-nkm0ae6">
+            <w:hyperlink w:history="1" r:id="rId4e_xse16ykrqg_ivcopja">
               <w:r>
                 <w:rPr>
                   <w:rFonts w:ascii="Arial" w:cs="Arial" w:eastAsia="Arial" w:hAnsi="Arial"/>
@@ -25499,7 +25499,7 @@
             <w:pPr>
               <w:spacing w:after="20" w:before="0"/>
             </w:pPr>
-            <w:hyperlink w:history="1" r:id="rIdyiub65xohfjzifrvifx8s">
+            <w:hyperlink w:history="1" r:id="rIdzinllaawf-ht2o6v5i4-d">
               <w:r>
                 <w:rPr>
                   <w:rFonts w:ascii="Arial" w:cs="Arial" w:eastAsia="Arial" w:hAnsi="Arial"/>
@@ -25532,7 +25532,7 @@
               <w:spacing w:after="10" w:before="0"/>
               <w:ind w:left="120"/>
             </w:pPr>
-            <w:hyperlink w:history="1" r:id="rId8atqurzvxz7uy8x_oivp2">
+            <w:hyperlink w:history="1" r:id="rIdvvdbxbd-lbpbk3_y3lxij">
               <w:r>
                 <w:rPr>
                   <w:rFonts w:ascii="Arial" w:cs="Arial" w:eastAsia="Arial" w:hAnsi="Arial"/>
@@ -25577,7 +25577,7 @@
             <w:pPr>
               <w:spacing w:after="20" w:before="0"/>
             </w:pPr>
-            <w:hyperlink w:history="1" r:id="rIdeoiv5kd6ikmb1txa332yk">
+            <w:hyperlink w:history="1" r:id="rIdrips6mvidqh5kd34iecor">
               <w:r>
                 <w:rPr>
                   <w:rFonts w:ascii="Arial" w:cs="Arial" w:eastAsia="Arial" w:hAnsi="Arial"/>
@@ -25610,7 +25610,7 @@
               <w:spacing w:after="10" w:before="0"/>
               <w:ind w:left="120"/>
             </w:pPr>
-            <w:hyperlink w:history="1" r:id="rId2cwhimiemz01afjn7n3kj">
+            <w:hyperlink w:history="1" r:id="rIdwqapd0jyjvts95lovpgeh">
               <w:r>
                 <w:rPr>
                   <w:rFonts w:ascii="Arial" w:cs="Arial" w:eastAsia="Arial" w:hAnsi="Arial"/>
@@ -25810,7 +25810,7 @@
             <w:pPr>
               <w:spacing w:after="20" w:before="0"/>
             </w:pPr>
-            <w:hyperlink w:history="1" r:id="rIdayxwnpwxwsqb2zkidc78_">
+            <w:hyperlink w:history="1" r:id="rIdxkw35busndkoq-iaagbmp">
               <w:r>
                 <w:rPr>
                   <w:rFonts w:ascii="Arial" w:cs="Arial" w:eastAsia="Arial" w:hAnsi="Arial"/>
@@ -25859,7 +25859,7 @@
               <w:spacing w:after="10" w:before="0"/>
               <w:ind w:left="120"/>
             </w:pPr>
-            <w:hyperlink w:history="1" r:id="rIdi6lnl6ktl9rkraip6zwq1">
+            <w:hyperlink w:history="1" r:id="rIdzemaeh4l3p3lg-xh5hoky">
               <w:r>
                 <w:rPr>
                   <w:rFonts w:ascii="Arial" w:cs="Arial" w:eastAsia="Arial" w:hAnsi="Arial"/>
@@ -25904,7 +25904,7 @@
             <w:pPr>
               <w:spacing w:after="20" w:before="0"/>
             </w:pPr>
-            <w:hyperlink w:history="1" r:id="rIdxywpy1tzwjgyvsitgk0uv">
+            <w:hyperlink w:history="1" r:id="rIdxh8p-baa5dgmimiy2swzb">
               <w:r>
                 <w:rPr>
                   <w:rFonts w:ascii="Arial" w:cs="Arial" w:eastAsia="Arial" w:hAnsi="Arial"/>
@@ -25953,7 +25953,7 @@
               <w:spacing w:after="10" w:before="0"/>
               <w:ind w:left="120"/>
             </w:pPr>
-            <w:hyperlink w:history="1" r:id="rIdqe2d33kkox_hdzzxarerf">
+            <w:hyperlink w:history="1" r:id="rIdud2z4ieftbcbhhoms8dfe">
               <w:r>
                 <w:rPr>
                   <w:rFonts w:ascii="Arial" w:cs="Arial" w:eastAsia="Arial" w:hAnsi="Arial"/>
@@ -26153,7 +26153,7 @@
             <w:pPr>
               <w:spacing w:after="20" w:before="0"/>
             </w:pPr>
-            <w:hyperlink w:history="1" r:id="rIdkigirvalv1xmcedmxgikr">
+            <w:hyperlink w:history="1" r:id="rIdxq49dxc8r4ryan7gs56nl">
               <w:r>
                 <w:rPr>
                   <w:rFonts w:ascii="Arial" w:cs="Arial" w:eastAsia="Arial" w:hAnsi="Arial"/>
@@ -26202,7 +26202,7 @@
               <w:spacing w:after="10" w:before="0"/>
               <w:ind w:left="120"/>
             </w:pPr>
-            <w:hyperlink w:history="1" r:id="rId3b74pmkgjbl7mbzk4qaye">
+            <w:hyperlink w:history="1" r:id="rId4jl2pl-6swi7e75x_-t3r">
               <w:r>
                 <w:rPr>
                   <w:rFonts w:ascii="Arial" w:cs="Arial" w:eastAsia="Arial" w:hAnsi="Arial"/>
@@ -26247,7 +26247,7 @@
             <w:pPr>
               <w:spacing w:after="20" w:before="0"/>
             </w:pPr>
-            <w:hyperlink w:history="1" r:id="rId73mfetzkg3uu4pqfynplx">
+            <w:hyperlink w:history="1" r:id="rIdoqsstswz0qhsq3iyzlhc2">
               <w:r>
                 <w:rPr>
                   <w:rFonts w:ascii="Arial" w:cs="Arial" w:eastAsia="Arial" w:hAnsi="Arial"/>
@@ -26296,7 +26296,7 @@
               <w:spacing w:after="10" w:before="0"/>
               <w:ind w:left="120"/>
             </w:pPr>
-            <w:hyperlink w:history="1" r:id="rIdgaqwvuynw-gtyrfbs230i">
+            <w:hyperlink w:history="1" r:id="rIdei5etvyxsymj9y2fidaqz">
               <w:r>
                 <w:rPr>
                   <w:rFonts w:ascii="Arial" w:cs="Arial" w:eastAsia="Arial" w:hAnsi="Arial"/>
@@ -26496,7 +26496,7 @@
             <w:pPr>
               <w:spacing w:after="20" w:before="0"/>
             </w:pPr>
-            <w:hyperlink w:history="1" r:id="rIds79vbgz2j2lfotedkedkz">
+            <w:hyperlink w:history="1" r:id="rIdrvm63p3v-ogonuohyo2bg">
               <w:r>
                 <w:rPr>
                   <w:rFonts w:ascii="Arial" w:cs="Arial" w:eastAsia="Arial" w:hAnsi="Arial"/>
@@ -26529,7 +26529,7 @@
               <w:spacing w:after="10" w:before="0"/>
               <w:ind w:left="120"/>
             </w:pPr>
-            <w:hyperlink w:history="1" r:id="rIdfpdquvlgxvs3la_jm6bqm">
+            <w:hyperlink w:history="1" r:id="rIdcvrr03lgvxnmstv0yltol">
               <w:r>
                 <w:rPr>
                   <w:rFonts w:ascii="Arial" w:cs="Arial" w:eastAsia="Arial" w:hAnsi="Arial"/>
@@ -26574,7 +26574,7 @@
             <w:pPr>
               <w:spacing w:after="20" w:before="0"/>
             </w:pPr>
-            <w:hyperlink w:history="1" r:id="rIdifj0twjabjp45gahexs5c">
+            <w:hyperlink w:history="1" r:id="rId82tslvfzgy2bmvflvkmrx">
               <w:r>
                 <w:rPr>
                   <w:rFonts w:ascii="Arial" w:cs="Arial" w:eastAsia="Arial" w:hAnsi="Arial"/>
@@ -26607,7 +26607,7 @@
               <w:spacing w:after="10" w:before="0"/>
               <w:ind w:left="120"/>
             </w:pPr>
-            <w:hyperlink w:history="1" r:id="rIdnsykim-6et85yl9qvt4qz">
+            <w:hyperlink w:history="1" r:id="rIdobzrltn_nugjori2lqjnd">
               <w:r>
                 <w:rPr>
                   <w:rFonts w:ascii="Arial" w:cs="Arial" w:eastAsia="Arial" w:hAnsi="Arial"/>
@@ -27292,7 +27292,7 @@
         </w:rPr>
         <w:t xml:space="preserve">© 2026 SeaVuria and ARES. Aligned with KICD objectives. Developed by SeaVuria; technical implementation by ARES (with AI assistance from Claude). Licensed under </w:t>
       </w:r>
-      <w:hyperlink w:history="1" r:id="rIdrosqpemyemzwrlzpbi9ll">
+      <w:hyperlink w:history="1" r:id="rIds2vb6tnf97c0u6qb9_7r-">
         <w:r>
           <w:rPr>
             <w:rFonts w:ascii="Arial" w:cs="Arial" w:eastAsia="Arial" w:hAnsi="Arial"/>
@@ -27313,7 +27313,7 @@
         </w:rPr>
         <w:t xml:space="preserve"> (</w:t>
       </w:r>
-      <w:hyperlink w:history="1" r:id="rIdtylbisz4fbcfgkzdnojea">
+      <w:hyperlink w:history="1" r:id="rIdhonrdehdn0b9phglpbltv">
         <w:r>
           <w:rPr>
             <w:rFonts w:ascii="Arial" w:cs="Arial" w:eastAsia="Arial" w:hAnsi="Arial"/>
